--- a/word-drafts/OPC-UA-Schema-Registry.docx
+++ b/word-drafts/OPC-UA-Schema-Registry.docx
@@ -4180,7 +4180,7 @@
       <w:r>
         <w:fldChar w:fldCharType="separate"/>
       </w:r>
-      <w:hyperlink w:anchor="_Toc236289423" w:history="1">
+      <w:hyperlink w:anchor="_Toc236298623" w:history="1">
         <w:r>
           <w:rPr>
             <w:rStyle w:val="Hyperlink"/>
@@ -4221,7 +4221,7 @@
           <w:rPr>
             <w:webHidden/>
           </w:rPr>
-          <w:instrText xml:space="preserve"> PAGEREF _Toc236289423 \h </w:instrText>
+          <w:instrText xml:space="preserve"> PAGEREF _Toc236298623 \h </w:instrText>
         </w:r>
         <w:r>
           <w:rPr>
@@ -4261,7 +4261,7 @@
           <w14:ligatures w14:val="standardContextual"/>
         </w:rPr>
       </w:pPr>
-      <w:hyperlink w:anchor="_Toc236289424" w:history="1">
+      <w:hyperlink w:anchor="_Toc236298624" w:history="1">
         <w:r>
           <w:rPr>
             <w:rStyle w:val="Hyperlink"/>
@@ -4302,7 +4302,7 @@
           <w:rPr>
             <w:webHidden/>
           </w:rPr>
-          <w:instrText xml:space="preserve"> PAGEREF _Toc236289424 \h </w:instrText>
+          <w:instrText xml:space="preserve"> PAGEREF _Toc236298624 \h </w:instrText>
         </w:r>
         <w:r>
           <w:rPr>
@@ -4342,7 +4342,7 @@
           <w14:ligatures w14:val="standardContextual"/>
         </w:rPr>
       </w:pPr>
-      <w:hyperlink w:anchor="_Toc236289425" w:history="1">
+      <w:hyperlink w:anchor="_Toc236298625" w:history="1">
         <w:r>
           <w:rPr>
             <w:rStyle w:val="Hyperlink"/>
@@ -4383,7 +4383,7 @@
           <w:rPr>
             <w:webHidden/>
           </w:rPr>
-          <w:instrText xml:space="preserve"> PAGEREF _Toc236289425 \h </w:instrText>
+          <w:instrText xml:space="preserve"> PAGEREF _Toc236298625 \h </w:instrText>
         </w:r>
         <w:r>
           <w:rPr>
@@ -4423,7 +4423,7 @@
           <w14:ligatures w14:val="standardContextual"/>
         </w:rPr>
       </w:pPr>
-      <w:hyperlink w:anchor="_Toc236289426" w:history="1">
+      <w:hyperlink w:anchor="_Toc236298626" w:history="1">
         <w:r>
           <w:rPr>
             <w:rStyle w:val="Hyperlink"/>
@@ -4464,7 +4464,7 @@
           <w:rPr>
             <w:webHidden/>
           </w:rPr>
-          <w:instrText xml:space="preserve"> PAGEREF _Toc236289426 \h </w:instrText>
+          <w:instrText xml:space="preserve"> PAGEREF _Toc236298626 \h </w:instrText>
         </w:r>
         <w:r>
           <w:rPr>
@@ -4504,7 +4504,7 @@
           <w14:ligatures w14:val="standardContextual"/>
         </w:rPr>
       </w:pPr>
-      <w:hyperlink w:anchor="_Toc236289427" w:history="1">
+      <w:hyperlink w:anchor="_Toc236298627" w:history="1">
         <w:r>
           <w:rPr>
             <w:rStyle w:val="Hyperlink"/>
@@ -4545,7 +4545,7 @@
           <w:rPr>
             <w:webHidden/>
           </w:rPr>
-          <w:instrText xml:space="preserve"> PAGEREF _Toc236289427 \h </w:instrText>
+          <w:instrText xml:space="preserve"> PAGEREF _Toc236298627 \h </w:instrText>
         </w:r>
         <w:r>
           <w:rPr>
@@ -4585,7 +4585,7 @@
           <w14:ligatures w14:val="standardContextual"/>
         </w:rPr>
       </w:pPr>
-      <w:hyperlink w:anchor="_Toc236289428" w:history="1">
+      <w:hyperlink w:anchor="_Toc236298628" w:history="1">
         <w:r>
           <w:rPr>
             <w:rStyle w:val="Hyperlink"/>
@@ -4626,7 +4626,7 @@
           <w:rPr>
             <w:webHidden/>
           </w:rPr>
-          <w:instrText xml:space="preserve"> PAGEREF _Toc236289428 \h </w:instrText>
+          <w:instrText xml:space="preserve"> PAGEREF _Toc236298628 \h </w:instrText>
         </w:r>
         <w:r>
           <w:rPr>
@@ -4666,7 +4666,7 @@
           <w14:ligatures w14:val="standardContextual"/>
         </w:rPr>
       </w:pPr>
-      <w:hyperlink w:anchor="_Toc236289429" w:history="1">
+      <w:hyperlink w:anchor="_Toc236298629" w:history="1">
         <w:r>
           <w:rPr>
             <w:rStyle w:val="Hyperlink"/>
@@ -4707,7 +4707,7 @@
           <w:rPr>
             <w:webHidden/>
           </w:rPr>
-          <w:instrText xml:space="preserve"> PAGEREF _Toc236289429 \h </w:instrText>
+          <w:instrText xml:space="preserve"> PAGEREF _Toc236298629 \h </w:instrText>
         </w:r>
         <w:r>
           <w:rPr>
@@ -4747,7 +4747,7 @@
           <w14:ligatures w14:val="standardContextual"/>
         </w:rPr>
       </w:pPr>
-      <w:hyperlink w:anchor="_Toc236289430" w:history="1">
+      <w:hyperlink w:anchor="_Toc236298630" w:history="1">
         <w:r>
           <w:rPr>
             <w:rStyle w:val="Hyperlink"/>
@@ -4788,7 +4788,7 @@
           <w:rPr>
             <w:webHidden/>
           </w:rPr>
-          <w:instrText xml:space="preserve"> PAGEREF _Toc236289430 \h </w:instrText>
+          <w:instrText xml:space="preserve"> PAGEREF _Toc236298630 \h </w:instrText>
         </w:r>
         <w:r>
           <w:rPr>
@@ -4828,7 +4828,7 @@
           <w14:ligatures w14:val="standardContextual"/>
         </w:rPr>
       </w:pPr>
-      <w:hyperlink w:anchor="_Toc236289431" w:history="1">
+      <w:hyperlink w:anchor="_Toc236298631" w:history="1">
         <w:r>
           <w:rPr>
             <w:rStyle w:val="Hyperlink"/>
@@ -4869,7 +4869,7 @@
           <w:rPr>
             <w:webHidden/>
           </w:rPr>
-          <w:instrText xml:space="preserve"> PAGEREF _Toc236289431 \h </w:instrText>
+          <w:instrText xml:space="preserve"> PAGEREF _Toc236298631 \h </w:instrText>
         </w:r>
         <w:r>
           <w:rPr>
@@ -4909,7 +4909,7 @@
           <w14:ligatures w14:val="standardContextual"/>
         </w:rPr>
       </w:pPr>
-      <w:hyperlink w:anchor="_Toc236289432" w:history="1">
+      <w:hyperlink w:anchor="_Toc236298632" w:history="1">
         <w:r>
           <w:rPr>
             <w:rStyle w:val="Hyperlink"/>
@@ -4950,7 +4950,7 @@
           <w:rPr>
             <w:webHidden/>
           </w:rPr>
-          <w:instrText xml:space="preserve"> PAGEREF _Toc236289432 \h </w:instrText>
+          <w:instrText xml:space="preserve"> PAGEREF _Toc236298632 \h </w:instrText>
         </w:r>
         <w:r>
           <w:rPr>
@@ -4990,7 +4990,7 @@
           <w14:ligatures w14:val="standardContextual"/>
         </w:rPr>
       </w:pPr>
-      <w:hyperlink w:anchor="_Toc236289433" w:history="1">
+      <w:hyperlink w:anchor="_Toc236298633" w:history="1">
         <w:r>
           <w:rPr>
             <w:rStyle w:val="Hyperlink"/>
@@ -5031,7 +5031,7 @@
           <w:rPr>
             <w:webHidden/>
           </w:rPr>
-          <w:instrText xml:space="preserve"> PAGEREF _Toc236289433 \h </w:instrText>
+          <w:instrText xml:space="preserve"> PAGEREF _Toc236298633 \h </w:instrText>
         </w:r>
         <w:r>
           <w:rPr>
@@ -5071,7 +5071,7 @@
           <w14:ligatures w14:val="standardContextual"/>
         </w:rPr>
       </w:pPr>
-      <w:hyperlink w:anchor="_Toc236289434" w:history="1">
+      <w:hyperlink w:anchor="_Toc236298634" w:history="1">
         <w:r>
           <w:rPr>
             <w:rStyle w:val="Hyperlink"/>
@@ -5112,7 +5112,7 @@
           <w:rPr>
             <w:webHidden/>
           </w:rPr>
-          <w:instrText xml:space="preserve"> PAGEREF _Toc236289434 \h </w:instrText>
+          <w:instrText xml:space="preserve"> PAGEREF _Toc236298634 \h </w:instrText>
         </w:r>
         <w:r>
           <w:rPr>
@@ -5152,7 +5152,7 @@
           <w14:ligatures w14:val="standardContextual"/>
         </w:rPr>
       </w:pPr>
-      <w:hyperlink w:anchor="_Toc236289435" w:history="1">
+      <w:hyperlink w:anchor="_Toc236298635" w:history="1">
         <w:r>
           <w:rPr>
             <w:rStyle w:val="Hyperlink"/>
@@ -5193,7 +5193,7 @@
           <w:rPr>
             <w:webHidden/>
           </w:rPr>
-          <w:instrText xml:space="preserve"> PAGEREF _Toc236289435 \h </w:instrText>
+          <w:instrText xml:space="preserve"> PAGEREF _Toc236298635 \h </w:instrText>
         </w:r>
         <w:r>
           <w:rPr>
@@ -5233,7 +5233,7 @@
           <w14:ligatures w14:val="standardContextual"/>
         </w:rPr>
       </w:pPr>
-      <w:hyperlink w:anchor="_Toc236289436" w:history="1">
+      <w:hyperlink w:anchor="_Toc236298636" w:history="1">
         <w:r>
           <w:rPr>
             <w:rStyle w:val="Hyperlink"/>
@@ -5274,7 +5274,7 @@
           <w:rPr>
             <w:webHidden/>
           </w:rPr>
-          <w:instrText xml:space="preserve"> PAGEREF _Toc236289436 \h </w:instrText>
+          <w:instrText xml:space="preserve"> PAGEREF _Toc236298636 \h </w:instrText>
         </w:r>
         <w:r>
           <w:rPr>
@@ -5314,7 +5314,7 @@
           <w14:ligatures w14:val="standardContextual"/>
         </w:rPr>
       </w:pPr>
-      <w:hyperlink w:anchor="_Toc236289437" w:history="1">
+      <w:hyperlink w:anchor="_Toc236298637" w:history="1">
         <w:r>
           <w:rPr>
             <w:rStyle w:val="Hyperlink"/>
@@ -5355,7 +5355,7 @@
           <w:rPr>
             <w:webHidden/>
           </w:rPr>
-          <w:instrText xml:space="preserve"> PAGEREF _Toc236289437 \h </w:instrText>
+          <w:instrText xml:space="preserve"> PAGEREF _Toc236298637 \h </w:instrText>
         </w:r>
         <w:r>
           <w:rPr>
@@ -5395,7 +5395,7 @@
           <w14:ligatures w14:val="standardContextual"/>
         </w:rPr>
       </w:pPr>
-      <w:hyperlink w:anchor="_Toc236289438" w:history="1">
+      <w:hyperlink w:anchor="_Toc236298638" w:history="1">
         <w:r>
           <w:rPr>
             <w:rStyle w:val="Hyperlink"/>
@@ -5436,7 +5436,7 @@
           <w:rPr>
             <w:webHidden/>
           </w:rPr>
-          <w:instrText xml:space="preserve"> PAGEREF _Toc236289438 \h </w:instrText>
+          <w:instrText xml:space="preserve"> PAGEREF _Toc236298638 \h </w:instrText>
         </w:r>
         <w:r>
           <w:rPr>
@@ -5476,7 +5476,7 @@
           <w14:ligatures w14:val="standardContextual"/>
         </w:rPr>
       </w:pPr>
-      <w:hyperlink w:anchor="_Toc236289439" w:history="1">
+      <w:hyperlink w:anchor="_Toc236298639" w:history="1">
         <w:r>
           <w:rPr>
             <w:rStyle w:val="Hyperlink"/>
@@ -5517,7 +5517,7 @@
           <w:rPr>
             <w:webHidden/>
           </w:rPr>
-          <w:instrText xml:space="preserve"> PAGEREF _Toc236289439 \h </w:instrText>
+          <w:instrText xml:space="preserve"> PAGEREF _Toc236298639 \h </w:instrText>
         </w:r>
         <w:r>
           <w:rPr>
@@ -5557,7 +5557,7 @@
           <w14:ligatures w14:val="standardContextual"/>
         </w:rPr>
       </w:pPr>
-      <w:hyperlink w:anchor="_Toc236289440" w:history="1">
+      <w:hyperlink w:anchor="_Toc236298640" w:history="1">
         <w:r>
           <w:rPr>
             <w:rStyle w:val="Hyperlink"/>
@@ -5598,7 +5598,7 @@
           <w:rPr>
             <w:webHidden/>
           </w:rPr>
-          <w:instrText xml:space="preserve"> PAGEREF _Toc236289440 \h </w:instrText>
+          <w:instrText xml:space="preserve"> PAGEREF _Toc236298640 \h </w:instrText>
         </w:r>
         <w:r>
           <w:rPr>
@@ -5638,7 +5638,7 @@
           <w14:ligatures w14:val="standardContextual"/>
         </w:rPr>
       </w:pPr>
-      <w:hyperlink w:anchor="_Toc236289441" w:history="1">
+      <w:hyperlink w:anchor="_Toc236298641" w:history="1">
         <w:r>
           <w:rPr>
             <w:rStyle w:val="Hyperlink"/>
@@ -5679,7 +5679,7 @@
           <w:rPr>
             <w:webHidden/>
           </w:rPr>
-          <w:instrText xml:space="preserve"> PAGEREF _Toc236289441 \h </w:instrText>
+          <w:instrText xml:space="preserve"> PAGEREF _Toc236298641 \h </w:instrText>
         </w:r>
         <w:r>
           <w:rPr>
@@ -5719,7 +5719,7 @@
           <w14:ligatures w14:val="standardContextual"/>
         </w:rPr>
       </w:pPr>
-      <w:hyperlink w:anchor="_Toc236289442" w:history="1">
+      <w:hyperlink w:anchor="_Toc236298642" w:history="1">
         <w:r>
           <w:rPr>
             <w:rStyle w:val="Hyperlink"/>
@@ -5760,7 +5760,7 @@
           <w:rPr>
             <w:webHidden/>
           </w:rPr>
-          <w:instrText xml:space="preserve"> PAGEREF _Toc236289442 \h </w:instrText>
+          <w:instrText xml:space="preserve"> PAGEREF _Toc236298642 \h </w:instrText>
         </w:r>
         <w:r>
           <w:rPr>
@@ -5800,7 +5800,7 @@
           <w14:ligatures w14:val="standardContextual"/>
         </w:rPr>
       </w:pPr>
-      <w:hyperlink w:anchor="_Toc236289443" w:history="1">
+      <w:hyperlink w:anchor="_Toc236298643" w:history="1">
         <w:r>
           <w:rPr>
             <w:rStyle w:val="Hyperlink"/>
@@ -5841,7 +5841,7 @@
           <w:rPr>
             <w:webHidden/>
           </w:rPr>
-          <w:instrText xml:space="preserve"> PAGEREF _Toc236289443 \h </w:instrText>
+          <w:instrText xml:space="preserve"> PAGEREF _Toc236298643 \h </w:instrText>
         </w:r>
         <w:r>
           <w:rPr>
@@ -5881,7 +5881,7 @@
           <w14:ligatures w14:val="standardContextual"/>
         </w:rPr>
       </w:pPr>
-      <w:hyperlink w:anchor="_Toc236289444" w:history="1">
+      <w:hyperlink w:anchor="_Toc236298644" w:history="1">
         <w:r>
           <w:rPr>
             <w:rStyle w:val="Hyperlink"/>
@@ -5922,7 +5922,7 @@
           <w:rPr>
             <w:webHidden/>
           </w:rPr>
-          <w:instrText xml:space="preserve"> PAGEREF _Toc236289444 \h </w:instrText>
+          <w:instrText xml:space="preserve"> PAGEREF _Toc236298644 \h </w:instrText>
         </w:r>
         <w:r>
           <w:rPr>
@@ -5962,7 +5962,7 @@
           <w14:ligatures w14:val="standardContextual"/>
         </w:rPr>
       </w:pPr>
-      <w:hyperlink w:anchor="_Toc236289445" w:history="1">
+      <w:hyperlink w:anchor="_Toc236298645" w:history="1">
         <w:r>
           <w:rPr>
             <w:rStyle w:val="Hyperlink"/>
@@ -6003,7 +6003,7 @@
           <w:rPr>
             <w:webHidden/>
           </w:rPr>
-          <w:instrText xml:space="preserve"> PAGEREF _Toc236289445 \h </w:instrText>
+          <w:instrText xml:space="preserve"> PAGEREF _Toc236298645 \h </w:instrText>
         </w:r>
         <w:r>
           <w:rPr>
@@ -6043,7 +6043,7 @@
           <w14:ligatures w14:val="standardContextual"/>
         </w:rPr>
       </w:pPr>
-      <w:hyperlink w:anchor="_Toc236289446" w:history="1">
+      <w:hyperlink w:anchor="_Toc236298646" w:history="1">
         <w:r>
           <w:rPr>
             <w:rStyle w:val="Hyperlink"/>
@@ -6084,7 +6084,7 @@
           <w:rPr>
             <w:webHidden/>
           </w:rPr>
-          <w:instrText xml:space="preserve"> PAGEREF _Toc236289446 \h </w:instrText>
+          <w:instrText xml:space="preserve"> PAGEREF _Toc236298646 \h </w:instrText>
         </w:r>
         <w:r>
           <w:rPr>
@@ -6124,7 +6124,7 @@
           <w14:ligatures w14:val="standardContextual"/>
         </w:rPr>
       </w:pPr>
-      <w:hyperlink w:anchor="_Toc236289447" w:history="1">
+      <w:hyperlink w:anchor="_Toc236298647" w:history="1">
         <w:r>
           <w:rPr>
             <w:rStyle w:val="Hyperlink"/>
@@ -6165,7 +6165,7 @@
           <w:rPr>
             <w:webHidden/>
           </w:rPr>
-          <w:instrText xml:space="preserve"> PAGEREF _Toc236289447 \h </w:instrText>
+          <w:instrText xml:space="preserve"> PAGEREF _Toc236298647 \h </w:instrText>
         </w:r>
         <w:r>
           <w:rPr>
@@ -6205,7 +6205,7 @@
           <w14:ligatures w14:val="standardContextual"/>
         </w:rPr>
       </w:pPr>
-      <w:hyperlink w:anchor="_Toc236289448" w:history="1">
+      <w:hyperlink w:anchor="_Toc236298648" w:history="1">
         <w:r>
           <w:rPr>
             <w:rStyle w:val="Hyperlink"/>
@@ -6246,7 +6246,7 @@
           <w:rPr>
             <w:webHidden/>
           </w:rPr>
-          <w:instrText xml:space="preserve"> PAGEREF _Toc236289448 \h </w:instrText>
+          <w:instrText xml:space="preserve"> PAGEREF _Toc236298648 \h </w:instrText>
         </w:r>
         <w:r>
           <w:rPr>
@@ -6286,7 +6286,7 @@
           <w14:ligatures w14:val="standardContextual"/>
         </w:rPr>
       </w:pPr>
-      <w:hyperlink w:anchor="_Toc236289449" w:history="1">
+      <w:hyperlink w:anchor="_Toc236298649" w:history="1">
         <w:r>
           <w:rPr>
             <w:rStyle w:val="Hyperlink"/>
@@ -6327,7 +6327,7 @@
           <w:rPr>
             <w:webHidden/>
           </w:rPr>
-          <w:instrText xml:space="preserve"> PAGEREF _Toc236289449 \h </w:instrText>
+          <w:instrText xml:space="preserve"> PAGEREF _Toc236298649 \h </w:instrText>
         </w:r>
         <w:r>
           <w:rPr>
@@ -6367,7 +6367,7 @@
           <w14:ligatures w14:val="standardContextual"/>
         </w:rPr>
       </w:pPr>
-      <w:hyperlink w:anchor="_Toc236289450" w:history="1">
+      <w:hyperlink w:anchor="_Toc236298650" w:history="1">
         <w:r>
           <w:rPr>
             <w:rStyle w:val="Hyperlink"/>
@@ -6408,7 +6408,7 @@
           <w:rPr>
             <w:webHidden/>
           </w:rPr>
-          <w:instrText xml:space="preserve"> PAGEREF _Toc236289450 \h </w:instrText>
+          <w:instrText xml:space="preserve"> PAGEREF _Toc236298650 \h </w:instrText>
         </w:r>
         <w:r>
           <w:rPr>
@@ -6448,7 +6448,7 @@
           <w14:ligatures w14:val="standardContextual"/>
         </w:rPr>
       </w:pPr>
-      <w:hyperlink w:anchor="_Toc236289451" w:history="1">
+      <w:hyperlink w:anchor="_Toc236298651" w:history="1">
         <w:r>
           <w:rPr>
             <w:rStyle w:val="Hyperlink"/>
@@ -6489,7 +6489,7 @@
           <w:rPr>
             <w:webHidden/>
           </w:rPr>
-          <w:instrText xml:space="preserve"> PAGEREF _Toc236289451 \h </w:instrText>
+          <w:instrText xml:space="preserve"> PAGEREF _Toc236298651 \h </w:instrText>
         </w:r>
         <w:r>
           <w:rPr>
@@ -6529,7 +6529,7 @@
           <w14:ligatures w14:val="standardContextual"/>
         </w:rPr>
       </w:pPr>
-      <w:hyperlink w:anchor="_Toc236289452" w:history="1">
+      <w:hyperlink w:anchor="_Toc236298652" w:history="1">
         <w:r>
           <w:rPr>
             <w:rStyle w:val="Hyperlink"/>
@@ -6570,7 +6570,7 @@
           <w:rPr>
             <w:webHidden/>
           </w:rPr>
-          <w:instrText xml:space="preserve"> PAGEREF _Toc236289452 \h </w:instrText>
+          <w:instrText xml:space="preserve"> PAGEREF _Toc236298652 \h </w:instrText>
         </w:r>
         <w:r>
           <w:rPr>
@@ -6610,7 +6610,7 @@
           <w14:ligatures w14:val="standardContextual"/>
         </w:rPr>
       </w:pPr>
-      <w:hyperlink w:anchor="_Toc236289453" w:history="1">
+      <w:hyperlink w:anchor="_Toc236298653" w:history="1">
         <w:r>
           <w:rPr>
             <w:rStyle w:val="Hyperlink"/>
@@ -6651,7 +6651,7 @@
           <w:rPr>
             <w:webHidden/>
           </w:rPr>
-          <w:instrText xml:space="preserve"> PAGEREF _Toc236289453 \h </w:instrText>
+          <w:instrText xml:space="preserve"> PAGEREF _Toc236298653 \h </w:instrText>
         </w:r>
         <w:r>
           <w:rPr>
@@ -6691,7 +6691,7 @@
           <w14:ligatures w14:val="standardContextual"/>
         </w:rPr>
       </w:pPr>
-      <w:hyperlink w:anchor="_Toc236289454" w:history="1">
+      <w:hyperlink w:anchor="_Toc236298654" w:history="1">
         <w:r>
           <w:rPr>
             <w:rStyle w:val="Hyperlink"/>
@@ -6732,7 +6732,7 @@
           <w:rPr>
             <w:webHidden/>
           </w:rPr>
-          <w:instrText xml:space="preserve"> PAGEREF _Toc236289454 \h </w:instrText>
+          <w:instrText xml:space="preserve"> PAGEREF _Toc236298654 \h </w:instrText>
         </w:r>
         <w:r>
           <w:rPr>
@@ -6772,7 +6772,7 @@
           <w14:ligatures w14:val="standardContextual"/>
         </w:rPr>
       </w:pPr>
-      <w:hyperlink w:anchor="_Toc236289455" w:history="1">
+      <w:hyperlink w:anchor="_Toc236298655" w:history="1">
         <w:r>
           <w:rPr>
             <w:rStyle w:val="Hyperlink"/>
@@ -6813,7 +6813,7 @@
           <w:rPr>
             <w:webHidden/>
           </w:rPr>
-          <w:instrText xml:space="preserve"> PAGEREF _Toc236289455 \h </w:instrText>
+          <w:instrText xml:space="preserve"> PAGEREF _Toc236298655 \h </w:instrText>
         </w:r>
         <w:r>
           <w:rPr>
@@ -6853,7 +6853,7 @@
           <w14:ligatures w14:val="standardContextual"/>
         </w:rPr>
       </w:pPr>
-      <w:hyperlink w:anchor="_Toc236289456" w:history="1">
+      <w:hyperlink w:anchor="_Toc236298656" w:history="1">
         <w:r>
           <w:rPr>
             <w:rStyle w:val="Hyperlink"/>
@@ -6894,7 +6894,7 @@
           <w:rPr>
             <w:webHidden/>
           </w:rPr>
-          <w:instrText xml:space="preserve"> PAGEREF _Toc236289456 \h </w:instrText>
+          <w:instrText xml:space="preserve"> PAGEREF _Toc236298656 \h </w:instrText>
         </w:r>
         <w:r>
           <w:rPr>
@@ -6934,7 +6934,7 @@
           <w14:ligatures w14:val="standardContextual"/>
         </w:rPr>
       </w:pPr>
-      <w:hyperlink w:anchor="_Toc236289457" w:history="1">
+      <w:hyperlink w:anchor="_Toc236298657" w:history="1">
         <w:r>
           <w:rPr>
             <w:rStyle w:val="Hyperlink"/>
@@ -6975,7 +6975,7 @@
           <w:rPr>
             <w:webHidden/>
           </w:rPr>
-          <w:instrText xml:space="preserve"> PAGEREF _Toc236289457 \h </w:instrText>
+          <w:instrText xml:space="preserve"> PAGEREF _Toc236298657 \h </w:instrText>
         </w:r>
         <w:r>
           <w:rPr>
@@ -7015,7 +7015,7 @@
           <w14:ligatures w14:val="standardContextual"/>
         </w:rPr>
       </w:pPr>
-      <w:hyperlink w:anchor="_Toc236289458" w:history="1">
+      <w:hyperlink w:anchor="_Toc236298658" w:history="1">
         <w:r>
           <w:rPr>
             <w:rStyle w:val="Hyperlink"/>
@@ -7056,7 +7056,7 @@
           <w:rPr>
             <w:webHidden/>
           </w:rPr>
-          <w:instrText xml:space="preserve"> PAGEREF _Toc236289458 \h </w:instrText>
+          <w:instrText xml:space="preserve"> PAGEREF _Toc236298658 \h </w:instrText>
         </w:r>
         <w:r>
           <w:rPr>
@@ -7096,7 +7096,7 @@
           <w14:ligatures w14:val="standardContextual"/>
         </w:rPr>
       </w:pPr>
-      <w:hyperlink w:anchor="_Toc236289459" w:history="1">
+      <w:hyperlink w:anchor="_Toc236298659" w:history="1">
         <w:r>
           <w:rPr>
             <w:rStyle w:val="Hyperlink"/>
@@ -7137,7 +7137,7 @@
           <w:rPr>
             <w:webHidden/>
           </w:rPr>
-          <w:instrText xml:space="preserve"> PAGEREF _Toc236289459 \h </w:instrText>
+          <w:instrText xml:space="preserve"> PAGEREF _Toc236298659 \h </w:instrText>
         </w:r>
         <w:r>
           <w:rPr>
@@ -7177,7 +7177,7 @@
           <w14:ligatures w14:val="standardContextual"/>
         </w:rPr>
       </w:pPr>
-      <w:hyperlink w:anchor="_Toc236289460" w:history="1">
+      <w:hyperlink w:anchor="_Toc236298660" w:history="1">
         <w:r>
           <w:rPr>
             <w:rStyle w:val="Hyperlink"/>
@@ -7218,7 +7218,7 @@
           <w:rPr>
             <w:webHidden/>
           </w:rPr>
-          <w:instrText xml:space="preserve"> PAGEREF _Toc236289460 \h </w:instrText>
+          <w:instrText xml:space="preserve"> PAGEREF _Toc236298660 \h </w:instrText>
         </w:r>
         <w:r>
           <w:rPr>
@@ -7258,7 +7258,7 @@
           <w14:ligatures w14:val="standardContextual"/>
         </w:rPr>
       </w:pPr>
-      <w:hyperlink w:anchor="_Toc236289461" w:history="1">
+      <w:hyperlink w:anchor="_Toc236298661" w:history="1">
         <w:r>
           <w:rPr>
             <w:rStyle w:val="Hyperlink"/>
@@ -7299,7 +7299,7 @@
           <w:rPr>
             <w:webHidden/>
           </w:rPr>
-          <w:instrText xml:space="preserve"> PAGEREF _Toc236289461 \h </w:instrText>
+          <w:instrText xml:space="preserve"> PAGEREF _Toc236298661 \h </w:instrText>
         </w:r>
         <w:r>
           <w:rPr>
@@ -7339,7 +7339,7 @@
           <w14:ligatures w14:val="standardContextual"/>
         </w:rPr>
       </w:pPr>
-      <w:hyperlink w:anchor="_Toc236289462" w:history="1">
+      <w:hyperlink w:anchor="_Toc236298662" w:history="1">
         <w:r>
           <w:rPr>
             <w:rStyle w:val="Hyperlink"/>
@@ -7380,7 +7380,7 @@
           <w:rPr>
             <w:webHidden/>
           </w:rPr>
-          <w:instrText xml:space="preserve"> PAGEREF _Toc236289462 \h </w:instrText>
+          <w:instrText xml:space="preserve"> PAGEREF _Toc236298662 \h </w:instrText>
         </w:r>
         <w:r>
           <w:rPr>
@@ -7420,7 +7420,7 @@
           <w14:ligatures w14:val="standardContextual"/>
         </w:rPr>
       </w:pPr>
-      <w:hyperlink w:anchor="_Toc236289463" w:history="1">
+      <w:hyperlink w:anchor="_Toc236298663" w:history="1">
         <w:r>
           <w:rPr>
             <w:rStyle w:val="Hyperlink"/>
@@ -7461,7 +7461,7 @@
           <w:rPr>
             <w:webHidden/>
           </w:rPr>
-          <w:instrText xml:space="preserve"> PAGEREF _Toc236289463 \h </w:instrText>
+          <w:instrText xml:space="preserve"> PAGEREF _Toc236298663 \h </w:instrText>
         </w:r>
         <w:r>
           <w:rPr>
@@ -7501,7 +7501,7 @@
           <w14:ligatures w14:val="standardContextual"/>
         </w:rPr>
       </w:pPr>
-      <w:hyperlink w:anchor="_Toc236289464" w:history="1">
+      <w:hyperlink w:anchor="_Toc236298664" w:history="1">
         <w:r>
           <w:rPr>
             <w:rStyle w:val="Hyperlink"/>
@@ -7542,7 +7542,7 @@
           <w:rPr>
             <w:webHidden/>
           </w:rPr>
-          <w:instrText xml:space="preserve"> PAGEREF _Toc236289464 \h </w:instrText>
+          <w:instrText xml:space="preserve"> PAGEREF _Toc236298664 \h </w:instrText>
         </w:r>
         <w:r>
           <w:rPr>
@@ -7582,7 +7582,7 @@
           <w14:ligatures w14:val="standardContextual"/>
         </w:rPr>
       </w:pPr>
-      <w:hyperlink w:anchor="_Toc236289465" w:history="1">
+      <w:hyperlink w:anchor="_Toc236298665" w:history="1">
         <w:r>
           <w:rPr>
             <w:rStyle w:val="Hyperlink"/>
@@ -7623,7 +7623,7 @@
           <w:rPr>
             <w:webHidden/>
           </w:rPr>
-          <w:instrText xml:space="preserve"> PAGEREF _Toc236289465 \h </w:instrText>
+          <w:instrText xml:space="preserve"> PAGEREF _Toc236298665 \h </w:instrText>
         </w:r>
         <w:r>
           <w:rPr>
@@ -7663,7 +7663,7 @@
           <w14:ligatures w14:val="standardContextual"/>
         </w:rPr>
       </w:pPr>
-      <w:hyperlink w:anchor="_Toc236289466" w:history="1">
+      <w:hyperlink w:anchor="_Toc236298666" w:history="1">
         <w:r>
           <w:rPr>
             <w:rStyle w:val="Hyperlink"/>
@@ -7704,7 +7704,7 @@
           <w:rPr>
             <w:webHidden/>
           </w:rPr>
-          <w:instrText xml:space="preserve"> PAGEREF _Toc236289466 \h </w:instrText>
+          <w:instrText xml:space="preserve"> PAGEREF _Toc236298666 \h </w:instrText>
         </w:r>
         <w:r>
           <w:rPr>
@@ -7744,7 +7744,7 @@
           <w14:ligatures w14:val="standardContextual"/>
         </w:rPr>
       </w:pPr>
-      <w:hyperlink w:anchor="_Toc236289467" w:history="1">
+      <w:hyperlink w:anchor="_Toc236298667" w:history="1">
         <w:r>
           <w:rPr>
             <w:rStyle w:val="Hyperlink"/>
@@ -7785,7 +7785,7 @@
           <w:rPr>
             <w:webHidden/>
           </w:rPr>
-          <w:instrText xml:space="preserve"> PAGEREF _Toc236289467 \h </w:instrText>
+          <w:instrText xml:space="preserve"> PAGEREF _Toc236298667 \h </w:instrText>
         </w:r>
         <w:r>
           <w:rPr>
@@ -7825,7 +7825,7 @@
           <w14:ligatures w14:val="standardContextual"/>
         </w:rPr>
       </w:pPr>
-      <w:hyperlink w:anchor="_Toc236289468" w:history="1">
+      <w:hyperlink w:anchor="_Toc236298668" w:history="1">
         <w:r>
           <w:rPr>
             <w:rStyle w:val="Hyperlink"/>
@@ -7866,7 +7866,7 @@
           <w:rPr>
             <w:webHidden/>
           </w:rPr>
-          <w:instrText xml:space="preserve"> PAGEREF _Toc236289468 \h </w:instrText>
+          <w:instrText xml:space="preserve"> PAGEREF _Toc236298668 \h </w:instrText>
         </w:r>
         <w:r>
           <w:rPr>
@@ -7906,7 +7906,7 @@
           <w14:ligatures w14:val="standardContextual"/>
         </w:rPr>
       </w:pPr>
-      <w:hyperlink w:anchor="_Toc236289469" w:history="1">
+      <w:hyperlink w:anchor="_Toc236298669" w:history="1">
         <w:r>
           <w:rPr>
             <w:rStyle w:val="Hyperlink"/>
@@ -7947,7 +7947,7 @@
           <w:rPr>
             <w:webHidden/>
           </w:rPr>
-          <w:instrText xml:space="preserve"> PAGEREF _Toc236289469 \h </w:instrText>
+          <w:instrText xml:space="preserve"> PAGEREF _Toc236298669 \h </w:instrText>
         </w:r>
         <w:r>
           <w:rPr>
@@ -7987,7 +7987,7 @@
           <w14:ligatures w14:val="standardContextual"/>
         </w:rPr>
       </w:pPr>
-      <w:hyperlink w:anchor="_Toc236289470" w:history="1">
+      <w:hyperlink w:anchor="_Toc236298670" w:history="1">
         <w:r>
           <w:rPr>
             <w:rStyle w:val="Hyperlink"/>
@@ -8028,7 +8028,7 @@
           <w:rPr>
             <w:webHidden/>
           </w:rPr>
-          <w:instrText xml:space="preserve"> PAGEREF _Toc236289470 \h </w:instrText>
+          <w:instrText xml:space="preserve"> PAGEREF _Toc236298670 \h </w:instrText>
         </w:r>
         <w:r>
           <w:rPr>
@@ -8068,7 +8068,7 @@
           <w14:ligatures w14:val="standardContextual"/>
         </w:rPr>
       </w:pPr>
-      <w:hyperlink w:anchor="_Toc236289471" w:history="1">
+      <w:hyperlink w:anchor="_Toc236298671" w:history="1">
         <w:r>
           <w:rPr>
             <w:rStyle w:val="Hyperlink"/>
@@ -8091,7 +8091,7 @@
           <w:rPr>
             <w:webHidden/>
           </w:rPr>
-          <w:instrText xml:space="preserve"> PAGEREF _Toc236289471 \h </w:instrText>
+          <w:instrText xml:space="preserve"> PAGEREF _Toc236298671 \h </w:instrText>
         </w:r>
         <w:r>
           <w:rPr>
@@ -8131,7 +8131,7 @@
           <w14:ligatures w14:val="standardContextual"/>
         </w:rPr>
       </w:pPr>
-      <w:hyperlink w:anchor="_Toc236289472" w:history="1">
+      <w:hyperlink w:anchor="_Toc236298672" w:history="1">
         <w:r>
           <w:rPr>
             <w:rStyle w:val="Hyperlink"/>
@@ -8172,7 +8172,7 @@
           <w:rPr>
             <w:webHidden/>
           </w:rPr>
-          <w:instrText xml:space="preserve"> PAGEREF _Toc236289472 \h </w:instrText>
+          <w:instrText xml:space="preserve"> PAGEREF _Toc236298672 \h </w:instrText>
         </w:r>
         <w:r>
           <w:rPr>
@@ -8212,7 +8212,7 @@
           <w14:ligatures w14:val="standardContextual"/>
         </w:rPr>
       </w:pPr>
-      <w:hyperlink w:anchor="_Toc236289473" w:history="1">
+      <w:hyperlink w:anchor="_Toc236298673" w:history="1">
         <w:r>
           <w:rPr>
             <w:rStyle w:val="Hyperlink"/>
@@ -8253,7 +8253,7 @@
           <w:rPr>
             <w:webHidden/>
           </w:rPr>
-          <w:instrText xml:space="preserve"> PAGEREF _Toc236289473 \h </w:instrText>
+          <w:instrText xml:space="preserve"> PAGEREF _Toc236298673 \h </w:instrText>
         </w:r>
         <w:r>
           <w:rPr>
@@ -8293,7 +8293,7 @@
           <w14:ligatures w14:val="standardContextual"/>
         </w:rPr>
       </w:pPr>
-      <w:hyperlink w:anchor="_Toc236289474" w:history="1">
+      <w:hyperlink w:anchor="_Toc236298674" w:history="1">
         <w:r>
           <w:rPr>
             <w:rStyle w:val="Hyperlink"/>
@@ -8334,7 +8334,7 @@
           <w:rPr>
             <w:webHidden/>
           </w:rPr>
-          <w:instrText xml:space="preserve"> PAGEREF _Toc236289474 \h </w:instrText>
+          <w:instrText xml:space="preserve"> PAGEREF _Toc236298674 \h </w:instrText>
         </w:r>
         <w:r>
           <w:rPr>
@@ -8374,7 +8374,7 @@
           <w14:ligatures w14:val="standardContextual"/>
         </w:rPr>
       </w:pPr>
-      <w:hyperlink w:anchor="_Toc236289475" w:history="1">
+      <w:hyperlink w:anchor="_Toc236298675" w:history="1">
         <w:r>
           <w:rPr>
             <w:rStyle w:val="Hyperlink"/>
@@ -8397,7 +8397,7 @@
           <w:rPr>
             <w:webHidden/>
           </w:rPr>
-          <w:instrText xml:space="preserve"> PAGEREF _Toc236289475 \h </w:instrText>
+          <w:instrText xml:space="preserve"> PAGEREF _Toc236298675 \h </w:instrText>
         </w:r>
         <w:r>
           <w:rPr>
@@ -8437,7 +8437,7 @@
           <w14:ligatures w14:val="standardContextual"/>
         </w:rPr>
       </w:pPr>
-      <w:hyperlink w:anchor="_Toc236289476" w:history="1">
+      <w:hyperlink w:anchor="_Toc236298676" w:history="1">
         <w:r>
           <w:rPr>
             <w:rStyle w:val="Hyperlink"/>
@@ -8460,7 +8460,7 @@
           <w:rPr>
             <w:webHidden/>
           </w:rPr>
-          <w:instrText xml:space="preserve"> PAGEREF _Toc236289476 \h </w:instrText>
+          <w:instrText xml:space="preserve"> PAGEREF _Toc236298676 \h </w:instrText>
         </w:r>
         <w:r>
           <w:rPr>
@@ -8500,7 +8500,7 @@
           <w14:ligatures w14:val="standardContextual"/>
         </w:rPr>
       </w:pPr>
-      <w:hyperlink w:anchor="_Toc236289477" w:history="1">
+      <w:hyperlink w:anchor="_Toc236298677" w:history="1">
         <w:r>
           <w:rPr>
             <w:rStyle w:val="Hyperlink"/>
@@ -8541,7 +8541,7 @@
           <w:rPr>
             <w:webHidden/>
           </w:rPr>
-          <w:instrText xml:space="preserve"> PAGEREF _Toc236289477 \h </w:instrText>
+          <w:instrText xml:space="preserve"> PAGEREF _Toc236298677 \h </w:instrText>
         </w:r>
         <w:r>
           <w:rPr>
@@ -8581,7 +8581,7 @@
           <w14:ligatures w14:val="standardContextual"/>
         </w:rPr>
       </w:pPr>
-      <w:hyperlink w:anchor="_Toc236289478" w:history="1">
+      <w:hyperlink w:anchor="_Toc236298678" w:history="1">
         <w:r>
           <w:rPr>
             <w:rStyle w:val="Hyperlink"/>
@@ -8622,7 +8622,7 @@
           <w:rPr>
             <w:webHidden/>
           </w:rPr>
-          <w:instrText xml:space="preserve"> PAGEREF _Toc236289478 \h </w:instrText>
+          <w:instrText xml:space="preserve"> PAGEREF _Toc236298678 \h </w:instrText>
         </w:r>
         <w:r>
           <w:rPr>
@@ -8662,7 +8662,7 @@
           <w14:ligatures w14:val="standardContextual"/>
         </w:rPr>
       </w:pPr>
-      <w:hyperlink w:anchor="_Toc236289479" w:history="1">
+      <w:hyperlink w:anchor="_Toc236298679" w:history="1">
         <w:r>
           <w:rPr>
             <w:rStyle w:val="Hyperlink"/>
@@ -8703,7 +8703,7 @@
           <w:rPr>
             <w:webHidden/>
           </w:rPr>
-          <w:instrText xml:space="preserve"> PAGEREF _Toc236289479 \h </w:instrText>
+          <w:instrText xml:space="preserve"> PAGEREF _Toc236298679 \h </w:instrText>
         </w:r>
         <w:r>
           <w:rPr>
@@ -8743,7 +8743,7 @@
           <w14:ligatures w14:val="standardContextual"/>
         </w:rPr>
       </w:pPr>
-      <w:hyperlink w:anchor="_Toc236289480" w:history="1">
+      <w:hyperlink w:anchor="_Toc236298680" w:history="1">
         <w:r>
           <w:rPr>
             <w:rStyle w:val="Hyperlink"/>
@@ -8784,7 +8784,7 @@
           <w:rPr>
             <w:webHidden/>
           </w:rPr>
-          <w:instrText xml:space="preserve"> PAGEREF _Toc236289480 \h </w:instrText>
+          <w:instrText xml:space="preserve"> PAGEREF _Toc236298680 \h </w:instrText>
         </w:r>
         <w:r>
           <w:rPr>
@@ -8824,7 +8824,7 @@
           <w14:ligatures w14:val="standardContextual"/>
         </w:rPr>
       </w:pPr>
-      <w:hyperlink w:anchor="_Toc236289481" w:history="1">
+      <w:hyperlink w:anchor="_Toc236298681" w:history="1">
         <w:r>
           <w:rPr>
             <w:rStyle w:val="Hyperlink"/>
@@ -8865,7 +8865,7 @@
           <w:rPr>
             <w:webHidden/>
           </w:rPr>
-          <w:instrText xml:space="preserve"> PAGEREF _Toc236289481 \h </w:instrText>
+          <w:instrText xml:space="preserve"> PAGEREF _Toc236298681 \h </w:instrText>
         </w:r>
         <w:r>
           <w:rPr>
@@ -8905,7 +8905,7 @@
           <w14:ligatures w14:val="standardContextual"/>
         </w:rPr>
       </w:pPr>
-      <w:hyperlink w:anchor="_Toc236289482" w:history="1">
+      <w:hyperlink w:anchor="_Toc236298682" w:history="1">
         <w:r>
           <w:rPr>
             <w:rStyle w:val="Hyperlink"/>
@@ -8928,7 +8928,7 @@
           <w:rPr>
             <w:webHidden/>
           </w:rPr>
-          <w:instrText xml:space="preserve"> PAGEREF _Toc236289482 \h </w:instrText>
+          <w:instrText xml:space="preserve"> PAGEREF _Toc236298682 \h </w:instrText>
         </w:r>
         <w:r>
           <w:rPr>
@@ -9007,7 +9007,7 @@
       <w:r>
         <w:fldChar w:fldCharType="separate"/>
       </w:r>
-      <w:hyperlink w:anchor="_Toc236289483" w:history="1">
+      <w:hyperlink w:anchor="_Toc236298683" w:history="1">
         <w:r>
           <w:rPr>
             <w:rStyle w:val="Hyperlink"/>
@@ -9021,7 +9021,7 @@
           <w:fldChar w:fldCharType="begin"/>
         </w:r>
         <w:r>
-          <w:instrText xml:space="preserve"> PAGEREF _Toc236289483 \h </w:instrText>
+          <w:instrText xml:space="preserve"> PAGEREF _Toc236298683 \h </w:instrText>
         </w:r>
         <w:r>
           <w:fldChar w:fldCharType="separate"/>
@@ -9047,7 +9047,7 @@
           <w14:ligatures w14:val="standardContextual"/>
         </w:rPr>
       </w:pPr>
-      <w:hyperlink w:anchor="_Toc236289484" w:history="1">
+      <w:hyperlink w:anchor="_Toc236298684" w:history="1">
         <w:r>
           <w:rPr>
             <w:rStyle w:val="Hyperlink"/>
@@ -9061,7 +9061,7 @@
           <w:fldChar w:fldCharType="begin"/>
         </w:r>
         <w:r>
-          <w:instrText xml:space="preserve"> PAGEREF _Toc236289484 \h </w:instrText>
+          <w:instrText xml:space="preserve"> PAGEREF _Toc236298684 \h </w:instrText>
         </w:r>
         <w:r>
           <w:fldChar w:fldCharType="separate"/>
@@ -9087,7 +9087,7 @@
           <w14:ligatures w14:val="standardContextual"/>
         </w:rPr>
       </w:pPr>
-      <w:hyperlink w:anchor="_Toc236289485" w:history="1">
+      <w:hyperlink w:anchor="_Toc236298685" w:history="1">
         <w:r>
           <w:rPr>
             <w:rStyle w:val="Hyperlink"/>
@@ -9101,7 +9101,7 @@
           <w:fldChar w:fldCharType="begin"/>
         </w:r>
         <w:r>
-          <w:instrText xml:space="preserve"> PAGEREF _Toc236289485 \h </w:instrText>
+          <w:instrText xml:space="preserve"> PAGEREF _Toc236298685 \h </w:instrText>
         </w:r>
         <w:r>
           <w:fldChar w:fldCharType="separate"/>
@@ -9127,7 +9127,7 @@
           <w14:ligatures w14:val="standardContextual"/>
         </w:rPr>
       </w:pPr>
-      <w:hyperlink w:anchor="_Toc236289486" w:history="1">
+      <w:hyperlink w:anchor="_Toc236298686" w:history="1">
         <w:r>
           <w:rPr>
             <w:rStyle w:val="Hyperlink"/>
@@ -9141,7 +9141,7 @@
           <w:fldChar w:fldCharType="begin"/>
         </w:r>
         <w:r>
-          <w:instrText xml:space="preserve"> PAGEREF _Toc236289486 \h </w:instrText>
+          <w:instrText xml:space="preserve"> PAGEREF _Toc236298686 \h </w:instrText>
         </w:r>
         <w:r>
           <w:fldChar w:fldCharType="separate"/>
@@ -9167,7 +9167,7 @@
           <w14:ligatures w14:val="standardContextual"/>
         </w:rPr>
       </w:pPr>
-      <w:hyperlink w:anchor="_Toc236289487" w:history="1">
+      <w:hyperlink w:anchor="_Toc236298687" w:history="1">
         <w:r>
           <w:rPr>
             <w:rStyle w:val="Hyperlink"/>
@@ -9181,7 +9181,7 @@
           <w:fldChar w:fldCharType="begin"/>
         </w:r>
         <w:r>
-          <w:instrText xml:space="preserve"> PAGEREF _Toc236289487 \h </w:instrText>
+          <w:instrText xml:space="preserve"> PAGEREF _Toc236298687 \h </w:instrText>
         </w:r>
         <w:r>
           <w:fldChar w:fldCharType="separate"/>
@@ -9207,7 +9207,7 @@
           <w14:ligatures w14:val="standardContextual"/>
         </w:rPr>
       </w:pPr>
-      <w:hyperlink w:anchor="_Toc236289488" w:history="1">
+      <w:hyperlink w:anchor="_Toc236298688" w:history="1">
         <w:r>
           <w:rPr>
             <w:rStyle w:val="Hyperlink"/>
@@ -9221,7 +9221,7 @@
           <w:fldChar w:fldCharType="begin"/>
         </w:r>
         <w:r>
-          <w:instrText xml:space="preserve"> PAGEREF _Toc236289488 \h </w:instrText>
+          <w:instrText xml:space="preserve"> PAGEREF _Toc236298688 \h </w:instrText>
         </w:r>
         <w:r>
           <w:fldChar w:fldCharType="separate"/>
@@ -9296,7 +9296,7 @@
       <w:r>
         <w:fldChar w:fldCharType="separate"/>
       </w:r>
-      <w:hyperlink w:anchor="_Toc236289489" w:history="1">
+      <w:hyperlink w:anchor="_Toc236298689" w:history="1">
         <w:r>
           <w:rPr>
             <w:rStyle w:val="Hyperlink"/>
@@ -9310,7 +9310,7 @@
           <w:fldChar w:fldCharType="begin"/>
         </w:r>
         <w:r>
-          <w:instrText xml:space="preserve"> PAGEREF _Toc236289489 \h </w:instrText>
+          <w:instrText xml:space="preserve"> PAGEREF _Toc236298689 \h </w:instrText>
         </w:r>
         <w:r>
           <w:fldChar w:fldCharType="separate"/>
@@ -9336,7 +9336,7 @@
           <w14:ligatures w14:val="standardContextual"/>
         </w:rPr>
       </w:pPr>
-      <w:hyperlink w:anchor="_Toc236289490" w:history="1">
+      <w:hyperlink w:anchor="_Toc236298690" w:history="1">
         <w:r>
           <w:rPr>
             <w:rStyle w:val="Hyperlink"/>
@@ -9350,7 +9350,7 @@
           <w:fldChar w:fldCharType="begin"/>
         </w:r>
         <w:r>
-          <w:instrText xml:space="preserve"> PAGEREF _Toc236289490 \h </w:instrText>
+          <w:instrText xml:space="preserve"> PAGEREF _Toc236298690 \h </w:instrText>
         </w:r>
         <w:r>
           <w:fldChar w:fldCharType="separate"/>
@@ -9376,7 +9376,7 @@
           <w14:ligatures w14:val="standardContextual"/>
         </w:rPr>
       </w:pPr>
-      <w:hyperlink w:anchor="_Toc236289491" w:history="1">
+      <w:hyperlink w:anchor="_Toc236298691" w:history="1">
         <w:r>
           <w:rPr>
             <w:rStyle w:val="Hyperlink"/>
@@ -9390,7 +9390,7 @@
           <w:fldChar w:fldCharType="begin"/>
         </w:r>
         <w:r>
-          <w:instrText xml:space="preserve"> PAGEREF _Toc236289491 \h </w:instrText>
+          <w:instrText xml:space="preserve"> PAGEREF _Toc236298691 \h </w:instrText>
         </w:r>
         <w:r>
           <w:fldChar w:fldCharType="separate"/>
@@ -9416,7 +9416,7 @@
           <w14:ligatures w14:val="standardContextual"/>
         </w:rPr>
       </w:pPr>
-      <w:hyperlink w:anchor="_Toc236289492" w:history="1">
+      <w:hyperlink w:anchor="_Toc236298692" w:history="1">
         <w:r>
           <w:rPr>
             <w:rStyle w:val="Hyperlink"/>
@@ -9430,7 +9430,7 @@
           <w:fldChar w:fldCharType="begin"/>
         </w:r>
         <w:r>
-          <w:instrText xml:space="preserve"> PAGEREF _Toc236289492 \h </w:instrText>
+          <w:instrText xml:space="preserve"> PAGEREF _Toc236298692 \h </w:instrText>
         </w:r>
         <w:r>
           <w:fldChar w:fldCharType="separate"/>
@@ -9456,7 +9456,7 @@
           <w14:ligatures w14:val="standardContextual"/>
         </w:rPr>
       </w:pPr>
-      <w:hyperlink w:anchor="_Toc236289493" w:history="1">
+      <w:hyperlink w:anchor="_Toc236298693" w:history="1">
         <w:r>
           <w:rPr>
             <w:rStyle w:val="Hyperlink"/>
@@ -9470,7 +9470,7 @@
           <w:fldChar w:fldCharType="begin"/>
         </w:r>
         <w:r>
-          <w:instrText xml:space="preserve"> PAGEREF _Toc236289493 \h </w:instrText>
+          <w:instrText xml:space="preserve"> PAGEREF _Toc236298693 \h </w:instrText>
         </w:r>
         <w:r>
           <w:fldChar w:fldCharType="separate"/>
@@ -9496,7 +9496,7 @@
           <w14:ligatures w14:val="standardContextual"/>
         </w:rPr>
       </w:pPr>
-      <w:hyperlink w:anchor="_Toc236289494" w:history="1">
+      <w:hyperlink w:anchor="_Toc236298694" w:history="1">
         <w:r>
           <w:rPr>
             <w:rStyle w:val="Hyperlink"/>
@@ -9510,7 +9510,7 @@
           <w:fldChar w:fldCharType="begin"/>
         </w:r>
         <w:r>
-          <w:instrText xml:space="preserve"> PAGEREF _Toc236289494 \h </w:instrText>
+          <w:instrText xml:space="preserve"> PAGEREF _Toc236298694 \h </w:instrText>
         </w:r>
         <w:r>
           <w:fldChar w:fldCharType="separate"/>
@@ -9536,7 +9536,7 @@
           <w14:ligatures w14:val="standardContextual"/>
         </w:rPr>
       </w:pPr>
-      <w:hyperlink w:anchor="_Toc236289495" w:history="1">
+      <w:hyperlink w:anchor="_Toc236298695" w:history="1">
         <w:r>
           <w:rPr>
             <w:rStyle w:val="Hyperlink"/>
@@ -9550,7 +9550,7 @@
           <w:fldChar w:fldCharType="begin"/>
         </w:r>
         <w:r>
-          <w:instrText xml:space="preserve"> PAGEREF _Toc236289495 \h </w:instrText>
+          <w:instrText xml:space="preserve"> PAGEREF _Toc236298695 \h </w:instrText>
         </w:r>
         <w:r>
           <w:fldChar w:fldCharType="separate"/>
@@ -9576,7 +9576,7 @@
           <w14:ligatures w14:val="standardContextual"/>
         </w:rPr>
       </w:pPr>
-      <w:hyperlink w:anchor="_Toc236289496" w:history="1">
+      <w:hyperlink w:anchor="_Toc236298696" w:history="1">
         <w:r>
           <w:rPr>
             <w:rStyle w:val="Hyperlink"/>
@@ -9590,7 +9590,7 @@
           <w:fldChar w:fldCharType="begin"/>
         </w:r>
         <w:r>
-          <w:instrText xml:space="preserve"> PAGEREF _Toc236289496 \h </w:instrText>
+          <w:instrText xml:space="preserve"> PAGEREF _Toc236298696 \h </w:instrText>
         </w:r>
         <w:r>
           <w:fldChar w:fldCharType="separate"/>
@@ -9616,7 +9616,7 @@
           <w14:ligatures w14:val="standardContextual"/>
         </w:rPr>
       </w:pPr>
-      <w:hyperlink w:anchor="_Toc236289497" w:history="1">
+      <w:hyperlink w:anchor="_Toc236298697" w:history="1">
         <w:r>
           <w:rPr>
             <w:rStyle w:val="Hyperlink"/>
@@ -9630,7 +9630,7 @@
           <w:fldChar w:fldCharType="begin"/>
         </w:r>
         <w:r>
-          <w:instrText xml:space="preserve"> PAGEREF _Toc236289497 \h </w:instrText>
+          <w:instrText xml:space="preserve"> PAGEREF _Toc236298697 \h </w:instrText>
         </w:r>
         <w:r>
           <w:fldChar w:fldCharType="separate"/>
@@ -9656,7 +9656,7 @@
           <w14:ligatures w14:val="standardContextual"/>
         </w:rPr>
       </w:pPr>
-      <w:hyperlink w:anchor="_Toc236289498" w:history="1">
+      <w:hyperlink w:anchor="_Toc236298698" w:history="1">
         <w:r>
           <w:rPr>
             <w:rStyle w:val="Hyperlink"/>
@@ -9670,7 +9670,7 @@
           <w:fldChar w:fldCharType="begin"/>
         </w:r>
         <w:r>
-          <w:instrText xml:space="preserve"> PAGEREF _Toc236289498 \h </w:instrText>
+          <w:instrText xml:space="preserve"> PAGEREF _Toc236298698 \h </w:instrText>
         </w:r>
         <w:r>
           <w:fldChar w:fldCharType="separate"/>
@@ -9696,7 +9696,7 @@
           <w14:ligatures w14:val="standardContextual"/>
         </w:rPr>
       </w:pPr>
-      <w:hyperlink w:anchor="_Toc236289499" w:history="1">
+      <w:hyperlink w:anchor="_Toc236298699" w:history="1">
         <w:r>
           <w:rPr>
             <w:rStyle w:val="Hyperlink"/>
@@ -9710,7 +9710,7 @@
           <w:fldChar w:fldCharType="begin"/>
         </w:r>
         <w:r>
-          <w:instrText xml:space="preserve"> PAGEREF _Toc236289499 \h </w:instrText>
+          <w:instrText xml:space="preserve"> PAGEREF _Toc236298699 \h </w:instrText>
         </w:r>
         <w:r>
           <w:fldChar w:fldCharType="separate"/>
@@ -9736,7 +9736,7 @@
           <w14:ligatures w14:val="standardContextual"/>
         </w:rPr>
       </w:pPr>
-      <w:hyperlink w:anchor="_Toc236289500" w:history="1">
+      <w:hyperlink w:anchor="_Toc236298700" w:history="1">
         <w:r>
           <w:rPr>
             <w:rStyle w:val="Hyperlink"/>
@@ -9750,7 +9750,7 @@
           <w:fldChar w:fldCharType="begin"/>
         </w:r>
         <w:r>
-          <w:instrText xml:space="preserve"> PAGEREF _Toc236289500 \h </w:instrText>
+          <w:instrText xml:space="preserve"> PAGEREF _Toc236298700 \h </w:instrText>
         </w:r>
         <w:r>
           <w:fldChar w:fldCharType="separate"/>
@@ -9776,7 +9776,7 @@
           <w14:ligatures w14:val="standardContextual"/>
         </w:rPr>
       </w:pPr>
-      <w:hyperlink w:anchor="_Toc236289501" w:history="1">
+      <w:hyperlink w:anchor="_Toc236298701" w:history="1">
         <w:r>
           <w:rPr>
             <w:rStyle w:val="Hyperlink"/>
@@ -9790,7 +9790,7 @@
           <w:fldChar w:fldCharType="begin"/>
         </w:r>
         <w:r>
-          <w:instrText xml:space="preserve"> PAGEREF _Toc236289501 \h </w:instrText>
+          <w:instrText xml:space="preserve"> PAGEREF _Toc236298701 \h </w:instrText>
         </w:r>
         <w:r>
           <w:fldChar w:fldCharType="separate"/>
@@ -9816,7 +9816,7 @@
           <w14:ligatures w14:val="standardContextual"/>
         </w:rPr>
       </w:pPr>
-      <w:hyperlink w:anchor="_Toc236289502" w:history="1">
+      <w:hyperlink w:anchor="_Toc236298702" w:history="1">
         <w:r>
           <w:rPr>
             <w:rStyle w:val="Hyperlink"/>
@@ -9830,7 +9830,7 @@
           <w:fldChar w:fldCharType="begin"/>
         </w:r>
         <w:r>
-          <w:instrText xml:space="preserve"> PAGEREF _Toc236289502 \h </w:instrText>
+          <w:instrText xml:space="preserve"> PAGEREF _Toc236298702 \h </w:instrText>
         </w:r>
         <w:r>
           <w:fldChar w:fldCharType="separate"/>
@@ -9856,7 +9856,7 @@
           <w14:ligatures w14:val="standardContextual"/>
         </w:rPr>
       </w:pPr>
-      <w:hyperlink w:anchor="_Toc236289503" w:history="1">
+      <w:hyperlink w:anchor="_Toc236298703" w:history="1">
         <w:r>
           <w:rPr>
             <w:rStyle w:val="Hyperlink"/>
@@ -9870,7 +9870,7 @@
           <w:fldChar w:fldCharType="begin"/>
         </w:r>
         <w:r>
-          <w:instrText xml:space="preserve"> PAGEREF _Toc236289503 \h </w:instrText>
+          <w:instrText xml:space="preserve"> PAGEREF _Toc236298703 \h </w:instrText>
         </w:r>
         <w:r>
           <w:fldChar w:fldCharType="separate"/>
@@ -9896,7 +9896,7 @@
           <w14:ligatures w14:val="standardContextual"/>
         </w:rPr>
       </w:pPr>
-      <w:hyperlink w:anchor="_Toc236289504" w:history="1">
+      <w:hyperlink w:anchor="_Toc236298704" w:history="1">
         <w:r>
           <w:rPr>
             <w:rStyle w:val="Hyperlink"/>
@@ -9910,7 +9910,7 @@
           <w:fldChar w:fldCharType="begin"/>
         </w:r>
         <w:r>
-          <w:instrText xml:space="preserve"> PAGEREF _Toc236289504 \h </w:instrText>
+          <w:instrText xml:space="preserve"> PAGEREF _Toc236298704 \h </w:instrText>
         </w:r>
         <w:r>
           <w:fldChar w:fldCharType="separate"/>
@@ -9936,7 +9936,7 @@
           <w14:ligatures w14:val="standardContextual"/>
         </w:rPr>
       </w:pPr>
-      <w:hyperlink w:anchor="_Toc236289505" w:history="1">
+      <w:hyperlink w:anchor="_Toc236298705" w:history="1">
         <w:r>
           <w:rPr>
             <w:rStyle w:val="Hyperlink"/>
@@ -9950,7 +9950,7 @@
           <w:fldChar w:fldCharType="begin"/>
         </w:r>
         <w:r>
-          <w:instrText xml:space="preserve"> PAGEREF _Toc236289505 \h </w:instrText>
+          <w:instrText xml:space="preserve"> PAGEREF _Toc236298705 \h </w:instrText>
         </w:r>
         <w:r>
           <w:fldChar w:fldCharType="separate"/>
@@ -9976,7 +9976,7 @@
           <w14:ligatures w14:val="standardContextual"/>
         </w:rPr>
       </w:pPr>
-      <w:hyperlink w:anchor="_Toc236289506" w:history="1">
+      <w:hyperlink w:anchor="_Toc236298706" w:history="1">
         <w:r>
           <w:rPr>
             <w:rStyle w:val="Hyperlink"/>
@@ -9990,7 +9990,7 @@
           <w:fldChar w:fldCharType="begin"/>
         </w:r>
         <w:r>
-          <w:instrText xml:space="preserve"> PAGEREF _Toc236289506 \h </w:instrText>
+          <w:instrText xml:space="preserve"> PAGEREF _Toc236298706 \h </w:instrText>
         </w:r>
         <w:r>
           <w:fldChar w:fldCharType="separate"/>
@@ -10016,7 +10016,7 @@
           <w14:ligatures w14:val="standardContextual"/>
         </w:rPr>
       </w:pPr>
-      <w:hyperlink w:anchor="_Toc236289507" w:history="1">
+      <w:hyperlink w:anchor="_Toc236298707" w:history="1">
         <w:r>
           <w:rPr>
             <w:rStyle w:val="Hyperlink"/>
@@ -10030,7 +10030,7 @@
           <w:fldChar w:fldCharType="begin"/>
         </w:r>
         <w:r>
-          <w:instrText xml:space="preserve"> PAGEREF _Toc236289507 \h </w:instrText>
+          <w:instrText xml:space="preserve"> PAGEREF _Toc236298707 \h </w:instrText>
         </w:r>
         <w:r>
           <w:fldChar w:fldCharType="separate"/>
@@ -10056,7 +10056,7 @@
           <w14:ligatures w14:val="standardContextual"/>
         </w:rPr>
       </w:pPr>
-      <w:hyperlink w:anchor="_Toc236289508" w:history="1">
+      <w:hyperlink w:anchor="_Toc236298708" w:history="1">
         <w:r>
           <w:rPr>
             <w:rStyle w:val="Hyperlink"/>
@@ -10070,7 +10070,7 @@
           <w:fldChar w:fldCharType="begin"/>
         </w:r>
         <w:r>
-          <w:instrText xml:space="preserve"> PAGEREF _Toc236289508 \h </w:instrText>
+          <w:instrText xml:space="preserve"> PAGEREF _Toc236298708 \h </w:instrText>
         </w:r>
         <w:r>
           <w:fldChar w:fldCharType="separate"/>
@@ -10096,7 +10096,7 @@
           <w14:ligatures w14:val="standardContextual"/>
         </w:rPr>
       </w:pPr>
-      <w:hyperlink w:anchor="_Toc236289509" w:history="1">
+      <w:hyperlink w:anchor="_Toc236298709" w:history="1">
         <w:r>
           <w:rPr>
             <w:rStyle w:val="Hyperlink"/>
@@ -10110,7 +10110,7 @@
           <w:fldChar w:fldCharType="begin"/>
         </w:r>
         <w:r>
-          <w:instrText xml:space="preserve"> PAGEREF _Toc236289509 \h </w:instrText>
+          <w:instrText xml:space="preserve"> PAGEREF _Toc236298709 \h </w:instrText>
         </w:r>
         <w:r>
           <w:fldChar w:fldCharType="separate"/>
@@ -10136,7 +10136,7 @@
           <w14:ligatures w14:val="standardContextual"/>
         </w:rPr>
       </w:pPr>
-      <w:hyperlink w:anchor="_Toc236289510" w:history="1">
+      <w:hyperlink w:anchor="_Toc236298710" w:history="1">
         <w:r>
           <w:rPr>
             <w:rStyle w:val="Hyperlink"/>
@@ -10150,7 +10150,7 @@
           <w:fldChar w:fldCharType="begin"/>
         </w:r>
         <w:r>
-          <w:instrText xml:space="preserve"> PAGEREF _Toc236289510 \h </w:instrText>
+          <w:instrText xml:space="preserve"> PAGEREF _Toc236298710 \h </w:instrText>
         </w:r>
         <w:r>
           <w:fldChar w:fldCharType="separate"/>
@@ -10176,7 +10176,7 @@
           <w14:ligatures w14:val="standardContextual"/>
         </w:rPr>
       </w:pPr>
-      <w:hyperlink w:anchor="_Toc236289511" w:history="1">
+      <w:hyperlink w:anchor="_Toc236298711" w:history="1">
         <w:r>
           <w:rPr>
             <w:rStyle w:val="Hyperlink"/>
@@ -10190,7 +10190,7 @@
           <w:fldChar w:fldCharType="begin"/>
         </w:r>
         <w:r>
-          <w:instrText xml:space="preserve"> PAGEREF _Toc236289511 \h </w:instrText>
+          <w:instrText xml:space="preserve"> PAGEREF _Toc236298711 \h </w:instrText>
         </w:r>
         <w:r>
           <w:fldChar w:fldCharType="separate"/>
@@ -10216,7 +10216,7 @@
           <w14:ligatures w14:val="standardContextual"/>
         </w:rPr>
       </w:pPr>
-      <w:hyperlink w:anchor="_Toc236289512" w:history="1">
+      <w:hyperlink w:anchor="_Toc236298712" w:history="1">
         <w:r>
           <w:rPr>
             <w:rStyle w:val="Hyperlink"/>
@@ -10230,7 +10230,7 @@
           <w:fldChar w:fldCharType="begin"/>
         </w:r>
         <w:r>
-          <w:instrText xml:space="preserve"> PAGEREF _Toc236289512 \h </w:instrText>
+          <w:instrText xml:space="preserve"> PAGEREF _Toc236298712 \h </w:instrText>
         </w:r>
         <w:r>
           <w:fldChar w:fldCharType="separate"/>
@@ -10256,7 +10256,7 @@
           <w14:ligatures w14:val="standardContextual"/>
         </w:rPr>
       </w:pPr>
-      <w:hyperlink w:anchor="_Toc236289513" w:history="1">
+      <w:hyperlink w:anchor="_Toc236298713" w:history="1">
         <w:r>
           <w:rPr>
             <w:rStyle w:val="Hyperlink"/>
@@ -10270,7 +10270,7 @@
           <w:fldChar w:fldCharType="begin"/>
         </w:r>
         <w:r>
-          <w:instrText xml:space="preserve"> PAGEREF _Toc236289513 \h </w:instrText>
+          <w:instrText xml:space="preserve"> PAGEREF _Toc236298713 \h </w:instrText>
         </w:r>
         <w:r>
           <w:fldChar w:fldCharType="separate"/>
@@ -10296,7 +10296,7 @@
           <w14:ligatures w14:val="standardContextual"/>
         </w:rPr>
       </w:pPr>
-      <w:hyperlink w:anchor="_Toc236289514" w:history="1">
+      <w:hyperlink w:anchor="_Toc236298714" w:history="1">
         <w:r>
           <w:rPr>
             <w:rStyle w:val="Hyperlink"/>
@@ -10310,7 +10310,7 @@
           <w:fldChar w:fldCharType="begin"/>
         </w:r>
         <w:r>
-          <w:instrText xml:space="preserve"> PAGEREF _Toc236289514 \h </w:instrText>
+          <w:instrText xml:space="preserve"> PAGEREF _Toc236298714 \h </w:instrText>
         </w:r>
         <w:r>
           <w:fldChar w:fldCharType="separate"/>
@@ -10336,7 +10336,7 @@
           <w14:ligatures w14:val="standardContextual"/>
         </w:rPr>
       </w:pPr>
-      <w:hyperlink w:anchor="_Toc236289515" w:history="1">
+      <w:hyperlink w:anchor="_Toc236298715" w:history="1">
         <w:r>
           <w:rPr>
             <w:rStyle w:val="Hyperlink"/>
@@ -10350,7 +10350,7 @@
           <w:fldChar w:fldCharType="begin"/>
         </w:r>
         <w:r>
-          <w:instrText xml:space="preserve"> PAGEREF _Toc236289515 \h </w:instrText>
+          <w:instrText xml:space="preserve"> PAGEREF _Toc236298715 \h </w:instrText>
         </w:r>
         <w:r>
           <w:fldChar w:fldCharType="separate"/>
@@ -10376,7 +10376,7 @@
           <w14:ligatures w14:val="standardContextual"/>
         </w:rPr>
       </w:pPr>
-      <w:hyperlink w:anchor="_Toc236289516" w:history="1">
+      <w:hyperlink w:anchor="_Toc236298716" w:history="1">
         <w:r>
           <w:rPr>
             <w:rStyle w:val="Hyperlink"/>
@@ -10390,7 +10390,7 @@
           <w:fldChar w:fldCharType="begin"/>
         </w:r>
         <w:r>
-          <w:instrText xml:space="preserve"> PAGEREF _Toc236289516 \h </w:instrText>
+          <w:instrText xml:space="preserve"> PAGEREF _Toc236298716 \h </w:instrText>
         </w:r>
         <w:r>
           <w:fldChar w:fldCharType="separate"/>
@@ -10416,7 +10416,7 @@
           <w14:ligatures w14:val="standardContextual"/>
         </w:rPr>
       </w:pPr>
-      <w:hyperlink w:anchor="_Toc236289517" w:history="1">
+      <w:hyperlink w:anchor="_Toc236298717" w:history="1">
         <w:r>
           <w:rPr>
             <w:rStyle w:val="Hyperlink"/>
@@ -10430,7 +10430,7 @@
           <w:fldChar w:fldCharType="begin"/>
         </w:r>
         <w:r>
-          <w:instrText xml:space="preserve"> PAGEREF _Toc236289517 \h </w:instrText>
+          <w:instrText xml:space="preserve"> PAGEREF _Toc236298717 \h </w:instrText>
         </w:r>
         <w:r>
           <w:fldChar w:fldCharType="separate"/>
@@ -10456,7 +10456,7 @@
           <w14:ligatures w14:val="standardContextual"/>
         </w:rPr>
       </w:pPr>
-      <w:hyperlink w:anchor="_Toc236289518" w:history="1">
+      <w:hyperlink w:anchor="_Toc236298718" w:history="1">
         <w:r>
           <w:rPr>
             <w:rStyle w:val="Hyperlink"/>
@@ -10470,7 +10470,7 @@
           <w:fldChar w:fldCharType="begin"/>
         </w:r>
         <w:r>
-          <w:instrText xml:space="preserve"> PAGEREF _Toc236289518 \h </w:instrText>
+          <w:instrText xml:space="preserve"> PAGEREF _Toc236298718 \h </w:instrText>
         </w:r>
         <w:r>
           <w:fldChar w:fldCharType="separate"/>
@@ -13063,7 +13063,7 @@
       <w:bookmarkStart w:id="19" w:name="_Toc359335757"/>
       <w:bookmarkStart w:id="20" w:name="_Toc184116961"/>
       <w:bookmarkStart w:id="21" w:name="_Clause_c1"/>
-      <w:bookmarkStart w:id="22" w:name="_Toc236289423"/>
+      <w:bookmarkStart w:id="22" w:name="_Toc236298623"/>
       <w:r>
         <w:t>Scope</w:t>
       </w:r>
@@ -13678,7 +13678,7 @@
       <w:bookmarkStart w:id="27" w:name="_Toc359335758"/>
       <w:bookmarkStart w:id="28" w:name="_Toc184116962"/>
       <w:bookmarkStart w:id="29" w:name="_Clause_c2"/>
-      <w:bookmarkStart w:id="30" w:name="_Toc236289424"/>
+      <w:bookmarkStart w:id="30" w:name="_Toc236298624"/>
       <w:r>
         <w:t>Normative references</w:t>
       </w:r>
@@ -13945,7 +13945,7 @@
       <w:bookmarkStart w:id="48" w:name="_Toc359335759"/>
       <w:bookmarkStart w:id="49" w:name="_Toc184116963"/>
       <w:bookmarkStart w:id="50" w:name="_Clause_c3"/>
-      <w:bookmarkStart w:id="51" w:name="_Toc236289425"/>
+      <w:bookmarkStart w:id="51" w:name="_Toc236298625"/>
       <w:r>
         <w:t>Terms</w:t>
       </w:r>
@@ -13974,7 +13974,7 @@
       </w:pPr>
       <w:bookmarkStart w:id="52" w:name="_Toc184116964"/>
       <w:bookmarkStart w:id="53" w:name="_Clause_c3_1"/>
-      <w:bookmarkStart w:id="54" w:name="_Toc236289426"/>
+      <w:bookmarkStart w:id="54" w:name="_Toc236298626"/>
       <w:r>
         <w:t>Overview</w:t>
       </w:r>
@@ -13995,7 +13995,7 @@
       <w:bookmarkStart w:id="60" w:name="_Toc29911961"/>
       <w:bookmarkStart w:id="61" w:name="_Toc184116965"/>
       <w:bookmarkStart w:id="62" w:name="_Clause_c3_2"/>
-      <w:bookmarkStart w:id="63" w:name="_Toc236289427"/>
+      <w:bookmarkStart w:id="63" w:name="_Toc236298627"/>
       <w:r>
         <w:t>Schema Registry terms</w:t>
       </w:r>
@@ -14032,7 +14032,7 @@
       </w:pPr>
       <w:bookmarkStart w:id="64" w:name="_Toc184116966"/>
       <w:bookmarkStart w:id="65" w:name="_Clause_c3_3"/>
-      <w:bookmarkStart w:id="66" w:name="_Toc236289428"/>
+      <w:bookmarkStart w:id="66" w:name="_Toc236298628"/>
       <w:r>
         <w:lastRenderedPageBreak/>
         <w:t>Abbreviated terms</w:t>
@@ -14531,7 +14531,7 @@
       </w:pPr>
       <w:bookmarkStart w:id="67" w:name="_Toc184116967"/>
       <w:bookmarkStart w:id="68" w:name="_Clause_c3_4"/>
-      <w:bookmarkStart w:id="69" w:name="_Toc236289429"/>
+      <w:bookmarkStart w:id="69" w:name="_Toc236298629"/>
       <w:r>
         <w:t>Conventions used in this document</w:t>
       </w:r>
@@ -14575,7 +14575,7 @@
       <w:bookmarkStart w:id="72" w:name="_Ref55124069"/>
       <w:bookmarkStart w:id="73" w:name="_Ref55124139"/>
       <w:bookmarkStart w:id="74" w:name="_Toc184116968"/>
-      <w:bookmarkStart w:id="75" w:name="_Toc236289430"/>
+      <w:bookmarkStart w:id="75" w:name="_Toc236298630"/>
       <w:r>
         <w:t>Conventions for Node descriptions</w:t>
       </w:r>
@@ -14961,7 +14961,7 @@
       <w:bookmarkStart w:id="80" w:name="_Toc499116097"/>
       <w:bookmarkStart w:id="81" w:name="_Toc34394280"/>
       <w:bookmarkStart w:id="82" w:name="_Toc184117019"/>
-      <w:bookmarkStart w:id="83" w:name="_Toc236289489"/>
+      <w:bookmarkStart w:id="83" w:name="_Toc236298689"/>
       <w:r>
         <w:lastRenderedPageBreak/>
         <w:t xml:space="preserve">Table </w:t>
@@ -17550,7 +17550,7 @@
       <w:bookmarkStart w:id="94" w:name="_Toc499116098"/>
       <w:bookmarkStart w:id="95" w:name="_Toc34394281"/>
       <w:bookmarkStart w:id="96" w:name="_Toc184117020"/>
-      <w:bookmarkStart w:id="97" w:name="_Toc236289490"/>
+      <w:bookmarkStart w:id="97" w:name="_Toc236298690"/>
       <w:r>
         <w:t xml:space="preserve">Table </w:t>
       </w:r>
@@ -18583,7 +18583,7 @@
       <w:bookmarkStart w:id="98" w:name="_Ref16778333"/>
       <w:bookmarkStart w:id="99" w:name="_Toc34394282"/>
       <w:bookmarkStart w:id="100" w:name="_Toc184117021"/>
-      <w:bookmarkStart w:id="101" w:name="_Toc236289491"/>
+      <w:bookmarkStart w:id="101" w:name="_Toc236298691"/>
       <w:r>
         <w:t xml:space="preserve">Table </w:t>
       </w:r>
@@ -19703,7 +19703,7 @@
       </w:pPr>
       <w:bookmarkStart w:id="103" w:name="_Ref55118538"/>
       <w:bookmarkStart w:id="104" w:name="_Toc184117022"/>
-      <w:bookmarkStart w:id="105" w:name="_Toc236289492"/>
+      <w:bookmarkStart w:id="105" w:name="_Toc236298692"/>
       <w:r>
         <w:t xml:space="preserve">Table </w:t>
       </w:r>
@@ -20342,7 +20342,7 @@
       </w:pPr>
       <w:bookmarkStart w:id="107" w:name="_Ref55125045"/>
       <w:bookmarkStart w:id="108" w:name="_Toc184117023"/>
-      <w:bookmarkStart w:id="109" w:name="_Toc236289493"/>
+      <w:bookmarkStart w:id="109" w:name="_Toc236298693"/>
       <w:r>
         <w:t xml:space="preserve">Table </w:t>
       </w:r>
@@ -20998,7 +20998,7 @@
       </w:pPr>
       <w:bookmarkStart w:id="111" w:name="_Ref55119200"/>
       <w:bookmarkStart w:id="112" w:name="_Toc184117024"/>
-      <w:bookmarkStart w:id="113" w:name="_Toc236289494"/>
+      <w:bookmarkStart w:id="113" w:name="_Toc236298694"/>
       <w:r>
         <w:t xml:space="preserve">Table </w:t>
       </w:r>
@@ -21362,7 +21362,7 @@
       <w:bookmarkStart w:id="117" w:name="_Toc499115805"/>
       <w:bookmarkStart w:id="118" w:name="_Toc29911965"/>
       <w:bookmarkStart w:id="119" w:name="_Toc184116969"/>
-      <w:bookmarkStart w:id="120" w:name="_Toc236289431"/>
+      <w:bookmarkStart w:id="120" w:name="_Toc236298631"/>
       <w:r>
         <w:t>NodeIds and BrowseNames</w:t>
       </w:r>
@@ -22048,7 +22048,7 @@
         <w:ind w:left="0" w:firstLine="0"/>
       </w:pPr>
       <w:bookmarkStart w:id="129" w:name="_Toc184116970"/>
-      <w:bookmarkStart w:id="130" w:name="_Toc236289432"/>
+      <w:bookmarkStart w:id="130" w:name="_Toc236298632"/>
       <w:r>
         <w:t>Common Attributes</w:t>
       </w:r>
@@ -22206,7 +22206,7 @@
       <w:bookmarkStart w:id="135" w:name="_Toc499116099"/>
       <w:bookmarkStart w:id="136" w:name="_Toc34394283"/>
       <w:bookmarkStart w:id="137" w:name="_Toc184117025"/>
-      <w:bookmarkStart w:id="138" w:name="_Toc236289495"/>
+      <w:bookmarkStart w:id="138" w:name="_Toc236298695"/>
       <w:r>
         <w:t xml:space="preserve">Table </w:t>
       </w:r>
@@ -23454,7 +23454,7 @@
       <w:bookmarkStart w:id="142" w:name="_Toc499116100"/>
       <w:bookmarkStart w:id="143" w:name="_Toc34394284"/>
       <w:bookmarkStart w:id="144" w:name="_Toc184117026"/>
-      <w:bookmarkStart w:id="145" w:name="_Toc236289496"/>
+      <w:bookmarkStart w:id="145" w:name="_Toc236298696"/>
       <w:r>
         <w:lastRenderedPageBreak/>
         <w:t xml:space="preserve">Table </w:t>
@@ -23759,7 +23759,7 @@
       <w:bookmarkStart w:id="149" w:name="_Toc499116101"/>
       <w:bookmarkStart w:id="150" w:name="_Toc34394285"/>
       <w:bookmarkStart w:id="151" w:name="_Toc184117027"/>
-      <w:bookmarkStart w:id="152" w:name="_Toc236289497"/>
+      <w:bookmarkStart w:id="152" w:name="_Toc236298697"/>
       <w:r>
         <w:t xml:space="preserve">Table </w:t>
       </w:r>
@@ -24690,7 +24690,7 @@
       <w:bookmarkStart w:id="156" w:name="_Toc499116102"/>
       <w:bookmarkStart w:id="157" w:name="_Toc34394286"/>
       <w:bookmarkStart w:id="158" w:name="_Toc184117028"/>
-      <w:bookmarkStart w:id="159" w:name="_Toc236289498"/>
+      <w:bookmarkStart w:id="159" w:name="_Toc236298698"/>
       <w:r>
         <w:t xml:space="preserve">Table </w:t>
       </w:r>
@@ -25176,7 +25176,7 @@
       <w:bookmarkStart w:id="161" w:name="_Toc499116103"/>
       <w:bookmarkStart w:id="162" w:name="_Toc34394287"/>
       <w:bookmarkStart w:id="163" w:name="_Toc184117029"/>
-      <w:bookmarkStart w:id="164" w:name="_Toc236289499"/>
+      <w:bookmarkStart w:id="164" w:name="_Toc236298699"/>
       <w:r>
         <w:t xml:space="preserve">Table </w:t>
       </w:r>
@@ -25502,7 +25502,7 @@
       </w:pPr>
       <w:bookmarkStart w:id="165" w:name="_Ref108692395"/>
       <w:bookmarkStart w:id="166" w:name="_Toc184116971"/>
-      <w:bookmarkStart w:id="167" w:name="_Toc236289433"/>
+      <w:bookmarkStart w:id="167" w:name="_Toc236298633"/>
       <w:r>
         <w:lastRenderedPageBreak/>
         <w:t>Structures</w:t>
@@ -25672,7 +25672,7 @@
       <w:bookmarkStart w:id="169" w:name="_Ref108519484"/>
       <w:bookmarkStart w:id="170" w:name="_Ref108518673"/>
       <w:bookmarkStart w:id="171" w:name="_Toc184117030"/>
-      <w:bookmarkStart w:id="172" w:name="_Toc236289500"/>
+      <w:bookmarkStart w:id="172" w:name="_Toc236298700"/>
       <w:r>
         <w:t xml:space="preserve">Table </w:t>
       </w:r>
@@ -26193,7 +26193,7 @@
       </w:pPr>
       <w:bookmarkStart w:id="173" w:name="_Ref108519581"/>
       <w:bookmarkStart w:id="174" w:name="_Toc184117031"/>
-      <w:bookmarkStart w:id="175" w:name="_Toc236289501"/>
+      <w:bookmarkStart w:id="175" w:name="_Toc236298701"/>
       <w:r>
         <w:t xml:space="preserve">Table </w:t>
       </w:r>
@@ -26848,7 +26848,7 @@
       </w:pPr>
       <w:bookmarkStart w:id="176" w:name="_Ref108519635"/>
       <w:bookmarkStart w:id="177" w:name="_Toc184117032"/>
-      <w:bookmarkStart w:id="178" w:name="_Toc236289502"/>
+      <w:bookmarkStart w:id="178" w:name="_Toc236298702"/>
       <w:r>
         <w:t xml:space="preserve">Table </w:t>
       </w:r>
@@ -27531,7 +27531,7 @@
       <w:bookmarkStart w:id="180" w:name="_Toc29911974"/>
       <w:bookmarkStart w:id="181" w:name="_Toc184116978"/>
       <w:bookmarkStart w:id="182" w:name="_Clause_c4"/>
-      <w:bookmarkStart w:id="183" w:name="_Toc236289434"/>
+      <w:bookmarkStart w:id="183" w:name="_Toc236298634"/>
       <w:r>
         <w:t>General information to Schema Registry and OPC UA</w:t>
       </w:r>
@@ -27550,7 +27550,7 @@
       <w:bookmarkStart w:id="185" w:name="_Toc29911975"/>
       <w:bookmarkStart w:id="186" w:name="_Toc184116979"/>
       <w:bookmarkStart w:id="187" w:name="_Clause_c4_1"/>
-      <w:bookmarkStart w:id="188" w:name="_Toc236289435"/>
+      <w:bookmarkStart w:id="188" w:name="_Toc236298635"/>
       <w:r>
         <w:t>Introduction to Schema Registry</w:t>
       </w:r>
@@ -27596,7 +27596,7 @@
       <w:bookmarkStart w:id="190" w:name="_Toc29911976"/>
       <w:bookmarkStart w:id="191" w:name="_Toc184116980"/>
       <w:bookmarkStart w:id="192" w:name="_Clause_c4_2"/>
-      <w:bookmarkStart w:id="193" w:name="_Toc236289436"/>
+      <w:bookmarkStart w:id="193" w:name="_Toc236298636"/>
       <w:r>
         <w:t>Introduction to OPC Unified Architecture</w:t>
       </w:r>
@@ -27660,7 +27660,7 @@
       </w:pPr>
       <w:bookmarkStart w:id="194" w:name="_Toc29911977"/>
       <w:bookmarkStart w:id="195" w:name="_Toc184116981"/>
-      <w:bookmarkStart w:id="196" w:name="_Toc236289437"/>
+      <w:bookmarkStart w:id="196" w:name="_Toc236298637"/>
       <w:r>
         <w:t>What is OPC UA?</w:t>
       </w:r>
@@ -27793,7 +27793,7 @@
         <w:pStyle w:val="Heading3"/>
       </w:pPr>
       <w:bookmarkStart w:id="197" w:name="_Toc184116982"/>
-      <w:bookmarkStart w:id="198" w:name="_Toc236289438"/>
+      <w:bookmarkStart w:id="198" w:name="_Toc236298638"/>
       <w:r>
         <w:t>Basics of OPC UA</w:t>
       </w:r>
@@ -27950,7 +27950,7 @@
           <v:shape id="_x0000_i1032" type="#_x0000_t75" style="width:319.3pt;height:234pt" o:ole="">
             <v:imagedata r:id="rId57" o:title=""/>
           </v:shape>
-          <o:OLEObject Type="Embed" ProgID="PowerPoint.Slide.12" ShapeID="_x0000_i1032" DrawAspect="Content" ObjectID="_1846902046" r:id="rId58"/>
+          <o:OLEObject Type="Embed" ProgID="PowerPoint.Slide.12" ShapeID="_x0000_i1032" DrawAspect="Content" ObjectID="_1846911271" r:id="rId58"/>
         </w:object>
       </w:r>
     </w:p>
@@ -27961,7 +27961,7 @@
       <w:bookmarkStart w:id="199" w:name="_Ref531777624"/>
       <w:bookmarkStart w:id="200" w:name="_Toc34394275"/>
       <w:bookmarkStart w:id="201" w:name="_Toc184117014"/>
-      <w:bookmarkStart w:id="202" w:name="_Toc236289483"/>
+      <w:bookmarkStart w:id="202" w:name="_Toc236298683"/>
       <w:r>
         <w:t xml:space="preserve">Figure </w:t>
       </w:r>
@@ -28017,7 +28017,7 @@
       </w:pPr>
       <w:bookmarkStart w:id="203" w:name="_Toc29911979"/>
       <w:bookmarkStart w:id="204" w:name="_Toc184116983"/>
-      <w:bookmarkStart w:id="205" w:name="_Toc236289439"/>
+      <w:bookmarkStart w:id="205" w:name="_Toc236298639"/>
       <w:r>
         <w:t>Information modelling in OPC UA</w:t>
       </w:r>
@@ -28225,7 +28225,7 @@
           <v:shape id="_x0000_i1026" type="#_x0000_t75" style="width:378.45pt;height:270.45pt" o:ole="">
             <v:imagedata r:id="rId59" o:title=""/>
           </v:shape>
-          <o:OLEObject Type="Embed" ProgID="VisioViewer.Viewer.1" ShapeID="_x0000_i1026" DrawAspect="Content" ObjectID="_1846902047" r:id="rId60"/>
+          <o:OLEObject Type="Embed" ProgID="VisioViewer.Viewer.1" ShapeID="_x0000_i1026" DrawAspect="Content" ObjectID="_1846911272" r:id="rId60"/>
         </w:object>
       </w:r>
       <w:commentRangeEnd w:id="206"/>
@@ -28246,7 +28246,7 @@
       <w:bookmarkStart w:id="207" w:name="_Ref495481497"/>
       <w:bookmarkStart w:id="208" w:name="_Toc34394276"/>
       <w:bookmarkStart w:id="209" w:name="_Toc184117015"/>
-      <w:bookmarkStart w:id="210" w:name="_Toc236289484"/>
+      <w:bookmarkStart w:id="210" w:name="_Toc236298684"/>
       <w:r>
         <w:t xml:space="preserve">Figure </w:t>
       </w:r>
@@ -28609,7 +28609,7 @@
           <v:shape id="_x0000_i1027" type="#_x0000_t75" style="width:342.45pt;height:354pt" o:ole="">
             <v:imagedata r:id="rId65" o:title=""/>
           </v:shape>
-          <o:OLEObject Type="Embed" ProgID="VisioViewer.Viewer.1" ShapeID="_x0000_i1027" DrawAspect="Content" ObjectID="_1846902048" r:id="rId66"/>
+          <o:OLEObject Type="Embed" ProgID="VisioViewer.Viewer.1" ShapeID="_x0000_i1027" DrawAspect="Content" ObjectID="_1846911273" r:id="rId66"/>
         </w:object>
       </w:r>
     </w:p>
@@ -28620,7 +28620,7 @@
       <w:bookmarkStart w:id="211" w:name="_Ref495481599"/>
       <w:bookmarkStart w:id="212" w:name="_Toc34394277"/>
       <w:bookmarkStart w:id="213" w:name="_Toc184117016"/>
-      <w:bookmarkStart w:id="214" w:name="_Toc236289485"/>
+      <w:bookmarkStart w:id="214" w:name="_Toc236298685"/>
       <w:r>
         <w:t xml:space="preserve">Figure </w:t>
       </w:r>
@@ -28814,7 +28814,7 @@
           <v:shape id="_x0000_i1028" type="#_x0000_t75" style="width:413.55pt;height:330pt" o:ole="">
             <v:imagedata r:id="rId67" o:title=""/>
           </v:shape>
-          <o:OLEObject Type="Embed" ProgID="VisioViewer.Viewer.1" ShapeID="_x0000_i1028" DrawAspect="Content" ObjectID="_1846902049" r:id="rId68"/>
+          <o:OLEObject Type="Embed" ProgID="VisioViewer.Viewer.1" ShapeID="_x0000_i1028" DrawAspect="Content" ObjectID="_1846911274" r:id="rId68"/>
         </w:object>
       </w:r>
     </w:p>
@@ -28825,7 +28825,7 @@
       <w:bookmarkStart w:id="215" w:name="_Ref495482128"/>
       <w:bookmarkStart w:id="216" w:name="_Toc34394278"/>
       <w:bookmarkStart w:id="217" w:name="_Toc184117017"/>
-      <w:bookmarkStart w:id="218" w:name="_Toc236289486"/>
+      <w:bookmarkStart w:id="218" w:name="_Toc236298686"/>
       <w:r>
         <w:t xml:space="preserve">Figure </w:t>
       </w:r>
@@ -28932,7 +28932,7 @@
           <v:shape id="_x0000_i1029" type="#_x0000_t75" style="width:468pt;height:233.55pt" o:ole="">
             <v:imagedata r:id="rId69" o:title=""/>
           </v:shape>
-          <o:OLEObject Type="Embed" ProgID="VisioViewer.Viewer.1" ShapeID="_x0000_i1029" DrawAspect="Content" ObjectID="_1846902050" r:id="rId70"/>
+          <o:OLEObject Type="Embed" ProgID="VisioViewer.Viewer.1" ShapeID="_x0000_i1029" DrawAspect="Content" ObjectID="_1846911275" r:id="rId70"/>
         </w:object>
       </w:r>
     </w:p>
@@ -28943,7 +28943,7 @@
       <w:bookmarkStart w:id="219" w:name="_Ref495482154"/>
       <w:bookmarkStart w:id="220" w:name="_Toc34394279"/>
       <w:bookmarkStart w:id="221" w:name="_Toc184117018"/>
-      <w:bookmarkStart w:id="222" w:name="_Toc236289487"/>
+      <w:bookmarkStart w:id="222" w:name="_Toc236298687"/>
       <w:r>
         <w:t xml:space="preserve">Figure </w:t>
       </w:r>
@@ -29509,7 +29509,7 @@
       </w:pPr>
       <w:bookmarkStart w:id="223" w:name="_Toc184116984"/>
       <w:bookmarkStart w:id="224" w:name="_Clause_c5"/>
-      <w:bookmarkStart w:id="225" w:name="_Toc236289440"/>
+      <w:bookmarkStart w:id="225" w:name="_Toc236298640"/>
       <w:r>
         <w:t xml:space="preserve">Use </w:t>
       </w:r>
@@ -29528,7 +29528,7 @@
         <w:pStyle w:val="Heading2"/>
       </w:pPr>
       <w:bookmarkStart w:id="226" w:name="_Clause_c5_1"/>
-      <w:bookmarkStart w:id="227" w:name="_Toc236289441"/>
+      <w:bookmarkStart w:id="227" w:name="_Toc236298641"/>
       <w:r>
         <w:t>Downloading a schema</w:t>
       </w:r>
@@ -29715,7 +29715,7 @@
         <w:pStyle w:val="Heading2"/>
       </w:pPr>
       <w:bookmarkStart w:id="228" w:name="_Clause_c5_2"/>
-      <w:bookmarkStart w:id="229" w:name="_Toc236289442"/>
+      <w:bookmarkStart w:id="229" w:name="_Toc236298642"/>
       <w:r>
         <w:t>Registering a schema</w:t>
       </w:r>
@@ -29983,7 +29983,7 @@
       <w:bookmarkStart w:id="231" w:name="_Toc29911984"/>
       <w:bookmarkStart w:id="232" w:name="_Toc184116985"/>
       <w:bookmarkStart w:id="233" w:name="_Clause_c6"/>
-      <w:bookmarkStart w:id="234" w:name="_Toc236289443"/>
+      <w:bookmarkStart w:id="234" w:name="_Toc236298643"/>
       <w:r>
         <w:rPr>
           <w:color w:val="FF0000"/>
@@ -30036,11 +30036,11 @@
         <w:pStyle w:val="FIGURE"/>
       </w:pPr>
       <w:r>
-        <w:object w:dxaOrig="4143" w:dyaOrig="4406" w14:anchorId="63350658">
+        <w:object w:dxaOrig="4143" w:dyaOrig="4406" w14:anchorId="2D958D09">
           <v:shape id="_x0000_i1031" type="#_x0000_t75" style="width:207pt;height:220.3pt" o:ole="">
             <v:imagedata r:id="rId71" o:title=""/>
           </v:shape>
-          <o:OLEObject Type="Embed" ProgID="PowerPoint.Show.12" ShapeID="_x0000_i1031" DrawAspect="Content" ObjectID="_1846902051" r:id="rId72"/>
+          <o:OLEObject Type="Embed" ProgID="PowerPoint.Show.12" ShapeID="_x0000_i1031" DrawAspect="Content" ObjectID="_1846911276" r:id="rId72"/>
         </w:object>
       </w:r>
     </w:p>
@@ -30049,7 +30049,7 @@
         <w:pStyle w:val="FIGURE-title"/>
       </w:pPr>
       <w:bookmarkStart w:id="235" w:name="_Fig_fig_sreg_shape"/>
-      <w:bookmarkStart w:id="236" w:name="_Toc236289488"/>
+      <w:bookmarkStart w:id="236" w:name="_Toc236298688"/>
       <w:r>
         <w:t xml:space="preserve">Figure </w:t>
       </w:r>
@@ -30153,7 +30153,7 @@
         <w:pStyle w:val="Heading2"/>
       </w:pPr>
       <w:bookmarkStart w:id="237" w:name="_Clause_c6_1"/>
-      <w:bookmarkStart w:id="238" w:name="_Toc236289444"/>
+      <w:bookmarkStart w:id="238" w:name="_Toc236298644"/>
       <w:r>
         <w:t>OPC UA as a first-class binding</w:t>
       </w:r>
@@ -30424,7 +30424,7 @@
         <w:pStyle w:val="Heading2"/>
       </w:pPr>
       <w:bookmarkStart w:id="239" w:name="_Clause_c6_2"/>
-      <w:bookmarkStart w:id="240" w:name="_Toc236289445"/>
+      <w:bookmarkStart w:id="240" w:name="_Toc236298645"/>
       <w:r>
         <w:t>Organisation of the model</w:t>
       </w:r>
@@ -30480,7 +30480,7 @@
         <w:pStyle w:val="Heading2"/>
       </w:pPr>
       <w:bookmarkStart w:id="241" w:name="_Clause_c6_3"/>
-      <w:bookmarkStart w:id="242" w:name="_Toc236289446"/>
+      <w:bookmarkStart w:id="242" w:name="_Toc236298646"/>
       <w:r>
         <w:t>Registry root</w:t>
       </w:r>
@@ -30637,7 +30637,25 @@
         <w:t>GetSchema</w:t>
       </w:r>
       <w:r>
-        <w:t xml:space="preserve"> Method (§6.4) as the method form of the SchemaId fast path. The well-known </w:t>
+        <w:t xml:space="preserve"> Method (</w:t>
+      </w:r>
+      <w:r>
+        <w:fldChar w:fldCharType="begin"/>
+      </w:r>
+      <w:r>
+        <w:instrText xml:space="preserve"> REF _Clause_c6_6 \r \h </w:instrText>
+      </w:r>
+      <w:r>
+        <w:fldChar w:fldCharType="separate"/>
+      </w:r>
+      <w:r>
+        <w:t>6.6</w:t>
+      </w:r>
+      <w:r>
+        <w:fldChar w:fldCharType="end"/>
+      </w:r>
+      <w:r>
+        <w:t xml:space="preserve">) as the method form of the SchemaId fast path. The well-known </w:t>
       </w:r>
       <w:r>
         <w:rPr>
@@ -30708,7 +30726,7 @@
         <w:pStyle w:val="Heading2"/>
       </w:pPr>
       <w:bookmarkStart w:id="243" w:name="_Clause_c6_4"/>
-      <w:bookmarkStart w:id="244" w:name="_Toc236289447"/>
+      <w:bookmarkStart w:id="244" w:name="_Toc236298647"/>
       <w:r>
         <w:t>Schema groups</w:t>
       </w:r>
@@ -30806,7 +30824,7 @@
         <w:pStyle w:val="Heading2"/>
       </w:pPr>
       <w:bookmarkStart w:id="245" w:name="_Clause_c6_5"/>
-      <w:bookmarkStart w:id="246" w:name="_Toc236289448"/>
+      <w:bookmarkStart w:id="246" w:name="_Toc236298648"/>
       <w:r>
         <w:t>Schema files</w:t>
       </w:r>
@@ -31435,7 +31453,7 @@
         <w:pStyle w:val="Heading2"/>
       </w:pPr>
       <w:bookmarkStart w:id="247" w:name="_Clause_c6_6"/>
-      <w:bookmarkStart w:id="248" w:name="_Toc236289449"/>
+      <w:bookmarkStart w:id="248" w:name="_Toc236298649"/>
       <w:r>
         <w:t>SchemaId NodeId fast access</w:t>
       </w:r>
@@ -31564,7 +31582,7 @@
         <w:pStyle w:val="Heading2"/>
       </w:pPr>
       <w:bookmarkStart w:id="249" w:name="_Clause_c6_7"/>
-      <w:bookmarkStart w:id="250" w:name="_Toc236289450"/>
+      <w:bookmarkStart w:id="250" w:name="_Toc236298650"/>
       <w:r>
         <w:t>Formats and content types</w:t>
       </w:r>
@@ -31576,7 +31594,7 @@
         <w:pStyle w:val="TABLE-title"/>
       </w:pPr>
       <w:bookmarkStart w:id="251" w:name="_Tab_formats_and_content_types_tab1"/>
-      <w:bookmarkStart w:id="252" w:name="_Toc236289503"/>
+      <w:bookmarkStart w:id="252" w:name="_Toc236298703"/>
       <w:r>
         <w:t xml:space="preserve">Table </w:t>
       </w:r>
@@ -32179,7 +32197,7 @@
         <w:pStyle w:val="Heading2"/>
       </w:pPr>
       <w:bookmarkStart w:id="253" w:name="_Clause_c6_8"/>
-      <w:bookmarkStart w:id="254" w:name="_Toc236289451"/>
+      <w:bookmarkStart w:id="254" w:name="_Toc236298651"/>
       <w:r>
         <w:lastRenderedPageBreak/>
         <w:t>Schema identity and per-format fingerprints</w:t>
@@ -32460,25 +32478,7 @@
         <w:t>independent of any OPC UA version</w:t>
       </w:r>
       <w:r>
-        <w:t xml:space="preserve"> because the SchemaId derives solely from the schema; the compatibility relationship between the SchemaIds of successive Versions of a DataSet is defined in </w:t>
-      </w:r>
-      <w:r>
-        <w:fldChar w:fldCharType="begin"/>
-      </w:r>
-      <w:r>
-        <w:instrText xml:space="preserve"> REF _Clause_c6_9 \r \h </w:instrText>
-      </w:r>
-      <w:r>
-        <w:fldChar w:fldCharType="separate"/>
-      </w:r>
-      <w:r>
-        <w:t>6.9</w:t>
-      </w:r>
-      <w:r>
-        <w:fldChar w:fldCharType="end"/>
-      </w:r>
-      <w:r>
-        <w:t xml:space="preserve"> and the PubSub DataSet profile (Annex C). For provenance a schema file also records </w:t>
+        <w:t xml:space="preserve"> because the SchemaId derives solely from the schema; the compatibility relationship between the SchemaIds of successive Versions of a DataSet is defined in §7 and the PubSub DataSet profile (Annex C). For provenance a schema file also records </w:t>
       </w:r>
       <w:r>
         <w:rPr>
@@ -32513,7 +32513,7 @@
         <w:pStyle w:val="Heading2"/>
       </w:pPr>
       <w:bookmarkStart w:id="255" w:name="_Clause_c6_9"/>
-      <w:bookmarkStart w:id="256" w:name="_Toc236289452"/>
+      <w:bookmarkStart w:id="256" w:name="_Toc236298652"/>
       <w:r>
         <w:t>Schema versioning and compatibility</w:t>
       </w:r>
@@ -32570,25 +32570,7 @@
         <w:t>VersionId</w:t>
       </w:r>
       <w:r>
-        <w:t xml:space="preserve"> and </w:t>
-      </w:r>
-      <w:r>
-        <w:fldChar w:fldCharType="begin"/>
-      </w:r>
-      <w:r>
-        <w:instrText xml:space="preserve"> REF _Clause_c6_8 \r \h </w:instrText>
-      </w:r>
-      <w:r>
-        <w:fldChar w:fldCharType="separate"/>
-      </w:r>
-      <w:r>
-        <w:t>6.8</w:t>
-      </w:r>
-      <w:r>
-        <w:fldChar w:fldCharType="end"/>
-      </w:r>
-      <w:r>
-        <w:t xml:space="preserve"> collection ordering):</w:t>
+        <w:t xml:space="preserve"> and §6.8 collection ordering):</w:t>
       </w:r>
     </w:p>
     <w:p>
@@ -32845,7 +32827,7 @@
         <w:pStyle w:val="Heading2"/>
       </w:pPr>
       <w:bookmarkStart w:id="257" w:name="_Clause_c6_10"/>
-      <w:bookmarkStart w:id="258" w:name="_Toc236289453"/>
+      <w:bookmarkStart w:id="258" w:name="_Toc236298653"/>
       <w:r>
         <w:t>Resolution flow</w:t>
       </w:r>
@@ -33440,7 +33422,7 @@
         <w:pStyle w:val="Heading2"/>
       </w:pPr>
       <w:bookmarkStart w:id="259" w:name="_Clause_c6_11"/>
-      <w:bookmarkStart w:id="260" w:name="_Toc236289454"/>
+      <w:bookmarkStart w:id="260" w:name="_Toc236298654"/>
       <w:r>
         <w:lastRenderedPageBreak/>
         <w:t>TTL and mirror semantics</w:t>
@@ -33505,7 +33487,7 @@
         <w:pStyle w:val="Heading2"/>
       </w:pPr>
       <w:bookmarkStart w:id="261" w:name="_Clause_c6_12"/>
-      <w:bookmarkStart w:id="262" w:name="_Toc236289455"/>
+      <w:bookmarkStart w:id="262" w:name="_Toc236298655"/>
       <w:r>
         <w:t>Structure materialization and the xRegistry API</w:t>
       </w:r>
@@ -33517,7 +33499,7 @@
         <w:pStyle w:val="Heading3"/>
       </w:pPr>
       <w:bookmarkStart w:id="263" w:name="_Clause_c6_12_1"/>
-      <w:bookmarkStart w:id="264" w:name="_Toc236289456"/>
+      <w:bookmarkStart w:id="264" w:name="_Toc236298656"/>
       <w:r>
         <w:t>Auto-bootstrap of the schema structure</w:t>
       </w:r>
@@ -33720,7 +33702,7 @@
         <w:pStyle w:val="Heading3"/>
       </w:pPr>
       <w:bookmarkStart w:id="265" w:name="_Clause_c6_12_2"/>
-      <w:bookmarkStart w:id="266" w:name="_Toc236289457"/>
+      <w:bookmarkStart w:id="266" w:name="_Toc236298657"/>
       <w:r>
         <w:t>Serving the xRegistry API and the JSON projection</w:t>
       </w:r>
@@ -33758,7 +33740,7 @@
         <w:pStyle w:val="TABLE-title"/>
       </w:pPr>
       <w:bookmarkStart w:id="267" w:name="_Tab_serving_the_xregistry_api_and_the_j"/>
-      <w:bookmarkStart w:id="268" w:name="_Toc236289504"/>
+      <w:bookmarkStart w:id="268" w:name="_Toc236298704"/>
       <w:r>
         <w:t xml:space="preserve">Table </w:t>
       </w:r>
@@ -34696,7 +34678,7 @@
         <w:pStyle w:val="Heading2"/>
       </w:pPr>
       <w:bookmarkStart w:id="269" w:name="_Clause_c6_13"/>
-      <w:bookmarkStart w:id="270" w:name="_Toc236289458"/>
+      <w:bookmarkStart w:id="270" w:name="_Toc236298658"/>
       <w:r>
         <w:lastRenderedPageBreak/>
         <w:t>PubSub integration</w:t>
@@ -34858,25 +34840,7 @@
         <w:t>namespace + name + ConfigurationVersion</w:t>
       </w:r>
       <w:r>
-        <w:t xml:space="preserve"> lookup of </w:t>
-      </w:r>
-      <w:r>
-        <w:fldChar w:fldCharType="begin"/>
-      </w:r>
-      <w:r>
-        <w:instrText xml:space="preserve"> REF _Clause_c6_10 \r \h </w:instrText>
-      </w:r>
-      <w:r>
-        <w:fldChar w:fldCharType="separate"/>
-      </w:r>
-      <w:r>
-        <w:t>6.10</w:t>
-      </w:r>
-      <w:r>
-        <w:fldChar w:fldCharType="end"/>
-      </w:r>
-      <w:r>
-        <w:t>.</w:t>
+        <w:t xml:space="preserve"> lookup of §8.</w:t>
       </w:r>
     </w:p>
     <w:p>
@@ -34884,7 +34848,7 @@
         <w:pStyle w:val="Heading1"/>
       </w:pPr>
       <w:bookmarkStart w:id="271" w:name="_Clause_c7"/>
-      <w:bookmarkStart w:id="272" w:name="_Toc236289459"/>
+      <w:bookmarkStart w:id="272" w:name="_Toc236298659"/>
       <w:r>
         <w:t>OPC UA ObjectTypes</w:t>
       </w:r>
@@ -34896,7 +34860,7 @@
         <w:pStyle w:val="Heading2"/>
       </w:pPr>
       <w:bookmarkStart w:id="273" w:name="_Clause_c7_1"/>
-      <w:bookmarkStart w:id="274" w:name="_Toc236289460"/>
+      <w:bookmarkStart w:id="274" w:name="_Toc236298660"/>
       <w:r>
         <w:t>SchemaRegistryType</w:t>
       </w:r>
@@ -34916,7 +34880,7 @@
         <w:pStyle w:val="TABLE-title"/>
       </w:pPr>
       <w:bookmarkStart w:id="275" w:name="_Tab_c7_1_def"/>
-      <w:bookmarkStart w:id="276" w:name="_Toc236289505"/>
+      <w:bookmarkStart w:id="276" w:name="_Toc236298705"/>
       <w:r>
         <w:t xml:space="preserve">Table </w:t>
       </w:r>
@@ -35611,7 +35575,7 @@
         <w:pStyle w:val="Heading3"/>
       </w:pPr>
       <w:bookmarkStart w:id="277" w:name="_Clause_c7_1_1"/>
-      <w:bookmarkStart w:id="278" w:name="_Toc236289461"/>
+      <w:bookmarkStart w:id="278" w:name="_Toc236298661"/>
       <w:r>
         <w:t>GetSchema</w:t>
       </w:r>
@@ -35679,7 +35643,7 @@
         <w:pStyle w:val="TABLE-title"/>
       </w:pPr>
       <w:bookmarkStart w:id="279" w:name="_Tab_c7_1_1_m_args"/>
-      <w:bookmarkStart w:id="280" w:name="_Toc236289506"/>
+      <w:bookmarkStart w:id="280" w:name="_Toc236298706"/>
       <w:r>
         <w:lastRenderedPageBreak/>
         <w:t xml:space="preserve">Table </w:t>
@@ -35960,7 +35924,7 @@
         <w:pStyle w:val="TABLE-title"/>
       </w:pPr>
       <w:bookmarkStart w:id="281" w:name="_Tab_c7_1_1_m_as"/>
-      <w:bookmarkStart w:id="282" w:name="_Toc236289507"/>
+      <w:bookmarkStart w:id="282" w:name="_Toc236298707"/>
       <w:r>
         <w:t xml:space="preserve">Table </w:t>
       </w:r>
@@ -36492,7 +36456,7 @@
         <w:pStyle w:val="Heading2"/>
       </w:pPr>
       <w:bookmarkStart w:id="283" w:name="_Clause_c7_2"/>
-      <w:bookmarkStart w:id="284" w:name="_Toc236289462"/>
+      <w:bookmarkStart w:id="284" w:name="_Toc236298662"/>
       <w:r>
         <w:t>SchemaGroupType</w:t>
       </w:r>
@@ -36512,7 +36476,7 @@
         <w:pStyle w:val="TABLE-title"/>
       </w:pPr>
       <w:bookmarkStart w:id="285" w:name="_Tab_c7_2_def"/>
-      <w:bookmarkStart w:id="286" w:name="_Toc236289508"/>
+      <w:bookmarkStart w:id="286" w:name="_Toc236298708"/>
       <w:r>
         <w:t xml:space="preserve">Table </w:t>
       </w:r>
@@ -37188,7 +37152,7 @@
         <w:pStyle w:val="Heading2"/>
       </w:pPr>
       <w:bookmarkStart w:id="287" w:name="_Clause_c7_3"/>
-      <w:bookmarkStart w:id="288" w:name="_Toc236289463"/>
+      <w:bookmarkStart w:id="288" w:name="_Toc236298663"/>
       <w:r>
         <w:t>SchemaFileType</w:t>
       </w:r>
@@ -37208,7 +37172,7 @@
         <w:pStyle w:val="TABLE-title"/>
       </w:pPr>
       <w:bookmarkStart w:id="289" w:name="_Tab_c7_3_def"/>
-      <w:bookmarkStart w:id="290" w:name="_Toc236289509"/>
+      <w:bookmarkStart w:id="290" w:name="_Toc236298709"/>
       <w:r>
         <w:lastRenderedPageBreak/>
         <w:t xml:space="preserve">Table </w:t>
@@ -38865,7 +38829,7 @@
         <w:pStyle w:val="Heading1"/>
       </w:pPr>
       <w:bookmarkStart w:id="291" w:name="_Clause_c8"/>
-      <w:bookmarkStart w:id="292" w:name="_Toc236289464"/>
+      <w:bookmarkStart w:id="292" w:name="_Toc236298664"/>
       <w:r>
         <w:t>Instances</w:t>
       </w:r>
@@ -38877,7 +38841,7 @@
         <w:pStyle w:val="Heading2"/>
       </w:pPr>
       <w:bookmarkStart w:id="293" w:name="_Clause_c8_1"/>
-      <w:bookmarkStart w:id="294" w:name="_Toc236289465"/>
+      <w:bookmarkStart w:id="294" w:name="_Toc236298665"/>
       <w:r>
         <w:t>SchemaRegistry</w:t>
       </w:r>
@@ -38897,7 +38861,7 @@
         <w:pStyle w:val="TABLE-title"/>
       </w:pPr>
       <w:bookmarkStart w:id="295" w:name="_Tab_c8_1_def"/>
-      <w:bookmarkStart w:id="296" w:name="_Toc236289510"/>
+      <w:bookmarkStart w:id="296" w:name="_Toc236298710"/>
       <w:r>
         <w:t xml:space="preserve">Table </w:t>
       </w:r>
@@ -39398,7 +39362,7 @@
         <w:pStyle w:val="Heading3"/>
       </w:pPr>
       <w:bookmarkStart w:id="297" w:name="_Clause_c8_1_1"/>
-      <w:bookmarkStart w:id="298" w:name="_Toc236289466"/>
+      <w:bookmarkStart w:id="298" w:name="_Toc236298666"/>
       <w:r>
         <w:t>GetSchema</w:t>
       </w:r>
@@ -39466,7 +39430,7 @@
         <w:pStyle w:val="TABLE-title"/>
       </w:pPr>
       <w:bookmarkStart w:id="299" w:name="_Tab_c8_1_1_m_args"/>
-      <w:bookmarkStart w:id="300" w:name="_Toc236289511"/>
+      <w:bookmarkStart w:id="300" w:name="_Toc236298711"/>
       <w:r>
         <w:lastRenderedPageBreak/>
         <w:t xml:space="preserve">Table </w:t>
@@ -39747,7 +39711,7 @@
         <w:pStyle w:val="TABLE-title"/>
       </w:pPr>
       <w:bookmarkStart w:id="301" w:name="_Tab_c8_1_1_m_as"/>
-      <w:bookmarkStart w:id="302" w:name="_Toc236289512"/>
+      <w:bookmarkStart w:id="302" w:name="_Toc236298712"/>
       <w:r>
         <w:t xml:space="preserve">Table </w:t>
       </w:r>
@@ -40336,7 +40300,7 @@
       <w:bookmarkStart w:id="304" w:name="_Toc184117007"/>
       <w:bookmarkStart w:id="305" w:name="_Ref85018491"/>
       <w:bookmarkStart w:id="306" w:name="_Clause_c9"/>
-      <w:bookmarkStart w:id="307" w:name="_Toc236289467"/>
+      <w:bookmarkStart w:id="307" w:name="_Toc236298667"/>
       <w:r>
         <w:lastRenderedPageBreak/>
         <w:t>Profiles and conformance units</w:t>
@@ -40415,172 +40379,142 @@
         <w:t>mandatory</w:t>
       </w:r>
       <w:r>
-        <w:t xml:space="preserve"> download of a schema (</w:t>
+        <w:t xml:space="preserve"> download of a schema (§5.1</w:t>
+      </w:r>
+      <w:r>
+        <w:t xml:space="preserve">) for at least one schema-based format, and preserves reversibility end-to-end: a value encoded per a registered schema and decoded through the resolved schema equals the original (the acceptance corpus of the encoding additions). Conformance does </w:t>
+      </w:r>
+      <w:r>
+        <w:rPr>
+          <w:b/>
+        </w:rPr>
+        <w:t>not</w:t>
+      </w:r>
+      <w:r>
+        <w:t xml:space="preserve"> require Part 14 PubSub; a Server without PubSub is a fully conformant schema registry.</w:t>
+      </w:r>
+    </w:p>
+    <w:p>
+      <w:pPr>
+        <w:pStyle w:val="PARAGRAPH"/>
+      </w:pPr>
+      <w:r>
+        <w:t>Registration (</w:t>
       </w:r>
       <w:r>
         <w:fldChar w:fldCharType="begin"/>
       </w:r>
       <w:r>
-        <w:instrText xml:space="preserve"> REF _Clause_c5_1 \r \h </w:instrText>
+        <w:instrText xml:space="preserve"> REF _Clause_c5_2 \r \h </w:instrText>
       </w:r>
       <w:r>
         <w:fldChar w:fldCharType="separate"/>
       </w:r>
       <w:r>
-        <w:t>5.1</w:t>
+        <w:t>5.2</w:t>
       </w:r>
       <w:r>
         <w:fldChar w:fldCharType="end"/>
       </w:r>
       <w:r>
-        <w:t xml:space="preserve">) for at least one schema-based format, and preserves reversibility end-to-end: a value encoded per a registered schema and decoded through the resolved schema equals the original (the acceptance corpus of the encoding additions). Conformance does </w:t>
+        <w:t>), structure materialization (</w:t>
+      </w:r>
+      <w:r>
+        <w:fldChar w:fldCharType="begin"/>
+      </w:r>
+      <w:r>
+        <w:instrText xml:space="preserve"> REF _Clause_c6_12_1 \r \h </w:instrText>
+      </w:r>
+      <w:r>
+        <w:fldChar w:fldCharType="separate"/>
+      </w:r>
+      <w:r>
+        <w:t>6.12.1</w:t>
+      </w:r>
+      <w:r>
+        <w:fldChar w:fldCharType="end"/>
+      </w:r>
+      <w:r>
+        <w:t>), the xRegistry API/JSON projection (§10.2), TTL/mirror (§9</w:t>
+      </w:r>
+      <w:r>
+        <w:t xml:space="preserve">), federation (Annex B) and the PubSub DataSet schema profile (Annex C) are optional and independently conformant. A conformant registry exposes ObjectTypes and Properties compatible with </w:t>
+      </w:r>
+      <w:r>
+        <w:fldChar w:fldCharType="begin"/>
+      </w:r>
+      <w:r>
+        <w:instrText xml:space="preserve"> REF _Clause_c6_2 \r \h </w:instrText>
+      </w:r>
+      <w:r>
+        <w:fldChar w:fldCharType="separate"/>
+      </w:r>
+      <w:r>
+        <w:t>6.2</w:t>
+      </w:r>
+      <w:r>
+        <w:fldChar w:fldCharType="end"/>
+      </w:r>
+      <w:r>
+        <w:t xml:space="preserve"> and Annex A, including a per-format </w:t>
+      </w:r>
+      <w:r>
+        <w:rPr>
+          <w:rStyle w:val="VARIABLE"/>
+        </w:rPr>
+        <w:t>SchemaId</w:t>
+      </w:r>
+      <w:r>
+        <w:t xml:space="preserve"> (defined for every registered format — including JSON Schema through its injected fingerprint provider, </w:t>
+      </w:r>
+      <w:r>
+        <w:fldChar w:fldCharType="begin"/>
+      </w:r>
+      <w:r>
+        <w:instrText xml:space="preserve"> REF _Clause_c6_8 \r \h </w:instrText>
+      </w:r>
+      <w:r>
+        <w:fldChar w:fldCharType="separate"/>
+      </w:r>
+      <w:r>
+        <w:t>6.8</w:t>
+      </w:r>
+      <w:r>
+        <w:fldChar w:fldCharType="end"/>
+      </w:r>
+      <w:r>
+        <w:t xml:space="preserve">) and SchemaId-based resolution by Opaque NodeId; </w:t>
+      </w:r>
+      <w:r>
+        <w:rPr>
+          <w:rStyle w:val="VARIABLE"/>
+        </w:rPr>
+        <w:t>GetSchema</w:t>
+      </w:r>
+      <w:r>
+        <w:t xml:space="preserve"> may additionally be exposed as the method form.</w:t>
+      </w:r>
+    </w:p>
+    <w:p>
+      <w:pPr>
+        <w:pStyle w:val="PARAGRAPH"/>
+      </w:pPr>
+      <w:r>
+        <w:t xml:space="preserve">Conformance is composed from independently implementable </w:t>
       </w:r>
       <w:r>
         <w:rPr>
           <w:b/>
         </w:rPr>
-        <w:t>not</w:t>
-      </w:r>
-      <w:r>
-        <w:t xml:space="preserve"> require Part 14 PubSub; a Server without PubSub is a fully conformant schema registry.</w:t>
-      </w:r>
-    </w:p>
-    <w:p>
-      <w:pPr>
-        <w:pStyle w:val="PARAGRAPH"/>
-      </w:pPr>
-      <w:r>
-        <w:t>Registration (</w:t>
-      </w:r>
-      <w:r>
-        <w:fldChar w:fldCharType="begin"/>
-      </w:r>
-      <w:r>
-        <w:instrText xml:space="preserve"> REF _Clause_c5_2 \r \h </w:instrText>
-      </w:r>
-      <w:r>
-        <w:fldChar w:fldCharType="separate"/>
-      </w:r>
-      <w:r>
-        <w:t>5.2</w:t>
-      </w:r>
-      <w:r>
-        <w:fldChar w:fldCharType="end"/>
-      </w:r>
-      <w:r>
-        <w:t>), structure materialization (</w:t>
-      </w:r>
-      <w:r>
-        <w:fldChar w:fldCharType="begin"/>
-      </w:r>
-      <w:r>
-        <w:instrText xml:space="preserve"> REF _Clause_c6_12_1 \r \h </w:instrText>
-      </w:r>
-      <w:r>
-        <w:fldChar w:fldCharType="separate"/>
-      </w:r>
-      <w:r>
-        <w:t>6.12.1</w:t>
-      </w:r>
-      <w:r>
-        <w:fldChar w:fldCharType="end"/>
-      </w:r>
-      <w:r>
-        <w:t>), the xRegistry API/JSON projection (§10.2), TTL/mirror (</w:t>
-      </w:r>
-      <w:r>
-        <w:fldChar w:fldCharType="begin"/>
-      </w:r>
-      <w:r>
-        <w:instrText xml:space="preserve"> REF _Clause_c6_11 \r \h </w:instrText>
-      </w:r>
-      <w:r>
-        <w:fldChar w:fldCharType="separate"/>
-      </w:r>
-      <w:r>
-        <w:t>6.11</w:t>
-      </w:r>
-      <w:r>
-        <w:fldChar w:fldCharType="end"/>
-      </w:r>
-      <w:r>
-        <w:t xml:space="preserve">), federation (Annex B) and the PubSub DataSet schema profile (Annex C) are optional and independently conformant. A conformant registry exposes ObjectTypes and Properties compatible with </w:t>
-      </w:r>
-      <w:r>
-        <w:fldChar w:fldCharType="begin"/>
-      </w:r>
-      <w:r>
-        <w:instrText xml:space="preserve"> REF _Clause_c6_2 \r \h </w:instrText>
-      </w:r>
-      <w:r>
-        <w:fldChar w:fldCharType="separate"/>
-      </w:r>
-      <w:r>
-        <w:t>6.2</w:t>
-      </w:r>
-      <w:r>
-        <w:fldChar w:fldCharType="end"/>
-      </w:r>
-      <w:r>
-        <w:t xml:space="preserve"> and Annex A, including a per-format </w:t>
+        <w:t>conformance units (CUs)</w:t>
+      </w:r>
+      <w:r>
+        <w:t xml:space="preserve">. Only </w:t>
       </w:r>
       <w:r>
         <w:rPr>
           <w:rStyle w:val="VARIABLE"/>
         </w:rPr>
-        <w:t>SchemaId</w:t>
-      </w:r>
-      <w:r>
-        <w:t xml:space="preserve"> (defined for every registered format — including JSON Schema through its injected fingerprint provider, </w:t>
-      </w:r>
-      <w:r>
-        <w:fldChar w:fldCharType="begin"/>
-      </w:r>
-      <w:r>
-        <w:instrText xml:space="preserve"> REF _Clause_c6_8 \r \h </w:instrText>
-      </w:r>
-      <w:r>
-        <w:fldChar w:fldCharType="separate"/>
-      </w:r>
-      <w:r>
-        <w:t>6.8</w:t>
-      </w:r>
-      <w:r>
-        <w:fldChar w:fldCharType="end"/>
-      </w:r>
-      <w:r>
-        <w:t xml:space="preserve">) and SchemaId-based resolution by Opaque NodeId; </w:t>
-      </w:r>
-      <w:r>
-        <w:rPr>
-          <w:rStyle w:val="VARIABLE"/>
-        </w:rPr>
-        <w:t>GetSchema</w:t>
-      </w:r>
-      <w:r>
-        <w:t xml:space="preserve"> may additionally be exposed as the method form.</w:t>
-      </w:r>
-    </w:p>
-    <w:p>
-      <w:pPr>
-        <w:pStyle w:val="PARAGRAPH"/>
-      </w:pPr>
-      <w:r>
-        <w:t xml:space="preserve">Conformance is composed from independently implementable </w:t>
-      </w:r>
-      <w:r>
-        <w:rPr>
-          <w:b/>
-        </w:rPr>
-        <w:t>conformance units (CUs)</w:t>
-      </w:r>
-      <w:r>
-        <w:t xml:space="preserve">. Only </w:t>
-      </w:r>
-      <w:r>
-        <w:rPr>
-          <w:rStyle w:val="VARIABLE"/>
-        </w:rPr>
         <w:t>SREG-SchemaDownload</w:t>
       </w:r>
       <w:r>
@@ -40592,7 +40526,7 @@
         <w:pStyle w:val="TABLE-title"/>
       </w:pPr>
       <w:bookmarkStart w:id="308" w:name="_Tab_profiles_and_conformance_units_tab1"/>
-      <w:bookmarkStart w:id="309" w:name="_Toc236289513"/>
+      <w:bookmarkStart w:id="309" w:name="_Toc236298713"/>
       <w:r>
         <w:t xml:space="preserve">Table </w:t>
       </w:r>
@@ -41400,7 +41334,7 @@
         <w:pStyle w:val="Heading1"/>
       </w:pPr>
       <w:bookmarkStart w:id="310" w:name="_Clause_c10"/>
-      <w:bookmarkStart w:id="311" w:name="_Toc236289468"/>
+      <w:bookmarkStart w:id="311" w:name="_Toc236298668"/>
       <w:r>
         <w:t>Namespaces</w:t>
       </w:r>
@@ -41413,7 +41347,7 @@
       </w:pPr>
       <w:bookmarkStart w:id="312" w:name="_Clause_c10_1"/>
       <w:bookmarkStart w:id="313" w:name="_Ref127248897"/>
-      <w:bookmarkStart w:id="314" w:name="_Toc236289469"/>
+      <w:bookmarkStart w:id="314" w:name="_Toc236298669"/>
       <w:r>
         <w:t>Namespace metadata</w:t>
       </w:r>
@@ -41447,7 +41381,7 @@
       </w:pPr>
       <w:bookmarkStart w:id="315" w:name="_Tab_namespace_metadata_tab1"/>
       <w:bookmarkStart w:id="316" w:name="_Ref16863029"/>
-      <w:bookmarkStart w:id="317" w:name="_Toc236289514"/>
+      <w:bookmarkStart w:id="317" w:name="_Toc236298714"/>
       <w:r>
         <w:t xml:space="preserve">Table </w:t>
       </w:r>
@@ -41926,7 +41860,7 @@
               <w:pStyle w:val="TableText"/>
             </w:pPr>
             <w:r>
-              <w:t>1001:9999</w:t>
+              <w:t>62000:62518</w:t>
             </w:r>
           </w:p>
         </w:tc>
@@ -42013,7 +41947,7 @@
       </w:pPr>
       <w:bookmarkStart w:id="318" w:name="_Clause_c10_2"/>
       <w:bookmarkStart w:id="319" w:name="_Ref55114991"/>
-      <w:bookmarkStart w:id="320" w:name="_Toc236289470"/>
+      <w:bookmarkStart w:id="320" w:name="_Toc236298670"/>
       <w:r>
         <w:t>Handling of OPC UA namespaces</w:t>
       </w:r>
@@ -42034,7 +41968,7 @@
         <w:pStyle w:val="TABLE-title"/>
       </w:pPr>
       <w:bookmarkStart w:id="321" w:name="_Tab_handling_of_opc_ua_namespaces_tab1"/>
-      <w:bookmarkStart w:id="322" w:name="_Toc236289515"/>
+      <w:bookmarkStart w:id="322" w:name="_Toc236298715"/>
       <w:r>
         <w:t xml:space="preserve">Table </w:t>
       </w:r>
@@ -42360,7 +42294,7 @@
       </w:pPr>
       <w:bookmarkStart w:id="323" w:name="_Tab_handling_of_opc_ua_namespaces_tab2"/>
       <w:bookmarkStart w:id="324" w:name="_Ref16577438"/>
-      <w:bookmarkStart w:id="325" w:name="_Toc236289516"/>
+      <w:bookmarkStart w:id="325" w:name="_Toc236298716"/>
       <w:r>
         <w:t xml:space="preserve">Table </w:t>
       </w:r>
@@ -42617,7 +42551,7 @@
       <w:bookmarkStart w:id="330" w:name="_Toc359335763"/>
       <w:bookmarkStart w:id="331" w:name="_Ref37835123"/>
       <w:bookmarkStart w:id="332" w:name="_Toc184117011"/>
-      <w:bookmarkStart w:id="333" w:name="_Toc236289471"/>
+      <w:bookmarkStart w:id="333" w:name="_Toc236298671"/>
       <w:r>
         <w:rPr>
           <w:b w:val="0"/>
@@ -42668,7 +42602,7 @@
       <w:bookmarkStart w:id="335" w:name="_Toc29912017"/>
       <w:bookmarkStart w:id="336" w:name="_Toc184117012"/>
       <w:bookmarkStart w:id="337" w:name="_Hlk127250868"/>
-      <w:bookmarkStart w:id="338" w:name="_Toc236289472"/>
+      <w:bookmarkStart w:id="338" w:name="_Toc236298672"/>
       <w:r>
         <w:t>NodeSet</w:t>
       </w:r>
@@ -44639,7 +44573,7 @@
       <w:bookmarkStart w:id="343" w:name="_Toc217732203"/>
       <w:bookmarkStart w:id="344" w:name="_Toc217789984"/>
       <w:bookmarkStart w:id="345" w:name="_Toc184117013"/>
-      <w:bookmarkStart w:id="346" w:name="_Toc236289473"/>
+      <w:bookmarkStart w:id="346" w:name="_Toc236298673"/>
       <w:bookmarkEnd w:id="339"/>
       <w:bookmarkEnd w:id="340"/>
       <w:bookmarkEnd w:id="341"/>
@@ -44916,7 +44850,7 @@
       <w:pPr>
         <w:pStyle w:val="ANNEX-heading1"/>
       </w:pPr>
-      <w:bookmarkStart w:id="350" w:name="_Toc236289474"/>
+      <w:bookmarkStart w:id="350" w:name="_Toc236298674"/>
       <w:r>
         <w:t>Node reference</w:t>
       </w:r>
@@ -44935,7 +44869,7 @@
         <w:pStyle w:val="TABLE-title"/>
       </w:pPr>
       <w:bookmarkStart w:id="351" w:name="_Tab_annex_a_nodes"/>
-      <w:bookmarkStart w:id="352" w:name="_Toc236289517"/>
+      <w:bookmarkStart w:id="352" w:name="_Toc236298717"/>
       <w:r>
         <w:lastRenderedPageBreak/>
         <w:t xml:space="preserve">Table </w:t>
@@ -46943,7 +46877,7 @@
         <w:pStyle w:val="ANNEXtitle"/>
       </w:pPr>
       <w:bookmarkStart w:id="353" w:name="_Annex_cB"/>
-      <w:bookmarkStart w:id="354" w:name="_Toc236289475"/>
+      <w:bookmarkStart w:id="354" w:name="_Toc236298675"/>
       <w:r>
         <w:lastRenderedPageBreak/>
         <w:t>(informative)</w:t>
@@ -47405,7 +47339,7 @@
         <w:pStyle w:val="ANNEXtitle"/>
       </w:pPr>
       <w:bookmarkStart w:id="355" w:name="_Annex_cC"/>
-      <w:bookmarkStart w:id="356" w:name="_Toc236289476"/>
+      <w:bookmarkStart w:id="356" w:name="_Toc236298676"/>
       <w:r>
         <w:lastRenderedPageBreak/>
         <w:t>(normative)</w:t>
@@ -47496,7 +47430,7 @@
         <w:pStyle w:val="ANNEX-heading1"/>
       </w:pPr>
       <w:bookmarkStart w:id="357" w:name="_Clause_cC_1"/>
-      <w:bookmarkStart w:id="358" w:name="_Toc236289477"/>
+      <w:bookmarkStart w:id="358" w:name="_Toc236298677"/>
       <w:r>
         <w:t>ConfigurationVersion-keyed evolution</w:t>
       </w:r>
@@ -47738,25 +47672,7 @@
         <w:t>version</w:t>
       </w:r>
       <w:r>
-        <w:t xml:space="preserve"> of the same schema in the sense of </w:t>
-      </w:r>
-      <w:r>
-        <w:fldChar w:fldCharType="begin"/>
-      </w:r>
-      <w:r>
-        <w:instrText xml:space="preserve"> REF _Clause_c6_9 \r \h </w:instrText>
-      </w:r>
-      <w:r>
-        <w:fldChar w:fldCharType="separate"/>
-      </w:r>
-      <w:r>
-        <w:t>6.9</w:t>
-      </w:r>
-      <w:r>
-        <w:fldChar w:fldCharType="end"/>
-      </w:r>
-      <w:r>
-        <w:t>.</w:t>
+        <w:t xml:space="preserve"> of the same schema in the sense of §7.</w:t>
       </w:r>
     </w:p>
     <w:p>
@@ -47764,7 +47680,7 @@
         <w:pStyle w:val="ANNEX-heading1"/>
       </w:pPr>
       <w:bookmarkStart w:id="359" w:name="_Clause_cC_2"/>
-      <w:bookmarkStart w:id="360" w:name="_Toc236289478"/>
+      <w:bookmarkStart w:id="360" w:name="_Toc236298678"/>
       <w:r>
         <w:t>Open unions subject to aggregation</w:t>
       </w:r>
@@ -48056,7 +47972,7 @@
         <w:pStyle w:val="ANNEX-heading1"/>
       </w:pPr>
       <w:bookmarkStart w:id="361" w:name="_Clause_cC_3"/>
-      <w:bookmarkStart w:id="362" w:name="_Toc236289479"/>
+      <w:bookmarkStart w:id="362" w:name="_Toc236298679"/>
       <w:r>
         <w:t>Append-only rule</w:t>
       </w:r>
@@ -48358,7 +48274,7 @@
         <w:pStyle w:val="ANNEX-heading1"/>
       </w:pPr>
       <w:bookmarkStart w:id="363" w:name="_Clause_cC_4"/>
-      <w:bookmarkStart w:id="364" w:name="_Toc236289480"/>
+      <w:bookmarkStart w:id="364" w:name="_Toc236298680"/>
       <w:r>
         <w:t>PubSub integration touch-points</w:t>
       </w:r>
@@ -48433,7 +48349,16 @@
         <w:t>dataschema</w:t>
       </w:r>
       <w:r>
-        <w:t xml:space="preserve">); when present it is used by </w:t>
+        <w:t xml:space="preserve">); when present it is used by §8 step 2, and when absent resolution falls back to the SchemaId or </w:t>
+      </w:r>
+      <w:r>
+        <w:rPr>
+          <w:rStyle w:val="VARIABLE"/>
+        </w:rPr>
+        <w:t>namespace + name + ConfigurationVersion</w:t>
+      </w:r>
+      <w:r>
+        <w:t xml:space="preserve"> lookup of </w:t>
       </w:r>
       <w:r>
         <w:fldChar w:fldCharType="begin"/>
@@ -48451,33 +48376,6 @@
         <w:fldChar w:fldCharType="end"/>
       </w:r>
       <w:r>
-        <w:t xml:space="preserve"> step 2, and when absent resolution falls back to the SchemaId or </w:t>
-      </w:r>
-      <w:r>
-        <w:rPr>
-          <w:rStyle w:val="VARIABLE"/>
-        </w:rPr>
-        <w:t>namespace + name + ConfigurationVersion</w:t>
-      </w:r>
-      <w:r>
-        <w:t xml:space="preserve"> lookup of </w:t>
-      </w:r>
-      <w:r>
-        <w:fldChar w:fldCharType="begin"/>
-      </w:r>
-      <w:r>
-        <w:instrText xml:space="preserve"> REF _Clause_c6_10 \r \h </w:instrText>
-      </w:r>
-      <w:r>
-        <w:fldChar w:fldCharType="separate"/>
-      </w:r>
-      <w:r>
-        <w:t>6.10</w:t>
-      </w:r>
-      <w:r>
-        <w:fldChar w:fldCharType="end"/>
-      </w:r>
-      <w:r>
         <w:t>.</w:t>
       </w:r>
     </w:p>
@@ -48486,7 +48384,7 @@
         <w:pStyle w:val="ANNEX-heading1"/>
       </w:pPr>
       <w:bookmarkStart w:id="365" w:name="_Clause_cC_5"/>
-      <w:bookmarkStart w:id="366" w:name="_Toc236289481"/>
+      <w:bookmarkStart w:id="366" w:name="_Toc236298681"/>
       <w:r>
         <w:t>Example</w:t>
       </w:r>
@@ -48704,7 +48602,7 @@
         <w:pStyle w:val="ANNEXtitle"/>
       </w:pPr>
       <w:bookmarkStart w:id="367" w:name="_Annex_cD"/>
-      <w:bookmarkStart w:id="368" w:name="_Toc236289482"/>
+      <w:bookmarkStart w:id="368" w:name="_Toc236298682"/>
       <w:r>
         <w:lastRenderedPageBreak/>
         <w:t>(informative)</w:t>
@@ -48822,7 +48720,7 @@
         <w:pStyle w:val="TABLE-title"/>
       </w:pPr>
       <w:bookmarkStart w:id="369" w:name="_Tab_http_binding_correspondence_tab1"/>
-      <w:bookmarkStart w:id="370" w:name="_Toc236289518"/>
+      <w:bookmarkStart w:id="370" w:name="_Toc236298718"/>
       <w:r>
         <w:t xml:space="preserve">Table </w:t>
       </w:r>

--- a/word-drafts/OPC-UA-Schema-Registry.docx
+++ b/word-drafts/OPC-UA-Schema-Registry.docx
@@ -4180,7 +4180,7 @@
       <w:r>
         <w:fldChar w:fldCharType="separate"/>
       </w:r>
-      <w:hyperlink w:anchor="_Toc236298623" w:history="1">
+      <w:hyperlink w:anchor="_Toc236305000" w:history="1">
         <w:r>
           <w:rPr>
             <w:rStyle w:val="Hyperlink"/>
@@ -4221,7 +4221,7 @@
           <w:rPr>
             <w:webHidden/>
           </w:rPr>
-          <w:instrText xml:space="preserve"> PAGEREF _Toc236298623 \h </w:instrText>
+          <w:instrText xml:space="preserve"> PAGEREF _Toc236305000 \h </w:instrText>
         </w:r>
         <w:r>
           <w:rPr>
@@ -4261,7 +4261,7 @@
           <w14:ligatures w14:val="standardContextual"/>
         </w:rPr>
       </w:pPr>
-      <w:hyperlink w:anchor="_Toc236298624" w:history="1">
+      <w:hyperlink w:anchor="_Toc236305001" w:history="1">
         <w:r>
           <w:rPr>
             <w:rStyle w:val="Hyperlink"/>
@@ -4302,7 +4302,7 @@
           <w:rPr>
             <w:webHidden/>
           </w:rPr>
-          <w:instrText xml:space="preserve"> PAGEREF _Toc236298624 \h </w:instrText>
+          <w:instrText xml:space="preserve"> PAGEREF _Toc236305001 \h </w:instrText>
         </w:r>
         <w:r>
           <w:rPr>
@@ -4342,7 +4342,7 @@
           <w14:ligatures w14:val="standardContextual"/>
         </w:rPr>
       </w:pPr>
-      <w:hyperlink w:anchor="_Toc236298625" w:history="1">
+      <w:hyperlink w:anchor="_Toc236305002" w:history="1">
         <w:r>
           <w:rPr>
             <w:rStyle w:val="Hyperlink"/>
@@ -4383,7 +4383,7 @@
           <w:rPr>
             <w:webHidden/>
           </w:rPr>
-          <w:instrText xml:space="preserve"> PAGEREF _Toc236298625 \h </w:instrText>
+          <w:instrText xml:space="preserve"> PAGEREF _Toc236305002 \h </w:instrText>
         </w:r>
         <w:r>
           <w:rPr>
@@ -4423,7 +4423,7 @@
           <w14:ligatures w14:val="standardContextual"/>
         </w:rPr>
       </w:pPr>
-      <w:hyperlink w:anchor="_Toc236298626" w:history="1">
+      <w:hyperlink w:anchor="_Toc236305003" w:history="1">
         <w:r>
           <w:rPr>
             <w:rStyle w:val="Hyperlink"/>
@@ -4464,7 +4464,7 @@
           <w:rPr>
             <w:webHidden/>
           </w:rPr>
-          <w:instrText xml:space="preserve"> PAGEREF _Toc236298626 \h </w:instrText>
+          <w:instrText xml:space="preserve"> PAGEREF _Toc236305003 \h </w:instrText>
         </w:r>
         <w:r>
           <w:rPr>
@@ -4504,7 +4504,7 @@
           <w14:ligatures w14:val="standardContextual"/>
         </w:rPr>
       </w:pPr>
-      <w:hyperlink w:anchor="_Toc236298627" w:history="1">
+      <w:hyperlink w:anchor="_Toc236305004" w:history="1">
         <w:r>
           <w:rPr>
             <w:rStyle w:val="Hyperlink"/>
@@ -4545,7 +4545,7 @@
           <w:rPr>
             <w:webHidden/>
           </w:rPr>
-          <w:instrText xml:space="preserve"> PAGEREF _Toc236298627 \h </w:instrText>
+          <w:instrText xml:space="preserve"> PAGEREF _Toc236305004 \h </w:instrText>
         </w:r>
         <w:r>
           <w:rPr>
@@ -4585,7 +4585,7 @@
           <w14:ligatures w14:val="standardContextual"/>
         </w:rPr>
       </w:pPr>
-      <w:hyperlink w:anchor="_Toc236298628" w:history="1">
+      <w:hyperlink w:anchor="_Toc236305005" w:history="1">
         <w:r>
           <w:rPr>
             <w:rStyle w:val="Hyperlink"/>
@@ -4626,7 +4626,7 @@
           <w:rPr>
             <w:webHidden/>
           </w:rPr>
-          <w:instrText xml:space="preserve"> PAGEREF _Toc236298628 \h </w:instrText>
+          <w:instrText xml:space="preserve"> PAGEREF _Toc236305005 \h </w:instrText>
         </w:r>
         <w:r>
           <w:rPr>
@@ -4666,7 +4666,7 @@
           <w14:ligatures w14:val="standardContextual"/>
         </w:rPr>
       </w:pPr>
-      <w:hyperlink w:anchor="_Toc236298629" w:history="1">
+      <w:hyperlink w:anchor="_Toc236305006" w:history="1">
         <w:r>
           <w:rPr>
             <w:rStyle w:val="Hyperlink"/>
@@ -4707,7 +4707,7 @@
           <w:rPr>
             <w:webHidden/>
           </w:rPr>
-          <w:instrText xml:space="preserve"> PAGEREF _Toc236298629 \h </w:instrText>
+          <w:instrText xml:space="preserve"> PAGEREF _Toc236305006 \h </w:instrText>
         </w:r>
         <w:r>
           <w:rPr>
@@ -4747,7 +4747,7 @@
           <w14:ligatures w14:val="standardContextual"/>
         </w:rPr>
       </w:pPr>
-      <w:hyperlink w:anchor="_Toc236298630" w:history="1">
+      <w:hyperlink w:anchor="_Toc236305007" w:history="1">
         <w:r>
           <w:rPr>
             <w:rStyle w:val="Hyperlink"/>
@@ -4788,7 +4788,7 @@
           <w:rPr>
             <w:webHidden/>
           </w:rPr>
-          <w:instrText xml:space="preserve"> PAGEREF _Toc236298630 \h </w:instrText>
+          <w:instrText xml:space="preserve"> PAGEREF _Toc236305007 \h </w:instrText>
         </w:r>
         <w:r>
           <w:rPr>
@@ -4828,7 +4828,7 @@
           <w14:ligatures w14:val="standardContextual"/>
         </w:rPr>
       </w:pPr>
-      <w:hyperlink w:anchor="_Toc236298631" w:history="1">
+      <w:hyperlink w:anchor="_Toc236305008" w:history="1">
         <w:r>
           <w:rPr>
             <w:rStyle w:val="Hyperlink"/>
@@ -4869,7 +4869,7 @@
           <w:rPr>
             <w:webHidden/>
           </w:rPr>
-          <w:instrText xml:space="preserve"> PAGEREF _Toc236298631 \h </w:instrText>
+          <w:instrText xml:space="preserve"> PAGEREF _Toc236305008 \h </w:instrText>
         </w:r>
         <w:r>
           <w:rPr>
@@ -4909,7 +4909,7 @@
           <w14:ligatures w14:val="standardContextual"/>
         </w:rPr>
       </w:pPr>
-      <w:hyperlink w:anchor="_Toc236298632" w:history="1">
+      <w:hyperlink w:anchor="_Toc236305009" w:history="1">
         <w:r>
           <w:rPr>
             <w:rStyle w:val="Hyperlink"/>
@@ -4950,7 +4950,7 @@
           <w:rPr>
             <w:webHidden/>
           </w:rPr>
-          <w:instrText xml:space="preserve"> PAGEREF _Toc236298632 \h </w:instrText>
+          <w:instrText xml:space="preserve"> PAGEREF _Toc236305009 \h </w:instrText>
         </w:r>
         <w:r>
           <w:rPr>
@@ -4990,7 +4990,7 @@
           <w14:ligatures w14:val="standardContextual"/>
         </w:rPr>
       </w:pPr>
-      <w:hyperlink w:anchor="_Toc236298633" w:history="1">
+      <w:hyperlink w:anchor="_Toc236305010" w:history="1">
         <w:r>
           <w:rPr>
             <w:rStyle w:val="Hyperlink"/>
@@ -5031,7 +5031,7 @@
           <w:rPr>
             <w:webHidden/>
           </w:rPr>
-          <w:instrText xml:space="preserve"> PAGEREF _Toc236298633 \h </w:instrText>
+          <w:instrText xml:space="preserve"> PAGEREF _Toc236305010 \h </w:instrText>
         </w:r>
         <w:r>
           <w:rPr>
@@ -5071,7 +5071,7 @@
           <w14:ligatures w14:val="standardContextual"/>
         </w:rPr>
       </w:pPr>
-      <w:hyperlink w:anchor="_Toc236298634" w:history="1">
+      <w:hyperlink w:anchor="_Toc236305011" w:history="1">
         <w:r>
           <w:rPr>
             <w:rStyle w:val="Hyperlink"/>
@@ -5112,7 +5112,7 @@
           <w:rPr>
             <w:webHidden/>
           </w:rPr>
-          <w:instrText xml:space="preserve"> PAGEREF _Toc236298634 \h </w:instrText>
+          <w:instrText xml:space="preserve"> PAGEREF _Toc236305011 \h </w:instrText>
         </w:r>
         <w:r>
           <w:rPr>
@@ -5152,7 +5152,7 @@
           <w14:ligatures w14:val="standardContextual"/>
         </w:rPr>
       </w:pPr>
-      <w:hyperlink w:anchor="_Toc236298635" w:history="1">
+      <w:hyperlink w:anchor="_Toc236305012" w:history="1">
         <w:r>
           <w:rPr>
             <w:rStyle w:val="Hyperlink"/>
@@ -5193,7 +5193,7 @@
           <w:rPr>
             <w:webHidden/>
           </w:rPr>
-          <w:instrText xml:space="preserve"> PAGEREF _Toc236298635 \h </w:instrText>
+          <w:instrText xml:space="preserve"> PAGEREF _Toc236305012 \h </w:instrText>
         </w:r>
         <w:r>
           <w:rPr>
@@ -5233,7 +5233,7 @@
           <w14:ligatures w14:val="standardContextual"/>
         </w:rPr>
       </w:pPr>
-      <w:hyperlink w:anchor="_Toc236298636" w:history="1">
+      <w:hyperlink w:anchor="_Toc236305013" w:history="1">
         <w:r>
           <w:rPr>
             <w:rStyle w:val="Hyperlink"/>
@@ -5274,7 +5274,7 @@
           <w:rPr>
             <w:webHidden/>
           </w:rPr>
-          <w:instrText xml:space="preserve"> PAGEREF _Toc236298636 \h </w:instrText>
+          <w:instrText xml:space="preserve"> PAGEREF _Toc236305013 \h </w:instrText>
         </w:r>
         <w:r>
           <w:rPr>
@@ -5314,7 +5314,7 @@
           <w14:ligatures w14:val="standardContextual"/>
         </w:rPr>
       </w:pPr>
-      <w:hyperlink w:anchor="_Toc236298637" w:history="1">
+      <w:hyperlink w:anchor="_Toc236305014" w:history="1">
         <w:r>
           <w:rPr>
             <w:rStyle w:val="Hyperlink"/>
@@ -5355,7 +5355,7 @@
           <w:rPr>
             <w:webHidden/>
           </w:rPr>
-          <w:instrText xml:space="preserve"> PAGEREF _Toc236298637 \h </w:instrText>
+          <w:instrText xml:space="preserve"> PAGEREF _Toc236305014 \h </w:instrText>
         </w:r>
         <w:r>
           <w:rPr>
@@ -5395,7 +5395,7 @@
           <w14:ligatures w14:val="standardContextual"/>
         </w:rPr>
       </w:pPr>
-      <w:hyperlink w:anchor="_Toc236298638" w:history="1">
+      <w:hyperlink w:anchor="_Toc236305015" w:history="1">
         <w:r>
           <w:rPr>
             <w:rStyle w:val="Hyperlink"/>
@@ -5436,7 +5436,7 @@
           <w:rPr>
             <w:webHidden/>
           </w:rPr>
-          <w:instrText xml:space="preserve"> PAGEREF _Toc236298638 \h </w:instrText>
+          <w:instrText xml:space="preserve"> PAGEREF _Toc236305015 \h </w:instrText>
         </w:r>
         <w:r>
           <w:rPr>
@@ -5476,7 +5476,7 @@
           <w14:ligatures w14:val="standardContextual"/>
         </w:rPr>
       </w:pPr>
-      <w:hyperlink w:anchor="_Toc236298639" w:history="1">
+      <w:hyperlink w:anchor="_Toc236305016" w:history="1">
         <w:r>
           <w:rPr>
             <w:rStyle w:val="Hyperlink"/>
@@ -5517,7 +5517,7 @@
           <w:rPr>
             <w:webHidden/>
           </w:rPr>
-          <w:instrText xml:space="preserve"> PAGEREF _Toc236298639 \h </w:instrText>
+          <w:instrText xml:space="preserve"> PAGEREF _Toc236305016 \h </w:instrText>
         </w:r>
         <w:r>
           <w:rPr>
@@ -5557,7 +5557,7 @@
           <w14:ligatures w14:val="standardContextual"/>
         </w:rPr>
       </w:pPr>
-      <w:hyperlink w:anchor="_Toc236298640" w:history="1">
+      <w:hyperlink w:anchor="_Toc236305017" w:history="1">
         <w:r>
           <w:rPr>
             <w:rStyle w:val="Hyperlink"/>
@@ -5598,7 +5598,7 @@
           <w:rPr>
             <w:webHidden/>
           </w:rPr>
-          <w:instrText xml:space="preserve"> PAGEREF _Toc236298640 \h </w:instrText>
+          <w:instrText xml:space="preserve"> PAGEREF _Toc236305017 \h </w:instrText>
         </w:r>
         <w:r>
           <w:rPr>
@@ -5638,7 +5638,7 @@
           <w14:ligatures w14:val="standardContextual"/>
         </w:rPr>
       </w:pPr>
-      <w:hyperlink w:anchor="_Toc236298641" w:history="1">
+      <w:hyperlink w:anchor="_Toc236305018" w:history="1">
         <w:r>
           <w:rPr>
             <w:rStyle w:val="Hyperlink"/>
@@ -5679,7 +5679,7 @@
           <w:rPr>
             <w:webHidden/>
           </w:rPr>
-          <w:instrText xml:space="preserve"> PAGEREF _Toc236298641 \h </w:instrText>
+          <w:instrText xml:space="preserve"> PAGEREF _Toc236305018 \h </w:instrText>
         </w:r>
         <w:r>
           <w:rPr>
@@ -5719,7 +5719,7 @@
           <w14:ligatures w14:val="standardContextual"/>
         </w:rPr>
       </w:pPr>
-      <w:hyperlink w:anchor="_Toc236298642" w:history="1">
+      <w:hyperlink w:anchor="_Toc236305019" w:history="1">
         <w:r>
           <w:rPr>
             <w:rStyle w:val="Hyperlink"/>
@@ -5760,7 +5760,7 @@
           <w:rPr>
             <w:webHidden/>
           </w:rPr>
-          <w:instrText xml:space="preserve"> PAGEREF _Toc236298642 \h </w:instrText>
+          <w:instrText xml:space="preserve"> PAGEREF _Toc236305019 \h </w:instrText>
         </w:r>
         <w:r>
           <w:rPr>
@@ -5800,7 +5800,7 @@
           <w14:ligatures w14:val="standardContextual"/>
         </w:rPr>
       </w:pPr>
-      <w:hyperlink w:anchor="_Toc236298643" w:history="1">
+      <w:hyperlink w:anchor="_Toc236305020" w:history="1">
         <w:r>
           <w:rPr>
             <w:rStyle w:val="Hyperlink"/>
@@ -5841,7 +5841,7 @@
           <w:rPr>
             <w:webHidden/>
           </w:rPr>
-          <w:instrText xml:space="preserve"> PAGEREF _Toc236298643 \h </w:instrText>
+          <w:instrText xml:space="preserve"> PAGEREF _Toc236305020 \h </w:instrText>
         </w:r>
         <w:r>
           <w:rPr>
@@ -5881,7 +5881,7 @@
           <w14:ligatures w14:val="standardContextual"/>
         </w:rPr>
       </w:pPr>
-      <w:hyperlink w:anchor="_Toc236298644" w:history="1">
+      <w:hyperlink w:anchor="_Toc236305021" w:history="1">
         <w:r>
           <w:rPr>
             <w:rStyle w:val="Hyperlink"/>
@@ -5922,7 +5922,7 @@
           <w:rPr>
             <w:webHidden/>
           </w:rPr>
-          <w:instrText xml:space="preserve"> PAGEREF _Toc236298644 \h </w:instrText>
+          <w:instrText xml:space="preserve"> PAGEREF _Toc236305021 \h </w:instrText>
         </w:r>
         <w:r>
           <w:rPr>
@@ -5962,7 +5962,7 @@
           <w14:ligatures w14:val="standardContextual"/>
         </w:rPr>
       </w:pPr>
-      <w:hyperlink w:anchor="_Toc236298645" w:history="1">
+      <w:hyperlink w:anchor="_Toc236305022" w:history="1">
         <w:r>
           <w:rPr>
             <w:rStyle w:val="Hyperlink"/>
@@ -6003,7 +6003,7 @@
           <w:rPr>
             <w:webHidden/>
           </w:rPr>
-          <w:instrText xml:space="preserve"> PAGEREF _Toc236298645 \h </w:instrText>
+          <w:instrText xml:space="preserve"> PAGEREF _Toc236305022 \h </w:instrText>
         </w:r>
         <w:r>
           <w:rPr>
@@ -6043,7 +6043,7 @@
           <w14:ligatures w14:val="standardContextual"/>
         </w:rPr>
       </w:pPr>
-      <w:hyperlink w:anchor="_Toc236298646" w:history="1">
+      <w:hyperlink w:anchor="_Toc236305023" w:history="1">
         <w:r>
           <w:rPr>
             <w:rStyle w:val="Hyperlink"/>
@@ -6084,7 +6084,7 @@
           <w:rPr>
             <w:webHidden/>
           </w:rPr>
-          <w:instrText xml:space="preserve"> PAGEREF _Toc236298646 \h </w:instrText>
+          <w:instrText xml:space="preserve"> PAGEREF _Toc236305023 \h </w:instrText>
         </w:r>
         <w:r>
           <w:rPr>
@@ -6124,7 +6124,7 @@
           <w14:ligatures w14:val="standardContextual"/>
         </w:rPr>
       </w:pPr>
-      <w:hyperlink w:anchor="_Toc236298647" w:history="1">
+      <w:hyperlink w:anchor="_Toc236305024" w:history="1">
         <w:r>
           <w:rPr>
             <w:rStyle w:val="Hyperlink"/>
@@ -6165,7 +6165,7 @@
           <w:rPr>
             <w:webHidden/>
           </w:rPr>
-          <w:instrText xml:space="preserve"> PAGEREF _Toc236298647 \h </w:instrText>
+          <w:instrText xml:space="preserve"> PAGEREF _Toc236305024 \h </w:instrText>
         </w:r>
         <w:r>
           <w:rPr>
@@ -6205,7 +6205,7 @@
           <w14:ligatures w14:val="standardContextual"/>
         </w:rPr>
       </w:pPr>
-      <w:hyperlink w:anchor="_Toc236298648" w:history="1">
+      <w:hyperlink w:anchor="_Toc236305025" w:history="1">
         <w:r>
           <w:rPr>
             <w:rStyle w:val="Hyperlink"/>
@@ -6246,7 +6246,7 @@
           <w:rPr>
             <w:webHidden/>
           </w:rPr>
-          <w:instrText xml:space="preserve"> PAGEREF _Toc236298648 \h </w:instrText>
+          <w:instrText xml:space="preserve"> PAGEREF _Toc236305025 \h </w:instrText>
         </w:r>
         <w:r>
           <w:rPr>
@@ -6286,7 +6286,7 @@
           <w14:ligatures w14:val="standardContextual"/>
         </w:rPr>
       </w:pPr>
-      <w:hyperlink w:anchor="_Toc236298649" w:history="1">
+      <w:hyperlink w:anchor="_Toc236305026" w:history="1">
         <w:r>
           <w:rPr>
             <w:rStyle w:val="Hyperlink"/>
@@ -6327,7 +6327,7 @@
           <w:rPr>
             <w:webHidden/>
           </w:rPr>
-          <w:instrText xml:space="preserve"> PAGEREF _Toc236298649 \h </w:instrText>
+          <w:instrText xml:space="preserve"> PAGEREF _Toc236305026 \h </w:instrText>
         </w:r>
         <w:r>
           <w:rPr>
@@ -6367,7 +6367,7 @@
           <w14:ligatures w14:val="standardContextual"/>
         </w:rPr>
       </w:pPr>
-      <w:hyperlink w:anchor="_Toc236298650" w:history="1">
+      <w:hyperlink w:anchor="_Toc236305027" w:history="1">
         <w:r>
           <w:rPr>
             <w:rStyle w:val="Hyperlink"/>
@@ -6408,7 +6408,7 @@
           <w:rPr>
             <w:webHidden/>
           </w:rPr>
-          <w:instrText xml:space="preserve"> PAGEREF _Toc236298650 \h </w:instrText>
+          <w:instrText xml:space="preserve"> PAGEREF _Toc236305027 \h </w:instrText>
         </w:r>
         <w:r>
           <w:rPr>
@@ -6448,7 +6448,7 @@
           <w14:ligatures w14:val="standardContextual"/>
         </w:rPr>
       </w:pPr>
-      <w:hyperlink w:anchor="_Toc236298651" w:history="1">
+      <w:hyperlink w:anchor="_Toc236305028" w:history="1">
         <w:r>
           <w:rPr>
             <w:rStyle w:val="Hyperlink"/>
@@ -6489,7 +6489,7 @@
           <w:rPr>
             <w:webHidden/>
           </w:rPr>
-          <w:instrText xml:space="preserve"> PAGEREF _Toc236298651 \h </w:instrText>
+          <w:instrText xml:space="preserve"> PAGEREF _Toc236305028 \h </w:instrText>
         </w:r>
         <w:r>
           <w:rPr>
@@ -6529,7 +6529,7 @@
           <w14:ligatures w14:val="standardContextual"/>
         </w:rPr>
       </w:pPr>
-      <w:hyperlink w:anchor="_Toc236298652" w:history="1">
+      <w:hyperlink w:anchor="_Toc236305029" w:history="1">
         <w:r>
           <w:rPr>
             <w:rStyle w:val="Hyperlink"/>
@@ -6570,7 +6570,7 @@
           <w:rPr>
             <w:webHidden/>
           </w:rPr>
-          <w:instrText xml:space="preserve"> PAGEREF _Toc236298652 \h </w:instrText>
+          <w:instrText xml:space="preserve"> PAGEREF _Toc236305029 \h </w:instrText>
         </w:r>
         <w:r>
           <w:rPr>
@@ -6610,7 +6610,7 @@
           <w14:ligatures w14:val="standardContextual"/>
         </w:rPr>
       </w:pPr>
-      <w:hyperlink w:anchor="_Toc236298653" w:history="1">
+      <w:hyperlink w:anchor="_Toc236305030" w:history="1">
         <w:r>
           <w:rPr>
             <w:rStyle w:val="Hyperlink"/>
@@ -6651,7 +6651,7 @@
           <w:rPr>
             <w:webHidden/>
           </w:rPr>
-          <w:instrText xml:space="preserve"> PAGEREF _Toc236298653 \h </w:instrText>
+          <w:instrText xml:space="preserve"> PAGEREF _Toc236305030 \h </w:instrText>
         </w:r>
         <w:r>
           <w:rPr>
@@ -6691,7 +6691,7 @@
           <w14:ligatures w14:val="standardContextual"/>
         </w:rPr>
       </w:pPr>
-      <w:hyperlink w:anchor="_Toc236298654" w:history="1">
+      <w:hyperlink w:anchor="_Toc236305031" w:history="1">
         <w:r>
           <w:rPr>
             <w:rStyle w:val="Hyperlink"/>
@@ -6732,7 +6732,7 @@
           <w:rPr>
             <w:webHidden/>
           </w:rPr>
-          <w:instrText xml:space="preserve"> PAGEREF _Toc236298654 \h </w:instrText>
+          <w:instrText xml:space="preserve"> PAGEREF _Toc236305031 \h </w:instrText>
         </w:r>
         <w:r>
           <w:rPr>
@@ -6772,7 +6772,7 @@
           <w14:ligatures w14:val="standardContextual"/>
         </w:rPr>
       </w:pPr>
-      <w:hyperlink w:anchor="_Toc236298655" w:history="1">
+      <w:hyperlink w:anchor="_Toc236305032" w:history="1">
         <w:r>
           <w:rPr>
             <w:rStyle w:val="Hyperlink"/>
@@ -6813,7 +6813,7 @@
           <w:rPr>
             <w:webHidden/>
           </w:rPr>
-          <w:instrText xml:space="preserve"> PAGEREF _Toc236298655 \h </w:instrText>
+          <w:instrText xml:space="preserve"> PAGEREF _Toc236305032 \h </w:instrText>
         </w:r>
         <w:r>
           <w:rPr>
@@ -6853,7 +6853,7 @@
           <w14:ligatures w14:val="standardContextual"/>
         </w:rPr>
       </w:pPr>
-      <w:hyperlink w:anchor="_Toc236298656" w:history="1">
+      <w:hyperlink w:anchor="_Toc236305033" w:history="1">
         <w:r>
           <w:rPr>
             <w:rStyle w:val="Hyperlink"/>
@@ -6894,7 +6894,7 @@
           <w:rPr>
             <w:webHidden/>
           </w:rPr>
-          <w:instrText xml:space="preserve"> PAGEREF _Toc236298656 \h </w:instrText>
+          <w:instrText xml:space="preserve"> PAGEREF _Toc236305033 \h </w:instrText>
         </w:r>
         <w:r>
           <w:rPr>
@@ -6934,7 +6934,7 @@
           <w14:ligatures w14:val="standardContextual"/>
         </w:rPr>
       </w:pPr>
-      <w:hyperlink w:anchor="_Toc236298657" w:history="1">
+      <w:hyperlink w:anchor="_Toc236305034" w:history="1">
         <w:r>
           <w:rPr>
             <w:rStyle w:val="Hyperlink"/>
@@ -6975,7 +6975,7 @@
           <w:rPr>
             <w:webHidden/>
           </w:rPr>
-          <w:instrText xml:space="preserve"> PAGEREF _Toc236298657 \h </w:instrText>
+          <w:instrText xml:space="preserve"> PAGEREF _Toc236305034 \h </w:instrText>
         </w:r>
         <w:r>
           <w:rPr>
@@ -7015,7 +7015,7 @@
           <w14:ligatures w14:val="standardContextual"/>
         </w:rPr>
       </w:pPr>
-      <w:hyperlink w:anchor="_Toc236298658" w:history="1">
+      <w:hyperlink w:anchor="_Toc236305035" w:history="1">
         <w:r>
           <w:rPr>
             <w:rStyle w:val="Hyperlink"/>
@@ -7056,7 +7056,7 @@
           <w:rPr>
             <w:webHidden/>
           </w:rPr>
-          <w:instrText xml:space="preserve"> PAGEREF _Toc236298658 \h </w:instrText>
+          <w:instrText xml:space="preserve"> PAGEREF _Toc236305035 \h </w:instrText>
         </w:r>
         <w:r>
           <w:rPr>
@@ -7096,7 +7096,7 @@
           <w14:ligatures w14:val="standardContextual"/>
         </w:rPr>
       </w:pPr>
-      <w:hyperlink w:anchor="_Toc236298659" w:history="1">
+      <w:hyperlink w:anchor="_Toc236305036" w:history="1">
         <w:r>
           <w:rPr>
             <w:rStyle w:val="Hyperlink"/>
@@ -7137,7 +7137,7 @@
           <w:rPr>
             <w:webHidden/>
           </w:rPr>
-          <w:instrText xml:space="preserve"> PAGEREF _Toc236298659 \h </w:instrText>
+          <w:instrText xml:space="preserve"> PAGEREF _Toc236305036 \h </w:instrText>
         </w:r>
         <w:r>
           <w:rPr>
@@ -7177,7 +7177,7 @@
           <w14:ligatures w14:val="standardContextual"/>
         </w:rPr>
       </w:pPr>
-      <w:hyperlink w:anchor="_Toc236298660" w:history="1">
+      <w:hyperlink w:anchor="_Toc236305037" w:history="1">
         <w:r>
           <w:rPr>
             <w:rStyle w:val="Hyperlink"/>
@@ -7218,7 +7218,7 @@
           <w:rPr>
             <w:webHidden/>
           </w:rPr>
-          <w:instrText xml:space="preserve"> PAGEREF _Toc236298660 \h </w:instrText>
+          <w:instrText xml:space="preserve"> PAGEREF _Toc236305037 \h </w:instrText>
         </w:r>
         <w:r>
           <w:rPr>
@@ -7258,7 +7258,7 @@
           <w14:ligatures w14:val="standardContextual"/>
         </w:rPr>
       </w:pPr>
-      <w:hyperlink w:anchor="_Toc236298661" w:history="1">
+      <w:hyperlink w:anchor="_Toc236305038" w:history="1">
         <w:r>
           <w:rPr>
             <w:rStyle w:val="Hyperlink"/>
@@ -7299,7 +7299,7 @@
           <w:rPr>
             <w:webHidden/>
           </w:rPr>
-          <w:instrText xml:space="preserve"> PAGEREF _Toc236298661 \h </w:instrText>
+          <w:instrText xml:space="preserve"> PAGEREF _Toc236305038 \h </w:instrText>
         </w:r>
         <w:r>
           <w:rPr>
@@ -7339,7 +7339,7 @@
           <w14:ligatures w14:val="standardContextual"/>
         </w:rPr>
       </w:pPr>
-      <w:hyperlink w:anchor="_Toc236298662" w:history="1">
+      <w:hyperlink w:anchor="_Toc236305039" w:history="1">
         <w:r>
           <w:rPr>
             <w:rStyle w:val="Hyperlink"/>
@@ -7380,7 +7380,7 @@
           <w:rPr>
             <w:webHidden/>
           </w:rPr>
-          <w:instrText xml:space="preserve"> PAGEREF _Toc236298662 \h </w:instrText>
+          <w:instrText xml:space="preserve"> PAGEREF _Toc236305039 \h </w:instrText>
         </w:r>
         <w:r>
           <w:rPr>
@@ -7420,7 +7420,7 @@
           <w14:ligatures w14:val="standardContextual"/>
         </w:rPr>
       </w:pPr>
-      <w:hyperlink w:anchor="_Toc236298663" w:history="1">
+      <w:hyperlink w:anchor="_Toc236305040" w:history="1">
         <w:r>
           <w:rPr>
             <w:rStyle w:val="Hyperlink"/>
@@ -7461,7 +7461,7 @@
           <w:rPr>
             <w:webHidden/>
           </w:rPr>
-          <w:instrText xml:space="preserve"> PAGEREF _Toc236298663 \h </w:instrText>
+          <w:instrText xml:space="preserve"> PAGEREF _Toc236305040 \h </w:instrText>
         </w:r>
         <w:r>
           <w:rPr>
@@ -7501,7 +7501,7 @@
           <w14:ligatures w14:val="standardContextual"/>
         </w:rPr>
       </w:pPr>
-      <w:hyperlink w:anchor="_Toc236298664" w:history="1">
+      <w:hyperlink w:anchor="_Toc236305041" w:history="1">
         <w:r>
           <w:rPr>
             <w:rStyle w:val="Hyperlink"/>
@@ -7542,7 +7542,7 @@
           <w:rPr>
             <w:webHidden/>
           </w:rPr>
-          <w:instrText xml:space="preserve"> PAGEREF _Toc236298664 \h </w:instrText>
+          <w:instrText xml:space="preserve"> PAGEREF _Toc236305041 \h </w:instrText>
         </w:r>
         <w:r>
           <w:rPr>
@@ -7582,7 +7582,7 @@
           <w14:ligatures w14:val="standardContextual"/>
         </w:rPr>
       </w:pPr>
-      <w:hyperlink w:anchor="_Toc236298665" w:history="1">
+      <w:hyperlink w:anchor="_Toc236305042" w:history="1">
         <w:r>
           <w:rPr>
             <w:rStyle w:val="Hyperlink"/>
@@ -7623,7 +7623,7 @@
           <w:rPr>
             <w:webHidden/>
           </w:rPr>
-          <w:instrText xml:space="preserve"> PAGEREF _Toc236298665 \h </w:instrText>
+          <w:instrText xml:space="preserve"> PAGEREF _Toc236305042 \h </w:instrText>
         </w:r>
         <w:r>
           <w:rPr>
@@ -7663,7 +7663,7 @@
           <w14:ligatures w14:val="standardContextual"/>
         </w:rPr>
       </w:pPr>
-      <w:hyperlink w:anchor="_Toc236298666" w:history="1">
+      <w:hyperlink w:anchor="_Toc236305043" w:history="1">
         <w:r>
           <w:rPr>
             <w:rStyle w:val="Hyperlink"/>
@@ -7704,7 +7704,7 @@
           <w:rPr>
             <w:webHidden/>
           </w:rPr>
-          <w:instrText xml:space="preserve"> PAGEREF _Toc236298666 \h </w:instrText>
+          <w:instrText xml:space="preserve"> PAGEREF _Toc236305043 \h </w:instrText>
         </w:r>
         <w:r>
           <w:rPr>
@@ -7744,7 +7744,7 @@
           <w14:ligatures w14:val="standardContextual"/>
         </w:rPr>
       </w:pPr>
-      <w:hyperlink w:anchor="_Toc236298667" w:history="1">
+      <w:hyperlink w:anchor="_Toc236305044" w:history="1">
         <w:r>
           <w:rPr>
             <w:rStyle w:val="Hyperlink"/>
@@ -7785,7 +7785,7 @@
           <w:rPr>
             <w:webHidden/>
           </w:rPr>
-          <w:instrText xml:space="preserve"> PAGEREF _Toc236298667 \h </w:instrText>
+          <w:instrText xml:space="preserve"> PAGEREF _Toc236305044 \h </w:instrText>
         </w:r>
         <w:r>
           <w:rPr>
@@ -7825,7 +7825,7 @@
           <w14:ligatures w14:val="standardContextual"/>
         </w:rPr>
       </w:pPr>
-      <w:hyperlink w:anchor="_Toc236298668" w:history="1">
+      <w:hyperlink w:anchor="_Toc236305045" w:history="1">
         <w:r>
           <w:rPr>
             <w:rStyle w:val="Hyperlink"/>
@@ -7866,7 +7866,7 @@
           <w:rPr>
             <w:webHidden/>
           </w:rPr>
-          <w:instrText xml:space="preserve"> PAGEREF _Toc236298668 \h </w:instrText>
+          <w:instrText xml:space="preserve"> PAGEREF _Toc236305045 \h </w:instrText>
         </w:r>
         <w:r>
           <w:rPr>
@@ -7906,7 +7906,7 @@
           <w14:ligatures w14:val="standardContextual"/>
         </w:rPr>
       </w:pPr>
-      <w:hyperlink w:anchor="_Toc236298669" w:history="1">
+      <w:hyperlink w:anchor="_Toc236305046" w:history="1">
         <w:r>
           <w:rPr>
             <w:rStyle w:val="Hyperlink"/>
@@ -7947,7 +7947,7 @@
           <w:rPr>
             <w:webHidden/>
           </w:rPr>
-          <w:instrText xml:space="preserve"> PAGEREF _Toc236298669 \h </w:instrText>
+          <w:instrText xml:space="preserve"> PAGEREF _Toc236305046 \h </w:instrText>
         </w:r>
         <w:r>
           <w:rPr>
@@ -7987,7 +7987,7 @@
           <w14:ligatures w14:val="standardContextual"/>
         </w:rPr>
       </w:pPr>
-      <w:hyperlink w:anchor="_Toc236298670" w:history="1">
+      <w:hyperlink w:anchor="_Toc236305047" w:history="1">
         <w:r>
           <w:rPr>
             <w:rStyle w:val="Hyperlink"/>
@@ -8028,7 +8028,7 @@
           <w:rPr>
             <w:webHidden/>
           </w:rPr>
-          <w:instrText xml:space="preserve"> PAGEREF _Toc236298670 \h </w:instrText>
+          <w:instrText xml:space="preserve"> PAGEREF _Toc236305047 \h </w:instrText>
         </w:r>
         <w:r>
           <w:rPr>
@@ -8068,7 +8068,7 @@
           <w14:ligatures w14:val="standardContextual"/>
         </w:rPr>
       </w:pPr>
-      <w:hyperlink w:anchor="_Toc236298671" w:history="1">
+      <w:hyperlink w:anchor="_Toc236305048" w:history="1">
         <w:r>
           <w:rPr>
             <w:rStyle w:val="Hyperlink"/>
@@ -8091,7 +8091,7 @@
           <w:rPr>
             <w:webHidden/>
           </w:rPr>
-          <w:instrText xml:space="preserve"> PAGEREF _Toc236298671 \h </w:instrText>
+          <w:instrText xml:space="preserve"> PAGEREF _Toc236305048 \h </w:instrText>
         </w:r>
         <w:r>
           <w:rPr>
@@ -8131,7 +8131,7 @@
           <w14:ligatures w14:val="standardContextual"/>
         </w:rPr>
       </w:pPr>
-      <w:hyperlink w:anchor="_Toc236298672" w:history="1">
+      <w:hyperlink w:anchor="_Toc236305049" w:history="1">
         <w:r>
           <w:rPr>
             <w:rStyle w:val="Hyperlink"/>
@@ -8172,7 +8172,7 @@
           <w:rPr>
             <w:webHidden/>
           </w:rPr>
-          <w:instrText xml:space="preserve"> PAGEREF _Toc236298672 \h </w:instrText>
+          <w:instrText xml:space="preserve"> PAGEREF _Toc236305049 \h </w:instrText>
         </w:r>
         <w:r>
           <w:rPr>
@@ -8212,7 +8212,7 @@
           <w14:ligatures w14:val="standardContextual"/>
         </w:rPr>
       </w:pPr>
-      <w:hyperlink w:anchor="_Toc236298673" w:history="1">
+      <w:hyperlink w:anchor="_Toc236305050" w:history="1">
         <w:r>
           <w:rPr>
             <w:rStyle w:val="Hyperlink"/>
@@ -8253,7 +8253,7 @@
           <w:rPr>
             <w:webHidden/>
           </w:rPr>
-          <w:instrText xml:space="preserve"> PAGEREF _Toc236298673 \h </w:instrText>
+          <w:instrText xml:space="preserve"> PAGEREF _Toc236305050 \h </w:instrText>
         </w:r>
         <w:r>
           <w:rPr>
@@ -8293,7 +8293,7 @@
           <w14:ligatures w14:val="standardContextual"/>
         </w:rPr>
       </w:pPr>
-      <w:hyperlink w:anchor="_Toc236298674" w:history="1">
+      <w:hyperlink w:anchor="_Toc236305051" w:history="1">
         <w:r>
           <w:rPr>
             <w:rStyle w:val="Hyperlink"/>
@@ -8334,7 +8334,7 @@
           <w:rPr>
             <w:webHidden/>
           </w:rPr>
-          <w:instrText xml:space="preserve"> PAGEREF _Toc236298674 \h </w:instrText>
+          <w:instrText xml:space="preserve"> PAGEREF _Toc236305051 \h </w:instrText>
         </w:r>
         <w:r>
           <w:rPr>
@@ -8374,7 +8374,7 @@
           <w14:ligatures w14:val="standardContextual"/>
         </w:rPr>
       </w:pPr>
-      <w:hyperlink w:anchor="_Toc236298675" w:history="1">
+      <w:hyperlink w:anchor="_Toc236305052" w:history="1">
         <w:r>
           <w:rPr>
             <w:rStyle w:val="Hyperlink"/>
@@ -8397,7 +8397,7 @@
           <w:rPr>
             <w:webHidden/>
           </w:rPr>
-          <w:instrText xml:space="preserve"> PAGEREF _Toc236298675 \h </w:instrText>
+          <w:instrText xml:space="preserve"> PAGEREF _Toc236305052 \h </w:instrText>
         </w:r>
         <w:r>
           <w:rPr>
@@ -8437,7 +8437,7 @@
           <w14:ligatures w14:val="standardContextual"/>
         </w:rPr>
       </w:pPr>
-      <w:hyperlink w:anchor="_Toc236298676" w:history="1">
+      <w:hyperlink w:anchor="_Toc236305053" w:history="1">
         <w:r>
           <w:rPr>
             <w:rStyle w:val="Hyperlink"/>
@@ -8460,7 +8460,7 @@
           <w:rPr>
             <w:webHidden/>
           </w:rPr>
-          <w:instrText xml:space="preserve"> PAGEREF _Toc236298676 \h </w:instrText>
+          <w:instrText xml:space="preserve"> PAGEREF _Toc236305053 \h </w:instrText>
         </w:r>
         <w:r>
           <w:rPr>
@@ -8500,7 +8500,7 @@
           <w14:ligatures w14:val="standardContextual"/>
         </w:rPr>
       </w:pPr>
-      <w:hyperlink w:anchor="_Toc236298677" w:history="1">
+      <w:hyperlink w:anchor="_Toc236305054" w:history="1">
         <w:r>
           <w:rPr>
             <w:rStyle w:val="Hyperlink"/>
@@ -8541,7 +8541,7 @@
           <w:rPr>
             <w:webHidden/>
           </w:rPr>
-          <w:instrText xml:space="preserve"> PAGEREF _Toc236298677 \h </w:instrText>
+          <w:instrText xml:space="preserve"> PAGEREF _Toc236305054 \h </w:instrText>
         </w:r>
         <w:r>
           <w:rPr>
@@ -8581,7 +8581,7 @@
           <w14:ligatures w14:val="standardContextual"/>
         </w:rPr>
       </w:pPr>
-      <w:hyperlink w:anchor="_Toc236298678" w:history="1">
+      <w:hyperlink w:anchor="_Toc236305055" w:history="1">
         <w:r>
           <w:rPr>
             <w:rStyle w:val="Hyperlink"/>
@@ -8622,7 +8622,7 @@
           <w:rPr>
             <w:webHidden/>
           </w:rPr>
-          <w:instrText xml:space="preserve"> PAGEREF _Toc236298678 \h </w:instrText>
+          <w:instrText xml:space="preserve"> PAGEREF _Toc236305055 \h </w:instrText>
         </w:r>
         <w:r>
           <w:rPr>
@@ -8662,7 +8662,7 @@
           <w14:ligatures w14:val="standardContextual"/>
         </w:rPr>
       </w:pPr>
-      <w:hyperlink w:anchor="_Toc236298679" w:history="1">
+      <w:hyperlink w:anchor="_Toc236305056" w:history="1">
         <w:r>
           <w:rPr>
             <w:rStyle w:val="Hyperlink"/>
@@ -8703,7 +8703,7 @@
           <w:rPr>
             <w:webHidden/>
           </w:rPr>
-          <w:instrText xml:space="preserve"> PAGEREF _Toc236298679 \h </w:instrText>
+          <w:instrText xml:space="preserve"> PAGEREF _Toc236305056 \h </w:instrText>
         </w:r>
         <w:r>
           <w:rPr>
@@ -8743,7 +8743,7 @@
           <w14:ligatures w14:val="standardContextual"/>
         </w:rPr>
       </w:pPr>
-      <w:hyperlink w:anchor="_Toc236298680" w:history="1">
+      <w:hyperlink w:anchor="_Toc236305057" w:history="1">
         <w:r>
           <w:rPr>
             <w:rStyle w:val="Hyperlink"/>
@@ -8784,7 +8784,7 @@
           <w:rPr>
             <w:webHidden/>
           </w:rPr>
-          <w:instrText xml:space="preserve"> PAGEREF _Toc236298680 \h </w:instrText>
+          <w:instrText xml:space="preserve"> PAGEREF _Toc236305057 \h </w:instrText>
         </w:r>
         <w:r>
           <w:rPr>
@@ -8824,7 +8824,7 @@
           <w14:ligatures w14:val="standardContextual"/>
         </w:rPr>
       </w:pPr>
-      <w:hyperlink w:anchor="_Toc236298681" w:history="1">
+      <w:hyperlink w:anchor="_Toc236305058" w:history="1">
         <w:r>
           <w:rPr>
             <w:rStyle w:val="Hyperlink"/>
@@ -8865,7 +8865,7 @@
           <w:rPr>
             <w:webHidden/>
           </w:rPr>
-          <w:instrText xml:space="preserve"> PAGEREF _Toc236298681 \h </w:instrText>
+          <w:instrText xml:space="preserve"> PAGEREF _Toc236305058 \h </w:instrText>
         </w:r>
         <w:r>
           <w:rPr>
@@ -8905,7 +8905,7 @@
           <w14:ligatures w14:val="standardContextual"/>
         </w:rPr>
       </w:pPr>
-      <w:hyperlink w:anchor="_Toc236298682" w:history="1">
+      <w:hyperlink w:anchor="_Toc236305059" w:history="1">
         <w:r>
           <w:rPr>
             <w:rStyle w:val="Hyperlink"/>
@@ -8928,7 +8928,7 @@
           <w:rPr>
             <w:webHidden/>
           </w:rPr>
-          <w:instrText xml:space="preserve"> PAGEREF _Toc236298682 \h </w:instrText>
+          <w:instrText xml:space="preserve"> PAGEREF _Toc236305059 \h </w:instrText>
         </w:r>
         <w:r>
           <w:rPr>
@@ -9007,7 +9007,7 @@
       <w:r>
         <w:fldChar w:fldCharType="separate"/>
       </w:r>
-      <w:hyperlink w:anchor="_Toc236298683" w:history="1">
+      <w:hyperlink w:anchor="_Toc236305060" w:history="1">
         <w:r>
           <w:rPr>
             <w:rStyle w:val="Hyperlink"/>
@@ -9021,7 +9021,7 @@
           <w:fldChar w:fldCharType="begin"/>
         </w:r>
         <w:r>
-          <w:instrText xml:space="preserve"> PAGEREF _Toc236298683 \h </w:instrText>
+          <w:instrText xml:space="preserve"> PAGEREF _Toc236305060 \h </w:instrText>
         </w:r>
         <w:r>
           <w:fldChar w:fldCharType="separate"/>
@@ -9047,7 +9047,7 @@
           <w14:ligatures w14:val="standardContextual"/>
         </w:rPr>
       </w:pPr>
-      <w:hyperlink w:anchor="_Toc236298684" w:history="1">
+      <w:hyperlink w:anchor="_Toc236305061" w:history="1">
         <w:r>
           <w:rPr>
             <w:rStyle w:val="Hyperlink"/>
@@ -9061,7 +9061,7 @@
           <w:fldChar w:fldCharType="begin"/>
         </w:r>
         <w:r>
-          <w:instrText xml:space="preserve"> PAGEREF _Toc236298684 \h </w:instrText>
+          <w:instrText xml:space="preserve"> PAGEREF _Toc236305061 \h </w:instrText>
         </w:r>
         <w:r>
           <w:fldChar w:fldCharType="separate"/>
@@ -9087,7 +9087,7 @@
           <w14:ligatures w14:val="standardContextual"/>
         </w:rPr>
       </w:pPr>
-      <w:hyperlink w:anchor="_Toc236298685" w:history="1">
+      <w:hyperlink w:anchor="_Toc236305062" w:history="1">
         <w:r>
           <w:rPr>
             <w:rStyle w:val="Hyperlink"/>
@@ -9101,7 +9101,7 @@
           <w:fldChar w:fldCharType="begin"/>
         </w:r>
         <w:r>
-          <w:instrText xml:space="preserve"> PAGEREF _Toc236298685 \h </w:instrText>
+          <w:instrText xml:space="preserve"> PAGEREF _Toc236305062 \h </w:instrText>
         </w:r>
         <w:r>
           <w:fldChar w:fldCharType="separate"/>
@@ -9127,7 +9127,7 @@
           <w14:ligatures w14:val="standardContextual"/>
         </w:rPr>
       </w:pPr>
-      <w:hyperlink w:anchor="_Toc236298686" w:history="1">
+      <w:hyperlink w:anchor="_Toc236305063" w:history="1">
         <w:r>
           <w:rPr>
             <w:rStyle w:val="Hyperlink"/>
@@ -9141,7 +9141,7 @@
           <w:fldChar w:fldCharType="begin"/>
         </w:r>
         <w:r>
-          <w:instrText xml:space="preserve"> PAGEREF _Toc236298686 \h </w:instrText>
+          <w:instrText xml:space="preserve"> PAGEREF _Toc236305063 \h </w:instrText>
         </w:r>
         <w:r>
           <w:fldChar w:fldCharType="separate"/>
@@ -9167,7 +9167,7 @@
           <w14:ligatures w14:val="standardContextual"/>
         </w:rPr>
       </w:pPr>
-      <w:hyperlink w:anchor="_Toc236298687" w:history="1">
+      <w:hyperlink w:anchor="_Toc236305064" w:history="1">
         <w:r>
           <w:rPr>
             <w:rStyle w:val="Hyperlink"/>
@@ -9181,7 +9181,7 @@
           <w:fldChar w:fldCharType="begin"/>
         </w:r>
         <w:r>
-          <w:instrText xml:space="preserve"> PAGEREF _Toc236298687 \h </w:instrText>
+          <w:instrText xml:space="preserve"> PAGEREF _Toc236305064 \h </w:instrText>
         </w:r>
         <w:r>
           <w:fldChar w:fldCharType="separate"/>
@@ -9207,7 +9207,7 @@
           <w14:ligatures w14:val="standardContextual"/>
         </w:rPr>
       </w:pPr>
-      <w:hyperlink w:anchor="_Toc236298688" w:history="1">
+      <w:hyperlink w:anchor="_Toc236305065" w:history="1">
         <w:r>
           <w:rPr>
             <w:rStyle w:val="Hyperlink"/>
@@ -9221,7 +9221,7 @@
           <w:fldChar w:fldCharType="begin"/>
         </w:r>
         <w:r>
-          <w:instrText xml:space="preserve"> PAGEREF _Toc236298688 \h </w:instrText>
+          <w:instrText xml:space="preserve"> PAGEREF _Toc236305065 \h </w:instrText>
         </w:r>
         <w:r>
           <w:fldChar w:fldCharType="separate"/>
@@ -9296,7 +9296,7 @@
       <w:r>
         <w:fldChar w:fldCharType="separate"/>
       </w:r>
-      <w:hyperlink w:anchor="_Toc236298689" w:history="1">
+      <w:hyperlink w:anchor="_Toc236305066" w:history="1">
         <w:r>
           <w:rPr>
             <w:rStyle w:val="Hyperlink"/>
@@ -9310,7 +9310,7 @@
           <w:fldChar w:fldCharType="begin"/>
         </w:r>
         <w:r>
-          <w:instrText xml:space="preserve"> PAGEREF _Toc236298689 \h </w:instrText>
+          <w:instrText xml:space="preserve"> PAGEREF _Toc236305066 \h </w:instrText>
         </w:r>
         <w:r>
           <w:fldChar w:fldCharType="separate"/>
@@ -9336,7 +9336,7 @@
           <w14:ligatures w14:val="standardContextual"/>
         </w:rPr>
       </w:pPr>
-      <w:hyperlink w:anchor="_Toc236298690" w:history="1">
+      <w:hyperlink w:anchor="_Toc236305067" w:history="1">
         <w:r>
           <w:rPr>
             <w:rStyle w:val="Hyperlink"/>
@@ -9350,7 +9350,7 @@
           <w:fldChar w:fldCharType="begin"/>
         </w:r>
         <w:r>
-          <w:instrText xml:space="preserve"> PAGEREF _Toc236298690 \h </w:instrText>
+          <w:instrText xml:space="preserve"> PAGEREF _Toc236305067 \h </w:instrText>
         </w:r>
         <w:r>
           <w:fldChar w:fldCharType="separate"/>
@@ -9376,7 +9376,7 @@
           <w14:ligatures w14:val="standardContextual"/>
         </w:rPr>
       </w:pPr>
-      <w:hyperlink w:anchor="_Toc236298691" w:history="1">
+      <w:hyperlink w:anchor="_Toc236305068" w:history="1">
         <w:r>
           <w:rPr>
             <w:rStyle w:val="Hyperlink"/>
@@ -9390,7 +9390,7 @@
           <w:fldChar w:fldCharType="begin"/>
         </w:r>
         <w:r>
-          <w:instrText xml:space="preserve"> PAGEREF _Toc236298691 \h </w:instrText>
+          <w:instrText xml:space="preserve"> PAGEREF _Toc236305068 \h </w:instrText>
         </w:r>
         <w:r>
           <w:fldChar w:fldCharType="separate"/>
@@ -9416,7 +9416,7 @@
           <w14:ligatures w14:val="standardContextual"/>
         </w:rPr>
       </w:pPr>
-      <w:hyperlink w:anchor="_Toc236298692" w:history="1">
+      <w:hyperlink w:anchor="_Toc236305069" w:history="1">
         <w:r>
           <w:rPr>
             <w:rStyle w:val="Hyperlink"/>
@@ -9430,7 +9430,7 @@
           <w:fldChar w:fldCharType="begin"/>
         </w:r>
         <w:r>
-          <w:instrText xml:space="preserve"> PAGEREF _Toc236298692 \h </w:instrText>
+          <w:instrText xml:space="preserve"> PAGEREF _Toc236305069 \h </w:instrText>
         </w:r>
         <w:r>
           <w:fldChar w:fldCharType="separate"/>
@@ -9456,7 +9456,7 @@
           <w14:ligatures w14:val="standardContextual"/>
         </w:rPr>
       </w:pPr>
-      <w:hyperlink w:anchor="_Toc236298693" w:history="1">
+      <w:hyperlink w:anchor="_Toc236305070" w:history="1">
         <w:r>
           <w:rPr>
             <w:rStyle w:val="Hyperlink"/>
@@ -9470,7 +9470,7 @@
           <w:fldChar w:fldCharType="begin"/>
         </w:r>
         <w:r>
-          <w:instrText xml:space="preserve"> PAGEREF _Toc236298693 \h </w:instrText>
+          <w:instrText xml:space="preserve"> PAGEREF _Toc236305070 \h </w:instrText>
         </w:r>
         <w:r>
           <w:fldChar w:fldCharType="separate"/>
@@ -9496,7 +9496,7 @@
           <w14:ligatures w14:val="standardContextual"/>
         </w:rPr>
       </w:pPr>
-      <w:hyperlink w:anchor="_Toc236298694" w:history="1">
+      <w:hyperlink w:anchor="_Toc236305071" w:history="1">
         <w:r>
           <w:rPr>
             <w:rStyle w:val="Hyperlink"/>
@@ -9510,7 +9510,7 @@
           <w:fldChar w:fldCharType="begin"/>
         </w:r>
         <w:r>
-          <w:instrText xml:space="preserve"> PAGEREF _Toc236298694 \h </w:instrText>
+          <w:instrText xml:space="preserve"> PAGEREF _Toc236305071 \h </w:instrText>
         </w:r>
         <w:r>
           <w:fldChar w:fldCharType="separate"/>
@@ -9536,7 +9536,7 @@
           <w14:ligatures w14:val="standardContextual"/>
         </w:rPr>
       </w:pPr>
-      <w:hyperlink w:anchor="_Toc236298695" w:history="1">
+      <w:hyperlink w:anchor="_Toc236305072" w:history="1">
         <w:r>
           <w:rPr>
             <w:rStyle w:val="Hyperlink"/>
@@ -9550,7 +9550,7 @@
           <w:fldChar w:fldCharType="begin"/>
         </w:r>
         <w:r>
-          <w:instrText xml:space="preserve"> PAGEREF _Toc236298695 \h </w:instrText>
+          <w:instrText xml:space="preserve"> PAGEREF _Toc236305072 \h </w:instrText>
         </w:r>
         <w:r>
           <w:fldChar w:fldCharType="separate"/>
@@ -9576,7 +9576,7 @@
           <w14:ligatures w14:val="standardContextual"/>
         </w:rPr>
       </w:pPr>
-      <w:hyperlink w:anchor="_Toc236298696" w:history="1">
+      <w:hyperlink w:anchor="_Toc236305073" w:history="1">
         <w:r>
           <w:rPr>
             <w:rStyle w:val="Hyperlink"/>
@@ -9590,7 +9590,7 @@
           <w:fldChar w:fldCharType="begin"/>
         </w:r>
         <w:r>
-          <w:instrText xml:space="preserve"> PAGEREF _Toc236298696 \h </w:instrText>
+          <w:instrText xml:space="preserve"> PAGEREF _Toc236305073 \h </w:instrText>
         </w:r>
         <w:r>
           <w:fldChar w:fldCharType="separate"/>
@@ -9616,7 +9616,7 @@
           <w14:ligatures w14:val="standardContextual"/>
         </w:rPr>
       </w:pPr>
-      <w:hyperlink w:anchor="_Toc236298697" w:history="1">
+      <w:hyperlink w:anchor="_Toc236305074" w:history="1">
         <w:r>
           <w:rPr>
             <w:rStyle w:val="Hyperlink"/>
@@ -9630,7 +9630,7 @@
           <w:fldChar w:fldCharType="begin"/>
         </w:r>
         <w:r>
-          <w:instrText xml:space="preserve"> PAGEREF _Toc236298697 \h </w:instrText>
+          <w:instrText xml:space="preserve"> PAGEREF _Toc236305074 \h </w:instrText>
         </w:r>
         <w:r>
           <w:fldChar w:fldCharType="separate"/>
@@ -9656,7 +9656,7 @@
           <w14:ligatures w14:val="standardContextual"/>
         </w:rPr>
       </w:pPr>
-      <w:hyperlink w:anchor="_Toc236298698" w:history="1">
+      <w:hyperlink w:anchor="_Toc236305075" w:history="1">
         <w:r>
           <w:rPr>
             <w:rStyle w:val="Hyperlink"/>
@@ -9670,7 +9670,7 @@
           <w:fldChar w:fldCharType="begin"/>
         </w:r>
         <w:r>
-          <w:instrText xml:space="preserve"> PAGEREF _Toc236298698 \h </w:instrText>
+          <w:instrText xml:space="preserve"> PAGEREF _Toc236305075 \h </w:instrText>
         </w:r>
         <w:r>
           <w:fldChar w:fldCharType="separate"/>
@@ -9696,7 +9696,7 @@
           <w14:ligatures w14:val="standardContextual"/>
         </w:rPr>
       </w:pPr>
-      <w:hyperlink w:anchor="_Toc236298699" w:history="1">
+      <w:hyperlink w:anchor="_Toc236305076" w:history="1">
         <w:r>
           <w:rPr>
             <w:rStyle w:val="Hyperlink"/>
@@ -9710,7 +9710,7 @@
           <w:fldChar w:fldCharType="begin"/>
         </w:r>
         <w:r>
-          <w:instrText xml:space="preserve"> PAGEREF _Toc236298699 \h </w:instrText>
+          <w:instrText xml:space="preserve"> PAGEREF _Toc236305076 \h </w:instrText>
         </w:r>
         <w:r>
           <w:fldChar w:fldCharType="separate"/>
@@ -9736,7 +9736,7 @@
           <w14:ligatures w14:val="standardContextual"/>
         </w:rPr>
       </w:pPr>
-      <w:hyperlink w:anchor="_Toc236298700" w:history="1">
+      <w:hyperlink w:anchor="_Toc236305077" w:history="1">
         <w:r>
           <w:rPr>
             <w:rStyle w:val="Hyperlink"/>
@@ -9750,7 +9750,7 @@
           <w:fldChar w:fldCharType="begin"/>
         </w:r>
         <w:r>
-          <w:instrText xml:space="preserve"> PAGEREF _Toc236298700 \h </w:instrText>
+          <w:instrText xml:space="preserve"> PAGEREF _Toc236305077 \h </w:instrText>
         </w:r>
         <w:r>
           <w:fldChar w:fldCharType="separate"/>
@@ -9776,7 +9776,7 @@
           <w14:ligatures w14:val="standardContextual"/>
         </w:rPr>
       </w:pPr>
-      <w:hyperlink w:anchor="_Toc236298701" w:history="1">
+      <w:hyperlink w:anchor="_Toc236305078" w:history="1">
         <w:r>
           <w:rPr>
             <w:rStyle w:val="Hyperlink"/>
@@ -9790,7 +9790,7 @@
           <w:fldChar w:fldCharType="begin"/>
         </w:r>
         <w:r>
-          <w:instrText xml:space="preserve"> PAGEREF _Toc236298701 \h </w:instrText>
+          <w:instrText xml:space="preserve"> PAGEREF _Toc236305078 \h </w:instrText>
         </w:r>
         <w:r>
           <w:fldChar w:fldCharType="separate"/>
@@ -9816,7 +9816,7 @@
           <w14:ligatures w14:val="standardContextual"/>
         </w:rPr>
       </w:pPr>
-      <w:hyperlink w:anchor="_Toc236298702" w:history="1">
+      <w:hyperlink w:anchor="_Toc236305079" w:history="1">
         <w:r>
           <w:rPr>
             <w:rStyle w:val="Hyperlink"/>
@@ -9830,7 +9830,7 @@
           <w:fldChar w:fldCharType="begin"/>
         </w:r>
         <w:r>
-          <w:instrText xml:space="preserve"> PAGEREF _Toc236298702 \h </w:instrText>
+          <w:instrText xml:space="preserve"> PAGEREF _Toc236305079 \h </w:instrText>
         </w:r>
         <w:r>
           <w:fldChar w:fldCharType="separate"/>
@@ -9856,7 +9856,7 @@
           <w14:ligatures w14:val="standardContextual"/>
         </w:rPr>
       </w:pPr>
-      <w:hyperlink w:anchor="_Toc236298703" w:history="1">
+      <w:hyperlink w:anchor="_Toc236305080" w:history="1">
         <w:r>
           <w:rPr>
             <w:rStyle w:val="Hyperlink"/>
@@ -9870,7 +9870,7 @@
           <w:fldChar w:fldCharType="begin"/>
         </w:r>
         <w:r>
-          <w:instrText xml:space="preserve"> PAGEREF _Toc236298703 \h </w:instrText>
+          <w:instrText xml:space="preserve"> PAGEREF _Toc236305080 \h </w:instrText>
         </w:r>
         <w:r>
           <w:fldChar w:fldCharType="separate"/>
@@ -9896,7 +9896,7 @@
           <w14:ligatures w14:val="standardContextual"/>
         </w:rPr>
       </w:pPr>
-      <w:hyperlink w:anchor="_Toc236298704" w:history="1">
+      <w:hyperlink w:anchor="_Toc236305081" w:history="1">
         <w:r>
           <w:rPr>
             <w:rStyle w:val="Hyperlink"/>
@@ -9910,7 +9910,7 @@
           <w:fldChar w:fldCharType="begin"/>
         </w:r>
         <w:r>
-          <w:instrText xml:space="preserve"> PAGEREF _Toc236298704 \h </w:instrText>
+          <w:instrText xml:space="preserve"> PAGEREF _Toc236305081 \h </w:instrText>
         </w:r>
         <w:r>
           <w:fldChar w:fldCharType="separate"/>
@@ -9936,7 +9936,7 @@
           <w14:ligatures w14:val="standardContextual"/>
         </w:rPr>
       </w:pPr>
-      <w:hyperlink w:anchor="_Toc236298705" w:history="1">
+      <w:hyperlink w:anchor="_Toc236305082" w:history="1">
         <w:r>
           <w:rPr>
             <w:rStyle w:val="Hyperlink"/>
@@ -9950,7 +9950,7 @@
           <w:fldChar w:fldCharType="begin"/>
         </w:r>
         <w:r>
-          <w:instrText xml:space="preserve"> PAGEREF _Toc236298705 \h </w:instrText>
+          <w:instrText xml:space="preserve"> PAGEREF _Toc236305082 \h </w:instrText>
         </w:r>
         <w:r>
           <w:fldChar w:fldCharType="separate"/>
@@ -9976,7 +9976,7 @@
           <w14:ligatures w14:val="standardContextual"/>
         </w:rPr>
       </w:pPr>
-      <w:hyperlink w:anchor="_Toc236298706" w:history="1">
+      <w:hyperlink w:anchor="_Toc236305083" w:history="1">
         <w:r>
           <w:rPr>
             <w:rStyle w:val="Hyperlink"/>
@@ -9990,7 +9990,7 @@
           <w:fldChar w:fldCharType="begin"/>
         </w:r>
         <w:r>
-          <w:instrText xml:space="preserve"> PAGEREF _Toc236298706 \h </w:instrText>
+          <w:instrText xml:space="preserve"> PAGEREF _Toc236305083 \h </w:instrText>
         </w:r>
         <w:r>
           <w:fldChar w:fldCharType="separate"/>
@@ -10016,7 +10016,7 @@
           <w14:ligatures w14:val="standardContextual"/>
         </w:rPr>
       </w:pPr>
-      <w:hyperlink w:anchor="_Toc236298707" w:history="1">
+      <w:hyperlink w:anchor="_Toc236305084" w:history="1">
         <w:r>
           <w:rPr>
             <w:rStyle w:val="Hyperlink"/>
@@ -10030,7 +10030,7 @@
           <w:fldChar w:fldCharType="begin"/>
         </w:r>
         <w:r>
-          <w:instrText xml:space="preserve"> PAGEREF _Toc236298707 \h </w:instrText>
+          <w:instrText xml:space="preserve"> PAGEREF _Toc236305084 \h </w:instrText>
         </w:r>
         <w:r>
           <w:fldChar w:fldCharType="separate"/>
@@ -10056,7 +10056,7 @@
           <w14:ligatures w14:val="standardContextual"/>
         </w:rPr>
       </w:pPr>
-      <w:hyperlink w:anchor="_Toc236298708" w:history="1">
+      <w:hyperlink w:anchor="_Toc236305085" w:history="1">
         <w:r>
           <w:rPr>
             <w:rStyle w:val="Hyperlink"/>
@@ -10070,7 +10070,7 @@
           <w:fldChar w:fldCharType="begin"/>
         </w:r>
         <w:r>
-          <w:instrText xml:space="preserve"> PAGEREF _Toc236298708 \h </w:instrText>
+          <w:instrText xml:space="preserve"> PAGEREF _Toc236305085 \h </w:instrText>
         </w:r>
         <w:r>
           <w:fldChar w:fldCharType="separate"/>
@@ -10096,7 +10096,7 @@
           <w14:ligatures w14:val="standardContextual"/>
         </w:rPr>
       </w:pPr>
-      <w:hyperlink w:anchor="_Toc236298709" w:history="1">
+      <w:hyperlink w:anchor="_Toc236305086" w:history="1">
         <w:r>
           <w:rPr>
             <w:rStyle w:val="Hyperlink"/>
@@ -10110,7 +10110,7 @@
           <w:fldChar w:fldCharType="begin"/>
         </w:r>
         <w:r>
-          <w:instrText xml:space="preserve"> PAGEREF _Toc236298709 \h </w:instrText>
+          <w:instrText xml:space="preserve"> PAGEREF _Toc236305086 \h </w:instrText>
         </w:r>
         <w:r>
           <w:fldChar w:fldCharType="separate"/>
@@ -10136,7 +10136,7 @@
           <w14:ligatures w14:val="standardContextual"/>
         </w:rPr>
       </w:pPr>
-      <w:hyperlink w:anchor="_Toc236298710" w:history="1">
+      <w:hyperlink w:anchor="_Toc236305087" w:history="1">
         <w:r>
           <w:rPr>
             <w:rStyle w:val="Hyperlink"/>
@@ -10150,7 +10150,7 @@
           <w:fldChar w:fldCharType="begin"/>
         </w:r>
         <w:r>
-          <w:instrText xml:space="preserve"> PAGEREF _Toc236298710 \h </w:instrText>
+          <w:instrText xml:space="preserve"> PAGEREF _Toc236305087 \h </w:instrText>
         </w:r>
         <w:r>
           <w:fldChar w:fldCharType="separate"/>
@@ -10176,7 +10176,7 @@
           <w14:ligatures w14:val="standardContextual"/>
         </w:rPr>
       </w:pPr>
-      <w:hyperlink w:anchor="_Toc236298711" w:history="1">
+      <w:hyperlink w:anchor="_Toc236305088" w:history="1">
         <w:r>
           <w:rPr>
             <w:rStyle w:val="Hyperlink"/>
@@ -10190,7 +10190,7 @@
           <w:fldChar w:fldCharType="begin"/>
         </w:r>
         <w:r>
-          <w:instrText xml:space="preserve"> PAGEREF _Toc236298711 \h </w:instrText>
+          <w:instrText xml:space="preserve"> PAGEREF _Toc236305088 \h </w:instrText>
         </w:r>
         <w:r>
           <w:fldChar w:fldCharType="separate"/>
@@ -10216,7 +10216,7 @@
           <w14:ligatures w14:val="standardContextual"/>
         </w:rPr>
       </w:pPr>
-      <w:hyperlink w:anchor="_Toc236298712" w:history="1">
+      <w:hyperlink w:anchor="_Toc236305089" w:history="1">
         <w:r>
           <w:rPr>
             <w:rStyle w:val="Hyperlink"/>
@@ -10230,7 +10230,7 @@
           <w:fldChar w:fldCharType="begin"/>
         </w:r>
         <w:r>
-          <w:instrText xml:space="preserve"> PAGEREF _Toc236298712 \h </w:instrText>
+          <w:instrText xml:space="preserve"> PAGEREF _Toc236305089 \h </w:instrText>
         </w:r>
         <w:r>
           <w:fldChar w:fldCharType="separate"/>
@@ -10256,7 +10256,7 @@
           <w14:ligatures w14:val="standardContextual"/>
         </w:rPr>
       </w:pPr>
-      <w:hyperlink w:anchor="_Toc236298713" w:history="1">
+      <w:hyperlink w:anchor="_Toc236305090" w:history="1">
         <w:r>
           <w:rPr>
             <w:rStyle w:val="Hyperlink"/>
@@ -10270,7 +10270,7 @@
           <w:fldChar w:fldCharType="begin"/>
         </w:r>
         <w:r>
-          <w:instrText xml:space="preserve"> PAGEREF _Toc236298713 \h </w:instrText>
+          <w:instrText xml:space="preserve"> PAGEREF _Toc236305090 \h </w:instrText>
         </w:r>
         <w:r>
           <w:fldChar w:fldCharType="separate"/>
@@ -10296,7 +10296,7 @@
           <w14:ligatures w14:val="standardContextual"/>
         </w:rPr>
       </w:pPr>
-      <w:hyperlink w:anchor="_Toc236298714" w:history="1">
+      <w:hyperlink w:anchor="_Toc236305091" w:history="1">
         <w:r>
           <w:rPr>
             <w:rStyle w:val="Hyperlink"/>
@@ -10310,7 +10310,7 @@
           <w:fldChar w:fldCharType="begin"/>
         </w:r>
         <w:r>
-          <w:instrText xml:space="preserve"> PAGEREF _Toc236298714 \h </w:instrText>
+          <w:instrText xml:space="preserve"> PAGEREF _Toc236305091 \h </w:instrText>
         </w:r>
         <w:r>
           <w:fldChar w:fldCharType="separate"/>
@@ -10336,7 +10336,7 @@
           <w14:ligatures w14:val="standardContextual"/>
         </w:rPr>
       </w:pPr>
-      <w:hyperlink w:anchor="_Toc236298715" w:history="1">
+      <w:hyperlink w:anchor="_Toc236305092" w:history="1">
         <w:r>
           <w:rPr>
             <w:rStyle w:val="Hyperlink"/>
@@ -10350,7 +10350,7 @@
           <w:fldChar w:fldCharType="begin"/>
         </w:r>
         <w:r>
-          <w:instrText xml:space="preserve"> PAGEREF _Toc236298715 \h </w:instrText>
+          <w:instrText xml:space="preserve"> PAGEREF _Toc236305092 \h </w:instrText>
         </w:r>
         <w:r>
           <w:fldChar w:fldCharType="separate"/>
@@ -10376,7 +10376,7 @@
           <w14:ligatures w14:val="standardContextual"/>
         </w:rPr>
       </w:pPr>
-      <w:hyperlink w:anchor="_Toc236298716" w:history="1">
+      <w:hyperlink w:anchor="_Toc236305093" w:history="1">
         <w:r>
           <w:rPr>
             <w:rStyle w:val="Hyperlink"/>
@@ -10390,7 +10390,7 @@
           <w:fldChar w:fldCharType="begin"/>
         </w:r>
         <w:r>
-          <w:instrText xml:space="preserve"> PAGEREF _Toc236298716 \h </w:instrText>
+          <w:instrText xml:space="preserve"> PAGEREF _Toc236305093 \h </w:instrText>
         </w:r>
         <w:r>
           <w:fldChar w:fldCharType="separate"/>
@@ -10416,7 +10416,7 @@
           <w14:ligatures w14:val="standardContextual"/>
         </w:rPr>
       </w:pPr>
-      <w:hyperlink w:anchor="_Toc236298717" w:history="1">
+      <w:hyperlink w:anchor="_Toc236305094" w:history="1">
         <w:r>
           <w:rPr>
             <w:rStyle w:val="Hyperlink"/>
@@ -10430,7 +10430,7 @@
           <w:fldChar w:fldCharType="begin"/>
         </w:r>
         <w:r>
-          <w:instrText xml:space="preserve"> PAGEREF _Toc236298717 \h </w:instrText>
+          <w:instrText xml:space="preserve"> PAGEREF _Toc236305094 \h </w:instrText>
         </w:r>
         <w:r>
           <w:fldChar w:fldCharType="separate"/>
@@ -10456,7 +10456,7 @@
           <w14:ligatures w14:val="standardContextual"/>
         </w:rPr>
       </w:pPr>
-      <w:hyperlink w:anchor="_Toc236298718" w:history="1">
+      <w:hyperlink w:anchor="_Toc236305095" w:history="1">
         <w:r>
           <w:rPr>
             <w:rStyle w:val="Hyperlink"/>
@@ -10470,7 +10470,7 @@
           <w:fldChar w:fldCharType="begin"/>
         </w:r>
         <w:r>
-          <w:instrText xml:space="preserve"> PAGEREF _Toc236298718 \h </w:instrText>
+          <w:instrText xml:space="preserve"> PAGEREF _Toc236305095 \h </w:instrText>
         </w:r>
         <w:r>
           <w:fldChar w:fldCharType="separate"/>
@@ -13063,7 +13063,7 @@
       <w:bookmarkStart w:id="19" w:name="_Toc359335757"/>
       <w:bookmarkStart w:id="20" w:name="_Toc184116961"/>
       <w:bookmarkStart w:id="21" w:name="_Clause_c1"/>
-      <w:bookmarkStart w:id="22" w:name="_Toc236298623"/>
+      <w:bookmarkStart w:id="22" w:name="_Toc236305000"/>
       <w:r>
         <w:t>Scope</w:t>
       </w:r>
@@ -13678,7 +13678,7 @@
       <w:bookmarkStart w:id="27" w:name="_Toc359335758"/>
       <w:bookmarkStart w:id="28" w:name="_Toc184116962"/>
       <w:bookmarkStart w:id="29" w:name="_Clause_c2"/>
-      <w:bookmarkStart w:id="30" w:name="_Toc236298624"/>
+      <w:bookmarkStart w:id="30" w:name="_Toc236305001"/>
       <w:r>
         <w:t>Normative references</w:t>
       </w:r>
@@ -13945,7 +13945,7 @@
       <w:bookmarkStart w:id="48" w:name="_Toc359335759"/>
       <w:bookmarkStart w:id="49" w:name="_Toc184116963"/>
       <w:bookmarkStart w:id="50" w:name="_Clause_c3"/>
-      <w:bookmarkStart w:id="51" w:name="_Toc236298625"/>
+      <w:bookmarkStart w:id="51" w:name="_Toc236305002"/>
       <w:r>
         <w:t>Terms</w:t>
       </w:r>
@@ -13974,7 +13974,7 @@
       </w:pPr>
       <w:bookmarkStart w:id="52" w:name="_Toc184116964"/>
       <w:bookmarkStart w:id="53" w:name="_Clause_c3_1"/>
-      <w:bookmarkStart w:id="54" w:name="_Toc236298626"/>
+      <w:bookmarkStart w:id="54" w:name="_Toc236305003"/>
       <w:r>
         <w:t>Overview</w:t>
       </w:r>
@@ -13995,7 +13995,7 @@
       <w:bookmarkStart w:id="60" w:name="_Toc29911961"/>
       <w:bookmarkStart w:id="61" w:name="_Toc184116965"/>
       <w:bookmarkStart w:id="62" w:name="_Clause_c3_2"/>
-      <w:bookmarkStart w:id="63" w:name="_Toc236298627"/>
+      <w:bookmarkStart w:id="63" w:name="_Toc236305004"/>
       <w:r>
         <w:t>Schema Registry terms</w:t>
       </w:r>
@@ -14032,7 +14032,7 @@
       </w:pPr>
       <w:bookmarkStart w:id="64" w:name="_Toc184116966"/>
       <w:bookmarkStart w:id="65" w:name="_Clause_c3_3"/>
-      <w:bookmarkStart w:id="66" w:name="_Toc236298628"/>
+      <w:bookmarkStart w:id="66" w:name="_Toc236305005"/>
       <w:r>
         <w:lastRenderedPageBreak/>
         <w:t>Abbreviated terms</w:t>
@@ -14531,7 +14531,7 @@
       </w:pPr>
       <w:bookmarkStart w:id="67" w:name="_Toc184116967"/>
       <w:bookmarkStart w:id="68" w:name="_Clause_c3_4"/>
-      <w:bookmarkStart w:id="69" w:name="_Toc236298629"/>
+      <w:bookmarkStart w:id="69" w:name="_Toc236305006"/>
       <w:r>
         <w:t>Conventions used in this document</w:t>
       </w:r>
@@ -14575,7 +14575,7 @@
       <w:bookmarkStart w:id="72" w:name="_Ref55124069"/>
       <w:bookmarkStart w:id="73" w:name="_Ref55124139"/>
       <w:bookmarkStart w:id="74" w:name="_Toc184116968"/>
-      <w:bookmarkStart w:id="75" w:name="_Toc236298630"/>
+      <w:bookmarkStart w:id="75" w:name="_Toc236305007"/>
       <w:r>
         <w:t>Conventions for Node descriptions</w:t>
       </w:r>
@@ -14961,7 +14961,7 @@
       <w:bookmarkStart w:id="80" w:name="_Toc499116097"/>
       <w:bookmarkStart w:id="81" w:name="_Toc34394280"/>
       <w:bookmarkStart w:id="82" w:name="_Toc184117019"/>
-      <w:bookmarkStart w:id="83" w:name="_Toc236298689"/>
+      <w:bookmarkStart w:id="83" w:name="_Toc236305066"/>
       <w:r>
         <w:lastRenderedPageBreak/>
         <w:t xml:space="preserve">Table </w:t>
@@ -17550,7 +17550,7 @@
       <w:bookmarkStart w:id="94" w:name="_Toc499116098"/>
       <w:bookmarkStart w:id="95" w:name="_Toc34394281"/>
       <w:bookmarkStart w:id="96" w:name="_Toc184117020"/>
-      <w:bookmarkStart w:id="97" w:name="_Toc236298690"/>
+      <w:bookmarkStart w:id="97" w:name="_Toc236305067"/>
       <w:r>
         <w:t xml:space="preserve">Table </w:t>
       </w:r>
@@ -18583,7 +18583,7 @@
       <w:bookmarkStart w:id="98" w:name="_Ref16778333"/>
       <w:bookmarkStart w:id="99" w:name="_Toc34394282"/>
       <w:bookmarkStart w:id="100" w:name="_Toc184117021"/>
-      <w:bookmarkStart w:id="101" w:name="_Toc236298691"/>
+      <w:bookmarkStart w:id="101" w:name="_Toc236305068"/>
       <w:r>
         <w:t xml:space="preserve">Table </w:t>
       </w:r>
@@ -19703,7 +19703,7 @@
       </w:pPr>
       <w:bookmarkStart w:id="103" w:name="_Ref55118538"/>
       <w:bookmarkStart w:id="104" w:name="_Toc184117022"/>
-      <w:bookmarkStart w:id="105" w:name="_Toc236298692"/>
+      <w:bookmarkStart w:id="105" w:name="_Toc236305069"/>
       <w:r>
         <w:t xml:space="preserve">Table </w:t>
       </w:r>
@@ -20342,7 +20342,7 @@
       </w:pPr>
       <w:bookmarkStart w:id="107" w:name="_Ref55125045"/>
       <w:bookmarkStart w:id="108" w:name="_Toc184117023"/>
-      <w:bookmarkStart w:id="109" w:name="_Toc236298693"/>
+      <w:bookmarkStart w:id="109" w:name="_Toc236305070"/>
       <w:r>
         <w:t xml:space="preserve">Table </w:t>
       </w:r>
@@ -20998,7 +20998,7 @@
       </w:pPr>
       <w:bookmarkStart w:id="111" w:name="_Ref55119200"/>
       <w:bookmarkStart w:id="112" w:name="_Toc184117024"/>
-      <w:bookmarkStart w:id="113" w:name="_Toc236298694"/>
+      <w:bookmarkStart w:id="113" w:name="_Toc236305071"/>
       <w:r>
         <w:t xml:space="preserve">Table </w:t>
       </w:r>
@@ -21362,7 +21362,7 @@
       <w:bookmarkStart w:id="117" w:name="_Toc499115805"/>
       <w:bookmarkStart w:id="118" w:name="_Toc29911965"/>
       <w:bookmarkStart w:id="119" w:name="_Toc184116969"/>
-      <w:bookmarkStart w:id="120" w:name="_Toc236298631"/>
+      <w:bookmarkStart w:id="120" w:name="_Toc236305008"/>
       <w:r>
         <w:t>NodeIds and BrowseNames</w:t>
       </w:r>
@@ -22048,7 +22048,7 @@
         <w:ind w:left="0" w:firstLine="0"/>
       </w:pPr>
       <w:bookmarkStart w:id="129" w:name="_Toc184116970"/>
-      <w:bookmarkStart w:id="130" w:name="_Toc236298632"/>
+      <w:bookmarkStart w:id="130" w:name="_Toc236305009"/>
       <w:r>
         <w:t>Common Attributes</w:t>
       </w:r>
@@ -22206,7 +22206,7 @@
       <w:bookmarkStart w:id="135" w:name="_Toc499116099"/>
       <w:bookmarkStart w:id="136" w:name="_Toc34394283"/>
       <w:bookmarkStart w:id="137" w:name="_Toc184117025"/>
-      <w:bookmarkStart w:id="138" w:name="_Toc236298695"/>
+      <w:bookmarkStart w:id="138" w:name="_Toc236305072"/>
       <w:r>
         <w:t xml:space="preserve">Table </w:t>
       </w:r>
@@ -23454,7 +23454,7 @@
       <w:bookmarkStart w:id="142" w:name="_Toc499116100"/>
       <w:bookmarkStart w:id="143" w:name="_Toc34394284"/>
       <w:bookmarkStart w:id="144" w:name="_Toc184117026"/>
-      <w:bookmarkStart w:id="145" w:name="_Toc236298696"/>
+      <w:bookmarkStart w:id="145" w:name="_Toc236305073"/>
       <w:r>
         <w:lastRenderedPageBreak/>
         <w:t xml:space="preserve">Table </w:t>
@@ -23759,7 +23759,7 @@
       <w:bookmarkStart w:id="149" w:name="_Toc499116101"/>
       <w:bookmarkStart w:id="150" w:name="_Toc34394285"/>
       <w:bookmarkStart w:id="151" w:name="_Toc184117027"/>
-      <w:bookmarkStart w:id="152" w:name="_Toc236298697"/>
+      <w:bookmarkStart w:id="152" w:name="_Toc236305074"/>
       <w:r>
         <w:t xml:space="preserve">Table </w:t>
       </w:r>
@@ -24690,7 +24690,7 @@
       <w:bookmarkStart w:id="156" w:name="_Toc499116102"/>
       <w:bookmarkStart w:id="157" w:name="_Toc34394286"/>
       <w:bookmarkStart w:id="158" w:name="_Toc184117028"/>
-      <w:bookmarkStart w:id="159" w:name="_Toc236298698"/>
+      <w:bookmarkStart w:id="159" w:name="_Toc236305075"/>
       <w:r>
         <w:t xml:space="preserve">Table </w:t>
       </w:r>
@@ -25176,7 +25176,7 @@
       <w:bookmarkStart w:id="161" w:name="_Toc499116103"/>
       <w:bookmarkStart w:id="162" w:name="_Toc34394287"/>
       <w:bookmarkStart w:id="163" w:name="_Toc184117029"/>
-      <w:bookmarkStart w:id="164" w:name="_Toc236298699"/>
+      <w:bookmarkStart w:id="164" w:name="_Toc236305076"/>
       <w:r>
         <w:t xml:space="preserve">Table </w:t>
       </w:r>
@@ -25502,7 +25502,7 @@
       </w:pPr>
       <w:bookmarkStart w:id="165" w:name="_Ref108692395"/>
       <w:bookmarkStart w:id="166" w:name="_Toc184116971"/>
-      <w:bookmarkStart w:id="167" w:name="_Toc236298633"/>
+      <w:bookmarkStart w:id="167" w:name="_Toc236305010"/>
       <w:r>
         <w:lastRenderedPageBreak/>
         <w:t>Structures</w:t>
@@ -25672,7 +25672,7 @@
       <w:bookmarkStart w:id="169" w:name="_Ref108519484"/>
       <w:bookmarkStart w:id="170" w:name="_Ref108518673"/>
       <w:bookmarkStart w:id="171" w:name="_Toc184117030"/>
-      <w:bookmarkStart w:id="172" w:name="_Toc236298700"/>
+      <w:bookmarkStart w:id="172" w:name="_Toc236305077"/>
       <w:r>
         <w:t xml:space="preserve">Table </w:t>
       </w:r>
@@ -26193,7 +26193,7 @@
       </w:pPr>
       <w:bookmarkStart w:id="173" w:name="_Ref108519581"/>
       <w:bookmarkStart w:id="174" w:name="_Toc184117031"/>
-      <w:bookmarkStart w:id="175" w:name="_Toc236298701"/>
+      <w:bookmarkStart w:id="175" w:name="_Toc236305078"/>
       <w:r>
         <w:t xml:space="preserve">Table </w:t>
       </w:r>
@@ -26848,7 +26848,7 @@
       </w:pPr>
       <w:bookmarkStart w:id="176" w:name="_Ref108519635"/>
       <w:bookmarkStart w:id="177" w:name="_Toc184117032"/>
-      <w:bookmarkStart w:id="178" w:name="_Toc236298702"/>
+      <w:bookmarkStart w:id="178" w:name="_Toc236305079"/>
       <w:r>
         <w:t xml:space="preserve">Table </w:t>
       </w:r>
@@ -27531,7 +27531,7 @@
       <w:bookmarkStart w:id="180" w:name="_Toc29911974"/>
       <w:bookmarkStart w:id="181" w:name="_Toc184116978"/>
       <w:bookmarkStart w:id="182" w:name="_Clause_c4"/>
-      <w:bookmarkStart w:id="183" w:name="_Toc236298634"/>
+      <w:bookmarkStart w:id="183" w:name="_Toc236305011"/>
       <w:r>
         <w:t>General information to Schema Registry and OPC UA</w:t>
       </w:r>
@@ -27550,7 +27550,7 @@
       <w:bookmarkStart w:id="185" w:name="_Toc29911975"/>
       <w:bookmarkStart w:id="186" w:name="_Toc184116979"/>
       <w:bookmarkStart w:id="187" w:name="_Clause_c4_1"/>
-      <w:bookmarkStart w:id="188" w:name="_Toc236298635"/>
+      <w:bookmarkStart w:id="188" w:name="_Toc236305012"/>
       <w:r>
         <w:t>Introduction to Schema Registry</w:t>
       </w:r>
@@ -27596,7 +27596,7 @@
       <w:bookmarkStart w:id="190" w:name="_Toc29911976"/>
       <w:bookmarkStart w:id="191" w:name="_Toc184116980"/>
       <w:bookmarkStart w:id="192" w:name="_Clause_c4_2"/>
-      <w:bookmarkStart w:id="193" w:name="_Toc236298636"/>
+      <w:bookmarkStart w:id="193" w:name="_Toc236305013"/>
       <w:r>
         <w:t>Introduction to OPC Unified Architecture</w:t>
       </w:r>
@@ -27660,7 +27660,7 @@
       </w:pPr>
       <w:bookmarkStart w:id="194" w:name="_Toc29911977"/>
       <w:bookmarkStart w:id="195" w:name="_Toc184116981"/>
-      <w:bookmarkStart w:id="196" w:name="_Toc236298637"/>
+      <w:bookmarkStart w:id="196" w:name="_Toc236305014"/>
       <w:r>
         <w:t>What is OPC UA?</w:t>
       </w:r>
@@ -27793,7 +27793,7 @@
         <w:pStyle w:val="Heading3"/>
       </w:pPr>
       <w:bookmarkStart w:id="197" w:name="_Toc184116982"/>
-      <w:bookmarkStart w:id="198" w:name="_Toc236298638"/>
+      <w:bookmarkStart w:id="198" w:name="_Toc236305015"/>
       <w:r>
         <w:t>Basics of OPC UA</w:t>
       </w:r>
@@ -27950,7 +27950,7 @@
           <v:shape id="_x0000_i1032" type="#_x0000_t75" style="width:319.3pt;height:234pt" o:ole="">
             <v:imagedata r:id="rId57" o:title=""/>
           </v:shape>
-          <o:OLEObject Type="Embed" ProgID="PowerPoint.Slide.12" ShapeID="_x0000_i1032" DrawAspect="Content" ObjectID="_1846911271" r:id="rId58"/>
+          <o:OLEObject Type="Embed" ProgID="PowerPoint.Slide.12" ShapeID="_x0000_i1032" DrawAspect="Content" ObjectID="_1846917651" r:id="rId58"/>
         </w:object>
       </w:r>
     </w:p>
@@ -27961,7 +27961,7 @@
       <w:bookmarkStart w:id="199" w:name="_Ref531777624"/>
       <w:bookmarkStart w:id="200" w:name="_Toc34394275"/>
       <w:bookmarkStart w:id="201" w:name="_Toc184117014"/>
-      <w:bookmarkStart w:id="202" w:name="_Toc236298683"/>
+      <w:bookmarkStart w:id="202" w:name="_Toc236305060"/>
       <w:r>
         <w:t xml:space="preserve">Figure </w:t>
       </w:r>
@@ -28017,7 +28017,7 @@
       </w:pPr>
       <w:bookmarkStart w:id="203" w:name="_Toc29911979"/>
       <w:bookmarkStart w:id="204" w:name="_Toc184116983"/>
-      <w:bookmarkStart w:id="205" w:name="_Toc236298639"/>
+      <w:bookmarkStart w:id="205" w:name="_Toc236305016"/>
       <w:r>
         <w:t>Information modelling in OPC UA</w:t>
       </w:r>
@@ -28225,7 +28225,7 @@
           <v:shape id="_x0000_i1026" type="#_x0000_t75" style="width:378.45pt;height:270.45pt" o:ole="">
             <v:imagedata r:id="rId59" o:title=""/>
           </v:shape>
-          <o:OLEObject Type="Embed" ProgID="VisioViewer.Viewer.1" ShapeID="_x0000_i1026" DrawAspect="Content" ObjectID="_1846911272" r:id="rId60"/>
+          <o:OLEObject Type="Embed" ProgID="VisioViewer.Viewer.1" ShapeID="_x0000_i1026" DrawAspect="Content" ObjectID="_1846917652" r:id="rId60"/>
         </w:object>
       </w:r>
       <w:commentRangeEnd w:id="206"/>
@@ -28246,7 +28246,7 @@
       <w:bookmarkStart w:id="207" w:name="_Ref495481497"/>
       <w:bookmarkStart w:id="208" w:name="_Toc34394276"/>
       <w:bookmarkStart w:id="209" w:name="_Toc184117015"/>
-      <w:bookmarkStart w:id="210" w:name="_Toc236298684"/>
+      <w:bookmarkStart w:id="210" w:name="_Toc236305061"/>
       <w:r>
         <w:t xml:space="preserve">Figure </w:t>
       </w:r>
@@ -28609,7 +28609,7 @@
           <v:shape id="_x0000_i1027" type="#_x0000_t75" style="width:342.45pt;height:354pt" o:ole="">
             <v:imagedata r:id="rId65" o:title=""/>
           </v:shape>
-          <o:OLEObject Type="Embed" ProgID="VisioViewer.Viewer.1" ShapeID="_x0000_i1027" DrawAspect="Content" ObjectID="_1846911273" r:id="rId66"/>
+          <o:OLEObject Type="Embed" ProgID="VisioViewer.Viewer.1" ShapeID="_x0000_i1027" DrawAspect="Content" ObjectID="_1846917653" r:id="rId66"/>
         </w:object>
       </w:r>
     </w:p>
@@ -28620,7 +28620,7 @@
       <w:bookmarkStart w:id="211" w:name="_Ref495481599"/>
       <w:bookmarkStart w:id="212" w:name="_Toc34394277"/>
       <w:bookmarkStart w:id="213" w:name="_Toc184117016"/>
-      <w:bookmarkStart w:id="214" w:name="_Toc236298685"/>
+      <w:bookmarkStart w:id="214" w:name="_Toc236305062"/>
       <w:r>
         <w:t xml:space="preserve">Figure </w:t>
       </w:r>
@@ -28814,7 +28814,7 @@
           <v:shape id="_x0000_i1028" type="#_x0000_t75" style="width:413.55pt;height:330pt" o:ole="">
             <v:imagedata r:id="rId67" o:title=""/>
           </v:shape>
-          <o:OLEObject Type="Embed" ProgID="VisioViewer.Viewer.1" ShapeID="_x0000_i1028" DrawAspect="Content" ObjectID="_1846911274" r:id="rId68"/>
+          <o:OLEObject Type="Embed" ProgID="VisioViewer.Viewer.1" ShapeID="_x0000_i1028" DrawAspect="Content" ObjectID="_1846917654" r:id="rId68"/>
         </w:object>
       </w:r>
     </w:p>
@@ -28825,7 +28825,7 @@
       <w:bookmarkStart w:id="215" w:name="_Ref495482128"/>
       <w:bookmarkStart w:id="216" w:name="_Toc34394278"/>
       <w:bookmarkStart w:id="217" w:name="_Toc184117017"/>
-      <w:bookmarkStart w:id="218" w:name="_Toc236298686"/>
+      <w:bookmarkStart w:id="218" w:name="_Toc236305063"/>
       <w:r>
         <w:t xml:space="preserve">Figure </w:t>
       </w:r>
@@ -28932,7 +28932,7 @@
           <v:shape id="_x0000_i1029" type="#_x0000_t75" style="width:468pt;height:233.55pt" o:ole="">
             <v:imagedata r:id="rId69" o:title=""/>
           </v:shape>
-          <o:OLEObject Type="Embed" ProgID="VisioViewer.Viewer.1" ShapeID="_x0000_i1029" DrawAspect="Content" ObjectID="_1846911275" r:id="rId70"/>
+          <o:OLEObject Type="Embed" ProgID="VisioViewer.Viewer.1" ShapeID="_x0000_i1029" DrawAspect="Content" ObjectID="_1846917655" r:id="rId70"/>
         </w:object>
       </w:r>
     </w:p>
@@ -28943,7 +28943,7 @@
       <w:bookmarkStart w:id="219" w:name="_Ref495482154"/>
       <w:bookmarkStart w:id="220" w:name="_Toc34394279"/>
       <w:bookmarkStart w:id="221" w:name="_Toc184117018"/>
-      <w:bookmarkStart w:id="222" w:name="_Toc236298687"/>
+      <w:bookmarkStart w:id="222" w:name="_Toc236305064"/>
       <w:r>
         <w:t xml:space="preserve">Figure </w:t>
       </w:r>
@@ -29509,7 +29509,7 @@
       </w:pPr>
       <w:bookmarkStart w:id="223" w:name="_Toc184116984"/>
       <w:bookmarkStart w:id="224" w:name="_Clause_c5"/>
-      <w:bookmarkStart w:id="225" w:name="_Toc236298640"/>
+      <w:bookmarkStart w:id="225" w:name="_Toc236305017"/>
       <w:r>
         <w:t xml:space="preserve">Use </w:t>
       </w:r>
@@ -29528,7 +29528,7 @@
         <w:pStyle w:val="Heading2"/>
       </w:pPr>
       <w:bookmarkStart w:id="226" w:name="_Clause_c5_1"/>
-      <w:bookmarkStart w:id="227" w:name="_Toc236298641"/>
+      <w:bookmarkStart w:id="227" w:name="_Toc236305018"/>
       <w:r>
         <w:t>Downloading a schema</w:t>
       </w:r>
@@ -29715,7 +29715,7 @@
         <w:pStyle w:val="Heading2"/>
       </w:pPr>
       <w:bookmarkStart w:id="228" w:name="_Clause_c5_2"/>
-      <w:bookmarkStart w:id="229" w:name="_Toc236298642"/>
+      <w:bookmarkStart w:id="229" w:name="_Toc236305019"/>
       <w:r>
         <w:t>Registering a schema</w:t>
       </w:r>
@@ -29983,7 +29983,7 @@
       <w:bookmarkStart w:id="231" w:name="_Toc29911984"/>
       <w:bookmarkStart w:id="232" w:name="_Toc184116985"/>
       <w:bookmarkStart w:id="233" w:name="_Clause_c6"/>
-      <w:bookmarkStart w:id="234" w:name="_Toc236298643"/>
+      <w:bookmarkStart w:id="234" w:name="_Toc236305020"/>
       <w:r>
         <w:rPr>
           <w:color w:val="FF0000"/>
@@ -30036,11 +30036,11 @@
         <w:pStyle w:val="FIGURE"/>
       </w:pPr>
       <w:r>
-        <w:object w:dxaOrig="4143" w:dyaOrig="4406" w14:anchorId="2D958D09">
+        <w:object w:dxaOrig="4143" w:dyaOrig="4406" w14:anchorId="712CF4D2">
           <v:shape id="_x0000_i1031" type="#_x0000_t75" style="width:207pt;height:220.3pt" o:ole="">
             <v:imagedata r:id="rId71" o:title=""/>
           </v:shape>
-          <o:OLEObject Type="Embed" ProgID="PowerPoint.Show.12" ShapeID="_x0000_i1031" DrawAspect="Content" ObjectID="_1846911276" r:id="rId72"/>
+          <o:OLEObject Type="Embed" ProgID="PowerPoint.Show.12" ShapeID="_x0000_i1031" DrawAspect="Content" ObjectID="_1846917656" r:id="rId72"/>
         </w:object>
       </w:r>
     </w:p>
@@ -30049,7 +30049,7 @@
         <w:pStyle w:val="FIGURE-title"/>
       </w:pPr>
       <w:bookmarkStart w:id="235" w:name="_Fig_fig_sreg_shape"/>
-      <w:bookmarkStart w:id="236" w:name="_Toc236298688"/>
+      <w:bookmarkStart w:id="236" w:name="_Toc236305065"/>
       <w:r>
         <w:t xml:space="preserve">Figure </w:t>
       </w:r>
@@ -30153,7 +30153,7 @@
         <w:pStyle w:val="Heading2"/>
       </w:pPr>
       <w:bookmarkStart w:id="237" w:name="_Clause_c6_1"/>
-      <w:bookmarkStart w:id="238" w:name="_Toc236298644"/>
+      <w:bookmarkStart w:id="238" w:name="_Toc236305021"/>
       <w:r>
         <w:t>OPC UA as a first-class binding</w:t>
       </w:r>
@@ -30424,7 +30424,7 @@
         <w:pStyle w:val="Heading2"/>
       </w:pPr>
       <w:bookmarkStart w:id="239" w:name="_Clause_c6_2"/>
-      <w:bookmarkStart w:id="240" w:name="_Toc236298645"/>
+      <w:bookmarkStart w:id="240" w:name="_Toc236305022"/>
       <w:r>
         <w:t>Organisation of the model</w:t>
       </w:r>
@@ -30480,7 +30480,7 @@
         <w:pStyle w:val="Heading2"/>
       </w:pPr>
       <w:bookmarkStart w:id="241" w:name="_Clause_c6_3"/>
-      <w:bookmarkStart w:id="242" w:name="_Toc236298646"/>
+      <w:bookmarkStart w:id="242" w:name="_Toc236305023"/>
       <w:r>
         <w:t>Registry root</w:t>
       </w:r>
@@ -30726,7 +30726,7 @@
         <w:pStyle w:val="Heading2"/>
       </w:pPr>
       <w:bookmarkStart w:id="243" w:name="_Clause_c6_4"/>
-      <w:bookmarkStart w:id="244" w:name="_Toc236298647"/>
+      <w:bookmarkStart w:id="244" w:name="_Toc236305024"/>
       <w:r>
         <w:t>Schema groups</w:t>
       </w:r>
@@ -30824,7 +30824,7 @@
         <w:pStyle w:val="Heading2"/>
       </w:pPr>
       <w:bookmarkStart w:id="245" w:name="_Clause_c6_5"/>
-      <w:bookmarkStart w:id="246" w:name="_Toc236298648"/>
+      <w:bookmarkStart w:id="246" w:name="_Toc236305025"/>
       <w:r>
         <w:t>Schema files</w:t>
       </w:r>
@@ -31453,7 +31453,7 @@
         <w:pStyle w:val="Heading2"/>
       </w:pPr>
       <w:bookmarkStart w:id="247" w:name="_Clause_c6_6"/>
-      <w:bookmarkStart w:id="248" w:name="_Toc236298649"/>
+      <w:bookmarkStart w:id="248" w:name="_Toc236305026"/>
       <w:r>
         <w:t>SchemaId NodeId fast access</w:t>
       </w:r>
@@ -31582,7 +31582,7 @@
         <w:pStyle w:val="Heading2"/>
       </w:pPr>
       <w:bookmarkStart w:id="249" w:name="_Clause_c6_7"/>
-      <w:bookmarkStart w:id="250" w:name="_Toc236298650"/>
+      <w:bookmarkStart w:id="250" w:name="_Toc236305027"/>
       <w:r>
         <w:t>Formats and content types</w:t>
       </w:r>
@@ -31594,7 +31594,7 @@
         <w:pStyle w:val="TABLE-title"/>
       </w:pPr>
       <w:bookmarkStart w:id="251" w:name="_Tab_formats_and_content_types_tab1"/>
-      <w:bookmarkStart w:id="252" w:name="_Toc236298703"/>
+      <w:bookmarkStart w:id="252" w:name="_Toc236305080"/>
       <w:r>
         <w:t xml:space="preserve">Table </w:t>
       </w:r>
@@ -32197,7 +32197,7 @@
         <w:pStyle w:val="Heading2"/>
       </w:pPr>
       <w:bookmarkStart w:id="253" w:name="_Clause_c6_8"/>
-      <w:bookmarkStart w:id="254" w:name="_Toc236298651"/>
+      <w:bookmarkStart w:id="254" w:name="_Toc236305028"/>
       <w:r>
         <w:lastRenderedPageBreak/>
         <w:t>Schema identity and per-format fingerprints</w:t>
@@ -32513,7 +32513,7 @@
         <w:pStyle w:val="Heading2"/>
       </w:pPr>
       <w:bookmarkStart w:id="255" w:name="_Clause_c6_9"/>
-      <w:bookmarkStart w:id="256" w:name="_Toc236298652"/>
+      <w:bookmarkStart w:id="256" w:name="_Toc236305029"/>
       <w:r>
         <w:t>Schema versioning and compatibility</w:t>
       </w:r>
@@ -32827,7 +32827,7 @@
         <w:pStyle w:val="Heading2"/>
       </w:pPr>
       <w:bookmarkStart w:id="257" w:name="_Clause_c6_10"/>
-      <w:bookmarkStart w:id="258" w:name="_Toc236298653"/>
+      <w:bookmarkStart w:id="258" w:name="_Toc236305030"/>
       <w:r>
         <w:t>Resolution flow</w:t>
       </w:r>
@@ -33422,7 +33422,7 @@
         <w:pStyle w:val="Heading2"/>
       </w:pPr>
       <w:bookmarkStart w:id="259" w:name="_Clause_c6_11"/>
-      <w:bookmarkStart w:id="260" w:name="_Toc236298654"/>
+      <w:bookmarkStart w:id="260" w:name="_Toc236305031"/>
       <w:r>
         <w:lastRenderedPageBreak/>
         <w:t>TTL and mirror semantics</w:t>
@@ -33487,7 +33487,7 @@
         <w:pStyle w:val="Heading2"/>
       </w:pPr>
       <w:bookmarkStart w:id="261" w:name="_Clause_c6_12"/>
-      <w:bookmarkStart w:id="262" w:name="_Toc236298655"/>
+      <w:bookmarkStart w:id="262" w:name="_Toc236305032"/>
       <w:r>
         <w:t>Structure materialization and the xRegistry API</w:t>
       </w:r>
@@ -33499,7 +33499,7 @@
         <w:pStyle w:val="Heading3"/>
       </w:pPr>
       <w:bookmarkStart w:id="263" w:name="_Clause_c6_12_1"/>
-      <w:bookmarkStart w:id="264" w:name="_Toc236298656"/>
+      <w:bookmarkStart w:id="264" w:name="_Toc236305033"/>
       <w:r>
         <w:t>Auto-bootstrap of the schema structure</w:t>
       </w:r>
@@ -33702,7 +33702,7 @@
         <w:pStyle w:val="Heading3"/>
       </w:pPr>
       <w:bookmarkStart w:id="265" w:name="_Clause_c6_12_2"/>
-      <w:bookmarkStart w:id="266" w:name="_Toc236298657"/>
+      <w:bookmarkStart w:id="266" w:name="_Toc236305034"/>
       <w:r>
         <w:t>Serving the xRegistry API and the JSON projection</w:t>
       </w:r>
@@ -33740,7 +33740,7 @@
         <w:pStyle w:val="TABLE-title"/>
       </w:pPr>
       <w:bookmarkStart w:id="267" w:name="_Tab_serving_the_xregistry_api_and_the_j"/>
-      <w:bookmarkStart w:id="268" w:name="_Toc236298704"/>
+      <w:bookmarkStart w:id="268" w:name="_Toc236305081"/>
       <w:r>
         <w:t xml:space="preserve">Table </w:t>
       </w:r>
@@ -34678,7 +34678,7 @@
         <w:pStyle w:val="Heading2"/>
       </w:pPr>
       <w:bookmarkStart w:id="269" w:name="_Clause_c6_13"/>
-      <w:bookmarkStart w:id="270" w:name="_Toc236298658"/>
+      <w:bookmarkStart w:id="270" w:name="_Toc236305035"/>
       <w:r>
         <w:lastRenderedPageBreak/>
         <w:t>PubSub integration</w:t>
@@ -34848,7 +34848,7 @@
         <w:pStyle w:val="Heading1"/>
       </w:pPr>
       <w:bookmarkStart w:id="271" w:name="_Clause_c7"/>
-      <w:bookmarkStart w:id="272" w:name="_Toc236298659"/>
+      <w:bookmarkStart w:id="272" w:name="_Toc236305036"/>
       <w:r>
         <w:t>OPC UA ObjectTypes</w:t>
       </w:r>
@@ -34860,7 +34860,7 @@
         <w:pStyle w:val="Heading2"/>
       </w:pPr>
       <w:bookmarkStart w:id="273" w:name="_Clause_c7_1"/>
-      <w:bookmarkStart w:id="274" w:name="_Toc236298660"/>
+      <w:bookmarkStart w:id="274" w:name="_Toc236305037"/>
       <w:r>
         <w:t>SchemaRegistryType</w:t>
       </w:r>
@@ -34880,7 +34880,7 @@
         <w:pStyle w:val="TABLE-title"/>
       </w:pPr>
       <w:bookmarkStart w:id="275" w:name="_Tab_c7_1_def"/>
-      <w:bookmarkStart w:id="276" w:name="_Toc236298705"/>
+      <w:bookmarkStart w:id="276" w:name="_Toc236305082"/>
       <w:r>
         <w:t xml:space="preserve">Table </w:t>
       </w:r>
@@ -35575,7 +35575,7 @@
         <w:pStyle w:val="Heading3"/>
       </w:pPr>
       <w:bookmarkStart w:id="277" w:name="_Clause_c7_1_1"/>
-      <w:bookmarkStart w:id="278" w:name="_Toc236298661"/>
+      <w:bookmarkStart w:id="278" w:name="_Toc236305038"/>
       <w:r>
         <w:t>GetSchema</w:t>
       </w:r>
@@ -35643,7 +35643,7 @@
         <w:pStyle w:val="TABLE-title"/>
       </w:pPr>
       <w:bookmarkStart w:id="279" w:name="_Tab_c7_1_1_m_args"/>
-      <w:bookmarkStart w:id="280" w:name="_Toc236298706"/>
+      <w:bookmarkStart w:id="280" w:name="_Toc236305083"/>
       <w:r>
         <w:lastRenderedPageBreak/>
         <w:t xml:space="preserve">Table </w:t>
@@ -35924,7 +35924,7 @@
         <w:pStyle w:val="TABLE-title"/>
       </w:pPr>
       <w:bookmarkStart w:id="281" w:name="_Tab_c7_1_1_m_as"/>
-      <w:bookmarkStart w:id="282" w:name="_Toc236298707"/>
+      <w:bookmarkStart w:id="282" w:name="_Toc236305084"/>
       <w:r>
         <w:t xml:space="preserve">Table </w:t>
       </w:r>
@@ -36456,7 +36456,7 @@
         <w:pStyle w:val="Heading2"/>
       </w:pPr>
       <w:bookmarkStart w:id="283" w:name="_Clause_c7_2"/>
-      <w:bookmarkStart w:id="284" w:name="_Toc236298662"/>
+      <w:bookmarkStart w:id="284" w:name="_Toc236305039"/>
       <w:r>
         <w:t>SchemaGroupType</w:t>
       </w:r>
@@ -36476,7 +36476,7 @@
         <w:pStyle w:val="TABLE-title"/>
       </w:pPr>
       <w:bookmarkStart w:id="285" w:name="_Tab_c7_2_def"/>
-      <w:bookmarkStart w:id="286" w:name="_Toc236298708"/>
+      <w:bookmarkStart w:id="286" w:name="_Toc236305085"/>
       <w:r>
         <w:t xml:space="preserve">Table </w:t>
       </w:r>
@@ -37152,7 +37152,7 @@
         <w:pStyle w:val="Heading2"/>
       </w:pPr>
       <w:bookmarkStart w:id="287" w:name="_Clause_c7_3"/>
-      <w:bookmarkStart w:id="288" w:name="_Toc236298663"/>
+      <w:bookmarkStart w:id="288" w:name="_Toc236305040"/>
       <w:r>
         <w:t>SchemaFileType</w:t>
       </w:r>
@@ -37172,7 +37172,7 @@
         <w:pStyle w:val="TABLE-title"/>
       </w:pPr>
       <w:bookmarkStart w:id="289" w:name="_Tab_c7_3_def"/>
-      <w:bookmarkStart w:id="290" w:name="_Toc236298709"/>
+      <w:bookmarkStart w:id="290" w:name="_Toc236305086"/>
       <w:r>
         <w:lastRenderedPageBreak/>
         <w:t xml:space="preserve">Table </w:t>
@@ -38829,7 +38829,7 @@
         <w:pStyle w:val="Heading1"/>
       </w:pPr>
       <w:bookmarkStart w:id="291" w:name="_Clause_c8"/>
-      <w:bookmarkStart w:id="292" w:name="_Toc236298664"/>
+      <w:bookmarkStart w:id="292" w:name="_Toc236305041"/>
       <w:r>
         <w:t>Instances</w:t>
       </w:r>
@@ -38841,7 +38841,7 @@
         <w:pStyle w:val="Heading2"/>
       </w:pPr>
       <w:bookmarkStart w:id="293" w:name="_Clause_c8_1"/>
-      <w:bookmarkStart w:id="294" w:name="_Toc236298665"/>
+      <w:bookmarkStart w:id="294" w:name="_Toc236305042"/>
       <w:r>
         <w:t>SchemaRegistry</w:t>
       </w:r>
@@ -38861,7 +38861,7 @@
         <w:pStyle w:val="TABLE-title"/>
       </w:pPr>
       <w:bookmarkStart w:id="295" w:name="_Tab_c8_1_def"/>
-      <w:bookmarkStart w:id="296" w:name="_Toc236298710"/>
+      <w:bookmarkStart w:id="296" w:name="_Toc236305087"/>
       <w:r>
         <w:t xml:space="preserve">Table </w:t>
       </w:r>
@@ -39362,7 +39362,7 @@
         <w:pStyle w:val="Heading3"/>
       </w:pPr>
       <w:bookmarkStart w:id="297" w:name="_Clause_c8_1_1"/>
-      <w:bookmarkStart w:id="298" w:name="_Toc236298666"/>
+      <w:bookmarkStart w:id="298" w:name="_Toc236305043"/>
       <w:r>
         <w:t>GetSchema</w:t>
       </w:r>
@@ -39430,7 +39430,7 @@
         <w:pStyle w:val="TABLE-title"/>
       </w:pPr>
       <w:bookmarkStart w:id="299" w:name="_Tab_c8_1_1_m_args"/>
-      <w:bookmarkStart w:id="300" w:name="_Toc236298711"/>
+      <w:bookmarkStart w:id="300" w:name="_Toc236305088"/>
       <w:r>
         <w:lastRenderedPageBreak/>
         <w:t xml:space="preserve">Table </w:t>
@@ -39711,7 +39711,7 @@
         <w:pStyle w:val="TABLE-title"/>
       </w:pPr>
       <w:bookmarkStart w:id="301" w:name="_Tab_c8_1_1_m_as"/>
-      <w:bookmarkStart w:id="302" w:name="_Toc236298712"/>
+      <w:bookmarkStart w:id="302" w:name="_Toc236305089"/>
       <w:r>
         <w:t xml:space="preserve">Table </w:t>
       </w:r>
@@ -40300,7 +40300,7 @@
       <w:bookmarkStart w:id="304" w:name="_Toc184117007"/>
       <w:bookmarkStart w:id="305" w:name="_Ref85018491"/>
       <w:bookmarkStart w:id="306" w:name="_Clause_c9"/>
-      <w:bookmarkStart w:id="307" w:name="_Toc236298667"/>
+      <w:bookmarkStart w:id="307" w:name="_Toc236305044"/>
       <w:r>
         <w:lastRenderedPageBreak/>
         <w:t>Profiles and conformance units</w:t>
@@ -40526,7 +40526,7 @@
         <w:pStyle w:val="TABLE-title"/>
       </w:pPr>
       <w:bookmarkStart w:id="308" w:name="_Tab_profiles_and_conformance_units_tab1"/>
-      <w:bookmarkStart w:id="309" w:name="_Toc236298713"/>
+      <w:bookmarkStart w:id="309" w:name="_Toc236305090"/>
       <w:r>
         <w:t xml:space="preserve">Table </w:t>
       </w:r>
@@ -41334,7 +41334,7 @@
         <w:pStyle w:val="Heading1"/>
       </w:pPr>
       <w:bookmarkStart w:id="310" w:name="_Clause_c10"/>
-      <w:bookmarkStart w:id="311" w:name="_Toc236298668"/>
+      <w:bookmarkStart w:id="311" w:name="_Toc236305045"/>
       <w:r>
         <w:t>Namespaces</w:t>
       </w:r>
@@ -41347,7 +41347,7 @@
       </w:pPr>
       <w:bookmarkStart w:id="312" w:name="_Clause_c10_1"/>
       <w:bookmarkStart w:id="313" w:name="_Ref127248897"/>
-      <w:bookmarkStart w:id="314" w:name="_Toc236298669"/>
+      <w:bookmarkStart w:id="314" w:name="_Toc236305046"/>
       <w:r>
         <w:t>Namespace metadata</w:t>
       </w:r>
@@ -41381,7 +41381,7 @@
       </w:pPr>
       <w:bookmarkStart w:id="315" w:name="_Tab_namespace_metadata_tab1"/>
       <w:bookmarkStart w:id="316" w:name="_Ref16863029"/>
-      <w:bookmarkStart w:id="317" w:name="_Toc236298714"/>
+      <w:bookmarkStart w:id="317" w:name="_Toc236305091"/>
       <w:r>
         <w:t xml:space="preserve">Table </w:t>
       </w:r>
@@ -41947,7 +41947,7 @@
       </w:pPr>
       <w:bookmarkStart w:id="318" w:name="_Clause_c10_2"/>
       <w:bookmarkStart w:id="319" w:name="_Ref55114991"/>
-      <w:bookmarkStart w:id="320" w:name="_Toc236298670"/>
+      <w:bookmarkStart w:id="320" w:name="_Toc236305047"/>
       <w:r>
         <w:t>Handling of OPC UA namespaces</w:t>
       </w:r>
@@ -41968,7 +41968,7 @@
         <w:pStyle w:val="TABLE-title"/>
       </w:pPr>
       <w:bookmarkStart w:id="321" w:name="_Tab_handling_of_opc_ua_namespaces_tab1"/>
-      <w:bookmarkStart w:id="322" w:name="_Toc236298715"/>
+      <w:bookmarkStart w:id="322" w:name="_Toc236305092"/>
       <w:r>
         <w:t xml:space="preserve">Table </w:t>
       </w:r>
@@ -42294,7 +42294,7 @@
       </w:pPr>
       <w:bookmarkStart w:id="323" w:name="_Tab_handling_of_opc_ua_namespaces_tab2"/>
       <w:bookmarkStart w:id="324" w:name="_Ref16577438"/>
-      <w:bookmarkStart w:id="325" w:name="_Toc236298716"/>
+      <w:bookmarkStart w:id="325" w:name="_Toc236305093"/>
       <w:r>
         <w:t xml:space="preserve">Table </w:t>
       </w:r>
@@ -42551,7 +42551,7 @@
       <w:bookmarkStart w:id="330" w:name="_Toc359335763"/>
       <w:bookmarkStart w:id="331" w:name="_Ref37835123"/>
       <w:bookmarkStart w:id="332" w:name="_Toc184117011"/>
-      <w:bookmarkStart w:id="333" w:name="_Toc236298671"/>
+      <w:bookmarkStart w:id="333" w:name="_Toc236305048"/>
       <w:r>
         <w:rPr>
           <w:b w:val="0"/>
@@ -42602,7 +42602,7 @@
       <w:bookmarkStart w:id="335" w:name="_Toc29912017"/>
       <w:bookmarkStart w:id="336" w:name="_Toc184117012"/>
       <w:bookmarkStart w:id="337" w:name="_Hlk127250868"/>
-      <w:bookmarkStart w:id="338" w:name="_Toc236298672"/>
+      <w:bookmarkStart w:id="338" w:name="_Toc236305049"/>
       <w:r>
         <w:t>NodeSet</w:t>
       </w:r>
@@ -44573,7 +44573,7 @@
       <w:bookmarkStart w:id="343" w:name="_Toc217732203"/>
       <w:bookmarkStart w:id="344" w:name="_Toc217789984"/>
       <w:bookmarkStart w:id="345" w:name="_Toc184117013"/>
-      <w:bookmarkStart w:id="346" w:name="_Toc236298673"/>
+      <w:bookmarkStart w:id="346" w:name="_Toc236305050"/>
       <w:bookmarkEnd w:id="339"/>
       <w:bookmarkEnd w:id="340"/>
       <w:bookmarkEnd w:id="341"/>
@@ -44850,7 +44850,7 @@
       <w:pPr>
         <w:pStyle w:val="ANNEX-heading1"/>
       </w:pPr>
-      <w:bookmarkStart w:id="350" w:name="_Toc236298674"/>
+      <w:bookmarkStart w:id="350" w:name="_Toc236305051"/>
       <w:r>
         <w:t>Node reference</w:t>
       </w:r>
@@ -44869,7 +44869,7 @@
         <w:pStyle w:val="TABLE-title"/>
       </w:pPr>
       <w:bookmarkStart w:id="351" w:name="_Tab_annex_a_nodes"/>
-      <w:bookmarkStart w:id="352" w:name="_Toc236298717"/>
+      <w:bookmarkStart w:id="352" w:name="_Toc236305094"/>
       <w:r>
         <w:lastRenderedPageBreak/>
         <w:t xml:space="preserve">Table </w:t>
@@ -46877,7 +46877,7 @@
         <w:pStyle w:val="ANNEXtitle"/>
       </w:pPr>
       <w:bookmarkStart w:id="353" w:name="_Annex_cB"/>
-      <w:bookmarkStart w:id="354" w:name="_Toc236298675"/>
+      <w:bookmarkStart w:id="354" w:name="_Toc236305052"/>
       <w:r>
         <w:lastRenderedPageBreak/>
         <w:t>(informative)</w:t>
@@ -47339,7 +47339,7 @@
         <w:pStyle w:val="ANNEXtitle"/>
       </w:pPr>
       <w:bookmarkStart w:id="355" w:name="_Annex_cC"/>
-      <w:bookmarkStart w:id="356" w:name="_Toc236298676"/>
+      <w:bookmarkStart w:id="356" w:name="_Toc236305053"/>
       <w:r>
         <w:lastRenderedPageBreak/>
         <w:t>(normative)</w:t>
@@ -47430,7 +47430,7 @@
         <w:pStyle w:val="ANNEX-heading1"/>
       </w:pPr>
       <w:bookmarkStart w:id="357" w:name="_Clause_cC_1"/>
-      <w:bookmarkStart w:id="358" w:name="_Toc236298677"/>
+      <w:bookmarkStart w:id="358" w:name="_Toc236305054"/>
       <w:r>
         <w:t>ConfigurationVersion-keyed evolution</w:t>
       </w:r>
@@ -47680,7 +47680,7 @@
         <w:pStyle w:val="ANNEX-heading1"/>
       </w:pPr>
       <w:bookmarkStart w:id="359" w:name="_Clause_cC_2"/>
-      <w:bookmarkStart w:id="360" w:name="_Toc236298678"/>
+      <w:bookmarkStart w:id="360" w:name="_Toc236305055"/>
       <w:r>
         <w:t>Open unions subject to aggregation</w:t>
       </w:r>
@@ -47972,7 +47972,7 @@
         <w:pStyle w:val="ANNEX-heading1"/>
       </w:pPr>
       <w:bookmarkStart w:id="361" w:name="_Clause_cC_3"/>
-      <w:bookmarkStart w:id="362" w:name="_Toc236298679"/>
+      <w:bookmarkStart w:id="362" w:name="_Toc236305056"/>
       <w:r>
         <w:t>Append-only rule</w:t>
       </w:r>
@@ -48274,7 +48274,7 @@
         <w:pStyle w:val="ANNEX-heading1"/>
       </w:pPr>
       <w:bookmarkStart w:id="363" w:name="_Clause_cC_4"/>
-      <w:bookmarkStart w:id="364" w:name="_Toc236298680"/>
+      <w:bookmarkStart w:id="364" w:name="_Toc236305057"/>
       <w:r>
         <w:t>PubSub integration touch-points</w:t>
       </w:r>
@@ -48384,7 +48384,7 @@
         <w:pStyle w:val="ANNEX-heading1"/>
       </w:pPr>
       <w:bookmarkStart w:id="365" w:name="_Clause_cC_5"/>
-      <w:bookmarkStart w:id="366" w:name="_Toc236298681"/>
+      <w:bookmarkStart w:id="366" w:name="_Toc236305058"/>
       <w:r>
         <w:t>Example</w:t>
       </w:r>
@@ -48602,7 +48602,7 @@
         <w:pStyle w:val="ANNEXtitle"/>
       </w:pPr>
       <w:bookmarkStart w:id="367" w:name="_Annex_cD"/>
-      <w:bookmarkStart w:id="368" w:name="_Toc236298682"/>
+      <w:bookmarkStart w:id="368" w:name="_Toc236305059"/>
       <w:r>
         <w:lastRenderedPageBreak/>
         <w:t>(informative)</w:t>
@@ -48720,7 +48720,7 @@
         <w:pStyle w:val="TABLE-title"/>
       </w:pPr>
       <w:bookmarkStart w:id="369" w:name="_Tab_http_binding_correspondence_tab1"/>
-      <w:bookmarkStart w:id="370" w:name="_Toc236298718"/>
+      <w:bookmarkStart w:id="370" w:name="_Toc236305095"/>
       <w:r>
         <w:t xml:space="preserve">Table </w:t>
       </w:r>

--- a/word-drafts/OPC-UA-Schema-Registry.docx
+++ b/word-drafts/OPC-UA-Schema-Registry.docx
@@ -4180,7 +4180,7 @@
       <w:r>
         <w:fldChar w:fldCharType="separate"/>
       </w:r>
-      <w:hyperlink w:anchor="_Toc236309670" w:history="1">
+      <w:hyperlink w:anchor="_Toc236318369" w:history="1">
         <w:r>
           <w:rPr>
             <w:rStyle w:val="Hyperlink"/>
@@ -4221,7 +4221,7 @@
           <w:rPr>
             <w:webHidden/>
           </w:rPr>
-          <w:instrText xml:space="preserve"> PAGEREF _Toc236309670 \h </w:instrText>
+          <w:instrText xml:space="preserve"> PAGEREF _Toc236318369 \h </w:instrText>
         </w:r>
         <w:r>
           <w:rPr>
@@ -4261,7 +4261,7 @@
           <w14:ligatures w14:val="standardContextual"/>
         </w:rPr>
       </w:pPr>
-      <w:hyperlink w:anchor="_Toc236309671" w:history="1">
+      <w:hyperlink w:anchor="_Toc236318370" w:history="1">
         <w:r>
           <w:rPr>
             <w:rStyle w:val="Hyperlink"/>
@@ -4302,7 +4302,7 @@
           <w:rPr>
             <w:webHidden/>
           </w:rPr>
-          <w:instrText xml:space="preserve"> PAGEREF _Toc236309671 \h </w:instrText>
+          <w:instrText xml:space="preserve"> PAGEREF _Toc236318370 \h </w:instrText>
         </w:r>
         <w:r>
           <w:rPr>
@@ -4342,7 +4342,7 @@
           <w14:ligatures w14:val="standardContextual"/>
         </w:rPr>
       </w:pPr>
-      <w:hyperlink w:anchor="_Toc236309672" w:history="1">
+      <w:hyperlink w:anchor="_Toc236318371" w:history="1">
         <w:r>
           <w:rPr>
             <w:rStyle w:val="Hyperlink"/>
@@ -4383,7 +4383,7 @@
           <w:rPr>
             <w:webHidden/>
           </w:rPr>
-          <w:instrText xml:space="preserve"> PAGEREF _Toc236309672 \h </w:instrText>
+          <w:instrText xml:space="preserve"> PAGEREF _Toc236318371 \h </w:instrText>
         </w:r>
         <w:r>
           <w:rPr>
@@ -4423,7 +4423,7 @@
           <w14:ligatures w14:val="standardContextual"/>
         </w:rPr>
       </w:pPr>
-      <w:hyperlink w:anchor="_Toc236309673" w:history="1">
+      <w:hyperlink w:anchor="_Toc236318372" w:history="1">
         <w:r>
           <w:rPr>
             <w:rStyle w:val="Hyperlink"/>
@@ -4464,7 +4464,7 @@
           <w:rPr>
             <w:webHidden/>
           </w:rPr>
-          <w:instrText xml:space="preserve"> PAGEREF _Toc236309673 \h </w:instrText>
+          <w:instrText xml:space="preserve"> PAGEREF _Toc236318372 \h </w:instrText>
         </w:r>
         <w:r>
           <w:rPr>
@@ -4504,7 +4504,7 @@
           <w14:ligatures w14:val="standardContextual"/>
         </w:rPr>
       </w:pPr>
-      <w:hyperlink w:anchor="_Toc236309674" w:history="1">
+      <w:hyperlink w:anchor="_Toc236318373" w:history="1">
         <w:r>
           <w:rPr>
             <w:rStyle w:val="Hyperlink"/>
@@ -4545,7 +4545,7 @@
           <w:rPr>
             <w:webHidden/>
           </w:rPr>
-          <w:instrText xml:space="preserve"> PAGEREF _Toc236309674 \h </w:instrText>
+          <w:instrText xml:space="preserve"> PAGEREF _Toc236318373 \h </w:instrText>
         </w:r>
         <w:r>
           <w:rPr>
@@ -4585,7 +4585,7 @@
           <w14:ligatures w14:val="standardContextual"/>
         </w:rPr>
       </w:pPr>
-      <w:hyperlink w:anchor="_Toc236309675" w:history="1">
+      <w:hyperlink w:anchor="_Toc236318374" w:history="1">
         <w:r>
           <w:rPr>
             <w:rStyle w:val="Hyperlink"/>
@@ -4626,7 +4626,7 @@
           <w:rPr>
             <w:webHidden/>
           </w:rPr>
-          <w:instrText xml:space="preserve"> PAGEREF _Toc236309675 \h </w:instrText>
+          <w:instrText xml:space="preserve"> PAGEREF _Toc236318374 \h </w:instrText>
         </w:r>
         <w:r>
           <w:rPr>
@@ -4666,7 +4666,7 @@
           <w14:ligatures w14:val="standardContextual"/>
         </w:rPr>
       </w:pPr>
-      <w:hyperlink w:anchor="_Toc236309676" w:history="1">
+      <w:hyperlink w:anchor="_Toc236318375" w:history="1">
         <w:r>
           <w:rPr>
             <w:rStyle w:val="Hyperlink"/>
@@ -4707,7 +4707,7 @@
           <w:rPr>
             <w:webHidden/>
           </w:rPr>
-          <w:instrText xml:space="preserve"> PAGEREF _Toc236309676 \h </w:instrText>
+          <w:instrText xml:space="preserve"> PAGEREF _Toc236318375 \h </w:instrText>
         </w:r>
         <w:r>
           <w:rPr>
@@ -4747,7 +4747,7 @@
           <w14:ligatures w14:val="standardContextual"/>
         </w:rPr>
       </w:pPr>
-      <w:hyperlink w:anchor="_Toc236309677" w:history="1">
+      <w:hyperlink w:anchor="_Toc236318376" w:history="1">
         <w:r>
           <w:rPr>
             <w:rStyle w:val="Hyperlink"/>
@@ -4788,7 +4788,7 @@
           <w:rPr>
             <w:webHidden/>
           </w:rPr>
-          <w:instrText xml:space="preserve"> PAGEREF _Toc236309677 \h </w:instrText>
+          <w:instrText xml:space="preserve"> PAGEREF _Toc236318376 \h </w:instrText>
         </w:r>
         <w:r>
           <w:rPr>
@@ -4828,7 +4828,7 @@
           <w14:ligatures w14:val="standardContextual"/>
         </w:rPr>
       </w:pPr>
-      <w:hyperlink w:anchor="_Toc236309678" w:history="1">
+      <w:hyperlink w:anchor="_Toc236318377" w:history="1">
         <w:r>
           <w:rPr>
             <w:rStyle w:val="Hyperlink"/>
@@ -4869,7 +4869,7 @@
           <w:rPr>
             <w:webHidden/>
           </w:rPr>
-          <w:instrText xml:space="preserve"> PAGEREF _Toc236309678 \h </w:instrText>
+          <w:instrText xml:space="preserve"> PAGEREF _Toc236318377 \h </w:instrText>
         </w:r>
         <w:r>
           <w:rPr>
@@ -4909,7 +4909,7 @@
           <w14:ligatures w14:val="standardContextual"/>
         </w:rPr>
       </w:pPr>
-      <w:hyperlink w:anchor="_Toc236309679" w:history="1">
+      <w:hyperlink w:anchor="_Toc236318378" w:history="1">
         <w:r>
           <w:rPr>
             <w:rStyle w:val="Hyperlink"/>
@@ -4950,7 +4950,7 @@
           <w:rPr>
             <w:webHidden/>
           </w:rPr>
-          <w:instrText xml:space="preserve"> PAGEREF _Toc236309679 \h </w:instrText>
+          <w:instrText xml:space="preserve"> PAGEREF _Toc236318378 \h </w:instrText>
         </w:r>
         <w:r>
           <w:rPr>
@@ -4990,7 +4990,7 @@
           <w14:ligatures w14:val="standardContextual"/>
         </w:rPr>
       </w:pPr>
-      <w:hyperlink w:anchor="_Toc236309680" w:history="1">
+      <w:hyperlink w:anchor="_Toc236318379" w:history="1">
         <w:r>
           <w:rPr>
             <w:rStyle w:val="Hyperlink"/>
@@ -5031,7 +5031,7 @@
           <w:rPr>
             <w:webHidden/>
           </w:rPr>
-          <w:instrText xml:space="preserve"> PAGEREF _Toc236309680 \h </w:instrText>
+          <w:instrText xml:space="preserve"> PAGEREF _Toc236318379 \h </w:instrText>
         </w:r>
         <w:r>
           <w:rPr>
@@ -5071,7 +5071,7 @@
           <w14:ligatures w14:val="standardContextual"/>
         </w:rPr>
       </w:pPr>
-      <w:hyperlink w:anchor="_Toc236309681" w:history="1">
+      <w:hyperlink w:anchor="_Toc236318380" w:history="1">
         <w:r>
           <w:rPr>
             <w:rStyle w:val="Hyperlink"/>
@@ -5112,7 +5112,7 @@
           <w:rPr>
             <w:webHidden/>
           </w:rPr>
-          <w:instrText xml:space="preserve"> PAGEREF _Toc236309681 \h </w:instrText>
+          <w:instrText xml:space="preserve"> PAGEREF _Toc236318380 \h </w:instrText>
         </w:r>
         <w:r>
           <w:rPr>
@@ -5152,7 +5152,7 @@
           <w14:ligatures w14:val="standardContextual"/>
         </w:rPr>
       </w:pPr>
-      <w:hyperlink w:anchor="_Toc236309682" w:history="1">
+      <w:hyperlink w:anchor="_Toc236318381" w:history="1">
         <w:r>
           <w:rPr>
             <w:rStyle w:val="Hyperlink"/>
@@ -5193,7 +5193,7 @@
           <w:rPr>
             <w:webHidden/>
           </w:rPr>
-          <w:instrText xml:space="preserve"> PAGEREF _Toc236309682 \h </w:instrText>
+          <w:instrText xml:space="preserve"> PAGEREF _Toc236318381 \h </w:instrText>
         </w:r>
         <w:r>
           <w:rPr>
@@ -5233,7 +5233,7 @@
           <w14:ligatures w14:val="standardContextual"/>
         </w:rPr>
       </w:pPr>
-      <w:hyperlink w:anchor="_Toc236309683" w:history="1">
+      <w:hyperlink w:anchor="_Toc236318382" w:history="1">
         <w:r>
           <w:rPr>
             <w:rStyle w:val="Hyperlink"/>
@@ -5274,7 +5274,7 @@
           <w:rPr>
             <w:webHidden/>
           </w:rPr>
-          <w:instrText xml:space="preserve"> PAGEREF _Toc236309683 \h </w:instrText>
+          <w:instrText xml:space="preserve"> PAGEREF _Toc236318382 \h </w:instrText>
         </w:r>
         <w:r>
           <w:rPr>
@@ -5314,7 +5314,7 @@
           <w14:ligatures w14:val="standardContextual"/>
         </w:rPr>
       </w:pPr>
-      <w:hyperlink w:anchor="_Toc236309684" w:history="1">
+      <w:hyperlink w:anchor="_Toc236318383" w:history="1">
         <w:r>
           <w:rPr>
             <w:rStyle w:val="Hyperlink"/>
@@ -5355,7 +5355,7 @@
           <w:rPr>
             <w:webHidden/>
           </w:rPr>
-          <w:instrText xml:space="preserve"> PAGEREF _Toc236309684 \h </w:instrText>
+          <w:instrText xml:space="preserve"> PAGEREF _Toc236318383 \h </w:instrText>
         </w:r>
         <w:r>
           <w:rPr>
@@ -5395,7 +5395,7 @@
           <w14:ligatures w14:val="standardContextual"/>
         </w:rPr>
       </w:pPr>
-      <w:hyperlink w:anchor="_Toc236309685" w:history="1">
+      <w:hyperlink w:anchor="_Toc236318384" w:history="1">
         <w:r>
           <w:rPr>
             <w:rStyle w:val="Hyperlink"/>
@@ -5436,7 +5436,7 @@
           <w:rPr>
             <w:webHidden/>
           </w:rPr>
-          <w:instrText xml:space="preserve"> PAGEREF _Toc236309685 \h </w:instrText>
+          <w:instrText xml:space="preserve"> PAGEREF _Toc236318384 \h </w:instrText>
         </w:r>
         <w:r>
           <w:rPr>
@@ -5476,7 +5476,7 @@
           <w14:ligatures w14:val="standardContextual"/>
         </w:rPr>
       </w:pPr>
-      <w:hyperlink w:anchor="_Toc236309686" w:history="1">
+      <w:hyperlink w:anchor="_Toc236318385" w:history="1">
         <w:r>
           <w:rPr>
             <w:rStyle w:val="Hyperlink"/>
@@ -5517,7 +5517,7 @@
           <w:rPr>
             <w:webHidden/>
           </w:rPr>
-          <w:instrText xml:space="preserve"> PAGEREF _Toc236309686 \h </w:instrText>
+          <w:instrText xml:space="preserve"> PAGEREF _Toc236318385 \h </w:instrText>
         </w:r>
         <w:r>
           <w:rPr>
@@ -5557,7 +5557,7 @@
           <w14:ligatures w14:val="standardContextual"/>
         </w:rPr>
       </w:pPr>
-      <w:hyperlink w:anchor="_Toc236309687" w:history="1">
+      <w:hyperlink w:anchor="_Toc236318386" w:history="1">
         <w:r>
           <w:rPr>
             <w:rStyle w:val="Hyperlink"/>
@@ -5598,7 +5598,7 @@
           <w:rPr>
             <w:webHidden/>
           </w:rPr>
-          <w:instrText xml:space="preserve"> PAGEREF _Toc236309687 \h </w:instrText>
+          <w:instrText xml:space="preserve"> PAGEREF _Toc236318386 \h </w:instrText>
         </w:r>
         <w:r>
           <w:rPr>
@@ -5638,7 +5638,7 @@
           <w14:ligatures w14:val="standardContextual"/>
         </w:rPr>
       </w:pPr>
-      <w:hyperlink w:anchor="_Toc236309688" w:history="1">
+      <w:hyperlink w:anchor="_Toc236318387" w:history="1">
         <w:r>
           <w:rPr>
             <w:rStyle w:val="Hyperlink"/>
@@ -5679,7 +5679,7 @@
           <w:rPr>
             <w:webHidden/>
           </w:rPr>
-          <w:instrText xml:space="preserve"> PAGEREF _Toc236309688 \h </w:instrText>
+          <w:instrText xml:space="preserve"> PAGEREF _Toc236318387 \h </w:instrText>
         </w:r>
         <w:r>
           <w:rPr>
@@ -5719,7 +5719,7 @@
           <w14:ligatures w14:val="standardContextual"/>
         </w:rPr>
       </w:pPr>
-      <w:hyperlink w:anchor="_Toc236309689" w:history="1">
+      <w:hyperlink w:anchor="_Toc236318388" w:history="1">
         <w:r>
           <w:rPr>
             <w:rStyle w:val="Hyperlink"/>
@@ -5760,7 +5760,7 @@
           <w:rPr>
             <w:webHidden/>
           </w:rPr>
-          <w:instrText xml:space="preserve"> PAGEREF _Toc236309689 \h </w:instrText>
+          <w:instrText xml:space="preserve"> PAGEREF _Toc236318388 \h </w:instrText>
         </w:r>
         <w:r>
           <w:rPr>
@@ -5800,7 +5800,7 @@
           <w14:ligatures w14:val="standardContextual"/>
         </w:rPr>
       </w:pPr>
-      <w:hyperlink w:anchor="_Toc236309690" w:history="1">
+      <w:hyperlink w:anchor="_Toc236318389" w:history="1">
         <w:r>
           <w:rPr>
             <w:rStyle w:val="Hyperlink"/>
@@ -5841,7 +5841,7 @@
           <w:rPr>
             <w:webHidden/>
           </w:rPr>
-          <w:instrText xml:space="preserve"> PAGEREF _Toc236309690 \h </w:instrText>
+          <w:instrText xml:space="preserve"> PAGEREF _Toc236318389 \h </w:instrText>
         </w:r>
         <w:r>
           <w:rPr>
@@ -5881,7 +5881,7 @@
           <w14:ligatures w14:val="standardContextual"/>
         </w:rPr>
       </w:pPr>
-      <w:hyperlink w:anchor="_Toc236309691" w:history="1">
+      <w:hyperlink w:anchor="_Toc236318390" w:history="1">
         <w:r>
           <w:rPr>
             <w:rStyle w:val="Hyperlink"/>
@@ -5922,7 +5922,7 @@
           <w:rPr>
             <w:webHidden/>
           </w:rPr>
-          <w:instrText xml:space="preserve"> PAGEREF _Toc236309691 \h </w:instrText>
+          <w:instrText xml:space="preserve"> PAGEREF _Toc236318390 \h </w:instrText>
         </w:r>
         <w:r>
           <w:rPr>
@@ -5962,7 +5962,7 @@
           <w14:ligatures w14:val="standardContextual"/>
         </w:rPr>
       </w:pPr>
-      <w:hyperlink w:anchor="_Toc236309692" w:history="1">
+      <w:hyperlink w:anchor="_Toc236318391" w:history="1">
         <w:r>
           <w:rPr>
             <w:rStyle w:val="Hyperlink"/>
@@ -6003,7 +6003,7 @@
           <w:rPr>
             <w:webHidden/>
           </w:rPr>
-          <w:instrText xml:space="preserve"> PAGEREF _Toc236309692 \h </w:instrText>
+          <w:instrText xml:space="preserve"> PAGEREF _Toc236318391 \h </w:instrText>
         </w:r>
         <w:r>
           <w:rPr>
@@ -6043,7 +6043,7 @@
           <w14:ligatures w14:val="standardContextual"/>
         </w:rPr>
       </w:pPr>
-      <w:hyperlink w:anchor="_Toc236309693" w:history="1">
+      <w:hyperlink w:anchor="_Toc236318392" w:history="1">
         <w:r>
           <w:rPr>
             <w:rStyle w:val="Hyperlink"/>
@@ -6084,7 +6084,7 @@
           <w:rPr>
             <w:webHidden/>
           </w:rPr>
-          <w:instrText xml:space="preserve"> PAGEREF _Toc236309693 \h </w:instrText>
+          <w:instrText xml:space="preserve"> PAGEREF _Toc236318392 \h </w:instrText>
         </w:r>
         <w:r>
           <w:rPr>
@@ -6124,7 +6124,7 @@
           <w14:ligatures w14:val="standardContextual"/>
         </w:rPr>
       </w:pPr>
-      <w:hyperlink w:anchor="_Toc236309694" w:history="1">
+      <w:hyperlink w:anchor="_Toc236318393" w:history="1">
         <w:r>
           <w:rPr>
             <w:rStyle w:val="Hyperlink"/>
@@ -6165,7 +6165,7 @@
           <w:rPr>
             <w:webHidden/>
           </w:rPr>
-          <w:instrText xml:space="preserve"> PAGEREF _Toc236309694 \h </w:instrText>
+          <w:instrText xml:space="preserve"> PAGEREF _Toc236318393 \h </w:instrText>
         </w:r>
         <w:r>
           <w:rPr>
@@ -6205,7 +6205,7 @@
           <w14:ligatures w14:val="standardContextual"/>
         </w:rPr>
       </w:pPr>
-      <w:hyperlink w:anchor="_Toc236309695" w:history="1">
+      <w:hyperlink w:anchor="_Toc236318394" w:history="1">
         <w:r>
           <w:rPr>
             <w:rStyle w:val="Hyperlink"/>
@@ -6246,7 +6246,7 @@
           <w:rPr>
             <w:webHidden/>
           </w:rPr>
-          <w:instrText xml:space="preserve"> PAGEREF _Toc236309695 \h </w:instrText>
+          <w:instrText xml:space="preserve"> PAGEREF _Toc236318394 \h </w:instrText>
         </w:r>
         <w:r>
           <w:rPr>
@@ -6286,7 +6286,7 @@
           <w14:ligatures w14:val="standardContextual"/>
         </w:rPr>
       </w:pPr>
-      <w:hyperlink w:anchor="_Toc236309696" w:history="1">
+      <w:hyperlink w:anchor="_Toc236318395" w:history="1">
         <w:r>
           <w:rPr>
             <w:rStyle w:val="Hyperlink"/>
@@ -6327,7 +6327,7 @@
           <w:rPr>
             <w:webHidden/>
           </w:rPr>
-          <w:instrText xml:space="preserve"> PAGEREF _Toc236309696 \h </w:instrText>
+          <w:instrText xml:space="preserve"> PAGEREF _Toc236318395 \h </w:instrText>
         </w:r>
         <w:r>
           <w:rPr>
@@ -6367,7 +6367,7 @@
           <w14:ligatures w14:val="standardContextual"/>
         </w:rPr>
       </w:pPr>
-      <w:hyperlink w:anchor="_Toc236309697" w:history="1">
+      <w:hyperlink w:anchor="_Toc236318396" w:history="1">
         <w:r>
           <w:rPr>
             <w:rStyle w:val="Hyperlink"/>
@@ -6408,7 +6408,7 @@
           <w:rPr>
             <w:webHidden/>
           </w:rPr>
-          <w:instrText xml:space="preserve"> PAGEREF _Toc236309697 \h </w:instrText>
+          <w:instrText xml:space="preserve"> PAGEREF _Toc236318396 \h </w:instrText>
         </w:r>
         <w:r>
           <w:rPr>
@@ -6448,7 +6448,7 @@
           <w14:ligatures w14:val="standardContextual"/>
         </w:rPr>
       </w:pPr>
-      <w:hyperlink w:anchor="_Toc236309698" w:history="1">
+      <w:hyperlink w:anchor="_Toc236318397" w:history="1">
         <w:r>
           <w:rPr>
             <w:rStyle w:val="Hyperlink"/>
@@ -6489,7 +6489,7 @@
           <w:rPr>
             <w:webHidden/>
           </w:rPr>
-          <w:instrText xml:space="preserve"> PAGEREF _Toc236309698 \h </w:instrText>
+          <w:instrText xml:space="preserve"> PAGEREF _Toc236318397 \h </w:instrText>
         </w:r>
         <w:r>
           <w:rPr>
@@ -6529,7 +6529,7 @@
           <w14:ligatures w14:val="standardContextual"/>
         </w:rPr>
       </w:pPr>
-      <w:hyperlink w:anchor="_Toc236309699" w:history="1">
+      <w:hyperlink w:anchor="_Toc236318398" w:history="1">
         <w:r>
           <w:rPr>
             <w:rStyle w:val="Hyperlink"/>
@@ -6570,7 +6570,7 @@
           <w:rPr>
             <w:webHidden/>
           </w:rPr>
-          <w:instrText xml:space="preserve"> PAGEREF _Toc236309699 \h </w:instrText>
+          <w:instrText xml:space="preserve"> PAGEREF _Toc236318398 \h </w:instrText>
         </w:r>
         <w:r>
           <w:rPr>
@@ -6610,7 +6610,7 @@
           <w14:ligatures w14:val="standardContextual"/>
         </w:rPr>
       </w:pPr>
-      <w:hyperlink w:anchor="_Toc236309700" w:history="1">
+      <w:hyperlink w:anchor="_Toc236318399" w:history="1">
         <w:r>
           <w:rPr>
             <w:rStyle w:val="Hyperlink"/>
@@ -6651,7 +6651,7 @@
           <w:rPr>
             <w:webHidden/>
           </w:rPr>
-          <w:instrText xml:space="preserve"> PAGEREF _Toc236309700 \h </w:instrText>
+          <w:instrText xml:space="preserve"> PAGEREF _Toc236318399 \h </w:instrText>
         </w:r>
         <w:r>
           <w:rPr>
@@ -6691,7 +6691,7 @@
           <w14:ligatures w14:val="standardContextual"/>
         </w:rPr>
       </w:pPr>
-      <w:hyperlink w:anchor="_Toc236309701" w:history="1">
+      <w:hyperlink w:anchor="_Toc236318400" w:history="1">
         <w:r>
           <w:rPr>
             <w:rStyle w:val="Hyperlink"/>
@@ -6732,7 +6732,7 @@
           <w:rPr>
             <w:webHidden/>
           </w:rPr>
-          <w:instrText xml:space="preserve"> PAGEREF _Toc236309701 \h </w:instrText>
+          <w:instrText xml:space="preserve"> PAGEREF _Toc236318400 \h </w:instrText>
         </w:r>
         <w:r>
           <w:rPr>
@@ -6772,7 +6772,7 @@
           <w14:ligatures w14:val="standardContextual"/>
         </w:rPr>
       </w:pPr>
-      <w:hyperlink w:anchor="_Toc236309702" w:history="1">
+      <w:hyperlink w:anchor="_Toc236318401" w:history="1">
         <w:r>
           <w:rPr>
             <w:rStyle w:val="Hyperlink"/>
@@ -6813,7 +6813,7 @@
           <w:rPr>
             <w:webHidden/>
           </w:rPr>
-          <w:instrText xml:space="preserve"> PAGEREF _Toc236309702 \h </w:instrText>
+          <w:instrText xml:space="preserve"> PAGEREF _Toc236318401 \h </w:instrText>
         </w:r>
         <w:r>
           <w:rPr>
@@ -6853,7 +6853,7 @@
           <w14:ligatures w14:val="standardContextual"/>
         </w:rPr>
       </w:pPr>
-      <w:hyperlink w:anchor="_Toc236309703" w:history="1">
+      <w:hyperlink w:anchor="_Toc236318402" w:history="1">
         <w:r>
           <w:rPr>
             <w:rStyle w:val="Hyperlink"/>
@@ -6894,7 +6894,7 @@
           <w:rPr>
             <w:webHidden/>
           </w:rPr>
-          <w:instrText xml:space="preserve"> PAGEREF _Toc236309703 \h </w:instrText>
+          <w:instrText xml:space="preserve"> PAGEREF _Toc236318402 \h </w:instrText>
         </w:r>
         <w:r>
           <w:rPr>
@@ -6934,7 +6934,7 @@
           <w14:ligatures w14:val="standardContextual"/>
         </w:rPr>
       </w:pPr>
-      <w:hyperlink w:anchor="_Toc236309704" w:history="1">
+      <w:hyperlink w:anchor="_Toc236318403" w:history="1">
         <w:r>
           <w:rPr>
             <w:rStyle w:val="Hyperlink"/>
@@ -6975,7 +6975,7 @@
           <w:rPr>
             <w:webHidden/>
           </w:rPr>
-          <w:instrText xml:space="preserve"> PAGEREF _Toc236309704 \h </w:instrText>
+          <w:instrText xml:space="preserve"> PAGEREF _Toc236318403 \h </w:instrText>
         </w:r>
         <w:r>
           <w:rPr>
@@ -7015,7 +7015,7 @@
           <w14:ligatures w14:val="standardContextual"/>
         </w:rPr>
       </w:pPr>
-      <w:hyperlink w:anchor="_Toc236309705" w:history="1">
+      <w:hyperlink w:anchor="_Toc236318404" w:history="1">
         <w:r>
           <w:rPr>
             <w:rStyle w:val="Hyperlink"/>
@@ -7056,7 +7056,7 @@
           <w:rPr>
             <w:webHidden/>
           </w:rPr>
-          <w:instrText xml:space="preserve"> PAGEREF _Toc236309705 \h </w:instrText>
+          <w:instrText xml:space="preserve"> PAGEREF _Toc236318404 \h </w:instrText>
         </w:r>
         <w:r>
           <w:rPr>
@@ -7096,7 +7096,7 @@
           <w14:ligatures w14:val="standardContextual"/>
         </w:rPr>
       </w:pPr>
-      <w:hyperlink w:anchor="_Toc236309706" w:history="1">
+      <w:hyperlink w:anchor="_Toc236318405" w:history="1">
         <w:r>
           <w:rPr>
             <w:rStyle w:val="Hyperlink"/>
@@ -7137,7 +7137,7 @@
           <w:rPr>
             <w:webHidden/>
           </w:rPr>
-          <w:instrText xml:space="preserve"> PAGEREF _Toc236309706 \h </w:instrText>
+          <w:instrText xml:space="preserve"> PAGEREF _Toc236318405 \h </w:instrText>
         </w:r>
         <w:r>
           <w:rPr>
@@ -7177,7 +7177,7 @@
           <w14:ligatures w14:val="standardContextual"/>
         </w:rPr>
       </w:pPr>
-      <w:hyperlink w:anchor="_Toc236309707" w:history="1">
+      <w:hyperlink w:anchor="_Toc236318406" w:history="1">
         <w:r>
           <w:rPr>
             <w:rStyle w:val="Hyperlink"/>
@@ -7218,7 +7218,7 @@
           <w:rPr>
             <w:webHidden/>
           </w:rPr>
-          <w:instrText xml:space="preserve"> PAGEREF _Toc236309707 \h </w:instrText>
+          <w:instrText xml:space="preserve"> PAGEREF _Toc236318406 \h </w:instrText>
         </w:r>
         <w:r>
           <w:rPr>
@@ -7258,7 +7258,7 @@
           <w14:ligatures w14:val="standardContextual"/>
         </w:rPr>
       </w:pPr>
-      <w:hyperlink w:anchor="_Toc236309708" w:history="1">
+      <w:hyperlink w:anchor="_Toc236318407" w:history="1">
         <w:r>
           <w:rPr>
             <w:rStyle w:val="Hyperlink"/>
@@ -7299,7 +7299,7 @@
           <w:rPr>
             <w:webHidden/>
           </w:rPr>
-          <w:instrText xml:space="preserve"> PAGEREF _Toc236309708 \h </w:instrText>
+          <w:instrText xml:space="preserve"> PAGEREF _Toc236318407 \h </w:instrText>
         </w:r>
         <w:r>
           <w:rPr>
@@ -7339,7 +7339,7 @@
           <w14:ligatures w14:val="standardContextual"/>
         </w:rPr>
       </w:pPr>
-      <w:hyperlink w:anchor="_Toc236309709" w:history="1">
+      <w:hyperlink w:anchor="_Toc236318408" w:history="1">
         <w:r>
           <w:rPr>
             <w:rStyle w:val="Hyperlink"/>
@@ -7380,7 +7380,7 @@
           <w:rPr>
             <w:webHidden/>
           </w:rPr>
-          <w:instrText xml:space="preserve"> PAGEREF _Toc236309709 \h </w:instrText>
+          <w:instrText xml:space="preserve"> PAGEREF _Toc236318408 \h </w:instrText>
         </w:r>
         <w:r>
           <w:rPr>
@@ -7420,7 +7420,7 @@
           <w14:ligatures w14:val="standardContextual"/>
         </w:rPr>
       </w:pPr>
-      <w:hyperlink w:anchor="_Toc236309710" w:history="1">
+      <w:hyperlink w:anchor="_Toc236318409" w:history="1">
         <w:r>
           <w:rPr>
             <w:rStyle w:val="Hyperlink"/>
@@ -7461,7 +7461,7 @@
           <w:rPr>
             <w:webHidden/>
           </w:rPr>
-          <w:instrText xml:space="preserve"> PAGEREF _Toc236309710 \h </w:instrText>
+          <w:instrText xml:space="preserve"> PAGEREF _Toc236318409 \h </w:instrText>
         </w:r>
         <w:r>
           <w:rPr>
@@ -7501,7 +7501,7 @@
           <w14:ligatures w14:val="standardContextual"/>
         </w:rPr>
       </w:pPr>
-      <w:hyperlink w:anchor="_Toc236309711" w:history="1">
+      <w:hyperlink w:anchor="_Toc236318410" w:history="1">
         <w:r>
           <w:rPr>
             <w:rStyle w:val="Hyperlink"/>
@@ -7542,7 +7542,7 @@
           <w:rPr>
             <w:webHidden/>
           </w:rPr>
-          <w:instrText xml:space="preserve"> PAGEREF _Toc236309711 \h </w:instrText>
+          <w:instrText xml:space="preserve"> PAGEREF _Toc236318410 \h </w:instrText>
         </w:r>
         <w:r>
           <w:rPr>
@@ -7582,7 +7582,7 @@
           <w14:ligatures w14:val="standardContextual"/>
         </w:rPr>
       </w:pPr>
-      <w:hyperlink w:anchor="_Toc236309712" w:history="1">
+      <w:hyperlink w:anchor="_Toc236318411" w:history="1">
         <w:r>
           <w:rPr>
             <w:rStyle w:val="Hyperlink"/>
@@ -7623,7 +7623,7 @@
           <w:rPr>
             <w:webHidden/>
           </w:rPr>
-          <w:instrText xml:space="preserve"> PAGEREF _Toc236309712 \h </w:instrText>
+          <w:instrText xml:space="preserve"> PAGEREF _Toc236318411 \h </w:instrText>
         </w:r>
         <w:r>
           <w:rPr>
@@ -7663,7 +7663,7 @@
           <w14:ligatures w14:val="standardContextual"/>
         </w:rPr>
       </w:pPr>
-      <w:hyperlink w:anchor="_Toc236309713" w:history="1">
+      <w:hyperlink w:anchor="_Toc236318412" w:history="1">
         <w:r>
           <w:rPr>
             <w:rStyle w:val="Hyperlink"/>
@@ -7704,7 +7704,7 @@
           <w:rPr>
             <w:webHidden/>
           </w:rPr>
-          <w:instrText xml:space="preserve"> PAGEREF _Toc236309713 \h </w:instrText>
+          <w:instrText xml:space="preserve"> PAGEREF _Toc236318412 \h </w:instrText>
         </w:r>
         <w:r>
           <w:rPr>
@@ -7744,7 +7744,7 @@
           <w14:ligatures w14:val="standardContextual"/>
         </w:rPr>
       </w:pPr>
-      <w:hyperlink w:anchor="_Toc236309714" w:history="1">
+      <w:hyperlink w:anchor="_Toc236318413" w:history="1">
         <w:r>
           <w:rPr>
             <w:rStyle w:val="Hyperlink"/>
@@ -7785,7 +7785,7 @@
           <w:rPr>
             <w:webHidden/>
           </w:rPr>
-          <w:instrText xml:space="preserve"> PAGEREF _Toc236309714 \h </w:instrText>
+          <w:instrText xml:space="preserve"> PAGEREF _Toc236318413 \h </w:instrText>
         </w:r>
         <w:r>
           <w:rPr>
@@ -7825,7 +7825,7 @@
           <w14:ligatures w14:val="standardContextual"/>
         </w:rPr>
       </w:pPr>
-      <w:hyperlink w:anchor="_Toc236309715" w:history="1">
+      <w:hyperlink w:anchor="_Toc236318414" w:history="1">
         <w:r>
           <w:rPr>
             <w:rStyle w:val="Hyperlink"/>
@@ -7866,7 +7866,7 @@
           <w:rPr>
             <w:webHidden/>
           </w:rPr>
-          <w:instrText xml:space="preserve"> PAGEREF _Toc236309715 \h </w:instrText>
+          <w:instrText xml:space="preserve"> PAGEREF _Toc236318414 \h </w:instrText>
         </w:r>
         <w:r>
           <w:rPr>
@@ -7906,7 +7906,7 @@
           <w14:ligatures w14:val="standardContextual"/>
         </w:rPr>
       </w:pPr>
-      <w:hyperlink w:anchor="_Toc236309716" w:history="1">
+      <w:hyperlink w:anchor="_Toc236318415" w:history="1">
         <w:r>
           <w:rPr>
             <w:rStyle w:val="Hyperlink"/>
@@ -7947,7 +7947,7 @@
           <w:rPr>
             <w:webHidden/>
           </w:rPr>
-          <w:instrText xml:space="preserve"> PAGEREF _Toc236309716 \h </w:instrText>
+          <w:instrText xml:space="preserve"> PAGEREF _Toc236318415 \h </w:instrText>
         </w:r>
         <w:r>
           <w:rPr>
@@ -7987,7 +7987,7 @@
           <w14:ligatures w14:val="standardContextual"/>
         </w:rPr>
       </w:pPr>
-      <w:hyperlink w:anchor="_Toc236309717" w:history="1">
+      <w:hyperlink w:anchor="_Toc236318416" w:history="1">
         <w:r>
           <w:rPr>
             <w:rStyle w:val="Hyperlink"/>
@@ -8028,7 +8028,7 @@
           <w:rPr>
             <w:webHidden/>
           </w:rPr>
-          <w:instrText xml:space="preserve"> PAGEREF _Toc236309717 \h </w:instrText>
+          <w:instrText xml:space="preserve"> PAGEREF _Toc236318416 \h </w:instrText>
         </w:r>
         <w:r>
           <w:rPr>
@@ -8068,7 +8068,7 @@
           <w14:ligatures w14:val="standardContextual"/>
         </w:rPr>
       </w:pPr>
-      <w:hyperlink w:anchor="_Toc236309718" w:history="1">
+      <w:hyperlink w:anchor="_Toc236318417" w:history="1">
         <w:r>
           <w:rPr>
             <w:rStyle w:val="Hyperlink"/>
@@ -8091,7 +8091,7 @@
           <w:rPr>
             <w:webHidden/>
           </w:rPr>
-          <w:instrText xml:space="preserve"> PAGEREF _Toc236309718 \h </w:instrText>
+          <w:instrText xml:space="preserve"> PAGEREF _Toc236318417 \h </w:instrText>
         </w:r>
         <w:r>
           <w:rPr>
@@ -8131,7 +8131,7 @@
           <w14:ligatures w14:val="standardContextual"/>
         </w:rPr>
       </w:pPr>
-      <w:hyperlink w:anchor="_Toc236309719" w:history="1">
+      <w:hyperlink w:anchor="_Toc236318418" w:history="1">
         <w:r>
           <w:rPr>
             <w:rStyle w:val="Hyperlink"/>
@@ -8172,7 +8172,7 @@
           <w:rPr>
             <w:webHidden/>
           </w:rPr>
-          <w:instrText xml:space="preserve"> PAGEREF _Toc236309719 \h </w:instrText>
+          <w:instrText xml:space="preserve"> PAGEREF _Toc236318418 \h </w:instrText>
         </w:r>
         <w:r>
           <w:rPr>
@@ -8212,7 +8212,7 @@
           <w14:ligatures w14:val="standardContextual"/>
         </w:rPr>
       </w:pPr>
-      <w:hyperlink w:anchor="_Toc236309720" w:history="1">
+      <w:hyperlink w:anchor="_Toc236318419" w:history="1">
         <w:r>
           <w:rPr>
             <w:rStyle w:val="Hyperlink"/>
@@ -8253,7 +8253,7 @@
           <w:rPr>
             <w:webHidden/>
           </w:rPr>
-          <w:instrText xml:space="preserve"> PAGEREF _Toc236309720 \h </w:instrText>
+          <w:instrText xml:space="preserve"> PAGEREF _Toc236318419 \h </w:instrText>
         </w:r>
         <w:r>
           <w:rPr>
@@ -8293,7 +8293,7 @@
           <w14:ligatures w14:val="standardContextual"/>
         </w:rPr>
       </w:pPr>
-      <w:hyperlink w:anchor="_Toc236309721" w:history="1">
+      <w:hyperlink w:anchor="_Toc236318420" w:history="1">
         <w:r>
           <w:rPr>
             <w:rStyle w:val="Hyperlink"/>
@@ -8334,7 +8334,7 @@
           <w:rPr>
             <w:webHidden/>
           </w:rPr>
-          <w:instrText xml:space="preserve"> PAGEREF _Toc236309721 \h </w:instrText>
+          <w:instrText xml:space="preserve"> PAGEREF _Toc236318420 \h </w:instrText>
         </w:r>
         <w:r>
           <w:rPr>
@@ -8374,7 +8374,7 @@
           <w14:ligatures w14:val="standardContextual"/>
         </w:rPr>
       </w:pPr>
-      <w:hyperlink w:anchor="_Toc236309722" w:history="1">
+      <w:hyperlink w:anchor="_Toc236318421" w:history="1">
         <w:r>
           <w:rPr>
             <w:rStyle w:val="Hyperlink"/>
@@ -8397,7 +8397,7 @@
           <w:rPr>
             <w:webHidden/>
           </w:rPr>
-          <w:instrText xml:space="preserve"> PAGEREF _Toc236309722 \h </w:instrText>
+          <w:instrText xml:space="preserve"> PAGEREF _Toc236318421 \h </w:instrText>
         </w:r>
         <w:r>
           <w:rPr>
@@ -8437,7 +8437,7 @@
           <w14:ligatures w14:val="standardContextual"/>
         </w:rPr>
       </w:pPr>
-      <w:hyperlink w:anchor="_Toc236309723" w:history="1">
+      <w:hyperlink w:anchor="_Toc236318422" w:history="1">
         <w:r>
           <w:rPr>
             <w:rStyle w:val="Hyperlink"/>
@@ -8460,7 +8460,7 @@
           <w:rPr>
             <w:webHidden/>
           </w:rPr>
-          <w:instrText xml:space="preserve"> PAGEREF _Toc236309723 \h </w:instrText>
+          <w:instrText xml:space="preserve"> PAGEREF _Toc236318422 \h </w:instrText>
         </w:r>
         <w:r>
           <w:rPr>
@@ -8500,7 +8500,7 @@
           <w14:ligatures w14:val="standardContextual"/>
         </w:rPr>
       </w:pPr>
-      <w:hyperlink w:anchor="_Toc236309724" w:history="1">
+      <w:hyperlink w:anchor="_Toc236318423" w:history="1">
         <w:r>
           <w:rPr>
             <w:rStyle w:val="Hyperlink"/>
@@ -8541,7 +8541,7 @@
           <w:rPr>
             <w:webHidden/>
           </w:rPr>
-          <w:instrText xml:space="preserve"> PAGEREF _Toc236309724 \h </w:instrText>
+          <w:instrText xml:space="preserve"> PAGEREF _Toc236318423 \h </w:instrText>
         </w:r>
         <w:r>
           <w:rPr>
@@ -8581,7 +8581,7 @@
           <w14:ligatures w14:val="standardContextual"/>
         </w:rPr>
       </w:pPr>
-      <w:hyperlink w:anchor="_Toc236309725" w:history="1">
+      <w:hyperlink w:anchor="_Toc236318424" w:history="1">
         <w:r>
           <w:rPr>
             <w:rStyle w:val="Hyperlink"/>
@@ -8622,7 +8622,7 @@
           <w:rPr>
             <w:webHidden/>
           </w:rPr>
-          <w:instrText xml:space="preserve"> PAGEREF _Toc236309725 \h </w:instrText>
+          <w:instrText xml:space="preserve"> PAGEREF _Toc236318424 \h </w:instrText>
         </w:r>
         <w:r>
           <w:rPr>
@@ -8662,7 +8662,7 @@
           <w14:ligatures w14:val="standardContextual"/>
         </w:rPr>
       </w:pPr>
-      <w:hyperlink w:anchor="_Toc236309726" w:history="1">
+      <w:hyperlink w:anchor="_Toc236318425" w:history="1">
         <w:r>
           <w:rPr>
             <w:rStyle w:val="Hyperlink"/>
@@ -8703,7 +8703,7 @@
           <w:rPr>
             <w:webHidden/>
           </w:rPr>
-          <w:instrText xml:space="preserve"> PAGEREF _Toc236309726 \h </w:instrText>
+          <w:instrText xml:space="preserve"> PAGEREF _Toc236318425 \h </w:instrText>
         </w:r>
         <w:r>
           <w:rPr>
@@ -8743,7 +8743,7 @@
           <w14:ligatures w14:val="standardContextual"/>
         </w:rPr>
       </w:pPr>
-      <w:hyperlink w:anchor="_Toc236309727" w:history="1">
+      <w:hyperlink w:anchor="_Toc236318426" w:history="1">
         <w:r>
           <w:rPr>
             <w:rStyle w:val="Hyperlink"/>
@@ -8784,7 +8784,7 @@
           <w:rPr>
             <w:webHidden/>
           </w:rPr>
-          <w:instrText xml:space="preserve"> PAGEREF _Toc236309727 \h </w:instrText>
+          <w:instrText xml:space="preserve"> PAGEREF _Toc236318426 \h </w:instrText>
         </w:r>
         <w:r>
           <w:rPr>
@@ -8824,7 +8824,7 @@
           <w14:ligatures w14:val="standardContextual"/>
         </w:rPr>
       </w:pPr>
-      <w:hyperlink w:anchor="_Toc236309728" w:history="1">
+      <w:hyperlink w:anchor="_Toc236318427" w:history="1">
         <w:r>
           <w:rPr>
             <w:rStyle w:val="Hyperlink"/>
@@ -8865,7 +8865,7 @@
           <w:rPr>
             <w:webHidden/>
           </w:rPr>
-          <w:instrText xml:space="preserve"> PAGEREF _Toc236309728 \h </w:instrText>
+          <w:instrText xml:space="preserve"> PAGEREF _Toc236318427 \h </w:instrText>
         </w:r>
         <w:r>
           <w:rPr>
@@ -8905,7 +8905,7 @@
           <w14:ligatures w14:val="standardContextual"/>
         </w:rPr>
       </w:pPr>
-      <w:hyperlink w:anchor="_Toc236309729" w:history="1">
+      <w:hyperlink w:anchor="_Toc236318428" w:history="1">
         <w:r>
           <w:rPr>
             <w:rStyle w:val="Hyperlink"/>
@@ -8928,7 +8928,7 @@
           <w:rPr>
             <w:webHidden/>
           </w:rPr>
-          <w:instrText xml:space="preserve"> PAGEREF _Toc236309729 \h </w:instrText>
+          <w:instrText xml:space="preserve"> PAGEREF _Toc236318428 \h </w:instrText>
         </w:r>
         <w:r>
           <w:rPr>
@@ -9007,7 +9007,7 @@
       <w:r>
         <w:fldChar w:fldCharType="separate"/>
       </w:r>
-      <w:hyperlink w:anchor="_Toc236309730" w:history="1">
+      <w:hyperlink w:anchor="_Toc236318429" w:history="1">
         <w:r>
           <w:rPr>
             <w:rStyle w:val="Hyperlink"/>
@@ -9021,7 +9021,7 @@
           <w:fldChar w:fldCharType="begin"/>
         </w:r>
         <w:r>
-          <w:instrText xml:space="preserve"> PAGEREF _Toc236309730 \h </w:instrText>
+          <w:instrText xml:space="preserve"> PAGEREF _Toc236318429 \h </w:instrText>
         </w:r>
         <w:r>
           <w:fldChar w:fldCharType="separate"/>
@@ -9047,7 +9047,7 @@
           <w14:ligatures w14:val="standardContextual"/>
         </w:rPr>
       </w:pPr>
-      <w:hyperlink w:anchor="_Toc236309731" w:history="1">
+      <w:hyperlink w:anchor="_Toc236318430" w:history="1">
         <w:r>
           <w:rPr>
             <w:rStyle w:val="Hyperlink"/>
@@ -9061,7 +9061,7 @@
           <w:fldChar w:fldCharType="begin"/>
         </w:r>
         <w:r>
-          <w:instrText xml:space="preserve"> PAGEREF _Toc236309731 \h </w:instrText>
+          <w:instrText xml:space="preserve"> PAGEREF _Toc236318430 \h </w:instrText>
         </w:r>
         <w:r>
           <w:fldChar w:fldCharType="separate"/>
@@ -9087,7 +9087,7 @@
           <w14:ligatures w14:val="standardContextual"/>
         </w:rPr>
       </w:pPr>
-      <w:hyperlink w:anchor="_Toc236309732" w:history="1">
+      <w:hyperlink w:anchor="_Toc236318431" w:history="1">
         <w:r>
           <w:rPr>
             <w:rStyle w:val="Hyperlink"/>
@@ -9101,7 +9101,7 @@
           <w:fldChar w:fldCharType="begin"/>
         </w:r>
         <w:r>
-          <w:instrText xml:space="preserve"> PAGEREF _Toc236309732 \h </w:instrText>
+          <w:instrText xml:space="preserve"> PAGEREF _Toc236318431 \h </w:instrText>
         </w:r>
         <w:r>
           <w:fldChar w:fldCharType="separate"/>
@@ -9127,7 +9127,7 @@
           <w14:ligatures w14:val="standardContextual"/>
         </w:rPr>
       </w:pPr>
-      <w:hyperlink w:anchor="_Toc236309733" w:history="1">
+      <w:hyperlink w:anchor="_Toc236318432" w:history="1">
         <w:r>
           <w:rPr>
             <w:rStyle w:val="Hyperlink"/>
@@ -9141,7 +9141,7 @@
           <w:fldChar w:fldCharType="begin"/>
         </w:r>
         <w:r>
-          <w:instrText xml:space="preserve"> PAGEREF _Toc236309733 \h </w:instrText>
+          <w:instrText xml:space="preserve"> PAGEREF _Toc236318432 \h </w:instrText>
         </w:r>
         <w:r>
           <w:fldChar w:fldCharType="separate"/>
@@ -9167,7 +9167,7 @@
           <w14:ligatures w14:val="standardContextual"/>
         </w:rPr>
       </w:pPr>
-      <w:hyperlink w:anchor="_Toc236309734" w:history="1">
+      <w:hyperlink w:anchor="_Toc236318433" w:history="1">
         <w:r>
           <w:rPr>
             <w:rStyle w:val="Hyperlink"/>
@@ -9181,7 +9181,7 @@
           <w:fldChar w:fldCharType="begin"/>
         </w:r>
         <w:r>
-          <w:instrText xml:space="preserve"> PAGEREF _Toc236309734 \h </w:instrText>
+          <w:instrText xml:space="preserve"> PAGEREF _Toc236318433 \h </w:instrText>
         </w:r>
         <w:r>
           <w:fldChar w:fldCharType="separate"/>
@@ -9207,7 +9207,7 @@
           <w14:ligatures w14:val="standardContextual"/>
         </w:rPr>
       </w:pPr>
-      <w:hyperlink w:anchor="_Toc236309735" w:history="1">
+      <w:hyperlink w:anchor="_Toc236318434" w:history="1">
         <w:r>
           <w:rPr>
             <w:rStyle w:val="Hyperlink"/>
@@ -9221,7 +9221,7 @@
           <w:fldChar w:fldCharType="begin"/>
         </w:r>
         <w:r>
-          <w:instrText xml:space="preserve"> PAGEREF _Toc236309735 \h </w:instrText>
+          <w:instrText xml:space="preserve"> PAGEREF _Toc236318434 \h </w:instrText>
         </w:r>
         <w:r>
           <w:fldChar w:fldCharType="separate"/>
@@ -9296,7 +9296,7 @@
       <w:r>
         <w:fldChar w:fldCharType="separate"/>
       </w:r>
-      <w:hyperlink w:anchor="_Toc236309736" w:history="1">
+      <w:hyperlink w:anchor="_Toc236318435" w:history="1">
         <w:r>
           <w:rPr>
             <w:rStyle w:val="Hyperlink"/>
@@ -9310,7 +9310,7 @@
           <w:fldChar w:fldCharType="begin"/>
         </w:r>
         <w:r>
-          <w:instrText xml:space="preserve"> PAGEREF _Toc236309736 \h </w:instrText>
+          <w:instrText xml:space="preserve"> PAGEREF _Toc236318435 \h </w:instrText>
         </w:r>
         <w:r>
           <w:fldChar w:fldCharType="separate"/>
@@ -9336,7 +9336,7 @@
           <w14:ligatures w14:val="standardContextual"/>
         </w:rPr>
       </w:pPr>
-      <w:hyperlink w:anchor="_Toc236309737" w:history="1">
+      <w:hyperlink w:anchor="_Toc236318436" w:history="1">
         <w:r>
           <w:rPr>
             <w:rStyle w:val="Hyperlink"/>
@@ -9350,7 +9350,7 @@
           <w:fldChar w:fldCharType="begin"/>
         </w:r>
         <w:r>
-          <w:instrText xml:space="preserve"> PAGEREF _Toc236309737 \h </w:instrText>
+          <w:instrText xml:space="preserve"> PAGEREF _Toc236318436 \h </w:instrText>
         </w:r>
         <w:r>
           <w:fldChar w:fldCharType="separate"/>
@@ -9376,7 +9376,7 @@
           <w14:ligatures w14:val="standardContextual"/>
         </w:rPr>
       </w:pPr>
-      <w:hyperlink w:anchor="_Toc236309738" w:history="1">
+      <w:hyperlink w:anchor="_Toc236318437" w:history="1">
         <w:r>
           <w:rPr>
             <w:rStyle w:val="Hyperlink"/>
@@ -9390,7 +9390,7 @@
           <w:fldChar w:fldCharType="begin"/>
         </w:r>
         <w:r>
-          <w:instrText xml:space="preserve"> PAGEREF _Toc236309738 \h </w:instrText>
+          <w:instrText xml:space="preserve"> PAGEREF _Toc236318437 \h </w:instrText>
         </w:r>
         <w:r>
           <w:fldChar w:fldCharType="separate"/>
@@ -9416,7 +9416,7 @@
           <w14:ligatures w14:val="standardContextual"/>
         </w:rPr>
       </w:pPr>
-      <w:hyperlink w:anchor="_Toc236309739" w:history="1">
+      <w:hyperlink w:anchor="_Toc236318438" w:history="1">
         <w:r>
           <w:rPr>
             <w:rStyle w:val="Hyperlink"/>
@@ -9430,7 +9430,7 @@
           <w:fldChar w:fldCharType="begin"/>
         </w:r>
         <w:r>
-          <w:instrText xml:space="preserve"> PAGEREF _Toc236309739 \h </w:instrText>
+          <w:instrText xml:space="preserve"> PAGEREF _Toc236318438 \h </w:instrText>
         </w:r>
         <w:r>
           <w:fldChar w:fldCharType="separate"/>
@@ -9456,7 +9456,7 @@
           <w14:ligatures w14:val="standardContextual"/>
         </w:rPr>
       </w:pPr>
-      <w:hyperlink w:anchor="_Toc236309740" w:history="1">
+      <w:hyperlink w:anchor="_Toc236318439" w:history="1">
         <w:r>
           <w:rPr>
             <w:rStyle w:val="Hyperlink"/>
@@ -9470,7 +9470,7 @@
           <w:fldChar w:fldCharType="begin"/>
         </w:r>
         <w:r>
-          <w:instrText xml:space="preserve"> PAGEREF _Toc236309740 \h </w:instrText>
+          <w:instrText xml:space="preserve"> PAGEREF _Toc236318439 \h </w:instrText>
         </w:r>
         <w:r>
           <w:fldChar w:fldCharType="separate"/>
@@ -9496,7 +9496,7 @@
           <w14:ligatures w14:val="standardContextual"/>
         </w:rPr>
       </w:pPr>
-      <w:hyperlink w:anchor="_Toc236309741" w:history="1">
+      <w:hyperlink w:anchor="_Toc236318440" w:history="1">
         <w:r>
           <w:rPr>
             <w:rStyle w:val="Hyperlink"/>
@@ -9510,7 +9510,7 @@
           <w:fldChar w:fldCharType="begin"/>
         </w:r>
         <w:r>
-          <w:instrText xml:space="preserve"> PAGEREF _Toc236309741 \h </w:instrText>
+          <w:instrText xml:space="preserve"> PAGEREF _Toc236318440 \h </w:instrText>
         </w:r>
         <w:r>
           <w:fldChar w:fldCharType="separate"/>
@@ -9536,7 +9536,7 @@
           <w14:ligatures w14:val="standardContextual"/>
         </w:rPr>
       </w:pPr>
-      <w:hyperlink w:anchor="_Toc236309742" w:history="1">
+      <w:hyperlink w:anchor="_Toc236318441" w:history="1">
         <w:r>
           <w:rPr>
             <w:rStyle w:val="Hyperlink"/>
@@ -9550,7 +9550,7 @@
           <w:fldChar w:fldCharType="begin"/>
         </w:r>
         <w:r>
-          <w:instrText xml:space="preserve"> PAGEREF _Toc236309742 \h </w:instrText>
+          <w:instrText xml:space="preserve"> PAGEREF _Toc236318441 \h </w:instrText>
         </w:r>
         <w:r>
           <w:fldChar w:fldCharType="separate"/>
@@ -9576,7 +9576,7 @@
           <w14:ligatures w14:val="standardContextual"/>
         </w:rPr>
       </w:pPr>
-      <w:hyperlink w:anchor="_Toc236309743" w:history="1">
+      <w:hyperlink w:anchor="_Toc236318442" w:history="1">
         <w:r>
           <w:rPr>
             <w:rStyle w:val="Hyperlink"/>
@@ -9590,7 +9590,7 @@
           <w:fldChar w:fldCharType="begin"/>
         </w:r>
         <w:r>
-          <w:instrText xml:space="preserve"> PAGEREF _Toc236309743 \h </w:instrText>
+          <w:instrText xml:space="preserve"> PAGEREF _Toc236318442 \h </w:instrText>
         </w:r>
         <w:r>
           <w:fldChar w:fldCharType="separate"/>
@@ -9616,7 +9616,7 @@
           <w14:ligatures w14:val="standardContextual"/>
         </w:rPr>
       </w:pPr>
-      <w:hyperlink w:anchor="_Toc236309744" w:history="1">
+      <w:hyperlink w:anchor="_Toc236318443" w:history="1">
         <w:r>
           <w:rPr>
             <w:rStyle w:val="Hyperlink"/>
@@ -9630,7 +9630,7 @@
           <w:fldChar w:fldCharType="begin"/>
         </w:r>
         <w:r>
-          <w:instrText xml:space="preserve"> PAGEREF _Toc236309744 \h </w:instrText>
+          <w:instrText xml:space="preserve"> PAGEREF _Toc236318443 \h </w:instrText>
         </w:r>
         <w:r>
           <w:fldChar w:fldCharType="separate"/>
@@ -9656,7 +9656,7 @@
           <w14:ligatures w14:val="standardContextual"/>
         </w:rPr>
       </w:pPr>
-      <w:hyperlink w:anchor="_Toc236309745" w:history="1">
+      <w:hyperlink w:anchor="_Toc236318444" w:history="1">
         <w:r>
           <w:rPr>
             <w:rStyle w:val="Hyperlink"/>
@@ -9670,7 +9670,7 @@
           <w:fldChar w:fldCharType="begin"/>
         </w:r>
         <w:r>
-          <w:instrText xml:space="preserve"> PAGEREF _Toc236309745 \h </w:instrText>
+          <w:instrText xml:space="preserve"> PAGEREF _Toc236318444 \h </w:instrText>
         </w:r>
         <w:r>
           <w:fldChar w:fldCharType="separate"/>
@@ -9696,7 +9696,7 @@
           <w14:ligatures w14:val="standardContextual"/>
         </w:rPr>
       </w:pPr>
-      <w:hyperlink w:anchor="_Toc236309746" w:history="1">
+      <w:hyperlink w:anchor="_Toc236318445" w:history="1">
         <w:r>
           <w:rPr>
             <w:rStyle w:val="Hyperlink"/>
@@ -9710,7 +9710,7 @@
           <w:fldChar w:fldCharType="begin"/>
         </w:r>
         <w:r>
-          <w:instrText xml:space="preserve"> PAGEREF _Toc236309746 \h </w:instrText>
+          <w:instrText xml:space="preserve"> PAGEREF _Toc236318445 \h </w:instrText>
         </w:r>
         <w:r>
           <w:fldChar w:fldCharType="separate"/>
@@ -9736,7 +9736,7 @@
           <w14:ligatures w14:val="standardContextual"/>
         </w:rPr>
       </w:pPr>
-      <w:hyperlink w:anchor="_Toc236309747" w:history="1">
+      <w:hyperlink w:anchor="_Toc236318446" w:history="1">
         <w:r>
           <w:rPr>
             <w:rStyle w:val="Hyperlink"/>
@@ -9750,7 +9750,7 @@
           <w:fldChar w:fldCharType="begin"/>
         </w:r>
         <w:r>
-          <w:instrText xml:space="preserve"> PAGEREF _Toc236309747 \h </w:instrText>
+          <w:instrText xml:space="preserve"> PAGEREF _Toc236318446 \h </w:instrText>
         </w:r>
         <w:r>
           <w:fldChar w:fldCharType="separate"/>
@@ -9776,7 +9776,7 @@
           <w14:ligatures w14:val="standardContextual"/>
         </w:rPr>
       </w:pPr>
-      <w:hyperlink w:anchor="_Toc236309748" w:history="1">
+      <w:hyperlink w:anchor="_Toc236318447" w:history="1">
         <w:r>
           <w:rPr>
             <w:rStyle w:val="Hyperlink"/>
@@ -9790,7 +9790,7 @@
           <w:fldChar w:fldCharType="begin"/>
         </w:r>
         <w:r>
-          <w:instrText xml:space="preserve"> PAGEREF _Toc236309748 \h </w:instrText>
+          <w:instrText xml:space="preserve"> PAGEREF _Toc236318447 \h </w:instrText>
         </w:r>
         <w:r>
           <w:fldChar w:fldCharType="separate"/>
@@ -9816,7 +9816,7 @@
           <w14:ligatures w14:val="standardContextual"/>
         </w:rPr>
       </w:pPr>
-      <w:hyperlink w:anchor="_Toc236309749" w:history="1">
+      <w:hyperlink w:anchor="_Toc236318448" w:history="1">
         <w:r>
           <w:rPr>
             <w:rStyle w:val="Hyperlink"/>
@@ -9830,7 +9830,7 @@
           <w:fldChar w:fldCharType="begin"/>
         </w:r>
         <w:r>
-          <w:instrText xml:space="preserve"> PAGEREF _Toc236309749 \h </w:instrText>
+          <w:instrText xml:space="preserve"> PAGEREF _Toc236318448 \h </w:instrText>
         </w:r>
         <w:r>
           <w:fldChar w:fldCharType="separate"/>
@@ -9856,7 +9856,7 @@
           <w14:ligatures w14:val="standardContextual"/>
         </w:rPr>
       </w:pPr>
-      <w:hyperlink w:anchor="_Toc236309750" w:history="1">
+      <w:hyperlink w:anchor="_Toc236318449" w:history="1">
         <w:r>
           <w:rPr>
             <w:rStyle w:val="Hyperlink"/>
@@ -9870,7 +9870,7 @@
           <w:fldChar w:fldCharType="begin"/>
         </w:r>
         <w:r>
-          <w:instrText xml:space="preserve"> PAGEREF _Toc236309750 \h </w:instrText>
+          <w:instrText xml:space="preserve"> PAGEREF _Toc236318449 \h </w:instrText>
         </w:r>
         <w:r>
           <w:fldChar w:fldCharType="separate"/>
@@ -9896,7 +9896,7 @@
           <w14:ligatures w14:val="standardContextual"/>
         </w:rPr>
       </w:pPr>
-      <w:hyperlink w:anchor="_Toc236309751" w:history="1">
+      <w:hyperlink w:anchor="_Toc236318450" w:history="1">
         <w:r>
           <w:rPr>
             <w:rStyle w:val="Hyperlink"/>
@@ -9910,7 +9910,7 @@
           <w:fldChar w:fldCharType="begin"/>
         </w:r>
         <w:r>
-          <w:instrText xml:space="preserve"> PAGEREF _Toc236309751 \h </w:instrText>
+          <w:instrText xml:space="preserve"> PAGEREF _Toc236318450 \h </w:instrText>
         </w:r>
         <w:r>
           <w:fldChar w:fldCharType="separate"/>
@@ -9936,7 +9936,7 @@
           <w14:ligatures w14:val="standardContextual"/>
         </w:rPr>
       </w:pPr>
-      <w:hyperlink w:anchor="_Toc236309752" w:history="1">
+      <w:hyperlink w:anchor="_Toc236318451" w:history="1">
         <w:r>
           <w:rPr>
             <w:rStyle w:val="Hyperlink"/>
@@ -9950,7 +9950,7 @@
           <w:fldChar w:fldCharType="begin"/>
         </w:r>
         <w:r>
-          <w:instrText xml:space="preserve"> PAGEREF _Toc236309752 \h </w:instrText>
+          <w:instrText xml:space="preserve"> PAGEREF _Toc236318451 \h </w:instrText>
         </w:r>
         <w:r>
           <w:fldChar w:fldCharType="separate"/>
@@ -9976,7 +9976,7 @@
           <w14:ligatures w14:val="standardContextual"/>
         </w:rPr>
       </w:pPr>
-      <w:hyperlink w:anchor="_Toc236309753" w:history="1">
+      <w:hyperlink w:anchor="_Toc236318452" w:history="1">
         <w:r>
           <w:rPr>
             <w:rStyle w:val="Hyperlink"/>
@@ -9990,7 +9990,7 @@
           <w:fldChar w:fldCharType="begin"/>
         </w:r>
         <w:r>
-          <w:instrText xml:space="preserve"> PAGEREF _Toc236309753 \h </w:instrText>
+          <w:instrText xml:space="preserve"> PAGEREF _Toc236318452 \h </w:instrText>
         </w:r>
         <w:r>
           <w:fldChar w:fldCharType="separate"/>
@@ -10016,7 +10016,7 @@
           <w14:ligatures w14:val="standardContextual"/>
         </w:rPr>
       </w:pPr>
-      <w:hyperlink w:anchor="_Toc236309754" w:history="1">
+      <w:hyperlink w:anchor="_Toc236318453" w:history="1">
         <w:r>
           <w:rPr>
             <w:rStyle w:val="Hyperlink"/>
@@ -10030,7 +10030,7 @@
           <w:fldChar w:fldCharType="begin"/>
         </w:r>
         <w:r>
-          <w:instrText xml:space="preserve"> PAGEREF _Toc236309754 \h </w:instrText>
+          <w:instrText xml:space="preserve"> PAGEREF _Toc236318453 \h </w:instrText>
         </w:r>
         <w:r>
           <w:fldChar w:fldCharType="separate"/>
@@ -10056,7 +10056,7 @@
           <w14:ligatures w14:val="standardContextual"/>
         </w:rPr>
       </w:pPr>
-      <w:hyperlink w:anchor="_Toc236309755" w:history="1">
+      <w:hyperlink w:anchor="_Toc236318454" w:history="1">
         <w:r>
           <w:rPr>
             <w:rStyle w:val="Hyperlink"/>
@@ -10070,7 +10070,7 @@
           <w:fldChar w:fldCharType="begin"/>
         </w:r>
         <w:r>
-          <w:instrText xml:space="preserve"> PAGEREF _Toc236309755 \h </w:instrText>
+          <w:instrText xml:space="preserve"> PAGEREF _Toc236318454 \h </w:instrText>
         </w:r>
         <w:r>
           <w:fldChar w:fldCharType="separate"/>
@@ -10096,7 +10096,7 @@
           <w14:ligatures w14:val="standardContextual"/>
         </w:rPr>
       </w:pPr>
-      <w:hyperlink w:anchor="_Toc236309756" w:history="1">
+      <w:hyperlink w:anchor="_Toc236318455" w:history="1">
         <w:r>
           <w:rPr>
             <w:rStyle w:val="Hyperlink"/>
@@ -10110,7 +10110,7 @@
           <w:fldChar w:fldCharType="begin"/>
         </w:r>
         <w:r>
-          <w:instrText xml:space="preserve"> PAGEREF _Toc236309756 \h </w:instrText>
+          <w:instrText xml:space="preserve"> PAGEREF _Toc236318455 \h </w:instrText>
         </w:r>
         <w:r>
           <w:fldChar w:fldCharType="separate"/>
@@ -10136,7 +10136,7 @@
           <w14:ligatures w14:val="standardContextual"/>
         </w:rPr>
       </w:pPr>
-      <w:hyperlink w:anchor="_Toc236309757" w:history="1">
+      <w:hyperlink w:anchor="_Toc236318456" w:history="1">
         <w:r>
           <w:rPr>
             <w:rStyle w:val="Hyperlink"/>
@@ -10150,7 +10150,7 @@
           <w:fldChar w:fldCharType="begin"/>
         </w:r>
         <w:r>
-          <w:instrText xml:space="preserve"> PAGEREF _Toc236309757 \h </w:instrText>
+          <w:instrText xml:space="preserve"> PAGEREF _Toc236318456 \h </w:instrText>
         </w:r>
         <w:r>
           <w:fldChar w:fldCharType="separate"/>
@@ -10176,7 +10176,7 @@
           <w14:ligatures w14:val="standardContextual"/>
         </w:rPr>
       </w:pPr>
-      <w:hyperlink w:anchor="_Toc236309758" w:history="1">
+      <w:hyperlink w:anchor="_Toc236318457" w:history="1">
         <w:r>
           <w:rPr>
             <w:rStyle w:val="Hyperlink"/>
@@ -10190,7 +10190,7 @@
           <w:fldChar w:fldCharType="begin"/>
         </w:r>
         <w:r>
-          <w:instrText xml:space="preserve"> PAGEREF _Toc236309758 \h </w:instrText>
+          <w:instrText xml:space="preserve"> PAGEREF _Toc236318457 \h </w:instrText>
         </w:r>
         <w:r>
           <w:fldChar w:fldCharType="separate"/>
@@ -10216,7 +10216,7 @@
           <w14:ligatures w14:val="standardContextual"/>
         </w:rPr>
       </w:pPr>
-      <w:hyperlink w:anchor="_Toc236309759" w:history="1">
+      <w:hyperlink w:anchor="_Toc236318458" w:history="1">
         <w:r>
           <w:rPr>
             <w:rStyle w:val="Hyperlink"/>
@@ -10230,7 +10230,7 @@
           <w:fldChar w:fldCharType="begin"/>
         </w:r>
         <w:r>
-          <w:instrText xml:space="preserve"> PAGEREF _Toc236309759 \h </w:instrText>
+          <w:instrText xml:space="preserve"> PAGEREF _Toc236318458 \h </w:instrText>
         </w:r>
         <w:r>
           <w:fldChar w:fldCharType="separate"/>
@@ -10256,7 +10256,7 @@
           <w14:ligatures w14:val="standardContextual"/>
         </w:rPr>
       </w:pPr>
-      <w:hyperlink w:anchor="_Toc236309760" w:history="1">
+      <w:hyperlink w:anchor="_Toc236318459" w:history="1">
         <w:r>
           <w:rPr>
             <w:rStyle w:val="Hyperlink"/>
@@ -10270,7 +10270,7 @@
           <w:fldChar w:fldCharType="begin"/>
         </w:r>
         <w:r>
-          <w:instrText xml:space="preserve"> PAGEREF _Toc236309760 \h </w:instrText>
+          <w:instrText xml:space="preserve"> PAGEREF _Toc236318459 \h </w:instrText>
         </w:r>
         <w:r>
           <w:fldChar w:fldCharType="separate"/>
@@ -10296,7 +10296,7 @@
           <w14:ligatures w14:val="standardContextual"/>
         </w:rPr>
       </w:pPr>
-      <w:hyperlink w:anchor="_Toc236309761" w:history="1">
+      <w:hyperlink w:anchor="_Toc236318460" w:history="1">
         <w:r>
           <w:rPr>
             <w:rStyle w:val="Hyperlink"/>
@@ -10310,7 +10310,7 @@
           <w:fldChar w:fldCharType="begin"/>
         </w:r>
         <w:r>
-          <w:instrText xml:space="preserve"> PAGEREF _Toc236309761 \h </w:instrText>
+          <w:instrText xml:space="preserve"> PAGEREF _Toc236318460 \h </w:instrText>
         </w:r>
         <w:r>
           <w:fldChar w:fldCharType="separate"/>
@@ -10336,7 +10336,7 @@
           <w14:ligatures w14:val="standardContextual"/>
         </w:rPr>
       </w:pPr>
-      <w:hyperlink w:anchor="_Toc236309762" w:history="1">
+      <w:hyperlink w:anchor="_Toc236318461" w:history="1">
         <w:r>
           <w:rPr>
             <w:rStyle w:val="Hyperlink"/>
@@ -10350,7 +10350,7 @@
           <w:fldChar w:fldCharType="begin"/>
         </w:r>
         <w:r>
-          <w:instrText xml:space="preserve"> PAGEREF _Toc236309762 \h </w:instrText>
+          <w:instrText xml:space="preserve"> PAGEREF _Toc236318461 \h </w:instrText>
         </w:r>
         <w:r>
           <w:fldChar w:fldCharType="separate"/>
@@ -10376,7 +10376,7 @@
           <w14:ligatures w14:val="standardContextual"/>
         </w:rPr>
       </w:pPr>
-      <w:hyperlink w:anchor="_Toc236309763" w:history="1">
+      <w:hyperlink w:anchor="_Toc236318462" w:history="1">
         <w:r>
           <w:rPr>
             <w:rStyle w:val="Hyperlink"/>
@@ -10390,7 +10390,7 @@
           <w:fldChar w:fldCharType="begin"/>
         </w:r>
         <w:r>
-          <w:instrText xml:space="preserve"> PAGEREF _Toc236309763 \h </w:instrText>
+          <w:instrText xml:space="preserve"> PAGEREF _Toc236318462 \h </w:instrText>
         </w:r>
         <w:r>
           <w:fldChar w:fldCharType="separate"/>
@@ -10416,7 +10416,7 @@
           <w14:ligatures w14:val="standardContextual"/>
         </w:rPr>
       </w:pPr>
-      <w:hyperlink w:anchor="_Toc236309764" w:history="1">
+      <w:hyperlink w:anchor="_Toc236318463" w:history="1">
         <w:r>
           <w:rPr>
             <w:rStyle w:val="Hyperlink"/>
@@ -10430,7 +10430,7 @@
           <w:fldChar w:fldCharType="begin"/>
         </w:r>
         <w:r>
-          <w:instrText xml:space="preserve"> PAGEREF _Toc236309764 \h </w:instrText>
+          <w:instrText xml:space="preserve"> PAGEREF _Toc236318463 \h </w:instrText>
         </w:r>
         <w:r>
           <w:fldChar w:fldCharType="separate"/>
@@ -10456,7 +10456,7 @@
           <w14:ligatures w14:val="standardContextual"/>
         </w:rPr>
       </w:pPr>
-      <w:hyperlink w:anchor="_Toc236309765" w:history="1">
+      <w:hyperlink w:anchor="_Toc236318464" w:history="1">
         <w:r>
           <w:rPr>
             <w:rStyle w:val="Hyperlink"/>
@@ -10470,7 +10470,7 @@
           <w:fldChar w:fldCharType="begin"/>
         </w:r>
         <w:r>
-          <w:instrText xml:space="preserve"> PAGEREF _Toc236309765 \h </w:instrText>
+          <w:instrText xml:space="preserve"> PAGEREF _Toc236318464 \h </w:instrText>
         </w:r>
         <w:r>
           <w:fldChar w:fldCharType="separate"/>
@@ -13063,7 +13063,7 @@
       <w:bookmarkStart w:id="19" w:name="_Toc359335757"/>
       <w:bookmarkStart w:id="20" w:name="_Toc184116961"/>
       <w:bookmarkStart w:id="21" w:name="_Clause_c1"/>
-      <w:bookmarkStart w:id="22" w:name="_Toc236309670"/>
+      <w:bookmarkStart w:id="22" w:name="_Toc236318369"/>
       <w:r>
         <w:t>Scope</w:t>
       </w:r>
@@ -13678,7 +13678,7 @@
       <w:bookmarkStart w:id="27" w:name="_Toc359335758"/>
       <w:bookmarkStart w:id="28" w:name="_Toc184116962"/>
       <w:bookmarkStart w:id="29" w:name="_Clause_c2"/>
-      <w:bookmarkStart w:id="30" w:name="_Toc236309671"/>
+      <w:bookmarkStart w:id="30" w:name="_Toc236318370"/>
       <w:r>
         <w:t>Normative references</w:t>
       </w:r>
@@ -13945,7 +13945,7 @@
       <w:bookmarkStart w:id="48" w:name="_Toc359335759"/>
       <w:bookmarkStart w:id="49" w:name="_Toc184116963"/>
       <w:bookmarkStart w:id="50" w:name="_Clause_c3"/>
-      <w:bookmarkStart w:id="51" w:name="_Toc236309672"/>
+      <w:bookmarkStart w:id="51" w:name="_Toc236318371"/>
       <w:r>
         <w:t>Terms</w:t>
       </w:r>
@@ -13974,7 +13974,7 @@
       </w:pPr>
       <w:bookmarkStart w:id="52" w:name="_Toc184116964"/>
       <w:bookmarkStart w:id="53" w:name="_Clause_c3_1"/>
-      <w:bookmarkStart w:id="54" w:name="_Toc236309673"/>
+      <w:bookmarkStart w:id="54" w:name="_Toc236318372"/>
       <w:r>
         <w:t>Overview</w:t>
       </w:r>
@@ -13995,7 +13995,7 @@
       <w:bookmarkStart w:id="60" w:name="_Toc29911961"/>
       <w:bookmarkStart w:id="61" w:name="_Toc184116965"/>
       <w:bookmarkStart w:id="62" w:name="_Clause_c3_2"/>
-      <w:bookmarkStart w:id="63" w:name="_Toc236309674"/>
+      <w:bookmarkStart w:id="63" w:name="_Toc236318373"/>
       <w:r>
         <w:t>Schema Registry terms</w:t>
       </w:r>
@@ -14032,7 +14032,7 @@
       </w:pPr>
       <w:bookmarkStart w:id="64" w:name="_Toc184116966"/>
       <w:bookmarkStart w:id="65" w:name="_Clause_c3_3"/>
-      <w:bookmarkStart w:id="66" w:name="_Toc236309675"/>
+      <w:bookmarkStart w:id="66" w:name="_Toc236318374"/>
       <w:r>
         <w:lastRenderedPageBreak/>
         <w:t>Abbreviated terms</w:t>
@@ -14531,7 +14531,7 @@
       </w:pPr>
       <w:bookmarkStart w:id="67" w:name="_Toc184116967"/>
       <w:bookmarkStart w:id="68" w:name="_Clause_c3_4"/>
-      <w:bookmarkStart w:id="69" w:name="_Toc236309676"/>
+      <w:bookmarkStart w:id="69" w:name="_Toc236318375"/>
       <w:r>
         <w:t>Conventions used in this document</w:t>
       </w:r>
@@ -14575,7 +14575,7 @@
       <w:bookmarkStart w:id="72" w:name="_Ref55124069"/>
       <w:bookmarkStart w:id="73" w:name="_Ref55124139"/>
       <w:bookmarkStart w:id="74" w:name="_Toc184116968"/>
-      <w:bookmarkStart w:id="75" w:name="_Toc236309677"/>
+      <w:bookmarkStart w:id="75" w:name="_Toc236318376"/>
       <w:r>
         <w:t>Conventions for Node descriptions</w:t>
       </w:r>
@@ -14961,7 +14961,7 @@
       <w:bookmarkStart w:id="80" w:name="_Toc499116097"/>
       <w:bookmarkStart w:id="81" w:name="_Toc34394280"/>
       <w:bookmarkStart w:id="82" w:name="_Toc184117019"/>
-      <w:bookmarkStart w:id="83" w:name="_Toc236309736"/>
+      <w:bookmarkStart w:id="83" w:name="_Toc236318435"/>
       <w:r>
         <w:lastRenderedPageBreak/>
         <w:t xml:space="preserve">Table </w:t>
@@ -17550,7 +17550,7 @@
       <w:bookmarkStart w:id="94" w:name="_Toc499116098"/>
       <w:bookmarkStart w:id="95" w:name="_Toc34394281"/>
       <w:bookmarkStart w:id="96" w:name="_Toc184117020"/>
-      <w:bookmarkStart w:id="97" w:name="_Toc236309737"/>
+      <w:bookmarkStart w:id="97" w:name="_Toc236318436"/>
       <w:r>
         <w:t xml:space="preserve">Table </w:t>
       </w:r>
@@ -18583,7 +18583,7 @@
       <w:bookmarkStart w:id="98" w:name="_Ref16778333"/>
       <w:bookmarkStart w:id="99" w:name="_Toc34394282"/>
       <w:bookmarkStart w:id="100" w:name="_Toc184117021"/>
-      <w:bookmarkStart w:id="101" w:name="_Toc236309738"/>
+      <w:bookmarkStart w:id="101" w:name="_Toc236318437"/>
       <w:r>
         <w:t xml:space="preserve">Table </w:t>
       </w:r>
@@ -19703,7 +19703,7 @@
       </w:pPr>
       <w:bookmarkStart w:id="103" w:name="_Ref55118538"/>
       <w:bookmarkStart w:id="104" w:name="_Toc184117022"/>
-      <w:bookmarkStart w:id="105" w:name="_Toc236309739"/>
+      <w:bookmarkStart w:id="105" w:name="_Toc236318438"/>
       <w:r>
         <w:t xml:space="preserve">Table </w:t>
       </w:r>
@@ -20342,7 +20342,7 @@
       </w:pPr>
       <w:bookmarkStart w:id="107" w:name="_Ref55125045"/>
       <w:bookmarkStart w:id="108" w:name="_Toc184117023"/>
-      <w:bookmarkStart w:id="109" w:name="_Toc236309740"/>
+      <w:bookmarkStart w:id="109" w:name="_Toc236318439"/>
       <w:r>
         <w:t xml:space="preserve">Table </w:t>
       </w:r>
@@ -20998,7 +20998,7 @@
       </w:pPr>
       <w:bookmarkStart w:id="111" w:name="_Ref55119200"/>
       <w:bookmarkStart w:id="112" w:name="_Toc184117024"/>
-      <w:bookmarkStart w:id="113" w:name="_Toc236309741"/>
+      <w:bookmarkStart w:id="113" w:name="_Toc236318440"/>
       <w:r>
         <w:t xml:space="preserve">Table </w:t>
       </w:r>
@@ -21362,7 +21362,7 @@
       <w:bookmarkStart w:id="117" w:name="_Toc499115805"/>
       <w:bookmarkStart w:id="118" w:name="_Toc29911965"/>
       <w:bookmarkStart w:id="119" w:name="_Toc184116969"/>
-      <w:bookmarkStart w:id="120" w:name="_Toc236309678"/>
+      <w:bookmarkStart w:id="120" w:name="_Toc236318377"/>
       <w:r>
         <w:t>NodeIds and BrowseNames</w:t>
       </w:r>
@@ -22048,7 +22048,7 @@
         <w:ind w:left="0" w:firstLine="0"/>
       </w:pPr>
       <w:bookmarkStart w:id="129" w:name="_Toc184116970"/>
-      <w:bookmarkStart w:id="130" w:name="_Toc236309679"/>
+      <w:bookmarkStart w:id="130" w:name="_Toc236318378"/>
       <w:r>
         <w:t>Common Attributes</w:t>
       </w:r>
@@ -22206,7 +22206,7 @@
       <w:bookmarkStart w:id="135" w:name="_Toc499116099"/>
       <w:bookmarkStart w:id="136" w:name="_Toc34394283"/>
       <w:bookmarkStart w:id="137" w:name="_Toc184117025"/>
-      <w:bookmarkStart w:id="138" w:name="_Toc236309742"/>
+      <w:bookmarkStart w:id="138" w:name="_Toc236318441"/>
       <w:r>
         <w:t xml:space="preserve">Table </w:t>
       </w:r>
@@ -23454,7 +23454,7 @@
       <w:bookmarkStart w:id="142" w:name="_Toc499116100"/>
       <w:bookmarkStart w:id="143" w:name="_Toc34394284"/>
       <w:bookmarkStart w:id="144" w:name="_Toc184117026"/>
-      <w:bookmarkStart w:id="145" w:name="_Toc236309743"/>
+      <w:bookmarkStart w:id="145" w:name="_Toc236318442"/>
       <w:r>
         <w:lastRenderedPageBreak/>
         <w:t xml:space="preserve">Table </w:t>
@@ -23759,7 +23759,7 @@
       <w:bookmarkStart w:id="149" w:name="_Toc499116101"/>
       <w:bookmarkStart w:id="150" w:name="_Toc34394285"/>
       <w:bookmarkStart w:id="151" w:name="_Toc184117027"/>
-      <w:bookmarkStart w:id="152" w:name="_Toc236309744"/>
+      <w:bookmarkStart w:id="152" w:name="_Toc236318443"/>
       <w:r>
         <w:t xml:space="preserve">Table </w:t>
       </w:r>
@@ -24690,7 +24690,7 @@
       <w:bookmarkStart w:id="156" w:name="_Toc499116102"/>
       <w:bookmarkStart w:id="157" w:name="_Toc34394286"/>
       <w:bookmarkStart w:id="158" w:name="_Toc184117028"/>
-      <w:bookmarkStart w:id="159" w:name="_Toc236309745"/>
+      <w:bookmarkStart w:id="159" w:name="_Toc236318444"/>
       <w:r>
         <w:t xml:space="preserve">Table </w:t>
       </w:r>
@@ -25176,7 +25176,7 @@
       <w:bookmarkStart w:id="161" w:name="_Toc499116103"/>
       <w:bookmarkStart w:id="162" w:name="_Toc34394287"/>
       <w:bookmarkStart w:id="163" w:name="_Toc184117029"/>
-      <w:bookmarkStart w:id="164" w:name="_Toc236309746"/>
+      <w:bookmarkStart w:id="164" w:name="_Toc236318445"/>
       <w:r>
         <w:t xml:space="preserve">Table </w:t>
       </w:r>
@@ -25502,7 +25502,7 @@
       </w:pPr>
       <w:bookmarkStart w:id="165" w:name="_Ref108692395"/>
       <w:bookmarkStart w:id="166" w:name="_Toc184116971"/>
-      <w:bookmarkStart w:id="167" w:name="_Toc236309680"/>
+      <w:bookmarkStart w:id="167" w:name="_Toc236318379"/>
       <w:r>
         <w:lastRenderedPageBreak/>
         <w:t>Structures</w:t>
@@ -25672,7 +25672,7 @@
       <w:bookmarkStart w:id="169" w:name="_Ref108519484"/>
       <w:bookmarkStart w:id="170" w:name="_Ref108518673"/>
       <w:bookmarkStart w:id="171" w:name="_Toc184117030"/>
-      <w:bookmarkStart w:id="172" w:name="_Toc236309747"/>
+      <w:bookmarkStart w:id="172" w:name="_Toc236318446"/>
       <w:r>
         <w:t xml:space="preserve">Table </w:t>
       </w:r>
@@ -26193,7 +26193,7 @@
       </w:pPr>
       <w:bookmarkStart w:id="173" w:name="_Ref108519581"/>
       <w:bookmarkStart w:id="174" w:name="_Toc184117031"/>
-      <w:bookmarkStart w:id="175" w:name="_Toc236309748"/>
+      <w:bookmarkStart w:id="175" w:name="_Toc236318447"/>
       <w:r>
         <w:t xml:space="preserve">Table </w:t>
       </w:r>
@@ -26848,7 +26848,7 @@
       </w:pPr>
       <w:bookmarkStart w:id="176" w:name="_Ref108519635"/>
       <w:bookmarkStart w:id="177" w:name="_Toc184117032"/>
-      <w:bookmarkStart w:id="178" w:name="_Toc236309749"/>
+      <w:bookmarkStart w:id="178" w:name="_Toc236318448"/>
       <w:r>
         <w:t xml:space="preserve">Table </w:t>
       </w:r>
@@ -27531,7 +27531,7 @@
       <w:bookmarkStart w:id="180" w:name="_Toc29911974"/>
       <w:bookmarkStart w:id="181" w:name="_Toc184116978"/>
       <w:bookmarkStart w:id="182" w:name="_Clause_c4"/>
-      <w:bookmarkStart w:id="183" w:name="_Toc236309681"/>
+      <w:bookmarkStart w:id="183" w:name="_Toc236318380"/>
       <w:r>
         <w:t>General information to Schema Registry and OPC UA</w:t>
       </w:r>
@@ -27550,7 +27550,7 @@
       <w:bookmarkStart w:id="185" w:name="_Toc29911975"/>
       <w:bookmarkStart w:id="186" w:name="_Toc184116979"/>
       <w:bookmarkStart w:id="187" w:name="_Clause_c4_1"/>
-      <w:bookmarkStart w:id="188" w:name="_Toc236309682"/>
+      <w:bookmarkStart w:id="188" w:name="_Toc236318381"/>
       <w:r>
         <w:t>Introduction to Schema Registry</w:t>
       </w:r>
@@ -27596,7 +27596,7 @@
       <w:bookmarkStart w:id="190" w:name="_Toc29911976"/>
       <w:bookmarkStart w:id="191" w:name="_Toc184116980"/>
       <w:bookmarkStart w:id="192" w:name="_Clause_c4_2"/>
-      <w:bookmarkStart w:id="193" w:name="_Toc236309683"/>
+      <w:bookmarkStart w:id="193" w:name="_Toc236318382"/>
       <w:r>
         <w:t>Introduction to OPC Unified Architecture</w:t>
       </w:r>
@@ -27660,7 +27660,7 @@
       </w:pPr>
       <w:bookmarkStart w:id="194" w:name="_Toc29911977"/>
       <w:bookmarkStart w:id="195" w:name="_Toc184116981"/>
-      <w:bookmarkStart w:id="196" w:name="_Toc236309684"/>
+      <w:bookmarkStart w:id="196" w:name="_Toc236318383"/>
       <w:r>
         <w:t>What is OPC UA?</w:t>
       </w:r>
@@ -27793,7 +27793,7 @@
         <w:pStyle w:val="Heading3"/>
       </w:pPr>
       <w:bookmarkStart w:id="197" w:name="_Toc184116982"/>
-      <w:bookmarkStart w:id="198" w:name="_Toc236309685"/>
+      <w:bookmarkStart w:id="198" w:name="_Toc236318384"/>
       <w:r>
         <w:t>Basics of OPC UA</w:t>
       </w:r>
@@ -27950,7 +27950,7 @@
           <v:shape id="_x0000_i1032" type="#_x0000_t75" style="width:319.3pt;height:234pt" o:ole="">
             <v:imagedata r:id="rId57" o:title=""/>
           </v:shape>
-          <o:OLEObject Type="Embed" ProgID="PowerPoint.Slide.12" ShapeID="_x0000_i1032" DrawAspect="Content" ObjectID="_1846922298" r:id="rId58"/>
+          <o:OLEObject Type="Embed" ProgID="PowerPoint.Slide.12" ShapeID="_x0000_i1032" DrawAspect="Content" ObjectID="_1846930992" r:id="rId58"/>
         </w:object>
       </w:r>
     </w:p>
@@ -27961,7 +27961,7 @@
       <w:bookmarkStart w:id="199" w:name="_Ref531777624"/>
       <w:bookmarkStart w:id="200" w:name="_Toc34394275"/>
       <w:bookmarkStart w:id="201" w:name="_Toc184117014"/>
-      <w:bookmarkStart w:id="202" w:name="_Toc236309730"/>
+      <w:bookmarkStart w:id="202" w:name="_Toc236318429"/>
       <w:r>
         <w:t xml:space="preserve">Figure </w:t>
       </w:r>
@@ -28017,7 +28017,7 @@
       </w:pPr>
       <w:bookmarkStart w:id="203" w:name="_Toc29911979"/>
       <w:bookmarkStart w:id="204" w:name="_Toc184116983"/>
-      <w:bookmarkStart w:id="205" w:name="_Toc236309686"/>
+      <w:bookmarkStart w:id="205" w:name="_Toc236318385"/>
       <w:r>
         <w:t>Information modelling in OPC UA</w:t>
       </w:r>
@@ -28225,7 +28225,7 @@
           <v:shape id="_x0000_i1026" type="#_x0000_t75" style="width:378.45pt;height:270.45pt" o:ole="">
             <v:imagedata r:id="rId59" o:title=""/>
           </v:shape>
-          <o:OLEObject Type="Embed" ProgID="VisioViewer.Viewer.1" ShapeID="_x0000_i1026" DrawAspect="Content" ObjectID="_1846922299" r:id="rId60"/>
+          <o:OLEObject Type="Embed" ProgID="VisioViewer.Viewer.1" ShapeID="_x0000_i1026" DrawAspect="Content" ObjectID="_1846930993" r:id="rId60"/>
         </w:object>
       </w:r>
       <w:commentRangeEnd w:id="206"/>
@@ -28246,7 +28246,7 @@
       <w:bookmarkStart w:id="207" w:name="_Ref495481497"/>
       <w:bookmarkStart w:id="208" w:name="_Toc34394276"/>
       <w:bookmarkStart w:id="209" w:name="_Toc184117015"/>
-      <w:bookmarkStart w:id="210" w:name="_Toc236309731"/>
+      <w:bookmarkStart w:id="210" w:name="_Toc236318430"/>
       <w:r>
         <w:t xml:space="preserve">Figure </w:t>
       </w:r>
@@ -28609,7 +28609,7 @@
           <v:shape id="_x0000_i1027" type="#_x0000_t75" style="width:342.45pt;height:354pt" o:ole="">
             <v:imagedata r:id="rId65" o:title=""/>
           </v:shape>
-          <o:OLEObject Type="Embed" ProgID="VisioViewer.Viewer.1" ShapeID="_x0000_i1027" DrawAspect="Content" ObjectID="_1846922300" r:id="rId66"/>
+          <o:OLEObject Type="Embed" ProgID="VisioViewer.Viewer.1" ShapeID="_x0000_i1027" DrawAspect="Content" ObjectID="_1846930994" r:id="rId66"/>
         </w:object>
       </w:r>
     </w:p>
@@ -28620,7 +28620,7 @@
       <w:bookmarkStart w:id="211" w:name="_Ref495481599"/>
       <w:bookmarkStart w:id="212" w:name="_Toc34394277"/>
       <w:bookmarkStart w:id="213" w:name="_Toc184117016"/>
-      <w:bookmarkStart w:id="214" w:name="_Toc236309732"/>
+      <w:bookmarkStart w:id="214" w:name="_Toc236318431"/>
       <w:r>
         <w:t xml:space="preserve">Figure </w:t>
       </w:r>
@@ -28814,7 +28814,7 @@
           <v:shape id="_x0000_i1028" type="#_x0000_t75" style="width:413.55pt;height:330pt" o:ole="">
             <v:imagedata r:id="rId67" o:title=""/>
           </v:shape>
-          <o:OLEObject Type="Embed" ProgID="VisioViewer.Viewer.1" ShapeID="_x0000_i1028" DrawAspect="Content" ObjectID="_1846922301" r:id="rId68"/>
+          <o:OLEObject Type="Embed" ProgID="VisioViewer.Viewer.1" ShapeID="_x0000_i1028" DrawAspect="Content" ObjectID="_1846930995" r:id="rId68"/>
         </w:object>
       </w:r>
     </w:p>
@@ -28825,7 +28825,7 @@
       <w:bookmarkStart w:id="215" w:name="_Ref495482128"/>
       <w:bookmarkStart w:id="216" w:name="_Toc34394278"/>
       <w:bookmarkStart w:id="217" w:name="_Toc184117017"/>
-      <w:bookmarkStart w:id="218" w:name="_Toc236309733"/>
+      <w:bookmarkStart w:id="218" w:name="_Toc236318432"/>
       <w:r>
         <w:t xml:space="preserve">Figure </w:t>
       </w:r>
@@ -28932,7 +28932,7 @@
           <v:shape id="_x0000_i1029" type="#_x0000_t75" style="width:468pt;height:233.55pt" o:ole="">
             <v:imagedata r:id="rId69" o:title=""/>
           </v:shape>
-          <o:OLEObject Type="Embed" ProgID="VisioViewer.Viewer.1" ShapeID="_x0000_i1029" DrawAspect="Content" ObjectID="_1846922302" r:id="rId70"/>
+          <o:OLEObject Type="Embed" ProgID="VisioViewer.Viewer.1" ShapeID="_x0000_i1029" DrawAspect="Content" ObjectID="_1846930996" r:id="rId70"/>
         </w:object>
       </w:r>
     </w:p>
@@ -28943,7 +28943,7 @@
       <w:bookmarkStart w:id="219" w:name="_Ref495482154"/>
       <w:bookmarkStart w:id="220" w:name="_Toc34394279"/>
       <w:bookmarkStart w:id="221" w:name="_Toc184117018"/>
-      <w:bookmarkStart w:id="222" w:name="_Toc236309734"/>
+      <w:bookmarkStart w:id="222" w:name="_Toc236318433"/>
       <w:r>
         <w:t xml:space="preserve">Figure </w:t>
       </w:r>
@@ -29509,7 +29509,7 @@
       </w:pPr>
       <w:bookmarkStart w:id="223" w:name="_Toc184116984"/>
       <w:bookmarkStart w:id="224" w:name="_Clause_c5"/>
-      <w:bookmarkStart w:id="225" w:name="_Toc236309687"/>
+      <w:bookmarkStart w:id="225" w:name="_Toc236318386"/>
       <w:r>
         <w:t xml:space="preserve">Use </w:t>
       </w:r>
@@ -29528,7 +29528,7 @@
         <w:pStyle w:val="Heading2"/>
       </w:pPr>
       <w:bookmarkStart w:id="226" w:name="_Clause_c5_1"/>
-      <w:bookmarkStart w:id="227" w:name="_Toc236309688"/>
+      <w:bookmarkStart w:id="227" w:name="_Toc236318387"/>
       <w:r>
         <w:t>Downloading a schema</w:t>
       </w:r>
@@ -29715,7 +29715,7 @@
         <w:pStyle w:val="Heading2"/>
       </w:pPr>
       <w:bookmarkStart w:id="228" w:name="_Clause_c5_2"/>
-      <w:bookmarkStart w:id="229" w:name="_Toc236309689"/>
+      <w:bookmarkStart w:id="229" w:name="_Toc236318388"/>
       <w:r>
         <w:t>Registering a schema</w:t>
       </w:r>
@@ -29983,7 +29983,7 @@
       <w:bookmarkStart w:id="231" w:name="_Toc29911984"/>
       <w:bookmarkStart w:id="232" w:name="_Toc184116985"/>
       <w:bookmarkStart w:id="233" w:name="_Clause_c6"/>
-      <w:bookmarkStart w:id="234" w:name="_Toc236309690"/>
+      <w:bookmarkStart w:id="234" w:name="_Toc236318389"/>
       <w:r>
         <w:rPr>
           <w:color w:val="FF0000"/>
@@ -30036,11 +30036,11 @@
         <w:pStyle w:val="FIGURE"/>
       </w:pPr>
       <w:r>
-        <w:object w:dxaOrig="4143" w:dyaOrig="4406" w14:anchorId="24C6AAFB">
+        <w:object w:dxaOrig="4143" w:dyaOrig="4406" w14:anchorId="1B521983">
           <v:shape id="_x0000_i1031" type="#_x0000_t75" style="width:207pt;height:220.3pt" o:ole="">
             <v:imagedata r:id="rId71" o:title=""/>
           </v:shape>
-          <o:OLEObject Type="Embed" ProgID="PowerPoint.Show.12" ShapeID="_x0000_i1031" DrawAspect="Content" ObjectID="_1846922303" r:id="rId72"/>
+          <o:OLEObject Type="Embed" ProgID="PowerPoint.Show.12" ShapeID="_x0000_i1031" DrawAspect="Content" ObjectID="_1846930997" r:id="rId72"/>
         </w:object>
       </w:r>
     </w:p>
@@ -30049,7 +30049,7 @@
         <w:pStyle w:val="FIGURE-title"/>
       </w:pPr>
       <w:bookmarkStart w:id="235" w:name="_Fig_fig_sreg_shape"/>
-      <w:bookmarkStart w:id="236" w:name="_Toc236309735"/>
+      <w:bookmarkStart w:id="236" w:name="_Toc236318434"/>
       <w:r>
         <w:t xml:space="preserve">Figure </w:t>
       </w:r>
@@ -30153,7 +30153,7 @@
         <w:pStyle w:val="Heading2"/>
       </w:pPr>
       <w:bookmarkStart w:id="237" w:name="_Clause_c6_1"/>
-      <w:bookmarkStart w:id="238" w:name="_Toc236309691"/>
+      <w:bookmarkStart w:id="238" w:name="_Toc236318390"/>
       <w:r>
         <w:t>OPC UA as a first-class binding</w:t>
       </w:r>
@@ -30424,7 +30424,7 @@
         <w:pStyle w:val="Heading2"/>
       </w:pPr>
       <w:bookmarkStart w:id="239" w:name="_Clause_c6_2"/>
-      <w:bookmarkStart w:id="240" w:name="_Toc236309692"/>
+      <w:bookmarkStart w:id="240" w:name="_Toc236318391"/>
       <w:r>
         <w:t>Organisation of the model</w:t>
       </w:r>
@@ -30480,7 +30480,7 @@
         <w:pStyle w:val="Heading2"/>
       </w:pPr>
       <w:bookmarkStart w:id="241" w:name="_Clause_c6_3"/>
-      <w:bookmarkStart w:id="242" w:name="_Toc236309693"/>
+      <w:bookmarkStart w:id="242" w:name="_Toc236318392"/>
       <w:r>
         <w:t>Registry root</w:t>
       </w:r>
@@ -30726,7 +30726,7 @@
         <w:pStyle w:val="Heading2"/>
       </w:pPr>
       <w:bookmarkStart w:id="243" w:name="_Clause_c6_4"/>
-      <w:bookmarkStart w:id="244" w:name="_Toc236309694"/>
+      <w:bookmarkStart w:id="244" w:name="_Toc236318393"/>
       <w:r>
         <w:t>Schema groups</w:t>
       </w:r>
@@ -30824,7 +30824,7 @@
         <w:pStyle w:val="Heading2"/>
       </w:pPr>
       <w:bookmarkStart w:id="245" w:name="_Clause_c6_5"/>
-      <w:bookmarkStart w:id="246" w:name="_Toc236309695"/>
+      <w:bookmarkStart w:id="246" w:name="_Toc236318394"/>
       <w:r>
         <w:t>Schema files</w:t>
       </w:r>
@@ -31453,7 +31453,7 @@
         <w:pStyle w:val="Heading2"/>
       </w:pPr>
       <w:bookmarkStart w:id="247" w:name="_Clause_c6_6"/>
-      <w:bookmarkStart w:id="248" w:name="_Toc236309696"/>
+      <w:bookmarkStart w:id="248" w:name="_Toc236318395"/>
       <w:r>
         <w:t>SchemaId NodeId fast access</w:t>
       </w:r>
@@ -31582,7 +31582,7 @@
         <w:pStyle w:val="Heading2"/>
       </w:pPr>
       <w:bookmarkStart w:id="249" w:name="_Clause_c6_7"/>
-      <w:bookmarkStart w:id="250" w:name="_Toc236309697"/>
+      <w:bookmarkStart w:id="250" w:name="_Toc236318396"/>
       <w:r>
         <w:t>Formats and content types</w:t>
       </w:r>
@@ -31594,7 +31594,7 @@
         <w:pStyle w:val="TABLE-title"/>
       </w:pPr>
       <w:bookmarkStart w:id="251" w:name="_Tab_formats_and_content_types_tab1"/>
-      <w:bookmarkStart w:id="252" w:name="_Toc236309750"/>
+      <w:bookmarkStart w:id="252" w:name="_Toc236318449"/>
       <w:r>
         <w:t xml:space="preserve">Table </w:t>
       </w:r>
@@ -32197,7 +32197,7 @@
         <w:pStyle w:val="Heading2"/>
       </w:pPr>
       <w:bookmarkStart w:id="253" w:name="_Clause_c6_8"/>
-      <w:bookmarkStart w:id="254" w:name="_Toc236309698"/>
+      <w:bookmarkStart w:id="254" w:name="_Toc236318397"/>
       <w:r>
         <w:lastRenderedPageBreak/>
         <w:t>Schema identity and per-format fingerprints</w:t>
@@ -32513,7 +32513,7 @@
         <w:pStyle w:val="Heading2"/>
       </w:pPr>
       <w:bookmarkStart w:id="255" w:name="_Clause_c6_9"/>
-      <w:bookmarkStart w:id="256" w:name="_Toc236309699"/>
+      <w:bookmarkStart w:id="256" w:name="_Toc236318398"/>
       <w:r>
         <w:t>Schema versioning and compatibility</w:t>
       </w:r>
@@ -32827,7 +32827,7 @@
         <w:pStyle w:val="Heading2"/>
       </w:pPr>
       <w:bookmarkStart w:id="257" w:name="_Clause_c6_10"/>
-      <w:bookmarkStart w:id="258" w:name="_Toc236309700"/>
+      <w:bookmarkStart w:id="258" w:name="_Toc236318399"/>
       <w:r>
         <w:t>Resolution flow</w:t>
       </w:r>
@@ -33422,7 +33422,7 @@
         <w:pStyle w:val="Heading2"/>
       </w:pPr>
       <w:bookmarkStart w:id="259" w:name="_Clause_c6_11"/>
-      <w:bookmarkStart w:id="260" w:name="_Toc236309701"/>
+      <w:bookmarkStart w:id="260" w:name="_Toc236318400"/>
       <w:r>
         <w:lastRenderedPageBreak/>
         <w:t>TTL and mirror semantics</w:t>
@@ -33487,7 +33487,7 @@
         <w:pStyle w:val="Heading2"/>
       </w:pPr>
       <w:bookmarkStart w:id="261" w:name="_Clause_c6_12"/>
-      <w:bookmarkStart w:id="262" w:name="_Toc236309702"/>
+      <w:bookmarkStart w:id="262" w:name="_Toc236318401"/>
       <w:r>
         <w:t>Structure materialization and the xRegistry API</w:t>
       </w:r>
@@ -33499,7 +33499,7 @@
         <w:pStyle w:val="Heading3"/>
       </w:pPr>
       <w:bookmarkStart w:id="263" w:name="_Clause_c6_12_1"/>
-      <w:bookmarkStart w:id="264" w:name="_Toc236309703"/>
+      <w:bookmarkStart w:id="264" w:name="_Toc236318402"/>
       <w:r>
         <w:t>Auto-bootstrap of the schema structure</w:t>
       </w:r>
@@ -33702,7 +33702,7 @@
         <w:pStyle w:val="Heading3"/>
       </w:pPr>
       <w:bookmarkStart w:id="265" w:name="_Clause_c6_12_2"/>
-      <w:bookmarkStart w:id="266" w:name="_Toc236309704"/>
+      <w:bookmarkStart w:id="266" w:name="_Toc236318403"/>
       <w:r>
         <w:t>Serving the xRegistry API and the JSON projection</w:t>
       </w:r>
@@ -33740,7 +33740,7 @@
         <w:pStyle w:val="TABLE-title"/>
       </w:pPr>
       <w:bookmarkStart w:id="267" w:name="_Tab_serving_the_xregistry_api_and_the_j"/>
-      <w:bookmarkStart w:id="268" w:name="_Toc236309751"/>
+      <w:bookmarkStart w:id="268" w:name="_Toc236318450"/>
       <w:r>
         <w:t xml:space="preserve">Table </w:t>
       </w:r>
@@ -34678,7 +34678,7 @@
         <w:pStyle w:val="Heading2"/>
       </w:pPr>
       <w:bookmarkStart w:id="269" w:name="_Clause_c6_13"/>
-      <w:bookmarkStart w:id="270" w:name="_Toc236309705"/>
+      <w:bookmarkStart w:id="270" w:name="_Toc236318404"/>
       <w:r>
         <w:lastRenderedPageBreak/>
         <w:t>PubSub integration</w:t>
@@ -34848,7 +34848,7 @@
         <w:pStyle w:val="Heading1"/>
       </w:pPr>
       <w:bookmarkStart w:id="271" w:name="_Clause_c7"/>
-      <w:bookmarkStart w:id="272" w:name="_Toc236309706"/>
+      <w:bookmarkStart w:id="272" w:name="_Toc236318405"/>
       <w:r>
         <w:t>OPC UA ObjectTypes</w:t>
       </w:r>
@@ -34860,7 +34860,7 @@
         <w:pStyle w:val="Heading2"/>
       </w:pPr>
       <w:bookmarkStart w:id="273" w:name="_Clause_c7_1"/>
-      <w:bookmarkStart w:id="274" w:name="_Toc236309707"/>
+      <w:bookmarkStart w:id="274" w:name="_Toc236318406"/>
       <w:r>
         <w:t>SchemaRegistryType</w:t>
       </w:r>
@@ -34880,7 +34880,7 @@
         <w:pStyle w:val="TABLE-title"/>
       </w:pPr>
       <w:bookmarkStart w:id="275" w:name="_Tab_c7_1_def"/>
-      <w:bookmarkStart w:id="276" w:name="_Toc236309752"/>
+      <w:bookmarkStart w:id="276" w:name="_Toc236318451"/>
       <w:r>
         <w:t xml:space="preserve">Table </w:t>
       </w:r>
@@ -35575,7 +35575,7 @@
         <w:pStyle w:val="Heading3"/>
       </w:pPr>
       <w:bookmarkStart w:id="277" w:name="_Clause_c7_1_1"/>
-      <w:bookmarkStart w:id="278" w:name="_Toc236309708"/>
+      <w:bookmarkStart w:id="278" w:name="_Toc236318407"/>
       <w:r>
         <w:t>GetSchema</w:t>
       </w:r>
@@ -35643,7 +35643,7 @@
         <w:pStyle w:val="TABLE-title"/>
       </w:pPr>
       <w:bookmarkStart w:id="279" w:name="_Tab_c7_1_1_m_args"/>
-      <w:bookmarkStart w:id="280" w:name="_Toc236309753"/>
+      <w:bookmarkStart w:id="280" w:name="_Toc236318452"/>
       <w:r>
         <w:lastRenderedPageBreak/>
         <w:t xml:space="preserve">Table </w:t>
@@ -35924,7 +35924,7 @@
         <w:pStyle w:val="TABLE-title"/>
       </w:pPr>
       <w:bookmarkStart w:id="281" w:name="_Tab_c7_1_1_m_as"/>
-      <w:bookmarkStart w:id="282" w:name="_Toc236309754"/>
+      <w:bookmarkStart w:id="282" w:name="_Toc236318453"/>
       <w:r>
         <w:t xml:space="preserve">Table </w:t>
       </w:r>
@@ -36456,7 +36456,7 @@
         <w:pStyle w:val="Heading2"/>
       </w:pPr>
       <w:bookmarkStart w:id="283" w:name="_Clause_c7_2"/>
-      <w:bookmarkStart w:id="284" w:name="_Toc236309709"/>
+      <w:bookmarkStart w:id="284" w:name="_Toc236318408"/>
       <w:r>
         <w:t>SchemaGroupType</w:t>
       </w:r>
@@ -36476,7 +36476,7 @@
         <w:pStyle w:val="TABLE-title"/>
       </w:pPr>
       <w:bookmarkStart w:id="285" w:name="_Tab_c7_2_def"/>
-      <w:bookmarkStart w:id="286" w:name="_Toc236309755"/>
+      <w:bookmarkStart w:id="286" w:name="_Toc236318454"/>
       <w:r>
         <w:t xml:space="preserve">Table </w:t>
       </w:r>
@@ -37152,7 +37152,7 @@
         <w:pStyle w:val="Heading2"/>
       </w:pPr>
       <w:bookmarkStart w:id="287" w:name="_Clause_c7_3"/>
-      <w:bookmarkStart w:id="288" w:name="_Toc236309710"/>
+      <w:bookmarkStart w:id="288" w:name="_Toc236318409"/>
       <w:r>
         <w:t>SchemaFileType</w:t>
       </w:r>
@@ -37172,7 +37172,7 @@
         <w:pStyle w:val="TABLE-title"/>
       </w:pPr>
       <w:bookmarkStart w:id="289" w:name="_Tab_c7_3_def"/>
-      <w:bookmarkStart w:id="290" w:name="_Toc236309756"/>
+      <w:bookmarkStart w:id="290" w:name="_Toc236318455"/>
       <w:r>
         <w:lastRenderedPageBreak/>
         <w:t xml:space="preserve">Table </w:t>
@@ -38829,7 +38829,7 @@
         <w:pStyle w:val="Heading1"/>
       </w:pPr>
       <w:bookmarkStart w:id="291" w:name="_Clause_c8"/>
-      <w:bookmarkStart w:id="292" w:name="_Toc236309711"/>
+      <w:bookmarkStart w:id="292" w:name="_Toc236318410"/>
       <w:r>
         <w:t>Instances</w:t>
       </w:r>
@@ -38841,7 +38841,7 @@
         <w:pStyle w:val="Heading2"/>
       </w:pPr>
       <w:bookmarkStart w:id="293" w:name="_Clause_c8_1"/>
-      <w:bookmarkStart w:id="294" w:name="_Toc236309712"/>
+      <w:bookmarkStart w:id="294" w:name="_Toc236318411"/>
       <w:r>
         <w:t>SchemaRegistry</w:t>
       </w:r>
@@ -38861,7 +38861,7 @@
         <w:pStyle w:val="TABLE-title"/>
       </w:pPr>
       <w:bookmarkStart w:id="295" w:name="_Tab_c8_1_def"/>
-      <w:bookmarkStart w:id="296" w:name="_Toc236309757"/>
+      <w:bookmarkStart w:id="296" w:name="_Toc236318456"/>
       <w:r>
         <w:t xml:space="preserve">Table </w:t>
       </w:r>
@@ -39362,7 +39362,7 @@
         <w:pStyle w:val="Heading3"/>
       </w:pPr>
       <w:bookmarkStart w:id="297" w:name="_Clause_c8_1_1"/>
-      <w:bookmarkStart w:id="298" w:name="_Toc236309713"/>
+      <w:bookmarkStart w:id="298" w:name="_Toc236318412"/>
       <w:r>
         <w:t>GetSchema</w:t>
       </w:r>
@@ -39430,7 +39430,7 @@
         <w:pStyle w:val="TABLE-title"/>
       </w:pPr>
       <w:bookmarkStart w:id="299" w:name="_Tab_c8_1_1_m_args"/>
-      <w:bookmarkStart w:id="300" w:name="_Toc236309758"/>
+      <w:bookmarkStart w:id="300" w:name="_Toc236318457"/>
       <w:r>
         <w:lastRenderedPageBreak/>
         <w:t xml:space="preserve">Table </w:t>
@@ -39711,7 +39711,7 @@
         <w:pStyle w:val="TABLE-title"/>
       </w:pPr>
       <w:bookmarkStart w:id="301" w:name="_Tab_c8_1_1_m_as"/>
-      <w:bookmarkStart w:id="302" w:name="_Toc236309759"/>
+      <w:bookmarkStart w:id="302" w:name="_Toc236318458"/>
       <w:r>
         <w:t xml:space="preserve">Table </w:t>
       </w:r>
@@ -40300,7 +40300,7 @@
       <w:bookmarkStart w:id="304" w:name="_Toc184117007"/>
       <w:bookmarkStart w:id="305" w:name="_Ref85018491"/>
       <w:bookmarkStart w:id="306" w:name="_Clause_c9"/>
-      <w:bookmarkStart w:id="307" w:name="_Toc236309714"/>
+      <w:bookmarkStart w:id="307" w:name="_Toc236318413"/>
       <w:r>
         <w:lastRenderedPageBreak/>
         <w:t>Profiles and conformance units</w:t>
@@ -40526,7 +40526,7 @@
         <w:pStyle w:val="TABLE-title"/>
       </w:pPr>
       <w:bookmarkStart w:id="308" w:name="_Tab_profiles_and_conformance_units_tab1"/>
-      <w:bookmarkStart w:id="309" w:name="_Toc236309760"/>
+      <w:bookmarkStart w:id="309" w:name="_Toc236318459"/>
       <w:r>
         <w:t xml:space="preserve">Table </w:t>
       </w:r>
@@ -41334,7 +41334,7 @@
         <w:pStyle w:val="Heading1"/>
       </w:pPr>
       <w:bookmarkStart w:id="310" w:name="_Clause_c10"/>
-      <w:bookmarkStart w:id="311" w:name="_Toc236309715"/>
+      <w:bookmarkStart w:id="311" w:name="_Toc236318414"/>
       <w:r>
         <w:t>Namespaces</w:t>
       </w:r>
@@ -41347,7 +41347,7 @@
       </w:pPr>
       <w:bookmarkStart w:id="312" w:name="_Clause_c10_1"/>
       <w:bookmarkStart w:id="313" w:name="_Ref127248897"/>
-      <w:bookmarkStart w:id="314" w:name="_Toc236309716"/>
+      <w:bookmarkStart w:id="314" w:name="_Toc236318415"/>
       <w:r>
         <w:t>Namespace metadata</w:t>
       </w:r>
@@ -41381,7 +41381,7 @@
       </w:pPr>
       <w:bookmarkStart w:id="315" w:name="_Tab_namespace_metadata_tab1"/>
       <w:bookmarkStart w:id="316" w:name="_Ref16863029"/>
-      <w:bookmarkStart w:id="317" w:name="_Toc236309761"/>
+      <w:bookmarkStart w:id="317" w:name="_Toc236318460"/>
       <w:r>
         <w:t xml:space="preserve">Table </w:t>
       </w:r>
@@ -41947,7 +41947,7 @@
       </w:pPr>
       <w:bookmarkStart w:id="318" w:name="_Clause_c10_2"/>
       <w:bookmarkStart w:id="319" w:name="_Ref55114991"/>
-      <w:bookmarkStart w:id="320" w:name="_Toc236309717"/>
+      <w:bookmarkStart w:id="320" w:name="_Toc236318416"/>
       <w:r>
         <w:t>Handling of OPC UA namespaces</w:t>
       </w:r>
@@ -41968,7 +41968,7 @@
         <w:pStyle w:val="TABLE-title"/>
       </w:pPr>
       <w:bookmarkStart w:id="321" w:name="_Tab_handling_of_opc_ua_namespaces_tab1"/>
-      <w:bookmarkStart w:id="322" w:name="_Toc236309762"/>
+      <w:bookmarkStart w:id="322" w:name="_Toc236318461"/>
       <w:r>
         <w:t xml:space="preserve">Table </w:t>
       </w:r>
@@ -42294,7 +42294,7 @@
       </w:pPr>
       <w:bookmarkStart w:id="323" w:name="_Tab_handling_of_opc_ua_namespaces_tab2"/>
       <w:bookmarkStart w:id="324" w:name="_Ref16577438"/>
-      <w:bookmarkStart w:id="325" w:name="_Toc236309763"/>
+      <w:bookmarkStart w:id="325" w:name="_Toc236318462"/>
       <w:r>
         <w:t xml:space="preserve">Table </w:t>
       </w:r>
@@ -42551,7 +42551,7 @@
       <w:bookmarkStart w:id="330" w:name="_Toc359335763"/>
       <w:bookmarkStart w:id="331" w:name="_Ref37835123"/>
       <w:bookmarkStart w:id="332" w:name="_Toc184117011"/>
-      <w:bookmarkStart w:id="333" w:name="_Toc236309718"/>
+      <w:bookmarkStart w:id="333" w:name="_Toc236318417"/>
       <w:r>
         <w:rPr>
           <w:b w:val="0"/>
@@ -42602,7 +42602,7 @@
       <w:bookmarkStart w:id="335" w:name="_Toc29912017"/>
       <w:bookmarkStart w:id="336" w:name="_Toc184117012"/>
       <w:bookmarkStart w:id="337" w:name="_Hlk127250868"/>
-      <w:bookmarkStart w:id="338" w:name="_Toc236309719"/>
+      <w:bookmarkStart w:id="338" w:name="_Toc236318418"/>
       <w:r>
         <w:t>NodeSet</w:t>
       </w:r>
@@ -44573,7 +44573,7 @@
       <w:bookmarkStart w:id="343" w:name="_Toc217732203"/>
       <w:bookmarkStart w:id="344" w:name="_Toc217789984"/>
       <w:bookmarkStart w:id="345" w:name="_Toc184117013"/>
-      <w:bookmarkStart w:id="346" w:name="_Toc236309720"/>
+      <w:bookmarkStart w:id="346" w:name="_Toc236318419"/>
       <w:bookmarkEnd w:id="339"/>
       <w:bookmarkEnd w:id="340"/>
       <w:bookmarkEnd w:id="341"/>
@@ -44850,7 +44850,7 @@
       <w:pPr>
         <w:pStyle w:val="ANNEX-heading1"/>
       </w:pPr>
-      <w:bookmarkStart w:id="350" w:name="_Toc236309721"/>
+      <w:bookmarkStart w:id="350" w:name="_Toc236318420"/>
       <w:r>
         <w:t>Node reference</w:t>
       </w:r>
@@ -44869,7 +44869,7 @@
         <w:pStyle w:val="TABLE-title"/>
       </w:pPr>
       <w:bookmarkStart w:id="351" w:name="_Tab_annex_a_nodes"/>
-      <w:bookmarkStart w:id="352" w:name="_Toc236309764"/>
+      <w:bookmarkStart w:id="352" w:name="_Toc236318463"/>
       <w:r>
         <w:lastRenderedPageBreak/>
         <w:t xml:space="preserve">Table </w:t>
@@ -46877,7 +46877,7 @@
         <w:pStyle w:val="ANNEXtitle"/>
       </w:pPr>
       <w:bookmarkStart w:id="353" w:name="_Annex_cB"/>
-      <w:bookmarkStart w:id="354" w:name="_Toc236309722"/>
+      <w:bookmarkStart w:id="354" w:name="_Toc236318421"/>
       <w:r>
         <w:lastRenderedPageBreak/>
         <w:t>(informative)</w:t>
@@ -47339,7 +47339,7 @@
         <w:pStyle w:val="ANNEXtitle"/>
       </w:pPr>
       <w:bookmarkStart w:id="355" w:name="_Annex_cC"/>
-      <w:bookmarkStart w:id="356" w:name="_Toc236309723"/>
+      <w:bookmarkStart w:id="356" w:name="_Toc236318422"/>
       <w:r>
         <w:lastRenderedPageBreak/>
         <w:t>(normative)</w:t>
@@ -47430,7 +47430,7 @@
         <w:pStyle w:val="ANNEX-heading1"/>
       </w:pPr>
       <w:bookmarkStart w:id="357" w:name="_Clause_cC_1"/>
-      <w:bookmarkStart w:id="358" w:name="_Toc236309724"/>
+      <w:bookmarkStart w:id="358" w:name="_Toc236318423"/>
       <w:r>
         <w:t>ConfigurationVersion-keyed evolution</w:t>
       </w:r>
@@ -47680,7 +47680,7 @@
         <w:pStyle w:val="ANNEX-heading1"/>
       </w:pPr>
       <w:bookmarkStart w:id="359" w:name="_Clause_cC_2"/>
-      <w:bookmarkStart w:id="360" w:name="_Toc236309725"/>
+      <w:bookmarkStart w:id="360" w:name="_Toc236318424"/>
       <w:r>
         <w:t>Open unions subject to aggregation</w:t>
       </w:r>
@@ -47972,7 +47972,7 @@
         <w:pStyle w:val="ANNEX-heading1"/>
       </w:pPr>
       <w:bookmarkStart w:id="361" w:name="_Clause_cC_3"/>
-      <w:bookmarkStart w:id="362" w:name="_Toc236309726"/>
+      <w:bookmarkStart w:id="362" w:name="_Toc236318425"/>
       <w:r>
         <w:t>Append-only rule</w:t>
       </w:r>
@@ -48274,7 +48274,7 @@
         <w:pStyle w:val="ANNEX-heading1"/>
       </w:pPr>
       <w:bookmarkStart w:id="363" w:name="_Clause_cC_4"/>
-      <w:bookmarkStart w:id="364" w:name="_Toc236309727"/>
+      <w:bookmarkStart w:id="364" w:name="_Toc236318426"/>
       <w:r>
         <w:t>PubSub integration touch-points</w:t>
       </w:r>
@@ -48384,7 +48384,7 @@
         <w:pStyle w:val="ANNEX-heading1"/>
       </w:pPr>
       <w:bookmarkStart w:id="365" w:name="_Clause_cC_5"/>
-      <w:bookmarkStart w:id="366" w:name="_Toc236309728"/>
+      <w:bookmarkStart w:id="366" w:name="_Toc236318427"/>
       <w:r>
         <w:t>Example</w:t>
       </w:r>
@@ -48602,7 +48602,7 @@
         <w:pStyle w:val="ANNEXtitle"/>
       </w:pPr>
       <w:bookmarkStart w:id="367" w:name="_Annex_cD"/>
-      <w:bookmarkStart w:id="368" w:name="_Toc236309729"/>
+      <w:bookmarkStart w:id="368" w:name="_Toc236318428"/>
       <w:r>
         <w:lastRenderedPageBreak/>
         <w:t>(informative)</w:t>
@@ -48720,7 +48720,7 @@
         <w:pStyle w:val="TABLE-title"/>
       </w:pPr>
       <w:bookmarkStart w:id="369" w:name="_Tab_http_binding_correspondence_tab1"/>
-      <w:bookmarkStart w:id="370" w:name="_Toc236309765"/>
+      <w:bookmarkStart w:id="370" w:name="_Toc236318464"/>
       <w:r>
         <w:t xml:space="preserve">Table </w:t>
       </w:r>

--- a/word-drafts/OPC-UA-Schema-Registry.docx
+++ b/word-drafts/OPC-UA-Schema-Registry.docx
@@ -4180,7 +4180,7 @@
       <w:r>
         <w:fldChar w:fldCharType="separate"/>
       </w:r>
-      <w:hyperlink w:anchor="_Toc236318369" w:history="1">
+      <w:hyperlink w:anchor="_Toc236388056" w:history="1">
         <w:r>
           <w:rPr>
             <w:rStyle w:val="Hyperlink"/>
@@ -4221,7 +4221,7 @@
           <w:rPr>
             <w:webHidden/>
           </w:rPr>
-          <w:instrText xml:space="preserve"> PAGEREF _Toc236318369 \h </w:instrText>
+          <w:instrText xml:space="preserve"> PAGEREF _Toc236388056 \h </w:instrText>
         </w:r>
         <w:r>
           <w:rPr>
@@ -4261,7 +4261,7 @@
           <w14:ligatures w14:val="standardContextual"/>
         </w:rPr>
       </w:pPr>
-      <w:hyperlink w:anchor="_Toc236318370" w:history="1">
+      <w:hyperlink w:anchor="_Toc236388057" w:history="1">
         <w:r>
           <w:rPr>
             <w:rStyle w:val="Hyperlink"/>
@@ -4302,7 +4302,7 @@
           <w:rPr>
             <w:webHidden/>
           </w:rPr>
-          <w:instrText xml:space="preserve"> PAGEREF _Toc236318370 \h </w:instrText>
+          <w:instrText xml:space="preserve"> PAGEREF _Toc236388057 \h </w:instrText>
         </w:r>
         <w:r>
           <w:rPr>
@@ -4342,7 +4342,7 @@
           <w14:ligatures w14:val="standardContextual"/>
         </w:rPr>
       </w:pPr>
-      <w:hyperlink w:anchor="_Toc236318371" w:history="1">
+      <w:hyperlink w:anchor="_Toc236388058" w:history="1">
         <w:r>
           <w:rPr>
             <w:rStyle w:val="Hyperlink"/>
@@ -4383,7 +4383,7 @@
           <w:rPr>
             <w:webHidden/>
           </w:rPr>
-          <w:instrText xml:space="preserve"> PAGEREF _Toc236318371 \h </w:instrText>
+          <w:instrText xml:space="preserve"> PAGEREF _Toc236388058 \h </w:instrText>
         </w:r>
         <w:r>
           <w:rPr>
@@ -4423,7 +4423,7 @@
           <w14:ligatures w14:val="standardContextual"/>
         </w:rPr>
       </w:pPr>
-      <w:hyperlink w:anchor="_Toc236318372" w:history="1">
+      <w:hyperlink w:anchor="_Toc236388059" w:history="1">
         <w:r>
           <w:rPr>
             <w:rStyle w:val="Hyperlink"/>
@@ -4464,7 +4464,7 @@
           <w:rPr>
             <w:webHidden/>
           </w:rPr>
-          <w:instrText xml:space="preserve"> PAGEREF _Toc236318372 \h </w:instrText>
+          <w:instrText xml:space="preserve"> PAGEREF _Toc236388059 \h </w:instrText>
         </w:r>
         <w:r>
           <w:rPr>
@@ -4504,7 +4504,7 @@
           <w14:ligatures w14:val="standardContextual"/>
         </w:rPr>
       </w:pPr>
-      <w:hyperlink w:anchor="_Toc236318373" w:history="1">
+      <w:hyperlink w:anchor="_Toc236388060" w:history="1">
         <w:r>
           <w:rPr>
             <w:rStyle w:val="Hyperlink"/>
@@ -4545,7 +4545,7 @@
           <w:rPr>
             <w:webHidden/>
           </w:rPr>
-          <w:instrText xml:space="preserve"> PAGEREF _Toc236318373 \h </w:instrText>
+          <w:instrText xml:space="preserve"> PAGEREF _Toc236388060 \h </w:instrText>
         </w:r>
         <w:r>
           <w:rPr>
@@ -4585,7 +4585,7 @@
           <w14:ligatures w14:val="standardContextual"/>
         </w:rPr>
       </w:pPr>
-      <w:hyperlink w:anchor="_Toc236318374" w:history="1">
+      <w:hyperlink w:anchor="_Toc236388061" w:history="1">
         <w:r>
           <w:rPr>
             <w:rStyle w:val="Hyperlink"/>
@@ -4626,7 +4626,7 @@
           <w:rPr>
             <w:webHidden/>
           </w:rPr>
-          <w:instrText xml:space="preserve"> PAGEREF _Toc236318374 \h </w:instrText>
+          <w:instrText xml:space="preserve"> PAGEREF _Toc236388061 \h </w:instrText>
         </w:r>
         <w:r>
           <w:rPr>
@@ -4666,7 +4666,7 @@
           <w14:ligatures w14:val="standardContextual"/>
         </w:rPr>
       </w:pPr>
-      <w:hyperlink w:anchor="_Toc236318375" w:history="1">
+      <w:hyperlink w:anchor="_Toc236388062" w:history="1">
         <w:r>
           <w:rPr>
             <w:rStyle w:val="Hyperlink"/>
@@ -4707,7 +4707,7 @@
           <w:rPr>
             <w:webHidden/>
           </w:rPr>
-          <w:instrText xml:space="preserve"> PAGEREF _Toc236318375 \h </w:instrText>
+          <w:instrText xml:space="preserve"> PAGEREF _Toc236388062 \h </w:instrText>
         </w:r>
         <w:r>
           <w:rPr>
@@ -4747,7 +4747,7 @@
           <w14:ligatures w14:val="standardContextual"/>
         </w:rPr>
       </w:pPr>
-      <w:hyperlink w:anchor="_Toc236318376" w:history="1">
+      <w:hyperlink w:anchor="_Toc236388063" w:history="1">
         <w:r>
           <w:rPr>
             <w:rStyle w:val="Hyperlink"/>
@@ -4788,7 +4788,7 @@
           <w:rPr>
             <w:webHidden/>
           </w:rPr>
-          <w:instrText xml:space="preserve"> PAGEREF _Toc236318376 \h </w:instrText>
+          <w:instrText xml:space="preserve"> PAGEREF _Toc236388063 \h </w:instrText>
         </w:r>
         <w:r>
           <w:rPr>
@@ -4828,7 +4828,7 @@
           <w14:ligatures w14:val="standardContextual"/>
         </w:rPr>
       </w:pPr>
-      <w:hyperlink w:anchor="_Toc236318377" w:history="1">
+      <w:hyperlink w:anchor="_Toc236388064" w:history="1">
         <w:r>
           <w:rPr>
             <w:rStyle w:val="Hyperlink"/>
@@ -4869,7 +4869,7 @@
           <w:rPr>
             <w:webHidden/>
           </w:rPr>
-          <w:instrText xml:space="preserve"> PAGEREF _Toc236318377 \h </w:instrText>
+          <w:instrText xml:space="preserve"> PAGEREF _Toc236388064 \h </w:instrText>
         </w:r>
         <w:r>
           <w:rPr>
@@ -4909,7 +4909,7 @@
           <w14:ligatures w14:val="standardContextual"/>
         </w:rPr>
       </w:pPr>
-      <w:hyperlink w:anchor="_Toc236318378" w:history="1">
+      <w:hyperlink w:anchor="_Toc236388065" w:history="1">
         <w:r>
           <w:rPr>
             <w:rStyle w:val="Hyperlink"/>
@@ -4950,7 +4950,7 @@
           <w:rPr>
             <w:webHidden/>
           </w:rPr>
-          <w:instrText xml:space="preserve"> PAGEREF _Toc236318378 \h </w:instrText>
+          <w:instrText xml:space="preserve"> PAGEREF _Toc236388065 \h </w:instrText>
         </w:r>
         <w:r>
           <w:rPr>
@@ -4990,7 +4990,7 @@
           <w14:ligatures w14:val="standardContextual"/>
         </w:rPr>
       </w:pPr>
-      <w:hyperlink w:anchor="_Toc236318379" w:history="1">
+      <w:hyperlink w:anchor="_Toc236388066" w:history="1">
         <w:r>
           <w:rPr>
             <w:rStyle w:val="Hyperlink"/>
@@ -5031,7 +5031,7 @@
           <w:rPr>
             <w:webHidden/>
           </w:rPr>
-          <w:instrText xml:space="preserve"> PAGEREF _Toc236318379 \h </w:instrText>
+          <w:instrText xml:space="preserve"> PAGEREF _Toc236388066 \h </w:instrText>
         </w:r>
         <w:r>
           <w:rPr>
@@ -5071,7 +5071,7 @@
           <w14:ligatures w14:val="standardContextual"/>
         </w:rPr>
       </w:pPr>
-      <w:hyperlink w:anchor="_Toc236318380" w:history="1">
+      <w:hyperlink w:anchor="_Toc236388067" w:history="1">
         <w:r>
           <w:rPr>
             <w:rStyle w:val="Hyperlink"/>
@@ -5112,7 +5112,7 @@
           <w:rPr>
             <w:webHidden/>
           </w:rPr>
-          <w:instrText xml:space="preserve"> PAGEREF _Toc236318380 \h </w:instrText>
+          <w:instrText xml:space="preserve"> PAGEREF _Toc236388067 \h </w:instrText>
         </w:r>
         <w:r>
           <w:rPr>
@@ -5152,7 +5152,7 @@
           <w14:ligatures w14:val="standardContextual"/>
         </w:rPr>
       </w:pPr>
-      <w:hyperlink w:anchor="_Toc236318381" w:history="1">
+      <w:hyperlink w:anchor="_Toc236388068" w:history="1">
         <w:r>
           <w:rPr>
             <w:rStyle w:val="Hyperlink"/>
@@ -5193,7 +5193,7 @@
           <w:rPr>
             <w:webHidden/>
           </w:rPr>
-          <w:instrText xml:space="preserve"> PAGEREF _Toc236318381 \h </w:instrText>
+          <w:instrText xml:space="preserve"> PAGEREF _Toc236388068 \h </w:instrText>
         </w:r>
         <w:r>
           <w:rPr>
@@ -5233,7 +5233,7 @@
           <w14:ligatures w14:val="standardContextual"/>
         </w:rPr>
       </w:pPr>
-      <w:hyperlink w:anchor="_Toc236318382" w:history="1">
+      <w:hyperlink w:anchor="_Toc236388069" w:history="1">
         <w:r>
           <w:rPr>
             <w:rStyle w:val="Hyperlink"/>
@@ -5274,7 +5274,7 @@
           <w:rPr>
             <w:webHidden/>
           </w:rPr>
-          <w:instrText xml:space="preserve"> PAGEREF _Toc236318382 \h </w:instrText>
+          <w:instrText xml:space="preserve"> PAGEREF _Toc236388069 \h </w:instrText>
         </w:r>
         <w:r>
           <w:rPr>
@@ -5314,7 +5314,7 @@
           <w14:ligatures w14:val="standardContextual"/>
         </w:rPr>
       </w:pPr>
-      <w:hyperlink w:anchor="_Toc236318383" w:history="1">
+      <w:hyperlink w:anchor="_Toc236388070" w:history="1">
         <w:r>
           <w:rPr>
             <w:rStyle w:val="Hyperlink"/>
@@ -5355,7 +5355,7 @@
           <w:rPr>
             <w:webHidden/>
           </w:rPr>
-          <w:instrText xml:space="preserve"> PAGEREF _Toc236318383 \h </w:instrText>
+          <w:instrText xml:space="preserve"> PAGEREF _Toc236388070 \h </w:instrText>
         </w:r>
         <w:r>
           <w:rPr>
@@ -5395,7 +5395,7 @@
           <w14:ligatures w14:val="standardContextual"/>
         </w:rPr>
       </w:pPr>
-      <w:hyperlink w:anchor="_Toc236318384" w:history="1">
+      <w:hyperlink w:anchor="_Toc236388071" w:history="1">
         <w:r>
           <w:rPr>
             <w:rStyle w:val="Hyperlink"/>
@@ -5436,7 +5436,7 @@
           <w:rPr>
             <w:webHidden/>
           </w:rPr>
-          <w:instrText xml:space="preserve"> PAGEREF _Toc236318384 \h </w:instrText>
+          <w:instrText xml:space="preserve"> PAGEREF _Toc236388071 \h </w:instrText>
         </w:r>
         <w:r>
           <w:rPr>
@@ -5476,7 +5476,7 @@
           <w14:ligatures w14:val="standardContextual"/>
         </w:rPr>
       </w:pPr>
-      <w:hyperlink w:anchor="_Toc236318385" w:history="1">
+      <w:hyperlink w:anchor="_Toc236388072" w:history="1">
         <w:r>
           <w:rPr>
             <w:rStyle w:val="Hyperlink"/>
@@ -5517,7 +5517,7 @@
           <w:rPr>
             <w:webHidden/>
           </w:rPr>
-          <w:instrText xml:space="preserve"> PAGEREF _Toc236318385 \h </w:instrText>
+          <w:instrText xml:space="preserve"> PAGEREF _Toc236388072 \h </w:instrText>
         </w:r>
         <w:r>
           <w:rPr>
@@ -5557,7 +5557,7 @@
           <w14:ligatures w14:val="standardContextual"/>
         </w:rPr>
       </w:pPr>
-      <w:hyperlink w:anchor="_Toc236318386" w:history="1">
+      <w:hyperlink w:anchor="_Toc236388073" w:history="1">
         <w:r>
           <w:rPr>
             <w:rStyle w:val="Hyperlink"/>
@@ -5598,7 +5598,7 @@
           <w:rPr>
             <w:webHidden/>
           </w:rPr>
-          <w:instrText xml:space="preserve"> PAGEREF _Toc236318386 \h </w:instrText>
+          <w:instrText xml:space="preserve"> PAGEREF _Toc236388073 \h </w:instrText>
         </w:r>
         <w:r>
           <w:rPr>
@@ -5638,7 +5638,7 @@
           <w14:ligatures w14:val="standardContextual"/>
         </w:rPr>
       </w:pPr>
-      <w:hyperlink w:anchor="_Toc236318387" w:history="1">
+      <w:hyperlink w:anchor="_Toc236388074" w:history="1">
         <w:r>
           <w:rPr>
             <w:rStyle w:val="Hyperlink"/>
@@ -5679,7 +5679,7 @@
           <w:rPr>
             <w:webHidden/>
           </w:rPr>
-          <w:instrText xml:space="preserve"> PAGEREF _Toc236318387 \h </w:instrText>
+          <w:instrText xml:space="preserve"> PAGEREF _Toc236388074 \h </w:instrText>
         </w:r>
         <w:r>
           <w:rPr>
@@ -5719,7 +5719,7 @@
           <w14:ligatures w14:val="standardContextual"/>
         </w:rPr>
       </w:pPr>
-      <w:hyperlink w:anchor="_Toc236318388" w:history="1">
+      <w:hyperlink w:anchor="_Toc236388075" w:history="1">
         <w:r>
           <w:rPr>
             <w:rStyle w:val="Hyperlink"/>
@@ -5760,7 +5760,7 @@
           <w:rPr>
             <w:webHidden/>
           </w:rPr>
-          <w:instrText xml:space="preserve"> PAGEREF _Toc236318388 \h </w:instrText>
+          <w:instrText xml:space="preserve"> PAGEREF _Toc236388075 \h </w:instrText>
         </w:r>
         <w:r>
           <w:rPr>
@@ -5800,7 +5800,7 @@
           <w14:ligatures w14:val="standardContextual"/>
         </w:rPr>
       </w:pPr>
-      <w:hyperlink w:anchor="_Toc236318389" w:history="1">
+      <w:hyperlink w:anchor="_Toc236388076" w:history="1">
         <w:r>
           <w:rPr>
             <w:rStyle w:val="Hyperlink"/>
@@ -5841,7 +5841,7 @@
           <w:rPr>
             <w:webHidden/>
           </w:rPr>
-          <w:instrText xml:space="preserve"> PAGEREF _Toc236318389 \h </w:instrText>
+          <w:instrText xml:space="preserve"> PAGEREF _Toc236388076 \h </w:instrText>
         </w:r>
         <w:r>
           <w:rPr>
@@ -5881,7 +5881,7 @@
           <w14:ligatures w14:val="standardContextual"/>
         </w:rPr>
       </w:pPr>
-      <w:hyperlink w:anchor="_Toc236318390" w:history="1">
+      <w:hyperlink w:anchor="_Toc236388077" w:history="1">
         <w:r>
           <w:rPr>
             <w:rStyle w:val="Hyperlink"/>
@@ -5922,7 +5922,7 @@
           <w:rPr>
             <w:webHidden/>
           </w:rPr>
-          <w:instrText xml:space="preserve"> PAGEREF _Toc236318390 \h </w:instrText>
+          <w:instrText xml:space="preserve"> PAGEREF _Toc236388077 \h </w:instrText>
         </w:r>
         <w:r>
           <w:rPr>
@@ -5962,7 +5962,7 @@
           <w14:ligatures w14:val="standardContextual"/>
         </w:rPr>
       </w:pPr>
-      <w:hyperlink w:anchor="_Toc236318391" w:history="1">
+      <w:hyperlink w:anchor="_Toc236388078" w:history="1">
         <w:r>
           <w:rPr>
             <w:rStyle w:val="Hyperlink"/>
@@ -6003,7 +6003,7 @@
           <w:rPr>
             <w:webHidden/>
           </w:rPr>
-          <w:instrText xml:space="preserve"> PAGEREF _Toc236318391 \h </w:instrText>
+          <w:instrText xml:space="preserve"> PAGEREF _Toc236388078 \h </w:instrText>
         </w:r>
         <w:r>
           <w:rPr>
@@ -6043,7 +6043,7 @@
           <w14:ligatures w14:val="standardContextual"/>
         </w:rPr>
       </w:pPr>
-      <w:hyperlink w:anchor="_Toc236318392" w:history="1">
+      <w:hyperlink w:anchor="_Toc236388079" w:history="1">
         <w:r>
           <w:rPr>
             <w:rStyle w:val="Hyperlink"/>
@@ -6084,7 +6084,7 @@
           <w:rPr>
             <w:webHidden/>
           </w:rPr>
-          <w:instrText xml:space="preserve"> PAGEREF _Toc236318392 \h </w:instrText>
+          <w:instrText xml:space="preserve"> PAGEREF _Toc236388079 \h </w:instrText>
         </w:r>
         <w:r>
           <w:rPr>
@@ -6124,7 +6124,7 @@
           <w14:ligatures w14:val="standardContextual"/>
         </w:rPr>
       </w:pPr>
-      <w:hyperlink w:anchor="_Toc236318393" w:history="1">
+      <w:hyperlink w:anchor="_Toc236388080" w:history="1">
         <w:r>
           <w:rPr>
             <w:rStyle w:val="Hyperlink"/>
@@ -6165,7 +6165,7 @@
           <w:rPr>
             <w:webHidden/>
           </w:rPr>
-          <w:instrText xml:space="preserve"> PAGEREF _Toc236318393 \h </w:instrText>
+          <w:instrText xml:space="preserve"> PAGEREF _Toc236388080 \h </w:instrText>
         </w:r>
         <w:r>
           <w:rPr>
@@ -6205,7 +6205,7 @@
           <w14:ligatures w14:val="standardContextual"/>
         </w:rPr>
       </w:pPr>
-      <w:hyperlink w:anchor="_Toc236318394" w:history="1">
+      <w:hyperlink w:anchor="_Toc236388081" w:history="1">
         <w:r>
           <w:rPr>
             <w:rStyle w:val="Hyperlink"/>
@@ -6246,7 +6246,7 @@
           <w:rPr>
             <w:webHidden/>
           </w:rPr>
-          <w:instrText xml:space="preserve"> PAGEREF _Toc236318394 \h </w:instrText>
+          <w:instrText xml:space="preserve"> PAGEREF _Toc236388081 \h </w:instrText>
         </w:r>
         <w:r>
           <w:rPr>
@@ -6286,7 +6286,7 @@
           <w14:ligatures w14:val="standardContextual"/>
         </w:rPr>
       </w:pPr>
-      <w:hyperlink w:anchor="_Toc236318395" w:history="1">
+      <w:hyperlink w:anchor="_Toc236388082" w:history="1">
         <w:r>
           <w:rPr>
             <w:rStyle w:val="Hyperlink"/>
@@ -6327,7 +6327,7 @@
           <w:rPr>
             <w:webHidden/>
           </w:rPr>
-          <w:instrText xml:space="preserve"> PAGEREF _Toc236318395 \h </w:instrText>
+          <w:instrText xml:space="preserve"> PAGEREF _Toc236388082 \h </w:instrText>
         </w:r>
         <w:r>
           <w:rPr>
@@ -6367,7 +6367,7 @@
           <w14:ligatures w14:val="standardContextual"/>
         </w:rPr>
       </w:pPr>
-      <w:hyperlink w:anchor="_Toc236318396" w:history="1">
+      <w:hyperlink w:anchor="_Toc236388083" w:history="1">
         <w:r>
           <w:rPr>
             <w:rStyle w:val="Hyperlink"/>
@@ -6408,7 +6408,7 @@
           <w:rPr>
             <w:webHidden/>
           </w:rPr>
-          <w:instrText xml:space="preserve"> PAGEREF _Toc236318396 \h </w:instrText>
+          <w:instrText xml:space="preserve"> PAGEREF _Toc236388083 \h </w:instrText>
         </w:r>
         <w:r>
           <w:rPr>
@@ -6448,7 +6448,7 @@
           <w14:ligatures w14:val="standardContextual"/>
         </w:rPr>
       </w:pPr>
-      <w:hyperlink w:anchor="_Toc236318397" w:history="1">
+      <w:hyperlink w:anchor="_Toc236388084" w:history="1">
         <w:r>
           <w:rPr>
             <w:rStyle w:val="Hyperlink"/>
@@ -6489,7 +6489,7 @@
           <w:rPr>
             <w:webHidden/>
           </w:rPr>
-          <w:instrText xml:space="preserve"> PAGEREF _Toc236318397 \h </w:instrText>
+          <w:instrText xml:space="preserve"> PAGEREF _Toc236388084 \h </w:instrText>
         </w:r>
         <w:r>
           <w:rPr>
@@ -6529,7 +6529,7 @@
           <w14:ligatures w14:val="standardContextual"/>
         </w:rPr>
       </w:pPr>
-      <w:hyperlink w:anchor="_Toc236318398" w:history="1">
+      <w:hyperlink w:anchor="_Toc236388085" w:history="1">
         <w:r>
           <w:rPr>
             <w:rStyle w:val="Hyperlink"/>
@@ -6570,7 +6570,7 @@
           <w:rPr>
             <w:webHidden/>
           </w:rPr>
-          <w:instrText xml:space="preserve"> PAGEREF _Toc236318398 \h </w:instrText>
+          <w:instrText xml:space="preserve"> PAGEREF _Toc236388085 \h </w:instrText>
         </w:r>
         <w:r>
           <w:rPr>
@@ -6610,7 +6610,7 @@
           <w14:ligatures w14:val="standardContextual"/>
         </w:rPr>
       </w:pPr>
-      <w:hyperlink w:anchor="_Toc236318399" w:history="1">
+      <w:hyperlink w:anchor="_Toc236388086" w:history="1">
         <w:r>
           <w:rPr>
             <w:rStyle w:val="Hyperlink"/>
@@ -6651,7 +6651,7 @@
           <w:rPr>
             <w:webHidden/>
           </w:rPr>
-          <w:instrText xml:space="preserve"> PAGEREF _Toc236318399 \h </w:instrText>
+          <w:instrText xml:space="preserve"> PAGEREF _Toc236388086 \h </w:instrText>
         </w:r>
         <w:r>
           <w:rPr>
@@ -6691,7 +6691,7 @@
           <w14:ligatures w14:val="standardContextual"/>
         </w:rPr>
       </w:pPr>
-      <w:hyperlink w:anchor="_Toc236318400" w:history="1">
+      <w:hyperlink w:anchor="_Toc236388087" w:history="1">
         <w:r>
           <w:rPr>
             <w:rStyle w:val="Hyperlink"/>
@@ -6732,7 +6732,7 @@
           <w:rPr>
             <w:webHidden/>
           </w:rPr>
-          <w:instrText xml:space="preserve"> PAGEREF _Toc236318400 \h </w:instrText>
+          <w:instrText xml:space="preserve"> PAGEREF _Toc236388087 \h </w:instrText>
         </w:r>
         <w:r>
           <w:rPr>
@@ -6772,7 +6772,7 @@
           <w14:ligatures w14:val="standardContextual"/>
         </w:rPr>
       </w:pPr>
-      <w:hyperlink w:anchor="_Toc236318401" w:history="1">
+      <w:hyperlink w:anchor="_Toc236388088" w:history="1">
         <w:r>
           <w:rPr>
             <w:rStyle w:val="Hyperlink"/>
@@ -6813,7 +6813,7 @@
           <w:rPr>
             <w:webHidden/>
           </w:rPr>
-          <w:instrText xml:space="preserve"> PAGEREF _Toc236318401 \h </w:instrText>
+          <w:instrText xml:space="preserve"> PAGEREF _Toc236388088 \h </w:instrText>
         </w:r>
         <w:r>
           <w:rPr>
@@ -6853,7 +6853,7 @@
           <w14:ligatures w14:val="standardContextual"/>
         </w:rPr>
       </w:pPr>
-      <w:hyperlink w:anchor="_Toc236318402" w:history="1">
+      <w:hyperlink w:anchor="_Toc236388089" w:history="1">
         <w:r>
           <w:rPr>
             <w:rStyle w:val="Hyperlink"/>
@@ -6894,7 +6894,7 @@
           <w:rPr>
             <w:webHidden/>
           </w:rPr>
-          <w:instrText xml:space="preserve"> PAGEREF _Toc236318402 \h </w:instrText>
+          <w:instrText xml:space="preserve"> PAGEREF _Toc236388089 \h </w:instrText>
         </w:r>
         <w:r>
           <w:rPr>
@@ -6934,7 +6934,7 @@
           <w14:ligatures w14:val="standardContextual"/>
         </w:rPr>
       </w:pPr>
-      <w:hyperlink w:anchor="_Toc236318403" w:history="1">
+      <w:hyperlink w:anchor="_Toc236388090" w:history="1">
         <w:r>
           <w:rPr>
             <w:rStyle w:val="Hyperlink"/>
@@ -6975,7 +6975,7 @@
           <w:rPr>
             <w:webHidden/>
           </w:rPr>
-          <w:instrText xml:space="preserve"> PAGEREF _Toc236318403 \h </w:instrText>
+          <w:instrText xml:space="preserve"> PAGEREF _Toc236388090 \h </w:instrText>
         </w:r>
         <w:r>
           <w:rPr>
@@ -7015,7 +7015,7 @@
           <w14:ligatures w14:val="standardContextual"/>
         </w:rPr>
       </w:pPr>
-      <w:hyperlink w:anchor="_Toc236318404" w:history="1">
+      <w:hyperlink w:anchor="_Toc236388091" w:history="1">
         <w:r>
           <w:rPr>
             <w:rStyle w:val="Hyperlink"/>
@@ -7056,7 +7056,7 @@
           <w:rPr>
             <w:webHidden/>
           </w:rPr>
-          <w:instrText xml:space="preserve"> PAGEREF _Toc236318404 \h </w:instrText>
+          <w:instrText xml:space="preserve"> PAGEREF _Toc236388091 \h </w:instrText>
         </w:r>
         <w:r>
           <w:rPr>
@@ -7096,7 +7096,7 @@
           <w14:ligatures w14:val="standardContextual"/>
         </w:rPr>
       </w:pPr>
-      <w:hyperlink w:anchor="_Toc236318405" w:history="1">
+      <w:hyperlink w:anchor="_Toc236388092" w:history="1">
         <w:r>
           <w:rPr>
             <w:rStyle w:val="Hyperlink"/>
@@ -7137,7 +7137,7 @@
           <w:rPr>
             <w:webHidden/>
           </w:rPr>
-          <w:instrText xml:space="preserve"> PAGEREF _Toc236318405 \h </w:instrText>
+          <w:instrText xml:space="preserve"> PAGEREF _Toc236388092 \h </w:instrText>
         </w:r>
         <w:r>
           <w:rPr>
@@ -7177,7 +7177,7 @@
           <w14:ligatures w14:val="standardContextual"/>
         </w:rPr>
       </w:pPr>
-      <w:hyperlink w:anchor="_Toc236318406" w:history="1">
+      <w:hyperlink w:anchor="_Toc236388093" w:history="1">
         <w:r>
           <w:rPr>
             <w:rStyle w:val="Hyperlink"/>
@@ -7218,7 +7218,7 @@
           <w:rPr>
             <w:webHidden/>
           </w:rPr>
-          <w:instrText xml:space="preserve"> PAGEREF _Toc236318406 \h </w:instrText>
+          <w:instrText xml:space="preserve"> PAGEREF _Toc236388093 \h </w:instrText>
         </w:r>
         <w:r>
           <w:rPr>
@@ -7258,7 +7258,7 @@
           <w14:ligatures w14:val="standardContextual"/>
         </w:rPr>
       </w:pPr>
-      <w:hyperlink w:anchor="_Toc236318407" w:history="1">
+      <w:hyperlink w:anchor="_Toc236388094" w:history="1">
         <w:r>
           <w:rPr>
             <w:rStyle w:val="Hyperlink"/>
@@ -7299,7 +7299,7 @@
           <w:rPr>
             <w:webHidden/>
           </w:rPr>
-          <w:instrText xml:space="preserve"> PAGEREF _Toc236318407 \h </w:instrText>
+          <w:instrText xml:space="preserve"> PAGEREF _Toc236388094 \h </w:instrText>
         </w:r>
         <w:r>
           <w:rPr>
@@ -7339,7 +7339,7 @@
           <w14:ligatures w14:val="standardContextual"/>
         </w:rPr>
       </w:pPr>
-      <w:hyperlink w:anchor="_Toc236318408" w:history="1">
+      <w:hyperlink w:anchor="_Toc236388095" w:history="1">
         <w:r>
           <w:rPr>
             <w:rStyle w:val="Hyperlink"/>
@@ -7380,7 +7380,7 @@
           <w:rPr>
             <w:webHidden/>
           </w:rPr>
-          <w:instrText xml:space="preserve"> PAGEREF _Toc236318408 \h </w:instrText>
+          <w:instrText xml:space="preserve"> PAGEREF _Toc236388095 \h </w:instrText>
         </w:r>
         <w:r>
           <w:rPr>
@@ -7420,7 +7420,7 @@
           <w14:ligatures w14:val="standardContextual"/>
         </w:rPr>
       </w:pPr>
-      <w:hyperlink w:anchor="_Toc236318409" w:history="1">
+      <w:hyperlink w:anchor="_Toc236388096" w:history="1">
         <w:r>
           <w:rPr>
             <w:rStyle w:val="Hyperlink"/>
@@ -7461,7 +7461,7 @@
           <w:rPr>
             <w:webHidden/>
           </w:rPr>
-          <w:instrText xml:space="preserve"> PAGEREF _Toc236318409 \h </w:instrText>
+          <w:instrText xml:space="preserve"> PAGEREF _Toc236388096 \h </w:instrText>
         </w:r>
         <w:r>
           <w:rPr>
@@ -7501,7 +7501,7 @@
           <w14:ligatures w14:val="standardContextual"/>
         </w:rPr>
       </w:pPr>
-      <w:hyperlink w:anchor="_Toc236318410" w:history="1">
+      <w:hyperlink w:anchor="_Toc236388097" w:history="1">
         <w:r>
           <w:rPr>
             <w:rStyle w:val="Hyperlink"/>
@@ -7542,7 +7542,7 @@
           <w:rPr>
             <w:webHidden/>
           </w:rPr>
-          <w:instrText xml:space="preserve"> PAGEREF _Toc236318410 \h </w:instrText>
+          <w:instrText xml:space="preserve"> PAGEREF _Toc236388097 \h </w:instrText>
         </w:r>
         <w:r>
           <w:rPr>
@@ -7582,7 +7582,7 @@
           <w14:ligatures w14:val="standardContextual"/>
         </w:rPr>
       </w:pPr>
-      <w:hyperlink w:anchor="_Toc236318411" w:history="1">
+      <w:hyperlink w:anchor="_Toc236388098" w:history="1">
         <w:r>
           <w:rPr>
             <w:rStyle w:val="Hyperlink"/>
@@ -7623,7 +7623,7 @@
           <w:rPr>
             <w:webHidden/>
           </w:rPr>
-          <w:instrText xml:space="preserve"> PAGEREF _Toc236318411 \h </w:instrText>
+          <w:instrText xml:space="preserve"> PAGEREF _Toc236388098 \h </w:instrText>
         </w:r>
         <w:r>
           <w:rPr>
@@ -7663,7 +7663,7 @@
           <w14:ligatures w14:val="standardContextual"/>
         </w:rPr>
       </w:pPr>
-      <w:hyperlink w:anchor="_Toc236318412" w:history="1">
+      <w:hyperlink w:anchor="_Toc236388099" w:history="1">
         <w:r>
           <w:rPr>
             <w:rStyle w:val="Hyperlink"/>
@@ -7704,7 +7704,7 @@
           <w:rPr>
             <w:webHidden/>
           </w:rPr>
-          <w:instrText xml:space="preserve"> PAGEREF _Toc236318412 \h </w:instrText>
+          <w:instrText xml:space="preserve"> PAGEREF _Toc236388099 \h </w:instrText>
         </w:r>
         <w:r>
           <w:rPr>
@@ -7744,7 +7744,7 @@
           <w14:ligatures w14:val="standardContextual"/>
         </w:rPr>
       </w:pPr>
-      <w:hyperlink w:anchor="_Toc236318413" w:history="1">
+      <w:hyperlink w:anchor="_Toc236388100" w:history="1">
         <w:r>
           <w:rPr>
             <w:rStyle w:val="Hyperlink"/>
@@ -7785,7 +7785,7 @@
           <w:rPr>
             <w:webHidden/>
           </w:rPr>
-          <w:instrText xml:space="preserve"> PAGEREF _Toc236318413 \h </w:instrText>
+          <w:instrText xml:space="preserve"> PAGEREF _Toc236388100 \h </w:instrText>
         </w:r>
         <w:r>
           <w:rPr>
@@ -7825,7 +7825,7 @@
           <w14:ligatures w14:val="standardContextual"/>
         </w:rPr>
       </w:pPr>
-      <w:hyperlink w:anchor="_Toc236318414" w:history="1">
+      <w:hyperlink w:anchor="_Toc236388101" w:history="1">
         <w:r>
           <w:rPr>
             <w:rStyle w:val="Hyperlink"/>
@@ -7866,7 +7866,7 @@
           <w:rPr>
             <w:webHidden/>
           </w:rPr>
-          <w:instrText xml:space="preserve"> PAGEREF _Toc236318414 \h </w:instrText>
+          <w:instrText xml:space="preserve"> PAGEREF _Toc236388101 \h </w:instrText>
         </w:r>
         <w:r>
           <w:rPr>
@@ -7906,7 +7906,7 @@
           <w14:ligatures w14:val="standardContextual"/>
         </w:rPr>
       </w:pPr>
-      <w:hyperlink w:anchor="_Toc236318415" w:history="1">
+      <w:hyperlink w:anchor="_Toc236388102" w:history="1">
         <w:r>
           <w:rPr>
             <w:rStyle w:val="Hyperlink"/>
@@ -7947,7 +7947,7 @@
           <w:rPr>
             <w:webHidden/>
           </w:rPr>
-          <w:instrText xml:space="preserve"> PAGEREF _Toc236318415 \h </w:instrText>
+          <w:instrText xml:space="preserve"> PAGEREF _Toc236388102 \h </w:instrText>
         </w:r>
         <w:r>
           <w:rPr>
@@ -7987,7 +7987,7 @@
           <w14:ligatures w14:val="standardContextual"/>
         </w:rPr>
       </w:pPr>
-      <w:hyperlink w:anchor="_Toc236318416" w:history="1">
+      <w:hyperlink w:anchor="_Toc236388103" w:history="1">
         <w:r>
           <w:rPr>
             <w:rStyle w:val="Hyperlink"/>
@@ -8028,7 +8028,7 @@
           <w:rPr>
             <w:webHidden/>
           </w:rPr>
-          <w:instrText xml:space="preserve"> PAGEREF _Toc236318416 \h </w:instrText>
+          <w:instrText xml:space="preserve"> PAGEREF _Toc236388103 \h </w:instrText>
         </w:r>
         <w:r>
           <w:rPr>
@@ -8068,7 +8068,7 @@
           <w14:ligatures w14:val="standardContextual"/>
         </w:rPr>
       </w:pPr>
-      <w:hyperlink w:anchor="_Toc236318417" w:history="1">
+      <w:hyperlink w:anchor="_Toc236388104" w:history="1">
         <w:r>
           <w:rPr>
             <w:rStyle w:val="Hyperlink"/>
@@ -8091,7 +8091,7 @@
           <w:rPr>
             <w:webHidden/>
           </w:rPr>
-          <w:instrText xml:space="preserve"> PAGEREF _Toc236318417 \h </w:instrText>
+          <w:instrText xml:space="preserve"> PAGEREF _Toc236388104 \h </w:instrText>
         </w:r>
         <w:r>
           <w:rPr>
@@ -8131,7 +8131,7 @@
           <w14:ligatures w14:val="standardContextual"/>
         </w:rPr>
       </w:pPr>
-      <w:hyperlink w:anchor="_Toc236318418" w:history="1">
+      <w:hyperlink w:anchor="_Toc236388105" w:history="1">
         <w:r>
           <w:rPr>
             <w:rStyle w:val="Hyperlink"/>
@@ -8172,7 +8172,7 @@
           <w:rPr>
             <w:webHidden/>
           </w:rPr>
-          <w:instrText xml:space="preserve"> PAGEREF _Toc236318418 \h </w:instrText>
+          <w:instrText xml:space="preserve"> PAGEREF _Toc236388105 \h </w:instrText>
         </w:r>
         <w:r>
           <w:rPr>
@@ -8212,7 +8212,7 @@
           <w14:ligatures w14:val="standardContextual"/>
         </w:rPr>
       </w:pPr>
-      <w:hyperlink w:anchor="_Toc236318419" w:history="1">
+      <w:hyperlink w:anchor="_Toc236388106" w:history="1">
         <w:r>
           <w:rPr>
             <w:rStyle w:val="Hyperlink"/>
@@ -8253,7 +8253,7 @@
           <w:rPr>
             <w:webHidden/>
           </w:rPr>
-          <w:instrText xml:space="preserve"> PAGEREF _Toc236318419 \h </w:instrText>
+          <w:instrText xml:space="preserve"> PAGEREF _Toc236388106 \h </w:instrText>
         </w:r>
         <w:r>
           <w:rPr>
@@ -8293,7 +8293,7 @@
           <w14:ligatures w14:val="standardContextual"/>
         </w:rPr>
       </w:pPr>
-      <w:hyperlink w:anchor="_Toc236318420" w:history="1">
+      <w:hyperlink w:anchor="_Toc236388107" w:history="1">
         <w:r>
           <w:rPr>
             <w:rStyle w:val="Hyperlink"/>
@@ -8334,7 +8334,7 @@
           <w:rPr>
             <w:webHidden/>
           </w:rPr>
-          <w:instrText xml:space="preserve"> PAGEREF _Toc236318420 \h </w:instrText>
+          <w:instrText xml:space="preserve"> PAGEREF _Toc236388107 \h </w:instrText>
         </w:r>
         <w:r>
           <w:rPr>
@@ -8374,7 +8374,7 @@
           <w14:ligatures w14:val="standardContextual"/>
         </w:rPr>
       </w:pPr>
-      <w:hyperlink w:anchor="_Toc236318421" w:history="1">
+      <w:hyperlink w:anchor="_Toc236388108" w:history="1">
         <w:r>
           <w:rPr>
             <w:rStyle w:val="Hyperlink"/>
@@ -8397,7 +8397,7 @@
           <w:rPr>
             <w:webHidden/>
           </w:rPr>
-          <w:instrText xml:space="preserve"> PAGEREF _Toc236318421 \h </w:instrText>
+          <w:instrText xml:space="preserve"> PAGEREF _Toc236388108 \h </w:instrText>
         </w:r>
         <w:r>
           <w:rPr>
@@ -8437,7 +8437,7 @@
           <w14:ligatures w14:val="standardContextual"/>
         </w:rPr>
       </w:pPr>
-      <w:hyperlink w:anchor="_Toc236318422" w:history="1">
+      <w:hyperlink w:anchor="_Toc236388109" w:history="1">
         <w:r>
           <w:rPr>
             <w:rStyle w:val="Hyperlink"/>
@@ -8460,7 +8460,7 @@
           <w:rPr>
             <w:webHidden/>
           </w:rPr>
-          <w:instrText xml:space="preserve"> PAGEREF _Toc236318422 \h </w:instrText>
+          <w:instrText xml:space="preserve"> PAGEREF _Toc236388109 \h </w:instrText>
         </w:r>
         <w:r>
           <w:rPr>
@@ -8500,7 +8500,7 @@
           <w14:ligatures w14:val="standardContextual"/>
         </w:rPr>
       </w:pPr>
-      <w:hyperlink w:anchor="_Toc236318423" w:history="1">
+      <w:hyperlink w:anchor="_Toc236388110" w:history="1">
         <w:r>
           <w:rPr>
             <w:rStyle w:val="Hyperlink"/>
@@ -8541,7 +8541,7 @@
           <w:rPr>
             <w:webHidden/>
           </w:rPr>
-          <w:instrText xml:space="preserve"> PAGEREF _Toc236318423 \h </w:instrText>
+          <w:instrText xml:space="preserve"> PAGEREF _Toc236388110 \h </w:instrText>
         </w:r>
         <w:r>
           <w:rPr>
@@ -8581,7 +8581,7 @@
           <w14:ligatures w14:val="standardContextual"/>
         </w:rPr>
       </w:pPr>
-      <w:hyperlink w:anchor="_Toc236318424" w:history="1">
+      <w:hyperlink w:anchor="_Toc236388111" w:history="1">
         <w:r>
           <w:rPr>
             <w:rStyle w:val="Hyperlink"/>
@@ -8622,7 +8622,7 @@
           <w:rPr>
             <w:webHidden/>
           </w:rPr>
-          <w:instrText xml:space="preserve"> PAGEREF _Toc236318424 \h </w:instrText>
+          <w:instrText xml:space="preserve"> PAGEREF _Toc236388111 \h </w:instrText>
         </w:r>
         <w:r>
           <w:rPr>
@@ -8662,7 +8662,7 @@
           <w14:ligatures w14:val="standardContextual"/>
         </w:rPr>
       </w:pPr>
-      <w:hyperlink w:anchor="_Toc236318425" w:history="1">
+      <w:hyperlink w:anchor="_Toc236388112" w:history="1">
         <w:r>
           <w:rPr>
             <w:rStyle w:val="Hyperlink"/>
@@ -8703,7 +8703,7 @@
           <w:rPr>
             <w:webHidden/>
           </w:rPr>
-          <w:instrText xml:space="preserve"> PAGEREF _Toc236318425 \h </w:instrText>
+          <w:instrText xml:space="preserve"> PAGEREF _Toc236388112 \h </w:instrText>
         </w:r>
         <w:r>
           <w:rPr>
@@ -8743,7 +8743,7 @@
           <w14:ligatures w14:val="standardContextual"/>
         </w:rPr>
       </w:pPr>
-      <w:hyperlink w:anchor="_Toc236318426" w:history="1">
+      <w:hyperlink w:anchor="_Toc236388113" w:history="1">
         <w:r>
           <w:rPr>
             <w:rStyle w:val="Hyperlink"/>
@@ -8784,7 +8784,7 @@
           <w:rPr>
             <w:webHidden/>
           </w:rPr>
-          <w:instrText xml:space="preserve"> PAGEREF _Toc236318426 \h </w:instrText>
+          <w:instrText xml:space="preserve"> PAGEREF _Toc236388113 \h </w:instrText>
         </w:r>
         <w:r>
           <w:rPr>
@@ -8824,7 +8824,7 @@
           <w14:ligatures w14:val="standardContextual"/>
         </w:rPr>
       </w:pPr>
-      <w:hyperlink w:anchor="_Toc236318427" w:history="1">
+      <w:hyperlink w:anchor="_Toc236388114" w:history="1">
         <w:r>
           <w:rPr>
             <w:rStyle w:val="Hyperlink"/>
@@ -8865,7 +8865,7 @@
           <w:rPr>
             <w:webHidden/>
           </w:rPr>
-          <w:instrText xml:space="preserve"> PAGEREF _Toc236318427 \h </w:instrText>
+          <w:instrText xml:space="preserve"> PAGEREF _Toc236388114 \h </w:instrText>
         </w:r>
         <w:r>
           <w:rPr>
@@ -8905,7 +8905,7 @@
           <w14:ligatures w14:val="standardContextual"/>
         </w:rPr>
       </w:pPr>
-      <w:hyperlink w:anchor="_Toc236318428" w:history="1">
+      <w:hyperlink w:anchor="_Toc236388115" w:history="1">
         <w:r>
           <w:rPr>
             <w:rStyle w:val="Hyperlink"/>
@@ -8928,7 +8928,7 @@
           <w:rPr>
             <w:webHidden/>
           </w:rPr>
-          <w:instrText xml:space="preserve"> PAGEREF _Toc236318428 \h </w:instrText>
+          <w:instrText xml:space="preserve"> PAGEREF _Toc236388115 \h </w:instrText>
         </w:r>
         <w:r>
           <w:rPr>
@@ -9007,7 +9007,7 @@
       <w:r>
         <w:fldChar w:fldCharType="separate"/>
       </w:r>
-      <w:hyperlink w:anchor="_Toc236318429" w:history="1">
+      <w:hyperlink w:anchor="_Toc236388116" w:history="1">
         <w:r>
           <w:rPr>
             <w:rStyle w:val="Hyperlink"/>
@@ -9021,7 +9021,7 @@
           <w:fldChar w:fldCharType="begin"/>
         </w:r>
         <w:r>
-          <w:instrText xml:space="preserve"> PAGEREF _Toc236318429 \h </w:instrText>
+          <w:instrText xml:space="preserve"> PAGEREF _Toc236388116 \h </w:instrText>
         </w:r>
         <w:r>
           <w:fldChar w:fldCharType="separate"/>
@@ -9047,7 +9047,7 @@
           <w14:ligatures w14:val="standardContextual"/>
         </w:rPr>
       </w:pPr>
-      <w:hyperlink w:anchor="_Toc236318430" w:history="1">
+      <w:hyperlink w:anchor="_Toc236388117" w:history="1">
         <w:r>
           <w:rPr>
             <w:rStyle w:val="Hyperlink"/>
@@ -9061,7 +9061,7 @@
           <w:fldChar w:fldCharType="begin"/>
         </w:r>
         <w:r>
-          <w:instrText xml:space="preserve"> PAGEREF _Toc236318430 \h </w:instrText>
+          <w:instrText xml:space="preserve"> PAGEREF _Toc236388117 \h </w:instrText>
         </w:r>
         <w:r>
           <w:fldChar w:fldCharType="separate"/>
@@ -9087,7 +9087,7 @@
           <w14:ligatures w14:val="standardContextual"/>
         </w:rPr>
       </w:pPr>
-      <w:hyperlink w:anchor="_Toc236318431" w:history="1">
+      <w:hyperlink w:anchor="_Toc236388118" w:history="1">
         <w:r>
           <w:rPr>
             <w:rStyle w:val="Hyperlink"/>
@@ -9101,7 +9101,7 @@
           <w:fldChar w:fldCharType="begin"/>
         </w:r>
         <w:r>
-          <w:instrText xml:space="preserve"> PAGEREF _Toc236318431 \h </w:instrText>
+          <w:instrText xml:space="preserve"> PAGEREF _Toc236388118 \h </w:instrText>
         </w:r>
         <w:r>
           <w:fldChar w:fldCharType="separate"/>
@@ -9127,7 +9127,7 @@
           <w14:ligatures w14:val="standardContextual"/>
         </w:rPr>
       </w:pPr>
-      <w:hyperlink w:anchor="_Toc236318432" w:history="1">
+      <w:hyperlink w:anchor="_Toc236388119" w:history="1">
         <w:r>
           <w:rPr>
             <w:rStyle w:val="Hyperlink"/>
@@ -9141,7 +9141,7 @@
           <w:fldChar w:fldCharType="begin"/>
         </w:r>
         <w:r>
-          <w:instrText xml:space="preserve"> PAGEREF _Toc236318432 \h </w:instrText>
+          <w:instrText xml:space="preserve"> PAGEREF _Toc236388119 \h </w:instrText>
         </w:r>
         <w:r>
           <w:fldChar w:fldCharType="separate"/>
@@ -9167,7 +9167,7 @@
           <w14:ligatures w14:val="standardContextual"/>
         </w:rPr>
       </w:pPr>
-      <w:hyperlink w:anchor="_Toc236318433" w:history="1">
+      <w:hyperlink w:anchor="_Toc236388120" w:history="1">
         <w:r>
           <w:rPr>
             <w:rStyle w:val="Hyperlink"/>
@@ -9181,7 +9181,7 @@
           <w:fldChar w:fldCharType="begin"/>
         </w:r>
         <w:r>
-          <w:instrText xml:space="preserve"> PAGEREF _Toc236318433 \h </w:instrText>
+          <w:instrText xml:space="preserve"> PAGEREF _Toc236388120 \h </w:instrText>
         </w:r>
         <w:r>
           <w:fldChar w:fldCharType="separate"/>
@@ -9207,7 +9207,7 @@
           <w14:ligatures w14:val="standardContextual"/>
         </w:rPr>
       </w:pPr>
-      <w:hyperlink w:anchor="_Toc236318434" w:history="1">
+      <w:hyperlink w:anchor="_Toc236388121" w:history="1">
         <w:r>
           <w:rPr>
             <w:rStyle w:val="Hyperlink"/>
@@ -9221,7 +9221,7 @@
           <w:fldChar w:fldCharType="begin"/>
         </w:r>
         <w:r>
-          <w:instrText xml:space="preserve"> PAGEREF _Toc236318434 \h </w:instrText>
+          <w:instrText xml:space="preserve"> PAGEREF _Toc236388121 \h </w:instrText>
         </w:r>
         <w:r>
           <w:fldChar w:fldCharType="separate"/>
@@ -9296,7 +9296,7 @@
       <w:r>
         <w:fldChar w:fldCharType="separate"/>
       </w:r>
-      <w:hyperlink w:anchor="_Toc236318435" w:history="1">
+      <w:hyperlink w:anchor="_Toc236388122" w:history="1">
         <w:r>
           <w:rPr>
             <w:rStyle w:val="Hyperlink"/>
@@ -9310,7 +9310,7 @@
           <w:fldChar w:fldCharType="begin"/>
         </w:r>
         <w:r>
-          <w:instrText xml:space="preserve"> PAGEREF _Toc236318435 \h </w:instrText>
+          <w:instrText xml:space="preserve"> PAGEREF _Toc236388122 \h </w:instrText>
         </w:r>
         <w:r>
           <w:fldChar w:fldCharType="separate"/>
@@ -9336,7 +9336,7 @@
           <w14:ligatures w14:val="standardContextual"/>
         </w:rPr>
       </w:pPr>
-      <w:hyperlink w:anchor="_Toc236318436" w:history="1">
+      <w:hyperlink w:anchor="_Toc236388123" w:history="1">
         <w:r>
           <w:rPr>
             <w:rStyle w:val="Hyperlink"/>
@@ -9350,7 +9350,7 @@
           <w:fldChar w:fldCharType="begin"/>
         </w:r>
         <w:r>
-          <w:instrText xml:space="preserve"> PAGEREF _Toc236318436 \h </w:instrText>
+          <w:instrText xml:space="preserve"> PAGEREF _Toc236388123 \h </w:instrText>
         </w:r>
         <w:r>
           <w:fldChar w:fldCharType="separate"/>
@@ -9376,7 +9376,7 @@
           <w14:ligatures w14:val="standardContextual"/>
         </w:rPr>
       </w:pPr>
-      <w:hyperlink w:anchor="_Toc236318437" w:history="1">
+      <w:hyperlink w:anchor="_Toc236388124" w:history="1">
         <w:r>
           <w:rPr>
             <w:rStyle w:val="Hyperlink"/>
@@ -9390,7 +9390,7 @@
           <w:fldChar w:fldCharType="begin"/>
         </w:r>
         <w:r>
-          <w:instrText xml:space="preserve"> PAGEREF _Toc236318437 \h </w:instrText>
+          <w:instrText xml:space="preserve"> PAGEREF _Toc236388124 \h </w:instrText>
         </w:r>
         <w:r>
           <w:fldChar w:fldCharType="separate"/>
@@ -9416,7 +9416,7 @@
           <w14:ligatures w14:val="standardContextual"/>
         </w:rPr>
       </w:pPr>
-      <w:hyperlink w:anchor="_Toc236318438" w:history="1">
+      <w:hyperlink w:anchor="_Toc236388125" w:history="1">
         <w:r>
           <w:rPr>
             <w:rStyle w:val="Hyperlink"/>
@@ -9430,7 +9430,7 @@
           <w:fldChar w:fldCharType="begin"/>
         </w:r>
         <w:r>
-          <w:instrText xml:space="preserve"> PAGEREF _Toc236318438 \h </w:instrText>
+          <w:instrText xml:space="preserve"> PAGEREF _Toc236388125 \h </w:instrText>
         </w:r>
         <w:r>
           <w:fldChar w:fldCharType="separate"/>
@@ -9456,7 +9456,7 @@
           <w14:ligatures w14:val="standardContextual"/>
         </w:rPr>
       </w:pPr>
-      <w:hyperlink w:anchor="_Toc236318439" w:history="1">
+      <w:hyperlink w:anchor="_Toc236388126" w:history="1">
         <w:r>
           <w:rPr>
             <w:rStyle w:val="Hyperlink"/>
@@ -9470,7 +9470,7 @@
           <w:fldChar w:fldCharType="begin"/>
         </w:r>
         <w:r>
-          <w:instrText xml:space="preserve"> PAGEREF _Toc236318439 \h </w:instrText>
+          <w:instrText xml:space="preserve"> PAGEREF _Toc236388126 \h </w:instrText>
         </w:r>
         <w:r>
           <w:fldChar w:fldCharType="separate"/>
@@ -9496,7 +9496,7 @@
           <w14:ligatures w14:val="standardContextual"/>
         </w:rPr>
       </w:pPr>
-      <w:hyperlink w:anchor="_Toc236318440" w:history="1">
+      <w:hyperlink w:anchor="_Toc236388127" w:history="1">
         <w:r>
           <w:rPr>
             <w:rStyle w:val="Hyperlink"/>
@@ -9510,7 +9510,7 @@
           <w:fldChar w:fldCharType="begin"/>
         </w:r>
         <w:r>
-          <w:instrText xml:space="preserve"> PAGEREF _Toc236318440 \h </w:instrText>
+          <w:instrText xml:space="preserve"> PAGEREF _Toc236388127 \h </w:instrText>
         </w:r>
         <w:r>
           <w:fldChar w:fldCharType="separate"/>
@@ -9536,7 +9536,7 @@
           <w14:ligatures w14:val="standardContextual"/>
         </w:rPr>
       </w:pPr>
-      <w:hyperlink w:anchor="_Toc236318441" w:history="1">
+      <w:hyperlink w:anchor="_Toc236388128" w:history="1">
         <w:r>
           <w:rPr>
             <w:rStyle w:val="Hyperlink"/>
@@ -9550,7 +9550,7 @@
           <w:fldChar w:fldCharType="begin"/>
         </w:r>
         <w:r>
-          <w:instrText xml:space="preserve"> PAGEREF _Toc236318441 \h </w:instrText>
+          <w:instrText xml:space="preserve"> PAGEREF _Toc236388128 \h </w:instrText>
         </w:r>
         <w:r>
           <w:fldChar w:fldCharType="separate"/>
@@ -9576,7 +9576,7 @@
           <w14:ligatures w14:val="standardContextual"/>
         </w:rPr>
       </w:pPr>
-      <w:hyperlink w:anchor="_Toc236318442" w:history="1">
+      <w:hyperlink w:anchor="_Toc236388129" w:history="1">
         <w:r>
           <w:rPr>
             <w:rStyle w:val="Hyperlink"/>
@@ -9590,7 +9590,7 @@
           <w:fldChar w:fldCharType="begin"/>
         </w:r>
         <w:r>
-          <w:instrText xml:space="preserve"> PAGEREF _Toc236318442 \h </w:instrText>
+          <w:instrText xml:space="preserve"> PAGEREF _Toc236388129 \h </w:instrText>
         </w:r>
         <w:r>
           <w:fldChar w:fldCharType="separate"/>
@@ -9616,7 +9616,7 @@
           <w14:ligatures w14:val="standardContextual"/>
         </w:rPr>
       </w:pPr>
-      <w:hyperlink w:anchor="_Toc236318443" w:history="1">
+      <w:hyperlink w:anchor="_Toc236388130" w:history="1">
         <w:r>
           <w:rPr>
             <w:rStyle w:val="Hyperlink"/>
@@ -9630,7 +9630,7 @@
           <w:fldChar w:fldCharType="begin"/>
         </w:r>
         <w:r>
-          <w:instrText xml:space="preserve"> PAGEREF _Toc236318443 \h </w:instrText>
+          <w:instrText xml:space="preserve"> PAGEREF _Toc236388130 \h </w:instrText>
         </w:r>
         <w:r>
           <w:fldChar w:fldCharType="separate"/>
@@ -9656,7 +9656,7 @@
           <w14:ligatures w14:val="standardContextual"/>
         </w:rPr>
       </w:pPr>
-      <w:hyperlink w:anchor="_Toc236318444" w:history="1">
+      <w:hyperlink w:anchor="_Toc236388131" w:history="1">
         <w:r>
           <w:rPr>
             <w:rStyle w:val="Hyperlink"/>
@@ -9670,7 +9670,7 @@
           <w:fldChar w:fldCharType="begin"/>
         </w:r>
         <w:r>
-          <w:instrText xml:space="preserve"> PAGEREF _Toc236318444 \h </w:instrText>
+          <w:instrText xml:space="preserve"> PAGEREF _Toc236388131 \h </w:instrText>
         </w:r>
         <w:r>
           <w:fldChar w:fldCharType="separate"/>
@@ -9696,7 +9696,7 @@
           <w14:ligatures w14:val="standardContextual"/>
         </w:rPr>
       </w:pPr>
-      <w:hyperlink w:anchor="_Toc236318445" w:history="1">
+      <w:hyperlink w:anchor="_Toc236388132" w:history="1">
         <w:r>
           <w:rPr>
             <w:rStyle w:val="Hyperlink"/>
@@ -9710,7 +9710,7 @@
           <w:fldChar w:fldCharType="begin"/>
         </w:r>
         <w:r>
-          <w:instrText xml:space="preserve"> PAGEREF _Toc236318445 \h </w:instrText>
+          <w:instrText xml:space="preserve"> PAGEREF _Toc236388132 \h </w:instrText>
         </w:r>
         <w:r>
           <w:fldChar w:fldCharType="separate"/>
@@ -9736,7 +9736,7 @@
           <w14:ligatures w14:val="standardContextual"/>
         </w:rPr>
       </w:pPr>
-      <w:hyperlink w:anchor="_Toc236318446" w:history="1">
+      <w:hyperlink w:anchor="_Toc236388133" w:history="1">
         <w:r>
           <w:rPr>
             <w:rStyle w:val="Hyperlink"/>
@@ -9750,7 +9750,7 @@
           <w:fldChar w:fldCharType="begin"/>
         </w:r>
         <w:r>
-          <w:instrText xml:space="preserve"> PAGEREF _Toc236318446 \h </w:instrText>
+          <w:instrText xml:space="preserve"> PAGEREF _Toc236388133 \h </w:instrText>
         </w:r>
         <w:r>
           <w:fldChar w:fldCharType="separate"/>
@@ -9776,7 +9776,7 @@
           <w14:ligatures w14:val="standardContextual"/>
         </w:rPr>
       </w:pPr>
-      <w:hyperlink w:anchor="_Toc236318447" w:history="1">
+      <w:hyperlink w:anchor="_Toc236388134" w:history="1">
         <w:r>
           <w:rPr>
             <w:rStyle w:val="Hyperlink"/>
@@ -9790,7 +9790,7 @@
           <w:fldChar w:fldCharType="begin"/>
         </w:r>
         <w:r>
-          <w:instrText xml:space="preserve"> PAGEREF _Toc236318447 \h </w:instrText>
+          <w:instrText xml:space="preserve"> PAGEREF _Toc236388134 \h </w:instrText>
         </w:r>
         <w:r>
           <w:fldChar w:fldCharType="separate"/>
@@ -9816,7 +9816,7 @@
           <w14:ligatures w14:val="standardContextual"/>
         </w:rPr>
       </w:pPr>
-      <w:hyperlink w:anchor="_Toc236318448" w:history="1">
+      <w:hyperlink w:anchor="_Toc236388135" w:history="1">
         <w:r>
           <w:rPr>
             <w:rStyle w:val="Hyperlink"/>
@@ -9830,7 +9830,7 @@
           <w:fldChar w:fldCharType="begin"/>
         </w:r>
         <w:r>
-          <w:instrText xml:space="preserve"> PAGEREF _Toc236318448 \h </w:instrText>
+          <w:instrText xml:space="preserve"> PAGEREF _Toc236388135 \h </w:instrText>
         </w:r>
         <w:r>
           <w:fldChar w:fldCharType="separate"/>
@@ -9856,7 +9856,7 @@
           <w14:ligatures w14:val="standardContextual"/>
         </w:rPr>
       </w:pPr>
-      <w:hyperlink w:anchor="_Toc236318449" w:history="1">
+      <w:hyperlink w:anchor="_Toc236388136" w:history="1">
         <w:r>
           <w:rPr>
             <w:rStyle w:val="Hyperlink"/>
@@ -9870,7 +9870,7 @@
           <w:fldChar w:fldCharType="begin"/>
         </w:r>
         <w:r>
-          <w:instrText xml:space="preserve"> PAGEREF _Toc236318449 \h </w:instrText>
+          <w:instrText xml:space="preserve"> PAGEREF _Toc236388136 \h </w:instrText>
         </w:r>
         <w:r>
           <w:fldChar w:fldCharType="separate"/>
@@ -9896,7 +9896,7 @@
           <w14:ligatures w14:val="standardContextual"/>
         </w:rPr>
       </w:pPr>
-      <w:hyperlink w:anchor="_Toc236318450" w:history="1">
+      <w:hyperlink w:anchor="_Toc236388137" w:history="1">
         <w:r>
           <w:rPr>
             <w:rStyle w:val="Hyperlink"/>
@@ -9910,7 +9910,7 @@
           <w:fldChar w:fldCharType="begin"/>
         </w:r>
         <w:r>
-          <w:instrText xml:space="preserve"> PAGEREF _Toc236318450 \h </w:instrText>
+          <w:instrText xml:space="preserve"> PAGEREF _Toc236388137 \h </w:instrText>
         </w:r>
         <w:r>
           <w:fldChar w:fldCharType="separate"/>
@@ -9936,7 +9936,7 @@
           <w14:ligatures w14:val="standardContextual"/>
         </w:rPr>
       </w:pPr>
-      <w:hyperlink w:anchor="_Toc236318451" w:history="1">
+      <w:hyperlink w:anchor="_Toc236388138" w:history="1">
         <w:r>
           <w:rPr>
             <w:rStyle w:val="Hyperlink"/>
@@ -9950,7 +9950,7 @@
           <w:fldChar w:fldCharType="begin"/>
         </w:r>
         <w:r>
-          <w:instrText xml:space="preserve"> PAGEREF _Toc236318451 \h </w:instrText>
+          <w:instrText xml:space="preserve"> PAGEREF _Toc236388138 \h </w:instrText>
         </w:r>
         <w:r>
           <w:fldChar w:fldCharType="separate"/>
@@ -9976,7 +9976,7 @@
           <w14:ligatures w14:val="standardContextual"/>
         </w:rPr>
       </w:pPr>
-      <w:hyperlink w:anchor="_Toc236318452" w:history="1">
+      <w:hyperlink w:anchor="_Toc236388139" w:history="1">
         <w:r>
           <w:rPr>
             <w:rStyle w:val="Hyperlink"/>
@@ -9990,7 +9990,7 @@
           <w:fldChar w:fldCharType="begin"/>
         </w:r>
         <w:r>
-          <w:instrText xml:space="preserve"> PAGEREF _Toc236318452 \h </w:instrText>
+          <w:instrText xml:space="preserve"> PAGEREF _Toc236388139 \h </w:instrText>
         </w:r>
         <w:r>
           <w:fldChar w:fldCharType="separate"/>
@@ -10016,7 +10016,7 @@
           <w14:ligatures w14:val="standardContextual"/>
         </w:rPr>
       </w:pPr>
-      <w:hyperlink w:anchor="_Toc236318453" w:history="1">
+      <w:hyperlink w:anchor="_Toc236388140" w:history="1">
         <w:r>
           <w:rPr>
             <w:rStyle w:val="Hyperlink"/>
@@ -10030,7 +10030,7 @@
           <w:fldChar w:fldCharType="begin"/>
         </w:r>
         <w:r>
-          <w:instrText xml:space="preserve"> PAGEREF _Toc236318453 \h </w:instrText>
+          <w:instrText xml:space="preserve"> PAGEREF _Toc236388140 \h </w:instrText>
         </w:r>
         <w:r>
           <w:fldChar w:fldCharType="separate"/>
@@ -10056,7 +10056,7 @@
           <w14:ligatures w14:val="standardContextual"/>
         </w:rPr>
       </w:pPr>
-      <w:hyperlink w:anchor="_Toc236318454" w:history="1">
+      <w:hyperlink w:anchor="_Toc236388141" w:history="1">
         <w:r>
           <w:rPr>
             <w:rStyle w:val="Hyperlink"/>
@@ -10070,7 +10070,7 @@
           <w:fldChar w:fldCharType="begin"/>
         </w:r>
         <w:r>
-          <w:instrText xml:space="preserve"> PAGEREF _Toc236318454 \h </w:instrText>
+          <w:instrText xml:space="preserve"> PAGEREF _Toc236388141 \h </w:instrText>
         </w:r>
         <w:r>
           <w:fldChar w:fldCharType="separate"/>
@@ -10096,7 +10096,7 @@
           <w14:ligatures w14:val="standardContextual"/>
         </w:rPr>
       </w:pPr>
-      <w:hyperlink w:anchor="_Toc236318455" w:history="1">
+      <w:hyperlink w:anchor="_Toc236388142" w:history="1">
         <w:r>
           <w:rPr>
             <w:rStyle w:val="Hyperlink"/>
@@ -10110,7 +10110,7 @@
           <w:fldChar w:fldCharType="begin"/>
         </w:r>
         <w:r>
-          <w:instrText xml:space="preserve"> PAGEREF _Toc236318455 \h </w:instrText>
+          <w:instrText xml:space="preserve"> PAGEREF _Toc236388142 \h </w:instrText>
         </w:r>
         <w:r>
           <w:fldChar w:fldCharType="separate"/>
@@ -10136,7 +10136,7 @@
           <w14:ligatures w14:val="standardContextual"/>
         </w:rPr>
       </w:pPr>
-      <w:hyperlink w:anchor="_Toc236318456" w:history="1">
+      <w:hyperlink w:anchor="_Toc236388143" w:history="1">
         <w:r>
           <w:rPr>
             <w:rStyle w:val="Hyperlink"/>
@@ -10150,7 +10150,7 @@
           <w:fldChar w:fldCharType="begin"/>
         </w:r>
         <w:r>
-          <w:instrText xml:space="preserve"> PAGEREF _Toc236318456 \h </w:instrText>
+          <w:instrText xml:space="preserve"> PAGEREF _Toc236388143 \h </w:instrText>
         </w:r>
         <w:r>
           <w:fldChar w:fldCharType="separate"/>
@@ -10176,7 +10176,7 @@
           <w14:ligatures w14:val="standardContextual"/>
         </w:rPr>
       </w:pPr>
-      <w:hyperlink w:anchor="_Toc236318457" w:history="1">
+      <w:hyperlink w:anchor="_Toc236388144" w:history="1">
         <w:r>
           <w:rPr>
             <w:rStyle w:val="Hyperlink"/>
@@ -10190,7 +10190,7 @@
           <w:fldChar w:fldCharType="begin"/>
         </w:r>
         <w:r>
-          <w:instrText xml:space="preserve"> PAGEREF _Toc236318457 \h </w:instrText>
+          <w:instrText xml:space="preserve"> PAGEREF _Toc236388144 \h </w:instrText>
         </w:r>
         <w:r>
           <w:fldChar w:fldCharType="separate"/>
@@ -10216,7 +10216,7 @@
           <w14:ligatures w14:val="standardContextual"/>
         </w:rPr>
       </w:pPr>
-      <w:hyperlink w:anchor="_Toc236318458" w:history="1">
+      <w:hyperlink w:anchor="_Toc236388145" w:history="1">
         <w:r>
           <w:rPr>
             <w:rStyle w:val="Hyperlink"/>
@@ -10230,7 +10230,7 @@
           <w:fldChar w:fldCharType="begin"/>
         </w:r>
         <w:r>
-          <w:instrText xml:space="preserve"> PAGEREF _Toc236318458 \h </w:instrText>
+          <w:instrText xml:space="preserve"> PAGEREF _Toc236388145 \h </w:instrText>
         </w:r>
         <w:r>
           <w:fldChar w:fldCharType="separate"/>
@@ -10256,7 +10256,7 @@
           <w14:ligatures w14:val="standardContextual"/>
         </w:rPr>
       </w:pPr>
-      <w:hyperlink w:anchor="_Toc236318459" w:history="1">
+      <w:hyperlink w:anchor="_Toc236388146" w:history="1">
         <w:r>
           <w:rPr>
             <w:rStyle w:val="Hyperlink"/>
@@ -10270,7 +10270,7 @@
           <w:fldChar w:fldCharType="begin"/>
         </w:r>
         <w:r>
-          <w:instrText xml:space="preserve"> PAGEREF _Toc236318459 \h </w:instrText>
+          <w:instrText xml:space="preserve"> PAGEREF _Toc236388146 \h </w:instrText>
         </w:r>
         <w:r>
           <w:fldChar w:fldCharType="separate"/>
@@ -10296,7 +10296,7 @@
           <w14:ligatures w14:val="standardContextual"/>
         </w:rPr>
       </w:pPr>
-      <w:hyperlink w:anchor="_Toc236318460" w:history="1">
+      <w:hyperlink w:anchor="_Toc236388147" w:history="1">
         <w:r>
           <w:rPr>
             <w:rStyle w:val="Hyperlink"/>
@@ -10310,7 +10310,7 @@
           <w:fldChar w:fldCharType="begin"/>
         </w:r>
         <w:r>
-          <w:instrText xml:space="preserve"> PAGEREF _Toc236318460 \h </w:instrText>
+          <w:instrText xml:space="preserve"> PAGEREF _Toc236388147 \h </w:instrText>
         </w:r>
         <w:r>
           <w:fldChar w:fldCharType="separate"/>
@@ -10336,7 +10336,7 @@
           <w14:ligatures w14:val="standardContextual"/>
         </w:rPr>
       </w:pPr>
-      <w:hyperlink w:anchor="_Toc236318461" w:history="1">
+      <w:hyperlink w:anchor="_Toc236388148" w:history="1">
         <w:r>
           <w:rPr>
             <w:rStyle w:val="Hyperlink"/>
@@ -10350,7 +10350,7 @@
           <w:fldChar w:fldCharType="begin"/>
         </w:r>
         <w:r>
-          <w:instrText xml:space="preserve"> PAGEREF _Toc236318461 \h </w:instrText>
+          <w:instrText xml:space="preserve"> PAGEREF _Toc236388148 \h </w:instrText>
         </w:r>
         <w:r>
           <w:fldChar w:fldCharType="separate"/>
@@ -10376,7 +10376,7 @@
           <w14:ligatures w14:val="standardContextual"/>
         </w:rPr>
       </w:pPr>
-      <w:hyperlink w:anchor="_Toc236318462" w:history="1">
+      <w:hyperlink w:anchor="_Toc236388149" w:history="1">
         <w:r>
           <w:rPr>
             <w:rStyle w:val="Hyperlink"/>
@@ -10390,7 +10390,7 @@
           <w:fldChar w:fldCharType="begin"/>
         </w:r>
         <w:r>
-          <w:instrText xml:space="preserve"> PAGEREF _Toc236318462 \h </w:instrText>
+          <w:instrText xml:space="preserve"> PAGEREF _Toc236388149 \h </w:instrText>
         </w:r>
         <w:r>
           <w:fldChar w:fldCharType="separate"/>
@@ -10416,7 +10416,7 @@
           <w14:ligatures w14:val="standardContextual"/>
         </w:rPr>
       </w:pPr>
-      <w:hyperlink w:anchor="_Toc236318463" w:history="1">
+      <w:hyperlink w:anchor="_Toc236388150" w:history="1">
         <w:r>
           <w:rPr>
             <w:rStyle w:val="Hyperlink"/>
@@ -10430,7 +10430,7 @@
           <w:fldChar w:fldCharType="begin"/>
         </w:r>
         <w:r>
-          <w:instrText xml:space="preserve"> PAGEREF _Toc236318463 \h </w:instrText>
+          <w:instrText xml:space="preserve"> PAGEREF _Toc236388150 \h </w:instrText>
         </w:r>
         <w:r>
           <w:fldChar w:fldCharType="separate"/>
@@ -10456,7 +10456,7 @@
           <w14:ligatures w14:val="standardContextual"/>
         </w:rPr>
       </w:pPr>
-      <w:hyperlink w:anchor="_Toc236318464" w:history="1">
+      <w:hyperlink w:anchor="_Toc236388151" w:history="1">
         <w:r>
           <w:rPr>
             <w:rStyle w:val="Hyperlink"/>
@@ -10470,7 +10470,7 @@
           <w:fldChar w:fldCharType="begin"/>
         </w:r>
         <w:r>
-          <w:instrText xml:space="preserve"> PAGEREF _Toc236318464 \h </w:instrText>
+          <w:instrText xml:space="preserve"> PAGEREF _Toc236388151 \h </w:instrText>
         </w:r>
         <w:r>
           <w:fldChar w:fldCharType="separate"/>
@@ -13063,7 +13063,7 @@
       <w:bookmarkStart w:id="19" w:name="_Toc359335757"/>
       <w:bookmarkStart w:id="20" w:name="_Toc184116961"/>
       <w:bookmarkStart w:id="21" w:name="_Clause_c1"/>
-      <w:bookmarkStart w:id="22" w:name="_Toc236318369"/>
+      <w:bookmarkStart w:id="22" w:name="_Toc236388056"/>
       <w:r>
         <w:t>Scope</w:t>
       </w:r>
@@ -13678,7 +13678,7 @@
       <w:bookmarkStart w:id="27" w:name="_Toc359335758"/>
       <w:bookmarkStart w:id="28" w:name="_Toc184116962"/>
       <w:bookmarkStart w:id="29" w:name="_Clause_c2"/>
-      <w:bookmarkStart w:id="30" w:name="_Toc236318370"/>
+      <w:bookmarkStart w:id="30" w:name="_Toc236388057"/>
       <w:r>
         <w:t>Normative references</w:t>
       </w:r>
@@ -13945,7 +13945,7 @@
       <w:bookmarkStart w:id="48" w:name="_Toc359335759"/>
       <w:bookmarkStart w:id="49" w:name="_Toc184116963"/>
       <w:bookmarkStart w:id="50" w:name="_Clause_c3"/>
-      <w:bookmarkStart w:id="51" w:name="_Toc236318371"/>
+      <w:bookmarkStart w:id="51" w:name="_Toc236388058"/>
       <w:r>
         <w:t>Terms</w:t>
       </w:r>
@@ -13974,7 +13974,7 @@
       </w:pPr>
       <w:bookmarkStart w:id="52" w:name="_Toc184116964"/>
       <w:bookmarkStart w:id="53" w:name="_Clause_c3_1"/>
-      <w:bookmarkStart w:id="54" w:name="_Toc236318372"/>
+      <w:bookmarkStart w:id="54" w:name="_Toc236388059"/>
       <w:r>
         <w:t>Overview</w:t>
       </w:r>
@@ -13995,7 +13995,7 @@
       <w:bookmarkStart w:id="60" w:name="_Toc29911961"/>
       <w:bookmarkStart w:id="61" w:name="_Toc184116965"/>
       <w:bookmarkStart w:id="62" w:name="_Clause_c3_2"/>
-      <w:bookmarkStart w:id="63" w:name="_Toc236318373"/>
+      <w:bookmarkStart w:id="63" w:name="_Toc236388060"/>
       <w:r>
         <w:t>Schema Registry terms</w:t>
       </w:r>
@@ -14032,7 +14032,7 @@
       </w:pPr>
       <w:bookmarkStart w:id="64" w:name="_Toc184116966"/>
       <w:bookmarkStart w:id="65" w:name="_Clause_c3_3"/>
-      <w:bookmarkStart w:id="66" w:name="_Toc236318374"/>
+      <w:bookmarkStart w:id="66" w:name="_Toc236388061"/>
       <w:r>
         <w:lastRenderedPageBreak/>
         <w:t>Abbreviated terms</w:t>
@@ -14531,7 +14531,7 @@
       </w:pPr>
       <w:bookmarkStart w:id="67" w:name="_Toc184116967"/>
       <w:bookmarkStart w:id="68" w:name="_Clause_c3_4"/>
-      <w:bookmarkStart w:id="69" w:name="_Toc236318375"/>
+      <w:bookmarkStart w:id="69" w:name="_Toc236388062"/>
       <w:r>
         <w:t>Conventions used in this document</w:t>
       </w:r>
@@ -14575,7 +14575,7 @@
       <w:bookmarkStart w:id="72" w:name="_Ref55124069"/>
       <w:bookmarkStart w:id="73" w:name="_Ref55124139"/>
       <w:bookmarkStart w:id="74" w:name="_Toc184116968"/>
-      <w:bookmarkStart w:id="75" w:name="_Toc236318376"/>
+      <w:bookmarkStart w:id="75" w:name="_Toc236388063"/>
       <w:r>
         <w:t>Conventions for Node descriptions</w:t>
       </w:r>
@@ -14961,7 +14961,7 @@
       <w:bookmarkStart w:id="80" w:name="_Toc499116097"/>
       <w:bookmarkStart w:id="81" w:name="_Toc34394280"/>
       <w:bookmarkStart w:id="82" w:name="_Toc184117019"/>
-      <w:bookmarkStart w:id="83" w:name="_Toc236318435"/>
+      <w:bookmarkStart w:id="83" w:name="_Toc236388122"/>
       <w:r>
         <w:lastRenderedPageBreak/>
         <w:t xml:space="preserve">Table </w:t>
@@ -17550,7 +17550,7 @@
       <w:bookmarkStart w:id="94" w:name="_Toc499116098"/>
       <w:bookmarkStart w:id="95" w:name="_Toc34394281"/>
       <w:bookmarkStart w:id="96" w:name="_Toc184117020"/>
-      <w:bookmarkStart w:id="97" w:name="_Toc236318436"/>
+      <w:bookmarkStart w:id="97" w:name="_Toc236388123"/>
       <w:r>
         <w:t xml:space="preserve">Table </w:t>
       </w:r>
@@ -18583,7 +18583,7 @@
       <w:bookmarkStart w:id="98" w:name="_Ref16778333"/>
       <w:bookmarkStart w:id="99" w:name="_Toc34394282"/>
       <w:bookmarkStart w:id="100" w:name="_Toc184117021"/>
-      <w:bookmarkStart w:id="101" w:name="_Toc236318437"/>
+      <w:bookmarkStart w:id="101" w:name="_Toc236388124"/>
       <w:r>
         <w:t xml:space="preserve">Table </w:t>
       </w:r>
@@ -19703,7 +19703,7 @@
       </w:pPr>
       <w:bookmarkStart w:id="103" w:name="_Ref55118538"/>
       <w:bookmarkStart w:id="104" w:name="_Toc184117022"/>
-      <w:bookmarkStart w:id="105" w:name="_Toc236318438"/>
+      <w:bookmarkStart w:id="105" w:name="_Toc236388125"/>
       <w:r>
         <w:t xml:space="preserve">Table </w:t>
       </w:r>
@@ -20342,7 +20342,7 @@
       </w:pPr>
       <w:bookmarkStart w:id="107" w:name="_Ref55125045"/>
       <w:bookmarkStart w:id="108" w:name="_Toc184117023"/>
-      <w:bookmarkStart w:id="109" w:name="_Toc236318439"/>
+      <w:bookmarkStart w:id="109" w:name="_Toc236388126"/>
       <w:r>
         <w:t xml:space="preserve">Table </w:t>
       </w:r>
@@ -20998,7 +20998,7 @@
       </w:pPr>
       <w:bookmarkStart w:id="111" w:name="_Ref55119200"/>
       <w:bookmarkStart w:id="112" w:name="_Toc184117024"/>
-      <w:bookmarkStart w:id="113" w:name="_Toc236318440"/>
+      <w:bookmarkStart w:id="113" w:name="_Toc236388127"/>
       <w:r>
         <w:t xml:space="preserve">Table </w:t>
       </w:r>
@@ -21362,7 +21362,7 @@
       <w:bookmarkStart w:id="117" w:name="_Toc499115805"/>
       <w:bookmarkStart w:id="118" w:name="_Toc29911965"/>
       <w:bookmarkStart w:id="119" w:name="_Toc184116969"/>
-      <w:bookmarkStart w:id="120" w:name="_Toc236318377"/>
+      <w:bookmarkStart w:id="120" w:name="_Toc236388064"/>
       <w:r>
         <w:t>NodeIds and BrowseNames</w:t>
       </w:r>
@@ -22048,7 +22048,7 @@
         <w:ind w:left="0" w:firstLine="0"/>
       </w:pPr>
       <w:bookmarkStart w:id="129" w:name="_Toc184116970"/>
-      <w:bookmarkStart w:id="130" w:name="_Toc236318378"/>
+      <w:bookmarkStart w:id="130" w:name="_Toc236388065"/>
       <w:r>
         <w:t>Common Attributes</w:t>
       </w:r>
@@ -22206,7 +22206,7 @@
       <w:bookmarkStart w:id="135" w:name="_Toc499116099"/>
       <w:bookmarkStart w:id="136" w:name="_Toc34394283"/>
       <w:bookmarkStart w:id="137" w:name="_Toc184117025"/>
-      <w:bookmarkStart w:id="138" w:name="_Toc236318441"/>
+      <w:bookmarkStart w:id="138" w:name="_Toc236388128"/>
       <w:r>
         <w:t xml:space="preserve">Table </w:t>
       </w:r>
@@ -23454,7 +23454,7 @@
       <w:bookmarkStart w:id="142" w:name="_Toc499116100"/>
       <w:bookmarkStart w:id="143" w:name="_Toc34394284"/>
       <w:bookmarkStart w:id="144" w:name="_Toc184117026"/>
-      <w:bookmarkStart w:id="145" w:name="_Toc236318442"/>
+      <w:bookmarkStart w:id="145" w:name="_Toc236388129"/>
       <w:r>
         <w:lastRenderedPageBreak/>
         <w:t xml:space="preserve">Table </w:t>
@@ -23759,7 +23759,7 @@
       <w:bookmarkStart w:id="149" w:name="_Toc499116101"/>
       <w:bookmarkStart w:id="150" w:name="_Toc34394285"/>
       <w:bookmarkStart w:id="151" w:name="_Toc184117027"/>
-      <w:bookmarkStart w:id="152" w:name="_Toc236318443"/>
+      <w:bookmarkStart w:id="152" w:name="_Toc236388130"/>
       <w:r>
         <w:t xml:space="preserve">Table </w:t>
       </w:r>
@@ -24690,7 +24690,7 @@
       <w:bookmarkStart w:id="156" w:name="_Toc499116102"/>
       <w:bookmarkStart w:id="157" w:name="_Toc34394286"/>
       <w:bookmarkStart w:id="158" w:name="_Toc184117028"/>
-      <w:bookmarkStart w:id="159" w:name="_Toc236318444"/>
+      <w:bookmarkStart w:id="159" w:name="_Toc236388131"/>
       <w:r>
         <w:t xml:space="preserve">Table </w:t>
       </w:r>
@@ -25176,7 +25176,7 @@
       <w:bookmarkStart w:id="161" w:name="_Toc499116103"/>
       <w:bookmarkStart w:id="162" w:name="_Toc34394287"/>
       <w:bookmarkStart w:id="163" w:name="_Toc184117029"/>
-      <w:bookmarkStart w:id="164" w:name="_Toc236318445"/>
+      <w:bookmarkStart w:id="164" w:name="_Toc236388132"/>
       <w:r>
         <w:t xml:space="preserve">Table </w:t>
       </w:r>
@@ -25502,7 +25502,7 @@
       </w:pPr>
       <w:bookmarkStart w:id="165" w:name="_Ref108692395"/>
       <w:bookmarkStart w:id="166" w:name="_Toc184116971"/>
-      <w:bookmarkStart w:id="167" w:name="_Toc236318379"/>
+      <w:bookmarkStart w:id="167" w:name="_Toc236388066"/>
       <w:r>
         <w:lastRenderedPageBreak/>
         <w:t>Structures</w:t>
@@ -25672,7 +25672,7 @@
       <w:bookmarkStart w:id="169" w:name="_Ref108519484"/>
       <w:bookmarkStart w:id="170" w:name="_Ref108518673"/>
       <w:bookmarkStart w:id="171" w:name="_Toc184117030"/>
-      <w:bookmarkStart w:id="172" w:name="_Toc236318446"/>
+      <w:bookmarkStart w:id="172" w:name="_Toc236388133"/>
       <w:r>
         <w:t xml:space="preserve">Table </w:t>
       </w:r>
@@ -26193,7 +26193,7 @@
       </w:pPr>
       <w:bookmarkStart w:id="173" w:name="_Ref108519581"/>
       <w:bookmarkStart w:id="174" w:name="_Toc184117031"/>
-      <w:bookmarkStart w:id="175" w:name="_Toc236318447"/>
+      <w:bookmarkStart w:id="175" w:name="_Toc236388134"/>
       <w:r>
         <w:t xml:space="preserve">Table </w:t>
       </w:r>
@@ -26848,7 +26848,7 @@
       </w:pPr>
       <w:bookmarkStart w:id="176" w:name="_Ref108519635"/>
       <w:bookmarkStart w:id="177" w:name="_Toc184117032"/>
-      <w:bookmarkStart w:id="178" w:name="_Toc236318448"/>
+      <w:bookmarkStart w:id="178" w:name="_Toc236388135"/>
       <w:r>
         <w:t xml:space="preserve">Table </w:t>
       </w:r>
@@ -27531,7 +27531,7 @@
       <w:bookmarkStart w:id="180" w:name="_Toc29911974"/>
       <w:bookmarkStart w:id="181" w:name="_Toc184116978"/>
       <w:bookmarkStart w:id="182" w:name="_Clause_c4"/>
-      <w:bookmarkStart w:id="183" w:name="_Toc236318380"/>
+      <w:bookmarkStart w:id="183" w:name="_Toc236388067"/>
       <w:r>
         <w:t>General information to Schema Registry and OPC UA</w:t>
       </w:r>
@@ -27550,7 +27550,7 @@
       <w:bookmarkStart w:id="185" w:name="_Toc29911975"/>
       <w:bookmarkStart w:id="186" w:name="_Toc184116979"/>
       <w:bookmarkStart w:id="187" w:name="_Clause_c4_1"/>
-      <w:bookmarkStart w:id="188" w:name="_Toc236318381"/>
+      <w:bookmarkStart w:id="188" w:name="_Toc236388068"/>
       <w:r>
         <w:t>Introduction to Schema Registry</w:t>
       </w:r>
@@ -27596,7 +27596,7 @@
       <w:bookmarkStart w:id="190" w:name="_Toc29911976"/>
       <w:bookmarkStart w:id="191" w:name="_Toc184116980"/>
       <w:bookmarkStart w:id="192" w:name="_Clause_c4_2"/>
-      <w:bookmarkStart w:id="193" w:name="_Toc236318382"/>
+      <w:bookmarkStart w:id="193" w:name="_Toc236388069"/>
       <w:r>
         <w:t>Introduction to OPC Unified Architecture</w:t>
       </w:r>
@@ -27660,7 +27660,7 @@
       </w:pPr>
       <w:bookmarkStart w:id="194" w:name="_Toc29911977"/>
       <w:bookmarkStart w:id="195" w:name="_Toc184116981"/>
-      <w:bookmarkStart w:id="196" w:name="_Toc236318383"/>
+      <w:bookmarkStart w:id="196" w:name="_Toc236388070"/>
       <w:r>
         <w:t>What is OPC UA?</w:t>
       </w:r>
@@ -27793,7 +27793,7 @@
         <w:pStyle w:val="Heading3"/>
       </w:pPr>
       <w:bookmarkStart w:id="197" w:name="_Toc184116982"/>
-      <w:bookmarkStart w:id="198" w:name="_Toc236318384"/>
+      <w:bookmarkStart w:id="198" w:name="_Toc236388071"/>
       <w:r>
         <w:t>Basics of OPC UA</w:t>
       </w:r>
@@ -27950,7 +27950,7 @@
           <v:shape id="_x0000_i1032" type="#_x0000_t75" style="width:319.3pt;height:234pt" o:ole="">
             <v:imagedata r:id="rId57" o:title=""/>
           </v:shape>
-          <o:OLEObject Type="Embed" ProgID="PowerPoint.Slide.12" ShapeID="_x0000_i1032" DrawAspect="Content" ObjectID="_1846930992" r:id="rId58"/>
+          <o:OLEObject Type="Embed" ProgID="PowerPoint.Slide.12" ShapeID="_x0000_i1032" DrawAspect="Content" ObjectID="_1847000697" r:id="rId58"/>
         </w:object>
       </w:r>
     </w:p>
@@ -27961,7 +27961,7 @@
       <w:bookmarkStart w:id="199" w:name="_Ref531777624"/>
       <w:bookmarkStart w:id="200" w:name="_Toc34394275"/>
       <w:bookmarkStart w:id="201" w:name="_Toc184117014"/>
-      <w:bookmarkStart w:id="202" w:name="_Toc236318429"/>
+      <w:bookmarkStart w:id="202" w:name="_Toc236388116"/>
       <w:r>
         <w:t xml:space="preserve">Figure </w:t>
       </w:r>
@@ -28017,7 +28017,7 @@
       </w:pPr>
       <w:bookmarkStart w:id="203" w:name="_Toc29911979"/>
       <w:bookmarkStart w:id="204" w:name="_Toc184116983"/>
-      <w:bookmarkStart w:id="205" w:name="_Toc236318385"/>
+      <w:bookmarkStart w:id="205" w:name="_Toc236388072"/>
       <w:r>
         <w:t>Information modelling in OPC UA</w:t>
       </w:r>
@@ -28225,7 +28225,7 @@
           <v:shape id="_x0000_i1026" type="#_x0000_t75" style="width:378.45pt;height:270.45pt" o:ole="">
             <v:imagedata r:id="rId59" o:title=""/>
           </v:shape>
-          <o:OLEObject Type="Embed" ProgID="VisioViewer.Viewer.1" ShapeID="_x0000_i1026" DrawAspect="Content" ObjectID="_1846930993" r:id="rId60"/>
+          <o:OLEObject Type="Embed" ProgID="VisioViewer.Viewer.1" ShapeID="_x0000_i1026" DrawAspect="Content" ObjectID="_1847000698" r:id="rId60"/>
         </w:object>
       </w:r>
       <w:commentRangeEnd w:id="206"/>
@@ -28246,7 +28246,7 @@
       <w:bookmarkStart w:id="207" w:name="_Ref495481497"/>
       <w:bookmarkStart w:id="208" w:name="_Toc34394276"/>
       <w:bookmarkStart w:id="209" w:name="_Toc184117015"/>
-      <w:bookmarkStart w:id="210" w:name="_Toc236318430"/>
+      <w:bookmarkStart w:id="210" w:name="_Toc236388117"/>
       <w:r>
         <w:t xml:space="preserve">Figure </w:t>
       </w:r>
@@ -28609,7 +28609,7 @@
           <v:shape id="_x0000_i1027" type="#_x0000_t75" style="width:342.45pt;height:354pt" o:ole="">
             <v:imagedata r:id="rId65" o:title=""/>
           </v:shape>
-          <o:OLEObject Type="Embed" ProgID="VisioViewer.Viewer.1" ShapeID="_x0000_i1027" DrawAspect="Content" ObjectID="_1846930994" r:id="rId66"/>
+          <o:OLEObject Type="Embed" ProgID="VisioViewer.Viewer.1" ShapeID="_x0000_i1027" DrawAspect="Content" ObjectID="_1847000699" r:id="rId66"/>
         </w:object>
       </w:r>
     </w:p>
@@ -28620,7 +28620,7 @@
       <w:bookmarkStart w:id="211" w:name="_Ref495481599"/>
       <w:bookmarkStart w:id="212" w:name="_Toc34394277"/>
       <w:bookmarkStart w:id="213" w:name="_Toc184117016"/>
-      <w:bookmarkStart w:id="214" w:name="_Toc236318431"/>
+      <w:bookmarkStart w:id="214" w:name="_Toc236388118"/>
       <w:r>
         <w:t xml:space="preserve">Figure </w:t>
       </w:r>
@@ -28814,7 +28814,7 @@
           <v:shape id="_x0000_i1028" type="#_x0000_t75" style="width:413.55pt;height:330pt" o:ole="">
             <v:imagedata r:id="rId67" o:title=""/>
           </v:shape>
-          <o:OLEObject Type="Embed" ProgID="VisioViewer.Viewer.1" ShapeID="_x0000_i1028" DrawAspect="Content" ObjectID="_1846930995" r:id="rId68"/>
+          <o:OLEObject Type="Embed" ProgID="VisioViewer.Viewer.1" ShapeID="_x0000_i1028" DrawAspect="Content" ObjectID="_1847000700" r:id="rId68"/>
         </w:object>
       </w:r>
     </w:p>
@@ -28825,7 +28825,7 @@
       <w:bookmarkStart w:id="215" w:name="_Ref495482128"/>
       <w:bookmarkStart w:id="216" w:name="_Toc34394278"/>
       <w:bookmarkStart w:id="217" w:name="_Toc184117017"/>
-      <w:bookmarkStart w:id="218" w:name="_Toc236318432"/>
+      <w:bookmarkStart w:id="218" w:name="_Toc236388119"/>
       <w:r>
         <w:t xml:space="preserve">Figure </w:t>
       </w:r>
@@ -28932,7 +28932,7 @@
           <v:shape id="_x0000_i1029" type="#_x0000_t75" style="width:468pt;height:233.55pt" o:ole="">
             <v:imagedata r:id="rId69" o:title=""/>
           </v:shape>
-          <o:OLEObject Type="Embed" ProgID="VisioViewer.Viewer.1" ShapeID="_x0000_i1029" DrawAspect="Content" ObjectID="_1846930996" r:id="rId70"/>
+          <o:OLEObject Type="Embed" ProgID="VisioViewer.Viewer.1" ShapeID="_x0000_i1029" DrawAspect="Content" ObjectID="_1847000701" r:id="rId70"/>
         </w:object>
       </w:r>
     </w:p>
@@ -28943,7 +28943,7 @@
       <w:bookmarkStart w:id="219" w:name="_Ref495482154"/>
       <w:bookmarkStart w:id="220" w:name="_Toc34394279"/>
       <w:bookmarkStart w:id="221" w:name="_Toc184117018"/>
-      <w:bookmarkStart w:id="222" w:name="_Toc236318433"/>
+      <w:bookmarkStart w:id="222" w:name="_Toc236388120"/>
       <w:r>
         <w:t xml:space="preserve">Figure </w:t>
       </w:r>
@@ -29509,7 +29509,7 @@
       </w:pPr>
       <w:bookmarkStart w:id="223" w:name="_Toc184116984"/>
       <w:bookmarkStart w:id="224" w:name="_Clause_c5"/>
-      <w:bookmarkStart w:id="225" w:name="_Toc236318386"/>
+      <w:bookmarkStart w:id="225" w:name="_Toc236388073"/>
       <w:r>
         <w:t xml:space="preserve">Use </w:t>
       </w:r>
@@ -29528,7 +29528,7 @@
         <w:pStyle w:val="Heading2"/>
       </w:pPr>
       <w:bookmarkStart w:id="226" w:name="_Clause_c5_1"/>
-      <w:bookmarkStart w:id="227" w:name="_Toc236318387"/>
+      <w:bookmarkStart w:id="227" w:name="_Toc236388074"/>
       <w:r>
         <w:t>Downloading a schema</w:t>
       </w:r>
@@ -29715,7 +29715,7 @@
         <w:pStyle w:val="Heading2"/>
       </w:pPr>
       <w:bookmarkStart w:id="228" w:name="_Clause_c5_2"/>
-      <w:bookmarkStart w:id="229" w:name="_Toc236318388"/>
+      <w:bookmarkStart w:id="229" w:name="_Toc236388075"/>
       <w:r>
         <w:t>Registering a schema</w:t>
       </w:r>
@@ -29983,7 +29983,7 @@
       <w:bookmarkStart w:id="231" w:name="_Toc29911984"/>
       <w:bookmarkStart w:id="232" w:name="_Toc184116985"/>
       <w:bookmarkStart w:id="233" w:name="_Clause_c6"/>
-      <w:bookmarkStart w:id="234" w:name="_Toc236318389"/>
+      <w:bookmarkStart w:id="234" w:name="_Toc236388076"/>
       <w:r>
         <w:rPr>
           <w:color w:val="FF0000"/>
@@ -30036,11 +30036,11 @@
         <w:pStyle w:val="FIGURE"/>
       </w:pPr>
       <w:r>
-        <w:object w:dxaOrig="4143" w:dyaOrig="4406" w14:anchorId="1B521983">
+        <w:object w:dxaOrig="4143" w:dyaOrig="4406" w14:anchorId="3F24FE41">
           <v:shape id="_x0000_i1031" type="#_x0000_t75" style="width:207pt;height:220.3pt" o:ole="">
             <v:imagedata r:id="rId71" o:title=""/>
           </v:shape>
-          <o:OLEObject Type="Embed" ProgID="PowerPoint.Show.12" ShapeID="_x0000_i1031" DrawAspect="Content" ObjectID="_1846930997" r:id="rId72"/>
+          <o:OLEObject Type="Embed" ProgID="PowerPoint.Show.12" ShapeID="_x0000_i1031" DrawAspect="Content" ObjectID="_1847000702" r:id="rId72"/>
         </w:object>
       </w:r>
     </w:p>
@@ -30049,7 +30049,7 @@
         <w:pStyle w:val="FIGURE-title"/>
       </w:pPr>
       <w:bookmarkStart w:id="235" w:name="_Fig_fig_sreg_shape"/>
-      <w:bookmarkStart w:id="236" w:name="_Toc236318434"/>
+      <w:bookmarkStart w:id="236" w:name="_Toc236388121"/>
       <w:r>
         <w:t xml:space="preserve">Figure </w:t>
       </w:r>
@@ -30153,7 +30153,7 @@
         <w:pStyle w:val="Heading2"/>
       </w:pPr>
       <w:bookmarkStart w:id="237" w:name="_Clause_c6_1"/>
-      <w:bookmarkStart w:id="238" w:name="_Toc236318390"/>
+      <w:bookmarkStart w:id="238" w:name="_Toc236388077"/>
       <w:r>
         <w:t>OPC UA as a first-class binding</w:t>
       </w:r>
@@ -30424,7 +30424,7 @@
         <w:pStyle w:val="Heading2"/>
       </w:pPr>
       <w:bookmarkStart w:id="239" w:name="_Clause_c6_2"/>
-      <w:bookmarkStart w:id="240" w:name="_Toc236318391"/>
+      <w:bookmarkStart w:id="240" w:name="_Toc236388078"/>
       <w:r>
         <w:t>Organisation of the model</w:t>
       </w:r>
@@ -30480,7 +30480,7 @@
         <w:pStyle w:val="Heading2"/>
       </w:pPr>
       <w:bookmarkStart w:id="241" w:name="_Clause_c6_3"/>
-      <w:bookmarkStart w:id="242" w:name="_Toc236318392"/>
+      <w:bookmarkStart w:id="242" w:name="_Toc236388079"/>
       <w:r>
         <w:t>Registry root</w:t>
       </w:r>
@@ -30726,7 +30726,7 @@
         <w:pStyle w:val="Heading2"/>
       </w:pPr>
       <w:bookmarkStart w:id="243" w:name="_Clause_c6_4"/>
-      <w:bookmarkStart w:id="244" w:name="_Toc236318393"/>
+      <w:bookmarkStart w:id="244" w:name="_Toc236388080"/>
       <w:r>
         <w:t>Schema groups</w:t>
       </w:r>
@@ -30824,7 +30824,7 @@
         <w:pStyle w:val="Heading2"/>
       </w:pPr>
       <w:bookmarkStart w:id="245" w:name="_Clause_c6_5"/>
-      <w:bookmarkStart w:id="246" w:name="_Toc236318394"/>
+      <w:bookmarkStart w:id="246" w:name="_Toc236388081"/>
       <w:r>
         <w:t>Schema files</w:t>
       </w:r>
@@ -31453,7 +31453,7 @@
         <w:pStyle w:val="Heading2"/>
       </w:pPr>
       <w:bookmarkStart w:id="247" w:name="_Clause_c6_6"/>
-      <w:bookmarkStart w:id="248" w:name="_Toc236318395"/>
+      <w:bookmarkStart w:id="248" w:name="_Toc236388082"/>
       <w:r>
         <w:t>SchemaId NodeId fast access</w:t>
       </w:r>
@@ -31582,7 +31582,7 @@
         <w:pStyle w:val="Heading2"/>
       </w:pPr>
       <w:bookmarkStart w:id="249" w:name="_Clause_c6_7"/>
-      <w:bookmarkStart w:id="250" w:name="_Toc236318396"/>
+      <w:bookmarkStart w:id="250" w:name="_Toc236388083"/>
       <w:r>
         <w:t>Formats and content types</w:t>
       </w:r>
@@ -31594,7 +31594,7 @@
         <w:pStyle w:val="TABLE-title"/>
       </w:pPr>
       <w:bookmarkStart w:id="251" w:name="_Tab_formats_and_content_types_tab1"/>
-      <w:bookmarkStart w:id="252" w:name="_Toc236318449"/>
+      <w:bookmarkStart w:id="252" w:name="_Toc236388136"/>
       <w:r>
         <w:t xml:space="preserve">Table </w:t>
       </w:r>
@@ -32197,7 +32197,7 @@
         <w:pStyle w:val="Heading2"/>
       </w:pPr>
       <w:bookmarkStart w:id="253" w:name="_Clause_c6_8"/>
-      <w:bookmarkStart w:id="254" w:name="_Toc236318397"/>
+      <w:bookmarkStart w:id="254" w:name="_Toc236388084"/>
       <w:r>
         <w:lastRenderedPageBreak/>
         <w:t>Schema identity and per-format fingerprints</w:t>
@@ -32513,7 +32513,7 @@
         <w:pStyle w:val="Heading2"/>
       </w:pPr>
       <w:bookmarkStart w:id="255" w:name="_Clause_c6_9"/>
-      <w:bookmarkStart w:id="256" w:name="_Toc236318398"/>
+      <w:bookmarkStart w:id="256" w:name="_Toc236388085"/>
       <w:r>
         <w:t>Schema versioning and compatibility</w:t>
       </w:r>
@@ -32827,7 +32827,7 @@
         <w:pStyle w:val="Heading2"/>
       </w:pPr>
       <w:bookmarkStart w:id="257" w:name="_Clause_c6_10"/>
-      <w:bookmarkStart w:id="258" w:name="_Toc236318399"/>
+      <w:bookmarkStart w:id="258" w:name="_Toc236388086"/>
       <w:r>
         <w:t>Resolution flow</w:t>
       </w:r>
@@ -33422,7 +33422,7 @@
         <w:pStyle w:val="Heading2"/>
       </w:pPr>
       <w:bookmarkStart w:id="259" w:name="_Clause_c6_11"/>
-      <w:bookmarkStart w:id="260" w:name="_Toc236318400"/>
+      <w:bookmarkStart w:id="260" w:name="_Toc236388087"/>
       <w:r>
         <w:lastRenderedPageBreak/>
         <w:t>TTL and mirror semantics</w:t>
@@ -33487,7 +33487,7 @@
         <w:pStyle w:val="Heading2"/>
       </w:pPr>
       <w:bookmarkStart w:id="261" w:name="_Clause_c6_12"/>
-      <w:bookmarkStart w:id="262" w:name="_Toc236318401"/>
+      <w:bookmarkStart w:id="262" w:name="_Toc236388088"/>
       <w:r>
         <w:t>Structure materialization and the xRegistry API</w:t>
       </w:r>
@@ -33499,7 +33499,7 @@
         <w:pStyle w:val="Heading3"/>
       </w:pPr>
       <w:bookmarkStart w:id="263" w:name="_Clause_c6_12_1"/>
-      <w:bookmarkStart w:id="264" w:name="_Toc236318402"/>
+      <w:bookmarkStart w:id="264" w:name="_Toc236388089"/>
       <w:r>
         <w:t>Auto-bootstrap of the schema structure</w:t>
       </w:r>
@@ -33702,7 +33702,7 @@
         <w:pStyle w:val="Heading3"/>
       </w:pPr>
       <w:bookmarkStart w:id="265" w:name="_Clause_c6_12_2"/>
-      <w:bookmarkStart w:id="266" w:name="_Toc236318403"/>
+      <w:bookmarkStart w:id="266" w:name="_Toc236388090"/>
       <w:r>
         <w:t>Serving the xRegistry API and the JSON projection</w:t>
       </w:r>
@@ -33740,7 +33740,7 @@
         <w:pStyle w:val="TABLE-title"/>
       </w:pPr>
       <w:bookmarkStart w:id="267" w:name="_Tab_serving_the_xregistry_api_and_the_j"/>
-      <w:bookmarkStart w:id="268" w:name="_Toc236318450"/>
+      <w:bookmarkStart w:id="268" w:name="_Toc236388137"/>
       <w:r>
         <w:t xml:space="preserve">Table </w:t>
       </w:r>
@@ -34678,7 +34678,7 @@
         <w:pStyle w:val="Heading2"/>
       </w:pPr>
       <w:bookmarkStart w:id="269" w:name="_Clause_c6_13"/>
-      <w:bookmarkStart w:id="270" w:name="_Toc236318404"/>
+      <w:bookmarkStart w:id="270" w:name="_Toc236388091"/>
       <w:r>
         <w:lastRenderedPageBreak/>
         <w:t>PubSub integration</w:t>
@@ -34848,7 +34848,7 @@
         <w:pStyle w:val="Heading1"/>
       </w:pPr>
       <w:bookmarkStart w:id="271" w:name="_Clause_c7"/>
-      <w:bookmarkStart w:id="272" w:name="_Toc236318405"/>
+      <w:bookmarkStart w:id="272" w:name="_Toc236388092"/>
       <w:r>
         <w:t>OPC UA ObjectTypes</w:t>
       </w:r>
@@ -34860,7 +34860,7 @@
         <w:pStyle w:val="Heading2"/>
       </w:pPr>
       <w:bookmarkStart w:id="273" w:name="_Clause_c7_1"/>
-      <w:bookmarkStart w:id="274" w:name="_Toc236318406"/>
+      <w:bookmarkStart w:id="274" w:name="_Toc236388093"/>
       <w:r>
         <w:t>SchemaRegistryType</w:t>
       </w:r>
@@ -34880,7 +34880,7 @@
         <w:pStyle w:val="TABLE-title"/>
       </w:pPr>
       <w:bookmarkStart w:id="275" w:name="_Tab_c7_1_def"/>
-      <w:bookmarkStart w:id="276" w:name="_Toc236318451"/>
+      <w:bookmarkStart w:id="276" w:name="_Toc236388138"/>
       <w:r>
         <w:t xml:space="preserve">Table </w:t>
       </w:r>
@@ -35575,7 +35575,7 @@
         <w:pStyle w:val="Heading3"/>
       </w:pPr>
       <w:bookmarkStart w:id="277" w:name="_Clause_c7_1_1"/>
-      <w:bookmarkStart w:id="278" w:name="_Toc236318407"/>
+      <w:bookmarkStart w:id="278" w:name="_Toc236388094"/>
       <w:r>
         <w:t>GetSchema</w:t>
       </w:r>
@@ -35643,7 +35643,7 @@
         <w:pStyle w:val="TABLE-title"/>
       </w:pPr>
       <w:bookmarkStart w:id="279" w:name="_Tab_c7_1_1_m_args"/>
-      <w:bookmarkStart w:id="280" w:name="_Toc236318452"/>
+      <w:bookmarkStart w:id="280" w:name="_Toc236388139"/>
       <w:r>
         <w:lastRenderedPageBreak/>
         <w:t xml:space="preserve">Table </w:t>
@@ -35924,7 +35924,7 @@
         <w:pStyle w:val="TABLE-title"/>
       </w:pPr>
       <w:bookmarkStart w:id="281" w:name="_Tab_c7_1_1_m_as"/>
-      <w:bookmarkStart w:id="282" w:name="_Toc236318453"/>
+      <w:bookmarkStart w:id="282" w:name="_Toc236388140"/>
       <w:r>
         <w:t xml:space="preserve">Table </w:t>
       </w:r>
@@ -36456,7 +36456,7 @@
         <w:pStyle w:val="Heading2"/>
       </w:pPr>
       <w:bookmarkStart w:id="283" w:name="_Clause_c7_2"/>
-      <w:bookmarkStart w:id="284" w:name="_Toc236318408"/>
+      <w:bookmarkStart w:id="284" w:name="_Toc236388095"/>
       <w:r>
         <w:t>SchemaGroupType</w:t>
       </w:r>
@@ -36476,7 +36476,7 @@
         <w:pStyle w:val="TABLE-title"/>
       </w:pPr>
       <w:bookmarkStart w:id="285" w:name="_Tab_c7_2_def"/>
-      <w:bookmarkStart w:id="286" w:name="_Toc236318454"/>
+      <w:bookmarkStart w:id="286" w:name="_Toc236388141"/>
       <w:r>
         <w:t xml:space="preserve">Table </w:t>
       </w:r>
@@ -37152,7 +37152,7 @@
         <w:pStyle w:val="Heading2"/>
       </w:pPr>
       <w:bookmarkStart w:id="287" w:name="_Clause_c7_3"/>
-      <w:bookmarkStart w:id="288" w:name="_Toc236318409"/>
+      <w:bookmarkStart w:id="288" w:name="_Toc236388096"/>
       <w:r>
         <w:t>SchemaFileType</w:t>
       </w:r>
@@ -37172,7 +37172,7 @@
         <w:pStyle w:val="TABLE-title"/>
       </w:pPr>
       <w:bookmarkStart w:id="289" w:name="_Tab_c7_3_def"/>
-      <w:bookmarkStart w:id="290" w:name="_Toc236318455"/>
+      <w:bookmarkStart w:id="290" w:name="_Toc236388142"/>
       <w:r>
         <w:lastRenderedPageBreak/>
         <w:t xml:space="preserve">Table </w:t>
@@ -38829,7 +38829,7 @@
         <w:pStyle w:val="Heading1"/>
       </w:pPr>
       <w:bookmarkStart w:id="291" w:name="_Clause_c8"/>
-      <w:bookmarkStart w:id="292" w:name="_Toc236318410"/>
+      <w:bookmarkStart w:id="292" w:name="_Toc236388097"/>
       <w:r>
         <w:t>Instances</w:t>
       </w:r>
@@ -38841,7 +38841,7 @@
         <w:pStyle w:val="Heading2"/>
       </w:pPr>
       <w:bookmarkStart w:id="293" w:name="_Clause_c8_1"/>
-      <w:bookmarkStart w:id="294" w:name="_Toc236318411"/>
+      <w:bookmarkStart w:id="294" w:name="_Toc236388098"/>
       <w:r>
         <w:t>SchemaRegistry</w:t>
       </w:r>
@@ -38861,7 +38861,7 @@
         <w:pStyle w:val="TABLE-title"/>
       </w:pPr>
       <w:bookmarkStart w:id="295" w:name="_Tab_c8_1_def"/>
-      <w:bookmarkStart w:id="296" w:name="_Toc236318456"/>
+      <w:bookmarkStart w:id="296" w:name="_Toc236388143"/>
       <w:r>
         <w:t xml:space="preserve">Table </w:t>
       </w:r>
@@ -39362,7 +39362,7 @@
         <w:pStyle w:val="Heading3"/>
       </w:pPr>
       <w:bookmarkStart w:id="297" w:name="_Clause_c8_1_1"/>
-      <w:bookmarkStart w:id="298" w:name="_Toc236318412"/>
+      <w:bookmarkStart w:id="298" w:name="_Toc236388099"/>
       <w:r>
         <w:t>GetSchema</w:t>
       </w:r>
@@ -39430,7 +39430,7 @@
         <w:pStyle w:val="TABLE-title"/>
       </w:pPr>
       <w:bookmarkStart w:id="299" w:name="_Tab_c8_1_1_m_args"/>
-      <w:bookmarkStart w:id="300" w:name="_Toc236318457"/>
+      <w:bookmarkStart w:id="300" w:name="_Toc236388144"/>
       <w:r>
         <w:lastRenderedPageBreak/>
         <w:t xml:space="preserve">Table </w:t>
@@ -39711,7 +39711,7 @@
         <w:pStyle w:val="TABLE-title"/>
       </w:pPr>
       <w:bookmarkStart w:id="301" w:name="_Tab_c8_1_1_m_as"/>
-      <w:bookmarkStart w:id="302" w:name="_Toc236318458"/>
+      <w:bookmarkStart w:id="302" w:name="_Toc236388145"/>
       <w:r>
         <w:t xml:space="preserve">Table </w:t>
       </w:r>
@@ -40300,7 +40300,7 @@
       <w:bookmarkStart w:id="304" w:name="_Toc184117007"/>
       <w:bookmarkStart w:id="305" w:name="_Ref85018491"/>
       <w:bookmarkStart w:id="306" w:name="_Clause_c9"/>
-      <w:bookmarkStart w:id="307" w:name="_Toc236318413"/>
+      <w:bookmarkStart w:id="307" w:name="_Toc236388100"/>
       <w:r>
         <w:lastRenderedPageBreak/>
         <w:t>Profiles and conformance units</w:t>
@@ -40526,7 +40526,7 @@
         <w:pStyle w:val="TABLE-title"/>
       </w:pPr>
       <w:bookmarkStart w:id="308" w:name="_Tab_profiles_and_conformance_units_tab1"/>
-      <w:bookmarkStart w:id="309" w:name="_Toc236318459"/>
+      <w:bookmarkStart w:id="309" w:name="_Toc236388146"/>
       <w:r>
         <w:t xml:space="preserve">Table </w:t>
       </w:r>
@@ -41334,7 +41334,7 @@
         <w:pStyle w:val="Heading1"/>
       </w:pPr>
       <w:bookmarkStart w:id="310" w:name="_Clause_c10"/>
-      <w:bookmarkStart w:id="311" w:name="_Toc236318414"/>
+      <w:bookmarkStart w:id="311" w:name="_Toc236388101"/>
       <w:r>
         <w:t>Namespaces</w:t>
       </w:r>
@@ -41347,7 +41347,7 @@
       </w:pPr>
       <w:bookmarkStart w:id="312" w:name="_Clause_c10_1"/>
       <w:bookmarkStart w:id="313" w:name="_Ref127248897"/>
-      <w:bookmarkStart w:id="314" w:name="_Toc236318415"/>
+      <w:bookmarkStart w:id="314" w:name="_Toc236388102"/>
       <w:r>
         <w:t>Namespace metadata</w:t>
       </w:r>
@@ -41381,7 +41381,7 @@
       </w:pPr>
       <w:bookmarkStart w:id="315" w:name="_Tab_namespace_metadata_tab1"/>
       <w:bookmarkStart w:id="316" w:name="_Ref16863029"/>
-      <w:bookmarkStart w:id="317" w:name="_Toc236318460"/>
+      <w:bookmarkStart w:id="317" w:name="_Toc236388147"/>
       <w:r>
         <w:t xml:space="preserve">Table </w:t>
       </w:r>
@@ -41947,7 +41947,7 @@
       </w:pPr>
       <w:bookmarkStart w:id="318" w:name="_Clause_c10_2"/>
       <w:bookmarkStart w:id="319" w:name="_Ref55114991"/>
-      <w:bookmarkStart w:id="320" w:name="_Toc236318416"/>
+      <w:bookmarkStart w:id="320" w:name="_Toc236388103"/>
       <w:r>
         <w:t>Handling of OPC UA namespaces</w:t>
       </w:r>
@@ -41968,7 +41968,7 @@
         <w:pStyle w:val="TABLE-title"/>
       </w:pPr>
       <w:bookmarkStart w:id="321" w:name="_Tab_handling_of_opc_ua_namespaces_tab1"/>
-      <w:bookmarkStart w:id="322" w:name="_Toc236318461"/>
+      <w:bookmarkStart w:id="322" w:name="_Toc236388148"/>
       <w:r>
         <w:t xml:space="preserve">Table </w:t>
       </w:r>
@@ -42294,7 +42294,7 @@
       </w:pPr>
       <w:bookmarkStart w:id="323" w:name="_Tab_handling_of_opc_ua_namespaces_tab2"/>
       <w:bookmarkStart w:id="324" w:name="_Ref16577438"/>
-      <w:bookmarkStart w:id="325" w:name="_Toc236318462"/>
+      <w:bookmarkStart w:id="325" w:name="_Toc236388149"/>
       <w:r>
         <w:t xml:space="preserve">Table </w:t>
       </w:r>
@@ -42551,7 +42551,7 @@
       <w:bookmarkStart w:id="330" w:name="_Toc359335763"/>
       <w:bookmarkStart w:id="331" w:name="_Ref37835123"/>
       <w:bookmarkStart w:id="332" w:name="_Toc184117011"/>
-      <w:bookmarkStart w:id="333" w:name="_Toc236318417"/>
+      <w:bookmarkStart w:id="333" w:name="_Toc236388104"/>
       <w:r>
         <w:rPr>
           <w:b w:val="0"/>
@@ -42602,7 +42602,7 @@
       <w:bookmarkStart w:id="335" w:name="_Toc29912017"/>
       <w:bookmarkStart w:id="336" w:name="_Toc184117012"/>
       <w:bookmarkStart w:id="337" w:name="_Hlk127250868"/>
-      <w:bookmarkStart w:id="338" w:name="_Toc236318418"/>
+      <w:bookmarkStart w:id="338" w:name="_Toc236388105"/>
       <w:r>
         <w:t>NodeSet</w:t>
       </w:r>
@@ -44573,7 +44573,7 @@
       <w:bookmarkStart w:id="343" w:name="_Toc217732203"/>
       <w:bookmarkStart w:id="344" w:name="_Toc217789984"/>
       <w:bookmarkStart w:id="345" w:name="_Toc184117013"/>
-      <w:bookmarkStart w:id="346" w:name="_Toc236318419"/>
+      <w:bookmarkStart w:id="346" w:name="_Toc236388106"/>
       <w:bookmarkEnd w:id="339"/>
       <w:bookmarkEnd w:id="340"/>
       <w:bookmarkEnd w:id="341"/>
@@ -44850,7 +44850,7 @@
       <w:pPr>
         <w:pStyle w:val="ANNEX-heading1"/>
       </w:pPr>
-      <w:bookmarkStart w:id="350" w:name="_Toc236318420"/>
+      <w:bookmarkStart w:id="350" w:name="_Toc236388107"/>
       <w:r>
         <w:t>Node reference</w:t>
       </w:r>
@@ -44869,7 +44869,7 @@
         <w:pStyle w:val="TABLE-title"/>
       </w:pPr>
       <w:bookmarkStart w:id="351" w:name="_Tab_annex_a_nodes"/>
-      <w:bookmarkStart w:id="352" w:name="_Toc236318463"/>
+      <w:bookmarkStart w:id="352" w:name="_Toc236388150"/>
       <w:r>
         <w:lastRenderedPageBreak/>
         <w:t xml:space="preserve">Table </w:t>
@@ -46877,7 +46877,7 @@
         <w:pStyle w:val="ANNEXtitle"/>
       </w:pPr>
       <w:bookmarkStart w:id="353" w:name="_Annex_cB"/>
-      <w:bookmarkStart w:id="354" w:name="_Toc236318421"/>
+      <w:bookmarkStart w:id="354" w:name="_Toc236388108"/>
       <w:r>
         <w:lastRenderedPageBreak/>
         <w:t>(informative)</w:t>
@@ -47339,7 +47339,7 @@
         <w:pStyle w:val="ANNEXtitle"/>
       </w:pPr>
       <w:bookmarkStart w:id="355" w:name="_Annex_cC"/>
-      <w:bookmarkStart w:id="356" w:name="_Toc236318422"/>
+      <w:bookmarkStart w:id="356" w:name="_Toc236388109"/>
       <w:r>
         <w:lastRenderedPageBreak/>
         <w:t>(normative)</w:t>
@@ -47430,7 +47430,7 @@
         <w:pStyle w:val="ANNEX-heading1"/>
       </w:pPr>
       <w:bookmarkStart w:id="357" w:name="_Clause_cC_1"/>
-      <w:bookmarkStart w:id="358" w:name="_Toc236318423"/>
+      <w:bookmarkStart w:id="358" w:name="_Toc236388110"/>
       <w:r>
         <w:t>ConfigurationVersion-keyed evolution</w:t>
       </w:r>
@@ -47680,7 +47680,7 @@
         <w:pStyle w:val="ANNEX-heading1"/>
       </w:pPr>
       <w:bookmarkStart w:id="359" w:name="_Clause_cC_2"/>
-      <w:bookmarkStart w:id="360" w:name="_Toc236318424"/>
+      <w:bookmarkStart w:id="360" w:name="_Toc236388111"/>
       <w:r>
         <w:t>Open unions subject to aggregation</w:t>
       </w:r>
@@ -47972,7 +47972,7 @@
         <w:pStyle w:val="ANNEX-heading1"/>
       </w:pPr>
       <w:bookmarkStart w:id="361" w:name="_Clause_cC_3"/>
-      <w:bookmarkStart w:id="362" w:name="_Toc236318425"/>
+      <w:bookmarkStart w:id="362" w:name="_Toc236388112"/>
       <w:r>
         <w:t>Append-only rule</w:t>
       </w:r>
@@ -48274,7 +48274,7 @@
         <w:pStyle w:val="ANNEX-heading1"/>
       </w:pPr>
       <w:bookmarkStart w:id="363" w:name="_Clause_cC_4"/>
-      <w:bookmarkStart w:id="364" w:name="_Toc236318426"/>
+      <w:bookmarkStart w:id="364" w:name="_Toc236388113"/>
       <w:r>
         <w:t>PubSub integration touch-points</w:t>
       </w:r>
@@ -48384,7 +48384,7 @@
         <w:pStyle w:val="ANNEX-heading1"/>
       </w:pPr>
       <w:bookmarkStart w:id="365" w:name="_Clause_cC_5"/>
-      <w:bookmarkStart w:id="366" w:name="_Toc236318427"/>
+      <w:bookmarkStart w:id="366" w:name="_Toc236388114"/>
       <w:r>
         <w:t>Example</w:t>
       </w:r>
@@ -48585,16 +48585,7 @@
         <w:t>4.0</w:t>
       </w:r>
       <w:r>
-        <w:t xml:space="preserve"> with an unrelated lineage. The same pattern applies to appending an ExtensionObject concrete-type branch; until the subscriber holds the newer minor, that body is still recoverable through the opaque-body fallback. An executable reference demonstration of append-only Variant and ExtensionObject growth — latest-minor-decodes-older, distinct per-minor SchemaIds, and opaque-body fallbacks appended append-only at a non-reserved ordinal — is provided at </w:t>
-      </w:r>
-      <w:r>
-        <w:rPr>
-          <w:rStyle w:val="VARIABLE"/>
-        </w:rPr>
-        <w:t>../extras/avro-encoding/tools/evolution_demo.py</w:t>
-      </w:r>
-      <w:r>
-        <w:t>. A worked incremental-schema walkthrough with concrete Avro schemas — including an ExtensionObject whose struct contains a nested Variant — is in the Avro Part 6 DataEncoding Annex C.</w:t>
+        <w:t xml:space="preserve"> with an unrelated lineage. The same pattern applies to appending an ExtensionObject concrete-type branch; until the subscriber holds the newer minor, that body is still recoverable through the opaque-body fallback. A worked incremental-schema walkthrough with concrete Avro schemas — including an ExtensionObject whose struct contains a nested Variant — is in the Avro Part 6 DataEncoding Annex C.</w:t>
       </w:r>
     </w:p>
     <w:p>
@@ -48602,7 +48593,7 @@
         <w:pStyle w:val="ANNEXtitle"/>
       </w:pPr>
       <w:bookmarkStart w:id="367" w:name="_Annex_cD"/>
-      <w:bookmarkStart w:id="368" w:name="_Toc236318428"/>
+      <w:bookmarkStart w:id="368" w:name="_Toc236388115"/>
       <w:r>
         <w:lastRenderedPageBreak/>
         <w:t>(informative)</w:t>
@@ -48720,7 +48711,7 @@
         <w:pStyle w:val="TABLE-title"/>
       </w:pPr>
       <w:bookmarkStart w:id="369" w:name="_Tab_http_binding_correspondence_tab1"/>
-      <w:bookmarkStart w:id="370" w:name="_Toc236318464"/>
+      <w:bookmarkStart w:id="370" w:name="_Toc236388151"/>
       <w:r>
         <w:t xml:space="preserve">Table </w:t>
       </w:r>

--- a/word-drafts/OPC-UA-Schema-Registry.docx
+++ b/word-drafts/OPC-UA-Schema-Registry.docx
@@ -4180,7 +4180,7 @@
       <w:r>
         <w:fldChar w:fldCharType="separate"/>
       </w:r>
-      <w:hyperlink w:anchor="_Toc236388056" w:history="1">
+      <w:hyperlink w:anchor="_Toc236398870" w:history="1">
         <w:r>
           <w:rPr>
             <w:rStyle w:val="Hyperlink"/>
@@ -4221,7 +4221,7 @@
           <w:rPr>
             <w:webHidden/>
           </w:rPr>
-          <w:instrText xml:space="preserve"> PAGEREF _Toc236388056 \h </w:instrText>
+          <w:instrText xml:space="preserve"> PAGEREF _Toc236398870 \h </w:instrText>
         </w:r>
         <w:r>
           <w:rPr>
@@ -4261,7 +4261,7 @@
           <w14:ligatures w14:val="standardContextual"/>
         </w:rPr>
       </w:pPr>
-      <w:hyperlink w:anchor="_Toc236388057" w:history="1">
+      <w:hyperlink w:anchor="_Toc236398871" w:history="1">
         <w:r>
           <w:rPr>
             <w:rStyle w:val="Hyperlink"/>
@@ -4302,7 +4302,7 @@
           <w:rPr>
             <w:webHidden/>
           </w:rPr>
-          <w:instrText xml:space="preserve"> PAGEREF _Toc236388057 \h </w:instrText>
+          <w:instrText xml:space="preserve"> PAGEREF _Toc236398871 \h </w:instrText>
         </w:r>
         <w:r>
           <w:rPr>
@@ -4342,7 +4342,7 @@
           <w14:ligatures w14:val="standardContextual"/>
         </w:rPr>
       </w:pPr>
-      <w:hyperlink w:anchor="_Toc236388058" w:history="1">
+      <w:hyperlink w:anchor="_Toc236398872" w:history="1">
         <w:r>
           <w:rPr>
             <w:rStyle w:val="Hyperlink"/>
@@ -4383,7 +4383,7 @@
           <w:rPr>
             <w:webHidden/>
           </w:rPr>
-          <w:instrText xml:space="preserve"> PAGEREF _Toc236388058 \h </w:instrText>
+          <w:instrText xml:space="preserve"> PAGEREF _Toc236398872 \h </w:instrText>
         </w:r>
         <w:r>
           <w:rPr>
@@ -4423,7 +4423,7 @@
           <w14:ligatures w14:val="standardContextual"/>
         </w:rPr>
       </w:pPr>
-      <w:hyperlink w:anchor="_Toc236388059" w:history="1">
+      <w:hyperlink w:anchor="_Toc236398873" w:history="1">
         <w:r>
           <w:rPr>
             <w:rStyle w:val="Hyperlink"/>
@@ -4464,7 +4464,7 @@
           <w:rPr>
             <w:webHidden/>
           </w:rPr>
-          <w:instrText xml:space="preserve"> PAGEREF _Toc236388059 \h </w:instrText>
+          <w:instrText xml:space="preserve"> PAGEREF _Toc236398873 \h </w:instrText>
         </w:r>
         <w:r>
           <w:rPr>
@@ -4504,7 +4504,7 @@
           <w14:ligatures w14:val="standardContextual"/>
         </w:rPr>
       </w:pPr>
-      <w:hyperlink w:anchor="_Toc236388060" w:history="1">
+      <w:hyperlink w:anchor="_Toc236398874" w:history="1">
         <w:r>
           <w:rPr>
             <w:rStyle w:val="Hyperlink"/>
@@ -4545,7 +4545,7 @@
           <w:rPr>
             <w:webHidden/>
           </w:rPr>
-          <w:instrText xml:space="preserve"> PAGEREF _Toc236388060 \h </w:instrText>
+          <w:instrText xml:space="preserve"> PAGEREF _Toc236398874 \h </w:instrText>
         </w:r>
         <w:r>
           <w:rPr>
@@ -4585,7 +4585,7 @@
           <w14:ligatures w14:val="standardContextual"/>
         </w:rPr>
       </w:pPr>
-      <w:hyperlink w:anchor="_Toc236388061" w:history="1">
+      <w:hyperlink w:anchor="_Toc236398875" w:history="1">
         <w:r>
           <w:rPr>
             <w:rStyle w:val="Hyperlink"/>
@@ -4626,7 +4626,7 @@
           <w:rPr>
             <w:webHidden/>
           </w:rPr>
-          <w:instrText xml:space="preserve"> PAGEREF _Toc236388061 \h </w:instrText>
+          <w:instrText xml:space="preserve"> PAGEREF _Toc236398875 \h </w:instrText>
         </w:r>
         <w:r>
           <w:rPr>
@@ -4666,7 +4666,7 @@
           <w14:ligatures w14:val="standardContextual"/>
         </w:rPr>
       </w:pPr>
-      <w:hyperlink w:anchor="_Toc236388062" w:history="1">
+      <w:hyperlink w:anchor="_Toc236398876" w:history="1">
         <w:r>
           <w:rPr>
             <w:rStyle w:val="Hyperlink"/>
@@ -4707,7 +4707,7 @@
           <w:rPr>
             <w:webHidden/>
           </w:rPr>
-          <w:instrText xml:space="preserve"> PAGEREF _Toc236388062 \h </w:instrText>
+          <w:instrText xml:space="preserve"> PAGEREF _Toc236398876 \h </w:instrText>
         </w:r>
         <w:r>
           <w:rPr>
@@ -4747,7 +4747,7 @@
           <w14:ligatures w14:val="standardContextual"/>
         </w:rPr>
       </w:pPr>
-      <w:hyperlink w:anchor="_Toc236388063" w:history="1">
+      <w:hyperlink w:anchor="_Toc236398877" w:history="1">
         <w:r>
           <w:rPr>
             <w:rStyle w:val="Hyperlink"/>
@@ -4788,7 +4788,7 @@
           <w:rPr>
             <w:webHidden/>
           </w:rPr>
-          <w:instrText xml:space="preserve"> PAGEREF _Toc236388063 \h </w:instrText>
+          <w:instrText xml:space="preserve"> PAGEREF _Toc236398877 \h </w:instrText>
         </w:r>
         <w:r>
           <w:rPr>
@@ -4828,7 +4828,7 @@
           <w14:ligatures w14:val="standardContextual"/>
         </w:rPr>
       </w:pPr>
-      <w:hyperlink w:anchor="_Toc236388064" w:history="1">
+      <w:hyperlink w:anchor="_Toc236398878" w:history="1">
         <w:r>
           <w:rPr>
             <w:rStyle w:val="Hyperlink"/>
@@ -4869,7 +4869,7 @@
           <w:rPr>
             <w:webHidden/>
           </w:rPr>
-          <w:instrText xml:space="preserve"> PAGEREF _Toc236388064 \h </w:instrText>
+          <w:instrText xml:space="preserve"> PAGEREF _Toc236398878 \h </w:instrText>
         </w:r>
         <w:r>
           <w:rPr>
@@ -4909,7 +4909,7 @@
           <w14:ligatures w14:val="standardContextual"/>
         </w:rPr>
       </w:pPr>
-      <w:hyperlink w:anchor="_Toc236388065" w:history="1">
+      <w:hyperlink w:anchor="_Toc236398879" w:history="1">
         <w:r>
           <w:rPr>
             <w:rStyle w:val="Hyperlink"/>
@@ -4950,7 +4950,7 @@
           <w:rPr>
             <w:webHidden/>
           </w:rPr>
-          <w:instrText xml:space="preserve"> PAGEREF _Toc236388065 \h </w:instrText>
+          <w:instrText xml:space="preserve"> PAGEREF _Toc236398879 \h </w:instrText>
         </w:r>
         <w:r>
           <w:rPr>
@@ -4990,7 +4990,7 @@
           <w14:ligatures w14:val="standardContextual"/>
         </w:rPr>
       </w:pPr>
-      <w:hyperlink w:anchor="_Toc236388066" w:history="1">
+      <w:hyperlink w:anchor="_Toc236398880" w:history="1">
         <w:r>
           <w:rPr>
             <w:rStyle w:val="Hyperlink"/>
@@ -5031,7 +5031,7 @@
           <w:rPr>
             <w:webHidden/>
           </w:rPr>
-          <w:instrText xml:space="preserve"> PAGEREF _Toc236388066 \h </w:instrText>
+          <w:instrText xml:space="preserve"> PAGEREF _Toc236398880 \h </w:instrText>
         </w:r>
         <w:r>
           <w:rPr>
@@ -5071,7 +5071,7 @@
           <w14:ligatures w14:val="standardContextual"/>
         </w:rPr>
       </w:pPr>
-      <w:hyperlink w:anchor="_Toc236388067" w:history="1">
+      <w:hyperlink w:anchor="_Toc236398881" w:history="1">
         <w:r>
           <w:rPr>
             <w:rStyle w:val="Hyperlink"/>
@@ -5112,7 +5112,7 @@
           <w:rPr>
             <w:webHidden/>
           </w:rPr>
-          <w:instrText xml:space="preserve"> PAGEREF _Toc236388067 \h </w:instrText>
+          <w:instrText xml:space="preserve"> PAGEREF _Toc236398881 \h </w:instrText>
         </w:r>
         <w:r>
           <w:rPr>
@@ -5152,7 +5152,7 @@
           <w14:ligatures w14:val="standardContextual"/>
         </w:rPr>
       </w:pPr>
-      <w:hyperlink w:anchor="_Toc236388068" w:history="1">
+      <w:hyperlink w:anchor="_Toc236398882" w:history="1">
         <w:r>
           <w:rPr>
             <w:rStyle w:val="Hyperlink"/>
@@ -5193,7 +5193,7 @@
           <w:rPr>
             <w:webHidden/>
           </w:rPr>
-          <w:instrText xml:space="preserve"> PAGEREF _Toc236388068 \h </w:instrText>
+          <w:instrText xml:space="preserve"> PAGEREF _Toc236398882 \h </w:instrText>
         </w:r>
         <w:r>
           <w:rPr>
@@ -5233,7 +5233,7 @@
           <w14:ligatures w14:val="standardContextual"/>
         </w:rPr>
       </w:pPr>
-      <w:hyperlink w:anchor="_Toc236388069" w:history="1">
+      <w:hyperlink w:anchor="_Toc236398883" w:history="1">
         <w:r>
           <w:rPr>
             <w:rStyle w:val="Hyperlink"/>
@@ -5274,7 +5274,7 @@
           <w:rPr>
             <w:webHidden/>
           </w:rPr>
-          <w:instrText xml:space="preserve"> PAGEREF _Toc236388069 \h </w:instrText>
+          <w:instrText xml:space="preserve"> PAGEREF _Toc236398883 \h </w:instrText>
         </w:r>
         <w:r>
           <w:rPr>
@@ -5314,7 +5314,7 @@
           <w14:ligatures w14:val="standardContextual"/>
         </w:rPr>
       </w:pPr>
-      <w:hyperlink w:anchor="_Toc236388070" w:history="1">
+      <w:hyperlink w:anchor="_Toc236398884" w:history="1">
         <w:r>
           <w:rPr>
             <w:rStyle w:val="Hyperlink"/>
@@ -5355,7 +5355,7 @@
           <w:rPr>
             <w:webHidden/>
           </w:rPr>
-          <w:instrText xml:space="preserve"> PAGEREF _Toc236388070 \h </w:instrText>
+          <w:instrText xml:space="preserve"> PAGEREF _Toc236398884 \h </w:instrText>
         </w:r>
         <w:r>
           <w:rPr>
@@ -5395,7 +5395,7 @@
           <w14:ligatures w14:val="standardContextual"/>
         </w:rPr>
       </w:pPr>
-      <w:hyperlink w:anchor="_Toc236388071" w:history="1">
+      <w:hyperlink w:anchor="_Toc236398885" w:history="1">
         <w:r>
           <w:rPr>
             <w:rStyle w:val="Hyperlink"/>
@@ -5436,7 +5436,7 @@
           <w:rPr>
             <w:webHidden/>
           </w:rPr>
-          <w:instrText xml:space="preserve"> PAGEREF _Toc236388071 \h </w:instrText>
+          <w:instrText xml:space="preserve"> PAGEREF _Toc236398885 \h </w:instrText>
         </w:r>
         <w:r>
           <w:rPr>
@@ -5476,7 +5476,7 @@
           <w14:ligatures w14:val="standardContextual"/>
         </w:rPr>
       </w:pPr>
-      <w:hyperlink w:anchor="_Toc236388072" w:history="1">
+      <w:hyperlink w:anchor="_Toc236398886" w:history="1">
         <w:r>
           <w:rPr>
             <w:rStyle w:val="Hyperlink"/>
@@ -5517,7 +5517,7 @@
           <w:rPr>
             <w:webHidden/>
           </w:rPr>
-          <w:instrText xml:space="preserve"> PAGEREF _Toc236388072 \h </w:instrText>
+          <w:instrText xml:space="preserve"> PAGEREF _Toc236398886 \h </w:instrText>
         </w:r>
         <w:r>
           <w:rPr>
@@ -5557,7 +5557,7 @@
           <w14:ligatures w14:val="standardContextual"/>
         </w:rPr>
       </w:pPr>
-      <w:hyperlink w:anchor="_Toc236388073" w:history="1">
+      <w:hyperlink w:anchor="_Toc236398887" w:history="1">
         <w:r>
           <w:rPr>
             <w:rStyle w:val="Hyperlink"/>
@@ -5598,7 +5598,7 @@
           <w:rPr>
             <w:webHidden/>
           </w:rPr>
-          <w:instrText xml:space="preserve"> PAGEREF _Toc236388073 \h </w:instrText>
+          <w:instrText xml:space="preserve"> PAGEREF _Toc236398887 \h </w:instrText>
         </w:r>
         <w:r>
           <w:rPr>
@@ -5638,7 +5638,7 @@
           <w14:ligatures w14:val="standardContextual"/>
         </w:rPr>
       </w:pPr>
-      <w:hyperlink w:anchor="_Toc236388074" w:history="1">
+      <w:hyperlink w:anchor="_Toc236398888" w:history="1">
         <w:r>
           <w:rPr>
             <w:rStyle w:val="Hyperlink"/>
@@ -5679,7 +5679,7 @@
           <w:rPr>
             <w:webHidden/>
           </w:rPr>
-          <w:instrText xml:space="preserve"> PAGEREF _Toc236388074 \h </w:instrText>
+          <w:instrText xml:space="preserve"> PAGEREF _Toc236398888 \h </w:instrText>
         </w:r>
         <w:r>
           <w:rPr>
@@ -5719,7 +5719,7 @@
           <w14:ligatures w14:val="standardContextual"/>
         </w:rPr>
       </w:pPr>
-      <w:hyperlink w:anchor="_Toc236388075" w:history="1">
+      <w:hyperlink w:anchor="_Toc236398889" w:history="1">
         <w:r>
           <w:rPr>
             <w:rStyle w:val="Hyperlink"/>
@@ -5760,7 +5760,7 @@
           <w:rPr>
             <w:webHidden/>
           </w:rPr>
-          <w:instrText xml:space="preserve"> PAGEREF _Toc236388075 \h </w:instrText>
+          <w:instrText xml:space="preserve"> PAGEREF _Toc236398889 \h </w:instrText>
         </w:r>
         <w:r>
           <w:rPr>
@@ -5800,7 +5800,7 @@
           <w14:ligatures w14:val="standardContextual"/>
         </w:rPr>
       </w:pPr>
-      <w:hyperlink w:anchor="_Toc236388076" w:history="1">
+      <w:hyperlink w:anchor="_Toc236398890" w:history="1">
         <w:r>
           <w:rPr>
             <w:rStyle w:val="Hyperlink"/>
@@ -5841,7 +5841,7 @@
           <w:rPr>
             <w:webHidden/>
           </w:rPr>
-          <w:instrText xml:space="preserve"> PAGEREF _Toc236388076 \h </w:instrText>
+          <w:instrText xml:space="preserve"> PAGEREF _Toc236398890 \h </w:instrText>
         </w:r>
         <w:r>
           <w:rPr>
@@ -5881,7 +5881,7 @@
           <w14:ligatures w14:val="standardContextual"/>
         </w:rPr>
       </w:pPr>
-      <w:hyperlink w:anchor="_Toc236388077" w:history="1">
+      <w:hyperlink w:anchor="_Toc236398891" w:history="1">
         <w:r>
           <w:rPr>
             <w:rStyle w:val="Hyperlink"/>
@@ -5922,7 +5922,7 @@
           <w:rPr>
             <w:webHidden/>
           </w:rPr>
-          <w:instrText xml:space="preserve"> PAGEREF _Toc236388077 \h </w:instrText>
+          <w:instrText xml:space="preserve"> PAGEREF _Toc236398891 \h </w:instrText>
         </w:r>
         <w:r>
           <w:rPr>
@@ -5962,7 +5962,7 @@
           <w14:ligatures w14:val="standardContextual"/>
         </w:rPr>
       </w:pPr>
-      <w:hyperlink w:anchor="_Toc236388078" w:history="1">
+      <w:hyperlink w:anchor="_Toc236398892" w:history="1">
         <w:r>
           <w:rPr>
             <w:rStyle w:val="Hyperlink"/>
@@ -6003,7 +6003,7 @@
           <w:rPr>
             <w:webHidden/>
           </w:rPr>
-          <w:instrText xml:space="preserve"> PAGEREF _Toc236388078 \h </w:instrText>
+          <w:instrText xml:space="preserve"> PAGEREF _Toc236398892 \h </w:instrText>
         </w:r>
         <w:r>
           <w:rPr>
@@ -6043,7 +6043,7 @@
           <w14:ligatures w14:val="standardContextual"/>
         </w:rPr>
       </w:pPr>
-      <w:hyperlink w:anchor="_Toc236388079" w:history="1">
+      <w:hyperlink w:anchor="_Toc236398893" w:history="1">
         <w:r>
           <w:rPr>
             <w:rStyle w:val="Hyperlink"/>
@@ -6084,7 +6084,7 @@
           <w:rPr>
             <w:webHidden/>
           </w:rPr>
-          <w:instrText xml:space="preserve"> PAGEREF _Toc236388079 \h </w:instrText>
+          <w:instrText xml:space="preserve"> PAGEREF _Toc236398893 \h </w:instrText>
         </w:r>
         <w:r>
           <w:rPr>
@@ -6124,7 +6124,7 @@
           <w14:ligatures w14:val="standardContextual"/>
         </w:rPr>
       </w:pPr>
-      <w:hyperlink w:anchor="_Toc236388080" w:history="1">
+      <w:hyperlink w:anchor="_Toc236398894" w:history="1">
         <w:r>
           <w:rPr>
             <w:rStyle w:val="Hyperlink"/>
@@ -6165,7 +6165,7 @@
           <w:rPr>
             <w:webHidden/>
           </w:rPr>
-          <w:instrText xml:space="preserve"> PAGEREF _Toc236388080 \h </w:instrText>
+          <w:instrText xml:space="preserve"> PAGEREF _Toc236398894 \h </w:instrText>
         </w:r>
         <w:r>
           <w:rPr>
@@ -6205,7 +6205,7 @@
           <w14:ligatures w14:val="standardContextual"/>
         </w:rPr>
       </w:pPr>
-      <w:hyperlink w:anchor="_Toc236388081" w:history="1">
+      <w:hyperlink w:anchor="_Toc236398895" w:history="1">
         <w:r>
           <w:rPr>
             <w:rStyle w:val="Hyperlink"/>
@@ -6246,7 +6246,7 @@
           <w:rPr>
             <w:webHidden/>
           </w:rPr>
-          <w:instrText xml:space="preserve"> PAGEREF _Toc236388081 \h </w:instrText>
+          <w:instrText xml:space="preserve"> PAGEREF _Toc236398895 \h </w:instrText>
         </w:r>
         <w:r>
           <w:rPr>
@@ -6286,7 +6286,7 @@
           <w14:ligatures w14:val="standardContextual"/>
         </w:rPr>
       </w:pPr>
-      <w:hyperlink w:anchor="_Toc236388082" w:history="1">
+      <w:hyperlink w:anchor="_Toc236398896" w:history="1">
         <w:r>
           <w:rPr>
             <w:rStyle w:val="Hyperlink"/>
@@ -6327,7 +6327,7 @@
           <w:rPr>
             <w:webHidden/>
           </w:rPr>
-          <w:instrText xml:space="preserve"> PAGEREF _Toc236388082 \h </w:instrText>
+          <w:instrText xml:space="preserve"> PAGEREF _Toc236398896 \h </w:instrText>
         </w:r>
         <w:r>
           <w:rPr>
@@ -6367,7 +6367,7 @@
           <w14:ligatures w14:val="standardContextual"/>
         </w:rPr>
       </w:pPr>
-      <w:hyperlink w:anchor="_Toc236388083" w:history="1">
+      <w:hyperlink w:anchor="_Toc236398897" w:history="1">
         <w:r>
           <w:rPr>
             <w:rStyle w:val="Hyperlink"/>
@@ -6408,7 +6408,7 @@
           <w:rPr>
             <w:webHidden/>
           </w:rPr>
-          <w:instrText xml:space="preserve"> PAGEREF _Toc236388083 \h </w:instrText>
+          <w:instrText xml:space="preserve"> PAGEREF _Toc236398897 \h </w:instrText>
         </w:r>
         <w:r>
           <w:rPr>
@@ -6448,7 +6448,7 @@
           <w14:ligatures w14:val="standardContextual"/>
         </w:rPr>
       </w:pPr>
-      <w:hyperlink w:anchor="_Toc236388084" w:history="1">
+      <w:hyperlink w:anchor="_Toc236398898" w:history="1">
         <w:r>
           <w:rPr>
             <w:rStyle w:val="Hyperlink"/>
@@ -6489,7 +6489,7 @@
           <w:rPr>
             <w:webHidden/>
           </w:rPr>
-          <w:instrText xml:space="preserve"> PAGEREF _Toc236388084 \h </w:instrText>
+          <w:instrText xml:space="preserve"> PAGEREF _Toc236398898 \h </w:instrText>
         </w:r>
         <w:r>
           <w:rPr>
@@ -6529,7 +6529,7 @@
           <w14:ligatures w14:val="standardContextual"/>
         </w:rPr>
       </w:pPr>
-      <w:hyperlink w:anchor="_Toc236388085" w:history="1">
+      <w:hyperlink w:anchor="_Toc236398899" w:history="1">
         <w:r>
           <w:rPr>
             <w:rStyle w:val="Hyperlink"/>
@@ -6570,7 +6570,7 @@
           <w:rPr>
             <w:webHidden/>
           </w:rPr>
-          <w:instrText xml:space="preserve"> PAGEREF _Toc236388085 \h </w:instrText>
+          <w:instrText xml:space="preserve"> PAGEREF _Toc236398899 \h </w:instrText>
         </w:r>
         <w:r>
           <w:rPr>
@@ -6610,7 +6610,7 @@
           <w14:ligatures w14:val="standardContextual"/>
         </w:rPr>
       </w:pPr>
-      <w:hyperlink w:anchor="_Toc236388086" w:history="1">
+      <w:hyperlink w:anchor="_Toc236398900" w:history="1">
         <w:r>
           <w:rPr>
             <w:rStyle w:val="Hyperlink"/>
@@ -6651,7 +6651,7 @@
           <w:rPr>
             <w:webHidden/>
           </w:rPr>
-          <w:instrText xml:space="preserve"> PAGEREF _Toc236388086 \h </w:instrText>
+          <w:instrText xml:space="preserve"> PAGEREF _Toc236398900 \h </w:instrText>
         </w:r>
         <w:r>
           <w:rPr>
@@ -6691,7 +6691,7 @@
           <w14:ligatures w14:val="standardContextual"/>
         </w:rPr>
       </w:pPr>
-      <w:hyperlink w:anchor="_Toc236388087" w:history="1">
+      <w:hyperlink w:anchor="_Toc236398901" w:history="1">
         <w:r>
           <w:rPr>
             <w:rStyle w:val="Hyperlink"/>
@@ -6732,7 +6732,7 @@
           <w:rPr>
             <w:webHidden/>
           </w:rPr>
-          <w:instrText xml:space="preserve"> PAGEREF _Toc236388087 \h </w:instrText>
+          <w:instrText xml:space="preserve"> PAGEREF _Toc236398901 \h </w:instrText>
         </w:r>
         <w:r>
           <w:rPr>
@@ -6772,7 +6772,7 @@
           <w14:ligatures w14:val="standardContextual"/>
         </w:rPr>
       </w:pPr>
-      <w:hyperlink w:anchor="_Toc236388088" w:history="1">
+      <w:hyperlink w:anchor="_Toc236398902" w:history="1">
         <w:r>
           <w:rPr>
             <w:rStyle w:val="Hyperlink"/>
@@ -6813,7 +6813,7 @@
           <w:rPr>
             <w:webHidden/>
           </w:rPr>
-          <w:instrText xml:space="preserve"> PAGEREF _Toc236388088 \h </w:instrText>
+          <w:instrText xml:space="preserve"> PAGEREF _Toc236398902 \h </w:instrText>
         </w:r>
         <w:r>
           <w:rPr>
@@ -6853,7 +6853,7 @@
           <w14:ligatures w14:val="standardContextual"/>
         </w:rPr>
       </w:pPr>
-      <w:hyperlink w:anchor="_Toc236388089" w:history="1">
+      <w:hyperlink w:anchor="_Toc236398903" w:history="1">
         <w:r>
           <w:rPr>
             <w:rStyle w:val="Hyperlink"/>
@@ -6894,7 +6894,7 @@
           <w:rPr>
             <w:webHidden/>
           </w:rPr>
-          <w:instrText xml:space="preserve"> PAGEREF _Toc236388089 \h </w:instrText>
+          <w:instrText xml:space="preserve"> PAGEREF _Toc236398903 \h </w:instrText>
         </w:r>
         <w:r>
           <w:rPr>
@@ -6934,7 +6934,7 @@
           <w14:ligatures w14:val="standardContextual"/>
         </w:rPr>
       </w:pPr>
-      <w:hyperlink w:anchor="_Toc236388090" w:history="1">
+      <w:hyperlink w:anchor="_Toc236398904" w:history="1">
         <w:r>
           <w:rPr>
             <w:rStyle w:val="Hyperlink"/>
@@ -6975,7 +6975,7 @@
           <w:rPr>
             <w:webHidden/>
           </w:rPr>
-          <w:instrText xml:space="preserve"> PAGEREF _Toc236388090 \h </w:instrText>
+          <w:instrText xml:space="preserve"> PAGEREF _Toc236398904 \h </w:instrText>
         </w:r>
         <w:r>
           <w:rPr>
@@ -7015,7 +7015,7 @@
           <w14:ligatures w14:val="standardContextual"/>
         </w:rPr>
       </w:pPr>
-      <w:hyperlink w:anchor="_Toc236388091" w:history="1">
+      <w:hyperlink w:anchor="_Toc236398905" w:history="1">
         <w:r>
           <w:rPr>
             <w:rStyle w:val="Hyperlink"/>
@@ -7056,7 +7056,7 @@
           <w:rPr>
             <w:webHidden/>
           </w:rPr>
-          <w:instrText xml:space="preserve"> PAGEREF _Toc236388091 \h </w:instrText>
+          <w:instrText xml:space="preserve"> PAGEREF _Toc236398905 \h </w:instrText>
         </w:r>
         <w:r>
           <w:rPr>
@@ -7096,7 +7096,7 @@
           <w14:ligatures w14:val="standardContextual"/>
         </w:rPr>
       </w:pPr>
-      <w:hyperlink w:anchor="_Toc236388092" w:history="1">
+      <w:hyperlink w:anchor="_Toc236398906" w:history="1">
         <w:r>
           <w:rPr>
             <w:rStyle w:val="Hyperlink"/>
@@ -7137,7 +7137,7 @@
           <w:rPr>
             <w:webHidden/>
           </w:rPr>
-          <w:instrText xml:space="preserve"> PAGEREF _Toc236388092 \h </w:instrText>
+          <w:instrText xml:space="preserve"> PAGEREF _Toc236398906 \h </w:instrText>
         </w:r>
         <w:r>
           <w:rPr>
@@ -7177,7 +7177,7 @@
           <w14:ligatures w14:val="standardContextual"/>
         </w:rPr>
       </w:pPr>
-      <w:hyperlink w:anchor="_Toc236388093" w:history="1">
+      <w:hyperlink w:anchor="_Toc236398907" w:history="1">
         <w:r>
           <w:rPr>
             <w:rStyle w:val="Hyperlink"/>
@@ -7218,7 +7218,7 @@
           <w:rPr>
             <w:webHidden/>
           </w:rPr>
-          <w:instrText xml:space="preserve"> PAGEREF _Toc236388093 \h </w:instrText>
+          <w:instrText xml:space="preserve"> PAGEREF _Toc236398907 \h </w:instrText>
         </w:r>
         <w:r>
           <w:rPr>
@@ -7258,7 +7258,7 @@
           <w14:ligatures w14:val="standardContextual"/>
         </w:rPr>
       </w:pPr>
-      <w:hyperlink w:anchor="_Toc236388094" w:history="1">
+      <w:hyperlink w:anchor="_Toc236398908" w:history="1">
         <w:r>
           <w:rPr>
             <w:rStyle w:val="Hyperlink"/>
@@ -7299,7 +7299,7 @@
           <w:rPr>
             <w:webHidden/>
           </w:rPr>
-          <w:instrText xml:space="preserve"> PAGEREF _Toc236388094 \h </w:instrText>
+          <w:instrText xml:space="preserve"> PAGEREF _Toc236398908 \h </w:instrText>
         </w:r>
         <w:r>
           <w:rPr>
@@ -7339,7 +7339,7 @@
           <w14:ligatures w14:val="standardContextual"/>
         </w:rPr>
       </w:pPr>
-      <w:hyperlink w:anchor="_Toc236388095" w:history="1">
+      <w:hyperlink w:anchor="_Toc236398909" w:history="1">
         <w:r>
           <w:rPr>
             <w:rStyle w:val="Hyperlink"/>
@@ -7380,7 +7380,7 @@
           <w:rPr>
             <w:webHidden/>
           </w:rPr>
-          <w:instrText xml:space="preserve"> PAGEREF _Toc236388095 \h </w:instrText>
+          <w:instrText xml:space="preserve"> PAGEREF _Toc236398909 \h </w:instrText>
         </w:r>
         <w:r>
           <w:rPr>
@@ -7420,7 +7420,7 @@
           <w14:ligatures w14:val="standardContextual"/>
         </w:rPr>
       </w:pPr>
-      <w:hyperlink w:anchor="_Toc236388096" w:history="1">
+      <w:hyperlink w:anchor="_Toc236398910" w:history="1">
         <w:r>
           <w:rPr>
             <w:rStyle w:val="Hyperlink"/>
@@ -7461,7 +7461,7 @@
           <w:rPr>
             <w:webHidden/>
           </w:rPr>
-          <w:instrText xml:space="preserve"> PAGEREF _Toc236388096 \h </w:instrText>
+          <w:instrText xml:space="preserve"> PAGEREF _Toc236398910 \h </w:instrText>
         </w:r>
         <w:r>
           <w:rPr>
@@ -7501,7 +7501,7 @@
           <w14:ligatures w14:val="standardContextual"/>
         </w:rPr>
       </w:pPr>
-      <w:hyperlink w:anchor="_Toc236388097" w:history="1">
+      <w:hyperlink w:anchor="_Toc236398911" w:history="1">
         <w:r>
           <w:rPr>
             <w:rStyle w:val="Hyperlink"/>
@@ -7542,7 +7542,7 @@
           <w:rPr>
             <w:webHidden/>
           </w:rPr>
-          <w:instrText xml:space="preserve"> PAGEREF _Toc236388097 \h </w:instrText>
+          <w:instrText xml:space="preserve"> PAGEREF _Toc236398911 \h </w:instrText>
         </w:r>
         <w:r>
           <w:rPr>
@@ -7582,7 +7582,7 @@
           <w14:ligatures w14:val="standardContextual"/>
         </w:rPr>
       </w:pPr>
-      <w:hyperlink w:anchor="_Toc236388098" w:history="1">
+      <w:hyperlink w:anchor="_Toc236398912" w:history="1">
         <w:r>
           <w:rPr>
             <w:rStyle w:val="Hyperlink"/>
@@ -7623,7 +7623,7 @@
           <w:rPr>
             <w:webHidden/>
           </w:rPr>
-          <w:instrText xml:space="preserve"> PAGEREF _Toc236388098 \h </w:instrText>
+          <w:instrText xml:space="preserve"> PAGEREF _Toc236398912 \h </w:instrText>
         </w:r>
         <w:r>
           <w:rPr>
@@ -7663,7 +7663,7 @@
           <w14:ligatures w14:val="standardContextual"/>
         </w:rPr>
       </w:pPr>
-      <w:hyperlink w:anchor="_Toc236388099" w:history="1">
+      <w:hyperlink w:anchor="_Toc236398913" w:history="1">
         <w:r>
           <w:rPr>
             <w:rStyle w:val="Hyperlink"/>
@@ -7704,7 +7704,7 @@
           <w:rPr>
             <w:webHidden/>
           </w:rPr>
-          <w:instrText xml:space="preserve"> PAGEREF _Toc236388099 \h </w:instrText>
+          <w:instrText xml:space="preserve"> PAGEREF _Toc236398913 \h </w:instrText>
         </w:r>
         <w:r>
           <w:rPr>
@@ -7744,7 +7744,7 @@
           <w14:ligatures w14:val="standardContextual"/>
         </w:rPr>
       </w:pPr>
-      <w:hyperlink w:anchor="_Toc236388100" w:history="1">
+      <w:hyperlink w:anchor="_Toc236398914" w:history="1">
         <w:r>
           <w:rPr>
             <w:rStyle w:val="Hyperlink"/>
@@ -7785,7 +7785,7 @@
           <w:rPr>
             <w:webHidden/>
           </w:rPr>
-          <w:instrText xml:space="preserve"> PAGEREF _Toc236388100 \h </w:instrText>
+          <w:instrText xml:space="preserve"> PAGEREF _Toc236398914 \h </w:instrText>
         </w:r>
         <w:r>
           <w:rPr>
@@ -7825,7 +7825,7 @@
           <w14:ligatures w14:val="standardContextual"/>
         </w:rPr>
       </w:pPr>
-      <w:hyperlink w:anchor="_Toc236388101" w:history="1">
+      <w:hyperlink w:anchor="_Toc236398915" w:history="1">
         <w:r>
           <w:rPr>
             <w:rStyle w:val="Hyperlink"/>
@@ -7866,7 +7866,7 @@
           <w:rPr>
             <w:webHidden/>
           </w:rPr>
-          <w:instrText xml:space="preserve"> PAGEREF _Toc236388101 \h </w:instrText>
+          <w:instrText xml:space="preserve"> PAGEREF _Toc236398915 \h </w:instrText>
         </w:r>
         <w:r>
           <w:rPr>
@@ -7906,7 +7906,7 @@
           <w14:ligatures w14:val="standardContextual"/>
         </w:rPr>
       </w:pPr>
-      <w:hyperlink w:anchor="_Toc236388102" w:history="1">
+      <w:hyperlink w:anchor="_Toc236398916" w:history="1">
         <w:r>
           <w:rPr>
             <w:rStyle w:val="Hyperlink"/>
@@ -7947,7 +7947,7 @@
           <w:rPr>
             <w:webHidden/>
           </w:rPr>
-          <w:instrText xml:space="preserve"> PAGEREF _Toc236388102 \h </w:instrText>
+          <w:instrText xml:space="preserve"> PAGEREF _Toc236398916 \h </w:instrText>
         </w:r>
         <w:r>
           <w:rPr>
@@ -7987,7 +7987,7 @@
           <w14:ligatures w14:val="standardContextual"/>
         </w:rPr>
       </w:pPr>
-      <w:hyperlink w:anchor="_Toc236388103" w:history="1">
+      <w:hyperlink w:anchor="_Toc236398917" w:history="1">
         <w:r>
           <w:rPr>
             <w:rStyle w:val="Hyperlink"/>
@@ -8028,7 +8028,7 @@
           <w:rPr>
             <w:webHidden/>
           </w:rPr>
-          <w:instrText xml:space="preserve"> PAGEREF _Toc236388103 \h </w:instrText>
+          <w:instrText xml:space="preserve"> PAGEREF _Toc236398917 \h </w:instrText>
         </w:r>
         <w:r>
           <w:rPr>
@@ -8068,7 +8068,7 @@
           <w14:ligatures w14:val="standardContextual"/>
         </w:rPr>
       </w:pPr>
-      <w:hyperlink w:anchor="_Toc236388104" w:history="1">
+      <w:hyperlink w:anchor="_Toc236398918" w:history="1">
         <w:r>
           <w:rPr>
             <w:rStyle w:val="Hyperlink"/>
@@ -8091,7 +8091,7 @@
           <w:rPr>
             <w:webHidden/>
           </w:rPr>
-          <w:instrText xml:space="preserve"> PAGEREF _Toc236388104 \h </w:instrText>
+          <w:instrText xml:space="preserve"> PAGEREF _Toc236398918 \h </w:instrText>
         </w:r>
         <w:r>
           <w:rPr>
@@ -8131,7 +8131,7 @@
           <w14:ligatures w14:val="standardContextual"/>
         </w:rPr>
       </w:pPr>
-      <w:hyperlink w:anchor="_Toc236388105" w:history="1">
+      <w:hyperlink w:anchor="_Toc236398919" w:history="1">
         <w:r>
           <w:rPr>
             <w:rStyle w:val="Hyperlink"/>
@@ -8172,7 +8172,7 @@
           <w:rPr>
             <w:webHidden/>
           </w:rPr>
-          <w:instrText xml:space="preserve"> PAGEREF _Toc236388105 \h </w:instrText>
+          <w:instrText xml:space="preserve"> PAGEREF _Toc236398919 \h </w:instrText>
         </w:r>
         <w:r>
           <w:rPr>
@@ -8212,7 +8212,7 @@
           <w14:ligatures w14:val="standardContextual"/>
         </w:rPr>
       </w:pPr>
-      <w:hyperlink w:anchor="_Toc236388106" w:history="1">
+      <w:hyperlink w:anchor="_Toc236398920" w:history="1">
         <w:r>
           <w:rPr>
             <w:rStyle w:val="Hyperlink"/>
@@ -8253,7 +8253,7 @@
           <w:rPr>
             <w:webHidden/>
           </w:rPr>
-          <w:instrText xml:space="preserve"> PAGEREF _Toc236388106 \h </w:instrText>
+          <w:instrText xml:space="preserve"> PAGEREF _Toc236398920 \h </w:instrText>
         </w:r>
         <w:r>
           <w:rPr>
@@ -8293,7 +8293,7 @@
           <w14:ligatures w14:val="standardContextual"/>
         </w:rPr>
       </w:pPr>
-      <w:hyperlink w:anchor="_Toc236388107" w:history="1">
+      <w:hyperlink w:anchor="_Toc236398921" w:history="1">
         <w:r>
           <w:rPr>
             <w:rStyle w:val="Hyperlink"/>
@@ -8334,7 +8334,7 @@
           <w:rPr>
             <w:webHidden/>
           </w:rPr>
-          <w:instrText xml:space="preserve"> PAGEREF _Toc236388107 \h </w:instrText>
+          <w:instrText xml:space="preserve"> PAGEREF _Toc236398921 \h </w:instrText>
         </w:r>
         <w:r>
           <w:rPr>
@@ -8374,7 +8374,7 @@
           <w14:ligatures w14:val="standardContextual"/>
         </w:rPr>
       </w:pPr>
-      <w:hyperlink w:anchor="_Toc236388108" w:history="1">
+      <w:hyperlink w:anchor="_Toc236398922" w:history="1">
         <w:r>
           <w:rPr>
             <w:rStyle w:val="Hyperlink"/>
@@ -8397,7 +8397,7 @@
           <w:rPr>
             <w:webHidden/>
           </w:rPr>
-          <w:instrText xml:space="preserve"> PAGEREF _Toc236388108 \h </w:instrText>
+          <w:instrText xml:space="preserve"> PAGEREF _Toc236398922 \h </w:instrText>
         </w:r>
         <w:r>
           <w:rPr>
@@ -8437,7 +8437,7 @@
           <w14:ligatures w14:val="standardContextual"/>
         </w:rPr>
       </w:pPr>
-      <w:hyperlink w:anchor="_Toc236388109" w:history="1">
+      <w:hyperlink w:anchor="_Toc236398923" w:history="1">
         <w:r>
           <w:rPr>
             <w:rStyle w:val="Hyperlink"/>
@@ -8460,7 +8460,7 @@
           <w:rPr>
             <w:webHidden/>
           </w:rPr>
-          <w:instrText xml:space="preserve"> PAGEREF _Toc236388109 \h </w:instrText>
+          <w:instrText xml:space="preserve"> PAGEREF _Toc236398923 \h </w:instrText>
         </w:r>
         <w:r>
           <w:rPr>
@@ -8500,7 +8500,7 @@
           <w14:ligatures w14:val="standardContextual"/>
         </w:rPr>
       </w:pPr>
-      <w:hyperlink w:anchor="_Toc236388110" w:history="1">
+      <w:hyperlink w:anchor="_Toc236398924" w:history="1">
         <w:r>
           <w:rPr>
             <w:rStyle w:val="Hyperlink"/>
@@ -8541,7 +8541,7 @@
           <w:rPr>
             <w:webHidden/>
           </w:rPr>
-          <w:instrText xml:space="preserve"> PAGEREF _Toc236388110 \h </w:instrText>
+          <w:instrText xml:space="preserve"> PAGEREF _Toc236398924 \h </w:instrText>
         </w:r>
         <w:r>
           <w:rPr>
@@ -8581,7 +8581,7 @@
           <w14:ligatures w14:val="standardContextual"/>
         </w:rPr>
       </w:pPr>
-      <w:hyperlink w:anchor="_Toc236388111" w:history="1">
+      <w:hyperlink w:anchor="_Toc236398925" w:history="1">
         <w:r>
           <w:rPr>
             <w:rStyle w:val="Hyperlink"/>
@@ -8622,7 +8622,7 @@
           <w:rPr>
             <w:webHidden/>
           </w:rPr>
-          <w:instrText xml:space="preserve"> PAGEREF _Toc236388111 \h </w:instrText>
+          <w:instrText xml:space="preserve"> PAGEREF _Toc236398925 \h </w:instrText>
         </w:r>
         <w:r>
           <w:rPr>
@@ -8662,7 +8662,7 @@
           <w14:ligatures w14:val="standardContextual"/>
         </w:rPr>
       </w:pPr>
-      <w:hyperlink w:anchor="_Toc236388112" w:history="1">
+      <w:hyperlink w:anchor="_Toc236398926" w:history="1">
         <w:r>
           <w:rPr>
             <w:rStyle w:val="Hyperlink"/>
@@ -8703,7 +8703,7 @@
           <w:rPr>
             <w:webHidden/>
           </w:rPr>
-          <w:instrText xml:space="preserve"> PAGEREF _Toc236388112 \h </w:instrText>
+          <w:instrText xml:space="preserve"> PAGEREF _Toc236398926 \h </w:instrText>
         </w:r>
         <w:r>
           <w:rPr>
@@ -8743,7 +8743,7 @@
           <w14:ligatures w14:val="standardContextual"/>
         </w:rPr>
       </w:pPr>
-      <w:hyperlink w:anchor="_Toc236388113" w:history="1">
+      <w:hyperlink w:anchor="_Toc236398927" w:history="1">
         <w:r>
           <w:rPr>
             <w:rStyle w:val="Hyperlink"/>
@@ -8784,7 +8784,7 @@
           <w:rPr>
             <w:webHidden/>
           </w:rPr>
-          <w:instrText xml:space="preserve"> PAGEREF _Toc236388113 \h </w:instrText>
+          <w:instrText xml:space="preserve"> PAGEREF _Toc236398927 \h </w:instrText>
         </w:r>
         <w:r>
           <w:rPr>
@@ -8824,7 +8824,7 @@
           <w14:ligatures w14:val="standardContextual"/>
         </w:rPr>
       </w:pPr>
-      <w:hyperlink w:anchor="_Toc236388114" w:history="1">
+      <w:hyperlink w:anchor="_Toc236398928" w:history="1">
         <w:r>
           <w:rPr>
             <w:rStyle w:val="Hyperlink"/>
@@ -8865,7 +8865,7 @@
           <w:rPr>
             <w:webHidden/>
           </w:rPr>
-          <w:instrText xml:space="preserve"> PAGEREF _Toc236388114 \h </w:instrText>
+          <w:instrText xml:space="preserve"> PAGEREF _Toc236398928 \h </w:instrText>
         </w:r>
         <w:r>
           <w:rPr>
@@ -8905,7 +8905,7 @@
           <w14:ligatures w14:val="standardContextual"/>
         </w:rPr>
       </w:pPr>
-      <w:hyperlink w:anchor="_Toc236388115" w:history="1">
+      <w:hyperlink w:anchor="_Toc236398929" w:history="1">
         <w:r>
           <w:rPr>
             <w:rStyle w:val="Hyperlink"/>
@@ -8928,7 +8928,7 @@
           <w:rPr>
             <w:webHidden/>
           </w:rPr>
-          <w:instrText xml:space="preserve"> PAGEREF _Toc236388115 \h </w:instrText>
+          <w:instrText xml:space="preserve"> PAGEREF _Toc236398929 \h </w:instrText>
         </w:r>
         <w:r>
           <w:rPr>
@@ -9007,7 +9007,7 @@
       <w:r>
         <w:fldChar w:fldCharType="separate"/>
       </w:r>
-      <w:hyperlink w:anchor="_Toc236388116" w:history="1">
+      <w:hyperlink w:anchor="_Toc236398930" w:history="1">
         <w:r>
           <w:rPr>
             <w:rStyle w:val="Hyperlink"/>
@@ -9021,7 +9021,7 @@
           <w:fldChar w:fldCharType="begin"/>
         </w:r>
         <w:r>
-          <w:instrText xml:space="preserve"> PAGEREF _Toc236388116 \h </w:instrText>
+          <w:instrText xml:space="preserve"> PAGEREF _Toc236398930 \h </w:instrText>
         </w:r>
         <w:r>
           <w:fldChar w:fldCharType="separate"/>
@@ -9047,7 +9047,7 @@
           <w14:ligatures w14:val="standardContextual"/>
         </w:rPr>
       </w:pPr>
-      <w:hyperlink w:anchor="_Toc236388117" w:history="1">
+      <w:hyperlink w:anchor="_Toc236398931" w:history="1">
         <w:r>
           <w:rPr>
             <w:rStyle w:val="Hyperlink"/>
@@ -9061,7 +9061,7 @@
           <w:fldChar w:fldCharType="begin"/>
         </w:r>
         <w:r>
-          <w:instrText xml:space="preserve"> PAGEREF _Toc236388117 \h </w:instrText>
+          <w:instrText xml:space="preserve"> PAGEREF _Toc236398931 \h </w:instrText>
         </w:r>
         <w:r>
           <w:fldChar w:fldCharType="separate"/>
@@ -9087,7 +9087,7 @@
           <w14:ligatures w14:val="standardContextual"/>
         </w:rPr>
       </w:pPr>
-      <w:hyperlink w:anchor="_Toc236388118" w:history="1">
+      <w:hyperlink w:anchor="_Toc236398932" w:history="1">
         <w:r>
           <w:rPr>
             <w:rStyle w:val="Hyperlink"/>
@@ -9101,7 +9101,7 @@
           <w:fldChar w:fldCharType="begin"/>
         </w:r>
         <w:r>
-          <w:instrText xml:space="preserve"> PAGEREF _Toc236388118 \h </w:instrText>
+          <w:instrText xml:space="preserve"> PAGEREF _Toc236398932 \h </w:instrText>
         </w:r>
         <w:r>
           <w:fldChar w:fldCharType="separate"/>
@@ -9127,7 +9127,7 @@
           <w14:ligatures w14:val="standardContextual"/>
         </w:rPr>
       </w:pPr>
-      <w:hyperlink w:anchor="_Toc236388119" w:history="1">
+      <w:hyperlink w:anchor="_Toc236398933" w:history="1">
         <w:r>
           <w:rPr>
             <w:rStyle w:val="Hyperlink"/>
@@ -9141,7 +9141,7 @@
           <w:fldChar w:fldCharType="begin"/>
         </w:r>
         <w:r>
-          <w:instrText xml:space="preserve"> PAGEREF _Toc236388119 \h </w:instrText>
+          <w:instrText xml:space="preserve"> PAGEREF _Toc236398933 \h </w:instrText>
         </w:r>
         <w:r>
           <w:fldChar w:fldCharType="separate"/>
@@ -9167,7 +9167,7 @@
           <w14:ligatures w14:val="standardContextual"/>
         </w:rPr>
       </w:pPr>
-      <w:hyperlink w:anchor="_Toc236388120" w:history="1">
+      <w:hyperlink w:anchor="_Toc236398934" w:history="1">
         <w:r>
           <w:rPr>
             <w:rStyle w:val="Hyperlink"/>
@@ -9181,7 +9181,7 @@
           <w:fldChar w:fldCharType="begin"/>
         </w:r>
         <w:r>
-          <w:instrText xml:space="preserve"> PAGEREF _Toc236388120 \h </w:instrText>
+          <w:instrText xml:space="preserve"> PAGEREF _Toc236398934 \h </w:instrText>
         </w:r>
         <w:r>
           <w:fldChar w:fldCharType="separate"/>
@@ -9207,7 +9207,7 @@
           <w14:ligatures w14:val="standardContextual"/>
         </w:rPr>
       </w:pPr>
-      <w:hyperlink w:anchor="_Toc236388121" w:history="1">
+      <w:hyperlink w:anchor="_Toc236398935" w:history="1">
         <w:r>
           <w:rPr>
             <w:rStyle w:val="Hyperlink"/>
@@ -9221,7 +9221,7 @@
           <w:fldChar w:fldCharType="begin"/>
         </w:r>
         <w:r>
-          <w:instrText xml:space="preserve"> PAGEREF _Toc236388121 \h </w:instrText>
+          <w:instrText xml:space="preserve"> PAGEREF _Toc236398935 \h </w:instrText>
         </w:r>
         <w:r>
           <w:fldChar w:fldCharType="separate"/>
@@ -9296,7 +9296,7 @@
       <w:r>
         <w:fldChar w:fldCharType="separate"/>
       </w:r>
-      <w:hyperlink w:anchor="_Toc236388122" w:history="1">
+      <w:hyperlink w:anchor="_Toc236398936" w:history="1">
         <w:r>
           <w:rPr>
             <w:rStyle w:val="Hyperlink"/>
@@ -9310,7 +9310,7 @@
           <w:fldChar w:fldCharType="begin"/>
         </w:r>
         <w:r>
-          <w:instrText xml:space="preserve"> PAGEREF _Toc236388122 \h </w:instrText>
+          <w:instrText xml:space="preserve"> PAGEREF _Toc236398936 \h </w:instrText>
         </w:r>
         <w:r>
           <w:fldChar w:fldCharType="separate"/>
@@ -9336,7 +9336,7 @@
           <w14:ligatures w14:val="standardContextual"/>
         </w:rPr>
       </w:pPr>
-      <w:hyperlink w:anchor="_Toc236388123" w:history="1">
+      <w:hyperlink w:anchor="_Toc236398937" w:history="1">
         <w:r>
           <w:rPr>
             <w:rStyle w:val="Hyperlink"/>
@@ -9350,7 +9350,7 @@
           <w:fldChar w:fldCharType="begin"/>
         </w:r>
         <w:r>
-          <w:instrText xml:space="preserve"> PAGEREF _Toc236388123 \h </w:instrText>
+          <w:instrText xml:space="preserve"> PAGEREF _Toc236398937 \h </w:instrText>
         </w:r>
         <w:r>
           <w:fldChar w:fldCharType="separate"/>
@@ -9376,7 +9376,7 @@
           <w14:ligatures w14:val="standardContextual"/>
         </w:rPr>
       </w:pPr>
-      <w:hyperlink w:anchor="_Toc236388124" w:history="1">
+      <w:hyperlink w:anchor="_Toc236398938" w:history="1">
         <w:r>
           <w:rPr>
             <w:rStyle w:val="Hyperlink"/>
@@ -9390,7 +9390,7 @@
           <w:fldChar w:fldCharType="begin"/>
         </w:r>
         <w:r>
-          <w:instrText xml:space="preserve"> PAGEREF _Toc236388124 \h </w:instrText>
+          <w:instrText xml:space="preserve"> PAGEREF _Toc236398938 \h </w:instrText>
         </w:r>
         <w:r>
           <w:fldChar w:fldCharType="separate"/>
@@ -9416,7 +9416,7 @@
           <w14:ligatures w14:val="standardContextual"/>
         </w:rPr>
       </w:pPr>
-      <w:hyperlink w:anchor="_Toc236388125" w:history="1">
+      <w:hyperlink w:anchor="_Toc236398939" w:history="1">
         <w:r>
           <w:rPr>
             <w:rStyle w:val="Hyperlink"/>
@@ -9430,7 +9430,7 @@
           <w:fldChar w:fldCharType="begin"/>
         </w:r>
         <w:r>
-          <w:instrText xml:space="preserve"> PAGEREF _Toc236388125 \h </w:instrText>
+          <w:instrText xml:space="preserve"> PAGEREF _Toc236398939 \h </w:instrText>
         </w:r>
         <w:r>
           <w:fldChar w:fldCharType="separate"/>
@@ -9456,7 +9456,7 @@
           <w14:ligatures w14:val="standardContextual"/>
         </w:rPr>
       </w:pPr>
-      <w:hyperlink w:anchor="_Toc236388126" w:history="1">
+      <w:hyperlink w:anchor="_Toc236398940" w:history="1">
         <w:r>
           <w:rPr>
             <w:rStyle w:val="Hyperlink"/>
@@ -9470,7 +9470,7 @@
           <w:fldChar w:fldCharType="begin"/>
         </w:r>
         <w:r>
-          <w:instrText xml:space="preserve"> PAGEREF _Toc236388126 \h </w:instrText>
+          <w:instrText xml:space="preserve"> PAGEREF _Toc236398940 \h </w:instrText>
         </w:r>
         <w:r>
           <w:fldChar w:fldCharType="separate"/>
@@ -9496,7 +9496,7 @@
           <w14:ligatures w14:val="standardContextual"/>
         </w:rPr>
       </w:pPr>
-      <w:hyperlink w:anchor="_Toc236388127" w:history="1">
+      <w:hyperlink w:anchor="_Toc236398941" w:history="1">
         <w:r>
           <w:rPr>
             <w:rStyle w:val="Hyperlink"/>
@@ -9510,7 +9510,7 @@
           <w:fldChar w:fldCharType="begin"/>
         </w:r>
         <w:r>
-          <w:instrText xml:space="preserve"> PAGEREF _Toc236388127 \h </w:instrText>
+          <w:instrText xml:space="preserve"> PAGEREF _Toc236398941 \h </w:instrText>
         </w:r>
         <w:r>
           <w:fldChar w:fldCharType="separate"/>
@@ -9536,7 +9536,7 @@
           <w14:ligatures w14:val="standardContextual"/>
         </w:rPr>
       </w:pPr>
-      <w:hyperlink w:anchor="_Toc236388128" w:history="1">
+      <w:hyperlink w:anchor="_Toc236398942" w:history="1">
         <w:r>
           <w:rPr>
             <w:rStyle w:val="Hyperlink"/>
@@ -9550,7 +9550,7 @@
           <w:fldChar w:fldCharType="begin"/>
         </w:r>
         <w:r>
-          <w:instrText xml:space="preserve"> PAGEREF _Toc236388128 \h </w:instrText>
+          <w:instrText xml:space="preserve"> PAGEREF _Toc236398942 \h </w:instrText>
         </w:r>
         <w:r>
           <w:fldChar w:fldCharType="separate"/>
@@ -9576,7 +9576,7 @@
           <w14:ligatures w14:val="standardContextual"/>
         </w:rPr>
       </w:pPr>
-      <w:hyperlink w:anchor="_Toc236388129" w:history="1">
+      <w:hyperlink w:anchor="_Toc236398943" w:history="1">
         <w:r>
           <w:rPr>
             <w:rStyle w:val="Hyperlink"/>
@@ -9590,7 +9590,7 @@
           <w:fldChar w:fldCharType="begin"/>
         </w:r>
         <w:r>
-          <w:instrText xml:space="preserve"> PAGEREF _Toc236388129 \h </w:instrText>
+          <w:instrText xml:space="preserve"> PAGEREF _Toc236398943 \h </w:instrText>
         </w:r>
         <w:r>
           <w:fldChar w:fldCharType="separate"/>
@@ -9616,7 +9616,7 @@
           <w14:ligatures w14:val="standardContextual"/>
         </w:rPr>
       </w:pPr>
-      <w:hyperlink w:anchor="_Toc236388130" w:history="1">
+      <w:hyperlink w:anchor="_Toc236398944" w:history="1">
         <w:r>
           <w:rPr>
             <w:rStyle w:val="Hyperlink"/>
@@ -9630,7 +9630,7 @@
           <w:fldChar w:fldCharType="begin"/>
         </w:r>
         <w:r>
-          <w:instrText xml:space="preserve"> PAGEREF _Toc236388130 \h </w:instrText>
+          <w:instrText xml:space="preserve"> PAGEREF _Toc236398944 \h </w:instrText>
         </w:r>
         <w:r>
           <w:fldChar w:fldCharType="separate"/>
@@ -9656,7 +9656,7 @@
           <w14:ligatures w14:val="standardContextual"/>
         </w:rPr>
       </w:pPr>
-      <w:hyperlink w:anchor="_Toc236388131" w:history="1">
+      <w:hyperlink w:anchor="_Toc236398945" w:history="1">
         <w:r>
           <w:rPr>
             <w:rStyle w:val="Hyperlink"/>
@@ -9670,7 +9670,7 @@
           <w:fldChar w:fldCharType="begin"/>
         </w:r>
         <w:r>
-          <w:instrText xml:space="preserve"> PAGEREF _Toc236388131 \h </w:instrText>
+          <w:instrText xml:space="preserve"> PAGEREF _Toc236398945 \h </w:instrText>
         </w:r>
         <w:r>
           <w:fldChar w:fldCharType="separate"/>
@@ -9696,7 +9696,7 @@
           <w14:ligatures w14:val="standardContextual"/>
         </w:rPr>
       </w:pPr>
-      <w:hyperlink w:anchor="_Toc236388132" w:history="1">
+      <w:hyperlink w:anchor="_Toc236398946" w:history="1">
         <w:r>
           <w:rPr>
             <w:rStyle w:val="Hyperlink"/>
@@ -9710,7 +9710,7 @@
           <w:fldChar w:fldCharType="begin"/>
         </w:r>
         <w:r>
-          <w:instrText xml:space="preserve"> PAGEREF _Toc236388132 \h </w:instrText>
+          <w:instrText xml:space="preserve"> PAGEREF _Toc236398946 \h </w:instrText>
         </w:r>
         <w:r>
           <w:fldChar w:fldCharType="separate"/>
@@ -9736,7 +9736,7 @@
           <w14:ligatures w14:val="standardContextual"/>
         </w:rPr>
       </w:pPr>
-      <w:hyperlink w:anchor="_Toc236388133" w:history="1">
+      <w:hyperlink w:anchor="_Toc236398947" w:history="1">
         <w:r>
           <w:rPr>
             <w:rStyle w:val="Hyperlink"/>
@@ -9750,7 +9750,7 @@
           <w:fldChar w:fldCharType="begin"/>
         </w:r>
         <w:r>
-          <w:instrText xml:space="preserve"> PAGEREF _Toc236388133 \h </w:instrText>
+          <w:instrText xml:space="preserve"> PAGEREF _Toc236398947 \h </w:instrText>
         </w:r>
         <w:r>
           <w:fldChar w:fldCharType="separate"/>
@@ -9776,7 +9776,7 @@
           <w14:ligatures w14:val="standardContextual"/>
         </w:rPr>
       </w:pPr>
-      <w:hyperlink w:anchor="_Toc236388134" w:history="1">
+      <w:hyperlink w:anchor="_Toc236398948" w:history="1">
         <w:r>
           <w:rPr>
             <w:rStyle w:val="Hyperlink"/>
@@ -9790,7 +9790,7 @@
           <w:fldChar w:fldCharType="begin"/>
         </w:r>
         <w:r>
-          <w:instrText xml:space="preserve"> PAGEREF _Toc236388134 \h </w:instrText>
+          <w:instrText xml:space="preserve"> PAGEREF _Toc236398948 \h </w:instrText>
         </w:r>
         <w:r>
           <w:fldChar w:fldCharType="separate"/>
@@ -9816,7 +9816,7 @@
           <w14:ligatures w14:val="standardContextual"/>
         </w:rPr>
       </w:pPr>
-      <w:hyperlink w:anchor="_Toc236388135" w:history="1">
+      <w:hyperlink w:anchor="_Toc236398949" w:history="1">
         <w:r>
           <w:rPr>
             <w:rStyle w:val="Hyperlink"/>
@@ -9830,7 +9830,7 @@
           <w:fldChar w:fldCharType="begin"/>
         </w:r>
         <w:r>
-          <w:instrText xml:space="preserve"> PAGEREF _Toc236388135 \h </w:instrText>
+          <w:instrText xml:space="preserve"> PAGEREF _Toc236398949 \h </w:instrText>
         </w:r>
         <w:r>
           <w:fldChar w:fldCharType="separate"/>
@@ -9856,7 +9856,7 @@
           <w14:ligatures w14:val="standardContextual"/>
         </w:rPr>
       </w:pPr>
-      <w:hyperlink w:anchor="_Toc236388136" w:history="1">
+      <w:hyperlink w:anchor="_Toc236398950" w:history="1">
         <w:r>
           <w:rPr>
             <w:rStyle w:val="Hyperlink"/>
@@ -9870,7 +9870,7 @@
           <w:fldChar w:fldCharType="begin"/>
         </w:r>
         <w:r>
-          <w:instrText xml:space="preserve"> PAGEREF _Toc236388136 \h </w:instrText>
+          <w:instrText xml:space="preserve"> PAGEREF _Toc236398950 \h </w:instrText>
         </w:r>
         <w:r>
           <w:fldChar w:fldCharType="separate"/>
@@ -9896,7 +9896,7 @@
           <w14:ligatures w14:val="standardContextual"/>
         </w:rPr>
       </w:pPr>
-      <w:hyperlink w:anchor="_Toc236388137" w:history="1">
+      <w:hyperlink w:anchor="_Toc236398951" w:history="1">
         <w:r>
           <w:rPr>
             <w:rStyle w:val="Hyperlink"/>
@@ -9910,7 +9910,7 @@
           <w:fldChar w:fldCharType="begin"/>
         </w:r>
         <w:r>
-          <w:instrText xml:space="preserve"> PAGEREF _Toc236388137 \h </w:instrText>
+          <w:instrText xml:space="preserve"> PAGEREF _Toc236398951 \h </w:instrText>
         </w:r>
         <w:r>
           <w:fldChar w:fldCharType="separate"/>
@@ -9936,7 +9936,7 @@
           <w14:ligatures w14:val="standardContextual"/>
         </w:rPr>
       </w:pPr>
-      <w:hyperlink w:anchor="_Toc236388138" w:history="1">
+      <w:hyperlink w:anchor="_Toc236398952" w:history="1">
         <w:r>
           <w:rPr>
             <w:rStyle w:val="Hyperlink"/>
@@ -9950,7 +9950,7 @@
           <w:fldChar w:fldCharType="begin"/>
         </w:r>
         <w:r>
-          <w:instrText xml:space="preserve"> PAGEREF _Toc236388138 \h </w:instrText>
+          <w:instrText xml:space="preserve"> PAGEREF _Toc236398952 \h </w:instrText>
         </w:r>
         <w:r>
           <w:fldChar w:fldCharType="separate"/>
@@ -9976,7 +9976,7 @@
           <w14:ligatures w14:val="standardContextual"/>
         </w:rPr>
       </w:pPr>
-      <w:hyperlink w:anchor="_Toc236388139" w:history="1">
+      <w:hyperlink w:anchor="_Toc236398953" w:history="1">
         <w:r>
           <w:rPr>
             <w:rStyle w:val="Hyperlink"/>
@@ -9990,7 +9990,7 @@
           <w:fldChar w:fldCharType="begin"/>
         </w:r>
         <w:r>
-          <w:instrText xml:space="preserve"> PAGEREF _Toc236388139 \h </w:instrText>
+          <w:instrText xml:space="preserve"> PAGEREF _Toc236398953 \h </w:instrText>
         </w:r>
         <w:r>
           <w:fldChar w:fldCharType="separate"/>
@@ -10016,7 +10016,7 @@
           <w14:ligatures w14:val="standardContextual"/>
         </w:rPr>
       </w:pPr>
-      <w:hyperlink w:anchor="_Toc236388140" w:history="1">
+      <w:hyperlink w:anchor="_Toc236398954" w:history="1">
         <w:r>
           <w:rPr>
             <w:rStyle w:val="Hyperlink"/>
@@ -10030,7 +10030,7 @@
           <w:fldChar w:fldCharType="begin"/>
         </w:r>
         <w:r>
-          <w:instrText xml:space="preserve"> PAGEREF _Toc236388140 \h </w:instrText>
+          <w:instrText xml:space="preserve"> PAGEREF _Toc236398954 \h </w:instrText>
         </w:r>
         <w:r>
           <w:fldChar w:fldCharType="separate"/>
@@ -10056,7 +10056,7 @@
           <w14:ligatures w14:val="standardContextual"/>
         </w:rPr>
       </w:pPr>
-      <w:hyperlink w:anchor="_Toc236388141" w:history="1">
+      <w:hyperlink w:anchor="_Toc236398955" w:history="1">
         <w:r>
           <w:rPr>
             <w:rStyle w:val="Hyperlink"/>
@@ -10070,7 +10070,7 @@
           <w:fldChar w:fldCharType="begin"/>
         </w:r>
         <w:r>
-          <w:instrText xml:space="preserve"> PAGEREF _Toc236388141 \h </w:instrText>
+          <w:instrText xml:space="preserve"> PAGEREF _Toc236398955 \h </w:instrText>
         </w:r>
         <w:r>
           <w:fldChar w:fldCharType="separate"/>
@@ -10096,7 +10096,7 @@
           <w14:ligatures w14:val="standardContextual"/>
         </w:rPr>
       </w:pPr>
-      <w:hyperlink w:anchor="_Toc236388142" w:history="1">
+      <w:hyperlink w:anchor="_Toc236398956" w:history="1">
         <w:r>
           <w:rPr>
             <w:rStyle w:val="Hyperlink"/>
@@ -10110,7 +10110,7 @@
           <w:fldChar w:fldCharType="begin"/>
         </w:r>
         <w:r>
-          <w:instrText xml:space="preserve"> PAGEREF _Toc236388142 \h </w:instrText>
+          <w:instrText xml:space="preserve"> PAGEREF _Toc236398956 \h </w:instrText>
         </w:r>
         <w:r>
           <w:fldChar w:fldCharType="separate"/>
@@ -10136,7 +10136,7 @@
           <w14:ligatures w14:val="standardContextual"/>
         </w:rPr>
       </w:pPr>
-      <w:hyperlink w:anchor="_Toc236388143" w:history="1">
+      <w:hyperlink w:anchor="_Toc236398957" w:history="1">
         <w:r>
           <w:rPr>
             <w:rStyle w:val="Hyperlink"/>
@@ -10150,7 +10150,7 @@
           <w:fldChar w:fldCharType="begin"/>
         </w:r>
         <w:r>
-          <w:instrText xml:space="preserve"> PAGEREF _Toc236388143 \h </w:instrText>
+          <w:instrText xml:space="preserve"> PAGEREF _Toc236398957 \h </w:instrText>
         </w:r>
         <w:r>
           <w:fldChar w:fldCharType="separate"/>
@@ -10176,7 +10176,7 @@
           <w14:ligatures w14:val="standardContextual"/>
         </w:rPr>
       </w:pPr>
-      <w:hyperlink w:anchor="_Toc236388144" w:history="1">
+      <w:hyperlink w:anchor="_Toc236398958" w:history="1">
         <w:r>
           <w:rPr>
             <w:rStyle w:val="Hyperlink"/>
@@ -10190,7 +10190,7 @@
           <w:fldChar w:fldCharType="begin"/>
         </w:r>
         <w:r>
-          <w:instrText xml:space="preserve"> PAGEREF _Toc236388144 \h </w:instrText>
+          <w:instrText xml:space="preserve"> PAGEREF _Toc236398958 \h </w:instrText>
         </w:r>
         <w:r>
           <w:fldChar w:fldCharType="separate"/>
@@ -10216,7 +10216,7 @@
           <w14:ligatures w14:val="standardContextual"/>
         </w:rPr>
       </w:pPr>
-      <w:hyperlink w:anchor="_Toc236388145" w:history="1">
+      <w:hyperlink w:anchor="_Toc236398959" w:history="1">
         <w:r>
           <w:rPr>
             <w:rStyle w:val="Hyperlink"/>
@@ -10230,7 +10230,7 @@
           <w:fldChar w:fldCharType="begin"/>
         </w:r>
         <w:r>
-          <w:instrText xml:space="preserve"> PAGEREF _Toc236388145 \h </w:instrText>
+          <w:instrText xml:space="preserve"> PAGEREF _Toc236398959 \h </w:instrText>
         </w:r>
         <w:r>
           <w:fldChar w:fldCharType="separate"/>
@@ -10256,7 +10256,7 @@
           <w14:ligatures w14:val="standardContextual"/>
         </w:rPr>
       </w:pPr>
-      <w:hyperlink w:anchor="_Toc236388146" w:history="1">
+      <w:hyperlink w:anchor="_Toc236398960" w:history="1">
         <w:r>
           <w:rPr>
             <w:rStyle w:val="Hyperlink"/>
@@ -10270,7 +10270,7 @@
           <w:fldChar w:fldCharType="begin"/>
         </w:r>
         <w:r>
-          <w:instrText xml:space="preserve"> PAGEREF _Toc236388146 \h </w:instrText>
+          <w:instrText xml:space="preserve"> PAGEREF _Toc236398960 \h </w:instrText>
         </w:r>
         <w:r>
           <w:fldChar w:fldCharType="separate"/>
@@ -10296,7 +10296,7 @@
           <w14:ligatures w14:val="standardContextual"/>
         </w:rPr>
       </w:pPr>
-      <w:hyperlink w:anchor="_Toc236388147" w:history="1">
+      <w:hyperlink w:anchor="_Toc236398961" w:history="1">
         <w:r>
           <w:rPr>
             <w:rStyle w:val="Hyperlink"/>
@@ -10310,7 +10310,7 @@
           <w:fldChar w:fldCharType="begin"/>
         </w:r>
         <w:r>
-          <w:instrText xml:space="preserve"> PAGEREF _Toc236388147 \h </w:instrText>
+          <w:instrText xml:space="preserve"> PAGEREF _Toc236398961 \h </w:instrText>
         </w:r>
         <w:r>
           <w:fldChar w:fldCharType="separate"/>
@@ -10336,7 +10336,7 @@
           <w14:ligatures w14:val="standardContextual"/>
         </w:rPr>
       </w:pPr>
-      <w:hyperlink w:anchor="_Toc236388148" w:history="1">
+      <w:hyperlink w:anchor="_Toc236398962" w:history="1">
         <w:r>
           <w:rPr>
             <w:rStyle w:val="Hyperlink"/>
@@ -10350,7 +10350,7 @@
           <w:fldChar w:fldCharType="begin"/>
         </w:r>
         <w:r>
-          <w:instrText xml:space="preserve"> PAGEREF _Toc236388148 \h </w:instrText>
+          <w:instrText xml:space="preserve"> PAGEREF _Toc236398962 \h </w:instrText>
         </w:r>
         <w:r>
           <w:fldChar w:fldCharType="separate"/>
@@ -10376,7 +10376,7 @@
           <w14:ligatures w14:val="standardContextual"/>
         </w:rPr>
       </w:pPr>
-      <w:hyperlink w:anchor="_Toc236388149" w:history="1">
+      <w:hyperlink w:anchor="_Toc236398963" w:history="1">
         <w:r>
           <w:rPr>
             <w:rStyle w:val="Hyperlink"/>
@@ -10390,7 +10390,7 @@
           <w:fldChar w:fldCharType="begin"/>
         </w:r>
         <w:r>
-          <w:instrText xml:space="preserve"> PAGEREF _Toc236388149 \h </w:instrText>
+          <w:instrText xml:space="preserve"> PAGEREF _Toc236398963 \h </w:instrText>
         </w:r>
         <w:r>
           <w:fldChar w:fldCharType="separate"/>
@@ -10416,7 +10416,7 @@
           <w14:ligatures w14:val="standardContextual"/>
         </w:rPr>
       </w:pPr>
-      <w:hyperlink w:anchor="_Toc236388150" w:history="1">
+      <w:hyperlink w:anchor="_Toc236398964" w:history="1">
         <w:r>
           <w:rPr>
             <w:rStyle w:val="Hyperlink"/>
@@ -10430,7 +10430,7 @@
           <w:fldChar w:fldCharType="begin"/>
         </w:r>
         <w:r>
-          <w:instrText xml:space="preserve"> PAGEREF _Toc236388150 \h </w:instrText>
+          <w:instrText xml:space="preserve"> PAGEREF _Toc236398964 \h </w:instrText>
         </w:r>
         <w:r>
           <w:fldChar w:fldCharType="separate"/>
@@ -10456,7 +10456,7 @@
           <w14:ligatures w14:val="standardContextual"/>
         </w:rPr>
       </w:pPr>
-      <w:hyperlink w:anchor="_Toc236388151" w:history="1">
+      <w:hyperlink w:anchor="_Toc236398965" w:history="1">
         <w:r>
           <w:rPr>
             <w:rStyle w:val="Hyperlink"/>
@@ -10470,7 +10470,7 @@
           <w:fldChar w:fldCharType="begin"/>
         </w:r>
         <w:r>
-          <w:instrText xml:space="preserve"> PAGEREF _Toc236388151 \h </w:instrText>
+          <w:instrText xml:space="preserve"> PAGEREF _Toc236398965 \h </w:instrText>
         </w:r>
         <w:r>
           <w:fldChar w:fldCharType="separate"/>
@@ -13063,7 +13063,7 @@
       <w:bookmarkStart w:id="19" w:name="_Toc359335757"/>
       <w:bookmarkStart w:id="20" w:name="_Toc184116961"/>
       <w:bookmarkStart w:id="21" w:name="_Clause_c1"/>
-      <w:bookmarkStart w:id="22" w:name="_Toc236388056"/>
+      <w:bookmarkStart w:id="22" w:name="_Toc236398870"/>
       <w:r>
         <w:t>Scope</w:t>
       </w:r>
@@ -13678,7 +13678,7 @@
       <w:bookmarkStart w:id="27" w:name="_Toc359335758"/>
       <w:bookmarkStart w:id="28" w:name="_Toc184116962"/>
       <w:bookmarkStart w:id="29" w:name="_Clause_c2"/>
-      <w:bookmarkStart w:id="30" w:name="_Toc236388057"/>
+      <w:bookmarkStart w:id="30" w:name="_Toc236398871"/>
       <w:r>
         <w:t>Normative references</w:t>
       </w:r>
@@ -13945,7 +13945,7 @@
       <w:bookmarkStart w:id="48" w:name="_Toc359335759"/>
       <w:bookmarkStart w:id="49" w:name="_Toc184116963"/>
       <w:bookmarkStart w:id="50" w:name="_Clause_c3"/>
-      <w:bookmarkStart w:id="51" w:name="_Toc236388058"/>
+      <w:bookmarkStart w:id="51" w:name="_Toc236398872"/>
       <w:r>
         <w:t>Terms</w:t>
       </w:r>
@@ -13974,7 +13974,7 @@
       </w:pPr>
       <w:bookmarkStart w:id="52" w:name="_Toc184116964"/>
       <w:bookmarkStart w:id="53" w:name="_Clause_c3_1"/>
-      <w:bookmarkStart w:id="54" w:name="_Toc236388059"/>
+      <w:bookmarkStart w:id="54" w:name="_Toc236398873"/>
       <w:r>
         <w:t>Overview</w:t>
       </w:r>
@@ -13995,7 +13995,7 @@
       <w:bookmarkStart w:id="60" w:name="_Toc29911961"/>
       <w:bookmarkStart w:id="61" w:name="_Toc184116965"/>
       <w:bookmarkStart w:id="62" w:name="_Clause_c3_2"/>
-      <w:bookmarkStart w:id="63" w:name="_Toc236388060"/>
+      <w:bookmarkStart w:id="63" w:name="_Toc236398874"/>
       <w:r>
         <w:t>Schema Registry terms</w:t>
       </w:r>
@@ -14032,7 +14032,7 @@
       </w:pPr>
       <w:bookmarkStart w:id="64" w:name="_Toc184116966"/>
       <w:bookmarkStart w:id="65" w:name="_Clause_c3_3"/>
-      <w:bookmarkStart w:id="66" w:name="_Toc236388061"/>
+      <w:bookmarkStart w:id="66" w:name="_Toc236398875"/>
       <w:r>
         <w:lastRenderedPageBreak/>
         <w:t>Abbreviated terms</w:t>
@@ -14531,7 +14531,7 @@
       </w:pPr>
       <w:bookmarkStart w:id="67" w:name="_Toc184116967"/>
       <w:bookmarkStart w:id="68" w:name="_Clause_c3_4"/>
-      <w:bookmarkStart w:id="69" w:name="_Toc236388062"/>
+      <w:bookmarkStart w:id="69" w:name="_Toc236398876"/>
       <w:r>
         <w:t>Conventions used in this document</w:t>
       </w:r>
@@ -14575,7 +14575,7 @@
       <w:bookmarkStart w:id="72" w:name="_Ref55124069"/>
       <w:bookmarkStart w:id="73" w:name="_Ref55124139"/>
       <w:bookmarkStart w:id="74" w:name="_Toc184116968"/>
-      <w:bookmarkStart w:id="75" w:name="_Toc236388063"/>
+      <w:bookmarkStart w:id="75" w:name="_Toc236398877"/>
       <w:r>
         <w:t>Conventions for Node descriptions</w:t>
       </w:r>
@@ -14961,7 +14961,7 @@
       <w:bookmarkStart w:id="80" w:name="_Toc499116097"/>
       <w:bookmarkStart w:id="81" w:name="_Toc34394280"/>
       <w:bookmarkStart w:id="82" w:name="_Toc184117019"/>
-      <w:bookmarkStart w:id="83" w:name="_Toc236388122"/>
+      <w:bookmarkStart w:id="83" w:name="_Toc236398936"/>
       <w:r>
         <w:lastRenderedPageBreak/>
         <w:t xml:space="preserve">Table </w:t>
@@ -17550,7 +17550,7 @@
       <w:bookmarkStart w:id="94" w:name="_Toc499116098"/>
       <w:bookmarkStart w:id="95" w:name="_Toc34394281"/>
       <w:bookmarkStart w:id="96" w:name="_Toc184117020"/>
-      <w:bookmarkStart w:id="97" w:name="_Toc236388123"/>
+      <w:bookmarkStart w:id="97" w:name="_Toc236398937"/>
       <w:r>
         <w:t xml:space="preserve">Table </w:t>
       </w:r>
@@ -18583,7 +18583,7 @@
       <w:bookmarkStart w:id="98" w:name="_Ref16778333"/>
       <w:bookmarkStart w:id="99" w:name="_Toc34394282"/>
       <w:bookmarkStart w:id="100" w:name="_Toc184117021"/>
-      <w:bookmarkStart w:id="101" w:name="_Toc236388124"/>
+      <w:bookmarkStart w:id="101" w:name="_Toc236398938"/>
       <w:r>
         <w:t xml:space="preserve">Table </w:t>
       </w:r>
@@ -19703,7 +19703,7 @@
       </w:pPr>
       <w:bookmarkStart w:id="103" w:name="_Ref55118538"/>
       <w:bookmarkStart w:id="104" w:name="_Toc184117022"/>
-      <w:bookmarkStart w:id="105" w:name="_Toc236388125"/>
+      <w:bookmarkStart w:id="105" w:name="_Toc236398939"/>
       <w:r>
         <w:t xml:space="preserve">Table </w:t>
       </w:r>
@@ -20342,7 +20342,7 @@
       </w:pPr>
       <w:bookmarkStart w:id="107" w:name="_Ref55125045"/>
       <w:bookmarkStart w:id="108" w:name="_Toc184117023"/>
-      <w:bookmarkStart w:id="109" w:name="_Toc236388126"/>
+      <w:bookmarkStart w:id="109" w:name="_Toc236398940"/>
       <w:r>
         <w:t xml:space="preserve">Table </w:t>
       </w:r>
@@ -20998,7 +20998,7 @@
       </w:pPr>
       <w:bookmarkStart w:id="111" w:name="_Ref55119200"/>
       <w:bookmarkStart w:id="112" w:name="_Toc184117024"/>
-      <w:bookmarkStart w:id="113" w:name="_Toc236388127"/>
+      <w:bookmarkStart w:id="113" w:name="_Toc236398941"/>
       <w:r>
         <w:t xml:space="preserve">Table </w:t>
       </w:r>
@@ -21362,7 +21362,7 @@
       <w:bookmarkStart w:id="117" w:name="_Toc499115805"/>
       <w:bookmarkStart w:id="118" w:name="_Toc29911965"/>
       <w:bookmarkStart w:id="119" w:name="_Toc184116969"/>
-      <w:bookmarkStart w:id="120" w:name="_Toc236388064"/>
+      <w:bookmarkStart w:id="120" w:name="_Toc236398878"/>
       <w:r>
         <w:t>NodeIds and BrowseNames</w:t>
       </w:r>
@@ -22048,7 +22048,7 @@
         <w:ind w:left="0" w:firstLine="0"/>
       </w:pPr>
       <w:bookmarkStart w:id="129" w:name="_Toc184116970"/>
-      <w:bookmarkStart w:id="130" w:name="_Toc236388065"/>
+      <w:bookmarkStart w:id="130" w:name="_Toc236398879"/>
       <w:r>
         <w:t>Common Attributes</w:t>
       </w:r>
@@ -22206,7 +22206,7 @@
       <w:bookmarkStart w:id="135" w:name="_Toc499116099"/>
       <w:bookmarkStart w:id="136" w:name="_Toc34394283"/>
       <w:bookmarkStart w:id="137" w:name="_Toc184117025"/>
-      <w:bookmarkStart w:id="138" w:name="_Toc236388128"/>
+      <w:bookmarkStart w:id="138" w:name="_Toc236398942"/>
       <w:r>
         <w:t xml:space="preserve">Table </w:t>
       </w:r>
@@ -23454,7 +23454,7 @@
       <w:bookmarkStart w:id="142" w:name="_Toc499116100"/>
       <w:bookmarkStart w:id="143" w:name="_Toc34394284"/>
       <w:bookmarkStart w:id="144" w:name="_Toc184117026"/>
-      <w:bookmarkStart w:id="145" w:name="_Toc236388129"/>
+      <w:bookmarkStart w:id="145" w:name="_Toc236398943"/>
       <w:r>
         <w:lastRenderedPageBreak/>
         <w:t xml:space="preserve">Table </w:t>
@@ -23759,7 +23759,7 @@
       <w:bookmarkStart w:id="149" w:name="_Toc499116101"/>
       <w:bookmarkStart w:id="150" w:name="_Toc34394285"/>
       <w:bookmarkStart w:id="151" w:name="_Toc184117027"/>
-      <w:bookmarkStart w:id="152" w:name="_Toc236388130"/>
+      <w:bookmarkStart w:id="152" w:name="_Toc236398944"/>
       <w:r>
         <w:t xml:space="preserve">Table </w:t>
       </w:r>
@@ -24690,7 +24690,7 @@
       <w:bookmarkStart w:id="156" w:name="_Toc499116102"/>
       <w:bookmarkStart w:id="157" w:name="_Toc34394286"/>
       <w:bookmarkStart w:id="158" w:name="_Toc184117028"/>
-      <w:bookmarkStart w:id="159" w:name="_Toc236388131"/>
+      <w:bookmarkStart w:id="159" w:name="_Toc236398945"/>
       <w:r>
         <w:t xml:space="preserve">Table </w:t>
       </w:r>
@@ -25176,7 +25176,7 @@
       <w:bookmarkStart w:id="161" w:name="_Toc499116103"/>
       <w:bookmarkStart w:id="162" w:name="_Toc34394287"/>
       <w:bookmarkStart w:id="163" w:name="_Toc184117029"/>
-      <w:bookmarkStart w:id="164" w:name="_Toc236388132"/>
+      <w:bookmarkStart w:id="164" w:name="_Toc236398946"/>
       <w:r>
         <w:t xml:space="preserve">Table </w:t>
       </w:r>
@@ -25502,7 +25502,7 @@
       </w:pPr>
       <w:bookmarkStart w:id="165" w:name="_Ref108692395"/>
       <w:bookmarkStart w:id="166" w:name="_Toc184116971"/>
-      <w:bookmarkStart w:id="167" w:name="_Toc236388066"/>
+      <w:bookmarkStart w:id="167" w:name="_Toc236398880"/>
       <w:r>
         <w:lastRenderedPageBreak/>
         <w:t>Structures</w:t>
@@ -25672,7 +25672,7 @@
       <w:bookmarkStart w:id="169" w:name="_Ref108519484"/>
       <w:bookmarkStart w:id="170" w:name="_Ref108518673"/>
       <w:bookmarkStart w:id="171" w:name="_Toc184117030"/>
-      <w:bookmarkStart w:id="172" w:name="_Toc236388133"/>
+      <w:bookmarkStart w:id="172" w:name="_Toc236398947"/>
       <w:r>
         <w:t xml:space="preserve">Table </w:t>
       </w:r>
@@ -26193,7 +26193,7 @@
       </w:pPr>
       <w:bookmarkStart w:id="173" w:name="_Ref108519581"/>
       <w:bookmarkStart w:id="174" w:name="_Toc184117031"/>
-      <w:bookmarkStart w:id="175" w:name="_Toc236388134"/>
+      <w:bookmarkStart w:id="175" w:name="_Toc236398948"/>
       <w:r>
         <w:t xml:space="preserve">Table </w:t>
       </w:r>
@@ -26848,7 +26848,7 @@
       </w:pPr>
       <w:bookmarkStart w:id="176" w:name="_Ref108519635"/>
       <w:bookmarkStart w:id="177" w:name="_Toc184117032"/>
-      <w:bookmarkStart w:id="178" w:name="_Toc236388135"/>
+      <w:bookmarkStart w:id="178" w:name="_Toc236398949"/>
       <w:r>
         <w:t xml:space="preserve">Table </w:t>
       </w:r>
@@ -27531,7 +27531,7 @@
       <w:bookmarkStart w:id="180" w:name="_Toc29911974"/>
       <w:bookmarkStart w:id="181" w:name="_Toc184116978"/>
       <w:bookmarkStart w:id="182" w:name="_Clause_c4"/>
-      <w:bookmarkStart w:id="183" w:name="_Toc236388067"/>
+      <w:bookmarkStart w:id="183" w:name="_Toc236398881"/>
       <w:r>
         <w:t>General information to Schema Registry and OPC UA</w:t>
       </w:r>
@@ -27550,7 +27550,7 @@
       <w:bookmarkStart w:id="185" w:name="_Toc29911975"/>
       <w:bookmarkStart w:id="186" w:name="_Toc184116979"/>
       <w:bookmarkStart w:id="187" w:name="_Clause_c4_1"/>
-      <w:bookmarkStart w:id="188" w:name="_Toc236388068"/>
+      <w:bookmarkStart w:id="188" w:name="_Toc236398882"/>
       <w:r>
         <w:t>Introduction to Schema Registry</w:t>
       </w:r>
@@ -27596,7 +27596,7 @@
       <w:bookmarkStart w:id="190" w:name="_Toc29911976"/>
       <w:bookmarkStart w:id="191" w:name="_Toc184116980"/>
       <w:bookmarkStart w:id="192" w:name="_Clause_c4_2"/>
-      <w:bookmarkStart w:id="193" w:name="_Toc236388069"/>
+      <w:bookmarkStart w:id="193" w:name="_Toc236398883"/>
       <w:r>
         <w:t>Introduction to OPC Unified Architecture</w:t>
       </w:r>
@@ -27660,7 +27660,7 @@
       </w:pPr>
       <w:bookmarkStart w:id="194" w:name="_Toc29911977"/>
       <w:bookmarkStart w:id="195" w:name="_Toc184116981"/>
-      <w:bookmarkStart w:id="196" w:name="_Toc236388070"/>
+      <w:bookmarkStart w:id="196" w:name="_Toc236398884"/>
       <w:r>
         <w:t>What is OPC UA?</w:t>
       </w:r>
@@ -27793,7 +27793,7 @@
         <w:pStyle w:val="Heading3"/>
       </w:pPr>
       <w:bookmarkStart w:id="197" w:name="_Toc184116982"/>
-      <w:bookmarkStart w:id="198" w:name="_Toc236388071"/>
+      <w:bookmarkStart w:id="198" w:name="_Toc236398885"/>
       <w:r>
         <w:t>Basics of OPC UA</w:t>
       </w:r>
@@ -27950,7 +27950,7 @@
           <v:shape id="_x0000_i1032" type="#_x0000_t75" style="width:319.3pt;height:234pt" o:ole="">
             <v:imagedata r:id="rId57" o:title=""/>
           </v:shape>
-          <o:OLEObject Type="Embed" ProgID="PowerPoint.Slide.12" ShapeID="_x0000_i1032" DrawAspect="Content" ObjectID="_1847000697" r:id="rId58"/>
+          <o:OLEObject Type="Embed" ProgID="PowerPoint.Slide.12" ShapeID="_x0000_i1032" DrawAspect="Content" ObjectID="_1847011490" r:id="rId58"/>
         </w:object>
       </w:r>
     </w:p>
@@ -27961,7 +27961,7 @@
       <w:bookmarkStart w:id="199" w:name="_Ref531777624"/>
       <w:bookmarkStart w:id="200" w:name="_Toc34394275"/>
       <w:bookmarkStart w:id="201" w:name="_Toc184117014"/>
-      <w:bookmarkStart w:id="202" w:name="_Toc236388116"/>
+      <w:bookmarkStart w:id="202" w:name="_Toc236398930"/>
       <w:r>
         <w:t xml:space="preserve">Figure </w:t>
       </w:r>
@@ -28017,7 +28017,7 @@
       </w:pPr>
       <w:bookmarkStart w:id="203" w:name="_Toc29911979"/>
       <w:bookmarkStart w:id="204" w:name="_Toc184116983"/>
-      <w:bookmarkStart w:id="205" w:name="_Toc236388072"/>
+      <w:bookmarkStart w:id="205" w:name="_Toc236398886"/>
       <w:r>
         <w:t>Information modelling in OPC UA</w:t>
       </w:r>
@@ -28225,7 +28225,7 @@
           <v:shape id="_x0000_i1026" type="#_x0000_t75" style="width:378.45pt;height:270.45pt" o:ole="">
             <v:imagedata r:id="rId59" o:title=""/>
           </v:shape>
-          <o:OLEObject Type="Embed" ProgID="VisioViewer.Viewer.1" ShapeID="_x0000_i1026" DrawAspect="Content" ObjectID="_1847000698" r:id="rId60"/>
+          <o:OLEObject Type="Embed" ProgID="VisioViewer.Viewer.1" ShapeID="_x0000_i1026" DrawAspect="Content" ObjectID="_1847011491" r:id="rId60"/>
         </w:object>
       </w:r>
       <w:commentRangeEnd w:id="206"/>
@@ -28246,7 +28246,7 @@
       <w:bookmarkStart w:id="207" w:name="_Ref495481497"/>
       <w:bookmarkStart w:id="208" w:name="_Toc34394276"/>
       <w:bookmarkStart w:id="209" w:name="_Toc184117015"/>
-      <w:bookmarkStart w:id="210" w:name="_Toc236388117"/>
+      <w:bookmarkStart w:id="210" w:name="_Toc236398931"/>
       <w:r>
         <w:t xml:space="preserve">Figure </w:t>
       </w:r>
@@ -28609,7 +28609,7 @@
           <v:shape id="_x0000_i1027" type="#_x0000_t75" style="width:342.45pt;height:354pt" o:ole="">
             <v:imagedata r:id="rId65" o:title=""/>
           </v:shape>
-          <o:OLEObject Type="Embed" ProgID="VisioViewer.Viewer.1" ShapeID="_x0000_i1027" DrawAspect="Content" ObjectID="_1847000699" r:id="rId66"/>
+          <o:OLEObject Type="Embed" ProgID="VisioViewer.Viewer.1" ShapeID="_x0000_i1027" DrawAspect="Content" ObjectID="_1847011492" r:id="rId66"/>
         </w:object>
       </w:r>
     </w:p>
@@ -28620,7 +28620,7 @@
       <w:bookmarkStart w:id="211" w:name="_Ref495481599"/>
       <w:bookmarkStart w:id="212" w:name="_Toc34394277"/>
       <w:bookmarkStart w:id="213" w:name="_Toc184117016"/>
-      <w:bookmarkStart w:id="214" w:name="_Toc236388118"/>
+      <w:bookmarkStart w:id="214" w:name="_Toc236398932"/>
       <w:r>
         <w:t xml:space="preserve">Figure </w:t>
       </w:r>
@@ -28814,7 +28814,7 @@
           <v:shape id="_x0000_i1028" type="#_x0000_t75" style="width:413.55pt;height:330pt" o:ole="">
             <v:imagedata r:id="rId67" o:title=""/>
           </v:shape>
-          <o:OLEObject Type="Embed" ProgID="VisioViewer.Viewer.1" ShapeID="_x0000_i1028" DrawAspect="Content" ObjectID="_1847000700" r:id="rId68"/>
+          <o:OLEObject Type="Embed" ProgID="VisioViewer.Viewer.1" ShapeID="_x0000_i1028" DrawAspect="Content" ObjectID="_1847011493" r:id="rId68"/>
         </w:object>
       </w:r>
     </w:p>
@@ -28825,7 +28825,7 @@
       <w:bookmarkStart w:id="215" w:name="_Ref495482128"/>
       <w:bookmarkStart w:id="216" w:name="_Toc34394278"/>
       <w:bookmarkStart w:id="217" w:name="_Toc184117017"/>
-      <w:bookmarkStart w:id="218" w:name="_Toc236388119"/>
+      <w:bookmarkStart w:id="218" w:name="_Toc236398933"/>
       <w:r>
         <w:t xml:space="preserve">Figure </w:t>
       </w:r>
@@ -28932,7 +28932,7 @@
           <v:shape id="_x0000_i1029" type="#_x0000_t75" style="width:468pt;height:233.55pt" o:ole="">
             <v:imagedata r:id="rId69" o:title=""/>
           </v:shape>
-          <o:OLEObject Type="Embed" ProgID="VisioViewer.Viewer.1" ShapeID="_x0000_i1029" DrawAspect="Content" ObjectID="_1847000701" r:id="rId70"/>
+          <o:OLEObject Type="Embed" ProgID="VisioViewer.Viewer.1" ShapeID="_x0000_i1029" DrawAspect="Content" ObjectID="_1847011494" r:id="rId70"/>
         </w:object>
       </w:r>
     </w:p>
@@ -28943,7 +28943,7 @@
       <w:bookmarkStart w:id="219" w:name="_Ref495482154"/>
       <w:bookmarkStart w:id="220" w:name="_Toc34394279"/>
       <w:bookmarkStart w:id="221" w:name="_Toc184117018"/>
-      <w:bookmarkStart w:id="222" w:name="_Toc236388120"/>
+      <w:bookmarkStart w:id="222" w:name="_Toc236398934"/>
       <w:r>
         <w:t xml:space="preserve">Figure </w:t>
       </w:r>
@@ -29509,7 +29509,7 @@
       </w:pPr>
       <w:bookmarkStart w:id="223" w:name="_Toc184116984"/>
       <w:bookmarkStart w:id="224" w:name="_Clause_c5"/>
-      <w:bookmarkStart w:id="225" w:name="_Toc236388073"/>
+      <w:bookmarkStart w:id="225" w:name="_Toc236398887"/>
       <w:r>
         <w:t xml:space="preserve">Use </w:t>
       </w:r>
@@ -29528,7 +29528,7 @@
         <w:pStyle w:val="Heading2"/>
       </w:pPr>
       <w:bookmarkStart w:id="226" w:name="_Clause_c5_1"/>
-      <w:bookmarkStart w:id="227" w:name="_Toc236388074"/>
+      <w:bookmarkStart w:id="227" w:name="_Toc236398888"/>
       <w:r>
         <w:t>Downloading a schema</w:t>
       </w:r>
@@ -29715,7 +29715,7 @@
         <w:pStyle w:val="Heading2"/>
       </w:pPr>
       <w:bookmarkStart w:id="228" w:name="_Clause_c5_2"/>
-      <w:bookmarkStart w:id="229" w:name="_Toc236388075"/>
+      <w:bookmarkStart w:id="229" w:name="_Toc236398889"/>
       <w:r>
         <w:t>Registering a schema</w:t>
       </w:r>
@@ -29983,7 +29983,7 @@
       <w:bookmarkStart w:id="231" w:name="_Toc29911984"/>
       <w:bookmarkStart w:id="232" w:name="_Toc184116985"/>
       <w:bookmarkStart w:id="233" w:name="_Clause_c6"/>
-      <w:bookmarkStart w:id="234" w:name="_Toc236388076"/>
+      <w:bookmarkStart w:id="234" w:name="_Toc236398890"/>
       <w:r>
         <w:rPr>
           <w:color w:val="FF0000"/>
@@ -30036,11 +30036,11 @@
         <w:pStyle w:val="FIGURE"/>
       </w:pPr>
       <w:r>
-        <w:object w:dxaOrig="4143" w:dyaOrig="4406" w14:anchorId="3F24FE41">
+        <w:object w:dxaOrig="4143" w:dyaOrig="4406" w14:anchorId="66ABC955">
           <v:shape id="_x0000_i1031" type="#_x0000_t75" style="width:207pt;height:220.3pt" o:ole="">
             <v:imagedata r:id="rId71" o:title=""/>
           </v:shape>
-          <o:OLEObject Type="Embed" ProgID="PowerPoint.Show.12" ShapeID="_x0000_i1031" DrawAspect="Content" ObjectID="_1847000702" r:id="rId72"/>
+          <o:OLEObject Type="Embed" ProgID="PowerPoint.Show.12" ShapeID="_x0000_i1031" DrawAspect="Content" ObjectID="_1847011495" r:id="rId72"/>
         </w:object>
       </w:r>
     </w:p>
@@ -30049,7 +30049,7 @@
         <w:pStyle w:val="FIGURE-title"/>
       </w:pPr>
       <w:bookmarkStart w:id="235" w:name="_Fig_fig_sreg_shape"/>
-      <w:bookmarkStart w:id="236" w:name="_Toc236388121"/>
+      <w:bookmarkStart w:id="236" w:name="_Toc236398935"/>
       <w:r>
         <w:t xml:space="preserve">Figure </w:t>
       </w:r>
@@ -30153,7 +30153,7 @@
         <w:pStyle w:val="Heading2"/>
       </w:pPr>
       <w:bookmarkStart w:id="237" w:name="_Clause_c6_1"/>
-      <w:bookmarkStart w:id="238" w:name="_Toc236388077"/>
+      <w:bookmarkStart w:id="238" w:name="_Toc236398891"/>
       <w:r>
         <w:t>OPC UA as a first-class binding</w:t>
       </w:r>
@@ -30424,7 +30424,7 @@
         <w:pStyle w:val="Heading2"/>
       </w:pPr>
       <w:bookmarkStart w:id="239" w:name="_Clause_c6_2"/>
-      <w:bookmarkStart w:id="240" w:name="_Toc236388078"/>
+      <w:bookmarkStart w:id="240" w:name="_Toc236398892"/>
       <w:r>
         <w:t>Organisation of the model</w:t>
       </w:r>
@@ -30480,7 +30480,7 @@
         <w:pStyle w:val="Heading2"/>
       </w:pPr>
       <w:bookmarkStart w:id="241" w:name="_Clause_c6_3"/>
-      <w:bookmarkStart w:id="242" w:name="_Toc236388079"/>
+      <w:bookmarkStart w:id="242" w:name="_Toc236398893"/>
       <w:r>
         <w:t>Registry root</w:t>
       </w:r>
@@ -30726,7 +30726,7 @@
         <w:pStyle w:val="Heading2"/>
       </w:pPr>
       <w:bookmarkStart w:id="243" w:name="_Clause_c6_4"/>
-      <w:bookmarkStart w:id="244" w:name="_Toc236388080"/>
+      <w:bookmarkStart w:id="244" w:name="_Toc236398894"/>
       <w:r>
         <w:t>Schema groups</w:t>
       </w:r>
@@ -30824,7 +30824,7 @@
         <w:pStyle w:val="Heading2"/>
       </w:pPr>
       <w:bookmarkStart w:id="245" w:name="_Clause_c6_5"/>
-      <w:bookmarkStart w:id="246" w:name="_Toc236388081"/>
+      <w:bookmarkStart w:id="246" w:name="_Toc236398895"/>
       <w:r>
         <w:t>Schema files</w:t>
       </w:r>
@@ -31453,7 +31453,7 @@
         <w:pStyle w:val="Heading2"/>
       </w:pPr>
       <w:bookmarkStart w:id="247" w:name="_Clause_c6_6"/>
-      <w:bookmarkStart w:id="248" w:name="_Toc236388082"/>
+      <w:bookmarkStart w:id="248" w:name="_Toc236398896"/>
       <w:r>
         <w:t>SchemaId NodeId fast access</w:t>
       </w:r>
@@ -31582,7 +31582,7 @@
         <w:pStyle w:val="Heading2"/>
       </w:pPr>
       <w:bookmarkStart w:id="249" w:name="_Clause_c6_7"/>
-      <w:bookmarkStart w:id="250" w:name="_Toc236388083"/>
+      <w:bookmarkStart w:id="250" w:name="_Toc236398897"/>
       <w:r>
         <w:t>Formats and content types</w:t>
       </w:r>
@@ -31594,7 +31594,7 @@
         <w:pStyle w:val="TABLE-title"/>
       </w:pPr>
       <w:bookmarkStart w:id="251" w:name="_Tab_formats_and_content_types_tab1"/>
-      <w:bookmarkStart w:id="252" w:name="_Toc236388136"/>
+      <w:bookmarkStart w:id="252" w:name="_Toc236398950"/>
       <w:r>
         <w:t xml:space="preserve">Table </w:t>
       </w:r>
@@ -32197,7 +32197,7 @@
         <w:pStyle w:val="Heading2"/>
       </w:pPr>
       <w:bookmarkStart w:id="253" w:name="_Clause_c6_8"/>
-      <w:bookmarkStart w:id="254" w:name="_Toc236388084"/>
+      <w:bookmarkStart w:id="254" w:name="_Toc236398898"/>
       <w:r>
         <w:lastRenderedPageBreak/>
         <w:t>Schema identity and per-format fingerprints</w:t>
@@ -32513,7 +32513,7 @@
         <w:pStyle w:val="Heading2"/>
       </w:pPr>
       <w:bookmarkStart w:id="255" w:name="_Clause_c6_9"/>
-      <w:bookmarkStart w:id="256" w:name="_Toc236388085"/>
+      <w:bookmarkStart w:id="256" w:name="_Toc236398899"/>
       <w:r>
         <w:t>Schema versioning and compatibility</w:t>
       </w:r>
@@ -32827,7 +32827,7 @@
         <w:pStyle w:val="Heading2"/>
       </w:pPr>
       <w:bookmarkStart w:id="257" w:name="_Clause_c6_10"/>
-      <w:bookmarkStart w:id="258" w:name="_Toc236388086"/>
+      <w:bookmarkStart w:id="258" w:name="_Toc236398900"/>
       <w:r>
         <w:t>Resolution flow</w:t>
       </w:r>
@@ -33422,7 +33422,7 @@
         <w:pStyle w:val="Heading2"/>
       </w:pPr>
       <w:bookmarkStart w:id="259" w:name="_Clause_c6_11"/>
-      <w:bookmarkStart w:id="260" w:name="_Toc236388087"/>
+      <w:bookmarkStart w:id="260" w:name="_Toc236398901"/>
       <w:r>
         <w:lastRenderedPageBreak/>
         <w:t>TTL and mirror semantics</w:t>
@@ -33487,7 +33487,7 @@
         <w:pStyle w:val="Heading2"/>
       </w:pPr>
       <w:bookmarkStart w:id="261" w:name="_Clause_c6_12"/>
-      <w:bookmarkStart w:id="262" w:name="_Toc236388088"/>
+      <w:bookmarkStart w:id="262" w:name="_Toc236398902"/>
       <w:r>
         <w:t>Structure materialization and the xRegistry API</w:t>
       </w:r>
@@ -33499,7 +33499,7 @@
         <w:pStyle w:val="Heading3"/>
       </w:pPr>
       <w:bookmarkStart w:id="263" w:name="_Clause_c6_12_1"/>
-      <w:bookmarkStart w:id="264" w:name="_Toc236388089"/>
+      <w:bookmarkStart w:id="264" w:name="_Toc236398903"/>
       <w:r>
         <w:t>Auto-bootstrap of the schema structure</w:t>
       </w:r>
@@ -33702,7 +33702,7 @@
         <w:pStyle w:val="Heading3"/>
       </w:pPr>
       <w:bookmarkStart w:id="265" w:name="_Clause_c6_12_2"/>
-      <w:bookmarkStart w:id="266" w:name="_Toc236388090"/>
+      <w:bookmarkStart w:id="266" w:name="_Toc236398904"/>
       <w:r>
         <w:t>Serving the xRegistry API and the JSON projection</w:t>
       </w:r>
@@ -33740,7 +33740,7 @@
         <w:pStyle w:val="TABLE-title"/>
       </w:pPr>
       <w:bookmarkStart w:id="267" w:name="_Tab_serving_the_xregistry_api_and_the_j"/>
-      <w:bookmarkStart w:id="268" w:name="_Toc236388137"/>
+      <w:bookmarkStart w:id="268" w:name="_Toc236398951"/>
       <w:r>
         <w:t xml:space="preserve">Table </w:t>
       </w:r>
@@ -34678,7 +34678,7 @@
         <w:pStyle w:val="Heading2"/>
       </w:pPr>
       <w:bookmarkStart w:id="269" w:name="_Clause_c6_13"/>
-      <w:bookmarkStart w:id="270" w:name="_Toc236388091"/>
+      <w:bookmarkStart w:id="270" w:name="_Toc236398905"/>
       <w:r>
         <w:lastRenderedPageBreak/>
         <w:t>PubSub integration</w:t>
@@ -34848,7 +34848,7 @@
         <w:pStyle w:val="Heading1"/>
       </w:pPr>
       <w:bookmarkStart w:id="271" w:name="_Clause_c7"/>
-      <w:bookmarkStart w:id="272" w:name="_Toc236388092"/>
+      <w:bookmarkStart w:id="272" w:name="_Toc236398906"/>
       <w:r>
         <w:t>OPC UA ObjectTypes</w:t>
       </w:r>
@@ -34860,7 +34860,7 @@
         <w:pStyle w:val="Heading2"/>
       </w:pPr>
       <w:bookmarkStart w:id="273" w:name="_Clause_c7_1"/>
-      <w:bookmarkStart w:id="274" w:name="_Toc236388093"/>
+      <w:bookmarkStart w:id="274" w:name="_Toc236398907"/>
       <w:r>
         <w:t>SchemaRegistryType</w:t>
       </w:r>
@@ -34880,7 +34880,7 @@
         <w:pStyle w:val="TABLE-title"/>
       </w:pPr>
       <w:bookmarkStart w:id="275" w:name="_Tab_c7_1_def"/>
-      <w:bookmarkStart w:id="276" w:name="_Toc236388138"/>
+      <w:bookmarkStart w:id="276" w:name="_Toc236398952"/>
       <w:r>
         <w:t xml:space="preserve">Table </w:t>
       </w:r>
@@ -35575,7 +35575,7 @@
         <w:pStyle w:val="Heading3"/>
       </w:pPr>
       <w:bookmarkStart w:id="277" w:name="_Clause_c7_1_1"/>
-      <w:bookmarkStart w:id="278" w:name="_Toc236388094"/>
+      <w:bookmarkStart w:id="278" w:name="_Toc236398908"/>
       <w:r>
         <w:t>GetSchema</w:t>
       </w:r>
@@ -35643,7 +35643,7 @@
         <w:pStyle w:val="TABLE-title"/>
       </w:pPr>
       <w:bookmarkStart w:id="279" w:name="_Tab_c7_1_1_m_args"/>
-      <w:bookmarkStart w:id="280" w:name="_Toc236388139"/>
+      <w:bookmarkStart w:id="280" w:name="_Toc236398953"/>
       <w:r>
         <w:lastRenderedPageBreak/>
         <w:t xml:space="preserve">Table </w:t>
@@ -35924,7 +35924,7 @@
         <w:pStyle w:val="TABLE-title"/>
       </w:pPr>
       <w:bookmarkStart w:id="281" w:name="_Tab_c7_1_1_m_as"/>
-      <w:bookmarkStart w:id="282" w:name="_Toc236388140"/>
+      <w:bookmarkStart w:id="282" w:name="_Toc236398954"/>
       <w:r>
         <w:t xml:space="preserve">Table </w:t>
       </w:r>
@@ -36456,7 +36456,7 @@
         <w:pStyle w:val="Heading2"/>
       </w:pPr>
       <w:bookmarkStart w:id="283" w:name="_Clause_c7_2"/>
-      <w:bookmarkStart w:id="284" w:name="_Toc236388095"/>
+      <w:bookmarkStart w:id="284" w:name="_Toc236398909"/>
       <w:r>
         <w:t>SchemaGroupType</w:t>
       </w:r>
@@ -36476,7 +36476,7 @@
         <w:pStyle w:val="TABLE-title"/>
       </w:pPr>
       <w:bookmarkStart w:id="285" w:name="_Tab_c7_2_def"/>
-      <w:bookmarkStart w:id="286" w:name="_Toc236388141"/>
+      <w:bookmarkStart w:id="286" w:name="_Toc236398955"/>
       <w:r>
         <w:t xml:space="preserve">Table </w:t>
       </w:r>
@@ -37152,7 +37152,7 @@
         <w:pStyle w:val="Heading2"/>
       </w:pPr>
       <w:bookmarkStart w:id="287" w:name="_Clause_c7_3"/>
-      <w:bookmarkStart w:id="288" w:name="_Toc236388096"/>
+      <w:bookmarkStart w:id="288" w:name="_Toc236398910"/>
       <w:r>
         <w:t>SchemaFileType</w:t>
       </w:r>
@@ -37172,7 +37172,7 @@
         <w:pStyle w:val="TABLE-title"/>
       </w:pPr>
       <w:bookmarkStart w:id="289" w:name="_Tab_c7_3_def"/>
-      <w:bookmarkStart w:id="290" w:name="_Toc236388142"/>
+      <w:bookmarkStart w:id="290" w:name="_Toc236398956"/>
       <w:r>
         <w:lastRenderedPageBreak/>
         <w:t xml:space="preserve">Table </w:t>
@@ -38829,7 +38829,7 @@
         <w:pStyle w:val="Heading1"/>
       </w:pPr>
       <w:bookmarkStart w:id="291" w:name="_Clause_c8"/>
-      <w:bookmarkStart w:id="292" w:name="_Toc236388097"/>
+      <w:bookmarkStart w:id="292" w:name="_Toc236398911"/>
       <w:r>
         <w:t>Instances</w:t>
       </w:r>
@@ -38841,7 +38841,7 @@
         <w:pStyle w:val="Heading2"/>
       </w:pPr>
       <w:bookmarkStart w:id="293" w:name="_Clause_c8_1"/>
-      <w:bookmarkStart w:id="294" w:name="_Toc236388098"/>
+      <w:bookmarkStart w:id="294" w:name="_Toc236398912"/>
       <w:r>
         <w:t>SchemaRegistry</w:t>
       </w:r>
@@ -38861,7 +38861,7 @@
         <w:pStyle w:val="TABLE-title"/>
       </w:pPr>
       <w:bookmarkStart w:id="295" w:name="_Tab_c8_1_def"/>
-      <w:bookmarkStart w:id="296" w:name="_Toc236388143"/>
+      <w:bookmarkStart w:id="296" w:name="_Toc236398957"/>
       <w:r>
         <w:t xml:space="preserve">Table </w:t>
       </w:r>
@@ -39362,7 +39362,7 @@
         <w:pStyle w:val="Heading3"/>
       </w:pPr>
       <w:bookmarkStart w:id="297" w:name="_Clause_c8_1_1"/>
-      <w:bookmarkStart w:id="298" w:name="_Toc236388099"/>
+      <w:bookmarkStart w:id="298" w:name="_Toc236398913"/>
       <w:r>
         <w:t>GetSchema</w:t>
       </w:r>
@@ -39430,7 +39430,7 @@
         <w:pStyle w:val="TABLE-title"/>
       </w:pPr>
       <w:bookmarkStart w:id="299" w:name="_Tab_c8_1_1_m_args"/>
-      <w:bookmarkStart w:id="300" w:name="_Toc236388144"/>
+      <w:bookmarkStart w:id="300" w:name="_Toc236398958"/>
       <w:r>
         <w:lastRenderedPageBreak/>
         <w:t xml:space="preserve">Table </w:t>
@@ -39711,7 +39711,7 @@
         <w:pStyle w:val="TABLE-title"/>
       </w:pPr>
       <w:bookmarkStart w:id="301" w:name="_Tab_c8_1_1_m_as"/>
-      <w:bookmarkStart w:id="302" w:name="_Toc236388145"/>
+      <w:bookmarkStart w:id="302" w:name="_Toc236398959"/>
       <w:r>
         <w:t xml:space="preserve">Table </w:t>
       </w:r>
@@ -40300,7 +40300,7 @@
       <w:bookmarkStart w:id="304" w:name="_Toc184117007"/>
       <w:bookmarkStart w:id="305" w:name="_Ref85018491"/>
       <w:bookmarkStart w:id="306" w:name="_Clause_c9"/>
-      <w:bookmarkStart w:id="307" w:name="_Toc236388100"/>
+      <w:bookmarkStart w:id="307" w:name="_Toc236398914"/>
       <w:r>
         <w:lastRenderedPageBreak/>
         <w:t>Profiles and conformance units</w:t>
@@ -40526,7 +40526,7 @@
         <w:pStyle w:val="TABLE-title"/>
       </w:pPr>
       <w:bookmarkStart w:id="308" w:name="_Tab_profiles_and_conformance_units_tab1"/>
-      <w:bookmarkStart w:id="309" w:name="_Toc236388146"/>
+      <w:bookmarkStart w:id="309" w:name="_Toc236398960"/>
       <w:r>
         <w:t xml:space="preserve">Table </w:t>
       </w:r>
@@ -41334,7 +41334,7 @@
         <w:pStyle w:val="Heading1"/>
       </w:pPr>
       <w:bookmarkStart w:id="310" w:name="_Clause_c10"/>
-      <w:bookmarkStart w:id="311" w:name="_Toc236388101"/>
+      <w:bookmarkStart w:id="311" w:name="_Toc236398915"/>
       <w:r>
         <w:t>Namespaces</w:t>
       </w:r>
@@ -41347,7 +41347,7 @@
       </w:pPr>
       <w:bookmarkStart w:id="312" w:name="_Clause_c10_1"/>
       <w:bookmarkStart w:id="313" w:name="_Ref127248897"/>
-      <w:bookmarkStart w:id="314" w:name="_Toc236388102"/>
+      <w:bookmarkStart w:id="314" w:name="_Toc236398916"/>
       <w:r>
         <w:t>Namespace metadata</w:t>
       </w:r>
@@ -41381,7 +41381,7 @@
       </w:pPr>
       <w:bookmarkStart w:id="315" w:name="_Tab_namespace_metadata_tab1"/>
       <w:bookmarkStart w:id="316" w:name="_Ref16863029"/>
-      <w:bookmarkStart w:id="317" w:name="_Toc236388147"/>
+      <w:bookmarkStart w:id="317" w:name="_Toc236398961"/>
       <w:r>
         <w:t xml:space="preserve">Table </w:t>
       </w:r>
@@ -41947,7 +41947,7 @@
       </w:pPr>
       <w:bookmarkStart w:id="318" w:name="_Clause_c10_2"/>
       <w:bookmarkStart w:id="319" w:name="_Ref55114991"/>
-      <w:bookmarkStart w:id="320" w:name="_Toc236388103"/>
+      <w:bookmarkStart w:id="320" w:name="_Toc236398917"/>
       <w:r>
         <w:t>Handling of OPC UA namespaces</w:t>
       </w:r>
@@ -41968,7 +41968,7 @@
         <w:pStyle w:val="TABLE-title"/>
       </w:pPr>
       <w:bookmarkStart w:id="321" w:name="_Tab_handling_of_opc_ua_namespaces_tab1"/>
-      <w:bookmarkStart w:id="322" w:name="_Toc236388148"/>
+      <w:bookmarkStart w:id="322" w:name="_Toc236398962"/>
       <w:r>
         <w:t xml:space="preserve">Table </w:t>
       </w:r>
@@ -42294,7 +42294,7 @@
       </w:pPr>
       <w:bookmarkStart w:id="323" w:name="_Tab_handling_of_opc_ua_namespaces_tab2"/>
       <w:bookmarkStart w:id="324" w:name="_Ref16577438"/>
-      <w:bookmarkStart w:id="325" w:name="_Toc236388149"/>
+      <w:bookmarkStart w:id="325" w:name="_Toc236398963"/>
       <w:r>
         <w:t xml:space="preserve">Table </w:t>
       </w:r>
@@ -42551,7 +42551,7 @@
       <w:bookmarkStart w:id="330" w:name="_Toc359335763"/>
       <w:bookmarkStart w:id="331" w:name="_Ref37835123"/>
       <w:bookmarkStart w:id="332" w:name="_Toc184117011"/>
-      <w:bookmarkStart w:id="333" w:name="_Toc236388104"/>
+      <w:bookmarkStart w:id="333" w:name="_Toc236398918"/>
       <w:r>
         <w:rPr>
           <w:b w:val="0"/>
@@ -42602,7 +42602,7 @@
       <w:bookmarkStart w:id="335" w:name="_Toc29912017"/>
       <w:bookmarkStart w:id="336" w:name="_Toc184117012"/>
       <w:bookmarkStart w:id="337" w:name="_Hlk127250868"/>
-      <w:bookmarkStart w:id="338" w:name="_Toc236388105"/>
+      <w:bookmarkStart w:id="338" w:name="_Toc236398919"/>
       <w:r>
         <w:t>NodeSet</w:t>
       </w:r>
@@ -44573,7 +44573,7 @@
       <w:bookmarkStart w:id="343" w:name="_Toc217732203"/>
       <w:bookmarkStart w:id="344" w:name="_Toc217789984"/>
       <w:bookmarkStart w:id="345" w:name="_Toc184117013"/>
-      <w:bookmarkStart w:id="346" w:name="_Toc236388106"/>
+      <w:bookmarkStart w:id="346" w:name="_Toc236398920"/>
       <w:bookmarkEnd w:id="339"/>
       <w:bookmarkEnd w:id="340"/>
       <w:bookmarkEnd w:id="341"/>
@@ -44850,7 +44850,7 @@
       <w:pPr>
         <w:pStyle w:val="ANNEX-heading1"/>
       </w:pPr>
-      <w:bookmarkStart w:id="350" w:name="_Toc236388107"/>
+      <w:bookmarkStart w:id="350" w:name="_Toc236398921"/>
       <w:r>
         <w:t>Node reference</w:t>
       </w:r>
@@ -44869,7 +44869,7 @@
         <w:pStyle w:val="TABLE-title"/>
       </w:pPr>
       <w:bookmarkStart w:id="351" w:name="_Tab_annex_a_nodes"/>
-      <w:bookmarkStart w:id="352" w:name="_Toc236388150"/>
+      <w:bookmarkStart w:id="352" w:name="_Toc236398964"/>
       <w:r>
         <w:lastRenderedPageBreak/>
         <w:t xml:space="preserve">Table </w:t>
@@ -46877,7 +46877,7 @@
         <w:pStyle w:val="ANNEXtitle"/>
       </w:pPr>
       <w:bookmarkStart w:id="353" w:name="_Annex_cB"/>
-      <w:bookmarkStart w:id="354" w:name="_Toc236388108"/>
+      <w:bookmarkStart w:id="354" w:name="_Toc236398922"/>
       <w:r>
         <w:lastRenderedPageBreak/>
         <w:t>(informative)</w:t>
@@ -47339,7 +47339,7 @@
         <w:pStyle w:val="ANNEXtitle"/>
       </w:pPr>
       <w:bookmarkStart w:id="355" w:name="_Annex_cC"/>
-      <w:bookmarkStart w:id="356" w:name="_Toc236388109"/>
+      <w:bookmarkStart w:id="356" w:name="_Toc236398923"/>
       <w:r>
         <w:lastRenderedPageBreak/>
         <w:t>(normative)</w:t>
@@ -47430,7 +47430,7 @@
         <w:pStyle w:val="ANNEX-heading1"/>
       </w:pPr>
       <w:bookmarkStart w:id="357" w:name="_Clause_cC_1"/>
-      <w:bookmarkStart w:id="358" w:name="_Toc236388110"/>
+      <w:bookmarkStart w:id="358" w:name="_Toc236398924"/>
       <w:r>
         <w:t>ConfigurationVersion-keyed evolution</w:t>
       </w:r>
@@ -47680,7 +47680,7 @@
         <w:pStyle w:val="ANNEX-heading1"/>
       </w:pPr>
       <w:bookmarkStart w:id="359" w:name="_Clause_cC_2"/>
-      <w:bookmarkStart w:id="360" w:name="_Toc236388111"/>
+      <w:bookmarkStart w:id="360" w:name="_Toc236398925"/>
       <w:r>
         <w:t>Open unions subject to aggregation</w:t>
       </w:r>
@@ -47972,7 +47972,7 @@
         <w:pStyle w:val="ANNEX-heading1"/>
       </w:pPr>
       <w:bookmarkStart w:id="361" w:name="_Clause_cC_3"/>
-      <w:bookmarkStart w:id="362" w:name="_Toc236388112"/>
+      <w:bookmarkStart w:id="362" w:name="_Toc236398926"/>
       <w:r>
         <w:t>Append-only rule</w:t>
       </w:r>
@@ -48274,7 +48274,7 @@
         <w:pStyle w:val="ANNEX-heading1"/>
       </w:pPr>
       <w:bookmarkStart w:id="363" w:name="_Clause_cC_4"/>
-      <w:bookmarkStart w:id="364" w:name="_Toc236388113"/>
+      <w:bookmarkStart w:id="364" w:name="_Toc236398927"/>
       <w:r>
         <w:t>PubSub integration touch-points</w:t>
       </w:r>
@@ -48384,7 +48384,7 @@
         <w:pStyle w:val="ANNEX-heading1"/>
       </w:pPr>
       <w:bookmarkStart w:id="365" w:name="_Clause_cC_5"/>
-      <w:bookmarkStart w:id="366" w:name="_Toc236388114"/>
+      <w:bookmarkStart w:id="366" w:name="_Toc236398928"/>
       <w:r>
         <w:t>Example</w:t>
       </w:r>
@@ -48593,7 +48593,7 @@
         <w:pStyle w:val="ANNEXtitle"/>
       </w:pPr>
       <w:bookmarkStart w:id="367" w:name="_Annex_cD"/>
-      <w:bookmarkStart w:id="368" w:name="_Toc236388115"/>
+      <w:bookmarkStart w:id="368" w:name="_Toc236398929"/>
       <w:r>
         <w:lastRenderedPageBreak/>
         <w:t>(informative)</w:t>
@@ -48711,7 +48711,7 @@
         <w:pStyle w:val="TABLE-title"/>
       </w:pPr>
       <w:bookmarkStart w:id="369" w:name="_Tab_http_binding_correspondence_tab1"/>
-      <w:bookmarkStart w:id="370" w:name="_Toc236388151"/>
+      <w:bookmarkStart w:id="370" w:name="_Toc236398965"/>
       <w:r>
         <w:t xml:space="preserve">Table </w:t>
       </w:r>

--- a/word-drafts/OPC-UA-Schema-Registry.docx
+++ b/word-drafts/OPC-UA-Schema-Registry.docx
@@ -868,7 +868,7 @@
                 <w:sz w:val="40"/>
                 <w:lang w:val="en-GB"/>
               </w:rPr>
-              <w:t>0.2.0</w:t>
+              <w:t>0.3.0</w:t>
             </w:r>
             <w:r>
               <w:rPr>
@@ -922,7 +922,7 @@
                 <w:sz w:val="40"/>
                 <w:lang w:val="en-GB"/>
               </w:rPr>
-              <w:t>2026-07-30</w:t>
+              <w:t>2026-07-31</w:t>
             </w:r>
             <w:r>
               <w:rPr>
@@ -1463,7 +1463,7 @@
           <w:p>
             <w:fldSimple w:instr=" DOCPROPERTY &quot;Date Completed&quot; \* MERGEFORMAT ">
               <w:r>
-                <w:t>2026-07-30</w:t>
+                <w:t>2026-07-31</w:t>
               </w:r>
             </w:fldSimple>
           </w:p>
@@ -1544,7 +1544,7 @@
             </w:fldSimple>
             <w:fldSimple w:instr=" DOCPROPERTY &quot;OPCVersion&quot;  \* MERGEFORMAT ">
               <w:r>
-                <w:t>0.2.0</w:t>
+                <w:t>0.3.0</w:t>
               </w:r>
             </w:fldSimple>
           </w:p>
@@ -4180,7 +4180,7 @@
       <w:r>
         <w:fldChar w:fldCharType="separate"/>
       </w:r>
-      <w:hyperlink w:anchor="_Toc236318369" w:history="1">
+      <w:hyperlink w:anchor="_Toc236398292" w:history="1">
         <w:r>
           <w:rPr>
             <w:rStyle w:val="Hyperlink"/>
@@ -4221,7 +4221,7 @@
           <w:rPr>
             <w:webHidden/>
           </w:rPr>
-          <w:instrText xml:space="preserve"> PAGEREF _Toc236318369 \h </w:instrText>
+          <w:instrText xml:space="preserve"> PAGEREF _Toc236398292 \h </w:instrText>
         </w:r>
         <w:r>
           <w:rPr>
@@ -4261,7 +4261,7 @@
           <w14:ligatures w14:val="standardContextual"/>
         </w:rPr>
       </w:pPr>
-      <w:hyperlink w:anchor="_Toc236318370" w:history="1">
+      <w:hyperlink w:anchor="_Toc236398293" w:history="1">
         <w:r>
           <w:rPr>
             <w:rStyle w:val="Hyperlink"/>
@@ -4302,7 +4302,7 @@
           <w:rPr>
             <w:webHidden/>
           </w:rPr>
-          <w:instrText xml:space="preserve"> PAGEREF _Toc236318370 \h </w:instrText>
+          <w:instrText xml:space="preserve"> PAGEREF _Toc236398293 \h </w:instrText>
         </w:r>
         <w:r>
           <w:rPr>
@@ -4342,7 +4342,7 @@
           <w14:ligatures w14:val="standardContextual"/>
         </w:rPr>
       </w:pPr>
-      <w:hyperlink w:anchor="_Toc236318371" w:history="1">
+      <w:hyperlink w:anchor="_Toc236398294" w:history="1">
         <w:r>
           <w:rPr>
             <w:rStyle w:val="Hyperlink"/>
@@ -4383,7 +4383,7 @@
           <w:rPr>
             <w:webHidden/>
           </w:rPr>
-          <w:instrText xml:space="preserve"> PAGEREF _Toc236318371 \h </w:instrText>
+          <w:instrText xml:space="preserve"> PAGEREF _Toc236398294 \h </w:instrText>
         </w:r>
         <w:r>
           <w:rPr>
@@ -4423,7 +4423,7 @@
           <w14:ligatures w14:val="standardContextual"/>
         </w:rPr>
       </w:pPr>
-      <w:hyperlink w:anchor="_Toc236318372" w:history="1">
+      <w:hyperlink w:anchor="_Toc236398295" w:history="1">
         <w:r>
           <w:rPr>
             <w:rStyle w:val="Hyperlink"/>
@@ -4464,7 +4464,7 @@
           <w:rPr>
             <w:webHidden/>
           </w:rPr>
-          <w:instrText xml:space="preserve"> PAGEREF _Toc236318372 \h </w:instrText>
+          <w:instrText xml:space="preserve"> PAGEREF _Toc236398295 \h </w:instrText>
         </w:r>
         <w:r>
           <w:rPr>
@@ -4504,7 +4504,7 @@
           <w14:ligatures w14:val="standardContextual"/>
         </w:rPr>
       </w:pPr>
-      <w:hyperlink w:anchor="_Toc236318373" w:history="1">
+      <w:hyperlink w:anchor="_Toc236398296" w:history="1">
         <w:r>
           <w:rPr>
             <w:rStyle w:val="Hyperlink"/>
@@ -4545,7 +4545,7 @@
           <w:rPr>
             <w:webHidden/>
           </w:rPr>
-          <w:instrText xml:space="preserve"> PAGEREF _Toc236318373 \h </w:instrText>
+          <w:instrText xml:space="preserve"> PAGEREF _Toc236398296 \h </w:instrText>
         </w:r>
         <w:r>
           <w:rPr>
@@ -4585,7 +4585,7 @@
           <w14:ligatures w14:val="standardContextual"/>
         </w:rPr>
       </w:pPr>
-      <w:hyperlink w:anchor="_Toc236318374" w:history="1">
+      <w:hyperlink w:anchor="_Toc236398297" w:history="1">
         <w:r>
           <w:rPr>
             <w:rStyle w:val="Hyperlink"/>
@@ -4626,7 +4626,7 @@
           <w:rPr>
             <w:webHidden/>
           </w:rPr>
-          <w:instrText xml:space="preserve"> PAGEREF _Toc236318374 \h </w:instrText>
+          <w:instrText xml:space="preserve"> PAGEREF _Toc236398297 \h </w:instrText>
         </w:r>
         <w:r>
           <w:rPr>
@@ -4666,7 +4666,7 @@
           <w14:ligatures w14:val="standardContextual"/>
         </w:rPr>
       </w:pPr>
-      <w:hyperlink w:anchor="_Toc236318375" w:history="1">
+      <w:hyperlink w:anchor="_Toc236398298" w:history="1">
         <w:r>
           <w:rPr>
             <w:rStyle w:val="Hyperlink"/>
@@ -4707,7 +4707,7 @@
           <w:rPr>
             <w:webHidden/>
           </w:rPr>
-          <w:instrText xml:space="preserve"> PAGEREF _Toc236318375 \h </w:instrText>
+          <w:instrText xml:space="preserve"> PAGEREF _Toc236398298 \h </w:instrText>
         </w:r>
         <w:r>
           <w:rPr>
@@ -4747,7 +4747,7 @@
           <w14:ligatures w14:val="standardContextual"/>
         </w:rPr>
       </w:pPr>
-      <w:hyperlink w:anchor="_Toc236318376" w:history="1">
+      <w:hyperlink w:anchor="_Toc236398299" w:history="1">
         <w:r>
           <w:rPr>
             <w:rStyle w:val="Hyperlink"/>
@@ -4788,7 +4788,7 @@
           <w:rPr>
             <w:webHidden/>
           </w:rPr>
-          <w:instrText xml:space="preserve"> PAGEREF _Toc236318376 \h </w:instrText>
+          <w:instrText xml:space="preserve"> PAGEREF _Toc236398299 \h </w:instrText>
         </w:r>
         <w:r>
           <w:rPr>
@@ -4828,7 +4828,7 @@
           <w14:ligatures w14:val="standardContextual"/>
         </w:rPr>
       </w:pPr>
-      <w:hyperlink w:anchor="_Toc236318377" w:history="1">
+      <w:hyperlink w:anchor="_Toc236398300" w:history="1">
         <w:r>
           <w:rPr>
             <w:rStyle w:val="Hyperlink"/>
@@ -4869,7 +4869,7 @@
           <w:rPr>
             <w:webHidden/>
           </w:rPr>
-          <w:instrText xml:space="preserve"> PAGEREF _Toc236318377 \h </w:instrText>
+          <w:instrText xml:space="preserve"> PAGEREF _Toc236398300 \h </w:instrText>
         </w:r>
         <w:r>
           <w:rPr>
@@ -4909,7 +4909,7 @@
           <w14:ligatures w14:val="standardContextual"/>
         </w:rPr>
       </w:pPr>
-      <w:hyperlink w:anchor="_Toc236318378" w:history="1">
+      <w:hyperlink w:anchor="_Toc236398301" w:history="1">
         <w:r>
           <w:rPr>
             <w:rStyle w:val="Hyperlink"/>
@@ -4950,7 +4950,7 @@
           <w:rPr>
             <w:webHidden/>
           </w:rPr>
-          <w:instrText xml:space="preserve"> PAGEREF _Toc236318378 \h </w:instrText>
+          <w:instrText xml:space="preserve"> PAGEREF _Toc236398301 \h </w:instrText>
         </w:r>
         <w:r>
           <w:rPr>
@@ -4990,7 +4990,7 @@
           <w14:ligatures w14:val="standardContextual"/>
         </w:rPr>
       </w:pPr>
-      <w:hyperlink w:anchor="_Toc236318379" w:history="1">
+      <w:hyperlink w:anchor="_Toc236398302" w:history="1">
         <w:r>
           <w:rPr>
             <w:rStyle w:val="Hyperlink"/>
@@ -5031,7 +5031,7 @@
           <w:rPr>
             <w:webHidden/>
           </w:rPr>
-          <w:instrText xml:space="preserve"> PAGEREF _Toc236318379 \h </w:instrText>
+          <w:instrText xml:space="preserve"> PAGEREF _Toc236398302 \h </w:instrText>
         </w:r>
         <w:r>
           <w:rPr>
@@ -5071,7 +5071,7 @@
           <w14:ligatures w14:val="standardContextual"/>
         </w:rPr>
       </w:pPr>
-      <w:hyperlink w:anchor="_Toc236318380" w:history="1">
+      <w:hyperlink w:anchor="_Toc236398303" w:history="1">
         <w:r>
           <w:rPr>
             <w:rStyle w:val="Hyperlink"/>
@@ -5112,7 +5112,7 @@
           <w:rPr>
             <w:webHidden/>
           </w:rPr>
-          <w:instrText xml:space="preserve"> PAGEREF _Toc236318380 \h </w:instrText>
+          <w:instrText xml:space="preserve"> PAGEREF _Toc236398303 \h </w:instrText>
         </w:r>
         <w:r>
           <w:rPr>
@@ -5152,7 +5152,7 @@
           <w14:ligatures w14:val="standardContextual"/>
         </w:rPr>
       </w:pPr>
-      <w:hyperlink w:anchor="_Toc236318381" w:history="1">
+      <w:hyperlink w:anchor="_Toc236398304" w:history="1">
         <w:r>
           <w:rPr>
             <w:rStyle w:val="Hyperlink"/>
@@ -5193,7 +5193,7 @@
           <w:rPr>
             <w:webHidden/>
           </w:rPr>
-          <w:instrText xml:space="preserve"> PAGEREF _Toc236318381 \h </w:instrText>
+          <w:instrText xml:space="preserve"> PAGEREF _Toc236398304 \h </w:instrText>
         </w:r>
         <w:r>
           <w:rPr>
@@ -5233,7 +5233,7 @@
           <w14:ligatures w14:val="standardContextual"/>
         </w:rPr>
       </w:pPr>
-      <w:hyperlink w:anchor="_Toc236318382" w:history="1">
+      <w:hyperlink w:anchor="_Toc236398305" w:history="1">
         <w:r>
           <w:rPr>
             <w:rStyle w:val="Hyperlink"/>
@@ -5274,7 +5274,7 @@
           <w:rPr>
             <w:webHidden/>
           </w:rPr>
-          <w:instrText xml:space="preserve"> PAGEREF _Toc236318382 \h </w:instrText>
+          <w:instrText xml:space="preserve"> PAGEREF _Toc236398305 \h </w:instrText>
         </w:r>
         <w:r>
           <w:rPr>
@@ -5314,7 +5314,7 @@
           <w14:ligatures w14:val="standardContextual"/>
         </w:rPr>
       </w:pPr>
-      <w:hyperlink w:anchor="_Toc236318383" w:history="1">
+      <w:hyperlink w:anchor="_Toc236398306" w:history="1">
         <w:r>
           <w:rPr>
             <w:rStyle w:val="Hyperlink"/>
@@ -5355,7 +5355,7 @@
           <w:rPr>
             <w:webHidden/>
           </w:rPr>
-          <w:instrText xml:space="preserve"> PAGEREF _Toc236318383 \h </w:instrText>
+          <w:instrText xml:space="preserve"> PAGEREF _Toc236398306 \h </w:instrText>
         </w:r>
         <w:r>
           <w:rPr>
@@ -5395,7 +5395,7 @@
           <w14:ligatures w14:val="standardContextual"/>
         </w:rPr>
       </w:pPr>
-      <w:hyperlink w:anchor="_Toc236318384" w:history="1">
+      <w:hyperlink w:anchor="_Toc236398307" w:history="1">
         <w:r>
           <w:rPr>
             <w:rStyle w:val="Hyperlink"/>
@@ -5436,7 +5436,7 @@
           <w:rPr>
             <w:webHidden/>
           </w:rPr>
-          <w:instrText xml:space="preserve"> PAGEREF _Toc236318384 \h </w:instrText>
+          <w:instrText xml:space="preserve"> PAGEREF _Toc236398307 \h </w:instrText>
         </w:r>
         <w:r>
           <w:rPr>
@@ -5476,7 +5476,7 @@
           <w14:ligatures w14:val="standardContextual"/>
         </w:rPr>
       </w:pPr>
-      <w:hyperlink w:anchor="_Toc236318385" w:history="1">
+      <w:hyperlink w:anchor="_Toc236398308" w:history="1">
         <w:r>
           <w:rPr>
             <w:rStyle w:val="Hyperlink"/>
@@ -5517,7 +5517,7 @@
           <w:rPr>
             <w:webHidden/>
           </w:rPr>
-          <w:instrText xml:space="preserve"> PAGEREF _Toc236318385 \h </w:instrText>
+          <w:instrText xml:space="preserve"> PAGEREF _Toc236398308 \h </w:instrText>
         </w:r>
         <w:r>
           <w:rPr>
@@ -5557,7 +5557,7 @@
           <w14:ligatures w14:val="standardContextual"/>
         </w:rPr>
       </w:pPr>
-      <w:hyperlink w:anchor="_Toc236318386" w:history="1">
+      <w:hyperlink w:anchor="_Toc236398309" w:history="1">
         <w:r>
           <w:rPr>
             <w:rStyle w:val="Hyperlink"/>
@@ -5598,7 +5598,7 @@
           <w:rPr>
             <w:webHidden/>
           </w:rPr>
-          <w:instrText xml:space="preserve"> PAGEREF _Toc236318386 \h </w:instrText>
+          <w:instrText xml:space="preserve"> PAGEREF _Toc236398309 \h </w:instrText>
         </w:r>
         <w:r>
           <w:rPr>
@@ -5638,7 +5638,7 @@
           <w14:ligatures w14:val="standardContextual"/>
         </w:rPr>
       </w:pPr>
-      <w:hyperlink w:anchor="_Toc236318387" w:history="1">
+      <w:hyperlink w:anchor="_Toc236398310" w:history="1">
         <w:r>
           <w:rPr>
             <w:rStyle w:val="Hyperlink"/>
@@ -5679,7 +5679,7 @@
           <w:rPr>
             <w:webHidden/>
           </w:rPr>
-          <w:instrText xml:space="preserve"> PAGEREF _Toc236318387 \h </w:instrText>
+          <w:instrText xml:space="preserve"> PAGEREF _Toc236398310 \h </w:instrText>
         </w:r>
         <w:r>
           <w:rPr>
@@ -5719,7 +5719,7 @@
           <w14:ligatures w14:val="standardContextual"/>
         </w:rPr>
       </w:pPr>
-      <w:hyperlink w:anchor="_Toc236318388" w:history="1">
+      <w:hyperlink w:anchor="_Toc236398311" w:history="1">
         <w:r>
           <w:rPr>
             <w:rStyle w:val="Hyperlink"/>
@@ -5760,7 +5760,7 @@
           <w:rPr>
             <w:webHidden/>
           </w:rPr>
-          <w:instrText xml:space="preserve"> PAGEREF _Toc236318388 \h </w:instrText>
+          <w:instrText xml:space="preserve"> PAGEREF _Toc236398311 \h </w:instrText>
         </w:r>
         <w:r>
           <w:rPr>
@@ -5800,7 +5800,7 @@
           <w14:ligatures w14:val="standardContextual"/>
         </w:rPr>
       </w:pPr>
-      <w:hyperlink w:anchor="_Toc236318389" w:history="1">
+      <w:hyperlink w:anchor="_Toc236398312" w:history="1">
         <w:r>
           <w:rPr>
             <w:rStyle w:val="Hyperlink"/>
@@ -5841,7 +5841,7 @@
           <w:rPr>
             <w:webHidden/>
           </w:rPr>
-          <w:instrText xml:space="preserve"> PAGEREF _Toc236318389 \h </w:instrText>
+          <w:instrText xml:space="preserve"> PAGEREF _Toc236398312 \h </w:instrText>
         </w:r>
         <w:r>
           <w:rPr>
@@ -5881,7 +5881,7 @@
           <w14:ligatures w14:val="standardContextual"/>
         </w:rPr>
       </w:pPr>
-      <w:hyperlink w:anchor="_Toc236318390" w:history="1">
+      <w:hyperlink w:anchor="_Toc236398313" w:history="1">
         <w:r>
           <w:rPr>
             <w:rStyle w:val="Hyperlink"/>
@@ -5922,7 +5922,7 @@
           <w:rPr>
             <w:webHidden/>
           </w:rPr>
-          <w:instrText xml:space="preserve"> PAGEREF _Toc236318390 \h </w:instrText>
+          <w:instrText xml:space="preserve"> PAGEREF _Toc236398313 \h </w:instrText>
         </w:r>
         <w:r>
           <w:rPr>
@@ -5962,7 +5962,7 @@
           <w14:ligatures w14:val="standardContextual"/>
         </w:rPr>
       </w:pPr>
-      <w:hyperlink w:anchor="_Toc236318391" w:history="1">
+      <w:hyperlink w:anchor="_Toc236398314" w:history="1">
         <w:r>
           <w:rPr>
             <w:rStyle w:val="Hyperlink"/>
@@ -6003,7 +6003,7 @@
           <w:rPr>
             <w:webHidden/>
           </w:rPr>
-          <w:instrText xml:space="preserve"> PAGEREF _Toc236318391 \h </w:instrText>
+          <w:instrText xml:space="preserve"> PAGEREF _Toc236398314 \h </w:instrText>
         </w:r>
         <w:r>
           <w:rPr>
@@ -6043,7 +6043,7 @@
           <w14:ligatures w14:val="standardContextual"/>
         </w:rPr>
       </w:pPr>
-      <w:hyperlink w:anchor="_Toc236318392" w:history="1">
+      <w:hyperlink w:anchor="_Toc236398315" w:history="1">
         <w:r>
           <w:rPr>
             <w:rStyle w:val="Hyperlink"/>
@@ -6084,7 +6084,7 @@
           <w:rPr>
             <w:webHidden/>
           </w:rPr>
-          <w:instrText xml:space="preserve"> PAGEREF _Toc236318392 \h </w:instrText>
+          <w:instrText xml:space="preserve"> PAGEREF _Toc236398315 \h </w:instrText>
         </w:r>
         <w:r>
           <w:rPr>
@@ -6124,7 +6124,7 @@
           <w14:ligatures w14:val="standardContextual"/>
         </w:rPr>
       </w:pPr>
-      <w:hyperlink w:anchor="_Toc236318393" w:history="1">
+      <w:hyperlink w:anchor="_Toc236398316" w:history="1">
         <w:r>
           <w:rPr>
             <w:rStyle w:val="Hyperlink"/>
@@ -6165,7 +6165,7 @@
           <w:rPr>
             <w:webHidden/>
           </w:rPr>
-          <w:instrText xml:space="preserve"> PAGEREF _Toc236318393 \h </w:instrText>
+          <w:instrText xml:space="preserve"> PAGEREF _Toc236398316 \h </w:instrText>
         </w:r>
         <w:r>
           <w:rPr>
@@ -6205,7 +6205,7 @@
           <w14:ligatures w14:val="standardContextual"/>
         </w:rPr>
       </w:pPr>
-      <w:hyperlink w:anchor="_Toc236318394" w:history="1">
+      <w:hyperlink w:anchor="_Toc236398317" w:history="1">
         <w:r>
           <w:rPr>
             <w:rStyle w:val="Hyperlink"/>
@@ -6246,7 +6246,7 @@
           <w:rPr>
             <w:webHidden/>
           </w:rPr>
-          <w:instrText xml:space="preserve"> PAGEREF _Toc236318394 \h </w:instrText>
+          <w:instrText xml:space="preserve"> PAGEREF _Toc236398317 \h </w:instrText>
         </w:r>
         <w:r>
           <w:rPr>
@@ -6286,7 +6286,7 @@
           <w14:ligatures w14:val="standardContextual"/>
         </w:rPr>
       </w:pPr>
-      <w:hyperlink w:anchor="_Toc236318395" w:history="1">
+      <w:hyperlink w:anchor="_Toc236398318" w:history="1">
         <w:r>
           <w:rPr>
             <w:rStyle w:val="Hyperlink"/>
@@ -6327,7 +6327,7 @@
           <w:rPr>
             <w:webHidden/>
           </w:rPr>
-          <w:instrText xml:space="preserve"> PAGEREF _Toc236318395 \h </w:instrText>
+          <w:instrText xml:space="preserve"> PAGEREF _Toc236398318 \h </w:instrText>
         </w:r>
         <w:r>
           <w:rPr>
@@ -6367,7 +6367,7 @@
           <w14:ligatures w14:val="standardContextual"/>
         </w:rPr>
       </w:pPr>
-      <w:hyperlink w:anchor="_Toc236318396" w:history="1">
+      <w:hyperlink w:anchor="_Toc236398319" w:history="1">
         <w:r>
           <w:rPr>
             <w:rStyle w:val="Hyperlink"/>
@@ -6408,7 +6408,7 @@
           <w:rPr>
             <w:webHidden/>
           </w:rPr>
-          <w:instrText xml:space="preserve"> PAGEREF _Toc236318396 \h </w:instrText>
+          <w:instrText xml:space="preserve"> PAGEREF _Toc236398319 \h </w:instrText>
         </w:r>
         <w:r>
           <w:rPr>
@@ -6448,7 +6448,7 @@
           <w14:ligatures w14:val="standardContextual"/>
         </w:rPr>
       </w:pPr>
-      <w:hyperlink w:anchor="_Toc236318397" w:history="1">
+      <w:hyperlink w:anchor="_Toc236398320" w:history="1">
         <w:r>
           <w:rPr>
             <w:rStyle w:val="Hyperlink"/>
@@ -6489,7 +6489,7 @@
           <w:rPr>
             <w:webHidden/>
           </w:rPr>
-          <w:instrText xml:space="preserve"> PAGEREF _Toc236318397 \h </w:instrText>
+          <w:instrText xml:space="preserve"> PAGEREF _Toc236398320 \h </w:instrText>
         </w:r>
         <w:r>
           <w:rPr>
@@ -6529,7 +6529,7 @@
           <w14:ligatures w14:val="standardContextual"/>
         </w:rPr>
       </w:pPr>
-      <w:hyperlink w:anchor="_Toc236318398" w:history="1">
+      <w:hyperlink w:anchor="_Toc236398321" w:history="1">
         <w:r>
           <w:rPr>
             <w:rStyle w:val="Hyperlink"/>
@@ -6552,7 +6552,7 @@
           <w:rPr>
             <w:rStyle w:val="Hyperlink"/>
           </w:rPr>
-          <w:t>Schema versioning and compatibility</w:t>
+          <w:t>Group and schema identifiers</w:t>
         </w:r>
         <w:r>
           <w:rPr>
@@ -6570,7 +6570,7 @@
           <w:rPr>
             <w:webHidden/>
           </w:rPr>
-          <w:instrText xml:space="preserve"> PAGEREF _Toc236318398 \h </w:instrText>
+          <w:instrText xml:space="preserve"> PAGEREF _Toc236398321 \h </w:instrText>
         </w:r>
         <w:r>
           <w:rPr>
@@ -6610,7 +6610,7 @@
           <w14:ligatures w14:val="standardContextual"/>
         </w:rPr>
       </w:pPr>
-      <w:hyperlink w:anchor="_Toc236318399" w:history="1">
+      <w:hyperlink w:anchor="_Toc236398322" w:history="1">
         <w:r>
           <w:rPr>
             <w:rStyle w:val="Hyperlink"/>
@@ -6633,7 +6633,7 @@
           <w:rPr>
             <w:rStyle w:val="Hyperlink"/>
           </w:rPr>
-          <w:t>Resolution flow</w:t>
+          <w:t>Schema versioning and compatibility</w:t>
         </w:r>
         <w:r>
           <w:rPr>
@@ -6651,7 +6651,7 @@
           <w:rPr>
             <w:webHidden/>
           </w:rPr>
-          <w:instrText xml:space="preserve"> PAGEREF _Toc236318399 \h </w:instrText>
+          <w:instrText xml:space="preserve"> PAGEREF _Toc236398322 \h </w:instrText>
         </w:r>
         <w:r>
           <w:rPr>
@@ -6691,7 +6691,7 @@
           <w14:ligatures w14:val="standardContextual"/>
         </w:rPr>
       </w:pPr>
-      <w:hyperlink w:anchor="_Toc236318400" w:history="1">
+      <w:hyperlink w:anchor="_Toc236398323" w:history="1">
         <w:r>
           <w:rPr>
             <w:rStyle w:val="Hyperlink"/>
@@ -6714,7 +6714,7 @@
           <w:rPr>
             <w:rStyle w:val="Hyperlink"/>
           </w:rPr>
-          <w:t>TTL and mirror semantics</w:t>
+          <w:t>Resolution flow</w:t>
         </w:r>
         <w:r>
           <w:rPr>
@@ -6732,7 +6732,7 @@
           <w:rPr>
             <w:webHidden/>
           </w:rPr>
-          <w:instrText xml:space="preserve"> PAGEREF _Toc236318400 \h </w:instrText>
+          <w:instrText xml:space="preserve"> PAGEREF _Toc236398323 \h </w:instrText>
         </w:r>
         <w:r>
           <w:rPr>
@@ -6772,7 +6772,7 @@
           <w14:ligatures w14:val="standardContextual"/>
         </w:rPr>
       </w:pPr>
-      <w:hyperlink w:anchor="_Toc236318401" w:history="1">
+      <w:hyperlink w:anchor="_Toc236398324" w:history="1">
         <w:r>
           <w:rPr>
             <w:rStyle w:val="Hyperlink"/>
@@ -6795,7 +6795,7 @@
           <w:rPr>
             <w:rStyle w:val="Hyperlink"/>
           </w:rPr>
-          <w:t>Structure materialization and the xRegistry API</w:t>
+          <w:t>TTL and mirror semantics</w:t>
         </w:r>
         <w:r>
           <w:rPr>
@@ -6813,7 +6813,7 @@
           <w:rPr>
             <w:webHidden/>
           </w:rPr>
-          <w:instrText xml:space="preserve"> PAGEREF _Toc236318401 \h </w:instrText>
+          <w:instrText xml:space="preserve"> PAGEREF _Toc236398324 \h </w:instrText>
         </w:r>
         <w:r>
           <w:rPr>
@@ -6830,7 +6830,7 @@
           <w:rPr>
             <w:webHidden/>
           </w:rPr>
-          <w:t>31</w:t>
+          <w:t>32</w:t>
         </w:r>
         <w:r>
           <w:rPr>
@@ -6842,7 +6842,7 @@
     </w:p>
     <w:p>
       <w:pPr>
-        <w:pStyle w:val="TOC3"/>
+        <w:pStyle w:val="TOC2"/>
         <w:rPr>
           <w:rFonts w:asciiTheme="minorHAnsi" w:eastAsiaTheme="minorEastAsia" w:hAnsiTheme="minorHAnsi" w:cstheme="minorBidi"/>
           <w:spacing w:val="0"/>
@@ -6853,12 +6853,12 @@
           <w14:ligatures w14:val="standardContextual"/>
         </w:rPr>
       </w:pPr>
-      <w:hyperlink w:anchor="_Toc236318402" w:history="1">
+      <w:hyperlink w:anchor="_Toc236398325" w:history="1">
         <w:r>
           <w:rPr>
             <w:rStyle w:val="Hyperlink"/>
           </w:rPr>
-          <w:t>6.12.1</w:t>
+          <w:t>6.13</w:t>
         </w:r>
         <w:r>
           <w:rPr>
@@ -6876,7 +6876,7 @@
           <w:rPr>
             <w:rStyle w:val="Hyperlink"/>
           </w:rPr>
-          <w:t>Auto-bootstrap of the schema structure</w:t>
+          <w:t>Structure materialization and the xRegistry API</w:t>
         </w:r>
         <w:r>
           <w:rPr>
@@ -6894,7 +6894,7 @@
           <w:rPr>
             <w:webHidden/>
           </w:rPr>
-          <w:instrText xml:space="preserve"> PAGEREF _Toc236318402 \h </w:instrText>
+          <w:instrText xml:space="preserve"> PAGEREF _Toc236398325 \h </w:instrText>
         </w:r>
         <w:r>
           <w:rPr>
@@ -6911,7 +6911,7 @@
           <w:rPr>
             <w:webHidden/>
           </w:rPr>
-          <w:t>31</w:t>
+          <w:t>32</w:t>
         </w:r>
         <w:r>
           <w:rPr>
@@ -6934,12 +6934,12 @@
           <w14:ligatures w14:val="standardContextual"/>
         </w:rPr>
       </w:pPr>
-      <w:hyperlink w:anchor="_Toc236318403" w:history="1">
+      <w:hyperlink w:anchor="_Toc236398326" w:history="1">
         <w:r>
           <w:rPr>
             <w:rStyle w:val="Hyperlink"/>
           </w:rPr>
-          <w:t>6.12.2</w:t>
+          <w:t>6.13.1</w:t>
         </w:r>
         <w:r>
           <w:rPr>
@@ -6957,7 +6957,7 @@
           <w:rPr>
             <w:rStyle w:val="Hyperlink"/>
           </w:rPr>
-          <w:t>Serving the xRegistry API and the JSON projection</w:t>
+          <w:t>Auto-bootstrap of the schema structure</w:t>
         </w:r>
         <w:r>
           <w:rPr>
@@ -6975,7 +6975,7 @@
           <w:rPr>
             <w:webHidden/>
           </w:rPr>
-          <w:instrText xml:space="preserve"> PAGEREF _Toc236318403 \h </w:instrText>
+          <w:instrText xml:space="preserve"> PAGEREF _Toc236398326 \h </w:instrText>
         </w:r>
         <w:r>
           <w:rPr>
@@ -6992,7 +6992,7 @@
           <w:rPr>
             <w:webHidden/>
           </w:rPr>
-          <w:t>31</w:t>
+          <w:t>32</w:t>
         </w:r>
         <w:r>
           <w:rPr>
@@ -7004,7 +7004,7 @@
     </w:p>
     <w:p>
       <w:pPr>
-        <w:pStyle w:val="TOC2"/>
+        <w:pStyle w:val="TOC3"/>
         <w:rPr>
           <w:rFonts w:asciiTheme="minorHAnsi" w:eastAsiaTheme="minorEastAsia" w:hAnsiTheme="minorHAnsi" w:cstheme="minorBidi"/>
           <w:spacing w:val="0"/>
@@ -7015,12 +7015,12 @@
           <w14:ligatures w14:val="standardContextual"/>
         </w:rPr>
       </w:pPr>
-      <w:hyperlink w:anchor="_Toc236318404" w:history="1">
+      <w:hyperlink w:anchor="_Toc236398327" w:history="1">
         <w:r>
           <w:rPr>
             <w:rStyle w:val="Hyperlink"/>
           </w:rPr>
-          <w:t>6.13</w:t>
+          <w:t>6.13.2</w:t>
         </w:r>
         <w:r>
           <w:rPr>
@@ -7038,7 +7038,7 @@
           <w:rPr>
             <w:rStyle w:val="Hyperlink"/>
           </w:rPr>
-          <w:t>PubSub integration</w:t>
+          <w:t>Serving the xRegistry API and the JSON projection</w:t>
         </w:r>
         <w:r>
           <w:rPr>
@@ -7056,7 +7056,7 @@
           <w:rPr>
             <w:webHidden/>
           </w:rPr>
-          <w:instrText xml:space="preserve"> PAGEREF _Toc236318404 \h </w:instrText>
+          <w:instrText xml:space="preserve"> PAGEREF _Toc236398327 \h </w:instrText>
         </w:r>
         <w:r>
           <w:rPr>
@@ -7085,7 +7085,7 @@
     </w:p>
     <w:p>
       <w:pPr>
-        <w:pStyle w:val="TOC1"/>
+        <w:pStyle w:val="TOC2"/>
         <w:rPr>
           <w:rFonts w:asciiTheme="minorHAnsi" w:eastAsiaTheme="minorEastAsia" w:hAnsiTheme="minorHAnsi" w:cstheme="minorBidi"/>
           <w:spacing w:val="0"/>
@@ -7096,12 +7096,12 @@
           <w14:ligatures w14:val="standardContextual"/>
         </w:rPr>
       </w:pPr>
-      <w:hyperlink w:anchor="_Toc236318405" w:history="1">
+      <w:hyperlink w:anchor="_Toc236398328" w:history="1">
         <w:r>
           <w:rPr>
             <w:rStyle w:val="Hyperlink"/>
           </w:rPr>
-          <w:t>7</w:t>
+          <w:t>6.14</w:t>
         </w:r>
         <w:r>
           <w:rPr>
@@ -7119,7 +7119,7 @@
           <w:rPr>
             <w:rStyle w:val="Hyperlink"/>
           </w:rPr>
-          <w:t>OPC UA ObjectTypes</w:t>
+          <w:t>PubSub integration</w:t>
         </w:r>
         <w:r>
           <w:rPr>
@@ -7137,7 +7137,7 @@
           <w:rPr>
             <w:webHidden/>
           </w:rPr>
-          <w:instrText xml:space="preserve"> PAGEREF _Toc236318405 \h </w:instrText>
+          <w:instrText xml:space="preserve"> PAGEREF _Toc236398328 \h </w:instrText>
         </w:r>
         <w:r>
           <w:rPr>
@@ -7154,7 +7154,7 @@
           <w:rPr>
             <w:webHidden/>
           </w:rPr>
-          <w:t>32</w:t>
+          <w:t>33</w:t>
         </w:r>
         <w:r>
           <w:rPr>
@@ -7166,7 +7166,7 @@
     </w:p>
     <w:p>
       <w:pPr>
-        <w:pStyle w:val="TOC2"/>
+        <w:pStyle w:val="TOC1"/>
         <w:rPr>
           <w:rFonts w:asciiTheme="minorHAnsi" w:eastAsiaTheme="minorEastAsia" w:hAnsiTheme="minorHAnsi" w:cstheme="minorBidi"/>
           <w:spacing w:val="0"/>
@@ -7177,12 +7177,12 @@
           <w14:ligatures w14:val="standardContextual"/>
         </w:rPr>
       </w:pPr>
-      <w:hyperlink w:anchor="_Toc236318406" w:history="1">
+      <w:hyperlink w:anchor="_Toc236398329" w:history="1">
         <w:r>
           <w:rPr>
             <w:rStyle w:val="Hyperlink"/>
           </w:rPr>
-          <w:t>7.1</w:t>
+          <w:t>7</w:t>
         </w:r>
         <w:r>
           <w:rPr>
@@ -7200,7 +7200,7 @@
           <w:rPr>
             <w:rStyle w:val="Hyperlink"/>
           </w:rPr>
-          <w:t>SchemaRegistryType</w:t>
+          <w:t>OPC UA ObjectTypes</w:t>
         </w:r>
         <w:r>
           <w:rPr>
@@ -7218,7 +7218,7 @@
           <w:rPr>
             <w:webHidden/>
           </w:rPr>
-          <w:instrText xml:space="preserve"> PAGEREF _Toc236318406 \h </w:instrText>
+          <w:instrText xml:space="preserve"> PAGEREF _Toc236398329 \h </w:instrText>
         </w:r>
         <w:r>
           <w:rPr>
@@ -7235,7 +7235,7 @@
           <w:rPr>
             <w:webHidden/>
           </w:rPr>
-          <w:t>32</w:t>
+          <w:t>33</w:t>
         </w:r>
         <w:r>
           <w:rPr>
@@ -7247,7 +7247,7 @@
     </w:p>
     <w:p>
       <w:pPr>
-        <w:pStyle w:val="TOC3"/>
+        <w:pStyle w:val="TOC2"/>
         <w:rPr>
           <w:rFonts w:asciiTheme="minorHAnsi" w:eastAsiaTheme="minorEastAsia" w:hAnsiTheme="minorHAnsi" w:cstheme="minorBidi"/>
           <w:spacing w:val="0"/>
@@ -7258,12 +7258,12 @@
           <w14:ligatures w14:val="standardContextual"/>
         </w:rPr>
       </w:pPr>
-      <w:hyperlink w:anchor="_Toc236318407" w:history="1">
+      <w:hyperlink w:anchor="_Toc236398330" w:history="1">
         <w:r>
           <w:rPr>
             <w:rStyle w:val="Hyperlink"/>
           </w:rPr>
-          <w:t>7.1.1</w:t>
+          <w:t>7.1</w:t>
         </w:r>
         <w:r>
           <w:rPr>
@@ -7281,7 +7281,7 @@
           <w:rPr>
             <w:rStyle w:val="Hyperlink"/>
           </w:rPr>
-          <w:t>GetSchema</w:t>
+          <w:t>SchemaRegistryType</w:t>
         </w:r>
         <w:r>
           <w:rPr>
@@ -7299,7 +7299,7 @@
           <w:rPr>
             <w:webHidden/>
           </w:rPr>
-          <w:instrText xml:space="preserve"> PAGEREF _Toc236318407 \h </w:instrText>
+          <w:instrText xml:space="preserve"> PAGEREF _Toc236398330 \h </w:instrText>
         </w:r>
         <w:r>
           <w:rPr>
@@ -7316,7 +7316,7 @@
           <w:rPr>
             <w:webHidden/>
           </w:rPr>
-          <w:t>32</w:t>
+          <w:t>33</w:t>
         </w:r>
         <w:r>
           <w:rPr>
@@ -7328,7 +7328,7 @@
     </w:p>
     <w:p>
       <w:pPr>
-        <w:pStyle w:val="TOC2"/>
+        <w:pStyle w:val="TOC3"/>
         <w:rPr>
           <w:rFonts w:asciiTheme="minorHAnsi" w:eastAsiaTheme="minorEastAsia" w:hAnsiTheme="minorHAnsi" w:cstheme="minorBidi"/>
           <w:spacing w:val="0"/>
@@ -7339,12 +7339,12 @@
           <w14:ligatures w14:val="standardContextual"/>
         </w:rPr>
       </w:pPr>
-      <w:hyperlink w:anchor="_Toc236318408" w:history="1">
+      <w:hyperlink w:anchor="_Toc236398331" w:history="1">
         <w:r>
           <w:rPr>
             <w:rStyle w:val="Hyperlink"/>
           </w:rPr>
-          <w:t>7.2</w:t>
+          <w:t>7.1.1</w:t>
         </w:r>
         <w:r>
           <w:rPr>
@@ -7362,7 +7362,7 @@
           <w:rPr>
             <w:rStyle w:val="Hyperlink"/>
           </w:rPr>
-          <w:t>SchemaGroupType</w:t>
+          <w:t>GetSchema</w:t>
         </w:r>
         <w:r>
           <w:rPr>
@@ -7380,7 +7380,7 @@
           <w:rPr>
             <w:webHidden/>
           </w:rPr>
-          <w:instrText xml:space="preserve"> PAGEREF _Toc236318408 \h </w:instrText>
+          <w:instrText xml:space="preserve"> PAGEREF _Toc236398331 \h </w:instrText>
         </w:r>
         <w:r>
           <w:rPr>
@@ -7420,12 +7420,12 @@
           <w14:ligatures w14:val="standardContextual"/>
         </w:rPr>
       </w:pPr>
-      <w:hyperlink w:anchor="_Toc236318409" w:history="1">
+      <w:hyperlink w:anchor="_Toc236398332" w:history="1">
         <w:r>
           <w:rPr>
             <w:rStyle w:val="Hyperlink"/>
           </w:rPr>
-          <w:t>7.3</w:t>
+          <w:t>7.2</w:t>
         </w:r>
         <w:r>
           <w:rPr>
@@ -7443,7 +7443,7 @@
           <w:rPr>
             <w:rStyle w:val="Hyperlink"/>
           </w:rPr>
-          <w:t>SchemaFileType</w:t>
+          <w:t>SchemaGroupType</w:t>
         </w:r>
         <w:r>
           <w:rPr>
@@ -7461,7 +7461,7 @@
           <w:rPr>
             <w:webHidden/>
           </w:rPr>
-          <w:instrText xml:space="preserve"> PAGEREF _Toc236318409 \h </w:instrText>
+          <w:instrText xml:space="preserve"> PAGEREF _Toc236398332 \h </w:instrText>
         </w:r>
         <w:r>
           <w:rPr>
@@ -7478,7 +7478,7 @@
           <w:rPr>
             <w:webHidden/>
           </w:rPr>
-          <w:t>33</w:t>
+          <w:t>34</w:t>
         </w:r>
         <w:r>
           <w:rPr>
@@ -7490,7 +7490,7 @@
     </w:p>
     <w:p>
       <w:pPr>
-        <w:pStyle w:val="TOC1"/>
+        <w:pStyle w:val="TOC2"/>
         <w:rPr>
           <w:rFonts w:asciiTheme="minorHAnsi" w:eastAsiaTheme="minorEastAsia" w:hAnsiTheme="minorHAnsi" w:cstheme="minorBidi"/>
           <w:spacing w:val="0"/>
@@ -7501,12 +7501,12 @@
           <w14:ligatures w14:val="standardContextual"/>
         </w:rPr>
       </w:pPr>
-      <w:hyperlink w:anchor="_Toc236318410" w:history="1">
+      <w:hyperlink w:anchor="_Toc236398333" w:history="1">
         <w:r>
           <w:rPr>
             <w:rStyle w:val="Hyperlink"/>
           </w:rPr>
-          <w:t>8</w:t>
+          <w:t>7.3</w:t>
         </w:r>
         <w:r>
           <w:rPr>
@@ -7524,7 +7524,7 @@
           <w:rPr>
             <w:rStyle w:val="Hyperlink"/>
           </w:rPr>
-          <w:t>Instances</w:t>
+          <w:t>SchemaFileType</w:t>
         </w:r>
         <w:r>
           <w:rPr>
@@ -7542,7 +7542,7 @@
           <w:rPr>
             <w:webHidden/>
           </w:rPr>
-          <w:instrText xml:space="preserve"> PAGEREF _Toc236318410 \h </w:instrText>
+          <w:instrText xml:space="preserve"> PAGEREF _Toc236398333 \h </w:instrText>
         </w:r>
         <w:r>
           <w:rPr>
@@ -7571,7 +7571,7 @@
     </w:p>
     <w:p>
       <w:pPr>
-        <w:pStyle w:val="TOC2"/>
+        <w:pStyle w:val="TOC1"/>
         <w:rPr>
           <w:rFonts w:asciiTheme="minorHAnsi" w:eastAsiaTheme="minorEastAsia" w:hAnsiTheme="minorHAnsi" w:cstheme="minorBidi"/>
           <w:spacing w:val="0"/>
@@ -7582,12 +7582,12 @@
           <w14:ligatures w14:val="standardContextual"/>
         </w:rPr>
       </w:pPr>
-      <w:hyperlink w:anchor="_Toc236318411" w:history="1">
+      <w:hyperlink w:anchor="_Toc236398334" w:history="1">
         <w:r>
           <w:rPr>
             <w:rStyle w:val="Hyperlink"/>
           </w:rPr>
-          <w:t>8.1</w:t>
+          <w:t>8</w:t>
         </w:r>
         <w:r>
           <w:rPr>
@@ -7605,7 +7605,7 @@
           <w:rPr>
             <w:rStyle w:val="Hyperlink"/>
           </w:rPr>
-          <w:t>SchemaRegistry</w:t>
+          <w:t>Instances</w:t>
         </w:r>
         <w:r>
           <w:rPr>
@@ -7623,7 +7623,7 @@
           <w:rPr>
             <w:webHidden/>
           </w:rPr>
-          <w:instrText xml:space="preserve"> PAGEREF _Toc236318411 \h </w:instrText>
+          <w:instrText xml:space="preserve"> PAGEREF _Toc236398334 \h </w:instrText>
         </w:r>
         <w:r>
           <w:rPr>
@@ -7640,7 +7640,7 @@
           <w:rPr>
             <w:webHidden/>
           </w:rPr>
-          <w:t>34</w:t>
+          <w:t>35</w:t>
         </w:r>
         <w:r>
           <w:rPr>
@@ -7652,7 +7652,7 @@
     </w:p>
     <w:p>
       <w:pPr>
-        <w:pStyle w:val="TOC3"/>
+        <w:pStyle w:val="TOC2"/>
         <w:rPr>
           <w:rFonts w:asciiTheme="minorHAnsi" w:eastAsiaTheme="minorEastAsia" w:hAnsiTheme="minorHAnsi" w:cstheme="minorBidi"/>
           <w:spacing w:val="0"/>
@@ -7663,12 +7663,12 @@
           <w14:ligatures w14:val="standardContextual"/>
         </w:rPr>
       </w:pPr>
-      <w:hyperlink w:anchor="_Toc236318412" w:history="1">
+      <w:hyperlink w:anchor="_Toc236398335" w:history="1">
         <w:r>
           <w:rPr>
             <w:rStyle w:val="Hyperlink"/>
           </w:rPr>
-          <w:t>8.1.1</w:t>
+          <w:t>8.1</w:t>
         </w:r>
         <w:r>
           <w:rPr>
@@ -7686,7 +7686,7 @@
           <w:rPr>
             <w:rStyle w:val="Hyperlink"/>
           </w:rPr>
-          <w:t>GetSchema</w:t>
+          <w:t>SchemaRegistry</w:t>
         </w:r>
         <w:r>
           <w:rPr>
@@ -7704,7 +7704,7 @@
           <w:rPr>
             <w:webHidden/>
           </w:rPr>
-          <w:instrText xml:space="preserve"> PAGEREF _Toc236318412 \h </w:instrText>
+          <w:instrText xml:space="preserve"> PAGEREF _Toc236398335 \h </w:instrText>
         </w:r>
         <w:r>
           <w:rPr>
@@ -7721,7 +7721,7 @@
           <w:rPr>
             <w:webHidden/>
           </w:rPr>
-          <w:t>34</w:t>
+          <w:t>35</w:t>
         </w:r>
         <w:r>
           <w:rPr>
@@ -7733,7 +7733,7 @@
     </w:p>
     <w:p>
       <w:pPr>
-        <w:pStyle w:val="TOC1"/>
+        <w:pStyle w:val="TOC3"/>
         <w:rPr>
           <w:rFonts w:asciiTheme="minorHAnsi" w:eastAsiaTheme="minorEastAsia" w:hAnsiTheme="minorHAnsi" w:cstheme="minorBidi"/>
           <w:spacing w:val="0"/>
@@ -7744,12 +7744,12 @@
           <w14:ligatures w14:val="standardContextual"/>
         </w:rPr>
       </w:pPr>
-      <w:hyperlink w:anchor="_Toc236318413" w:history="1">
+      <w:hyperlink w:anchor="_Toc236398336" w:history="1">
         <w:r>
           <w:rPr>
             <w:rStyle w:val="Hyperlink"/>
           </w:rPr>
-          <w:t>9</w:t>
+          <w:t>8.1.1</w:t>
         </w:r>
         <w:r>
           <w:rPr>
@@ -7767,7 +7767,7 @@
           <w:rPr>
             <w:rStyle w:val="Hyperlink"/>
           </w:rPr>
-          <w:t>Profiles and conformance units</w:t>
+          <w:t>GetSchema</w:t>
         </w:r>
         <w:r>
           <w:rPr>
@@ -7785,7 +7785,7 @@
           <w:rPr>
             <w:webHidden/>
           </w:rPr>
-          <w:instrText xml:space="preserve"> PAGEREF _Toc236318413 \h </w:instrText>
+          <w:instrText xml:space="preserve"> PAGEREF _Toc236398336 \h </w:instrText>
         </w:r>
         <w:r>
           <w:rPr>
@@ -7802,7 +7802,7 @@
           <w:rPr>
             <w:webHidden/>
           </w:rPr>
-          <w:t>36</w:t>
+          <w:t>35</w:t>
         </w:r>
         <w:r>
           <w:rPr>
@@ -7825,12 +7825,12 @@
           <w14:ligatures w14:val="standardContextual"/>
         </w:rPr>
       </w:pPr>
-      <w:hyperlink w:anchor="_Toc236318414" w:history="1">
+      <w:hyperlink w:anchor="_Toc236398337" w:history="1">
         <w:r>
           <w:rPr>
             <w:rStyle w:val="Hyperlink"/>
           </w:rPr>
-          <w:t>10</w:t>
+          <w:t>9</w:t>
         </w:r>
         <w:r>
           <w:rPr>
@@ -7848,7 +7848,7 @@
           <w:rPr>
             <w:rStyle w:val="Hyperlink"/>
           </w:rPr>
-          <w:t>Namespaces</w:t>
+          <w:t>Profiles and conformance units</w:t>
         </w:r>
         <w:r>
           <w:rPr>
@@ -7866,7 +7866,7 @@
           <w:rPr>
             <w:webHidden/>
           </w:rPr>
-          <w:instrText xml:space="preserve"> PAGEREF _Toc236318414 \h </w:instrText>
+          <w:instrText xml:space="preserve"> PAGEREF _Toc236398337 \h </w:instrText>
         </w:r>
         <w:r>
           <w:rPr>
@@ -7883,7 +7883,7 @@
           <w:rPr>
             <w:webHidden/>
           </w:rPr>
-          <w:t>36</w:t>
+          <w:t>37</w:t>
         </w:r>
         <w:r>
           <w:rPr>
@@ -7895,7 +7895,7 @@
     </w:p>
     <w:p>
       <w:pPr>
-        <w:pStyle w:val="TOC2"/>
+        <w:pStyle w:val="TOC1"/>
         <w:rPr>
           <w:rFonts w:asciiTheme="minorHAnsi" w:eastAsiaTheme="minorEastAsia" w:hAnsiTheme="minorHAnsi" w:cstheme="minorBidi"/>
           <w:spacing w:val="0"/>
@@ -7906,12 +7906,12 @@
           <w14:ligatures w14:val="standardContextual"/>
         </w:rPr>
       </w:pPr>
-      <w:hyperlink w:anchor="_Toc236318415" w:history="1">
+      <w:hyperlink w:anchor="_Toc236398338" w:history="1">
         <w:r>
           <w:rPr>
             <w:rStyle w:val="Hyperlink"/>
           </w:rPr>
-          <w:t>10.1</w:t>
+          <w:t>10</w:t>
         </w:r>
         <w:r>
           <w:rPr>
@@ -7929,7 +7929,7 @@
           <w:rPr>
             <w:rStyle w:val="Hyperlink"/>
           </w:rPr>
-          <w:t>Namespace metadata</w:t>
+          <w:t>Namespaces</w:t>
         </w:r>
         <w:r>
           <w:rPr>
@@ -7947,7 +7947,7 @@
           <w:rPr>
             <w:webHidden/>
           </w:rPr>
-          <w:instrText xml:space="preserve"> PAGEREF _Toc236318415 \h </w:instrText>
+          <w:instrText xml:space="preserve"> PAGEREF _Toc236398338 \h </w:instrText>
         </w:r>
         <w:r>
           <w:rPr>
@@ -7964,7 +7964,7 @@
           <w:rPr>
             <w:webHidden/>
           </w:rPr>
-          <w:t>36</w:t>
+          <w:t>38</w:t>
         </w:r>
         <w:r>
           <w:rPr>
@@ -7987,12 +7987,12 @@
           <w14:ligatures w14:val="standardContextual"/>
         </w:rPr>
       </w:pPr>
-      <w:hyperlink w:anchor="_Toc236318416" w:history="1">
+      <w:hyperlink w:anchor="_Toc236398339" w:history="1">
         <w:r>
           <w:rPr>
             <w:rStyle w:val="Hyperlink"/>
           </w:rPr>
-          <w:t>10.2</w:t>
+          <w:t>10.1</w:t>
         </w:r>
         <w:r>
           <w:rPr>
@@ -8010,7 +8010,7 @@
           <w:rPr>
             <w:rStyle w:val="Hyperlink"/>
           </w:rPr>
-          <w:t>Handling of OPC UA namespaces</w:t>
+          <w:t>Namespace metadata</w:t>
         </w:r>
         <w:r>
           <w:rPr>
@@ -8028,7 +8028,7 @@
           <w:rPr>
             <w:webHidden/>
           </w:rPr>
-          <w:instrText xml:space="preserve"> PAGEREF _Toc236318416 \h </w:instrText>
+          <w:instrText xml:space="preserve"> PAGEREF _Toc236398339 \h </w:instrText>
         </w:r>
         <w:r>
           <w:rPr>
@@ -8045,7 +8045,7 @@
           <w:rPr>
             <w:webHidden/>
           </w:rPr>
-          <w:t>37</w:t>
+          <w:t>38</w:t>
         </w:r>
         <w:r>
           <w:rPr>
@@ -8057,7 +8057,7 @@
     </w:p>
     <w:p>
       <w:pPr>
-        <w:pStyle w:val="TOC1"/>
+        <w:pStyle w:val="TOC2"/>
         <w:rPr>
           <w:rFonts w:asciiTheme="minorHAnsi" w:eastAsiaTheme="minorEastAsia" w:hAnsiTheme="minorHAnsi" w:cstheme="minorBidi"/>
           <w:spacing w:val="0"/>
@@ -8068,12 +8068,30 @@
           <w14:ligatures w14:val="standardContextual"/>
         </w:rPr>
       </w:pPr>
-      <w:hyperlink w:anchor="_Toc236318417" w:history="1">
+      <w:hyperlink w:anchor="_Toc236398340" w:history="1">
         <w:r>
           <w:rPr>
             <w:rStyle w:val="Hyperlink"/>
           </w:rPr>
-          <w:t>Annex A (normative)   Schema Registry namespace and mappings</w:t>
+          <w:t>10.2</w:t>
+        </w:r>
+        <w:r>
+          <w:rPr>
+            <w:rFonts w:asciiTheme="minorHAnsi" w:eastAsiaTheme="minorEastAsia" w:hAnsiTheme="minorHAnsi" w:cstheme="minorBidi"/>
+            <w:spacing w:val="0"/>
+            <w:kern w:val="2"/>
+            <w:sz w:val="24"/>
+            <w:szCs w:val="24"/>
+            <w:lang w:val="en-DE" w:eastAsia="en-DE"/>
+            <w14:ligatures w14:val="standardContextual"/>
+          </w:rPr>
+          <w:tab/>
+        </w:r>
+        <w:r>
+          <w:rPr>
+            <w:rStyle w:val="Hyperlink"/>
+          </w:rPr>
+          <w:t>Handling of OPC UA namespaces</w:t>
         </w:r>
         <w:r>
           <w:rPr>
@@ -8091,7 +8109,7 @@
           <w:rPr>
             <w:webHidden/>
           </w:rPr>
-          <w:instrText xml:space="preserve"> PAGEREF _Toc236318417 \h </w:instrText>
+          <w:instrText xml:space="preserve"> PAGEREF _Toc236398340 \h </w:instrText>
         </w:r>
         <w:r>
           <w:rPr>
@@ -8120,7 +8138,7 @@
     </w:p>
     <w:p>
       <w:pPr>
-        <w:pStyle w:val="TOC2"/>
+        <w:pStyle w:val="TOC1"/>
         <w:rPr>
           <w:rFonts w:asciiTheme="minorHAnsi" w:eastAsiaTheme="minorEastAsia" w:hAnsiTheme="minorHAnsi" w:cstheme="minorBidi"/>
           <w:spacing w:val="0"/>
@@ -8131,7 +8149,70 @@
           <w14:ligatures w14:val="standardContextual"/>
         </w:rPr>
       </w:pPr>
-      <w:hyperlink w:anchor="_Toc236318418" w:history="1">
+      <w:hyperlink w:anchor="_Toc236398341" w:history="1">
+        <w:r>
+          <w:rPr>
+            <w:rStyle w:val="Hyperlink"/>
+          </w:rPr>
+          <w:t>Annex A (normative)   Schema Registry namespace and mappings</w:t>
+        </w:r>
+        <w:r>
+          <w:rPr>
+            <w:webHidden/>
+          </w:rPr>
+          <w:tab/>
+        </w:r>
+        <w:r>
+          <w:rPr>
+            <w:webHidden/>
+          </w:rPr>
+          <w:fldChar w:fldCharType="begin"/>
+        </w:r>
+        <w:r>
+          <w:rPr>
+            <w:webHidden/>
+          </w:rPr>
+          <w:instrText xml:space="preserve"> PAGEREF _Toc236398341 \h </w:instrText>
+        </w:r>
+        <w:r>
+          <w:rPr>
+            <w:webHidden/>
+          </w:rPr>
+        </w:r>
+        <w:r>
+          <w:rPr>
+            <w:webHidden/>
+          </w:rPr>
+          <w:fldChar w:fldCharType="separate"/>
+        </w:r>
+        <w:r>
+          <w:rPr>
+            <w:webHidden/>
+          </w:rPr>
+          <w:t>39</w:t>
+        </w:r>
+        <w:r>
+          <w:rPr>
+            <w:webHidden/>
+          </w:rPr>
+          <w:fldChar w:fldCharType="end"/>
+        </w:r>
+      </w:hyperlink>
+    </w:p>
+    <w:p>
+      <w:pPr>
+        <w:pStyle w:val="TOC2"/>
+        <w:rPr>
+          <w:rFonts w:asciiTheme="minorHAnsi" w:eastAsiaTheme="minorEastAsia" w:hAnsiTheme="minorHAnsi" w:cstheme="minorBidi"/>
+          <w:spacing w:val="0"/>
+          <w:kern w:val="2"/>
+          <w:sz w:val="24"/>
+          <w:szCs w:val="24"/>
+          <w:lang w:val="en-DE" w:eastAsia="en-DE"/>
+          <w14:ligatures w14:val="standardContextual"/>
+        </w:rPr>
+      </w:pPr>
+      <w:hyperlink w:anchor="_Toc236398342" w:history="1">
         <w:r>
           <w:rPr>
             <w:rStyle w:val="Hyperlink"/>
@@ -8172,7 +8253,7 @@
           <w:rPr>
             <w:webHidden/>
           </w:rPr>
-          <w:instrText xml:space="preserve"> PAGEREF _Toc236318418 \h </w:instrText>
+          <w:instrText xml:space="preserve"> PAGEREF _Toc236398342 \h </w:instrText>
         </w:r>
         <w:r>
           <w:rPr>
@@ -8189,7 +8270,7 @@
           <w:rPr>
             <w:webHidden/>
           </w:rPr>
-          <w:t>38</w:t>
+          <w:t>39</w:t>
         </w:r>
         <w:r>
           <w:rPr>
@@ -8212,7 +8293,7 @@
           <w14:ligatures w14:val="standardContextual"/>
         </w:rPr>
       </w:pPr>
-      <w:hyperlink w:anchor="_Toc236318419" w:history="1">
+      <w:hyperlink w:anchor="_Toc236398343" w:history="1">
         <w:r>
           <w:rPr>
             <w:rStyle w:val="Hyperlink"/>
@@ -8253,7 +8334,7 @@
           <w:rPr>
             <w:webHidden/>
           </w:rPr>
-          <w:instrText xml:space="preserve"> PAGEREF _Toc236318419 \h </w:instrText>
+          <w:instrText xml:space="preserve"> PAGEREF _Toc236398343 \h </w:instrText>
         </w:r>
         <w:r>
           <w:rPr>
@@ -8270,7 +8351,7 @@
           <w:rPr>
             <w:webHidden/>
           </w:rPr>
-          <w:t>39</w:t>
+          <w:t>40</w:t>
         </w:r>
         <w:r>
           <w:rPr>
@@ -8293,7 +8374,7 @@
           <w14:ligatures w14:val="standardContextual"/>
         </w:rPr>
       </w:pPr>
-      <w:hyperlink w:anchor="_Toc236318420" w:history="1">
+      <w:hyperlink w:anchor="_Toc236398344" w:history="1">
         <w:r>
           <w:rPr>
             <w:rStyle w:val="Hyperlink"/>
@@ -8334,7 +8415,7 @@
           <w:rPr>
             <w:webHidden/>
           </w:rPr>
-          <w:instrText xml:space="preserve"> PAGEREF _Toc236318420 \h </w:instrText>
+          <w:instrText xml:space="preserve"> PAGEREF _Toc236398344 \h </w:instrText>
         </w:r>
         <w:r>
           <w:rPr>
@@ -8351,7 +8432,7 @@
           <w:rPr>
             <w:webHidden/>
           </w:rPr>
-          <w:t>39</w:t>
+          <w:t>40</w:t>
         </w:r>
         <w:r>
           <w:rPr>
@@ -8374,7 +8455,7 @@
           <w14:ligatures w14:val="standardContextual"/>
         </w:rPr>
       </w:pPr>
-      <w:hyperlink w:anchor="_Toc236318421" w:history="1">
+      <w:hyperlink w:anchor="_Toc236398345" w:history="1">
         <w:r>
           <w:rPr>
             <w:rStyle w:val="Hyperlink"/>
@@ -8397,7 +8478,7 @@
           <w:rPr>
             <w:webHidden/>
           </w:rPr>
-          <w:instrText xml:space="preserve"> PAGEREF _Toc236318421 \h </w:instrText>
+          <w:instrText xml:space="preserve"> PAGEREF _Toc236398345 \h </w:instrText>
         </w:r>
         <w:r>
           <w:rPr>
@@ -8414,7 +8495,7 @@
           <w:rPr>
             <w:webHidden/>
           </w:rPr>
-          <w:t>43</w:t>
+          <w:t>44</w:t>
         </w:r>
         <w:r>
           <w:rPr>
@@ -8437,7 +8518,7 @@
           <w14:ligatures w14:val="standardContextual"/>
         </w:rPr>
       </w:pPr>
-      <w:hyperlink w:anchor="_Toc236318422" w:history="1">
+      <w:hyperlink w:anchor="_Toc236398346" w:history="1">
         <w:r>
           <w:rPr>
             <w:rStyle w:val="Hyperlink"/>
@@ -8460,7 +8541,7 @@
           <w:rPr>
             <w:webHidden/>
           </w:rPr>
-          <w:instrText xml:space="preserve"> PAGEREF _Toc236318422 \h </w:instrText>
+          <w:instrText xml:space="preserve"> PAGEREF _Toc236398346 \h </w:instrText>
         </w:r>
         <w:r>
           <w:rPr>
@@ -8477,7 +8558,7 @@
           <w:rPr>
             <w:webHidden/>
           </w:rPr>
-          <w:t>44</w:t>
+          <w:t>45</w:t>
         </w:r>
         <w:r>
           <w:rPr>
@@ -8500,7 +8581,7 @@
           <w14:ligatures w14:val="standardContextual"/>
         </w:rPr>
       </w:pPr>
-      <w:hyperlink w:anchor="_Toc236318423" w:history="1">
+      <w:hyperlink w:anchor="_Toc236398347" w:history="1">
         <w:r>
           <w:rPr>
             <w:rStyle w:val="Hyperlink"/>
@@ -8541,7 +8622,7 @@
           <w:rPr>
             <w:webHidden/>
           </w:rPr>
-          <w:instrText xml:space="preserve"> PAGEREF _Toc236318423 \h </w:instrText>
+          <w:instrText xml:space="preserve"> PAGEREF _Toc236398347 \h </w:instrText>
         </w:r>
         <w:r>
           <w:rPr>
@@ -8558,7 +8639,7 @@
           <w:rPr>
             <w:webHidden/>
           </w:rPr>
-          <w:t>44</w:t>
+          <w:t>45</w:t>
         </w:r>
         <w:r>
           <w:rPr>
@@ -8581,7 +8662,7 @@
           <w14:ligatures w14:val="standardContextual"/>
         </w:rPr>
       </w:pPr>
-      <w:hyperlink w:anchor="_Toc236318424" w:history="1">
+      <w:hyperlink w:anchor="_Toc236398348" w:history="1">
         <w:r>
           <w:rPr>
             <w:rStyle w:val="Hyperlink"/>
@@ -8622,7 +8703,7 @@
           <w:rPr>
             <w:webHidden/>
           </w:rPr>
-          <w:instrText xml:space="preserve"> PAGEREF _Toc236318424 \h </w:instrText>
+          <w:instrText xml:space="preserve"> PAGEREF _Toc236398348 \h </w:instrText>
         </w:r>
         <w:r>
           <w:rPr>
@@ -8639,7 +8720,7 @@
           <w:rPr>
             <w:webHidden/>
           </w:rPr>
-          <w:t>44</w:t>
+          <w:t>45</w:t>
         </w:r>
         <w:r>
           <w:rPr>
@@ -8662,7 +8743,7 @@
           <w14:ligatures w14:val="standardContextual"/>
         </w:rPr>
       </w:pPr>
-      <w:hyperlink w:anchor="_Toc236318425" w:history="1">
+      <w:hyperlink w:anchor="_Toc236398349" w:history="1">
         <w:r>
           <w:rPr>
             <w:rStyle w:val="Hyperlink"/>
@@ -8703,7 +8784,7 @@
           <w:rPr>
             <w:webHidden/>
           </w:rPr>
-          <w:instrText xml:space="preserve"> PAGEREF _Toc236318425 \h </w:instrText>
+          <w:instrText xml:space="preserve"> PAGEREF _Toc236398349 \h </w:instrText>
         </w:r>
         <w:r>
           <w:rPr>
@@ -8720,7 +8801,7 @@
           <w:rPr>
             <w:webHidden/>
           </w:rPr>
-          <w:t>45</w:t>
+          <w:t>46</w:t>
         </w:r>
         <w:r>
           <w:rPr>
@@ -8743,7 +8824,7 @@
           <w14:ligatures w14:val="standardContextual"/>
         </w:rPr>
       </w:pPr>
-      <w:hyperlink w:anchor="_Toc236318426" w:history="1">
+      <w:hyperlink w:anchor="_Toc236398350" w:history="1">
         <w:r>
           <w:rPr>
             <w:rStyle w:val="Hyperlink"/>
@@ -8784,7 +8865,7 @@
           <w:rPr>
             <w:webHidden/>
           </w:rPr>
-          <w:instrText xml:space="preserve"> PAGEREF _Toc236318426 \h </w:instrText>
+          <w:instrText xml:space="preserve"> PAGEREF _Toc236398350 \h </w:instrText>
         </w:r>
         <w:r>
           <w:rPr>
@@ -8801,7 +8882,7 @@
           <w:rPr>
             <w:webHidden/>
           </w:rPr>
-          <w:t>46</w:t>
+          <w:t>47</w:t>
         </w:r>
         <w:r>
           <w:rPr>
@@ -8824,7 +8905,7 @@
           <w14:ligatures w14:val="standardContextual"/>
         </w:rPr>
       </w:pPr>
-      <w:hyperlink w:anchor="_Toc236318427" w:history="1">
+      <w:hyperlink w:anchor="_Toc236398351" w:history="1">
         <w:r>
           <w:rPr>
             <w:rStyle w:val="Hyperlink"/>
@@ -8865,7 +8946,7 @@
           <w:rPr>
             <w:webHidden/>
           </w:rPr>
-          <w:instrText xml:space="preserve"> PAGEREF _Toc236318427 \h </w:instrText>
+          <w:instrText xml:space="preserve"> PAGEREF _Toc236398351 \h </w:instrText>
         </w:r>
         <w:r>
           <w:rPr>
@@ -8882,7 +8963,7 @@
           <w:rPr>
             <w:webHidden/>
           </w:rPr>
-          <w:t>46</w:t>
+          <w:t>47</w:t>
         </w:r>
         <w:r>
           <w:rPr>
@@ -8905,7 +8986,7 @@
           <w14:ligatures w14:val="standardContextual"/>
         </w:rPr>
       </w:pPr>
-      <w:hyperlink w:anchor="_Toc236318428" w:history="1">
+      <w:hyperlink w:anchor="_Toc236398352" w:history="1">
         <w:r>
           <w:rPr>
             <w:rStyle w:val="Hyperlink"/>
@@ -8928,7 +9009,7 @@
           <w:rPr>
             <w:webHidden/>
           </w:rPr>
-          <w:instrText xml:space="preserve"> PAGEREF _Toc236318428 \h </w:instrText>
+          <w:instrText xml:space="preserve"> PAGEREF _Toc236398352 \h </w:instrText>
         </w:r>
         <w:r>
           <w:rPr>
@@ -8945,7 +9026,7 @@
           <w:rPr>
             <w:webHidden/>
           </w:rPr>
-          <w:t>47</w:t>
+          <w:t>48</w:t>
         </w:r>
         <w:r>
           <w:rPr>
@@ -9007,7 +9088,7 @@
       <w:r>
         <w:fldChar w:fldCharType="separate"/>
       </w:r>
-      <w:hyperlink w:anchor="_Toc236318429" w:history="1">
+      <w:hyperlink w:anchor="_Toc236398353" w:history="1">
         <w:r>
           <w:rPr>
             <w:rStyle w:val="Hyperlink"/>
@@ -9021,7 +9102,7 @@
           <w:fldChar w:fldCharType="begin"/>
         </w:r>
         <w:r>
-          <w:instrText xml:space="preserve"> PAGEREF _Toc236318429 \h </w:instrText>
+          <w:instrText xml:space="preserve"> PAGEREF _Toc236398353 \h </w:instrText>
         </w:r>
         <w:r>
           <w:fldChar w:fldCharType="separate"/>
@@ -9047,7 +9128,7 @@
           <w14:ligatures w14:val="standardContextual"/>
         </w:rPr>
       </w:pPr>
-      <w:hyperlink w:anchor="_Toc236318430" w:history="1">
+      <w:hyperlink w:anchor="_Toc236398354" w:history="1">
         <w:r>
           <w:rPr>
             <w:rStyle w:val="Hyperlink"/>
@@ -9061,7 +9142,7 @@
           <w:fldChar w:fldCharType="begin"/>
         </w:r>
         <w:r>
-          <w:instrText xml:space="preserve"> PAGEREF _Toc236318430 \h </w:instrText>
+          <w:instrText xml:space="preserve"> PAGEREF _Toc236398354 \h </w:instrText>
         </w:r>
         <w:r>
           <w:fldChar w:fldCharType="separate"/>
@@ -9087,7 +9168,7 @@
           <w14:ligatures w14:val="standardContextual"/>
         </w:rPr>
       </w:pPr>
-      <w:hyperlink w:anchor="_Toc236318431" w:history="1">
+      <w:hyperlink w:anchor="_Toc236398355" w:history="1">
         <w:r>
           <w:rPr>
             <w:rStyle w:val="Hyperlink"/>
@@ -9101,7 +9182,7 @@
           <w:fldChar w:fldCharType="begin"/>
         </w:r>
         <w:r>
-          <w:instrText xml:space="preserve"> PAGEREF _Toc236318431 \h </w:instrText>
+          <w:instrText xml:space="preserve"> PAGEREF _Toc236398355 \h </w:instrText>
         </w:r>
         <w:r>
           <w:fldChar w:fldCharType="separate"/>
@@ -9127,7 +9208,7 @@
           <w14:ligatures w14:val="standardContextual"/>
         </w:rPr>
       </w:pPr>
-      <w:hyperlink w:anchor="_Toc236318432" w:history="1">
+      <w:hyperlink w:anchor="_Toc236398356" w:history="1">
         <w:r>
           <w:rPr>
             <w:rStyle w:val="Hyperlink"/>
@@ -9141,7 +9222,7 @@
           <w:fldChar w:fldCharType="begin"/>
         </w:r>
         <w:r>
-          <w:instrText xml:space="preserve"> PAGEREF _Toc236318432 \h </w:instrText>
+          <w:instrText xml:space="preserve"> PAGEREF _Toc236398356 \h </w:instrText>
         </w:r>
         <w:r>
           <w:fldChar w:fldCharType="separate"/>
@@ -9167,7 +9248,7 @@
           <w14:ligatures w14:val="standardContextual"/>
         </w:rPr>
       </w:pPr>
-      <w:hyperlink w:anchor="_Toc236318433" w:history="1">
+      <w:hyperlink w:anchor="_Toc236398357" w:history="1">
         <w:r>
           <w:rPr>
             <w:rStyle w:val="Hyperlink"/>
@@ -9181,7 +9262,7 @@
           <w:fldChar w:fldCharType="begin"/>
         </w:r>
         <w:r>
-          <w:instrText xml:space="preserve"> PAGEREF _Toc236318433 \h </w:instrText>
+          <w:instrText xml:space="preserve"> PAGEREF _Toc236398357 \h </w:instrText>
         </w:r>
         <w:r>
           <w:fldChar w:fldCharType="separate"/>
@@ -9207,7 +9288,7 @@
           <w14:ligatures w14:val="standardContextual"/>
         </w:rPr>
       </w:pPr>
-      <w:hyperlink w:anchor="_Toc236318434" w:history="1">
+      <w:hyperlink w:anchor="_Toc236398358" w:history="1">
         <w:r>
           <w:rPr>
             <w:rStyle w:val="Hyperlink"/>
@@ -9221,7 +9302,7 @@
           <w:fldChar w:fldCharType="begin"/>
         </w:r>
         <w:r>
-          <w:instrText xml:space="preserve"> PAGEREF _Toc236318434 \h </w:instrText>
+          <w:instrText xml:space="preserve"> PAGEREF _Toc236398358 \h </w:instrText>
         </w:r>
         <w:r>
           <w:fldChar w:fldCharType="separate"/>
@@ -9296,7 +9377,7 @@
       <w:r>
         <w:fldChar w:fldCharType="separate"/>
       </w:r>
-      <w:hyperlink w:anchor="_Toc236318435" w:history="1">
+      <w:hyperlink w:anchor="_Toc236398359" w:history="1">
         <w:r>
           <w:rPr>
             <w:rStyle w:val="Hyperlink"/>
@@ -9310,7 +9391,7 @@
           <w:fldChar w:fldCharType="begin"/>
         </w:r>
         <w:r>
-          <w:instrText xml:space="preserve"> PAGEREF _Toc236318435 \h </w:instrText>
+          <w:instrText xml:space="preserve"> PAGEREF _Toc236398359 \h </w:instrText>
         </w:r>
         <w:r>
           <w:fldChar w:fldCharType="separate"/>
@@ -9336,7 +9417,7 @@
           <w14:ligatures w14:val="standardContextual"/>
         </w:rPr>
       </w:pPr>
-      <w:hyperlink w:anchor="_Toc236318436" w:history="1">
+      <w:hyperlink w:anchor="_Toc236398360" w:history="1">
         <w:r>
           <w:rPr>
             <w:rStyle w:val="Hyperlink"/>
@@ -9350,7 +9431,7 @@
           <w:fldChar w:fldCharType="begin"/>
         </w:r>
         <w:r>
-          <w:instrText xml:space="preserve"> PAGEREF _Toc236318436 \h </w:instrText>
+          <w:instrText xml:space="preserve"> PAGEREF _Toc236398360 \h </w:instrText>
         </w:r>
         <w:r>
           <w:fldChar w:fldCharType="separate"/>
@@ -9376,7 +9457,7 @@
           <w14:ligatures w14:val="standardContextual"/>
         </w:rPr>
       </w:pPr>
-      <w:hyperlink w:anchor="_Toc236318437" w:history="1">
+      <w:hyperlink w:anchor="_Toc236398361" w:history="1">
         <w:r>
           <w:rPr>
             <w:rStyle w:val="Hyperlink"/>
@@ -9390,7 +9471,7 @@
           <w:fldChar w:fldCharType="begin"/>
         </w:r>
         <w:r>
-          <w:instrText xml:space="preserve"> PAGEREF _Toc236318437 \h </w:instrText>
+          <w:instrText xml:space="preserve"> PAGEREF _Toc236398361 \h </w:instrText>
         </w:r>
         <w:r>
           <w:fldChar w:fldCharType="separate"/>
@@ -9416,7 +9497,7 @@
           <w14:ligatures w14:val="standardContextual"/>
         </w:rPr>
       </w:pPr>
-      <w:hyperlink w:anchor="_Toc236318438" w:history="1">
+      <w:hyperlink w:anchor="_Toc236398362" w:history="1">
         <w:r>
           <w:rPr>
             <w:rStyle w:val="Hyperlink"/>
@@ -9430,7 +9511,7 @@
           <w:fldChar w:fldCharType="begin"/>
         </w:r>
         <w:r>
-          <w:instrText xml:space="preserve"> PAGEREF _Toc236318438 \h </w:instrText>
+          <w:instrText xml:space="preserve"> PAGEREF _Toc236398362 \h </w:instrText>
         </w:r>
         <w:r>
           <w:fldChar w:fldCharType="separate"/>
@@ -9456,7 +9537,7 @@
           <w14:ligatures w14:val="standardContextual"/>
         </w:rPr>
       </w:pPr>
-      <w:hyperlink w:anchor="_Toc236318439" w:history="1">
+      <w:hyperlink w:anchor="_Toc236398363" w:history="1">
         <w:r>
           <w:rPr>
             <w:rStyle w:val="Hyperlink"/>
@@ -9470,7 +9551,7 @@
           <w:fldChar w:fldCharType="begin"/>
         </w:r>
         <w:r>
-          <w:instrText xml:space="preserve"> PAGEREF _Toc236318439 \h </w:instrText>
+          <w:instrText xml:space="preserve"> PAGEREF _Toc236398363 \h </w:instrText>
         </w:r>
         <w:r>
           <w:fldChar w:fldCharType="separate"/>
@@ -9496,7 +9577,7 @@
           <w14:ligatures w14:val="standardContextual"/>
         </w:rPr>
       </w:pPr>
-      <w:hyperlink w:anchor="_Toc236318440" w:history="1">
+      <w:hyperlink w:anchor="_Toc236398364" w:history="1">
         <w:r>
           <w:rPr>
             <w:rStyle w:val="Hyperlink"/>
@@ -9510,7 +9591,7 @@
           <w:fldChar w:fldCharType="begin"/>
         </w:r>
         <w:r>
-          <w:instrText xml:space="preserve"> PAGEREF _Toc236318440 \h </w:instrText>
+          <w:instrText xml:space="preserve"> PAGEREF _Toc236398364 \h </w:instrText>
         </w:r>
         <w:r>
           <w:fldChar w:fldCharType="separate"/>
@@ -9536,7 +9617,7 @@
           <w14:ligatures w14:val="standardContextual"/>
         </w:rPr>
       </w:pPr>
-      <w:hyperlink w:anchor="_Toc236318441" w:history="1">
+      <w:hyperlink w:anchor="_Toc236398365" w:history="1">
         <w:r>
           <w:rPr>
             <w:rStyle w:val="Hyperlink"/>
@@ -9550,7 +9631,7 @@
           <w:fldChar w:fldCharType="begin"/>
         </w:r>
         <w:r>
-          <w:instrText xml:space="preserve"> PAGEREF _Toc236318441 \h </w:instrText>
+          <w:instrText xml:space="preserve"> PAGEREF _Toc236398365 \h </w:instrText>
         </w:r>
         <w:r>
           <w:fldChar w:fldCharType="separate"/>
@@ -9576,7 +9657,7 @@
           <w14:ligatures w14:val="standardContextual"/>
         </w:rPr>
       </w:pPr>
-      <w:hyperlink w:anchor="_Toc236318442" w:history="1">
+      <w:hyperlink w:anchor="_Toc236398366" w:history="1">
         <w:r>
           <w:rPr>
             <w:rStyle w:val="Hyperlink"/>
@@ -9590,7 +9671,7 @@
           <w:fldChar w:fldCharType="begin"/>
         </w:r>
         <w:r>
-          <w:instrText xml:space="preserve"> PAGEREF _Toc236318442 \h </w:instrText>
+          <w:instrText xml:space="preserve"> PAGEREF _Toc236398366 \h </w:instrText>
         </w:r>
         <w:r>
           <w:fldChar w:fldCharType="separate"/>
@@ -9616,7 +9697,7 @@
           <w14:ligatures w14:val="standardContextual"/>
         </w:rPr>
       </w:pPr>
-      <w:hyperlink w:anchor="_Toc236318443" w:history="1">
+      <w:hyperlink w:anchor="_Toc236398367" w:history="1">
         <w:r>
           <w:rPr>
             <w:rStyle w:val="Hyperlink"/>
@@ -9630,7 +9711,7 @@
           <w:fldChar w:fldCharType="begin"/>
         </w:r>
         <w:r>
-          <w:instrText xml:space="preserve"> PAGEREF _Toc236318443 \h </w:instrText>
+          <w:instrText xml:space="preserve"> PAGEREF _Toc236398367 \h </w:instrText>
         </w:r>
         <w:r>
           <w:fldChar w:fldCharType="separate"/>
@@ -9656,7 +9737,7 @@
           <w14:ligatures w14:val="standardContextual"/>
         </w:rPr>
       </w:pPr>
-      <w:hyperlink w:anchor="_Toc236318444" w:history="1">
+      <w:hyperlink w:anchor="_Toc236398368" w:history="1">
         <w:r>
           <w:rPr>
             <w:rStyle w:val="Hyperlink"/>
@@ -9670,7 +9751,7 @@
           <w:fldChar w:fldCharType="begin"/>
         </w:r>
         <w:r>
-          <w:instrText xml:space="preserve"> PAGEREF _Toc236318444 \h </w:instrText>
+          <w:instrText xml:space="preserve"> PAGEREF _Toc236398368 \h </w:instrText>
         </w:r>
         <w:r>
           <w:fldChar w:fldCharType="separate"/>
@@ -9696,7 +9777,7 @@
           <w14:ligatures w14:val="standardContextual"/>
         </w:rPr>
       </w:pPr>
-      <w:hyperlink w:anchor="_Toc236318445" w:history="1">
+      <w:hyperlink w:anchor="_Toc236398369" w:history="1">
         <w:r>
           <w:rPr>
             <w:rStyle w:val="Hyperlink"/>
@@ -9710,7 +9791,7 @@
           <w:fldChar w:fldCharType="begin"/>
         </w:r>
         <w:r>
-          <w:instrText xml:space="preserve"> PAGEREF _Toc236318445 \h </w:instrText>
+          <w:instrText xml:space="preserve"> PAGEREF _Toc236398369 \h </w:instrText>
         </w:r>
         <w:r>
           <w:fldChar w:fldCharType="separate"/>
@@ -9736,7 +9817,7 @@
           <w14:ligatures w14:val="standardContextual"/>
         </w:rPr>
       </w:pPr>
-      <w:hyperlink w:anchor="_Toc236318446" w:history="1">
+      <w:hyperlink w:anchor="_Toc236398370" w:history="1">
         <w:r>
           <w:rPr>
             <w:rStyle w:val="Hyperlink"/>
@@ -9750,7 +9831,7 @@
           <w:fldChar w:fldCharType="begin"/>
         </w:r>
         <w:r>
-          <w:instrText xml:space="preserve"> PAGEREF _Toc236318446 \h </w:instrText>
+          <w:instrText xml:space="preserve"> PAGEREF _Toc236398370 \h </w:instrText>
         </w:r>
         <w:r>
           <w:fldChar w:fldCharType="separate"/>
@@ -9776,7 +9857,7 @@
           <w14:ligatures w14:val="standardContextual"/>
         </w:rPr>
       </w:pPr>
-      <w:hyperlink w:anchor="_Toc236318447" w:history="1">
+      <w:hyperlink w:anchor="_Toc236398371" w:history="1">
         <w:r>
           <w:rPr>
             <w:rStyle w:val="Hyperlink"/>
@@ -9790,7 +9871,7 @@
           <w:fldChar w:fldCharType="begin"/>
         </w:r>
         <w:r>
-          <w:instrText xml:space="preserve"> PAGEREF _Toc236318447 \h </w:instrText>
+          <w:instrText xml:space="preserve"> PAGEREF _Toc236398371 \h </w:instrText>
         </w:r>
         <w:r>
           <w:fldChar w:fldCharType="separate"/>
@@ -9816,7 +9897,7 @@
           <w14:ligatures w14:val="standardContextual"/>
         </w:rPr>
       </w:pPr>
-      <w:hyperlink w:anchor="_Toc236318448" w:history="1">
+      <w:hyperlink w:anchor="_Toc236398372" w:history="1">
         <w:r>
           <w:rPr>
             <w:rStyle w:val="Hyperlink"/>
@@ -9830,7 +9911,7 @@
           <w:fldChar w:fldCharType="begin"/>
         </w:r>
         <w:r>
-          <w:instrText xml:space="preserve"> PAGEREF _Toc236318448 \h </w:instrText>
+          <w:instrText xml:space="preserve"> PAGEREF _Toc236398372 \h </w:instrText>
         </w:r>
         <w:r>
           <w:fldChar w:fldCharType="separate"/>
@@ -9856,7 +9937,7 @@
           <w14:ligatures w14:val="standardContextual"/>
         </w:rPr>
       </w:pPr>
-      <w:hyperlink w:anchor="_Toc236318449" w:history="1">
+      <w:hyperlink w:anchor="_Toc236398373" w:history="1">
         <w:r>
           <w:rPr>
             <w:rStyle w:val="Hyperlink"/>
@@ -9870,7 +9951,7 @@
           <w:fldChar w:fldCharType="begin"/>
         </w:r>
         <w:r>
-          <w:instrText xml:space="preserve"> PAGEREF _Toc236318449 \h </w:instrText>
+          <w:instrText xml:space="preserve"> PAGEREF _Toc236398373 \h </w:instrText>
         </w:r>
         <w:r>
           <w:fldChar w:fldCharType="separate"/>
@@ -9896,12 +9977,12 @@
           <w14:ligatures w14:val="standardContextual"/>
         </w:rPr>
       </w:pPr>
-      <w:hyperlink w:anchor="_Toc236318450" w:history="1">
+      <w:hyperlink w:anchor="_Toc236398374" w:history="1">
         <w:r>
           <w:rPr>
             <w:rStyle w:val="Hyperlink"/>
           </w:rPr>
-          <w:t>Table 16 – Serving the xRegistry API and the JSON projection</w:t>
+          <w:t>Table 16 – Group and schema identifiers</w:t>
         </w:r>
         <w:r>
           <w:tab/>
@@ -9910,13 +9991,13 @@
           <w:fldChar w:fldCharType="begin"/>
         </w:r>
         <w:r>
-          <w:instrText xml:space="preserve"> PAGEREF _Toc236318450 \h </w:instrText>
+          <w:instrText xml:space="preserve"> PAGEREF _Toc236398374 \h </w:instrText>
         </w:r>
         <w:r>
           <w:fldChar w:fldCharType="separate"/>
         </w:r>
         <w:r>
-          <w:t>31</w:t>
+          <w:t>30</w:t>
         </w:r>
         <w:r>
           <w:fldChar w:fldCharType="end"/>
@@ -9936,12 +10017,12 @@
           <w14:ligatures w14:val="standardContextual"/>
         </w:rPr>
       </w:pPr>
-      <w:hyperlink w:anchor="_Toc236318451" w:history="1">
+      <w:hyperlink w:anchor="_Toc236398375" w:history="1">
         <w:r>
           <w:rPr>
             <w:rStyle w:val="Hyperlink"/>
           </w:rPr>
-          <w:t>Table 17 – SchemaRegistryType definition</w:t>
+          <w:t>Table 17 – Group and schema identifiers (2)</w:t>
         </w:r>
         <w:r>
           <w:tab/>
@@ -9950,13 +10031,13 @@
           <w:fldChar w:fldCharType="begin"/>
         </w:r>
         <w:r>
-          <w:instrText xml:space="preserve"> PAGEREF _Toc236318451 \h </w:instrText>
+          <w:instrText xml:space="preserve"> PAGEREF _Toc236398375 \h </w:instrText>
         </w:r>
         <w:r>
           <w:fldChar w:fldCharType="separate"/>
         </w:r>
         <w:r>
-          <w:t>32</w:t>
+          <w:t>30</w:t>
         </w:r>
         <w:r>
           <w:fldChar w:fldCharType="end"/>
@@ -9976,12 +10057,12 @@
           <w14:ligatures w14:val="standardContextual"/>
         </w:rPr>
       </w:pPr>
-      <w:hyperlink w:anchor="_Toc236318452" w:history="1">
+      <w:hyperlink w:anchor="_Toc236398376" w:history="1">
         <w:r>
           <w:rPr>
             <w:rStyle w:val="Hyperlink"/>
           </w:rPr>
-          <w:t>Table 18 – GetSchema Method Arguments</w:t>
+          <w:t>Table 18 – Serving the xRegistry API and the JSON projection</w:t>
         </w:r>
         <w:r>
           <w:tab/>
@@ -9990,13 +10071,13 @@
           <w:fldChar w:fldCharType="begin"/>
         </w:r>
         <w:r>
-          <w:instrText xml:space="preserve"> PAGEREF _Toc236318452 \h </w:instrText>
+          <w:instrText xml:space="preserve"> PAGEREF _Toc236398376 \h </w:instrText>
         </w:r>
         <w:r>
           <w:fldChar w:fldCharType="separate"/>
         </w:r>
         <w:r>
-          <w:t>33</w:t>
+          <w:t>32</w:t>
         </w:r>
         <w:r>
           <w:fldChar w:fldCharType="end"/>
@@ -10016,12 +10097,12 @@
           <w14:ligatures w14:val="standardContextual"/>
         </w:rPr>
       </w:pPr>
-      <w:hyperlink w:anchor="_Toc236318453" w:history="1">
+      <w:hyperlink w:anchor="_Toc236398377" w:history="1">
         <w:r>
           <w:rPr>
             <w:rStyle w:val="Hyperlink"/>
           </w:rPr>
-          <w:t>Table 19 – GetSchema Method AddressSpace definition</w:t>
+          <w:t>Table 19 – SchemaRegistryType definition</w:t>
         </w:r>
         <w:r>
           <w:tab/>
@@ -10030,7 +10111,7 @@
           <w:fldChar w:fldCharType="begin"/>
         </w:r>
         <w:r>
-          <w:instrText xml:space="preserve"> PAGEREF _Toc236318453 \h </w:instrText>
+          <w:instrText xml:space="preserve"> PAGEREF _Toc236398377 \h </w:instrText>
         </w:r>
         <w:r>
           <w:fldChar w:fldCharType="separate"/>
@@ -10056,12 +10137,12 @@
           <w14:ligatures w14:val="standardContextual"/>
         </w:rPr>
       </w:pPr>
-      <w:hyperlink w:anchor="_Toc236318454" w:history="1">
+      <w:hyperlink w:anchor="_Toc236398378" w:history="1">
         <w:r>
           <w:rPr>
             <w:rStyle w:val="Hyperlink"/>
           </w:rPr>
-          <w:t>Table 20 – SchemaGroupType definition</w:t>
+          <w:t>Table 20 – GetSchema Method Arguments</w:t>
         </w:r>
         <w:r>
           <w:tab/>
@@ -10070,13 +10151,13 @@
           <w:fldChar w:fldCharType="begin"/>
         </w:r>
         <w:r>
-          <w:instrText xml:space="preserve"> PAGEREF _Toc236318454 \h </w:instrText>
+          <w:instrText xml:space="preserve"> PAGEREF _Toc236398378 \h </w:instrText>
         </w:r>
         <w:r>
           <w:fldChar w:fldCharType="separate"/>
         </w:r>
         <w:r>
-          <w:t>33</w:t>
+          <w:t>34</w:t>
         </w:r>
         <w:r>
           <w:fldChar w:fldCharType="end"/>
@@ -10096,12 +10177,12 @@
           <w14:ligatures w14:val="standardContextual"/>
         </w:rPr>
       </w:pPr>
-      <w:hyperlink w:anchor="_Toc236318455" w:history="1">
+      <w:hyperlink w:anchor="_Toc236398379" w:history="1">
         <w:r>
           <w:rPr>
             <w:rStyle w:val="Hyperlink"/>
           </w:rPr>
-          <w:t>Table 21 – SchemaFileType definition</w:t>
+          <w:t>Table 21 – GetSchema Method AddressSpace definition</w:t>
         </w:r>
         <w:r>
           <w:tab/>
@@ -10110,7 +10191,7 @@
           <w:fldChar w:fldCharType="begin"/>
         </w:r>
         <w:r>
-          <w:instrText xml:space="preserve"> PAGEREF _Toc236318455 \h </w:instrText>
+          <w:instrText xml:space="preserve"> PAGEREF _Toc236398379 \h </w:instrText>
         </w:r>
         <w:r>
           <w:fldChar w:fldCharType="separate"/>
@@ -10136,12 +10217,12 @@
           <w14:ligatures w14:val="standardContextual"/>
         </w:rPr>
       </w:pPr>
-      <w:hyperlink w:anchor="_Toc236318456" w:history="1">
+      <w:hyperlink w:anchor="_Toc236398380" w:history="1">
         <w:r>
           <w:rPr>
             <w:rStyle w:val="Hyperlink"/>
           </w:rPr>
-          <w:t>Table 22 – SchemaRegistry definition</w:t>
+          <w:t>Table 22 – SchemaGroupType definition</w:t>
         </w:r>
         <w:r>
           <w:tab/>
@@ -10150,7 +10231,7 @@
           <w:fldChar w:fldCharType="begin"/>
         </w:r>
         <w:r>
-          <w:instrText xml:space="preserve"> PAGEREF _Toc236318456 \h </w:instrText>
+          <w:instrText xml:space="preserve"> PAGEREF _Toc236398380 \h </w:instrText>
         </w:r>
         <w:r>
           <w:fldChar w:fldCharType="separate"/>
@@ -10176,12 +10257,12 @@
           <w14:ligatures w14:val="standardContextual"/>
         </w:rPr>
       </w:pPr>
-      <w:hyperlink w:anchor="_Toc236318457" w:history="1">
+      <w:hyperlink w:anchor="_Toc236398381" w:history="1">
         <w:r>
           <w:rPr>
             <w:rStyle w:val="Hyperlink"/>
           </w:rPr>
-          <w:t>Table 23 – GetSchema Method Arguments</w:t>
+          <w:t>Table 23 – SchemaFileType definition</w:t>
         </w:r>
         <w:r>
           <w:tab/>
@@ -10190,7 +10271,7 @@
           <w:fldChar w:fldCharType="begin"/>
         </w:r>
         <w:r>
-          <w:instrText xml:space="preserve"> PAGEREF _Toc236318457 \h </w:instrText>
+          <w:instrText xml:space="preserve"> PAGEREF _Toc236398381 \h </w:instrText>
         </w:r>
         <w:r>
           <w:fldChar w:fldCharType="separate"/>
@@ -10216,12 +10297,12 @@
           <w14:ligatures w14:val="standardContextual"/>
         </w:rPr>
       </w:pPr>
-      <w:hyperlink w:anchor="_Toc236318458" w:history="1">
+      <w:hyperlink w:anchor="_Toc236398382" w:history="1">
         <w:r>
           <w:rPr>
             <w:rStyle w:val="Hyperlink"/>
           </w:rPr>
-          <w:t>Table 24 – GetSchema Method AddressSpace definition</w:t>
+          <w:t>Table 24 – SchemaRegistry definition</w:t>
         </w:r>
         <w:r>
           <w:tab/>
@@ -10230,7 +10311,7 @@
           <w:fldChar w:fldCharType="begin"/>
         </w:r>
         <w:r>
-          <w:instrText xml:space="preserve"> PAGEREF _Toc236318458 \h </w:instrText>
+          <w:instrText xml:space="preserve"> PAGEREF _Toc236398382 \h </w:instrText>
         </w:r>
         <w:r>
           <w:fldChar w:fldCharType="separate"/>
@@ -10256,12 +10337,12 @@
           <w14:ligatures w14:val="standardContextual"/>
         </w:rPr>
       </w:pPr>
-      <w:hyperlink w:anchor="_Toc236318459" w:history="1">
+      <w:hyperlink w:anchor="_Toc236398383" w:history="1">
         <w:r>
           <w:rPr>
             <w:rStyle w:val="Hyperlink"/>
           </w:rPr>
-          <w:t>Table 25 – Profiles and conformance units</w:t>
+          <w:t>Table 25 – GetSchema Method Arguments</w:t>
         </w:r>
         <w:r>
           <w:tab/>
@@ -10270,7 +10351,7 @@
           <w:fldChar w:fldCharType="begin"/>
         </w:r>
         <w:r>
-          <w:instrText xml:space="preserve"> PAGEREF _Toc236318459 \h </w:instrText>
+          <w:instrText xml:space="preserve"> PAGEREF _Toc236398383 \h </w:instrText>
         </w:r>
         <w:r>
           <w:fldChar w:fldCharType="separate"/>
@@ -10296,12 +10377,12 @@
           <w14:ligatures w14:val="standardContextual"/>
         </w:rPr>
       </w:pPr>
-      <w:hyperlink w:anchor="_Toc236318460" w:history="1">
+      <w:hyperlink w:anchor="_Toc236398384" w:history="1">
         <w:r>
           <w:rPr>
             <w:rStyle w:val="Hyperlink"/>
           </w:rPr>
-          <w:t>Table 26 – NamespaceMetadata Object for this document</w:t>
+          <w:t>Table 26 – GetSchema Method AddressSpace definition</w:t>
         </w:r>
         <w:r>
           <w:tab/>
@@ -10310,13 +10391,13 @@
           <w:fldChar w:fldCharType="begin"/>
         </w:r>
         <w:r>
-          <w:instrText xml:space="preserve"> PAGEREF _Toc236318460 \h </w:instrText>
+          <w:instrText xml:space="preserve"> PAGEREF _Toc236398384 \h </w:instrText>
         </w:r>
         <w:r>
           <w:fldChar w:fldCharType="separate"/>
         </w:r>
         <w:r>
-          <w:t>37</w:t>
+          <w:t>36</w:t>
         </w:r>
         <w:r>
           <w:fldChar w:fldCharType="end"/>
@@ -10336,12 +10417,12 @@
           <w14:ligatures w14:val="standardContextual"/>
         </w:rPr>
       </w:pPr>
-      <w:hyperlink w:anchor="_Toc236318461" w:history="1">
+      <w:hyperlink w:anchor="_Toc236398385" w:history="1">
         <w:r>
           <w:rPr>
             <w:rStyle w:val="Hyperlink"/>
           </w:rPr>
-          <w:t>Table 27 – Namespaces used in an OpenUSD Server</w:t>
+          <w:t>Table 27 – Profiles and conformance units</w:t>
         </w:r>
         <w:r>
           <w:tab/>
@@ -10350,7 +10431,7 @@
           <w:fldChar w:fldCharType="begin"/>
         </w:r>
         <w:r>
-          <w:instrText xml:space="preserve"> PAGEREF _Toc236318461 \h </w:instrText>
+          <w:instrText xml:space="preserve"> PAGEREF _Toc236398385 \h </w:instrText>
         </w:r>
         <w:r>
           <w:fldChar w:fldCharType="separate"/>
@@ -10376,12 +10457,12 @@
           <w14:ligatures w14:val="standardContextual"/>
         </w:rPr>
       </w:pPr>
-      <w:hyperlink w:anchor="_Toc236318462" w:history="1">
+      <w:hyperlink w:anchor="_Toc236398386" w:history="1">
         <w:r>
           <w:rPr>
             <w:rStyle w:val="Hyperlink"/>
           </w:rPr>
-          <w:t>Table 28 – Namespaces used in this document</w:t>
+          <w:t>Table 28 – NamespaceMetadata Object for this document</w:t>
         </w:r>
         <w:r>
           <w:tab/>
@@ -10390,13 +10471,13 @@
           <w:fldChar w:fldCharType="begin"/>
         </w:r>
         <w:r>
-          <w:instrText xml:space="preserve"> PAGEREF _Toc236318462 \h </w:instrText>
+          <w:instrText xml:space="preserve"> PAGEREF _Toc236398386 \h </w:instrText>
         </w:r>
         <w:r>
           <w:fldChar w:fldCharType="separate"/>
         </w:r>
         <w:r>
-          <w:t>37</w:t>
+          <w:t>38</w:t>
         </w:r>
         <w:r>
           <w:fldChar w:fldCharType="end"/>
@@ -10416,12 +10497,12 @@
           <w14:ligatures w14:val="standardContextual"/>
         </w:rPr>
       </w:pPr>
-      <w:hyperlink w:anchor="_Toc236318463" w:history="1">
+      <w:hyperlink w:anchor="_Toc236398387" w:history="1">
         <w:r>
           <w:rPr>
             <w:rStyle w:val="Hyperlink"/>
           </w:rPr>
-          <w:t>Table 29 – Nodes defined by this document</w:t>
+          <w:t>Table 29 – Namespaces used in an OpenUSD Server</w:t>
         </w:r>
         <w:r>
           <w:tab/>
@@ -10430,13 +10511,13 @@
           <w:fldChar w:fldCharType="begin"/>
         </w:r>
         <w:r>
-          <w:instrText xml:space="preserve"> PAGEREF _Toc236318463 \h </w:instrText>
+          <w:instrText xml:space="preserve"> PAGEREF _Toc236398387 \h </w:instrText>
         </w:r>
         <w:r>
           <w:fldChar w:fldCharType="separate"/>
         </w:r>
         <w:r>
-          <w:t>40</w:t>
+          <w:t>38</w:t>
         </w:r>
         <w:r>
           <w:fldChar w:fldCharType="end"/>
@@ -10456,12 +10537,12 @@
           <w14:ligatures w14:val="standardContextual"/>
         </w:rPr>
       </w:pPr>
-      <w:hyperlink w:anchor="_Toc236318464" w:history="1">
+      <w:hyperlink w:anchor="_Toc236398388" w:history="1">
         <w:r>
           <w:rPr>
             <w:rStyle w:val="Hyperlink"/>
           </w:rPr>
-          <w:t>Table 30 – HTTP binding correspondence</w:t>
+          <w:t>Table 30 – Namespaces used in this document</w:t>
         </w:r>
         <w:r>
           <w:tab/>
@@ -10470,13 +10551,93 @@
           <w:fldChar w:fldCharType="begin"/>
         </w:r>
         <w:r>
-          <w:instrText xml:space="preserve"> PAGEREF _Toc236318464 \h </w:instrText>
+          <w:instrText xml:space="preserve"> PAGEREF _Toc236398388 \h </w:instrText>
         </w:r>
         <w:r>
           <w:fldChar w:fldCharType="separate"/>
         </w:r>
         <w:r>
-          <w:t>47</w:t>
+          <w:t>38</w:t>
+        </w:r>
+        <w:r>
+          <w:fldChar w:fldCharType="end"/>
+        </w:r>
+      </w:hyperlink>
+    </w:p>
+    <w:p>
+      <w:pPr>
+        <w:pStyle w:val="TableofFigures"/>
+        <w:rPr>
+          <w:rFonts w:asciiTheme="minorHAnsi" w:eastAsiaTheme="minorEastAsia" w:hAnsiTheme="minorHAnsi" w:cstheme="minorBidi"/>
+          <w:spacing w:val="0"/>
+          <w:kern w:val="2"/>
+          <w:sz w:val="24"/>
+          <w:szCs w:val="24"/>
+          <w:lang w:val="en-DE" w:eastAsia="en-DE"/>
+          <w14:ligatures w14:val="standardContextual"/>
+        </w:rPr>
+      </w:pPr>
+      <w:hyperlink w:anchor="_Toc236398389" w:history="1">
+        <w:r>
+          <w:rPr>
+            <w:rStyle w:val="Hyperlink"/>
+          </w:rPr>
+          <w:t>Table 31 – Nodes defined by this document</w:t>
+        </w:r>
+        <w:r>
+          <w:tab/>
+        </w:r>
+        <w:r>
+          <w:fldChar w:fldCharType="begin"/>
+        </w:r>
+        <w:r>
+          <w:instrText xml:space="preserve"> PAGEREF _Toc236398389 \h </w:instrText>
+        </w:r>
+        <w:r>
+          <w:fldChar w:fldCharType="separate"/>
+        </w:r>
+        <w:r>
+          <w:t>41</w:t>
+        </w:r>
+        <w:r>
+          <w:fldChar w:fldCharType="end"/>
+        </w:r>
+      </w:hyperlink>
+    </w:p>
+    <w:p>
+      <w:pPr>
+        <w:pStyle w:val="TableofFigures"/>
+        <w:rPr>
+          <w:rFonts w:asciiTheme="minorHAnsi" w:eastAsiaTheme="minorEastAsia" w:hAnsiTheme="minorHAnsi" w:cstheme="minorBidi"/>
+          <w:spacing w:val="0"/>
+          <w:kern w:val="2"/>
+          <w:sz w:val="24"/>
+          <w:szCs w:val="24"/>
+          <w:lang w:val="en-DE" w:eastAsia="en-DE"/>
+          <w14:ligatures w14:val="standardContextual"/>
+        </w:rPr>
+      </w:pPr>
+      <w:hyperlink w:anchor="_Toc236398390" w:history="1">
+        <w:r>
+          <w:rPr>
+            <w:rStyle w:val="Hyperlink"/>
+          </w:rPr>
+          <w:t>Table 32 – HTTP binding correspondence</w:t>
+        </w:r>
+        <w:r>
+          <w:tab/>
+        </w:r>
+        <w:r>
+          <w:fldChar w:fldCharType="begin"/>
+        </w:r>
+        <w:r>
+          <w:instrText xml:space="preserve"> PAGEREF _Toc236398390 \h </w:instrText>
+        </w:r>
+        <w:r>
+          <w:fldChar w:fldCharType="separate"/>
+        </w:r>
+        <w:r>
+          <w:t>48</w:t>
         </w:r>
         <w:r>
           <w:fldChar w:fldCharType="end"/>
@@ -12482,7 +12643,7 @@
           <w:sz w:val="28"/>
         </w:rPr>
         <w:lastRenderedPageBreak/>
-        <w:t>Release 0.2.0 highlights</w:t>
+        <w:t>Release 0.3.0 highlights</w:t>
       </w:r>
       <w:bookmarkEnd w:id="13"/>
       <w:bookmarkEnd w:id="14"/>
@@ -13063,7 +13224,7 @@
       <w:bookmarkStart w:id="19" w:name="_Toc359335757"/>
       <w:bookmarkStart w:id="20" w:name="_Toc184116961"/>
       <w:bookmarkStart w:id="21" w:name="_Clause_c1"/>
-      <w:bookmarkStart w:id="22" w:name="_Toc236318369"/>
+      <w:bookmarkStart w:id="22" w:name="_Toc236398292"/>
       <w:r>
         <w:t>Scope</w:t>
       </w:r>
@@ -13678,7 +13839,7 @@
       <w:bookmarkStart w:id="27" w:name="_Toc359335758"/>
       <w:bookmarkStart w:id="28" w:name="_Toc184116962"/>
       <w:bookmarkStart w:id="29" w:name="_Clause_c2"/>
-      <w:bookmarkStart w:id="30" w:name="_Toc236318370"/>
+      <w:bookmarkStart w:id="30" w:name="_Toc236398293"/>
       <w:r>
         <w:t>Normative references</w:t>
       </w:r>
@@ -13945,7 +14106,7 @@
       <w:bookmarkStart w:id="48" w:name="_Toc359335759"/>
       <w:bookmarkStart w:id="49" w:name="_Toc184116963"/>
       <w:bookmarkStart w:id="50" w:name="_Clause_c3"/>
-      <w:bookmarkStart w:id="51" w:name="_Toc236318371"/>
+      <w:bookmarkStart w:id="51" w:name="_Toc236398294"/>
       <w:r>
         <w:t>Terms</w:t>
       </w:r>
@@ -13974,7 +14135,7 @@
       </w:pPr>
       <w:bookmarkStart w:id="52" w:name="_Toc184116964"/>
       <w:bookmarkStart w:id="53" w:name="_Clause_c3_1"/>
-      <w:bookmarkStart w:id="54" w:name="_Toc236318372"/>
+      <w:bookmarkStart w:id="54" w:name="_Toc236398295"/>
       <w:r>
         <w:t>Overview</w:t>
       </w:r>
@@ -13995,7 +14156,7 @@
       <w:bookmarkStart w:id="60" w:name="_Toc29911961"/>
       <w:bookmarkStart w:id="61" w:name="_Toc184116965"/>
       <w:bookmarkStart w:id="62" w:name="_Clause_c3_2"/>
-      <w:bookmarkStart w:id="63" w:name="_Toc236318373"/>
+      <w:bookmarkStart w:id="63" w:name="_Toc236398296"/>
       <w:r>
         <w:t>Schema Registry terms</w:t>
       </w:r>
@@ -14032,7 +14193,7 @@
       </w:pPr>
       <w:bookmarkStart w:id="64" w:name="_Toc184116966"/>
       <w:bookmarkStart w:id="65" w:name="_Clause_c3_3"/>
-      <w:bookmarkStart w:id="66" w:name="_Toc236318374"/>
+      <w:bookmarkStart w:id="66" w:name="_Toc236398297"/>
       <w:r>
         <w:lastRenderedPageBreak/>
         <w:t>Abbreviated terms</w:t>
@@ -14531,7 +14692,7 @@
       </w:pPr>
       <w:bookmarkStart w:id="67" w:name="_Toc184116967"/>
       <w:bookmarkStart w:id="68" w:name="_Clause_c3_4"/>
-      <w:bookmarkStart w:id="69" w:name="_Toc236318375"/>
+      <w:bookmarkStart w:id="69" w:name="_Toc236398298"/>
       <w:r>
         <w:t>Conventions used in this document</w:t>
       </w:r>
@@ -14575,7 +14736,7 @@
       <w:bookmarkStart w:id="72" w:name="_Ref55124069"/>
       <w:bookmarkStart w:id="73" w:name="_Ref55124139"/>
       <w:bookmarkStart w:id="74" w:name="_Toc184116968"/>
-      <w:bookmarkStart w:id="75" w:name="_Toc236318376"/>
+      <w:bookmarkStart w:id="75" w:name="_Toc236398299"/>
       <w:r>
         <w:t>Conventions for Node descriptions</w:t>
       </w:r>
@@ -14961,7 +15122,7 @@
       <w:bookmarkStart w:id="80" w:name="_Toc499116097"/>
       <w:bookmarkStart w:id="81" w:name="_Toc34394280"/>
       <w:bookmarkStart w:id="82" w:name="_Toc184117019"/>
-      <w:bookmarkStart w:id="83" w:name="_Toc236318435"/>
+      <w:bookmarkStart w:id="83" w:name="_Toc236398359"/>
       <w:r>
         <w:lastRenderedPageBreak/>
         <w:t xml:space="preserve">Table </w:t>
@@ -17550,7 +17711,7 @@
       <w:bookmarkStart w:id="94" w:name="_Toc499116098"/>
       <w:bookmarkStart w:id="95" w:name="_Toc34394281"/>
       <w:bookmarkStart w:id="96" w:name="_Toc184117020"/>
-      <w:bookmarkStart w:id="97" w:name="_Toc236318436"/>
+      <w:bookmarkStart w:id="97" w:name="_Toc236398360"/>
       <w:r>
         <w:t xml:space="preserve">Table </w:t>
       </w:r>
@@ -18583,7 +18744,7 @@
       <w:bookmarkStart w:id="98" w:name="_Ref16778333"/>
       <w:bookmarkStart w:id="99" w:name="_Toc34394282"/>
       <w:bookmarkStart w:id="100" w:name="_Toc184117021"/>
-      <w:bookmarkStart w:id="101" w:name="_Toc236318437"/>
+      <w:bookmarkStart w:id="101" w:name="_Toc236398361"/>
       <w:r>
         <w:t xml:space="preserve">Table </w:t>
       </w:r>
@@ -19703,7 +19864,7 @@
       </w:pPr>
       <w:bookmarkStart w:id="103" w:name="_Ref55118538"/>
       <w:bookmarkStart w:id="104" w:name="_Toc184117022"/>
-      <w:bookmarkStart w:id="105" w:name="_Toc236318438"/>
+      <w:bookmarkStart w:id="105" w:name="_Toc236398362"/>
       <w:r>
         <w:t xml:space="preserve">Table </w:t>
       </w:r>
@@ -20342,7 +20503,7 @@
       </w:pPr>
       <w:bookmarkStart w:id="107" w:name="_Ref55125045"/>
       <w:bookmarkStart w:id="108" w:name="_Toc184117023"/>
-      <w:bookmarkStart w:id="109" w:name="_Toc236318439"/>
+      <w:bookmarkStart w:id="109" w:name="_Toc236398363"/>
       <w:r>
         <w:t xml:space="preserve">Table </w:t>
       </w:r>
@@ -20998,7 +21159,7 @@
       </w:pPr>
       <w:bookmarkStart w:id="111" w:name="_Ref55119200"/>
       <w:bookmarkStart w:id="112" w:name="_Toc184117024"/>
-      <w:bookmarkStart w:id="113" w:name="_Toc236318440"/>
+      <w:bookmarkStart w:id="113" w:name="_Toc236398364"/>
       <w:r>
         <w:t xml:space="preserve">Table </w:t>
       </w:r>
@@ -21362,7 +21523,7 @@
       <w:bookmarkStart w:id="117" w:name="_Toc499115805"/>
       <w:bookmarkStart w:id="118" w:name="_Toc29911965"/>
       <w:bookmarkStart w:id="119" w:name="_Toc184116969"/>
-      <w:bookmarkStart w:id="120" w:name="_Toc236318377"/>
+      <w:bookmarkStart w:id="120" w:name="_Toc236398300"/>
       <w:r>
         <w:t>NodeIds and BrowseNames</w:t>
       </w:r>
@@ -22030,7 +22191,7 @@
         <w:rPr>
           <w:noProof/>
         </w:rPr>
-        <w:t>28</w:t>
+        <w:t>30</w:t>
       </w:r>
       <w:r>
         <w:t xml:space="preserve"> – Namespaces used in this document</w:t>
@@ -22048,7 +22209,7 @@
         <w:ind w:left="0" w:firstLine="0"/>
       </w:pPr>
       <w:bookmarkStart w:id="129" w:name="_Toc184116970"/>
-      <w:bookmarkStart w:id="130" w:name="_Toc236318378"/>
+      <w:bookmarkStart w:id="130" w:name="_Toc236398301"/>
       <w:r>
         <w:t>Common Attributes</w:t>
       </w:r>
@@ -22206,7 +22367,7 @@
       <w:bookmarkStart w:id="135" w:name="_Toc499116099"/>
       <w:bookmarkStart w:id="136" w:name="_Toc34394283"/>
       <w:bookmarkStart w:id="137" w:name="_Toc184117025"/>
-      <w:bookmarkStart w:id="138" w:name="_Toc236318441"/>
+      <w:bookmarkStart w:id="138" w:name="_Toc236398365"/>
       <w:r>
         <w:t xml:space="preserve">Table </w:t>
       </w:r>
@@ -23454,7 +23615,7 @@
       <w:bookmarkStart w:id="142" w:name="_Toc499116100"/>
       <w:bookmarkStart w:id="143" w:name="_Toc34394284"/>
       <w:bookmarkStart w:id="144" w:name="_Toc184117026"/>
-      <w:bookmarkStart w:id="145" w:name="_Toc236318442"/>
+      <w:bookmarkStart w:id="145" w:name="_Toc236398366"/>
       <w:r>
         <w:lastRenderedPageBreak/>
         <w:t xml:space="preserve">Table </w:t>
@@ -23759,7 +23920,7 @@
       <w:bookmarkStart w:id="149" w:name="_Toc499116101"/>
       <w:bookmarkStart w:id="150" w:name="_Toc34394285"/>
       <w:bookmarkStart w:id="151" w:name="_Toc184117027"/>
-      <w:bookmarkStart w:id="152" w:name="_Toc236318443"/>
+      <w:bookmarkStart w:id="152" w:name="_Toc236398367"/>
       <w:r>
         <w:t xml:space="preserve">Table </w:t>
       </w:r>
@@ -24690,7 +24851,7 @@
       <w:bookmarkStart w:id="156" w:name="_Toc499116102"/>
       <w:bookmarkStart w:id="157" w:name="_Toc34394286"/>
       <w:bookmarkStart w:id="158" w:name="_Toc184117028"/>
-      <w:bookmarkStart w:id="159" w:name="_Toc236318444"/>
+      <w:bookmarkStart w:id="159" w:name="_Toc236398368"/>
       <w:r>
         <w:t xml:space="preserve">Table </w:t>
       </w:r>
@@ -25176,7 +25337,7 @@
       <w:bookmarkStart w:id="161" w:name="_Toc499116103"/>
       <w:bookmarkStart w:id="162" w:name="_Toc34394287"/>
       <w:bookmarkStart w:id="163" w:name="_Toc184117029"/>
-      <w:bookmarkStart w:id="164" w:name="_Toc236318445"/>
+      <w:bookmarkStart w:id="164" w:name="_Toc236398369"/>
       <w:r>
         <w:t xml:space="preserve">Table </w:t>
       </w:r>
@@ -25502,7 +25663,7 @@
       </w:pPr>
       <w:bookmarkStart w:id="165" w:name="_Ref108692395"/>
       <w:bookmarkStart w:id="166" w:name="_Toc184116971"/>
-      <w:bookmarkStart w:id="167" w:name="_Toc236318379"/>
+      <w:bookmarkStart w:id="167" w:name="_Toc236398302"/>
       <w:r>
         <w:lastRenderedPageBreak/>
         <w:t>Structures</w:t>
@@ -25672,7 +25833,7 @@
       <w:bookmarkStart w:id="169" w:name="_Ref108519484"/>
       <w:bookmarkStart w:id="170" w:name="_Ref108518673"/>
       <w:bookmarkStart w:id="171" w:name="_Toc184117030"/>
-      <w:bookmarkStart w:id="172" w:name="_Toc236318446"/>
+      <w:bookmarkStart w:id="172" w:name="_Toc236398370"/>
       <w:r>
         <w:t xml:space="preserve">Table </w:t>
       </w:r>
@@ -26193,7 +26354,7 @@
       </w:pPr>
       <w:bookmarkStart w:id="173" w:name="_Ref108519581"/>
       <w:bookmarkStart w:id="174" w:name="_Toc184117031"/>
-      <w:bookmarkStart w:id="175" w:name="_Toc236318447"/>
+      <w:bookmarkStart w:id="175" w:name="_Toc236398371"/>
       <w:r>
         <w:t xml:space="preserve">Table </w:t>
       </w:r>
@@ -26848,7 +27009,7 @@
       </w:pPr>
       <w:bookmarkStart w:id="176" w:name="_Ref108519635"/>
       <w:bookmarkStart w:id="177" w:name="_Toc184117032"/>
-      <w:bookmarkStart w:id="178" w:name="_Toc236318448"/>
+      <w:bookmarkStart w:id="178" w:name="_Toc236398372"/>
       <w:r>
         <w:t xml:space="preserve">Table </w:t>
       </w:r>
@@ -27531,7 +27692,7 @@
       <w:bookmarkStart w:id="180" w:name="_Toc29911974"/>
       <w:bookmarkStart w:id="181" w:name="_Toc184116978"/>
       <w:bookmarkStart w:id="182" w:name="_Clause_c4"/>
-      <w:bookmarkStart w:id="183" w:name="_Toc236318380"/>
+      <w:bookmarkStart w:id="183" w:name="_Toc236398303"/>
       <w:r>
         <w:t>General information to Schema Registry and OPC UA</w:t>
       </w:r>
@@ -27550,7 +27711,7 @@
       <w:bookmarkStart w:id="185" w:name="_Toc29911975"/>
       <w:bookmarkStart w:id="186" w:name="_Toc184116979"/>
       <w:bookmarkStart w:id="187" w:name="_Clause_c4_1"/>
-      <w:bookmarkStart w:id="188" w:name="_Toc236318381"/>
+      <w:bookmarkStart w:id="188" w:name="_Toc236398304"/>
       <w:r>
         <w:t>Introduction to Schema Registry</w:t>
       </w:r>
@@ -27596,7 +27757,7 @@
       <w:bookmarkStart w:id="190" w:name="_Toc29911976"/>
       <w:bookmarkStart w:id="191" w:name="_Toc184116980"/>
       <w:bookmarkStart w:id="192" w:name="_Clause_c4_2"/>
-      <w:bookmarkStart w:id="193" w:name="_Toc236318382"/>
+      <w:bookmarkStart w:id="193" w:name="_Toc236398305"/>
       <w:r>
         <w:t>Introduction to OPC Unified Architecture</w:t>
       </w:r>
@@ -27660,7 +27821,7 @@
       </w:pPr>
       <w:bookmarkStart w:id="194" w:name="_Toc29911977"/>
       <w:bookmarkStart w:id="195" w:name="_Toc184116981"/>
-      <w:bookmarkStart w:id="196" w:name="_Toc236318383"/>
+      <w:bookmarkStart w:id="196" w:name="_Toc236398306"/>
       <w:r>
         <w:t>What is OPC UA?</w:t>
       </w:r>
@@ -27793,7 +27954,7 @@
         <w:pStyle w:val="Heading3"/>
       </w:pPr>
       <w:bookmarkStart w:id="197" w:name="_Toc184116982"/>
-      <w:bookmarkStart w:id="198" w:name="_Toc236318384"/>
+      <w:bookmarkStart w:id="198" w:name="_Toc236398307"/>
       <w:r>
         <w:t>Basics of OPC UA</w:t>
       </w:r>
@@ -27950,7 +28111,7 @@
           <v:shape id="_x0000_i1032" type="#_x0000_t75" style="width:319.3pt;height:234pt" o:ole="">
             <v:imagedata r:id="rId57" o:title=""/>
           </v:shape>
-          <o:OLEObject Type="Embed" ProgID="PowerPoint.Slide.12" ShapeID="_x0000_i1032" DrawAspect="Content" ObjectID="_1846930992" r:id="rId58"/>
+          <o:OLEObject Type="Embed" ProgID="PowerPoint.Slide.12" ShapeID="_x0000_i1032" DrawAspect="Content" ObjectID="_1847010907" r:id="rId58"/>
         </w:object>
       </w:r>
     </w:p>
@@ -27961,7 +28122,7 @@
       <w:bookmarkStart w:id="199" w:name="_Ref531777624"/>
       <w:bookmarkStart w:id="200" w:name="_Toc34394275"/>
       <w:bookmarkStart w:id="201" w:name="_Toc184117014"/>
-      <w:bookmarkStart w:id="202" w:name="_Toc236318429"/>
+      <w:bookmarkStart w:id="202" w:name="_Toc236398353"/>
       <w:r>
         <w:t xml:space="preserve">Figure </w:t>
       </w:r>
@@ -28017,7 +28178,7 @@
       </w:pPr>
       <w:bookmarkStart w:id="203" w:name="_Toc29911979"/>
       <w:bookmarkStart w:id="204" w:name="_Toc184116983"/>
-      <w:bookmarkStart w:id="205" w:name="_Toc236318385"/>
+      <w:bookmarkStart w:id="205" w:name="_Toc236398308"/>
       <w:r>
         <w:t>Information modelling in OPC UA</w:t>
       </w:r>
@@ -28225,7 +28386,7 @@
           <v:shape id="_x0000_i1026" type="#_x0000_t75" style="width:378.45pt;height:270.45pt" o:ole="">
             <v:imagedata r:id="rId59" o:title=""/>
           </v:shape>
-          <o:OLEObject Type="Embed" ProgID="VisioViewer.Viewer.1" ShapeID="_x0000_i1026" DrawAspect="Content" ObjectID="_1846930993" r:id="rId60"/>
+          <o:OLEObject Type="Embed" ProgID="VisioViewer.Viewer.1" ShapeID="_x0000_i1026" DrawAspect="Content" ObjectID="_1847010908" r:id="rId60"/>
         </w:object>
       </w:r>
       <w:commentRangeEnd w:id="206"/>
@@ -28246,7 +28407,7 @@
       <w:bookmarkStart w:id="207" w:name="_Ref495481497"/>
       <w:bookmarkStart w:id="208" w:name="_Toc34394276"/>
       <w:bookmarkStart w:id="209" w:name="_Toc184117015"/>
-      <w:bookmarkStart w:id="210" w:name="_Toc236318430"/>
+      <w:bookmarkStart w:id="210" w:name="_Toc236398354"/>
       <w:r>
         <w:t xml:space="preserve">Figure </w:t>
       </w:r>
@@ -28609,7 +28770,7 @@
           <v:shape id="_x0000_i1027" type="#_x0000_t75" style="width:342.45pt;height:354pt" o:ole="">
             <v:imagedata r:id="rId65" o:title=""/>
           </v:shape>
-          <o:OLEObject Type="Embed" ProgID="VisioViewer.Viewer.1" ShapeID="_x0000_i1027" DrawAspect="Content" ObjectID="_1846930994" r:id="rId66"/>
+          <o:OLEObject Type="Embed" ProgID="VisioViewer.Viewer.1" ShapeID="_x0000_i1027" DrawAspect="Content" ObjectID="_1847010909" r:id="rId66"/>
         </w:object>
       </w:r>
     </w:p>
@@ -28620,7 +28781,7 @@
       <w:bookmarkStart w:id="211" w:name="_Ref495481599"/>
       <w:bookmarkStart w:id="212" w:name="_Toc34394277"/>
       <w:bookmarkStart w:id="213" w:name="_Toc184117016"/>
-      <w:bookmarkStart w:id="214" w:name="_Toc236318431"/>
+      <w:bookmarkStart w:id="214" w:name="_Toc236398355"/>
       <w:r>
         <w:t xml:space="preserve">Figure </w:t>
       </w:r>
@@ -28814,7 +28975,7 @@
           <v:shape id="_x0000_i1028" type="#_x0000_t75" style="width:413.55pt;height:330pt" o:ole="">
             <v:imagedata r:id="rId67" o:title=""/>
           </v:shape>
-          <o:OLEObject Type="Embed" ProgID="VisioViewer.Viewer.1" ShapeID="_x0000_i1028" DrawAspect="Content" ObjectID="_1846930995" r:id="rId68"/>
+          <o:OLEObject Type="Embed" ProgID="VisioViewer.Viewer.1" ShapeID="_x0000_i1028" DrawAspect="Content" ObjectID="_1847010910" r:id="rId68"/>
         </w:object>
       </w:r>
     </w:p>
@@ -28825,7 +28986,7 @@
       <w:bookmarkStart w:id="215" w:name="_Ref495482128"/>
       <w:bookmarkStart w:id="216" w:name="_Toc34394278"/>
       <w:bookmarkStart w:id="217" w:name="_Toc184117017"/>
-      <w:bookmarkStart w:id="218" w:name="_Toc236318432"/>
+      <w:bookmarkStart w:id="218" w:name="_Toc236398356"/>
       <w:r>
         <w:t xml:space="preserve">Figure </w:t>
       </w:r>
@@ -28932,7 +29093,7 @@
           <v:shape id="_x0000_i1029" type="#_x0000_t75" style="width:468pt;height:233.55pt" o:ole="">
             <v:imagedata r:id="rId69" o:title=""/>
           </v:shape>
-          <o:OLEObject Type="Embed" ProgID="VisioViewer.Viewer.1" ShapeID="_x0000_i1029" DrawAspect="Content" ObjectID="_1846930996" r:id="rId70"/>
+          <o:OLEObject Type="Embed" ProgID="VisioViewer.Viewer.1" ShapeID="_x0000_i1029" DrawAspect="Content" ObjectID="_1847010911" r:id="rId70"/>
         </w:object>
       </w:r>
     </w:p>
@@ -28943,7 +29104,7 @@
       <w:bookmarkStart w:id="219" w:name="_Ref495482154"/>
       <w:bookmarkStart w:id="220" w:name="_Toc34394279"/>
       <w:bookmarkStart w:id="221" w:name="_Toc184117018"/>
-      <w:bookmarkStart w:id="222" w:name="_Toc236318433"/>
+      <w:bookmarkStart w:id="222" w:name="_Toc236398357"/>
       <w:r>
         <w:t xml:space="preserve">Figure </w:t>
       </w:r>
@@ -29509,7 +29670,7 @@
       </w:pPr>
       <w:bookmarkStart w:id="223" w:name="_Toc184116984"/>
       <w:bookmarkStart w:id="224" w:name="_Clause_c5"/>
-      <w:bookmarkStart w:id="225" w:name="_Toc236318386"/>
+      <w:bookmarkStart w:id="225" w:name="_Toc236398309"/>
       <w:r>
         <w:t xml:space="preserve">Use </w:t>
       </w:r>
@@ -29528,7 +29689,7 @@
         <w:pStyle w:val="Heading2"/>
       </w:pPr>
       <w:bookmarkStart w:id="226" w:name="_Clause_c5_1"/>
-      <w:bookmarkStart w:id="227" w:name="_Toc236318387"/>
+      <w:bookmarkStart w:id="227" w:name="_Toc236398310"/>
       <w:r>
         <w:t>Downloading a schema</w:t>
       </w:r>
@@ -29715,7 +29876,7 @@
         <w:pStyle w:val="Heading2"/>
       </w:pPr>
       <w:bookmarkStart w:id="228" w:name="_Clause_c5_2"/>
-      <w:bookmarkStart w:id="229" w:name="_Toc236318388"/>
+      <w:bookmarkStart w:id="229" w:name="_Toc236398311"/>
       <w:r>
         <w:t>Registering a schema</w:t>
       </w:r>
@@ -29983,7 +30144,7 @@
       <w:bookmarkStart w:id="231" w:name="_Toc29911984"/>
       <w:bookmarkStart w:id="232" w:name="_Toc184116985"/>
       <w:bookmarkStart w:id="233" w:name="_Clause_c6"/>
-      <w:bookmarkStart w:id="234" w:name="_Toc236318389"/>
+      <w:bookmarkStart w:id="234" w:name="_Toc236398312"/>
       <w:r>
         <w:rPr>
           <w:color w:val="FF0000"/>
@@ -30036,11 +30197,11 @@
         <w:pStyle w:val="FIGURE"/>
       </w:pPr>
       <w:r>
-        <w:object w:dxaOrig="4143" w:dyaOrig="4406" w14:anchorId="1B521983">
+        <w:object w:dxaOrig="4143" w:dyaOrig="4406" w14:anchorId="479159EF">
           <v:shape id="_x0000_i1031" type="#_x0000_t75" style="width:207pt;height:220.3pt" o:ole="">
             <v:imagedata r:id="rId71" o:title=""/>
           </v:shape>
-          <o:OLEObject Type="Embed" ProgID="PowerPoint.Show.12" ShapeID="_x0000_i1031" DrawAspect="Content" ObjectID="_1846930997" r:id="rId72"/>
+          <o:OLEObject Type="Embed" ProgID="PowerPoint.Show.12" ShapeID="_x0000_i1031" DrawAspect="Content" ObjectID="_1847010912" r:id="rId72"/>
         </w:object>
       </w:r>
     </w:p>
@@ -30049,7 +30210,7 @@
         <w:pStyle w:val="FIGURE-title"/>
       </w:pPr>
       <w:bookmarkStart w:id="235" w:name="_Fig_fig_sreg_shape"/>
-      <w:bookmarkStart w:id="236" w:name="_Toc236318434"/>
+      <w:bookmarkStart w:id="236" w:name="_Toc236398358"/>
       <w:r>
         <w:t xml:space="preserve">Figure </w:t>
       </w:r>
@@ -30153,7 +30314,7 @@
         <w:pStyle w:val="Heading2"/>
       </w:pPr>
       <w:bookmarkStart w:id="237" w:name="_Clause_c6_1"/>
-      <w:bookmarkStart w:id="238" w:name="_Toc236318390"/>
+      <w:bookmarkStart w:id="238" w:name="_Toc236398313"/>
       <w:r>
         <w:t>OPC UA as a first-class binding</w:t>
       </w:r>
@@ -30324,13 +30485,13 @@
         <w:fldChar w:fldCharType="begin"/>
       </w:r>
       <w:r>
-        <w:instrText xml:space="preserve"> REF _Clause_c6_10 \r \h </w:instrText>
+        <w:instrText xml:space="preserve"> REF _Clause_c6_11 \r \h </w:instrText>
       </w:r>
       <w:r>
         <w:fldChar w:fldCharType="separate"/>
       </w:r>
       <w:r>
-        <w:t>6.10</w:t>
+        <w:t>6.11</w:t>
       </w:r>
       <w:r>
         <w:fldChar w:fldCharType="end"/>
@@ -30424,7 +30585,7 @@
         <w:pStyle w:val="Heading2"/>
       </w:pPr>
       <w:bookmarkStart w:id="239" w:name="_Clause_c6_2"/>
-      <w:bookmarkStart w:id="240" w:name="_Toc236318391"/>
+      <w:bookmarkStart w:id="240" w:name="_Toc236398314"/>
       <w:r>
         <w:t>Organisation of the model</w:t>
       </w:r>
@@ -30480,7 +30641,7 @@
         <w:pStyle w:val="Heading2"/>
       </w:pPr>
       <w:bookmarkStart w:id="241" w:name="_Clause_c6_3"/>
-      <w:bookmarkStart w:id="242" w:name="_Toc236318392"/>
+      <w:bookmarkStart w:id="242" w:name="_Toc236398315"/>
       <w:r>
         <w:t>Registry root</w:t>
       </w:r>
@@ -30726,7 +30887,7 @@
         <w:pStyle w:val="Heading2"/>
       </w:pPr>
       <w:bookmarkStart w:id="243" w:name="_Clause_c6_4"/>
-      <w:bookmarkStart w:id="244" w:name="_Toc236318393"/>
+      <w:bookmarkStart w:id="244" w:name="_Toc236398316"/>
       <w:r>
         <w:t>Schema groups</w:t>
       </w:r>
@@ -30762,7 +30923,16 @@
         <w:t>NamespaceUri</w:t>
       </w:r>
       <w:r>
-        <w:t xml:space="preserve"> Property is the group key (the xRegistry </w:t>
+        <w:t xml:space="preserve"> Property is the group key and the group's </w:t>
+      </w:r>
+      <w:r>
+        <w:rPr>
+          <w:b/>
+        </w:rPr>
+        <w:t>source identity</w:t>
+      </w:r>
+      <w:r>
+        <w:t xml:space="preserve">, and the xRegistry </w:t>
       </w:r>
       <w:r>
         <w:rPr>
@@ -30771,7 +30941,7 @@
         <w:t>groupid</w:t>
       </w:r>
       <w:r>
-        <w:t xml:space="preserve"> may be a server-chosen URL-safe slug of it, retained verbatim in </w:t>
+        <w:t xml:space="preserve"> is the symbolic identifier constructed from it (§6.7), with </w:t>
       </w:r>
       <w:r>
         <w:rPr>
@@ -30780,12 +30950,21 @@
         <w:t>NamespaceUri</w:t>
       </w:r>
       <w:r>
-        <w:t xml:space="preserve">). Keying a schema group by an OPC UA namespace URI is a domain convention of this profile; the generic xRegistry schema group imposes no key or format constraint on its members. Its </w:t>
+        <w:t xml:space="preserve"> retained verbatim and repeated as the group's </w:t>
       </w:r>
       <w:r>
         <w:rPr>
           <w:rStyle w:val="VARIABLE"/>
         </w:rPr>
+        <w:t>Name</w:t>
+      </w:r>
+      <w:r>
+        <w:t xml:space="preserve">. Keying a schema group by an OPC UA namespace URI is a domain convention of this profile; the generic xRegistry schema group imposes no key or format constraint on its members. Its </w:t>
+      </w:r>
+      <w:r>
+        <w:rPr>
+          <w:rStyle w:val="VARIABLE"/>
+        </w:rPr>
         <w:t>&lt;Schema&gt;</w:t>
       </w:r>
       <w:r>
@@ -30824,7 +31003,7 @@
         <w:pStyle w:val="Heading2"/>
       </w:pPr>
       <w:bookmarkStart w:id="245" w:name="_Clause_c6_5"/>
-      <w:bookmarkStart w:id="246" w:name="_Toc236318394"/>
+      <w:bookmarkStart w:id="246" w:name="_Toc236398317"/>
       <w:r>
         <w:t>Schema files</w:t>
       </w:r>
@@ -30938,46 +31117,55 @@
         <w:rPr>
           <w:rStyle w:val="VARIABLE"/>
         </w:rPr>
+        <w:t>SchemaName</w:t>
+      </w:r>
+      <w:r>
+        <w:t xml:space="preserve"> (Mandatory, String) — the name of the subject the schema describes: the DataType BrowseName for a reference DataType schema, or the </w:t>
+      </w:r>
+      <w:r>
+        <w:rPr>
+          <w:rStyle w:val="VARIABLE"/>
+        </w:rPr>
+        <w:t>DataSetName</w:t>
+      </w:r>
+      <w:r>
+        <w:t xml:space="preserve"> for a PubSub DataSet schema. Together with </w:t>
+      </w:r>
+      <w:r>
+        <w:rPr>
+          <w:rStyle w:val="VARIABLE"/>
+        </w:rPr>
+        <w:t>Format</w:t>
+      </w:r>
+      <w:r>
+        <w:t xml:space="preserve"> it is the schema's </w:t>
+      </w:r>
+      <w:r>
+        <w:rPr>
+          <w:b/>
+        </w:rPr>
+        <w:t>source identity</w:t>
+      </w:r>
+      <w:r>
+        <w:t xml:space="preserve">, from which the xRegistry </w:t>
+      </w:r>
+      <w:r>
+        <w:rPr>
+          <w:rStyle w:val="VARIABLE"/>
+        </w:rPr>
+        <w:t>resourceid</w:t>
+      </w:r>
+      <w:r>
+        <w:t xml:space="preserve"> is constructed (§6.7). It is invariant across the schema's versions, and it is not the </w:t>
+      </w:r>
+      <w:r>
+        <w:rPr>
+          <w:rStyle w:val="VARIABLE"/>
+        </w:rPr>
         <w:t>SchemaId</w:t>
       </w:r>
       <w:r>
-        <w:t xml:space="preserve"> (Mandatory, ByteString) — the raw on-wire SchemaId fingerprint bytes; the file is additionally addressable by the Opaque NodeId built from these bytes (</w:t>
-      </w:r>
-      <w:r>
-        <w:fldChar w:fldCharType="begin"/>
-      </w:r>
-      <w:r>
-        <w:instrText xml:space="preserve"> REF _Clause_c6_6 \r \h </w:instrText>
-      </w:r>
-      <w:r>
-        <w:fldChar w:fldCharType="separate"/>
-      </w:r>
-      <w:r>
-        <w:t>6.6</w:t>
-      </w:r>
-      <w:r>
-        <w:fldChar w:fldCharType="end"/>
-      </w:r>
-      <w:r>
-        <w:t>). Every registered schema has a SchemaId, computed by its format's fingerprint provider (</w:t>
-      </w:r>
-      <w:r>
-        <w:fldChar w:fldCharType="begin"/>
-      </w:r>
-      <w:r>
-        <w:instrText xml:space="preserve"> REF _Clause_c6_8 \r \h </w:instrText>
-      </w:r>
-      <w:r>
-        <w:fldChar w:fldCharType="separate"/>
-      </w:r>
-      <w:r>
-        <w:t>6.8</w:t>
-      </w:r>
-      <w:r>
-        <w:fldChar w:fldCharType="end"/>
-      </w:r>
-      <w:r>
-        <w:t>) — including JSON Schema.</w:t>
+        <w:t>.</w:t>
       </w:r>
     </w:p>
     <w:p>
@@ -30992,46 +31180,46 @@
         <w:rPr>
           <w:rStyle w:val="VARIABLE"/>
         </w:rPr>
-        <w:t>SchemaIdAlg</w:t>
-      </w:r>
-      <w:r>
-        <w:t xml:space="preserve"> (Mandatory, String) — the SchemaId algorithm name identifying the </w:t>
-      </w:r>
-      <w:r>
-        <w:rPr>
-          <w:rStyle w:val="VARIABLE"/>
-        </w:rPr>
-        <w:t>(canonicalization, hash)</w:t>
-      </w:r>
-      <w:r>
-        <w:t xml:space="preserve"> used, such as </w:t>
-      </w:r>
-      <w:r>
-        <w:rPr>
-          <w:rStyle w:val="VARIABLE"/>
-        </w:rPr>
-        <w:t>CRC-64-AVRO</w:t>
-      </w:r>
-      <w:r>
-        <w:t xml:space="preserve"> (Avro), </w:t>
-      </w:r>
-      <w:r>
-        <w:rPr>
-          <w:rStyle w:val="VARIABLE"/>
-        </w:rPr>
-        <w:t>SHA-256/ApacheArrow</w:t>
-      </w:r>
-      <w:r>
-        <w:t xml:space="preserve"> (Arrow) or </w:t>
-      </w:r>
-      <w:r>
-        <w:rPr>
-          <w:rStyle w:val="VARIABLE"/>
-        </w:rPr>
-        <w:t>SHA-256/JCS</w:t>
-      </w:r>
-      <w:r>
-        <w:t xml:space="preserve"> (JSON Schema).</w:t>
+        <w:t>SchemaId</w:t>
+      </w:r>
+      <w:r>
+        <w:t xml:space="preserve"> (Mandatory, ByteString) — the raw on-wire SchemaId fingerprint bytes; the file is additionally addressable by the Opaque NodeId built from these bytes (</w:t>
+      </w:r>
+      <w:r>
+        <w:fldChar w:fldCharType="begin"/>
+      </w:r>
+      <w:r>
+        <w:instrText xml:space="preserve"> REF _Clause_c6_6 \r \h </w:instrText>
+      </w:r>
+      <w:r>
+        <w:fldChar w:fldCharType="separate"/>
+      </w:r>
+      <w:r>
+        <w:t>6.6</w:t>
+      </w:r>
+      <w:r>
+        <w:fldChar w:fldCharType="end"/>
+      </w:r>
+      <w:r>
+        <w:t>). Every registered schema has a SchemaId, computed by its format's fingerprint provider (</w:t>
+      </w:r>
+      <w:r>
+        <w:fldChar w:fldCharType="begin"/>
+      </w:r>
+      <w:r>
+        <w:instrText xml:space="preserve"> REF _Clause_c6_8 \r \h </w:instrText>
+      </w:r>
+      <w:r>
+        <w:fldChar w:fldCharType="separate"/>
+      </w:r>
+      <w:r>
+        <w:t>6.8</w:t>
+      </w:r>
+      <w:r>
+        <w:fldChar w:fldCharType="end"/>
+      </w:r>
+      <w:r>
+        <w:t>) — including JSON Schema.</w:t>
       </w:r>
     </w:p>
     <w:p>
@@ -31046,91 +31234,46 @@
         <w:rPr>
           <w:rStyle w:val="VARIABLE"/>
         </w:rPr>
-        <w:t>Compatibility</w:t>
-      </w:r>
-      <w:r>
-        <w:t xml:space="preserve"> (String) — the xRegistry </w:t>
+        <w:t>SchemaIdAlg</w:t>
+      </w:r>
+      <w:r>
+        <w:t xml:space="preserve"> (Mandatory, String) — the SchemaId algorithm name identifying the </w:t>
       </w:r>
       <w:r>
         <w:rPr>
           <w:rStyle w:val="VARIABLE"/>
         </w:rPr>
-        <w:t>compatibility</w:t>
-      </w:r>
-      <w:r>
-        <w:t xml:space="preserve"> mode the schema's versions adhere to, such as </w:t>
+        <w:t>(canonicalization, hash)</w:t>
+      </w:r>
+      <w:r>
+        <w:t xml:space="preserve"> used, such as </w:t>
       </w:r>
       <w:r>
         <w:rPr>
           <w:rStyle w:val="VARIABLE"/>
         </w:rPr>
-        <w:t>NONE</w:t>
-      </w:r>
-      <w:r>
-        <w:t xml:space="preserve">, </w:t>
+        <w:t>CRC-64-AVRO</w:t>
+      </w:r>
+      <w:r>
+        <w:t xml:space="preserve"> (Avro), </w:t>
       </w:r>
       <w:r>
         <w:rPr>
           <w:rStyle w:val="VARIABLE"/>
         </w:rPr>
-        <w:t>BACKWARD</w:t>
-      </w:r>
-      <w:r>
-        <w:t xml:space="preserve">, </w:t>
+        <w:t>SHA-256/ApacheArrow</w:t>
+      </w:r>
+      <w:r>
+        <w:t xml:space="preserve"> (Arrow) or </w:t>
       </w:r>
       <w:r>
         <w:rPr>
           <w:rStyle w:val="VARIABLE"/>
         </w:rPr>
-        <w:t>FORWARD</w:t>
-      </w:r>
-      <w:r>
-        <w:t xml:space="preserve"> or </w:t>
-      </w:r>
-      <w:r>
-        <w:rPr>
-          <w:rStyle w:val="VARIABLE"/>
-        </w:rPr>
-        <w:t>FULL</w:t>
-      </w:r>
-      <w:r>
-        <w:t xml:space="preserve">. This is </w:t>
-      </w:r>
-      <w:r>
-        <w:rPr>
-          <w:b/>
-        </w:rPr>
-        <w:t>Resource-level</w:t>
-      </w:r>
-      <w:r>
-        <w:t xml:space="preserve"> metadata — identical across all versions of one schema — so in the flat projection every version file of the same schema carries the same value; a change that would break it starts a </w:t>
-      </w:r>
-      <w:r>
-        <w:rPr>
-          <w:b/>
-        </w:rPr>
-        <w:t>new</w:t>
-      </w:r>
-      <w:r>
-        <w:t xml:space="preserve"> schema (a new </w:t>
-      </w:r>
-      <w:r>
-        <w:rPr>
-          <w:rStyle w:val="VARIABLE"/>
-        </w:rPr>
-        <w:t>SchemaFileType</w:t>
-      </w:r>
-      <w:r>
-        <w:t xml:space="preserve"> with a fresh lineage), not a new version. A registry that enforces compatibility advertises it through the base </w:t>
-      </w:r>
-      <w:r>
-        <w:rPr>
-          <w:rStyle w:val="VARIABLE"/>
-        </w:rPr>
-        <w:t>RegistryCapabilitiesDataType.EnforceCompatibility</w:t>
-      </w:r>
-      <w:r>
-        <w:t xml:space="preserve"> capability.</w:t>
+        <w:t>SHA-256/JCS</w:t>
+      </w:r>
+      <w:r>
+        <w:t xml:space="preserve"> (JSON Schema).</w:t>
       </w:r>
     </w:p>
     <w:p>
@@ -31145,37 +31288,91 @@
         <w:rPr>
           <w:rStyle w:val="VARIABLE"/>
         </w:rPr>
-        <w:t>IsDefault</w:t>
-      </w:r>
-      <w:r>
-        <w:t xml:space="preserve"> (Boolean) — the xRegistry </w:t>
+        <w:t>Compatibility</w:t>
+      </w:r>
+      <w:r>
+        <w:t xml:space="preserve"> (String) — the xRegistry </w:t>
       </w:r>
       <w:r>
         <w:rPr>
           <w:rStyle w:val="VARIABLE"/>
         </w:rPr>
-        <w:t>isdefault</w:t>
-      </w:r>
-      <w:r>
-        <w:t xml:space="preserve">: </w:t>
+        <w:t>compatibility</w:t>
+      </w:r>
+      <w:r>
+        <w:t xml:space="preserve"> mode the schema's versions adhere to, such as </w:t>
       </w:r>
       <w:r>
         <w:rPr>
           <w:rStyle w:val="VARIABLE"/>
         </w:rPr>
-        <w:t>true</w:t>
-      </w:r>
-      <w:r>
-        <w:t xml:space="preserve"> for the schema's default version, the one a consumer gets by reading the schema without selecting a version. The default is usually the latest but MAY be pinned to an earlier version (a sticky default); exactly one version file of a schema has </w:t>
+        <w:t>NONE</w:t>
+      </w:r>
+      <w:r>
+        <w:t xml:space="preserve">, </w:t>
       </w:r>
       <w:r>
         <w:rPr>
           <w:rStyle w:val="VARIABLE"/>
         </w:rPr>
-        <w:t>IsDefault = true</w:t>
-      </w:r>
-      <w:r>
-        <w:t>.</w:t>
+        <w:t>BACKWARD</w:t>
+      </w:r>
+      <w:r>
+        <w:t xml:space="preserve">, </w:t>
+      </w:r>
+      <w:r>
+        <w:rPr>
+          <w:rStyle w:val="VARIABLE"/>
+        </w:rPr>
+        <w:t>FORWARD</w:t>
+      </w:r>
+      <w:r>
+        <w:t xml:space="preserve"> or </w:t>
+      </w:r>
+      <w:r>
+        <w:rPr>
+          <w:rStyle w:val="VARIABLE"/>
+        </w:rPr>
+        <w:t>FULL</w:t>
+      </w:r>
+      <w:r>
+        <w:t xml:space="preserve">. This is </w:t>
+      </w:r>
+      <w:r>
+        <w:rPr>
+          <w:b/>
+        </w:rPr>
+        <w:t>Resource-level</w:t>
+      </w:r>
+      <w:r>
+        <w:t xml:space="preserve"> metadata — identical across all versions of one schema — so in the flat projection every version file of the same schema carries the same value; a change that would break it starts a </w:t>
+      </w:r>
+      <w:r>
+        <w:rPr>
+          <w:b/>
+        </w:rPr>
+        <w:t>new</w:t>
+      </w:r>
+      <w:r>
+        <w:t xml:space="preserve"> schema (a new </w:t>
+      </w:r>
+      <w:r>
+        <w:rPr>
+          <w:rStyle w:val="VARIABLE"/>
+        </w:rPr>
+        <w:t>SchemaFileType</w:t>
+      </w:r>
+      <w:r>
+        <w:t xml:space="preserve"> with a fresh lineage), not a new version. A registry that enforces compatibility advertises it through the base </w:t>
+      </w:r>
+      <w:r>
+        <w:rPr>
+          <w:rStyle w:val="VARIABLE"/>
+        </w:rPr>
+        <w:t>RegistryCapabilitiesDataType.EnforceCompatibility</w:t>
+      </w:r>
+      <w:r>
+        <w:t xml:space="preserve"> capability.</w:t>
       </w:r>
     </w:p>
     <w:p>
@@ -31190,43 +31387,34 @@
         <w:rPr>
           <w:rStyle w:val="VARIABLE"/>
         </w:rPr>
-        <w:t>Ancestor</w:t>
-      </w:r>
-      <w:r>
-        <w:t xml:space="preserve"> (String) — the xRegistry </w:t>
+        <w:t>IsDefault</w:t>
+      </w:r>
+      <w:r>
+        <w:t xml:space="preserve"> (Boolean) — the xRegistry </w:t>
       </w:r>
       <w:r>
         <w:rPr>
           <w:rStyle w:val="VARIABLE"/>
         </w:rPr>
-        <w:t>ancestor</w:t>
-      </w:r>
-      <w:r>
-        <w:t xml:space="preserve">: the </w:t>
+        <w:t>isdefault</w:t>
+      </w:r>
+      <w:r>
+        <w:t xml:space="preserve">: </w:t>
       </w:r>
       <w:r>
         <w:rPr>
           <w:rStyle w:val="VARIABLE"/>
         </w:rPr>
-        <w:t>VersionId</w:t>
-      </w:r>
-      <w:r>
-        <w:t xml:space="preserve"> of the version this one derives from, establishing the version lineage when historic versions are kept as sibling files. The root version's </w:t>
+        <w:t>true</w:t>
+      </w:r>
+      <w:r>
+        <w:t xml:space="preserve"> for the schema's default version, the one a consumer gets by reading the schema without selecting a version. The default is usually the latest but MAY be pinned to an earlier version (a sticky default); exactly one version file of a schema has </w:t>
       </w:r>
       <w:r>
         <w:rPr>
           <w:rStyle w:val="VARIABLE"/>
         </w:rPr>
-        <w:t>Ancestor</w:t>
-      </w:r>
-      <w:r>
-        <w:t xml:space="preserve"> is its own </w:t>
-      </w:r>
-      <w:r>
-        <w:rPr>
-          <w:rStyle w:val="VARIABLE"/>
-        </w:rPr>
-        <w:t>VersionId</w:t>
+        <w:t>IsDefault = true</w:t>
       </w:r>
       <w:r>
         <w:t>.</w:t>
@@ -31244,25 +31432,43 @@
         <w:rPr>
           <w:rStyle w:val="VARIABLE"/>
         </w:rPr>
-        <w:t>DataTypeEncoding</w:t>
-      </w:r>
-      <w:r>
-        <w:t xml:space="preserve"> (String) — the related OPC UA DataTypeEncoding name, for example </w:t>
+        <w:t>Ancestor</w:t>
+      </w:r>
+      <w:r>
+        <w:t xml:space="preserve"> (String) — the xRegistry </w:t>
       </w:r>
       <w:r>
         <w:rPr>
           <w:rStyle w:val="VARIABLE"/>
         </w:rPr>
-        <w:t>Default Avro</w:t>
-      </w:r>
-      <w:r>
-        <w:t xml:space="preserve"> or </w:t>
+        <w:t>ancestor</w:t>
+      </w:r>
+      <w:r>
+        <w:t xml:space="preserve">: the </w:t>
       </w:r>
       <w:r>
         <w:rPr>
           <w:rStyle w:val="VARIABLE"/>
         </w:rPr>
-        <w:t>Default Arrow</w:t>
+        <w:t>VersionId</w:t>
+      </w:r>
+      <w:r>
+        <w:t xml:space="preserve"> of the version this one derives from, establishing the version lineage when historic versions are kept as sibling files. The root version's </w:t>
+      </w:r>
+      <w:r>
+        <w:rPr>
+          <w:rStyle w:val="VARIABLE"/>
+        </w:rPr>
+        <w:t>Ancestor</w:t>
+      </w:r>
+      <w:r>
+        <w:t xml:space="preserve"> is its own </w:t>
+      </w:r>
+      <w:r>
+        <w:rPr>
+          <w:rStyle w:val="VARIABLE"/>
+        </w:rPr>
+        <w:t>VersionId</w:t>
       </w:r>
       <w:r>
         <w:t>.</w:t>
@@ -31280,19 +31486,28 @@
         <w:rPr>
           <w:rStyle w:val="VARIABLE"/>
         </w:rPr>
-        <w:t>ModelVersion</w:t>
-      </w:r>
-      <w:r>
-        <w:t xml:space="preserve"> (String) — the originating NodeSet model version (</w:t>
+        <w:t>DataTypeEncoding</w:t>
+      </w:r>
+      <w:r>
+        <w:t xml:space="preserve"> (String) — the related OPC UA DataTypeEncoding name, for example </w:t>
       </w:r>
       <w:r>
         <w:rPr>
           <w:rStyle w:val="VARIABLE"/>
         </w:rPr>
-        <w:t>opcua.modelversion</w:t>
-      </w:r>
-      <w:r>
-        <w:t>).</w:t>
+        <w:t>Default Avro</w:t>
+      </w:r>
+      <w:r>
+        <w:t xml:space="preserve"> or </w:t>
+      </w:r>
+      <w:r>
+        <w:rPr>
+          <w:rStyle w:val="VARIABLE"/>
+        </w:rPr>
+        <w:t>Default Arrow</w:t>
+      </w:r>
+      <w:r>
+        <w:t>.</w:t>
       </w:r>
     </w:p>
     <w:p>
@@ -31307,37 +31522,20 @@
         <w:rPr>
           <w:rStyle w:val="VARIABLE"/>
         </w:rPr>
-        <w:t>ConfigurationVersion</w:t>
-      </w:r>
-      <w:r>
-        <w:t xml:space="preserve"> (</w:t>
+        <w:lastRenderedPageBreak/>
+        <w:t>ModelVersion</w:t>
+      </w:r>
+      <w:r>
+        <w:t xml:space="preserve"> (String) — the originating NodeSet model version (</w:t>
       </w:r>
       <w:r>
         <w:rPr>
           <w:rStyle w:val="VARIABLE"/>
         </w:rPr>
-        <w:t>ConfigurationVersionDataType</w:t>
-      </w:r>
-      <w:r>
-        <w:t xml:space="preserve">) — </w:t>
-      </w:r>
-      <w:r>
-        <w:rPr>
-          <w:b/>
-        </w:rPr>
-        <w:t>PubSub DataSet schema profile only</w:t>
-      </w:r>
-      <w:r>
-        <w:t xml:space="preserve"> (Annex C): the Part 14 </w:t>
-      </w:r>
-      <w:r>
-        <w:rPr>
-          <w:rStyle w:val="VARIABLE"/>
-        </w:rPr>
-        <w:t>ConfigurationVersion</w:t>
-      </w:r>
-      <w:r>
-        <w:t xml:space="preserve"> when the schema describes a DataSet. Omitted by a schema registry that does not serve PubSub DataSets.</w:t>
+        <w:t>opcua.modelversion</w:t>
+      </w:r>
+      <w:r>
+        <w:t>).</w:t>
       </w:r>
     </w:p>
     <w:p>
@@ -31352,6 +31550,51 @@
         <w:rPr>
           <w:rStyle w:val="VARIABLE"/>
         </w:rPr>
+        <w:t>ConfigurationVersion</w:t>
+      </w:r>
+      <w:r>
+        <w:t xml:space="preserve"> (</w:t>
+      </w:r>
+      <w:r>
+        <w:rPr>
+          <w:rStyle w:val="VARIABLE"/>
+        </w:rPr>
+        <w:t>ConfigurationVersionDataType</w:t>
+      </w:r>
+      <w:r>
+        <w:t xml:space="preserve">) — </w:t>
+      </w:r>
+      <w:r>
+        <w:rPr>
+          <w:b/>
+        </w:rPr>
+        <w:t>PubSub DataSet schema profile only</w:t>
+      </w:r>
+      <w:r>
+        <w:t xml:space="preserve"> (Annex C): the Part 14 </w:t>
+      </w:r>
+      <w:r>
+        <w:rPr>
+          <w:rStyle w:val="VARIABLE"/>
+        </w:rPr>
+        <w:t>ConfigurationVersion</w:t>
+      </w:r>
+      <w:r>
+        <w:t xml:space="preserve"> when the schema describes a DataSet. Omitted by a schema registry that does not serve PubSub DataSets.</w:t>
+      </w:r>
+    </w:p>
+    <w:p>
+      <w:pPr>
+        <w:pStyle w:val="ListBullet"/>
+        <w:numPr>
+          <w:ilvl w:val="0"/>
+          <w:numId w:val="21"/>
+        </w:numPr>
+      </w:pPr>
+      <w:r>
+        <w:rPr>
+          <w:rStyle w:val="VARIABLE"/>
+        </w:rPr>
         <w:t>ExpiryTime</w:t>
       </w:r>
       <w:r>
@@ -31370,13 +31613,13 @@
         <w:fldChar w:fldCharType="begin"/>
       </w:r>
       <w:r>
-        <w:instrText xml:space="preserve"> REF _Clause_c6_11 \r \h </w:instrText>
+        <w:instrText xml:space="preserve"> REF _Clause_c6_12 \r \h </w:instrText>
       </w:r>
       <w:r>
         <w:fldChar w:fldCharType="separate"/>
       </w:r>
       <w:r>
-        <w:t>6.11</w:t>
+        <w:t>6.12</w:t>
       </w:r>
       <w:r>
         <w:fldChar w:fldCharType="end"/>
@@ -31390,7 +31633,6 @@
         <w:pStyle w:val="PARAGRAPH"/>
       </w:pPr>
       <w:r>
-        <w:lastRenderedPageBreak/>
         <w:t xml:space="preserve">The inherited </w:t>
       </w:r>
       <w:r>
@@ -31453,7 +31695,7 @@
         <w:pStyle w:val="Heading2"/>
       </w:pPr>
       <w:bookmarkStart w:id="247" w:name="_Clause_c6_6"/>
-      <w:bookmarkStart w:id="248" w:name="_Toc236318395"/>
+      <w:bookmarkStart w:id="248" w:name="_Toc236398318"/>
       <w:r>
         <w:t>SchemaId NodeId fast access</w:t>
       </w:r>
@@ -31582,7 +31824,7 @@
         <w:pStyle w:val="Heading2"/>
       </w:pPr>
       <w:bookmarkStart w:id="249" w:name="_Clause_c6_7"/>
-      <w:bookmarkStart w:id="250" w:name="_Toc236318396"/>
+      <w:bookmarkStart w:id="250" w:name="_Toc236398319"/>
       <w:r>
         <w:t>Formats and content types</w:t>
       </w:r>
@@ -31594,7 +31836,7 @@
         <w:pStyle w:val="TABLE-title"/>
       </w:pPr>
       <w:bookmarkStart w:id="251" w:name="_Tab_formats_and_content_types_tab1"/>
-      <w:bookmarkStart w:id="252" w:name="_Toc236318449"/>
+      <w:bookmarkStart w:id="252" w:name="_Toc236398373"/>
       <w:r>
         <w:t xml:space="preserve">Table </w:t>
       </w:r>
@@ -32135,19 +32377,23 @@
         <w:t>document</w:t>
       </w:r>
       <w:r>
-        <w:t xml:space="preserve"> media type recorded on the schema file. The message/transport content-type differs by usage and selects the format at resolution time (</w:t>
+        <w:t xml:space="preserve"> media type recorded on the schema file. The message/transport content-type differs </w:t>
+      </w:r>
+      <w:r>
+        <w:lastRenderedPageBreak/>
+        <w:t>by usage and selects the format at resolution time (</w:t>
       </w:r>
       <w:r>
         <w:fldChar w:fldCharType="begin"/>
       </w:r>
       <w:r>
-        <w:instrText xml:space="preserve"> REF _Clause_c6_10 \r \h </w:instrText>
+        <w:instrText xml:space="preserve"> REF _Clause_c6_11 \r \h </w:instrText>
       </w:r>
       <w:r>
         <w:fldChar w:fldCharType="separate"/>
       </w:r>
       <w:r>
-        <w:t>6.10</w:t>
+        <w:t>6.11</w:t>
       </w:r>
       <w:r>
         <w:fldChar w:fldCharType="end"/>
@@ -32197,9 +32443,8 @@
         <w:pStyle w:val="Heading2"/>
       </w:pPr>
       <w:bookmarkStart w:id="253" w:name="_Clause_c6_8"/>
-      <w:bookmarkStart w:id="254" w:name="_Toc236318397"/>
-      <w:r>
-        <w:lastRenderedPageBreak/>
+      <w:bookmarkStart w:id="254" w:name="_Toc236398320"/>
+      <w:r>
         <w:t>Schema identity and per-format fingerprints</w:t>
       </w:r>
       <w:bookmarkEnd w:id="253"/>
@@ -32510,15 +32755,1166 @@
     </w:p>
     <w:p>
       <w:pPr>
+        <w:pStyle w:val="PARAGRAPH"/>
+      </w:pPr>
+      <w:r>
+        <w:rPr>
+          <w:rStyle w:val="VARIABLE"/>
+        </w:rPr>
+        <w:t>SchemaId</w:t>
+      </w:r>
+      <w:r>
+        <w:rPr>
+          <w:b/>
+        </w:rPr>
+        <w:t xml:space="preserve"> is not the xRegistry </w:t>
+      </w:r>
+      <w:r>
+        <w:rPr>
+          <w:rStyle w:val="VARIABLE"/>
+        </w:rPr>
+        <w:t>schemaid</w:t>
+      </w:r>
+      <w:r>
+        <w:rPr>
+          <w:b/>
+        </w:rPr>
+        <w:t>.</w:t>
+      </w:r>
+      <w:r>
+        <w:t xml:space="preserve"> The two are different things that the naming makes easy to conflate. The OPC UA </w:t>
+      </w:r>
+      <w:r>
+        <w:rPr>
+          <w:rStyle w:val="VARIABLE"/>
+        </w:rPr>
+        <w:t>SchemaId</w:t>
+      </w:r>
+      <w:r>
+        <w:t xml:space="preserve"> fingerprints the </w:t>
+      </w:r>
+      <w:r>
+        <w:rPr>
+          <w:b/>
+        </w:rPr>
+        <w:t>bytes of one version's document</w:t>
+      </w:r>
+      <w:r>
+        <w:t xml:space="preserve">: it changes whenever the document changes, and it is what a message puts on the wire. The xRegistry </w:t>
+      </w:r>
+      <w:r>
+        <w:rPr>
+          <w:rStyle w:val="VARIABLE"/>
+        </w:rPr>
+        <w:t>schemaid</w:t>
+      </w:r>
+      <w:r>
+        <w:t xml:space="preserve"> is the schema Resource's </w:t>
+      </w:r>
+      <w:r>
+        <w:rPr>
+          <w:rStyle w:val="VARIABLE"/>
+        </w:rPr>
+        <w:t>&lt;SINGULAR&gt;id</w:t>
+      </w:r>
+      <w:r>
+        <w:t xml:space="preserve"> — the entity identifier — which is constructed from the schema's source identity (§6.7), is </w:t>
+      </w:r>
+      <w:r>
+        <w:rPr>
+          <w:b/>
+        </w:rPr>
+        <w:t>invariant across the schema's versions</w:t>
+      </w:r>
+      <w:r>
+        <w:t xml:space="preserve">, and is never derived from a document. In the JSON projection the fingerprint therefore appears as </w:t>
+      </w:r>
+      <w:r>
+        <w:rPr>
+          <w:rStyle w:val="VARIABLE"/>
+        </w:rPr>
+        <w:t>labels["opcua.schemafingerprint"]</w:t>
+      </w:r>
+      <w:r>
+        <w:t>, not as the resource key (</w:t>
+      </w:r>
+      <w:r>
+        <w:fldChar w:fldCharType="begin"/>
+      </w:r>
+      <w:r>
+        <w:instrText xml:space="preserve"> REF _Clause_c6_13_2 \r \h </w:instrText>
+      </w:r>
+      <w:r>
+        <w:fldChar w:fldCharType="separate"/>
+      </w:r>
+      <w:r>
+        <w:t>6.13.2</w:t>
+      </w:r>
+      <w:r>
+        <w:fldChar w:fldCharType="end"/>
+      </w:r>
+      <w:r>
+        <w:t>). An implementation that used a fingerprint as a resource key would create a new Resource on every content change, which contradicts a Resource being the umbrella over its Versions.</w:t>
+      </w:r>
+    </w:p>
+    <w:p>
+      <w:pPr>
         <w:pStyle w:val="Heading2"/>
       </w:pPr>
       <w:bookmarkStart w:id="255" w:name="_Clause_c6_9"/>
-      <w:bookmarkStart w:id="256" w:name="_Toc236318398"/>
-      <w:r>
-        <w:t>Schema versioning and compatibility</w:t>
+      <w:bookmarkStart w:id="256" w:name="_Toc236398321"/>
+      <w:r>
+        <w:t>Group and schema identifiers</w:t>
       </w:r>
       <w:bookmarkEnd w:id="255"/>
       <w:bookmarkEnd w:id="256"/>
+    </w:p>
+    <w:p>
+      <w:pPr>
+        <w:pStyle w:val="PARAGRAPH"/>
+      </w:pPr>
+      <w:r>
+        <w:t xml:space="preserve">Base </w:t>
+      </w:r>
+      <w:r>
+        <w:fldChar w:fldCharType="begin"/>
+      </w:r>
+      <w:r>
+        <w:instrText xml:space="preserve"> REF _Clause_c6_9 \r \h </w:instrText>
+      </w:r>
+      <w:r>
+        <w:fldChar w:fldCharType="separate"/>
+      </w:r>
+      <w:r>
+        <w:t>6.9</w:t>
+      </w:r>
+      <w:r>
+        <w:fldChar w:fldCharType="end"/>
+      </w:r>
+      <w:r>
+        <w:t xml:space="preserve"> requires every group and resource to name one </w:t>
+      </w:r>
+      <w:r>
+        <w:rPr>
+          <w:b/>
+        </w:rPr>
+        <w:t>source identity</w:t>
+      </w:r>
+      <w:r>
+        <w:t xml:space="preserve"> — a stable string, independent of any document — and to derive its xRegistry identifier from it by the symbolic construction defined there. This clause names the two source identities of a schema registry.</w:t>
+      </w:r>
+    </w:p>
+    <w:p>
+      <w:pPr>
+        <w:pStyle w:val="PARAGRAPH"/>
+      </w:pPr>
+      <w:r>
+        <w:rPr>
+          <w:b/>
+        </w:rPr>
+        <w:lastRenderedPageBreak/>
+        <w:t xml:space="preserve">A schema group's source identity is its </w:t>
+      </w:r>
+      <w:r>
+        <w:rPr>
+          <w:rStyle w:val="VARIABLE"/>
+        </w:rPr>
+        <w:t>NamespaceUri</w:t>
+      </w:r>
+      <w:r>
+        <w:rPr>
+          <w:b/>
+        </w:rPr>
+        <w:t>.</w:t>
+      </w:r>
+      <w:r>
+        <w:t xml:space="preserve"> The </w:t>
+      </w:r>
+      <w:r>
+        <w:rPr>
+          <w:rStyle w:val="VARIABLE"/>
+        </w:rPr>
+        <w:t>groupid</w:t>
+      </w:r>
+      <w:r>
+        <w:t xml:space="preserve"> </w:t>
+      </w:r>
+      <w:r>
+        <w:rPr>
+          <w:b/>
+        </w:rPr>
+        <w:t>shall</w:t>
+      </w:r>
+      <w:r>
+        <w:t xml:space="preserve"> be the symbolic identifier constructed from that URI, and the group's </w:t>
+      </w:r>
+      <w:r>
+        <w:rPr>
+          <w:rStyle w:val="VARIABLE"/>
+        </w:rPr>
+        <w:t>Name</w:t>
+      </w:r>
+      <w:r>
+        <w:t xml:space="preserve"> </w:t>
+      </w:r>
+      <w:r>
+        <w:rPr>
+          <w:b/>
+        </w:rPr>
+        <w:t>shall</w:t>
+      </w:r>
+      <w:r>
+        <w:t xml:space="preserve"> be the URI verbatim, so a human browsing the registry sees the namespace it names:</w:t>
+      </w:r>
+    </w:p>
+    <w:p>
+      <w:pPr>
+        <w:pStyle w:val="TABLE-title"/>
+      </w:pPr>
+      <w:bookmarkStart w:id="257" w:name="_Tab_group_and_schema_identifiers_tab1"/>
+      <w:bookmarkStart w:id="258" w:name="_Toc236398374"/>
+      <w:r>
+        <w:t xml:space="preserve">Table </w:t>
+      </w:r>
+      <w:r>
+        <w:fldChar w:fldCharType="begin"/>
+      </w:r>
+      <w:r>
+        <w:instrText xml:space="preserve"> SEQ Table \* ARABIC </w:instrText>
+      </w:r>
+      <w:r>
+        <w:fldChar w:fldCharType="separate"/>
+      </w:r>
+      <w:r>
+        <w:rPr>
+          <w:noProof/>
+        </w:rPr>
+        <w:t>16</w:t>
+      </w:r>
+      <w:r>
+        <w:fldChar w:fldCharType="end"/>
+      </w:r>
+      <w:r>
+        <w:t xml:space="preserve"> – Group and schema identifiers</w:t>
+      </w:r>
+      <w:bookmarkEnd w:id="257"/>
+      <w:bookmarkEnd w:id="258"/>
+    </w:p>
+    <w:tbl>
+      <w:tblPr>
+        <w:tblW w:w="8926" w:type="dxa"/>
+        <w:jc w:val="center"/>
+        <w:tblBorders>
+          <w:top w:val="single" w:sz="12" w:space="0" w:color="808080"/>
+          <w:left w:val="single" w:sz="12" w:space="0" w:color="808080"/>
+          <w:bottom w:val="single" w:sz="12" w:space="0" w:color="808080"/>
+          <w:right w:val="single" w:sz="12" w:space="0" w:color="808080"/>
+          <w:insideH w:val="single" w:sz="6" w:space="0" w:color="808080"/>
+          <w:insideV w:val="single" w:sz="6" w:space="0" w:color="808080"/>
+        </w:tblBorders>
+        <w:tblLayout w:type="fixed"/>
+        <w:tblLook w:val="0000" w:firstRow="0" w:lastRow="0" w:firstColumn="0" w:lastColumn="0" w:noHBand="0" w:noVBand="0"/>
+      </w:tblPr>
+      <w:tblGrid>
+        <w:gridCol w:w="2975"/>
+        <w:gridCol w:w="2975"/>
+        <w:gridCol w:w="2976"/>
+      </w:tblGrid>
+      <w:tr>
+        <w:trPr>
+          <w:tblHeader/>
+          <w:jc w:val="center"/>
+        </w:trPr>
+        <w:tc>
+          <w:tcPr>
+            <w:tcW w:w="2975" w:type="dxa"/>
+            <w:tcBorders>
+              <w:top w:val="single" w:sz="4" w:space="0" w:color="auto"/>
+              <w:left w:val="single" w:sz="4" w:space="0" w:color="auto"/>
+              <w:bottom w:val="double" w:sz="4" w:space="0" w:color="auto"/>
+              <w:right w:val="single" w:sz="4" w:space="0" w:color="auto"/>
+            </w:tcBorders>
+          </w:tcPr>
+          <w:p>
+            <w:pPr>
+              <w:pStyle w:val="TableText"/>
+            </w:pPr>
+            <w:r>
+              <w:rPr>
+                <w:rStyle w:val="VARIABLE"/>
+              </w:rPr>
+              <w:t>NamespaceUri</w:t>
+            </w:r>
+          </w:p>
+        </w:tc>
+        <w:tc>
+          <w:tcPr>
+            <w:tcW w:w="2975" w:type="dxa"/>
+            <w:tcBorders>
+              <w:top w:val="single" w:sz="4" w:space="0" w:color="auto"/>
+              <w:left w:val="single" w:sz="4" w:space="0" w:color="auto"/>
+              <w:bottom w:val="double" w:sz="4" w:space="0" w:color="auto"/>
+              <w:right w:val="single" w:sz="4" w:space="0" w:color="auto"/>
+            </w:tcBorders>
+          </w:tcPr>
+          <w:p>
+            <w:pPr>
+              <w:pStyle w:val="TableText"/>
+            </w:pPr>
+            <w:r>
+              <w:rPr>
+                <w:rStyle w:val="VARIABLE"/>
+              </w:rPr>
+              <w:t>groupid</w:t>
+            </w:r>
+          </w:p>
+        </w:tc>
+        <w:tc>
+          <w:tcPr>
+            <w:tcW w:w="2976" w:type="dxa"/>
+            <w:tcBorders>
+              <w:top w:val="single" w:sz="4" w:space="0" w:color="auto"/>
+              <w:left w:val="single" w:sz="4" w:space="0" w:color="auto"/>
+              <w:bottom w:val="double" w:sz="4" w:space="0" w:color="auto"/>
+              <w:right w:val="single" w:sz="4" w:space="0" w:color="auto"/>
+            </w:tcBorders>
+          </w:tcPr>
+          <w:p>
+            <w:pPr>
+              <w:pStyle w:val="TableText"/>
+            </w:pPr>
+            <w:r>
+              <w:rPr>
+                <w:rStyle w:val="VARIABLE"/>
+              </w:rPr>
+              <w:t>Name</w:t>
+            </w:r>
+          </w:p>
+        </w:tc>
+      </w:tr>
+      <w:tr>
+        <w:trPr>
+          <w:jc w:val="center"/>
+        </w:trPr>
+        <w:tc>
+          <w:tcPr>
+            <w:tcW w:w="2975" w:type="dxa"/>
+            <w:tcBorders>
+              <w:top w:val="single" w:sz="4" w:space="0" w:color="auto"/>
+              <w:left w:val="single" w:sz="4" w:space="0" w:color="auto"/>
+              <w:bottom w:val="single" w:sz="4" w:space="0" w:color="auto"/>
+              <w:right w:val="single" w:sz="4" w:space="0" w:color="auto"/>
+            </w:tcBorders>
+          </w:tcPr>
+          <w:p>
+            <w:pPr>
+              <w:pStyle w:val="TableText"/>
+            </w:pPr>
+            <w:r>
+              <w:rPr>
+                <w:rStyle w:val="VARIABLE"/>
+              </w:rPr>
+              <w:t>http://opcfoundation.org/UA/</w:t>
+            </w:r>
+          </w:p>
+        </w:tc>
+        <w:tc>
+          <w:tcPr>
+            <w:tcW w:w="2975" w:type="dxa"/>
+            <w:tcBorders>
+              <w:top w:val="single" w:sz="4" w:space="0" w:color="auto"/>
+              <w:left w:val="single" w:sz="4" w:space="0" w:color="auto"/>
+              <w:bottom w:val="single" w:sz="4" w:space="0" w:color="auto"/>
+              <w:right w:val="single" w:sz="4" w:space="0" w:color="auto"/>
+            </w:tcBorders>
+          </w:tcPr>
+          <w:p>
+            <w:pPr>
+              <w:pStyle w:val="TableText"/>
+            </w:pPr>
+            <w:r>
+              <w:rPr>
+                <w:rStyle w:val="VARIABLE"/>
+              </w:rPr>
+              <w:t>org.opcfoundation.UA</w:t>
+            </w:r>
+          </w:p>
+        </w:tc>
+        <w:tc>
+          <w:tcPr>
+            <w:tcW w:w="2976" w:type="dxa"/>
+            <w:tcBorders>
+              <w:top w:val="single" w:sz="4" w:space="0" w:color="auto"/>
+              <w:left w:val="single" w:sz="4" w:space="0" w:color="auto"/>
+              <w:bottom w:val="single" w:sz="4" w:space="0" w:color="auto"/>
+              <w:right w:val="single" w:sz="4" w:space="0" w:color="auto"/>
+            </w:tcBorders>
+          </w:tcPr>
+          <w:p>
+            <w:pPr>
+              <w:pStyle w:val="TableText"/>
+            </w:pPr>
+            <w:r>
+              <w:rPr>
+                <w:rStyle w:val="VARIABLE"/>
+              </w:rPr>
+              <w:t>http://opcfoundation.org/UA/</w:t>
+            </w:r>
+          </w:p>
+        </w:tc>
+      </w:tr>
+      <w:tr>
+        <w:trPr>
+          <w:jc w:val="center"/>
+        </w:trPr>
+        <w:tc>
+          <w:tcPr>
+            <w:tcW w:w="2975" w:type="dxa"/>
+            <w:tcBorders>
+              <w:top w:val="single" w:sz="4" w:space="0" w:color="auto"/>
+              <w:left w:val="single" w:sz="4" w:space="0" w:color="auto"/>
+              <w:bottom w:val="single" w:sz="4" w:space="0" w:color="auto"/>
+              <w:right w:val="single" w:sz="4" w:space="0" w:color="auto"/>
+            </w:tcBorders>
+          </w:tcPr>
+          <w:p>
+            <w:pPr>
+              <w:pStyle w:val="TableText"/>
+            </w:pPr>
+            <w:r>
+              <w:rPr>
+                <w:rStyle w:val="VARIABLE"/>
+              </w:rPr>
+              <w:t>http://contoso.org/UA/Pumps/</w:t>
+            </w:r>
+          </w:p>
+        </w:tc>
+        <w:tc>
+          <w:tcPr>
+            <w:tcW w:w="2975" w:type="dxa"/>
+            <w:tcBorders>
+              <w:top w:val="single" w:sz="4" w:space="0" w:color="auto"/>
+              <w:left w:val="single" w:sz="4" w:space="0" w:color="auto"/>
+              <w:bottom w:val="single" w:sz="4" w:space="0" w:color="auto"/>
+              <w:right w:val="single" w:sz="4" w:space="0" w:color="auto"/>
+            </w:tcBorders>
+          </w:tcPr>
+          <w:p>
+            <w:pPr>
+              <w:pStyle w:val="TableText"/>
+            </w:pPr>
+            <w:r>
+              <w:rPr>
+                <w:rStyle w:val="VARIABLE"/>
+              </w:rPr>
+              <w:t>org.contoso.UA.Pumps</w:t>
+            </w:r>
+          </w:p>
+        </w:tc>
+        <w:tc>
+          <w:tcPr>
+            <w:tcW w:w="2976" w:type="dxa"/>
+            <w:tcBorders>
+              <w:top w:val="single" w:sz="4" w:space="0" w:color="auto"/>
+              <w:left w:val="single" w:sz="4" w:space="0" w:color="auto"/>
+              <w:bottom w:val="single" w:sz="4" w:space="0" w:color="auto"/>
+              <w:right w:val="single" w:sz="4" w:space="0" w:color="auto"/>
+            </w:tcBorders>
+          </w:tcPr>
+          <w:p>
+            <w:pPr>
+              <w:pStyle w:val="TableText"/>
+            </w:pPr>
+            <w:r>
+              <w:rPr>
+                <w:rStyle w:val="VARIABLE"/>
+              </w:rPr>
+              <w:t>http://contoso.org/UA/Pumps/</w:t>
+            </w:r>
+          </w:p>
+        </w:tc>
+      </w:tr>
+    </w:tbl>
+    <w:p>
+      <w:pPr>
+        <w:pStyle w:val="spacer"/>
+      </w:pPr>
+    </w:p>
+    <w:p>
+      <w:pPr>
+        <w:pStyle w:val="PARAGRAPH"/>
+      </w:pPr>
+      <w:r>
+        <w:rPr>
+          <w:b/>
+        </w:rPr>
+        <w:t xml:space="preserve">A schema's source identity is </w:t>
+      </w:r>
+      <w:r>
+        <w:rPr>
+          <w:rStyle w:val="VARIABLE"/>
+        </w:rPr>
+        <w:t>(SchemaName, Format)</w:t>
+      </w:r>
+      <w:r>
+        <w:rPr>
+          <w:b/>
+        </w:rPr>
+        <w:t>.</w:t>
+      </w:r>
+      <w:r>
+        <w:t xml:space="preserve"> A schema Resource is one subject in one format, so both are needed to identify it and neither alone is unique within a group. The </w:t>
+      </w:r>
+      <w:r>
+        <w:rPr>
+          <w:rStyle w:val="VARIABLE"/>
+        </w:rPr>
+        <w:t>schemaid</w:t>
+      </w:r>
+      <w:r>
+        <w:t xml:space="preserve"> </w:t>
+      </w:r>
+      <w:r>
+        <w:rPr>
+          <w:b/>
+        </w:rPr>
+        <w:t>shall</w:t>
+      </w:r>
+      <w:r>
+        <w:t xml:space="preserve"> be the symbolic identifier constructed from </w:t>
+      </w:r>
+      <w:r>
+        <w:rPr>
+          <w:rStyle w:val="VARIABLE"/>
+        </w:rPr>
+        <w:t>SchemaName</w:t>
+      </w:r>
+      <w:r>
+        <w:t xml:space="preserve"> and the format's short token joined by </w:t>
+      </w:r>
+      <w:r>
+        <w:rPr>
+          <w:rStyle w:val="VARIABLE"/>
+        </w:rPr>
+        <w:t>/</w:t>
+      </w:r>
+      <w:r>
+        <w:t xml:space="preserve"> — that is, the construction of base </w:t>
+      </w:r>
+      <w:r>
+        <w:fldChar w:fldCharType="begin"/>
+      </w:r>
+      <w:r>
+        <w:instrText xml:space="preserve"> REF _Clause_c6_9 \r \h </w:instrText>
+      </w:r>
+      <w:r>
+        <w:fldChar w:fldCharType="separate"/>
+      </w:r>
+      <w:r>
+        <w:t>6.9</w:t>
+      </w:r>
+      <w:r>
+        <w:fldChar w:fldCharType="end"/>
+      </w:r>
+      <w:r>
+        <w:t xml:space="preserve"> applied to </w:t>
+      </w:r>
+      <w:r>
+        <w:rPr>
+          <w:rStyle w:val="VARIABLE"/>
+        </w:rPr>
+        <w:t>&lt;SchemaName&gt;/&lt;format-token&gt;</w:t>
+      </w:r>
+      <w:r>
+        <w:t xml:space="preserve"> — and the schema's </w:t>
+      </w:r>
+      <w:r>
+        <w:rPr>
+          <w:rStyle w:val="VARIABLE"/>
+        </w:rPr>
+        <w:t>Name</w:t>
+      </w:r>
+      <w:r>
+        <w:t xml:space="preserve"> </w:t>
+      </w:r>
+      <w:r>
+        <w:rPr>
+          <w:b/>
+        </w:rPr>
+        <w:t>shall</w:t>
+      </w:r>
+      <w:r>
+        <w:t xml:space="preserve"> be a human-readable rendering of the same pair:</w:t>
+      </w:r>
+    </w:p>
+    <w:p>
+      <w:pPr>
+        <w:pStyle w:val="TABLE-title"/>
+      </w:pPr>
+      <w:bookmarkStart w:id="259" w:name="_Tab_group_and_schema_identifiers_tab2"/>
+      <w:bookmarkStart w:id="260" w:name="_Toc236398375"/>
+      <w:r>
+        <w:t xml:space="preserve">Table </w:t>
+      </w:r>
+      <w:r>
+        <w:fldChar w:fldCharType="begin"/>
+      </w:r>
+      <w:r>
+        <w:instrText xml:space="preserve"> SEQ Table \* ARABIC </w:instrText>
+      </w:r>
+      <w:r>
+        <w:fldChar w:fldCharType="separate"/>
+      </w:r>
+      <w:r>
+        <w:rPr>
+          <w:noProof/>
+        </w:rPr>
+        <w:t>17</w:t>
+      </w:r>
+      <w:r>
+        <w:fldChar w:fldCharType="end"/>
+      </w:r>
+      <w:r>
+        <w:t xml:space="preserve"> – Group and schema identifiers (2)</w:t>
+      </w:r>
+      <w:bookmarkEnd w:id="259"/>
+      <w:bookmarkEnd w:id="260"/>
+    </w:p>
+    <w:tbl>
+      <w:tblPr>
+        <w:tblW w:w="8926" w:type="dxa"/>
+        <w:jc w:val="center"/>
+        <w:tblBorders>
+          <w:top w:val="single" w:sz="12" w:space="0" w:color="808080"/>
+          <w:left w:val="single" w:sz="12" w:space="0" w:color="808080"/>
+          <w:bottom w:val="single" w:sz="12" w:space="0" w:color="808080"/>
+          <w:right w:val="single" w:sz="12" w:space="0" w:color="808080"/>
+          <w:insideH w:val="single" w:sz="6" w:space="0" w:color="808080"/>
+          <w:insideV w:val="single" w:sz="6" w:space="0" w:color="808080"/>
+        </w:tblBorders>
+        <w:tblLayout w:type="fixed"/>
+        <w:tblLook w:val="0000" w:firstRow="0" w:lastRow="0" w:firstColumn="0" w:lastColumn="0" w:noHBand="0" w:noVBand="0"/>
+      </w:tblPr>
+      <w:tblGrid>
+        <w:gridCol w:w="2231"/>
+        <w:gridCol w:w="2231"/>
+        <w:gridCol w:w="2231"/>
+        <w:gridCol w:w="2233"/>
+      </w:tblGrid>
+      <w:tr>
+        <w:trPr>
+          <w:tblHeader/>
+          <w:jc w:val="center"/>
+        </w:trPr>
+        <w:tc>
+          <w:tcPr>
+            <w:tcW w:w="2231" w:type="dxa"/>
+            <w:tcBorders>
+              <w:top w:val="single" w:sz="4" w:space="0" w:color="auto"/>
+              <w:left w:val="single" w:sz="4" w:space="0" w:color="auto"/>
+              <w:bottom w:val="double" w:sz="4" w:space="0" w:color="auto"/>
+              <w:right w:val="single" w:sz="4" w:space="0" w:color="auto"/>
+            </w:tcBorders>
+          </w:tcPr>
+          <w:p>
+            <w:pPr>
+              <w:pStyle w:val="TableText"/>
+            </w:pPr>
+            <w:r>
+              <w:rPr>
+                <w:rStyle w:val="VARIABLE"/>
+              </w:rPr>
+              <w:t>SchemaName</w:t>
+            </w:r>
+          </w:p>
+        </w:tc>
+        <w:tc>
+          <w:tcPr>
+            <w:tcW w:w="2231" w:type="dxa"/>
+            <w:tcBorders>
+              <w:top w:val="single" w:sz="4" w:space="0" w:color="auto"/>
+              <w:left w:val="single" w:sz="4" w:space="0" w:color="auto"/>
+              <w:bottom w:val="double" w:sz="4" w:space="0" w:color="auto"/>
+              <w:right w:val="single" w:sz="4" w:space="0" w:color="auto"/>
+            </w:tcBorders>
+          </w:tcPr>
+          <w:p>
+            <w:pPr>
+              <w:pStyle w:val="TableText"/>
+            </w:pPr>
+            <w:r>
+              <w:rPr>
+                <w:rStyle w:val="VARIABLE"/>
+              </w:rPr>
+              <w:t>Format</w:t>
+            </w:r>
+          </w:p>
+        </w:tc>
+        <w:tc>
+          <w:tcPr>
+            <w:tcW w:w="2231" w:type="dxa"/>
+            <w:tcBorders>
+              <w:top w:val="single" w:sz="4" w:space="0" w:color="auto"/>
+              <w:left w:val="single" w:sz="4" w:space="0" w:color="auto"/>
+              <w:bottom w:val="double" w:sz="4" w:space="0" w:color="auto"/>
+              <w:right w:val="single" w:sz="4" w:space="0" w:color="auto"/>
+            </w:tcBorders>
+          </w:tcPr>
+          <w:p>
+            <w:pPr>
+              <w:pStyle w:val="TableText"/>
+            </w:pPr>
+            <w:r>
+              <w:rPr>
+                <w:rStyle w:val="VARIABLE"/>
+              </w:rPr>
+              <w:t>schemaid</w:t>
+            </w:r>
+          </w:p>
+        </w:tc>
+        <w:tc>
+          <w:tcPr>
+            <w:tcW w:w="2233" w:type="dxa"/>
+            <w:tcBorders>
+              <w:top w:val="single" w:sz="4" w:space="0" w:color="auto"/>
+              <w:left w:val="single" w:sz="4" w:space="0" w:color="auto"/>
+              <w:bottom w:val="double" w:sz="4" w:space="0" w:color="auto"/>
+              <w:right w:val="single" w:sz="4" w:space="0" w:color="auto"/>
+            </w:tcBorders>
+          </w:tcPr>
+          <w:p>
+            <w:pPr>
+              <w:pStyle w:val="TableText"/>
+            </w:pPr>
+            <w:r>
+              <w:rPr>
+                <w:rStyle w:val="VARIABLE"/>
+              </w:rPr>
+              <w:t>Name</w:t>
+            </w:r>
+          </w:p>
+        </w:tc>
+      </w:tr>
+      <w:tr>
+        <w:trPr>
+          <w:jc w:val="center"/>
+        </w:trPr>
+        <w:tc>
+          <w:tcPr>
+            <w:tcW w:w="2231" w:type="dxa"/>
+            <w:tcBorders>
+              <w:top w:val="single" w:sz="4" w:space="0" w:color="auto"/>
+              <w:left w:val="single" w:sz="4" w:space="0" w:color="auto"/>
+              <w:bottom w:val="single" w:sz="4" w:space="0" w:color="auto"/>
+              <w:right w:val="single" w:sz="4" w:space="0" w:color="auto"/>
+            </w:tcBorders>
+          </w:tcPr>
+          <w:p>
+            <w:pPr>
+              <w:pStyle w:val="TableText"/>
+            </w:pPr>
+            <w:r>
+              <w:rPr>
+                <w:rStyle w:val="VARIABLE"/>
+              </w:rPr>
+              <w:t>BoundItemDataType</w:t>
+            </w:r>
+          </w:p>
+        </w:tc>
+        <w:tc>
+          <w:tcPr>
+            <w:tcW w:w="2231" w:type="dxa"/>
+            <w:tcBorders>
+              <w:top w:val="single" w:sz="4" w:space="0" w:color="auto"/>
+              <w:left w:val="single" w:sz="4" w:space="0" w:color="auto"/>
+              <w:bottom w:val="single" w:sz="4" w:space="0" w:color="auto"/>
+              <w:right w:val="single" w:sz="4" w:space="0" w:color="auto"/>
+            </w:tcBorders>
+          </w:tcPr>
+          <w:p>
+            <w:pPr>
+              <w:pStyle w:val="TableText"/>
+            </w:pPr>
+            <w:r>
+              <w:rPr>
+                <w:rStyle w:val="VARIABLE"/>
+              </w:rPr>
+              <w:t>Avro/1.11</w:t>
+            </w:r>
+          </w:p>
+        </w:tc>
+        <w:tc>
+          <w:tcPr>
+            <w:tcW w:w="2231" w:type="dxa"/>
+            <w:tcBorders>
+              <w:top w:val="single" w:sz="4" w:space="0" w:color="auto"/>
+              <w:left w:val="single" w:sz="4" w:space="0" w:color="auto"/>
+              <w:bottom w:val="single" w:sz="4" w:space="0" w:color="auto"/>
+              <w:right w:val="single" w:sz="4" w:space="0" w:color="auto"/>
+            </w:tcBorders>
+          </w:tcPr>
+          <w:p>
+            <w:pPr>
+              <w:pStyle w:val="TableText"/>
+            </w:pPr>
+            <w:r>
+              <w:rPr>
+                <w:rStyle w:val="VARIABLE"/>
+              </w:rPr>
+              <w:t>BoundItemDataType.avro</w:t>
+            </w:r>
+          </w:p>
+        </w:tc>
+        <w:tc>
+          <w:tcPr>
+            <w:tcW w:w="2233" w:type="dxa"/>
+            <w:tcBorders>
+              <w:top w:val="single" w:sz="4" w:space="0" w:color="auto"/>
+              <w:left w:val="single" w:sz="4" w:space="0" w:color="auto"/>
+              <w:bottom w:val="single" w:sz="4" w:space="0" w:color="auto"/>
+              <w:right w:val="single" w:sz="4" w:space="0" w:color="auto"/>
+            </w:tcBorders>
+          </w:tcPr>
+          <w:p>
+            <w:pPr>
+              <w:pStyle w:val="TableText"/>
+            </w:pPr>
+            <w:r>
+              <w:rPr>
+                <w:rStyle w:val="VARIABLE"/>
+              </w:rPr>
+              <w:t>BoundItemDataType (Avro)</w:t>
+            </w:r>
+          </w:p>
+        </w:tc>
+      </w:tr>
+      <w:tr>
+        <w:trPr>
+          <w:jc w:val="center"/>
+        </w:trPr>
+        <w:tc>
+          <w:tcPr>
+            <w:tcW w:w="2231" w:type="dxa"/>
+            <w:tcBorders>
+              <w:top w:val="single" w:sz="4" w:space="0" w:color="auto"/>
+              <w:left w:val="single" w:sz="4" w:space="0" w:color="auto"/>
+              <w:bottom w:val="single" w:sz="4" w:space="0" w:color="auto"/>
+              <w:right w:val="single" w:sz="4" w:space="0" w:color="auto"/>
+            </w:tcBorders>
+          </w:tcPr>
+          <w:p>
+            <w:pPr>
+              <w:pStyle w:val="TableText"/>
+            </w:pPr>
+            <w:r>
+              <w:rPr>
+                <w:rStyle w:val="VARIABLE"/>
+              </w:rPr>
+              <w:t>BoundItemDataType</w:t>
+            </w:r>
+          </w:p>
+        </w:tc>
+        <w:tc>
+          <w:tcPr>
+            <w:tcW w:w="2231" w:type="dxa"/>
+            <w:tcBorders>
+              <w:top w:val="single" w:sz="4" w:space="0" w:color="auto"/>
+              <w:left w:val="single" w:sz="4" w:space="0" w:color="auto"/>
+              <w:bottom w:val="single" w:sz="4" w:space="0" w:color="auto"/>
+              <w:right w:val="single" w:sz="4" w:space="0" w:color="auto"/>
+            </w:tcBorders>
+          </w:tcPr>
+          <w:p>
+            <w:pPr>
+              <w:pStyle w:val="TableText"/>
+            </w:pPr>
+            <w:r>
+              <w:rPr>
+                <w:rStyle w:val="VARIABLE"/>
+              </w:rPr>
+              <w:t>ApacheArrow/1.0</w:t>
+            </w:r>
+          </w:p>
+        </w:tc>
+        <w:tc>
+          <w:tcPr>
+            <w:tcW w:w="2231" w:type="dxa"/>
+            <w:tcBorders>
+              <w:top w:val="single" w:sz="4" w:space="0" w:color="auto"/>
+              <w:left w:val="single" w:sz="4" w:space="0" w:color="auto"/>
+              <w:bottom w:val="single" w:sz="4" w:space="0" w:color="auto"/>
+              <w:right w:val="single" w:sz="4" w:space="0" w:color="auto"/>
+            </w:tcBorders>
+          </w:tcPr>
+          <w:p>
+            <w:pPr>
+              <w:pStyle w:val="TableText"/>
+            </w:pPr>
+            <w:r>
+              <w:rPr>
+                <w:rStyle w:val="VARIABLE"/>
+              </w:rPr>
+              <w:t>BoundItemDataType.arrow</w:t>
+            </w:r>
+          </w:p>
+        </w:tc>
+        <w:tc>
+          <w:tcPr>
+            <w:tcW w:w="2233" w:type="dxa"/>
+            <w:tcBorders>
+              <w:top w:val="single" w:sz="4" w:space="0" w:color="auto"/>
+              <w:left w:val="single" w:sz="4" w:space="0" w:color="auto"/>
+              <w:bottom w:val="single" w:sz="4" w:space="0" w:color="auto"/>
+              <w:right w:val="single" w:sz="4" w:space="0" w:color="auto"/>
+            </w:tcBorders>
+          </w:tcPr>
+          <w:p>
+            <w:pPr>
+              <w:pStyle w:val="TableText"/>
+            </w:pPr>
+            <w:r>
+              <w:rPr>
+                <w:rStyle w:val="VARIABLE"/>
+              </w:rPr>
+              <w:t>BoundItemDataType (Apache Arrow)</w:t>
+            </w:r>
+          </w:p>
+        </w:tc>
+      </w:tr>
+      <w:tr>
+        <w:trPr>
+          <w:jc w:val="center"/>
+        </w:trPr>
+        <w:tc>
+          <w:tcPr>
+            <w:tcW w:w="2231" w:type="dxa"/>
+            <w:tcBorders>
+              <w:top w:val="single" w:sz="4" w:space="0" w:color="auto"/>
+              <w:left w:val="single" w:sz="4" w:space="0" w:color="auto"/>
+              <w:bottom w:val="single" w:sz="4" w:space="0" w:color="auto"/>
+              <w:right w:val="single" w:sz="4" w:space="0" w:color="auto"/>
+            </w:tcBorders>
+          </w:tcPr>
+          <w:p>
+            <w:pPr>
+              <w:pStyle w:val="TableText"/>
+            </w:pPr>
+            <w:r>
+              <w:rPr>
+                <w:rStyle w:val="VARIABLE"/>
+              </w:rPr>
+              <w:t>BoundItemDataType</w:t>
+            </w:r>
+          </w:p>
+        </w:tc>
+        <w:tc>
+          <w:tcPr>
+            <w:tcW w:w="2231" w:type="dxa"/>
+            <w:tcBorders>
+              <w:top w:val="single" w:sz="4" w:space="0" w:color="auto"/>
+              <w:left w:val="single" w:sz="4" w:space="0" w:color="auto"/>
+              <w:bottom w:val="single" w:sz="4" w:space="0" w:color="auto"/>
+              <w:right w:val="single" w:sz="4" w:space="0" w:color="auto"/>
+            </w:tcBorders>
+          </w:tcPr>
+          <w:p>
+            <w:pPr>
+              <w:pStyle w:val="TableText"/>
+            </w:pPr>
+            <w:r>
+              <w:rPr>
+                <w:rStyle w:val="VARIABLE"/>
+              </w:rPr>
+              <w:t>JsonSchema/2020-12</w:t>
+            </w:r>
+          </w:p>
+        </w:tc>
+        <w:tc>
+          <w:tcPr>
+            <w:tcW w:w="2231" w:type="dxa"/>
+            <w:tcBorders>
+              <w:top w:val="single" w:sz="4" w:space="0" w:color="auto"/>
+              <w:left w:val="single" w:sz="4" w:space="0" w:color="auto"/>
+              <w:bottom w:val="single" w:sz="4" w:space="0" w:color="auto"/>
+              <w:right w:val="single" w:sz="4" w:space="0" w:color="auto"/>
+            </w:tcBorders>
+          </w:tcPr>
+          <w:p>
+            <w:pPr>
+              <w:pStyle w:val="TableText"/>
+            </w:pPr>
+            <w:r>
+              <w:rPr>
+                <w:rStyle w:val="VARIABLE"/>
+              </w:rPr>
+              <w:t>BoundItemDataType.jsonschema</w:t>
+            </w:r>
+          </w:p>
+        </w:tc>
+        <w:tc>
+          <w:tcPr>
+            <w:tcW w:w="2233" w:type="dxa"/>
+            <w:tcBorders>
+              <w:top w:val="single" w:sz="4" w:space="0" w:color="auto"/>
+              <w:left w:val="single" w:sz="4" w:space="0" w:color="auto"/>
+              <w:bottom w:val="single" w:sz="4" w:space="0" w:color="auto"/>
+              <w:right w:val="single" w:sz="4" w:space="0" w:color="auto"/>
+            </w:tcBorders>
+          </w:tcPr>
+          <w:p>
+            <w:pPr>
+              <w:pStyle w:val="TableText"/>
+            </w:pPr>
+            <w:r>
+              <w:rPr>
+                <w:rStyle w:val="VARIABLE"/>
+              </w:rPr>
+              <w:t>BoundItemDataType (JSON Schema)</w:t>
+            </w:r>
+          </w:p>
+        </w:tc>
+      </w:tr>
+    </w:tbl>
+    <w:p>
+      <w:pPr>
+        <w:pStyle w:val="spacer"/>
+      </w:pPr>
+    </w:p>
+    <w:p>
+      <w:pPr>
+        <w:pStyle w:val="PARAGRAPH"/>
+      </w:pPr>
+      <w:r>
+        <w:t xml:space="preserve">The format tokens are </w:t>
+      </w:r>
+      <w:r>
+        <w:rPr>
+          <w:rStyle w:val="VARIABLE"/>
+        </w:rPr>
+        <w:t>avro</w:t>
+      </w:r>
+      <w:r>
+        <w:t xml:space="preserve">, </w:t>
+      </w:r>
+      <w:r>
+        <w:rPr>
+          <w:rStyle w:val="VARIABLE"/>
+        </w:rPr>
+        <w:t>arrow</w:t>
+      </w:r>
+      <w:r>
+        <w:t xml:space="preserve"> and </w:t>
+      </w:r>
+      <w:r>
+        <w:rPr>
+          <w:rStyle w:val="VARIABLE"/>
+        </w:rPr>
+        <w:t>jsonschema</w:t>
+      </w:r>
+      <w:r>
+        <w:t xml:space="preserve"> for the three formats of </w:t>
+      </w:r>
+      <w:r>
+        <w:fldChar w:fldCharType="begin"/>
+      </w:r>
+      <w:r>
+        <w:instrText xml:space="preserve"> REF _Clause_c6_7 \r \h </w:instrText>
+      </w:r>
+      <w:r>
+        <w:fldChar w:fldCharType="separate"/>
+      </w:r>
+      <w:r>
+        <w:t>6.7</w:t>
+      </w:r>
+      <w:r>
+        <w:fldChar w:fldCharType="end"/>
+      </w:r>
+      <w:r>
+        <w:t xml:space="preserve">; a format this specification does not enumerate contributes its own token together with its fingerprint provider. The separator is </w:t>
+      </w:r>
+      <w:r>
+        <w:rPr>
+          <w:rStyle w:val="VARIABLE"/>
+        </w:rPr>
+        <w:t>.</w:t>
+      </w:r>
+      <w:r>
+        <w:t xml:space="preserve">, not </w:t>
+      </w:r>
+      <w:r>
+        <w:rPr>
+          <w:rStyle w:val="VARIABLE"/>
+        </w:rPr>
+        <w:t>:</w:t>
+      </w:r>
+      <w:r>
+        <w:t xml:space="preserve">, because a </w:t>
+      </w:r>
+      <w:r>
+        <w:rPr>
+          <w:rStyle w:val="VARIABLE"/>
+        </w:rPr>
+        <w:t>:</w:t>
+      </w:r>
+      <w:r>
+        <w:t xml:space="preserve"> cannot appear in a file name on every platform and the xRegistry static-file-server representation writes a resource identifier as one (base §4.2).</w:t>
+      </w:r>
+    </w:p>
+    <w:p>
+      <w:pPr>
+        <w:pStyle w:val="PARAGRAPH"/>
+      </w:pPr>
+      <w:r>
+        <w:t xml:space="preserve">Because the construction is one-way, a consumer that holds a subject name and a format computes the </w:t>
+      </w:r>
+      <w:r>
+        <w:rPr>
+          <w:rStyle w:val="VARIABLE"/>
+        </w:rPr>
+        <w:t>schemaid</w:t>
+      </w:r>
+      <w:r>
+        <w:t xml:space="preserve"> directly and confirms it by reading </w:t>
+      </w:r>
+      <w:r>
+        <w:rPr>
+          <w:rStyle w:val="VARIABLE"/>
+        </w:rPr>
+        <w:t>SchemaName</w:t>
+      </w:r>
+      <w:r>
+        <w:t xml:space="preserve"> and </w:t>
+      </w:r>
+      <w:r>
+        <w:rPr>
+          <w:rStyle w:val="VARIABLE"/>
+        </w:rPr>
+        <w:t>Format</w:t>
+      </w:r>
+      <w:r>
+        <w:t xml:space="preserve">; a consumer that holds only a </w:t>
+      </w:r>
+      <w:r>
+        <w:rPr>
+          <w:rStyle w:val="VARIABLE"/>
+        </w:rPr>
+        <w:t>schemaid</w:t>
+      </w:r>
+      <w:r>
+        <w:t xml:space="preserve"> reads those two Properties rather than parsing the identifier.</w:t>
+      </w:r>
+    </w:p>
+    <w:p>
+      <w:pPr>
+        <w:pStyle w:val="Heading2"/>
+      </w:pPr>
+      <w:bookmarkStart w:id="261" w:name="_Clause_c6_10"/>
+      <w:bookmarkStart w:id="262" w:name="_Toc236398322"/>
+      <w:r>
+        <w:t>Schema versioning and compatibility</w:t>
+      </w:r>
+      <w:bookmarkEnd w:id="261"/>
+      <w:bookmarkEnd w:id="262"/>
     </w:p>
     <w:p>
       <w:pPr>
@@ -32717,13 +34113,13 @@
         <w:fldChar w:fldCharType="begin"/>
       </w:r>
       <w:r>
-        <w:instrText xml:space="preserve"> REF _Clause_c6_7 \r \h </w:instrText>
+        <w:instrText xml:space="preserve"> REF _Clause_c6_9 \r \h </w:instrText>
       </w:r>
       <w:r>
         <w:fldChar w:fldCharType="separate"/>
       </w:r>
       <w:r>
-        <w:t>6.7</w:t>
+        <w:t>6.9</w:t>
       </w:r>
       <w:r>
         <w:fldChar w:fldCharType="end"/>
@@ -32782,40 +34178,43 @@
         <w:pStyle w:val="PARAGRAPH"/>
       </w:pPr>
       <w:r>
+        <w:t xml:space="preserve">This core versioning is encoding- and PubSub-neutral and applies to any schema format. Where a Server also serves PubSub DataSet schemas, the optional </w:t>
+      </w:r>
+      <w:r>
+        <w:rPr>
+          <w:b/>
+        </w:rPr>
+        <w:t>PubSub DataSet schema profile</w:t>
+      </w:r>
+      <w:r>
+        <w:t xml:space="preserve"> (Annex C) refines this with a </w:t>
+      </w:r>
+      <w:r>
+        <w:rPr>
+          <w:rStyle w:val="VARIABLE"/>
+        </w:rPr>
+        <w:t>ConfigurationVersion</w:t>
+      </w:r>
+      <w:r>
+        <w:t>-keyed major.minor lineage and an append-</w:t>
+      </w:r>
+      <w:r>
         <w:lastRenderedPageBreak/>
-        <w:t xml:space="preserve">This core versioning is encoding- and PubSub-neutral and applies to any schema format. Where a Server also serves PubSub DataSet schemas, the optional </w:t>
-      </w:r>
-      <w:r>
-        <w:rPr>
-          <w:b/>
-        </w:rPr>
-        <w:t>PubSub DataSet schema profile</w:t>
-      </w:r>
-      <w:r>
-        <w:t xml:space="preserve"> (Annex C) refines this with a </w:t>
+        <w:t xml:space="preserve">only Variant/ExtensionObject schema-evolution rule that realises a </w:t>
       </w:r>
       <w:r>
         <w:rPr>
           <w:rStyle w:val="VARIABLE"/>
         </w:rPr>
-        <w:t>ConfigurationVersion</w:t>
-      </w:r>
-      <w:r>
-        <w:t xml:space="preserve">-keyed major.minor lineage and an append-only Variant/ExtensionObject schema-evolution rule that realises a </w:t>
+        <w:t>BACKWARD</w:t>
+      </w:r>
+      <w:r>
+        <w:t xml:space="preserve">-style </w:t>
       </w:r>
       <w:r>
         <w:rPr>
           <w:rStyle w:val="VARIABLE"/>
         </w:rPr>
-        <w:t>BACKWARD</w:t>
-      </w:r>
-      <w:r>
-        <w:t xml:space="preserve">-style </w:t>
-      </w:r>
-      <w:r>
-        <w:rPr>
-          <w:rStyle w:val="VARIABLE"/>
-        </w:rPr>
         <w:t>Compatibility</w:t>
       </w:r>
       <w:r>
@@ -32826,13 +34225,13 @@
       <w:pPr>
         <w:pStyle w:val="Heading2"/>
       </w:pPr>
-      <w:bookmarkStart w:id="257" w:name="_Clause_c6_10"/>
-      <w:bookmarkStart w:id="258" w:name="_Toc236318399"/>
+      <w:bookmarkStart w:id="263" w:name="_Clause_c6_11"/>
+      <w:bookmarkStart w:id="264" w:name="_Toc236398323"/>
       <w:r>
         <w:t>Resolution flow</w:t>
       </w:r>
-      <w:bookmarkEnd w:id="257"/>
-      <w:bookmarkEnd w:id="258"/>
+      <w:bookmarkEnd w:id="263"/>
+      <w:bookmarkEnd w:id="264"/>
     </w:p>
     <w:p>
       <w:pPr>
@@ -33019,13 +34418,13 @@
         <w:fldChar w:fldCharType="begin"/>
       </w:r>
       <w:r>
-        <w:instrText xml:space="preserve"> REF _Clause_c6_10 \r \h </w:instrText>
+        <w:instrText xml:space="preserve"> REF _Clause_c6_11 \r \h </w:instrText>
       </w:r>
       <w:r>
         <w:fldChar w:fldCharType="separate"/>
       </w:r>
       <w:r>
-        <w:t>6.10</w:t>
+        <w:t>6.11</w:t>
       </w:r>
       <w:r>
         <w:fldChar w:fldCharType="end"/>
@@ -33205,16 +34604,52 @@
         <w:t>DataType</w:t>
       </w:r>
       <w:r>
-        <w:t xml:space="preserve"> registry: by </w:t>
+        <w:t xml:space="preserve"> registry: by the </w:t>
       </w:r>
       <w:r>
         <w:rPr>
           <w:rStyle w:val="VARIABLE"/>
         </w:rPr>
-        <w:t>&lt;BrowseName&gt;:&lt;fmt&gt;</w:t>
-      </w:r>
-      <w:r>
-        <w:t xml:space="preserve"> (the DataType BrowseName) and the </w:t>
+        <w:t>schemaid</w:t>
+      </w:r>
+      <w:r>
+        <w:t xml:space="preserve"> computed from </w:t>
+      </w:r>
+      <w:r>
+        <w:rPr>
+          <w:rStyle w:val="VARIABLE"/>
+        </w:rPr>
+        <w:t>(SchemaName, Format)</w:t>
+      </w:r>
+      <w:r>
+        <w:t xml:space="preserve"> per </w:t>
+      </w:r>
+      <w:r>
+        <w:fldChar w:fldCharType="begin"/>
+      </w:r>
+      <w:r>
+        <w:instrText xml:space="preserve"> REF _Clause_c6_9 \r \h </w:instrText>
+      </w:r>
+      <w:r>
+        <w:fldChar w:fldCharType="separate"/>
+      </w:r>
+      <w:r>
+        <w:t>6.9</w:t>
+      </w:r>
+      <w:r>
+        <w:fldChar w:fldCharType="end"/>
+      </w:r>
+      <w:r>
+        <w:t xml:space="preserve"> — </w:t>
+      </w:r>
+      <w:r>
+        <w:rPr>
+          <w:rStyle w:val="VARIABLE"/>
+        </w:rPr>
+        <w:t>SchemaName</w:t>
+      </w:r>
+      <w:r>
+        <w:t xml:space="preserve"> being the DataType BrowseName — and the </w:t>
       </w:r>
       <w:r>
         <w:rPr>
@@ -33244,16 +34679,43 @@
         <w:t>PubSub</w:t>
       </w:r>
       <w:r>
-        <w:t xml:space="preserve"> registry that registers per-DataSet schemas (PubSub DataSet profile, Annex C): by </w:t>
+        <w:t xml:space="preserve"> registry that registers per-DataSet schemas (PubSub DataSet profile, Annex C): by the </w:t>
       </w:r>
       <w:r>
         <w:rPr>
           <w:rStyle w:val="VARIABLE"/>
         </w:rPr>
-        <w:t>&lt;DataSetName&gt;:&lt;fmt&gt;</w:t>
-      </w:r>
-      <w:r>
-        <w:t xml:space="preserve"> and </w:t>
+        <w:t>schemaid</w:t>
+      </w:r>
+      <w:r>
+        <w:t xml:space="preserve"> computed from </w:t>
+      </w:r>
+      <w:r>
+        <w:rPr>
+          <w:rStyle w:val="VARIABLE"/>
+        </w:rPr>
+        <w:t>(SchemaName, Format)</w:t>
+      </w:r>
+      <w:r>
+        <w:t xml:space="preserve"> — </w:t>
+      </w:r>
+      <w:r>
+        <w:rPr>
+          <w:rStyle w:val="VARIABLE"/>
+        </w:rPr>
+        <w:t>SchemaName</w:t>
+      </w:r>
+      <w:r>
+        <w:t xml:space="preserve"> being the </w:t>
+      </w:r>
+      <w:r>
+        <w:rPr>
+          <w:rStyle w:val="VARIABLE"/>
+        </w:rPr>
+        <w:t>DataSetName</w:t>
+      </w:r>
+      <w:r>
+        <w:t xml:space="preserve"> — and </w:t>
       </w:r>
       <w:r>
         <w:rPr>
@@ -33375,13 +34837,13 @@
         <w:fldChar w:fldCharType="begin"/>
       </w:r>
       <w:r>
-        <w:instrText xml:space="preserve"> REF _Clause_c6_11 \r \h </w:instrText>
+        <w:instrText xml:space="preserve"> REF _Clause_c6_12 \r \h </w:instrText>
       </w:r>
       <w:r>
         <w:fldChar w:fldCharType="separate"/>
       </w:r>
       <w:r>
-        <w:t>6.11</w:t>
+        <w:t>6.12</w:t>
       </w:r>
       <w:r>
         <w:fldChar w:fldCharType="end"/>
@@ -33421,291 +34883,12 @@
       <w:pPr>
         <w:pStyle w:val="Heading2"/>
       </w:pPr>
-      <w:bookmarkStart w:id="259" w:name="_Clause_c6_11"/>
-      <w:bookmarkStart w:id="260" w:name="_Toc236318400"/>
+      <w:bookmarkStart w:id="265" w:name="_Clause_c6_12"/>
+      <w:bookmarkStart w:id="266" w:name="_Toc236398324"/>
       <w:r>
         <w:lastRenderedPageBreak/>
         <w:t>TTL and mirror semantics</w:t>
       </w:r>
-      <w:bookmarkEnd w:id="259"/>
-      <w:bookmarkEnd w:id="260"/>
-    </w:p>
-    <w:p>
-      <w:pPr>
-        <w:pStyle w:val="PARAGRAPH"/>
-      </w:pPr>
-      <w:r>
-        <w:t xml:space="preserve">A registry is authoritative by default. In authoritative mode, schema files do not expire and </w:t>
-      </w:r>
-      <w:r>
-        <w:rPr>
-          <w:rStyle w:val="VARIABLE"/>
-        </w:rPr>
-        <w:t>ExpiryTime</w:t>
-      </w:r>
-      <w:r>
-        <w:t xml:space="preserve"> and </w:t>
-      </w:r>
-      <w:r>
-        <w:rPr>
-          <w:rStyle w:val="VARIABLE"/>
-        </w:rPr>
-        <w:t>Ttl</w:t>
-      </w:r>
-      <w:r>
-        <w:t xml:space="preserve"> are omitted.</w:t>
-      </w:r>
-    </w:p>
-    <w:p>
-      <w:pPr>
-        <w:pStyle w:val="PARAGRAPH"/>
-      </w:pPr>
-      <w:r>
-        <w:t xml:space="preserve">An in-server registry may operate as a TTL-cached mirror in front of an external xRegistry (a federated registry, base §8). In mirror mode, </w:t>
-      </w:r>
-      <w:r>
-        <w:rPr>
-          <w:rStyle w:val="VARIABLE"/>
-        </w:rPr>
-        <w:t>Ttl</w:t>
-      </w:r>
-      <w:r>
-        <w:t xml:space="preserve"> records the configured time-to-live and </w:t>
-      </w:r>
-      <w:r>
-        <w:rPr>
-          <w:rStyle w:val="VARIABLE"/>
-        </w:rPr>
-        <w:t>ExpiryTime</w:t>
-      </w:r>
-      <w:r>
-        <w:t xml:space="preserve"> records the current expiry timestamp. On cache miss or expired lookup the Server may refetch from the external registry, update metadata and refresh the document. The SchemaId NodeId remains stable across a refresh as long as the fetched document has the same SchemaId; if the external document changes, the SchemaId changes and a different Opaque NodeId is used.</w:t>
-      </w:r>
-    </w:p>
-    <w:p>
-      <w:pPr>
-        <w:pStyle w:val="Heading2"/>
-      </w:pPr>
-      <w:bookmarkStart w:id="261" w:name="_Clause_c6_12"/>
-      <w:bookmarkStart w:id="262" w:name="_Toc236318401"/>
-      <w:r>
-        <w:t>Structure materialization and the xRegistry API</w:t>
-      </w:r>
-      <w:bookmarkEnd w:id="261"/>
-      <w:bookmarkEnd w:id="262"/>
-    </w:p>
-    <w:p>
-      <w:pPr>
-        <w:pStyle w:val="Heading3"/>
-      </w:pPr>
-      <w:bookmarkStart w:id="263" w:name="_Clause_c6_12_1"/>
-      <w:bookmarkStart w:id="264" w:name="_Toc236318402"/>
-      <w:r>
-        <w:t>Auto-bootstrap of the schema structure</w:t>
-      </w:r>
-      <w:bookmarkEnd w:id="263"/>
-      <w:bookmarkEnd w:id="264"/>
-    </w:p>
-    <w:p>
-      <w:pPr>
-        <w:pStyle w:val="PARAGRAPH"/>
-      </w:pPr>
-      <w:r>
-        <w:t>The base auto-bootstrap (base §6.5</w:t>
-      </w:r>
-      <w:r>
-        <w:t>) is specialized for schemas. When a schema file is created and written (</w:t>
-      </w:r>
-      <w:r>
-        <w:fldChar w:fldCharType="begin"/>
-      </w:r>
-      <w:r>
-        <w:instrText xml:space="preserve"> REF _Clause_c5_2 \r \h </w:instrText>
-      </w:r>
-      <w:r>
-        <w:fldChar w:fldCharType="separate"/>
-      </w:r>
-      <w:r>
-        <w:t>5.2</w:t>
-      </w:r>
-      <w:r>
-        <w:fldChar w:fldCharType="end"/>
-      </w:r>
-      <w:r>
-        <w:t xml:space="preserve">), the server materializes the full xRegistry structure so it is immediately visible in all three representations: it creates the namespace </w:t>
-      </w:r>
-      <w:r>
-        <w:rPr>
-          <w:rStyle w:val="VARIABLE"/>
-        </w:rPr>
-        <w:t>SchemaGroup</w:t>
-      </w:r>
-      <w:r>
-        <w:t xml:space="preserve"> if absent (deriving </w:t>
-      </w:r>
-      <w:r>
-        <w:rPr>
-          <w:rStyle w:val="VARIABLE"/>
-        </w:rPr>
-        <w:t>NamespaceUri</w:t>
-      </w:r>
-      <w:r>
-        <w:t xml:space="preserve"> from the document or the create arguments), assigns the base attributes (</w:t>
-      </w:r>
-      <w:r>
-        <w:rPr>
-          <w:rStyle w:val="VARIABLE"/>
-        </w:rPr>
-        <w:t>Xid</w:t>
-      </w:r>
-      <w:r>
-        <w:t xml:space="preserve">, </w:t>
-      </w:r>
-      <w:r>
-        <w:rPr>
-          <w:rStyle w:val="VARIABLE"/>
-        </w:rPr>
-        <w:t>Epoch</w:t>
-      </w:r>
-      <w:r>
-        <w:t xml:space="preserve">, </w:t>
-      </w:r>
-      <w:r>
-        <w:rPr>
-          <w:rStyle w:val="VARIABLE"/>
-        </w:rPr>
-        <w:t>CreatedAt</w:t>
-      </w:r>
-      <w:r>
-        <w:t>/</w:t>
-      </w:r>
-      <w:r>
-        <w:rPr>
-          <w:rStyle w:val="VARIABLE"/>
-        </w:rPr>
-        <w:t>ModifiedAt</w:t>
-      </w:r>
-      <w:r>
-        <w:t xml:space="preserve">, </w:t>
-      </w:r>
-      <w:r>
-        <w:rPr>
-          <w:rStyle w:val="VARIABLE"/>
-        </w:rPr>
-        <w:t>ResourceId</w:t>
-      </w:r>
-      <w:r>
-        <w:t xml:space="preserve">, </w:t>
-      </w:r>
-      <w:r>
-        <w:rPr>
-          <w:rStyle w:val="VARIABLE"/>
-        </w:rPr>
-        <w:t>VersionId</w:t>
-      </w:r>
-      <w:r>
-        <w:t>), and computes the schema-specific metadata (</w:t>
-      </w:r>
-      <w:r>
-        <w:rPr>
-          <w:rStyle w:val="VARIABLE"/>
-        </w:rPr>
-        <w:t>SchemaId</w:t>
-      </w:r>
-      <w:r>
-        <w:t xml:space="preserve">, </w:t>
-      </w:r>
-      <w:r>
-        <w:rPr>
-          <w:rStyle w:val="VARIABLE"/>
-        </w:rPr>
-        <w:t>SchemaIdAlg</w:t>
-      </w:r>
-      <w:r>
-        <w:t xml:space="preserve">, </w:t>
-      </w:r>
-      <w:r>
-        <w:rPr>
-          <w:rStyle w:val="VARIABLE"/>
-        </w:rPr>
-        <w:t>Format</w:t>
-      </w:r>
-      <w:r>
-        <w:t xml:space="preserve">, </w:t>
-      </w:r>
-      <w:r>
-        <w:rPr>
-          <w:rStyle w:val="VARIABLE"/>
-        </w:rPr>
-        <w:t>ContentType</w:t>
-      </w:r>
-      <w:r>
-        <w:t xml:space="preserve">, </w:t>
-      </w:r>
-      <w:r>
-        <w:rPr>
-          <w:rStyle w:val="VARIABLE"/>
-        </w:rPr>
-        <w:t>DataTypeEncoding</w:t>
-      </w:r>
-      <w:r>
-        <w:t xml:space="preserve">, </w:t>
-      </w:r>
-      <w:r>
-        <w:rPr>
-          <w:rStyle w:val="VARIABLE"/>
-        </w:rPr>
-        <w:t>ModelVersion</w:t>
-      </w:r>
-      <w:r>
-        <w:t xml:space="preserve">, and </w:t>
-      </w:r>
-      <w:r>
-        <w:rPr>
-          <w:rStyle w:val="VARIABLE"/>
-        </w:rPr>
-        <w:t>ConfigurationVersion</w:t>
-      </w:r>
-      <w:r>
-        <w:t xml:space="preserve"> for a DataSet schema). A client that needs finer control adjusts labels afterwards with the inherited </w:t>
-      </w:r>
-      <w:r>
-        <w:rPr>
-          <w:rStyle w:val="VARIABLE"/>
-        </w:rPr>
-        <w:t>Labels</w:t>
-      </w:r>
-      <w:r>
-        <w:t xml:space="preserve"> container's </w:t>
-      </w:r>
-      <w:r>
-        <w:rPr>
-          <w:rStyle w:val="VARIABLE"/>
-        </w:rPr>
-        <w:t>AddAttribute</w:t>
-      </w:r>
-      <w:r>
-        <w:t>/</w:t>
-      </w:r>
-      <w:r>
-        <w:rPr>
-          <w:rStyle w:val="VARIABLE"/>
-        </w:rPr>
-        <w:t>RemoveAttribute</w:t>
-      </w:r>
-      <w:r>
-        <w:t xml:space="preserve"> Methods.</w:t>
-      </w:r>
-    </w:p>
-    <w:p>
-      <w:pPr>
-        <w:pStyle w:val="Heading3"/>
-      </w:pPr>
-      <w:bookmarkStart w:id="265" w:name="_Clause_c6_12_2"/>
-      <w:bookmarkStart w:id="266" w:name="_Toc236318403"/>
-      <w:r>
-        <w:t>Serving the xRegistry API and the JSON projection</w:t>
-      </w:r>
       <w:bookmarkEnd w:id="265"/>
       <w:bookmarkEnd w:id="266"/>
     </w:p>
@@ -33714,59 +34897,338 @@
         <w:pStyle w:val="PARAGRAPH"/>
       </w:pPr>
       <w:r>
-        <w:t xml:space="preserve">The AddressSpace subtree rooted at </w:t>
+        <w:t xml:space="preserve">A registry is authoritative by default. In authoritative mode, schema files do not expire and </w:t>
       </w:r>
       <w:r>
         <w:rPr>
           <w:rStyle w:val="VARIABLE"/>
         </w:rPr>
-        <w:t>SchemaRegistry</w:t>
-      </w:r>
-      <w:r>
-        <w:t xml:space="preserve"> is simultaneously the xRegistry API server and serializes to the xRegistry Schema Registry JSON shape, per the OPC UA API of </w:t>
-      </w:r>
-      <w:r>
-        <w:rPr>
-          <w:i/>
-        </w:rPr>
-        <w:t>xRegistry — OPC UA API</w:t>
-      </w:r>
-      <w:r>
-        <w:t>. The schema-specific projection is:</w:t>
-      </w:r>
-    </w:p>
-    <w:p>
-      <w:pPr>
-        <w:pStyle w:val="TABLE-title"/>
-      </w:pPr>
-      <w:bookmarkStart w:id="267" w:name="_Tab_serving_the_xregistry_api_and_the_j"/>
-      <w:bookmarkStart w:id="268" w:name="_Toc236318450"/>
-      <w:r>
-        <w:t xml:space="preserve">Table </w:t>
-      </w:r>
-      <w:r>
-        <w:fldChar w:fldCharType="begin"/>
-      </w:r>
-      <w:r>
-        <w:instrText xml:space="preserve"> SEQ Table \* ARABIC </w:instrText>
-      </w:r>
-      <w:r>
-        <w:fldChar w:fldCharType="separate"/>
-      </w:r>
-      <w:r>
-        <w:rPr>
-          <w:noProof/>
-        </w:rPr>
-        <w:t>16</w:t>
-      </w:r>
-      <w:r>
-        <w:fldChar w:fldCharType="end"/>
-      </w:r>
-      <w:r>
-        <w:t xml:space="preserve"> – Serving the xRegistry API and the JSON projection</w:t>
+        <w:t>ExpiryTime</w:t>
+      </w:r>
+      <w:r>
+        <w:t xml:space="preserve"> and </w:t>
+      </w:r>
+      <w:r>
+        <w:rPr>
+          <w:rStyle w:val="VARIABLE"/>
+        </w:rPr>
+        <w:t>Ttl</w:t>
+      </w:r>
+      <w:r>
+        <w:t xml:space="preserve"> are omitted.</w:t>
+      </w:r>
+    </w:p>
+    <w:p>
+      <w:pPr>
+        <w:pStyle w:val="PARAGRAPH"/>
+      </w:pPr>
+      <w:r>
+        <w:t xml:space="preserve">An in-server registry may operate as a TTL-cached mirror in front of an external xRegistry (a federated registry, base §8). In mirror mode, </w:t>
+      </w:r>
+      <w:r>
+        <w:rPr>
+          <w:rStyle w:val="VARIABLE"/>
+        </w:rPr>
+        <w:t>Ttl</w:t>
+      </w:r>
+      <w:r>
+        <w:t xml:space="preserve"> records the configured time-to-live and </w:t>
+      </w:r>
+      <w:r>
+        <w:rPr>
+          <w:rStyle w:val="VARIABLE"/>
+        </w:rPr>
+        <w:t>ExpiryTime</w:t>
+      </w:r>
+      <w:r>
+        <w:t xml:space="preserve"> records the current expiry timestamp. On cache miss or expired lookup the Server may refetch from the external registry, update metadata and refresh the document. The SchemaId NodeId remains stable across a refresh as long as the fetched document has the same SchemaId; if the external document changes, the SchemaId changes and a different Opaque NodeId is used.</w:t>
+      </w:r>
+    </w:p>
+    <w:p>
+      <w:pPr>
+        <w:pStyle w:val="Heading2"/>
+      </w:pPr>
+      <w:bookmarkStart w:id="267" w:name="_Clause_c6_13"/>
+      <w:bookmarkStart w:id="268" w:name="_Toc236398325"/>
+      <w:r>
+        <w:t>Structure materialization and the xRegistry API</w:t>
       </w:r>
       <w:bookmarkEnd w:id="267"/>
       <w:bookmarkEnd w:id="268"/>
+    </w:p>
+    <w:p>
+      <w:pPr>
+        <w:pStyle w:val="Heading3"/>
+      </w:pPr>
+      <w:bookmarkStart w:id="269" w:name="_Clause_c6_13_1"/>
+      <w:bookmarkStart w:id="270" w:name="_Toc236398326"/>
+      <w:r>
+        <w:t>Auto-bootstrap of the schema structure</w:t>
+      </w:r>
+      <w:bookmarkEnd w:id="269"/>
+      <w:bookmarkEnd w:id="270"/>
+    </w:p>
+    <w:p>
+      <w:pPr>
+        <w:pStyle w:val="PARAGRAPH"/>
+      </w:pPr>
+      <w:r>
+        <w:t>The base auto-bootstrap (base §6.5</w:t>
+      </w:r>
+      <w:r>
+        <w:t>) is specialized for schemas. When a schema file is created and written (</w:t>
+      </w:r>
+      <w:r>
+        <w:fldChar w:fldCharType="begin"/>
+      </w:r>
+      <w:r>
+        <w:instrText xml:space="preserve"> REF _Clause_c5_2 \r \h </w:instrText>
+      </w:r>
+      <w:r>
+        <w:fldChar w:fldCharType="separate"/>
+      </w:r>
+      <w:r>
+        <w:t>5.2</w:t>
+      </w:r>
+      <w:r>
+        <w:fldChar w:fldCharType="end"/>
+      </w:r>
+      <w:r>
+        <w:t xml:space="preserve">), the server materializes the full xRegistry structure so it is immediately visible in all three representations: it creates the namespace </w:t>
+      </w:r>
+      <w:r>
+        <w:rPr>
+          <w:rStyle w:val="VARIABLE"/>
+        </w:rPr>
+        <w:t>SchemaGroup</w:t>
+      </w:r>
+      <w:r>
+        <w:t xml:space="preserve"> if absent (deriving </w:t>
+      </w:r>
+      <w:r>
+        <w:rPr>
+          <w:rStyle w:val="VARIABLE"/>
+        </w:rPr>
+        <w:t>NamespaceUri</w:t>
+      </w:r>
+      <w:r>
+        <w:t xml:space="preserve"> from the document or the create arguments), assigns the base attributes (</w:t>
+      </w:r>
+      <w:r>
+        <w:rPr>
+          <w:rStyle w:val="VARIABLE"/>
+        </w:rPr>
+        <w:t>Xid</w:t>
+      </w:r>
+      <w:r>
+        <w:t xml:space="preserve">, </w:t>
+      </w:r>
+      <w:r>
+        <w:rPr>
+          <w:rStyle w:val="VARIABLE"/>
+        </w:rPr>
+        <w:t>Epoch</w:t>
+      </w:r>
+      <w:r>
+        <w:t xml:space="preserve">, </w:t>
+      </w:r>
+      <w:r>
+        <w:rPr>
+          <w:rStyle w:val="VARIABLE"/>
+        </w:rPr>
+        <w:t>CreatedAt</w:t>
+      </w:r>
+      <w:r>
+        <w:t>/</w:t>
+      </w:r>
+      <w:r>
+        <w:rPr>
+          <w:rStyle w:val="VARIABLE"/>
+        </w:rPr>
+        <w:t>ModifiedAt</w:t>
+      </w:r>
+      <w:r>
+        <w:t xml:space="preserve">, </w:t>
+      </w:r>
+      <w:r>
+        <w:rPr>
+          <w:rStyle w:val="VARIABLE"/>
+        </w:rPr>
+        <w:t>ResourceId</w:t>
+      </w:r>
+      <w:r>
+        <w:t xml:space="preserve">, </w:t>
+      </w:r>
+      <w:r>
+        <w:rPr>
+          <w:rStyle w:val="VARIABLE"/>
+        </w:rPr>
+        <w:t>VersionId</w:t>
+      </w:r>
+      <w:r>
+        <w:t>), and computes the schema-specific metadata (</w:t>
+      </w:r>
+      <w:r>
+        <w:rPr>
+          <w:rStyle w:val="VARIABLE"/>
+        </w:rPr>
+        <w:t>SchemaId</w:t>
+      </w:r>
+      <w:r>
+        <w:t xml:space="preserve">, </w:t>
+      </w:r>
+      <w:r>
+        <w:rPr>
+          <w:rStyle w:val="VARIABLE"/>
+        </w:rPr>
+        <w:t>SchemaIdAlg</w:t>
+      </w:r>
+      <w:r>
+        <w:t xml:space="preserve">, </w:t>
+      </w:r>
+      <w:r>
+        <w:rPr>
+          <w:rStyle w:val="VARIABLE"/>
+        </w:rPr>
+        <w:t>Format</w:t>
+      </w:r>
+      <w:r>
+        <w:t xml:space="preserve">, </w:t>
+      </w:r>
+      <w:r>
+        <w:rPr>
+          <w:rStyle w:val="VARIABLE"/>
+        </w:rPr>
+        <w:t>ContentType</w:t>
+      </w:r>
+      <w:r>
+        <w:t xml:space="preserve">, </w:t>
+      </w:r>
+      <w:r>
+        <w:rPr>
+          <w:rStyle w:val="VARIABLE"/>
+        </w:rPr>
+        <w:t>DataTypeEncoding</w:t>
+      </w:r>
+      <w:r>
+        <w:t xml:space="preserve">, </w:t>
+      </w:r>
+      <w:r>
+        <w:rPr>
+          <w:rStyle w:val="VARIABLE"/>
+        </w:rPr>
+        <w:t>ModelVersion</w:t>
+      </w:r>
+      <w:r>
+        <w:t xml:space="preserve">, and </w:t>
+      </w:r>
+      <w:r>
+        <w:rPr>
+          <w:rStyle w:val="VARIABLE"/>
+        </w:rPr>
+        <w:t>ConfigurationVersion</w:t>
+      </w:r>
+      <w:r>
+        <w:t xml:space="preserve"> for a DataSet schema). A client that needs finer control adjusts labels afterwards with the inherited </w:t>
+      </w:r>
+      <w:r>
+        <w:rPr>
+          <w:rStyle w:val="VARIABLE"/>
+        </w:rPr>
+        <w:t>Labels</w:t>
+      </w:r>
+      <w:r>
+        <w:t xml:space="preserve"> container's </w:t>
+      </w:r>
+      <w:r>
+        <w:rPr>
+          <w:rStyle w:val="VARIABLE"/>
+        </w:rPr>
+        <w:t>AddAttribute</w:t>
+      </w:r>
+      <w:r>
+        <w:t>/</w:t>
+      </w:r>
+      <w:r>
+        <w:rPr>
+          <w:rStyle w:val="VARIABLE"/>
+        </w:rPr>
+        <w:t>RemoveAttribute</w:t>
+      </w:r>
+      <w:r>
+        <w:t xml:space="preserve"> Methods.</w:t>
+      </w:r>
+    </w:p>
+    <w:p>
+      <w:pPr>
+        <w:pStyle w:val="Heading3"/>
+      </w:pPr>
+      <w:bookmarkStart w:id="271" w:name="_Clause_c6_13_2"/>
+      <w:bookmarkStart w:id="272" w:name="_Toc236398327"/>
+      <w:r>
+        <w:t>Serving the xRegistry API and the JSON projection</w:t>
+      </w:r>
+      <w:bookmarkEnd w:id="271"/>
+      <w:bookmarkEnd w:id="272"/>
+    </w:p>
+    <w:p>
+      <w:pPr>
+        <w:pStyle w:val="PARAGRAPH"/>
+      </w:pPr>
+      <w:r>
+        <w:t xml:space="preserve">The AddressSpace subtree rooted at </w:t>
+      </w:r>
+      <w:r>
+        <w:rPr>
+          <w:rStyle w:val="VARIABLE"/>
+        </w:rPr>
+        <w:t>SchemaRegistry</w:t>
+      </w:r>
+      <w:r>
+        <w:t xml:space="preserve"> is simultaneously the xRegistry API server and serializes to the xRegistry Schema Registry JSON shape, per the OPC UA API of </w:t>
+      </w:r>
+      <w:r>
+        <w:rPr>
+          <w:i/>
+        </w:rPr>
+        <w:t>xRegistry — OPC UA API</w:t>
+      </w:r>
+      <w:r>
+        <w:t>. The schema-specific projection is:</w:t>
+      </w:r>
+    </w:p>
+    <w:p>
+      <w:pPr>
+        <w:pStyle w:val="TABLE-title"/>
+      </w:pPr>
+      <w:bookmarkStart w:id="273" w:name="_Tab_serving_the_xregistry_api_and_the_j"/>
+      <w:bookmarkStart w:id="274" w:name="_Toc236398376"/>
+      <w:r>
+        <w:t xml:space="preserve">Table </w:t>
+      </w:r>
+      <w:r>
+        <w:fldChar w:fldCharType="begin"/>
+      </w:r>
+      <w:r>
+        <w:instrText xml:space="preserve"> SEQ Table \* ARABIC </w:instrText>
+      </w:r>
+      <w:r>
+        <w:fldChar w:fldCharType="separate"/>
+      </w:r>
+      <w:r>
+        <w:rPr>
+          <w:noProof/>
+        </w:rPr>
+        <w:t>18</w:t>
+      </w:r>
+      <w:r>
+        <w:fldChar w:fldCharType="end"/>
+      </w:r>
+      <w:r>
+        <w:t xml:space="preserve"> – Serving the xRegistry API and the JSON projection</w:t>
+      </w:r>
+      <w:bookmarkEnd w:id="273"/>
+      <w:bookmarkEnd w:id="274"/>
     </w:p>
     <w:tbl>
       <w:tblPr>
@@ -33901,9 +35363,6 @@
               </w:rPr>
               <w:t>SchemaGroupType</w:t>
             </w:r>
-            <w:r>
-              <w:t xml:space="preserve"> children</w:t>
-            </w:r>
           </w:p>
         </w:tc>
         <w:tc>
@@ -33973,7 +35432,43 @@
               <w:pStyle w:val="TableText"/>
             </w:pPr>
             <w:r>
-              <w:t xml:space="preserve">group key / </w:t>
+              <w:t xml:space="preserve">group source identity; </w:t>
+            </w:r>
+            <w:r>
+              <w:rPr>
+                <w:rStyle w:val="VARIABLE"/>
+              </w:rPr>
+              <w:t>schemagroupid</w:t>
+            </w:r>
+            <w:r>
+              <w:t xml:space="preserve"> is the symbolic identifier built from it (</w:t>
+            </w:r>
+            <w:r>
+              <w:fldChar w:fldCharType="begin"/>
+            </w:r>
+            <w:r>
+              <w:instrText xml:space="preserve"> REF _Clause_c6_9 \r \h </w:instrText>
+            </w:r>
+            <w:r>
+              <w:fldChar w:fldCharType="separate"/>
+            </w:r>
+            <w:r>
+              <w:t>6.9</w:t>
+            </w:r>
+            <w:r>
+              <w:fldChar w:fldCharType="end"/>
+            </w:r>
+            <w:r>
+              <w:t xml:space="preserve">), </w:t>
+            </w:r>
+            <w:r>
+              <w:rPr>
+                <w:rStyle w:val="VARIABLE"/>
+              </w:rPr>
+              <w:t>name</w:t>
+            </w:r>
+            <w:r>
+              <w:t xml:space="preserve"> is the URI verbatim, and it is repeated as </w:t>
             </w:r>
             <w:r>
               <w:rPr>
@@ -34064,10 +35559,7 @@
               <w:rPr>
                 <w:rStyle w:val="VARIABLE"/>
               </w:rPr>
-              <w:t>SchemaFileType</w:t>
-            </w:r>
-            <w:r>
-              <w:t xml:space="preserve"> file content</w:t>
+              <w:t>SchemaFileType.SchemaName</w:t>
             </w:r>
           </w:p>
         </w:tc>
@@ -34086,25 +35578,49 @@
               <w:pStyle w:val="TableText"/>
             </w:pPr>
             <w:r>
-              <w:t xml:space="preserve">inline </w:t>
+              <w:t xml:space="preserve">schema source identity with </w:t>
             </w:r>
             <w:r>
               <w:rPr>
                 <w:rStyle w:val="VARIABLE"/>
               </w:rPr>
-              <w:t>schema</w:t>
-            </w:r>
-            <w:r>
-              <w:t xml:space="preserve"> bytes or </w:t>
+              <w:t>Format</w:t>
+            </w:r>
+            <w:r>
+              <w:t xml:space="preserve">; </w:t>
             </w:r>
             <w:r>
               <w:rPr>
                 <w:rStyle w:val="VARIABLE"/>
               </w:rPr>
-              <w:t>schemabase64</w:t>
-            </w:r>
-            <w:r>
-              <w:t>, by content type</w:t>
+              <w:t>schemaid</w:t>
+            </w:r>
+            <w:r>
+              <w:t xml:space="preserve"> is the symbolic identifier built from the pair (</w:t>
+            </w:r>
+            <w:r>
+              <w:fldChar w:fldCharType="begin"/>
+            </w:r>
+            <w:r>
+              <w:instrText xml:space="preserve"> REF _Clause_c6_9 \r \h </w:instrText>
+            </w:r>
+            <w:r>
+              <w:fldChar w:fldCharType="separate"/>
+            </w:r>
+            <w:r>
+              <w:t>6.9</w:t>
+            </w:r>
+            <w:r>
+              <w:fldChar w:fldCharType="end"/>
+            </w:r>
+            <w:r>
+              <w:t xml:space="preserve">), and it is repeated as </w:t>
+            </w:r>
+            <w:r>
+              <w:rPr>
+                <w:rStyle w:val="VARIABLE"/>
+              </w:rPr>
+              <w:t>labels["opcua.schemaname"]</w:t>
             </w:r>
           </w:p>
         </w:tc>
@@ -34131,7 +35647,10 @@
               <w:rPr>
                 <w:rStyle w:val="VARIABLE"/>
               </w:rPr>
-              <w:t>SchemaFileType.Format</w:t>
+              <w:t>SchemaFileType</w:t>
+            </w:r>
+            <w:r>
+              <w:t xml:space="preserve"> file content</w:t>
             </w:r>
           </w:p>
         </w:tc>
@@ -34150,13 +35669,25 @@
               <w:pStyle w:val="TableText"/>
             </w:pPr>
             <w:r>
-              <w:t xml:space="preserve">schema </w:t>
+              <w:t xml:space="preserve">inline </w:t>
             </w:r>
             <w:r>
               <w:rPr>
                 <w:rStyle w:val="VARIABLE"/>
               </w:rPr>
-              <w:t>format</w:t>
+              <w:t>schema</w:t>
+            </w:r>
+            <w:r>
+              <w:t xml:space="preserve"> bytes or </w:t>
+            </w:r>
+            <w:r>
+              <w:rPr>
+                <w:rStyle w:val="VARIABLE"/>
+              </w:rPr>
+              <w:t>schemabase64</w:t>
+            </w:r>
+            <w:r>
+              <w:t>, by content type</w:t>
             </w:r>
           </w:p>
         </w:tc>
@@ -34183,7 +35714,7 @@
               <w:rPr>
                 <w:rStyle w:val="VARIABLE"/>
               </w:rPr>
-              <w:t>SchemaFileType.ContentType</w:t>
+              <w:t>SchemaFileType.Format</w:t>
             </w:r>
           </w:p>
         </w:tc>
@@ -34202,13 +35733,13 @@
               <w:pStyle w:val="TableText"/>
             </w:pPr>
             <w:r>
-              <w:t xml:space="preserve">version </w:t>
+              <w:t xml:space="preserve">schema </w:t>
             </w:r>
             <w:r>
               <w:rPr>
                 <w:rStyle w:val="VARIABLE"/>
               </w:rPr>
-              <w:t>contenttype</w:t>
+              <w:t>format</w:t>
             </w:r>
           </w:p>
         </w:tc>
@@ -34235,7 +35766,7 @@
               <w:rPr>
                 <w:rStyle w:val="VARIABLE"/>
               </w:rPr>
-              <w:t>SchemaFileType.Compatibility</w:t>
+              <w:t>SchemaFileType.ContentType</w:t>
             </w:r>
           </w:p>
         </w:tc>
@@ -34254,13 +35785,13 @@
               <w:pStyle w:val="TableText"/>
             </w:pPr>
             <w:r>
-              <w:t xml:space="preserve">schema </w:t>
+              <w:t xml:space="preserve">version </w:t>
             </w:r>
             <w:r>
               <w:rPr>
                 <w:rStyle w:val="VARIABLE"/>
               </w:rPr>
-              <w:t>compatibility</w:t>
+              <w:t>contenttype</w:t>
             </w:r>
           </w:p>
         </w:tc>
@@ -34287,7 +35818,7 @@
               <w:rPr>
                 <w:rStyle w:val="VARIABLE"/>
               </w:rPr>
-              <w:t>SchemaFileType.IsDefault</w:t>
+              <w:t>SchemaFileType.Compatibility</w:t>
             </w:r>
           </w:p>
         </w:tc>
@@ -34306,13 +35837,13 @@
               <w:pStyle w:val="TableText"/>
             </w:pPr>
             <w:r>
-              <w:t xml:space="preserve">version </w:t>
+              <w:t xml:space="preserve">schema </w:t>
             </w:r>
             <w:r>
               <w:rPr>
                 <w:rStyle w:val="VARIABLE"/>
               </w:rPr>
-              <w:t>isdefault</w:t>
+              <w:t>compatibility</w:t>
             </w:r>
           </w:p>
         </w:tc>
@@ -34339,7 +35870,7 @@
               <w:rPr>
                 <w:rStyle w:val="VARIABLE"/>
               </w:rPr>
-              <w:t>SchemaFileType.Ancestor</w:t>
+              <w:t>SchemaFileType.IsDefault</w:t>
             </w:r>
           </w:p>
         </w:tc>
@@ -34364,7 +35895,7 @@
               <w:rPr>
                 <w:rStyle w:val="VARIABLE"/>
               </w:rPr>
-              <w:t>ancestor</w:t>
+              <w:t>isdefault</w:t>
             </w:r>
           </w:p>
         </w:tc>
@@ -34391,7 +35922,7 @@
               <w:rPr>
                 <w:rStyle w:val="VARIABLE"/>
               </w:rPr>
-              <w:t>SchemaFileType.DataTypeEncoding</w:t>
+              <w:t>SchemaFileType.Ancestor</w:t>
             </w:r>
           </w:p>
         </w:tc>
@@ -34410,10 +35941,13 @@
               <w:pStyle w:val="TableText"/>
             </w:pPr>
             <w:r>
+              <w:t xml:space="preserve">version </w:t>
+            </w:r>
+            <w:r>
               <w:rPr>
                 <w:rStyle w:val="VARIABLE"/>
               </w:rPr>
-              <w:t>labels["opcua.datatypeencoding"]</w:t>
+              <w:t>ancestor</w:t>
             </w:r>
           </w:p>
         </w:tc>
@@ -34440,7 +35974,7 @@
               <w:rPr>
                 <w:rStyle w:val="VARIABLE"/>
               </w:rPr>
-              <w:t>SchemaFileType.SchemaId</w:t>
+              <w:t>SchemaFileType.DataTypeEncoding</w:t>
             </w:r>
           </w:p>
         </w:tc>
@@ -34462,10 +35996,7 @@
               <w:rPr>
                 <w:rStyle w:val="VARIABLE"/>
               </w:rPr>
-              <w:t>labels["opcua.schemaid"]</w:t>
-            </w:r>
-            <w:r>
-              <w:t xml:space="preserve"> as lower-case hex</w:t>
+              <w:t>labels["opcua.datatypeencoding"]</w:t>
             </w:r>
           </w:p>
         </w:tc>
@@ -34492,7 +36023,7 @@
               <w:rPr>
                 <w:rStyle w:val="VARIABLE"/>
               </w:rPr>
-              <w:t>SchemaFileType.SchemaIdAlg</w:t>
+              <w:t>SchemaFileType.SchemaId</w:t>
             </w:r>
           </w:p>
         </w:tc>
@@ -34514,7 +36045,28 @@
               <w:rPr>
                 <w:rStyle w:val="VARIABLE"/>
               </w:rPr>
-              <w:t>labels["opcua.schemaid.alg"]</w:t>
+              <w:t>labels["opcua.schemafingerprint"]</w:t>
+            </w:r>
+            <w:r>
+              <w:t xml:space="preserve"> as lower-case hex — the version's content fingerprint, never the resource key (</w:t>
+            </w:r>
+            <w:r>
+              <w:fldChar w:fldCharType="begin"/>
+            </w:r>
+            <w:r>
+              <w:instrText xml:space="preserve"> REF _Clause_c6_8 \r \h </w:instrText>
+            </w:r>
+            <w:r>
+              <w:fldChar w:fldCharType="separate"/>
+            </w:r>
+            <w:r>
+              <w:t>6.8</w:t>
+            </w:r>
+            <w:r>
+              <w:fldChar w:fldCharType="end"/>
+            </w:r>
+            <w:r>
+              <w:t>)</w:t>
             </w:r>
           </w:p>
         </w:tc>
@@ -34541,7 +36093,7 @@
               <w:rPr>
                 <w:rStyle w:val="VARIABLE"/>
               </w:rPr>
-              <w:t>SchemaFileType.ModelVersion</w:t>
+              <w:t>SchemaFileType.SchemaIdAlg</w:t>
             </w:r>
           </w:p>
         </w:tc>
@@ -34563,7 +36115,7 @@
               <w:rPr>
                 <w:rStyle w:val="VARIABLE"/>
               </w:rPr>
-              <w:t>labels["opcua.modelversion"]</w:t>
+              <w:t>labels["opcua.schemafingerprint.alg"]</w:t>
             </w:r>
           </w:p>
         </w:tc>
@@ -34590,6 +36142,55 @@
               <w:rPr>
                 <w:rStyle w:val="VARIABLE"/>
               </w:rPr>
+              <w:t>SchemaFileType.ModelVersion</w:t>
+            </w:r>
+          </w:p>
+        </w:tc>
+        <w:tc>
+          <w:tcPr>
+            <w:tcW w:w="4463" w:type="dxa"/>
+            <w:tcBorders>
+              <w:top w:val="single" w:sz="4" w:space="0" w:color="auto"/>
+              <w:left w:val="single" w:sz="4" w:space="0" w:color="auto"/>
+              <w:bottom w:val="single" w:sz="4" w:space="0" w:color="auto"/>
+              <w:right w:val="single" w:sz="4" w:space="0" w:color="auto"/>
+            </w:tcBorders>
+          </w:tcPr>
+          <w:p>
+            <w:pPr>
+              <w:pStyle w:val="TableText"/>
+            </w:pPr>
+            <w:r>
+              <w:rPr>
+                <w:rStyle w:val="VARIABLE"/>
+              </w:rPr>
+              <w:t>labels["opcua.modelversion"]</w:t>
+            </w:r>
+          </w:p>
+        </w:tc>
+      </w:tr>
+      <w:tr>
+        <w:trPr>
+          <w:jc w:val="center"/>
+        </w:trPr>
+        <w:tc>
+          <w:tcPr>
+            <w:tcW w:w="4463" w:type="dxa"/>
+            <w:tcBorders>
+              <w:top w:val="single" w:sz="4" w:space="0" w:color="auto"/>
+              <w:left w:val="single" w:sz="4" w:space="0" w:color="auto"/>
+              <w:bottom w:val="single" w:sz="4" w:space="0" w:color="auto"/>
+              <w:right w:val="single" w:sz="4" w:space="0" w:color="auto"/>
+            </w:tcBorders>
+          </w:tcPr>
+          <w:p>
+            <w:pPr>
+              <w:pStyle w:val="TableText"/>
+            </w:pPr>
+            <w:r>
+              <w:rPr>
+                <w:rStyle w:val="VARIABLE"/>
+              </w:rPr>
               <w:t>SchemaFileType.ConfigurationVersion</w:t>
             </w:r>
           </w:p>
@@ -34667,7 +36268,11 @@
         <w:t>Read</w:t>
       </w:r>
       <w:r>
-        <w:t xml:space="preserve"> over the OPC UA API — is therefore serializable as an xRegistry-compatible Schema Registry document; conversely an imported xRegistry Schema Registry document bootstraps these files and Properties without loss of the OPC UA labels the resolution flow (§8</w:t>
+        <w:t xml:space="preserve"> over the OPC UA API — is therefore serializable as an xRegistry-compatible Schema Registry document; conversely </w:t>
+      </w:r>
+      <w:r>
+        <w:lastRenderedPageBreak/>
+        <w:t>an imported xRegistry Schema Registry document bootstraps these files and Properties without loss of the OPC UA labels the resolution flow (§8</w:t>
       </w:r>
       <w:r>
         <w:t>) needs. This is a representation mapping, not a new transport. The equivalent HTTP request/response correspondence, for readers familiar with the xRegistry HTTP binding, is informative and given in Annex D.</w:t>
@@ -34677,14 +36282,13 @@
       <w:pPr>
         <w:pStyle w:val="Heading2"/>
       </w:pPr>
-      <w:bookmarkStart w:id="269" w:name="_Clause_c6_13"/>
-      <w:bookmarkStart w:id="270" w:name="_Toc236318404"/>
-      <w:r>
-        <w:lastRenderedPageBreak/>
+      <w:bookmarkStart w:id="275" w:name="_Clause_c6_14"/>
+      <w:bookmarkStart w:id="276" w:name="_Toc236398328"/>
+      <w:r>
         <w:t>PubSub integration</w:t>
       </w:r>
-      <w:bookmarkEnd w:id="269"/>
-      <w:bookmarkEnd w:id="270"/>
+      <w:bookmarkEnd w:id="275"/>
+      <w:bookmarkEnd w:id="276"/>
     </w:p>
     <w:p>
       <w:pPr>
@@ -34847,25 +36451,25 @@
       <w:pPr>
         <w:pStyle w:val="Heading1"/>
       </w:pPr>
-      <w:bookmarkStart w:id="271" w:name="_Clause_c7"/>
-      <w:bookmarkStart w:id="272" w:name="_Toc236318405"/>
+      <w:bookmarkStart w:id="277" w:name="_Clause_c7"/>
+      <w:bookmarkStart w:id="278" w:name="_Toc236398329"/>
       <w:r>
         <w:t>OPC UA ObjectTypes</w:t>
       </w:r>
-      <w:bookmarkEnd w:id="271"/>
-      <w:bookmarkEnd w:id="272"/>
+      <w:bookmarkEnd w:id="277"/>
+      <w:bookmarkEnd w:id="278"/>
     </w:p>
     <w:p>
       <w:pPr>
         <w:pStyle w:val="Heading2"/>
       </w:pPr>
-      <w:bookmarkStart w:id="273" w:name="_Clause_c7_1"/>
-      <w:bookmarkStart w:id="274" w:name="_Toc236318406"/>
+      <w:bookmarkStart w:id="279" w:name="_Clause_c7_1"/>
+      <w:bookmarkStart w:id="280" w:name="_Toc236398330"/>
       <w:r>
         <w:t>SchemaRegistryType</w:t>
       </w:r>
-      <w:bookmarkEnd w:id="273"/>
-      <w:bookmarkEnd w:id="274"/>
+      <w:bookmarkEnd w:id="279"/>
+      <w:bookmarkEnd w:id="280"/>
     </w:p>
     <w:p>
       <w:pPr>
@@ -34879,8 +36483,8 @@
       <w:pPr>
         <w:pStyle w:val="TABLE-title"/>
       </w:pPr>
-      <w:bookmarkStart w:id="275" w:name="_Tab_c7_1_def"/>
-      <w:bookmarkStart w:id="276" w:name="_Toc236318451"/>
+      <w:bookmarkStart w:id="281" w:name="_Tab_c7_1_def"/>
+      <w:bookmarkStart w:id="282" w:name="_Toc236398377"/>
       <w:r>
         <w:t xml:space="preserve">Table </w:t>
       </w:r>
@@ -34897,7 +36501,7 @@
         <w:rPr>
           <w:noProof/>
         </w:rPr>
-        <w:t>17</w:t>
+        <w:t>19</w:t>
       </w:r>
       <w:r>
         <w:fldChar w:fldCharType="end"/>
@@ -34905,8 +36509,8 @@
       <w:r>
         <w:t xml:space="preserve"> – SchemaRegistryType definition</w:t>
       </w:r>
-      <w:bookmarkEnd w:id="275"/>
-      <w:bookmarkEnd w:id="276"/>
+      <w:bookmarkEnd w:id="281"/>
+      <w:bookmarkEnd w:id="282"/>
     </w:p>
     <w:tbl>
       <w:tblPr>
@@ -35574,13 +37178,13 @@
       <w:pPr>
         <w:pStyle w:val="Heading3"/>
       </w:pPr>
-      <w:bookmarkStart w:id="277" w:name="_Clause_c7_1_1"/>
-      <w:bookmarkStart w:id="278" w:name="_Toc236318407"/>
+      <w:bookmarkStart w:id="283" w:name="_Clause_c7_1_1"/>
+      <w:bookmarkStart w:id="284" w:name="_Toc236398331"/>
       <w:r>
         <w:t>GetSchema</w:t>
       </w:r>
-      <w:bookmarkEnd w:id="277"/>
-      <w:bookmarkEnd w:id="278"/>
+      <w:bookmarkEnd w:id="283"/>
+      <w:bookmarkEnd w:id="284"/>
     </w:p>
     <w:p>
       <w:pPr>
@@ -35611,6 +37215,7 @@
         <w:pStyle w:val="MethodSignature"/>
       </w:pPr>
       <w:r>
+        <w:lastRenderedPageBreak/>
         <w:t xml:space="preserve">    [in]  0:ByteString   SchemaId,</w:t>
       </w:r>
     </w:p>
@@ -35642,10 +37247,9 @@
       <w:pPr>
         <w:pStyle w:val="TABLE-title"/>
       </w:pPr>
-      <w:bookmarkStart w:id="279" w:name="_Tab_c7_1_1_m_args"/>
-      <w:bookmarkStart w:id="280" w:name="_Toc236318452"/>
-      <w:r>
-        <w:lastRenderedPageBreak/>
+      <w:bookmarkStart w:id="285" w:name="_Tab_c7_1_1_m_args"/>
+      <w:bookmarkStart w:id="286" w:name="_Toc236398378"/>
+      <w:r>
         <w:t xml:space="preserve">Table </w:t>
       </w:r>
       <w:r>
@@ -35661,7 +37265,7 @@
         <w:rPr>
           <w:noProof/>
         </w:rPr>
-        <w:t>18</w:t>
+        <w:t>20</w:t>
       </w:r>
       <w:r>
         <w:fldChar w:fldCharType="end"/>
@@ -35669,8 +37273,8 @@
       <w:r>
         <w:t xml:space="preserve"> – GetSchema Method Arguments</w:t>
       </w:r>
-      <w:bookmarkEnd w:id="279"/>
-      <w:bookmarkEnd w:id="280"/>
+      <w:bookmarkEnd w:id="285"/>
+      <w:bookmarkEnd w:id="286"/>
     </w:p>
     <w:tbl>
       <w:tblPr>
@@ -35923,8 +37527,8 @@
       <w:pPr>
         <w:pStyle w:val="TABLE-title"/>
       </w:pPr>
-      <w:bookmarkStart w:id="281" w:name="_Tab_c7_1_1_m_as"/>
-      <w:bookmarkStart w:id="282" w:name="_Toc236318453"/>
+      <w:bookmarkStart w:id="287" w:name="_Tab_c7_1_1_m_as"/>
+      <w:bookmarkStart w:id="288" w:name="_Toc236398379"/>
       <w:r>
         <w:t xml:space="preserve">Table </w:t>
       </w:r>
@@ -35941,7 +37545,7 @@
         <w:rPr>
           <w:noProof/>
         </w:rPr>
-        <w:t>19</w:t>
+        <w:t>21</w:t>
       </w:r>
       <w:r>
         <w:fldChar w:fldCharType="end"/>
@@ -35949,8 +37553,8 @@
       <w:r>
         <w:t xml:space="preserve"> – GetSchema Method AddressSpace definition</w:t>
       </w:r>
-      <w:bookmarkEnd w:id="281"/>
-      <w:bookmarkEnd w:id="282"/>
+      <w:bookmarkEnd w:id="287"/>
+      <w:bookmarkEnd w:id="288"/>
     </w:p>
     <w:tbl>
       <w:tblPr>
@@ -36455,13 +38059,13 @@
       <w:pPr>
         <w:pStyle w:val="Heading2"/>
       </w:pPr>
-      <w:bookmarkStart w:id="283" w:name="_Clause_c7_2"/>
-      <w:bookmarkStart w:id="284" w:name="_Toc236318408"/>
+      <w:bookmarkStart w:id="289" w:name="_Clause_c7_2"/>
+      <w:bookmarkStart w:id="290" w:name="_Toc236398332"/>
       <w:r>
         <w:t>SchemaGroupType</w:t>
       </w:r>
-      <w:bookmarkEnd w:id="283"/>
-      <w:bookmarkEnd w:id="284"/>
+      <w:bookmarkEnd w:id="289"/>
+      <w:bookmarkEnd w:id="290"/>
     </w:p>
     <w:p>
       <w:pPr>
@@ -36475,8 +38079,8 @@
       <w:pPr>
         <w:pStyle w:val="TABLE-title"/>
       </w:pPr>
-      <w:bookmarkStart w:id="285" w:name="_Tab_c7_2_def"/>
-      <w:bookmarkStart w:id="286" w:name="_Toc236318454"/>
+      <w:bookmarkStart w:id="291" w:name="_Tab_c7_2_def"/>
+      <w:bookmarkStart w:id="292" w:name="_Toc236398380"/>
       <w:r>
         <w:t xml:space="preserve">Table </w:t>
       </w:r>
@@ -36493,7 +38097,7 @@
         <w:rPr>
           <w:noProof/>
         </w:rPr>
-        <w:t>20</w:t>
+        <w:t>22</w:t>
       </w:r>
       <w:r>
         <w:fldChar w:fldCharType="end"/>
@@ -36501,8 +38105,8 @@
       <w:r>
         <w:t xml:space="preserve"> – SchemaGroupType definition</w:t>
       </w:r>
-      <w:bookmarkEnd w:id="285"/>
-      <w:bookmarkEnd w:id="286"/>
+      <w:bookmarkEnd w:id="291"/>
+      <w:bookmarkEnd w:id="292"/>
     </w:p>
     <w:tbl>
       <w:tblPr>
@@ -37136,6 +38740,31 @@
               <w:pStyle w:val="TableText"/>
             </w:pPr>
             <w:r>
+              <w:t>SREG-Identity</w:t>
+            </w:r>
+          </w:p>
+        </w:tc>
+      </w:tr>
+      <w:tr>
+        <w:trPr>
+          <w:jc w:val="center"/>
+        </w:trPr>
+        <w:tc>
+          <w:tcPr>
+            <w:tcW w:w="8926" w:type="dxa"/>
+            <w:gridSpan w:val="6"/>
+            <w:tcBorders>
+              <w:top w:val="single" w:sz="4" w:space="0" w:color="auto"/>
+              <w:left w:val="single" w:sz="4" w:space="0" w:color="auto"/>
+              <w:bottom w:val="single" w:sz="4" w:space="0" w:color="auto"/>
+              <w:right w:val="single" w:sz="4" w:space="0" w:color="auto"/>
+            </w:tcBorders>
+          </w:tcPr>
+          <w:p>
+            <w:pPr>
+              <w:pStyle w:val="TableText"/>
+            </w:pPr>
+            <w:r>
               <w:t>SREG-StructureMaterialization</w:t>
             </w:r>
           </w:p>
@@ -37151,13 +38780,13 @@
       <w:pPr>
         <w:pStyle w:val="Heading2"/>
       </w:pPr>
-      <w:bookmarkStart w:id="287" w:name="_Clause_c7_3"/>
-      <w:bookmarkStart w:id="288" w:name="_Toc236318409"/>
+      <w:bookmarkStart w:id="293" w:name="_Clause_c7_3"/>
+      <w:bookmarkStart w:id="294" w:name="_Toc236398333"/>
       <w:r>
         <w:t>SchemaFileType</w:t>
       </w:r>
-      <w:bookmarkEnd w:id="287"/>
-      <w:bookmarkEnd w:id="288"/>
+      <w:bookmarkEnd w:id="293"/>
+      <w:bookmarkEnd w:id="294"/>
     </w:p>
     <w:p>
       <w:pPr>
@@ -37171,8 +38800,8 @@
       <w:pPr>
         <w:pStyle w:val="TABLE-title"/>
       </w:pPr>
-      <w:bookmarkStart w:id="289" w:name="_Tab_c7_3_def"/>
-      <w:bookmarkStart w:id="290" w:name="_Toc236318455"/>
+      <w:bookmarkStart w:id="295" w:name="_Tab_c7_3_def"/>
+      <w:bookmarkStart w:id="296" w:name="_Toc236398381"/>
       <w:r>
         <w:lastRenderedPageBreak/>
         <w:t xml:space="preserve">Table </w:t>
@@ -37190,7 +38819,7 @@
         <w:rPr>
           <w:noProof/>
         </w:rPr>
-        <w:t>21</w:t>
+        <w:t>23</w:t>
       </w:r>
       <w:r>
         <w:fldChar w:fldCharType="end"/>
@@ -37198,8 +38827,8 @@
       <w:r>
         <w:t xml:space="preserve"> – SchemaFileType definition</w:t>
       </w:r>
-      <w:bookmarkEnd w:id="289"/>
-      <w:bookmarkEnd w:id="290"/>
+      <w:bookmarkEnd w:id="295"/>
+      <w:bookmarkEnd w:id="296"/>
     </w:p>
     <w:tbl>
       <w:tblPr>
@@ -38721,24 +40350,115 @@
         </w:trPr>
         <w:tc>
           <w:tcPr>
-            <w:tcW w:w="8926" w:type="dxa"/>
-            <w:gridSpan w:val="6"/>
-            <w:tcBorders>
-              <w:top w:val="single" w:sz="4" w:space="0" w:color="auto"/>
-              <w:left w:val="single" w:sz="4" w:space="0" w:color="auto"/>
-              <w:bottom w:val="double" w:sz="4" w:space="0" w:color="auto"/>
-              <w:right w:val="single" w:sz="4" w:space="0" w:color="auto"/>
-            </w:tcBorders>
-          </w:tcPr>
-          <w:p>
-            <w:pPr>
-              <w:pStyle w:val="TableText"/>
-            </w:pPr>
-            <w:r>
-              <w:rPr>
-                <w:b/>
-              </w:rPr>
-              <w:t>Conformance Units</w:t>
+            <w:tcW w:w="1696" w:type="dxa"/>
+            <w:tcBorders>
+              <w:top w:val="single" w:sz="4" w:space="0" w:color="auto"/>
+              <w:left w:val="single" w:sz="4" w:space="0" w:color="auto"/>
+              <w:bottom w:val="single" w:sz="4" w:space="0" w:color="auto"/>
+              <w:right w:val="single" w:sz="4" w:space="0" w:color="auto"/>
+            </w:tcBorders>
+          </w:tcPr>
+          <w:p>
+            <w:pPr>
+              <w:pStyle w:val="TableText"/>
+            </w:pPr>
+            <w:r>
+              <w:t>0:HasProperty</w:t>
+            </w:r>
+          </w:p>
+        </w:tc>
+        <w:tc>
+          <w:tcPr>
+            <w:tcW w:w="1134" w:type="dxa"/>
+            <w:tcBorders>
+              <w:top w:val="single" w:sz="4" w:space="0" w:color="auto"/>
+              <w:left w:val="single" w:sz="4" w:space="0" w:color="auto"/>
+              <w:bottom w:val="single" w:sz="4" w:space="0" w:color="auto"/>
+              <w:right w:val="single" w:sz="4" w:space="0" w:color="auto"/>
+            </w:tcBorders>
+          </w:tcPr>
+          <w:p>
+            <w:pPr>
+              <w:pStyle w:val="TableText"/>
+            </w:pPr>
+            <w:r>
+              <w:t>Variable</w:t>
+            </w:r>
+          </w:p>
+        </w:tc>
+        <w:tc>
+          <w:tcPr>
+            <w:tcW w:w="2127" w:type="dxa"/>
+            <w:tcBorders>
+              <w:top w:val="single" w:sz="4" w:space="0" w:color="auto"/>
+              <w:left w:val="single" w:sz="4" w:space="0" w:color="auto"/>
+              <w:bottom w:val="single" w:sz="4" w:space="0" w:color="auto"/>
+              <w:right w:val="single" w:sz="4" w:space="0" w:color="auto"/>
+            </w:tcBorders>
+          </w:tcPr>
+          <w:p>
+            <w:pPr>
+              <w:pStyle w:val="TableTextWithTabs"/>
+            </w:pPr>
+            <w:r>
+              <w:t>SchemaName</w:t>
+            </w:r>
+          </w:p>
+        </w:tc>
+        <w:tc>
+          <w:tcPr>
+            <w:tcW w:w="1275" w:type="dxa"/>
+            <w:tcBorders>
+              <w:top w:val="single" w:sz="4" w:space="0" w:color="auto"/>
+              <w:left w:val="single" w:sz="4" w:space="0" w:color="auto"/>
+              <w:bottom w:val="single" w:sz="4" w:space="0" w:color="auto"/>
+              <w:right w:val="single" w:sz="4" w:space="0" w:color="auto"/>
+            </w:tcBorders>
+          </w:tcPr>
+          <w:p>
+            <w:pPr>
+              <w:pStyle w:val="TableText"/>
+            </w:pPr>
+            <w:r>
+              <w:t>0:String</w:t>
+            </w:r>
+          </w:p>
+        </w:tc>
+        <w:tc>
+          <w:tcPr>
+            <w:tcW w:w="1843" w:type="dxa"/>
+            <w:tcBorders>
+              <w:top w:val="single" w:sz="4" w:space="0" w:color="auto"/>
+              <w:left w:val="single" w:sz="4" w:space="0" w:color="auto"/>
+              <w:bottom w:val="single" w:sz="4" w:space="0" w:color="auto"/>
+              <w:right w:val="single" w:sz="4" w:space="0" w:color="auto"/>
+            </w:tcBorders>
+          </w:tcPr>
+          <w:p>
+            <w:pPr>
+              <w:pStyle w:val="TableText"/>
+            </w:pPr>
+            <w:r>
+              <w:t>0:PropertyType</w:t>
+            </w:r>
+          </w:p>
+        </w:tc>
+        <w:tc>
+          <w:tcPr>
+            <w:tcW w:w="851" w:type="dxa"/>
+            <w:tcBorders>
+              <w:top w:val="single" w:sz="4" w:space="0" w:color="auto"/>
+              <w:left w:val="single" w:sz="4" w:space="0" w:color="auto"/>
+              <w:bottom w:val="single" w:sz="4" w:space="0" w:color="auto"/>
+              <w:right w:val="single" w:sz="4" w:space="0" w:color="auto"/>
+            </w:tcBorders>
+          </w:tcPr>
+          <w:p>
+            <w:pPr>
+              <w:pStyle w:val="TableText"/>
+            </w:pPr>
+            <w:r>
+              <w:t>M</w:t>
             </w:r>
           </w:p>
         </w:tc>
@@ -38752,18 +40472,21 @@
             <w:tcW w:w="8926" w:type="dxa"/>
             <w:gridSpan w:val="6"/>
             <w:tcBorders>
-              <w:top w:val="double" w:sz="4" w:space="0" w:color="auto"/>
-              <w:left w:val="single" w:sz="4" w:space="0" w:color="auto"/>
-              <w:bottom w:val="single" w:sz="4" w:space="0" w:color="auto"/>
-              <w:right w:val="single" w:sz="4" w:space="0" w:color="auto"/>
-            </w:tcBorders>
-          </w:tcPr>
-          <w:p>
-            <w:pPr>
-              <w:pStyle w:val="TableText"/>
-            </w:pPr>
-            <w:r>
-              <w:t>SREG-SchemaDownload</w:t>
+              <w:top w:val="single" w:sz="4" w:space="0" w:color="auto"/>
+              <w:left w:val="single" w:sz="4" w:space="0" w:color="auto"/>
+              <w:bottom w:val="double" w:sz="4" w:space="0" w:color="auto"/>
+              <w:right w:val="single" w:sz="4" w:space="0" w:color="auto"/>
+            </w:tcBorders>
+          </w:tcPr>
+          <w:p>
+            <w:pPr>
+              <w:pStyle w:val="TableText"/>
+            </w:pPr>
+            <w:r>
+              <w:rPr>
+                <w:b/>
+              </w:rPr>
+              <w:t>Conformance Units</w:t>
             </w:r>
           </w:p>
         </w:tc>
@@ -38777,7 +40500,7 @@
             <w:tcW w:w="8926" w:type="dxa"/>
             <w:gridSpan w:val="6"/>
             <w:tcBorders>
-              <w:top w:val="single" w:sz="4" w:space="0" w:color="auto"/>
+              <w:top w:val="double" w:sz="4" w:space="0" w:color="auto"/>
               <w:left w:val="single" w:sz="4" w:space="0" w:color="auto"/>
               <w:bottom w:val="single" w:sz="4" w:space="0" w:color="auto"/>
               <w:right w:val="single" w:sz="4" w:space="0" w:color="auto"/>
@@ -38788,7 +40511,7 @@
               <w:pStyle w:val="TableText"/>
             </w:pPr>
             <w:r>
-              <w:t>SREG-SchemaVersioning</w:t>
+              <w:t>SREG-SchemaDownload</w:t>
             </w:r>
           </w:p>
         </w:tc>
@@ -38813,6 +40536,56 @@
               <w:pStyle w:val="TableText"/>
             </w:pPr>
             <w:r>
+              <w:t>SREG-Identity</w:t>
+            </w:r>
+          </w:p>
+        </w:tc>
+      </w:tr>
+      <w:tr>
+        <w:trPr>
+          <w:jc w:val="center"/>
+        </w:trPr>
+        <w:tc>
+          <w:tcPr>
+            <w:tcW w:w="8926" w:type="dxa"/>
+            <w:gridSpan w:val="6"/>
+            <w:tcBorders>
+              <w:top w:val="single" w:sz="4" w:space="0" w:color="auto"/>
+              <w:left w:val="single" w:sz="4" w:space="0" w:color="auto"/>
+              <w:bottom w:val="single" w:sz="4" w:space="0" w:color="auto"/>
+              <w:right w:val="single" w:sz="4" w:space="0" w:color="auto"/>
+            </w:tcBorders>
+          </w:tcPr>
+          <w:p>
+            <w:pPr>
+              <w:pStyle w:val="TableText"/>
+            </w:pPr>
+            <w:r>
+              <w:t>SREG-SchemaVersioning</w:t>
+            </w:r>
+          </w:p>
+        </w:tc>
+      </w:tr>
+      <w:tr>
+        <w:trPr>
+          <w:jc w:val="center"/>
+        </w:trPr>
+        <w:tc>
+          <w:tcPr>
+            <w:tcW w:w="8926" w:type="dxa"/>
+            <w:gridSpan w:val="6"/>
+            <w:tcBorders>
+              <w:top w:val="single" w:sz="4" w:space="0" w:color="auto"/>
+              <w:left w:val="single" w:sz="4" w:space="0" w:color="auto"/>
+              <w:bottom w:val="single" w:sz="4" w:space="0" w:color="auto"/>
+              <w:right w:val="single" w:sz="4" w:space="0" w:color="auto"/>
+            </w:tcBorders>
+          </w:tcPr>
+          <w:p>
+            <w:pPr>
+              <w:pStyle w:val="TableText"/>
+            </w:pPr>
+            <w:r>
               <w:t>SREG-TtlMirror</w:t>
             </w:r>
           </w:p>
@@ -38828,25 +40601,25 @@
       <w:pPr>
         <w:pStyle w:val="Heading1"/>
       </w:pPr>
-      <w:bookmarkStart w:id="291" w:name="_Clause_c8"/>
-      <w:bookmarkStart w:id="292" w:name="_Toc236318410"/>
+      <w:bookmarkStart w:id="297" w:name="_Clause_c8"/>
+      <w:bookmarkStart w:id="298" w:name="_Toc236398334"/>
       <w:r>
         <w:t>Instances</w:t>
       </w:r>
-      <w:bookmarkEnd w:id="291"/>
-      <w:bookmarkEnd w:id="292"/>
+      <w:bookmarkEnd w:id="297"/>
+      <w:bookmarkEnd w:id="298"/>
     </w:p>
     <w:p>
       <w:pPr>
         <w:pStyle w:val="Heading2"/>
       </w:pPr>
-      <w:bookmarkStart w:id="293" w:name="_Clause_c8_1"/>
-      <w:bookmarkStart w:id="294" w:name="_Toc236318411"/>
+      <w:bookmarkStart w:id="299" w:name="_Clause_c8_1"/>
+      <w:bookmarkStart w:id="300" w:name="_Toc236398335"/>
       <w:r>
         <w:t>SchemaRegistry</w:t>
       </w:r>
-      <w:bookmarkEnd w:id="293"/>
-      <w:bookmarkEnd w:id="294"/>
+      <w:bookmarkEnd w:id="299"/>
+      <w:bookmarkEnd w:id="300"/>
     </w:p>
     <w:p>
       <w:pPr>
@@ -38860,8 +40633,8 @@
       <w:pPr>
         <w:pStyle w:val="TABLE-title"/>
       </w:pPr>
-      <w:bookmarkStart w:id="295" w:name="_Tab_c8_1_def"/>
-      <w:bookmarkStart w:id="296" w:name="_Toc236318456"/>
+      <w:bookmarkStart w:id="301" w:name="_Tab_c8_1_def"/>
+      <w:bookmarkStart w:id="302" w:name="_Toc236398382"/>
       <w:r>
         <w:t xml:space="preserve">Table </w:t>
       </w:r>
@@ -38878,7 +40651,7 @@
         <w:rPr>
           <w:noProof/>
         </w:rPr>
-        <w:t>22</w:t>
+        <w:t>24</w:t>
       </w:r>
       <w:r>
         <w:fldChar w:fldCharType="end"/>
@@ -38886,8 +40659,8 @@
       <w:r>
         <w:t xml:space="preserve"> – SchemaRegistry definition</w:t>
       </w:r>
-      <w:bookmarkEnd w:id="295"/>
-      <w:bookmarkEnd w:id="296"/>
+      <w:bookmarkEnd w:id="301"/>
+      <w:bookmarkEnd w:id="302"/>
     </w:p>
     <w:tbl>
       <w:tblPr>
@@ -39361,13 +41134,13 @@
       <w:pPr>
         <w:pStyle w:val="Heading3"/>
       </w:pPr>
-      <w:bookmarkStart w:id="297" w:name="_Clause_c8_1_1"/>
-      <w:bookmarkStart w:id="298" w:name="_Toc236318412"/>
+      <w:bookmarkStart w:id="303" w:name="_Clause_c8_1_1"/>
+      <w:bookmarkStart w:id="304" w:name="_Toc236398336"/>
       <w:r>
         <w:t>GetSchema</w:t>
       </w:r>
-      <w:bookmarkEnd w:id="297"/>
-      <w:bookmarkEnd w:id="298"/>
+      <w:bookmarkEnd w:id="303"/>
+      <w:bookmarkEnd w:id="304"/>
     </w:p>
     <w:p>
       <w:pPr>
@@ -39429,8 +41202,8 @@
       <w:pPr>
         <w:pStyle w:val="TABLE-title"/>
       </w:pPr>
-      <w:bookmarkStart w:id="299" w:name="_Tab_c8_1_1_m_args"/>
-      <w:bookmarkStart w:id="300" w:name="_Toc236318457"/>
+      <w:bookmarkStart w:id="305" w:name="_Tab_c8_1_1_m_args"/>
+      <w:bookmarkStart w:id="306" w:name="_Toc236398383"/>
       <w:r>
         <w:lastRenderedPageBreak/>
         <w:t xml:space="preserve">Table </w:t>
@@ -39448,7 +41221,7 @@
         <w:rPr>
           <w:noProof/>
         </w:rPr>
-        <w:t>23</w:t>
+        <w:t>25</w:t>
       </w:r>
       <w:r>
         <w:fldChar w:fldCharType="end"/>
@@ -39456,8 +41229,8 @@
       <w:r>
         <w:t xml:space="preserve"> – GetSchema Method Arguments</w:t>
       </w:r>
-      <w:bookmarkEnd w:id="299"/>
-      <w:bookmarkEnd w:id="300"/>
+      <w:bookmarkEnd w:id="305"/>
+      <w:bookmarkEnd w:id="306"/>
     </w:p>
     <w:tbl>
       <w:tblPr>
@@ -39710,8 +41483,8 @@
       <w:pPr>
         <w:pStyle w:val="TABLE-title"/>
       </w:pPr>
-      <w:bookmarkStart w:id="301" w:name="_Tab_c8_1_1_m_as"/>
-      <w:bookmarkStart w:id="302" w:name="_Toc236318458"/>
+      <w:bookmarkStart w:id="307" w:name="_Tab_c8_1_1_m_as"/>
+      <w:bookmarkStart w:id="308" w:name="_Toc236398384"/>
       <w:r>
         <w:t xml:space="preserve">Table </w:t>
       </w:r>
@@ -39728,7 +41501,7 @@
         <w:rPr>
           <w:noProof/>
         </w:rPr>
-        <w:t>24</w:t>
+        <w:t>26</w:t>
       </w:r>
       <w:r>
         <w:fldChar w:fldCharType="end"/>
@@ -39736,8 +41509,8 @@
       <w:r>
         <w:t xml:space="preserve"> – GetSchema Method AddressSpace definition</w:t>
       </w:r>
-      <w:bookmarkEnd w:id="301"/>
-      <w:bookmarkEnd w:id="302"/>
+      <w:bookmarkEnd w:id="307"/>
+      <w:bookmarkEnd w:id="308"/>
     </w:p>
     <w:tbl>
       <w:tblPr>
@@ -40296,20 +42069,20 @@
         <w:pStyle w:val="Heading1"/>
         <w:pageBreakBefore/>
       </w:pPr>
-      <w:bookmarkStart w:id="303" w:name="_Ref37835213"/>
-      <w:bookmarkStart w:id="304" w:name="_Toc184117007"/>
-      <w:bookmarkStart w:id="305" w:name="_Ref85018491"/>
-      <w:bookmarkStart w:id="306" w:name="_Clause_c9"/>
-      <w:bookmarkStart w:id="307" w:name="_Toc236318413"/>
+      <w:bookmarkStart w:id="309" w:name="_Ref37835213"/>
+      <w:bookmarkStart w:id="310" w:name="_Toc184117007"/>
+      <w:bookmarkStart w:id="311" w:name="_Ref85018491"/>
+      <w:bookmarkStart w:id="312" w:name="_Clause_c9"/>
+      <w:bookmarkStart w:id="313" w:name="_Toc236398337"/>
       <w:r>
         <w:lastRenderedPageBreak/>
         <w:t>Profiles and conformance units</w:t>
       </w:r>
-      <w:bookmarkEnd w:id="303"/>
-      <w:bookmarkEnd w:id="304"/>
-      <w:bookmarkEnd w:id="305"/>
-      <w:bookmarkEnd w:id="306"/>
-      <w:bookmarkEnd w:id="307"/>
+      <w:bookmarkEnd w:id="309"/>
+      <w:bookmarkEnd w:id="310"/>
+      <w:bookmarkEnd w:id="311"/>
+      <w:bookmarkEnd w:id="312"/>
+      <w:bookmarkEnd w:id="313"/>
     </w:p>
     <w:p>
       <w:pPr>
@@ -40379,10 +42152,7 @@
         <w:t>mandatory</w:t>
       </w:r>
       <w:r>
-        <w:t xml:space="preserve"> download of a schema (§5.1</w:t>
-      </w:r>
-      <w:r>
-        <w:t xml:space="preserve">) for at least one schema-based format, and preserves reversibility end-to-end: a value encoded per a registered schema and decoded through the resolved schema equals the original (the acceptance corpus of the encoding additions). Conformance does </w:t>
+        <w:t xml:space="preserve"> download of a schema (§5.1) for at least one schema-based format, and preserves reversibility end-to-end: a value encoded per a registered schema and decoded through the resolved schema equals the original (the acceptance corpus of the encoding additions). Conformance does </w:t>
       </w:r>
       <w:r>
         <w:rPr>
@@ -40423,22 +42193,19 @@
         <w:fldChar w:fldCharType="begin"/>
       </w:r>
       <w:r>
-        <w:instrText xml:space="preserve"> REF _Clause_c6_12_1 \r \h </w:instrText>
+        <w:instrText xml:space="preserve"> REF _Clause_c6_13_1 \r \h </w:instrText>
       </w:r>
       <w:r>
         <w:fldChar w:fldCharType="separate"/>
       </w:r>
       <w:r>
-        <w:t>6.12.1</w:t>
+        <w:t>6.13.1</w:t>
       </w:r>
       <w:r>
         <w:fldChar w:fldCharType="end"/>
       </w:r>
       <w:r>
-        <w:t>), the xRegistry API/JSON projection (§10.2), TTL/mirror (§9</w:t>
-      </w:r>
-      <w:r>
-        <w:t xml:space="preserve">), federation (Annex B) and the PubSub DataSet schema profile (Annex C) are optional and independently conformant. A conformant registry exposes ObjectTypes and Properties compatible with </w:t>
+        <w:t xml:space="preserve">), the xRegistry API/JSON projection (§10.2), TTL/mirror (§9), federation (Annex B) and the PubSub DataSet schema profile (Annex C) are optional and independently conformant. A conformant registry exposes ObjectTypes and Properties compatible with </w:t>
       </w:r>
       <w:r>
         <w:fldChar w:fldCharType="begin"/>
@@ -40509,7 +42276,7 @@
         <w:t>conformance units (CUs)</w:t>
       </w:r>
       <w:r>
-        <w:t xml:space="preserve">. Only </w:t>
+        <w:t xml:space="preserve">. </w:t>
       </w:r>
       <w:r>
         <w:rPr>
@@ -40518,15 +42285,24 @@
         <w:t>SREG-SchemaDownload</w:t>
       </w:r>
       <w:r>
-        <w:t xml:space="preserve"> is mandatory; every other unit may be claimed on its own.</w:t>
+        <w:t xml:space="preserve"> and </w:t>
+      </w:r>
+      <w:r>
+        <w:rPr>
+          <w:rStyle w:val="VARIABLE"/>
+        </w:rPr>
+        <w:t>SREG-Identity</w:t>
+      </w:r>
+      <w:r>
+        <w:t xml:space="preserve"> are mandatory; every other unit may be claimed on its own.</w:t>
       </w:r>
     </w:p>
     <w:p>
       <w:pPr>
         <w:pStyle w:val="TABLE-title"/>
       </w:pPr>
-      <w:bookmarkStart w:id="308" w:name="_Tab_profiles_and_conformance_units_tab1"/>
-      <w:bookmarkStart w:id="309" w:name="_Toc236318459"/>
+      <w:bookmarkStart w:id="314" w:name="_Tab_profiles_and_conformance_units_tab1"/>
+      <w:bookmarkStart w:id="315" w:name="_Toc236398385"/>
       <w:r>
         <w:t xml:space="preserve">Table </w:t>
       </w:r>
@@ -40543,7 +42319,7 @@
         <w:rPr>
           <w:noProof/>
         </w:rPr>
-        <w:t>25</w:t>
+        <w:t>27</w:t>
       </w:r>
       <w:r>
         <w:fldChar w:fldCharType="end"/>
@@ -40551,8 +42327,8 @@
       <w:r>
         <w:t xml:space="preserve"> – Profiles and conformance units</w:t>
       </w:r>
-      <w:bookmarkEnd w:id="308"/>
-      <w:bookmarkEnd w:id="309"/>
+      <w:bookmarkEnd w:id="314"/>
+      <w:bookmarkEnd w:id="315"/>
     </w:p>
     <w:tbl>
       <w:tblPr>
@@ -40781,7 +42557,7 @@
               <w:rPr>
                 <w:rStyle w:val="VARIABLE"/>
               </w:rPr>
-              <w:t>SREG-SchemaRegistration</w:t>
+              <w:t>SREG-Identity</w:t>
             </w:r>
           </w:p>
         </w:tc>
@@ -40800,7 +42576,103 @@
               <w:pStyle w:val="TableText"/>
             </w:pPr>
             <w:r>
-              <w:t>Creating and writing schema resources through the inherited xRegistry create/write surface (§5.2).</w:t>
+              <w:rPr>
+                <w:b/>
+              </w:rPr>
+              <w:t>Mandatory.</w:t>
+            </w:r>
+            <w:r>
+              <w:t xml:space="preserve"> Every group carries </w:t>
+            </w:r>
+            <w:r>
+              <w:rPr>
+                <w:rStyle w:val="VARIABLE"/>
+              </w:rPr>
+              <w:t>NamespaceUri</w:t>
+            </w:r>
+            <w:r>
+              <w:t xml:space="preserve">, a </w:t>
+            </w:r>
+            <w:r>
+              <w:rPr>
+                <w:rStyle w:val="VARIABLE"/>
+              </w:rPr>
+              <w:t>groupid</w:t>
+            </w:r>
+            <w:r>
+              <w:t xml:space="preserve"> built from it and a non-empty </w:t>
+            </w:r>
+            <w:r>
+              <w:rPr>
+                <w:rStyle w:val="VARIABLE"/>
+              </w:rPr>
+              <w:t>Name</w:t>
+            </w:r>
+            <w:r>
+              <w:t xml:space="preserve">; every schema carries </w:t>
+            </w:r>
+            <w:r>
+              <w:rPr>
+                <w:rStyle w:val="VARIABLE"/>
+              </w:rPr>
+              <w:t>SchemaName</w:t>
+            </w:r>
+            <w:r>
+              <w:t xml:space="preserve">, </w:t>
+            </w:r>
+            <w:r>
+              <w:rPr>
+                <w:rStyle w:val="VARIABLE"/>
+              </w:rPr>
+              <w:t>Format</w:t>
+            </w:r>
+            <w:r>
+              <w:t xml:space="preserve">, a </w:t>
+            </w:r>
+            <w:r>
+              <w:rPr>
+                <w:rStyle w:val="VARIABLE"/>
+              </w:rPr>
+              <w:t>schemaid</w:t>
+            </w:r>
+            <w:r>
+              <w:t xml:space="preserve"> built from that pair and a non-empty </w:t>
+            </w:r>
+            <w:r>
+              <w:rPr>
+                <w:rStyle w:val="VARIABLE"/>
+              </w:rPr>
+              <w:t>Name</w:t>
+            </w:r>
+            <w:r>
+              <w:t>; and no identifier is derived from a document (</w:t>
+            </w:r>
+            <w:r>
+              <w:fldChar w:fldCharType="begin"/>
+            </w:r>
+            <w:r>
+              <w:instrText xml:space="preserve"> REF _Clause_c6_9 \r \h </w:instrText>
+            </w:r>
+            <w:r>
+              <w:fldChar w:fldCharType="separate"/>
+            </w:r>
+            <w:r>
+              <w:t>6.9</w:t>
+            </w:r>
+            <w:r>
+              <w:fldChar w:fldCharType="end"/>
+            </w:r>
+            <w:r>
+              <w:t xml:space="preserve">, base </w:t>
+            </w:r>
+            <w:r>
+              <w:rPr>
+                <w:rStyle w:val="VARIABLE"/>
+              </w:rPr>
+              <w:t>XREG-Identity</w:t>
+            </w:r>
+            <w:r>
+              <w:t>).</w:t>
             </w:r>
           </w:p>
         </w:tc>
@@ -40827,7 +42699,7 @@
               <w:rPr>
                 <w:rStyle w:val="VARIABLE"/>
               </w:rPr>
-              <w:t>SREG-SchemaVersioning</w:t>
+              <w:t>SREG-SchemaRegistration</w:t>
             </w:r>
           </w:p>
         </w:tc>
@@ -40846,67 +42718,7 @@
               <w:pStyle w:val="TableText"/>
             </w:pPr>
             <w:r>
-              <w:rPr>
-                <w:rStyle w:val="VARIABLE"/>
-              </w:rPr>
-              <w:t>Compatibility</w:t>
-            </w:r>
-            <w:r>
-              <w:t xml:space="preserve">, </w:t>
-            </w:r>
-            <w:r>
-              <w:rPr>
-                <w:rStyle w:val="VARIABLE"/>
-              </w:rPr>
-              <w:t>Ancestor</w:t>
-            </w:r>
-            <w:r>
-              <w:t xml:space="preserve">, </w:t>
-            </w:r>
-            <w:r>
-              <w:rPr>
-                <w:rStyle w:val="VARIABLE"/>
-              </w:rPr>
-              <w:t>ModelVersion</w:t>
-            </w:r>
-            <w:r>
-              <w:t xml:space="preserve">, </w:t>
-            </w:r>
-            <w:r>
-              <w:rPr>
-                <w:rStyle w:val="VARIABLE"/>
-              </w:rPr>
-              <w:t>ConfigurationVersion</w:t>
-            </w:r>
-            <w:r>
-              <w:t xml:space="preserve"> and </w:t>
-            </w:r>
-            <w:r>
-              <w:rPr>
-                <w:rStyle w:val="VARIABLE"/>
-              </w:rPr>
-              <w:t>IsDefault</w:t>
-            </w:r>
-            <w:r>
-              <w:t>, and the compatibility rules that govern them (</w:t>
-            </w:r>
-            <w:r>
-              <w:fldChar w:fldCharType="begin"/>
-            </w:r>
-            <w:r>
-              <w:instrText xml:space="preserve"> REF _Clause_c6_9 \r \h </w:instrText>
-            </w:r>
-            <w:r>
-              <w:fldChar w:fldCharType="separate"/>
-            </w:r>
-            <w:r>
-              <w:t>6.9</w:t>
-            </w:r>
-            <w:r>
-              <w:fldChar w:fldCharType="end"/>
-            </w:r>
-            <w:r>
-              <w:t>).</w:t>
+              <w:t>Creating and writing schema resources through the inherited xRegistry create/write surface (§5.2).</w:t>
             </w:r>
           </w:p>
         </w:tc>
@@ -40933,7 +42745,7 @@
               <w:rPr>
                 <w:rStyle w:val="VARIABLE"/>
               </w:rPr>
-              <w:t>SREG-TtlMirror</w:t>
+              <w:t>SREG-SchemaVersioning</w:t>
             </w:r>
           </w:p>
         </w:tc>
@@ -40955,7 +42767,34 @@
               <w:rPr>
                 <w:rStyle w:val="VARIABLE"/>
               </w:rPr>
-              <w:t>Ttl</w:t>
+              <w:t>Compatibility</w:t>
+            </w:r>
+            <w:r>
+              <w:t xml:space="preserve">, </w:t>
+            </w:r>
+            <w:r>
+              <w:rPr>
+                <w:rStyle w:val="VARIABLE"/>
+              </w:rPr>
+              <w:t>Ancestor</w:t>
+            </w:r>
+            <w:r>
+              <w:t xml:space="preserve">, </w:t>
+            </w:r>
+            <w:r>
+              <w:rPr>
+                <w:rStyle w:val="VARIABLE"/>
+              </w:rPr>
+              <w:t>ModelVersion</w:t>
+            </w:r>
+            <w:r>
+              <w:t xml:space="preserve">, </w:t>
+            </w:r>
+            <w:r>
+              <w:rPr>
+                <w:rStyle w:val="VARIABLE"/>
+              </w:rPr>
+              <w:t>ConfigurationVersion</w:t>
             </w:r>
             <w:r>
               <w:t xml:space="preserve"> and </w:t>
@@ -40964,22 +42803,22 @@
               <w:rPr>
                 <w:rStyle w:val="VARIABLE"/>
               </w:rPr>
-              <w:t>ExpiryTime</w:t>
-            </w:r>
-            <w:r>
-              <w:t>, and the mirror and refresh semantics that use them (</w:t>
+              <w:t>IsDefault</w:t>
+            </w:r>
+            <w:r>
+              <w:t>, and the compatibility rules that govern them (</w:t>
             </w:r>
             <w:r>
               <w:fldChar w:fldCharType="begin"/>
             </w:r>
             <w:r>
-              <w:instrText xml:space="preserve"> REF _Clause_c6_11 \r \h </w:instrText>
+              <w:instrText xml:space="preserve"> REF _Clause_c6_10 \r \h </w:instrText>
             </w:r>
             <w:r>
               <w:fldChar w:fldCharType="separate"/>
             </w:r>
             <w:r>
-              <w:t>6.11</w:t>
+              <w:t>6.10</w:t>
             </w:r>
             <w:r>
               <w:fldChar w:fldCharType="end"/>
@@ -41012,7 +42851,7 @@
               <w:rPr>
                 <w:rStyle w:val="VARIABLE"/>
               </w:rPr>
-              <w:t>SREG-StructureMaterialization</w:t>
+              <w:t>SREG-TtlMirror</w:t>
             </w:r>
           </w:p>
         </w:tc>
@@ -41031,19 +42870,34 @@
               <w:pStyle w:val="TableText"/>
             </w:pPr>
             <w:r>
-              <w:t>Auto-bootstrap of the group and file structure from the Server's own schemas (</w:t>
+              <w:rPr>
+                <w:rStyle w:val="VARIABLE"/>
+              </w:rPr>
+              <w:t>Ttl</w:t>
+            </w:r>
+            <w:r>
+              <w:t xml:space="preserve"> and </w:t>
+            </w:r>
+            <w:r>
+              <w:rPr>
+                <w:rStyle w:val="VARIABLE"/>
+              </w:rPr>
+              <w:t>ExpiryTime</w:t>
+            </w:r>
+            <w:r>
+              <w:t>, and the mirror and refresh semantics that use them (</w:t>
             </w:r>
             <w:r>
               <w:fldChar w:fldCharType="begin"/>
             </w:r>
             <w:r>
-              <w:instrText xml:space="preserve"> REF _Clause_c6_12_1 \r \h </w:instrText>
+              <w:instrText xml:space="preserve"> REF _Clause_c6_12 \r \h </w:instrText>
             </w:r>
             <w:r>
               <w:fldChar w:fldCharType="separate"/>
             </w:r>
             <w:r>
-              <w:t>6.12.1</w:t>
+              <w:t>6.12</w:t>
             </w:r>
             <w:r>
               <w:fldChar w:fldCharType="end"/>
@@ -41076,7 +42930,7 @@
               <w:rPr>
                 <w:rStyle w:val="VARIABLE"/>
               </w:rPr>
-              <w:t>SREG-XRegistryApi</w:t>
+              <w:t>SREG-StructureMaterialization</w:t>
             </w:r>
           </w:p>
         </w:tc>
@@ -41095,7 +42949,25 @@
               <w:pStyle w:val="TableText"/>
             </w:pPr>
             <w:r>
-              <w:t>Serving the xRegistry API and its JSON projection over the same registry (§10.2).</w:t>
+              <w:t>Auto-bootstrap of the group and file structure from the Server's own schemas (</w:t>
+            </w:r>
+            <w:r>
+              <w:fldChar w:fldCharType="begin"/>
+            </w:r>
+            <w:r>
+              <w:instrText xml:space="preserve"> REF _Clause_c6_13_1 \r \h </w:instrText>
+            </w:r>
+            <w:r>
+              <w:fldChar w:fldCharType="separate"/>
+            </w:r>
+            <w:r>
+              <w:t>6.13.1</w:t>
+            </w:r>
+            <w:r>
+              <w:fldChar w:fldCharType="end"/>
+            </w:r>
+            <w:r>
+              <w:t>).</w:t>
             </w:r>
           </w:p>
         </w:tc>
@@ -41122,7 +42994,7 @@
               <w:rPr>
                 <w:rStyle w:val="VARIABLE"/>
               </w:rPr>
-              <w:t>SREG-Federation</w:t>
+              <w:t>SREG-XRegistryApi</w:t>
             </w:r>
           </w:p>
         </w:tc>
@@ -41141,7 +43013,7 @@
               <w:pStyle w:val="TableText"/>
             </w:pPr>
             <w:r>
-              <w:t>Resolving a schema that another registry holds, with parity between the OPC UA and HTTP paths (Annex B).</w:t>
+              <w:t>Serving the xRegistry API and its JSON projection over the same registry (§10.2).</w:t>
             </w:r>
           </w:p>
         </w:tc>
@@ -41168,6 +43040,52 @@
               <w:rPr>
                 <w:rStyle w:val="VARIABLE"/>
               </w:rPr>
+              <w:t>SREG-Federation</w:t>
+            </w:r>
+          </w:p>
+        </w:tc>
+        <w:tc>
+          <w:tcPr>
+            <w:tcW w:w="4463" w:type="dxa"/>
+            <w:tcBorders>
+              <w:top w:val="single" w:sz="4" w:space="0" w:color="auto"/>
+              <w:left w:val="single" w:sz="4" w:space="0" w:color="auto"/>
+              <w:bottom w:val="single" w:sz="4" w:space="0" w:color="auto"/>
+              <w:right w:val="single" w:sz="4" w:space="0" w:color="auto"/>
+            </w:tcBorders>
+          </w:tcPr>
+          <w:p>
+            <w:pPr>
+              <w:pStyle w:val="TableText"/>
+            </w:pPr>
+            <w:r>
+              <w:t>Resolving a schema that another registry holds, with parity between the OPC UA and HTTP paths (Annex B).</w:t>
+            </w:r>
+          </w:p>
+        </w:tc>
+      </w:tr>
+      <w:tr>
+        <w:trPr>
+          <w:jc w:val="center"/>
+        </w:trPr>
+        <w:tc>
+          <w:tcPr>
+            <w:tcW w:w="4463" w:type="dxa"/>
+            <w:tcBorders>
+              <w:top w:val="single" w:sz="4" w:space="0" w:color="auto"/>
+              <w:left w:val="single" w:sz="4" w:space="0" w:color="auto"/>
+              <w:bottom w:val="single" w:sz="4" w:space="0" w:color="auto"/>
+              <w:right w:val="single" w:sz="4" w:space="0" w:color="auto"/>
+            </w:tcBorders>
+          </w:tcPr>
+          <w:p>
+            <w:pPr>
+              <w:pStyle w:val="TableText"/>
+            </w:pPr>
+            <w:r>
+              <w:rPr>
+                <w:rStyle w:val="VARIABLE"/>
+              </w:rPr>
               <w:t>SREG-PubSubProfile</w:t>
             </w:r>
           </w:p>
@@ -41193,13 +43111,13 @@
               <w:fldChar w:fldCharType="begin"/>
             </w:r>
             <w:r>
-              <w:instrText xml:space="preserve"> REF _Clause_c6_13 \r \h </w:instrText>
+              <w:instrText xml:space="preserve"> REF _Clause_c6_14 \r \h </w:instrText>
             </w:r>
             <w:r>
               <w:fldChar w:fldCharType="separate"/>
             </w:r>
             <w:r>
-              <w:t>6.13</w:t>
+              <w:t>6.14</w:t>
             </w:r>
             <w:r>
               <w:fldChar w:fldCharType="end"/>
@@ -41245,6 +43163,15 @@
         <w:t>SREG-SchemaDownload</w:t>
       </w:r>
       <w:r>
+        <w:t xml:space="preserve"> + </w:t>
+      </w:r>
+      <w:r>
+        <w:rPr>
+          <w:rStyle w:val="VARIABLE"/>
+        </w:rPr>
+        <w:t>SREG-Identity</w:t>
+      </w:r>
+      <w:r>
         <w:t xml:space="preserve">. </w:t>
       </w:r>
       <w:r>
@@ -41333,82 +43260,79 @@
       <w:pPr>
         <w:pStyle w:val="Heading1"/>
       </w:pPr>
-      <w:bookmarkStart w:id="310" w:name="_Clause_c10"/>
-      <w:bookmarkStart w:id="311" w:name="_Toc236318414"/>
-      <w:r>
+      <w:bookmarkStart w:id="316" w:name="_Clause_c10"/>
+      <w:bookmarkStart w:id="317" w:name="_Toc236398338"/>
+      <w:r>
+        <w:lastRenderedPageBreak/>
         <w:t>Namespaces</w:t>
       </w:r>
-      <w:bookmarkEnd w:id="310"/>
-      <w:bookmarkEnd w:id="311"/>
-    </w:p>
-    <w:p>
-      <w:pPr>
-        <w:pStyle w:val="Heading2"/>
-      </w:pPr>
-      <w:bookmarkStart w:id="312" w:name="_Clause_c10_1"/>
-      <w:bookmarkStart w:id="313" w:name="_Ref127248897"/>
-      <w:bookmarkStart w:id="314" w:name="_Toc236318415"/>
-      <w:r>
-        <w:t>Namespace metadata</w:t>
-      </w:r>
-      <w:bookmarkEnd w:id="312"/>
-      <w:bookmarkEnd w:id="313"/>
-      <w:bookmarkEnd w:id="314"/>
-    </w:p>
-    <w:p>
-      <w:pPr>
-        <w:pStyle w:val="PARAGRAPH"/>
-      </w:pPr>
-      <w:r>
-        <w:t>The namespace metadata provide standardized information about the elements of this namespace, which an aggregating Server relies on. All Nodes defined by this document are static: they are identical in every Server, including the Value Attribute.</w:t>
-      </w:r>
-    </w:p>
-    <w:p>
-      <w:pPr>
-        <w:pStyle w:val="PARAGRAPH"/>
-      </w:pPr>
-      <w:r>
-        <w:t xml:space="preserve">The information is provided as an Object of type NamespaceMetadataType, a component of the Namespaces Object of the Server Object. The NamespaceMetadataType ObjectType and its </w:t>
-      </w:r>
-      <w:r>
-        <w:lastRenderedPageBreak/>
-        <w:t>Properties are defined in OPC 10000-5. The same version information is carried by the ModelTableEntry of the UANodeSet XML file.</w:t>
-      </w:r>
-    </w:p>
-    <w:p>
-      <w:pPr>
-        <w:pStyle w:val="TABLE-title"/>
-      </w:pPr>
-      <w:bookmarkStart w:id="315" w:name="_Tab_namespace_metadata_tab1"/>
-      <w:bookmarkStart w:id="316" w:name="_Ref16863029"/>
-      <w:bookmarkStart w:id="317" w:name="_Toc236318460"/>
-      <w:r>
-        <w:t xml:space="preserve">Table </w:t>
-      </w:r>
-      <w:r>
-        <w:fldChar w:fldCharType="begin"/>
-      </w:r>
-      <w:r>
-        <w:instrText xml:space="preserve"> SEQ Table \* ARABIC </w:instrText>
-      </w:r>
-      <w:r>
-        <w:fldChar w:fldCharType="separate"/>
-      </w:r>
-      <w:r>
-        <w:rPr>
-          <w:noProof/>
-        </w:rPr>
-        <w:t>26</w:t>
-      </w:r>
-      <w:r>
-        <w:fldChar w:fldCharType="end"/>
-      </w:r>
-      <w:r>
-        <w:t xml:space="preserve"> – NamespaceMetadata Object for this document</w:t>
-      </w:r>
-      <w:bookmarkEnd w:id="315"/>
       <w:bookmarkEnd w:id="316"/>
       <w:bookmarkEnd w:id="317"/>
+    </w:p>
+    <w:p>
+      <w:pPr>
+        <w:pStyle w:val="Heading2"/>
+      </w:pPr>
+      <w:bookmarkStart w:id="318" w:name="_Clause_c10_1"/>
+      <w:bookmarkStart w:id="319" w:name="_Ref127248897"/>
+      <w:bookmarkStart w:id="320" w:name="_Toc236398339"/>
+      <w:r>
+        <w:t>Namespace metadata</w:t>
+      </w:r>
+      <w:bookmarkEnd w:id="318"/>
+      <w:bookmarkEnd w:id="319"/>
+      <w:bookmarkEnd w:id="320"/>
+    </w:p>
+    <w:p>
+      <w:pPr>
+        <w:pStyle w:val="PARAGRAPH"/>
+      </w:pPr>
+      <w:r>
+        <w:t>The namespace metadata provide standardized information about the elements of this namespace, which an aggregating Server relies on. All Nodes defined by this document are static: they are identical in every Server, including the Value Attribute.</w:t>
+      </w:r>
+    </w:p>
+    <w:p>
+      <w:pPr>
+        <w:pStyle w:val="PARAGRAPH"/>
+      </w:pPr>
+      <w:r>
+        <w:t>The information is provided as an Object of type NamespaceMetadataType, a component of the Namespaces Object of the Server Object. The NamespaceMetadataType ObjectType and its Properties are defined in OPC 10000-5. The same version information is carried by the ModelTableEntry of the UANodeSet XML file.</w:t>
+      </w:r>
+    </w:p>
+    <w:p>
+      <w:pPr>
+        <w:pStyle w:val="TABLE-title"/>
+      </w:pPr>
+      <w:bookmarkStart w:id="321" w:name="_Tab_namespace_metadata_tab1"/>
+      <w:bookmarkStart w:id="322" w:name="_Ref16863029"/>
+      <w:bookmarkStart w:id="323" w:name="_Toc236398386"/>
+      <w:r>
+        <w:t xml:space="preserve">Table </w:t>
+      </w:r>
+      <w:r>
+        <w:fldChar w:fldCharType="begin"/>
+      </w:r>
+      <w:r>
+        <w:instrText xml:space="preserve"> SEQ Table \* ARABIC </w:instrText>
+      </w:r>
+      <w:r>
+        <w:fldChar w:fldCharType="separate"/>
+      </w:r>
+      <w:r>
+        <w:rPr>
+          <w:noProof/>
+        </w:rPr>
+        <w:t>28</w:t>
+      </w:r>
+      <w:r>
+        <w:fldChar w:fldCharType="end"/>
+      </w:r>
+      <w:r>
+        <w:t xml:space="preserve"> – NamespaceMetadata Object for this document</w:t>
+      </w:r>
+      <w:bookmarkEnd w:id="321"/>
+      <w:bookmarkEnd w:id="322"/>
+      <w:bookmarkEnd w:id="323"/>
     </w:p>
     <w:tbl>
       <w:tblPr>
@@ -41612,7 +43536,7 @@
               <w:pStyle w:val="TableText"/>
             </w:pPr>
             <w:r>
-              <w:t>0.2.0</w:t>
+              <w:t>0.3.0</w:t>
             </w:r>
           </w:p>
         </w:tc>
@@ -41674,7 +43598,7 @@
               <w:pStyle w:val="TableText"/>
             </w:pPr>
             <w:r>
-              <w:t>2026-07-16</w:t>
+              <w:t>2026-07-31</w:t>
             </w:r>
           </w:p>
         </w:tc>
@@ -41860,7 +43784,7 @@
               <w:pStyle w:val="TableText"/>
             </w:pPr>
             <w:r>
-              <w:t>62000:62518</w:t>
+              <w:t>62000:62519</w:t>
             </w:r>
           </w:p>
         </w:tc>
@@ -41945,15 +43869,15 @@
       <w:pPr>
         <w:pStyle w:val="Heading2"/>
       </w:pPr>
-      <w:bookmarkStart w:id="318" w:name="_Clause_c10_2"/>
-      <w:bookmarkStart w:id="319" w:name="_Ref55114991"/>
-      <w:bookmarkStart w:id="320" w:name="_Toc236318416"/>
+      <w:bookmarkStart w:id="324" w:name="_Clause_c10_2"/>
+      <w:bookmarkStart w:id="325" w:name="_Ref55114991"/>
+      <w:bookmarkStart w:id="326" w:name="_Toc236398340"/>
       <w:r>
         <w:t>Handling of OPC UA namespaces</w:t>
       </w:r>
-      <w:bookmarkEnd w:id="318"/>
-      <w:bookmarkEnd w:id="319"/>
-      <w:bookmarkEnd w:id="320"/>
+      <w:bookmarkEnd w:id="324"/>
+      <w:bookmarkEnd w:id="325"/>
+      <w:bookmarkEnd w:id="326"/>
     </w:p>
     <w:p>
       <w:pPr>
@@ -41967,8 +43891,8 @@
       <w:pPr>
         <w:pStyle w:val="TABLE-title"/>
       </w:pPr>
-      <w:bookmarkStart w:id="321" w:name="_Tab_handling_of_opc_ua_namespaces_tab1"/>
-      <w:bookmarkStart w:id="322" w:name="_Toc236318461"/>
+      <w:bookmarkStart w:id="327" w:name="_Tab_handling_of_opc_ua_namespaces_tab1"/>
+      <w:bookmarkStart w:id="328" w:name="_Toc236398387"/>
       <w:r>
         <w:t xml:space="preserve">Table </w:t>
       </w:r>
@@ -41985,7 +43909,7 @@
         <w:rPr>
           <w:noProof/>
         </w:rPr>
-        <w:t>27</w:t>
+        <w:t>29</w:t>
       </w:r>
       <w:r>
         <w:fldChar w:fldCharType="end"/>
@@ -41993,8 +43917,8 @@
       <w:r>
         <w:t xml:space="preserve"> – Namespaces used in an OpenUSD Server</w:t>
       </w:r>
-      <w:bookmarkEnd w:id="321"/>
-      <w:bookmarkEnd w:id="322"/>
+      <w:bookmarkEnd w:id="327"/>
+      <w:bookmarkEnd w:id="328"/>
     </w:p>
     <w:tbl>
       <w:tblPr>
@@ -42292,9 +44216,9 @@
       <w:pPr>
         <w:pStyle w:val="TABLE-title"/>
       </w:pPr>
-      <w:bookmarkStart w:id="323" w:name="_Tab_handling_of_opc_ua_namespaces_tab2"/>
-      <w:bookmarkStart w:id="324" w:name="_Ref16577438"/>
-      <w:bookmarkStart w:id="325" w:name="_Toc236318462"/>
+      <w:bookmarkStart w:id="329" w:name="_Tab_handling_of_opc_ua_namespaces_tab2"/>
+      <w:bookmarkStart w:id="330" w:name="_Ref16577438"/>
+      <w:bookmarkStart w:id="331" w:name="_Toc236398388"/>
       <w:r>
         <w:t xml:space="preserve">Table </w:t>
       </w:r>
@@ -42311,7 +44235,7 @@
         <w:rPr>
           <w:noProof/>
         </w:rPr>
-        <w:t>28</w:t>
+        <w:t>30</w:t>
       </w:r>
       <w:r>
         <w:fldChar w:fldCharType="end"/>
@@ -42319,9 +44243,9 @@
       <w:r>
         <w:t xml:space="preserve"> – Namespaces used in this document</w:t>
       </w:r>
-      <w:bookmarkEnd w:id="323"/>
-      <w:bookmarkEnd w:id="324"/>
-      <w:bookmarkEnd w:id="325"/>
+      <w:bookmarkEnd w:id="329"/>
+      <w:bookmarkEnd w:id="330"/>
+      <w:bookmarkEnd w:id="331"/>
     </w:p>
     <w:tbl>
       <w:tblPr>
@@ -42544,14 +44468,14 @@
         <w:lastRenderedPageBreak/>
         <w:br/>
       </w:r>
-      <w:bookmarkStart w:id="326" w:name="_Toc355080571"/>
-      <w:bookmarkStart w:id="327" w:name="_Toc358798318"/>
-      <w:bookmarkStart w:id="328" w:name="_Toc358802876"/>
-      <w:bookmarkStart w:id="329" w:name="_Toc358803017"/>
-      <w:bookmarkStart w:id="330" w:name="_Toc359335763"/>
-      <w:bookmarkStart w:id="331" w:name="_Ref37835123"/>
-      <w:bookmarkStart w:id="332" w:name="_Toc184117011"/>
-      <w:bookmarkStart w:id="333" w:name="_Toc236318417"/>
+      <w:bookmarkStart w:id="332" w:name="_Toc355080571"/>
+      <w:bookmarkStart w:id="333" w:name="_Toc358798318"/>
+      <w:bookmarkStart w:id="334" w:name="_Toc358802876"/>
+      <w:bookmarkStart w:id="335" w:name="_Toc358803017"/>
+      <w:bookmarkStart w:id="336" w:name="_Toc359335763"/>
+      <w:bookmarkStart w:id="337" w:name="_Ref37835123"/>
+      <w:bookmarkStart w:id="338" w:name="_Toc184117011"/>
+      <w:bookmarkStart w:id="339" w:name="_Toc236398341"/>
       <w:r>
         <w:rPr>
           <w:b w:val="0"/>
@@ -42576,73 +44500,73 @@
         </w:rPr>
         <w:br/>
       </w:r>
-      <w:bookmarkEnd w:id="326"/>
-      <w:bookmarkEnd w:id="327"/>
-      <w:bookmarkEnd w:id="328"/>
-      <w:bookmarkEnd w:id="329"/>
-      <w:bookmarkEnd w:id="330"/>
-      <w:r>
-        <w:rPr>
-          <w:color w:val="FF0000"/>
-        </w:rPr>
-        <w:t>Schema Registry</w:t>
-      </w:r>
-      <w:r>
-        <w:t xml:space="preserve"> namespace and mappings</w:t>
-      </w:r>
-      <w:bookmarkEnd w:id="331"/>
       <w:bookmarkEnd w:id="332"/>
       <w:bookmarkEnd w:id="333"/>
-    </w:p>
-    <w:p>
-      <w:pPr>
-        <w:pStyle w:val="ANNEX-heading1"/>
-      </w:pPr>
-      <w:bookmarkStart w:id="334" w:name="_Toc442691956"/>
-      <w:bookmarkStart w:id="335" w:name="_Toc29912017"/>
-      <w:bookmarkStart w:id="336" w:name="_Toc184117012"/>
-      <w:bookmarkStart w:id="337" w:name="_Hlk127250868"/>
-      <w:bookmarkStart w:id="338" w:name="_Toc236318418"/>
-      <w:r>
-        <w:t>NodeSet</w:t>
-      </w:r>
-      <w:r>
-        <w:t xml:space="preserve"> </w:t>
-      </w:r>
-      <w:r>
-        <w:t xml:space="preserve">and </w:t>
-      </w:r>
-      <w:r>
-        <w:t>s</w:t>
-      </w:r>
-      <w:r>
-        <w:t xml:space="preserve">upplementary </w:t>
-      </w:r>
-      <w:r>
-        <w:t>f</w:t>
-      </w:r>
-      <w:r>
-        <w:t>iles</w:t>
-      </w:r>
-      <w:r>
-        <w:t xml:space="preserve"> </w:t>
-      </w:r>
-      <w:r>
-        <w:t xml:space="preserve">for </w:t>
-      </w:r>
-      <w:r>
-        <w:rPr>
-          <w:color w:val="FF0000"/>
-        </w:rPr>
-        <w:t>Schema Registry</w:t>
-      </w:r>
-      <w:r>
-        <w:t xml:space="preserve"> Information Model</w:t>
-      </w:r>
       <w:bookmarkEnd w:id="334"/>
       <w:bookmarkEnd w:id="335"/>
       <w:bookmarkEnd w:id="336"/>
+      <w:r>
+        <w:rPr>
+          <w:color w:val="FF0000"/>
+        </w:rPr>
+        <w:t>Schema Registry</w:t>
+      </w:r>
+      <w:r>
+        <w:t xml:space="preserve"> namespace and mappings</w:t>
+      </w:r>
+      <w:bookmarkEnd w:id="337"/>
       <w:bookmarkEnd w:id="338"/>
+      <w:bookmarkEnd w:id="339"/>
+    </w:p>
+    <w:p>
+      <w:pPr>
+        <w:pStyle w:val="ANNEX-heading1"/>
+      </w:pPr>
+      <w:bookmarkStart w:id="340" w:name="_Toc442691956"/>
+      <w:bookmarkStart w:id="341" w:name="_Toc29912017"/>
+      <w:bookmarkStart w:id="342" w:name="_Toc184117012"/>
+      <w:bookmarkStart w:id="343" w:name="_Hlk127250868"/>
+      <w:bookmarkStart w:id="344" w:name="_Toc236398342"/>
+      <w:r>
+        <w:t>NodeSet</w:t>
+      </w:r>
+      <w:r>
+        <w:t xml:space="preserve"> </w:t>
+      </w:r>
+      <w:r>
+        <w:t xml:space="preserve">and </w:t>
+      </w:r>
+      <w:r>
+        <w:t>s</w:t>
+      </w:r>
+      <w:r>
+        <w:t xml:space="preserve">upplementary </w:t>
+      </w:r>
+      <w:r>
+        <w:t>f</w:t>
+      </w:r>
+      <w:r>
+        <w:t>iles</w:t>
+      </w:r>
+      <w:r>
+        <w:t xml:space="preserve"> </w:t>
+      </w:r>
+      <w:r>
+        <w:t xml:space="preserve">for </w:t>
+      </w:r>
+      <w:r>
+        <w:rPr>
+          <w:color w:val="FF0000"/>
+        </w:rPr>
+        <w:t>Schema Registry</w:t>
+      </w:r>
+      <w:r>
+        <w:t xml:space="preserve"> Information Model</w:t>
+      </w:r>
+      <w:bookmarkEnd w:id="340"/>
+      <w:bookmarkEnd w:id="341"/>
+      <w:bookmarkEnd w:id="342"/>
+      <w:bookmarkEnd w:id="344"/>
     </w:p>
     <w:p>
       <w:pPr>
@@ -43509,7 +45433,7 @@
         <w:rPr>
           <w:color w:val="FF0000"/>
         </w:rPr>
-        <w:t>0.2.0</w:t>
+        <w:t>0.3.0</w:t>
       </w:r>
       <w:r>
         <w:t>&amp;i=1</w:t>
@@ -43636,7 +45560,7 @@
           <w:color w:val="CC3300"/>
           <w:lang w:eastAsia="ja-JP"/>
         </w:rPr>
-        <w:t xml:space="preserve">The 0.2.0 is the string in the </w:t>
+        <w:t xml:space="preserve">The 0.3.0 is the string in the </w:t>
       </w:r>
       <w:r>
         <w:rPr>
@@ -43844,7 +45768,7 @@
         <w:rPr>
           <w:color w:val="FF0000"/>
         </w:rPr>
-        <w:t>0.2.0</w:t>
+        <w:t>0.3.0</w:t>
       </w:r>
       <w:r>
         <w:t>&amp;i=2</w:t>
@@ -44553,7 +46477,7 @@
         </w:rPr>
       </w:pPr>
     </w:p>
-    <w:bookmarkEnd w:id="337"/>
+    <w:bookmarkEnd w:id="343"/>
     <w:p>
       <w:pPr>
         <w:pStyle w:val="spacer"/>
@@ -44566,25 +46490,25 @@
       <w:pPr>
         <w:pStyle w:val="ANNEX-heading1"/>
       </w:pPr>
-      <w:bookmarkStart w:id="339" w:name="_Toc217732200"/>
-      <w:bookmarkStart w:id="340" w:name="_Toc217789981"/>
-      <w:bookmarkStart w:id="341" w:name="_Toc217732201"/>
-      <w:bookmarkStart w:id="342" w:name="_Toc217789982"/>
-      <w:bookmarkStart w:id="343" w:name="_Toc217732203"/>
-      <w:bookmarkStart w:id="344" w:name="_Toc217789984"/>
-      <w:bookmarkStart w:id="345" w:name="_Toc184117013"/>
-      <w:bookmarkStart w:id="346" w:name="_Toc236318419"/>
-      <w:bookmarkEnd w:id="339"/>
-      <w:bookmarkEnd w:id="340"/>
-      <w:bookmarkEnd w:id="341"/>
-      <w:bookmarkEnd w:id="342"/>
-      <w:bookmarkEnd w:id="343"/>
-      <w:bookmarkEnd w:id="344"/>
-      <w:r>
-        <w:t>Capability identifier</w:t>
-      </w:r>
+      <w:bookmarkStart w:id="345" w:name="_Toc217732200"/>
+      <w:bookmarkStart w:id="346" w:name="_Toc217789981"/>
+      <w:bookmarkStart w:id="347" w:name="_Toc217732201"/>
+      <w:bookmarkStart w:id="348" w:name="_Toc217789982"/>
+      <w:bookmarkStart w:id="349" w:name="_Toc217732203"/>
+      <w:bookmarkStart w:id="350" w:name="_Toc217789984"/>
+      <w:bookmarkStart w:id="351" w:name="_Toc184117013"/>
+      <w:bookmarkStart w:id="352" w:name="_Toc236398343"/>
       <w:bookmarkEnd w:id="345"/>
       <w:bookmarkEnd w:id="346"/>
+      <w:bookmarkEnd w:id="347"/>
+      <w:bookmarkEnd w:id="348"/>
+      <w:bookmarkEnd w:id="349"/>
+      <w:bookmarkEnd w:id="350"/>
+      <w:r>
+        <w:t>Capability identifier</w:t>
+      </w:r>
+      <w:bookmarkEnd w:id="351"/>
+      <w:bookmarkEnd w:id="352"/>
     </w:p>
     <w:p>
       <w:pPr>
@@ -44598,9 +46522,9 @@
           <w:color w:val="CC3300"/>
         </w:rPr>
       </w:pPr>
-      <w:bookmarkStart w:id="347" w:name="OLE_LINK16"/>
-      <w:bookmarkStart w:id="348" w:name="OLE_LINK17"/>
-      <w:bookmarkStart w:id="349" w:name="OLE_LINK18"/>
+      <w:bookmarkStart w:id="353" w:name="OLE_LINK16"/>
+      <w:bookmarkStart w:id="354" w:name="OLE_LINK17"/>
+      <w:bookmarkStart w:id="355" w:name="OLE_LINK18"/>
       <w:r>
         <w:rPr>
           <w:i/>
@@ -44614,9 +46538,9 @@
         </w:rPr>
         <w:t xml:space="preserve"> </w:t>
       </w:r>
-      <w:bookmarkEnd w:id="347"/>
-      <w:bookmarkEnd w:id="348"/>
-      <w:bookmarkEnd w:id="349"/>
+      <w:bookmarkEnd w:id="353"/>
+      <w:bookmarkEnd w:id="354"/>
+      <w:bookmarkEnd w:id="355"/>
       <w:r>
         <w:rPr>
           <w:color w:val="CC3300"/>
@@ -44850,11 +46774,11 @@
       <w:pPr>
         <w:pStyle w:val="ANNEX-heading1"/>
       </w:pPr>
-      <w:bookmarkStart w:id="350" w:name="_Toc236318420"/>
+      <w:bookmarkStart w:id="356" w:name="_Toc236398344"/>
       <w:r>
         <w:t>Node reference</w:t>
       </w:r>
-      <w:bookmarkEnd w:id="350"/>
+      <w:bookmarkEnd w:id="356"/>
     </w:p>
     <w:p>
       <w:pPr>
@@ -44868,8 +46792,8 @@
       <w:pPr>
         <w:pStyle w:val="TABLE-title"/>
       </w:pPr>
-      <w:bookmarkStart w:id="351" w:name="_Tab_annex_a_nodes"/>
-      <w:bookmarkStart w:id="352" w:name="_Toc236318463"/>
+      <w:bookmarkStart w:id="357" w:name="_Tab_annex_a_nodes"/>
+      <w:bookmarkStart w:id="358" w:name="_Toc236398389"/>
       <w:r>
         <w:lastRenderedPageBreak/>
         <w:t xml:space="preserve">Table </w:t>
@@ -44887,7 +46811,7 @@
         <w:rPr>
           <w:noProof/>
         </w:rPr>
-        <w:t>29</w:t>
+        <w:t>31</w:t>
       </w:r>
       <w:r>
         <w:fldChar w:fldCharType="end"/>
@@ -44895,8 +46819,8 @@
       <w:r>
         <w:t xml:space="preserve"> – Nodes defined by this document</w:t>
       </w:r>
-      <w:bookmarkEnd w:id="351"/>
-      <w:bookmarkEnd w:id="352"/>
+      <w:bookmarkEnd w:id="357"/>
+      <w:bookmarkEnd w:id="358"/>
     </w:p>
     <w:tbl>
       <w:tblPr>
@@ -45651,7 +47575,7 @@
               <w:pStyle w:val="TableText"/>
             </w:pPr>
             <w:r>
-              <w:t>The OPC UA namespace URI represented by this schema group (the xRegistry group key).</w:t>
+              <w:t>The OPC UA namespace URI represented by this schema group (the xRegistry group key). It is the group's source identity: the GroupId is the symbolic identifier constructed from it, and Name is this URI verbatim.</w:t>
             </w:r>
           </w:p>
         </w:tc>
@@ -46242,6 +48166,7 @@
               <w:pStyle w:val="TableText"/>
             </w:pPr>
             <w:r>
+              <w:lastRenderedPageBreak/>
               <w:t>ns=2;i=62512</w:t>
             </w:r>
           </w:p>
@@ -46323,7 +48248,6 @@
               <w:pStyle w:val="TableText"/>
             </w:pPr>
             <w:r>
-              <w:lastRenderedPageBreak/>
               <w:t>ns=2;i=62513</w:t>
             </w:r>
           </w:p>
@@ -46866,6 +48790,87 @@
           </w:p>
         </w:tc>
       </w:tr>
+      <w:tr>
+        <w:trPr>
+          <w:jc w:val="center"/>
+        </w:trPr>
+        <w:tc>
+          <w:tcPr>
+            <w:tcW w:w="1500" w:type="dxa"/>
+            <w:tcBorders>
+              <w:top w:val="single" w:sz="4" w:space="0" w:color="auto"/>
+              <w:left w:val="single" w:sz="4" w:space="0" w:color="auto"/>
+              <w:bottom w:val="single" w:sz="4" w:space="0" w:color="auto"/>
+              <w:right w:val="single" w:sz="4" w:space="0" w:color="auto"/>
+            </w:tcBorders>
+          </w:tcPr>
+          <w:p>
+            <w:pPr>
+              <w:pStyle w:val="TableText"/>
+            </w:pPr>
+            <w:r>
+              <w:t>ns=2;i=62519</w:t>
+            </w:r>
+          </w:p>
+        </w:tc>
+        <w:tc>
+          <w:tcPr>
+            <w:tcW w:w="2600" w:type="dxa"/>
+            <w:tcBorders>
+              <w:top w:val="single" w:sz="4" w:space="0" w:color="auto"/>
+              <w:left w:val="single" w:sz="4" w:space="0" w:color="auto"/>
+              <w:bottom w:val="single" w:sz="4" w:space="0" w:color="auto"/>
+              <w:right w:val="single" w:sz="4" w:space="0" w:color="auto"/>
+            </w:tcBorders>
+          </w:tcPr>
+          <w:p>
+            <w:pPr>
+              <w:pStyle w:val="TableText"/>
+            </w:pPr>
+            <w:r>
+              <w:t>SchemaName</w:t>
+            </w:r>
+          </w:p>
+        </w:tc>
+        <w:tc>
+          <w:tcPr>
+            <w:tcW w:w="1400" w:type="dxa"/>
+            <w:tcBorders>
+              <w:top w:val="single" w:sz="4" w:space="0" w:color="auto"/>
+              <w:left w:val="single" w:sz="4" w:space="0" w:color="auto"/>
+              <w:bottom w:val="single" w:sz="4" w:space="0" w:color="auto"/>
+              <w:right w:val="single" w:sz="4" w:space="0" w:color="auto"/>
+            </w:tcBorders>
+          </w:tcPr>
+          <w:p>
+            <w:pPr>
+              <w:pStyle w:val="TableText"/>
+            </w:pPr>
+            <w:r>
+              <w:t>Variable</w:t>
+            </w:r>
+          </w:p>
+        </w:tc>
+        <w:tc>
+          <w:tcPr>
+            <w:tcW w:w="3426" w:type="dxa"/>
+            <w:tcBorders>
+              <w:top w:val="single" w:sz="4" w:space="0" w:color="auto"/>
+              <w:left w:val="single" w:sz="4" w:space="0" w:color="auto"/>
+              <w:bottom w:val="single" w:sz="4" w:space="0" w:color="auto"/>
+              <w:right w:val="single" w:sz="4" w:space="0" w:color="auto"/>
+            </w:tcBorders>
+          </w:tcPr>
+          <w:p>
+            <w:pPr>
+              <w:pStyle w:val="TableText"/>
+            </w:pPr>
+            <w:r>
+              <w:t>The name of the subject this schema describes - the DataType BrowseName for a reference DataType schema, or the DataSetName for a PubSub DataSet schema. Together with Format it is the schema's source identity: the ResourceId is the symbolic identifier constructed from the pair, and it is invariant across the schema's versions. It is not the SchemaId, which fingerprints one version's document bytes.</w:t>
+            </w:r>
+          </w:p>
+        </w:tc>
+      </w:tr>
     </w:tbl>
     <w:p>
       <w:pPr>
@@ -46876,8 +48881,8 @@
       <w:pPr>
         <w:pStyle w:val="ANNEXtitle"/>
       </w:pPr>
-      <w:bookmarkStart w:id="353" w:name="_Annex_cB"/>
-      <w:bookmarkStart w:id="354" w:name="_Toc236318421"/>
+      <w:bookmarkStart w:id="359" w:name="_Annex_cB"/>
+      <w:bookmarkStart w:id="360" w:name="_Toc236398345"/>
       <w:r>
         <w:lastRenderedPageBreak/>
         <w:t>(informative)</w:t>
@@ -46889,8 +48894,8 @@
         <w:br/>
         <w:t>Federation and OPC UA to HTTP resolution parity</w:t>
       </w:r>
-      <w:bookmarkEnd w:id="353"/>
-      <w:bookmarkEnd w:id="354"/>
+      <w:bookmarkEnd w:id="359"/>
+      <w:bookmarkEnd w:id="360"/>
     </w:p>
     <w:p>
       <w:pPr>
@@ -47064,13 +49069,13 @@
         <w:fldChar w:fldCharType="begin"/>
       </w:r>
       <w:r>
-        <w:instrText xml:space="preserve"> REF _Clause_c6_10 \r \h </w:instrText>
+        <w:instrText xml:space="preserve"> REF _Clause_c6_11 \r \h </w:instrText>
       </w:r>
       <w:r>
         <w:fldChar w:fldCharType="separate"/>
       </w:r>
       <w:r>
-        <w:t>6.10</w:t>
+        <w:t>6.11</w:t>
       </w:r>
       <w:r>
         <w:fldChar w:fldCharType="end"/>
@@ -47338,8 +49343,8 @@
       <w:pPr>
         <w:pStyle w:val="ANNEXtitle"/>
       </w:pPr>
-      <w:bookmarkStart w:id="355" w:name="_Annex_cC"/>
-      <w:bookmarkStart w:id="356" w:name="_Toc236318422"/>
+      <w:bookmarkStart w:id="361" w:name="_Annex_cC"/>
+      <w:bookmarkStart w:id="362" w:name="_Toc236398346"/>
       <w:r>
         <w:lastRenderedPageBreak/>
         <w:t>(normative)</w:t>
@@ -47351,8 +49356,8 @@
         <w:br/>
         <w:t>PubSub DataSet schema profile</w:t>
       </w:r>
-      <w:bookmarkEnd w:id="355"/>
-      <w:bookmarkEnd w:id="356"/>
+      <w:bookmarkEnd w:id="361"/>
+      <w:bookmarkEnd w:id="362"/>
     </w:p>
     <w:p>
       <w:pPr>
@@ -47383,13 +49388,13 @@
         <w:fldChar w:fldCharType="begin"/>
       </w:r>
       <w:r>
-        <w:instrText xml:space="preserve"> REF _Clause_c6_9 \r \h </w:instrText>
+        <w:instrText xml:space="preserve"> REF _Clause_c6_10 \r \h </w:instrText>
       </w:r>
       <w:r>
         <w:fldChar w:fldCharType="separate"/>
       </w:r>
       <w:r>
-        <w:t>6.9</w:t>
+        <w:t>6.10</w:t>
       </w:r>
       <w:r>
         <w:fldChar w:fldCharType="end"/>
@@ -47429,13 +49434,13 @@
       <w:pPr>
         <w:pStyle w:val="ANNEX-heading1"/>
       </w:pPr>
-      <w:bookmarkStart w:id="357" w:name="_Clause_cC_1"/>
-      <w:bookmarkStart w:id="358" w:name="_Toc236318423"/>
+      <w:bookmarkStart w:id="363" w:name="_Clause_cC_1"/>
+      <w:bookmarkStart w:id="364" w:name="_Toc236398347"/>
       <w:r>
         <w:t>ConfigurationVersion-keyed evolution</w:t>
       </w:r>
-      <w:bookmarkEnd w:id="357"/>
-      <w:bookmarkEnd w:id="358"/>
+      <w:bookmarkEnd w:id="363"/>
+      <w:bookmarkEnd w:id="364"/>
     </w:p>
     <w:p>
       <w:pPr>
@@ -47679,13 +49684,13 @@
       <w:pPr>
         <w:pStyle w:val="ANNEX-heading1"/>
       </w:pPr>
-      <w:bookmarkStart w:id="359" w:name="_Clause_cC_2"/>
-      <w:bookmarkStart w:id="360" w:name="_Toc236318424"/>
+      <w:bookmarkStart w:id="365" w:name="_Clause_cC_2"/>
+      <w:bookmarkStart w:id="366" w:name="_Toc236398348"/>
       <w:r>
         <w:t>Open unions subject to aggregation</w:t>
       </w:r>
-      <w:bookmarkEnd w:id="359"/>
-      <w:bookmarkEnd w:id="360"/>
+      <w:bookmarkEnd w:id="365"/>
+      <w:bookmarkEnd w:id="366"/>
     </w:p>
     <w:p>
       <w:pPr>
@@ -47971,13 +49976,13 @@
       <w:pPr>
         <w:pStyle w:val="ANNEX-heading1"/>
       </w:pPr>
-      <w:bookmarkStart w:id="361" w:name="_Clause_cC_3"/>
-      <w:bookmarkStart w:id="362" w:name="_Toc236318425"/>
+      <w:bookmarkStart w:id="367" w:name="_Clause_cC_3"/>
+      <w:bookmarkStart w:id="368" w:name="_Toc236398349"/>
       <w:r>
         <w:t>Append-only rule</w:t>
       </w:r>
-      <w:bookmarkEnd w:id="361"/>
-      <w:bookmarkEnd w:id="362"/>
+      <w:bookmarkEnd w:id="367"/>
+      <w:bookmarkEnd w:id="368"/>
     </w:p>
     <w:p>
       <w:pPr>
@@ -48273,13 +50278,13 @@
       <w:pPr>
         <w:pStyle w:val="ANNEX-heading1"/>
       </w:pPr>
-      <w:bookmarkStart w:id="363" w:name="_Clause_cC_4"/>
-      <w:bookmarkStart w:id="364" w:name="_Toc236318426"/>
+      <w:bookmarkStart w:id="369" w:name="_Clause_cC_4"/>
+      <w:bookmarkStart w:id="370" w:name="_Toc236398350"/>
       <w:r>
         <w:t>PubSub integration touch-points</w:t>
       </w:r>
-      <w:bookmarkEnd w:id="363"/>
-      <w:bookmarkEnd w:id="364"/>
+      <w:bookmarkEnd w:id="369"/>
+      <w:bookmarkEnd w:id="370"/>
     </w:p>
     <w:p>
       <w:pPr>
@@ -48319,13 +50324,13 @@
         <w:fldChar w:fldCharType="begin"/>
       </w:r>
       <w:r>
-        <w:instrText xml:space="preserve"> REF _Clause_c6_13 \r \h </w:instrText>
+        <w:instrText xml:space="preserve"> REF _Clause_c6_14 \r \h </w:instrText>
       </w:r>
       <w:r>
         <w:fldChar w:fldCharType="separate"/>
       </w:r>
       <w:r>
-        <w:t>6.13</w:t>
+        <w:t>6.14</w:t>
       </w:r>
       <w:r>
         <w:fldChar w:fldCharType="end"/>
@@ -48364,13 +50369,13 @@
         <w:fldChar w:fldCharType="begin"/>
       </w:r>
       <w:r>
-        <w:instrText xml:space="preserve"> REF _Clause_c6_10 \r \h </w:instrText>
+        <w:instrText xml:space="preserve"> REF _Clause_c6_11 \r \h </w:instrText>
       </w:r>
       <w:r>
         <w:fldChar w:fldCharType="separate"/>
       </w:r>
       <w:r>
-        <w:t>6.10</w:t>
+        <w:t>6.11</w:t>
       </w:r>
       <w:r>
         <w:fldChar w:fldCharType="end"/>
@@ -48383,13 +50388,13 @@
       <w:pPr>
         <w:pStyle w:val="ANNEX-heading1"/>
       </w:pPr>
-      <w:bookmarkStart w:id="365" w:name="_Clause_cC_5"/>
-      <w:bookmarkStart w:id="366" w:name="_Toc236318427"/>
+      <w:bookmarkStart w:id="371" w:name="_Clause_cC_5"/>
+      <w:bookmarkStart w:id="372" w:name="_Toc236398351"/>
       <w:r>
         <w:t>Example</w:t>
       </w:r>
-      <w:bookmarkEnd w:id="365"/>
-      <w:bookmarkEnd w:id="366"/>
+      <w:bookmarkEnd w:id="371"/>
+      <w:bookmarkEnd w:id="372"/>
     </w:p>
     <w:p>
       <w:pPr>
@@ -48601,8 +50606,8 @@
       <w:pPr>
         <w:pStyle w:val="ANNEXtitle"/>
       </w:pPr>
-      <w:bookmarkStart w:id="367" w:name="_Annex_cD"/>
-      <w:bookmarkStart w:id="368" w:name="_Toc236318428"/>
+      <w:bookmarkStart w:id="373" w:name="_Annex_cD"/>
+      <w:bookmarkStart w:id="374" w:name="_Toc236398352"/>
       <w:r>
         <w:lastRenderedPageBreak/>
         <w:t>(informative)</w:t>
@@ -48614,8 +50619,8 @@
         <w:br/>
         <w:t>HTTP binding correspondence</w:t>
       </w:r>
-      <w:bookmarkEnd w:id="367"/>
-      <w:bookmarkEnd w:id="368"/>
+      <w:bookmarkEnd w:id="373"/>
+      <w:bookmarkEnd w:id="374"/>
     </w:p>
     <w:p>
       <w:pPr>
@@ -48719,8 +50724,8 @@
       <w:pPr>
         <w:pStyle w:val="TABLE-title"/>
       </w:pPr>
-      <w:bookmarkStart w:id="369" w:name="_Tab_http_binding_correspondence_tab1"/>
-      <w:bookmarkStart w:id="370" w:name="_Toc236318464"/>
+      <w:bookmarkStart w:id="375" w:name="_Tab_http_binding_correspondence_tab1"/>
+      <w:bookmarkStart w:id="376" w:name="_Toc236398390"/>
       <w:r>
         <w:t xml:space="preserve">Table </w:t>
       </w:r>
@@ -48737,7 +50742,7 @@
         <w:rPr>
           <w:noProof/>
         </w:rPr>
-        <w:t>30</w:t>
+        <w:t>32</w:t>
       </w:r>
       <w:r>
         <w:fldChar w:fldCharType="end"/>
@@ -48745,8 +50750,8 @@
       <w:r>
         <w:t xml:space="preserve"> – HTTP binding correspondence</w:t>
       </w:r>
-      <w:bookmarkEnd w:id="369"/>
-      <w:bookmarkEnd w:id="370"/>
+      <w:bookmarkEnd w:id="375"/>
+      <w:bookmarkEnd w:id="376"/>
     </w:p>
     <w:tbl>
       <w:tblPr>
@@ -49706,13 +51711,13 @@
               <w:fldChar w:fldCharType="begin"/>
             </w:r>
             <w:r>
-              <w:instrText xml:space="preserve"> REF _Clause_c6_12_2 \r \h </w:instrText>
+              <w:instrText xml:space="preserve"> REF _Clause_c6_13_2 \r \h </w:instrText>
             </w:r>
             <w:r>
               <w:fldChar w:fldCharType="separate"/>
             </w:r>
             <w:r>
-              <w:t>6.12.2</w:t>
+              <w:t>6.13.2</w:t>
             </w:r>
             <w:r>
               <w:fldChar w:fldCharType="end"/>
@@ -50095,7 +52100,7 @@
     </w:r>
     <w:fldSimple w:instr=" DOCPROPERTY  HeaderRight  \* MERGEFORMAT ">
       <w:r>
-        <w:t>Draft 0.2.0</w:t>
+        <w:t>Draft 0.3.0</w:t>
       </w:r>
     </w:fldSimple>
   </w:p>
@@ -50142,7 +52147,7 @@
     </w:r>
     <w:fldSimple w:instr=" DOCPROPERTY  HeaderRight  \* MERGEFORMAT ">
       <w:r>
-        <w:t>Draft 0.2.0</w:t>
+        <w:t>Draft 0.3.0</w:t>
       </w:r>
     </w:fldSimple>
   </w:p>
@@ -50162,7 +52167,7 @@
     </w:pPr>
     <w:fldSimple w:instr=" DOCPROPERTY  HeaderRight  \* MERGEFORMAT ">
       <w:r>
-        <w:t>Draft 0.2.0</w:t>
+        <w:t>Draft 0.3.0</w:t>
       </w:r>
     </w:fldSimple>
     <w:r>
@@ -50280,7 +52285,7 @@
     </w:r>
     <w:fldSimple w:instr=" DOCPROPERTY  HeaderRight  \* MERGEFORMAT ">
       <w:r>
-        <w:t>Draft 0.2.0</w:t>
+        <w:t>Draft 0.3.0</w:t>
       </w:r>
     </w:fldSimple>
   </w:p>

--- a/word-drafts/OPC-UA-Schema-Registry.docx
+++ b/word-drafts/OPC-UA-Schema-Registry.docx
@@ -868,7 +868,7 @@
                 <w:sz w:val="40"/>
                 <w:lang w:val="en-GB"/>
               </w:rPr>
-              <w:t>0.2.0</w:t>
+              <w:t>0.3.0</w:t>
             </w:r>
             <w:r>
               <w:rPr>
@@ -922,7 +922,7 @@
                 <w:sz w:val="40"/>
                 <w:lang w:val="en-GB"/>
               </w:rPr>
-              <w:t>2026-07-30</w:t>
+              <w:t>2026-07-31</w:t>
             </w:r>
             <w:r>
               <w:rPr>
@@ -1463,7 +1463,7 @@
           <w:p>
             <w:fldSimple w:instr=" DOCPROPERTY &quot;Date Completed&quot; \* MERGEFORMAT ">
               <w:r>
-                <w:t>2026-07-30</w:t>
+                <w:t>2026-07-31</w:t>
               </w:r>
             </w:fldSimple>
           </w:p>
@@ -1544,7 +1544,7 @@
             </w:fldSimple>
             <w:fldSimple w:instr=" DOCPROPERTY &quot;OPCVersion&quot;  \* MERGEFORMAT ">
               <w:r>
-                <w:t>0.2.0</w:t>
+                <w:t>0.3.0</w:t>
               </w:r>
             </w:fldSimple>
           </w:p>
@@ -4180,7 +4180,7 @@
       <w:r>
         <w:fldChar w:fldCharType="separate"/>
       </w:r>
-      <w:hyperlink w:anchor="_Toc236398870" w:history="1">
+      <w:hyperlink w:anchor="_Toc236468375" w:history="1">
         <w:r>
           <w:rPr>
             <w:rStyle w:val="Hyperlink"/>
@@ -4221,7 +4221,7 @@
           <w:rPr>
             <w:webHidden/>
           </w:rPr>
-          <w:instrText xml:space="preserve"> PAGEREF _Toc236398870 \h </w:instrText>
+          <w:instrText xml:space="preserve"> PAGEREF _Toc236468375 \h </w:instrText>
         </w:r>
         <w:r>
           <w:rPr>
@@ -4261,7 +4261,7 @@
           <w14:ligatures w14:val="standardContextual"/>
         </w:rPr>
       </w:pPr>
-      <w:hyperlink w:anchor="_Toc236398871" w:history="1">
+      <w:hyperlink w:anchor="_Toc236468376" w:history="1">
         <w:r>
           <w:rPr>
             <w:rStyle w:val="Hyperlink"/>
@@ -4302,7 +4302,7 @@
           <w:rPr>
             <w:webHidden/>
           </w:rPr>
-          <w:instrText xml:space="preserve"> PAGEREF _Toc236398871 \h </w:instrText>
+          <w:instrText xml:space="preserve"> PAGEREF _Toc236468376 \h </w:instrText>
         </w:r>
         <w:r>
           <w:rPr>
@@ -4342,7 +4342,7 @@
           <w14:ligatures w14:val="standardContextual"/>
         </w:rPr>
       </w:pPr>
-      <w:hyperlink w:anchor="_Toc236398872" w:history="1">
+      <w:hyperlink w:anchor="_Toc236468377" w:history="1">
         <w:r>
           <w:rPr>
             <w:rStyle w:val="Hyperlink"/>
@@ -4383,7 +4383,7 @@
           <w:rPr>
             <w:webHidden/>
           </w:rPr>
-          <w:instrText xml:space="preserve"> PAGEREF _Toc236398872 \h </w:instrText>
+          <w:instrText xml:space="preserve"> PAGEREF _Toc236468377 \h </w:instrText>
         </w:r>
         <w:r>
           <w:rPr>
@@ -4423,7 +4423,7 @@
           <w14:ligatures w14:val="standardContextual"/>
         </w:rPr>
       </w:pPr>
-      <w:hyperlink w:anchor="_Toc236398873" w:history="1">
+      <w:hyperlink w:anchor="_Toc236468378" w:history="1">
         <w:r>
           <w:rPr>
             <w:rStyle w:val="Hyperlink"/>
@@ -4464,7 +4464,7 @@
           <w:rPr>
             <w:webHidden/>
           </w:rPr>
-          <w:instrText xml:space="preserve"> PAGEREF _Toc236398873 \h </w:instrText>
+          <w:instrText xml:space="preserve"> PAGEREF _Toc236468378 \h </w:instrText>
         </w:r>
         <w:r>
           <w:rPr>
@@ -4504,7 +4504,7 @@
           <w14:ligatures w14:val="standardContextual"/>
         </w:rPr>
       </w:pPr>
-      <w:hyperlink w:anchor="_Toc236398874" w:history="1">
+      <w:hyperlink w:anchor="_Toc236468379" w:history="1">
         <w:r>
           <w:rPr>
             <w:rStyle w:val="Hyperlink"/>
@@ -4545,7 +4545,7 @@
           <w:rPr>
             <w:webHidden/>
           </w:rPr>
-          <w:instrText xml:space="preserve"> PAGEREF _Toc236398874 \h </w:instrText>
+          <w:instrText xml:space="preserve"> PAGEREF _Toc236468379 \h </w:instrText>
         </w:r>
         <w:r>
           <w:rPr>
@@ -4585,7 +4585,7 @@
           <w14:ligatures w14:val="standardContextual"/>
         </w:rPr>
       </w:pPr>
-      <w:hyperlink w:anchor="_Toc236398875" w:history="1">
+      <w:hyperlink w:anchor="_Toc236468380" w:history="1">
         <w:r>
           <w:rPr>
             <w:rStyle w:val="Hyperlink"/>
@@ -4626,7 +4626,7 @@
           <w:rPr>
             <w:webHidden/>
           </w:rPr>
-          <w:instrText xml:space="preserve"> PAGEREF _Toc236398875 \h </w:instrText>
+          <w:instrText xml:space="preserve"> PAGEREF _Toc236468380 \h </w:instrText>
         </w:r>
         <w:r>
           <w:rPr>
@@ -4666,7 +4666,7 @@
           <w14:ligatures w14:val="standardContextual"/>
         </w:rPr>
       </w:pPr>
-      <w:hyperlink w:anchor="_Toc236398876" w:history="1">
+      <w:hyperlink w:anchor="_Toc236468381" w:history="1">
         <w:r>
           <w:rPr>
             <w:rStyle w:val="Hyperlink"/>
@@ -4707,7 +4707,7 @@
           <w:rPr>
             <w:webHidden/>
           </w:rPr>
-          <w:instrText xml:space="preserve"> PAGEREF _Toc236398876 \h </w:instrText>
+          <w:instrText xml:space="preserve"> PAGEREF _Toc236468381 \h </w:instrText>
         </w:r>
         <w:r>
           <w:rPr>
@@ -4747,7 +4747,7 @@
           <w14:ligatures w14:val="standardContextual"/>
         </w:rPr>
       </w:pPr>
-      <w:hyperlink w:anchor="_Toc236398877" w:history="1">
+      <w:hyperlink w:anchor="_Toc236468382" w:history="1">
         <w:r>
           <w:rPr>
             <w:rStyle w:val="Hyperlink"/>
@@ -4788,7 +4788,7 @@
           <w:rPr>
             <w:webHidden/>
           </w:rPr>
-          <w:instrText xml:space="preserve"> PAGEREF _Toc236398877 \h </w:instrText>
+          <w:instrText xml:space="preserve"> PAGEREF _Toc236468382 \h </w:instrText>
         </w:r>
         <w:r>
           <w:rPr>
@@ -4828,7 +4828,7 @@
           <w14:ligatures w14:val="standardContextual"/>
         </w:rPr>
       </w:pPr>
-      <w:hyperlink w:anchor="_Toc236398878" w:history="1">
+      <w:hyperlink w:anchor="_Toc236468383" w:history="1">
         <w:r>
           <w:rPr>
             <w:rStyle w:val="Hyperlink"/>
@@ -4869,7 +4869,7 @@
           <w:rPr>
             <w:webHidden/>
           </w:rPr>
-          <w:instrText xml:space="preserve"> PAGEREF _Toc236398878 \h </w:instrText>
+          <w:instrText xml:space="preserve"> PAGEREF _Toc236468383 \h </w:instrText>
         </w:r>
         <w:r>
           <w:rPr>
@@ -4909,7 +4909,7 @@
           <w14:ligatures w14:val="standardContextual"/>
         </w:rPr>
       </w:pPr>
-      <w:hyperlink w:anchor="_Toc236398879" w:history="1">
+      <w:hyperlink w:anchor="_Toc236468384" w:history="1">
         <w:r>
           <w:rPr>
             <w:rStyle w:val="Hyperlink"/>
@@ -4950,7 +4950,7 @@
           <w:rPr>
             <w:webHidden/>
           </w:rPr>
-          <w:instrText xml:space="preserve"> PAGEREF _Toc236398879 \h </w:instrText>
+          <w:instrText xml:space="preserve"> PAGEREF _Toc236468384 \h </w:instrText>
         </w:r>
         <w:r>
           <w:rPr>
@@ -4990,7 +4990,7 @@
           <w14:ligatures w14:val="standardContextual"/>
         </w:rPr>
       </w:pPr>
-      <w:hyperlink w:anchor="_Toc236398880" w:history="1">
+      <w:hyperlink w:anchor="_Toc236468385" w:history="1">
         <w:r>
           <w:rPr>
             <w:rStyle w:val="Hyperlink"/>
@@ -5031,7 +5031,7 @@
           <w:rPr>
             <w:webHidden/>
           </w:rPr>
-          <w:instrText xml:space="preserve"> PAGEREF _Toc236398880 \h </w:instrText>
+          <w:instrText xml:space="preserve"> PAGEREF _Toc236468385 \h </w:instrText>
         </w:r>
         <w:r>
           <w:rPr>
@@ -5071,7 +5071,7 @@
           <w14:ligatures w14:val="standardContextual"/>
         </w:rPr>
       </w:pPr>
-      <w:hyperlink w:anchor="_Toc236398881" w:history="1">
+      <w:hyperlink w:anchor="_Toc236468386" w:history="1">
         <w:r>
           <w:rPr>
             <w:rStyle w:val="Hyperlink"/>
@@ -5112,7 +5112,7 @@
           <w:rPr>
             <w:webHidden/>
           </w:rPr>
-          <w:instrText xml:space="preserve"> PAGEREF _Toc236398881 \h </w:instrText>
+          <w:instrText xml:space="preserve"> PAGEREF _Toc236468386 \h </w:instrText>
         </w:r>
         <w:r>
           <w:rPr>
@@ -5152,7 +5152,7 @@
           <w14:ligatures w14:val="standardContextual"/>
         </w:rPr>
       </w:pPr>
-      <w:hyperlink w:anchor="_Toc236398882" w:history="1">
+      <w:hyperlink w:anchor="_Toc236468387" w:history="1">
         <w:r>
           <w:rPr>
             <w:rStyle w:val="Hyperlink"/>
@@ -5193,7 +5193,7 @@
           <w:rPr>
             <w:webHidden/>
           </w:rPr>
-          <w:instrText xml:space="preserve"> PAGEREF _Toc236398882 \h </w:instrText>
+          <w:instrText xml:space="preserve"> PAGEREF _Toc236468387 \h </w:instrText>
         </w:r>
         <w:r>
           <w:rPr>
@@ -5233,7 +5233,7 @@
           <w14:ligatures w14:val="standardContextual"/>
         </w:rPr>
       </w:pPr>
-      <w:hyperlink w:anchor="_Toc236398883" w:history="1">
+      <w:hyperlink w:anchor="_Toc236468388" w:history="1">
         <w:r>
           <w:rPr>
             <w:rStyle w:val="Hyperlink"/>
@@ -5274,7 +5274,7 @@
           <w:rPr>
             <w:webHidden/>
           </w:rPr>
-          <w:instrText xml:space="preserve"> PAGEREF _Toc236398883 \h </w:instrText>
+          <w:instrText xml:space="preserve"> PAGEREF _Toc236468388 \h </w:instrText>
         </w:r>
         <w:r>
           <w:rPr>
@@ -5314,7 +5314,7 @@
           <w14:ligatures w14:val="standardContextual"/>
         </w:rPr>
       </w:pPr>
-      <w:hyperlink w:anchor="_Toc236398884" w:history="1">
+      <w:hyperlink w:anchor="_Toc236468389" w:history="1">
         <w:r>
           <w:rPr>
             <w:rStyle w:val="Hyperlink"/>
@@ -5355,7 +5355,7 @@
           <w:rPr>
             <w:webHidden/>
           </w:rPr>
-          <w:instrText xml:space="preserve"> PAGEREF _Toc236398884 \h </w:instrText>
+          <w:instrText xml:space="preserve"> PAGEREF _Toc236468389 \h </w:instrText>
         </w:r>
         <w:r>
           <w:rPr>
@@ -5395,7 +5395,7 @@
           <w14:ligatures w14:val="standardContextual"/>
         </w:rPr>
       </w:pPr>
-      <w:hyperlink w:anchor="_Toc236398885" w:history="1">
+      <w:hyperlink w:anchor="_Toc236468390" w:history="1">
         <w:r>
           <w:rPr>
             <w:rStyle w:val="Hyperlink"/>
@@ -5436,7 +5436,7 @@
           <w:rPr>
             <w:webHidden/>
           </w:rPr>
-          <w:instrText xml:space="preserve"> PAGEREF _Toc236398885 \h </w:instrText>
+          <w:instrText xml:space="preserve"> PAGEREF _Toc236468390 \h </w:instrText>
         </w:r>
         <w:r>
           <w:rPr>
@@ -5476,7 +5476,7 @@
           <w14:ligatures w14:val="standardContextual"/>
         </w:rPr>
       </w:pPr>
-      <w:hyperlink w:anchor="_Toc236398886" w:history="1">
+      <w:hyperlink w:anchor="_Toc236468391" w:history="1">
         <w:r>
           <w:rPr>
             <w:rStyle w:val="Hyperlink"/>
@@ -5517,7 +5517,7 @@
           <w:rPr>
             <w:webHidden/>
           </w:rPr>
-          <w:instrText xml:space="preserve"> PAGEREF _Toc236398886 \h </w:instrText>
+          <w:instrText xml:space="preserve"> PAGEREF _Toc236468391 \h </w:instrText>
         </w:r>
         <w:r>
           <w:rPr>
@@ -5557,7 +5557,7 @@
           <w14:ligatures w14:val="standardContextual"/>
         </w:rPr>
       </w:pPr>
-      <w:hyperlink w:anchor="_Toc236398887" w:history="1">
+      <w:hyperlink w:anchor="_Toc236468392" w:history="1">
         <w:r>
           <w:rPr>
             <w:rStyle w:val="Hyperlink"/>
@@ -5598,7 +5598,7 @@
           <w:rPr>
             <w:webHidden/>
           </w:rPr>
-          <w:instrText xml:space="preserve"> PAGEREF _Toc236398887 \h </w:instrText>
+          <w:instrText xml:space="preserve"> PAGEREF _Toc236468392 \h </w:instrText>
         </w:r>
         <w:r>
           <w:rPr>
@@ -5638,7 +5638,7 @@
           <w14:ligatures w14:val="standardContextual"/>
         </w:rPr>
       </w:pPr>
-      <w:hyperlink w:anchor="_Toc236398888" w:history="1">
+      <w:hyperlink w:anchor="_Toc236468393" w:history="1">
         <w:r>
           <w:rPr>
             <w:rStyle w:val="Hyperlink"/>
@@ -5679,7 +5679,7 @@
           <w:rPr>
             <w:webHidden/>
           </w:rPr>
-          <w:instrText xml:space="preserve"> PAGEREF _Toc236398888 \h </w:instrText>
+          <w:instrText xml:space="preserve"> PAGEREF _Toc236468393 \h </w:instrText>
         </w:r>
         <w:r>
           <w:rPr>
@@ -5719,7 +5719,7 @@
           <w14:ligatures w14:val="standardContextual"/>
         </w:rPr>
       </w:pPr>
-      <w:hyperlink w:anchor="_Toc236398889" w:history="1">
+      <w:hyperlink w:anchor="_Toc236468394" w:history="1">
         <w:r>
           <w:rPr>
             <w:rStyle w:val="Hyperlink"/>
@@ -5760,7 +5760,7 @@
           <w:rPr>
             <w:webHidden/>
           </w:rPr>
-          <w:instrText xml:space="preserve"> PAGEREF _Toc236398889 \h </w:instrText>
+          <w:instrText xml:space="preserve"> PAGEREF _Toc236468394 \h </w:instrText>
         </w:r>
         <w:r>
           <w:rPr>
@@ -5800,7 +5800,7 @@
           <w14:ligatures w14:val="standardContextual"/>
         </w:rPr>
       </w:pPr>
-      <w:hyperlink w:anchor="_Toc236398890" w:history="1">
+      <w:hyperlink w:anchor="_Toc236468395" w:history="1">
         <w:r>
           <w:rPr>
             <w:rStyle w:val="Hyperlink"/>
@@ -5841,7 +5841,7 @@
           <w:rPr>
             <w:webHidden/>
           </w:rPr>
-          <w:instrText xml:space="preserve"> PAGEREF _Toc236398890 \h </w:instrText>
+          <w:instrText xml:space="preserve"> PAGEREF _Toc236468395 \h </w:instrText>
         </w:r>
         <w:r>
           <w:rPr>
@@ -5881,7 +5881,7 @@
           <w14:ligatures w14:val="standardContextual"/>
         </w:rPr>
       </w:pPr>
-      <w:hyperlink w:anchor="_Toc236398891" w:history="1">
+      <w:hyperlink w:anchor="_Toc236468396" w:history="1">
         <w:r>
           <w:rPr>
             <w:rStyle w:val="Hyperlink"/>
@@ -5922,7 +5922,7 @@
           <w:rPr>
             <w:webHidden/>
           </w:rPr>
-          <w:instrText xml:space="preserve"> PAGEREF _Toc236398891 \h </w:instrText>
+          <w:instrText xml:space="preserve"> PAGEREF _Toc236468396 \h </w:instrText>
         </w:r>
         <w:r>
           <w:rPr>
@@ -5962,7 +5962,7 @@
           <w14:ligatures w14:val="standardContextual"/>
         </w:rPr>
       </w:pPr>
-      <w:hyperlink w:anchor="_Toc236398892" w:history="1">
+      <w:hyperlink w:anchor="_Toc236468397" w:history="1">
         <w:r>
           <w:rPr>
             <w:rStyle w:val="Hyperlink"/>
@@ -6003,7 +6003,7 @@
           <w:rPr>
             <w:webHidden/>
           </w:rPr>
-          <w:instrText xml:space="preserve"> PAGEREF _Toc236398892 \h </w:instrText>
+          <w:instrText xml:space="preserve"> PAGEREF _Toc236468397 \h </w:instrText>
         </w:r>
         <w:r>
           <w:rPr>
@@ -6043,7 +6043,7 @@
           <w14:ligatures w14:val="standardContextual"/>
         </w:rPr>
       </w:pPr>
-      <w:hyperlink w:anchor="_Toc236398893" w:history="1">
+      <w:hyperlink w:anchor="_Toc236468398" w:history="1">
         <w:r>
           <w:rPr>
             <w:rStyle w:val="Hyperlink"/>
@@ -6084,7 +6084,7 @@
           <w:rPr>
             <w:webHidden/>
           </w:rPr>
-          <w:instrText xml:space="preserve"> PAGEREF _Toc236398893 \h </w:instrText>
+          <w:instrText xml:space="preserve"> PAGEREF _Toc236468398 \h </w:instrText>
         </w:r>
         <w:r>
           <w:rPr>
@@ -6124,7 +6124,7 @@
           <w14:ligatures w14:val="standardContextual"/>
         </w:rPr>
       </w:pPr>
-      <w:hyperlink w:anchor="_Toc236398894" w:history="1">
+      <w:hyperlink w:anchor="_Toc236468399" w:history="1">
         <w:r>
           <w:rPr>
             <w:rStyle w:val="Hyperlink"/>
@@ -6165,7 +6165,7 @@
           <w:rPr>
             <w:webHidden/>
           </w:rPr>
-          <w:instrText xml:space="preserve"> PAGEREF _Toc236398894 \h </w:instrText>
+          <w:instrText xml:space="preserve"> PAGEREF _Toc236468399 \h </w:instrText>
         </w:r>
         <w:r>
           <w:rPr>
@@ -6205,7 +6205,7 @@
           <w14:ligatures w14:val="standardContextual"/>
         </w:rPr>
       </w:pPr>
-      <w:hyperlink w:anchor="_Toc236398895" w:history="1">
+      <w:hyperlink w:anchor="_Toc236468400" w:history="1">
         <w:r>
           <w:rPr>
             <w:rStyle w:val="Hyperlink"/>
@@ -6246,7 +6246,7 @@
           <w:rPr>
             <w:webHidden/>
           </w:rPr>
-          <w:instrText xml:space="preserve"> PAGEREF _Toc236398895 \h </w:instrText>
+          <w:instrText xml:space="preserve"> PAGEREF _Toc236468400 \h </w:instrText>
         </w:r>
         <w:r>
           <w:rPr>
@@ -6286,7 +6286,7 @@
           <w14:ligatures w14:val="standardContextual"/>
         </w:rPr>
       </w:pPr>
-      <w:hyperlink w:anchor="_Toc236398896" w:history="1">
+      <w:hyperlink w:anchor="_Toc236468401" w:history="1">
         <w:r>
           <w:rPr>
             <w:rStyle w:val="Hyperlink"/>
@@ -6327,7 +6327,7 @@
           <w:rPr>
             <w:webHidden/>
           </w:rPr>
-          <w:instrText xml:space="preserve"> PAGEREF _Toc236398896 \h </w:instrText>
+          <w:instrText xml:space="preserve"> PAGEREF _Toc236468401 \h </w:instrText>
         </w:r>
         <w:r>
           <w:rPr>
@@ -6367,7 +6367,7 @@
           <w14:ligatures w14:val="standardContextual"/>
         </w:rPr>
       </w:pPr>
-      <w:hyperlink w:anchor="_Toc236398897" w:history="1">
+      <w:hyperlink w:anchor="_Toc236468402" w:history="1">
         <w:r>
           <w:rPr>
             <w:rStyle w:val="Hyperlink"/>
@@ -6408,7 +6408,7 @@
           <w:rPr>
             <w:webHidden/>
           </w:rPr>
-          <w:instrText xml:space="preserve"> PAGEREF _Toc236398897 \h </w:instrText>
+          <w:instrText xml:space="preserve"> PAGEREF _Toc236468402 \h </w:instrText>
         </w:r>
         <w:r>
           <w:rPr>
@@ -6448,7 +6448,7 @@
           <w14:ligatures w14:val="standardContextual"/>
         </w:rPr>
       </w:pPr>
-      <w:hyperlink w:anchor="_Toc236398898" w:history="1">
+      <w:hyperlink w:anchor="_Toc236468403" w:history="1">
         <w:r>
           <w:rPr>
             <w:rStyle w:val="Hyperlink"/>
@@ -6489,7 +6489,7 @@
           <w:rPr>
             <w:webHidden/>
           </w:rPr>
-          <w:instrText xml:space="preserve"> PAGEREF _Toc236398898 \h </w:instrText>
+          <w:instrText xml:space="preserve"> PAGEREF _Toc236468403 \h </w:instrText>
         </w:r>
         <w:r>
           <w:rPr>
@@ -6529,7 +6529,7 @@
           <w14:ligatures w14:val="standardContextual"/>
         </w:rPr>
       </w:pPr>
-      <w:hyperlink w:anchor="_Toc236398899" w:history="1">
+      <w:hyperlink w:anchor="_Toc236468404" w:history="1">
         <w:r>
           <w:rPr>
             <w:rStyle w:val="Hyperlink"/>
@@ -6552,7 +6552,7 @@
           <w:rPr>
             <w:rStyle w:val="Hyperlink"/>
           </w:rPr>
-          <w:t>Schema versioning and compatibility</w:t>
+          <w:t>Group and schema identifiers</w:t>
         </w:r>
         <w:r>
           <w:rPr>
@@ -6570,7 +6570,7 @@
           <w:rPr>
             <w:webHidden/>
           </w:rPr>
-          <w:instrText xml:space="preserve"> PAGEREF _Toc236398899 \h </w:instrText>
+          <w:instrText xml:space="preserve"> PAGEREF _Toc236468404 \h </w:instrText>
         </w:r>
         <w:r>
           <w:rPr>
@@ -6610,7 +6610,7 @@
           <w14:ligatures w14:val="standardContextual"/>
         </w:rPr>
       </w:pPr>
-      <w:hyperlink w:anchor="_Toc236398900" w:history="1">
+      <w:hyperlink w:anchor="_Toc236468405" w:history="1">
         <w:r>
           <w:rPr>
             <w:rStyle w:val="Hyperlink"/>
@@ -6633,7 +6633,7 @@
           <w:rPr>
             <w:rStyle w:val="Hyperlink"/>
           </w:rPr>
-          <w:t>Resolution flow</w:t>
+          <w:t>Schema versioning and compatibility</w:t>
         </w:r>
         <w:r>
           <w:rPr>
@@ -6651,7 +6651,7 @@
           <w:rPr>
             <w:webHidden/>
           </w:rPr>
-          <w:instrText xml:space="preserve"> PAGEREF _Toc236398900 \h </w:instrText>
+          <w:instrText xml:space="preserve"> PAGEREF _Toc236468405 \h </w:instrText>
         </w:r>
         <w:r>
           <w:rPr>
@@ -6691,7 +6691,7 @@
           <w14:ligatures w14:val="standardContextual"/>
         </w:rPr>
       </w:pPr>
-      <w:hyperlink w:anchor="_Toc236398901" w:history="1">
+      <w:hyperlink w:anchor="_Toc236468406" w:history="1">
         <w:r>
           <w:rPr>
             <w:rStyle w:val="Hyperlink"/>
@@ -6714,7 +6714,7 @@
           <w:rPr>
             <w:rStyle w:val="Hyperlink"/>
           </w:rPr>
-          <w:t>TTL and mirror semantics</w:t>
+          <w:t>Resolution flow</w:t>
         </w:r>
         <w:r>
           <w:rPr>
@@ -6732,7 +6732,7 @@
           <w:rPr>
             <w:webHidden/>
           </w:rPr>
-          <w:instrText xml:space="preserve"> PAGEREF _Toc236398901 \h </w:instrText>
+          <w:instrText xml:space="preserve"> PAGEREF _Toc236468406 \h </w:instrText>
         </w:r>
         <w:r>
           <w:rPr>
@@ -6772,7 +6772,7 @@
           <w14:ligatures w14:val="standardContextual"/>
         </w:rPr>
       </w:pPr>
-      <w:hyperlink w:anchor="_Toc236398902" w:history="1">
+      <w:hyperlink w:anchor="_Toc236468407" w:history="1">
         <w:r>
           <w:rPr>
             <w:rStyle w:val="Hyperlink"/>
@@ -6795,7 +6795,7 @@
           <w:rPr>
             <w:rStyle w:val="Hyperlink"/>
           </w:rPr>
-          <w:t>Structure materialization and the xRegistry API</w:t>
+          <w:t>TTL and mirror semantics</w:t>
         </w:r>
         <w:r>
           <w:rPr>
@@ -6813,7 +6813,7 @@
           <w:rPr>
             <w:webHidden/>
           </w:rPr>
-          <w:instrText xml:space="preserve"> PAGEREF _Toc236398902 \h </w:instrText>
+          <w:instrText xml:space="preserve"> PAGEREF _Toc236468407 \h </w:instrText>
         </w:r>
         <w:r>
           <w:rPr>
@@ -6830,7 +6830,7 @@
           <w:rPr>
             <w:webHidden/>
           </w:rPr>
-          <w:t>31</w:t>
+          <w:t>32</w:t>
         </w:r>
         <w:r>
           <w:rPr>
@@ -6842,7 +6842,7 @@
     </w:p>
     <w:p>
       <w:pPr>
-        <w:pStyle w:val="TOC3"/>
+        <w:pStyle w:val="TOC2"/>
         <w:rPr>
           <w:rFonts w:asciiTheme="minorHAnsi" w:eastAsiaTheme="minorEastAsia" w:hAnsiTheme="minorHAnsi" w:cstheme="minorBidi"/>
           <w:spacing w:val="0"/>
@@ -6853,12 +6853,12 @@
           <w14:ligatures w14:val="standardContextual"/>
         </w:rPr>
       </w:pPr>
-      <w:hyperlink w:anchor="_Toc236398903" w:history="1">
+      <w:hyperlink w:anchor="_Toc236468408" w:history="1">
         <w:r>
           <w:rPr>
             <w:rStyle w:val="Hyperlink"/>
           </w:rPr>
-          <w:t>6.12.1</w:t>
+          <w:t>6.13</w:t>
         </w:r>
         <w:r>
           <w:rPr>
@@ -6876,7 +6876,7 @@
           <w:rPr>
             <w:rStyle w:val="Hyperlink"/>
           </w:rPr>
-          <w:t>Auto-bootstrap of the schema structure</w:t>
+          <w:t>Structure materialization and the xRegistry API</w:t>
         </w:r>
         <w:r>
           <w:rPr>
@@ -6894,7 +6894,7 @@
           <w:rPr>
             <w:webHidden/>
           </w:rPr>
-          <w:instrText xml:space="preserve"> PAGEREF _Toc236398903 \h </w:instrText>
+          <w:instrText xml:space="preserve"> PAGEREF _Toc236468408 \h </w:instrText>
         </w:r>
         <w:r>
           <w:rPr>
@@ -6911,7 +6911,7 @@
           <w:rPr>
             <w:webHidden/>
           </w:rPr>
-          <w:t>31</w:t>
+          <w:t>32</w:t>
         </w:r>
         <w:r>
           <w:rPr>
@@ -6934,12 +6934,12 @@
           <w14:ligatures w14:val="standardContextual"/>
         </w:rPr>
       </w:pPr>
-      <w:hyperlink w:anchor="_Toc236398904" w:history="1">
+      <w:hyperlink w:anchor="_Toc236468409" w:history="1">
         <w:r>
           <w:rPr>
             <w:rStyle w:val="Hyperlink"/>
           </w:rPr>
-          <w:t>6.12.2</w:t>
+          <w:t>6.13.1</w:t>
         </w:r>
         <w:r>
           <w:rPr>
@@ -6957,7 +6957,7 @@
           <w:rPr>
             <w:rStyle w:val="Hyperlink"/>
           </w:rPr>
-          <w:t>Serving the xRegistry API and the JSON projection</w:t>
+          <w:t>Auto-bootstrap of the schema structure</w:t>
         </w:r>
         <w:r>
           <w:rPr>
@@ -6975,7 +6975,7 @@
           <w:rPr>
             <w:webHidden/>
           </w:rPr>
-          <w:instrText xml:space="preserve"> PAGEREF _Toc236398904 \h </w:instrText>
+          <w:instrText xml:space="preserve"> PAGEREF _Toc236468409 \h </w:instrText>
         </w:r>
         <w:r>
           <w:rPr>
@@ -6992,7 +6992,7 @@
           <w:rPr>
             <w:webHidden/>
           </w:rPr>
-          <w:t>31</w:t>
+          <w:t>32</w:t>
         </w:r>
         <w:r>
           <w:rPr>
@@ -7004,7 +7004,7 @@
     </w:p>
     <w:p>
       <w:pPr>
-        <w:pStyle w:val="TOC2"/>
+        <w:pStyle w:val="TOC3"/>
         <w:rPr>
           <w:rFonts w:asciiTheme="minorHAnsi" w:eastAsiaTheme="minorEastAsia" w:hAnsiTheme="minorHAnsi" w:cstheme="minorBidi"/>
           <w:spacing w:val="0"/>
@@ -7015,12 +7015,12 @@
           <w14:ligatures w14:val="standardContextual"/>
         </w:rPr>
       </w:pPr>
-      <w:hyperlink w:anchor="_Toc236398905" w:history="1">
+      <w:hyperlink w:anchor="_Toc236468410" w:history="1">
         <w:r>
           <w:rPr>
             <w:rStyle w:val="Hyperlink"/>
           </w:rPr>
-          <w:t>6.13</w:t>
+          <w:t>6.13.2</w:t>
         </w:r>
         <w:r>
           <w:rPr>
@@ -7038,7 +7038,7 @@
           <w:rPr>
             <w:rStyle w:val="Hyperlink"/>
           </w:rPr>
-          <w:t>PubSub integration</w:t>
+          <w:t>Serving the xRegistry API and the JSON projection</w:t>
         </w:r>
         <w:r>
           <w:rPr>
@@ -7056,7 +7056,7 @@
           <w:rPr>
             <w:webHidden/>
           </w:rPr>
-          <w:instrText xml:space="preserve"> PAGEREF _Toc236398905 \h </w:instrText>
+          <w:instrText xml:space="preserve"> PAGEREF _Toc236468410 \h </w:instrText>
         </w:r>
         <w:r>
           <w:rPr>
@@ -7085,7 +7085,7 @@
     </w:p>
     <w:p>
       <w:pPr>
-        <w:pStyle w:val="TOC1"/>
+        <w:pStyle w:val="TOC2"/>
         <w:rPr>
           <w:rFonts w:asciiTheme="minorHAnsi" w:eastAsiaTheme="minorEastAsia" w:hAnsiTheme="minorHAnsi" w:cstheme="minorBidi"/>
           <w:spacing w:val="0"/>
@@ -7096,12 +7096,12 @@
           <w14:ligatures w14:val="standardContextual"/>
         </w:rPr>
       </w:pPr>
-      <w:hyperlink w:anchor="_Toc236398906" w:history="1">
+      <w:hyperlink w:anchor="_Toc236468411" w:history="1">
         <w:r>
           <w:rPr>
             <w:rStyle w:val="Hyperlink"/>
           </w:rPr>
-          <w:t>7</w:t>
+          <w:t>6.14</w:t>
         </w:r>
         <w:r>
           <w:rPr>
@@ -7119,7 +7119,7 @@
           <w:rPr>
             <w:rStyle w:val="Hyperlink"/>
           </w:rPr>
-          <w:t>OPC UA ObjectTypes</w:t>
+          <w:t>PubSub integration</w:t>
         </w:r>
         <w:r>
           <w:rPr>
@@ -7137,7 +7137,7 @@
           <w:rPr>
             <w:webHidden/>
           </w:rPr>
-          <w:instrText xml:space="preserve"> PAGEREF _Toc236398906 \h </w:instrText>
+          <w:instrText xml:space="preserve"> PAGEREF _Toc236468411 \h </w:instrText>
         </w:r>
         <w:r>
           <w:rPr>
@@ -7154,7 +7154,7 @@
           <w:rPr>
             <w:webHidden/>
           </w:rPr>
-          <w:t>32</w:t>
+          <w:t>33</w:t>
         </w:r>
         <w:r>
           <w:rPr>
@@ -7166,7 +7166,7 @@
     </w:p>
     <w:p>
       <w:pPr>
-        <w:pStyle w:val="TOC2"/>
+        <w:pStyle w:val="TOC1"/>
         <w:rPr>
           <w:rFonts w:asciiTheme="minorHAnsi" w:eastAsiaTheme="minorEastAsia" w:hAnsiTheme="minorHAnsi" w:cstheme="minorBidi"/>
           <w:spacing w:val="0"/>
@@ -7177,12 +7177,12 @@
           <w14:ligatures w14:val="standardContextual"/>
         </w:rPr>
       </w:pPr>
-      <w:hyperlink w:anchor="_Toc236398907" w:history="1">
+      <w:hyperlink w:anchor="_Toc236468412" w:history="1">
         <w:r>
           <w:rPr>
             <w:rStyle w:val="Hyperlink"/>
           </w:rPr>
-          <w:t>7.1</w:t>
+          <w:t>7</w:t>
         </w:r>
         <w:r>
           <w:rPr>
@@ -7200,7 +7200,7 @@
           <w:rPr>
             <w:rStyle w:val="Hyperlink"/>
           </w:rPr>
-          <w:t>SchemaRegistryType</w:t>
+          <w:t>OPC UA ObjectTypes</w:t>
         </w:r>
         <w:r>
           <w:rPr>
@@ -7218,7 +7218,7 @@
           <w:rPr>
             <w:webHidden/>
           </w:rPr>
-          <w:instrText xml:space="preserve"> PAGEREF _Toc236398907 \h </w:instrText>
+          <w:instrText xml:space="preserve"> PAGEREF _Toc236468412 \h </w:instrText>
         </w:r>
         <w:r>
           <w:rPr>
@@ -7235,7 +7235,7 @@
           <w:rPr>
             <w:webHidden/>
           </w:rPr>
-          <w:t>32</w:t>
+          <w:t>33</w:t>
         </w:r>
         <w:r>
           <w:rPr>
@@ -7247,7 +7247,7 @@
     </w:p>
     <w:p>
       <w:pPr>
-        <w:pStyle w:val="TOC3"/>
+        <w:pStyle w:val="TOC2"/>
         <w:rPr>
           <w:rFonts w:asciiTheme="minorHAnsi" w:eastAsiaTheme="minorEastAsia" w:hAnsiTheme="minorHAnsi" w:cstheme="minorBidi"/>
           <w:spacing w:val="0"/>
@@ -7258,12 +7258,12 @@
           <w14:ligatures w14:val="standardContextual"/>
         </w:rPr>
       </w:pPr>
-      <w:hyperlink w:anchor="_Toc236398908" w:history="1">
+      <w:hyperlink w:anchor="_Toc236468413" w:history="1">
         <w:r>
           <w:rPr>
             <w:rStyle w:val="Hyperlink"/>
           </w:rPr>
-          <w:t>7.1.1</w:t>
+          <w:t>7.1</w:t>
         </w:r>
         <w:r>
           <w:rPr>
@@ -7281,7 +7281,7 @@
           <w:rPr>
             <w:rStyle w:val="Hyperlink"/>
           </w:rPr>
-          <w:t>GetSchema</w:t>
+          <w:t>SchemaRegistryType</w:t>
         </w:r>
         <w:r>
           <w:rPr>
@@ -7299,7 +7299,7 @@
           <w:rPr>
             <w:webHidden/>
           </w:rPr>
-          <w:instrText xml:space="preserve"> PAGEREF _Toc236398908 \h </w:instrText>
+          <w:instrText xml:space="preserve"> PAGEREF _Toc236468413 \h </w:instrText>
         </w:r>
         <w:r>
           <w:rPr>
@@ -7316,7 +7316,7 @@
           <w:rPr>
             <w:webHidden/>
           </w:rPr>
-          <w:t>32</w:t>
+          <w:t>33</w:t>
         </w:r>
         <w:r>
           <w:rPr>
@@ -7328,7 +7328,7 @@
     </w:p>
     <w:p>
       <w:pPr>
-        <w:pStyle w:val="TOC2"/>
+        <w:pStyle w:val="TOC3"/>
         <w:rPr>
           <w:rFonts w:asciiTheme="minorHAnsi" w:eastAsiaTheme="minorEastAsia" w:hAnsiTheme="minorHAnsi" w:cstheme="minorBidi"/>
           <w:spacing w:val="0"/>
@@ -7339,12 +7339,12 @@
           <w14:ligatures w14:val="standardContextual"/>
         </w:rPr>
       </w:pPr>
-      <w:hyperlink w:anchor="_Toc236398909" w:history="1">
+      <w:hyperlink w:anchor="_Toc236468414" w:history="1">
         <w:r>
           <w:rPr>
             <w:rStyle w:val="Hyperlink"/>
           </w:rPr>
-          <w:t>7.2</w:t>
+          <w:t>7.1.1</w:t>
         </w:r>
         <w:r>
           <w:rPr>
@@ -7362,7 +7362,7 @@
           <w:rPr>
             <w:rStyle w:val="Hyperlink"/>
           </w:rPr>
-          <w:t>SchemaGroupType</w:t>
+          <w:t>GetSchema</w:t>
         </w:r>
         <w:r>
           <w:rPr>
@@ -7380,7 +7380,7 @@
           <w:rPr>
             <w:webHidden/>
           </w:rPr>
-          <w:instrText xml:space="preserve"> PAGEREF _Toc236398909 \h </w:instrText>
+          <w:instrText xml:space="preserve"> PAGEREF _Toc236468414 \h </w:instrText>
         </w:r>
         <w:r>
           <w:rPr>
@@ -7420,12 +7420,12 @@
           <w14:ligatures w14:val="standardContextual"/>
         </w:rPr>
       </w:pPr>
-      <w:hyperlink w:anchor="_Toc236398910" w:history="1">
+      <w:hyperlink w:anchor="_Toc236468415" w:history="1">
         <w:r>
           <w:rPr>
             <w:rStyle w:val="Hyperlink"/>
           </w:rPr>
-          <w:t>7.3</w:t>
+          <w:t>7.2</w:t>
         </w:r>
         <w:r>
           <w:rPr>
@@ -7443,7 +7443,7 @@
           <w:rPr>
             <w:rStyle w:val="Hyperlink"/>
           </w:rPr>
-          <w:t>SchemaFileType</w:t>
+          <w:t>SchemaGroupType</w:t>
         </w:r>
         <w:r>
           <w:rPr>
@@ -7461,7 +7461,7 @@
           <w:rPr>
             <w:webHidden/>
           </w:rPr>
-          <w:instrText xml:space="preserve"> PAGEREF _Toc236398910 \h </w:instrText>
+          <w:instrText xml:space="preserve"> PAGEREF _Toc236468415 \h </w:instrText>
         </w:r>
         <w:r>
           <w:rPr>
@@ -7478,7 +7478,7 @@
           <w:rPr>
             <w:webHidden/>
           </w:rPr>
-          <w:t>33</w:t>
+          <w:t>34</w:t>
         </w:r>
         <w:r>
           <w:rPr>
@@ -7490,7 +7490,7 @@
     </w:p>
     <w:p>
       <w:pPr>
-        <w:pStyle w:val="TOC1"/>
+        <w:pStyle w:val="TOC2"/>
         <w:rPr>
           <w:rFonts w:asciiTheme="minorHAnsi" w:eastAsiaTheme="minorEastAsia" w:hAnsiTheme="minorHAnsi" w:cstheme="minorBidi"/>
           <w:spacing w:val="0"/>
@@ -7501,12 +7501,12 @@
           <w14:ligatures w14:val="standardContextual"/>
         </w:rPr>
       </w:pPr>
-      <w:hyperlink w:anchor="_Toc236398911" w:history="1">
+      <w:hyperlink w:anchor="_Toc236468416" w:history="1">
         <w:r>
           <w:rPr>
             <w:rStyle w:val="Hyperlink"/>
           </w:rPr>
-          <w:t>8</w:t>
+          <w:t>7.3</w:t>
         </w:r>
         <w:r>
           <w:rPr>
@@ -7524,7 +7524,7 @@
           <w:rPr>
             <w:rStyle w:val="Hyperlink"/>
           </w:rPr>
-          <w:t>Instances</w:t>
+          <w:t>SchemaFileType</w:t>
         </w:r>
         <w:r>
           <w:rPr>
@@ -7542,7 +7542,7 @@
           <w:rPr>
             <w:webHidden/>
           </w:rPr>
-          <w:instrText xml:space="preserve"> PAGEREF _Toc236398911 \h </w:instrText>
+          <w:instrText xml:space="preserve"> PAGEREF _Toc236468416 \h </w:instrText>
         </w:r>
         <w:r>
           <w:rPr>
@@ -7571,7 +7571,7 @@
     </w:p>
     <w:p>
       <w:pPr>
-        <w:pStyle w:val="TOC2"/>
+        <w:pStyle w:val="TOC1"/>
         <w:rPr>
           <w:rFonts w:asciiTheme="minorHAnsi" w:eastAsiaTheme="minorEastAsia" w:hAnsiTheme="minorHAnsi" w:cstheme="minorBidi"/>
           <w:spacing w:val="0"/>
@@ -7582,12 +7582,12 @@
           <w14:ligatures w14:val="standardContextual"/>
         </w:rPr>
       </w:pPr>
-      <w:hyperlink w:anchor="_Toc236398912" w:history="1">
+      <w:hyperlink w:anchor="_Toc236468417" w:history="1">
         <w:r>
           <w:rPr>
             <w:rStyle w:val="Hyperlink"/>
           </w:rPr>
-          <w:t>8.1</w:t>
+          <w:t>8</w:t>
         </w:r>
         <w:r>
           <w:rPr>
@@ -7605,7 +7605,7 @@
           <w:rPr>
             <w:rStyle w:val="Hyperlink"/>
           </w:rPr>
-          <w:t>SchemaRegistry</w:t>
+          <w:t>Instances</w:t>
         </w:r>
         <w:r>
           <w:rPr>
@@ -7623,7 +7623,7 @@
           <w:rPr>
             <w:webHidden/>
           </w:rPr>
-          <w:instrText xml:space="preserve"> PAGEREF _Toc236398912 \h </w:instrText>
+          <w:instrText xml:space="preserve"> PAGEREF _Toc236468417 \h </w:instrText>
         </w:r>
         <w:r>
           <w:rPr>
@@ -7640,7 +7640,7 @@
           <w:rPr>
             <w:webHidden/>
           </w:rPr>
-          <w:t>34</w:t>
+          <w:t>35</w:t>
         </w:r>
         <w:r>
           <w:rPr>
@@ -7652,7 +7652,7 @@
     </w:p>
     <w:p>
       <w:pPr>
-        <w:pStyle w:val="TOC3"/>
+        <w:pStyle w:val="TOC2"/>
         <w:rPr>
           <w:rFonts w:asciiTheme="minorHAnsi" w:eastAsiaTheme="minorEastAsia" w:hAnsiTheme="minorHAnsi" w:cstheme="minorBidi"/>
           <w:spacing w:val="0"/>
@@ -7663,12 +7663,12 @@
           <w14:ligatures w14:val="standardContextual"/>
         </w:rPr>
       </w:pPr>
-      <w:hyperlink w:anchor="_Toc236398913" w:history="1">
+      <w:hyperlink w:anchor="_Toc236468418" w:history="1">
         <w:r>
           <w:rPr>
             <w:rStyle w:val="Hyperlink"/>
           </w:rPr>
-          <w:t>8.1.1</w:t>
+          <w:t>8.1</w:t>
         </w:r>
         <w:r>
           <w:rPr>
@@ -7686,7 +7686,7 @@
           <w:rPr>
             <w:rStyle w:val="Hyperlink"/>
           </w:rPr>
-          <w:t>GetSchema</w:t>
+          <w:t>SchemaRegistry</w:t>
         </w:r>
         <w:r>
           <w:rPr>
@@ -7704,7 +7704,7 @@
           <w:rPr>
             <w:webHidden/>
           </w:rPr>
-          <w:instrText xml:space="preserve"> PAGEREF _Toc236398913 \h </w:instrText>
+          <w:instrText xml:space="preserve"> PAGEREF _Toc236468418 \h </w:instrText>
         </w:r>
         <w:r>
           <w:rPr>
@@ -7721,7 +7721,7 @@
           <w:rPr>
             <w:webHidden/>
           </w:rPr>
-          <w:t>34</w:t>
+          <w:t>35</w:t>
         </w:r>
         <w:r>
           <w:rPr>
@@ -7733,7 +7733,7 @@
     </w:p>
     <w:p>
       <w:pPr>
-        <w:pStyle w:val="TOC1"/>
+        <w:pStyle w:val="TOC3"/>
         <w:rPr>
           <w:rFonts w:asciiTheme="minorHAnsi" w:eastAsiaTheme="minorEastAsia" w:hAnsiTheme="minorHAnsi" w:cstheme="minorBidi"/>
           <w:spacing w:val="0"/>
@@ -7744,12 +7744,12 @@
           <w14:ligatures w14:val="standardContextual"/>
         </w:rPr>
       </w:pPr>
-      <w:hyperlink w:anchor="_Toc236398914" w:history="1">
+      <w:hyperlink w:anchor="_Toc236468419" w:history="1">
         <w:r>
           <w:rPr>
             <w:rStyle w:val="Hyperlink"/>
           </w:rPr>
-          <w:t>9</w:t>
+          <w:t>8.1.1</w:t>
         </w:r>
         <w:r>
           <w:rPr>
@@ -7767,7 +7767,7 @@
           <w:rPr>
             <w:rStyle w:val="Hyperlink"/>
           </w:rPr>
-          <w:t>Profiles and conformance units</w:t>
+          <w:t>GetSchema</w:t>
         </w:r>
         <w:r>
           <w:rPr>
@@ -7785,7 +7785,7 @@
           <w:rPr>
             <w:webHidden/>
           </w:rPr>
-          <w:instrText xml:space="preserve"> PAGEREF _Toc236398914 \h </w:instrText>
+          <w:instrText xml:space="preserve"> PAGEREF _Toc236468419 \h </w:instrText>
         </w:r>
         <w:r>
           <w:rPr>
@@ -7802,7 +7802,7 @@
           <w:rPr>
             <w:webHidden/>
           </w:rPr>
-          <w:t>36</w:t>
+          <w:t>35</w:t>
         </w:r>
         <w:r>
           <w:rPr>
@@ -7825,12 +7825,12 @@
           <w14:ligatures w14:val="standardContextual"/>
         </w:rPr>
       </w:pPr>
-      <w:hyperlink w:anchor="_Toc236398915" w:history="1">
+      <w:hyperlink w:anchor="_Toc236468420" w:history="1">
         <w:r>
           <w:rPr>
             <w:rStyle w:val="Hyperlink"/>
           </w:rPr>
-          <w:t>10</w:t>
+          <w:t>9</w:t>
         </w:r>
         <w:r>
           <w:rPr>
@@ -7848,7 +7848,7 @@
           <w:rPr>
             <w:rStyle w:val="Hyperlink"/>
           </w:rPr>
-          <w:t>Namespaces</w:t>
+          <w:t>Profiles and conformance units</w:t>
         </w:r>
         <w:r>
           <w:rPr>
@@ -7866,7 +7866,7 @@
           <w:rPr>
             <w:webHidden/>
           </w:rPr>
-          <w:instrText xml:space="preserve"> PAGEREF _Toc236398915 \h </w:instrText>
+          <w:instrText xml:space="preserve"> PAGEREF _Toc236468420 \h </w:instrText>
         </w:r>
         <w:r>
           <w:rPr>
@@ -7883,7 +7883,7 @@
           <w:rPr>
             <w:webHidden/>
           </w:rPr>
-          <w:t>36</w:t>
+          <w:t>37</w:t>
         </w:r>
         <w:r>
           <w:rPr>
@@ -7895,7 +7895,7 @@
     </w:p>
     <w:p>
       <w:pPr>
-        <w:pStyle w:val="TOC2"/>
+        <w:pStyle w:val="TOC1"/>
         <w:rPr>
           <w:rFonts w:asciiTheme="minorHAnsi" w:eastAsiaTheme="minorEastAsia" w:hAnsiTheme="minorHAnsi" w:cstheme="minorBidi"/>
           <w:spacing w:val="0"/>
@@ -7906,12 +7906,12 @@
           <w14:ligatures w14:val="standardContextual"/>
         </w:rPr>
       </w:pPr>
-      <w:hyperlink w:anchor="_Toc236398916" w:history="1">
+      <w:hyperlink w:anchor="_Toc236468421" w:history="1">
         <w:r>
           <w:rPr>
             <w:rStyle w:val="Hyperlink"/>
           </w:rPr>
-          <w:t>10.1</w:t>
+          <w:t>10</w:t>
         </w:r>
         <w:r>
           <w:rPr>
@@ -7929,7 +7929,7 @@
           <w:rPr>
             <w:rStyle w:val="Hyperlink"/>
           </w:rPr>
-          <w:t>Namespace metadata</w:t>
+          <w:t>Namespaces</w:t>
         </w:r>
         <w:r>
           <w:rPr>
@@ -7947,7 +7947,7 @@
           <w:rPr>
             <w:webHidden/>
           </w:rPr>
-          <w:instrText xml:space="preserve"> PAGEREF _Toc236398916 \h </w:instrText>
+          <w:instrText xml:space="preserve"> PAGEREF _Toc236468421 \h </w:instrText>
         </w:r>
         <w:r>
           <w:rPr>
@@ -7964,7 +7964,7 @@
           <w:rPr>
             <w:webHidden/>
           </w:rPr>
-          <w:t>36</w:t>
+          <w:t>38</w:t>
         </w:r>
         <w:r>
           <w:rPr>
@@ -7987,12 +7987,12 @@
           <w14:ligatures w14:val="standardContextual"/>
         </w:rPr>
       </w:pPr>
-      <w:hyperlink w:anchor="_Toc236398917" w:history="1">
+      <w:hyperlink w:anchor="_Toc236468422" w:history="1">
         <w:r>
           <w:rPr>
             <w:rStyle w:val="Hyperlink"/>
           </w:rPr>
-          <w:t>10.2</w:t>
+          <w:t>10.1</w:t>
         </w:r>
         <w:r>
           <w:rPr>
@@ -8010,7 +8010,7 @@
           <w:rPr>
             <w:rStyle w:val="Hyperlink"/>
           </w:rPr>
-          <w:t>Handling of OPC UA namespaces</w:t>
+          <w:t>Namespace metadata</w:t>
         </w:r>
         <w:r>
           <w:rPr>
@@ -8028,7 +8028,7 @@
           <w:rPr>
             <w:webHidden/>
           </w:rPr>
-          <w:instrText xml:space="preserve"> PAGEREF _Toc236398917 \h </w:instrText>
+          <w:instrText xml:space="preserve"> PAGEREF _Toc236468422 \h </w:instrText>
         </w:r>
         <w:r>
           <w:rPr>
@@ -8045,7 +8045,7 @@
           <w:rPr>
             <w:webHidden/>
           </w:rPr>
-          <w:t>37</w:t>
+          <w:t>38</w:t>
         </w:r>
         <w:r>
           <w:rPr>
@@ -8057,7 +8057,7 @@
     </w:p>
     <w:p>
       <w:pPr>
-        <w:pStyle w:val="TOC1"/>
+        <w:pStyle w:val="TOC2"/>
         <w:rPr>
           <w:rFonts w:asciiTheme="minorHAnsi" w:eastAsiaTheme="minorEastAsia" w:hAnsiTheme="minorHAnsi" w:cstheme="minorBidi"/>
           <w:spacing w:val="0"/>
@@ -8068,12 +8068,30 @@
           <w14:ligatures w14:val="standardContextual"/>
         </w:rPr>
       </w:pPr>
-      <w:hyperlink w:anchor="_Toc236398918" w:history="1">
+      <w:hyperlink w:anchor="_Toc236468423" w:history="1">
         <w:r>
           <w:rPr>
             <w:rStyle w:val="Hyperlink"/>
           </w:rPr>
-          <w:t>Annex A (normative)   Schema Registry namespace and mappings</w:t>
+          <w:t>10.2</w:t>
+        </w:r>
+        <w:r>
+          <w:rPr>
+            <w:rFonts w:asciiTheme="minorHAnsi" w:eastAsiaTheme="minorEastAsia" w:hAnsiTheme="minorHAnsi" w:cstheme="minorBidi"/>
+            <w:spacing w:val="0"/>
+            <w:kern w:val="2"/>
+            <w:sz w:val="24"/>
+            <w:szCs w:val="24"/>
+            <w:lang w:val="en-DE" w:eastAsia="en-DE"/>
+            <w14:ligatures w14:val="standardContextual"/>
+          </w:rPr>
+          <w:tab/>
+        </w:r>
+        <w:r>
+          <w:rPr>
+            <w:rStyle w:val="Hyperlink"/>
+          </w:rPr>
+          <w:t>Handling of OPC UA namespaces</w:t>
         </w:r>
         <w:r>
           <w:rPr>
@@ -8091,7 +8109,7 @@
           <w:rPr>
             <w:webHidden/>
           </w:rPr>
-          <w:instrText xml:space="preserve"> PAGEREF _Toc236398918 \h </w:instrText>
+          <w:instrText xml:space="preserve"> PAGEREF _Toc236468423 \h </w:instrText>
         </w:r>
         <w:r>
           <w:rPr>
@@ -8120,7 +8138,7 @@
     </w:p>
     <w:p>
       <w:pPr>
-        <w:pStyle w:val="TOC2"/>
+        <w:pStyle w:val="TOC1"/>
         <w:rPr>
           <w:rFonts w:asciiTheme="minorHAnsi" w:eastAsiaTheme="minorEastAsia" w:hAnsiTheme="minorHAnsi" w:cstheme="minorBidi"/>
           <w:spacing w:val="0"/>
@@ -8131,7 +8149,70 @@
           <w14:ligatures w14:val="standardContextual"/>
         </w:rPr>
       </w:pPr>
-      <w:hyperlink w:anchor="_Toc236398919" w:history="1">
+      <w:hyperlink w:anchor="_Toc236468424" w:history="1">
+        <w:r>
+          <w:rPr>
+            <w:rStyle w:val="Hyperlink"/>
+          </w:rPr>
+          <w:t>Annex A (normative)   Schema Registry namespace and mappings</w:t>
+        </w:r>
+        <w:r>
+          <w:rPr>
+            <w:webHidden/>
+          </w:rPr>
+          <w:tab/>
+        </w:r>
+        <w:r>
+          <w:rPr>
+            <w:webHidden/>
+          </w:rPr>
+          <w:fldChar w:fldCharType="begin"/>
+        </w:r>
+        <w:r>
+          <w:rPr>
+            <w:webHidden/>
+          </w:rPr>
+          <w:instrText xml:space="preserve"> PAGEREF _Toc236468424 \h </w:instrText>
+        </w:r>
+        <w:r>
+          <w:rPr>
+            <w:webHidden/>
+          </w:rPr>
+        </w:r>
+        <w:r>
+          <w:rPr>
+            <w:webHidden/>
+          </w:rPr>
+          <w:fldChar w:fldCharType="separate"/>
+        </w:r>
+        <w:r>
+          <w:rPr>
+            <w:webHidden/>
+          </w:rPr>
+          <w:t>39</w:t>
+        </w:r>
+        <w:r>
+          <w:rPr>
+            <w:webHidden/>
+          </w:rPr>
+          <w:fldChar w:fldCharType="end"/>
+        </w:r>
+      </w:hyperlink>
+    </w:p>
+    <w:p>
+      <w:pPr>
+        <w:pStyle w:val="TOC2"/>
+        <w:rPr>
+          <w:rFonts w:asciiTheme="minorHAnsi" w:eastAsiaTheme="minorEastAsia" w:hAnsiTheme="minorHAnsi" w:cstheme="minorBidi"/>
+          <w:spacing w:val="0"/>
+          <w:kern w:val="2"/>
+          <w:sz w:val="24"/>
+          <w:szCs w:val="24"/>
+          <w:lang w:val="en-DE" w:eastAsia="en-DE"/>
+          <w14:ligatures w14:val="standardContextual"/>
+        </w:rPr>
+      </w:pPr>
+      <w:hyperlink w:anchor="_Toc236468425" w:history="1">
         <w:r>
           <w:rPr>
             <w:rStyle w:val="Hyperlink"/>
@@ -8172,7 +8253,7 @@
           <w:rPr>
             <w:webHidden/>
           </w:rPr>
-          <w:instrText xml:space="preserve"> PAGEREF _Toc236398919 \h </w:instrText>
+          <w:instrText xml:space="preserve"> PAGEREF _Toc236468425 \h </w:instrText>
         </w:r>
         <w:r>
           <w:rPr>
@@ -8189,7 +8270,7 @@
           <w:rPr>
             <w:webHidden/>
           </w:rPr>
-          <w:t>38</w:t>
+          <w:t>39</w:t>
         </w:r>
         <w:r>
           <w:rPr>
@@ -8212,7 +8293,7 @@
           <w14:ligatures w14:val="standardContextual"/>
         </w:rPr>
       </w:pPr>
-      <w:hyperlink w:anchor="_Toc236398920" w:history="1">
+      <w:hyperlink w:anchor="_Toc236468426" w:history="1">
         <w:r>
           <w:rPr>
             <w:rStyle w:val="Hyperlink"/>
@@ -8253,7 +8334,7 @@
           <w:rPr>
             <w:webHidden/>
           </w:rPr>
-          <w:instrText xml:space="preserve"> PAGEREF _Toc236398920 \h </w:instrText>
+          <w:instrText xml:space="preserve"> PAGEREF _Toc236468426 \h </w:instrText>
         </w:r>
         <w:r>
           <w:rPr>
@@ -8270,7 +8351,7 @@
           <w:rPr>
             <w:webHidden/>
           </w:rPr>
-          <w:t>39</w:t>
+          <w:t>40</w:t>
         </w:r>
         <w:r>
           <w:rPr>
@@ -8293,7 +8374,7 @@
           <w14:ligatures w14:val="standardContextual"/>
         </w:rPr>
       </w:pPr>
-      <w:hyperlink w:anchor="_Toc236398921" w:history="1">
+      <w:hyperlink w:anchor="_Toc236468427" w:history="1">
         <w:r>
           <w:rPr>
             <w:rStyle w:val="Hyperlink"/>
@@ -8334,7 +8415,7 @@
           <w:rPr>
             <w:webHidden/>
           </w:rPr>
-          <w:instrText xml:space="preserve"> PAGEREF _Toc236398921 \h </w:instrText>
+          <w:instrText xml:space="preserve"> PAGEREF _Toc236468427 \h </w:instrText>
         </w:r>
         <w:r>
           <w:rPr>
@@ -8351,7 +8432,7 @@
           <w:rPr>
             <w:webHidden/>
           </w:rPr>
-          <w:t>39</w:t>
+          <w:t>40</w:t>
         </w:r>
         <w:r>
           <w:rPr>
@@ -8374,7 +8455,7 @@
           <w14:ligatures w14:val="standardContextual"/>
         </w:rPr>
       </w:pPr>
-      <w:hyperlink w:anchor="_Toc236398922" w:history="1">
+      <w:hyperlink w:anchor="_Toc236468428" w:history="1">
         <w:r>
           <w:rPr>
             <w:rStyle w:val="Hyperlink"/>
@@ -8397,7 +8478,7 @@
           <w:rPr>
             <w:webHidden/>
           </w:rPr>
-          <w:instrText xml:space="preserve"> PAGEREF _Toc236398922 \h </w:instrText>
+          <w:instrText xml:space="preserve"> PAGEREF _Toc236468428 \h </w:instrText>
         </w:r>
         <w:r>
           <w:rPr>
@@ -8414,7 +8495,7 @@
           <w:rPr>
             <w:webHidden/>
           </w:rPr>
-          <w:t>43</w:t>
+          <w:t>44</w:t>
         </w:r>
         <w:r>
           <w:rPr>
@@ -8437,7 +8518,7 @@
           <w14:ligatures w14:val="standardContextual"/>
         </w:rPr>
       </w:pPr>
-      <w:hyperlink w:anchor="_Toc236398923" w:history="1">
+      <w:hyperlink w:anchor="_Toc236468429" w:history="1">
         <w:r>
           <w:rPr>
             <w:rStyle w:val="Hyperlink"/>
@@ -8460,7 +8541,7 @@
           <w:rPr>
             <w:webHidden/>
           </w:rPr>
-          <w:instrText xml:space="preserve"> PAGEREF _Toc236398923 \h </w:instrText>
+          <w:instrText xml:space="preserve"> PAGEREF _Toc236468429 \h </w:instrText>
         </w:r>
         <w:r>
           <w:rPr>
@@ -8477,7 +8558,7 @@
           <w:rPr>
             <w:webHidden/>
           </w:rPr>
-          <w:t>44</w:t>
+          <w:t>45</w:t>
         </w:r>
         <w:r>
           <w:rPr>
@@ -8500,7 +8581,7 @@
           <w14:ligatures w14:val="standardContextual"/>
         </w:rPr>
       </w:pPr>
-      <w:hyperlink w:anchor="_Toc236398924" w:history="1">
+      <w:hyperlink w:anchor="_Toc236468430" w:history="1">
         <w:r>
           <w:rPr>
             <w:rStyle w:val="Hyperlink"/>
@@ -8541,7 +8622,7 @@
           <w:rPr>
             <w:webHidden/>
           </w:rPr>
-          <w:instrText xml:space="preserve"> PAGEREF _Toc236398924 \h </w:instrText>
+          <w:instrText xml:space="preserve"> PAGEREF _Toc236468430 \h </w:instrText>
         </w:r>
         <w:r>
           <w:rPr>
@@ -8558,7 +8639,7 @@
           <w:rPr>
             <w:webHidden/>
           </w:rPr>
-          <w:t>44</w:t>
+          <w:t>45</w:t>
         </w:r>
         <w:r>
           <w:rPr>
@@ -8581,7 +8662,7 @@
           <w14:ligatures w14:val="standardContextual"/>
         </w:rPr>
       </w:pPr>
-      <w:hyperlink w:anchor="_Toc236398925" w:history="1">
+      <w:hyperlink w:anchor="_Toc236468431" w:history="1">
         <w:r>
           <w:rPr>
             <w:rStyle w:val="Hyperlink"/>
@@ -8622,7 +8703,7 @@
           <w:rPr>
             <w:webHidden/>
           </w:rPr>
-          <w:instrText xml:space="preserve"> PAGEREF _Toc236398925 \h </w:instrText>
+          <w:instrText xml:space="preserve"> PAGEREF _Toc236468431 \h </w:instrText>
         </w:r>
         <w:r>
           <w:rPr>
@@ -8639,7 +8720,7 @@
           <w:rPr>
             <w:webHidden/>
           </w:rPr>
-          <w:t>44</w:t>
+          <w:t>45</w:t>
         </w:r>
         <w:r>
           <w:rPr>
@@ -8662,7 +8743,7 @@
           <w14:ligatures w14:val="standardContextual"/>
         </w:rPr>
       </w:pPr>
-      <w:hyperlink w:anchor="_Toc236398926" w:history="1">
+      <w:hyperlink w:anchor="_Toc236468432" w:history="1">
         <w:r>
           <w:rPr>
             <w:rStyle w:val="Hyperlink"/>
@@ -8703,7 +8784,7 @@
           <w:rPr>
             <w:webHidden/>
           </w:rPr>
-          <w:instrText xml:space="preserve"> PAGEREF _Toc236398926 \h </w:instrText>
+          <w:instrText xml:space="preserve"> PAGEREF _Toc236468432 \h </w:instrText>
         </w:r>
         <w:r>
           <w:rPr>
@@ -8720,7 +8801,7 @@
           <w:rPr>
             <w:webHidden/>
           </w:rPr>
-          <w:t>45</w:t>
+          <w:t>46</w:t>
         </w:r>
         <w:r>
           <w:rPr>
@@ -8743,7 +8824,7 @@
           <w14:ligatures w14:val="standardContextual"/>
         </w:rPr>
       </w:pPr>
-      <w:hyperlink w:anchor="_Toc236398927" w:history="1">
+      <w:hyperlink w:anchor="_Toc236468433" w:history="1">
         <w:r>
           <w:rPr>
             <w:rStyle w:val="Hyperlink"/>
@@ -8784,7 +8865,7 @@
           <w:rPr>
             <w:webHidden/>
           </w:rPr>
-          <w:instrText xml:space="preserve"> PAGEREF _Toc236398927 \h </w:instrText>
+          <w:instrText xml:space="preserve"> PAGEREF _Toc236468433 \h </w:instrText>
         </w:r>
         <w:r>
           <w:rPr>
@@ -8801,7 +8882,7 @@
           <w:rPr>
             <w:webHidden/>
           </w:rPr>
-          <w:t>46</w:t>
+          <w:t>47</w:t>
         </w:r>
         <w:r>
           <w:rPr>
@@ -8824,7 +8905,7 @@
           <w14:ligatures w14:val="standardContextual"/>
         </w:rPr>
       </w:pPr>
-      <w:hyperlink w:anchor="_Toc236398928" w:history="1">
+      <w:hyperlink w:anchor="_Toc236468434" w:history="1">
         <w:r>
           <w:rPr>
             <w:rStyle w:val="Hyperlink"/>
@@ -8865,7 +8946,7 @@
           <w:rPr>
             <w:webHidden/>
           </w:rPr>
-          <w:instrText xml:space="preserve"> PAGEREF _Toc236398928 \h </w:instrText>
+          <w:instrText xml:space="preserve"> PAGEREF _Toc236468434 \h </w:instrText>
         </w:r>
         <w:r>
           <w:rPr>
@@ -8882,7 +8963,7 @@
           <w:rPr>
             <w:webHidden/>
           </w:rPr>
-          <w:t>46</w:t>
+          <w:t>47</w:t>
         </w:r>
         <w:r>
           <w:rPr>
@@ -8905,7 +8986,7 @@
           <w14:ligatures w14:val="standardContextual"/>
         </w:rPr>
       </w:pPr>
-      <w:hyperlink w:anchor="_Toc236398929" w:history="1">
+      <w:hyperlink w:anchor="_Toc236468435" w:history="1">
         <w:r>
           <w:rPr>
             <w:rStyle w:val="Hyperlink"/>
@@ -8928,7 +9009,7 @@
           <w:rPr>
             <w:webHidden/>
           </w:rPr>
-          <w:instrText xml:space="preserve"> PAGEREF _Toc236398929 \h </w:instrText>
+          <w:instrText xml:space="preserve"> PAGEREF _Toc236468435 \h </w:instrText>
         </w:r>
         <w:r>
           <w:rPr>
@@ -8945,7 +9026,7 @@
           <w:rPr>
             <w:webHidden/>
           </w:rPr>
-          <w:t>47</w:t>
+          <w:t>48</w:t>
         </w:r>
         <w:r>
           <w:rPr>
@@ -9007,7 +9088,7 @@
       <w:r>
         <w:fldChar w:fldCharType="separate"/>
       </w:r>
-      <w:hyperlink w:anchor="_Toc236398930" w:history="1">
+      <w:hyperlink w:anchor="_Toc236468436" w:history="1">
         <w:r>
           <w:rPr>
             <w:rStyle w:val="Hyperlink"/>
@@ -9021,7 +9102,7 @@
           <w:fldChar w:fldCharType="begin"/>
         </w:r>
         <w:r>
-          <w:instrText xml:space="preserve"> PAGEREF _Toc236398930 \h </w:instrText>
+          <w:instrText xml:space="preserve"> PAGEREF _Toc236468436 \h </w:instrText>
         </w:r>
         <w:r>
           <w:fldChar w:fldCharType="separate"/>
@@ -9047,7 +9128,7 @@
           <w14:ligatures w14:val="standardContextual"/>
         </w:rPr>
       </w:pPr>
-      <w:hyperlink w:anchor="_Toc236398931" w:history="1">
+      <w:hyperlink w:anchor="_Toc236468437" w:history="1">
         <w:r>
           <w:rPr>
             <w:rStyle w:val="Hyperlink"/>
@@ -9061,7 +9142,7 @@
           <w:fldChar w:fldCharType="begin"/>
         </w:r>
         <w:r>
-          <w:instrText xml:space="preserve"> PAGEREF _Toc236398931 \h </w:instrText>
+          <w:instrText xml:space="preserve"> PAGEREF _Toc236468437 \h </w:instrText>
         </w:r>
         <w:r>
           <w:fldChar w:fldCharType="separate"/>
@@ -9087,7 +9168,7 @@
           <w14:ligatures w14:val="standardContextual"/>
         </w:rPr>
       </w:pPr>
-      <w:hyperlink w:anchor="_Toc236398932" w:history="1">
+      <w:hyperlink w:anchor="_Toc236468438" w:history="1">
         <w:r>
           <w:rPr>
             <w:rStyle w:val="Hyperlink"/>
@@ -9101,7 +9182,7 @@
           <w:fldChar w:fldCharType="begin"/>
         </w:r>
         <w:r>
-          <w:instrText xml:space="preserve"> PAGEREF _Toc236398932 \h </w:instrText>
+          <w:instrText xml:space="preserve"> PAGEREF _Toc236468438 \h </w:instrText>
         </w:r>
         <w:r>
           <w:fldChar w:fldCharType="separate"/>
@@ -9127,7 +9208,7 @@
           <w14:ligatures w14:val="standardContextual"/>
         </w:rPr>
       </w:pPr>
-      <w:hyperlink w:anchor="_Toc236398933" w:history="1">
+      <w:hyperlink w:anchor="_Toc236468439" w:history="1">
         <w:r>
           <w:rPr>
             <w:rStyle w:val="Hyperlink"/>
@@ -9141,7 +9222,7 @@
           <w:fldChar w:fldCharType="begin"/>
         </w:r>
         <w:r>
-          <w:instrText xml:space="preserve"> PAGEREF _Toc236398933 \h </w:instrText>
+          <w:instrText xml:space="preserve"> PAGEREF _Toc236468439 \h </w:instrText>
         </w:r>
         <w:r>
           <w:fldChar w:fldCharType="separate"/>
@@ -9167,7 +9248,7 @@
           <w14:ligatures w14:val="standardContextual"/>
         </w:rPr>
       </w:pPr>
-      <w:hyperlink w:anchor="_Toc236398934" w:history="1">
+      <w:hyperlink w:anchor="_Toc236468440" w:history="1">
         <w:r>
           <w:rPr>
             <w:rStyle w:val="Hyperlink"/>
@@ -9181,7 +9262,7 @@
           <w:fldChar w:fldCharType="begin"/>
         </w:r>
         <w:r>
-          <w:instrText xml:space="preserve"> PAGEREF _Toc236398934 \h </w:instrText>
+          <w:instrText xml:space="preserve"> PAGEREF _Toc236468440 \h </w:instrText>
         </w:r>
         <w:r>
           <w:fldChar w:fldCharType="separate"/>
@@ -9207,7 +9288,7 @@
           <w14:ligatures w14:val="standardContextual"/>
         </w:rPr>
       </w:pPr>
-      <w:hyperlink w:anchor="_Toc236398935" w:history="1">
+      <w:hyperlink w:anchor="_Toc236468441" w:history="1">
         <w:r>
           <w:rPr>
             <w:rStyle w:val="Hyperlink"/>
@@ -9221,7 +9302,7 @@
           <w:fldChar w:fldCharType="begin"/>
         </w:r>
         <w:r>
-          <w:instrText xml:space="preserve"> PAGEREF _Toc236398935 \h </w:instrText>
+          <w:instrText xml:space="preserve"> PAGEREF _Toc236468441 \h </w:instrText>
         </w:r>
         <w:r>
           <w:fldChar w:fldCharType="separate"/>
@@ -9296,7 +9377,7 @@
       <w:r>
         <w:fldChar w:fldCharType="separate"/>
       </w:r>
-      <w:hyperlink w:anchor="_Toc236398936" w:history="1">
+      <w:hyperlink w:anchor="_Toc236468442" w:history="1">
         <w:r>
           <w:rPr>
             <w:rStyle w:val="Hyperlink"/>
@@ -9310,7 +9391,7 @@
           <w:fldChar w:fldCharType="begin"/>
         </w:r>
         <w:r>
-          <w:instrText xml:space="preserve"> PAGEREF _Toc236398936 \h </w:instrText>
+          <w:instrText xml:space="preserve"> PAGEREF _Toc236468442 \h </w:instrText>
         </w:r>
         <w:r>
           <w:fldChar w:fldCharType="separate"/>
@@ -9336,7 +9417,7 @@
           <w14:ligatures w14:val="standardContextual"/>
         </w:rPr>
       </w:pPr>
-      <w:hyperlink w:anchor="_Toc236398937" w:history="1">
+      <w:hyperlink w:anchor="_Toc236468443" w:history="1">
         <w:r>
           <w:rPr>
             <w:rStyle w:val="Hyperlink"/>
@@ -9350,7 +9431,7 @@
           <w:fldChar w:fldCharType="begin"/>
         </w:r>
         <w:r>
-          <w:instrText xml:space="preserve"> PAGEREF _Toc236398937 \h </w:instrText>
+          <w:instrText xml:space="preserve"> PAGEREF _Toc236468443 \h </w:instrText>
         </w:r>
         <w:r>
           <w:fldChar w:fldCharType="separate"/>
@@ -9376,7 +9457,7 @@
           <w14:ligatures w14:val="standardContextual"/>
         </w:rPr>
       </w:pPr>
-      <w:hyperlink w:anchor="_Toc236398938" w:history="1">
+      <w:hyperlink w:anchor="_Toc236468444" w:history="1">
         <w:r>
           <w:rPr>
             <w:rStyle w:val="Hyperlink"/>
@@ -9390,7 +9471,7 @@
           <w:fldChar w:fldCharType="begin"/>
         </w:r>
         <w:r>
-          <w:instrText xml:space="preserve"> PAGEREF _Toc236398938 \h </w:instrText>
+          <w:instrText xml:space="preserve"> PAGEREF _Toc236468444 \h </w:instrText>
         </w:r>
         <w:r>
           <w:fldChar w:fldCharType="separate"/>
@@ -9416,7 +9497,7 @@
           <w14:ligatures w14:val="standardContextual"/>
         </w:rPr>
       </w:pPr>
-      <w:hyperlink w:anchor="_Toc236398939" w:history="1">
+      <w:hyperlink w:anchor="_Toc236468445" w:history="1">
         <w:r>
           <w:rPr>
             <w:rStyle w:val="Hyperlink"/>
@@ -9430,7 +9511,7 @@
           <w:fldChar w:fldCharType="begin"/>
         </w:r>
         <w:r>
-          <w:instrText xml:space="preserve"> PAGEREF _Toc236398939 \h </w:instrText>
+          <w:instrText xml:space="preserve"> PAGEREF _Toc236468445 \h </w:instrText>
         </w:r>
         <w:r>
           <w:fldChar w:fldCharType="separate"/>
@@ -9456,7 +9537,7 @@
           <w14:ligatures w14:val="standardContextual"/>
         </w:rPr>
       </w:pPr>
-      <w:hyperlink w:anchor="_Toc236398940" w:history="1">
+      <w:hyperlink w:anchor="_Toc236468446" w:history="1">
         <w:r>
           <w:rPr>
             <w:rStyle w:val="Hyperlink"/>
@@ -9470,7 +9551,7 @@
           <w:fldChar w:fldCharType="begin"/>
         </w:r>
         <w:r>
-          <w:instrText xml:space="preserve"> PAGEREF _Toc236398940 \h </w:instrText>
+          <w:instrText xml:space="preserve"> PAGEREF _Toc236468446 \h </w:instrText>
         </w:r>
         <w:r>
           <w:fldChar w:fldCharType="separate"/>
@@ -9496,7 +9577,7 @@
           <w14:ligatures w14:val="standardContextual"/>
         </w:rPr>
       </w:pPr>
-      <w:hyperlink w:anchor="_Toc236398941" w:history="1">
+      <w:hyperlink w:anchor="_Toc236468447" w:history="1">
         <w:r>
           <w:rPr>
             <w:rStyle w:val="Hyperlink"/>
@@ -9510,7 +9591,7 @@
           <w:fldChar w:fldCharType="begin"/>
         </w:r>
         <w:r>
-          <w:instrText xml:space="preserve"> PAGEREF _Toc236398941 \h </w:instrText>
+          <w:instrText xml:space="preserve"> PAGEREF _Toc236468447 \h </w:instrText>
         </w:r>
         <w:r>
           <w:fldChar w:fldCharType="separate"/>
@@ -9536,7 +9617,7 @@
           <w14:ligatures w14:val="standardContextual"/>
         </w:rPr>
       </w:pPr>
-      <w:hyperlink w:anchor="_Toc236398942" w:history="1">
+      <w:hyperlink w:anchor="_Toc236468448" w:history="1">
         <w:r>
           <w:rPr>
             <w:rStyle w:val="Hyperlink"/>
@@ -9550,7 +9631,7 @@
           <w:fldChar w:fldCharType="begin"/>
         </w:r>
         <w:r>
-          <w:instrText xml:space="preserve"> PAGEREF _Toc236398942 \h </w:instrText>
+          <w:instrText xml:space="preserve"> PAGEREF _Toc236468448 \h </w:instrText>
         </w:r>
         <w:r>
           <w:fldChar w:fldCharType="separate"/>
@@ -9576,7 +9657,7 @@
           <w14:ligatures w14:val="standardContextual"/>
         </w:rPr>
       </w:pPr>
-      <w:hyperlink w:anchor="_Toc236398943" w:history="1">
+      <w:hyperlink w:anchor="_Toc236468449" w:history="1">
         <w:r>
           <w:rPr>
             <w:rStyle w:val="Hyperlink"/>
@@ -9590,7 +9671,7 @@
           <w:fldChar w:fldCharType="begin"/>
         </w:r>
         <w:r>
-          <w:instrText xml:space="preserve"> PAGEREF _Toc236398943 \h </w:instrText>
+          <w:instrText xml:space="preserve"> PAGEREF _Toc236468449 \h </w:instrText>
         </w:r>
         <w:r>
           <w:fldChar w:fldCharType="separate"/>
@@ -9616,7 +9697,7 @@
           <w14:ligatures w14:val="standardContextual"/>
         </w:rPr>
       </w:pPr>
-      <w:hyperlink w:anchor="_Toc236398944" w:history="1">
+      <w:hyperlink w:anchor="_Toc236468450" w:history="1">
         <w:r>
           <w:rPr>
             <w:rStyle w:val="Hyperlink"/>
@@ -9630,7 +9711,7 @@
           <w:fldChar w:fldCharType="begin"/>
         </w:r>
         <w:r>
-          <w:instrText xml:space="preserve"> PAGEREF _Toc236398944 \h </w:instrText>
+          <w:instrText xml:space="preserve"> PAGEREF _Toc236468450 \h </w:instrText>
         </w:r>
         <w:r>
           <w:fldChar w:fldCharType="separate"/>
@@ -9656,7 +9737,7 @@
           <w14:ligatures w14:val="standardContextual"/>
         </w:rPr>
       </w:pPr>
-      <w:hyperlink w:anchor="_Toc236398945" w:history="1">
+      <w:hyperlink w:anchor="_Toc236468451" w:history="1">
         <w:r>
           <w:rPr>
             <w:rStyle w:val="Hyperlink"/>
@@ -9670,7 +9751,7 @@
           <w:fldChar w:fldCharType="begin"/>
         </w:r>
         <w:r>
-          <w:instrText xml:space="preserve"> PAGEREF _Toc236398945 \h </w:instrText>
+          <w:instrText xml:space="preserve"> PAGEREF _Toc236468451 \h </w:instrText>
         </w:r>
         <w:r>
           <w:fldChar w:fldCharType="separate"/>
@@ -9696,7 +9777,7 @@
           <w14:ligatures w14:val="standardContextual"/>
         </w:rPr>
       </w:pPr>
-      <w:hyperlink w:anchor="_Toc236398946" w:history="1">
+      <w:hyperlink w:anchor="_Toc236468452" w:history="1">
         <w:r>
           <w:rPr>
             <w:rStyle w:val="Hyperlink"/>
@@ -9710,7 +9791,7 @@
           <w:fldChar w:fldCharType="begin"/>
         </w:r>
         <w:r>
-          <w:instrText xml:space="preserve"> PAGEREF _Toc236398946 \h </w:instrText>
+          <w:instrText xml:space="preserve"> PAGEREF _Toc236468452 \h </w:instrText>
         </w:r>
         <w:r>
           <w:fldChar w:fldCharType="separate"/>
@@ -9736,7 +9817,7 @@
           <w14:ligatures w14:val="standardContextual"/>
         </w:rPr>
       </w:pPr>
-      <w:hyperlink w:anchor="_Toc236398947" w:history="1">
+      <w:hyperlink w:anchor="_Toc236468453" w:history="1">
         <w:r>
           <w:rPr>
             <w:rStyle w:val="Hyperlink"/>
@@ -9750,7 +9831,7 @@
           <w:fldChar w:fldCharType="begin"/>
         </w:r>
         <w:r>
-          <w:instrText xml:space="preserve"> PAGEREF _Toc236398947 \h </w:instrText>
+          <w:instrText xml:space="preserve"> PAGEREF _Toc236468453 \h </w:instrText>
         </w:r>
         <w:r>
           <w:fldChar w:fldCharType="separate"/>
@@ -9776,7 +9857,7 @@
           <w14:ligatures w14:val="standardContextual"/>
         </w:rPr>
       </w:pPr>
-      <w:hyperlink w:anchor="_Toc236398948" w:history="1">
+      <w:hyperlink w:anchor="_Toc236468454" w:history="1">
         <w:r>
           <w:rPr>
             <w:rStyle w:val="Hyperlink"/>
@@ -9790,7 +9871,7 @@
           <w:fldChar w:fldCharType="begin"/>
         </w:r>
         <w:r>
-          <w:instrText xml:space="preserve"> PAGEREF _Toc236398948 \h </w:instrText>
+          <w:instrText xml:space="preserve"> PAGEREF _Toc236468454 \h </w:instrText>
         </w:r>
         <w:r>
           <w:fldChar w:fldCharType="separate"/>
@@ -9816,7 +9897,7 @@
           <w14:ligatures w14:val="standardContextual"/>
         </w:rPr>
       </w:pPr>
-      <w:hyperlink w:anchor="_Toc236398949" w:history="1">
+      <w:hyperlink w:anchor="_Toc236468455" w:history="1">
         <w:r>
           <w:rPr>
             <w:rStyle w:val="Hyperlink"/>
@@ -9830,7 +9911,7 @@
           <w:fldChar w:fldCharType="begin"/>
         </w:r>
         <w:r>
-          <w:instrText xml:space="preserve"> PAGEREF _Toc236398949 \h </w:instrText>
+          <w:instrText xml:space="preserve"> PAGEREF _Toc236468455 \h </w:instrText>
         </w:r>
         <w:r>
           <w:fldChar w:fldCharType="separate"/>
@@ -9856,7 +9937,7 @@
           <w14:ligatures w14:val="standardContextual"/>
         </w:rPr>
       </w:pPr>
-      <w:hyperlink w:anchor="_Toc236398950" w:history="1">
+      <w:hyperlink w:anchor="_Toc236468456" w:history="1">
         <w:r>
           <w:rPr>
             <w:rStyle w:val="Hyperlink"/>
@@ -9870,7 +9951,7 @@
           <w:fldChar w:fldCharType="begin"/>
         </w:r>
         <w:r>
-          <w:instrText xml:space="preserve"> PAGEREF _Toc236398950 \h </w:instrText>
+          <w:instrText xml:space="preserve"> PAGEREF _Toc236468456 \h </w:instrText>
         </w:r>
         <w:r>
           <w:fldChar w:fldCharType="separate"/>
@@ -9896,12 +9977,12 @@
           <w14:ligatures w14:val="standardContextual"/>
         </w:rPr>
       </w:pPr>
-      <w:hyperlink w:anchor="_Toc236398951" w:history="1">
+      <w:hyperlink w:anchor="_Toc236468457" w:history="1">
         <w:r>
           <w:rPr>
             <w:rStyle w:val="Hyperlink"/>
           </w:rPr>
-          <w:t>Table 16 – Serving the xRegistry API and the JSON projection</w:t>
+          <w:t>Table 16 – Group and schema identifiers</w:t>
         </w:r>
         <w:r>
           <w:tab/>
@@ -9910,13 +9991,13 @@
           <w:fldChar w:fldCharType="begin"/>
         </w:r>
         <w:r>
-          <w:instrText xml:space="preserve"> PAGEREF _Toc236398951 \h </w:instrText>
+          <w:instrText xml:space="preserve"> PAGEREF _Toc236468457 \h </w:instrText>
         </w:r>
         <w:r>
           <w:fldChar w:fldCharType="separate"/>
         </w:r>
         <w:r>
-          <w:t>31</w:t>
+          <w:t>30</w:t>
         </w:r>
         <w:r>
           <w:fldChar w:fldCharType="end"/>
@@ -9936,12 +10017,12 @@
           <w14:ligatures w14:val="standardContextual"/>
         </w:rPr>
       </w:pPr>
-      <w:hyperlink w:anchor="_Toc236398952" w:history="1">
+      <w:hyperlink w:anchor="_Toc236468458" w:history="1">
         <w:r>
           <w:rPr>
             <w:rStyle w:val="Hyperlink"/>
           </w:rPr>
-          <w:t>Table 17 – SchemaRegistryType definition</w:t>
+          <w:t>Table 17 – Group and schema identifiers (2)</w:t>
         </w:r>
         <w:r>
           <w:tab/>
@@ -9950,13 +10031,13 @@
           <w:fldChar w:fldCharType="begin"/>
         </w:r>
         <w:r>
-          <w:instrText xml:space="preserve"> PAGEREF _Toc236398952 \h </w:instrText>
+          <w:instrText xml:space="preserve"> PAGEREF _Toc236468458 \h </w:instrText>
         </w:r>
         <w:r>
           <w:fldChar w:fldCharType="separate"/>
         </w:r>
         <w:r>
-          <w:t>32</w:t>
+          <w:t>30</w:t>
         </w:r>
         <w:r>
           <w:fldChar w:fldCharType="end"/>
@@ -9976,12 +10057,12 @@
           <w14:ligatures w14:val="standardContextual"/>
         </w:rPr>
       </w:pPr>
-      <w:hyperlink w:anchor="_Toc236398953" w:history="1">
+      <w:hyperlink w:anchor="_Toc236468459" w:history="1">
         <w:r>
           <w:rPr>
             <w:rStyle w:val="Hyperlink"/>
           </w:rPr>
-          <w:t>Table 18 – GetSchema Method Arguments</w:t>
+          <w:t>Table 18 – Serving the xRegistry API and the JSON projection</w:t>
         </w:r>
         <w:r>
           <w:tab/>
@@ -9990,13 +10071,13 @@
           <w:fldChar w:fldCharType="begin"/>
         </w:r>
         <w:r>
-          <w:instrText xml:space="preserve"> PAGEREF _Toc236398953 \h </w:instrText>
+          <w:instrText xml:space="preserve"> PAGEREF _Toc236468459 \h </w:instrText>
         </w:r>
         <w:r>
           <w:fldChar w:fldCharType="separate"/>
         </w:r>
         <w:r>
-          <w:t>33</w:t>
+          <w:t>32</w:t>
         </w:r>
         <w:r>
           <w:fldChar w:fldCharType="end"/>
@@ -10016,12 +10097,12 @@
           <w14:ligatures w14:val="standardContextual"/>
         </w:rPr>
       </w:pPr>
-      <w:hyperlink w:anchor="_Toc236398954" w:history="1">
+      <w:hyperlink w:anchor="_Toc236468460" w:history="1">
         <w:r>
           <w:rPr>
             <w:rStyle w:val="Hyperlink"/>
           </w:rPr>
-          <w:t>Table 19 – GetSchema Method AddressSpace definition</w:t>
+          <w:t>Table 19 – SchemaRegistryType definition</w:t>
         </w:r>
         <w:r>
           <w:tab/>
@@ -10030,7 +10111,7 @@
           <w:fldChar w:fldCharType="begin"/>
         </w:r>
         <w:r>
-          <w:instrText xml:space="preserve"> PAGEREF _Toc236398954 \h </w:instrText>
+          <w:instrText xml:space="preserve"> PAGEREF _Toc236468460 \h </w:instrText>
         </w:r>
         <w:r>
           <w:fldChar w:fldCharType="separate"/>
@@ -10056,12 +10137,12 @@
           <w14:ligatures w14:val="standardContextual"/>
         </w:rPr>
       </w:pPr>
-      <w:hyperlink w:anchor="_Toc236398955" w:history="1">
+      <w:hyperlink w:anchor="_Toc236468461" w:history="1">
         <w:r>
           <w:rPr>
             <w:rStyle w:val="Hyperlink"/>
           </w:rPr>
-          <w:t>Table 20 – SchemaGroupType definition</w:t>
+          <w:t>Table 20 – GetSchema Method Arguments</w:t>
         </w:r>
         <w:r>
           <w:tab/>
@@ -10070,13 +10151,13 @@
           <w:fldChar w:fldCharType="begin"/>
         </w:r>
         <w:r>
-          <w:instrText xml:space="preserve"> PAGEREF _Toc236398955 \h </w:instrText>
+          <w:instrText xml:space="preserve"> PAGEREF _Toc236468461 \h </w:instrText>
         </w:r>
         <w:r>
           <w:fldChar w:fldCharType="separate"/>
         </w:r>
         <w:r>
-          <w:t>33</w:t>
+          <w:t>34</w:t>
         </w:r>
         <w:r>
           <w:fldChar w:fldCharType="end"/>
@@ -10096,12 +10177,12 @@
           <w14:ligatures w14:val="standardContextual"/>
         </w:rPr>
       </w:pPr>
-      <w:hyperlink w:anchor="_Toc236398956" w:history="1">
+      <w:hyperlink w:anchor="_Toc236468462" w:history="1">
         <w:r>
           <w:rPr>
             <w:rStyle w:val="Hyperlink"/>
           </w:rPr>
-          <w:t>Table 21 – SchemaFileType definition</w:t>
+          <w:t>Table 21 – GetSchema Method AddressSpace definition</w:t>
         </w:r>
         <w:r>
           <w:tab/>
@@ -10110,7 +10191,7 @@
           <w:fldChar w:fldCharType="begin"/>
         </w:r>
         <w:r>
-          <w:instrText xml:space="preserve"> PAGEREF _Toc236398956 \h </w:instrText>
+          <w:instrText xml:space="preserve"> PAGEREF _Toc236468462 \h </w:instrText>
         </w:r>
         <w:r>
           <w:fldChar w:fldCharType="separate"/>
@@ -10136,12 +10217,12 @@
           <w14:ligatures w14:val="standardContextual"/>
         </w:rPr>
       </w:pPr>
-      <w:hyperlink w:anchor="_Toc236398957" w:history="1">
+      <w:hyperlink w:anchor="_Toc236468463" w:history="1">
         <w:r>
           <w:rPr>
             <w:rStyle w:val="Hyperlink"/>
           </w:rPr>
-          <w:t>Table 22 – SchemaRegistry definition</w:t>
+          <w:t>Table 22 – SchemaGroupType definition</w:t>
         </w:r>
         <w:r>
           <w:tab/>
@@ -10150,7 +10231,7 @@
           <w:fldChar w:fldCharType="begin"/>
         </w:r>
         <w:r>
-          <w:instrText xml:space="preserve"> PAGEREF _Toc236398957 \h </w:instrText>
+          <w:instrText xml:space="preserve"> PAGEREF _Toc236468463 \h </w:instrText>
         </w:r>
         <w:r>
           <w:fldChar w:fldCharType="separate"/>
@@ -10176,12 +10257,12 @@
           <w14:ligatures w14:val="standardContextual"/>
         </w:rPr>
       </w:pPr>
-      <w:hyperlink w:anchor="_Toc236398958" w:history="1">
+      <w:hyperlink w:anchor="_Toc236468464" w:history="1">
         <w:r>
           <w:rPr>
             <w:rStyle w:val="Hyperlink"/>
           </w:rPr>
-          <w:t>Table 23 – GetSchema Method Arguments</w:t>
+          <w:t>Table 23 – SchemaFileType definition</w:t>
         </w:r>
         <w:r>
           <w:tab/>
@@ -10190,7 +10271,7 @@
           <w:fldChar w:fldCharType="begin"/>
         </w:r>
         <w:r>
-          <w:instrText xml:space="preserve"> PAGEREF _Toc236398958 \h </w:instrText>
+          <w:instrText xml:space="preserve"> PAGEREF _Toc236468464 \h </w:instrText>
         </w:r>
         <w:r>
           <w:fldChar w:fldCharType="separate"/>
@@ -10216,12 +10297,12 @@
           <w14:ligatures w14:val="standardContextual"/>
         </w:rPr>
       </w:pPr>
-      <w:hyperlink w:anchor="_Toc236398959" w:history="1">
+      <w:hyperlink w:anchor="_Toc236468465" w:history="1">
         <w:r>
           <w:rPr>
             <w:rStyle w:val="Hyperlink"/>
           </w:rPr>
-          <w:t>Table 24 – GetSchema Method AddressSpace definition</w:t>
+          <w:t>Table 24 – SchemaRegistry definition</w:t>
         </w:r>
         <w:r>
           <w:tab/>
@@ -10230,7 +10311,7 @@
           <w:fldChar w:fldCharType="begin"/>
         </w:r>
         <w:r>
-          <w:instrText xml:space="preserve"> PAGEREF _Toc236398959 \h </w:instrText>
+          <w:instrText xml:space="preserve"> PAGEREF _Toc236468465 \h </w:instrText>
         </w:r>
         <w:r>
           <w:fldChar w:fldCharType="separate"/>
@@ -10256,12 +10337,12 @@
           <w14:ligatures w14:val="standardContextual"/>
         </w:rPr>
       </w:pPr>
-      <w:hyperlink w:anchor="_Toc236398960" w:history="1">
+      <w:hyperlink w:anchor="_Toc236468466" w:history="1">
         <w:r>
           <w:rPr>
             <w:rStyle w:val="Hyperlink"/>
           </w:rPr>
-          <w:t>Table 25 – Profiles and conformance units</w:t>
+          <w:t>Table 25 – GetSchema Method Arguments</w:t>
         </w:r>
         <w:r>
           <w:tab/>
@@ -10270,7 +10351,7 @@
           <w:fldChar w:fldCharType="begin"/>
         </w:r>
         <w:r>
-          <w:instrText xml:space="preserve"> PAGEREF _Toc236398960 \h </w:instrText>
+          <w:instrText xml:space="preserve"> PAGEREF _Toc236468466 \h </w:instrText>
         </w:r>
         <w:r>
           <w:fldChar w:fldCharType="separate"/>
@@ -10296,12 +10377,12 @@
           <w14:ligatures w14:val="standardContextual"/>
         </w:rPr>
       </w:pPr>
-      <w:hyperlink w:anchor="_Toc236398961" w:history="1">
+      <w:hyperlink w:anchor="_Toc236468467" w:history="1">
         <w:r>
           <w:rPr>
             <w:rStyle w:val="Hyperlink"/>
           </w:rPr>
-          <w:t>Table 26 – NamespaceMetadata Object for this document</w:t>
+          <w:t>Table 26 – GetSchema Method AddressSpace definition</w:t>
         </w:r>
         <w:r>
           <w:tab/>
@@ -10310,13 +10391,13 @@
           <w:fldChar w:fldCharType="begin"/>
         </w:r>
         <w:r>
-          <w:instrText xml:space="preserve"> PAGEREF _Toc236398961 \h </w:instrText>
+          <w:instrText xml:space="preserve"> PAGEREF _Toc236468467 \h </w:instrText>
         </w:r>
         <w:r>
           <w:fldChar w:fldCharType="separate"/>
         </w:r>
         <w:r>
-          <w:t>37</w:t>
+          <w:t>36</w:t>
         </w:r>
         <w:r>
           <w:fldChar w:fldCharType="end"/>
@@ -10336,12 +10417,12 @@
           <w14:ligatures w14:val="standardContextual"/>
         </w:rPr>
       </w:pPr>
-      <w:hyperlink w:anchor="_Toc236398962" w:history="1">
+      <w:hyperlink w:anchor="_Toc236468468" w:history="1">
         <w:r>
           <w:rPr>
             <w:rStyle w:val="Hyperlink"/>
           </w:rPr>
-          <w:t>Table 27 – Namespaces used in an OpenUSD Server</w:t>
+          <w:t>Table 27 – Profiles and conformance units</w:t>
         </w:r>
         <w:r>
           <w:tab/>
@@ -10350,7 +10431,7 @@
           <w:fldChar w:fldCharType="begin"/>
         </w:r>
         <w:r>
-          <w:instrText xml:space="preserve"> PAGEREF _Toc236398962 \h </w:instrText>
+          <w:instrText xml:space="preserve"> PAGEREF _Toc236468468 \h </w:instrText>
         </w:r>
         <w:r>
           <w:fldChar w:fldCharType="separate"/>
@@ -10376,12 +10457,12 @@
           <w14:ligatures w14:val="standardContextual"/>
         </w:rPr>
       </w:pPr>
-      <w:hyperlink w:anchor="_Toc236398963" w:history="1">
+      <w:hyperlink w:anchor="_Toc236468469" w:history="1">
         <w:r>
           <w:rPr>
             <w:rStyle w:val="Hyperlink"/>
           </w:rPr>
-          <w:t>Table 28 – Namespaces used in this document</w:t>
+          <w:t>Table 28 – NamespaceMetadata Object for this document</w:t>
         </w:r>
         <w:r>
           <w:tab/>
@@ -10390,13 +10471,13 @@
           <w:fldChar w:fldCharType="begin"/>
         </w:r>
         <w:r>
-          <w:instrText xml:space="preserve"> PAGEREF _Toc236398963 \h </w:instrText>
+          <w:instrText xml:space="preserve"> PAGEREF _Toc236468469 \h </w:instrText>
         </w:r>
         <w:r>
           <w:fldChar w:fldCharType="separate"/>
         </w:r>
         <w:r>
-          <w:t>37</w:t>
+          <w:t>38</w:t>
         </w:r>
         <w:r>
           <w:fldChar w:fldCharType="end"/>
@@ -10416,12 +10497,12 @@
           <w14:ligatures w14:val="standardContextual"/>
         </w:rPr>
       </w:pPr>
-      <w:hyperlink w:anchor="_Toc236398964" w:history="1">
+      <w:hyperlink w:anchor="_Toc236468470" w:history="1">
         <w:r>
           <w:rPr>
             <w:rStyle w:val="Hyperlink"/>
           </w:rPr>
-          <w:t>Table 29 – Nodes defined by this document</w:t>
+          <w:t>Table 29 – Namespaces used in an OpenUSD Server</w:t>
         </w:r>
         <w:r>
           <w:tab/>
@@ -10430,13 +10511,13 @@
           <w:fldChar w:fldCharType="begin"/>
         </w:r>
         <w:r>
-          <w:instrText xml:space="preserve"> PAGEREF _Toc236398964 \h </w:instrText>
+          <w:instrText xml:space="preserve"> PAGEREF _Toc236468470 \h </w:instrText>
         </w:r>
         <w:r>
           <w:fldChar w:fldCharType="separate"/>
         </w:r>
         <w:r>
-          <w:t>40</w:t>
+          <w:t>38</w:t>
         </w:r>
         <w:r>
           <w:fldChar w:fldCharType="end"/>
@@ -10456,12 +10537,12 @@
           <w14:ligatures w14:val="standardContextual"/>
         </w:rPr>
       </w:pPr>
-      <w:hyperlink w:anchor="_Toc236398965" w:history="1">
+      <w:hyperlink w:anchor="_Toc236468471" w:history="1">
         <w:r>
           <w:rPr>
             <w:rStyle w:val="Hyperlink"/>
           </w:rPr>
-          <w:t>Table 30 – HTTP binding correspondence</w:t>
+          <w:t>Table 30 – Namespaces used in this document</w:t>
         </w:r>
         <w:r>
           <w:tab/>
@@ -10470,13 +10551,93 @@
           <w:fldChar w:fldCharType="begin"/>
         </w:r>
         <w:r>
-          <w:instrText xml:space="preserve"> PAGEREF _Toc236398965 \h </w:instrText>
+          <w:instrText xml:space="preserve"> PAGEREF _Toc236468471 \h </w:instrText>
         </w:r>
         <w:r>
           <w:fldChar w:fldCharType="separate"/>
         </w:r>
         <w:r>
-          <w:t>47</w:t>
+          <w:t>38</w:t>
+        </w:r>
+        <w:r>
+          <w:fldChar w:fldCharType="end"/>
+        </w:r>
+      </w:hyperlink>
+    </w:p>
+    <w:p>
+      <w:pPr>
+        <w:pStyle w:val="TableofFigures"/>
+        <w:rPr>
+          <w:rFonts w:asciiTheme="minorHAnsi" w:eastAsiaTheme="minorEastAsia" w:hAnsiTheme="minorHAnsi" w:cstheme="minorBidi"/>
+          <w:spacing w:val="0"/>
+          <w:kern w:val="2"/>
+          <w:sz w:val="24"/>
+          <w:szCs w:val="24"/>
+          <w:lang w:val="en-DE" w:eastAsia="en-DE"/>
+          <w14:ligatures w14:val="standardContextual"/>
+        </w:rPr>
+      </w:pPr>
+      <w:hyperlink w:anchor="_Toc236468472" w:history="1">
+        <w:r>
+          <w:rPr>
+            <w:rStyle w:val="Hyperlink"/>
+          </w:rPr>
+          <w:t>Table 31 – Nodes defined by this document</w:t>
+        </w:r>
+        <w:r>
+          <w:tab/>
+        </w:r>
+        <w:r>
+          <w:fldChar w:fldCharType="begin"/>
+        </w:r>
+        <w:r>
+          <w:instrText xml:space="preserve"> PAGEREF _Toc236468472 \h </w:instrText>
+        </w:r>
+        <w:r>
+          <w:fldChar w:fldCharType="separate"/>
+        </w:r>
+        <w:r>
+          <w:t>41</w:t>
+        </w:r>
+        <w:r>
+          <w:fldChar w:fldCharType="end"/>
+        </w:r>
+      </w:hyperlink>
+    </w:p>
+    <w:p>
+      <w:pPr>
+        <w:pStyle w:val="TableofFigures"/>
+        <w:rPr>
+          <w:rFonts w:asciiTheme="minorHAnsi" w:eastAsiaTheme="minorEastAsia" w:hAnsiTheme="minorHAnsi" w:cstheme="minorBidi"/>
+          <w:spacing w:val="0"/>
+          <w:kern w:val="2"/>
+          <w:sz w:val="24"/>
+          <w:szCs w:val="24"/>
+          <w:lang w:val="en-DE" w:eastAsia="en-DE"/>
+          <w14:ligatures w14:val="standardContextual"/>
+        </w:rPr>
+      </w:pPr>
+      <w:hyperlink w:anchor="_Toc236468473" w:history="1">
+        <w:r>
+          <w:rPr>
+            <w:rStyle w:val="Hyperlink"/>
+          </w:rPr>
+          <w:t>Table 32 – HTTP binding correspondence</w:t>
+        </w:r>
+        <w:r>
+          <w:tab/>
+        </w:r>
+        <w:r>
+          <w:fldChar w:fldCharType="begin"/>
+        </w:r>
+        <w:r>
+          <w:instrText xml:space="preserve"> PAGEREF _Toc236468473 \h </w:instrText>
+        </w:r>
+        <w:r>
+          <w:fldChar w:fldCharType="separate"/>
+        </w:r>
+        <w:r>
+          <w:t>48</w:t>
         </w:r>
         <w:r>
           <w:fldChar w:fldCharType="end"/>
@@ -12482,7 +12643,7 @@
           <w:sz w:val="28"/>
         </w:rPr>
         <w:lastRenderedPageBreak/>
-        <w:t>Release 0.2.0 highlights</w:t>
+        <w:t>Release 0.3.0 highlights</w:t>
       </w:r>
       <w:bookmarkEnd w:id="13"/>
       <w:bookmarkEnd w:id="14"/>
@@ -13063,7 +13224,7 @@
       <w:bookmarkStart w:id="19" w:name="_Toc359335757"/>
       <w:bookmarkStart w:id="20" w:name="_Toc184116961"/>
       <w:bookmarkStart w:id="21" w:name="_Clause_c1"/>
-      <w:bookmarkStart w:id="22" w:name="_Toc236398870"/>
+      <w:bookmarkStart w:id="22" w:name="_Toc236468375"/>
       <w:r>
         <w:t>Scope</w:t>
       </w:r>
@@ -13678,7 +13839,7 @@
       <w:bookmarkStart w:id="27" w:name="_Toc359335758"/>
       <w:bookmarkStart w:id="28" w:name="_Toc184116962"/>
       <w:bookmarkStart w:id="29" w:name="_Clause_c2"/>
-      <w:bookmarkStart w:id="30" w:name="_Toc236398871"/>
+      <w:bookmarkStart w:id="30" w:name="_Toc236468376"/>
       <w:r>
         <w:t>Normative references</w:t>
       </w:r>
@@ -13945,7 +14106,7 @@
       <w:bookmarkStart w:id="48" w:name="_Toc359335759"/>
       <w:bookmarkStart w:id="49" w:name="_Toc184116963"/>
       <w:bookmarkStart w:id="50" w:name="_Clause_c3"/>
-      <w:bookmarkStart w:id="51" w:name="_Toc236398872"/>
+      <w:bookmarkStart w:id="51" w:name="_Toc236468377"/>
       <w:r>
         <w:t>Terms</w:t>
       </w:r>
@@ -13974,7 +14135,7 @@
       </w:pPr>
       <w:bookmarkStart w:id="52" w:name="_Toc184116964"/>
       <w:bookmarkStart w:id="53" w:name="_Clause_c3_1"/>
-      <w:bookmarkStart w:id="54" w:name="_Toc236398873"/>
+      <w:bookmarkStart w:id="54" w:name="_Toc236468378"/>
       <w:r>
         <w:t>Overview</w:t>
       </w:r>
@@ -13995,7 +14156,7 @@
       <w:bookmarkStart w:id="60" w:name="_Toc29911961"/>
       <w:bookmarkStart w:id="61" w:name="_Toc184116965"/>
       <w:bookmarkStart w:id="62" w:name="_Clause_c3_2"/>
-      <w:bookmarkStart w:id="63" w:name="_Toc236398874"/>
+      <w:bookmarkStart w:id="63" w:name="_Toc236468379"/>
       <w:r>
         <w:t>Schema Registry terms</w:t>
       </w:r>
@@ -14032,7 +14193,7 @@
       </w:pPr>
       <w:bookmarkStart w:id="64" w:name="_Toc184116966"/>
       <w:bookmarkStart w:id="65" w:name="_Clause_c3_3"/>
-      <w:bookmarkStart w:id="66" w:name="_Toc236398875"/>
+      <w:bookmarkStart w:id="66" w:name="_Toc236468380"/>
       <w:r>
         <w:lastRenderedPageBreak/>
         <w:t>Abbreviated terms</w:t>
@@ -14531,7 +14692,7 @@
       </w:pPr>
       <w:bookmarkStart w:id="67" w:name="_Toc184116967"/>
       <w:bookmarkStart w:id="68" w:name="_Clause_c3_4"/>
-      <w:bookmarkStart w:id="69" w:name="_Toc236398876"/>
+      <w:bookmarkStart w:id="69" w:name="_Toc236468381"/>
       <w:r>
         <w:t>Conventions used in this document</w:t>
       </w:r>
@@ -14575,7 +14736,7 @@
       <w:bookmarkStart w:id="72" w:name="_Ref55124069"/>
       <w:bookmarkStart w:id="73" w:name="_Ref55124139"/>
       <w:bookmarkStart w:id="74" w:name="_Toc184116968"/>
-      <w:bookmarkStart w:id="75" w:name="_Toc236398877"/>
+      <w:bookmarkStart w:id="75" w:name="_Toc236468382"/>
       <w:r>
         <w:t>Conventions for Node descriptions</w:t>
       </w:r>
@@ -14961,7 +15122,7 @@
       <w:bookmarkStart w:id="80" w:name="_Toc499116097"/>
       <w:bookmarkStart w:id="81" w:name="_Toc34394280"/>
       <w:bookmarkStart w:id="82" w:name="_Toc184117019"/>
-      <w:bookmarkStart w:id="83" w:name="_Toc236398936"/>
+      <w:bookmarkStart w:id="83" w:name="_Toc236468442"/>
       <w:r>
         <w:lastRenderedPageBreak/>
         <w:t xml:space="preserve">Table </w:t>
@@ -17550,7 +17711,7 @@
       <w:bookmarkStart w:id="94" w:name="_Toc499116098"/>
       <w:bookmarkStart w:id="95" w:name="_Toc34394281"/>
       <w:bookmarkStart w:id="96" w:name="_Toc184117020"/>
-      <w:bookmarkStart w:id="97" w:name="_Toc236398937"/>
+      <w:bookmarkStart w:id="97" w:name="_Toc236468443"/>
       <w:r>
         <w:t xml:space="preserve">Table </w:t>
       </w:r>
@@ -18583,7 +18744,7 @@
       <w:bookmarkStart w:id="98" w:name="_Ref16778333"/>
       <w:bookmarkStart w:id="99" w:name="_Toc34394282"/>
       <w:bookmarkStart w:id="100" w:name="_Toc184117021"/>
-      <w:bookmarkStart w:id="101" w:name="_Toc236398938"/>
+      <w:bookmarkStart w:id="101" w:name="_Toc236468444"/>
       <w:r>
         <w:t xml:space="preserve">Table </w:t>
       </w:r>
@@ -19703,7 +19864,7 @@
       </w:pPr>
       <w:bookmarkStart w:id="103" w:name="_Ref55118538"/>
       <w:bookmarkStart w:id="104" w:name="_Toc184117022"/>
-      <w:bookmarkStart w:id="105" w:name="_Toc236398939"/>
+      <w:bookmarkStart w:id="105" w:name="_Toc236468445"/>
       <w:r>
         <w:t xml:space="preserve">Table </w:t>
       </w:r>
@@ -20342,7 +20503,7 @@
       </w:pPr>
       <w:bookmarkStart w:id="107" w:name="_Ref55125045"/>
       <w:bookmarkStart w:id="108" w:name="_Toc184117023"/>
-      <w:bookmarkStart w:id="109" w:name="_Toc236398940"/>
+      <w:bookmarkStart w:id="109" w:name="_Toc236468446"/>
       <w:r>
         <w:t xml:space="preserve">Table </w:t>
       </w:r>
@@ -20998,7 +21159,7 @@
       </w:pPr>
       <w:bookmarkStart w:id="111" w:name="_Ref55119200"/>
       <w:bookmarkStart w:id="112" w:name="_Toc184117024"/>
-      <w:bookmarkStart w:id="113" w:name="_Toc236398941"/>
+      <w:bookmarkStart w:id="113" w:name="_Toc236468447"/>
       <w:r>
         <w:t xml:space="preserve">Table </w:t>
       </w:r>
@@ -21362,7 +21523,7 @@
       <w:bookmarkStart w:id="117" w:name="_Toc499115805"/>
       <w:bookmarkStart w:id="118" w:name="_Toc29911965"/>
       <w:bookmarkStart w:id="119" w:name="_Toc184116969"/>
-      <w:bookmarkStart w:id="120" w:name="_Toc236398878"/>
+      <w:bookmarkStart w:id="120" w:name="_Toc236468383"/>
       <w:r>
         <w:t>NodeIds and BrowseNames</w:t>
       </w:r>
@@ -22030,7 +22191,7 @@
         <w:rPr>
           <w:noProof/>
         </w:rPr>
-        <w:t>28</w:t>
+        <w:t>30</w:t>
       </w:r>
       <w:r>
         <w:t xml:space="preserve"> – Namespaces used in this document</w:t>
@@ -22048,7 +22209,7 @@
         <w:ind w:left="0" w:firstLine="0"/>
       </w:pPr>
       <w:bookmarkStart w:id="129" w:name="_Toc184116970"/>
-      <w:bookmarkStart w:id="130" w:name="_Toc236398879"/>
+      <w:bookmarkStart w:id="130" w:name="_Toc236468384"/>
       <w:r>
         <w:t>Common Attributes</w:t>
       </w:r>
@@ -22206,7 +22367,7 @@
       <w:bookmarkStart w:id="135" w:name="_Toc499116099"/>
       <w:bookmarkStart w:id="136" w:name="_Toc34394283"/>
       <w:bookmarkStart w:id="137" w:name="_Toc184117025"/>
-      <w:bookmarkStart w:id="138" w:name="_Toc236398942"/>
+      <w:bookmarkStart w:id="138" w:name="_Toc236468448"/>
       <w:r>
         <w:t xml:space="preserve">Table </w:t>
       </w:r>
@@ -23454,7 +23615,7 @@
       <w:bookmarkStart w:id="142" w:name="_Toc499116100"/>
       <w:bookmarkStart w:id="143" w:name="_Toc34394284"/>
       <w:bookmarkStart w:id="144" w:name="_Toc184117026"/>
-      <w:bookmarkStart w:id="145" w:name="_Toc236398943"/>
+      <w:bookmarkStart w:id="145" w:name="_Toc236468449"/>
       <w:r>
         <w:lastRenderedPageBreak/>
         <w:t xml:space="preserve">Table </w:t>
@@ -23759,7 +23920,7 @@
       <w:bookmarkStart w:id="149" w:name="_Toc499116101"/>
       <w:bookmarkStart w:id="150" w:name="_Toc34394285"/>
       <w:bookmarkStart w:id="151" w:name="_Toc184117027"/>
-      <w:bookmarkStart w:id="152" w:name="_Toc236398944"/>
+      <w:bookmarkStart w:id="152" w:name="_Toc236468450"/>
       <w:r>
         <w:t xml:space="preserve">Table </w:t>
       </w:r>
@@ -24690,7 +24851,7 @@
       <w:bookmarkStart w:id="156" w:name="_Toc499116102"/>
       <w:bookmarkStart w:id="157" w:name="_Toc34394286"/>
       <w:bookmarkStart w:id="158" w:name="_Toc184117028"/>
-      <w:bookmarkStart w:id="159" w:name="_Toc236398945"/>
+      <w:bookmarkStart w:id="159" w:name="_Toc236468451"/>
       <w:r>
         <w:t xml:space="preserve">Table </w:t>
       </w:r>
@@ -25176,7 +25337,7 @@
       <w:bookmarkStart w:id="161" w:name="_Toc499116103"/>
       <w:bookmarkStart w:id="162" w:name="_Toc34394287"/>
       <w:bookmarkStart w:id="163" w:name="_Toc184117029"/>
-      <w:bookmarkStart w:id="164" w:name="_Toc236398946"/>
+      <w:bookmarkStart w:id="164" w:name="_Toc236468452"/>
       <w:r>
         <w:t xml:space="preserve">Table </w:t>
       </w:r>
@@ -25502,7 +25663,7 @@
       </w:pPr>
       <w:bookmarkStart w:id="165" w:name="_Ref108692395"/>
       <w:bookmarkStart w:id="166" w:name="_Toc184116971"/>
-      <w:bookmarkStart w:id="167" w:name="_Toc236398880"/>
+      <w:bookmarkStart w:id="167" w:name="_Toc236468385"/>
       <w:r>
         <w:lastRenderedPageBreak/>
         <w:t>Structures</w:t>
@@ -25672,7 +25833,7 @@
       <w:bookmarkStart w:id="169" w:name="_Ref108519484"/>
       <w:bookmarkStart w:id="170" w:name="_Ref108518673"/>
       <w:bookmarkStart w:id="171" w:name="_Toc184117030"/>
-      <w:bookmarkStart w:id="172" w:name="_Toc236398947"/>
+      <w:bookmarkStart w:id="172" w:name="_Toc236468453"/>
       <w:r>
         <w:t xml:space="preserve">Table </w:t>
       </w:r>
@@ -26193,7 +26354,7 @@
       </w:pPr>
       <w:bookmarkStart w:id="173" w:name="_Ref108519581"/>
       <w:bookmarkStart w:id="174" w:name="_Toc184117031"/>
-      <w:bookmarkStart w:id="175" w:name="_Toc236398948"/>
+      <w:bookmarkStart w:id="175" w:name="_Toc236468454"/>
       <w:r>
         <w:t xml:space="preserve">Table </w:t>
       </w:r>
@@ -26848,7 +27009,7 @@
       </w:pPr>
       <w:bookmarkStart w:id="176" w:name="_Ref108519635"/>
       <w:bookmarkStart w:id="177" w:name="_Toc184117032"/>
-      <w:bookmarkStart w:id="178" w:name="_Toc236398949"/>
+      <w:bookmarkStart w:id="178" w:name="_Toc236468455"/>
       <w:r>
         <w:t xml:space="preserve">Table </w:t>
       </w:r>
@@ -27531,7 +27692,7 @@
       <w:bookmarkStart w:id="180" w:name="_Toc29911974"/>
       <w:bookmarkStart w:id="181" w:name="_Toc184116978"/>
       <w:bookmarkStart w:id="182" w:name="_Clause_c4"/>
-      <w:bookmarkStart w:id="183" w:name="_Toc236398881"/>
+      <w:bookmarkStart w:id="183" w:name="_Toc236468386"/>
       <w:r>
         <w:t>General information to Schema Registry and OPC UA</w:t>
       </w:r>
@@ -27550,7 +27711,7 @@
       <w:bookmarkStart w:id="185" w:name="_Toc29911975"/>
       <w:bookmarkStart w:id="186" w:name="_Toc184116979"/>
       <w:bookmarkStart w:id="187" w:name="_Clause_c4_1"/>
-      <w:bookmarkStart w:id="188" w:name="_Toc236398882"/>
+      <w:bookmarkStart w:id="188" w:name="_Toc236468387"/>
       <w:r>
         <w:t>Introduction to Schema Registry</w:t>
       </w:r>
@@ -27596,7 +27757,7 @@
       <w:bookmarkStart w:id="190" w:name="_Toc29911976"/>
       <w:bookmarkStart w:id="191" w:name="_Toc184116980"/>
       <w:bookmarkStart w:id="192" w:name="_Clause_c4_2"/>
-      <w:bookmarkStart w:id="193" w:name="_Toc236398883"/>
+      <w:bookmarkStart w:id="193" w:name="_Toc236468388"/>
       <w:r>
         <w:t>Introduction to OPC Unified Architecture</w:t>
       </w:r>
@@ -27660,7 +27821,7 @@
       </w:pPr>
       <w:bookmarkStart w:id="194" w:name="_Toc29911977"/>
       <w:bookmarkStart w:id="195" w:name="_Toc184116981"/>
-      <w:bookmarkStart w:id="196" w:name="_Toc236398884"/>
+      <w:bookmarkStart w:id="196" w:name="_Toc236468389"/>
       <w:r>
         <w:t>What is OPC UA?</w:t>
       </w:r>
@@ -27793,7 +27954,7 @@
         <w:pStyle w:val="Heading3"/>
       </w:pPr>
       <w:bookmarkStart w:id="197" w:name="_Toc184116982"/>
-      <w:bookmarkStart w:id="198" w:name="_Toc236398885"/>
+      <w:bookmarkStart w:id="198" w:name="_Toc236468390"/>
       <w:r>
         <w:t>Basics of OPC UA</w:t>
       </w:r>
@@ -27950,7 +28111,7 @@
           <v:shape id="_x0000_i1032" type="#_x0000_t75" style="width:319.3pt;height:234pt" o:ole="">
             <v:imagedata r:id="rId57" o:title=""/>
           </v:shape>
-          <o:OLEObject Type="Embed" ProgID="PowerPoint.Slide.12" ShapeID="_x0000_i1032" DrawAspect="Content" ObjectID="_1847011490" r:id="rId58"/>
+          <o:OLEObject Type="Embed" ProgID="PowerPoint.Slide.12" ShapeID="_x0000_i1032" DrawAspect="Content" ObjectID="_1847080990" r:id="rId58"/>
         </w:object>
       </w:r>
     </w:p>
@@ -27961,7 +28122,7 @@
       <w:bookmarkStart w:id="199" w:name="_Ref531777624"/>
       <w:bookmarkStart w:id="200" w:name="_Toc34394275"/>
       <w:bookmarkStart w:id="201" w:name="_Toc184117014"/>
-      <w:bookmarkStart w:id="202" w:name="_Toc236398930"/>
+      <w:bookmarkStart w:id="202" w:name="_Toc236468436"/>
       <w:r>
         <w:t xml:space="preserve">Figure </w:t>
       </w:r>
@@ -28017,7 +28178,7 @@
       </w:pPr>
       <w:bookmarkStart w:id="203" w:name="_Toc29911979"/>
       <w:bookmarkStart w:id="204" w:name="_Toc184116983"/>
-      <w:bookmarkStart w:id="205" w:name="_Toc236398886"/>
+      <w:bookmarkStart w:id="205" w:name="_Toc236468391"/>
       <w:r>
         <w:t>Information modelling in OPC UA</w:t>
       </w:r>
@@ -28225,7 +28386,7 @@
           <v:shape id="_x0000_i1026" type="#_x0000_t75" style="width:378.45pt;height:270.45pt" o:ole="">
             <v:imagedata r:id="rId59" o:title=""/>
           </v:shape>
-          <o:OLEObject Type="Embed" ProgID="VisioViewer.Viewer.1" ShapeID="_x0000_i1026" DrawAspect="Content" ObjectID="_1847011491" r:id="rId60"/>
+          <o:OLEObject Type="Embed" ProgID="VisioViewer.Viewer.1" ShapeID="_x0000_i1026" DrawAspect="Content" ObjectID="_1847080991" r:id="rId60"/>
         </w:object>
       </w:r>
       <w:commentRangeEnd w:id="206"/>
@@ -28246,7 +28407,7 @@
       <w:bookmarkStart w:id="207" w:name="_Ref495481497"/>
       <w:bookmarkStart w:id="208" w:name="_Toc34394276"/>
       <w:bookmarkStart w:id="209" w:name="_Toc184117015"/>
-      <w:bookmarkStart w:id="210" w:name="_Toc236398931"/>
+      <w:bookmarkStart w:id="210" w:name="_Toc236468437"/>
       <w:r>
         <w:t xml:space="preserve">Figure </w:t>
       </w:r>
@@ -28609,7 +28770,7 @@
           <v:shape id="_x0000_i1027" type="#_x0000_t75" style="width:342.45pt;height:354pt" o:ole="">
             <v:imagedata r:id="rId65" o:title=""/>
           </v:shape>
-          <o:OLEObject Type="Embed" ProgID="VisioViewer.Viewer.1" ShapeID="_x0000_i1027" DrawAspect="Content" ObjectID="_1847011492" r:id="rId66"/>
+          <o:OLEObject Type="Embed" ProgID="VisioViewer.Viewer.1" ShapeID="_x0000_i1027" DrawAspect="Content" ObjectID="_1847080992" r:id="rId66"/>
         </w:object>
       </w:r>
     </w:p>
@@ -28620,7 +28781,7 @@
       <w:bookmarkStart w:id="211" w:name="_Ref495481599"/>
       <w:bookmarkStart w:id="212" w:name="_Toc34394277"/>
       <w:bookmarkStart w:id="213" w:name="_Toc184117016"/>
-      <w:bookmarkStart w:id="214" w:name="_Toc236398932"/>
+      <w:bookmarkStart w:id="214" w:name="_Toc236468438"/>
       <w:r>
         <w:t xml:space="preserve">Figure </w:t>
       </w:r>
@@ -28814,7 +28975,7 @@
           <v:shape id="_x0000_i1028" type="#_x0000_t75" style="width:413.55pt;height:330pt" o:ole="">
             <v:imagedata r:id="rId67" o:title=""/>
           </v:shape>
-          <o:OLEObject Type="Embed" ProgID="VisioViewer.Viewer.1" ShapeID="_x0000_i1028" DrawAspect="Content" ObjectID="_1847011493" r:id="rId68"/>
+          <o:OLEObject Type="Embed" ProgID="VisioViewer.Viewer.1" ShapeID="_x0000_i1028" DrawAspect="Content" ObjectID="_1847080993" r:id="rId68"/>
         </w:object>
       </w:r>
     </w:p>
@@ -28825,7 +28986,7 @@
       <w:bookmarkStart w:id="215" w:name="_Ref495482128"/>
       <w:bookmarkStart w:id="216" w:name="_Toc34394278"/>
       <w:bookmarkStart w:id="217" w:name="_Toc184117017"/>
-      <w:bookmarkStart w:id="218" w:name="_Toc236398933"/>
+      <w:bookmarkStart w:id="218" w:name="_Toc236468439"/>
       <w:r>
         <w:t xml:space="preserve">Figure </w:t>
       </w:r>
@@ -28932,7 +29093,7 @@
           <v:shape id="_x0000_i1029" type="#_x0000_t75" style="width:468pt;height:233.55pt" o:ole="">
             <v:imagedata r:id="rId69" o:title=""/>
           </v:shape>
-          <o:OLEObject Type="Embed" ProgID="VisioViewer.Viewer.1" ShapeID="_x0000_i1029" DrawAspect="Content" ObjectID="_1847011494" r:id="rId70"/>
+          <o:OLEObject Type="Embed" ProgID="VisioViewer.Viewer.1" ShapeID="_x0000_i1029" DrawAspect="Content" ObjectID="_1847080994" r:id="rId70"/>
         </w:object>
       </w:r>
     </w:p>
@@ -28943,7 +29104,7 @@
       <w:bookmarkStart w:id="219" w:name="_Ref495482154"/>
       <w:bookmarkStart w:id="220" w:name="_Toc34394279"/>
       <w:bookmarkStart w:id="221" w:name="_Toc184117018"/>
-      <w:bookmarkStart w:id="222" w:name="_Toc236398934"/>
+      <w:bookmarkStart w:id="222" w:name="_Toc236468440"/>
       <w:r>
         <w:t xml:space="preserve">Figure </w:t>
       </w:r>
@@ -29509,7 +29670,7 @@
       </w:pPr>
       <w:bookmarkStart w:id="223" w:name="_Toc184116984"/>
       <w:bookmarkStart w:id="224" w:name="_Clause_c5"/>
-      <w:bookmarkStart w:id="225" w:name="_Toc236398887"/>
+      <w:bookmarkStart w:id="225" w:name="_Toc236468392"/>
       <w:r>
         <w:t xml:space="preserve">Use </w:t>
       </w:r>
@@ -29528,7 +29689,7 @@
         <w:pStyle w:val="Heading2"/>
       </w:pPr>
       <w:bookmarkStart w:id="226" w:name="_Clause_c5_1"/>
-      <w:bookmarkStart w:id="227" w:name="_Toc236398888"/>
+      <w:bookmarkStart w:id="227" w:name="_Toc236468393"/>
       <w:r>
         <w:t>Downloading a schema</w:t>
       </w:r>
@@ -29715,7 +29876,7 @@
         <w:pStyle w:val="Heading2"/>
       </w:pPr>
       <w:bookmarkStart w:id="228" w:name="_Clause_c5_2"/>
-      <w:bookmarkStart w:id="229" w:name="_Toc236398889"/>
+      <w:bookmarkStart w:id="229" w:name="_Toc236468394"/>
       <w:r>
         <w:t>Registering a schema</w:t>
       </w:r>
@@ -29983,7 +30144,7 @@
       <w:bookmarkStart w:id="231" w:name="_Toc29911984"/>
       <w:bookmarkStart w:id="232" w:name="_Toc184116985"/>
       <w:bookmarkStart w:id="233" w:name="_Clause_c6"/>
-      <w:bookmarkStart w:id="234" w:name="_Toc236398890"/>
+      <w:bookmarkStart w:id="234" w:name="_Toc236468395"/>
       <w:r>
         <w:rPr>
           <w:color w:val="FF0000"/>
@@ -30036,11 +30197,11 @@
         <w:pStyle w:val="FIGURE"/>
       </w:pPr>
       <w:r>
-        <w:object w:dxaOrig="4143" w:dyaOrig="4406" w14:anchorId="66ABC955">
+        <w:object w:dxaOrig="4143" w:dyaOrig="4406" w14:anchorId="2A3F338B">
           <v:shape id="_x0000_i1031" type="#_x0000_t75" style="width:207pt;height:220.3pt" o:ole="">
             <v:imagedata r:id="rId71" o:title=""/>
           </v:shape>
-          <o:OLEObject Type="Embed" ProgID="PowerPoint.Show.12" ShapeID="_x0000_i1031" DrawAspect="Content" ObjectID="_1847011495" r:id="rId72"/>
+          <o:OLEObject Type="Embed" ProgID="PowerPoint.Show.12" ShapeID="_x0000_i1031" DrawAspect="Content" ObjectID="_1847080995" r:id="rId72"/>
         </w:object>
       </w:r>
     </w:p>
@@ -30049,7 +30210,7 @@
         <w:pStyle w:val="FIGURE-title"/>
       </w:pPr>
       <w:bookmarkStart w:id="235" w:name="_Fig_fig_sreg_shape"/>
-      <w:bookmarkStart w:id="236" w:name="_Toc236398935"/>
+      <w:bookmarkStart w:id="236" w:name="_Toc236468441"/>
       <w:r>
         <w:t xml:space="preserve">Figure </w:t>
       </w:r>
@@ -30153,7 +30314,7 @@
         <w:pStyle w:val="Heading2"/>
       </w:pPr>
       <w:bookmarkStart w:id="237" w:name="_Clause_c6_1"/>
-      <w:bookmarkStart w:id="238" w:name="_Toc236398891"/>
+      <w:bookmarkStart w:id="238" w:name="_Toc236468396"/>
       <w:r>
         <w:t>OPC UA as a first-class binding</w:t>
       </w:r>
@@ -30324,13 +30485,13 @@
         <w:fldChar w:fldCharType="begin"/>
       </w:r>
       <w:r>
-        <w:instrText xml:space="preserve"> REF _Clause_c6_10 \r \h </w:instrText>
+        <w:instrText xml:space="preserve"> REF _Clause_c6_11 \r \h </w:instrText>
       </w:r>
       <w:r>
         <w:fldChar w:fldCharType="separate"/>
       </w:r>
       <w:r>
-        <w:t>6.10</w:t>
+        <w:t>6.11</w:t>
       </w:r>
       <w:r>
         <w:fldChar w:fldCharType="end"/>
@@ -30424,7 +30585,7 @@
         <w:pStyle w:val="Heading2"/>
       </w:pPr>
       <w:bookmarkStart w:id="239" w:name="_Clause_c6_2"/>
-      <w:bookmarkStart w:id="240" w:name="_Toc236398892"/>
+      <w:bookmarkStart w:id="240" w:name="_Toc236468397"/>
       <w:r>
         <w:t>Organisation of the model</w:t>
       </w:r>
@@ -30480,7 +30641,7 @@
         <w:pStyle w:val="Heading2"/>
       </w:pPr>
       <w:bookmarkStart w:id="241" w:name="_Clause_c6_3"/>
-      <w:bookmarkStart w:id="242" w:name="_Toc236398893"/>
+      <w:bookmarkStart w:id="242" w:name="_Toc236468398"/>
       <w:r>
         <w:t>Registry root</w:t>
       </w:r>
@@ -30726,7 +30887,7 @@
         <w:pStyle w:val="Heading2"/>
       </w:pPr>
       <w:bookmarkStart w:id="243" w:name="_Clause_c6_4"/>
-      <w:bookmarkStart w:id="244" w:name="_Toc236398894"/>
+      <w:bookmarkStart w:id="244" w:name="_Toc236468399"/>
       <w:r>
         <w:t>Schema groups</w:t>
       </w:r>
@@ -30762,7 +30923,16 @@
         <w:t>NamespaceUri</w:t>
       </w:r>
       <w:r>
-        <w:t xml:space="preserve"> Property is the group key (the xRegistry </w:t>
+        <w:t xml:space="preserve"> Property is the group key and the group's </w:t>
+      </w:r>
+      <w:r>
+        <w:rPr>
+          <w:b/>
+        </w:rPr>
+        <w:t>source identity</w:t>
+      </w:r>
+      <w:r>
+        <w:t xml:space="preserve">, and the xRegistry </w:t>
       </w:r>
       <w:r>
         <w:rPr>
@@ -30771,7 +30941,7 @@
         <w:t>groupid</w:t>
       </w:r>
       <w:r>
-        <w:t xml:space="preserve"> may be a server-chosen URL-safe slug of it, retained verbatim in </w:t>
+        <w:t xml:space="preserve"> is the symbolic identifier constructed from it (§6.7), with </w:t>
       </w:r>
       <w:r>
         <w:rPr>
@@ -30780,12 +30950,21 @@
         <w:t>NamespaceUri</w:t>
       </w:r>
       <w:r>
-        <w:t xml:space="preserve">). Keying a schema group by an OPC UA namespace URI is a domain convention of this profile; the generic xRegistry schema group imposes no key or format constraint on its members. Its </w:t>
+        <w:t xml:space="preserve"> retained verbatim and repeated as the group's </w:t>
       </w:r>
       <w:r>
         <w:rPr>
           <w:rStyle w:val="VARIABLE"/>
         </w:rPr>
+        <w:t>Name</w:t>
+      </w:r>
+      <w:r>
+        <w:t xml:space="preserve">. Keying a schema group by an OPC UA namespace URI is a domain convention of this profile; the generic xRegistry schema group imposes no key or format constraint on its members. Its </w:t>
+      </w:r>
+      <w:r>
+        <w:rPr>
+          <w:rStyle w:val="VARIABLE"/>
+        </w:rPr>
         <w:t>&lt;Schema&gt;</w:t>
       </w:r>
       <w:r>
@@ -30824,7 +31003,7 @@
         <w:pStyle w:val="Heading2"/>
       </w:pPr>
       <w:bookmarkStart w:id="245" w:name="_Clause_c6_5"/>
-      <w:bookmarkStart w:id="246" w:name="_Toc236398895"/>
+      <w:bookmarkStart w:id="246" w:name="_Toc236468400"/>
       <w:r>
         <w:t>Schema files</w:t>
       </w:r>
@@ -30938,46 +31117,55 @@
         <w:rPr>
           <w:rStyle w:val="VARIABLE"/>
         </w:rPr>
+        <w:t>SchemaName</w:t>
+      </w:r>
+      <w:r>
+        <w:t xml:space="preserve"> (Mandatory, String) — the name of the subject the schema describes: the DataType BrowseName for a reference DataType schema, or the </w:t>
+      </w:r>
+      <w:r>
+        <w:rPr>
+          <w:rStyle w:val="VARIABLE"/>
+        </w:rPr>
+        <w:t>DataSetName</w:t>
+      </w:r>
+      <w:r>
+        <w:t xml:space="preserve"> for a PubSub DataSet schema. Together with </w:t>
+      </w:r>
+      <w:r>
+        <w:rPr>
+          <w:rStyle w:val="VARIABLE"/>
+        </w:rPr>
+        <w:t>Format</w:t>
+      </w:r>
+      <w:r>
+        <w:t xml:space="preserve"> it is the schema's </w:t>
+      </w:r>
+      <w:r>
+        <w:rPr>
+          <w:b/>
+        </w:rPr>
+        <w:t>source identity</w:t>
+      </w:r>
+      <w:r>
+        <w:t xml:space="preserve">, from which the xRegistry </w:t>
+      </w:r>
+      <w:r>
+        <w:rPr>
+          <w:rStyle w:val="VARIABLE"/>
+        </w:rPr>
+        <w:t>resourceid</w:t>
+      </w:r>
+      <w:r>
+        <w:t xml:space="preserve"> is constructed (§6.7). It is invariant across the schema's versions, and it is not the </w:t>
+      </w:r>
+      <w:r>
+        <w:rPr>
+          <w:rStyle w:val="VARIABLE"/>
+        </w:rPr>
         <w:t>SchemaId</w:t>
       </w:r>
       <w:r>
-        <w:t xml:space="preserve"> (Mandatory, ByteString) — the raw on-wire SchemaId fingerprint bytes; the file is additionally addressable by the Opaque NodeId built from these bytes (</w:t>
-      </w:r>
-      <w:r>
-        <w:fldChar w:fldCharType="begin"/>
-      </w:r>
-      <w:r>
-        <w:instrText xml:space="preserve"> REF _Clause_c6_6 \r \h </w:instrText>
-      </w:r>
-      <w:r>
-        <w:fldChar w:fldCharType="separate"/>
-      </w:r>
-      <w:r>
-        <w:t>6.6</w:t>
-      </w:r>
-      <w:r>
-        <w:fldChar w:fldCharType="end"/>
-      </w:r>
-      <w:r>
-        <w:t>). Every registered schema has a SchemaId, computed by its format's fingerprint provider (</w:t>
-      </w:r>
-      <w:r>
-        <w:fldChar w:fldCharType="begin"/>
-      </w:r>
-      <w:r>
-        <w:instrText xml:space="preserve"> REF _Clause_c6_8 \r \h </w:instrText>
-      </w:r>
-      <w:r>
-        <w:fldChar w:fldCharType="separate"/>
-      </w:r>
-      <w:r>
-        <w:t>6.8</w:t>
-      </w:r>
-      <w:r>
-        <w:fldChar w:fldCharType="end"/>
-      </w:r>
-      <w:r>
-        <w:t>) — including JSON Schema.</w:t>
+        <w:t>.</w:t>
       </w:r>
     </w:p>
     <w:p>
@@ -30992,46 +31180,46 @@
         <w:rPr>
           <w:rStyle w:val="VARIABLE"/>
         </w:rPr>
-        <w:t>SchemaIdAlg</w:t>
-      </w:r>
-      <w:r>
-        <w:t xml:space="preserve"> (Mandatory, String) — the SchemaId algorithm name identifying the </w:t>
-      </w:r>
-      <w:r>
-        <w:rPr>
-          <w:rStyle w:val="VARIABLE"/>
-        </w:rPr>
-        <w:t>(canonicalization, hash)</w:t>
-      </w:r>
-      <w:r>
-        <w:t xml:space="preserve"> used, such as </w:t>
-      </w:r>
-      <w:r>
-        <w:rPr>
-          <w:rStyle w:val="VARIABLE"/>
-        </w:rPr>
-        <w:t>CRC-64-AVRO</w:t>
-      </w:r>
-      <w:r>
-        <w:t xml:space="preserve"> (Avro), </w:t>
-      </w:r>
-      <w:r>
-        <w:rPr>
-          <w:rStyle w:val="VARIABLE"/>
-        </w:rPr>
-        <w:t>SHA-256/ApacheArrow</w:t>
-      </w:r>
-      <w:r>
-        <w:t xml:space="preserve"> (Arrow) or </w:t>
-      </w:r>
-      <w:r>
-        <w:rPr>
-          <w:rStyle w:val="VARIABLE"/>
-        </w:rPr>
-        <w:t>SHA-256/JCS</w:t>
-      </w:r>
-      <w:r>
-        <w:t xml:space="preserve"> (JSON Schema).</w:t>
+        <w:t>SchemaId</w:t>
+      </w:r>
+      <w:r>
+        <w:t xml:space="preserve"> (Mandatory, ByteString) — the raw on-wire SchemaId fingerprint bytes; the file is additionally addressable by the Opaque NodeId built from these bytes (</w:t>
+      </w:r>
+      <w:r>
+        <w:fldChar w:fldCharType="begin"/>
+      </w:r>
+      <w:r>
+        <w:instrText xml:space="preserve"> REF _Clause_c6_6 \r \h </w:instrText>
+      </w:r>
+      <w:r>
+        <w:fldChar w:fldCharType="separate"/>
+      </w:r>
+      <w:r>
+        <w:t>6.6</w:t>
+      </w:r>
+      <w:r>
+        <w:fldChar w:fldCharType="end"/>
+      </w:r>
+      <w:r>
+        <w:t>). Every registered schema has a SchemaId, computed by its format's fingerprint provider (</w:t>
+      </w:r>
+      <w:r>
+        <w:fldChar w:fldCharType="begin"/>
+      </w:r>
+      <w:r>
+        <w:instrText xml:space="preserve"> REF _Clause_c6_8 \r \h </w:instrText>
+      </w:r>
+      <w:r>
+        <w:fldChar w:fldCharType="separate"/>
+      </w:r>
+      <w:r>
+        <w:t>6.8</w:t>
+      </w:r>
+      <w:r>
+        <w:fldChar w:fldCharType="end"/>
+      </w:r>
+      <w:r>
+        <w:t>) — including JSON Schema.</w:t>
       </w:r>
     </w:p>
     <w:p>
@@ -31046,91 +31234,46 @@
         <w:rPr>
           <w:rStyle w:val="VARIABLE"/>
         </w:rPr>
-        <w:t>Compatibility</w:t>
-      </w:r>
-      <w:r>
-        <w:t xml:space="preserve"> (String) — the xRegistry </w:t>
+        <w:t>SchemaIdAlg</w:t>
+      </w:r>
+      <w:r>
+        <w:t xml:space="preserve"> (Mandatory, String) — the SchemaId algorithm name identifying the </w:t>
       </w:r>
       <w:r>
         <w:rPr>
           <w:rStyle w:val="VARIABLE"/>
         </w:rPr>
-        <w:t>compatibility</w:t>
-      </w:r>
-      <w:r>
-        <w:t xml:space="preserve"> mode the schema's versions adhere to, such as </w:t>
+        <w:t>(canonicalization, hash)</w:t>
+      </w:r>
+      <w:r>
+        <w:t xml:space="preserve"> used, such as </w:t>
       </w:r>
       <w:r>
         <w:rPr>
           <w:rStyle w:val="VARIABLE"/>
         </w:rPr>
-        <w:t>NONE</w:t>
-      </w:r>
-      <w:r>
-        <w:t xml:space="preserve">, </w:t>
+        <w:t>CRC-64-AVRO</w:t>
+      </w:r>
+      <w:r>
+        <w:t xml:space="preserve"> (Avro), </w:t>
       </w:r>
       <w:r>
         <w:rPr>
           <w:rStyle w:val="VARIABLE"/>
         </w:rPr>
-        <w:t>BACKWARD</w:t>
-      </w:r>
-      <w:r>
-        <w:t xml:space="preserve">, </w:t>
+        <w:t>SHA-256/ApacheArrow</w:t>
+      </w:r>
+      <w:r>
+        <w:t xml:space="preserve"> (Arrow) or </w:t>
       </w:r>
       <w:r>
         <w:rPr>
           <w:rStyle w:val="VARIABLE"/>
         </w:rPr>
-        <w:t>FORWARD</w:t>
-      </w:r>
-      <w:r>
-        <w:t xml:space="preserve"> or </w:t>
-      </w:r>
-      <w:r>
-        <w:rPr>
-          <w:rStyle w:val="VARIABLE"/>
-        </w:rPr>
-        <w:t>FULL</w:t>
-      </w:r>
-      <w:r>
-        <w:t xml:space="preserve">. This is </w:t>
-      </w:r>
-      <w:r>
-        <w:rPr>
-          <w:b/>
-        </w:rPr>
-        <w:t>Resource-level</w:t>
-      </w:r>
-      <w:r>
-        <w:t xml:space="preserve"> metadata — identical across all versions of one schema — so in the flat projection every version file of the same schema carries the same value; a change that would break it starts a </w:t>
-      </w:r>
-      <w:r>
-        <w:rPr>
-          <w:b/>
-        </w:rPr>
-        <w:t>new</w:t>
-      </w:r>
-      <w:r>
-        <w:t xml:space="preserve"> schema (a new </w:t>
-      </w:r>
-      <w:r>
-        <w:rPr>
-          <w:rStyle w:val="VARIABLE"/>
-        </w:rPr>
-        <w:t>SchemaFileType</w:t>
-      </w:r>
-      <w:r>
-        <w:t xml:space="preserve"> with a fresh lineage), not a new version. A registry that enforces compatibility advertises it through the base </w:t>
-      </w:r>
-      <w:r>
-        <w:rPr>
-          <w:rStyle w:val="VARIABLE"/>
-        </w:rPr>
-        <w:t>RegistryCapabilitiesDataType.EnforceCompatibility</w:t>
-      </w:r>
-      <w:r>
-        <w:t xml:space="preserve"> capability.</w:t>
+        <w:t>SHA-256/JCS</w:t>
+      </w:r>
+      <w:r>
+        <w:t xml:space="preserve"> (JSON Schema).</w:t>
       </w:r>
     </w:p>
     <w:p>
@@ -31145,37 +31288,91 @@
         <w:rPr>
           <w:rStyle w:val="VARIABLE"/>
         </w:rPr>
-        <w:t>IsDefault</w:t>
-      </w:r>
-      <w:r>
-        <w:t xml:space="preserve"> (Boolean) — the xRegistry </w:t>
+        <w:t>Compatibility</w:t>
+      </w:r>
+      <w:r>
+        <w:t xml:space="preserve"> (String) — the xRegistry </w:t>
       </w:r>
       <w:r>
         <w:rPr>
           <w:rStyle w:val="VARIABLE"/>
         </w:rPr>
-        <w:t>isdefault</w:t>
-      </w:r>
-      <w:r>
-        <w:t xml:space="preserve">: </w:t>
+        <w:t>compatibility</w:t>
+      </w:r>
+      <w:r>
+        <w:t xml:space="preserve"> mode the schema's versions adhere to, such as </w:t>
       </w:r>
       <w:r>
         <w:rPr>
           <w:rStyle w:val="VARIABLE"/>
         </w:rPr>
-        <w:t>true</w:t>
-      </w:r>
-      <w:r>
-        <w:t xml:space="preserve"> for the schema's default version, the one a consumer gets by reading the schema without selecting a version. The default is usually the latest but MAY be pinned to an earlier version (a sticky default); exactly one version file of a schema has </w:t>
+        <w:t>NONE</w:t>
+      </w:r>
+      <w:r>
+        <w:t xml:space="preserve">, </w:t>
       </w:r>
       <w:r>
         <w:rPr>
           <w:rStyle w:val="VARIABLE"/>
         </w:rPr>
-        <w:t>IsDefault = true</w:t>
-      </w:r>
-      <w:r>
-        <w:t>.</w:t>
+        <w:t>BACKWARD</w:t>
+      </w:r>
+      <w:r>
+        <w:t xml:space="preserve">, </w:t>
+      </w:r>
+      <w:r>
+        <w:rPr>
+          <w:rStyle w:val="VARIABLE"/>
+        </w:rPr>
+        <w:t>FORWARD</w:t>
+      </w:r>
+      <w:r>
+        <w:t xml:space="preserve"> or </w:t>
+      </w:r>
+      <w:r>
+        <w:rPr>
+          <w:rStyle w:val="VARIABLE"/>
+        </w:rPr>
+        <w:t>FULL</w:t>
+      </w:r>
+      <w:r>
+        <w:t xml:space="preserve">. This is </w:t>
+      </w:r>
+      <w:r>
+        <w:rPr>
+          <w:b/>
+        </w:rPr>
+        <w:t>Resource-level</w:t>
+      </w:r>
+      <w:r>
+        <w:t xml:space="preserve"> metadata — identical across all versions of one schema — so in the flat projection every version file of the same schema carries the same value; a change that would break it starts a </w:t>
+      </w:r>
+      <w:r>
+        <w:rPr>
+          <w:b/>
+        </w:rPr>
+        <w:t>new</w:t>
+      </w:r>
+      <w:r>
+        <w:t xml:space="preserve"> schema (a new </w:t>
+      </w:r>
+      <w:r>
+        <w:rPr>
+          <w:rStyle w:val="VARIABLE"/>
+        </w:rPr>
+        <w:t>SchemaFileType</w:t>
+      </w:r>
+      <w:r>
+        <w:t xml:space="preserve"> with a fresh lineage), not a new version. A registry that enforces compatibility advertises it through the base </w:t>
+      </w:r>
+      <w:r>
+        <w:rPr>
+          <w:rStyle w:val="VARIABLE"/>
+        </w:rPr>
+        <w:t>RegistryCapabilitiesDataType.EnforceCompatibility</w:t>
+      </w:r>
+      <w:r>
+        <w:t xml:space="preserve"> capability.</w:t>
       </w:r>
     </w:p>
     <w:p>
@@ -31190,43 +31387,34 @@
         <w:rPr>
           <w:rStyle w:val="VARIABLE"/>
         </w:rPr>
-        <w:t>Ancestor</w:t>
-      </w:r>
-      <w:r>
-        <w:t xml:space="preserve"> (String) — the xRegistry </w:t>
+        <w:t>IsDefault</w:t>
+      </w:r>
+      <w:r>
+        <w:t xml:space="preserve"> (Boolean) — the xRegistry </w:t>
       </w:r>
       <w:r>
         <w:rPr>
           <w:rStyle w:val="VARIABLE"/>
         </w:rPr>
-        <w:t>ancestor</w:t>
-      </w:r>
-      <w:r>
-        <w:t xml:space="preserve">: the </w:t>
+        <w:t>isdefault</w:t>
+      </w:r>
+      <w:r>
+        <w:t xml:space="preserve">: </w:t>
       </w:r>
       <w:r>
         <w:rPr>
           <w:rStyle w:val="VARIABLE"/>
         </w:rPr>
-        <w:t>VersionId</w:t>
-      </w:r>
-      <w:r>
-        <w:t xml:space="preserve"> of the version this one derives from, establishing the version lineage when historic versions are kept as sibling files. The root version's </w:t>
+        <w:t>true</w:t>
+      </w:r>
+      <w:r>
+        <w:t xml:space="preserve"> for the schema's default version, the one a consumer gets by reading the schema without selecting a version. The default is usually the latest but MAY be pinned to an earlier version (a sticky default); exactly one version file of a schema has </w:t>
       </w:r>
       <w:r>
         <w:rPr>
           <w:rStyle w:val="VARIABLE"/>
         </w:rPr>
-        <w:t>Ancestor</w:t>
-      </w:r>
-      <w:r>
-        <w:t xml:space="preserve"> is its own </w:t>
-      </w:r>
-      <w:r>
-        <w:rPr>
-          <w:rStyle w:val="VARIABLE"/>
-        </w:rPr>
-        <w:t>VersionId</w:t>
+        <w:t>IsDefault = true</w:t>
       </w:r>
       <w:r>
         <w:t>.</w:t>
@@ -31244,25 +31432,43 @@
         <w:rPr>
           <w:rStyle w:val="VARIABLE"/>
         </w:rPr>
-        <w:t>DataTypeEncoding</w:t>
-      </w:r>
-      <w:r>
-        <w:t xml:space="preserve"> (String) — the related OPC UA DataTypeEncoding name, for example </w:t>
+        <w:t>Ancestor</w:t>
+      </w:r>
+      <w:r>
+        <w:t xml:space="preserve"> (String) — the xRegistry </w:t>
       </w:r>
       <w:r>
         <w:rPr>
           <w:rStyle w:val="VARIABLE"/>
         </w:rPr>
-        <w:t>Default Avro</w:t>
-      </w:r>
-      <w:r>
-        <w:t xml:space="preserve"> or </w:t>
+        <w:t>ancestor</w:t>
+      </w:r>
+      <w:r>
+        <w:t xml:space="preserve">: the </w:t>
       </w:r>
       <w:r>
         <w:rPr>
           <w:rStyle w:val="VARIABLE"/>
         </w:rPr>
-        <w:t>Default Arrow</w:t>
+        <w:t>VersionId</w:t>
+      </w:r>
+      <w:r>
+        <w:t xml:space="preserve"> of the version this one derives from, establishing the version lineage when historic versions are kept as sibling files. The root version's </w:t>
+      </w:r>
+      <w:r>
+        <w:rPr>
+          <w:rStyle w:val="VARIABLE"/>
+        </w:rPr>
+        <w:t>Ancestor</w:t>
+      </w:r>
+      <w:r>
+        <w:t xml:space="preserve"> is its own </w:t>
+      </w:r>
+      <w:r>
+        <w:rPr>
+          <w:rStyle w:val="VARIABLE"/>
+        </w:rPr>
+        <w:t>VersionId</w:t>
       </w:r>
       <w:r>
         <w:t>.</w:t>
@@ -31280,19 +31486,28 @@
         <w:rPr>
           <w:rStyle w:val="VARIABLE"/>
         </w:rPr>
-        <w:t>ModelVersion</w:t>
-      </w:r>
-      <w:r>
-        <w:t xml:space="preserve"> (String) — the originating NodeSet model version (</w:t>
+        <w:t>DataTypeEncoding</w:t>
+      </w:r>
+      <w:r>
+        <w:t xml:space="preserve"> (String) — the related OPC UA DataTypeEncoding name, for example </w:t>
       </w:r>
       <w:r>
         <w:rPr>
           <w:rStyle w:val="VARIABLE"/>
         </w:rPr>
-        <w:t>opcua.modelversion</w:t>
-      </w:r>
-      <w:r>
-        <w:t>).</w:t>
+        <w:t>Default Avro</w:t>
+      </w:r>
+      <w:r>
+        <w:t xml:space="preserve"> or </w:t>
+      </w:r>
+      <w:r>
+        <w:rPr>
+          <w:rStyle w:val="VARIABLE"/>
+        </w:rPr>
+        <w:t>Default Arrow</w:t>
+      </w:r>
+      <w:r>
+        <w:t>.</w:t>
       </w:r>
     </w:p>
     <w:p>
@@ -31307,37 +31522,20 @@
         <w:rPr>
           <w:rStyle w:val="VARIABLE"/>
         </w:rPr>
-        <w:t>ConfigurationVersion</w:t>
-      </w:r>
-      <w:r>
-        <w:t xml:space="preserve"> (</w:t>
+        <w:lastRenderedPageBreak/>
+        <w:t>ModelVersion</w:t>
+      </w:r>
+      <w:r>
+        <w:t xml:space="preserve"> (String) — the originating NodeSet model version (</w:t>
       </w:r>
       <w:r>
         <w:rPr>
           <w:rStyle w:val="VARIABLE"/>
         </w:rPr>
-        <w:t>ConfigurationVersionDataType</w:t>
-      </w:r>
-      <w:r>
-        <w:t xml:space="preserve">) — </w:t>
-      </w:r>
-      <w:r>
-        <w:rPr>
-          <w:b/>
-        </w:rPr>
-        <w:t>PubSub DataSet schema profile only</w:t>
-      </w:r>
-      <w:r>
-        <w:t xml:space="preserve"> (Annex C): the Part 14 </w:t>
-      </w:r>
-      <w:r>
-        <w:rPr>
-          <w:rStyle w:val="VARIABLE"/>
-        </w:rPr>
-        <w:t>ConfigurationVersion</w:t>
-      </w:r>
-      <w:r>
-        <w:t xml:space="preserve"> when the schema describes a DataSet. Omitted by a schema registry that does not serve PubSub DataSets.</w:t>
+        <w:t>opcua.modelversion</w:t>
+      </w:r>
+      <w:r>
+        <w:t>).</w:t>
       </w:r>
     </w:p>
     <w:p>
@@ -31352,6 +31550,51 @@
         <w:rPr>
           <w:rStyle w:val="VARIABLE"/>
         </w:rPr>
+        <w:t>ConfigurationVersion</w:t>
+      </w:r>
+      <w:r>
+        <w:t xml:space="preserve"> (</w:t>
+      </w:r>
+      <w:r>
+        <w:rPr>
+          <w:rStyle w:val="VARIABLE"/>
+        </w:rPr>
+        <w:t>ConfigurationVersionDataType</w:t>
+      </w:r>
+      <w:r>
+        <w:t xml:space="preserve">) — </w:t>
+      </w:r>
+      <w:r>
+        <w:rPr>
+          <w:b/>
+        </w:rPr>
+        <w:t>PubSub DataSet schema profile only</w:t>
+      </w:r>
+      <w:r>
+        <w:t xml:space="preserve"> (Annex C): the Part 14 </w:t>
+      </w:r>
+      <w:r>
+        <w:rPr>
+          <w:rStyle w:val="VARIABLE"/>
+        </w:rPr>
+        <w:t>ConfigurationVersion</w:t>
+      </w:r>
+      <w:r>
+        <w:t xml:space="preserve"> when the schema describes a DataSet. Omitted by a schema registry that does not serve PubSub DataSets.</w:t>
+      </w:r>
+    </w:p>
+    <w:p>
+      <w:pPr>
+        <w:pStyle w:val="ListBullet"/>
+        <w:numPr>
+          <w:ilvl w:val="0"/>
+          <w:numId w:val="21"/>
+        </w:numPr>
+      </w:pPr>
+      <w:r>
+        <w:rPr>
+          <w:rStyle w:val="VARIABLE"/>
+        </w:rPr>
         <w:t>ExpiryTime</w:t>
       </w:r>
       <w:r>
@@ -31370,13 +31613,13 @@
         <w:fldChar w:fldCharType="begin"/>
       </w:r>
       <w:r>
-        <w:instrText xml:space="preserve"> REF _Clause_c6_11 \r \h </w:instrText>
+        <w:instrText xml:space="preserve"> REF _Clause_c6_12 \r \h </w:instrText>
       </w:r>
       <w:r>
         <w:fldChar w:fldCharType="separate"/>
       </w:r>
       <w:r>
-        <w:t>6.11</w:t>
+        <w:t>6.12</w:t>
       </w:r>
       <w:r>
         <w:fldChar w:fldCharType="end"/>
@@ -31390,7 +31633,6 @@
         <w:pStyle w:val="PARAGRAPH"/>
       </w:pPr>
       <w:r>
-        <w:lastRenderedPageBreak/>
         <w:t xml:space="preserve">The inherited </w:t>
       </w:r>
       <w:r>
@@ -31453,7 +31695,7 @@
         <w:pStyle w:val="Heading2"/>
       </w:pPr>
       <w:bookmarkStart w:id="247" w:name="_Clause_c6_6"/>
-      <w:bookmarkStart w:id="248" w:name="_Toc236398896"/>
+      <w:bookmarkStart w:id="248" w:name="_Toc236468401"/>
       <w:r>
         <w:t>SchemaId NodeId fast access</w:t>
       </w:r>
@@ -31582,7 +31824,7 @@
         <w:pStyle w:val="Heading2"/>
       </w:pPr>
       <w:bookmarkStart w:id="249" w:name="_Clause_c6_7"/>
-      <w:bookmarkStart w:id="250" w:name="_Toc236398897"/>
+      <w:bookmarkStart w:id="250" w:name="_Toc236468402"/>
       <w:r>
         <w:t>Formats and content types</w:t>
       </w:r>
@@ -31594,7 +31836,7 @@
         <w:pStyle w:val="TABLE-title"/>
       </w:pPr>
       <w:bookmarkStart w:id="251" w:name="_Tab_formats_and_content_types_tab1"/>
-      <w:bookmarkStart w:id="252" w:name="_Toc236398950"/>
+      <w:bookmarkStart w:id="252" w:name="_Toc236468456"/>
       <w:r>
         <w:t xml:space="preserve">Table </w:t>
       </w:r>
@@ -32135,19 +32377,23 @@
         <w:t>document</w:t>
       </w:r>
       <w:r>
-        <w:t xml:space="preserve"> media type recorded on the schema file. The message/transport content-type differs by usage and selects the format at resolution time (</w:t>
+        <w:t xml:space="preserve"> media type recorded on the schema file. The message/transport content-type differs </w:t>
+      </w:r>
+      <w:r>
+        <w:lastRenderedPageBreak/>
+        <w:t>by usage and selects the format at resolution time (</w:t>
       </w:r>
       <w:r>
         <w:fldChar w:fldCharType="begin"/>
       </w:r>
       <w:r>
-        <w:instrText xml:space="preserve"> REF _Clause_c6_10 \r \h </w:instrText>
+        <w:instrText xml:space="preserve"> REF _Clause_c6_11 \r \h </w:instrText>
       </w:r>
       <w:r>
         <w:fldChar w:fldCharType="separate"/>
       </w:r>
       <w:r>
-        <w:t>6.10</w:t>
+        <w:t>6.11</w:t>
       </w:r>
       <w:r>
         <w:fldChar w:fldCharType="end"/>
@@ -32197,9 +32443,8 @@
         <w:pStyle w:val="Heading2"/>
       </w:pPr>
       <w:bookmarkStart w:id="253" w:name="_Clause_c6_8"/>
-      <w:bookmarkStart w:id="254" w:name="_Toc236398898"/>
-      <w:r>
-        <w:lastRenderedPageBreak/>
+      <w:bookmarkStart w:id="254" w:name="_Toc236468403"/>
+      <w:r>
         <w:t>Schema identity and per-format fingerprints</w:t>
       </w:r>
       <w:bookmarkEnd w:id="253"/>
@@ -32510,15 +32755,1166 @@
     </w:p>
     <w:p>
       <w:pPr>
+        <w:pStyle w:val="PARAGRAPH"/>
+      </w:pPr>
+      <w:r>
+        <w:rPr>
+          <w:rStyle w:val="VARIABLE"/>
+        </w:rPr>
+        <w:t>SchemaId</w:t>
+      </w:r>
+      <w:r>
+        <w:rPr>
+          <w:b/>
+        </w:rPr>
+        <w:t xml:space="preserve"> is not the xRegistry </w:t>
+      </w:r>
+      <w:r>
+        <w:rPr>
+          <w:rStyle w:val="VARIABLE"/>
+        </w:rPr>
+        <w:t>schemaid</w:t>
+      </w:r>
+      <w:r>
+        <w:rPr>
+          <w:b/>
+        </w:rPr>
+        <w:t>.</w:t>
+      </w:r>
+      <w:r>
+        <w:t xml:space="preserve"> The two are different things that the naming makes easy to conflate. The OPC UA </w:t>
+      </w:r>
+      <w:r>
+        <w:rPr>
+          <w:rStyle w:val="VARIABLE"/>
+        </w:rPr>
+        <w:t>SchemaId</w:t>
+      </w:r>
+      <w:r>
+        <w:t xml:space="preserve"> fingerprints the </w:t>
+      </w:r>
+      <w:r>
+        <w:rPr>
+          <w:b/>
+        </w:rPr>
+        <w:t>bytes of one version's document</w:t>
+      </w:r>
+      <w:r>
+        <w:t xml:space="preserve">: it changes whenever the document changes, and it is what a message puts on the wire. The xRegistry </w:t>
+      </w:r>
+      <w:r>
+        <w:rPr>
+          <w:rStyle w:val="VARIABLE"/>
+        </w:rPr>
+        <w:t>schemaid</w:t>
+      </w:r>
+      <w:r>
+        <w:t xml:space="preserve"> is the schema Resource's </w:t>
+      </w:r>
+      <w:r>
+        <w:rPr>
+          <w:rStyle w:val="VARIABLE"/>
+        </w:rPr>
+        <w:t>&lt;SINGULAR&gt;id</w:t>
+      </w:r>
+      <w:r>
+        <w:t xml:space="preserve"> — the entity identifier — which is constructed from the schema's source identity (§6.7), is </w:t>
+      </w:r>
+      <w:r>
+        <w:rPr>
+          <w:b/>
+        </w:rPr>
+        <w:t>invariant across the schema's versions</w:t>
+      </w:r>
+      <w:r>
+        <w:t xml:space="preserve">, and is never derived from a document. In the JSON projection the fingerprint therefore appears as </w:t>
+      </w:r>
+      <w:r>
+        <w:rPr>
+          <w:rStyle w:val="VARIABLE"/>
+        </w:rPr>
+        <w:t>labels["opcua.schemafingerprint"]</w:t>
+      </w:r>
+      <w:r>
+        <w:t>, not as the resource key (</w:t>
+      </w:r>
+      <w:r>
+        <w:fldChar w:fldCharType="begin"/>
+      </w:r>
+      <w:r>
+        <w:instrText xml:space="preserve"> REF _Clause_c6_13_2 \r \h </w:instrText>
+      </w:r>
+      <w:r>
+        <w:fldChar w:fldCharType="separate"/>
+      </w:r>
+      <w:r>
+        <w:t>6.13.2</w:t>
+      </w:r>
+      <w:r>
+        <w:fldChar w:fldCharType="end"/>
+      </w:r>
+      <w:r>
+        <w:t>). An implementation that used a fingerprint as a resource key would create a new Resource on every content change, which contradicts a Resource being the umbrella over its Versions.</w:t>
+      </w:r>
+    </w:p>
+    <w:p>
+      <w:pPr>
         <w:pStyle w:val="Heading2"/>
       </w:pPr>
       <w:bookmarkStart w:id="255" w:name="_Clause_c6_9"/>
-      <w:bookmarkStart w:id="256" w:name="_Toc236398899"/>
-      <w:r>
-        <w:t>Schema versioning and compatibility</w:t>
+      <w:bookmarkStart w:id="256" w:name="_Toc236468404"/>
+      <w:r>
+        <w:t>Group and schema identifiers</w:t>
       </w:r>
       <w:bookmarkEnd w:id="255"/>
       <w:bookmarkEnd w:id="256"/>
+    </w:p>
+    <w:p>
+      <w:pPr>
+        <w:pStyle w:val="PARAGRAPH"/>
+      </w:pPr>
+      <w:r>
+        <w:t xml:space="preserve">Base </w:t>
+      </w:r>
+      <w:r>
+        <w:fldChar w:fldCharType="begin"/>
+      </w:r>
+      <w:r>
+        <w:instrText xml:space="preserve"> REF _Clause_c6_9 \r \h </w:instrText>
+      </w:r>
+      <w:r>
+        <w:fldChar w:fldCharType="separate"/>
+      </w:r>
+      <w:r>
+        <w:t>6.9</w:t>
+      </w:r>
+      <w:r>
+        <w:fldChar w:fldCharType="end"/>
+      </w:r>
+      <w:r>
+        <w:t xml:space="preserve"> requires every group and resource to name one </w:t>
+      </w:r>
+      <w:r>
+        <w:rPr>
+          <w:b/>
+        </w:rPr>
+        <w:t>source identity</w:t>
+      </w:r>
+      <w:r>
+        <w:t xml:space="preserve"> — a stable string, independent of any document — and to derive its xRegistry identifier from it by the symbolic construction defined there. This clause names the two source identities of a schema registry.</w:t>
+      </w:r>
+    </w:p>
+    <w:p>
+      <w:pPr>
+        <w:pStyle w:val="PARAGRAPH"/>
+      </w:pPr>
+      <w:r>
+        <w:rPr>
+          <w:b/>
+        </w:rPr>
+        <w:lastRenderedPageBreak/>
+        <w:t xml:space="preserve">A schema group's source identity is its </w:t>
+      </w:r>
+      <w:r>
+        <w:rPr>
+          <w:rStyle w:val="VARIABLE"/>
+        </w:rPr>
+        <w:t>NamespaceUri</w:t>
+      </w:r>
+      <w:r>
+        <w:rPr>
+          <w:b/>
+        </w:rPr>
+        <w:t>.</w:t>
+      </w:r>
+      <w:r>
+        <w:t xml:space="preserve"> The </w:t>
+      </w:r>
+      <w:r>
+        <w:rPr>
+          <w:rStyle w:val="VARIABLE"/>
+        </w:rPr>
+        <w:t>groupid</w:t>
+      </w:r>
+      <w:r>
+        <w:t xml:space="preserve"> </w:t>
+      </w:r>
+      <w:r>
+        <w:rPr>
+          <w:b/>
+        </w:rPr>
+        <w:t>shall</w:t>
+      </w:r>
+      <w:r>
+        <w:t xml:space="preserve"> be the symbolic identifier constructed from that URI, and the group's </w:t>
+      </w:r>
+      <w:r>
+        <w:rPr>
+          <w:rStyle w:val="VARIABLE"/>
+        </w:rPr>
+        <w:t>Name</w:t>
+      </w:r>
+      <w:r>
+        <w:t xml:space="preserve"> </w:t>
+      </w:r>
+      <w:r>
+        <w:rPr>
+          <w:b/>
+        </w:rPr>
+        <w:t>shall</w:t>
+      </w:r>
+      <w:r>
+        <w:t xml:space="preserve"> be the URI verbatim, so a human browsing the registry sees the namespace it names:</w:t>
+      </w:r>
+    </w:p>
+    <w:p>
+      <w:pPr>
+        <w:pStyle w:val="TABLE-title"/>
+      </w:pPr>
+      <w:bookmarkStart w:id="257" w:name="_Tab_group_and_schema_identifiers_tab1"/>
+      <w:bookmarkStart w:id="258" w:name="_Toc236468457"/>
+      <w:r>
+        <w:t xml:space="preserve">Table </w:t>
+      </w:r>
+      <w:r>
+        <w:fldChar w:fldCharType="begin"/>
+      </w:r>
+      <w:r>
+        <w:instrText xml:space="preserve"> SEQ Table \* ARABIC </w:instrText>
+      </w:r>
+      <w:r>
+        <w:fldChar w:fldCharType="separate"/>
+      </w:r>
+      <w:r>
+        <w:rPr>
+          <w:noProof/>
+        </w:rPr>
+        <w:t>16</w:t>
+      </w:r>
+      <w:r>
+        <w:fldChar w:fldCharType="end"/>
+      </w:r>
+      <w:r>
+        <w:t xml:space="preserve"> – Group and schema identifiers</w:t>
+      </w:r>
+      <w:bookmarkEnd w:id="257"/>
+      <w:bookmarkEnd w:id="258"/>
+    </w:p>
+    <w:tbl>
+      <w:tblPr>
+        <w:tblW w:w="8926" w:type="dxa"/>
+        <w:jc w:val="center"/>
+        <w:tblBorders>
+          <w:top w:val="single" w:sz="12" w:space="0" w:color="808080"/>
+          <w:left w:val="single" w:sz="12" w:space="0" w:color="808080"/>
+          <w:bottom w:val="single" w:sz="12" w:space="0" w:color="808080"/>
+          <w:right w:val="single" w:sz="12" w:space="0" w:color="808080"/>
+          <w:insideH w:val="single" w:sz="6" w:space="0" w:color="808080"/>
+          <w:insideV w:val="single" w:sz="6" w:space="0" w:color="808080"/>
+        </w:tblBorders>
+        <w:tblLayout w:type="fixed"/>
+        <w:tblLook w:val="0000" w:firstRow="0" w:lastRow="0" w:firstColumn="0" w:lastColumn="0" w:noHBand="0" w:noVBand="0"/>
+      </w:tblPr>
+      <w:tblGrid>
+        <w:gridCol w:w="2975"/>
+        <w:gridCol w:w="2975"/>
+        <w:gridCol w:w="2976"/>
+      </w:tblGrid>
+      <w:tr>
+        <w:trPr>
+          <w:tblHeader/>
+          <w:jc w:val="center"/>
+        </w:trPr>
+        <w:tc>
+          <w:tcPr>
+            <w:tcW w:w="2975" w:type="dxa"/>
+            <w:tcBorders>
+              <w:top w:val="single" w:sz="4" w:space="0" w:color="auto"/>
+              <w:left w:val="single" w:sz="4" w:space="0" w:color="auto"/>
+              <w:bottom w:val="double" w:sz="4" w:space="0" w:color="auto"/>
+              <w:right w:val="single" w:sz="4" w:space="0" w:color="auto"/>
+            </w:tcBorders>
+          </w:tcPr>
+          <w:p>
+            <w:pPr>
+              <w:pStyle w:val="TableText"/>
+            </w:pPr>
+            <w:r>
+              <w:rPr>
+                <w:rStyle w:val="VARIABLE"/>
+              </w:rPr>
+              <w:t>NamespaceUri</w:t>
+            </w:r>
+          </w:p>
+        </w:tc>
+        <w:tc>
+          <w:tcPr>
+            <w:tcW w:w="2975" w:type="dxa"/>
+            <w:tcBorders>
+              <w:top w:val="single" w:sz="4" w:space="0" w:color="auto"/>
+              <w:left w:val="single" w:sz="4" w:space="0" w:color="auto"/>
+              <w:bottom w:val="double" w:sz="4" w:space="0" w:color="auto"/>
+              <w:right w:val="single" w:sz="4" w:space="0" w:color="auto"/>
+            </w:tcBorders>
+          </w:tcPr>
+          <w:p>
+            <w:pPr>
+              <w:pStyle w:val="TableText"/>
+            </w:pPr>
+            <w:r>
+              <w:rPr>
+                <w:rStyle w:val="VARIABLE"/>
+              </w:rPr>
+              <w:t>groupid</w:t>
+            </w:r>
+          </w:p>
+        </w:tc>
+        <w:tc>
+          <w:tcPr>
+            <w:tcW w:w="2976" w:type="dxa"/>
+            <w:tcBorders>
+              <w:top w:val="single" w:sz="4" w:space="0" w:color="auto"/>
+              <w:left w:val="single" w:sz="4" w:space="0" w:color="auto"/>
+              <w:bottom w:val="double" w:sz="4" w:space="0" w:color="auto"/>
+              <w:right w:val="single" w:sz="4" w:space="0" w:color="auto"/>
+            </w:tcBorders>
+          </w:tcPr>
+          <w:p>
+            <w:pPr>
+              <w:pStyle w:val="TableText"/>
+            </w:pPr>
+            <w:r>
+              <w:rPr>
+                <w:rStyle w:val="VARIABLE"/>
+              </w:rPr>
+              <w:t>Name</w:t>
+            </w:r>
+          </w:p>
+        </w:tc>
+      </w:tr>
+      <w:tr>
+        <w:trPr>
+          <w:jc w:val="center"/>
+        </w:trPr>
+        <w:tc>
+          <w:tcPr>
+            <w:tcW w:w="2975" w:type="dxa"/>
+            <w:tcBorders>
+              <w:top w:val="single" w:sz="4" w:space="0" w:color="auto"/>
+              <w:left w:val="single" w:sz="4" w:space="0" w:color="auto"/>
+              <w:bottom w:val="single" w:sz="4" w:space="0" w:color="auto"/>
+              <w:right w:val="single" w:sz="4" w:space="0" w:color="auto"/>
+            </w:tcBorders>
+          </w:tcPr>
+          <w:p>
+            <w:pPr>
+              <w:pStyle w:val="TableText"/>
+            </w:pPr>
+            <w:r>
+              <w:rPr>
+                <w:rStyle w:val="VARIABLE"/>
+              </w:rPr>
+              <w:t>http://opcfoundation.org/UA/</w:t>
+            </w:r>
+          </w:p>
+        </w:tc>
+        <w:tc>
+          <w:tcPr>
+            <w:tcW w:w="2975" w:type="dxa"/>
+            <w:tcBorders>
+              <w:top w:val="single" w:sz="4" w:space="0" w:color="auto"/>
+              <w:left w:val="single" w:sz="4" w:space="0" w:color="auto"/>
+              <w:bottom w:val="single" w:sz="4" w:space="0" w:color="auto"/>
+              <w:right w:val="single" w:sz="4" w:space="0" w:color="auto"/>
+            </w:tcBorders>
+          </w:tcPr>
+          <w:p>
+            <w:pPr>
+              <w:pStyle w:val="TableText"/>
+            </w:pPr>
+            <w:r>
+              <w:rPr>
+                <w:rStyle w:val="VARIABLE"/>
+              </w:rPr>
+              <w:t>org.opcfoundation.UA</w:t>
+            </w:r>
+          </w:p>
+        </w:tc>
+        <w:tc>
+          <w:tcPr>
+            <w:tcW w:w="2976" w:type="dxa"/>
+            <w:tcBorders>
+              <w:top w:val="single" w:sz="4" w:space="0" w:color="auto"/>
+              <w:left w:val="single" w:sz="4" w:space="0" w:color="auto"/>
+              <w:bottom w:val="single" w:sz="4" w:space="0" w:color="auto"/>
+              <w:right w:val="single" w:sz="4" w:space="0" w:color="auto"/>
+            </w:tcBorders>
+          </w:tcPr>
+          <w:p>
+            <w:pPr>
+              <w:pStyle w:val="TableText"/>
+            </w:pPr>
+            <w:r>
+              <w:rPr>
+                <w:rStyle w:val="VARIABLE"/>
+              </w:rPr>
+              <w:t>http://opcfoundation.org/UA/</w:t>
+            </w:r>
+          </w:p>
+        </w:tc>
+      </w:tr>
+      <w:tr>
+        <w:trPr>
+          <w:jc w:val="center"/>
+        </w:trPr>
+        <w:tc>
+          <w:tcPr>
+            <w:tcW w:w="2975" w:type="dxa"/>
+            <w:tcBorders>
+              <w:top w:val="single" w:sz="4" w:space="0" w:color="auto"/>
+              <w:left w:val="single" w:sz="4" w:space="0" w:color="auto"/>
+              <w:bottom w:val="single" w:sz="4" w:space="0" w:color="auto"/>
+              <w:right w:val="single" w:sz="4" w:space="0" w:color="auto"/>
+            </w:tcBorders>
+          </w:tcPr>
+          <w:p>
+            <w:pPr>
+              <w:pStyle w:val="TableText"/>
+            </w:pPr>
+            <w:r>
+              <w:rPr>
+                <w:rStyle w:val="VARIABLE"/>
+              </w:rPr>
+              <w:t>http://contoso.org/UA/Pumps/</w:t>
+            </w:r>
+          </w:p>
+        </w:tc>
+        <w:tc>
+          <w:tcPr>
+            <w:tcW w:w="2975" w:type="dxa"/>
+            <w:tcBorders>
+              <w:top w:val="single" w:sz="4" w:space="0" w:color="auto"/>
+              <w:left w:val="single" w:sz="4" w:space="0" w:color="auto"/>
+              <w:bottom w:val="single" w:sz="4" w:space="0" w:color="auto"/>
+              <w:right w:val="single" w:sz="4" w:space="0" w:color="auto"/>
+            </w:tcBorders>
+          </w:tcPr>
+          <w:p>
+            <w:pPr>
+              <w:pStyle w:val="TableText"/>
+            </w:pPr>
+            <w:r>
+              <w:rPr>
+                <w:rStyle w:val="VARIABLE"/>
+              </w:rPr>
+              <w:t>org.contoso.UA.Pumps</w:t>
+            </w:r>
+          </w:p>
+        </w:tc>
+        <w:tc>
+          <w:tcPr>
+            <w:tcW w:w="2976" w:type="dxa"/>
+            <w:tcBorders>
+              <w:top w:val="single" w:sz="4" w:space="0" w:color="auto"/>
+              <w:left w:val="single" w:sz="4" w:space="0" w:color="auto"/>
+              <w:bottom w:val="single" w:sz="4" w:space="0" w:color="auto"/>
+              <w:right w:val="single" w:sz="4" w:space="0" w:color="auto"/>
+            </w:tcBorders>
+          </w:tcPr>
+          <w:p>
+            <w:pPr>
+              <w:pStyle w:val="TableText"/>
+            </w:pPr>
+            <w:r>
+              <w:rPr>
+                <w:rStyle w:val="VARIABLE"/>
+              </w:rPr>
+              <w:t>http://contoso.org/UA/Pumps/</w:t>
+            </w:r>
+          </w:p>
+        </w:tc>
+      </w:tr>
+    </w:tbl>
+    <w:p>
+      <w:pPr>
+        <w:pStyle w:val="spacer"/>
+      </w:pPr>
+    </w:p>
+    <w:p>
+      <w:pPr>
+        <w:pStyle w:val="PARAGRAPH"/>
+      </w:pPr>
+      <w:r>
+        <w:rPr>
+          <w:b/>
+        </w:rPr>
+        <w:t xml:space="preserve">A schema's source identity is </w:t>
+      </w:r>
+      <w:r>
+        <w:rPr>
+          <w:rStyle w:val="VARIABLE"/>
+        </w:rPr>
+        <w:t>(SchemaName, Format)</w:t>
+      </w:r>
+      <w:r>
+        <w:rPr>
+          <w:b/>
+        </w:rPr>
+        <w:t>.</w:t>
+      </w:r>
+      <w:r>
+        <w:t xml:space="preserve"> A schema Resource is one subject in one format, so both are needed to identify it and neither alone is unique within a group. The </w:t>
+      </w:r>
+      <w:r>
+        <w:rPr>
+          <w:rStyle w:val="VARIABLE"/>
+        </w:rPr>
+        <w:t>schemaid</w:t>
+      </w:r>
+      <w:r>
+        <w:t xml:space="preserve"> </w:t>
+      </w:r>
+      <w:r>
+        <w:rPr>
+          <w:b/>
+        </w:rPr>
+        <w:t>shall</w:t>
+      </w:r>
+      <w:r>
+        <w:t xml:space="preserve"> be the symbolic identifier constructed from </w:t>
+      </w:r>
+      <w:r>
+        <w:rPr>
+          <w:rStyle w:val="VARIABLE"/>
+        </w:rPr>
+        <w:t>SchemaName</w:t>
+      </w:r>
+      <w:r>
+        <w:t xml:space="preserve"> and the format's short token joined by </w:t>
+      </w:r>
+      <w:r>
+        <w:rPr>
+          <w:rStyle w:val="VARIABLE"/>
+        </w:rPr>
+        <w:t>/</w:t>
+      </w:r>
+      <w:r>
+        <w:t xml:space="preserve"> — that is, the construction of base </w:t>
+      </w:r>
+      <w:r>
+        <w:fldChar w:fldCharType="begin"/>
+      </w:r>
+      <w:r>
+        <w:instrText xml:space="preserve"> REF _Clause_c6_9 \r \h </w:instrText>
+      </w:r>
+      <w:r>
+        <w:fldChar w:fldCharType="separate"/>
+      </w:r>
+      <w:r>
+        <w:t>6.9</w:t>
+      </w:r>
+      <w:r>
+        <w:fldChar w:fldCharType="end"/>
+      </w:r>
+      <w:r>
+        <w:t xml:space="preserve"> applied to </w:t>
+      </w:r>
+      <w:r>
+        <w:rPr>
+          <w:rStyle w:val="VARIABLE"/>
+        </w:rPr>
+        <w:t>&lt;SchemaName&gt;/&lt;format-token&gt;</w:t>
+      </w:r>
+      <w:r>
+        <w:t xml:space="preserve"> — and the schema's </w:t>
+      </w:r>
+      <w:r>
+        <w:rPr>
+          <w:rStyle w:val="VARIABLE"/>
+        </w:rPr>
+        <w:t>Name</w:t>
+      </w:r>
+      <w:r>
+        <w:t xml:space="preserve"> </w:t>
+      </w:r>
+      <w:r>
+        <w:rPr>
+          <w:b/>
+        </w:rPr>
+        <w:t>shall</w:t>
+      </w:r>
+      <w:r>
+        <w:t xml:space="preserve"> be a human-readable rendering of the same pair:</w:t>
+      </w:r>
+    </w:p>
+    <w:p>
+      <w:pPr>
+        <w:pStyle w:val="TABLE-title"/>
+      </w:pPr>
+      <w:bookmarkStart w:id="259" w:name="_Tab_group_and_schema_identifiers_tab2"/>
+      <w:bookmarkStart w:id="260" w:name="_Toc236468458"/>
+      <w:r>
+        <w:t xml:space="preserve">Table </w:t>
+      </w:r>
+      <w:r>
+        <w:fldChar w:fldCharType="begin"/>
+      </w:r>
+      <w:r>
+        <w:instrText xml:space="preserve"> SEQ Table \* ARABIC </w:instrText>
+      </w:r>
+      <w:r>
+        <w:fldChar w:fldCharType="separate"/>
+      </w:r>
+      <w:r>
+        <w:rPr>
+          <w:noProof/>
+        </w:rPr>
+        <w:t>17</w:t>
+      </w:r>
+      <w:r>
+        <w:fldChar w:fldCharType="end"/>
+      </w:r>
+      <w:r>
+        <w:t xml:space="preserve"> – Group and schema identifiers (2)</w:t>
+      </w:r>
+      <w:bookmarkEnd w:id="259"/>
+      <w:bookmarkEnd w:id="260"/>
+    </w:p>
+    <w:tbl>
+      <w:tblPr>
+        <w:tblW w:w="8926" w:type="dxa"/>
+        <w:jc w:val="center"/>
+        <w:tblBorders>
+          <w:top w:val="single" w:sz="12" w:space="0" w:color="808080"/>
+          <w:left w:val="single" w:sz="12" w:space="0" w:color="808080"/>
+          <w:bottom w:val="single" w:sz="12" w:space="0" w:color="808080"/>
+          <w:right w:val="single" w:sz="12" w:space="0" w:color="808080"/>
+          <w:insideH w:val="single" w:sz="6" w:space="0" w:color="808080"/>
+          <w:insideV w:val="single" w:sz="6" w:space="0" w:color="808080"/>
+        </w:tblBorders>
+        <w:tblLayout w:type="fixed"/>
+        <w:tblLook w:val="0000" w:firstRow="0" w:lastRow="0" w:firstColumn="0" w:lastColumn="0" w:noHBand="0" w:noVBand="0"/>
+      </w:tblPr>
+      <w:tblGrid>
+        <w:gridCol w:w="2231"/>
+        <w:gridCol w:w="2231"/>
+        <w:gridCol w:w="2231"/>
+        <w:gridCol w:w="2233"/>
+      </w:tblGrid>
+      <w:tr>
+        <w:trPr>
+          <w:tblHeader/>
+          <w:jc w:val="center"/>
+        </w:trPr>
+        <w:tc>
+          <w:tcPr>
+            <w:tcW w:w="2231" w:type="dxa"/>
+            <w:tcBorders>
+              <w:top w:val="single" w:sz="4" w:space="0" w:color="auto"/>
+              <w:left w:val="single" w:sz="4" w:space="0" w:color="auto"/>
+              <w:bottom w:val="double" w:sz="4" w:space="0" w:color="auto"/>
+              <w:right w:val="single" w:sz="4" w:space="0" w:color="auto"/>
+            </w:tcBorders>
+          </w:tcPr>
+          <w:p>
+            <w:pPr>
+              <w:pStyle w:val="TableText"/>
+            </w:pPr>
+            <w:r>
+              <w:rPr>
+                <w:rStyle w:val="VARIABLE"/>
+              </w:rPr>
+              <w:t>SchemaName</w:t>
+            </w:r>
+          </w:p>
+        </w:tc>
+        <w:tc>
+          <w:tcPr>
+            <w:tcW w:w="2231" w:type="dxa"/>
+            <w:tcBorders>
+              <w:top w:val="single" w:sz="4" w:space="0" w:color="auto"/>
+              <w:left w:val="single" w:sz="4" w:space="0" w:color="auto"/>
+              <w:bottom w:val="double" w:sz="4" w:space="0" w:color="auto"/>
+              <w:right w:val="single" w:sz="4" w:space="0" w:color="auto"/>
+            </w:tcBorders>
+          </w:tcPr>
+          <w:p>
+            <w:pPr>
+              <w:pStyle w:val="TableText"/>
+            </w:pPr>
+            <w:r>
+              <w:rPr>
+                <w:rStyle w:val="VARIABLE"/>
+              </w:rPr>
+              <w:t>Format</w:t>
+            </w:r>
+          </w:p>
+        </w:tc>
+        <w:tc>
+          <w:tcPr>
+            <w:tcW w:w="2231" w:type="dxa"/>
+            <w:tcBorders>
+              <w:top w:val="single" w:sz="4" w:space="0" w:color="auto"/>
+              <w:left w:val="single" w:sz="4" w:space="0" w:color="auto"/>
+              <w:bottom w:val="double" w:sz="4" w:space="0" w:color="auto"/>
+              <w:right w:val="single" w:sz="4" w:space="0" w:color="auto"/>
+            </w:tcBorders>
+          </w:tcPr>
+          <w:p>
+            <w:pPr>
+              <w:pStyle w:val="TableText"/>
+            </w:pPr>
+            <w:r>
+              <w:rPr>
+                <w:rStyle w:val="VARIABLE"/>
+              </w:rPr>
+              <w:t>schemaid</w:t>
+            </w:r>
+          </w:p>
+        </w:tc>
+        <w:tc>
+          <w:tcPr>
+            <w:tcW w:w="2233" w:type="dxa"/>
+            <w:tcBorders>
+              <w:top w:val="single" w:sz="4" w:space="0" w:color="auto"/>
+              <w:left w:val="single" w:sz="4" w:space="0" w:color="auto"/>
+              <w:bottom w:val="double" w:sz="4" w:space="0" w:color="auto"/>
+              <w:right w:val="single" w:sz="4" w:space="0" w:color="auto"/>
+            </w:tcBorders>
+          </w:tcPr>
+          <w:p>
+            <w:pPr>
+              <w:pStyle w:val="TableText"/>
+            </w:pPr>
+            <w:r>
+              <w:rPr>
+                <w:rStyle w:val="VARIABLE"/>
+              </w:rPr>
+              <w:t>Name</w:t>
+            </w:r>
+          </w:p>
+        </w:tc>
+      </w:tr>
+      <w:tr>
+        <w:trPr>
+          <w:jc w:val="center"/>
+        </w:trPr>
+        <w:tc>
+          <w:tcPr>
+            <w:tcW w:w="2231" w:type="dxa"/>
+            <w:tcBorders>
+              <w:top w:val="single" w:sz="4" w:space="0" w:color="auto"/>
+              <w:left w:val="single" w:sz="4" w:space="0" w:color="auto"/>
+              <w:bottom w:val="single" w:sz="4" w:space="0" w:color="auto"/>
+              <w:right w:val="single" w:sz="4" w:space="0" w:color="auto"/>
+            </w:tcBorders>
+          </w:tcPr>
+          <w:p>
+            <w:pPr>
+              <w:pStyle w:val="TableText"/>
+            </w:pPr>
+            <w:r>
+              <w:rPr>
+                <w:rStyle w:val="VARIABLE"/>
+              </w:rPr>
+              <w:t>BoundItemDataType</w:t>
+            </w:r>
+          </w:p>
+        </w:tc>
+        <w:tc>
+          <w:tcPr>
+            <w:tcW w:w="2231" w:type="dxa"/>
+            <w:tcBorders>
+              <w:top w:val="single" w:sz="4" w:space="0" w:color="auto"/>
+              <w:left w:val="single" w:sz="4" w:space="0" w:color="auto"/>
+              <w:bottom w:val="single" w:sz="4" w:space="0" w:color="auto"/>
+              <w:right w:val="single" w:sz="4" w:space="0" w:color="auto"/>
+            </w:tcBorders>
+          </w:tcPr>
+          <w:p>
+            <w:pPr>
+              <w:pStyle w:val="TableText"/>
+            </w:pPr>
+            <w:r>
+              <w:rPr>
+                <w:rStyle w:val="VARIABLE"/>
+              </w:rPr>
+              <w:t>Avro/1.11</w:t>
+            </w:r>
+          </w:p>
+        </w:tc>
+        <w:tc>
+          <w:tcPr>
+            <w:tcW w:w="2231" w:type="dxa"/>
+            <w:tcBorders>
+              <w:top w:val="single" w:sz="4" w:space="0" w:color="auto"/>
+              <w:left w:val="single" w:sz="4" w:space="0" w:color="auto"/>
+              <w:bottom w:val="single" w:sz="4" w:space="0" w:color="auto"/>
+              <w:right w:val="single" w:sz="4" w:space="0" w:color="auto"/>
+            </w:tcBorders>
+          </w:tcPr>
+          <w:p>
+            <w:pPr>
+              <w:pStyle w:val="TableText"/>
+            </w:pPr>
+            <w:r>
+              <w:rPr>
+                <w:rStyle w:val="VARIABLE"/>
+              </w:rPr>
+              <w:t>BoundItemDataType.avro</w:t>
+            </w:r>
+          </w:p>
+        </w:tc>
+        <w:tc>
+          <w:tcPr>
+            <w:tcW w:w="2233" w:type="dxa"/>
+            <w:tcBorders>
+              <w:top w:val="single" w:sz="4" w:space="0" w:color="auto"/>
+              <w:left w:val="single" w:sz="4" w:space="0" w:color="auto"/>
+              <w:bottom w:val="single" w:sz="4" w:space="0" w:color="auto"/>
+              <w:right w:val="single" w:sz="4" w:space="0" w:color="auto"/>
+            </w:tcBorders>
+          </w:tcPr>
+          <w:p>
+            <w:pPr>
+              <w:pStyle w:val="TableText"/>
+            </w:pPr>
+            <w:r>
+              <w:rPr>
+                <w:rStyle w:val="VARIABLE"/>
+              </w:rPr>
+              <w:t>BoundItemDataType (Avro)</w:t>
+            </w:r>
+          </w:p>
+        </w:tc>
+      </w:tr>
+      <w:tr>
+        <w:trPr>
+          <w:jc w:val="center"/>
+        </w:trPr>
+        <w:tc>
+          <w:tcPr>
+            <w:tcW w:w="2231" w:type="dxa"/>
+            <w:tcBorders>
+              <w:top w:val="single" w:sz="4" w:space="0" w:color="auto"/>
+              <w:left w:val="single" w:sz="4" w:space="0" w:color="auto"/>
+              <w:bottom w:val="single" w:sz="4" w:space="0" w:color="auto"/>
+              <w:right w:val="single" w:sz="4" w:space="0" w:color="auto"/>
+            </w:tcBorders>
+          </w:tcPr>
+          <w:p>
+            <w:pPr>
+              <w:pStyle w:val="TableText"/>
+            </w:pPr>
+            <w:r>
+              <w:rPr>
+                <w:rStyle w:val="VARIABLE"/>
+              </w:rPr>
+              <w:t>BoundItemDataType</w:t>
+            </w:r>
+          </w:p>
+        </w:tc>
+        <w:tc>
+          <w:tcPr>
+            <w:tcW w:w="2231" w:type="dxa"/>
+            <w:tcBorders>
+              <w:top w:val="single" w:sz="4" w:space="0" w:color="auto"/>
+              <w:left w:val="single" w:sz="4" w:space="0" w:color="auto"/>
+              <w:bottom w:val="single" w:sz="4" w:space="0" w:color="auto"/>
+              <w:right w:val="single" w:sz="4" w:space="0" w:color="auto"/>
+            </w:tcBorders>
+          </w:tcPr>
+          <w:p>
+            <w:pPr>
+              <w:pStyle w:val="TableText"/>
+            </w:pPr>
+            <w:r>
+              <w:rPr>
+                <w:rStyle w:val="VARIABLE"/>
+              </w:rPr>
+              <w:t>ApacheArrow/1.0</w:t>
+            </w:r>
+          </w:p>
+        </w:tc>
+        <w:tc>
+          <w:tcPr>
+            <w:tcW w:w="2231" w:type="dxa"/>
+            <w:tcBorders>
+              <w:top w:val="single" w:sz="4" w:space="0" w:color="auto"/>
+              <w:left w:val="single" w:sz="4" w:space="0" w:color="auto"/>
+              <w:bottom w:val="single" w:sz="4" w:space="0" w:color="auto"/>
+              <w:right w:val="single" w:sz="4" w:space="0" w:color="auto"/>
+            </w:tcBorders>
+          </w:tcPr>
+          <w:p>
+            <w:pPr>
+              <w:pStyle w:val="TableText"/>
+            </w:pPr>
+            <w:r>
+              <w:rPr>
+                <w:rStyle w:val="VARIABLE"/>
+              </w:rPr>
+              <w:t>BoundItemDataType.arrow</w:t>
+            </w:r>
+          </w:p>
+        </w:tc>
+        <w:tc>
+          <w:tcPr>
+            <w:tcW w:w="2233" w:type="dxa"/>
+            <w:tcBorders>
+              <w:top w:val="single" w:sz="4" w:space="0" w:color="auto"/>
+              <w:left w:val="single" w:sz="4" w:space="0" w:color="auto"/>
+              <w:bottom w:val="single" w:sz="4" w:space="0" w:color="auto"/>
+              <w:right w:val="single" w:sz="4" w:space="0" w:color="auto"/>
+            </w:tcBorders>
+          </w:tcPr>
+          <w:p>
+            <w:pPr>
+              <w:pStyle w:val="TableText"/>
+            </w:pPr>
+            <w:r>
+              <w:rPr>
+                <w:rStyle w:val="VARIABLE"/>
+              </w:rPr>
+              <w:t>BoundItemDataType (Apache Arrow)</w:t>
+            </w:r>
+          </w:p>
+        </w:tc>
+      </w:tr>
+      <w:tr>
+        <w:trPr>
+          <w:jc w:val="center"/>
+        </w:trPr>
+        <w:tc>
+          <w:tcPr>
+            <w:tcW w:w="2231" w:type="dxa"/>
+            <w:tcBorders>
+              <w:top w:val="single" w:sz="4" w:space="0" w:color="auto"/>
+              <w:left w:val="single" w:sz="4" w:space="0" w:color="auto"/>
+              <w:bottom w:val="single" w:sz="4" w:space="0" w:color="auto"/>
+              <w:right w:val="single" w:sz="4" w:space="0" w:color="auto"/>
+            </w:tcBorders>
+          </w:tcPr>
+          <w:p>
+            <w:pPr>
+              <w:pStyle w:val="TableText"/>
+            </w:pPr>
+            <w:r>
+              <w:rPr>
+                <w:rStyle w:val="VARIABLE"/>
+              </w:rPr>
+              <w:t>BoundItemDataType</w:t>
+            </w:r>
+          </w:p>
+        </w:tc>
+        <w:tc>
+          <w:tcPr>
+            <w:tcW w:w="2231" w:type="dxa"/>
+            <w:tcBorders>
+              <w:top w:val="single" w:sz="4" w:space="0" w:color="auto"/>
+              <w:left w:val="single" w:sz="4" w:space="0" w:color="auto"/>
+              <w:bottom w:val="single" w:sz="4" w:space="0" w:color="auto"/>
+              <w:right w:val="single" w:sz="4" w:space="0" w:color="auto"/>
+            </w:tcBorders>
+          </w:tcPr>
+          <w:p>
+            <w:pPr>
+              <w:pStyle w:val="TableText"/>
+            </w:pPr>
+            <w:r>
+              <w:rPr>
+                <w:rStyle w:val="VARIABLE"/>
+              </w:rPr>
+              <w:t>JsonSchema/2020-12</w:t>
+            </w:r>
+          </w:p>
+        </w:tc>
+        <w:tc>
+          <w:tcPr>
+            <w:tcW w:w="2231" w:type="dxa"/>
+            <w:tcBorders>
+              <w:top w:val="single" w:sz="4" w:space="0" w:color="auto"/>
+              <w:left w:val="single" w:sz="4" w:space="0" w:color="auto"/>
+              <w:bottom w:val="single" w:sz="4" w:space="0" w:color="auto"/>
+              <w:right w:val="single" w:sz="4" w:space="0" w:color="auto"/>
+            </w:tcBorders>
+          </w:tcPr>
+          <w:p>
+            <w:pPr>
+              <w:pStyle w:val="TableText"/>
+            </w:pPr>
+            <w:r>
+              <w:rPr>
+                <w:rStyle w:val="VARIABLE"/>
+              </w:rPr>
+              <w:t>BoundItemDataType.jsonschema</w:t>
+            </w:r>
+          </w:p>
+        </w:tc>
+        <w:tc>
+          <w:tcPr>
+            <w:tcW w:w="2233" w:type="dxa"/>
+            <w:tcBorders>
+              <w:top w:val="single" w:sz="4" w:space="0" w:color="auto"/>
+              <w:left w:val="single" w:sz="4" w:space="0" w:color="auto"/>
+              <w:bottom w:val="single" w:sz="4" w:space="0" w:color="auto"/>
+              <w:right w:val="single" w:sz="4" w:space="0" w:color="auto"/>
+            </w:tcBorders>
+          </w:tcPr>
+          <w:p>
+            <w:pPr>
+              <w:pStyle w:val="TableText"/>
+            </w:pPr>
+            <w:r>
+              <w:rPr>
+                <w:rStyle w:val="VARIABLE"/>
+              </w:rPr>
+              <w:t>BoundItemDataType (JSON Schema)</w:t>
+            </w:r>
+          </w:p>
+        </w:tc>
+      </w:tr>
+    </w:tbl>
+    <w:p>
+      <w:pPr>
+        <w:pStyle w:val="spacer"/>
+      </w:pPr>
+    </w:p>
+    <w:p>
+      <w:pPr>
+        <w:pStyle w:val="PARAGRAPH"/>
+      </w:pPr>
+      <w:r>
+        <w:t xml:space="preserve">The format tokens are </w:t>
+      </w:r>
+      <w:r>
+        <w:rPr>
+          <w:rStyle w:val="VARIABLE"/>
+        </w:rPr>
+        <w:t>avro</w:t>
+      </w:r>
+      <w:r>
+        <w:t xml:space="preserve">, </w:t>
+      </w:r>
+      <w:r>
+        <w:rPr>
+          <w:rStyle w:val="VARIABLE"/>
+        </w:rPr>
+        <w:t>arrow</w:t>
+      </w:r>
+      <w:r>
+        <w:t xml:space="preserve"> and </w:t>
+      </w:r>
+      <w:r>
+        <w:rPr>
+          <w:rStyle w:val="VARIABLE"/>
+        </w:rPr>
+        <w:t>jsonschema</w:t>
+      </w:r>
+      <w:r>
+        <w:t xml:space="preserve"> for the three formats of </w:t>
+      </w:r>
+      <w:r>
+        <w:fldChar w:fldCharType="begin"/>
+      </w:r>
+      <w:r>
+        <w:instrText xml:space="preserve"> REF _Clause_c6_7 \r \h </w:instrText>
+      </w:r>
+      <w:r>
+        <w:fldChar w:fldCharType="separate"/>
+      </w:r>
+      <w:r>
+        <w:t>6.7</w:t>
+      </w:r>
+      <w:r>
+        <w:fldChar w:fldCharType="end"/>
+      </w:r>
+      <w:r>
+        <w:t xml:space="preserve">; a format this specification does not enumerate contributes its own token together with its fingerprint provider. The separator is </w:t>
+      </w:r>
+      <w:r>
+        <w:rPr>
+          <w:rStyle w:val="VARIABLE"/>
+        </w:rPr>
+        <w:t>.</w:t>
+      </w:r>
+      <w:r>
+        <w:t xml:space="preserve">, not </w:t>
+      </w:r>
+      <w:r>
+        <w:rPr>
+          <w:rStyle w:val="VARIABLE"/>
+        </w:rPr>
+        <w:t>:</w:t>
+      </w:r>
+      <w:r>
+        <w:t xml:space="preserve">, because a </w:t>
+      </w:r>
+      <w:r>
+        <w:rPr>
+          <w:rStyle w:val="VARIABLE"/>
+        </w:rPr>
+        <w:t>:</w:t>
+      </w:r>
+      <w:r>
+        <w:t xml:space="preserve"> cannot appear in a file name on every platform and the xRegistry static-file-server representation writes a resource identifier as one (base §4.2).</w:t>
+      </w:r>
+    </w:p>
+    <w:p>
+      <w:pPr>
+        <w:pStyle w:val="PARAGRAPH"/>
+      </w:pPr>
+      <w:r>
+        <w:t xml:space="preserve">Because the construction is one-way, a consumer that holds a subject name and a format computes the </w:t>
+      </w:r>
+      <w:r>
+        <w:rPr>
+          <w:rStyle w:val="VARIABLE"/>
+        </w:rPr>
+        <w:t>schemaid</w:t>
+      </w:r>
+      <w:r>
+        <w:t xml:space="preserve"> directly and confirms it by reading </w:t>
+      </w:r>
+      <w:r>
+        <w:rPr>
+          <w:rStyle w:val="VARIABLE"/>
+        </w:rPr>
+        <w:t>SchemaName</w:t>
+      </w:r>
+      <w:r>
+        <w:t xml:space="preserve"> and </w:t>
+      </w:r>
+      <w:r>
+        <w:rPr>
+          <w:rStyle w:val="VARIABLE"/>
+        </w:rPr>
+        <w:t>Format</w:t>
+      </w:r>
+      <w:r>
+        <w:t xml:space="preserve">; a consumer that holds only a </w:t>
+      </w:r>
+      <w:r>
+        <w:rPr>
+          <w:rStyle w:val="VARIABLE"/>
+        </w:rPr>
+        <w:t>schemaid</w:t>
+      </w:r>
+      <w:r>
+        <w:t xml:space="preserve"> reads those two Properties rather than parsing the identifier.</w:t>
+      </w:r>
+    </w:p>
+    <w:p>
+      <w:pPr>
+        <w:pStyle w:val="Heading2"/>
+      </w:pPr>
+      <w:bookmarkStart w:id="261" w:name="_Clause_c6_10"/>
+      <w:bookmarkStart w:id="262" w:name="_Toc236468405"/>
+      <w:r>
+        <w:t>Schema versioning and compatibility</w:t>
+      </w:r>
+      <w:bookmarkEnd w:id="261"/>
+      <w:bookmarkEnd w:id="262"/>
     </w:p>
     <w:p>
       <w:pPr>
@@ -32717,13 +34113,13 @@
         <w:fldChar w:fldCharType="begin"/>
       </w:r>
       <w:r>
-        <w:instrText xml:space="preserve"> REF _Clause_c6_7 \r \h </w:instrText>
+        <w:instrText xml:space="preserve"> REF _Clause_c6_9 \r \h </w:instrText>
       </w:r>
       <w:r>
         <w:fldChar w:fldCharType="separate"/>
       </w:r>
       <w:r>
-        <w:t>6.7</w:t>
+        <w:t>6.9</w:t>
       </w:r>
       <w:r>
         <w:fldChar w:fldCharType="end"/>
@@ -32782,40 +34178,43 @@
         <w:pStyle w:val="PARAGRAPH"/>
       </w:pPr>
       <w:r>
+        <w:t xml:space="preserve">This core versioning is encoding- and PubSub-neutral and applies to any schema format. Where a Server also serves PubSub DataSet schemas, the optional </w:t>
+      </w:r>
+      <w:r>
+        <w:rPr>
+          <w:b/>
+        </w:rPr>
+        <w:t>PubSub DataSet schema profile</w:t>
+      </w:r>
+      <w:r>
+        <w:t xml:space="preserve"> (Annex C) refines this with a </w:t>
+      </w:r>
+      <w:r>
+        <w:rPr>
+          <w:rStyle w:val="VARIABLE"/>
+        </w:rPr>
+        <w:t>ConfigurationVersion</w:t>
+      </w:r>
+      <w:r>
+        <w:t>-keyed major.minor lineage and an append-</w:t>
+      </w:r>
+      <w:r>
         <w:lastRenderedPageBreak/>
-        <w:t xml:space="preserve">This core versioning is encoding- and PubSub-neutral and applies to any schema format. Where a Server also serves PubSub DataSet schemas, the optional </w:t>
-      </w:r>
-      <w:r>
-        <w:rPr>
-          <w:b/>
-        </w:rPr>
-        <w:t>PubSub DataSet schema profile</w:t>
-      </w:r>
-      <w:r>
-        <w:t xml:space="preserve"> (Annex C) refines this with a </w:t>
+        <w:t xml:space="preserve">only Variant/ExtensionObject schema-evolution rule that realises a </w:t>
       </w:r>
       <w:r>
         <w:rPr>
           <w:rStyle w:val="VARIABLE"/>
         </w:rPr>
-        <w:t>ConfigurationVersion</w:t>
-      </w:r>
-      <w:r>
-        <w:t xml:space="preserve">-keyed major.minor lineage and an append-only Variant/ExtensionObject schema-evolution rule that realises a </w:t>
+        <w:t>BACKWARD</w:t>
+      </w:r>
+      <w:r>
+        <w:t xml:space="preserve">-style </w:t>
       </w:r>
       <w:r>
         <w:rPr>
           <w:rStyle w:val="VARIABLE"/>
         </w:rPr>
-        <w:t>BACKWARD</w:t>
-      </w:r>
-      <w:r>
-        <w:t xml:space="preserve">-style </w:t>
-      </w:r>
-      <w:r>
-        <w:rPr>
-          <w:rStyle w:val="VARIABLE"/>
-        </w:rPr>
         <w:t>Compatibility</w:t>
       </w:r>
       <w:r>
@@ -32826,13 +34225,13 @@
       <w:pPr>
         <w:pStyle w:val="Heading2"/>
       </w:pPr>
-      <w:bookmarkStart w:id="257" w:name="_Clause_c6_10"/>
-      <w:bookmarkStart w:id="258" w:name="_Toc236398900"/>
+      <w:bookmarkStart w:id="263" w:name="_Clause_c6_11"/>
+      <w:bookmarkStart w:id="264" w:name="_Toc236468406"/>
       <w:r>
         <w:t>Resolution flow</w:t>
       </w:r>
-      <w:bookmarkEnd w:id="257"/>
-      <w:bookmarkEnd w:id="258"/>
+      <w:bookmarkEnd w:id="263"/>
+      <w:bookmarkEnd w:id="264"/>
     </w:p>
     <w:p>
       <w:pPr>
@@ -33019,13 +34418,13 @@
         <w:fldChar w:fldCharType="begin"/>
       </w:r>
       <w:r>
-        <w:instrText xml:space="preserve"> REF _Clause_c6_10 \r \h </w:instrText>
+        <w:instrText xml:space="preserve"> REF _Clause_c6_11 \r \h </w:instrText>
       </w:r>
       <w:r>
         <w:fldChar w:fldCharType="separate"/>
       </w:r>
       <w:r>
-        <w:t>6.10</w:t>
+        <w:t>6.11</w:t>
       </w:r>
       <w:r>
         <w:fldChar w:fldCharType="end"/>
@@ -33205,16 +34604,52 @@
         <w:t>DataType</w:t>
       </w:r>
       <w:r>
-        <w:t xml:space="preserve"> registry: by </w:t>
+        <w:t xml:space="preserve"> registry: by the </w:t>
       </w:r>
       <w:r>
         <w:rPr>
           <w:rStyle w:val="VARIABLE"/>
         </w:rPr>
-        <w:t>&lt;BrowseName&gt;:&lt;fmt&gt;</w:t>
-      </w:r>
-      <w:r>
-        <w:t xml:space="preserve"> (the DataType BrowseName) and the </w:t>
+        <w:t>schemaid</w:t>
+      </w:r>
+      <w:r>
+        <w:t xml:space="preserve"> computed from </w:t>
+      </w:r>
+      <w:r>
+        <w:rPr>
+          <w:rStyle w:val="VARIABLE"/>
+        </w:rPr>
+        <w:t>(SchemaName, Format)</w:t>
+      </w:r>
+      <w:r>
+        <w:t xml:space="preserve"> per </w:t>
+      </w:r>
+      <w:r>
+        <w:fldChar w:fldCharType="begin"/>
+      </w:r>
+      <w:r>
+        <w:instrText xml:space="preserve"> REF _Clause_c6_9 \r \h </w:instrText>
+      </w:r>
+      <w:r>
+        <w:fldChar w:fldCharType="separate"/>
+      </w:r>
+      <w:r>
+        <w:t>6.9</w:t>
+      </w:r>
+      <w:r>
+        <w:fldChar w:fldCharType="end"/>
+      </w:r>
+      <w:r>
+        <w:t xml:space="preserve"> — </w:t>
+      </w:r>
+      <w:r>
+        <w:rPr>
+          <w:rStyle w:val="VARIABLE"/>
+        </w:rPr>
+        <w:t>SchemaName</w:t>
+      </w:r>
+      <w:r>
+        <w:t xml:space="preserve"> being the DataType BrowseName — and the </w:t>
       </w:r>
       <w:r>
         <w:rPr>
@@ -33244,16 +34679,43 @@
         <w:t>PubSub</w:t>
       </w:r>
       <w:r>
-        <w:t xml:space="preserve"> registry that registers per-DataSet schemas (PubSub DataSet profile, Annex C): by </w:t>
+        <w:t xml:space="preserve"> registry that registers per-DataSet schemas (PubSub DataSet profile, Annex C): by the </w:t>
       </w:r>
       <w:r>
         <w:rPr>
           <w:rStyle w:val="VARIABLE"/>
         </w:rPr>
-        <w:t>&lt;DataSetName&gt;:&lt;fmt&gt;</w:t>
-      </w:r>
-      <w:r>
-        <w:t xml:space="preserve"> and </w:t>
+        <w:t>schemaid</w:t>
+      </w:r>
+      <w:r>
+        <w:t xml:space="preserve"> computed from </w:t>
+      </w:r>
+      <w:r>
+        <w:rPr>
+          <w:rStyle w:val="VARIABLE"/>
+        </w:rPr>
+        <w:t>(SchemaName, Format)</w:t>
+      </w:r>
+      <w:r>
+        <w:t xml:space="preserve"> — </w:t>
+      </w:r>
+      <w:r>
+        <w:rPr>
+          <w:rStyle w:val="VARIABLE"/>
+        </w:rPr>
+        <w:t>SchemaName</w:t>
+      </w:r>
+      <w:r>
+        <w:t xml:space="preserve"> being the </w:t>
+      </w:r>
+      <w:r>
+        <w:rPr>
+          <w:rStyle w:val="VARIABLE"/>
+        </w:rPr>
+        <w:t>DataSetName</w:t>
+      </w:r>
+      <w:r>
+        <w:t xml:space="preserve"> — and </w:t>
       </w:r>
       <w:r>
         <w:rPr>
@@ -33375,13 +34837,13 @@
         <w:fldChar w:fldCharType="begin"/>
       </w:r>
       <w:r>
-        <w:instrText xml:space="preserve"> REF _Clause_c6_11 \r \h </w:instrText>
+        <w:instrText xml:space="preserve"> REF _Clause_c6_12 \r \h </w:instrText>
       </w:r>
       <w:r>
         <w:fldChar w:fldCharType="separate"/>
       </w:r>
       <w:r>
-        <w:t>6.11</w:t>
+        <w:t>6.12</w:t>
       </w:r>
       <w:r>
         <w:fldChar w:fldCharType="end"/>
@@ -33421,291 +34883,12 @@
       <w:pPr>
         <w:pStyle w:val="Heading2"/>
       </w:pPr>
-      <w:bookmarkStart w:id="259" w:name="_Clause_c6_11"/>
-      <w:bookmarkStart w:id="260" w:name="_Toc236398901"/>
+      <w:bookmarkStart w:id="265" w:name="_Clause_c6_12"/>
+      <w:bookmarkStart w:id="266" w:name="_Toc236468407"/>
       <w:r>
         <w:lastRenderedPageBreak/>
         <w:t>TTL and mirror semantics</w:t>
       </w:r>
-      <w:bookmarkEnd w:id="259"/>
-      <w:bookmarkEnd w:id="260"/>
-    </w:p>
-    <w:p>
-      <w:pPr>
-        <w:pStyle w:val="PARAGRAPH"/>
-      </w:pPr>
-      <w:r>
-        <w:t xml:space="preserve">A registry is authoritative by default. In authoritative mode, schema files do not expire and </w:t>
-      </w:r>
-      <w:r>
-        <w:rPr>
-          <w:rStyle w:val="VARIABLE"/>
-        </w:rPr>
-        <w:t>ExpiryTime</w:t>
-      </w:r>
-      <w:r>
-        <w:t xml:space="preserve"> and </w:t>
-      </w:r>
-      <w:r>
-        <w:rPr>
-          <w:rStyle w:val="VARIABLE"/>
-        </w:rPr>
-        <w:t>Ttl</w:t>
-      </w:r>
-      <w:r>
-        <w:t xml:space="preserve"> are omitted.</w:t>
-      </w:r>
-    </w:p>
-    <w:p>
-      <w:pPr>
-        <w:pStyle w:val="PARAGRAPH"/>
-      </w:pPr>
-      <w:r>
-        <w:t xml:space="preserve">An in-server registry may operate as a TTL-cached mirror in front of an external xRegistry (a federated registry, base §8). In mirror mode, </w:t>
-      </w:r>
-      <w:r>
-        <w:rPr>
-          <w:rStyle w:val="VARIABLE"/>
-        </w:rPr>
-        <w:t>Ttl</w:t>
-      </w:r>
-      <w:r>
-        <w:t xml:space="preserve"> records the configured time-to-live and </w:t>
-      </w:r>
-      <w:r>
-        <w:rPr>
-          <w:rStyle w:val="VARIABLE"/>
-        </w:rPr>
-        <w:t>ExpiryTime</w:t>
-      </w:r>
-      <w:r>
-        <w:t xml:space="preserve"> records the current expiry timestamp. On cache miss or expired lookup the Server may refetch from the external registry, update metadata and refresh the document. The SchemaId NodeId remains stable across a refresh as long as the fetched document has the same SchemaId; if the external document changes, the SchemaId changes and a different Opaque NodeId is used.</w:t>
-      </w:r>
-    </w:p>
-    <w:p>
-      <w:pPr>
-        <w:pStyle w:val="Heading2"/>
-      </w:pPr>
-      <w:bookmarkStart w:id="261" w:name="_Clause_c6_12"/>
-      <w:bookmarkStart w:id="262" w:name="_Toc236398902"/>
-      <w:r>
-        <w:t>Structure materialization and the xRegistry API</w:t>
-      </w:r>
-      <w:bookmarkEnd w:id="261"/>
-      <w:bookmarkEnd w:id="262"/>
-    </w:p>
-    <w:p>
-      <w:pPr>
-        <w:pStyle w:val="Heading3"/>
-      </w:pPr>
-      <w:bookmarkStart w:id="263" w:name="_Clause_c6_12_1"/>
-      <w:bookmarkStart w:id="264" w:name="_Toc236398903"/>
-      <w:r>
-        <w:t>Auto-bootstrap of the schema structure</w:t>
-      </w:r>
-      <w:bookmarkEnd w:id="263"/>
-      <w:bookmarkEnd w:id="264"/>
-    </w:p>
-    <w:p>
-      <w:pPr>
-        <w:pStyle w:val="PARAGRAPH"/>
-      </w:pPr>
-      <w:r>
-        <w:t>The base auto-bootstrap (base §6.5</w:t>
-      </w:r>
-      <w:r>
-        <w:t>) is specialized for schemas. When a schema file is created and written (</w:t>
-      </w:r>
-      <w:r>
-        <w:fldChar w:fldCharType="begin"/>
-      </w:r>
-      <w:r>
-        <w:instrText xml:space="preserve"> REF _Clause_c5_2 \r \h </w:instrText>
-      </w:r>
-      <w:r>
-        <w:fldChar w:fldCharType="separate"/>
-      </w:r>
-      <w:r>
-        <w:t>5.2</w:t>
-      </w:r>
-      <w:r>
-        <w:fldChar w:fldCharType="end"/>
-      </w:r>
-      <w:r>
-        <w:t xml:space="preserve">), the server materializes the full xRegistry structure so it is immediately visible in all three representations: it creates the namespace </w:t>
-      </w:r>
-      <w:r>
-        <w:rPr>
-          <w:rStyle w:val="VARIABLE"/>
-        </w:rPr>
-        <w:t>SchemaGroup</w:t>
-      </w:r>
-      <w:r>
-        <w:t xml:space="preserve"> if absent (deriving </w:t>
-      </w:r>
-      <w:r>
-        <w:rPr>
-          <w:rStyle w:val="VARIABLE"/>
-        </w:rPr>
-        <w:t>NamespaceUri</w:t>
-      </w:r>
-      <w:r>
-        <w:t xml:space="preserve"> from the document or the create arguments), assigns the base attributes (</w:t>
-      </w:r>
-      <w:r>
-        <w:rPr>
-          <w:rStyle w:val="VARIABLE"/>
-        </w:rPr>
-        <w:t>Xid</w:t>
-      </w:r>
-      <w:r>
-        <w:t xml:space="preserve">, </w:t>
-      </w:r>
-      <w:r>
-        <w:rPr>
-          <w:rStyle w:val="VARIABLE"/>
-        </w:rPr>
-        <w:t>Epoch</w:t>
-      </w:r>
-      <w:r>
-        <w:t xml:space="preserve">, </w:t>
-      </w:r>
-      <w:r>
-        <w:rPr>
-          <w:rStyle w:val="VARIABLE"/>
-        </w:rPr>
-        <w:t>CreatedAt</w:t>
-      </w:r>
-      <w:r>
-        <w:t>/</w:t>
-      </w:r>
-      <w:r>
-        <w:rPr>
-          <w:rStyle w:val="VARIABLE"/>
-        </w:rPr>
-        <w:t>ModifiedAt</w:t>
-      </w:r>
-      <w:r>
-        <w:t xml:space="preserve">, </w:t>
-      </w:r>
-      <w:r>
-        <w:rPr>
-          <w:rStyle w:val="VARIABLE"/>
-        </w:rPr>
-        <w:t>ResourceId</w:t>
-      </w:r>
-      <w:r>
-        <w:t xml:space="preserve">, </w:t>
-      </w:r>
-      <w:r>
-        <w:rPr>
-          <w:rStyle w:val="VARIABLE"/>
-        </w:rPr>
-        <w:t>VersionId</w:t>
-      </w:r>
-      <w:r>
-        <w:t>), and computes the schema-specific metadata (</w:t>
-      </w:r>
-      <w:r>
-        <w:rPr>
-          <w:rStyle w:val="VARIABLE"/>
-        </w:rPr>
-        <w:t>SchemaId</w:t>
-      </w:r>
-      <w:r>
-        <w:t xml:space="preserve">, </w:t>
-      </w:r>
-      <w:r>
-        <w:rPr>
-          <w:rStyle w:val="VARIABLE"/>
-        </w:rPr>
-        <w:t>SchemaIdAlg</w:t>
-      </w:r>
-      <w:r>
-        <w:t xml:space="preserve">, </w:t>
-      </w:r>
-      <w:r>
-        <w:rPr>
-          <w:rStyle w:val="VARIABLE"/>
-        </w:rPr>
-        <w:t>Format</w:t>
-      </w:r>
-      <w:r>
-        <w:t xml:space="preserve">, </w:t>
-      </w:r>
-      <w:r>
-        <w:rPr>
-          <w:rStyle w:val="VARIABLE"/>
-        </w:rPr>
-        <w:t>ContentType</w:t>
-      </w:r>
-      <w:r>
-        <w:t xml:space="preserve">, </w:t>
-      </w:r>
-      <w:r>
-        <w:rPr>
-          <w:rStyle w:val="VARIABLE"/>
-        </w:rPr>
-        <w:t>DataTypeEncoding</w:t>
-      </w:r>
-      <w:r>
-        <w:t xml:space="preserve">, </w:t>
-      </w:r>
-      <w:r>
-        <w:rPr>
-          <w:rStyle w:val="VARIABLE"/>
-        </w:rPr>
-        <w:t>ModelVersion</w:t>
-      </w:r>
-      <w:r>
-        <w:t xml:space="preserve">, and </w:t>
-      </w:r>
-      <w:r>
-        <w:rPr>
-          <w:rStyle w:val="VARIABLE"/>
-        </w:rPr>
-        <w:t>ConfigurationVersion</w:t>
-      </w:r>
-      <w:r>
-        <w:t xml:space="preserve"> for a DataSet schema). A client that needs finer control adjusts labels afterwards with the inherited </w:t>
-      </w:r>
-      <w:r>
-        <w:rPr>
-          <w:rStyle w:val="VARIABLE"/>
-        </w:rPr>
-        <w:t>Labels</w:t>
-      </w:r>
-      <w:r>
-        <w:t xml:space="preserve"> container's </w:t>
-      </w:r>
-      <w:r>
-        <w:rPr>
-          <w:rStyle w:val="VARIABLE"/>
-        </w:rPr>
-        <w:t>AddAttribute</w:t>
-      </w:r>
-      <w:r>
-        <w:t>/</w:t>
-      </w:r>
-      <w:r>
-        <w:rPr>
-          <w:rStyle w:val="VARIABLE"/>
-        </w:rPr>
-        <w:t>RemoveAttribute</w:t>
-      </w:r>
-      <w:r>
-        <w:t xml:space="preserve"> Methods.</w:t>
-      </w:r>
-    </w:p>
-    <w:p>
-      <w:pPr>
-        <w:pStyle w:val="Heading3"/>
-      </w:pPr>
-      <w:bookmarkStart w:id="265" w:name="_Clause_c6_12_2"/>
-      <w:bookmarkStart w:id="266" w:name="_Toc236398904"/>
-      <w:r>
-        <w:t>Serving the xRegistry API and the JSON projection</w:t>
-      </w:r>
       <w:bookmarkEnd w:id="265"/>
       <w:bookmarkEnd w:id="266"/>
     </w:p>
@@ -33714,59 +34897,338 @@
         <w:pStyle w:val="PARAGRAPH"/>
       </w:pPr>
       <w:r>
-        <w:t xml:space="preserve">The AddressSpace subtree rooted at </w:t>
+        <w:t xml:space="preserve">A registry is authoritative by default. In authoritative mode, schema files do not expire and </w:t>
       </w:r>
       <w:r>
         <w:rPr>
           <w:rStyle w:val="VARIABLE"/>
         </w:rPr>
-        <w:t>SchemaRegistry</w:t>
-      </w:r>
-      <w:r>
-        <w:t xml:space="preserve"> is simultaneously the xRegistry API server and serializes to the xRegistry Schema Registry JSON shape, per the OPC UA API of </w:t>
-      </w:r>
-      <w:r>
-        <w:rPr>
-          <w:i/>
-        </w:rPr>
-        <w:t>xRegistry — OPC UA API</w:t>
-      </w:r>
-      <w:r>
-        <w:t>. The schema-specific projection is:</w:t>
-      </w:r>
-    </w:p>
-    <w:p>
-      <w:pPr>
-        <w:pStyle w:val="TABLE-title"/>
-      </w:pPr>
-      <w:bookmarkStart w:id="267" w:name="_Tab_serving_the_xregistry_api_and_the_j"/>
-      <w:bookmarkStart w:id="268" w:name="_Toc236398951"/>
-      <w:r>
-        <w:t xml:space="preserve">Table </w:t>
-      </w:r>
-      <w:r>
-        <w:fldChar w:fldCharType="begin"/>
-      </w:r>
-      <w:r>
-        <w:instrText xml:space="preserve"> SEQ Table \* ARABIC </w:instrText>
-      </w:r>
-      <w:r>
-        <w:fldChar w:fldCharType="separate"/>
-      </w:r>
-      <w:r>
-        <w:rPr>
-          <w:noProof/>
-        </w:rPr>
-        <w:t>16</w:t>
-      </w:r>
-      <w:r>
-        <w:fldChar w:fldCharType="end"/>
-      </w:r>
-      <w:r>
-        <w:t xml:space="preserve"> – Serving the xRegistry API and the JSON projection</w:t>
+        <w:t>ExpiryTime</w:t>
+      </w:r>
+      <w:r>
+        <w:t xml:space="preserve"> and </w:t>
+      </w:r>
+      <w:r>
+        <w:rPr>
+          <w:rStyle w:val="VARIABLE"/>
+        </w:rPr>
+        <w:t>Ttl</w:t>
+      </w:r>
+      <w:r>
+        <w:t xml:space="preserve"> are omitted.</w:t>
+      </w:r>
+    </w:p>
+    <w:p>
+      <w:pPr>
+        <w:pStyle w:val="PARAGRAPH"/>
+      </w:pPr>
+      <w:r>
+        <w:t xml:space="preserve">An in-server registry may operate as a TTL-cached mirror in front of an external xRegistry (a federated registry, base §8). In mirror mode, </w:t>
+      </w:r>
+      <w:r>
+        <w:rPr>
+          <w:rStyle w:val="VARIABLE"/>
+        </w:rPr>
+        <w:t>Ttl</w:t>
+      </w:r>
+      <w:r>
+        <w:t xml:space="preserve"> records the configured time-to-live and </w:t>
+      </w:r>
+      <w:r>
+        <w:rPr>
+          <w:rStyle w:val="VARIABLE"/>
+        </w:rPr>
+        <w:t>ExpiryTime</w:t>
+      </w:r>
+      <w:r>
+        <w:t xml:space="preserve"> records the current expiry timestamp. On cache miss or expired lookup the Server may refetch from the external registry, update metadata and refresh the document. The SchemaId NodeId remains stable across a refresh as long as the fetched document has the same SchemaId; if the external document changes, the SchemaId changes and a different Opaque NodeId is used.</w:t>
+      </w:r>
+    </w:p>
+    <w:p>
+      <w:pPr>
+        <w:pStyle w:val="Heading2"/>
+      </w:pPr>
+      <w:bookmarkStart w:id="267" w:name="_Clause_c6_13"/>
+      <w:bookmarkStart w:id="268" w:name="_Toc236468408"/>
+      <w:r>
+        <w:t>Structure materialization and the xRegistry API</w:t>
       </w:r>
       <w:bookmarkEnd w:id="267"/>
       <w:bookmarkEnd w:id="268"/>
+    </w:p>
+    <w:p>
+      <w:pPr>
+        <w:pStyle w:val="Heading3"/>
+      </w:pPr>
+      <w:bookmarkStart w:id="269" w:name="_Clause_c6_13_1"/>
+      <w:bookmarkStart w:id="270" w:name="_Toc236468409"/>
+      <w:r>
+        <w:t>Auto-bootstrap of the schema structure</w:t>
+      </w:r>
+      <w:bookmarkEnd w:id="269"/>
+      <w:bookmarkEnd w:id="270"/>
+    </w:p>
+    <w:p>
+      <w:pPr>
+        <w:pStyle w:val="PARAGRAPH"/>
+      </w:pPr>
+      <w:r>
+        <w:t>The base auto-bootstrap (base §6.5</w:t>
+      </w:r>
+      <w:r>
+        <w:t>) is specialized for schemas. When a schema file is created and written (</w:t>
+      </w:r>
+      <w:r>
+        <w:fldChar w:fldCharType="begin"/>
+      </w:r>
+      <w:r>
+        <w:instrText xml:space="preserve"> REF _Clause_c5_2 \r \h </w:instrText>
+      </w:r>
+      <w:r>
+        <w:fldChar w:fldCharType="separate"/>
+      </w:r>
+      <w:r>
+        <w:t>5.2</w:t>
+      </w:r>
+      <w:r>
+        <w:fldChar w:fldCharType="end"/>
+      </w:r>
+      <w:r>
+        <w:t xml:space="preserve">), the server materializes the full xRegistry structure so it is immediately visible in all three representations: it creates the namespace </w:t>
+      </w:r>
+      <w:r>
+        <w:rPr>
+          <w:rStyle w:val="VARIABLE"/>
+        </w:rPr>
+        <w:t>SchemaGroup</w:t>
+      </w:r>
+      <w:r>
+        <w:t xml:space="preserve"> if absent (deriving </w:t>
+      </w:r>
+      <w:r>
+        <w:rPr>
+          <w:rStyle w:val="VARIABLE"/>
+        </w:rPr>
+        <w:t>NamespaceUri</w:t>
+      </w:r>
+      <w:r>
+        <w:t xml:space="preserve"> from the document or the create arguments), assigns the base attributes (</w:t>
+      </w:r>
+      <w:r>
+        <w:rPr>
+          <w:rStyle w:val="VARIABLE"/>
+        </w:rPr>
+        <w:t>Xid</w:t>
+      </w:r>
+      <w:r>
+        <w:t xml:space="preserve">, </w:t>
+      </w:r>
+      <w:r>
+        <w:rPr>
+          <w:rStyle w:val="VARIABLE"/>
+        </w:rPr>
+        <w:t>Epoch</w:t>
+      </w:r>
+      <w:r>
+        <w:t xml:space="preserve">, </w:t>
+      </w:r>
+      <w:r>
+        <w:rPr>
+          <w:rStyle w:val="VARIABLE"/>
+        </w:rPr>
+        <w:t>CreatedAt</w:t>
+      </w:r>
+      <w:r>
+        <w:t>/</w:t>
+      </w:r>
+      <w:r>
+        <w:rPr>
+          <w:rStyle w:val="VARIABLE"/>
+        </w:rPr>
+        <w:t>ModifiedAt</w:t>
+      </w:r>
+      <w:r>
+        <w:t xml:space="preserve">, </w:t>
+      </w:r>
+      <w:r>
+        <w:rPr>
+          <w:rStyle w:val="VARIABLE"/>
+        </w:rPr>
+        <w:t>ResourceId</w:t>
+      </w:r>
+      <w:r>
+        <w:t xml:space="preserve">, </w:t>
+      </w:r>
+      <w:r>
+        <w:rPr>
+          <w:rStyle w:val="VARIABLE"/>
+        </w:rPr>
+        <w:t>VersionId</w:t>
+      </w:r>
+      <w:r>
+        <w:t>), and computes the schema-specific metadata (</w:t>
+      </w:r>
+      <w:r>
+        <w:rPr>
+          <w:rStyle w:val="VARIABLE"/>
+        </w:rPr>
+        <w:t>SchemaId</w:t>
+      </w:r>
+      <w:r>
+        <w:t xml:space="preserve">, </w:t>
+      </w:r>
+      <w:r>
+        <w:rPr>
+          <w:rStyle w:val="VARIABLE"/>
+        </w:rPr>
+        <w:t>SchemaIdAlg</w:t>
+      </w:r>
+      <w:r>
+        <w:t xml:space="preserve">, </w:t>
+      </w:r>
+      <w:r>
+        <w:rPr>
+          <w:rStyle w:val="VARIABLE"/>
+        </w:rPr>
+        <w:t>Format</w:t>
+      </w:r>
+      <w:r>
+        <w:t xml:space="preserve">, </w:t>
+      </w:r>
+      <w:r>
+        <w:rPr>
+          <w:rStyle w:val="VARIABLE"/>
+        </w:rPr>
+        <w:t>ContentType</w:t>
+      </w:r>
+      <w:r>
+        <w:t xml:space="preserve">, </w:t>
+      </w:r>
+      <w:r>
+        <w:rPr>
+          <w:rStyle w:val="VARIABLE"/>
+        </w:rPr>
+        <w:t>DataTypeEncoding</w:t>
+      </w:r>
+      <w:r>
+        <w:t xml:space="preserve">, </w:t>
+      </w:r>
+      <w:r>
+        <w:rPr>
+          <w:rStyle w:val="VARIABLE"/>
+        </w:rPr>
+        <w:t>ModelVersion</w:t>
+      </w:r>
+      <w:r>
+        <w:t xml:space="preserve">, and </w:t>
+      </w:r>
+      <w:r>
+        <w:rPr>
+          <w:rStyle w:val="VARIABLE"/>
+        </w:rPr>
+        <w:t>ConfigurationVersion</w:t>
+      </w:r>
+      <w:r>
+        <w:t xml:space="preserve"> for a DataSet schema). A client that needs finer control adjusts labels afterwards with the inherited </w:t>
+      </w:r>
+      <w:r>
+        <w:rPr>
+          <w:rStyle w:val="VARIABLE"/>
+        </w:rPr>
+        <w:t>Labels</w:t>
+      </w:r>
+      <w:r>
+        <w:t xml:space="preserve"> container's </w:t>
+      </w:r>
+      <w:r>
+        <w:rPr>
+          <w:rStyle w:val="VARIABLE"/>
+        </w:rPr>
+        <w:t>AddAttribute</w:t>
+      </w:r>
+      <w:r>
+        <w:t>/</w:t>
+      </w:r>
+      <w:r>
+        <w:rPr>
+          <w:rStyle w:val="VARIABLE"/>
+        </w:rPr>
+        <w:t>RemoveAttribute</w:t>
+      </w:r>
+      <w:r>
+        <w:t xml:space="preserve"> Methods.</w:t>
+      </w:r>
+    </w:p>
+    <w:p>
+      <w:pPr>
+        <w:pStyle w:val="Heading3"/>
+      </w:pPr>
+      <w:bookmarkStart w:id="271" w:name="_Clause_c6_13_2"/>
+      <w:bookmarkStart w:id="272" w:name="_Toc236468410"/>
+      <w:r>
+        <w:t>Serving the xRegistry API and the JSON projection</w:t>
+      </w:r>
+      <w:bookmarkEnd w:id="271"/>
+      <w:bookmarkEnd w:id="272"/>
+    </w:p>
+    <w:p>
+      <w:pPr>
+        <w:pStyle w:val="PARAGRAPH"/>
+      </w:pPr>
+      <w:r>
+        <w:t xml:space="preserve">The AddressSpace subtree rooted at </w:t>
+      </w:r>
+      <w:r>
+        <w:rPr>
+          <w:rStyle w:val="VARIABLE"/>
+        </w:rPr>
+        <w:t>SchemaRegistry</w:t>
+      </w:r>
+      <w:r>
+        <w:t xml:space="preserve"> is simultaneously the xRegistry API server and serializes to the xRegistry Schema Registry JSON shape, per the OPC UA API of </w:t>
+      </w:r>
+      <w:r>
+        <w:rPr>
+          <w:i/>
+        </w:rPr>
+        <w:t>xRegistry — OPC UA API</w:t>
+      </w:r>
+      <w:r>
+        <w:t>. The schema-specific projection is:</w:t>
+      </w:r>
+    </w:p>
+    <w:p>
+      <w:pPr>
+        <w:pStyle w:val="TABLE-title"/>
+      </w:pPr>
+      <w:bookmarkStart w:id="273" w:name="_Tab_serving_the_xregistry_api_and_the_j"/>
+      <w:bookmarkStart w:id="274" w:name="_Toc236468459"/>
+      <w:r>
+        <w:t xml:space="preserve">Table </w:t>
+      </w:r>
+      <w:r>
+        <w:fldChar w:fldCharType="begin"/>
+      </w:r>
+      <w:r>
+        <w:instrText xml:space="preserve"> SEQ Table \* ARABIC </w:instrText>
+      </w:r>
+      <w:r>
+        <w:fldChar w:fldCharType="separate"/>
+      </w:r>
+      <w:r>
+        <w:rPr>
+          <w:noProof/>
+        </w:rPr>
+        <w:t>18</w:t>
+      </w:r>
+      <w:r>
+        <w:fldChar w:fldCharType="end"/>
+      </w:r>
+      <w:r>
+        <w:t xml:space="preserve"> – Serving the xRegistry API and the JSON projection</w:t>
+      </w:r>
+      <w:bookmarkEnd w:id="273"/>
+      <w:bookmarkEnd w:id="274"/>
     </w:p>
     <w:tbl>
       <w:tblPr>
@@ -33901,9 +35363,6 @@
               </w:rPr>
               <w:t>SchemaGroupType</w:t>
             </w:r>
-            <w:r>
-              <w:t xml:space="preserve"> children</w:t>
-            </w:r>
           </w:p>
         </w:tc>
         <w:tc>
@@ -33973,7 +35432,43 @@
               <w:pStyle w:val="TableText"/>
             </w:pPr>
             <w:r>
-              <w:t xml:space="preserve">group key / </w:t>
+              <w:t xml:space="preserve">group source identity; </w:t>
+            </w:r>
+            <w:r>
+              <w:rPr>
+                <w:rStyle w:val="VARIABLE"/>
+              </w:rPr>
+              <w:t>schemagroupid</w:t>
+            </w:r>
+            <w:r>
+              <w:t xml:space="preserve"> is the symbolic identifier built from it (</w:t>
+            </w:r>
+            <w:r>
+              <w:fldChar w:fldCharType="begin"/>
+            </w:r>
+            <w:r>
+              <w:instrText xml:space="preserve"> REF _Clause_c6_9 \r \h </w:instrText>
+            </w:r>
+            <w:r>
+              <w:fldChar w:fldCharType="separate"/>
+            </w:r>
+            <w:r>
+              <w:t>6.9</w:t>
+            </w:r>
+            <w:r>
+              <w:fldChar w:fldCharType="end"/>
+            </w:r>
+            <w:r>
+              <w:t xml:space="preserve">), </w:t>
+            </w:r>
+            <w:r>
+              <w:rPr>
+                <w:rStyle w:val="VARIABLE"/>
+              </w:rPr>
+              <w:t>name</w:t>
+            </w:r>
+            <w:r>
+              <w:t xml:space="preserve"> is the URI verbatim, and it is repeated as </w:t>
             </w:r>
             <w:r>
               <w:rPr>
@@ -34064,10 +35559,7 @@
               <w:rPr>
                 <w:rStyle w:val="VARIABLE"/>
               </w:rPr>
-              <w:t>SchemaFileType</w:t>
-            </w:r>
-            <w:r>
-              <w:t xml:space="preserve"> file content</w:t>
+              <w:t>SchemaFileType.SchemaName</w:t>
             </w:r>
           </w:p>
         </w:tc>
@@ -34086,25 +35578,49 @@
               <w:pStyle w:val="TableText"/>
             </w:pPr>
             <w:r>
-              <w:t xml:space="preserve">inline </w:t>
+              <w:t xml:space="preserve">schema source identity with </w:t>
             </w:r>
             <w:r>
               <w:rPr>
                 <w:rStyle w:val="VARIABLE"/>
               </w:rPr>
-              <w:t>schema</w:t>
-            </w:r>
-            <w:r>
-              <w:t xml:space="preserve"> bytes or </w:t>
+              <w:t>Format</w:t>
+            </w:r>
+            <w:r>
+              <w:t xml:space="preserve">; </w:t>
             </w:r>
             <w:r>
               <w:rPr>
                 <w:rStyle w:val="VARIABLE"/>
               </w:rPr>
-              <w:t>schemabase64</w:t>
-            </w:r>
-            <w:r>
-              <w:t>, by content type</w:t>
+              <w:t>schemaid</w:t>
+            </w:r>
+            <w:r>
+              <w:t xml:space="preserve"> is the symbolic identifier built from the pair (</w:t>
+            </w:r>
+            <w:r>
+              <w:fldChar w:fldCharType="begin"/>
+            </w:r>
+            <w:r>
+              <w:instrText xml:space="preserve"> REF _Clause_c6_9 \r \h </w:instrText>
+            </w:r>
+            <w:r>
+              <w:fldChar w:fldCharType="separate"/>
+            </w:r>
+            <w:r>
+              <w:t>6.9</w:t>
+            </w:r>
+            <w:r>
+              <w:fldChar w:fldCharType="end"/>
+            </w:r>
+            <w:r>
+              <w:t xml:space="preserve">), and it is repeated as </w:t>
+            </w:r>
+            <w:r>
+              <w:rPr>
+                <w:rStyle w:val="VARIABLE"/>
+              </w:rPr>
+              <w:t>labels["opcua.schemaname"]</w:t>
             </w:r>
           </w:p>
         </w:tc>
@@ -34131,7 +35647,10 @@
               <w:rPr>
                 <w:rStyle w:val="VARIABLE"/>
               </w:rPr>
-              <w:t>SchemaFileType.Format</w:t>
+              <w:t>SchemaFileType</w:t>
+            </w:r>
+            <w:r>
+              <w:t xml:space="preserve"> file content</w:t>
             </w:r>
           </w:p>
         </w:tc>
@@ -34150,13 +35669,25 @@
               <w:pStyle w:val="TableText"/>
             </w:pPr>
             <w:r>
-              <w:t xml:space="preserve">schema </w:t>
+              <w:t xml:space="preserve">inline </w:t>
             </w:r>
             <w:r>
               <w:rPr>
                 <w:rStyle w:val="VARIABLE"/>
               </w:rPr>
-              <w:t>format</w:t>
+              <w:t>schema</w:t>
+            </w:r>
+            <w:r>
+              <w:t xml:space="preserve"> bytes or </w:t>
+            </w:r>
+            <w:r>
+              <w:rPr>
+                <w:rStyle w:val="VARIABLE"/>
+              </w:rPr>
+              <w:t>schemabase64</w:t>
+            </w:r>
+            <w:r>
+              <w:t>, by content type</w:t>
             </w:r>
           </w:p>
         </w:tc>
@@ -34183,7 +35714,7 @@
               <w:rPr>
                 <w:rStyle w:val="VARIABLE"/>
               </w:rPr>
-              <w:t>SchemaFileType.ContentType</w:t>
+              <w:t>SchemaFileType.Format</w:t>
             </w:r>
           </w:p>
         </w:tc>
@@ -34202,13 +35733,13 @@
               <w:pStyle w:val="TableText"/>
             </w:pPr>
             <w:r>
-              <w:t xml:space="preserve">version </w:t>
+              <w:t xml:space="preserve">schema </w:t>
             </w:r>
             <w:r>
               <w:rPr>
                 <w:rStyle w:val="VARIABLE"/>
               </w:rPr>
-              <w:t>contenttype</w:t>
+              <w:t>format</w:t>
             </w:r>
           </w:p>
         </w:tc>
@@ -34235,7 +35766,7 @@
               <w:rPr>
                 <w:rStyle w:val="VARIABLE"/>
               </w:rPr>
-              <w:t>SchemaFileType.Compatibility</w:t>
+              <w:t>SchemaFileType.ContentType</w:t>
             </w:r>
           </w:p>
         </w:tc>
@@ -34254,13 +35785,13 @@
               <w:pStyle w:val="TableText"/>
             </w:pPr>
             <w:r>
-              <w:t xml:space="preserve">schema </w:t>
+              <w:t xml:space="preserve">version </w:t>
             </w:r>
             <w:r>
               <w:rPr>
                 <w:rStyle w:val="VARIABLE"/>
               </w:rPr>
-              <w:t>compatibility</w:t>
+              <w:t>contenttype</w:t>
             </w:r>
           </w:p>
         </w:tc>
@@ -34287,7 +35818,7 @@
               <w:rPr>
                 <w:rStyle w:val="VARIABLE"/>
               </w:rPr>
-              <w:t>SchemaFileType.IsDefault</w:t>
+              <w:t>SchemaFileType.Compatibility</w:t>
             </w:r>
           </w:p>
         </w:tc>
@@ -34306,13 +35837,13 @@
               <w:pStyle w:val="TableText"/>
             </w:pPr>
             <w:r>
-              <w:t xml:space="preserve">version </w:t>
+              <w:t xml:space="preserve">schema </w:t>
             </w:r>
             <w:r>
               <w:rPr>
                 <w:rStyle w:val="VARIABLE"/>
               </w:rPr>
-              <w:t>isdefault</w:t>
+              <w:t>compatibility</w:t>
             </w:r>
           </w:p>
         </w:tc>
@@ -34339,7 +35870,7 @@
               <w:rPr>
                 <w:rStyle w:val="VARIABLE"/>
               </w:rPr>
-              <w:t>SchemaFileType.Ancestor</w:t>
+              <w:t>SchemaFileType.IsDefault</w:t>
             </w:r>
           </w:p>
         </w:tc>
@@ -34364,7 +35895,7 @@
               <w:rPr>
                 <w:rStyle w:val="VARIABLE"/>
               </w:rPr>
-              <w:t>ancestor</w:t>
+              <w:t>isdefault</w:t>
             </w:r>
           </w:p>
         </w:tc>
@@ -34391,7 +35922,7 @@
               <w:rPr>
                 <w:rStyle w:val="VARIABLE"/>
               </w:rPr>
-              <w:t>SchemaFileType.DataTypeEncoding</w:t>
+              <w:t>SchemaFileType.Ancestor</w:t>
             </w:r>
           </w:p>
         </w:tc>
@@ -34410,10 +35941,13 @@
               <w:pStyle w:val="TableText"/>
             </w:pPr>
             <w:r>
+              <w:t xml:space="preserve">version </w:t>
+            </w:r>
+            <w:r>
               <w:rPr>
                 <w:rStyle w:val="VARIABLE"/>
               </w:rPr>
-              <w:t>labels["opcua.datatypeencoding"]</w:t>
+              <w:t>ancestor</w:t>
             </w:r>
           </w:p>
         </w:tc>
@@ -34440,7 +35974,7 @@
               <w:rPr>
                 <w:rStyle w:val="VARIABLE"/>
               </w:rPr>
-              <w:t>SchemaFileType.SchemaId</w:t>
+              <w:t>SchemaFileType.DataTypeEncoding</w:t>
             </w:r>
           </w:p>
         </w:tc>
@@ -34462,10 +35996,7 @@
               <w:rPr>
                 <w:rStyle w:val="VARIABLE"/>
               </w:rPr>
-              <w:t>labels["opcua.schemaid"]</w:t>
-            </w:r>
-            <w:r>
-              <w:t xml:space="preserve"> as lower-case hex</w:t>
+              <w:t>labels["opcua.datatypeencoding"]</w:t>
             </w:r>
           </w:p>
         </w:tc>
@@ -34492,7 +36023,7 @@
               <w:rPr>
                 <w:rStyle w:val="VARIABLE"/>
               </w:rPr>
-              <w:t>SchemaFileType.SchemaIdAlg</w:t>
+              <w:t>SchemaFileType.SchemaId</w:t>
             </w:r>
           </w:p>
         </w:tc>
@@ -34514,7 +36045,28 @@
               <w:rPr>
                 <w:rStyle w:val="VARIABLE"/>
               </w:rPr>
-              <w:t>labels["opcua.schemaid.alg"]</w:t>
+              <w:t>labels["opcua.schemafingerprint"]</w:t>
+            </w:r>
+            <w:r>
+              <w:t xml:space="preserve"> as lower-case hex — the version's content fingerprint, never the resource key (</w:t>
+            </w:r>
+            <w:r>
+              <w:fldChar w:fldCharType="begin"/>
+            </w:r>
+            <w:r>
+              <w:instrText xml:space="preserve"> REF _Clause_c6_8 \r \h </w:instrText>
+            </w:r>
+            <w:r>
+              <w:fldChar w:fldCharType="separate"/>
+            </w:r>
+            <w:r>
+              <w:t>6.8</w:t>
+            </w:r>
+            <w:r>
+              <w:fldChar w:fldCharType="end"/>
+            </w:r>
+            <w:r>
+              <w:t>)</w:t>
             </w:r>
           </w:p>
         </w:tc>
@@ -34541,7 +36093,7 @@
               <w:rPr>
                 <w:rStyle w:val="VARIABLE"/>
               </w:rPr>
-              <w:t>SchemaFileType.ModelVersion</w:t>
+              <w:t>SchemaFileType.SchemaIdAlg</w:t>
             </w:r>
           </w:p>
         </w:tc>
@@ -34563,7 +36115,7 @@
               <w:rPr>
                 <w:rStyle w:val="VARIABLE"/>
               </w:rPr>
-              <w:t>labels["opcua.modelversion"]</w:t>
+              <w:t>labels["opcua.schemafingerprint.alg"]</w:t>
             </w:r>
           </w:p>
         </w:tc>
@@ -34590,6 +36142,55 @@
               <w:rPr>
                 <w:rStyle w:val="VARIABLE"/>
               </w:rPr>
+              <w:t>SchemaFileType.ModelVersion</w:t>
+            </w:r>
+          </w:p>
+        </w:tc>
+        <w:tc>
+          <w:tcPr>
+            <w:tcW w:w="4463" w:type="dxa"/>
+            <w:tcBorders>
+              <w:top w:val="single" w:sz="4" w:space="0" w:color="auto"/>
+              <w:left w:val="single" w:sz="4" w:space="0" w:color="auto"/>
+              <w:bottom w:val="single" w:sz="4" w:space="0" w:color="auto"/>
+              <w:right w:val="single" w:sz="4" w:space="0" w:color="auto"/>
+            </w:tcBorders>
+          </w:tcPr>
+          <w:p>
+            <w:pPr>
+              <w:pStyle w:val="TableText"/>
+            </w:pPr>
+            <w:r>
+              <w:rPr>
+                <w:rStyle w:val="VARIABLE"/>
+              </w:rPr>
+              <w:t>labels["opcua.modelversion"]</w:t>
+            </w:r>
+          </w:p>
+        </w:tc>
+      </w:tr>
+      <w:tr>
+        <w:trPr>
+          <w:jc w:val="center"/>
+        </w:trPr>
+        <w:tc>
+          <w:tcPr>
+            <w:tcW w:w="4463" w:type="dxa"/>
+            <w:tcBorders>
+              <w:top w:val="single" w:sz="4" w:space="0" w:color="auto"/>
+              <w:left w:val="single" w:sz="4" w:space="0" w:color="auto"/>
+              <w:bottom w:val="single" w:sz="4" w:space="0" w:color="auto"/>
+              <w:right w:val="single" w:sz="4" w:space="0" w:color="auto"/>
+            </w:tcBorders>
+          </w:tcPr>
+          <w:p>
+            <w:pPr>
+              <w:pStyle w:val="TableText"/>
+            </w:pPr>
+            <w:r>
+              <w:rPr>
+                <w:rStyle w:val="VARIABLE"/>
+              </w:rPr>
               <w:t>SchemaFileType.ConfigurationVersion</w:t>
             </w:r>
           </w:p>
@@ -34667,7 +36268,11 @@
         <w:t>Read</w:t>
       </w:r>
       <w:r>
-        <w:t xml:space="preserve"> over the OPC UA API — is therefore serializable as an xRegistry-compatible Schema Registry document; conversely an imported xRegistry Schema Registry document bootstraps these files and Properties without loss of the OPC UA labels the resolution flow (§8</w:t>
+        <w:t xml:space="preserve"> over the OPC UA API — is therefore serializable as an xRegistry-compatible Schema Registry document; conversely </w:t>
+      </w:r>
+      <w:r>
+        <w:lastRenderedPageBreak/>
+        <w:t>an imported xRegistry Schema Registry document bootstraps these files and Properties without loss of the OPC UA labels the resolution flow (§8</w:t>
       </w:r>
       <w:r>
         <w:t>) needs. This is a representation mapping, not a new transport. The equivalent HTTP request/response correspondence, for readers familiar with the xRegistry HTTP binding, is informative and given in Annex D.</w:t>
@@ -34677,14 +36282,13 @@
       <w:pPr>
         <w:pStyle w:val="Heading2"/>
       </w:pPr>
-      <w:bookmarkStart w:id="269" w:name="_Clause_c6_13"/>
-      <w:bookmarkStart w:id="270" w:name="_Toc236398905"/>
-      <w:r>
-        <w:lastRenderedPageBreak/>
+      <w:bookmarkStart w:id="275" w:name="_Clause_c6_14"/>
+      <w:bookmarkStart w:id="276" w:name="_Toc236468411"/>
+      <w:r>
         <w:t>PubSub integration</w:t>
       </w:r>
-      <w:bookmarkEnd w:id="269"/>
-      <w:bookmarkEnd w:id="270"/>
+      <w:bookmarkEnd w:id="275"/>
+      <w:bookmarkEnd w:id="276"/>
     </w:p>
     <w:p>
       <w:pPr>
@@ -34847,25 +36451,25 @@
       <w:pPr>
         <w:pStyle w:val="Heading1"/>
       </w:pPr>
-      <w:bookmarkStart w:id="271" w:name="_Clause_c7"/>
-      <w:bookmarkStart w:id="272" w:name="_Toc236398906"/>
+      <w:bookmarkStart w:id="277" w:name="_Clause_c7"/>
+      <w:bookmarkStart w:id="278" w:name="_Toc236468412"/>
       <w:r>
         <w:t>OPC UA ObjectTypes</w:t>
       </w:r>
-      <w:bookmarkEnd w:id="271"/>
-      <w:bookmarkEnd w:id="272"/>
+      <w:bookmarkEnd w:id="277"/>
+      <w:bookmarkEnd w:id="278"/>
     </w:p>
     <w:p>
       <w:pPr>
         <w:pStyle w:val="Heading2"/>
       </w:pPr>
-      <w:bookmarkStart w:id="273" w:name="_Clause_c7_1"/>
-      <w:bookmarkStart w:id="274" w:name="_Toc236398907"/>
+      <w:bookmarkStart w:id="279" w:name="_Clause_c7_1"/>
+      <w:bookmarkStart w:id="280" w:name="_Toc236468413"/>
       <w:r>
         <w:t>SchemaRegistryType</w:t>
       </w:r>
-      <w:bookmarkEnd w:id="273"/>
-      <w:bookmarkEnd w:id="274"/>
+      <w:bookmarkEnd w:id="279"/>
+      <w:bookmarkEnd w:id="280"/>
     </w:p>
     <w:p>
       <w:pPr>
@@ -34879,8 +36483,8 @@
       <w:pPr>
         <w:pStyle w:val="TABLE-title"/>
       </w:pPr>
-      <w:bookmarkStart w:id="275" w:name="_Tab_c7_1_def"/>
-      <w:bookmarkStart w:id="276" w:name="_Toc236398952"/>
+      <w:bookmarkStart w:id="281" w:name="_Tab_c7_1_def"/>
+      <w:bookmarkStart w:id="282" w:name="_Toc236468460"/>
       <w:r>
         <w:t xml:space="preserve">Table </w:t>
       </w:r>
@@ -34897,7 +36501,7 @@
         <w:rPr>
           <w:noProof/>
         </w:rPr>
-        <w:t>17</w:t>
+        <w:t>19</w:t>
       </w:r>
       <w:r>
         <w:fldChar w:fldCharType="end"/>
@@ -34905,8 +36509,8 @@
       <w:r>
         <w:t xml:space="preserve"> – SchemaRegistryType definition</w:t>
       </w:r>
-      <w:bookmarkEnd w:id="275"/>
-      <w:bookmarkEnd w:id="276"/>
+      <w:bookmarkEnd w:id="281"/>
+      <w:bookmarkEnd w:id="282"/>
     </w:p>
     <w:tbl>
       <w:tblPr>
@@ -35574,13 +37178,13 @@
       <w:pPr>
         <w:pStyle w:val="Heading3"/>
       </w:pPr>
-      <w:bookmarkStart w:id="277" w:name="_Clause_c7_1_1"/>
-      <w:bookmarkStart w:id="278" w:name="_Toc236398908"/>
+      <w:bookmarkStart w:id="283" w:name="_Clause_c7_1_1"/>
+      <w:bookmarkStart w:id="284" w:name="_Toc236468414"/>
       <w:r>
         <w:t>GetSchema</w:t>
       </w:r>
-      <w:bookmarkEnd w:id="277"/>
-      <w:bookmarkEnd w:id="278"/>
+      <w:bookmarkEnd w:id="283"/>
+      <w:bookmarkEnd w:id="284"/>
     </w:p>
     <w:p>
       <w:pPr>
@@ -35611,6 +37215,7 @@
         <w:pStyle w:val="MethodSignature"/>
       </w:pPr>
       <w:r>
+        <w:lastRenderedPageBreak/>
         <w:t xml:space="preserve">    [in]  0:ByteString   SchemaId,</w:t>
       </w:r>
     </w:p>
@@ -35642,10 +37247,9 @@
       <w:pPr>
         <w:pStyle w:val="TABLE-title"/>
       </w:pPr>
-      <w:bookmarkStart w:id="279" w:name="_Tab_c7_1_1_m_args"/>
-      <w:bookmarkStart w:id="280" w:name="_Toc236398953"/>
-      <w:r>
-        <w:lastRenderedPageBreak/>
+      <w:bookmarkStart w:id="285" w:name="_Tab_c7_1_1_m_args"/>
+      <w:bookmarkStart w:id="286" w:name="_Toc236468461"/>
+      <w:r>
         <w:t xml:space="preserve">Table </w:t>
       </w:r>
       <w:r>
@@ -35661,7 +37265,7 @@
         <w:rPr>
           <w:noProof/>
         </w:rPr>
-        <w:t>18</w:t>
+        <w:t>20</w:t>
       </w:r>
       <w:r>
         <w:fldChar w:fldCharType="end"/>
@@ -35669,8 +37273,8 @@
       <w:r>
         <w:t xml:space="preserve"> – GetSchema Method Arguments</w:t>
       </w:r>
-      <w:bookmarkEnd w:id="279"/>
-      <w:bookmarkEnd w:id="280"/>
+      <w:bookmarkEnd w:id="285"/>
+      <w:bookmarkEnd w:id="286"/>
     </w:p>
     <w:tbl>
       <w:tblPr>
@@ -35923,8 +37527,8 @@
       <w:pPr>
         <w:pStyle w:val="TABLE-title"/>
       </w:pPr>
-      <w:bookmarkStart w:id="281" w:name="_Tab_c7_1_1_m_as"/>
-      <w:bookmarkStart w:id="282" w:name="_Toc236398954"/>
+      <w:bookmarkStart w:id="287" w:name="_Tab_c7_1_1_m_as"/>
+      <w:bookmarkStart w:id="288" w:name="_Toc236468462"/>
       <w:r>
         <w:t xml:space="preserve">Table </w:t>
       </w:r>
@@ -35941,7 +37545,7 @@
         <w:rPr>
           <w:noProof/>
         </w:rPr>
-        <w:t>19</w:t>
+        <w:t>21</w:t>
       </w:r>
       <w:r>
         <w:fldChar w:fldCharType="end"/>
@@ -35949,8 +37553,8 @@
       <w:r>
         <w:t xml:space="preserve"> – GetSchema Method AddressSpace definition</w:t>
       </w:r>
-      <w:bookmarkEnd w:id="281"/>
-      <w:bookmarkEnd w:id="282"/>
+      <w:bookmarkEnd w:id="287"/>
+      <w:bookmarkEnd w:id="288"/>
     </w:p>
     <w:tbl>
       <w:tblPr>
@@ -36455,13 +38059,13 @@
       <w:pPr>
         <w:pStyle w:val="Heading2"/>
       </w:pPr>
-      <w:bookmarkStart w:id="283" w:name="_Clause_c7_2"/>
-      <w:bookmarkStart w:id="284" w:name="_Toc236398909"/>
+      <w:bookmarkStart w:id="289" w:name="_Clause_c7_2"/>
+      <w:bookmarkStart w:id="290" w:name="_Toc236468415"/>
       <w:r>
         <w:t>SchemaGroupType</w:t>
       </w:r>
-      <w:bookmarkEnd w:id="283"/>
-      <w:bookmarkEnd w:id="284"/>
+      <w:bookmarkEnd w:id="289"/>
+      <w:bookmarkEnd w:id="290"/>
     </w:p>
     <w:p>
       <w:pPr>
@@ -36475,8 +38079,8 @@
       <w:pPr>
         <w:pStyle w:val="TABLE-title"/>
       </w:pPr>
-      <w:bookmarkStart w:id="285" w:name="_Tab_c7_2_def"/>
-      <w:bookmarkStart w:id="286" w:name="_Toc236398955"/>
+      <w:bookmarkStart w:id="291" w:name="_Tab_c7_2_def"/>
+      <w:bookmarkStart w:id="292" w:name="_Toc236468463"/>
       <w:r>
         <w:t xml:space="preserve">Table </w:t>
       </w:r>
@@ -36493,7 +38097,7 @@
         <w:rPr>
           <w:noProof/>
         </w:rPr>
-        <w:t>20</w:t>
+        <w:t>22</w:t>
       </w:r>
       <w:r>
         <w:fldChar w:fldCharType="end"/>
@@ -36501,8 +38105,8 @@
       <w:r>
         <w:t xml:space="preserve"> – SchemaGroupType definition</w:t>
       </w:r>
-      <w:bookmarkEnd w:id="285"/>
-      <w:bookmarkEnd w:id="286"/>
+      <w:bookmarkEnd w:id="291"/>
+      <w:bookmarkEnd w:id="292"/>
     </w:p>
     <w:tbl>
       <w:tblPr>
@@ -37136,6 +38740,31 @@
               <w:pStyle w:val="TableText"/>
             </w:pPr>
             <w:r>
+              <w:t>SREG-Identity</w:t>
+            </w:r>
+          </w:p>
+        </w:tc>
+      </w:tr>
+      <w:tr>
+        <w:trPr>
+          <w:jc w:val="center"/>
+        </w:trPr>
+        <w:tc>
+          <w:tcPr>
+            <w:tcW w:w="8926" w:type="dxa"/>
+            <w:gridSpan w:val="6"/>
+            <w:tcBorders>
+              <w:top w:val="single" w:sz="4" w:space="0" w:color="auto"/>
+              <w:left w:val="single" w:sz="4" w:space="0" w:color="auto"/>
+              <w:bottom w:val="single" w:sz="4" w:space="0" w:color="auto"/>
+              <w:right w:val="single" w:sz="4" w:space="0" w:color="auto"/>
+            </w:tcBorders>
+          </w:tcPr>
+          <w:p>
+            <w:pPr>
+              <w:pStyle w:val="TableText"/>
+            </w:pPr>
+            <w:r>
               <w:t>SREG-StructureMaterialization</w:t>
             </w:r>
           </w:p>
@@ -37151,13 +38780,13 @@
       <w:pPr>
         <w:pStyle w:val="Heading2"/>
       </w:pPr>
-      <w:bookmarkStart w:id="287" w:name="_Clause_c7_3"/>
-      <w:bookmarkStart w:id="288" w:name="_Toc236398910"/>
+      <w:bookmarkStart w:id="293" w:name="_Clause_c7_3"/>
+      <w:bookmarkStart w:id="294" w:name="_Toc236468416"/>
       <w:r>
         <w:t>SchemaFileType</w:t>
       </w:r>
-      <w:bookmarkEnd w:id="287"/>
-      <w:bookmarkEnd w:id="288"/>
+      <w:bookmarkEnd w:id="293"/>
+      <w:bookmarkEnd w:id="294"/>
     </w:p>
     <w:p>
       <w:pPr>
@@ -37171,8 +38800,8 @@
       <w:pPr>
         <w:pStyle w:val="TABLE-title"/>
       </w:pPr>
-      <w:bookmarkStart w:id="289" w:name="_Tab_c7_3_def"/>
-      <w:bookmarkStart w:id="290" w:name="_Toc236398956"/>
+      <w:bookmarkStart w:id="295" w:name="_Tab_c7_3_def"/>
+      <w:bookmarkStart w:id="296" w:name="_Toc236468464"/>
       <w:r>
         <w:lastRenderedPageBreak/>
         <w:t xml:space="preserve">Table </w:t>
@@ -37190,7 +38819,7 @@
         <w:rPr>
           <w:noProof/>
         </w:rPr>
-        <w:t>21</w:t>
+        <w:t>23</w:t>
       </w:r>
       <w:r>
         <w:fldChar w:fldCharType="end"/>
@@ -37198,8 +38827,8 @@
       <w:r>
         <w:t xml:space="preserve"> – SchemaFileType definition</w:t>
       </w:r>
-      <w:bookmarkEnd w:id="289"/>
-      <w:bookmarkEnd w:id="290"/>
+      <w:bookmarkEnd w:id="295"/>
+      <w:bookmarkEnd w:id="296"/>
     </w:p>
     <w:tbl>
       <w:tblPr>
@@ -38721,24 +40350,115 @@
         </w:trPr>
         <w:tc>
           <w:tcPr>
-            <w:tcW w:w="8926" w:type="dxa"/>
-            <w:gridSpan w:val="6"/>
-            <w:tcBorders>
-              <w:top w:val="single" w:sz="4" w:space="0" w:color="auto"/>
-              <w:left w:val="single" w:sz="4" w:space="0" w:color="auto"/>
-              <w:bottom w:val="double" w:sz="4" w:space="0" w:color="auto"/>
-              <w:right w:val="single" w:sz="4" w:space="0" w:color="auto"/>
-            </w:tcBorders>
-          </w:tcPr>
-          <w:p>
-            <w:pPr>
-              <w:pStyle w:val="TableText"/>
-            </w:pPr>
-            <w:r>
-              <w:rPr>
-                <w:b/>
-              </w:rPr>
-              <w:t>Conformance Units</w:t>
+            <w:tcW w:w="1696" w:type="dxa"/>
+            <w:tcBorders>
+              <w:top w:val="single" w:sz="4" w:space="0" w:color="auto"/>
+              <w:left w:val="single" w:sz="4" w:space="0" w:color="auto"/>
+              <w:bottom w:val="single" w:sz="4" w:space="0" w:color="auto"/>
+              <w:right w:val="single" w:sz="4" w:space="0" w:color="auto"/>
+            </w:tcBorders>
+          </w:tcPr>
+          <w:p>
+            <w:pPr>
+              <w:pStyle w:val="TableText"/>
+            </w:pPr>
+            <w:r>
+              <w:t>0:HasProperty</w:t>
+            </w:r>
+          </w:p>
+        </w:tc>
+        <w:tc>
+          <w:tcPr>
+            <w:tcW w:w="1134" w:type="dxa"/>
+            <w:tcBorders>
+              <w:top w:val="single" w:sz="4" w:space="0" w:color="auto"/>
+              <w:left w:val="single" w:sz="4" w:space="0" w:color="auto"/>
+              <w:bottom w:val="single" w:sz="4" w:space="0" w:color="auto"/>
+              <w:right w:val="single" w:sz="4" w:space="0" w:color="auto"/>
+            </w:tcBorders>
+          </w:tcPr>
+          <w:p>
+            <w:pPr>
+              <w:pStyle w:val="TableText"/>
+            </w:pPr>
+            <w:r>
+              <w:t>Variable</w:t>
+            </w:r>
+          </w:p>
+        </w:tc>
+        <w:tc>
+          <w:tcPr>
+            <w:tcW w:w="2127" w:type="dxa"/>
+            <w:tcBorders>
+              <w:top w:val="single" w:sz="4" w:space="0" w:color="auto"/>
+              <w:left w:val="single" w:sz="4" w:space="0" w:color="auto"/>
+              <w:bottom w:val="single" w:sz="4" w:space="0" w:color="auto"/>
+              <w:right w:val="single" w:sz="4" w:space="0" w:color="auto"/>
+            </w:tcBorders>
+          </w:tcPr>
+          <w:p>
+            <w:pPr>
+              <w:pStyle w:val="TableTextWithTabs"/>
+            </w:pPr>
+            <w:r>
+              <w:t>SchemaName</w:t>
+            </w:r>
+          </w:p>
+        </w:tc>
+        <w:tc>
+          <w:tcPr>
+            <w:tcW w:w="1275" w:type="dxa"/>
+            <w:tcBorders>
+              <w:top w:val="single" w:sz="4" w:space="0" w:color="auto"/>
+              <w:left w:val="single" w:sz="4" w:space="0" w:color="auto"/>
+              <w:bottom w:val="single" w:sz="4" w:space="0" w:color="auto"/>
+              <w:right w:val="single" w:sz="4" w:space="0" w:color="auto"/>
+            </w:tcBorders>
+          </w:tcPr>
+          <w:p>
+            <w:pPr>
+              <w:pStyle w:val="TableText"/>
+            </w:pPr>
+            <w:r>
+              <w:t>0:String</w:t>
+            </w:r>
+          </w:p>
+        </w:tc>
+        <w:tc>
+          <w:tcPr>
+            <w:tcW w:w="1843" w:type="dxa"/>
+            <w:tcBorders>
+              <w:top w:val="single" w:sz="4" w:space="0" w:color="auto"/>
+              <w:left w:val="single" w:sz="4" w:space="0" w:color="auto"/>
+              <w:bottom w:val="single" w:sz="4" w:space="0" w:color="auto"/>
+              <w:right w:val="single" w:sz="4" w:space="0" w:color="auto"/>
+            </w:tcBorders>
+          </w:tcPr>
+          <w:p>
+            <w:pPr>
+              <w:pStyle w:val="TableText"/>
+            </w:pPr>
+            <w:r>
+              <w:t>0:PropertyType</w:t>
+            </w:r>
+          </w:p>
+        </w:tc>
+        <w:tc>
+          <w:tcPr>
+            <w:tcW w:w="851" w:type="dxa"/>
+            <w:tcBorders>
+              <w:top w:val="single" w:sz="4" w:space="0" w:color="auto"/>
+              <w:left w:val="single" w:sz="4" w:space="0" w:color="auto"/>
+              <w:bottom w:val="single" w:sz="4" w:space="0" w:color="auto"/>
+              <w:right w:val="single" w:sz="4" w:space="0" w:color="auto"/>
+            </w:tcBorders>
+          </w:tcPr>
+          <w:p>
+            <w:pPr>
+              <w:pStyle w:val="TableText"/>
+            </w:pPr>
+            <w:r>
+              <w:t>M</w:t>
             </w:r>
           </w:p>
         </w:tc>
@@ -38752,18 +40472,21 @@
             <w:tcW w:w="8926" w:type="dxa"/>
             <w:gridSpan w:val="6"/>
             <w:tcBorders>
-              <w:top w:val="double" w:sz="4" w:space="0" w:color="auto"/>
-              <w:left w:val="single" w:sz="4" w:space="0" w:color="auto"/>
-              <w:bottom w:val="single" w:sz="4" w:space="0" w:color="auto"/>
-              <w:right w:val="single" w:sz="4" w:space="0" w:color="auto"/>
-            </w:tcBorders>
-          </w:tcPr>
-          <w:p>
-            <w:pPr>
-              <w:pStyle w:val="TableText"/>
-            </w:pPr>
-            <w:r>
-              <w:t>SREG-SchemaDownload</w:t>
+              <w:top w:val="single" w:sz="4" w:space="0" w:color="auto"/>
+              <w:left w:val="single" w:sz="4" w:space="0" w:color="auto"/>
+              <w:bottom w:val="double" w:sz="4" w:space="0" w:color="auto"/>
+              <w:right w:val="single" w:sz="4" w:space="0" w:color="auto"/>
+            </w:tcBorders>
+          </w:tcPr>
+          <w:p>
+            <w:pPr>
+              <w:pStyle w:val="TableText"/>
+            </w:pPr>
+            <w:r>
+              <w:rPr>
+                <w:b/>
+              </w:rPr>
+              <w:t>Conformance Units</w:t>
             </w:r>
           </w:p>
         </w:tc>
@@ -38777,7 +40500,7 @@
             <w:tcW w:w="8926" w:type="dxa"/>
             <w:gridSpan w:val="6"/>
             <w:tcBorders>
-              <w:top w:val="single" w:sz="4" w:space="0" w:color="auto"/>
+              <w:top w:val="double" w:sz="4" w:space="0" w:color="auto"/>
               <w:left w:val="single" w:sz="4" w:space="0" w:color="auto"/>
               <w:bottom w:val="single" w:sz="4" w:space="0" w:color="auto"/>
               <w:right w:val="single" w:sz="4" w:space="0" w:color="auto"/>
@@ -38788,7 +40511,7 @@
               <w:pStyle w:val="TableText"/>
             </w:pPr>
             <w:r>
-              <w:t>SREG-SchemaVersioning</w:t>
+              <w:t>SREG-SchemaDownload</w:t>
             </w:r>
           </w:p>
         </w:tc>
@@ -38813,6 +40536,56 @@
               <w:pStyle w:val="TableText"/>
             </w:pPr>
             <w:r>
+              <w:t>SREG-Identity</w:t>
+            </w:r>
+          </w:p>
+        </w:tc>
+      </w:tr>
+      <w:tr>
+        <w:trPr>
+          <w:jc w:val="center"/>
+        </w:trPr>
+        <w:tc>
+          <w:tcPr>
+            <w:tcW w:w="8926" w:type="dxa"/>
+            <w:gridSpan w:val="6"/>
+            <w:tcBorders>
+              <w:top w:val="single" w:sz="4" w:space="0" w:color="auto"/>
+              <w:left w:val="single" w:sz="4" w:space="0" w:color="auto"/>
+              <w:bottom w:val="single" w:sz="4" w:space="0" w:color="auto"/>
+              <w:right w:val="single" w:sz="4" w:space="0" w:color="auto"/>
+            </w:tcBorders>
+          </w:tcPr>
+          <w:p>
+            <w:pPr>
+              <w:pStyle w:val="TableText"/>
+            </w:pPr>
+            <w:r>
+              <w:t>SREG-SchemaVersioning</w:t>
+            </w:r>
+          </w:p>
+        </w:tc>
+      </w:tr>
+      <w:tr>
+        <w:trPr>
+          <w:jc w:val="center"/>
+        </w:trPr>
+        <w:tc>
+          <w:tcPr>
+            <w:tcW w:w="8926" w:type="dxa"/>
+            <w:gridSpan w:val="6"/>
+            <w:tcBorders>
+              <w:top w:val="single" w:sz="4" w:space="0" w:color="auto"/>
+              <w:left w:val="single" w:sz="4" w:space="0" w:color="auto"/>
+              <w:bottom w:val="single" w:sz="4" w:space="0" w:color="auto"/>
+              <w:right w:val="single" w:sz="4" w:space="0" w:color="auto"/>
+            </w:tcBorders>
+          </w:tcPr>
+          <w:p>
+            <w:pPr>
+              <w:pStyle w:val="TableText"/>
+            </w:pPr>
+            <w:r>
               <w:t>SREG-TtlMirror</w:t>
             </w:r>
           </w:p>
@@ -38828,25 +40601,25 @@
       <w:pPr>
         <w:pStyle w:val="Heading1"/>
       </w:pPr>
-      <w:bookmarkStart w:id="291" w:name="_Clause_c8"/>
-      <w:bookmarkStart w:id="292" w:name="_Toc236398911"/>
+      <w:bookmarkStart w:id="297" w:name="_Clause_c8"/>
+      <w:bookmarkStart w:id="298" w:name="_Toc236468417"/>
       <w:r>
         <w:t>Instances</w:t>
       </w:r>
-      <w:bookmarkEnd w:id="291"/>
-      <w:bookmarkEnd w:id="292"/>
+      <w:bookmarkEnd w:id="297"/>
+      <w:bookmarkEnd w:id="298"/>
     </w:p>
     <w:p>
       <w:pPr>
         <w:pStyle w:val="Heading2"/>
       </w:pPr>
-      <w:bookmarkStart w:id="293" w:name="_Clause_c8_1"/>
-      <w:bookmarkStart w:id="294" w:name="_Toc236398912"/>
+      <w:bookmarkStart w:id="299" w:name="_Clause_c8_1"/>
+      <w:bookmarkStart w:id="300" w:name="_Toc236468418"/>
       <w:r>
         <w:t>SchemaRegistry</w:t>
       </w:r>
-      <w:bookmarkEnd w:id="293"/>
-      <w:bookmarkEnd w:id="294"/>
+      <w:bookmarkEnd w:id="299"/>
+      <w:bookmarkEnd w:id="300"/>
     </w:p>
     <w:p>
       <w:pPr>
@@ -38860,8 +40633,8 @@
       <w:pPr>
         <w:pStyle w:val="TABLE-title"/>
       </w:pPr>
-      <w:bookmarkStart w:id="295" w:name="_Tab_c8_1_def"/>
-      <w:bookmarkStart w:id="296" w:name="_Toc236398957"/>
+      <w:bookmarkStart w:id="301" w:name="_Tab_c8_1_def"/>
+      <w:bookmarkStart w:id="302" w:name="_Toc236468465"/>
       <w:r>
         <w:t xml:space="preserve">Table </w:t>
       </w:r>
@@ -38878,7 +40651,7 @@
         <w:rPr>
           <w:noProof/>
         </w:rPr>
-        <w:t>22</w:t>
+        <w:t>24</w:t>
       </w:r>
       <w:r>
         <w:fldChar w:fldCharType="end"/>
@@ -38886,8 +40659,8 @@
       <w:r>
         <w:t xml:space="preserve"> – SchemaRegistry definition</w:t>
       </w:r>
-      <w:bookmarkEnd w:id="295"/>
-      <w:bookmarkEnd w:id="296"/>
+      <w:bookmarkEnd w:id="301"/>
+      <w:bookmarkEnd w:id="302"/>
     </w:p>
     <w:tbl>
       <w:tblPr>
@@ -39361,13 +41134,13 @@
       <w:pPr>
         <w:pStyle w:val="Heading3"/>
       </w:pPr>
-      <w:bookmarkStart w:id="297" w:name="_Clause_c8_1_1"/>
-      <w:bookmarkStart w:id="298" w:name="_Toc236398913"/>
+      <w:bookmarkStart w:id="303" w:name="_Clause_c8_1_1"/>
+      <w:bookmarkStart w:id="304" w:name="_Toc236468419"/>
       <w:r>
         <w:t>GetSchema</w:t>
       </w:r>
-      <w:bookmarkEnd w:id="297"/>
-      <w:bookmarkEnd w:id="298"/>
+      <w:bookmarkEnd w:id="303"/>
+      <w:bookmarkEnd w:id="304"/>
     </w:p>
     <w:p>
       <w:pPr>
@@ -39429,8 +41202,8 @@
       <w:pPr>
         <w:pStyle w:val="TABLE-title"/>
       </w:pPr>
-      <w:bookmarkStart w:id="299" w:name="_Tab_c8_1_1_m_args"/>
-      <w:bookmarkStart w:id="300" w:name="_Toc236398958"/>
+      <w:bookmarkStart w:id="305" w:name="_Tab_c8_1_1_m_args"/>
+      <w:bookmarkStart w:id="306" w:name="_Toc236468466"/>
       <w:r>
         <w:lastRenderedPageBreak/>
         <w:t xml:space="preserve">Table </w:t>
@@ -39448,7 +41221,7 @@
         <w:rPr>
           <w:noProof/>
         </w:rPr>
-        <w:t>23</w:t>
+        <w:t>25</w:t>
       </w:r>
       <w:r>
         <w:fldChar w:fldCharType="end"/>
@@ -39456,8 +41229,8 @@
       <w:r>
         <w:t xml:space="preserve"> – GetSchema Method Arguments</w:t>
       </w:r>
-      <w:bookmarkEnd w:id="299"/>
-      <w:bookmarkEnd w:id="300"/>
+      <w:bookmarkEnd w:id="305"/>
+      <w:bookmarkEnd w:id="306"/>
     </w:p>
     <w:tbl>
       <w:tblPr>
@@ -39710,8 +41483,8 @@
       <w:pPr>
         <w:pStyle w:val="TABLE-title"/>
       </w:pPr>
-      <w:bookmarkStart w:id="301" w:name="_Tab_c8_1_1_m_as"/>
-      <w:bookmarkStart w:id="302" w:name="_Toc236398959"/>
+      <w:bookmarkStart w:id="307" w:name="_Tab_c8_1_1_m_as"/>
+      <w:bookmarkStart w:id="308" w:name="_Toc236468467"/>
       <w:r>
         <w:t xml:space="preserve">Table </w:t>
       </w:r>
@@ -39728,7 +41501,7 @@
         <w:rPr>
           <w:noProof/>
         </w:rPr>
-        <w:t>24</w:t>
+        <w:t>26</w:t>
       </w:r>
       <w:r>
         <w:fldChar w:fldCharType="end"/>
@@ -39736,8 +41509,8 @@
       <w:r>
         <w:t xml:space="preserve"> – GetSchema Method AddressSpace definition</w:t>
       </w:r>
-      <w:bookmarkEnd w:id="301"/>
-      <w:bookmarkEnd w:id="302"/>
+      <w:bookmarkEnd w:id="307"/>
+      <w:bookmarkEnd w:id="308"/>
     </w:p>
     <w:tbl>
       <w:tblPr>
@@ -40296,20 +42069,20 @@
         <w:pStyle w:val="Heading1"/>
         <w:pageBreakBefore/>
       </w:pPr>
-      <w:bookmarkStart w:id="303" w:name="_Ref37835213"/>
-      <w:bookmarkStart w:id="304" w:name="_Toc184117007"/>
-      <w:bookmarkStart w:id="305" w:name="_Ref85018491"/>
-      <w:bookmarkStart w:id="306" w:name="_Clause_c9"/>
-      <w:bookmarkStart w:id="307" w:name="_Toc236398914"/>
+      <w:bookmarkStart w:id="309" w:name="_Ref37835213"/>
+      <w:bookmarkStart w:id="310" w:name="_Toc184117007"/>
+      <w:bookmarkStart w:id="311" w:name="_Ref85018491"/>
+      <w:bookmarkStart w:id="312" w:name="_Clause_c9"/>
+      <w:bookmarkStart w:id="313" w:name="_Toc236468420"/>
       <w:r>
         <w:lastRenderedPageBreak/>
         <w:t>Profiles and conformance units</w:t>
       </w:r>
-      <w:bookmarkEnd w:id="303"/>
-      <w:bookmarkEnd w:id="304"/>
-      <w:bookmarkEnd w:id="305"/>
-      <w:bookmarkEnd w:id="306"/>
-      <w:bookmarkEnd w:id="307"/>
+      <w:bookmarkEnd w:id="309"/>
+      <w:bookmarkEnd w:id="310"/>
+      <w:bookmarkEnd w:id="311"/>
+      <w:bookmarkEnd w:id="312"/>
+      <w:bookmarkEnd w:id="313"/>
     </w:p>
     <w:p>
       <w:pPr>
@@ -40379,10 +42152,7 @@
         <w:t>mandatory</w:t>
       </w:r>
       <w:r>
-        <w:t xml:space="preserve"> download of a schema (§5.1</w:t>
-      </w:r>
-      <w:r>
-        <w:t xml:space="preserve">) for at least one schema-based format, and preserves reversibility end-to-end: a value encoded per a registered schema and decoded through the resolved schema equals the original (the acceptance corpus of the encoding additions). Conformance does </w:t>
+        <w:t xml:space="preserve"> download of a schema (§5.1) for at least one schema-based format, and preserves reversibility end-to-end: a value encoded per a registered schema and decoded through the resolved schema equals the original (the acceptance corpus of the encoding additions). Conformance does </w:t>
       </w:r>
       <w:r>
         <w:rPr>
@@ -40423,22 +42193,19 @@
         <w:fldChar w:fldCharType="begin"/>
       </w:r>
       <w:r>
-        <w:instrText xml:space="preserve"> REF _Clause_c6_12_1 \r \h </w:instrText>
+        <w:instrText xml:space="preserve"> REF _Clause_c6_13_1 \r \h </w:instrText>
       </w:r>
       <w:r>
         <w:fldChar w:fldCharType="separate"/>
       </w:r>
       <w:r>
-        <w:t>6.12.1</w:t>
+        <w:t>6.13.1</w:t>
       </w:r>
       <w:r>
         <w:fldChar w:fldCharType="end"/>
       </w:r>
       <w:r>
-        <w:t>), the xRegistry API/JSON projection (§10.2), TTL/mirror (§9</w:t>
-      </w:r>
-      <w:r>
-        <w:t xml:space="preserve">), federation (Annex B) and the PubSub DataSet schema profile (Annex C) are optional and independently conformant. A conformant registry exposes ObjectTypes and Properties compatible with </w:t>
+        <w:t xml:space="preserve">), the xRegistry API/JSON projection (§10.2), TTL/mirror (§9), federation (Annex B) and the PubSub DataSet schema profile (Annex C) are optional and independently conformant. A conformant registry exposes ObjectTypes and Properties compatible with </w:t>
       </w:r>
       <w:r>
         <w:fldChar w:fldCharType="begin"/>
@@ -40509,7 +42276,7 @@
         <w:t>conformance units (CUs)</w:t>
       </w:r>
       <w:r>
-        <w:t xml:space="preserve">. Only </w:t>
+        <w:t xml:space="preserve">. </w:t>
       </w:r>
       <w:r>
         <w:rPr>
@@ -40518,15 +42285,24 @@
         <w:t>SREG-SchemaDownload</w:t>
       </w:r>
       <w:r>
-        <w:t xml:space="preserve"> is mandatory; every other unit may be claimed on its own.</w:t>
+        <w:t xml:space="preserve"> and </w:t>
+      </w:r>
+      <w:r>
+        <w:rPr>
+          <w:rStyle w:val="VARIABLE"/>
+        </w:rPr>
+        <w:t>SREG-Identity</w:t>
+      </w:r>
+      <w:r>
+        <w:t xml:space="preserve"> are mandatory; every other unit may be claimed on its own.</w:t>
       </w:r>
     </w:p>
     <w:p>
       <w:pPr>
         <w:pStyle w:val="TABLE-title"/>
       </w:pPr>
-      <w:bookmarkStart w:id="308" w:name="_Tab_profiles_and_conformance_units_tab1"/>
-      <w:bookmarkStart w:id="309" w:name="_Toc236398960"/>
+      <w:bookmarkStart w:id="314" w:name="_Tab_profiles_and_conformance_units_tab1"/>
+      <w:bookmarkStart w:id="315" w:name="_Toc236468468"/>
       <w:r>
         <w:t xml:space="preserve">Table </w:t>
       </w:r>
@@ -40543,7 +42319,7 @@
         <w:rPr>
           <w:noProof/>
         </w:rPr>
-        <w:t>25</w:t>
+        <w:t>27</w:t>
       </w:r>
       <w:r>
         <w:fldChar w:fldCharType="end"/>
@@ -40551,8 +42327,8 @@
       <w:r>
         <w:t xml:space="preserve"> – Profiles and conformance units</w:t>
       </w:r>
-      <w:bookmarkEnd w:id="308"/>
-      <w:bookmarkEnd w:id="309"/>
+      <w:bookmarkEnd w:id="314"/>
+      <w:bookmarkEnd w:id="315"/>
     </w:p>
     <w:tbl>
       <w:tblPr>
@@ -40781,7 +42557,7 @@
               <w:rPr>
                 <w:rStyle w:val="VARIABLE"/>
               </w:rPr>
-              <w:t>SREG-SchemaRegistration</w:t>
+              <w:t>SREG-Identity</w:t>
             </w:r>
           </w:p>
         </w:tc>
@@ -40800,7 +42576,103 @@
               <w:pStyle w:val="TableText"/>
             </w:pPr>
             <w:r>
-              <w:t>Creating and writing schema resources through the inherited xRegistry create/write surface (§5.2).</w:t>
+              <w:rPr>
+                <w:b/>
+              </w:rPr>
+              <w:t>Mandatory.</w:t>
+            </w:r>
+            <w:r>
+              <w:t xml:space="preserve"> Every group carries </w:t>
+            </w:r>
+            <w:r>
+              <w:rPr>
+                <w:rStyle w:val="VARIABLE"/>
+              </w:rPr>
+              <w:t>NamespaceUri</w:t>
+            </w:r>
+            <w:r>
+              <w:t xml:space="preserve">, a </w:t>
+            </w:r>
+            <w:r>
+              <w:rPr>
+                <w:rStyle w:val="VARIABLE"/>
+              </w:rPr>
+              <w:t>groupid</w:t>
+            </w:r>
+            <w:r>
+              <w:t xml:space="preserve"> built from it and a non-empty </w:t>
+            </w:r>
+            <w:r>
+              <w:rPr>
+                <w:rStyle w:val="VARIABLE"/>
+              </w:rPr>
+              <w:t>Name</w:t>
+            </w:r>
+            <w:r>
+              <w:t xml:space="preserve">; every schema carries </w:t>
+            </w:r>
+            <w:r>
+              <w:rPr>
+                <w:rStyle w:val="VARIABLE"/>
+              </w:rPr>
+              <w:t>SchemaName</w:t>
+            </w:r>
+            <w:r>
+              <w:t xml:space="preserve">, </w:t>
+            </w:r>
+            <w:r>
+              <w:rPr>
+                <w:rStyle w:val="VARIABLE"/>
+              </w:rPr>
+              <w:t>Format</w:t>
+            </w:r>
+            <w:r>
+              <w:t xml:space="preserve">, a </w:t>
+            </w:r>
+            <w:r>
+              <w:rPr>
+                <w:rStyle w:val="VARIABLE"/>
+              </w:rPr>
+              <w:t>schemaid</w:t>
+            </w:r>
+            <w:r>
+              <w:t xml:space="preserve"> built from that pair and a non-empty </w:t>
+            </w:r>
+            <w:r>
+              <w:rPr>
+                <w:rStyle w:val="VARIABLE"/>
+              </w:rPr>
+              <w:t>Name</w:t>
+            </w:r>
+            <w:r>
+              <w:t>; and no identifier is derived from a document (</w:t>
+            </w:r>
+            <w:r>
+              <w:fldChar w:fldCharType="begin"/>
+            </w:r>
+            <w:r>
+              <w:instrText xml:space="preserve"> REF _Clause_c6_9 \r \h </w:instrText>
+            </w:r>
+            <w:r>
+              <w:fldChar w:fldCharType="separate"/>
+            </w:r>
+            <w:r>
+              <w:t>6.9</w:t>
+            </w:r>
+            <w:r>
+              <w:fldChar w:fldCharType="end"/>
+            </w:r>
+            <w:r>
+              <w:t xml:space="preserve">, base </w:t>
+            </w:r>
+            <w:r>
+              <w:rPr>
+                <w:rStyle w:val="VARIABLE"/>
+              </w:rPr>
+              <w:t>XREG-Identity</w:t>
+            </w:r>
+            <w:r>
+              <w:t>).</w:t>
             </w:r>
           </w:p>
         </w:tc>
@@ -40827,7 +42699,7 @@
               <w:rPr>
                 <w:rStyle w:val="VARIABLE"/>
               </w:rPr>
-              <w:t>SREG-SchemaVersioning</w:t>
+              <w:t>SREG-SchemaRegistration</w:t>
             </w:r>
           </w:p>
         </w:tc>
@@ -40846,67 +42718,7 @@
               <w:pStyle w:val="TableText"/>
             </w:pPr>
             <w:r>
-              <w:rPr>
-                <w:rStyle w:val="VARIABLE"/>
-              </w:rPr>
-              <w:t>Compatibility</w:t>
-            </w:r>
-            <w:r>
-              <w:t xml:space="preserve">, </w:t>
-            </w:r>
-            <w:r>
-              <w:rPr>
-                <w:rStyle w:val="VARIABLE"/>
-              </w:rPr>
-              <w:t>Ancestor</w:t>
-            </w:r>
-            <w:r>
-              <w:t xml:space="preserve">, </w:t>
-            </w:r>
-            <w:r>
-              <w:rPr>
-                <w:rStyle w:val="VARIABLE"/>
-              </w:rPr>
-              <w:t>ModelVersion</w:t>
-            </w:r>
-            <w:r>
-              <w:t xml:space="preserve">, </w:t>
-            </w:r>
-            <w:r>
-              <w:rPr>
-                <w:rStyle w:val="VARIABLE"/>
-              </w:rPr>
-              <w:t>ConfigurationVersion</w:t>
-            </w:r>
-            <w:r>
-              <w:t xml:space="preserve"> and </w:t>
-            </w:r>
-            <w:r>
-              <w:rPr>
-                <w:rStyle w:val="VARIABLE"/>
-              </w:rPr>
-              <w:t>IsDefault</w:t>
-            </w:r>
-            <w:r>
-              <w:t>, and the compatibility rules that govern them (</w:t>
-            </w:r>
-            <w:r>
-              <w:fldChar w:fldCharType="begin"/>
-            </w:r>
-            <w:r>
-              <w:instrText xml:space="preserve"> REF _Clause_c6_9 \r \h </w:instrText>
-            </w:r>
-            <w:r>
-              <w:fldChar w:fldCharType="separate"/>
-            </w:r>
-            <w:r>
-              <w:t>6.9</w:t>
-            </w:r>
-            <w:r>
-              <w:fldChar w:fldCharType="end"/>
-            </w:r>
-            <w:r>
-              <w:t>).</w:t>
+              <w:t>Creating and writing schema resources through the inherited xRegistry create/write surface (§5.2).</w:t>
             </w:r>
           </w:p>
         </w:tc>
@@ -40933,7 +42745,7 @@
               <w:rPr>
                 <w:rStyle w:val="VARIABLE"/>
               </w:rPr>
-              <w:t>SREG-TtlMirror</w:t>
+              <w:t>SREG-SchemaVersioning</w:t>
             </w:r>
           </w:p>
         </w:tc>
@@ -40955,7 +42767,34 @@
               <w:rPr>
                 <w:rStyle w:val="VARIABLE"/>
               </w:rPr>
-              <w:t>Ttl</w:t>
+              <w:t>Compatibility</w:t>
+            </w:r>
+            <w:r>
+              <w:t xml:space="preserve">, </w:t>
+            </w:r>
+            <w:r>
+              <w:rPr>
+                <w:rStyle w:val="VARIABLE"/>
+              </w:rPr>
+              <w:t>Ancestor</w:t>
+            </w:r>
+            <w:r>
+              <w:t xml:space="preserve">, </w:t>
+            </w:r>
+            <w:r>
+              <w:rPr>
+                <w:rStyle w:val="VARIABLE"/>
+              </w:rPr>
+              <w:t>ModelVersion</w:t>
+            </w:r>
+            <w:r>
+              <w:t xml:space="preserve">, </w:t>
+            </w:r>
+            <w:r>
+              <w:rPr>
+                <w:rStyle w:val="VARIABLE"/>
+              </w:rPr>
+              <w:t>ConfigurationVersion</w:t>
             </w:r>
             <w:r>
               <w:t xml:space="preserve"> and </w:t>
@@ -40964,22 +42803,22 @@
               <w:rPr>
                 <w:rStyle w:val="VARIABLE"/>
               </w:rPr>
-              <w:t>ExpiryTime</w:t>
-            </w:r>
-            <w:r>
-              <w:t>, and the mirror and refresh semantics that use them (</w:t>
+              <w:t>IsDefault</w:t>
+            </w:r>
+            <w:r>
+              <w:t>, and the compatibility rules that govern them (</w:t>
             </w:r>
             <w:r>
               <w:fldChar w:fldCharType="begin"/>
             </w:r>
             <w:r>
-              <w:instrText xml:space="preserve"> REF _Clause_c6_11 \r \h </w:instrText>
+              <w:instrText xml:space="preserve"> REF _Clause_c6_10 \r \h </w:instrText>
             </w:r>
             <w:r>
               <w:fldChar w:fldCharType="separate"/>
             </w:r>
             <w:r>
-              <w:t>6.11</w:t>
+              <w:t>6.10</w:t>
             </w:r>
             <w:r>
               <w:fldChar w:fldCharType="end"/>
@@ -41012,7 +42851,7 @@
               <w:rPr>
                 <w:rStyle w:val="VARIABLE"/>
               </w:rPr>
-              <w:t>SREG-StructureMaterialization</w:t>
+              <w:t>SREG-TtlMirror</w:t>
             </w:r>
           </w:p>
         </w:tc>
@@ -41031,19 +42870,34 @@
               <w:pStyle w:val="TableText"/>
             </w:pPr>
             <w:r>
-              <w:t>Auto-bootstrap of the group and file structure from the Server's own schemas (</w:t>
+              <w:rPr>
+                <w:rStyle w:val="VARIABLE"/>
+              </w:rPr>
+              <w:t>Ttl</w:t>
+            </w:r>
+            <w:r>
+              <w:t xml:space="preserve"> and </w:t>
+            </w:r>
+            <w:r>
+              <w:rPr>
+                <w:rStyle w:val="VARIABLE"/>
+              </w:rPr>
+              <w:t>ExpiryTime</w:t>
+            </w:r>
+            <w:r>
+              <w:t>, and the mirror and refresh semantics that use them (</w:t>
             </w:r>
             <w:r>
               <w:fldChar w:fldCharType="begin"/>
             </w:r>
             <w:r>
-              <w:instrText xml:space="preserve"> REF _Clause_c6_12_1 \r \h </w:instrText>
+              <w:instrText xml:space="preserve"> REF _Clause_c6_12 \r \h </w:instrText>
             </w:r>
             <w:r>
               <w:fldChar w:fldCharType="separate"/>
             </w:r>
             <w:r>
-              <w:t>6.12.1</w:t>
+              <w:t>6.12</w:t>
             </w:r>
             <w:r>
               <w:fldChar w:fldCharType="end"/>
@@ -41076,7 +42930,7 @@
               <w:rPr>
                 <w:rStyle w:val="VARIABLE"/>
               </w:rPr>
-              <w:t>SREG-XRegistryApi</w:t>
+              <w:t>SREG-StructureMaterialization</w:t>
             </w:r>
           </w:p>
         </w:tc>
@@ -41095,7 +42949,25 @@
               <w:pStyle w:val="TableText"/>
             </w:pPr>
             <w:r>
-              <w:t>Serving the xRegistry API and its JSON projection over the same registry (§10.2).</w:t>
+              <w:t>Auto-bootstrap of the group and file structure from the Server's own schemas (</w:t>
+            </w:r>
+            <w:r>
+              <w:fldChar w:fldCharType="begin"/>
+            </w:r>
+            <w:r>
+              <w:instrText xml:space="preserve"> REF _Clause_c6_13_1 \r \h </w:instrText>
+            </w:r>
+            <w:r>
+              <w:fldChar w:fldCharType="separate"/>
+            </w:r>
+            <w:r>
+              <w:t>6.13.1</w:t>
+            </w:r>
+            <w:r>
+              <w:fldChar w:fldCharType="end"/>
+            </w:r>
+            <w:r>
+              <w:t>).</w:t>
             </w:r>
           </w:p>
         </w:tc>
@@ -41122,7 +42994,7 @@
               <w:rPr>
                 <w:rStyle w:val="VARIABLE"/>
               </w:rPr>
-              <w:t>SREG-Federation</w:t>
+              <w:t>SREG-XRegistryApi</w:t>
             </w:r>
           </w:p>
         </w:tc>
@@ -41141,7 +43013,7 @@
               <w:pStyle w:val="TableText"/>
             </w:pPr>
             <w:r>
-              <w:t>Resolving a schema that another registry holds, with parity between the OPC UA and HTTP paths (Annex B).</w:t>
+              <w:t>Serving the xRegistry API and its JSON projection over the same registry (§10.2).</w:t>
             </w:r>
           </w:p>
         </w:tc>
@@ -41168,6 +43040,52 @@
               <w:rPr>
                 <w:rStyle w:val="VARIABLE"/>
               </w:rPr>
+              <w:t>SREG-Federation</w:t>
+            </w:r>
+          </w:p>
+        </w:tc>
+        <w:tc>
+          <w:tcPr>
+            <w:tcW w:w="4463" w:type="dxa"/>
+            <w:tcBorders>
+              <w:top w:val="single" w:sz="4" w:space="0" w:color="auto"/>
+              <w:left w:val="single" w:sz="4" w:space="0" w:color="auto"/>
+              <w:bottom w:val="single" w:sz="4" w:space="0" w:color="auto"/>
+              <w:right w:val="single" w:sz="4" w:space="0" w:color="auto"/>
+            </w:tcBorders>
+          </w:tcPr>
+          <w:p>
+            <w:pPr>
+              <w:pStyle w:val="TableText"/>
+            </w:pPr>
+            <w:r>
+              <w:t>Resolving a schema that another registry holds, with parity between the OPC UA and HTTP paths (Annex B).</w:t>
+            </w:r>
+          </w:p>
+        </w:tc>
+      </w:tr>
+      <w:tr>
+        <w:trPr>
+          <w:jc w:val="center"/>
+        </w:trPr>
+        <w:tc>
+          <w:tcPr>
+            <w:tcW w:w="4463" w:type="dxa"/>
+            <w:tcBorders>
+              <w:top w:val="single" w:sz="4" w:space="0" w:color="auto"/>
+              <w:left w:val="single" w:sz="4" w:space="0" w:color="auto"/>
+              <w:bottom w:val="single" w:sz="4" w:space="0" w:color="auto"/>
+              <w:right w:val="single" w:sz="4" w:space="0" w:color="auto"/>
+            </w:tcBorders>
+          </w:tcPr>
+          <w:p>
+            <w:pPr>
+              <w:pStyle w:val="TableText"/>
+            </w:pPr>
+            <w:r>
+              <w:rPr>
+                <w:rStyle w:val="VARIABLE"/>
+              </w:rPr>
               <w:t>SREG-PubSubProfile</w:t>
             </w:r>
           </w:p>
@@ -41193,13 +43111,13 @@
               <w:fldChar w:fldCharType="begin"/>
             </w:r>
             <w:r>
-              <w:instrText xml:space="preserve"> REF _Clause_c6_13 \r \h </w:instrText>
+              <w:instrText xml:space="preserve"> REF _Clause_c6_14 \r \h </w:instrText>
             </w:r>
             <w:r>
               <w:fldChar w:fldCharType="separate"/>
             </w:r>
             <w:r>
-              <w:t>6.13</w:t>
+              <w:t>6.14</w:t>
             </w:r>
             <w:r>
               <w:fldChar w:fldCharType="end"/>
@@ -41245,6 +43163,15 @@
         <w:t>SREG-SchemaDownload</w:t>
       </w:r>
       <w:r>
+        <w:t xml:space="preserve"> + </w:t>
+      </w:r>
+      <w:r>
+        <w:rPr>
+          <w:rStyle w:val="VARIABLE"/>
+        </w:rPr>
+        <w:t>SREG-Identity</w:t>
+      </w:r>
+      <w:r>
         <w:t xml:space="preserve">. </w:t>
       </w:r>
       <w:r>
@@ -41333,82 +43260,79 @@
       <w:pPr>
         <w:pStyle w:val="Heading1"/>
       </w:pPr>
-      <w:bookmarkStart w:id="310" w:name="_Clause_c10"/>
-      <w:bookmarkStart w:id="311" w:name="_Toc236398915"/>
-      <w:r>
+      <w:bookmarkStart w:id="316" w:name="_Clause_c10"/>
+      <w:bookmarkStart w:id="317" w:name="_Toc236468421"/>
+      <w:r>
+        <w:lastRenderedPageBreak/>
         <w:t>Namespaces</w:t>
       </w:r>
-      <w:bookmarkEnd w:id="310"/>
-      <w:bookmarkEnd w:id="311"/>
-    </w:p>
-    <w:p>
-      <w:pPr>
-        <w:pStyle w:val="Heading2"/>
-      </w:pPr>
-      <w:bookmarkStart w:id="312" w:name="_Clause_c10_1"/>
-      <w:bookmarkStart w:id="313" w:name="_Ref127248897"/>
-      <w:bookmarkStart w:id="314" w:name="_Toc236398916"/>
-      <w:r>
-        <w:t>Namespace metadata</w:t>
-      </w:r>
-      <w:bookmarkEnd w:id="312"/>
-      <w:bookmarkEnd w:id="313"/>
-      <w:bookmarkEnd w:id="314"/>
-    </w:p>
-    <w:p>
-      <w:pPr>
-        <w:pStyle w:val="PARAGRAPH"/>
-      </w:pPr>
-      <w:r>
-        <w:t>The namespace metadata provide standardized information about the elements of this namespace, which an aggregating Server relies on. All Nodes defined by this document are static: they are identical in every Server, including the Value Attribute.</w:t>
-      </w:r>
-    </w:p>
-    <w:p>
-      <w:pPr>
-        <w:pStyle w:val="PARAGRAPH"/>
-      </w:pPr>
-      <w:r>
-        <w:t xml:space="preserve">The information is provided as an Object of type NamespaceMetadataType, a component of the Namespaces Object of the Server Object. The NamespaceMetadataType ObjectType and its </w:t>
-      </w:r>
-      <w:r>
-        <w:lastRenderedPageBreak/>
-        <w:t>Properties are defined in OPC 10000-5. The same version information is carried by the ModelTableEntry of the UANodeSet XML file.</w:t>
-      </w:r>
-    </w:p>
-    <w:p>
-      <w:pPr>
-        <w:pStyle w:val="TABLE-title"/>
-      </w:pPr>
-      <w:bookmarkStart w:id="315" w:name="_Tab_namespace_metadata_tab1"/>
-      <w:bookmarkStart w:id="316" w:name="_Ref16863029"/>
-      <w:bookmarkStart w:id="317" w:name="_Toc236398961"/>
-      <w:r>
-        <w:t xml:space="preserve">Table </w:t>
-      </w:r>
-      <w:r>
-        <w:fldChar w:fldCharType="begin"/>
-      </w:r>
-      <w:r>
-        <w:instrText xml:space="preserve"> SEQ Table \* ARABIC </w:instrText>
-      </w:r>
-      <w:r>
-        <w:fldChar w:fldCharType="separate"/>
-      </w:r>
-      <w:r>
-        <w:rPr>
-          <w:noProof/>
-        </w:rPr>
-        <w:t>26</w:t>
-      </w:r>
-      <w:r>
-        <w:fldChar w:fldCharType="end"/>
-      </w:r>
-      <w:r>
-        <w:t xml:space="preserve"> – NamespaceMetadata Object for this document</w:t>
-      </w:r>
-      <w:bookmarkEnd w:id="315"/>
       <w:bookmarkEnd w:id="316"/>
       <w:bookmarkEnd w:id="317"/>
+    </w:p>
+    <w:p>
+      <w:pPr>
+        <w:pStyle w:val="Heading2"/>
+      </w:pPr>
+      <w:bookmarkStart w:id="318" w:name="_Clause_c10_1"/>
+      <w:bookmarkStart w:id="319" w:name="_Ref127248897"/>
+      <w:bookmarkStart w:id="320" w:name="_Toc236468422"/>
+      <w:r>
+        <w:t>Namespace metadata</w:t>
+      </w:r>
+      <w:bookmarkEnd w:id="318"/>
+      <w:bookmarkEnd w:id="319"/>
+      <w:bookmarkEnd w:id="320"/>
+    </w:p>
+    <w:p>
+      <w:pPr>
+        <w:pStyle w:val="PARAGRAPH"/>
+      </w:pPr>
+      <w:r>
+        <w:t>The namespace metadata provide standardized information about the elements of this namespace, which an aggregating Server relies on. All Nodes defined by this document are static: they are identical in every Server, including the Value Attribute.</w:t>
+      </w:r>
+    </w:p>
+    <w:p>
+      <w:pPr>
+        <w:pStyle w:val="PARAGRAPH"/>
+      </w:pPr>
+      <w:r>
+        <w:t>The information is provided as an Object of type NamespaceMetadataType, a component of the Namespaces Object of the Server Object. The NamespaceMetadataType ObjectType and its Properties are defined in OPC 10000-5. The same version information is carried by the ModelTableEntry of the UANodeSet XML file.</w:t>
+      </w:r>
+    </w:p>
+    <w:p>
+      <w:pPr>
+        <w:pStyle w:val="TABLE-title"/>
+      </w:pPr>
+      <w:bookmarkStart w:id="321" w:name="_Tab_namespace_metadata_tab1"/>
+      <w:bookmarkStart w:id="322" w:name="_Ref16863029"/>
+      <w:bookmarkStart w:id="323" w:name="_Toc236468469"/>
+      <w:r>
+        <w:t xml:space="preserve">Table </w:t>
+      </w:r>
+      <w:r>
+        <w:fldChar w:fldCharType="begin"/>
+      </w:r>
+      <w:r>
+        <w:instrText xml:space="preserve"> SEQ Table \* ARABIC </w:instrText>
+      </w:r>
+      <w:r>
+        <w:fldChar w:fldCharType="separate"/>
+      </w:r>
+      <w:r>
+        <w:rPr>
+          <w:noProof/>
+        </w:rPr>
+        <w:t>28</w:t>
+      </w:r>
+      <w:r>
+        <w:fldChar w:fldCharType="end"/>
+      </w:r>
+      <w:r>
+        <w:t xml:space="preserve"> – NamespaceMetadata Object for this document</w:t>
+      </w:r>
+      <w:bookmarkEnd w:id="321"/>
+      <w:bookmarkEnd w:id="322"/>
+      <w:bookmarkEnd w:id="323"/>
     </w:p>
     <w:tbl>
       <w:tblPr>
@@ -41612,7 +43536,7 @@
               <w:pStyle w:val="TableText"/>
             </w:pPr>
             <w:r>
-              <w:t>0.2.0</w:t>
+              <w:t>0.3.0</w:t>
             </w:r>
           </w:p>
         </w:tc>
@@ -41674,7 +43598,7 @@
               <w:pStyle w:val="TableText"/>
             </w:pPr>
             <w:r>
-              <w:t>2026-07-16</w:t>
+              <w:t>2026-07-31</w:t>
             </w:r>
           </w:p>
         </w:tc>
@@ -41860,7 +43784,7 @@
               <w:pStyle w:val="TableText"/>
             </w:pPr>
             <w:r>
-              <w:t>62000:62518</w:t>
+              <w:t>62000:62519</w:t>
             </w:r>
           </w:p>
         </w:tc>
@@ -41945,15 +43869,15 @@
       <w:pPr>
         <w:pStyle w:val="Heading2"/>
       </w:pPr>
-      <w:bookmarkStart w:id="318" w:name="_Clause_c10_2"/>
-      <w:bookmarkStart w:id="319" w:name="_Ref55114991"/>
-      <w:bookmarkStart w:id="320" w:name="_Toc236398917"/>
+      <w:bookmarkStart w:id="324" w:name="_Clause_c10_2"/>
+      <w:bookmarkStart w:id="325" w:name="_Ref55114991"/>
+      <w:bookmarkStart w:id="326" w:name="_Toc236468423"/>
       <w:r>
         <w:t>Handling of OPC UA namespaces</w:t>
       </w:r>
-      <w:bookmarkEnd w:id="318"/>
-      <w:bookmarkEnd w:id="319"/>
-      <w:bookmarkEnd w:id="320"/>
+      <w:bookmarkEnd w:id="324"/>
+      <w:bookmarkEnd w:id="325"/>
+      <w:bookmarkEnd w:id="326"/>
     </w:p>
     <w:p>
       <w:pPr>
@@ -41967,8 +43891,8 @@
       <w:pPr>
         <w:pStyle w:val="TABLE-title"/>
       </w:pPr>
-      <w:bookmarkStart w:id="321" w:name="_Tab_handling_of_opc_ua_namespaces_tab1"/>
-      <w:bookmarkStart w:id="322" w:name="_Toc236398962"/>
+      <w:bookmarkStart w:id="327" w:name="_Tab_handling_of_opc_ua_namespaces_tab1"/>
+      <w:bookmarkStart w:id="328" w:name="_Toc236468470"/>
       <w:r>
         <w:t xml:space="preserve">Table </w:t>
       </w:r>
@@ -41985,7 +43909,7 @@
         <w:rPr>
           <w:noProof/>
         </w:rPr>
-        <w:t>27</w:t>
+        <w:t>29</w:t>
       </w:r>
       <w:r>
         <w:fldChar w:fldCharType="end"/>
@@ -41993,8 +43917,8 @@
       <w:r>
         <w:t xml:space="preserve"> – Namespaces used in an OpenUSD Server</w:t>
       </w:r>
-      <w:bookmarkEnd w:id="321"/>
-      <w:bookmarkEnd w:id="322"/>
+      <w:bookmarkEnd w:id="327"/>
+      <w:bookmarkEnd w:id="328"/>
     </w:p>
     <w:tbl>
       <w:tblPr>
@@ -42292,9 +44216,9 @@
       <w:pPr>
         <w:pStyle w:val="TABLE-title"/>
       </w:pPr>
-      <w:bookmarkStart w:id="323" w:name="_Tab_handling_of_opc_ua_namespaces_tab2"/>
-      <w:bookmarkStart w:id="324" w:name="_Ref16577438"/>
-      <w:bookmarkStart w:id="325" w:name="_Toc236398963"/>
+      <w:bookmarkStart w:id="329" w:name="_Tab_handling_of_opc_ua_namespaces_tab2"/>
+      <w:bookmarkStart w:id="330" w:name="_Ref16577438"/>
+      <w:bookmarkStart w:id="331" w:name="_Toc236468471"/>
       <w:r>
         <w:t xml:space="preserve">Table </w:t>
       </w:r>
@@ -42311,7 +44235,7 @@
         <w:rPr>
           <w:noProof/>
         </w:rPr>
-        <w:t>28</w:t>
+        <w:t>30</w:t>
       </w:r>
       <w:r>
         <w:fldChar w:fldCharType="end"/>
@@ -42319,9 +44243,9 @@
       <w:r>
         <w:t xml:space="preserve"> – Namespaces used in this document</w:t>
       </w:r>
-      <w:bookmarkEnd w:id="323"/>
-      <w:bookmarkEnd w:id="324"/>
-      <w:bookmarkEnd w:id="325"/>
+      <w:bookmarkEnd w:id="329"/>
+      <w:bookmarkEnd w:id="330"/>
+      <w:bookmarkEnd w:id="331"/>
     </w:p>
     <w:tbl>
       <w:tblPr>
@@ -42544,14 +44468,14 @@
         <w:lastRenderedPageBreak/>
         <w:br/>
       </w:r>
-      <w:bookmarkStart w:id="326" w:name="_Toc355080571"/>
-      <w:bookmarkStart w:id="327" w:name="_Toc358798318"/>
-      <w:bookmarkStart w:id="328" w:name="_Toc358802876"/>
-      <w:bookmarkStart w:id="329" w:name="_Toc358803017"/>
-      <w:bookmarkStart w:id="330" w:name="_Toc359335763"/>
-      <w:bookmarkStart w:id="331" w:name="_Ref37835123"/>
-      <w:bookmarkStart w:id="332" w:name="_Toc184117011"/>
-      <w:bookmarkStart w:id="333" w:name="_Toc236398918"/>
+      <w:bookmarkStart w:id="332" w:name="_Toc355080571"/>
+      <w:bookmarkStart w:id="333" w:name="_Toc358798318"/>
+      <w:bookmarkStart w:id="334" w:name="_Toc358802876"/>
+      <w:bookmarkStart w:id="335" w:name="_Toc358803017"/>
+      <w:bookmarkStart w:id="336" w:name="_Toc359335763"/>
+      <w:bookmarkStart w:id="337" w:name="_Ref37835123"/>
+      <w:bookmarkStart w:id="338" w:name="_Toc184117011"/>
+      <w:bookmarkStart w:id="339" w:name="_Toc236468424"/>
       <w:r>
         <w:rPr>
           <w:b w:val="0"/>
@@ -42576,73 +44500,73 @@
         </w:rPr>
         <w:br/>
       </w:r>
-      <w:bookmarkEnd w:id="326"/>
-      <w:bookmarkEnd w:id="327"/>
-      <w:bookmarkEnd w:id="328"/>
-      <w:bookmarkEnd w:id="329"/>
-      <w:bookmarkEnd w:id="330"/>
-      <w:r>
-        <w:rPr>
-          <w:color w:val="FF0000"/>
-        </w:rPr>
-        <w:t>Schema Registry</w:t>
-      </w:r>
-      <w:r>
-        <w:t xml:space="preserve"> namespace and mappings</w:t>
-      </w:r>
-      <w:bookmarkEnd w:id="331"/>
       <w:bookmarkEnd w:id="332"/>
       <w:bookmarkEnd w:id="333"/>
-    </w:p>
-    <w:p>
-      <w:pPr>
-        <w:pStyle w:val="ANNEX-heading1"/>
-      </w:pPr>
-      <w:bookmarkStart w:id="334" w:name="_Toc442691956"/>
-      <w:bookmarkStart w:id="335" w:name="_Toc29912017"/>
-      <w:bookmarkStart w:id="336" w:name="_Toc184117012"/>
-      <w:bookmarkStart w:id="337" w:name="_Hlk127250868"/>
-      <w:bookmarkStart w:id="338" w:name="_Toc236398919"/>
-      <w:r>
-        <w:t>NodeSet</w:t>
-      </w:r>
-      <w:r>
-        <w:t xml:space="preserve"> </w:t>
-      </w:r>
-      <w:r>
-        <w:t xml:space="preserve">and </w:t>
-      </w:r>
-      <w:r>
-        <w:t>s</w:t>
-      </w:r>
-      <w:r>
-        <w:t xml:space="preserve">upplementary </w:t>
-      </w:r>
-      <w:r>
-        <w:t>f</w:t>
-      </w:r>
-      <w:r>
-        <w:t>iles</w:t>
-      </w:r>
-      <w:r>
-        <w:t xml:space="preserve"> </w:t>
-      </w:r>
-      <w:r>
-        <w:t xml:space="preserve">for </w:t>
-      </w:r>
-      <w:r>
-        <w:rPr>
-          <w:color w:val="FF0000"/>
-        </w:rPr>
-        <w:t>Schema Registry</w:t>
-      </w:r>
-      <w:r>
-        <w:t xml:space="preserve"> Information Model</w:t>
-      </w:r>
       <w:bookmarkEnd w:id="334"/>
       <w:bookmarkEnd w:id="335"/>
       <w:bookmarkEnd w:id="336"/>
+      <w:r>
+        <w:rPr>
+          <w:color w:val="FF0000"/>
+        </w:rPr>
+        <w:t>Schema Registry</w:t>
+      </w:r>
+      <w:r>
+        <w:t xml:space="preserve"> namespace and mappings</w:t>
+      </w:r>
+      <w:bookmarkEnd w:id="337"/>
       <w:bookmarkEnd w:id="338"/>
+      <w:bookmarkEnd w:id="339"/>
+    </w:p>
+    <w:p>
+      <w:pPr>
+        <w:pStyle w:val="ANNEX-heading1"/>
+      </w:pPr>
+      <w:bookmarkStart w:id="340" w:name="_Toc442691956"/>
+      <w:bookmarkStart w:id="341" w:name="_Toc29912017"/>
+      <w:bookmarkStart w:id="342" w:name="_Toc184117012"/>
+      <w:bookmarkStart w:id="343" w:name="_Hlk127250868"/>
+      <w:bookmarkStart w:id="344" w:name="_Toc236468425"/>
+      <w:r>
+        <w:t>NodeSet</w:t>
+      </w:r>
+      <w:r>
+        <w:t xml:space="preserve"> </w:t>
+      </w:r>
+      <w:r>
+        <w:t xml:space="preserve">and </w:t>
+      </w:r>
+      <w:r>
+        <w:t>s</w:t>
+      </w:r>
+      <w:r>
+        <w:t xml:space="preserve">upplementary </w:t>
+      </w:r>
+      <w:r>
+        <w:t>f</w:t>
+      </w:r>
+      <w:r>
+        <w:t>iles</w:t>
+      </w:r>
+      <w:r>
+        <w:t xml:space="preserve"> </w:t>
+      </w:r>
+      <w:r>
+        <w:t xml:space="preserve">for </w:t>
+      </w:r>
+      <w:r>
+        <w:rPr>
+          <w:color w:val="FF0000"/>
+        </w:rPr>
+        <w:t>Schema Registry</w:t>
+      </w:r>
+      <w:r>
+        <w:t xml:space="preserve"> Information Model</w:t>
+      </w:r>
+      <w:bookmarkEnd w:id="340"/>
+      <w:bookmarkEnd w:id="341"/>
+      <w:bookmarkEnd w:id="342"/>
+      <w:bookmarkEnd w:id="344"/>
     </w:p>
     <w:p>
       <w:pPr>
@@ -43509,7 +45433,7 @@
         <w:rPr>
           <w:color w:val="FF0000"/>
         </w:rPr>
-        <w:t>0.2.0</w:t>
+        <w:t>0.3.0</w:t>
       </w:r>
       <w:r>
         <w:t>&amp;i=1</w:t>
@@ -43636,7 +45560,7 @@
           <w:color w:val="CC3300"/>
           <w:lang w:eastAsia="ja-JP"/>
         </w:rPr>
-        <w:t xml:space="preserve">The 0.2.0 is the string in the </w:t>
+        <w:t xml:space="preserve">The 0.3.0 is the string in the </w:t>
       </w:r>
       <w:r>
         <w:rPr>
@@ -43844,7 +45768,7 @@
         <w:rPr>
           <w:color w:val="FF0000"/>
         </w:rPr>
-        <w:t>0.2.0</w:t>
+        <w:t>0.3.0</w:t>
       </w:r>
       <w:r>
         <w:t>&amp;i=2</w:t>
@@ -44553,7 +46477,7 @@
         </w:rPr>
       </w:pPr>
     </w:p>
-    <w:bookmarkEnd w:id="337"/>
+    <w:bookmarkEnd w:id="343"/>
     <w:p>
       <w:pPr>
         <w:pStyle w:val="spacer"/>
@@ -44566,25 +46490,25 @@
       <w:pPr>
         <w:pStyle w:val="ANNEX-heading1"/>
       </w:pPr>
-      <w:bookmarkStart w:id="339" w:name="_Toc217732200"/>
-      <w:bookmarkStart w:id="340" w:name="_Toc217789981"/>
-      <w:bookmarkStart w:id="341" w:name="_Toc217732201"/>
-      <w:bookmarkStart w:id="342" w:name="_Toc217789982"/>
-      <w:bookmarkStart w:id="343" w:name="_Toc217732203"/>
-      <w:bookmarkStart w:id="344" w:name="_Toc217789984"/>
-      <w:bookmarkStart w:id="345" w:name="_Toc184117013"/>
-      <w:bookmarkStart w:id="346" w:name="_Toc236398920"/>
-      <w:bookmarkEnd w:id="339"/>
-      <w:bookmarkEnd w:id="340"/>
-      <w:bookmarkEnd w:id="341"/>
-      <w:bookmarkEnd w:id="342"/>
-      <w:bookmarkEnd w:id="343"/>
-      <w:bookmarkEnd w:id="344"/>
-      <w:r>
-        <w:t>Capability identifier</w:t>
-      </w:r>
+      <w:bookmarkStart w:id="345" w:name="_Toc217732200"/>
+      <w:bookmarkStart w:id="346" w:name="_Toc217789981"/>
+      <w:bookmarkStart w:id="347" w:name="_Toc217732201"/>
+      <w:bookmarkStart w:id="348" w:name="_Toc217789982"/>
+      <w:bookmarkStart w:id="349" w:name="_Toc217732203"/>
+      <w:bookmarkStart w:id="350" w:name="_Toc217789984"/>
+      <w:bookmarkStart w:id="351" w:name="_Toc184117013"/>
+      <w:bookmarkStart w:id="352" w:name="_Toc236468426"/>
       <w:bookmarkEnd w:id="345"/>
       <w:bookmarkEnd w:id="346"/>
+      <w:bookmarkEnd w:id="347"/>
+      <w:bookmarkEnd w:id="348"/>
+      <w:bookmarkEnd w:id="349"/>
+      <w:bookmarkEnd w:id="350"/>
+      <w:r>
+        <w:t>Capability identifier</w:t>
+      </w:r>
+      <w:bookmarkEnd w:id="351"/>
+      <w:bookmarkEnd w:id="352"/>
     </w:p>
     <w:p>
       <w:pPr>
@@ -44598,9 +46522,9 @@
           <w:color w:val="CC3300"/>
         </w:rPr>
       </w:pPr>
-      <w:bookmarkStart w:id="347" w:name="OLE_LINK16"/>
-      <w:bookmarkStart w:id="348" w:name="OLE_LINK17"/>
-      <w:bookmarkStart w:id="349" w:name="OLE_LINK18"/>
+      <w:bookmarkStart w:id="353" w:name="OLE_LINK16"/>
+      <w:bookmarkStart w:id="354" w:name="OLE_LINK17"/>
+      <w:bookmarkStart w:id="355" w:name="OLE_LINK18"/>
       <w:r>
         <w:rPr>
           <w:i/>
@@ -44614,9 +46538,9 @@
         </w:rPr>
         <w:t xml:space="preserve"> </w:t>
       </w:r>
-      <w:bookmarkEnd w:id="347"/>
-      <w:bookmarkEnd w:id="348"/>
-      <w:bookmarkEnd w:id="349"/>
+      <w:bookmarkEnd w:id="353"/>
+      <w:bookmarkEnd w:id="354"/>
+      <w:bookmarkEnd w:id="355"/>
       <w:r>
         <w:rPr>
           <w:color w:val="CC3300"/>
@@ -44850,11 +46774,11 @@
       <w:pPr>
         <w:pStyle w:val="ANNEX-heading1"/>
       </w:pPr>
-      <w:bookmarkStart w:id="350" w:name="_Toc236398921"/>
+      <w:bookmarkStart w:id="356" w:name="_Toc236468427"/>
       <w:r>
         <w:t>Node reference</w:t>
       </w:r>
-      <w:bookmarkEnd w:id="350"/>
+      <w:bookmarkEnd w:id="356"/>
     </w:p>
     <w:p>
       <w:pPr>
@@ -44868,8 +46792,8 @@
       <w:pPr>
         <w:pStyle w:val="TABLE-title"/>
       </w:pPr>
-      <w:bookmarkStart w:id="351" w:name="_Tab_annex_a_nodes"/>
-      <w:bookmarkStart w:id="352" w:name="_Toc236398964"/>
+      <w:bookmarkStart w:id="357" w:name="_Tab_annex_a_nodes"/>
+      <w:bookmarkStart w:id="358" w:name="_Toc236468472"/>
       <w:r>
         <w:lastRenderedPageBreak/>
         <w:t xml:space="preserve">Table </w:t>
@@ -44887,7 +46811,7 @@
         <w:rPr>
           <w:noProof/>
         </w:rPr>
-        <w:t>29</w:t>
+        <w:t>31</w:t>
       </w:r>
       <w:r>
         <w:fldChar w:fldCharType="end"/>
@@ -44895,8 +46819,8 @@
       <w:r>
         <w:t xml:space="preserve"> – Nodes defined by this document</w:t>
       </w:r>
-      <w:bookmarkEnd w:id="351"/>
-      <w:bookmarkEnd w:id="352"/>
+      <w:bookmarkEnd w:id="357"/>
+      <w:bookmarkEnd w:id="358"/>
     </w:p>
     <w:tbl>
       <w:tblPr>
@@ -45651,7 +47575,7 @@
               <w:pStyle w:val="TableText"/>
             </w:pPr>
             <w:r>
-              <w:t>The OPC UA namespace URI represented by this schema group (the xRegistry group key).</w:t>
+              <w:t>The OPC UA namespace URI represented by this schema group (the xRegistry group key). It is the group's source identity: the GroupId is the symbolic identifier constructed from it, and Name is this URI verbatim.</w:t>
             </w:r>
           </w:p>
         </w:tc>
@@ -46242,6 +48166,7 @@
               <w:pStyle w:val="TableText"/>
             </w:pPr>
             <w:r>
+              <w:lastRenderedPageBreak/>
               <w:t>ns=2;i=62512</w:t>
             </w:r>
           </w:p>
@@ -46323,7 +48248,6 @@
               <w:pStyle w:val="TableText"/>
             </w:pPr>
             <w:r>
-              <w:lastRenderedPageBreak/>
               <w:t>ns=2;i=62513</w:t>
             </w:r>
           </w:p>
@@ -46866,6 +48790,87 @@
           </w:p>
         </w:tc>
       </w:tr>
+      <w:tr>
+        <w:trPr>
+          <w:jc w:val="center"/>
+        </w:trPr>
+        <w:tc>
+          <w:tcPr>
+            <w:tcW w:w="1500" w:type="dxa"/>
+            <w:tcBorders>
+              <w:top w:val="single" w:sz="4" w:space="0" w:color="auto"/>
+              <w:left w:val="single" w:sz="4" w:space="0" w:color="auto"/>
+              <w:bottom w:val="single" w:sz="4" w:space="0" w:color="auto"/>
+              <w:right w:val="single" w:sz="4" w:space="0" w:color="auto"/>
+            </w:tcBorders>
+          </w:tcPr>
+          <w:p>
+            <w:pPr>
+              <w:pStyle w:val="TableText"/>
+            </w:pPr>
+            <w:r>
+              <w:t>ns=2;i=62519</w:t>
+            </w:r>
+          </w:p>
+        </w:tc>
+        <w:tc>
+          <w:tcPr>
+            <w:tcW w:w="2600" w:type="dxa"/>
+            <w:tcBorders>
+              <w:top w:val="single" w:sz="4" w:space="0" w:color="auto"/>
+              <w:left w:val="single" w:sz="4" w:space="0" w:color="auto"/>
+              <w:bottom w:val="single" w:sz="4" w:space="0" w:color="auto"/>
+              <w:right w:val="single" w:sz="4" w:space="0" w:color="auto"/>
+            </w:tcBorders>
+          </w:tcPr>
+          <w:p>
+            <w:pPr>
+              <w:pStyle w:val="TableText"/>
+            </w:pPr>
+            <w:r>
+              <w:t>SchemaName</w:t>
+            </w:r>
+          </w:p>
+        </w:tc>
+        <w:tc>
+          <w:tcPr>
+            <w:tcW w:w="1400" w:type="dxa"/>
+            <w:tcBorders>
+              <w:top w:val="single" w:sz="4" w:space="0" w:color="auto"/>
+              <w:left w:val="single" w:sz="4" w:space="0" w:color="auto"/>
+              <w:bottom w:val="single" w:sz="4" w:space="0" w:color="auto"/>
+              <w:right w:val="single" w:sz="4" w:space="0" w:color="auto"/>
+            </w:tcBorders>
+          </w:tcPr>
+          <w:p>
+            <w:pPr>
+              <w:pStyle w:val="TableText"/>
+            </w:pPr>
+            <w:r>
+              <w:t>Variable</w:t>
+            </w:r>
+          </w:p>
+        </w:tc>
+        <w:tc>
+          <w:tcPr>
+            <w:tcW w:w="3426" w:type="dxa"/>
+            <w:tcBorders>
+              <w:top w:val="single" w:sz="4" w:space="0" w:color="auto"/>
+              <w:left w:val="single" w:sz="4" w:space="0" w:color="auto"/>
+              <w:bottom w:val="single" w:sz="4" w:space="0" w:color="auto"/>
+              <w:right w:val="single" w:sz="4" w:space="0" w:color="auto"/>
+            </w:tcBorders>
+          </w:tcPr>
+          <w:p>
+            <w:pPr>
+              <w:pStyle w:val="TableText"/>
+            </w:pPr>
+            <w:r>
+              <w:t>The name of the subject this schema describes - the DataType BrowseName for a reference DataType schema, or the DataSetName for a PubSub DataSet schema. Together with Format it is the schema's source identity: the ResourceId is the symbolic identifier constructed from the pair, and it is invariant across the schema's versions. It is not the SchemaId, which fingerprints one version's document bytes.</w:t>
+            </w:r>
+          </w:p>
+        </w:tc>
+      </w:tr>
     </w:tbl>
     <w:p>
       <w:pPr>
@@ -46876,8 +48881,8 @@
       <w:pPr>
         <w:pStyle w:val="ANNEXtitle"/>
       </w:pPr>
-      <w:bookmarkStart w:id="353" w:name="_Annex_cB"/>
-      <w:bookmarkStart w:id="354" w:name="_Toc236398922"/>
+      <w:bookmarkStart w:id="359" w:name="_Annex_cB"/>
+      <w:bookmarkStart w:id="360" w:name="_Toc236468428"/>
       <w:r>
         <w:lastRenderedPageBreak/>
         <w:t>(informative)</w:t>
@@ -46889,8 +48894,8 @@
         <w:br/>
         <w:t>Federation and OPC UA to HTTP resolution parity</w:t>
       </w:r>
-      <w:bookmarkEnd w:id="353"/>
-      <w:bookmarkEnd w:id="354"/>
+      <w:bookmarkEnd w:id="359"/>
+      <w:bookmarkEnd w:id="360"/>
     </w:p>
     <w:p>
       <w:pPr>
@@ -47064,13 +49069,13 @@
         <w:fldChar w:fldCharType="begin"/>
       </w:r>
       <w:r>
-        <w:instrText xml:space="preserve"> REF _Clause_c6_10 \r \h </w:instrText>
+        <w:instrText xml:space="preserve"> REF _Clause_c6_11 \r \h </w:instrText>
       </w:r>
       <w:r>
         <w:fldChar w:fldCharType="separate"/>
       </w:r>
       <w:r>
-        <w:t>6.10</w:t>
+        <w:t>6.11</w:t>
       </w:r>
       <w:r>
         <w:fldChar w:fldCharType="end"/>
@@ -47338,8 +49343,8 @@
       <w:pPr>
         <w:pStyle w:val="ANNEXtitle"/>
       </w:pPr>
-      <w:bookmarkStart w:id="355" w:name="_Annex_cC"/>
-      <w:bookmarkStart w:id="356" w:name="_Toc236398923"/>
+      <w:bookmarkStart w:id="361" w:name="_Annex_cC"/>
+      <w:bookmarkStart w:id="362" w:name="_Toc236468429"/>
       <w:r>
         <w:lastRenderedPageBreak/>
         <w:t>(normative)</w:t>
@@ -47351,8 +49356,8 @@
         <w:br/>
         <w:t>PubSub DataSet schema profile</w:t>
       </w:r>
-      <w:bookmarkEnd w:id="355"/>
-      <w:bookmarkEnd w:id="356"/>
+      <w:bookmarkEnd w:id="361"/>
+      <w:bookmarkEnd w:id="362"/>
     </w:p>
     <w:p>
       <w:pPr>
@@ -47383,13 +49388,13 @@
         <w:fldChar w:fldCharType="begin"/>
       </w:r>
       <w:r>
-        <w:instrText xml:space="preserve"> REF _Clause_c6_9 \r \h </w:instrText>
+        <w:instrText xml:space="preserve"> REF _Clause_c6_10 \r \h </w:instrText>
       </w:r>
       <w:r>
         <w:fldChar w:fldCharType="separate"/>
       </w:r>
       <w:r>
-        <w:t>6.9</w:t>
+        <w:t>6.10</w:t>
       </w:r>
       <w:r>
         <w:fldChar w:fldCharType="end"/>
@@ -47429,13 +49434,13 @@
       <w:pPr>
         <w:pStyle w:val="ANNEX-heading1"/>
       </w:pPr>
-      <w:bookmarkStart w:id="357" w:name="_Clause_cC_1"/>
-      <w:bookmarkStart w:id="358" w:name="_Toc236398924"/>
+      <w:bookmarkStart w:id="363" w:name="_Clause_cC_1"/>
+      <w:bookmarkStart w:id="364" w:name="_Toc236468430"/>
       <w:r>
         <w:t>ConfigurationVersion-keyed evolution</w:t>
       </w:r>
-      <w:bookmarkEnd w:id="357"/>
-      <w:bookmarkEnd w:id="358"/>
+      <w:bookmarkEnd w:id="363"/>
+      <w:bookmarkEnd w:id="364"/>
     </w:p>
     <w:p>
       <w:pPr>
@@ -47679,13 +49684,13 @@
       <w:pPr>
         <w:pStyle w:val="ANNEX-heading1"/>
       </w:pPr>
-      <w:bookmarkStart w:id="359" w:name="_Clause_cC_2"/>
-      <w:bookmarkStart w:id="360" w:name="_Toc236398925"/>
+      <w:bookmarkStart w:id="365" w:name="_Clause_cC_2"/>
+      <w:bookmarkStart w:id="366" w:name="_Toc236468431"/>
       <w:r>
         <w:t>Open unions subject to aggregation</w:t>
       </w:r>
-      <w:bookmarkEnd w:id="359"/>
-      <w:bookmarkEnd w:id="360"/>
+      <w:bookmarkEnd w:id="365"/>
+      <w:bookmarkEnd w:id="366"/>
     </w:p>
     <w:p>
       <w:pPr>
@@ -47971,13 +49976,13 @@
       <w:pPr>
         <w:pStyle w:val="ANNEX-heading1"/>
       </w:pPr>
-      <w:bookmarkStart w:id="361" w:name="_Clause_cC_3"/>
-      <w:bookmarkStart w:id="362" w:name="_Toc236398926"/>
+      <w:bookmarkStart w:id="367" w:name="_Clause_cC_3"/>
+      <w:bookmarkStart w:id="368" w:name="_Toc236468432"/>
       <w:r>
         <w:t>Append-only rule</w:t>
       </w:r>
-      <w:bookmarkEnd w:id="361"/>
-      <w:bookmarkEnd w:id="362"/>
+      <w:bookmarkEnd w:id="367"/>
+      <w:bookmarkEnd w:id="368"/>
     </w:p>
     <w:p>
       <w:pPr>
@@ -48273,13 +50278,13 @@
       <w:pPr>
         <w:pStyle w:val="ANNEX-heading1"/>
       </w:pPr>
-      <w:bookmarkStart w:id="363" w:name="_Clause_cC_4"/>
-      <w:bookmarkStart w:id="364" w:name="_Toc236398927"/>
+      <w:bookmarkStart w:id="369" w:name="_Clause_cC_4"/>
+      <w:bookmarkStart w:id="370" w:name="_Toc236468433"/>
       <w:r>
         <w:t>PubSub integration touch-points</w:t>
       </w:r>
-      <w:bookmarkEnd w:id="363"/>
-      <w:bookmarkEnd w:id="364"/>
+      <w:bookmarkEnd w:id="369"/>
+      <w:bookmarkEnd w:id="370"/>
     </w:p>
     <w:p>
       <w:pPr>
@@ -48319,13 +50324,13 @@
         <w:fldChar w:fldCharType="begin"/>
       </w:r>
       <w:r>
-        <w:instrText xml:space="preserve"> REF _Clause_c6_13 \r \h </w:instrText>
+        <w:instrText xml:space="preserve"> REF _Clause_c6_14 \r \h </w:instrText>
       </w:r>
       <w:r>
         <w:fldChar w:fldCharType="separate"/>
       </w:r>
       <w:r>
-        <w:t>6.13</w:t>
+        <w:t>6.14</w:t>
       </w:r>
       <w:r>
         <w:fldChar w:fldCharType="end"/>
@@ -48364,13 +50369,13 @@
         <w:fldChar w:fldCharType="begin"/>
       </w:r>
       <w:r>
-        <w:instrText xml:space="preserve"> REF _Clause_c6_10 \r \h </w:instrText>
+        <w:instrText xml:space="preserve"> REF _Clause_c6_11 \r \h </w:instrText>
       </w:r>
       <w:r>
         <w:fldChar w:fldCharType="separate"/>
       </w:r>
       <w:r>
-        <w:t>6.10</w:t>
+        <w:t>6.11</w:t>
       </w:r>
       <w:r>
         <w:fldChar w:fldCharType="end"/>
@@ -48383,13 +50388,13 @@
       <w:pPr>
         <w:pStyle w:val="ANNEX-heading1"/>
       </w:pPr>
-      <w:bookmarkStart w:id="365" w:name="_Clause_cC_5"/>
-      <w:bookmarkStart w:id="366" w:name="_Toc236398928"/>
+      <w:bookmarkStart w:id="371" w:name="_Clause_cC_5"/>
+      <w:bookmarkStart w:id="372" w:name="_Toc236468434"/>
       <w:r>
         <w:t>Example</w:t>
       </w:r>
-      <w:bookmarkEnd w:id="365"/>
-      <w:bookmarkEnd w:id="366"/>
+      <w:bookmarkEnd w:id="371"/>
+      <w:bookmarkEnd w:id="372"/>
     </w:p>
     <w:p>
       <w:pPr>
@@ -48592,8 +50597,8 @@
       <w:pPr>
         <w:pStyle w:val="ANNEXtitle"/>
       </w:pPr>
-      <w:bookmarkStart w:id="367" w:name="_Annex_cD"/>
-      <w:bookmarkStart w:id="368" w:name="_Toc236398929"/>
+      <w:bookmarkStart w:id="373" w:name="_Annex_cD"/>
+      <w:bookmarkStart w:id="374" w:name="_Toc236468435"/>
       <w:r>
         <w:lastRenderedPageBreak/>
         <w:t>(informative)</w:t>
@@ -48605,8 +50610,8 @@
         <w:br/>
         <w:t>HTTP binding correspondence</w:t>
       </w:r>
-      <w:bookmarkEnd w:id="367"/>
-      <w:bookmarkEnd w:id="368"/>
+      <w:bookmarkEnd w:id="373"/>
+      <w:bookmarkEnd w:id="374"/>
     </w:p>
     <w:p>
       <w:pPr>
@@ -48710,8 +50715,8 @@
       <w:pPr>
         <w:pStyle w:val="TABLE-title"/>
       </w:pPr>
-      <w:bookmarkStart w:id="369" w:name="_Tab_http_binding_correspondence_tab1"/>
-      <w:bookmarkStart w:id="370" w:name="_Toc236398965"/>
+      <w:bookmarkStart w:id="375" w:name="_Tab_http_binding_correspondence_tab1"/>
+      <w:bookmarkStart w:id="376" w:name="_Toc236468473"/>
       <w:r>
         <w:t xml:space="preserve">Table </w:t>
       </w:r>
@@ -48728,7 +50733,7 @@
         <w:rPr>
           <w:noProof/>
         </w:rPr>
-        <w:t>30</w:t>
+        <w:t>32</w:t>
       </w:r>
       <w:r>
         <w:fldChar w:fldCharType="end"/>
@@ -48736,8 +50741,8 @@
       <w:r>
         <w:t xml:space="preserve"> – HTTP binding correspondence</w:t>
       </w:r>
-      <w:bookmarkEnd w:id="369"/>
-      <w:bookmarkEnd w:id="370"/>
+      <w:bookmarkEnd w:id="375"/>
+      <w:bookmarkEnd w:id="376"/>
     </w:p>
     <w:tbl>
       <w:tblPr>
@@ -49697,13 +51702,13 @@
               <w:fldChar w:fldCharType="begin"/>
             </w:r>
             <w:r>
-              <w:instrText xml:space="preserve"> REF _Clause_c6_12_2 \r \h </w:instrText>
+              <w:instrText xml:space="preserve"> REF _Clause_c6_13_2 \r \h </w:instrText>
             </w:r>
             <w:r>
               <w:fldChar w:fldCharType="separate"/>
             </w:r>
             <w:r>
-              <w:t>6.12.2</w:t>
+              <w:t>6.13.2</w:t>
             </w:r>
             <w:r>
               <w:fldChar w:fldCharType="end"/>
@@ -50086,7 +52091,7 @@
     </w:r>
     <w:fldSimple w:instr=" DOCPROPERTY  HeaderRight  \* MERGEFORMAT ">
       <w:r>
-        <w:t>Draft 0.2.0</w:t>
+        <w:t>Draft 0.3.0</w:t>
       </w:r>
     </w:fldSimple>
   </w:p>
@@ -50133,7 +52138,7 @@
     </w:r>
     <w:fldSimple w:instr=" DOCPROPERTY  HeaderRight  \* MERGEFORMAT ">
       <w:r>
-        <w:t>Draft 0.2.0</w:t>
+        <w:t>Draft 0.3.0</w:t>
       </w:r>
     </w:fldSimple>
   </w:p>
@@ -50153,7 +52158,7 @@
     </w:pPr>
     <w:fldSimple w:instr=" DOCPROPERTY  HeaderRight  \* MERGEFORMAT ">
       <w:r>
-        <w:t>Draft 0.2.0</w:t>
+        <w:t>Draft 0.3.0</w:t>
       </w:r>
     </w:fldSimple>
     <w:r>
@@ -50271,7 +52276,7 @@
     </w:r>
     <w:fldSimple w:instr=" DOCPROPERTY  HeaderRight  \* MERGEFORMAT ">
       <w:r>
-        <w:t>Draft 0.2.0</w:t>
+        <w:t>Draft 0.3.0</w:t>
       </w:r>
     </w:fldSimple>
   </w:p>

--- a/word-drafts/OPC-UA-Schema-Registry.docx
+++ b/word-drafts/OPC-UA-Schema-Registry.docx
@@ -1,6 +1,6 @@
 
 <file path=word/document.xml><?xml version="1.0" encoding="utf-8"?>
-<w:document xmlns:wpc="http://schemas.microsoft.com/office/word/2010/wordprocessingCanvas" xmlns:cx="http://schemas.microsoft.com/office/drawing/2014/chartex" xmlns:cx1="http://schemas.microsoft.com/office/drawing/2015/9/8/chartex" xmlns:cx2="http://schemas.microsoft.com/office/drawing/2015/10/21/chartex" xmlns:cx3="http://schemas.microsoft.com/office/drawing/2016/5/9/chartex" xmlns:cx4="http://schemas.microsoft.com/office/drawing/2016/5/10/chartex" xmlns:cx5="http://schemas.microsoft.com/office/drawing/2016/5/11/chartex" xmlns:cx6="http://schemas.microsoft.com/office/drawing/2016/5/12/chartex" xmlns:cx7="http://schemas.microsoft.com/office/drawing/2016/5/13/chartex" xmlns:cx8="http://schemas.microsoft.com/office/drawing/2016/5/14/chartex" xmlns:mc="http://schemas.openxmlformats.org/markup-compatibility/2006" xmlns:aink="http://schemas.microsoft.com/office/drawing/2016/ink" xmlns:am3d="http://schemas.microsoft.com/office/drawing/2017/model3d" xmlns:o="urn:schemas-microsoft-com:office:office" xmlns:oel="http://schemas.microsoft.com/office/2019/extlst" xmlns:r="http://schemas.openxmlformats.org/officeDocument/2006/relationships" xmlns:m="http://schemas.openxmlformats.org/officeDocument/2006/math" xmlns:v="urn:schemas-microsoft-com:vml" xmlns:wp14="http://schemas.microsoft.com/office/word/2010/wordprocessingDrawing" xmlns:wp="http://schemas.openxmlformats.org/drawingml/2006/wordprocessingDrawing" xmlns:w10="urn:schemas-microsoft-com:office:word" xmlns:w="http://schemas.openxmlformats.org/wordprocessingml/2006/main" xmlns:w14="http://schemas.microsoft.com/office/word/2010/wordml" xmlns:w15="http://schemas.microsoft.com/office/word/2012/wordml" xmlns:w16cei="http://schemas.microsoft.com/office/word/2026/wordml/cei" xmlns:w16cex="http://schemas.microsoft.com/office/word/2018/wordml/cex" xmlns:w16cid="http://schemas.microsoft.com/office/word/2016/wordml/cid" xmlns:w16="http://schemas.microsoft.com/office/word/2018/wordml" xmlns:w16du="http://schemas.microsoft.com/office/word/2023/wordml/word16du" xmlns:w16sdtdh="http://schemas.microsoft.com/office/word/2020/wordml/sdtdatahash" xmlns:w16sdtfl="http://schemas.microsoft.com/office/word/2024/wordml/sdtformatlock" xmlns:w16se="http://schemas.microsoft.com/office/word/2015/wordml/symex" xmlns:wpg="http://schemas.microsoft.com/office/word/2010/wordprocessingGroup" xmlns:wpi="http://schemas.microsoft.com/office/word/2010/wordprocessingInk" xmlns:wne="http://schemas.microsoft.com/office/word/2006/wordml" xmlns:wps="http://schemas.microsoft.com/office/word/2010/wordprocessingShape" mc:Ignorable="w14 w15 w16se w16cid w16 w16cex w16sdtdh w16sdtfl w16du wp14">
+<w:document xmlns:wpc="http://schemas.microsoft.com/office/word/2010/wordprocessingCanvas" xmlns:cx="http://schemas.microsoft.com/office/drawing/2014/chartex" xmlns:cx1="http://schemas.microsoft.com/office/drawing/2015/9/8/chartex" xmlns:cx2="http://schemas.microsoft.com/office/drawing/2015/10/21/chartex" xmlns:cx3="http://schemas.microsoft.com/office/drawing/2016/5/9/chartex" xmlns:cx4="http://schemas.microsoft.com/office/drawing/2016/5/10/chartex" xmlns:cx5="http://schemas.microsoft.com/office/drawing/2016/5/11/chartex" xmlns:cx6="http://schemas.microsoft.com/office/drawing/2016/5/12/chartex" xmlns:cx7="http://schemas.microsoft.com/office/drawing/2016/5/13/chartex" xmlns:cx8="http://schemas.microsoft.com/office/drawing/2016/5/14/chartex" xmlns:mc="http://schemas.openxmlformats.org/markup-compatibility/2006" xmlns:aink="http://schemas.microsoft.com/office/drawing/2016/ink" xmlns:am3d="http://schemas.microsoft.com/office/drawing/2017/model3d" xmlns:o="urn:schemas-microsoft-com:office:office" xmlns:oel="http://schemas.microsoft.com/office/2019/extlst" xmlns:r="http://schemas.openxmlformats.org/officeDocument/2006/relationships" xmlns:m="http://schemas.openxmlformats.org/officeDocument/2006/math" xmlns:v="urn:schemas-microsoft-com:vml" xmlns:wp14="http://schemas.microsoft.com/office/word/2010/wordprocessingDrawing" xmlns:wp="http://schemas.openxmlformats.org/drawingml/2006/wordprocessingDrawing" xmlns:w10="urn:schemas-microsoft-com:office:word" xmlns:w="http://schemas.openxmlformats.org/wordprocessingml/2006/main" xmlns:w14="http://schemas.microsoft.com/office/word/2010/wordml" xmlns:w15="http://schemas.microsoft.com/office/word/2012/wordml" xmlns:w16cex="http://schemas.microsoft.com/office/word/2018/wordml/cex" xmlns:w16cid="http://schemas.microsoft.com/office/word/2016/wordml/cid" xmlns:w16="http://schemas.microsoft.com/office/word/2018/wordml" xmlns:w16du="http://schemas.microsoft.com/office/word/2023/wordml/word16du" xmlns:w16sdtdh="http://schemas.microsoft.com/office/word/2020/wordml/sdtdatahash" xmlns:w16sdtfl="http://schemas.microsoft.com/office/word/2024/wordml/sdtformatlock" xmlns:w16se="http://schemas.microsoft.com/office/word/2015/wordml/symex" xmlns:wpg="http://schemas.microsoft.com/office/word/2010/wordprocessingGroup" xmlns:wpi="http://schemas.microsoft.com/office/word/2010/wordprocessingInk" xmlns:wne="http://schemas.microsoft.com/office/word/2006/wordml" xmlns:wps="http://schemas.microsoft.com/office/word/2010/wordprocessingShape" mc:Ignorable="w14 w15 w16se w16cid w16 w16cex w16sdtdh w16sdtfl w16du wp14">
   <w:body>
     <w:p>
       <w:r>
@@ -4167,7 +4167,7 @@
           <w:kern w:val="2"/>
           <w:sz w:val="24"/>
           <w:szCs w:val="24"/>
-          <w:lang w:val="en-DE" w:eastAsia="en-DE"/>
+          <w:lang w:val="en-US" w:eastAsia="en-US"/>
           <w14:ligatures w14:val="standardContextual"/>
         </w:rPr>
       </w:pPr>
@@ -4180,7 +4180,7 @@
       <w:r>
         <w:fldChar w:fldCharType="separate"/>
       </w:r>
-      <w:hyperlink w:anchor="_Toc236468375" w:history="1">
+      <w:hyperlink w:anchor="_Toc236987102" w:history="1">
         <w:r>
           <w:rPr>
             <w:rStyle w:val="Hyperlink"/>
@@ -4194,7 +4194,7 @@
             <w:kern w:val="2"/>
             <w:sz w:val="24"/>
             <w:szCs w:val="24"/>
-            <w:lang w:val="en-DE" w:eastAsia="en-DE"/>
+            <w:lang w:val="en-US" w:eastAsia="en-US"/>
             <w14:ligatures w14:val="standardContextual"/>
           </w:rPr>
           <w:tab/>
@@ -4221,7 +4221,7 @@
           <w:rPr>
             <w:webHidden/>
           </w:rPr>
-          <w:instrText xml:space="preserve"> PAGEREF _Toc236468375 \h </w:instrText>
+          <w:instrText xml:space="preserve"> PAGEREF _Toc236987102 \h </w:instrText>
         </w:r>
         <w:r>
           <w:rPr>
@@ -4257,11 +4257,11 @@
           <w:kern w:val="2"/>
           <w:sz w:val="24"/>
           <w:szCs w:val="24"/>
-          <w:lang w:val="en-DE" w:eastAsia="en-DE"/>
+          <w:lang w:val="en-US" w:eastAsia="en-US"/>
           <w14:ligatures w14:val="standardContextual"/>
         </w:rPr>
       </w:pPr>
-      <w:hyperlink w:anchor="_Toc236468376" w:history="1">
+      <w:hyperlink w:anchor="_Toc236987103" w:history="1">
         <w:r>
           <w:rPr>
             <w:rStyle w:val="Hyperlink"/>
@@ -4275,7 +4275,7 @@
             <w:kern w:val="2"/>
             <w:sz w:val="24"/>
             <w:szCs w:val="24"/>
-            <w:lang w:val="en-DE" w:eastAsia="en-DE"/>
+            <w:lang w:val="en-US" w:eastAsia="en-US"/>
             <w14:ligatures w14:val="standardContextual"/>
           </w:rPr>
           <w:tab/>
@@ -4302,7 +4302,7 @@
           <w:rPr>
             <w:webHidden/>
           </w:rPr>
-          <w:instrText xml:space="preserve"> PAGEREF _Toc236468376 \h </w:instrText>
+          <w:instrText xml:space="preserve"> PAGEREF _Toc236987103 \h </w:instrText>
         </w:r>
         <w:r>
           <w:rPr>
@@ -4338,11 +4338,11 @@
           <w:kern w:val="2"/>
           <w:sz w:val="24"/>
           <w:szCs w:val="24"/>
-          <w:lang w:val="en-DE" w:eastAsia="en-DE"/>
+          <w:lang w:val="en-US" w:eastAsia="en-US"/>
           <w14:ligatures w14:val="standardContextual"/>
         </w:rPr>
       </w:pPr>
-      <w:hyperlink w:anchor="_Toc236468377" w:history="1">
+      <w:hyperlink w:anchor="_Toc236987104" w:history="1">
         <w:r>
           <w:rPr>
             <w:rStyle w:val="Hyperlink"/>
@@ -4356,7 +4356,7 @@
             <w:kern w:val="2"/>
             <w:sz w:val="24"/>
             <w:szCs w:val="24"/>
-            <w:lang w:val="en-DE" w:eastAsia="en-DE"/>
+            <w:lang w:val="en-US" w:eastAsia="en-US"/>
             <w14:ligatures w14:val="standardContextual"/>
           </w:rPr>
           <w:tab/>
@@ -4383,7 +4383,7 @@
           <w:rPr>
             <w:webHidden/>
           </w:rPr>
-          <w:instrText xml:space="preserve"> PAGEREF _Toc236468377 \h </w:instrText>
+          <w:instrText xml:space="preserve"> PAGEREF _Toc236987104 \h </w:instrText>
         </w:r>
         <w:r>
           <w:rPr>
@@ -4419,11 +4419,11 @@
           <w:kern w:val="2"/>
           <w:sz w:val="24"/>
           <w:szCs w:val="24"/>
-          <w:lang w:val="en-DE" w:eastAsia="en-DE"/>
+          <w:lang w:val="en-US" w:eastAsia="en-US"/>
           <w14:ligatures w14:val="standardContextual"/>
         </w:rPr>
       </w:pPr>
-      <w:hyperlink w:anchor="_Toc236468378" w:history="1">
+      <w:hyperlink w:anchor="_Toc236987105" w:history="1">
         <w:r>
           <w:rPr>
             <w:rStyle w:val="Hyperlink"/>
@@ -4437,7 +4437,7 @@
             <w:kern w:val="2"/>
             <w:sz w:val="24"/>
             <w:szCs w:val="24"/>
-            <w:lang w:val="en-DE" w:eastAsia="en-DE"/>
+            <w:lang w:val="en-US" w:eastAsia="en-US"/>
             <w14:ligatures w14:val="standardContextual"/>
           </w:rPr>
           <w:tab/>
@@ -4464,7 +4464,7 @@
           <w:rPr>
             <w:webHidden/>
           </w:rPr>
-          <w:instrText xml:space="preserve"> PAGEREF _Toc236468378 \h </w:instrText>
+          <w:instrText xml:space="preserve"> PAGEREF _Toc236987105 \h </w:instrText>
         </w:r>
         <w:r>
           <w:rPr>
@@ -4500,11 +4500,11 @@
           <w:kern w:val="2"/>
           <w:sz w:val="24"/>
           <w:szCs w:val="24"/>
-          <w:lang w:val="en-DE" w:eastAsia="en-DE"/>
+          <w:lang w:val="en-US" w:eastAsia="en-US"/>
           <w14:ligatures w14:val="standardContextual"/>
         </w:rPr>
       </w:pPr>
-      <w:hyperlink w:anchor="_Toc236468379" w:history="1">
+      <w:hyperlink w:anchor="_Toc236987106" w:history="1">
         <w:r>
           <w:rPr>
             <w:rStyle w:val="Hyperlink"/>
@@ -4518,7 +4518,7 @@
             <w:kern w:val="2"/>
             <w:sz w:val="24"/>
             <w:szCs w:val="24"/>
-            <w:lang w:val="en-DE" w:eastAsia="en-DE"/>
+            <w:lang w:val="en-US" w:eastAsia="en-US"/>
             <w14:ligatures w14:val="standardContextual"/>
           </w:rPr>
           <w:tab/>
@@ -4545,7 +4545,7 @@
           <w:rPr>
             <w:webHidden/>
           </w:rPr>
-          <w:instrText xml:space="preserve"> PAGEREF _Toc236468379 \h </w:instrText>
+          <w:instrText xml:space="preserve"> PAGEREF _Toc236987106 \h </w:instrText>
         </w:r>
         <w:r>
           <w:rPr>
@@ -4581,11 +4581,11 @@
           <w:kern w:val="2"/>
           <w:sz w:val="24"/>
           <w:szCs w:val="24"/>
-          <w:lang w:val="en-DE" w:eastAsia="en-DE"/>
+          <w:lang w:val="en-US" w:eastAsia="en-US"/>
           <w14:ligatures w14:val="standardContextual"/>
         </w:rPr>
       </w:pPr>
-      <w:hyperlink w:anchor="_Toc236468380" w:history="1">
+      <w:hyperlink w:anchor="_Toc236987107" w:history="1">
         <w:r>
           <w:rPr>
             <w:rStyle w:val="Hyperlink"/>
@@ -4599,7 +4599,7 @@
             <w:kern w:val="2"/>
             <w:sz w:val="24"/>
             <w:szCs w:val="24"/>
-            <w:lang w:val="en-DE" w:eastAsia="en-DE"/>
+            <w:lang w:val="en-US" w:eastAsia="en-US"/>
             <w14:ligatures w14:val="standardContextual"/>
           </w:rPr>
           <w:tab/>
@@ -4626,7 +4626,7 @@
           <w:rPr>
             <w:webHidden/>
           </w:rPr>
-          <w:instrText xml:space="preserve"> PAGEREF _Toc236468380 \h </w:instrText>
+          <w:instrText xml:space="preserve"> PAGEREF _Toc236987107 \h </w:instrText>
         </w:r>
         <w:r>
           <w:rPr>
@@ -4662,11 +4662,11 @@
           <w:kern w:val="2"/>
           <w:sz w:val="24"/>
           <w:szCs w:val="24"/>
-          <w:lang w:val="en-DE" w:eastAsia="en-DE"/>
+          <w:lang w:val="en-US" w:eastAsia="en-US"/>
           <w14:ligatures w14:val="standardContextual"/>
         </w:rPr>
       </w:pPr>
-      <w:hyperlink w:anchor="_Toc236468381" w:history="1">
+      <w:hyperlink w:anchor="_Toc236987108" w:history="1">
         <w:r>
           <w:rPr>
             <w:rStyle w:val="Hyperlink"/>
@@ -4680,7 +4680,7 @@
             <w:kern w:val="2"/>
             <w:sz w:val="24"/>
             <w:szCs w:val="24"/>
-            <w:lang w:val="en-DE" w:eastAsia="en-DE"/>
+            <w:lang w:val="en-US" w:eastAsia="en-US"/>
             <w14:ligatures w14:val="standardContextual"/>
           </w:rPr>
           <w:tab/>
@@ -4707,7 +4707,7 @@
           <w:rPr>
             <w:webHidden/>
           </w:rPr>
-          <w:instrText xml:space="preserve"> PAGEREF _Toc236468381 \h </w:instrText>
+          <w:instrText xml:space="preserve"> PAGEREF _Toc236987108 \h </w:instrText>
         </w:r>
         <w:r>
           <w:rPr>
@@ -4743,11 +4743,11 @@
           <w:kern w:val="2"/>
           <w:sz w:val="24"/>
           <w:szCs w:val="24"/>
-          <w:lang w:val="en-DE" w:eastAsia="en-DE"/>
+          <w:lang w:val="en-US" w:eastAsia="en-US"/>
           <w14:ligatures w14:val="standardContextual"/>
         </w:rPr>
       </w:pPr>
-      <w:hyperlink w:anchor="_Toc236468382" w:history="1">
+      <w:hyperlink w:anchor="_Toc236987109" w:history="1">
         <w:r>
           <w:rPr>
             <w:rStyle w:val="Hyperlink"/>
@@ -4761,7 +4761,7 @@
             <w:kern w:val="2"/>
             <w:sz w:val="24"/>
             <w:szCs w:val="24"/>
-            <w:lang w:val="en-DE" w:eastAsia="en-DE"/>
+            <w:lang w:val="en-US" w:eastAsia="en-US"/>
             <w14:ligatures w14:val="standardContextual"/>
           </w:rPr>
           <w:tab/>
@@ -4788,7 +4788,7 @@
           <w:rPr>
             <w:webHidden/>
           </w:rPr>
-          <w:instrText xml:space="preserve"> PAGEREF _Toc236468382 \h </w:instrText>
+          <w:instrText xml:space="preserve"> PAGEREF _Toc236987109 \h </w:instrText>
         </w:r>
         <w:r>
           <w:rPr>
@@ -4824,11 +4824,11 @@
           <w:kern w:val="2"/>
           <w:sz w:val="24"/>
           <w:szCs w:val="24"/>
-          <w:lang w:val="en-DE" w:eastAsia="en-DE"/>
+          <w:lang w:val="en-US" w:eastAsia="en-US"/>
           <w14:ligatures w14:val="standardContextual"/>
         </w:rPr>
       </w:pPr>
-      <w:hyperlink w:anchor="_Toc236468383" w:history="1">
+      <w:hyperlink w:anchor="_Toc236987110" w:history="1">
         <w:r>
           <w:rPr>
             <w:rStyle w:val="Hyperlink"/>
@@ -4842,7 +4842,7 @@
             <w:kern w:val="2"/>
             <w:sz w:val="24"/>
             <w:szCs w:val="24"/>
-            <w:lang w:val="en-DE" w:eastAsia="en-DE"/>
+            <w:lang w:val="en-US" w:eastAsia="en-US"/>
             <w14:ligatures w14:val="standardContextual"/>
           </w:rPr>
           <w:tab/>
@@ -4869,7 +4869,7 @@
           <w:rPr>
             <w:webHidden/>
           </w:rPr>
-          <w:instrText xml:space="preserve"> PAGEREF _Toc236468383 \h </w:instrText>
+          <w:instrText xml:space="preserve"> PAGEREF _Toc236987110 \h </w:instrText>
         </w:r>
         <w:r>
           <w:rPr>
@@ -4905,11 +4905,11 @@
           <w:kern w:val="2"/>
           <w:sz w:val="24"/>
           <w:szCs w:val="24"/>
-          <w:lang w:val="en-DE" w:eastAsia="en-DE"/>
+          <w:lang w:val="en-US" w:eastAsia="en-US"/>
           <w14:ligatures w14:val="standardContextual"/>
         </w:rPr>
       </w:pPr>
-      <w:hyperlink w:anchor="_Toc236468384" w:history="1">
+      <w:hyperlink w:anchor="_Toc236987111" w:history="1">
         <w:r>
           <w:rPr>
             <w:rStyle w:val="Hyperlink"/>
@@ -4923,7 +4923,7 @@
             <w:kern w:val="2"/>
             <w:sz w:val="24"/>
             <w:szCs w:val="24"/>
-            <w:lang w:val="en-DE" w:eastAsia="en-DE"/>
+            <w:lang w:val="en-US" w:eastAsia="en-US"/>
             <w14:ligatures w14:val="standardContextual"/>
           </w:rPr>
           <w:tab/>
@@ -4950,7 +4950,7 @@
           <w:rPr>
             <w:webHidden/>
           </w:rPr>
-          <w:instrText xml:space="preserve"> PAGEREF _Toc236468384 \h </w:instrText>
+          <w:instrText xml:space="preserve"> PAGEREF _Toc236987111 \h </w:instrText>
         </w:r>
         <w:r>
           <w:rPr>
@@ -4986,11 +4986,11 @@
           <w:kern w:val="2"/>
           <w:sz w:val="24"/>
           <w:szCs w:val="24"/>
-          <w:lang w:val="en-DE" w:eastAsia="en-DE"/>
+          <w:lang w:val="en-US" w:eastAsia="en-US"/>
           <w14:ligatures w14:val="standardContextual"/>
         </w:rPr>
       </w:pPr>
-      <w:hyperlink w:anchor="_Toc236468385" w:history="1">
+      <w:hyperlink w:anchor="_Toc236987112" w:history="1">
         <w:r>
           <w:rPr>
             <w:rStyle w:val="Hyperlink"/>
@@ -5004,7 +5004,7 @@
             <w:kern w:val="2"/>
             <w:sz w:val="24"/>
             <w:szCs w:val="24"/>
-            <w:lang w:val="en-DE" w:eastAsia="en-DE"/>
+            <w:lang w:val="en-US" w:eastAsia="en-US"/>
             <w14:ligatures w14:val="standardContextual"/>
           </w:rPr>
           <w:tab/>
@@ -5031,7 +5031,7 @@
           <w:rPr>
             <w:webHidden/>
           </w:rPr>
-          <w:instrText xml:space="preserve"> PAGEREF _Toc236468385 \h </w:instrText>
+          <w:instrText xml:space="preserve"> PAGEREF _Toc236987112 \h </w:instrText>
         </w:r>
         <w:r>
           <w:rPr>
@@ -5067,11 +5067,11 @@
           <w:kern w:val="2"/>
           <w:sz w:val="24"/>
           <w:szCs w:val="24"/>
-          <w:lang w:val="en-DE" w:eastAsia="en-DE"/>
+          <w:lang w:val="en-US" w:eastAsia="en-US"/>
           <w14:ligatures w14:val="standardContextual"/>
         </w:rPr>
       </w:pPr>
-      <w:hyperlink w:anchor="_Toc236468386" w:history="1">
+      <w:hyperlink w:anchor="_Toc236987113" w:history="1">
         <w:r>
           <w:rPr>
             <w:rStyle w:val="Hyperlink"/>
@@ -5085,7 +5085,7 @@
             <w:kern w:val="2"/>
             <w:sz w:val="24"/>
             <w:szCs w:val="24"/>
-            <w:lang w:val="en-DE" w:eastAsia="en-DE"/>
+            <w:lang w:val="en-US" w:eastAsia="en-US"/>
             <w14:ligatures w14:val="standardContextual"/>
           </w:rPr>
           <w:tab/>
@@ -5112,7 +5112,7 @@
           <w:rPr>
             <w:webHidden/>
           </w:rPr>
-          <w:instrText xml:space="preserve"> PAGEREF _Toc236468386 \h </w:instrText>
+          <w:instrText xml:space="preserve"> PAGEREF _Toc236987113 \h </w:instrText>
         </w:r>
         <w:r>
           <w:rPr>
@@ -5148,11 +5148,11 @@
           <w:kern w:val="2"/>
           <w:sz w:val="24"/>
           <w:szCs w:val="24"/>
-          <w:lang w:val="en-DE" w:eastAsia="en-DE"/>
+          <w:lang w:val="en-US" w:eastAsia="en-US"/>
           <w14:ligatures w14:val="standardContextual"/>
         </w:rPr>
       </w:pPr>
-      <w:hyperlink w:anchor="_Toc236468387" w:history="1">
+      <w:hyperlink w:anchor="_Toc236987114" w:history="1">
         <w:r>
           <w:rPr>
             <w:rStyle w:val="Hyperlink"/>
@@ -5166,7 +5166,7 @@
             <w:kern w:val="2"/>
             <w:sz w:val="24"/>
             <w:szCs w:val="24"/>
-            <w:lang w:val="en-DE" w:eastAsia="en-DE"/>
+            <w:lang w:val="en-US" w:eastAsia="en-US"/>
             <w14:ligatures w14:val="standardContextual"/>
           </w:rPr>
           <w:tab/>
@@ -5193,7 +5193,7 @@
           <w:rPr>
             <w:webHidden/>
           </w:rPr>
-          <w:instrText xml:space="preserve"> PAGEREF _Toc236468387 \h </w:instrText>
+          <w:instrText xml:space="preserve"> PAGEREF _Toc236987114 \h </w:instrText>
         </w:r>
         <w:r>
           <w:rPr>
@@ -5229,11 +5229,11 @@
           <w:kern w:val="2"/>
           <w:sz w:val="24"/>
           <w:szCs w:val="24"/>
-          <w:lang w:val="en-DE" w:eastAsia="en-DE"/>
+          <w:lang w:val="en-US" w:eastAsia="en-US"/>
           <w14:ligatures w14:val="standardContextual"/>
         </w:rPr>
       </w:pPr>
-      <w:hyperlink w:anchor="_Toc236468388" w:history="1">
+      <w:hyperlink w:anchor="_Toc236987115" w:history="1">
         <w:r>
           <w:rPr>
             <w:rStyle w:val="Hyperlink"/>
@@ -5247,7 +5247,7 @@
             <w:kern w:val="2"/>
             <w:sz w:val="24"/>
             <w:szCs w:val="24"/>
-            <w:lang w:val="en-DE" w:eastAsia="en-DE"/>
+            <w:lang w:val="en-US" w:eastAsia="en-US"/>
             <w14:ligatures w14:val="standardContextual"/>
           </w:rPr>
           <w:tab/>
@@ -5274,7 +5274,7 @@
           <w:rPr>
             <w:webHidden/>
           </w:rPr>
-          <w:instrText xml:space="preserve"> PAGEREF _Toc236468388 \h </w:instrText>
+          <w:instrText xml:space="preserve"> PAGEREF _Toc236987115 \h </w:instrText>
         </w:r>
         <w:r>
           <w:rPr>
@@ -5310,11 +5310,11 @@
           <w:kern w:val="2"/>
           <w:sz w:val="24"/>
           <w:szCs w:val="24"/>
-          <w:lang w:val="en-DE" w:eastAsia="en-DE"/>
+          <w:lang w:val="en-US" w:eastAsia="en-US"/>
           <w14:ligatures w14:val="standardContextual"/>
         </w:rPr>
       </w:pPr>
-      <w:hyperlink w:anchor="_Toc236468389" w:history="1">
+      <w:hyperlink w:anchor="_Toc236987116" w:history="1">
         <w:r>
           <w:rPr>
             <w:rStyle w:val="Hyperlink"/>
@@ -5328,7 +5328,7 @@
             <w:kern w:val="2"/>
             <w:sz w:val="24"/>
             <w:szCs w:val="24"/>
-            <w:lang w:val="en-DE" w:eastAsia="en-DE"/>
+            <w:lang w:val="en-US" w:eastAsia="en-US"/>
             <w14:ligatures w14:val="standardContextual"/>
           </w:rPr>
           <w:tab/>
@@ -5355,7 +5355,7 @@
           <w:rPr>
             <w:webHidden/>
           </w:rPr>
-          <w:instrText xml:space="preserve"> PAGEREF _Toc236468389 \h </w:instrText>
+          <w:instrText xml:space="preserve"> PAGEREF _Toc236987116 \h </w:instrText>
         </w:r>
         <w:r>
           <w:rPr>
@@ -5391,11 +5391,11 @@
           <w:kern w:val="2"/>
           <w:sz w:val="24"/>
           <w:szCs w:val="24"/>
-          <w:lang w:val="en-DE" w:eastAsia="en-DE"/>
+          <w:lang w:val="en-US" w:eastAsia="en-US"/>
           <w14:ligatures w14:val="standardContextual"/>
         </w:rPr>
       </w:pPr>
-      <w:hyperlink w:anchor="_Toc236468390" w:history="1">
+      <w:hyperlink w:anchor="_Toc236987117" w:history="1">
         <w:r>
           <w:rPr>
             <w:rStyle w:val="Hyperlink"/>
@@ -5409,7 +5409,7 @@
             <w:kern w:val="2"/>
             <w:sz w:val="24"/>
             <w:szCs w:val="24"/>
-            <w:lang w:val="en-DE" w:eastAsia="en-DE"/>
+            <w:lang w:val="en-US" w:eastAsia="en-US"/>
             <w14:ligatures w14:val="standardContextual"/>
           </w:rPr>
           <w:tab/>
@@ -5436,7 +5436,7 @@
           <w:rPr>
             <w:webHidden/>
           </w:rPr>
-          <w:instrText xml:space="preserve"> PAGEREF _Toc236468390 \h </w:instrText>
+          <w:instrText xml:space="preserve"> PAGEREF _Toc236987117 \h </w:instrText>
         </w:r>
         <w:r>
           <w:rPr>
@@ -5472,11 +5472,11 @@
           <w:kern w:val="2"/>
           <w:sz w:val="24"/>
           <w:szCs w:val="24"/>
-          <w:lang w:val="en-DE" w:eastAsia="en-DE"/>
+          <w:lang w:val="en-US" w:eastAsia="en-US"/>
           <w14:ligatures w14:val="standardContextual"/>
         </w:rPr>
       </w:pPr>
-      <w:hyperlink w:anchor="_Toc236468391" w:history="1">
+      <w:hyperlink w:anchor="_Toc236987118" w:history="1">
         <w:r>
           <w:rPr>
             <w:rStyle w:val="Hyperlink"/>
@@ -5490,7 +5490,7 @@
             <w:kern w:val="2"/>
             <w:sz w:val="24"/>
             <w:szCs w:val="24"/>
-            <w:lang w:val="en-DE" w:eastAsia="en-DE"/>
+            <w:lang w:val="en-US" w:eastAsia="en-US"/>
             <w14:ligatures w14:val="standardContextual"/>
           </w:rPr>
           <w:tab/>
@@ -5517,7 +5517,7 @@
           <w:rPr>
             <w:webHidden/>
           </w:rPr>
-          <w:instrText xml:space="preserve"> PAGEREF _Toc236468391 \h </w:instrText>
+          <w:instrText xml:space="preserve"> PAGEREF _Toc236987118 \h </w:instrText>
         </w:r>
         <w:r>
           <w:rPr>
@@ -5553,11 +5553,11 @@
           <w:kern w:val="2"/>
           <w:sz w:val="24"/>
           <w:szCs w:val="24"/>
-          <w:lang w:val="en-DE" w:eastAsia="en-DE"/>
+          <w:lang w:val="en-US" w:eastAsia="en-US"/>
           <w14:ligatures w14:val="standardContextual"/>
         </w:rPr>
       </w:pPr>
-      <w:hyperlink w:anchor="_Toc236468392" w:history="1">
+      <w:hyperlink w:anchor="_Toc236987119" w:history="1">
         <w:r>
           <w:rPr>
             <w:rStyle w:val="Hyperlink"/>
@@ -5571,7 +5571,7 @@
             <w:kern w:val="2"/>
             <w:sz w:val="24"/>
             <w:szCs w:val="24"/>
-            <w:lang w:val="en-DE" w:eastAsia="en-DE"/>
+            <w:lang w:val="en-US" w:eastAsia="en-US"/>
             <w14:ligatures w14:val="standardContextual"/>
           </w:rPr>
           <w:tab/>
@@ -5598,7 +5598,7 @@
           <w:rPr>
             <w:webHidden/>
           </w:rPr>
-          <w:instrText xml:space="preserve"> PAGEREF _Toc236468392 \h </w:instrText>
+          <w:instrText xml:space="preserve"> PAGEREF _Toc236987119 \h </w:instrText>
         </w:r>
         <w:r>
           <w:rPr>
@@ -5634,11 +5634,11 @@
           <w:kern w:val="2"/>
           <w:sz w:val="24"/>
           <w:szCs w:val="24"/>
-          <w:lang w:val="en-DE" w:eastAsia="en-DE"/>
+          <w:lang w:val="en-US" w:eastAsia="en-US"/>
           <w14:ligatures w14:val="standardContextual"/>
         </w:rPr>
       </w:pPr>
-      <w:hyperlink w:anchor="_Toc236468393" w:history="1">
+      <w:hyperlink w:anchor="_Toc236987120" w:history="1">
         <w:r>
           <w:rPr>
             <w:rStyle w:val="Hyperlink"/>
@@ -5652,7 +5652,7 @@
             <w:kern w:val="2"/>
             <w:sz w:val="24"/>
             <w:szCs w:val="24"/>
-            <w:lang w:val="en-DE" w:eastAsia="en-DE"/>
+            <w:lang w:val="en-US" w:eastAsia="en-US"/>
             <w14:ligatures w14:val="standardContextual"/>
           </w:rPr>
           <w:tab/>
@@ -5679,7 +5679,7 @@
           <w:rPr>
             <w:webHidden/>
           </w:rPr>
-          <w:instrText xml:space="preserve"> PAGEREF _Toc236468393 \h </w:instrText>
+          <w:instrText xml:space="preserve"> PAGEREF _Toc236987120 \h </w:instrText>
         </w:r>
         <w:r>
           <w:rPr>
@@ -5715,11 +5715,11 @@
           <w:kern w:val="2"/>
           <w:sz w:val="24"/>
           <w:szCs w:val="24"/>
-          <w:lang w:val="en-DE" w:eastAsia="en-DE"/>
+          <w:lang w:val="en-US" w:eastAsia="en-US"/>
           <w14:ligatures w14:val="standardContextual"/>
         </w:rPr>
       </w:pPr>
-      <w:hyperlink w:anchor="_Toc236468394" w:history="1">
+      <w:hyperlink w:anchor="_Toc236987121" w:history="1">
         <w:r>
           <w:rPr>
             <w:rStyle w:val="Hyperlink"/>
@@ -5733,7 +5733,7 @@
             <w:kern w:val="2"/>
             <w:sz w:val="24"/>
             <w:szCs w:val="24"/>
-            <w:lang w:val="en-DE" w:eastAsia="en-DE"/>
+            <w:lang w:val="en-US" w:eastAsia="en-US"/>
             <w14:ligatures w14:val="standardContextual"/>
           </w:rPr>
           <w:tab/>
@@ -5760,7 +5760,7 @@
           <w:rPr>
             <w:webHidden/>
           </w:rPr>
-          <w:instrText xml:space="preserve"> PAGEREF _Toc236468394 \h </w:instrText>
+          <w:instrText xml:space="preserve"> PAGEREF _Toc236987121 \h </w:instrText>
         </w:r>
         <w:r>
           <w:rPr>
@@ -5796,11 +5796,11 @@
           <w:kern w:val="2"/>
           <w:sz w:val="24"/>
           <w:szCs w:val="24"/>
-          <w:lang w:val="en-DE" w:eastAsia="en-DE"/>
+          <w:lang w:val="en-US" w:eastAsia="en-US"/>
           <w14:ligatures w14:val="standardContextual"/>
         </w:rPr>
       </w:pPr>
-      <w:hyperlink w:anchor="_Toc236468395" w:history="1">
+      <w:hyperlink w:anchor="_Toc236987122" w:history="1">
         <w:r>
           <w:rPr>
             <w:rStyle w:val="Hyperlink"/>
@@ -5814,7 +5814,7 @@
             <w:kern w:val="2"/>
             <w:sz w:val="24"/>
             <w:szCs w:val="24"/>
-            <w:lang w:val="en-DE" w:eastAsia="en-DE"/>
+            <w:lang w:val="en-US" w:eastAsia="en-US"/>
             <w14:ligatures w14:val="standardContextual"/>
           </w:rPr>
           <w:tab/>
@@ -5841,7 +5841,7 @@
           <w:rPr>
             <w:webHidden/>
           </w:rPr>
-          <w:instrText xml:space="preserve"> PAGEREF _Toc236468395 \h </w:instrText>
+          <w:instrText xml:space="preserve"> PAGEREF _Toc236987122 \h </w:instrText>
         </w:r>
         <w:r>
           <w:rPr>
@@ -5877,11 +5877,11 @@
           <w:kern w:val="2"/>
           <w:sz w:val="24"/>
           <w:szCs w:val="24"/>
-          <w:lang w:val="en-DE" w:eastAsia="en-DE"/>
+          <w:lang w:val="en-US" w:eastAsia="en-US"/>
           <w14:ligatures w14:val="standardContextual"/>
         </w:rPr>
       </w:pPr>
-      <w:hyperlink w:anchor="_Toc236468396" w:history="1">
+      <w:hyperlink w:anchor="_Toc236987123" w:history="1">
         <w:r>
           <w:rPr>
             <w:rStyle w:val="Hyperlink"/>
@@ -5895,7 +5895,7 @@
             <w:kern w:val="2"/>
             <w:sz w:val="24"/>
             <w:szCs w:val="24"/>
-            <w:lang w:val="en-DE" w:eastAsia="en-DE"/>
+            <w:lang w:val="en-US" w:eastAsia="en-US"/>
             <w14:ligatures w14:val="standardContextual"/>
           </w:rPr>
           <w:tab/>
@@ -5922,7 +5922,7 @@
           <w:rPr>
             <w:webHidden/>
           </w:rPr>
-          <w:instrText xml:space="preserve"> PAGEREF _Toc236468396 \h </w:instrText>
+          <w:instrText xml:space="preserve"> PAGEREF _Toc236987123 \h </w:instrText>
         </w:r>
         <w:r>
           <w:rPr>
@@ -5958,11 +5958,11 @@
           <w:kern w:val="2"/>
           <w:sz w:val="24"/>
           <w:szCs w:val="24"/>
-          <w:lang w:val="en-DE" w:eastAsia="en-DE"/>
+          <w:lang w:val="en-US" w:eastAsia="en-US"/>
           <w14:ligatures w14:val="standardContextual"/>
         </w:rPr>
       </w:pPr>
-      <w:hyperlink w:anchor="_Toc236468397" w:history="1">
+      <w:hyperlink w:anchor="_Toc236987124" w:history="1">
         <w:r>
           <w:rPr>
             <w:rStyle w:val="Hyperlink"/>
@@ -5976,7 +5976,7 @@
             <w:kern w:val="2"/>
             <w:sz w:val="24"/>
             <w:szCs w:val="24"/>
-            <w:lang w:val="en-DE" w:eastAsia="en-DE"/>
+            <w:lang w:val="en-US" w:eastAsia="en-US"/>
             <w14:ligatures w14:val="standardContextual"/>
           </w:rPr>
           <w:tab/>
@@ -6003,7 +6003,7 @@
           <w:rPr>
             <w:webHidden/>
           </w:rPr>
-          <w:instrText xml:space="preserve"> PAGEREF _Toc236468397 \h </w:instrText>
+          <w:instrText xml:space="preserve"> PAGEREF _Toc236987124 \h </w:instrText>
         </w:r>
         <w:r>
           <w:rPr>
@@ -6039,11 +6039,11 @@
           <w:kern w:val="2"/>
           <w:sz w:val="24"/>
           <w:szCs w:val="24"/>
-          <w:lang w:val="en-DE" w:eastAsia="en-DE"/>
+          <w:lang w:val="en-US" w:eastAsia="en-US"/>
           <w14:ligatures w14:val="standardContextual"/>
         </w:rPr>
       </w:pPr>
-      <w:hyperlink w:anchor="_Toc236468398" w:history="1">
+      <w:hyperlink w:anchor="_Toc236987125" w:history="1">
         <w:r>
           <w:rPr>
             <w:rStyle w:val="Hyperlink"/>
@@ -6057,7 +6057,7 @@
             <w:kern w:val="2"/>
             <w:sz w:val="24"/>
             <w:szCs w:val="24"/>
-            <w:lang w:val="en-DE" w:eastAsia="en-DE"/>
+            <w:lang w:val="en-US" w:eastAsia="en-US"/>
             <w14:ligatures w14:val="standardContextual"/>
           </w:rPr>
           <w:tab/>
@@ -6084,7 +6084,7 @@
           <w:rPr>
             <w:webHidden/>
           </w:rPr>
-          <w:instrText xml:space="preserve"> PAGEREF _Toc236468398 \h </w:instrText>
+          <w:instrText xml:space="preserve"> PAGEREF _Toc236987125 \h </w:instrText>
         </w:r>
         <w:r>
           <w:rPr>
@@ -6101,7 +6101,7 @@
           <w:rPr>
             <w:webHidden/>
           </w:rPr>
-          <w:t>26</w:t>
+          <w:t>27</w:t>
         </w:r>
         <w:r>
           <w:rPr>
@@ -6120,11 +6120,11 @@
           <w:kern w:val="2"/>
           <w:sz w:val="24"/>
           <w:szCs w:val="24"/>
-          <w:lang w:val="en-DE" w:eastAsia="en-DE"/>
+          <w:lang w:val="en-US" w:eastAsia="en-US"/>
           <w14:ligatures w14:val="standardContextual"/>
         </w:rPr>
       </w:pPr>
-      <w:hyperlink w:anchor="_Toc236468399" w:history="1">
+      <w:hyperlink w:anchor="_Toc236987126" w:history="1">
         <w:r>
           <w:rPr>
             <w:rStyle w:val="Hyperlink"/>
@@ -6138,7 +6138,7 @@
             <w:kern w:val="2"/>
             <w:sz w:val="24"/>
             <w:szCs w:val="24"/>
-            <w:lang w:val="en-DE" w:eastAsia="en-DE"/>
+            <w:lang w:val="en-US" w:eastAsia="en-US"/>
             <w14:ligatures w14:val="standardContextual"/>
           </w:rPr>
           <w:tab/>
@@ -6165,7 +6165,7 @@
           <w:rPr>
             <w:webHidden/>
           </w:rPr>
-          <w:instrText xml:space="preserve"> PAGEREF _Toc236468399 \h </w:instrText>
+          <w:instrText xml:space="preserve"> PAGEREF _Toc236987126 \h </w:instrText>
         </w:r>
         <w:r>
           <w:rPr>
@@ -6201,11 +6201,11 @@
           <w:kern w:val="2"/>
           <w:sz w:val="24"/>
           <w:szCs w:val="24"/>
-          <w:lang w:val="en-DE" w:eastAsia="en-DE"/>
+          <w:lang w:val="en-US" w:eastAsia="en-US"/>
           <w14:ligatures w14:val="standardContextual"/>
         </w:rPr>
       </w:pPr>
-      <w:hyperlink w:anchor="_Toc236468400" w:history="1">
+      <w:hyperlink w:anchor="_Toc236987127" w:history="1">
         <w:r>
           <w:rPr>
             <w:rStyle w:val="Hyperlink"/>
@@ -6219,7 +6219,7 @@
             <w:kern w:val="2"/>
             <w:sz w:val="24"/>
             <w:szCs w:val="24"/>
-            <w:lang w:val="en-DE" w:eastAsia="en-DE"/>
+            <w:lang w:val="en-US" w:eastAsia="en-US"/>
             <w14:ligatures w14:val="standardContextual"/>
           </w:rPr>
           <w:tab/>
@@ -6246,7 +6246,7 @@
           <w:rPr>
             <w:webHidden/>
           </w:rPr>
-          <w:instrText xml:space="preserve"> PAGEREF _Toc236468400 \h </w:instrText>
+          <w:instrText xml:space="preserve"> PAGEREF _Toc236987127 \h </w:instrText>
         </w:r>
         <w:r>
           <w:rPr>
@@ -6263,7 +6263,7 @@
           <w:rPr>
             <w:webHidden/>
           </w:rPr>
-          <w:t>27</w:t>
+          <w:t>28</w:t>
         </w:r>
         <w:r>
           <w:rPr>
@@ -6282,11 +6282,11 @@
           <w:kern w:val="2"/>
           <w:sz w:val="24"/>
           <w:szCs w:val="24"/>
-          <w:lang w:val="en-DE" w:eastAsia="en-DE"/>
+          <w:lang w:val="en-US" w:eastAsia="en-US"/>
           <w14:ligatures w14:val="standardContextual"/>
         </w:rPr>
       </w:pPr>
-      <w:hyperlink w:anchor="_Toc236468401" w:history="1">
+      <w:hyperlink w:anchor="_Toc236987128" w:history="1">
         <w:r>
           <w:rPr>
             <w:rStyle w:val="Hyperlink"/>
@@ -6300,7 +6300,7 @@
             <w:kern w:val="2"/>
             <w:sz w:val="24"/>
             <w:szCs w:val="24"/>
-            <w:lang w:val="en-DE" w:eastAsia="en-DE"/>
+            <w:lang w:val="en-US" w:eastAsia="en-US"/>
             <w14:ligatures w14:val="standardContextual"/>
           </w:rPr>
           <w:tab/>
@@ -6327,7 +6327,7 @@
           <w:rPr>
             <w:webHidden/>
           </w:rPr>
-          <w:instrText xml:space="preserve"> PAGEREF _Toc236468401 \h </w:instrText>
+          <w:instrText xml:space="preserve"> PAGEREF _Toc236987128 \h </w:instrText>
         </w:r>
         <w:r>
           <w:rPr>
@@ -6344,7 +6344,7 @@
           <w:rPr>
             <w:webHidden/>
           </w:rPr>
-          <w:t>28</w:t>
+          <w:t>29</w:t>
         </w:r>
         <w:r>
           <w:rPr>
@@ -6363,11 +6363,11 @@
           <w:kern w:val="2"/>
           <w:sz w:val="24"/>
           <w:szCs w:val="24"/>
-          <w:lang w:val="en-DE" w:eastAsia="en-DE"/>
+          <w:lang w:val="en-US" w:eastAsia="en-US"/>
           <w14:ligatures w14:val="standardContextual"/>
         </w:rPr>
       </w:pPr>
-      <w:hyperlink w:anchor="_Toc236468402" w:history="1">
+      <w:hyperlink w:anchor="_Toc236987129" w:history="1">
         <w:r>
           <w:rPr>
             <w:rStyle w:val="Hyperlink"/>
@@ -6381,7 +6381,7 @@
             <w:kern w:val="2"/>
             <w:sz w:val="24"/>
             <w:szCs w:val="24"/>
-            <w:lang w:val="en-DE" w:eastAsia="en-DE"/>
+            <w:lang w:val="en-US" w:eastAsia="en-US"/>
             <w14:ligatures w14:val="standardContextual"/>
           </w:rPr>
           <w:tab/>
@@ -6408,7 +6408,7 @@
           <w:rPr>
             <w:webHidden/>
           </w:rPr>
-          <w:instrText xml:space="preserve"> PAGEREF _Toc236468402 \h </w:instrText>
+          <w:instrText xml:space="preserve"> PAGEREF _Toc236987129 \h </w:instrText>
         </w:r>
         <w:r>
           <w:rPr>
@@ -6425,7 +6425,7 @@
           <w:rPr>
             <w:webHidden/>
           </w:rPr>
-          <w:t>28</w:t>
+          <w:t>29</w:t>
         </w:r>
         <w:r>
           <w:rPr>
@@ -6444,11 +6444,11 @@
           <w:kern w:val="2"/>
           <w:sz w:val="24"/>
           <w:szCs w:val="24"/>
-          <w:lang w:val="en-DE" w:eastAsia="en-DE"/>
+          <w:lang w:val="en-US" w:eastAsia="en-US"/>
           <w14:ligatures w14:val="standardContextual"/>
         </w:rPr>
       </w:pPr>
-      <w:hyperlink w:anchor="_Toc236468403" w:history="1">
+      <w:hyperlink w:anchor="_Toc236987130" w:history="1">
         <w:r>
           <w:rPr>
             <w:rStyle w:val="Hyperlink"/>
@@ -6462,7 +6462,7 @@
             <w:kern w:val="2"/>
             <w:sz w:val="24"/>
             <w:szCs w:val="24"/>
-            <w:lang w:val="en-DE" w:eastAsia="en-DE"/>
+            <w:lang w:val="en-US" w:eastAsia="en-US"/>
             <w14:ligatures w14:val="standardContextual"/>
           </w:rPr>
           <w:tab/>
@@ -6489,7 +6489,7 @@
           <w:rPr>
             <w:webHidden/>
           </w:rPr>
-          <w:instrText xml:space="preserve"> PAGEREF _Toc236468403 \h </w:instrText>
+          <w:instrText xml:space="preserve"> PAGEREF _Toc236987130 \h </w:instrText>
         </w:r>
         <w:r>
           <w:rPr>
@@ -6525,11 +6525,11 @@
           <w:kern w:val="2"/>
           <w:sz w:val="24"/>
           <w:szCs w:val="24"/>
-          <w:lang w:val="en-DE" w:eastAsia="en-DE"/>
+          <w:lang w:val="en-US" w:eastAsia="en-US"/>
           <w14:ligatures w14:val="standardContextual"/>
         </w:rPr>
       </w:pPr>
-      <w:hyperlink w:anchor="_Toc236468404" w:history="1">
+      <w:hyperlink w:anchor="_Toc236987131" w:history="1">
         <w:r>
           <w:rPr>
             <w:rStyle w:val="Hyperlink"/>
@@ -6543,7 +6543,7 @@
             <w:kern w:val="2"/>
             <w:sz w:val="24"/>
             <w:szCs w:val="24"/>
-            <w:lang w:val="en-DE" w:eastAsia="en-DE"/>
+            <w:lang w:val="en-US" w:eastAsia="en-US"/>
             <w14:ligatures w14:val="standardContextual"/>
           </w:rPr>
           <w:tab/>
@@ -6570,7 +6570,7 @@
           <w:rPr>
             <w:webHidden/>
           </w:rPr>
-          <w:instrText xml:space="preserve"> PAGEREF _Toc236468404 \h </w:instrText>
+          <w:instrText xml:space="preserve"> PAGEREF _Toc236987131 \h </w:instrText>
         </w:r>
         <w:r>
           <w:rPr>
@@ -6587,7 +6587,7 @@
           <w:rPr>
             <w:webHidden/>
           </w:rPr>
-          <w:t>29</w:t>
+          <w:t>30</w:t>
         </w:r>
         <w:r>
           <w:rPr>
@@ -6606,11 +6606,11 @@
           <w:kern w:val="2"/>
           <w:sz w:val="24"/>
           <w:szCs w:val="24"/>
-          <w:lang w:val="en-DE" w:eastAsia="en-DE"/>
+          <w:lang w:val="en-US" w:eastAsia="en-US"/>
           <w14:ligatures w14:val="standardContextual"/>
         </w:rPr>
       </w:pPr>
-      <w:hyperlink w:anchor="_Toc236468405" w:history="1">
+      <w:hyperlink w:anchor="_Toc236987132" w:history="1">
         <w:r>
           <w:rPr>
             <w:rStyle w:val="Hyperlink"/>
@@ -6624,7 +6624,7 @@
             <w:kern w:val="2"/>
             <w:sz w:val="24"/>
             <w:szCs w:val="24"/>
-            <w:lang w:val="en-DE" w:eastAsia="en-DE"/>
+            <w:lang w:val="en-US" w:eastAsia="en-US"/>
             <w14:ligatures w14:val="standardContextual"/>
           </w:rPr>
           <w:tab/>
@@ -6651,7 +6651,7 @@
           <w:rPr>
             <w:webHidden/>
           </w:rPr>
-          <w:instrText xml:space="preserve"> PAGEREF _Toc236468405 \h </w:instrText>
+          <w:instrText xml:space="preserve"> PAGEREF _Toc236987132 \h </w:instrText>
         </w:r>
         <w:r>
           <w:rPr>
@@ -6668,7 +6668,7 @@
           <w:rPr>
             <w:webHidden/>
           </w:rPr>
-          <w:t>30</w:t>
+          <w:t>31</w:t>
         </w:r>
         <w:r>
           <w:rPr>
@@ -6687,11 +6687,11 @@
           <w:kern w:val="2"/>
           <w:sz w:val="24"/>
           <w:szCs w:val="24"/>
-          <w:lang w:val="en-DE" w:eastAsia="en-DE"/>
+          <w:lang w:val="en-US" w:eastAsia="en-US"/>
           <w14:ligatures w14:val="standardContextual"/>
         </w:rPr>
       </w:pPr>
-      <w:hyperlink w:anchor="_Toc236468406" w:history="1">
+      <w:hyperlink w:anchor="_Toc236987133" w:history="1">
         <w:r>
           <w:rPr>
             <w:rStyle w:val="Hyperlink"/>
@@ -6705,7 +6705,7 @@
             <w:kern w:val="2"/>
             <w:sz w:val="24"/>
             <w:szCs w:val="24"/>
-            <w:lang w:val="en-DE" w:eastAsia="en-DE"/>
+            <w:lang w:val="en-US" w:eastAsia="en-US"/>
             <w14:ligatures w14:val="standardContextual"/>
           </w:rPr>
           <w:tab/>
@@ -6732,7 +6732,7 @@
           <w:rPr>
             <w:webHidden/>
           </w:rPr>
-          <w:instrText xml:space="preserve"> PAGEREF _Toc236468406 \h </w:instrText>
+          <w:instrText xml:space="preserve"> PAGEREF _Toc236987133 \h </w:instrText>
         </w:r>
         <w:r>
           <w:rPr>
@@ -6768,11 +6768,11 @@
           <w:kern w:val="2"/>
           <w:sz w:val="24"/>
           <w:szCs w:val="24"/>
-          <w:lang w:val="en-DE" w:eastAsia="en-DE"/>
+          <w:lang w:val="en-US" w:eastAsia="en-US"/>
           <w14:ligatures w14:val="standardContextual"/>
         </w:rPr>
       </w:pPr>
-      <w:hyperlink w:anchor="_Toc236468407" w:history="1">
+      <w:hyperlink w:anchor="_Toc236987134" w:history="1">
         <w:r>
           <w:rPr>
             <w:rStyle w:val="Hyperlink"/>
@@ -6786,7 +6786,7 @@
             <w:kern w:val="2"/>
             <w:sz w:val="24"/>
             <w:szCs w:val="24"/>
-            <w:lang w:val="en-DE" w:eastAsia="en-DE"/>
+            <w:lang w:val="en-US" w:eastAsia="en-US"/>
             <w14:ligatures w14:val="standardContextual"/>
           </w:rPr>
           <w:tab/>
@@ -6813,7 +6813,7 @@
           <w:rPr>
             <w:webHidden/>
           </w:rPr>
-          <w:instrText xml:space="preserve"> PAGEREF _Toc236468407 \h </w:instrText>
+          <w:instrText xml:space="preserve"> PAGEREF _Toc236987134 \h </w:instrText>
         </w:r>
         <w:r>
           <w:rPr>
@@ -6849,11 +6849,11 @@
           <w:kern w:val="2"/>
           <w:sz w:val="24"/>
           <w:szCs w:val="24"/>
-          <w:lang w:val="en-DE" w:eastAsia="en-DE"/>
+          <w:lang w:val="en-US" w:eastAsia="en-US"/>
           <w14:ligatures w14:val="standardContextual"/>
         </w:rPr>
       </w:pPr>
-      <w:hyperlink w:anchor="_Toc236468408" w:history="1">
+      <w:hyperlink w:anchor="_Toc236987135" w:history="1">
         <w:r>
           <w:rPr>
             <w:rStyle w:val="Hyperlink"/>
@@ -6867,7 +6867,7 @@
             <w:kern w:val="2"/>
             <w:sz w:val="24"/>
             <w:szCs w:val="24"/>
-            <w:lang w:val="en-DE" w:eastAsia="en-DE"/>
+            <w:lang w:val="en-US" w:eastAsia="en-US"/>
             <w14:ligatures w14:val="standardContextual"/>
           </w:rPr>
           <w:tab/>
@@ -6894,7 +6894,7 @@
           <w:rPr>
             <w:webHidden/>
           </w:rPr>
-          <w:instrText xml:space="preserve"> PAGEREF _Toc236468408 \h </w:instrText>
+          <w:instrText xml:space="preserve"> PAGEREF _Toc236987135 \h </w:instrText>
         </w:r>
         <w:r>
           <w:rPr>
@@ -6911,7 +6911,7 @@
           <w:rPr>
             <w:webHidden/>
           </w:rPr>
-          <w:t>32</w:t>
+          <w:t>33</w:t>
         </w:r>
         <w:r>
           <w:rPr>
@@ -6930,11 +6930,11 @@
           <w:kern w:val="2"/>
           <w:sz w:val="24"/>
           <w:szCs w:val="24"/>
-          <w:lang w:val="en-DE" w:eastAsia="en-DE"/>
+          <w:lang w:val="en-US" w:eastAsia="en-US"/>
           <w14:ligatures w14:val="standardContextual"/>
         </w:rPr>
       </w:pPr>
-      <w:hyperlink w:anchor="_Toc236468409" w:history="1">
+      <w:hyperlink w:anchor="_Toc236987136" w:history="1">
         <w:r>
           <w:rPr>
             <w:rStyle w:val="Hyperlink"/>
@@ -6948,7 +6948,7 @@
             <w:kern w:val="2"/>
             <w:sz w:val="24"/>
             <w:szCs w:val="24"/>
-            <w:lang w:val="en-DE" w:eastAsia="en-DE"/>
+            <w:lang w:val="en-US" w:eastAsia="en-US"/>
             <w14:ligatures w14:val="standardContextual"/>
           </w:rPr>
           <w:tab/>
@@ -6975,7 +6975,7 @@
           <w:rPr>
             <w:webHidden/>
           </w:rPr>
-          <w:instrText xml:space="preserve"> PAGEREF _Toc236468409 \h </w:instrText>
+          <w:instrText xml:space="preserve"> PAGEREF _Toc236987136 \h </w:instrText>
         </w:r>
         <w:r>
           <w:rPr>
@@ -6992,7 +6992,7 @@
           <w:rPr>
             <w:webHidden/>
           </w:rPr>
-          <w:t>32</w:t>
+          <w:t>33</w:t>
         </w:r>
         <w:r>
           <w:rPr>
@@ -7011,11 +7011,11 @@
           <w:kern w:val="2"/>
           <w:sz w:val="24"/>
           <w:szCs w:val="24"/>
-          <w:lang w:val="en-DE" w:eastAsia="en-DE"/>
+          <w:lang w:val="en-US" w:eastAsia="en-US"/>
           <w14:ligatures w14:val="standardContextual"/>
         </w:rPr>
       </w:pPr>
-      <w:hyperlink w:anchor="_Toc236468410" w:history="1">
+      <w:hyperlink w:anchor="_Toc236987137" w:history="1">
         <w:r>
           <w:rPr>
             <w:rStyle w:val="Hyperlink"/>
@@ -7029,7 +7029,7 @@
             <w:kern w:val="2"/>
             <w:sz w:val="24"/>
             <w:szCs w:val="24"/>
-            <w:lang w:val="en-DE" w:eastAsia="en-DE"/>
+            <w:lang w:val="en-US" w:eastAsia="en-US"/>
             <w14:ligatures w14:val="standardContextual"/>
           </w:rPr>
           <w:tab/>
@@ -7056,7 +7056,7 @@
           <w:rPr>
             <w:webHidden/>
           </w:rPr>
-          <w:instrText xml:space="preserve"> PAGEREF _Toc236468410 \h </w:instrText>
+          <w:instrText xml:space="preserve"> PAGEREF _Toc236987137 \h </w:instrText>
         </w:r>
         <w:r>
           <w:rPr>
@@ -7073,7 +7073,7 @@
           <w:rPr>
             <w:webHidden/>
           </w:rPr>
-          <w:t>32</w:t>
+          <w:t>33</w:t>
         </w:r>
         <w:r>
           <w:rPr>
@@ -7092,11 +7092,11 @@
           <w:kern w:val="2"/>
           <w:sz w:val="24"/>
           <w:szCs w:val="24"/>
-          <w:lang w:val="en-DE" w:eastAsia="en-DE"/>
+          <w:lang w:val="en-US" w:eastAsia="en-US"/>
           <w14:ligatures w14:val="standardContextual"/>
         </w:rPr>
       </w:pPr>
-      <w:hyperlink w:anchor="_Toc236468411" w:history="1">
+      <w:hyperlink w:anchor="_Toc236987138" w:history="1">
         <w:r>
           <w:rPr>
             <w:rStyle w:val="Hyperlink"/>
@@ -7110,7 +7110,7 @@
             <w:kern w:val="2"/>
             <w:sz w:val="24"/>
             <w:szCs w:val="24"/>
-            <w:lang w:val="en-DE" w:eastAsia="en-DE"/>
+            <w:lang w:val="en-US" w:eastAsia="en-US"/>
             <w14:ligatures w14:val="standardContextual"/>
           </w:rPr>
           <w:tab/>
@@ -7137,7 +7137,7 @@
           <w:rPr>
             <w:webHidden/>
           </w:rPr>
-          <w:instrText xml:space="preserve"> PAGEREF _Toc236468411 \h </w:instrText>
+          <w:instrText xml:space="preserve"> PAGEREF _Toc236987138 \h </w:instrText>
         </w:r>
         <w:r>
           <w:rPr>
@@ -7173,11 +7173,11 @@
           <w:kern w:val="2"/>
           <w:sz w:val="24"/>
           <w:szCs w:val="24"/>
-          <w:lang w:val="en-DE" w:eastAsia="en-DE"/>
+          <w:lang w:val="en-US" w:eastAsia="en-US"/>
           <w14:ligatures w14:val="standardContextual"/>
         </w:rPr>
       </w:pPr>
-      <w:hyperlink w:anchor="_Toc236468412" w:history="1">
+      <w:hyperlink w:anchor="_Toc236987139" w:history="1">
         <w:r>
           <w:rPr>
             <w:rStyle w:val="Hyperlink"/>
@@ -7191,7 +7191,7 @@
             <w:kern w:val="2"/>
             <w:sz w:val="24"/>
             <w:szCs w:val="24"/>
-            <w:lang w:val="en-DE" w:eastAsia="en-DE"/>
+            <w:lang w:val="en-US" w:eastAsia="en-US"/>
             <w14:ligatures w14:val="standardContextual"/>
           </w:rPr>
           <w:tab/>
@@ -7218,7 +7218,7 @@
           <w:rPr>
             <w:webHidden/>
           </w:rPr>
-          <w:instrText xml:space="preserve"> PAGEREF _Toc236468412 \h </w:instrText>
+          <w:instrText xml:space="preserve"> PAGEREF _Toc236987139 \h </w:instrText>
         </w:r>
         <w:r>
           <w:rPr>
@@ -7235,7 +7235,7 @@
           <w:rPr>
             <w:webHidden/>
           </w:rPr>
-          <w:t>33</w:t>
+          <w:t>34</w:t>
         </w:r>
         <w:r>
           <w:rPr>
@@ -7254,11 +7254,11 @@
           <w:kern w:val="2"/>
           <w:sz w:val="24"/>
           <w:szCs w:val="24"/>
-          <w:lang w:val="en-DE" w:eastAsia="en-DE"/>
+          <w:lang w:val="en-US" w:eastAsia="en-US"/>
           <w14:ligatures w14:val="standardContextual"/>
         </w:rPr>
       </w:pPr>
-      <w:hyperlink w:anchor="_Toc236468413" w:history="1">
+      <w:hyperlink w:anchor="_Toc236987140" w:history="1">
         <w:r>
           <w:rPr>
             <w:rStyle w:val="Hyperlink"/>
@@ -7272,7 +7272,7 @@
             <w:kern w:val="2"/>
             <w:sz w:val="24"/>
             <w:szCs w:val="24"/>
-            <w:lang w:val="en-DE" w:eastAsia="en-DE"/>
+            <w:lang w:val="en-US" w:eastAsia="en-US"/>
             <w14:ligatures w14:val="standardContextual"/>
           </w:rPr>
           <w:tab/>
@@ -7299,7 +7299,7 @@
           <w:rPr>
             <w:webHidden/>
           </w:rPr>
-          <w:instrText xml:space="preserve"> PAGEREF _Toc236468413 \h </w:instrText>
+          <w:instrText xml:space="preserve"> PAGEREF _Toc236987140 \h </w:instrText>
         </w:r>
         <w:r>
           <w:rPr>
@@ -7316,7 +7316,7 @@
           <w:rPr>
             <w:webHidden/>
           </w:rPr>
-          <w:t>33</w:t>
+          <w:t>34</w:t>
         </w:r>
         <w:r>
           <w:rPr>
@@ -7335,11 +7335,11 @@
           <w:kern w:val="2"/>
           <w:sz w:val="24"/>
           <w:szCs w:val="24"/>
-          <w:lang w:val="en-DE" w:eastAsia="en-DE"/>
+          <w:lang w:val="en-US" w:eastAsia="en-US"/>
           <w14:ligatures w14:val="standardContextual"/>
         </w:rPr>
       </w:pPr>
-      <w:hyperlink w:anchor="_Toc236468414" w:history="1">
+      <w:hyperlink w:anchor="_Toc236987141" w:history="1">
         <w:r>
           <w:rPr>
             <w:rStyle w:val="Hyperlink"/>
@@ -7353,7 +7353,7 @@
             <w:kern w:val="2"/>
             <w:sz w:val="24"/>
             <w:szCs w:val="24"/>
-            <w:lang w:val="en-DE" w:eastAsia="en-DE"/>
+            <w:lang w:val="en-US" w:eastAsia="en-US"/>
             <w14:ligatures w14:val="standardContextual"/>
           </w:rPr>
           <w:tab/>
@@ -7380,7 +7380,7 @@
           <w:rPr>
             <w:webHidden/>
           </w:rPr>
-          <w:instrText xml:space="preserve"> PAGEREF _Toc236468414 \h </w:instrText>
+          <w:instrText xml:space="preserve"> PAGEREF _Toc236987141 \h </w:instrText>
         </w:r>
         <w:r>
           <w:rPr>
@@ -7397,7 +7397,7 @@
           <w:rPr>
             <w:webHidden/>
           </w:rPr>
-          <w:t>33</w:t>
+          <w:t>34</w:t>
         </w:r>
         <w:r>
           <w:rPr>
@@ -7416,11 +7416,11 @@
           <w:kern w:val="2"/>
           <w:sz w:val="24"/>
           <w:szCs w:val="24"/>
-          <w:lang w:val="en-DE" w:eastAsia="en-DE"/>
+          <w:lang w:val="en-US" w:eastAsia="en-US"/>
           <w14:ligatures w14:val="standardContextual"/>
         </w:rPr>
       </w:pPr>
-      <w:hyperlink w:anchor="_Toc236468415" w:history="1">
+      <w:hyperlink w:anchor="_Toc236987142" w:history="1">
         <w:r>
           <w:rPr>
             <w:rStyle w:val="Hyperlink"/>
@@ -7434,7 +7434,7 @@
             <w:kern w:val="2"/>
             <w:sz w:val="24"/>
             <w:szCs w:val="24"/>
-            <w:lang w:val="en-DE" w:eastAsia="en-DE"/>
+            <w:lang w:val="en-US" w:eastAsia="en-US"/>
             <w14:ligatures w14:val="standardContextual"/>
           </w:rPr>
           <w:tab/>
@@ -7461,7 +7461,7 @@
           <w:rPr>
             <w:webHidden/>
           </w:rPr>
-          <w:instrText xml:space="preserve"> PAGEREF _Toc236468415 \h </w:instrText>
+          <w:instrText xml:space="preserve"> PAGEREF _Toc236987142 \h </w:instrText>
         </w:r>
         <w:r>
           <w:rPr>
@@ -7478,7 +7478,7 @@
           <w:rPr>
             <w:webHidden/>
           </w:rPr>
-          <w:t>34</w:t>
+          <w:t>35</w:t>
         </w:r>
         <w:r>
           <w:rPr>
@@ -7497,11 +7497,11 @@
           <w:kern w:val="2"/>
           <w:sz w:val="24"/>
           <w:szCs w:val="24"/>
-          <w:lang w:val="en-DE" w:eastAsia="en-DE"/>
+          <w:lang w:val="en-US" w:eastAsia="en-US"/>
           <w14:ligatures w14:val="standardContextual"/>
         </w:rPr>
       </w:pPr>
-      <w:hyperlink w:anchor="_Toc236468416" w:history="1">
+      <w:hyperlink w:anchor="_Toc236987143" w:history="1">
         <w:r>
           <w:rPr>
             <w:rStyle w:val="Hyperlink"/>
@@ -7515,7 +7515,7 @@
             <w:kern w:val="2"/>
             <w:sz w:val="24"/>
             <w:szCs w:val="24"/>
-            <w:lang w:val="en-DE" w:eastAsia="en-DE"/>
+            <w:lang w:val="en-US" w:eastAsia="en-US"/>
             <w14:ligatures w14:val="standardContextual"/>
           </w:rPr>
           <w:tab/>
@@ -7542,7 +7542,7 @@
           <w:rPr>
             <w:webHidden/>
           </w:rPr>
-          <w:instrText xml:space="preserve"> PAGEREF _Toc236468416 \h </w:instrText>
+          <w:instrText xml:space="preserve"> PAGEREF _Toc236987143 \h </w:instrText>
         </w:r>
         <w:r>
           <w:rPr>
@@ -7559,7 +7559,7 @@
           <w:rPr>
             <w:webHidden/>
           </w:rPr>
-          <w:t>34</w:t>
+          <w:t>35</w:t>
         </w:r>
         <w:r>
           <w:rPr>
@@ -7578,11 +7578,11 @@
           <w:kern w:val="2"/>
           <w:sz w:val="24"/>
           <w:szCs w:val="24"/>
-          <w:lang w:val="en-DE" w:eastAsia="en-DE"/>
+          <w:lang w:val="en-US" w:eastAsia="en-US"/>
           <w14:ligatures w14:val="standardContextual"/>
         </w:rPr>
       </w:pPr>
-      <w:hyperlink w:anchor="_Toc236468417" w:history="1">
+      <w:hyperlink w:anchor="_Toc236987144" w:history="1">
         <w:r>
           <w:rPr>
             <w:rStyle w:val="Hyperlink"/>
@@ -7596,7 +7596,7 @@
             <w:kern w:val="2"/>
             <w:sz w:val="24"/>
             <w:szCs w:val="24"/>
-            <w:lang w:val="en-DE" w:eastAsia="en-DE"/>
+            <w:lang w:val="en-US" w:eastAsia="en-US"/>
             <w14:ligatures w14:val="standardContextual"/>
           </w:rPr>
           <w:tab/>
@@ -7623,7 +7623,7 @@
           <w:rPr>
             <w:webHidden/>
           </w:rPr>
-          <w:instrText xml:space="preserve"> PAGEREF _Toc236468417 \h </w:instrText>
+          <w:instrText xml:space="preserve"> PAGEREF _Toc236987144 \h </w:instrText>
         </w:r>
         <w:r>
           <w:rPr>
@@ -7640,7 +7640,7 @@
           <w:rPr>
             <w:webHidden/>
           </w:rPr>
-          <w:t>35</w:t>
+          <w:t>36</w:t>
         </w:r>
         <w:r>
           <w:rPr>
@@ -7659,11 +7659,11 @@
           <w:kern w:val="2"/>
           <w:sz w:val="24"/>
           <w:szCs w:val="24"/>
-          <w:lang w:val="en-DE" w:eastAsia="en-DE"/>
+          <w:lang w:val="en-US" w:eastAsia="en-US"/>
           <w14:ligatures w14:val="standardContextual"/>
         </w:rPr>
       </w:pPr>
-      <w:hyperlink w:anchor="_Toc236468418" w:history="1">
+      <w:hyperlink w:anchor="_Toc236987145" w:history="1">
         <w:r>
           <w:rPr>
             <w:rStyle w:val="Hyperlink"/>
@@ -7677,7 +7677,7 @@
             <w:kern w:val="2"/>
             <w:sz w:val="24"/>
             <w:szCs w:val="24"/>
-            <w:lang w:val="en-DE" w:eastAsia="en-DE"/>
+            <w:lang w:val="en-US" w:eastAsia="en-US"/>
             <w14:ligatures w14:val="standardContextual"/>
           </w:rPr>
           <w:tab/>
@@ -7704,7 +7704,7 @@
           <w:rPr>
             <w:webHidden/>
           </w:rPr>
-          <w:instrText xml:space="preserve"> PAGEREF _Toc236468418 \h </w:instrText>
+          <w:instrText xml:space="preserve"> PAGEREF _Toc236987145 \h </w:instrText>
         </w:r>
         <w:r>
           <w:rPr>
@@ -7721,7 +7721,7 @@
           <w:rPr>
             <w:webHidden/>
           </w:rPr>
-          <w:t>35</w:t>
+          <w:t>36</w:t>
         </w:r>
         <w:r>
           <w:rPr>
@@ -7740,11 +7740,11 @@
           <w:kern w:val="2"/>
           <w:sz w:val="24"/>
           <w:szCs w:val="24"/>
-          <w:lang w:val="en-DE" w:eastAsia="en-DE"/>
+          <w:lang w:val="en-US" w:eastAsia="en-US"/>
           <w14:ligatures w14:val="standardContextual"/>
         </w:rPr>
       </w:pPr>
-      <w:hyperlink w:anchor="_Toc236468419" w:history="1">
+      <w:hyperlink w:anchor="_Toc236987146" w:history="1">
         <w:r>
           <w:rPr>
             <w:rStyle w:val="Hyperlink"/>
@@ -7758,7 +7758,7 @@
             <w:kern w:val="2"/>
             <w:sz w:val="24"/>
             <w:szCs w:val="24"/>
-            <w:lang w:val="en-DE" w:eastAsia="en-DE"/>
+            <w:lang w:val="en-US" w:eastAsia="en-US"/>
             <w14:ligatures w14:val="standardContextual"/>
           </w:rPr>
           <w:tab/>
@@ -7785,7 +7785,7 @@
           <w:rPr>
             <w:webHidden/>
           </w:rPr>
-          <w:instrText xml:space="preserve"> PAGEREF _Toc236468419 \h </w:instrText>
+          <w:instrText xml:space="preserve"> PAGEREF _Toc236987146 \h </w:instrText>
         </w:r>
         <w:r>
           <w:rPr>
@@ -7802,7 +7802,7 @@
           <w:rPr>
             <w:webHidden/>
           </w:rPr>
-          <w:t>35</w:t>
+          <w:t>36</w:t>
         </w:r>
         <w:r>
           <w:rPr>
@@ -7821,11 +7821,11 @@
           <w:kern w:val="2"/>
           <w:sz w:val="24"/>
           <w:szCs w:val="24"/>
-          <w:lang w:val="en-DE" w:eastAsia="en-DE"/>
+          <w:lang w:val="en-US" w:eastAsia="en-US"/>
           <w14:ligatures w14:val="standardContextual"/>
         </w:rPr>
       </w:pPr>
-      <w:hyperlink w:anchor="_Toc236468420" w:history="1">
+      <w:hyperlink w:anchor="_Toc236987147" w:history="1">
         <w:r>
           <w:rPr>
             <w:rStyle w:val="Hyperlink"/>
@@ -7839,7 +7839,7 @@
             <w:kern w:val="2"/>
             <w:sz w:val="24"/>
             <w:szCs w:val="24"/>
-            <w:lang w:val="en-DE" w:eastAsia="en-DE"/>
+            <w:lang w:val="en-US" w:eastAsia="en-US"/>
             <w14:ligatures w14:val="standardContextual"/>
           </w:rPr>
           <w:tab/>
@@ -7866,7 +7866,7 @@
           <w:rPr>
             <w:webHidden/>
           </w:rPr>
-          <w:instrText xml:space="preserve"> PAGEREF _Toc236468420 \h </w:instrText>
+          <w:instrText xml:space="preserve"> PAGEREF _Toc236987147 \h </w:instrText>
         </w:r>
         <w:r>
           <w:rPr>
@@ -7883,7 +7883,7 @@
           <w:rPr>
             <w:webHidden/>
           </w:rPr>
-          <w:t>37</w:t>
+          <w:t>38</w:t>
         </w:r>
         <w:r>
           <w:rPr>
@@ -7902,11 +7902,11 @@
           <w:kern w:val="2"/>
           <w:sz w:val="24"/>
           <w:szCs w:val="24"/>
-          <w:lang w:val="en-DE" w:eastAsia="en-DE"/>
+          <w:lang w:val="en-US" w:eastAsia="en-US"/>
           <w14:ligatures w14:val="standardContextual"/>
         </w:rPr>
       </w:pPr>
-      <w:hyperlink w:anchor="_Toc236468421" w:history="1">
+      <w:hyperlink w:anchor="_Toc236987148" w:history="1">
         <w:r>
           <w:rPr>
             <w:rStyle w:val="Hyperlink"/>
@@ -7920,7 +7920,7 @@
             <w:kern w:val="2"/>
             <w:sz w:val="24"/>
             <w:szCs w:val="24"/>
-            <w:lang w:val="en-DE" w:eastAsia="en-DE"/>
+            <w:lang w:val="en-US" w:eastAsia="en-US"/>
             <w14:ligatures w14:val="standardContextual"/>
           </w:rPr>
           <w:tab/>
@@ -7947,7 +7947,7 @@
           <w:rPr>
             <w:webHidden/>
           </w:rPr>
-          <w:instrText xml:space="preserve"> PAGEREF _Toc236468421 \h </w:instrText>
+          <w:instrText xml:space="preserve"> PAGEREF _Toc236987148 \h </w:instrText>
         </w:r>
         <w:r>
           <w:rPr>
@@ -7964,7 +7964,7 @@
           <w:rPr>
             <w:webHidden/>
           </w:rPr>
-          <w:t>38</w:t>
+          <w:t>39</w:t>
         </w:r>
         <w:r>
           <w:rPr>
@@ -7983,11 +7983,11 @@
           <w:kern w:val="2"/>
           <w:sz w:val="24"/>
           <w:szCs w:val="24"/>
-          <w:lang w:val="en-DE" w:eastAsia="en-DE"/>
+          <w:lang w:val="en-US" w:eastAsia="en-US"/>
           <w14:ligatures w14:val="standardContextual"/>
         </w:rPr>
       </w:pPr>
-      <w:hyperlink w:anchor="_Toc236468422" w:history="1">
+      <w:hyperlink w:anchor="_Toc236987149" w:history="1">
         <w:r>
           <w:rPr>
             <w:rStyle w:val="Hyperlink"/>
@@ -8001,7 +8001,7 @@
             <w:kern w:val="2"/>
             <w:sz w:val="24"/>
             <w:szCs w:val="24"/>
-            <w:lang w:val="en-DE" w:eastAsia="en-DE"/>
+            <w:lang w:val="en-US" w:eastAsia="en-US"/>
             <w14:ligatures w14:val="standardContextual"/>
           </w:rPr>
           <w:tab/>
@@ -8028,7 +8028,7 @@
           <w:rPr>
             <w:webHidden/>
           </w:rPr>
-          <w:instrText xml:space="preserve"> PAGEREF _Toc236468422 \h </w:instrText>
+          <w:instrText xml:space="preserve"> PAGEREF _Toc236987149 \h </w:instrText>
         </w:r>
         <w:r>
           <w:rPr>
@@ -8045,7 +8045,7 @@
           <w:rPr>
             <w:webHidden/>
           </w:rPr>
-          <w:t>38</w:t>
+          <w:t>39</w:t>
         </w:r>
         <w:r>
           <w:rPr>
@@ -8064,11 +8064,11 @@
           <w:kern w:val="2"/>
           <w:sz w:val="24"/>
           <w:szCs w:val="24"/>
-          <w:lang w:val="en-DE" w:eastAsia="en-DE"/>
+          <w:lang w:val="en-US" w:eastAsia="en-US"/>
           <w14:ligatures w14:val="standardContextual"/>
         </w:rPr>
       </w:pPr>
-      <w:hyperlink w:anchor="_Toc236468423" w:history="1">
+      <w:hyperlink w:anchor="_Toc236987150" w:history="1">
         <w:r>
           <w:rPr>
             <w:rStyle w:val="Hyperlink"/>
@@ -8082,7 +8082,7 @@
             <w:kern w:val="2"/>
             <w:sz w:val="24"/>
             <w:szCs w:val="24"/>
-            <w:lang w:val="en-DE" w:eastAsia="en-DE"/>
+            <w:lang w:val="en-US" w:eastAsia="en-US"/>
             <w14:ligatures w14:val="standardContextual"/>
           </w:rPr>
           <w:tab/>
@@ -8109,7 +8109,7 @@
           <w:rPr>
             <w:webHidden/>
           </w:rPr>
-          <w:instrText xml:space="preserve"> PAGEREF _Toc236468423 \h </w:instrText>
+          <w:instrText xml:space="preserve"> PAGEREF _Toc236987150 \h </w:instrText>
         </w:r>
         <w:r>
           <w:rPr>
@@ -8126,7 +8126,7 @@
           <w:rPr>
             <w:webHidden/>
           </w:rPr>
-          <w:t>38</w:t>
+          <w:t>39</w:t>
         </w:r>
         <w:r>
           <w:rPr>
@@ -8145,11 +8145,11 @@
           <w:kern w:val="2"/>
           <w:sz w:val="24"/>
           <w:szCs w:val="24"/>
-          <w:lang w:val="en-DE" w:eastAsia="en-DE"/>
+          <w:lang w:val="en-US" w:eastAsia="en-US"/>
           <w14:ligatures w14:val="standardContextual"/>
         </w:rPr>
       </w:pPr>
-      <w:hyperlink w:anchor="_Toc236468424" w:history="1">
+      <w:hyperlink w:anchor="_Toc236987151" w:history="1">
         <w:r>
           <w:rPr>
             <w:rStyle w:val="Hyperlink"/>
@@ -8172,7 +8172,7 @@
           <w:rPr>
             <w:webHidden/>
           </w:rPr>
-          <w:instrText xml:space="preserve"> PAGEREF _Toc236468424 \h </w:instrText>
+          <w:instrText xml:space="preserve"> PAGEREF _Toc236987151 \h </w:instrText>
         </w:r>
         <w:r>
           <w:rPr>
@@ -8189,7 +8189,7 @@
           <w:rPr>
             <w:webHidden/>
           </w:rPr>
-          <w:t>39</w:t>
+          <w:t>40</w:t>
         </w:r>
         <w:r>
           <w:rPr>
@@ -8208,11 +8208,11 @@
           <w:kern w:val="2"/>
           <w:sz w:val="24"/>
           <w:szCs w:val="24"/>
-          <w:lang w:val="en-DE" w:eastAsia="en-DE"/>
+          <w:lang w:val="en-US" w:eastAsia="en-US"/>
           <w14:ligatures w14:val="standardContextual"/>
         </w:rPr>
       </w:pPr>
-      <w:hyperlink w:anchor="_Toc236468425" w:history="1">
+      <w:hyperlink w:anchor="_Toc236987152" w:history="1">
         <w:r>
           <w:rPr>
             <w:rStyle w:val="Hyperlink"/>
@@ -8226,7 +8226,7 @@
             <w:kern w:val="2"/>
             <w:sz w:val="24"/>
             <w:szCs w:val="24"/>
-            <w:lang w:val="en-DE" w:eastAsia="en-DE"/>
+            <w:lang w:val="en-US" w:eastAsia="en-US"/>
             <w14:ligatures w14:val="standardContextual"/>
           </w:rPr>
           <w:tab/>
@@ -8253,7 +8253,7 @@
           <w:rPr>
             <w:webHidden/>
           </w:rPr>
-          <w:instrText xml:space="preserve"> PAGEREF _Toc236468425 \h </w:instrText>
+          <w:instrText xml:space="preserve"> PAGEREF _Toc236987152 \h </w:instrText>
         </w:r>
         <w:r>
           <w:rPr>
@@ -8270,7 +8270,7 @@
           <w:rPr>
             <w:webHidden/>
           </w:rPr>
-          <w:t>39</w:t>
+          <w:t>40</w:t>
         </w:r>
         <w:r>
           <w:rPr>
@@ -8289,11 +8289,11 @@
           <w:kern w:val="2"/>
           <w:sz w:val="24"/>
           <w:szCs w:val="24"/>
-          <w:lang w:val="en-DE" w:eastAsia="en-DE"/>
+          <w:lang w:val="en-US" w:eastAsia="en-US"/>
           <w14:ligatures w14:val="standardContextual"/>
         </w:rPr>
       </w:pPr>
-      <w:hyperlink w:anchor="_Toc236468426" w:history="1">
+      <w:hyperlink w:anchor="_Toc236987153" w:history="1">
         <w:r>
           <w:rPr>
             <w:rStyle w:val="Hyperlink"/>
@@ -8307,7 +8307,7 @@
             <w:kern w:val="2"/>
             <w:sz w:val="24"/>
             <w:szCs w:val="24"/>
-            <w:lang w:val="en-DE" w:eastAsia="en-DE"/>
+            <w:lang w:val="en-US" w:eastAsia="en-US"/>
             <w14:ligatures w14:val="standardContextual"/>
           </w:rPr>
           <w:tab/>
@@ -8334,7 +8334,7 @@
           <w:rPr>
             <w:webHidden/>
           </w:rPr>
-          <w:instrText xml:space="preserve"> PAGEREF _Toc236468426 \h </w:instrText>
+          <w:instrText xml:space="preserve"> PAGEREF _Toc236987153 \h </w:instrText>
         </w:r>
         <w:r>
           <w:rPr>
@@ -8351,7 +8351,7 @@
           <w:rPr>
             <w:webHidden/>
           </w:rPr>
-          <w:t>40</w:t>
+          <w:t>41</w:t>
         </w:r>
         <w:r>
           <w:rPr>
@@ -8370,11 +8370,11 @@
           <w:kern w:val="2"/>
           <w:sz w:val="24"/>
           <w:szCs w:val="24"/>
-          <w:lang w:val="en-DE" w:eastAsia="en-DE"/>
+          <w:lang w:val="en-US" w:eastAsia="en-US"/>
           <w14:ligatures w14:val="standardContextual"/>
         </w:rPr>
       </w:pPr>
-      <w:hyperlink w:anchor="_Toc236468427" w:history="1">
+      <w:hyperlink w:anchor="_Toc236987154" w:history="1">
         <w:r>
           <w:rPr>
             <w:rStyle w:val="Hyperlink"/>
@@ -8388,7 +8388,7 @@
             <w:kern w:val="2"/>
             <w:sz w:val="24"/>
             <w:szCs w:val="24"/>
-            <w:lang w:val="en-DE" w:eastAsia="en-DE"/>
+            <w:lang w:val="en-US" w:eastAsia="en-US"/>
             <w14:ligatures w14:val="standardContextual"/>
           </w:rPr>
           <w:tab/>
@@ -8415,7 +8415,7 @@
           <w:rPr>
             <w:webHidden/>
           </w:rPr>
-          <w:instrText xml:space="preserve"> PAGEREF _Toc236468427 \h </w:instrText>
+          <w:instrText xml:space="preserve"> PAGEREF _Toc236987154 \h </w:instrText>
         </w:r>
         <w:r>
           <w:rPr>
@@ -8432,7 +8432,7 @@
           <w:rPr>
             <w:webHidden/>
           </w:rPr>
-          <w:t>40</w:t>
+          <w:t>41</w:t>
         </w:r>
         <w:r>
           <w:rPr>
@@ -8451,11 +8451,11 @@
           <w:kern w:val="2"/>
           <w:sz w:val="24"/>
           <w:szCs w:val="24"/>
-          <w:lang w:val="en-DE" w:eastAsia="en-DE"/>
+          <w:lang w:val="en-US" w:eastAsia="en-US"/>
           <w14:ligatures w14:val="standardContextual"/>
         </w:rPr>
       </w:pPr>
-      <w:hyperlink w:anchor="_Toc236468428" w:history="1">
+      <w:hyperlink w:anchor="_Toc236987155" w:history="1">
         <w:r>
           <w:rPr>
             <w:rStyle w:val="Hyperlink"/>
@@ -8478,7 +8478,7 @@
           <w:rPr>
             <w:webHidden/>
           </w:rPr>
-          <w:instrText xml:space="preserve"> PAGEREF _Toc236468428 \h </w:instrText>
+          <w:instrText xml:space="preserve"> PAGEREF _Toc236987155 \h </w:instrText>
         </w:r>
         <w:r>
           <w:rPr>
@@ -8495,7 +8495,7 @@
           <w:rPr>
             <w:webHidden/>
           </w:rPr>
-          <w:t>44</w:t>
+          <w:t>45</w:t>
         </w:r>
         <w:r>
           <w:rPr>
@@ -8514,11 +8514,11 @@
           <w:kern w:val="2"/>
           <w:sz w:val="24"/>
           <w:szCs w:val="24"/>
-          <w:lang w:val="en-DE" w:eastAsia="en-DE"/>
+          <w:lang w:val="en-US" w:eastAsia="en-US"/>
           <w14:ligatures w14:val="standardContextual"/>
         </w:rPr>
       </w:pPr>
-      <w:hyperlink w:anchor="_Toc236468429" w:history="1">
+      <w:hyperlink w:anchor="_Toc236987156" w:history="1">
         <w:r>
           <w:rPr>
             <w:rStyle w:val="Hyperlink"/>
@@ -8541,7 +8541,7 @@
           <w:rPr>
             <w:webHidden/>
           </w:rPr>
-          <w:instrText xml:space="preserve"> PAGEREF _Toc236468429 \h </w:instrText>
+          <w:instrText xml:space="preserve"> PAGEREF _Toc236987156 \h </w:instrText>
         </w:r>
         <w:r>
           <w:rPr>
@@ -8558,7 +8558,7 @@
           <w:rPr>
             <w:webHidden/>
           </w:rPr>
-          <w:t>45</w:t>
+          <w:t>46</w:t>
         </w:r>
         <w:r>
           <w:rPr>
@@ -8577,11 +8577,11 @@
           <w:kern w:val="2"/>
           <w:sz w:val="24"/>
           <w:szCs w:val="24"/>
-          <w:lang w:val="en-DE" w:eastAsia="en-DE"/>
+          <w:lang w:val="en-US" w:eastAsia="en-US"/>
           <w14:ligatures w14:val="standardContextual"/>
         </w:rPr>
       </w:pPr>
-      <w:hyperlink w:anchor="_Toc236468430" w:history="1">
+      <w:hyperlink w:anchor="_Toc236987157" w:history="1">
         <w:r>
           <w:rPr>
             <w:rStyle w:val="Hyperlink"/>
@@ -8595,7 +8595,7 @@
             <w:kern w:val="2"/>
             <w:sz w:val="24"/>
             <w:szCs w:val="24"/>
-            <w:lang w:val="en-DE" w:eastAsia="en-DE"/>
+            <w:lang w:val="en-US" w:eastAsia="en-US"/>
             <w14:ligatures w14:val="standardContextual"/>
           </w:rPr>
           <w:tab/>
@@ -8622,7 +8622,7 @@
           <w:rPr>
             <w:webHidden/>
           </w:rPr>
-          <w:instrText xml:space="preserve"> PAGEREF _Toc236468430 \h </w:instrText>
+          <w:instrText xml:space="preserve"> PAGEREF _Toc236987157 \h </w:instrText>
         </w:r>
         <w:r>
           <w:rPr>
@@ -8639,7 +8639,7 @@
           <w:rPr>
             <w:webHidden/>
           </w:rPr>
-          <w:t>45</w:t>
+          <w:t>46</w:t>
         </w:r>
         <w:r>
           <w:rPr>
@@ -8658,11 +8658,11 @@
           <w:kern w:val="2"/>
           <w:sz w:val="24"/>
           <w:szCs w:val="24"/>
-          <w:lang w:val="en-DE" w:eastAsia="en-DE"/>
+          <w:lang w:val="en-US" w:eastAsia="en-US"/>
           <w14:ligatures w14:val="standardContextual"/>
         </w:rPr>
       </w:pPr>
-      <w:hyperlink w:anchor="_Toc236468431" w:history="1">
+      <w:hyperlink w:anchor="_Toc236987158" w:history="1">
         <w:r>
           <w:rPr>
             <w:rStyle w:val="Hyperlink"/>
@@ -8676,7 +8676,7 @@
             <w:kern w:val="2"/>
             <w:sz w:val="24"/>
             <w:szCs w:val="24"/>
-            <w:lang w:val="en-DE" w:eastAsia="en-DE"/>
+            <w:lang w:val="en-US" w:eastAsia="en-US"/>
             <w14:ligatures w14:val="standardContextual"/>
           </w:rPr>
           <w:tab/>
@@ -8703,7 +8703,7 @@
           <w:rPr>
             <w:webHidden/>
           </w:rPr>
-          <w:instrText xml:space="preserve"> PAGEREF _Toc236468431 \h </w:instrText>
+          <w:instrText xml:space="preserve"> PAGEREF _Toc236987158 \h </w:instrText>
         </w:r>
         <w:r>
           <w:rPr>
@@ -8720,7 +8720,7 @@
           <w:rPr>
             <w:webHidden/>
           </w:rPr>
-          <w:t>45</w:t>
+          <w:t>46</w:t>
         </w:r>
         <w:r>
           <w:rPr>
@@ -8739,11 +8739,11 @@
           <w:kern w:val="2"/>
           <w:sz w:val="24"/>
           <w:szCs w:val="24"/>
-          <w:lang w:val="en-DE" w:eastAsia="en-DE"/>
+          <w:lang w:val="en-US" w:eastAsia="en-US"/>
           <w14:ligatures w14:val="standardContextual"/>
         </w:rPr>
       </w:pPr>
-      <w:hyperlink w:anchor="_Toc236468432" w:history="1">
+      <w:hyperlink w:anchor="_Toc236987159" w:history="1">
         <w:r>
           <w:rPr>
             <w:rStyle w:val="Hyperlink"/>
@@ -8757,7 +8757,7 @@
             <w:kern w:val="2"/>
             <w:sz w:val="24"/>
             <w:szCs w:val="24"/>
-            <w:lang w:val="en-DE" w:eastAsia="en-DE"/>
+            <w:lang w:val="en-US" w:eastAsia="en-US"/>
             <w14:ligatures w14:val="standardContextual"/>
           </w:rPr>
           <w:tab/>
@@ -8784,7 +8784,7 @@
           <w:rPr>
             <w:webHidden/>
           </w:rPr>
-          <w:instrText xml:space="preserve"> PAGEREF _Toc236468432 \h </w:instrText>
+          <w:instrText xml:space="preserve"> PAGEREF _Toc236987159 \h </w:instrText>
         </w:r>
         <w:r>
           <w:rPr>
@@ -8801,7 +8801,7 @@
           <w:rPr>
             <w:webHidden/>
           </w:rPr>
-          <w:t>46</w:t>
+          <w:t>47</w:t>
         </w:r>
         <w:r>
           <w:rPr>
@@ -8820,11 +8820,11 @@
           <w:kern w:val="2"/>
           <w:sz w:val="24"/>
           <w:szCs w:val="24"/>
-          <w:lang w:val="en-DE" w:eastAsia="en-DE"/>
+          <w:lang w:val="en-US" w:eastAsia="en-US"/>
           <w14:ligatures w14:val="standardContextual"/>
         </w:rPr>
       </w:pPr>
-      <w:hyperlink w:anchor="_Toc236468433" w:history="1">
+      <w:hyperlink w:anchor="_Toc236987160" w:history="1">
         <w:r>
           <w:rPr>
             <w:rStyle w:val="Hyperlink"/>
@@ -8838,7 +8838,7 @@
             <w:kern w:val="2"/>
             <w:sz w:val="24"/>
             <w:szCs w:val="24"/>
-            <w:lang w:val="en-DE" w:eastAsia="en-DE"/>
+            <w:lang w:val="en-US" w:eastAsia="en-US"/>
             <w14:ligatures w14:val="standardContextual"/>
           </w:rPr>
           <w:tab/>
@@ -8865,7 +8865,7 @@
           <w:rPr>
             <w:webHidden/>
           </w:rPr>
-          <w:instrText xml:space="preserve"> PAGEREF _Toc236468433 \h </w:instrText>
+          <w:instrText xml:space="preserve"> PAGEREF _Toc236987160 \h </w:instrText>
         </w:r>
         <w:r>
           <w:rPr>
@@ -8882,7 +8882,7 @@
           <w:rPr>
             <w:webHidden/>
           </w:rPr>
-          <w:t>47</w:t>
+          <w:t>48</w:t>
         </w:r>
         <w:r>
           <w:rPr>
@@ -8901,11 +8901,11 @@
           <w:kern w:val="2"/>
           <w:sz w:val="24"/>
           <w:szCs w:val="24"/>
-          <w:lang w:val="en-DE" w:eastAsia="en-DE"/>
+          <w:lang w:val="en-US" w:eastAsia="en-US"/>
           <w14:ligatures w14:val="standardContextual"/>
         </w:rPr>
       </w:pPr>
-      <w:hyperlink w:anchor="_Toc236468434" w:history="1">
+      <w:hyperlink w:anchor="_Toc236987161" w:history="1">
         <w:r>
           <w:rPr>
             <w:rStyle w:val="Hyperlink"/>
@@ -8919,7 +8919,7 @@
             <w:kern w:val="2"/>
             <w:sz w:val="24"/>
             <w:szCs w:val="24"/>
-            <w:lang w:val="en-DE" w:eastAsia="en-DE"/>
+            <w:lang w:val="en-US" w:eastAsia="en-US"/>
             <w14:ligatures w14:val="standardContextual"/>
           </w:rPr>
           <w:tab/>
@@ -8946,7 +8946,7 @@
           <w:rPr>
             <w:webHidden/>
           </w:rPr>
-          <w:instrText xml:space="preserve"> PAGEREF _Toc236468434 \h </w:instrText>
+          <w:instrText xml:space="preserve"> PAGEREF _Toc236987161 \h </w:instrText>
         </w:r>
         <w:r>
           <w:rPr>
@@ -8963,7 +8963,7 @@
           <w:rPr>
             <w:webHidden/>
           </w:rPr>
-          <w:t>47</w:t>
+          <w:t>48</w:t>
         </w:r>
         <w:r>
           <w:rPr>
@@ -8982,11 +8982,11 @@
           <w:kern w:val="2"/>
           <w:sz w:val="24"/>
           <w:szCs w:val="24"/>
-          <w:lang w:val="en-DE" w:eastAsia="en-DE"/>
+          <w:lang w:val="en-US" w:eastAsia="en-US"/>
           <w14:ligatures w14:val="standardContextual"/>
         </w:rPr>
       </w:pPr>
-      <w:hyperlink w:anchor="_Toc236468435" w:history="1">
+      <w:hyperlink w:anchor="_Toc236987162" w:history="1">
         <w:r>
           <w:rPr>
             <w:rStyle w:val="Hyperlink"/>
@@ -9009,7 +9009,7 @@
           <w:rPr>
             <w:webHidden/>
           </w:rPr>
-          <w:instrText xml:space="preserve"> PAGEREF _Toc236468435 \h </w:instrText>
+          <w:instrText xml:space="preserve"> PAGEREF _Toc236987162 \h </w:instrText>
         </w:r>
         <w:r>
           <w:rPr>
@@ -9026,7 +9026,7 @@
           <w:rPr>
             <w:webHidden/>
           </w:rPr>
-          <w:t>48</w:t>
+          <w:t>49</w:t>
         </w:r>
         <w:r>
           <w:rPr>
@@ -9075,7 +9075,7 @@
           <w:kern w:val="2"/>
           <w:sz w:val="24"/>
           <w:szCs w:val="24"/>
-          <w:lang w:val="en-DE" w:eastAsia="en-DE"/>
+          <w:lang w:val="en-US" w:eastAsia="en-US"/>
           <w14:ligatures w14:val="standardContextual"/>
         </w:rPr>
       </w:pPr>
@@ -9088,7 +9088,7 @@
       <w:r>
         <w:fldChar w:fldCharType="separate"/>
       </w:r>
-      <w:hyperlink w:anchor="_Toc236468436" w:history="1">
+      <w:hyperlink w:anchor="_Toc236987163" w:history="1">
         <w:r>
           <w:rPr>
             <w:rStyle w:val="Hyperlink"/>
@@ -9102,7 +9102,7 @@
           <w:fldChar w:fldCharType="begin"/>
         </w:r>
         <w:r>
-          <w:instrText xml:space="preserve"> PAGEREF _Toc236468436 \h </w:instrText>
+          <w:instrText xml:space="preserve"> PAGEREF _Toc236987163 \h </w:instrText>
         </w:r>
         <w:r>
           <w:fldChar w:fldCharType="separate"/>
@@ -9124,11 +9124,11 @@
           <w:kern w:val="2"/>
           <w:sz w:val="24"/>
           <w:szCs w:val="24"/>
-          <w:lang w:val="en-DE" w:eastAsia="en-DE"/>
+          <w:lang w:val="en-US" w:eastAsia="en-US"/>
           <w14:ligatures w14:val="standardContextual"/>
         </w:rPr>
       </w:pPr>
-      <w:hyperlink w:anchor="_Toc236468437" w:history="1">
+      <w:hyperlink w:anchor="_Toc236987164" w:history="1">
         <w:r>
           <w:rPr>
             <w:rStyle w:val="Hyperlink"/>
@@ -9142,7 +9142,7 @@
           <w:fldChar w:fldCharType="begin"/>
         </w:r>
         <w:r>
-          <w:instrText xml:space="preserve"> PAGEREF _Toc236468437 \h </w:instrText>
+          <w:instrText xml:space="preserve"> PAGEREF _Toc236987164 \h </w:instrText>
         </w:r>
         <w:r>
           <w:fldChar w:fldCharType="separate"/>
@@ -9164,11 +9164,11 @@
           <w:kern w:val="2"/>
           <w:sz w:val="24"/>
           <w:szCs w:val="24"/>
-          <w:lang w:val="en-DE" w:eastAsia="en-DE"/>
+          <w:lang w:val="en-US" w:eastAsia="en-US"/>
           <w14:ligatures w14:val="standardContextual"/>
         </w:rPr>
       </w:pPr>
-      <w:hyperlink w:anchor="_Toc236468438" w:history="1">
+      <w:hyperlink w:anchor="_Toc236987165" w:history="1">
         <w:r>
           <w:rPr>
             <w:rStyle w:val="Hyperlink"/>
@@ -9182,7 +9182,7 @@
           <w:fldChar w:fldCharType="begin"/>
         </w:r>
         <w:r>
-          <w:instrText xml:space="preserve"> PAGEREF _Toc236468438 \h </w:instrText>
+          <w:instrText xml:space="preserve"> PAGEREF _Toc236987165 \h </w:instrText>
         </w:r>
         <w:r>
           <w:fldChar w:fldCharType="separate"/>
@@ -9204,11 +9204,11 @@
           <w:kern w:val="2"/>
           <w:sz w:val="24"/>
           <w:szCs w:val="24"/>
-          <w:lang w:val="en-DE" w:eastAsia="en-DE"/>
+          <w:lang w:val="en-US" w:eastAsia="en-US"/>
           <w14:ligatures w14:val="standardContextual"/>
         </w:rPr>
       </w:pPr>
-      <w:hyperlink w:anchor="_Toc236468439" w:history="1">
+      <w:hyperlink w:anchor="_Toc236987166" w:history="1">
         <w:r>
           <w:rPr>
             <w:rStyle w:val="Hyperlink"/>
@@ -9222,7 +9222,7 @@
           <w:fldChar w:fldCharType="begin"/>
         </w:r>
         <w:r>
-          <w:instrText xml:space="preserve"> PAGEREF _Toc236468439 \h </w:instrText>
+          <w:instrText xml:space="preserve"> PAGEREF _Toc236987166 \h </w:instrText>
         </w:r>
         <w:r>
           <w:fldChar w:fldCharType="separate"/>
@@ -9244,11 +9244,11 @@
           <w:kern w:val="2"/>
           <w:sz w:val="24"/>
           <w:szCs w:val="24"/>
-          <w:lang w:val="en-DE" w:eastAsia="en-DE"/>
+          <w:lang w:val="en-US" w:eastAsia="en-US"/>
           <w14:ligatures w14:val="standardContextual"/>
         </w:rPr>
       </w:pPr>
-      <w:hyperlink w:anchor="_Toc236468440" w:history="1">
+      <w:hyperlink w:anchor="_Toc236987167" w:history="1">
         <w:r>
           <w:rPr>
             <w:rStyle w:val="Hyperlink"/>
@@ -9262,7 +9262,7 @@
           <w:fldChar w:fldCharType="begin"/>
         </w:r>
         <w:r>
-          <w:instrText xml:space="preserve"> PAGEREF _Toc236468440 \h </w:instrText>
+          <w:instrText xml:space="preserve"> PAGEREF _Toc236987167 \h </w:instrText>
         </w:r>
         <w:r>
           <w:fldChar w:fldCharType="separate"/>
@@ -9284,11 +9284,11 @@
           <w:kern w:val="2"/>
           <w:sz w:val="24"/>
           <w:szCs w:val="24"/>
-          <w:lang w:val="en-DE" w:eastAsia="en-DE"/>
+          <w:lang w:val="en-US" w:eastAsia="en-US"/>
           <w14:ligatures w14:val="standardContextual"/>
         </w:rPr>
       </w:pPr>
-      <w:hyperlink w:anchor="_Toc236468441" w:history="1">
+      <w:hyperlink w:anchor="_Toc236987168" w:history="1">
         <w:r>
           <w:rPr>
             <w:rStyle w:val="Hyperlink"/>
@@ -9302,7 +9302,7 @@
           <w:fldChar w:fldCharType="begin"/>
         </w:r>
         <w:r>
-          <w:instrText xml:space="preserve"> PAGEREF _Toc236468441 \h </w:instrText>
+          <w:instrText xml:space="preserve"> PAGEREF _Toc236987168 \h </w:instrText>
         </w:r>
         <w:r>
           <w:fldChar w:fldCharType="separate"/>
@@ -9314,46 +9314,6 @@
           <w:fldChar w:fldCharType="end"/>
         </w:r>
       </w:hyperlink>
-    </w:p>
-    <w:p>
-      <w:pPr>
-        <w:pStyle w:val="TableofFigures"/>
-      </w:pPr>
-      <w:r>
-        <w:fldChar w:fldCharType="end"/>
-      </w:r>
-    </w:p>
-    <w:p>
-      <w:pPr>
-        <w:pStyle w:val="HEADINGNonumber"/>
-        <w:spacing w:after="0"/>
-        <w:outlineLvl w:val="9"/>
-        <w:rPr>
-          <w:b/>
-          <w:caps/>
-          <w:smallCaps/>
-          <w:sz w:val="20"/>
-        </w:rPr>
-      </w:pPr>
-      <w:r>
-        <w:t xml:space="preserve"> </w:t>
-      </w:r>
-      <w:r>
-        <w:rPr>
-          <w:rStyle w:val="PARAGRAPHChar"/>
-        </w:rPr>
-        <w:br w:type="page"/>
-      </w:r>
-      <w:r>
-        <w:rPr>
-          <w:b/>
-          <w:caps/>
-          <w:smallCaps/>
-          <w:sz w:val="20"/>
-        </w:rPr>
-        <w:lastRenderedPageBreak/>
-        <w:t>Tables</w:t>
-      </w:r>
     </w:p>
     <w:p>
       <w:pPr>
@@ -9364,25 +9324,16 @@
           <w:kern w:val="2"/>
           <w:sz w:val="24"/>
           <w:szCs w:val="24"/>
-          <w:lang w:val="en-DE" w:eastAsia="en-DE"/>
+          <w:lang w:val="en-US" w:eastAsia="en-US"/>
           <w14:ligatures w14:val="standardContextual"/>
         </w:rPr>
       </w:pPr>
-      <w:r>
-        <w:fldChar w:fldCharType="begin"/>
-      </w:r>
-      <w:r>
-        <w:instrText xml:space="preserve"> TOC \t "TABLE-title" \c \h </w:instrText>
-      </w:r>
-      <w:r>
-        <w:fldChar w:fldCharType="separate"/>
-      </w:r>
-      <w:hyperlink w:anchor="_Toc236468442" w:history="1">
+      <w:hyperlink w:anchor="_Toc236987169" w:history="1">
         <w:r>
           <w:rPr>
             <w:rStyle w:val="Hyperlink"/>
           </w:rPr>
-          <w:t>Table 1 – Examples of DataTypes</w:t>
+          <w:t>Figure 7 – Graphical notation used by the AddressSpace figures</w:t>
         </w:r>
         <w:r>
           <w:tab/>
@@ -9391,13 +9342,13 @@
           <w:fldChar w:fldCharType="begin"/>
         </w:r>
         <w:r>
-          <w:instrText xml:space="preserve"> PAGEREF _Toc236468442 \h </w:instrText>
+          <w:instrText xml:space="preserve"> PAGEREF _Toc236987169 \h </w:instrText>
         </w:r>
         <w:r>
           <w:fldChar w:fldCharType="separate"/>
         </w:r>
         <w:r>
-          <w:t>13</w:t>
+          <w:t>27</w:t>
         </w:r>
         <w:r>
           <w:fldChar w:fldCharType="end"/>
@@ -9413,16 +9364,16 @@
           <w:kern w:val="2"/>
           <w:sz w:val="24"/>
           <w:szCs w:val="24"/>
-          <w:lang w:val="en-DE" w:eastAsia="en-DE"/>
+          <w:lang w:val="en-US" w:eastAsia="en-US"/>
           <w14:ligatures w14:val="standardContextual"/>
         </w:rPr>
       </w:pPr>
-      <w:hyperlink w:anchor="_Toc236468443" w:history="1">
+      <w:hyperlink w:anchor="_Toc236987170" w:history="1">
         <w:r>
           <w:rPr>
             <w:rStyle w:val="Hyperlink"/>
           </w:rPr>
-          <w:t>Table 2 – Type Definition Table</w:t>
+          <w:t>Figure 8 – The three schema types and the xRegistry bases they narrow</w:t>
         </w:r>
         <w:r>
           <w:tab/>
@@ -9431,18 +9382,58 @@
           <w:fldChar w:fldCharType="begin"/>
         </w:r>
         <w:r>
-          <w:instrText xml:space="preserve"> PAGEREF _Toc236468443 \h </w:instrText>
+          <w:instrText xml:space="preserve"> PAGEREF _Toc236987170 \h </w:instrText>
         </w:r>
         <w:r>
           <w:fldChar w:fldCharType="separate"/>
         </w:r>
         <w:r>
-          <w:t>14</w:t>
+          <w:t>27</w:t>
         </w:r>
         <w:r>
           <w:fldChar w:fldCharType="end"/>
         </w:r>
       </w:hyperlink>
+    </w:p>
+    <w:p>
+      <w:pPr>
+        <w:pStyle w:val="TableofFigures"/>
+      </w:pPr>
+      <w:r>
+        <w:fldChar w:fldCharType="end"/>
+      </w:r>
+    </w:p>
+    <w:p>
+      <w:pPr>
+        <w:pStyle w:val="HEADINGNonumber"/>
+        <w:spacing w:after="0"/>
+        <w:outlineLvl w:val="9"/>
+        <w:rPr>
+          <w:b/>
+          <w:caps/>
+          <w:smallCaps/>
+          <w:sz w:val="20"/>
+        </w:rPr>
+      </w:pPr>
+      <w:r>
+        <w:t xml:space="preserve"> </w:t>
+      </w:r>
+      <w:r>
+        <w:rPr>
+          <w:rStyle w:val="PARAGRAPHChar"/>
+        </w:rPr>
+        <w:br w:type="page"/>
+      </w:r>
+      <w:r>
+        <w:rPr>
+          <w:b/>
+          <w:caps/>
+          <w:smallCaps/>
+          <w:sz w:val="20"/>
+        </w:rPr>
+        <w:lastRenderedPageBreak/>
+        <w:t>Tables</w:t>
+      </w:r>
     </w:p>
     <w:p>
       <w:pPr>
@@ -9453,16 +9444,25 @@
           <w:kern w:val="2"/>
           <w:sz w:val="24"/>
           <w:szCs w:val="24"/>
-          <w:lang w:val="en-DE" w:eastAsia="en-DE"/>
+          <w:lang w:val="en-US" w:eastAsia="en-US"/>
           <w14:ligatures w14:val="standardContextual"/>
         </w:rPr>
       </w:pPr>
-      <w:hyperlink w:anchor="_Toc236468444" w:history="1">
+      <w:r>
+        <w:fldChar w:fldCharType="begin"/>
+      </w:r>
+      <w:r>
+        <w:instrText xml:space="preserve"> TOC \t "TABLE-title" \c \h </w:instrText>
+      </w:r>
+      <w:r>
+        <w:fldChar w:fldCharType="separate"/>
+      </w:r>
+      <w:hyperlink w:anchor="_Toc236987171" w:history="1">
         <w:r>
           <w:rPr>
             <w:rStyle w:val="Hyperlink"/>
           </w:rPr>
-          <w:t>Table 3 – Examples of Other characteristics</w:t>
+          <w:t>Table 1 – Examples of DataTypes</w:t>
         </w:r>
         <w:r>
           <w:tab/>
@@ -9471,13 +9471,13 @@
           <w:fldChar w:fldCharType="begin"/>
         </w:r>
         <w:r>
-          <w:instrText xml:space="preserve"> PAGEREF _Toc236468444 \h </w:instrText>
+          <w:instrText xml:space="preserve"> PAGEREF _Toc236987171 \h </w:instrText>
         </w:r>
         <w:r>
           <w:fldChar w:fldCharType="separate"/>
         </w:r>
         <w:r>
-          <w:t>14</w:t>
+          <w:t>13</w:t>
         </w:r>
         <w:r>
           <w:fldChar w:fldCharType="end"/>
@@ -9493,16 +9493,16 @@
           <w:kern w:val="2"/>
           <w:sz w:val="24"/>
           <w:szCs w:val="24"/>
-          <w:lang w:val="en-DE" w:eastAsia="en-DE"/>
+          <w:lang w:val="en-US" w:eastAsia="en-US"/>
           <w14:ligatures w14:val="standardContextual"/>
         </w:rPr>
       </w:pPr>
-      <w:hyperlink w:anchor="_Toc236468445" w:history="1">
+      <w:hyperlink w:anchor="_Toc236987172" w:history="1">
         <w:r>
           <w:rPr>
             <w:rStyle w:val="Hyperlink"/>
           </w:rPr>
-          <w:t>Table 4 – &lt;some&gt;Type additional References</w:t>
+          <w:t>Table 2 – Type Definition Table</w:t>
         </w:r>
         <w:r>
           <w:tab/>
@@ -9511,7 +9511,7 @@
           <w:fldChar w:fldCharType="begin"/>
         </w:r>
         <w:r>
-          <w:instrText xml:space="preserve"> PAGEREF _Toc236468445 \h </w:instrText>
+          <w:instrText xml:space="preserve"> PAGEREF _Toc236987172 \h </w:instrText>
         </w:r>
         <w:r>
           <w:fldChar w:fldCharType="separate"/>
@@ -9533,16 +9533,16 @@
           <w:kern w:val="2"/>
           <w:sz w:val="24"/>
           <w:szCs w:val="24"/>
-          <w:lang w:val="en-DE" w:eastAsia="en-DE"/>
+          <w:lang w:val="en-US" w:eastAsia="en-US"/>
           <w14:ligatures w14:val="standardContextual"/>
         </w:rPr>
       </w:pPr>
-      <w:hyperlink w:anchor="_Toc236468446" w:history="1">
+      <w:hyperlink w:anchor="_Toc236987173" w:history="1">
         <w:r>
           <w:rPr>
             <w:rStyle w:val="Hyperlink"/>
           </w:rPr>
-          <w:t>Table 5 – &lt;some&gt;Type additional subcomponents</w:t>
+          <w:t>Table 3 – Examples of Other characteristics</w:t>
         </w:r>
         <w:r>
           <w:tab/>
@@ -9551,13 +9551,13 @@
           <w:fldChar w:fldCharType="begin"/>
         </w:r>
         <w:r>
-          <w:instrText xml:space="preserve"> PAGEREF _Toc236468446 \h </w:instrText>
+          <w:instrText xml:space="preserve"> PAGEREF _Toc236987173 \h </w:instrText>
         </w:r>
         <w:r>
           <w:fldChar w:fldCharType="separate"/>
         </w:r>
         <w:r>
-          <w:t>15</w:t>
+          <w:t>14</w:t>
         </w:r>
         <w:r>
           <w:fldChar w:fldCharType="end"/>
@@ -9573,16 +9573,16 @@
           <w:kern w:val="2"/>
           <w:sz w:val="24"/>
           <w:szCs w:val="24"/>
-          <w:lang w:val="en-DE" w:eastAsia="en-DE"/>
+          <w:lang w:val="en-US" w:eastAsia="en-US"/>
           <w14:ligatures w14:val="standardContextual"/>
         </w:rPr>
       </w:pPr>
-      <w:hyperlink w:anchor="_Toc236468447" w:history="1">
+      <w:hyperlink w:anchor="_Toc236987174" w:history="1">
         <w:r>
           <w:rPr>
             <w:rStyle w:val="Hyperlink"/>
           </w:rPr>
-          <w:t>Table 6 – &lt;some&gt;Type Attribute values for child Nodes</w:t>
+          <w:t>Table 4 – &lt;some&gt;Type additional References</w:t>
         </w:r>
         <w:r>
           <w:tab/>
@@ -9591,13 +9591,13 @@
           <w:fldChar w:fldCharType="begin"/>
         </w:r>
         <w:r>
-          <w:instrText xml:space="preserve"> PAGEREF _Toc236468447 \h </w:instrText>
+          <w:instrText xml:space="preserve"> PAGEREF _Toc236987174 \h </w:instrText>
         </w:r>
         <w:r>
           <w:fldChar w:fldCharType="separate"/>
         </w:r>
         <w:r>
-          <w:t>15</w:t>
+          <w:t>14</w:t>
         </w:r>
         <w:r>
           <w:fldChar w:fldCharType="end"/>
@@ -9613,16 +9613,16 @@
           <w:kern w:val="2"/>
           <w:sz w:val="24"/>
           <w:szCs w:val="24"/>
-          <w:lang w:val="en-DE" w:eastAsia="en-DE"/>
+          <w:lang w:val="en-US" w:eastAsia="en-US"/>
           <w14:ligatures w14:val="standardContextual"/>
         </w:rPr>
       </w:pPr>
-      <w:hyperlink w:anchor="_Toc236468448" w:history="1">
+      <w:hyperlink w:anchor="_Toc236987175" w:history="1">
         <w:r>
           <w:rPr>
             <w:rStyle w:val="Hyperlink"/>
           </w:rPr>
-          <w:t>Table 7 – Common Node Attributes</w:t>
+          <w:t>Table 5 – &lt;some&gt;Type additional subcomponents</w:t>
         </w:r>
         <w:r>
           <w:tab/>
@@ -9631,13 +9631,13 @@
           <w:fldChar w:fldCharType="begin"/>
         </w:r>
         <w:r>
-          <w:instrText xml:space="preserve"> PAGEREF _Toc236468448 \h </w:instrText>
+          <w:instrText xml:space="preserve"> PAGEREF _Toc236987175 \h </w:instrText>
         </w:r>
         <w:r>
           <w:fldChar w:fldCharType="separate"/>
         </w:r>
         <w:r>
-          <w:t>16</w:t>
+          <w:t>15</w:t>
         </w:r>
         <w:r>
           <w:fldChar w:fldCharType="end"/>
@@ -9653,16 +9653,16 @@
           <w:kern w:val="2"/>
           <w:sz w:val="24"/>
           <w:szCs w:val="24"/>
-          <w:lang w:val="en-DE" w:eastAsia="en-DE"/>
+          <w:lang w:val="en-US" w:eastAsia="en-US"/>
           <w14:ligatures w14:val="standardContextual"/>
         </w:rPr>
       </w:pPr>
-      <w:hyperlink w:anchor="_Toc236468449" w:history="1">
+      <w:hyperlink w:anchor="_Toc236987176" w:history="1">
         <w:r>
           <w:rPr>
             <w:rStyle w:val="Hyperlink"/>
           </w:rPr>
-          <w:t>Table 8 – Common Object Attributes</w:t>
+          <w:t>Table 6 – &lt;some&gt;Type Attribute values for child Nodes</w:t>
         </w:r>
         <w:r>
           <w:tab/>
@@ -9671,13 +9671,13 @@
           <w:fldChar w:fldCharType="begin"/>
         </w:r>
         <w:r>
-          <w:instrText xml:space="preserve"> PAGEREF _Toc236468449 \h </w:instrText>
+          <w:instrText xml:space="preserve"> PAGEREF _Toc236987176 \h </w:instrText>
         </w:r>
         <w:r>
           <w:fldChar w:fldCharType="separate"/>
         </w:r>
         <w:r>
-          <w:t>17</w:t>
+          <w:t>15</w:t>
         </w:r>
         <w:r>
           <w:fldChar w:fldCharType="end"/>
@@ -9693,16 +9693,16 @@
           <w:kern w:val="2"/>
           <w:sz w:val="24"/>
           <w:szCs w:val="24"/>
-          <w:lang w:val="en-DE" w:eastAsia="en-DE"/>
+          <w:lang w:val="en-US" w:eastAsia="en-US"/>
           <w14:ligatures w14:val="standardContextual"/>
         </w:rPr>
       </w:pPr>
-      <w:hyperlink w:anchor="_Toc236468450" w:history="1">
+      <w:hyperlink w:anchor="_Toc236987177" w:history="1">
         <w:r>
           <w:rPr>
             <w:rStyle w:val="Hyperlink"/>
           </w:rPr>
-          <w:t>Table 9 – Common Variable Attributes</w:t>
+          <w:t>Table 7 – Common Node Attributes</w:t>
         </w:r>
         <w:r>
           <w:tab/>
@@ -9711,13 +9711,13 @@
           <w:fldChar w:fldCharType="begin"/>
         </w:r>
         <w:r>
-          <w:instrText xml:space="preserve"> PAGEREF _Toc236468450 \h </w:instrText>
+          <w:instrText xml:space="preserve"> PAGEREF _Toc236987177 \h </w:instrText>
         </w:r>
         <w:r>
           <w:fldChar w:fldCharType="separate"/>
         </w:r>
         <w:r>
-          <w:t>17</w:t>
+          <w:t>16</w:t>
         </w:r>
         <w:r>
           <w:fldChar w:fldCharType="end"/>
@@ -9733,16 +9733,16 @@
           <w:kern w:val="2"/>
           <w:sz w:val="24"/>
           <w:szCs w:val="24"/>
-          <w:lang w:val="en-DE" w:eastAsia="en-DE"/>
+          <w:lang w:val="en-US" w:eastAsia="en-US"/>
           <w14:ligatures w14:val="standardContextual"/>
         </w:rPr>
       </w:pPr>
-      <w:hyperlink w:anchor="_Toc236468451" w:history="1">
+      <w:hyperlink w:anchor="_Toc236987178" w:history="1">
         <w:r>
           <w:rPr>
             <w:rStyle w:val="Hyperlink"/>
           </w:rPr>
-          <w:t>Table 10 – Common VariableType Attributes</w:t>
+          <w:t>Table 8 – Common Object Attributes</w:t>
         </w:r>
         <w:r>
           <w:tab/>
@@ -9751,7 +9751,7 @@
           <w:fldChar w:fldCharType="begin"/>
         </w:r>
         <w:r>
-          <w:instrText xml:space="preserve"> PAGEREF _Toc236468451 \h </w:instrText>
+          <w:instrText xml:space="preserve"> PAGEREF _Toc236987178 \h </w:instrText>
         </w:r>
         <w:r>
           <w:fldChar w:fldCharType="separate"/>
@@ -9773,16 +9773,16 @@
           <w:kern w:val="2"/>
           <w:sz w:val="24"/>
           <w:szCs w:val="24"/>
-          <w:lang w:val="en-DE" w:eastAsia="en-DE"/>
+          <w:lang w:val="en-US" w:eastAsia="en-US"/>
           <w14:ligatures w14:val="standardContextual"/>
         </w:rPr>
       </w:pPr>
-      <w:hyperlink w:anchor="_Toc236468452" w:history="1">
+      <w:hyperlink w:anchor="_Toc236987179" w:history="1">
         <w:r>
           <w:rPr>
             <w:rStyle w:val="Hyperlink"/>
           </w:rPr>
-          <w:t>Table 11 – Common Method Attributes</w:t>
+          <w:t>Table 9 – Common Variable Attributes</w:t>
         </w:r>
         <w:r>
           <w:tab/>
@@ -9791,7 +9791,7 @@
           <w:fldChar w:fldCharType="begin"/>
         </w:r>
         <w:r>
-          <w:instrText xml:space="preserve"> PAGEREF _Toc236468452 \h </w:instrText>
+          <w:instrText xml:space="preserve"> PAGEREF _Toc236987179 \h </w:instrText>
         </w:r>
         <w:r>
           <w:fldChar w:fldCharType="separate"/>
@@ -9813,16 +9813,16 @@
           <w:kern w:val="2"/>
           <w:sz w:val="24"/>
           <w:szCs w:val="24"/>
-          <w:lang w:val="en-DE" w:eastAsia="en-DE"/>
+          <w:lang w:val="en-US" w:eastAsia="en-US"/>
           <w14:ligatures w14:val="standardContextual"/>
         </w:rPr>
       </w:pPr>
-      <w:hyperlink w:anchor="_Toc236468453" w:history="1">
+      <w:hyperlink w:anchor="_Toc236987180" w:history="1">
         <w:r>
           <w:rPr>
             <w:rStyle w:val="Hyperlink"/>
           </w:rPr>
-          <w:t>Table 12 – Structures without optional fields where none of the fields allow subtypes</w:t>
+          <w:t>Table 10 – Common VariableType Attributes</w:t>
         </w:r>
         <w:r>
           <w:tab/>
@@ -9831,13 +9831,13 @@
           <w:fldChar w:fldCharType="begin"/>
         </w:r>
         <w:r>
-          <w:instrText xml:space="preserve"> PAGEREF _Toc236468453 \h </w:instrText>
+          <w:instrText xml:space="preserve"> PAGEREF _Toc236987180 \h </w:instrText>
         </w:r>
         <w:r>
           <w:fldChar w:fldCharType="separate"/>
         </w:r>
         <w:r>
-          <w:t>18</w:t>
+          <w:t>17</w:t>
         </w:r>
         <w:r>
           <w:fldChar w:fldCharType="end"/>
@@ -9853,16 +9853,16 @@
           <w:kern w:val="2"/>
           <w:sz w:val="24"/>
           <w:szCs w:val="24"/>
-          <w:lang w:val="en-DE" w:eastAsia="en-DE"/>
+          <w:lang w:val="en-US" w:eastAsia="en-US"/>
           <w14:ligatures w14:val="standardContextual"/>
         </w:rPr>
       </w:pPr>
-      <w:hyperlink w:anchor="_Toc236468454" w:history="1">
+      <w:hyperlink w:anchor="_Toc236987181" w:history="1">
         <w:r>
           <w:rPr>
             <w:rStyle w:val="Hyperlink"/>
           </w:rPr>
-          <w:t>Table 13 – Structures with optional fields</w:t>
+          <w:t>Table 11 – Common Method Attributes</w:t>
         </w:r>
         <w:r>
           <w:tab/>
@@ -9871,13 +9871,13 @@
           <w:fldChar w:fldCharType="begin"/>
         </w:r>
         <w:r>
-          <w:instrText xml:space="preserve"> PAGEREF _Toc236468454 \h </w:instrText>
+          <w:instrText xml:space="preserve"> PAGEREF _Toc236987181 \h </w:instrText>
         </w:r>
         <w:r>
           <w:fldChar w:fldCharType="separate"/>
         </w:r>
         <w:r>
-          <w:t>18</w:t>
+          <w:t>17</w:t>
         </w:r>
         <w:r>
           <w:fldChar w:fldCharType="end"/>
@@ -9893,16 +9893,16 @@
           <w:kern w:val="2"/>
           <w:sz w:val="24"/>
           <w:szCs w:val="24"/>
-          <w:lang w:val="en-DE" w:eastAsia="en-DE"/>
+          <w:lang w:val="en-US" w:eastAsia="en-US"/>
           <w14:ligatures w14:val="standardContextual"/>
         </w:rPr>
       </w:pPr>
-      <w:hyperlink w:anchor="_Toc236468455" w:history="1">
+      <w:hyperlink w:anchor="_Toc236987182" w:history="1">
         <w:r>
           <w:rPr>
             <w:rStyle w:val="Hyperlink"/>
           </w:rPr>
-          <w:t>Table 14 – Structures where one or more of the fields allow subtypes</w:t>
+          <w:t>Table 12 – Structures without optional fields where none of the fields allow subtypes</w:t>
         </w:r>
         <w:r>
           <w:tab/>
@@ -9911,7 +9911,7 @@
           <w:fldChar w:fldCharType="begin"/>
         </w:r>
         <w:r>
-          <w:instrText xml:space="preserve"> PAGEREF _Toc236468455 \h </w:instrText>
+          <w:instrText xml:space="preserve"> PAGEREF _Toc236987182 \h </w:instrText>
         </w:r>
         <w:r>
           <w:fldChar w:fldCharType="separate"/>
@@ -9933,16 +9933,16 @@
           <w:kern w:val="2"/>
           <w:sz w:val="24"/>
           <w:szCs w:val="24"/>
-          <w:lang w:val="en-DE" w:eastAsia="en-DE"/>
+          <w:lang w:val="en-US" w:eastAsia="en-US"/>
           <w14:ligatures w14:val="standardContextual"/>
         </w:rPr>
       </w:pPr>
-      <w:hyperlink w:anchor="_Toc236468456" w:history="1">
+      <w:hyperlink w:anchor="_Toc236987183" w:history="1">
         <w:r>
           <w:rPr>
             <w:rStyle w:val="Hyperlink"/>
           </w:rPr>
-          <w:t>Table 15 – Formats and content types</w:t>
+          <w:t>Table 13 – Structures with optional fields</w:t>
         </w:r>
         <w:r>
           <w:tab/>
@@ -9951,13 +9951,13 @@
           <w:fldChar w:fldCharType="begin"/>
         </w:r>
         <w:r>
-          <w:instrText xml:space="preserve"> PAGEREF _Toc236468456 \h </w:instrText>
+          <w:instrText xml:space="preserve"> PAGEREF _Toc236987183 \h </w:instrText>
         </w:r>
         <w:r>
           <w:fldChar w:fldCharType="separate"/>
         </w:r>
         <w:r>
-          <w:t>28</w:t>
+          <w:t>18</w:t>
         </w:r>
         <w:r>
           <w:fldChar w:fldCharType="end"/>
@@ -9973,16 +9973,16 @@
           <w:kern w:val="2"/>
           <w:sz w:val="24"/>
           <w:szCs w:val="24"/>
-          <w:lang w:val="en-DE" w:eastAsia="en-DE"/>
+          <w:lang w:val="en-US" w:eastAsia="en-US"/>
           <w14:ligatures w14:val="standardContextual"/>
         </w:rPr>
       </w:pPr>
-      <w:hyperlink w:anchor="_Toc236468457" w:history="1">
+      <w:hyperlink w:anchor="_Toc236987184" w:history="1">
         <w:r>
           <w:rPr>
             <w:rStyle w:val="Hyperlink"/>
           </w:rPr>
-          <w:t>Table 16 – Group and schema identifiers</w:t>
+          <w:t>Table 14 – Structures where one or more of the fields allow subtypes</w:t>
         </w:r>
         <w:r>
           <w:tab/>
@@ -9991,13 +9991,13 @@
           <w:fldChar w:fldCharType="begin"/>
         </w:r>
         <w:r>
-          <w:instrText xml:space="preserve"> PAGEREF _Toc236468457 \h </w:instrText>
+          <w:instrText xml:space="preserve"> PAGEREF _Toc236987184 \h </w:instrText>
         </w:r>
         <w:r>
           <w:fldChar w:fldCharType="separate"/>
         </w:r>
         <w:r>
-          <w:t>30</w:t>
+          <w:t>18</w:t>
         </w:r>
         <w:r>
           <w:fldChar w:fldCharType="end"/>
@@ -10013,16 +10013,16 @@
           <w:kern w:val="2"/>
           <w:sz w:val="24"/>
           <w:szCs w:val="24"/>
-          <w:lang w:val="en-DE" w:eastAsia="en-DE"/>
+          <w:lang w:val="en-US" w:eastAsia="en-US"/>
           <w14:ligatures w14:val="standardContextual"/>
         </w:rPr>
       </w:pPr>
-      <w:hyperlink w:anchor="_Toc236468458" w:history="1">
+      <w:hyperlink w:anchor="_Toc236987185" w:history="1">
         <w:r>
           <w:rPr>
             <w:rStyle w:val="Hyperlink"/>
           </w:rPr>
-          <w:t>Table 17 – Group and schema identifiers (2)</w:t>
+          <w:t>Table 15 – Formats and content types</w:t>
         </w:r>
         <w:r>
           <w:tab/>
@@ -10031,13 +10031,13 @@
           <w:fldChar w:fldCharType="begin"/>
         </w:r>
         <w:r>
-          <w:instrText xml:space="preserve"> PAGEREF _Toc236468458 \h </w:instrText>
+          <w:instrText xml:space="preserve"> PAGEREF _Toc236987185 \h </w:instrText>
         </w:r>
         <w:r>
           <w:fldChar w:fldCharType="separate"/>
         </w:r>
         <w:r>
-          <w:t>30</w:t>
+          <w:t>29</w:t>
         </w:r>
         <w:r>
           <w:fldChar w:fldCharType="end"/>
@@ -10053,16 +10053,16 @@
           <w:kern w:val="2"/>
           <w:sz w:val="24"/>
           <w:szCs w:val="24"/>
-          <w:lang w:val="en-DE" w:eastAsia="en-DE"/>
+          <w:lang w:val="en-US" w:eastAsia="en-US"/>
           <w14:ligatures w14:val="standardContextual"/>
         </w:rPr>
       </w:pPr>
-      <w:hyperlink w:anchor="_Toc236468459" w:history="1">
+      <w:hyperlink w:anchor="_Toc236987186" w:history="1">
         <w:r>
           <w:rPr>
             <w:rStyle w:val="Hyperlink"/>
           </w:rPr>
-          <w:t>Table 18 – Serving the xRegistry API and the JSON projection</w:t>
+          <w:t>Table 16 – Group and schema identifiers</w:t>
         </w:r>
         <w:r>
           <w:tab/>
@@ -10071,13 +10071,13 @@
           <w:fldChar w:fldCharType="begin"/>
         </w:r>
         <w:r>
-          <w:instrText xml:space="preserve"> PAGEREF _Toc236468459 \h </w:instrText>
+          <w:instrText xml:space="preserve"> PAGEREF _Toc236987186 \h </w:instrText>
         </w:r>
         <w:r>
           <w:fldChar w:fldCharType="separate"/>
         </w:r>
         <w:r>
-          <w:t>32</w:t>
+          <w:t>30</w:t>
         </w:r>
         <w:r>
           <w:fldChar w:fldCharType="end"/>
@@ -10093,16 +10093,16 @@
           <w:kern w:val="2"/>
           <w:sz w:val="24"/>
           <w:szCs w:val="24"/>
-          <w:lang w:val="en-DE" w:eastAsia="en-DE"/>
+          <w:lang w:val="en-US" w:eastAsia="en-US"/>
           <w14:ligatures w14:val="standardContextual"/>
         </w:rPr>
       </w:pPr>
-      <w:hyperlink w:anchor="_Toc236468460" w:history="1">
+      <w:hyperlink w:anchor="_Toc236987187" w:history="1">
         <w:r>
           <w:rPr>
             <w:rStyle w:val="Hyperlink"/>
           </w:rPr>
-          <w:t>Table 19 – SchemaRegistryType definition</w:t>
+          <w:t>Table 17 – Group and schema identifiers (2)</w:t>
         </w:r>
         <w:r>
           <w:tab/>
@@ -10111,13 +10111,13 @@
           <w:fldChar w:fldCharType="begin"/>
         </w:r>
         <w:r>
-          <w:instrText xml:space="preserve"> PAGEREF _Toc236468460 \h </w:instrText>
+          <w:instrText xml:space="preserve"> PAGEREF _Toc236987187 \h </w:instrText>
         </w:r>
         <w:r>
           <w:fldChar w:fldCharType="separate"/>
         </w:r>
         <w:r>
-          <w:t>33</w:t>
+          <w:t>31</w:t>
         </w:r>
         <w:r>
           <w:fldChar w:fldCharType="end"/>
@@ -10133,16 +10133,16 @@
           <w:kern w:val="2"/>
           <w:sz w:val="24"/>
           <w:szCs w:val="24"/>
-          <w:lang w:val="en-DE" w:eastAsia="en-DE"/>
+          <w:lang w:val="en-US" w:eastAsia="en-US"/>
           <w14:ligatures w14:val="standardContextual"/>
         </w:rPr>
       </w:pPr>
-      <w:hyperlink w:anchor="_Toc236468461" w:history="1">
+      <w:hyperlink w:anchor="_Toc236987188" w:history="1">
         <w:r>
           <w:rPr>
             <w:rStyle w:val="Hyperlink"/>
           </w:rPr>
-          <w:t>Table 20 – GetSchema Method Arguments</w:t>
+          <w:t>Table 18 – Serving the xRegistry API and the JSON projection</w:t>
         </w:r>
         <w:r>
           <w:tab/>
@@ -10151,13 +10151,13 @@
           <w:fldChar w:fldCharType="begin"/>
         </w:r>
         <w:r>
-          <w:instrText xml:space="preserve"> PAGEREF _Toc236468461 \h </w:instrText>
+          <w:instrText xml:space="preserve"> PAGEREF _Toc236987188 \h </w:instrText>
         </w:r>
         <w:r>
           <w:fldChar w:fldCharType="separate"/>
         </w:r>
         <w:r>
-          <w:t>34</w:t>
+          <w:t>33</w:t>
         </w:r>
         <w:r>
           <w:fldChar w:fldCharType="end"/>
@@ -10173,16 +10173,16 @@
           <w:kern w:val="2"/>
           <w:sz w:val="24"/>
           <w:szCs w:val="24"/>
-          <w:lang w:val="en-DE" w:eastAsia="en-DE"/>
+          <w:lang w:val="en-US" w:eastAsia="en-US"/>
           <w14:ligatures w14:val="standardContextual"/>
         </w:rPr>
       </w:pPr>
-      <w:hyperlink w:anchor="_Toc236468462" w:history="1">
+      <w:hyperlink w:anchor="_Toc236987189" w:history="1">
         <w:r>
           <w:rPr>
             <w:rStyle w:val="Hyperlink"/>
           </w:rPr>
-          <w:t>Table 21 – GetSchema Method AddressSpace definition</w:t>
+          <w:t>Table 19 – SchemaRegistryType definition</w:t>
         </w:r>
         <w:r>
           <w:tab/>
@@ -10191,7 +10191,7 @@
           <w:fldChar w:fldCharType="begin"/>
         </w:r>
         <w:r>
-          <w:instrText xml:space="preserve"> PAGEREF _Toc236468462 \h </w:instrText>
+          <w:instrText xml:space="preserve"> PAGEREF _Toc236987189 \h </w:instrText>
         </w:r>
         <w:r>
           <w:fldChar w:fldCharType="separate"/>
@@ -10213,16 +10213,16 @@
           <w:kern w:val="2"/>
           <w:sz w:val="24"/>
           <w:szCs w:val="24"/>
-          <w:lang w:val="en-DE" w:eastAsia="en-DE"/>
+          <w:lang w:val="en-US" w:eastAsia="en-US"/>
           <w14:ligatures w14:val="standardContextual"/>
         </w:rPr>
       </w:pPr>
-      <w:hyperlink w:anchor="_Toc236468463" w:history="1">
+      <w:hyperlink w:anchor="_Toc236987190" w:history="1">
         <w:r>
           <w:rPr>
             <w:rStyle w:val="Hyperlink"/>
           </w:rPr>
-          <w:t>Table 22 – SchemaGroupType definition</w:t>
+          <w:t>Table 20 – GetSchema Method Arguments</w:t>
         </w:r>
         <w:r>
           <w:tab/>
@@ -10231,7 +10231,7 @@
           <w:fldChar w:fldCharType="begin"/>
         </w:r>
         <w:r>
-          <w:instrText xml:space="preserve"> PAGEREF _Toc236468463 \h </w:instrText>
+          <w:instrText xml:space="preserve"> PAGEREF _Toc236987190 \h </w:instrText>
         </w:r>
         <w:r>
           <w:fldChar w:fldCharType="separate"/>
@@ -10253,16 +10253,16 @@
           <w:kern w:val="2"/>
           <w:sz w:val="24"/>
           <w:szCs w:val="24"/>
-          <w:lang w:val="en-DE" w:eastAsia="en-DE"/>
+          <w:lang w:val="en-US" w:eastAsia="en-US"/>
           <w14:ligatures w14:val="standardContextual"/>
         </w:rPr>
       </w:pPr>
-      <w:hyperlink w:anchor="_Toc236468464" w:history="1">
+      <w:hyperlink w:anchor="_Toc236987191" w:history="1">
         <w:r>
           <w:rPr>
             <w:rStyle w:val="Hyperlink"/>
           </w:rPr>
-          <w:t>Table 23 – SchemaFileType definition</w:t>
+          <w:t>Table 21 – GetSchema Method AddressSpace definition</w:t>
         </w:r>
         <w:r>
           <w:tab/>
@@ -10271,7 +10271,7 @@
           <w:fldChar w:fldCharType="begin"/>
         </w:r>
         <w:r>
-          <w:instrText xml:space="preserve"> PAGEREF _Toc236468464 \h </w:instrText>
+          <w:instrText xml:space="preserve"> PAGEREF _Toc236987191 \h </w:instrText>
         </w:r>
         <w:r>
           <w:fldChar w:fldCharType="separate"/>
@@ -10293,16 +10293,16 @@
           <w:kern w:val="2"/>
           <w:sz w:val="24"/>
           <w:szCs w:val="24"/>
-          <w:lang w:val="en-DE" w:eastAsia="en-DE"/>
+          <w:lang w:val="en-US" w:eastAsia="en-US"/>
           <w14:ligatures w14:val="standardContextual"/>
         </w:rPr>
       </w:pPr>
-      <w:hyperlink w:anchor="_Toc236468465" w:history="1">
+      <w:hyperlink w:anchor="_Toc236987192" w:history="1">
         <w:r>
           <w:rPr>
             <w:rStyle w:val="Hyperlink"/>
           </w:rPr>
-          <w:t>Table 24 – SchemaRegistry definition</w:t>
+          <w:t>Table 22 – SchemaGroupType definition</w:t>
         </w:r>
         <w:r>
           <w:tab/>
@@ -10311,7 +10311,7 @@
           <w:fldChar w:fldCharType="begin"/>
         </w:r>
         <w:r>
-          <w:instrText xml:space="preserve"> PAGEREF _Toc236468465 \h </w:instrText>
+          <w:instrText xml:space="preserve"> PAGEREF _Toc236987192 \h </w:instrText>
         </w:r>
         <w:r>
           <w:fldChar w:fldCharType="separate"/>
@@ -10333,16 +10333,16 @@
           <w:kern w:val="2"/>
           <w:sz w:val="24"/>
           <w:szCs w:val="24"/>
-          <w:lang w:val="en-DE" w:eastAsia="en-DE"/>
+          <w:lang w:val="en-US" w:eastAsia="en-US"/>
           <w14:ligatures w14:val="standardContextual"/>
         </w:rPr>
       </w:pPr>
-      <w:hyperlink w:anchor="_Toc236468466" w:history="1">
+      <w:hyperlink w:anchor="_Toc236987193" w:history="1">
         <w:r>
           <w:rPr>
             <w:rStyle w:val="Hyperlink"/>
           </w:rPr>
-          <w:t>Table 25 – GetSchema Method Arguments</w:t>
+          <w:t>Table 23 – SchemaFileType definition</w:t>
         </w:r>
         <w:r>
           <w:tab/>
@@ -10351,7 +10351,7 @@
           <w:fldChar w:fldCharType="begin"/>
         </w:r>
         <w:r>
-          <w:instrText xml:space="preserve"> PAGEREF _Toc236468466 \h </w:instrText>
+          <w:instrText xml:space="preserve"> PAGEREF _Toc236987193 \h </w:instrText>
         </w:r>
         <w:r>
           <w:fldChar w:fldCharType="separate"/>
@@ -10373,16 +10373,16 @@
           <w:kern w:val="2"/>
           <w:sz w:val="24"/>
           <w:szCs w:val="24"/>
-          <w:lang w:val="en-DE" w:eastAsia="en-DE"/>
+          <w:lang w:val="en-US" w:eastAsia="en-US"/>
           <w14:ligatures w14:val="standardContextual"/>
         </w:rPr>
       </w:pPr>
-      <w:hyperlink w:anchor="_Toc236468467" w:history="1">
+      <w:hyperlink w:anchor="_Toc236987194" w:history="1">
         <w:r>
           <w:rPr>
             <w:rStyle w:val="Hyperlink"/>
           </w:rPr>
-          <w:t>Table 26 – GetSchema Method AddressSpace definition</w:t>
+          <w:t>Table 24 – SchemaRegistry definition</w:t>
         </w:r>
         <w:r>
           <w:tab/>
@@ -10391,7 +10391,7 @@
           <w:fldChar w:fldCharType="begin"/>
         </w:r>
         <w:r>
-          <w:instrText xml:space="preserve"> PAGEREF _Toc236468467 \h </w:instrText>
+          <w:instrText xml:space="preserve"> PAGEREF _Toc236987194 \h </w:instrText>
         </w:r>
         <w:r>
           <w:fldChar w:fldCharType="separate"/>
@@ -10413,16 +10413,16 @@
           <w:kern w:val="2"/>
           <w:sz w:val="24"/>
           <w:szCs w:val="24"/>
-          <w:lang w:val="en-DE" w:eastAsia="en-DE"/>
+          <w:lang w:val="en-US" w:eastAsia="en-US"/>
           <w14:ligatures w14:val="standardContextual"/>
         </w:rPr>
       </w:pPr>
-      <w:hyperlink w:anchor="_Toc236468468" w:history="1">
+      <w:hyperlink w:anchor="_Toc236987195" w:history="1">
         <w:r>
           <w:rPr>
             <w:rStyle w:val="Hyperlink"/>
           </w:rPr>
-          <w:t>Table 27 – Profiles and conformance units</w:t>
+          <w:t>Table 25 – GetSchema Method Arguments</w:t>
         </w:r>
         <w:r>
           <w:tab/>
@@ -10431,7 +10431,7 @@
           <w:fldChar w:fldCharType="begin"/>
         </w:r>
         <w:r>
-          <w:instrText xml:space="preserve"> PAGEREF _Toc236468468 \h </w:instrText>
+          <w:instrText xml:space="preserve"> PAGEREF _Toc236987195 \h </w:instrText>
         </w:r>
         <w:r>
           <w:fldChar w:fldCharType="separate"/>
@@ -10453,16 +10453,16 @@
           <w:kern w:val="2"/>
           <w:sz w:val="24"/>
           <w:szCs w:val="24"/>
-          <w:lang w:val="en-DE" w:eastAsia="en-DE"/>
+          <w:lang w:val="en-US" w:eastAsia="en-US"/>
           <w14:ligatures w14:val="standardContextual"/>
         </w:rPr>
       </w:pPr>
-      <w:hyperlink w:anchor="_Toc236468469" w:history="1">
+      <w:hyperlink w:anchor="_Toc236987196" w:history="1">
         <w:r>
           <w:rPr>
             <w:rStyle w:val="Hyperlink"/>
           </w:rPr>
-          <w:t>Table 28 – NamespaceMetadata Object for this document</w:t>
+          <w:t>Table 26 – GetSchema Method AddressSpace definition</w:t>
         </w:r>
         <w:r>
           <w:tab/>
@@ -10471,13 +10471,13 @@
           <w:fldChar w:fldCharType="begin"/>
         </w:r>
         <w:r>
-          <w:instrText xml:space="preserve"> PAGEREF _Toc236468469 \h </w:instrText>
+          <w:instrText xml:space="preserve"> PAGEREF _Toc236987196 \h </w:instrText>
         </w:r>
         <w:r>
           <w:fldChar w:fldCharType="separate"/>
         </w:r>
         <w:r>
-          <w:t>38</w:t>
+          <w:t>37</w:t>
         </w:r>
         <w:r>
           <w:fldChar w:fldCharType="end"/>
@@ -10493,16 +10493,16 @@
           <w:kern w:val="2"/>
           <w:sz w:val="24"/>
           <w:szCs w:val="24"/>
-          <w:lang w:val="en-DE" w:eastAsia="en-DE"/>
+          <w:lang w:val="en-US" w:eastAsia="en-US"/>
           <w14:ligatures w14:val="standardContextual"/>
         </w:rPr>
       </w:pPr>
-      <w:hyperlink w:anchor="_Toc236468470" w:history="1">
+      <w:hyperlink w:anchor="_Toc236987197" w:history="1">
         <w:r>
           <w:rPr>
             <w:rStyle w:val="Hyperlink"/>
           </w:rPr>
-          <w:t>Table 29 – Namespaces used in an OpenUSD Server</w:t>
+          <w:t>Table 27 – Profiles and conformance units</w:t>
         </w:r>
         <w:r>
           <w:tab/>
@@ -10511,7 +10511,7 @@
           <w:fldChar w:fldCharType="begin"/>
         </w:r>
         <w:r>
-          <w:instrText xml:space="preserve"> PAGEREF _Toc236468470 \h </w:instrText>
+          <w:instrText xml:space="preserve"> PAGEREF _Toc236987197 \h </w:instrText>
         </w:r>
         <w:r>
           <w:fldChar w:fldCharType="separate"/>
@@ -10533,16 +10533,16 @@
           <w:kern w:val="2"/>
           <w:sz w:val="24"/>
           <w:szCs w:val="24"/>
-          <w:lang w:val="en-DE" w:eastAsia="en-DE"/>
+          <w:lang w:val="en-US" w:eastAsia="en-US"/>
           <w14:ligatures w14:val="standardContextual"/>
         </w:rPr>
       </w:pPr>
-      <w:hyperlink w:anchor="_Toc236468471" w:history="1">
+      <w:hyperlink w:anchor="_Toc236987198" w:history="1">
         <w:r>
           <w:rPr>
             <w:rStyle w:val="Hyperlink"/>
           </w:rPr>
-          <w:t>Table 30 – Namespaces used in this document</w:t>
+          <w:t>Table 28 – NamespaceMetadata Object for this document</w:t>
         </w:r>
         <w:r>
           <w:tab/>
@@ -10551,13 +10551,13 @@
           <w:fldChar w:fldCharType="begin"/>
         </w:r>
         <w:r>
-          <w:instrText xml:space="preserve"> PAGEREF _Toc236468471 \h </w:instrText>
+          <w:instrText xml:space="preserve"> PAGEREF _Toc236987198 \h </w:instrText>
         </w:r>
         <w:r>
           <w:fldChar w:fldCharType="separate"/>
         </w:r>
         <w:r>
-          <w:t>38</w:t>
+          <w:t>39</w:t>
         </w:r>
         <w:r>
           <w:fldChar w:fldCharType="end"/>
@@ -10573,16 +10573,16 @@
           <w:kern w:val="2"/>
           <w:sz w:val="24"/>
           <w:szCs w:val="24"/>
-          <w:lang w:val="en-DE" w:eastAsia="en-DE"/>
+          <w:lang w:val="en-US" w:eastAsia="en-US"/>
           <w14:ligatures w14:val="standardContextual"/>
         </w:rPr>
       </w:pPr>
-      <w:hyperlink w:anchor="_Toc236468472" w:history="1">
+      <w:hyperlink w:anchor="_Toc236987199" w:history="1">
         <w:r>
           <w:rPr>
             <w:rStyle w:val="Hyperlink"/>
           </w:rPr>
-          <w:t>Table 31 – Nodes defined by this document</w:t>
+          <w:t>Table 29 – Namespaces used in an OpenUSD Server</w:t>
         </w:r>
         <w:r>
           <w:tab/>
@@ -10591,13 +10591,13 @@
           <w:fldChar w:fldCharType="begin"/>
         </w:r>
         <w:r>
-          <w:instrText xml:space="preserve"> PAGEREF _Toc236468472 \h </w:instrText>
+          <w:instrText xml:space="preserve"> PAGEREF _Toc236987199 \h </w:instrText>
         </w:r>
         <w:r>
           <w:fldChar w:fldCharType="separate"/>
         </w:r>
         <w:r>
-          <w:t>41</w:t>
+          <w:t>39</w:t>
         </w:r>
         <w:r>
           <w:fldChar w:fldCharType="end"/>
@@ -10613,15 +10613,95 @@
           <w:kern w:val="2"/>
           <w:sz w:val="24"/>
           <w:szCs w:val="24"/>
-          <w:lang w:val="en-DE" w:eastAsia="en-DE"/>
+          <w:lang w:val="en-US" w:eastAsia="en-US"/>
           <w14:ligatures w14:val="standardContextual"/>
         </w:rPr>
       </w:pPr>
-      <w:hyperlink w:anchor="_Toc236468473" w:history="1">
+      <w:hyperlink w:anchor="_Toc236987200" w:history="1">
         <w:r>
           <w:rPr>
             <w:rStyle w:val="Hyperlink"/>
           </w:rPr>
+          <w:t>Table 30 – Namespaces used in this document</w:t>
+        </w:r>
+        <w:r>
+          <w:tab/>
+        </w:r>
+        <w:r>
+          <w:fldChar w:fldCharType="begin"/>
+        </w:r>
+        <w:r>
+          <w:instrText xml:space="preserve"> PAGEREF _Toc236987200 \h </w:instrText>
+        </w:r>
+        <w:r>
+          <w:fldChar w:fldCharType="separate"/>
+        </w:r>
+        <w:r>
+          <w:t>39</w:t>
+        </w:r>
+        <w:r>
+          <w:fldChar w:fldCharType="end"/>
+        </w:r>
+      </w:hyperlink>
+    </w:p>
+    <w:p>
+      <w:pPr>
+        <w:pStyle w:val="TableofFigures"/>
+        <w:rPr>
+          <w:rFonts w:asciiTheme="minorHAnsi" w:eastAsiaTheme="minorEastAsia" w:hAnsiTheme="minorHAnsi" w:cstheme="minorBidi"/>
+          <w:spacing w:val="0"/>
+          <w:kern w:val="2"/>
+          <w:sz w:val="24"/>
+          <w:szCs w:val="24"/>
+          <w:lang w:val="en-US" w:eastAsia="en-US"/>
+          <w14:ligatures w14:val="standardContextual"/>
+        </w:rPr>
+      </w:pPr>
+      <w:hyperlink w:anchor="_Toc236987201" w:history="1">
+        <w:r>
+          <w:rPr>
+            <w:rStyle w:val="Hyperlink"/>
+          </w:rPr>
+          <w:t>Table 31 – Nodes defined by this document</w:t>
+        </w:r>
+        <w:r>
+          <w:tab/>
+        </w:r>
+        <w:r>
+          <w:fldChar w:fldCharType="begin"/>
+        </w:r>
+        <w:r>
+          <w:instrText xml:space="preserve"> PAGEREF _Toc236987201 \h </w:instrText>
+        </w:r>
+        <w:r>
+          <w:fldChar w:fldCharType="separate"/>
+        </w:r>
+        <w:r>
+          <w:t>42</w:t>
+        </w:r>
+        <w:r>
+          <w:fldChar w:fldCharType="end"/>
+        </w:r>
+      </w:hyperlink>
+    </w:p>
+    <w:p>
+      <w:pPr>
+        <w:pStyle w:val="TableofFigures"/>
+        <w:rPr>
+          <w:rFonts w:asciiTheme="minorHAnsi" w:eastAsiaTheme="minorEastAsia" w:hAnsiTheme="minorHAnsi" w:cstheme="minorBidi"/>
+          <w:spacing w:val="0"/>
+          <w:kern w:val="2"/>
+          <w:sz w:val="24"/>
+          <w:szCs w:val="24"/>
+          <w:lang w:val="en-US" w:eastAsia="en-US"/>
+          <w14:ligatures w14:val="standardContextual"/>
+        </w:rPr>
+      </w:pPr>
+      <w:hyperlink w:anchor="_Toc236987202" w:history="1">
+        <w:r>
+          <w:rPr>
+            <w:rStyle w:val="Hyperlink"/>
+          </w:rPr>
           <w:t>Table 32 – HTTP binding correspondence</w:t>
         </w:r>
         <w:r>
@@ -10631,13 +10711,13 @@
           <w:fldChar w:fldCharType="begin"/>
         </w:r>
         <w:r>
-          <w:instrText xml:space="preserve"> PAGEREF _Toc236468473 \h </w:instrText>
+          <w:instrText xml:space="preserve"> PAGEREF _Toc236987202 \h </w:instrText>
         </w:r>
         <w:r>
           <w:fldChar w:fldCharType="separate"/>
         </w:r>
         <w:r>
-          <w:t>48</w:t>
+          <w:t>49</w:t>
         </w:r>
         <w:r>
           <w:fldChar w:fldCharType="end"/>
@@ -13224,7 +13304,7 @@
       <w:bookmarkStart w:id="19" w:name="_Toc359335757"/>
       <w:bookmarkStart w:id="20" w:name="_Toc184116961"/>
       <w:bookmarkStart w:id="21" w:name="_Clause_c1"/>
-      <w:bookmarkStart w:id="22" w:name="_Toc236468375"/>
+      <w:bookmarkStart w:id="22" w:name="_Toc236987102"/>
       <w:r>
         <w:t>Scope</w:t>
       </w:r>
@@ -13839,7 +13919,7 @@
       <w:bookmarkStart w:id="27" w:name="_Toc359335758"/>
       <w:bookmarkStart w:id="28" w:name="_Toc184116962"/>
       <w:bookmarkStart w:id="29" w:name="_Clause_c2"/>
-      <w:bookmarkStart w:id="30" w:name="_Toc236468376"/>
+      <w:bookmarkStart w:id="30" w:name="_Toc236987103"/>
       <w:r>
         <w:t>Normative references</w:t>
       </w:r>
@@ -14106,7 +14186,7 @@
       <w:bookmarkStart w:id="48" w:name="_Toc359335759"/>
       <w:bookmarkStart w:id="49" w:name="_Toc184116963"/>
       <w:bookmarkStart w:id="50" w:name="_Clause_c3"/>
-      <w:bookmarkStart w:id="51" w:name="_Toc236468377"/>
+      <w:bookmarkStart w:id="51" w:name="_Toc236987104"/>
       <w:r>
         <w:t>Terms</w:t>
       </w:r>
@@ -14135,7 +14215,7 @@
       </w:pPr>
       <w:bookmarkStart w:id="52" w:name="_Toc184116964"/>
       <w:bookmarkStart w:id="53" w:name="_Clause_c3_1"/>
-      <w:bookmarkStart w:id="54" w:name="_Toc236468378"/>
+      <w:bookmarkStart w:id="54" w:name="_Toc236987105"/>
       <w:r>
         <w:t>Overview</w:t>
       </w:r>
@@ -14156,7 +14236,7 @@
       <w:bookmarkStart w:id="60" w:name="_Toc29911961"/>
       <w:bookmarkStart w:id="61" w:name="_Toc184116965"/>
       <w:bookmarkStart w:id="62" w:name="_Clause_c3_2"/>
-      <w:bookmarkStart w:id="63" w:name="_Toc236468379"/>
+      <w:bookmarkStart w:id="63" w:name="_Toc236987106"/>
       <w:r>
         <w:t>Schema Registry terms</w:t>
       </w:r>
@@ -14193,7 +14273,7 @@
       </w:pPr>
       <w:bookmarkStart w:id="64" w:name="_Toc184116966"/>
       <w:bookmarkStart w:id="65" w:name="_Clause_c3_3"/>
-      <w:bookmarkStart w:id="66" w:name="_Toc236468380"/>
+      <w:bookmarkStart w:id="66" w:name="_Toc236987107"/>
       <w:r>
         <w:lastRenderedPageBreak/>
         <w:t>Abbreviated terms</w:t>
@@ -14692,7 +14772,7 @@
       </w:pPr>
       <w:bookmarkStart w:id="67" w:name="_Toc184116967"/>
       <w:bookmarkStart w:id="68" w:name="_Clause_c3_4"/>
-      <w:bookmarkStart w:id="69" w:name="_Toc236468381"/>
+      <w:bookmarkStart w:id="69" w:name="_Toc236987108"/>
       <w:r>
         <w:t>Conventions used in this document</w:t>
       </w:r>
@@ -14736,7 +14816,7 @@
       <w:bookmarkStart w:id="72" w:name="_Ref55124069"/>
       <w:bookmarkStart w:id="73" w:name="_Ref55124139"/>
       <w:bookmarkStart w:id="74" w:name="_Toc184116968"/>
-      <w:bookmarkStart w:id="75" w:name="_Toc236468382"/>
+      <w:bookmarkStart w:id="75" w:name="_Toc236987109"/>
       <w:r>
         <w:t>Conventions for Node descriptions</w:t>
       </w:r>
@@ -15122,7 +15202,7 @@
       <w:bookmarkStart w:id="80" w:name="_Toc499116097"/>
       <w:bookmarkStart w:id="81" w:name="_Toc34394280"/>
       <w:bookmarkStart w:id="82" w:name="_Toc184117019"/>
-      <w:bookmarkStart w:id="83" w:name="_Toc236468442"/>
+      <w:bookmarkStart w:id="83" w:name="_Toc236987171"/>
       <w:r>
         <w:lastRenderedPageBreak/>
         <w:t xml:space="preserve">Table </w:t>
@@ -17711,7 +17791,7 @@
       <w:bookmarkStart w:id="94" w:name="_Toc499116098"/>
       <w:bookmarkStart w:id="95" w:name="_Toc34394281"/>
       <w:bookmarkStart w:id="96" w:name="_Toc184117020"/>
-      <w:bookmarkStart w:id="97" w:name="_Toc236468443"/>
+      <w:bookmarkStart w:id="97" w:name="_Toc236987172"/>
       <w:r>
         <w:t xml:space="preserve">Table </w:t>
       </w:r>
@@ -18744,7 +18824,7 @@
       <w:bookmarkStart w:id="98" w:name="_Ref16778333"/>
       <w:bookmarkStart w:id="99" w:name="_Toc34394282"/>
       <w:bookmarkStart w:id="100" w:name="_Toc184117021"/>
-      <w:bookmarkStart w:id="101" w:name="_Toc236468444"/>
+      <w:bookmarkStart w:id="101" w:name="_Toc236987173"/>
       <w:r>
         <w:t xml:space="preserve">Table </w:t>
       </w:r>
@@ -19864,7 +19944,7 @@
       </w:pPr>
       <w:bookmarkStart w:id="103" w:name="_Ref55118538"/>
       <w:bookmarkStart w:id="104" w:name="_Toc184117022"/>
-      <w:bookmarkStart w:id="105" w:name="_Toc236468445"/>
+      <w:bookmarkStart w:id="105" w:name="_Toc236987174"/>
       <w:r>
         <w:t xml:space="preserve">Table </w:t>
       </w:r>
@@ -20503,7 +20583,7 @@
       </w:pPr>
       <w:bookmarkStart w:id="107" w:name="_Ref55125045"/>
       <w:bookmarkStart w:id="108" w:name="_Toc184117023"/>
-      <w:bookmarkStart w:id="109" w:name="_Toc236468446"/>
+      <w:bookmarkStart w:id="109" w:name="_Toc236987175"/>
       <w:r>
         <w:t xml:space="preserve">Table </w:t>
       </w:r>
@@ -21159,7 +21239,7 @@
       </w:pPr>
       <w:bookmarkStart w:id="111" w:name="_Ref55119200"/>
       <w:bookmarkStart w:id="112" w:name="_Toc184117024"/>
-      <w:bookmarkStart w:id="113" w:name="_Toc236468447"/>
+      <w:bookmarkStart w:id="113" w:name="_Toc236987176"/>
       <w:r>
         <w:t xml:space="preserve">Table </w:t>
       </w:r>
@@ -21523,7 +21603,7 @@
       <w:bookmarkStart w:id="117" w:name="_Toc499115805"/>
       <w:bookmarkStart w:id="118" w:name="_Toc29911965"/>
       <w:bookmarkStart w:id="119" w:name="_Toc184116969"/>
-      <w:bookmarkStart w:id="120" w:name="_Toc236468383"/>
+      <w:bookmarkStart w:id="120" w:name="_Toc236987110"/>
       <w:r>
         <w:t>NodeIds and BrowseNames</w:t>
       </w:r>
@@ -22209,7 +22289,7 @@
         <w:ind w:left="0" w:firstLine="0"/>
       </w:pPr>
       <w:bookmarkStart w:id="129" w:name="_Toc184116970"/>
-      <w:bookmarkStart w:id="130" w:name="_Toc236468384"/>
+      <w:bookmarkStart w:id="130" w:name="_Toc236987111"/>
       <w:r>
         <w:t>Common Attributes</w:t>
       </w:r>
@@ -22367,7 +22447,7 @@
       <w:bookmarkStart w:id="135" w:name="_Toc499116099"/>
       <w:bookmarkStart w:id="136" w:name="_Toc34394283"/>
       <w:bookmarkStart w:id="137" w:name="_Toc184117025"/>
-      <w:bookmarkStart w:id="138" w:name="_Toc236468448"/>
+      <w:bookmarkStart w:id="138" w:name="_Toc236987177"/>
       <w:r>
         <w:t xml:space="preserve">Table </w:t>
       </w:r>
@@ -23615,7 +23695,7 @@
       <w:bookmarkStart w:id="142" w:name="_Toc499116100"/>
       <w:bookmarkStart w:id="143" w:name="_Toc34394284"/>
       <w:bookmarkStart w:id="144" w:name="_Toc184117026"/>
-      <w:bookmarkStart w:id="145" w:name="_Toc236468449"/>
+      <w:bookmarkStart w:id="145" w:name="_Toc236987178"/>
       <w:r>
         <w:lastRenderedPageBreak/>
         <w:t xml:space="preserve">Table </w:t>
@@ -23920,7 +24000,7 @@
       <w:bookmarkStart w:id="149" w:name="_Toc499116101"/>
       <w:bookmarkStart w:id="150" w:name="_Toc34394285"/>
       <w:bookmarkStart w:id="151" w:name="_Toc184117027"/>
-      <w:bookmarkStart w:id="152" w:name="_Toc236468450"/>
+      <w:bookmarkStart w:id="152" w:name="_Toc236987179"/>
       <w:r>
         <w:t xml:space="preserve">Table </w:t>
       </w:r>
@@ -24851,7 +24931,7 @@
       <w:bookmarkStart w:id="156" w:name="_Toc499116102"/>
       <w:bookmarkStart w:id="157" w:name="_Toc34394286"/>
       <w:bookmarkStart w:id="158" w:name="_Toc184117028"/>
-      <w:bookmarkStart w:id="159" w:name="_Toc236468451"/>
+      <w:bookmarkStart w:id="159" w:name="_Toc236987180"/>
       <w:r>
         <w:t xml:space="preserve">Table </w:t>
       </w:r>
@@ -25337,7 +25417,7 @@
       <w:bookmarkStart w:id="161" w:name="_Toc499116103"/>
       <w:bookmarkStart w:id="162" w:name="_Toc34394287"/>
       <w:bookmarkStart w:id="163" w:name="_Toc184117029"/>
-      <w:bookmarkStart w:id="164" w:name="_Toc236468452"/>
+      <w:bookmarkStart w:id="164" w:name="_Toc236987181"/>
       <w:r>
         <w:t xml:space="preserve">Table </w:t>
       </w:r>
@@ -25663,7 +25743,7 @@
       </w:pPr>
       <w:bookmarkStart w:id="165" w:name="_Ref108692395"/>
       <w:bookmarkStart w:id="166" w:name="_Toc184116971"/>
-      <w:bookmarkStart w:id="167" w:name="_Toc236468385"/>
+      <w:bookmarkStart w:id="167" w:name="_Toc236987112"/>
       <w:r>
         <w:lastRenderedPageBreak/>
         <w:t>Structures</w:t>
@@ -25833,7 +25913,7 @@
       <w:bookmarkStart w:id="169" w:name="_Ref108519484"/>
       <w:bookmarkStart w:id="170" w:name="_Ref108518673"/>
       <w:bookmarkStart w:id="171" w:name="_Toc184117030"/>
-      <w:bookmarkStart w:id="172" w:name="_Toc236468453"/>
+      <w:bookmarkStart w:id="172" w:name="_Toc236987182"/>
       <w:r>
         <w:t xml:space="preserve">Table </w:t>
       </w:r>
@@ -26354,7 +26434,7 @@
       </w:pPr>
       <w:bookmarkStart w:id="173" w:name="_Ref108519581"/>
       <w:bookmarkStart w:id="174" w:name="_Toc184117031"/>
-      <w:bookmarkStart w:id="175" w:name="_Toc236468454"/>
+      <w:bookmarkStart w:id="175" w:name="_Toc236987183"/>
       <w:r>
         <w:t xml:space="preserve">Table </w:t>
       </w:r>
@@ -27009,7 +27089,7 @@
       </w:pPr>
       <w:bookmarkStart w:id="176" w:name="_Ref108519635"/>
       <w:bookmarkStart w:id="177" w:name="_Toc184117032"/>
-      <w:bookmarkStart w:id="178" w:name="_Toc236468455"/>
+      <w:bookmarkStart w:id="178" w:name="_Toc236987184"/>
       <w:r>
         <w:t xml:space="preserve">Table </w:t>
       </w:r>
@@ -27692,7 +27772,7 @@
       <w:bookmarkStart w:id="180" w:name="_Toc29911974"/>
       <w:bookmarkStart w:id="181" w:name="_Toc184116978"/>
       <w:bookmarkStart w:id="182" w:name="_Clause_c4"/>
-      <w:bookmarkStart w:id="183" w:name="_Toc236468386"/>
+      <w:bookmarkStart w:id="183" w:name="_Toc236987113"/>
       <w:r>
         <w:t>General information to Schema Registry and OPC UA</w:t>
       </w:r>
@@ -27711,7 +27791,7 @@
       <w:bookmarkStart w:id="185" w:name="_Toc29911975"/>
       <w:bookmarkStart w:id="186" w:name="_Toc184116979"/>
       <w:bookmarkStart w:id="187" w:name="_Clause_c4_1"/>
-      <w:bookmarkStart w:id="188" w:name="_Toc236468387"/>
+      <w:bookmarkStart w:id="188" w:name="_Toc236987114"/>
       <w:r>
         <w:t>Introduction to Schema Registry</w:t>
       </w:r>
@@ -27757,7 +27837,7 @@
       <w:bookmarkStart w:id="190" w:name="_Toc29911976"/>
       <w:bookmarkStart w:id="191" w:name="_Toc184116980"/>
       <w:bookmarkStart w:id="192" w:name="_Clause_c4_2"/>
-      <w:bookmarkStart w:id="193" w:name="_Toc236468388"/>
+      <w:bookmarkStart w:id="193" w:name="_Toc236987115"/>
       <w:r>
         <w:t>Introduction to OPC Unified Architecture</w:t>
       </w:r>
@@ -27821,7 +27901,7 @@
       </w:pPr>
       <w:bookmarkStart w:id="194" w:name="_Toc29911977"/>
       <w:bookmarkStart w:id="195" w:name="_Toc184116981"/>
-      <w:bookmarkStart w:id="196" w:name="_Toc236468389"/>
+      <w:bookmarkStart w:id="196" w:name="_Toc236987116"/>
       <w:r>
         <w:t>What is OPC UA?</w:t>
       </w:r>
@@ -27954,7 +28034,7 @@
         <w:pStyle w:val="Heading3"/>
       </w:pPr>
       <w:bookmarkStart w:id="197" w:name="_Toc184116982"/>
-      <w:bookmarkStart w:id="198" w:name="_Toc236468390"/>
+      <w:bookmarkStart w:id="198" w:name="_Toc236987117"/>
       <w:r>
         <w:t>Basics of OPC UA</w:t>
       </w:r>
@@ -28108,10 +28188,10 @@
             <v:path o:extrusionok="f" gradientshapeok="t" o:connecttype="rect"/>
             <o:lock v:ext="edit" aspectratio="t"/>
           </v:shapetype>
-          <v:shape id="_x0000_i1032" type="#_x0000_t75" style="width:319.3pt;height:234pt" o:ole="">
+          <v:shape id="_x0000_i1036" type="#_x0000_t75" style="width:319.25pt;height:233.75pt" o:ole="">
             <v:imagedata r:id="rId57" o:title=""/>
           </v:shape>
-          <o:OLEObject Type="Embed" ProgID="PowerPoint.Slide.12" ShapeID="_x0000_i1032" DrawAspect="Content" ObjectID="_1847080990" r:id="rId58"/>
+          <o:OLEObject Type="Embed" ProgID="PowerPoint.Slide.12" ShapeID="_x0000_i1036" DrawAspect="Content" ObjectID="_1847599791" r:id="rId58"/>
         </w:object>
       </w:r>
     </w:p>
@@ -28122,7 +28202,7 @@
       <w:bookmarkStart w:id="199" w:name="_Ref531777624"/>
       <w:bookmarkStart w:id="200" w:name="_Toc34394275"/>
       <w:bookmarkStart w:id="201" w:name="_Toc184117014"/>
-      <w:bookmarkStart w:id="202" w:name="_Toc236468436"/>
+      <w:bookmarkStart w:id="202" w:name="_Toc236987163"/>
       <w:r>
         <w:t xml:space="preserve">Figure </w:t>
       </w:r>
@@ -28178,7 +28258,7 @@
       </w:pPr>
       <w:bookmarkStart w:id="203" w:name="_Toc29911979"/>
       <w:bookmarkStart w:id="204" w:name="_Toc184116983"/>
-      <w:bookmarkStart w:id="205" w:name="_Toc236468391"/>
+      <w:bookmarkStart w:id="205" w:name="_Toc236987118"/>
       <w:r>
         <w:t>Information modelling in OPC UA</w:t>
       </w:r>
@@ -28383,10 +28463,10 @@
           <w:lang w:val="en-GB"/>
         </w:rPr>
         <w:object w:dxaOrig="8269" w:dyaOrig="5713" w14:anchorId="766E7929">
-          <v:shape id="_x0000_i1026" type="#_x0000_t75" style="width:378.45pt;height:270.45pt" o:ole="">
+          <v:shape id="_x0000_i1026" type="#_x0000_t75" style="width:378.4pt;height:270.55pt" o:ole="">
             <v:imagedata r:id="rId59" o:title=""/>
           </v:shape>
-          <o:OLEObject Type="Embed" ProgID="VisioViewer.Viewer.1" ShapeID="_x0000_i1026" DrawAspect="Content" ObjectID="_1847080991" r:id="rId60"/>
+          <o:OLEObject Type="Embed" ProgID="VisioViewer.Viewer.1" ShapeID="_x0000_i1026" DrawAspect="Content" ObjectID="_1847599792" r:id="rId60"/>
         </w:object>
       </w:r>
       <w:commentRangeEnd w:id="206"/>
@@ -28407,7 +28487,7 @@
       <w:bookmarkStart w:id="207" w:name="_Ref495481497"/>
       <w:bookmarkStart w:id="208" w:name="_Toc34394276"/>
       <w:bookmarkStart w:id="209" w:name="_Toc184117015"/>
-      <w:bookmarkStart w:id="210" w:name="_Toc236468437"/>
+      <w:bookmarkStart w:id="210" w:name="_Toc236987164"/>
       <w:r>
         <w:t xml:space="preserve">Figure </w:t>
       </w:r>
@@ -28767,10 +28847,10 @@
           <w:lang w:val="en-GB"/>
         </w:rPr>
         <w:object w:dxaOrig="7129" w:dyaOrig="7417" w14:anchorId="072B2231">
-          <v:shape id="_x0000_i1027" type="#_x0000_t75" style="width:342.45pt;height:354pt" o:ole="">
+          <v:shape id="_x0000_i1027" type="#_x0000_t75" style="width:342.55pt;height:353.85pt" o:ole="">
             <v:imagedata r:id="rId65" o:title=""/>
           </v:shape>
-          <o:OLEObject Type="Embed" ProgID="VisioViewer.Viewer.1" ShapeID="_x0000_i1027" DrawAspect="Content" ObjectID="_1847080992" r:id="rId66"/>
+          <o:OLEObject Type="Embed" ProgID="VisioViewer.Viewer.1" ShapeID="_x0000_i1027" DrawAspect="Content" ObjectID="_1847599793" r:id="rId66"/>
         </w:object>
       </w:r>
     </w:p>
@@ -28781,7 +28861,7 @@
       <w:bookmarkStart w:id="211" w:name="_Ref495481599"/>
       <w:bookmarkStart w:id="212" w:name="_Toc34394277"/>
       <w:bookmarkStart w:id="213" w:name="_Toc184117016"/>
-      <w:bookmarkStart w:id="214" w:name="_Toc236468438"/>
+      <w:bookmarkStart w:id="214" w:name="_Toc236987165"/>
       <w:r>
         <w:t xml:space="preserve">Figure </w:t>
       </w:r>
@@ -28972,10 +29052,10 @@
           <w:lang w:val="en-GB"/>
         </w:rPr>
         <w:object w:dxaOrig="8868" w:dyaOrig="6841" w14:anchorId="1CCB74DD">
-          <v:shape id="_x0000_i1028" type="#_x0000_t75" style="width:413.55pt;height:330pt" o:ole="">
+          <v:shape id="_x0000_i1028" type="#_x0000_t75" style="width:413.6pt;height:329.95pt" o:ole="">
             <v:imagedata r:id="rId67" o:title=""/>
           </v:shape>
-          <o:OLEObject Type="Embed" ProgID="VisioViewer.Viewer.1" ShapeID="_x0000_i1028" DrawAspect="Content" ObjectID="_1847080993" r:id="rId68"/>
+          <o:OLEObject Type="Embed" ProgID="VisioViewer.Viewer.1" ShapeID="_x0000_i1028" DrawAspect="Content" ObjectID="_1847599794" r:id="rId68"/>
         </w:object>
       </w:r>
     </w:p>
@@ -28986,7 +29066,7 @@
       <w:bookmarkStart w:id="215" w:name="_Ref495482128"/>
       <w:bookmarkStart w:id="216" w:name="_Toc34394278"/>
       <w:bookmarkStart w:id="217" w:name="_Toc184117017"/>
-      <w:bookmarkStart w:id="218" w:name="_Toc236468439"/>
+      <w:bookmarkStart w:id="218" w:name="_Toc236987166"/>
       <w:r>
         <w:t xml:space="preserve">Figure </w:t>
       </w:r>
@@ -29090,10 +29170,10 @@
           <w:lang w:val="en-GB"/>
         </w:rPr>
         <w:object w:dxaOrig="9384" w:dyaOrig="4729" w14:anchorId="444F0B91">
-          <v:shape id="_x0000_i1029" type="#_x0000_t75" style="width:468pt;height:233.55pt" o:ole="">
+          <v:shape id="_x0000_i1029" type="#_x0000_t75" style="width:467.85pt;height:233.45pt" o:ole="">
             <v:imagedata r:id="rId69" o:title=""/>
           </v:shape>
-          <o:OLEObject Type="Embed" ProgID="VisioViewer.Viewer.1" ShapeID="_x0000_i1029" DrawAspect="Content" ObjectID="_1847080994" r:id="rId70"/>
+          <o:OLEObject Type="Embed" ProgID="VisioViewer.Viewer.1" ShapeID="_x0000_i1029" DrawAspect="Content" ObjectID="_1847599795" r:id="rId70"/>
         </w:object>
       </w:r>
     </w:p>
@@ -29104,7 +29184,7 @@
       <w:bookmarkStart w:id="219" w:name="_Ref495482154"/>
       <w:bookmarkStart w:id="220" w:name="_Toc34394279"/>
       <w:bookmarkStart w:id="221" w:name="_Toc184117018"/>
-      <w:bookmarkStart w:id="222" w:name="_Toc236468440"/>
+      <w:bookmarkStart w:id="222" w:name="_Toc236987167"/>
       <w:r>
         <w:t xml:space="preserve">Figure </w:t>
       </w:r>
@@ -29670,7 +29750,7 @@
       </w:pPr>
       <w:bookmarkStart w:id="223" w:name="_Toc184116984"/>
       <w:bookmarkStart w:id="224" w:name="_Clause_c5"/>
-      <w:bookmarkStart w:id="225" w:name="_Toc236468392"/>
+      <w:bookmarkStart w:id="225" w:name="_Toc236987119"/>
       <w:r>
         <w:t xml:space="preserve">Use </w:t>
       </w:r>
@@ -29689,7 +29769,7 @@
         <w:pStyle w:val="Heading2"/>
       </w:pPr>
       <w:bookmarkStart w:id="226" w:name="_Clause_c5_1"/>
-      <w:bookmarkStart w:id="227" w:name="_Toc236468393"/>
+      <w:bookmarkStart w:id="227" w:name="_Toc236987120"/>
       <w:r>
         <w:t>Downloading a schema</w:t>
       </w:r>
@@ -29876,7 +29956,7 @@
         <w:pStyle w:val="Heading2"/>
       </w:pPr>
       <w:bookmarkStart w:id="228" w:name="_Clause_c5_2"/>
-      <w:bookmarkStart w:id="229" w:name="_Toc236468394"/>
+      <w:bookmarkStart w:id="229" w:name="_Toc236987121"/>
       <w:r>
         <w:t>Registering a schema</w:t>
       </w:r>
@@ -30144,7 +30224,7 @@
       <w:bookmarkStart w:id="231" w:name="_Toc29911984"/>
       <w:bookmarkStart w:id="232" w:name="_Toc184116985"/>
       <w:bookmarkStart w:id="233" w:name="_Clause_c6"/>
-      <w:bookmarkStart w:id="234" w:name="_Toc236468395"/>
+      <w:bookmarkStart w:id="234" w:name="_Toc236987122"/>
       <w:r>
         <w:rPr>
           <w:color w:val="FF0000"/>
@@ -30197,11 +30277,11 @@
         <w:pStyle w:val="FIGURE"/>
       </w:pPr>
       <w:r>
-        <w:object w:dxaOrig="4143" w:dyaOrig="4406" w14:anchorId="2A3F338B">
-          <v:shape id="_x0000_i1031" type="#_x0000_t75" style="width:207pt;height:220.3pt" o:ole="">
+        <w:object w:dxaOrig="4143" w:dyaOrig="4406" w14:anchorId="5D8B688C">
+          <v:shape id="_x0000_i1035" type="#_x0000_t75" style="width:207.1pt;height:220.3pt" o:ole="">
             <v:imagedata r:id="rId71" o:title=""/>
           </v:shape>
-          <o:OLEObject Type="Embed" ProgID="PowerPoint.Show.12" ShapeID="_x0000_i1031" DrawAspect="Content" ObjectID="_1847080995" r:id="rId72"/>
+          <o:OLEObject Type="Embed" ProgID="PowerPoint.Show.12" ShapeID="_x0000_i1035" DrawAspect="Content" ObjectID="_1847599796" r:id="rId72"/>
         </w:object>
       </w:r>
     </w:p>
@@ -30210,7 +30290,7 @@
         <w:pStyle w:val="FIGURE-title"/>
       </w:pPr>
       <w:bookmarkStart w:id="235" w:name="_Fig_fig_sreg_shape"/>
-      <w:bookmarkStart w:id="236" w:name="_Toc236468441"/>
+      <w:bookmarkStart w:id="236" w:name="_Toc236987168"/>
       <w:r>
         <w:t xml:space="preserve">Figure </w:t>
       </w:r>
@@ -30314,7 +30394,7 @@
         <w:pStyle w:val="Heading2"/>
       </w:pPr>
       <w:bookmarkStart w:id="237" w:name="_Clause_c6_1"/>
-      <w:bookmarkStart w:id="238" w:name="_Toc236468396"/>
+      <w:bookmarkStart w:id="238" w:name="_Toc236987123"/>
       <w:r>
         <w:t>OPC UA as a first-class binding</w:t>
       </w:r>
@@ -30585,7 +30665,7 @@
         <w:pStyle w:val="Heading2"/>
       </w:pPr>
       <w:bookmarkStart w:id="239" w:name="_Clause_c6_2"/>
-      <w:bookmarkStart w:id="240" w:name="_Toc236468397"/>
+      <w:bookmarkStart w:id="240" w:name="_Toc236987124"/>
       <w:r>
         <w:t>Organisation of the model</w:t>
       </w:r>
@@ -30638,12 +30718,85 @@
     </w:p>
     <w:p>
       <w:pPr>
-        <w:pStyle w:val="Heading2"/>
-      </w:pPr>
-      <w:bookmarkStart w:id="241" w:name="_Clause_c6_3"/>
-      <w:bookmarkStart w:id="242" w:name="_Toc236468398"/>
-      <w:r>
-        <w:t>Registry root</w:t>
+        <w:pStyle w:val="PARAGRAPH"/>
+      </w:pPr>
+      <w:r>
+        <w:t xml:space="preserve">The AddressSpace figures in this document use the OPC UA graphical notation of OPC 10000-3. A Node of an instance NodeClass — Object, Variable or View — is a plain rectangle, a Method is a rounded rectangle, and a type — ObjectType, VariableType, ReferenceType or DataType — is a rectangle standing on a shadow. An abstract type is set in </w:t>
+      </w:r>
+      <w:r>
+        <w:rPr>
+          <w:i/>
+        </w:rPr>
+        <w:t>italics</w:t>
+      </w:r>
+      <w:r>
+        <w:t xml:space="preserve">, and a Node whose BrowseName is a placeholder is written in angle brackets. A </w:t>
+      </w:r>
+      <w:r>
+        <w:rPr>
+          <w:rStyle w:val="VARIABLE"/>
+        </w:rPr>
+        <w:t>HasTypeDefinition</w:t>
+      </w:r>
+      <w:r>
+        <w:t xml:space="preserve"> reference carries a solid arrowhead; a </w:t>
+      </w:r>
+      <w:r>
+        <w:rPr>
+          <w:rStyle w:val="VARIABLE"/>
+        </w:rPr>
+        <w:t>HasComponent</w:t>
+      </w:r>
+      <w:r>
+        <w:t xml:space="preserve"> reference is the plain unlabelled arrow; every other </w:t>
+      </w:r>
+      <w:r>
+        <w:lastRenderedPageBreak/>
+        <w:t>ReferenceType is drawn with its BrowseName on the arrow. A figure shows the part of the model its clause describes, never the whole of it.</w:t>
+      </w:r>
+    </w:p>
+    <w:p>
+      <w:pPr>
+        <w:pStyle w:val="FIGURE"/>
+      </w:pPr>
+      <w:r>
+        <w:object w:dxaOrig="6169" w:dyaOrig="1844" w14:anchorId="74778514">
+          <v:shape id="_x0000_i1034" type="#_x0000_t75" style="width:215.1pt;height:64.35pt" o:ole="">
+            <v:imagedata r:id="rId73" o:title=""/>
+          </v:shape>
+          <o:OLEObject Type="Embed" ProgID="PowerPoint.Show.12" ShapeID="_x0000_i1034" DrawAspect="Content" ObjectID="_1847599797" r:id="rId74"/>
+        </w:object>
+      </w:r>
+    </w:p>
+    <w:p>
+      <w:pPr>
+        <w:pStyle w:val="FIGURE-title"/>
+      </w:pPr>
+      <w:bookmarkStart w:id="241" w:name="_Fig_fig_sreg_notation"/>
+      <w:bookmarkStart w:id="242" w:name="_Toc236987169"/>
+      <w:r>
+        <w:t xml:space="preserve">Figure </w:t>
+      </w:r>
+      <w:r>
+        <w:fldChar w:fldCharType="begin"/>
+      </w:r>
+      <w:r>
+        <w:instrText xml:space="preserve"> SEQ Figure \* ARABIC </w:instrText>
+      </w:r>
+      <w:r>
+        <w:fldChar w:fldCharType="separate"/>
+      </w:r>
+      <w:r>
+        <w:rPr>
+          <w:noProof/>
+        </w:rPr>
+        <w:t>7</w:t>
+      </w:r>
+      <w:r>
+        <w:fldChar w:fldCharType="end"/>
+      </w:r>
+      <w:r>
+        <w:t xml:space="preserve"> – Graphical notation used by the AddressSpace figures</w:t>
       </w:r>
       <w:bookmarkEnd w:id="241"/>
       <w:bookmarkEnd w:id="242"/>
@@ -30653,362 +30806,445 @@
         <w:pStyle w:val="PARAGRAPH"/>
       </w:pPr>
       <w:r>
+        <w:t xml:space="preserve">The three types narrow the xRegistry base to schemas: a registry of groups, a group keyed by an OPC UA namespace, and a schema file identified by its </w:t>
+      </w:r>
+      <w:r>
         <w:rPr>
           <w:rStyle w:val="VARIABLE"/>
         </w:rPr>
-        <w:t>SchemaRegistryType</w:t>
-      </w:r>
-      <w:r>
-        <w:t xml:space="preserve"> is a subtype of the base </w:t>
-      </w:r>
-      <w:r>
-        <w:rPr>
-          <w:rStyle w:val="VARIABLE"/>
-        </w:rPr>
-        <w:t>RegistryType</w:t>
-      </w:r>
-      <w:r>
-        <w:t xml:space="preserve"> (itself a </w:t>
-      </w:r>
-      <w:r>
-        <w:rPr>
-          <w:rStyle w:val="VARIABLE"/>
-        </w:rPr>
-        <w:t>FolderType</w:t>
-      </w:r>
-      <w:r>
-        <w:t xml:space="preserve">). It is exposed as one well-known </w:t>
-      </w:r>
-      <w:r>
-        <w:rPr>
-          <w:rStyle w:val="VARIABLE"/>
-        </w:rPr>
-        <w:t>SchemaRegistry</w:t>
-      </w:r>
-      <w:r>
-        <w:t xml:space="preserve"> Object as a </w:t>
-      </w:r>
-      <w:r>
-        <w:rPr>
-          <w:rStyle w:val="VARIABLE"/>
-        </w:rPr>
-        <w:t>HasComponent</w:t>
-      </w:r>
-      <w:r>
-        <w:t xml:space="preserve"> of the </w:t>
-      </w:r>
-      <w:r>
-        <w:rPr>
-          <w:rStyle w:val="VARIABLE"/>
-        </w:rPr>
-        <w:t>Server</w:t>
-      </w:r>
-      <w:r>
-        <w:t xml:space="preserve"> Object (</w:t>
-      </w:r>
-      <w:r>
-        <w:rPr>
-          <w:rStyle w:val="VARIABLE"/>
-        </w:rPr>
-        <w:t>i=2253</w:t>
-      </w:r>
-      <w:r>
-        <w:t xml:space="preserve">), so </w:t>
-      </w:r>
-      <w:r>
-        <w:rPr>
-          <w:b/>
-        </w:rPr>
-        <w:t>any</w:t>
-      </w:r>
-      <w:r>
-        <w:t xml:space="preserve"> Client that can reach the standard </w:t>
-      </w:r>
-      <w:r>
-        <w:rPr>
-          <w:rStyle w:val="VARIABLE"/>
-        </w:rPr>
-        <w:t>Server</w:t>
-      </w:r>
-      <w:r>
-        <w:t xml:space="preserve"> object discovers schema resolution, independent of whether the Server implements PubSub. A Server that also implements Part 14 PubSub </w:t>
-      </w:r>
-      <w:r>
-        <w:rPr>
-          <w:b/>
-        </w:rPr>
-        <w:t>may</w:t>
-      </w:r>
-      <w:r>
-        <w:t xml:space="preserve"> additionally add a reference from its </w:t>
-      </w:r>
-      <w:r>
-        <w:rPr>
-          <w:rStyle w:val="VARIABLE"/>
-        </w:rPr>
-        <w:t>PublishSubscribe</w:t>
-      </w:r>
-      <w:r>
-        <w:t xml:space="preserve"> Object to the same </w:t>
-      </w:r>
-      <w:r>
-        <w:rPr>
-          <w:rStyle w:val="VARIABLE"/>
-        </w:rPr>
-        <w:t>SchemaRegistry</w:t>
-      </w:r>
-      <w:r>
-        <w:t xml:space="preserve"> Object </w:t>
-      </w:r>
-      <w:r>
-        <w:lastRenderedPageBreak/>
-        <w:t xml:space="preserve">so PubSub clients find it in the familiar place, parallel to the Security Key Service (Annex C); that reference is optional and adds no dependency. Its </w:t>
-      </w:r>
-      <w:r>
-        <w:rPr>
-          <w:rStyle w:val="VARIABLE"/>
-        </w:rPr>
-        <w:t>&lt;SchemaGroup&gt;</w:t>
-      </w:r>
-      <w:r>
-        <w:t xml:space="preserve"> OptionalPlaceholder constrains the base </w:t>
-      </w:r>
-      <w:r>
-        <w:rPr>
-          <w:rStyle w:val="VARIABLE"/>
-        </w:rPr>
-        <w:t>&lt;Group&gt;</w:t>
-      </w:r>
-      <w:r>
-        <w:t xml:space="preserve"> to </w:t>
-      </w:r>
-      <w:r>
-        <w:rPr>
-          <w:rStyle w:val="VARIABLE"/>
-        </w:rPr>
-        <w:t>SchemaGroupType</w:t>
-      </w:r>
-      <w:r>
-        <w:t xml:space="preserve">. It adds the </w:t>
-      </w:r>
-      <w:r>
-        <w:rPr>
-          <w:rStyle w:val="VARIABLE"/>
-        </w:rPr>
-        <w:t>GetSchema</w:t>
-      </w:r>
-      <w:r>
-        <w:t xml:space="preserve"> Method (</w:t>
+        <w:t>SchemaId</w:t>
+      </w:r>
+      <w:r>
+        <w:t>.</w:t>
+      </w:r>
+    </w:p>
+    <w:p>
+      <w:pPr>
+        <w:pStyle w:val="PARAGRAPH"/>
+      </w:pPr>
+      <w:r>
+        <w:t>&lt;!-- model-figure: root=ns=2;i=62000 require=mandatory external=RegistryType,GroupType,ResourceType --&gt;</w:t>
+      </w:r>
+    </w:p>
+    <w:p>
+      <w:pPr>
+        <w:pStyle w:val="FIGURE"/>
+      </w:pPr>
+      <w:r>
+        <w:object w:dxaOrig="6169" w:dyaOrig="6112" w14:anchorId="384D657F">
+          <v:shape id="_x0000_i1033" type="#_x0000_t75" style="width:215.1pt;height:212.95pt" o:ole="">
+            <v:imagedata r:id="rId75" o:title=""/>
+          </v:shape>
+          <o:OLEObject Type="Embed" ProgID="PowerPoint.Show.12" ShapeID="_x0000_i1033" DrawAspect="Content" ObjectID="_1847599798" r:id="rId76"/>
+        </w:object>
+      </w:r>
+    </w:p>
+    <w:p>
+      <w:pPr>
+        <w:pStyle w:val="FIGURE-title"/>
+      </w:pPr>
+      <w:bookmarkStart w:id="243" w:name="_Fig_fig_sreg_types"/>
+      <w:bookmarkStart w:id="244" w:name="_Toc236987170"/>
+      <w:r>
+        <w:t xml:space="preserve">Figure </w:t>
       </w:r>
       <w:r>
         <w:fldChar w:fldCharType="begin"/>
       </w:r>
       <w:r>
-        <w:instrText xml:space="preserve"> REF _Clause_c6_6 \r \h </w:instrText>
+        <w:instrText xml:space="preserve"> SEQ Figure \* ARABIC </w:instrText>
       </w:r>
       <w:r>
         <w:fldChar w:fldCharType="separate"/>
       </w:r>
       <w:r>
-        <w:t>6.6</w:t>
+        <w:rPr>
+          <w:noProof/>
+        </w:rPr>
+        <w:t>8</w:t>
       </w:r>
       <w:r>
         <w:fldChar w:fldCharType="end"/>
       </w:r>
       <w:r>
-        <w:t xml:space="preserve">) as the method form of the SchemaId fast path. The well-known </w:t>
-      </w:r>
-      <w:r>
-        <w:rPr>
-          <w:rStyle w:val="VARIABLE"/>
-        </w:rPr>
-        <w:t>SchemaRegistry</w:t>
-      </w:r>
-      <w:r>
-        <w:t xml:space="preserve"> Object </w:t>
-      </w:r>
-      <w:r>
-        <w:rPr>
-          <w:b/>
-        </w:rPr>
-        <w:t>materializes</w:t>
-      </w:r>
-      <w:r>
-        <w:t xml:space="preserve"> its </w:t>
-      </w:r>
-      <w:r>
-        <w:rPr>
-          <w:rStyle w:val="VARIABLE"/>
-        </w:rPr>
-        <w:t>GetSchema</w:t>
-      </w:r>
-      <w:r>
-        <w:t xml:space="preserve"> Method as a concrete Method node (as the Part 14 </w:t>
-      </w:r>
-      <w:r>
-        <w:rPr>
-          <w:rStyle w:val="VARIABLE"/>
-        </w:rPr>
-        <w:t>PublishSubscribe</w:t>
-      </w:r>
-      <w:r>
-        <w:t xml:space="preserve"> Object declares its methods), so the generated NodeSet yields a callable registry; a Server binds the Method handler and the Opaque-</w:t>
-      </w:r>
-      <w:r>
-        <w:rPr>
-          <w:rStyle w:val="VARIABLE"/>
-        </w:rPr>
-        <w:t>SchemaId</w:t>
-      </w:r>
-      <w:r>
-        <w:t xml:space="preserve">-NodeId resolution to its schema store. Registration uses the base </w:t>
-      </w:r>
-      <w:r>
-        <w:rPr>
-          <w:rStyle w:val="VARIABLE"/>
-        </w:rPr>
-        <w:t>CreateResource</w:t>
-      </w:r>
-      <w:r>
-        <w:t xml:space="preserve"> Method and </w:t>
-      </w:r>
-      <w:r>
-        <w:rPr>
-          <w:rStyle w:val="VARIABLE"/>
-        </w:rPr>
-        <w:t>Write</w:t>
-      </w:r>
-      <w:r>
-        <w:t xml:space="preserve"> (§5.2); no bespoke register Method is required.</w:t>
-      </w:r>
-    </w:p>
-    <w:p>
-      <w:pPr>
-        <w:pStyle w:val="Heading2"/>
-      </w:pPr>
-      <w:bookmarkStart w:id="243" w:name="_Clause_c6_4"/>
-      <w:bookmarkStart w:id="244" w:name="_Toc236468399"/>
-      <w:r>
-        <w:t>Schema groups</w:t>
+        <w:t xml:space="preserve"> – The three schema types and the xRegistry bases they narrow</w:t>
       </w:r>
       <w:bookmarkEnd w:id="243"/>
       <w:bookmarkEnd w:id="244"/>
     </w:p>
     <w:p>
       <w:pPr>
-        <w:pStyle w:val="PARAGRAPH"/>
-      </w:pPr>
-      <w:r>
-        <w:rPr>
-          <w:rStyle w:val="VARIABLE"/>
-        </w:rPr>
-        <w:t>SchemaGroupType</w:t>
-      </w:r>
-      <w:r>
-        <w:t xml:space="preserve"> is a subtype of the base </w:t>
-      </w:r>
-      <w:r>
-        <w:rPr>
-          <w:rStyle w:val="VARIABLE"/>
-        </w:rPr>
-        <w:t>GroupType</w:t>
-      </w:r>
-      <w:r>
-        <w:t xml:space="preserve">. Each instance is a folder of schema files for one OPC UA namespace, keyed by that namespace URI: its Mandatory </w:t>
-      </w:r>
-      <w:r>
-        <w:rPr>
-          <w:rStyle w:val="VARIABLE"/>
-        </w:rPr>
-        <w:t>NamespaceUri</w:t>
-      </w:r>
-      <w:r>
-        <w:t xml:space="preserve"> Property is the group key and the group's </w:t>
-      </w:r>
-      <w:r>
-        <w:rPr>
-          <w:b/>
-        </w:rPr>
-        <w:t>source identity</w:t>
-      </w:r>
-      <w:r>
-        <w:t xml:space="preserve">, and the xRegistry </w:t>
-      </w:r>
-      <w:r>
-        <w:rPr>
-          <w:rStyle w:val="VARIABLE"/>
-        </w:rPr>
-        <w:t>groupid</w:t>
-      </w:r>
-      <w:r>
-        <w:t xml:space="preserve"> is the symbolic identifier constructed from it (§6.7), with </w:t>
-      </w:r>
-      <w:r>
-        <w:rPr>
-          <w:rStyle w:val="VARIABLE"/>
-        </w:rPr>
-        <w:t>NamespaceUri</w:t>
-      </w:r>
-      <w:r>
-        <w:t xml:space="preserve"> retained verbatim and repeated as the group's </w:t>
-      </w:r>
-      <w:r>
-        <w:rPr>
-          <w:rStyle w:val="VARIABLE"/>
-        </w:rPr>
-        <w:t>Name</w:t>
-      </w:r>
-      <w:r>
-        <w:t xml:space="preserve">. Keying a schema group by an OPC UA namespace URI is a domain convention of this profile; the generic xRegistry schema group imposes no key or format constraint on its members. Its </w:t>
-      </w:r>
-      <w:r>
-        <w:rPr>
-          <w:rStyle w:val="VARIABLE"/>
-        </w:rPr>
-        <w:t>&lt;Schema&gt;</w:t>
-      </w:r>
-      <w:r>
-        <w:t xml:space="preserve"> OptionalPlaceholder constrains the base </w:t>
-      </w:r>
-      <w:r>
-        <w:rPr>
-          <w:rStyle w:val="VARIABLE"/>
-        </w:rPr>
-        <w:t>&lt;Resource&gt;</w:t>
-      </w:r>
-      <w:r>
-        <w:t xml:space="preserve"> to </w:t>
-      </w:r>
-      <w:r>
-        <w:rPr>
-          <w:rStyle w:val="VARIABLE"/>
-        </w:rPr>
-        <w:t>SchemaFileType</w:t>
-      </w:r>
-      <w:r>
-        <w:t xml:space="preserve">. Under the PubSub DataSet schema profile (Annex C) the PubSub envelope schemas (NetworkMessage / DataSetMessage) live in the base-namespace group </w:t>
-      </w:r>
-      <w:r>
-        <w:rPr>
-          <w:rStyle w:val="VARIABLE"/>
-        </w:rPr>
-        <w:t>http://opcfoundation.org/UA/</w:t>
-      </w:r>
-      <w:r>
-        <w:t>.</w:t>
-      </w:r>
-    </w:p>
-    <w:p>
-      <w:pPr>
         <w:pStyle w:val="Heading2"/>
       </w:pPr>
-      <w:bookmarkStart w:id="245" w:name="_Clause_c6_5"/>
-      <w:bookmarkStart w:id="246" w:name="_Toc236468400"/>
-      <w:r>
-        <w:t>Schema files</w:t>
+      <w:bookmarkStart w:id="245" w:name="_Clause_c6_3"/>
+      <w:bookmarkStart w:id="246" w:name="_Toc236987125"/>
+      <w:r>
+        <w:t>Registry root</w:t>
       </w:r>
       <w:bookmarkEnd w:id="245"/>
       <w:bookmarkEnd w:id="246"/>
+    </w:p>
+    <w:p>
+      <w:pPr>
+        <w:pStyle w:val="PARAGRAPH"/>
+      </w:pPr>
+      <w:r>
+        <w:rPr>
+          <w:rStyle w:val="VARIABLE"/>
+        </w:rPr>
+        <w:t>SchemaRegistryType</w:t>
+      </w:r>
+      <w:r>
+        <w:t xml:space="preserve"> is a subtype of the base </w:t>
+      </w:r>
+      <w:r>
+        <w:rPr>
+          <w:rStyle w:val="VARIABLE"/>
+        </w:rPr>
+        <w:t>RegistryType</w:t>
+      </w:r>
+      <w:r>
+        <w:t xml:space="preserve"> (itself a </w:t>
+      </w:r>
+      <w:r>
+        <w:rPr>
+          <w:rStyle w:val="VARIABLE"/>
+        </w:rPr>
+        <w:t>FolderType</w:t>
+      </w:r>
+      <w:r>
+        <w:t xml:space="preserve">). It is exposed as one well-known </w:t>
+      </w:r>
+      <w:r>
+        <w:rPr>
+          <w:rStyle w:val="VARIABLE"/>
+        </w:rPr>
+        <w:t>SchemaRegistry</w:t>
+      </w:r>
+      <w:r>
+        <w:t xml:space="preserve"> Object as a </w:t>
+      </w:r>
+      <w:r>
+        <w:rPr>
+          <w:rStyle w:val="VARIABLE"/>
+        </w:rPr>
+        <w:t>HasComponent</w:t>
+      </w:r>
+      <w:r>
+        <w:t xml:space="preserve"> of the </w:t>
+      </w:r>
+      <w:r>
+        <w:rPr>
+          <w:rStyle w:val="VARIABLE"/>
+        </w:rPr>
+        <w:t>Server</w:t>
+      </w:r>
+      <w:r>
+        <w:t xml:space="preserve"> Object (</w:t>
+      </w:r>
+      <w:r>
+        <w:rPr>
+          <w:rStyle w:val="VARIABLE"/>
+        </w:rPr>
+        <w:t>i=2253</w:t>
+      </w:r>
+      <w:r>
+        <w:t xml:space="preserve">), so </w:t>
+      </w:r>
+      <w:r>
+        <w:rPr>
+          <w:b/>
+        </w:rPr>
+        <w:t>any</w:t>
+      </w:r>
+      <w:r>
+        <w:t xml:space="preserve"> Client that can reach the standard </w:t>
+      </w:r>
+      <w:r>
+        <w:rPr>
+          <w:rStyle w:val="VARIABLE"/>
+        </w:rPr>
+        <w:t>Server</w:t>
+      </w:r>
+      <w:r>
+        <w:t xml:space="preserve"> object discovers schema resolution, independent of whether the Server implements PubSub. A Server that also implements Part 14 PubSub </w:t>
+      </w:r>
+      <w:r>
+        <w:rPr>
+          <w:b/>
+        </w:rPr>
+        <w:t>may</w:t>
+      </w:r>
+      <w:r>
+        <w:t xml:space="preserve"> additionally add a reference from its </w:t>
+      </w:r>
+      <w:r>
+        <w:rPr>
+          <w:rStyle w:val="VARIABLE"/>
+        </w:rPr>
+        <w:t>PublishSubscribe</w:t>
+      </w:r>
+      <w:r>
+        <w:t xml:space="preserve"> Object to the same </w:t>
+      </w:r>
+      <w:r>
+        <w:rPr>
+          <w:rStyle w:val="VARIABLE"/>
+        </w:rPr>
+        <w:t>SchemaRegistry</w:t>
+      </w:r>
+      <w:r>
+        <w:t xml:space="preserve"> Object so PubSub clients find it in the familiar place, parallel to the Security Key Service (Annex C); that reference is optional and adds no dependency. Its </w:t>
+      </w:r>
+      <w:r>
+        <w:rPr>
+          <w:rStyle w:val="VARIABLE"/>
+        </w:rPr>
+        <w:t>&lt;SchemaGroup&gt;</w:t>
+      </w:r>
+      <w:r>
+        <w:t xml:space="preserve"> OptionalPlaceholder constrains the base </w:t>
+      </w:r>
+      <w:r>
+        <w:rPr>
+          <w:rStyle w:val="VARIABLE"/>
+        </w:rPr>
+        <w:t>&lt;Group&gt;</w:t>
+      </w:r>
+      <w:r>
+        <w:t xml:space="preserve"> to </w:t>
+      </w:r>
+      <w:r>
+        <w:rPr>
+          <w:rStyle w:val="VARIABLE"/>
+        </w:rPr>
+        <w:t>SchemaGroupType</w:t>
+      </w:r>
+      <w:r>
+        <w:t xml:space="preserve">. It adds the </w:t>
+      </w:r>
+      <w:r>
+        <w:rPr>
+          <w:rStyle w:val="VARIABLE"/>
+        </w:rPr>
+        <w:t>GetSchema</w:t>
+      </w:r>
+      <w:r>
+        <w:t xml:space="preserve"> Method (</w:t>
+      </w:r>
+      <w:r>
+        <w:fldChar w:fldCharType="begin"/>
+      </w:r>
+      <w:r>
+        <w:instrText xml:space="preserve"> REF _Clause_c6_6 \r \h </w:instrText>
+      </w:r>
+      <w:r>
+        <w:fldChar w:fldCharType="separate"/>
+      </w:r>
+      <w:r>
+        <w:t>6.6</w:t>
+      </w:r>
+      <w:r>
+        <w:fldChar w:fldCharType="end"/>
+      </w:r>
+      <w:r>
+        <w:t xml:space="preserve">) as the method form of the SchemaId fast path. The well-known </w:t>
+      </w:r>
+      <w:r>
+        <w:rPr>
+          <w:rStyle w:val="VARIABLE"/>
+        </w:rPr>
+        <w:t>SchemaRegistry</w:t>
+      </w:r>
+      <w:r>
+        <w:t xml:space="preserve"> Object </w:t>
+      </w:r>
+      <w:r>
+        <w:rPr>
+          <w:b/>
+        </w:rPr>
+        <w:t>materializes</w:t>
+      </w:r>
+      <w:r>
+        <w:t xml:space="preserve"> its </w:t>
+      </w:r>
+      <w:r>
+        <w:rPr>
+          <w:rStyle w:val="VARIABLE"/>
+        </w:rPr>
+        <w:t>GetSchema</w:t>
+      </w:r>
+      <w:r>
+        <w:t xml:space="preserve"> Method as a concrete Method node (as the Part 14 </w:t>
+      </w:r>
+      <w:r>
+        <w:rPr>
+          <w:rStyle w:val="VARIABLE"/>
+        </w:rPr>
+        <w:t>PublishSubscribe</w:t>
+      </w:r>
+      <w:r>
+        <w:t xml:space="preserve"> Object declares its methods), so the generated NodeSet yields a callable registry; a Server binds the Method handler and the Opaque-</w:t>
+      </w:r>
+      <w:r>
+        <w:rPr>
+          <w:rStyle w:val="VARIABLE"/>
+        </w:rPr>
+        <w:t>SchemaId</w:t>
+      </w:r>
+      <w:r>
+        <w:t xml:space="preserve">-NodeId resolution to its schema store. Registration uses the base </w:t>
+      </w:r>
+      <w:r>
+        <w:rPr>
+          <w:rStyle w:val="VARIABLE"/>
+        </w:rPr>
+        <w:t>CreateResource</w:t>
+      </w:r>
+      <w:r>
+        <w:t xml:space="preserve"> Method and </w:t>
+      </w:r>
+      <w:r>
+        <w:rPr>
+          <w:rStyle w:val="VARIABLE"/>
+        </w:rPr>
+        <w:t>Write</w:t>
+      </w:r>
+      <w:r>
+        <w:t xml:space="preserve"> (§5.2); no bespoke register Method is required.</w:t>
+      </w:r>
+    </w:p>
+    <w:p>
+      <w:pPr>
+        <w:pStyle w:val="Heading2"/>
+      </w:pPr>
+      <w:bookmarkStart w:id="247" w:name="_Clause_c6_4"/>
+      <w:bookmarkStart w:id="248" w:name="_Toc236987126"/>
+      <w:r>
+        <w:t>Schema groups</w:t>
+      </w:r>
+      <w:bookmarkEnd w:id="247"/>
+      <w:bookmarkEnd w:id="248"/>
+    </w:p>
+    <w:p>
+      <w:pPr>
+        <w:pStyle w:val="PARAGRAPH"/>
+      </w:pPr>
+      <w:r>
+        <w:rPr>
+          <w:rStyle w:val="VARIABLE"/>
+        </w:rPr>
+        <w:t>SchemaGroupType</w:t>
+      </w:r>
+      <w:r>
+        <w:t xml:space="preserve"> is a subtype of the base </w:t>
+      </w:r>
+      <w:r>
+        <w:rPr>
+          <w:rStyle w:val="VARIABLE"/>
+        </w:rPr>
+        <w:t>GroupType</w:t>
+      </w:r>
+      <w:r>
+        <w:t xml:space="preserve">. Each instance is a folder of schema files for one OPC UA namespace, keyed by that namespace URI: its Mandatory </w:t>
+      </w:r>
+      <w:r>
+        <w:rPr>
+          <w:rStyle w:val="VARIABLE"/>
+        </w:rPr>
+        <w:t>NamespaceUri</w:t>
+      </w:r>
+      <w:r>
+        <w:t xml:space="preserve"> </w:t>
+      </w:r>
+      <w:r>
+        <w:lastRenderedPageBreak/>
+        <w:t xml:space="preserve">Property is the group key and the group's </w:t>
+      </w:r>
+      <w:r>
+        <w:rPr>
+          <w:b/>
+        </w:rPr>
+        <w:t>source identity</w:t>
+      </w:r>
+      <w:r>
+        <w:t xml:space="preserve">, and the xRegistry </w:t>
+      </w:r>
+      <w:r>
+        <w:rPr>
+          <w:rStyle w:val="VARIABLE"/>
+        </w:rPr>
+        <w:t>groupid</w:t>
+      </w:r>
+      <w:r>
+        <w:t xml:space="preserve"> is the symbolic identifier constructed from it (§6.7), with </w:t>
+      </w:r>
+      <w:r>
+        <w:rPr>
+          <w:rStyle w:val="VARIABLE"/>
+        </w:rPr>
+        <w:t>NamespaceUri</w:t>
+      </w:r>
+      <w:r>
+        <w:t xml:space="preserve"> retained verbatim and repeated as the group's </w:t>
+      </w:r>
+      <w:r>
+        <w:rPr>
+          <w:rStyle w:val="VARIABLE"/>
+        </w:rPr>
+        <w:t>Name</w:t>
+      </w:r>
+      <w:r>
+        <w:t xml:space="preserve">. Keying a schema group by an OPC UA namespace URI is a domain convention of this profile; the generic xRegistry schema group imposes no key or format constraint on its members. Its </w:t>
+      </w:r>
+      <w:r>
+        <w:rPr>
+          <w:rStyle w:val="VARIABLE"/>
+        </w:rPr>
+        <w:t>&lt;Schema&gt;</w:t>
+      </w:r>
+      <w:r>
+        <w:t xml:space="preserve"> OptionalPlaceholder constrains the base </w:t>
+      </w:r>
+      <w:r>
+        <w:rPr>
+          <w:rStyle w:val="VARIABLE"/>
+        </w:rPr>
+        <w:t>&lt;Resource&gt;</w:t>
+      </w:r>
+      <w:r>
+        <w:t xml:space="preserve"> to </w:t>
+      </w:r>
+      <w:r>
+        <w:rPr>
+          <w:rStyle w:val="VARIABLE"/>
+        </w:rPr>
+        <w:t>SchemaFileType</w:t>
+      </w:r>
+      <w:r>
+        <w:t xml:space="preserve">. Under the PubSub DataSet schema profile (Annex C) the PubSub envelope schemas (NetworkMessage / DataSetMessage) live in the base-namespace group </w:t>
+      </w:r>
+      <w:r>
+        <w:rPr>
+          <w:rStyle w:val="VARIABLE"/>
+        </w:rPr>
+        <w:t>http://opcfoundation.org/UA/</w:t>
+      </w:r>
+      <w:r>
+        <w:t>.</w:t>
+      </w:r>
+    </w:p>
+    <w:p>
+      <w:pPr>
+        <w:pStyle w:val="Heading2"/>
+      </w:pPr>
+      <w:bookmarkStart w:id="249" w:name="_Clause_c6_5"/>
+      <w:bookmarkStart w:id="250" w:name="_Toc236987127"/>
+      <w:r>
+        <w:t>Schema files</w:t>
+      </w:r>
+      <w:bookmarkEnd w:id="249"/>
+      <w:bookmarkEnd w:id="250"/>
     </w:p>
     <w:p>
       <w:pPr>
@@ -31522,7 +31758,6 @@
         <w:rPr>
           <w:rStyle w:val="VARIABLE"/>
         </w:rPr>
-        <w:lastRenderedPageBreak/>
         <w:t>ModelVersion</w:t>
       </w:r>
       <w:r>
@@ -31694,175 +31929,176 @@
       <w:pPr>
         <w:pStyle w:val="Heading2"/>
       </w:pPr>
-      <w:bookmarkStart w:id="247" w:name="_Clause_c6_6"/>
-      <w:bookmarkStart w:id="248" w:name="_Toc236468401"/>
-      <w:r>
+      <w:bookmarkStart w:id="251" w:name="_Clause_c6_6"/>
+      <w:bookmarkStart w:id="252" w:name="_Toc236987128"/>
+      <w:r>
+        <w:lastRenderedPageBreak/>
         <w:t>SchemaId NodeId fast access</w:t>
-      </w:r>
-      <w:bookmarkEnd w:id="247"/>
-      <w:bookmarkEnd w:id="248"/>
-    </w:p>
-    <w:p>
-      <w:pPr>
-        <w:pStyle w:val="PARAGRAPH"/>
-      </w:pPr>
-      <w:r>
-        <w:t xml:space="preserve">Each schema document </w:t>
-      </w:r>
-      <w:r>
-        <w:rPr>
-          <w:b/>
-        </w:rPr>
-        <w:t>shall</w:t>
-      </w:r>
-      <w:r>
-        <w:t xml:space="preserve"> be additionally addressable by an Opaque NodeId in the Schema Registry namespace. The deterministic construction is:</w:t>
-      </w:r>
-    </w:p>
-    <w:p>
-      <w:pPr>
-        <w:pStyle w:val="CODE"/>
-      </w:pPr>
-      <w:r>
-        <w:t>NamespaceIndex = namespace index assigned to http://opcfoundation.org/UA/SchemaRegistry/</w:t>
-      </w:r>
-    </w:p>
-    <w:p>
-      <w:pPr>
-        <w:pStyle w:val="CODE"/>
-      </w:pPr>
-      <w:r>
-        <w:t>IdentifierType = Opaque</w:t>
-      </w:r>
-    </w:p>
-    <w:p>
-      <w:pPr>
-        <w:pStyle w:val="CODE"/>
-      </w:pPr>
-      <w:r>
-        <w:t>Identifier     = the exact raw on-wire SchemaId bytes</w:t>
-      </w:r>
-    </w:p>
-    <w:p>
-      <w:pPr>
-        <w:pStyle w:val="PARAGRAPH"/>
-      </w:pPr>
-      <w:r>
-        <w:t xml:space="preserve">The node addressed by this Opaque NodeId is the schema file's content as a ByteString Variable with the same Value. A Client that receives a schema-based message and finds a cache miss constructs this NodeId from the received SchemaId bytes and performs one </w:t>
-      </w:r>
-      <w:r>
-        <w:rPr>
-          <w:rStyle w:val="VARIABLE"/>
-        </w:rPr>
-        <w:t>Read</w:t>
-      </w:r>
-      <w:r>
-        <w:t xml:space="preserve"> of the Value Attribute; if the node exists, the returned ByteString is the schema document. The Identifier is the raw byte sequence used on the wire (8 bytes for Avro CRC-64-AVRO, 8 bytes for Arrow's and JSON Schema's truncated SHA-256, or any other length a format's fingerprint defines); Opaque NodeIds allow arbitrary byte lengths. Because the Identifier is the fingerprint bytes only and two different </w:t>
-      </w:r>
-      <w:r>
-        <w:rPr>
-          <w:rStyle w:val="VARIABLE"/>
-        </w:rPr>
-        <w:t>SchemaIdAlg</w:t>
-      </w:r>
-      <w:r>
-        <w:t xml:space="preserve"> could in principle produce the same bytes, a server that hosts multiple formats keys the fast-path node so distinct algorithms do not alias (for example by discriminating the Opaque Identifier on the algorithm), and a consumer confirms the resolved document's </w:t>
-      </w:r>
-      <w:r>
-        <w:rPr>
-          <w:rStyle w:val="VARIABLE"/>
-        </w:rPr>
-        <w:t>SchemaIdAlg</w:t>
-      </w:r>
-      <w:r>
-        <w:t xml:space="preserve"> / </w:t>
-      </w:r>
-      <w:r>
-        <w:rPr>
-          <w:rStyle w:val="VARIABLE"/>
-        </w:rPr>
-        <w:t>Format</w:t>
-      </w:r>
-      <w:r>
-        <w:t xml:space="preserve"> are the ones it is decoding before using it. The SchemaId NodeId is content-derived and stable: a TTL refresh or metadata update that does not change the document keeps the same NodeId; a changed document produces a new SchemaId and therefore a new Opaque NodeId.</w:t>
-      </w:r>
-    </w:p>
-    <w:p>
-      <w:pPr>
-        <w:pStyle w:val="PARAGRAPH"/>
-      </w:pPr>
-      <w:r>
-        <w:rPr>
-          <w:rStyle w:val="VARIABLE"/>
-        </w:rPr>
-        <w:t>GetSchema(SchemaId: ByteString) → (Document: ByteString, Format: String, ContentType: String)</w:t>
-      </w:r>
-      <w:r>
-        <w:t xml:space="preserve"> on the </w:t>
-      </w:r>
-      <w:r>
-        <w:rPr>
-          <w:rStyle w:val="VARIABLE"/>
-        </w:rPr>
-        <w:t>SchemaRegistry</w:t>
-      </w:r>
-      <w:r>
-        <w:t xml:space="preserve"> Object resolves the raw on-wire SchemaId bytes and returns the schema document and enough metadata to parse it. It is the method form of the Opaque-NodeId fast path for decoders that cannot or do not want to construct the NodeId. When no schema with this SchemaId is registered the Method returns the </w:t>
-      </w:r>
-      <w:r>
-        <w:rPr>
-          <w:rStyle w:val="VARIABLE"/>
-        </w:rPr>
-        <w:t>Bad_NotFound</w:t>
-      </w:r>
-      <w:r>
-        <w:t xml:space="preserve"> Call StatusCode rather than an empty result.</w:t>
-      </w:r>
-    </w:p>
-    <w:p>
-      <w:pPr>
-        <w:pStyle w:val="Heading2"/>
-      </w:pPr>
-      <w:bookmarkStart w:id="249" w:name="_Clause_c6_7"/>
-      <w:bookmarkStart w:id="250" w:name="_Toc236468402"/>
-      <w:r>
-        <w:t>Formats and content types</w:t>
-      </w:r>
-      <w:bookmarkEnd w:id="249"/>
-      <w:bookmarkEnd w:id="250"/>
-    </w:p>
-    <w:p>
-      <w:pPr>
-        <w:pStyle w:val="TABLE-title"/>
-      </w:pPr>
-      <w:bookmarkStart w:id="251" w:name="_Tab_formats_and_content_types_tab1"/>
-      <w:bookmarkStart w:id="252" w:name="_Toc236468456"/>
-      <w:r>
-        <w:t xml:space="preserve">Table </w:t>
-      </w:r>
-      <w:r>
-        <w:fldChar w:fldCharType="begin"/>
-      </w:r>
-      <w:r>
-        <w:instrText xml:space="preserve"> SEQ Table \* ARABIC </w:instrText>
-      </w:r>
-      <w:r>
-        <w:fldChar w:fldCharType="separate"/>
-      </w:r>
-      <w:r>
-        <w:rPr>
-          <w:noProof/>
-        </w:rPr>
-        <w:t>15</w:t>
-      </w:r>
-      <w:r>
-        <w:fldChar w:fldCharType="end"/>
-      </w:r>
-      <w:r>
-        <w:t xml:space="preserve"> – Formats and content types</w:t>
       </w:r>
       <w:bookmarkEnd w:id="251"/>
       <w:bookmarkEnd w:id="252"/>
+    </w:p>
+    <w:p>
+      <w:pPr>
+        <w:pStyle w:val="PARAGRAPH"/>
+      </w:pPr>
+      <w:r>
+        <w:t xml:space="preserve">Each schema document </w:t>
+      </w:r>
+      <w:r>
+        <w:rPr>
+          <w:b/>
+        </w:rPr>
+        <w:t>shall</w:t>
+      </w:r>
+      <w:r>
+        <w:t xml:space="preserve"> be additionally addressable by an Opaque NodeId in the Schema Registry namespace. The deterministic construction is:</w:t>
+      </w:r>
+    </w:p>
+    <w:p>
+      <w:pPr>
+        <w:pStyle w:val="CODE"/>
+      </w:pPr>
+      <w:r>
+        <w:t>NamespaceIndex = namespace index assigned to http://opcfoundation.org/UA/SchemaRegistry/</w:t>
+      </w:r>
+    </w:p>
+    <w:p>
+      <w:pPr>
+        <w:pStyle w:val="CODE"/>
+      </w:pPr>
+      <w:r>
+        <w:t>IdentifierType = Opaque</w:t>
+      </w:r>
+    </w:p>
+    <w:p>
+      <w:pPr>
+        <w:pStyle w:val="CODE"/>
+      </w:pPr>
+      <w:r>
+        <w:t>Identifier     = the exact raw on-wire SchemaId bytes</w:t>
+      </w:r>
+    </w:p>
+    <w:p>
+      <w:pPr>
+        <w:pStyle w:val="PARAGRAPH"/>
+      </w:pPr>
+      <w:r>
+        <w:t xml:space="preserve">The node addressed by this Opaque NodeId is the schema file's content as a ByteString Variable with the same Value. A Client that receives a schema-based message and finds a cache miss constructs this NodeId from the received SchemaId bytes and performs one </w:t>
+      </w:r>
+      <w:r>
+        <w:rPr>
+          <w:rStyle w:val="VARIABLE"/>
+        </w:rPr>
+        <w:t>Read</w:t>
+      </w:r>
+      <w:r>
+        <w:t xml:space="preserve"> of the Value Attribute; if the node exists, the returned ByteString is the schema document. The Identifier is the raw byte sequence used on the wire (8 bytes for Avro CRC-64-AVRO, 8 bytes for Arrow's and JSON Schema's truncated SHA-256, or any other length a format's fingerprint defines); Opaque NodeIds allow arbitrary byte lengths. Because the Identifier is the fingerprint bytes only and two different </w:t>
+      </w:r>
+      <w:r>
+        <w:rPr>
+          <w:rStyle w:val="VARIABLE"/>
+        </w:rPr>
+        <w:t>SchemaIdAlg</w:t>
+      </w:r>
+      <w:r>
+        <w:t xml:space="preserve"> could in principle produce the same bytes, a server that hosts multiple formats keys the fast-path node so distinct algorithms do not alias (for example by discriminating the Opaque Identifier on the algorithm), and a consumer confirms the resolved document's </w:t>
+      </w:r>
+      <w:r>
+        <w:rPr>
+          <w:rStyle w:val="VARIABLE"/>
+        </w:rPr>
+        <w:t>SchemaIdAlg</w:t>
+      </w:r>
+      <w:r>
+        <w:t xml:space="preserve"> / </w:t>
+      </w:r>
+      <w:r>
+        <w:rPr>
+          <w:rStyle w:val="VARIABLE"/>
+        </w:rPr>
+        <w:t>Format</w:t>
+      </w:r>
+      <w:r>
+        <w:t xml:space="preserve"> are the ones it is decoding before using it. The SchemaId NodeId is content-derived and stable: a TTL refresh or metadata update that does not change the document keeps the same NodeId; a changed document produces a new SchemaId and therefore a new Opaque NodeId.</w:t>
+      </w:r>
+    </w:p>
+    <w:p>
+      <w:pPr>
+        <w:pStyle w:val="PARAGRAPH"/>
+      </w:pPr>
+      <w:r>
+        <w:rPr>
+          <w:rStyle w:val="VARIABLE"/>
+        </w:rPr>
+        <w:t>GetSchema(SchemaId: ByteString) → (Document: ByteString, Format: String, ContentType: String)</w:t>
+      </w:r>
+      <w:r>
+        <w:t xml:space="preserve"> on the </w:t>
+      </w:r>
+      <w:r>
+        <w:rPr>
+          <w:rStyle w:val="VARIABLE"/>
+        </w:rPr>
+        <w:t>SchemaRegistry</w:t>
+      </w:r>
+      <w:r>
+        <w:t xml:space="preserve"> Object resolves the raw on-wire SchemaId bytes and returns the schema document and enough metadata to parse it. It is the method form of the Opaque-NodeId fast path for decoders that cannot or do not want to construct the NodeId. When no schema with this SchemaId is registered the Method returns the </w:t>
+      </w:r>
+      <w:r>
+        <w:rPr>
+          <w:rStyle w:val="VARIABLE"/>
+        </w:rPr>
+        <w:t>Bad_NotFound</w:t>
+      </w:r>
+      <w:r>
+        <w:t xml:space="preserve"> Call StatusCode rather than an empty result.</w:t>
+      </w:r>
+    </w:p>
+    <w:p>
+      <w:pPr>
+        <w:pStyle w:val="Heading2"/>
+      </w:pPr>
+      <w:bookmarkStart w:id="253" w:name="_Clause_c6_7"/>
+      <w:bookmarkStart w:id="254" w:name="_Toc236987129"/>
+      <w:r>
+        <w:t>Formats and content types</w:t>
+      </w:r>
+      <w:bookmarkEnd w:id="253"/>
+      <w:bookmarkEnd w:id="254"/>
+    </w:p>
+    <w:p>
+      <w:pPr>
+        <w:pStyle w:val="TABLE-title"/>
+      </w:pPr>
+      <w:bookmarkStart w:id="255" w:name="_Tab_formats_and_content_types_tab1"/>
+      <w:bookmarkStart w:id="256" w:name="_Toc236987185"/>
+      <w:r>
+        <w:t xml:space="preserve">Table </w:t>
+      </w:r>
+      <w:r>
+        <w:fldChar w:fldCharType="begin"/>
+      </w:r>
+      <w:r>
+        <w:instrText xml:space="preserve"> SEQ Table \* ARABIC </w:instrText>
+      </w:r>
+      <w:r>
+        <w:fldChar w:fldCharType="separate"/>
+      </w:r>
+      <w:r>
+        <w:rPr>
+          <w:noProof/>
+        </w:rPr>
+        <w:t>15</w:t>
+      </w:r>
+      <w:r>
+        <w:fldChar w:fldCharType="end"/>
+      </w:r>
+      <w:r>
+        <w:t xml:space="preserve"> – Formats and content types</w:t>
+      </w:r>
+      <w:bookmarkEnd w:id="255"/>
+      <w:bookmarkEnd w:id="256"/>
     </w:p>
     <w:tbl>
       <w:tblPr>
@@ -32377,94 +32613,94 @@
         <w:t>document</w:t>
       </w:r>
       <w:r>
-        <w:t xml:space="preserve"> media type recorded on the schema file. The message/transport content-type differs </w:t>
+        <w:t xml:space="preserve"> media type recorded on the schema file. The message/transport content-type differs by usage and selects the format at resolution time (</w:t>
+      </w:r>
+      <w:r>
+        <w:fldChar w:fldCharType="begin"/>
+      </w:r>
+      <w:r>
+        <w:instrText xml:space="preserve"> REF _Clause_c6_11 \r \h </w:instrText>
+      </w:r>
+      <w:r>
+        <w:fldChar w:fldCharType="separate"/>
+      </w:r>
+      <w:r>
+        <w:t>6.11</w:t>
+      </w:r>
+      <w:r>
+        <w:fldChar w:fldCharType="end"/>
+      </w:r>
+      <w:r>
+        <w:t xml:space="preserve">): Avro PubSub </w:t>
+      </w:r>
+      <w:r>
+        <w:rPr>
+          <w:rStyle w:val="VARIABLE"/>
+        </w:rPr>
+        <w:t>application/vnd.apache.avro</w:t>
+      </w:r>
+      <w:r>
+        <w:t xml:space="preserve">, JSON PubSub </w:t>
+      </w:r>
+      <w:r>
+        <w:rPr>
+          <w:rStyle w:val="VARIABLE"/>
+        </w:rPr>
+        <w:t>application/json</w:t>
+      </w:r>
+      <w:r>
+        <w:t xml:space="preserve">, and Apache Arrow </w:t>
+      </w:r>
+      <w:r>
+        <w:rPr>
+          <w:rStyle w:val="VARIABLE"/>
+        </w:rPr>
+        <w:t>application/vnd.apache.arrow.stream</w:t>
+      </w:r>
+      <w:r>
+        <w:t xml:space="preserve"> (batch PubSub and historian/ADBC streams) or </w:t>
+      </w:r>
+      <w:r>
+        <w:rPr>
+          <w:rStyle w:val="VARIABLE"/>
+        </w:rPr>
+        <w:t>application/vnd.apache.arrow.file</w:t>
+      </w:r>
+      <w:r>
+        <w:t xml:space="preserve"> where applicable.</w:t>
+      </w:r>
+    </w:p>
+    <w:p>
+      <w:pPr>
+        <w:pStyle w:val="Heading2"/>
+      </w:pPr>
+      <w:bookmarkStart w:id="257" w:name="_Clause_c6_8"/>
+      <w:bookmarkStart w:id="258" w:name="_Toc236987130"/>
+      <w:r>
+        <w:t>Schema identity and per-format fingerprints</w:t>
+      </w:r>
+      <w:bookmarkEnd w:id="257"/>
+      <w:bookmarkEnd w:id="258"/>
+    </w:p>
+    <w:p>
+      <w:pPr>
+        <w:pStyle w:val="PARAGRAPH"/>
+      </w:pPr>
+      <w:r>
+        <w:t xml:space="preserve">Every registered schema — regardless of format — has a compact </w:t>
+      </w:r>
+      <w:r>
+        <w:rPr>
+          <w:b/>
+        </w:rPr>
+        <w:t>SchemaId</w:t>
+      </w:r>
+      <w:r>
+        <w:t xml:space="preserve">: a deterministic fingerprint of the canonical schema document that a Publisher puts on the wire per its SchemaId handshake, so the schema body need be sent only once and every subsequent message carries </w:t>
       </w:r>
       <w:r>
         <w:lastRenderedPageBreak/>
-        <w:t>by usage and selects the format at resolution time (</w:t>
-      </w:r>
-      <w:r>
-        <w:fldChar w:fldCharType="begin"/>
-      </w:r>
-      <w:r>
-        <w:instrText xml:space="preserve"> REF _Clause_c6_11 \r \h </w:instrText>
-      </w:r>
-      <w:r>
-        <w:fldChar w:fldCharType="separate"/>
-      </w:r>
-      <w:r>
-        <w:t>6.11</w:t>
-      </w:r>
-      <w:r>
-        <w:fldChar w:fldCharType="end"/>
-      </w:r>
-      <w:r>
-        <w:t xml:space="preserve">): Avro PubSub </w:t>
-      </w:r>
-      <w:r>
-        <w:rPr>
-          <w:rStyle w:val="VARIABLE"/>
-        </w:rPr>
-        <w:t>application/vnd.apache.avro</w:t>
-      </w:r>
-      <w:r>
-        <w:t xml:space="preserve">, JSON PubSub </w:t>
-      </w:r>
-      <w:r>
-        <w:rPr>
-          <w:rStyle w:val="VARIABLE"/>
-        </w:rPr>
-        <w:t>application/json</w:t>
-      </w:r>
-      <w:r>
-        <w:t xml:space="preserve">, and Apache Arrow </w:t>
-      </w:r>
-      <w:r>
-        <w:rPr>
-          <w:rStyle w:val="VARIABLE"/>
-        </w:rPr>
-        <w:t>application/vnd.apache.arrow.stream</w:t>
-      </w:r>
-      <w:r>
-        <w:t xml:space="preserve"> (batch PubSub and historian/ADBC streams) or </w:t>
-      </w:r>
-      <w:r>
-        <w:rPr>
-          <w:rStyle w:val="VARIABLE"/>
-        </w:rPr>
-        <w:t>application/vnd.apache.arrow.file</w:t>
-      </w:r>
-      <w:r>
-        <w:t xml:space="preserve"> where applicable.</w:t>
-      </w:r>
-    </w:p>
-    <w:p>
-      <w:pPr>
-        <w:pStyle w:val="Heading2"/>
-      </w:pPr>
-      <w:bookmarkStart w:id="253" w:name="_Clause_c6_8"/>
-      <w:bookmarkStart w:id="254" w:name="_Toc236468403"/>
-      <w:r>
-        <w:t>Schema identity and per-format fingerprints</w:t>
-      </w:r>
-      <w:bookmarkEnd w:id="253"/>
-      <w:bookmarkEnd w:id="254"/>
-    </w:p>
-    <w:p>
-      <w:pPr>
-        <w:pStyle w:val="PARAGRAPH"/>
-      </w:pPr>
-      <w:r>
-        <w:t xml:space="preserve">Every registered schema — regardless of format — has a compact </w:t>
-      </w:r>
-      <w:r>
-        <w:rPr>
-          <w:b/>
-        </w:rPr>
-        <w:t>SchemaId</w:t>
-      </w:r>
-      <w:r>
-        <w:t xml:space="preserve">: a deterministic fingerprint of the canonical schema document that a Publisher puts on the wire per its SchemaId handshake, so the schema body need be sent only once and every subsequent message carries just the id. The fingerprint is </w:t>
+        <w:t xml:space="preserve">just the id. The fingerprint is </w:t>
       </w:r>
       <w:r>
         <w:rPr>
@@ -32861,13 +33097,13 @@
       <w:pPr>
         <w:pStyle w:val="Heading2"/>
       </w:pPr>
-      <w:bookmarkStart w:id="255" w:name="_Clause_c6_9"/>
-      <w:bookmarkStart w:id="256" w:name="_Toc236468404"/>
+      <w:bookmarkStart w:id="259" w:name="_Clause_c6_9"/>
+      <w:bookmarkStart w:id="260" w:name="_Toc236987131"/>
       <w:r>
         <w:t>Group and schema identifiers</w:t>
       </w:r>
-      <w:bookmarkEnd w:id="255"/>
-      <w:bookmarkEnd w:id="256"/>
+      <w:bookmarkEnd w:id="259"/>
+      <w:bookmarkEnd w:id="260"/>
     </w:p>
     <w:p>
       <w:pPr>
@@ -32912,7 +33148,6 @@
         <w:rPr>
           <w:b/>
         </w:rPr>
-        <w:lastRenderedPageBreak/>
         <w:t xml:space="preserve">A schema group's source identity is its </w:t>
       </w:r>
       <w:r>
@@ -32971,8 +33206,8 @@
       <w:pPr>
         <w:pStyle w:val="TABLE-title"/>
       </w:pPr>
-      <w:bookmarkStart w:id="257" w:name="_Tab_group_and_schema_identifiers_tab1"/>
-      <w:bookmarkStart w:id="258" w:name="_Toc236468457"/>
+      <w:bookmarkStart w:id="261" w:name="_Tab_group_and_schema_identifiers_tab1"/>
+      <w:bookmarkStart w:id="262" w:name="_Toc236987186"/>
       <w:r>
         <w:t xml:space="preserve">Table </w:t>
       </w:r>
@@ -32997,8 +33232,8 @@
       <w:r>
         <w:t xml:space="preserve"> – Group and schema identifiers</w:t>
       </w:r>
-      <w:bookmarkEnd w:id="257"/>
-      <w:bookmarkEnd w:id="258"/>
+      <w:bookmarkEnd w:id="261"/>
+      <w:bookmarkEnd w:id="262"/>
     </w:p>
     <w:tbl>
       <w:tblPr>
@@ -33269,6 +33504,7 @@
         <w:rPr>
           <w:rStyle w:val="VARIABLE"/>
         </w:rPr>
+        <w:lastRenderedPageBreak/>
         <w:t>schemaid</w:t>
       </w:r>
       <w:r>
@@ -33351,8 +33587,8 @@
       <w:pPr>
         <w:pStyle w:val="TABLE-title"/>
       </w:pPr>
-      <w:bookmarkStart w:id="259" w:name="_Tab_group_and_schema_identifiers_tab2"/>
-      <w:bookmarkStart w:id="260" w:name="_Toc236468458"/>
+      <w:bookmarkStart w:id="263" w:name="_Tab_group_and_schema_identifiers_tab2"/>
+      <w:bookmarkStart w:id="264" w:name="_Toc236987187"/>
       <w:r>
         <w:t xml:space="preserve">Table </w:t>
       </w:r>
@@ -33377,8 +33613,8 @@
       <w:r>
         <w:t xml:space="preserve"> – Group and schema identifiers (2)</w:t>
       </w:r>
-      <w:bookmarkEnd w:id="259"/>
-      <w:bookmarkEnd w:id="260"/>
+      <w:bookmarkEnd w:id="263"/>
+      <w:bookmarkEnd w:id="264"/>
     </w:p>
     <w:tbl>
       <w:tblPr>
@@ -33908,13 +34144,13 @@
       <w:pPr>
         <w:pStyle w:val="Heading2"/>
       </w:pPr>
-      <w:bookmarkStart w:id="261" w:name="_Clause_c6_10"/>
-      <w:bookmarkStart w:id="262" w:name="_Toc236468405"/>
+      <w:bookmarkStart w:id="265" w:name="_Clause_c6_10"/>
+      <w:bookmarkStart w:id="266" w:name="_Toc236987132"/>
       <w:r>
         <w:t>Schema versioning and compatibility</w:t>
       </w:r>
-      <w:bookmarkEnd w:id="261"/>
-      <w:bookmarkEnd w:id="262"/>
+      <w:bookmarkEnd w:id="265"/>
+      <w:bookmarkEnd w:id="266"/>
     </w:p>
     <w:p>
       <w:pPr>
@@ -34196,11 +34432,7 @@
         <w:t>ConfigurationVersion</w:t>
       </w:r>
       <w:r>
-        <w:t>-keyed major.minor lineage and an append-</w:t>
-      </w:r>
-      <w:r>
-        <w:lastRenderedPageBreak/>
-        <w:t xml:space="preserve">only Variant/ExtensionObject schema-evolution rule that realises a </w:t>
+        <w:t xml:space="preserve">-keyed major.minor lineage and an append-only Variant/ExtensionObject schema-evolution rule that realises a </w:t>
       </w:r>
       <w:r>
         <w:rPr>
@@ -34225,13 +34457,13 @@
       <w:pPr>
         <w:pStyle w:val="Heading2"/>
       </w:pPr>
-      <w:bookmarkStart w:id="263" w:name="_Clause_c6_11"/>
-      <w:bookmarkStart w:id="264" w:name="_Toc236468406"/>
+      <w:bookmarkStart w:id="267" w:name="_Clause_c6_11"/>
+      <w:bookmarkStart w:id="268" w:name="_Toc236987133"/>
       <w:r>
         <w:t>Resolution flow</w:t>
       </w:r>
-      <w:bookmarkEnd w:id="263"/>
-      <w:bookmarkEnd w:id="264"/>
+      <w:bookmarkEnd w:id="267"/>
+      <w:bookmarkEnd w:id="268"/>
     </w:p>
     <w:p>
       <w:pPr>
@@ -34313,7 +34545,11 @@
         <w:t>http://opcfoundation.org/UA/SchemaRegistry/</w:t>
       </w:r>
       <w:r>
-        <w:t xml:space="preserve"> namespace and Read the Value Attribute of the addressed ByteString Variable, or call </w:t>
+        <w:t xml:space="preserve"> namespace and Read the Value Attribute of </w:t>
+      </w:r>
+      <w:r>
+        <w:lastRenderedPageBreak/>
+        <w:t xml:space="preserve">the addressed ByteString Variable, or call </w:t>
       </w:r>
       <w:r>
         <w:rPr>
@@ -34883,87 +35119,10 @@
       <w:pPr>
         <w:pStyle w:val="Heading2"/>
       </w:pPr>
-      <w:bookmarkStart w:id="265" w:name="_Clause_c6_12"/>
-      <w:bookmarkStart w:id="266" w:name="_Toc236468407"/>
-      <w:r>
-        <w:lastRenderedPageBreak/>
+      <w:bookmarkStart w:id="269" w:name="_Clause_c6_12"/>
+      <w:bookmarkStart w:id="270" w:name="_Toc236987134"/>
+      <w:r>
         <w:t>TTL and mirror semantics</w:t>
-      </w:r>
-      <w:bookmarkEnd w:id="265"/>
-      <w:bookmarkEnd w:id="266"/>
-    </w:p>
-    <w:p>
-      <w:pPr>
-        <w:pStyle w:val="PARAGRAPH"/>
-      </w:pPr>
-      <w:r>
-        <w:t xml:space="preserve">A registry is authoritative by default. In authoritative mode, schema files do not expire and </w:t>
-      </w:r>
-      <w:r>
-        <w:rPr>
-          <w:rStyle w:val="VARIABLE"/>
-        </w:rPr>
-        <w:t>ExpiryTime</w:t>
-      </w:r>
-      <w:r>
-        <w:t xml:space="preserve"> and </w:t>
-      </w:r>
-      <w:r>
-        <w:rPr>
-          <w:rStyle w:val="VARIABLE"/>
-        </w:rPr>
-        <w:t>Ttl</w:t>
-      </w:r>
-      <w:r>
-        <w:t xml:space="preserve"> are omitted.</w:t>
-      </w:r>
-    </w:p>
-    <w:p>
-      <w:pPr>
-        <w:pStyle w:val="PARAGRAPH"/>
-      </w:pPr>
-      <w:r>
-        <w:t xml:space="preserve">An in-server registry may operate as a TTL-cached mirror in front of an external xRegistry (a federated registry, base §8). In mirror mode, </w:t>
-      </w:r>
-      <w:r>
-        <w:rPr>
-          <w:rStyle w:val="VARIABLE"/>
-        </w:rPr>
-        <w:t>Ttl</w:t>
-      </w:r>
-      <w:r>
-        <w:t xml:space="preserve"> records the configured time-to-live and </w:t>
-      </w:r>
-      <w:r>
-        <w:rPr>
-          <w:rStyle w:val="VARIABLE"/>
-        </w:rPr>
-        <w:t>ExpiryTime</w:t>
-      </w:r>
-      <w:r>
-        <w:t xml:space="preserve"> records the current expiry timestamp. On cache miss or expired lookup the Server may refetch from the external registry, update metadata and refresh the document. The SchemaId NodeId remains stable across a refresh as long as the fetched document has the same SchemaId; if the external document changes, the SchemaId changes and a different Opaque NodeId is used.</w:t>
-      </w:r>
-    </w:p>
-    <w:p>
-      <w:pPr>
-        <w:pStyle w:val="Heading2"/>
-      </w:pPr>
-      <w:bookmarkStart w:id="267" w:name="_Clause_c6_13"/>
-      <w:bookmarkStart w:id="268" w:name="_Toc236468408"/>
-      <w:r>
-        <w:t>Structure materialization and the xRegistry API</w:t>
-      </w:r>
-      <w:bookmarkEnd w:id="267"/>
-      <w:bookmarkEnd w:id="268"/>
-    </w:p>
-    <w:p>
-      <w:pPr>
-        <w:pStyle w:val="Heading3"/>
-      </w:pPr>
-      <w:bookmarkStart w:id="269" w:name="_Clause_c6_13_1"/>
-      <w:bookmarkStart w:id="270" w:name="_Toc236468409"/>
-      <w:r>
-        <w:t>Auto-bootstrap of the schema structure</w:t>
       </w:r>
       <w:bookmarkEnd w:id="269"/>
       <w:bookmarkEnd w:id="270"/>
@@ -34973,262 +35132,339 @@
         <w:pStyle w:val="PARAGRAPH"/>
       </w:pPr>
       <w:r>
-        <w:t>The base auto-bootstrap (base §6.5</w:t>
-      </w:r>
-      <w:r>
-        <w:t>) is specialized for schemas. When a schema file is created and written (</w:t>
-      </w:r>
-      <w:r>
-        <w:fldChar w:fldCharType="begin"/>
-      </w:r>
-      <w:r>
-        <w:instrText xml:space="preserve"> REF _Clause_c5_2 \r \h </w:instrText>
-      </w:r>
-      <w:r>
-        <w:fldChar w:fldCharType="separate"/>
-      </w:r>
-      <w:r>
-        <w:t>5.2</w:t>
-      </w:r>
-      <w:r>
-        <w:fldChar w:fldCharType="end"/>
-      </w:r>
-      <w:r>
-        <w:t xml:space="preserve">), the server materializes the full xRegistry structure so it is immediately visible in all three representations: it creates the namespace </w:t>
+        <w:t xml:space="preserve">A registry is authoritative by default. In authoritative mode, schema files do not expire and </w:t>
       </w:r>
       <w:r>
         <w:rPr>
           <w:rStyle w:val="VARIABLE"/>
         </w:rPr>
-        <w:t>SchemaGroup</w:t>
-      </w:r>
-      <w:r>
-        <w:t xml:space="preserve"> if absent (deriving </w:t>
+        <w:t>ExpiryTime</w:t>
+      </w:r>
+      <w:r>
+        <w:t xml:space="preserve"> and </w:t>
       </w:r>
       <w:r>
         <w:rPr>
           <w:rStyle w:val="VARIABLE"/>
         </w:rPr>
-        <w:t>NamespaceUri</w:t>
-      </w:r>
-      <w:r>
-        <w:t xml:space="preserve"> from the document or the create arguments), assigns the base attributes (</w:t>
+        <w:t>Ttl</w:t>
+      </w:r>
+      <w:r>
+        <w:t xml:space="preserve"> are omitted.</w:t>
+      </w:r>
+    </w:p>
+    <w:p>
+      <w:pPr>
+        <w:pStyle w:val="PARAGRAPH"/>
+      </w:pPr>
+      <w:r>
+        <w:t xml:space="preserve">An in-server registry may operate as a TTL-cached mirror in front of an external xRegistry (a federated registry, base §8). In mirror mode, </w:t>
       </w:r>
       <w:r>
         <w:rPr>
           <w:rStyle w:val="VARIABLE"/>
         </w:rPr>
-        <w:t>Xid</w:t>
-      </w:r>
-      <w:r>
-        <w:t xml:space="preserve">, </w:t>
+        <w:t>Ttl</w:t>
+      </w:r>
+      <w:r>
+        <w:t xml:space="preserve"> records the configured time-to-live and </w:t>
       </w:r>
       <w:r>
         <w:rPr>
           <w:rStyle w:val="VARIABLE"/>
         </w:rPr>
-        <w:t>Epoch</w:t>
-      </w:r>
-      <w:r>
-        <w:t xml:space="preserve">, </w:t>
-      </w:r>
-      <w:r>
-        <w:rPr>
-          <w:rStyle w:val="VARIABLE"/>
-        </w:rPr>
-        <w:t>CreatedAt</w:t>
-      </w:r>
-      <w:r>
-        <w:t>/</w:t>
-      </w:r>
-      <w:r>
-        <w:rPr>
-          <w:rStyle w:val="VARIABLE"/>
-        </w:rPr>
-        <w:t>ModifiedAt</w:t>
-      </w:r>
-      <w:r>
-        <w:t xml:space="preserve">, </w:t>
-      </w:r>
-      <w:r>
-        <w:rPr>
-          <w:rStyle w:val="VARIABLE"/>
-        </w:rPr>
-        <w:t>ResourceId</w:t>
-      </w:r>
-      <w:r>
-        <w:t xml:space="preserve">, </w:t>
-      </w:r>
-      <w:r>
-        <w:rPr>
-          <w:rStyle w:val="VARIABLE"/>
-        </w:rPr>
-        <w:t>VersionId</w:t>
-      </w:r>
-      <w:r>
-        <w:t>), and computes the schema-specific metadata (</w:t>
-      </w:r>
-      <w:r>
-        <w:rPr>
-          <w:rStyle w:val="VARIABLE"/>
-        </w:rPr>
-        <w:t>SchemaId</w:t>
-      </w:r>
-      <w:r>
-        <w:t xml:space="preserve">, </w:t>
-      </w:r>
-      <w:r>
-        <w:rPr>
-          <w:rStyle w:val="VARIABLE"/>
-        </w:rPr>
-        <w:t>SchemaIdAlg</w:t>
-      </w:r>
-      <w:r>
-        <w:t xml:space="preserve">, </w:t>
-      </w:r>
-      <w:r>
-        <w:rPr>
-          <w:rStyle w:val="VARIABLE"/>
-        </w:rPr>
-        <w:t>Format</w:t>
-      </w:r>
-      <w:r>
-        <w:t xml:space="preserve">, </w:t>
-      </w:r>
-      <w:r>
-        <w:rPr>
-          <w:rStyle w:val="VARIABLE"/>
-        </w:rPr>
-        <w:t>ContentType</w:t>
-      </w:r>
-      <w:r>
-        <w:t xml:space="preserve">, </w:t>
-      </w:r>
-      <w:r>
-        <w:rPr>
-          <w:rStyle w:val="VARIABLE"/>
-        </w:rPr>
-        <w:t>DataTypeEncoding</w:t>
-      </w:r>
-      <w:r>
-        <w:t xml:space="preserve">, </w:t>
-      </w:r>
-      <w:r>
-        <w:rPr>
-          <w:rStyle w:val="VARIABLE"/>
-        </w:rPr>
-        <w:t>ModelVersion</w:t>
-      </w:r>
-      <w:r>
-        <w:t xml:space="preserve">, and </w:t>
-      </w:r>
-      <w:r>
-        <w:rPr>
-          <w:rStyle w:val="VARIABLE"/>
-        </w:rPr>
-        <w:t>ConfigurationVersion</w:t>
-      </w:r>
-      <w:r>
-        <w:t xml:space="preserve"> for a DataSet schema). A client that needs finer control adjusts labels afterwards with the inherited </w:t>
-      </w:r>
-      <w:r>
-        <w:rPr>
-          <w:rStyle w:val="VARIABLE"/>
-        </w:rPr>
-        <w:t>Labels</w:t>
-      </w:r>
-      <w:r>
-        <w:t xml:space="preserve"> container's </w:t>
-      </w:r>
-      <w:r>
-        <w:rPr>
-          <w:rStyle w:val="VARIABLE"/>
-        </w:rPr>
-        <w:t>AddAttribute</w:t>
-      </w:r>
-      <w:r>
-        <w:t>/</w:t>
-      </w:r>
-      <w:r>
-        <w:rPr>
-          <w:rStyle w:val="VARIABLE"/>
-        </w:rPr>
-        <w:t>RemoveAttribute</w:t>
-      </w:r>
-      <w:r>
-        <w:t xml:space="preserve"> Methods.</w:t>
-      </w:r>
-    </w:p>
-    <w:p>
-      <w:pPr>
-        <w:pStyle w:val="Heading3"/>
-      </w:pPr>
-      <w:bookmarkStart w:id="271" w:name="_Clause_c6_13_2"/>
-      <w:bookmarkStart w:id="272" w:name="_Toc236468410"/>
-      <w:r>
-        <w:t>Serving the xRegistry API and the JSON projection</w:t>
+        <w:t>ExpiryTime</w:t>
+      </w:r>
+      <w:r>
+        <w:t xml:space="preserve"> records the current expiry timestamp. On cache miss or expired lookup the Server may refetch from the external registry, update metadata and refresh the document. The SchemaId NodeId remains stable across a refresh as long as the fetched document has the same SchemaId; if the external document changes, the SchemaId changes and a different Opaque NodeId is used.</w:t>
+      </w:r>
+    </w:p>
+    <w:p>
+      <w:pPr>
+        <w:pStyle w:val="Heading2"/>
+      </w:pPr>
+      <w:bookmarkStart w:id="271" w:name="_Clause_c6_13"/>
+      <w:bookmarkStart w:id="272" w:name="_Toc236987135"/>
+      <w:r>
+        <w:lastRenderedPageBreak/>
+        <w:t>Structure materialization and the xRegistry API</w:t>
       </w:r>
       <w:bookmarkEnd w:id="271"/>
       <w:bookmarkEnd w:id="272"/>
     </w:p>
     <w:p>
       <w:pPr>
-        <w:pStyle w:val="PARAGRAPH"/>
-      </w:pPr>
-      <w:r>
-        <w:t xml:space="preserve">The AddressSpace subtree rooted at </w:t>
-      </w:r>
-      <w:r>
-        <w:rPr>
-          <w:rStyle w:val="VARIABLE"/>
-        </w:rPr>
-        <w:t>SchemaRegistry</w:t>
-      </w:r>
-      <w:r>
-        <w:t xml:space="preserve"> is simultaneously the xRegistry API server and serializes to the xRegistry Schema Registry JSON shape, per the OPC UA API of </w:t>
-      </w:r>
-      <w:r>
-        <w:rPr>
-          <w:i/>
-        </w:rPr>
-        <w:t>xRegistry — OPC UA API</w:t>
-      </w:r>
-      <w:r>
-        <w:t>. The schema-specific projection is:</w:t>
-      </w:r>
-    </w:p>
-    <w:p>
-      <w:pPr>
-        <w:pStyle w:val="TABLE-title"/>
-      </w:pPr>
-      <w:bookmarkStart w:id="273" w:name="_Tab_serving_the_xregistry_api_and_the_j"/>
-      <w:bookmarkStart w:id="274" w:name="_Toc236468459"/>
-      <w:r>
-        <w:t xml:space="preserve">Table </w:t>
-      </w:r>
-      <w:r>
-        <w:fldChar w:fldCharType="begin"/>
-      </w:r>
-      <w:r>
-        <w:instrText xml:space="preserve"> SEQ Table \* ARABIC </w:instrText>
-      </w:r>
-      <w:r>
-        <w:fldChar w:fldCharType="separate"/>
-      </w:r>
-      <w:r>
-        <w:rPr>
-          <w:noProof/>
-        </w:rPr>
-        <w:t>18</w:t>
-      </w:r>
-      <w:r>
-        <w:fldChar w:fldCharType="end"/>
-      </w:r>
-      <w:r>
-        <w:t xml:space="preserve"> – Serving the xRegistry API and the JSON projection</w:t>
+        <w:pStyle w:val="Heading3"/>
+      </w:pPr>
+      <w:bookmarkStart w:id="273" w:name="_Clause_c6_13_1"/>
+      <w:bookmarkStart w:id="274" w:name="_Toc236987136"/>
+      <w:r>
+        <w:t>Auto-bootstrap of the schema structure</w:t>
       </w:r>
       <w:bookmarkEnd w:id="273"/>
       <w:bookmarkEnd w:id="274"/>
+    </w:p>
+    <w:p>
+      <w:pPr>
+        <w:pStyle w:val="PARAGRAPH"/>
+      </w:pPr>
+      <w:r>
+        <w:t>The base auto-bootstrap (base §6.5</w:t>
+      </w:r>
+      <w:r>
+        <w:t>) is specialized for schemas. When a schema file is created and written (</w:t>
+      </w:r>
+      <w:r>
+        <w:fldChar w:fldCharType="begin"/>
+      </w:r>
+      <w:r>
+        <w:instrText xml:space="preserve"> REF _Clause_c5_2 \r \h </w:instrText>
+      </w:r>
+      <w:r>
+        <w:fldChar w:fldCharType="separate"/>
+      </w:r>
+      <w:r>
+        <w:t>5.2</w:t>
+      </w:r>
+      <w:r>
+        <w:fldChar w:fldCharType="end"/>
+      </w:r>
+      <w:r>
+        <w:t xml:space="preserve">), the server materializes the full xRegistry structure so it is immediately visible in all three representations: it creates the namespace </w:t>
+      </w:r>
+      <w:r>
+        <w:rPr>
+          <w:rStyle w:val="VARIABLE"/>
+        </w:rPr>
+        <w:t>SchemaGroup</w:t>
+      </w:r>
+      <w:r>
+        <w:t xml:space="preserve"> if absent (deriving </w:t>
+      </w:r>
+      <w:r>
+        <w:rPr>
+          <w:rStyle w:val="VARIABLE"/>
+        </w:rPr>
+        <w:t>NamespaceUri</w:t>
+      </w:r>
+      <w:r>
+        <w:t xml:space="preserve"> from the document or the create arguments), assigns the base attributes (</w:t>
+      </w:r>
+      <w:r>
+        <w:rPr>
+          <w:rStyle w:val="VARIABLE"/>
+        </w:rPr>
+        <w:t>Xid</w:t>
+      </w:r>
+      <w:r>
+        <w:t xml:space="preserve">, </w:t>
+      </w:r>
+      <w:r>
+        <w:rPr>
+          <w:rStyle w:val="VARIABLE"/>
+        </w:rPr>
+        <w:t>Epoch</w:t>
+      </w:r>
+      <w:r>
+        <w:t xml:space="preserve">, </w:t>
+      </w:r>
+      <w:r>
+        <w:rPr>
+          <w:rStyle w:val="VARIABLE"/>
+        </w:rPr>
+        <w:t>CreatedAt</w:t>
+      </w:r>
+      <w:r>
+        <w:t>/</w:t>
+      </w:r>
+      <w:r>
+        <w:rPr>
+          <w:rStyle w:val="VARIABLE"/>
+        </w:rPr>
+        <w:t>ModifiedAt</w:t>
+      </w:r>
+      <w:r>
+        <w:t xml:space="preserve">, </w:t>
+      </w:r>
+      <w:r>
+        <w:rPr>
+          <w:rStyle w:val="VARIABLE"/>
+        </w:rPr>
+        <w:t>ResourceId</w:t>
+      </w:r>
+      <w:r>
+        <w:t xml:space="preserve">, </w:t>
+      </w:r>
+      <w:r>
+        <w:rPr>
+          <w:rStyle w:val="VARIABLE"/>
+        </w:rPr>
+        <w:t>VersionId</w:t>
+      </w:r>
+      <w:r>
+        <w:t>), and computes the schema-specific metadata (</w:t>
+      </w:r>
+      <w:r>
+        <w:rPr>
+          <w:rStyle w:val="VARIABLE"/>
+        </w:rPr>
+        <w:t>SchemaId</w:t>
+      </w:r>
+      <w:r>
+        <w:t xml:space="preserve">, </w:t>
+      </w:r>
+      <w:r>
+        <w:rPr>
+          <w:rStyle w:val="VARIABLE"/>
+        </w:rPr>
+        <w:t>SchemaIdAlg</w:t>
+      </w:r>
+      <w:r>
+        <w:t xml:space="preserve">, </w:t>
+      </w:r>
+      <w:r>
+        <w:rPr>
+          <w:rStyle w:val="VARIABLE"/>
+        </w:rPr>
+        <w:t>Format</w:t>
+      </w:r>
+      <w:r>
+        <w:t xml:space="preserve">, </w:t>
+      </w:r>
+      <w:r>
+        <w:rPr>
+          <w:rStyle w:val="VARIABLE"/>
+        </w:rPr>
+        <w:t>ContentType</w:t>
+      </w:r>
+      <w:r>
+        <w:t xml:space="preserve">, </w:t>
+      </w:r>
+      <w:r>
+        <w:rPr>
+          <w:rStyle w:val="VARIABLE"/>
+        </w:rPr>
+        <w:t>DataTypeEncoding</w:t>
+      </w:r>
+      <w:r>
+        <w:t xml:space="preserve">, </w:t>
+      </w:r>
+      <w:r>
+        <w:rPr>
+          <w:rStyle w:val="VARIABLE"/>
+        </w:rPr>
+        <w:t>ModelVersion</w:t>
+      </w:r>
+      <w:r>
+        <w:t xml:space="preserve">, and </w:t>
+      </w:r>
+      <w:r>
+        <w:rPr>
+          <w:rStyle w:val="VARIABLE"/>
+        </w:rPr>
+        <w:t>ConfigurationVersion</w:t>
+      </w:r>
+      <w:r>
+        <w:t xml:space="preserve"> for a DataSet schema). A client that needs finer control adjusts labels afterwards with the inherited </w:t>
+      </w:r>
+      <w:r>
+        <w:rPr>
+          <w:rStyle w:val="VARIABLE"/>
+        </w:rPr>
+        <w:t>Labels</w:t>
+      </w:r>
+      <w:r>
+        <w:t xml:space="preserve"> container's </w:t>
+      </w:r>
+      <w:r>
+        <w:rPr>
+          <w:rStyle w:val="VARIABLE"/>
+        </w:rPr>
+        <w:t>AddAttribute</w:t>
+      </w:r>
+      <w:r>
+        <w:t>/</w:t>
+      </w:r>
+      <w:r>
+        <w:rPr>
+          <w:rStyle w:val="VARIABLE"/>
+        </w:rPr>
+        <w:t>RemoveAttribute</w:t>
+      </w:r>
+      <w:r>
+        <w:t xml:space="preserve"> Methods.</w:t>
+      </w:r>
+    </w:p>
+    <w:p>
+      <w:pPr>
+        <w:pStyle w:val="Heading3"/>
+      </w:pPr>
+      <w:bookmarkStart w:id="275" w:name="_Clause_c6_13_2"/>
+      <w:bookmarkStart w:id="276" w:name="_Toc236987137"/>
+      <w:r>
+        <w:t>Serving the xRegistry API and the JSON projection</w:t>
+      </w:r>
+      <w:bookmarkEnd w:id="275"/>
+      <w:bookmarkEnd w:id="276"/>
+    </w:p>
+    <w:p>
+      <w:pPr>
+        <w:pStyle w:val="PARAGRAPH"/>
+      </w:pPr>
+      <w:r>
+        <w:t xml:space="preserve">The AddressSpace subtree rooted at </w:t>
+      </w:r>
+      <w:r>
+        <w:rPr>
+          <w:rStyle w:val="VARIABLE"/>
+        </w:rPr>
+        <w:t>SchemaRegistry</w:t>
+      </w:r>
+      <w:r>
+        <w:t xml:space="preserve"> is simultaneously the xRegistry API server and serializes to the xRegistry Schema Registry JSON shape, per the OPC UA API of </w:t>
+      </w:r>
+      <w:r>
+        <w:rPr>
+          <w:i/>
+        </w:rPr>
+        <w:t>xRegistry — OPC UA API</w:t>
+      </w:r>
+      <w:r>
+        <w:t>. The schema-specific projection is:</w:t>
+      </w:r>
+    </w:p>
+    <w:p>
+      <w:pPr>
+        <w:pStyle w:val="TABLE-title"/>
+      </w:pPr>
+      <w:bookmarkStart w:id="277" w:name="_Tab_serving_the_xregistry_api_and_the_j"/>
+      <w:bookmarkStart w:id="278" w:name="_Toc236987188"/>
+      <w:r>
+        <w:t xml:space="preserve">Table </w:t>
+      </w:r>
+      <w:r>
+        <w:fldChar w:fldCharType="begin"/>
+      </w:r>
+      <w:r>
+        <w:instrText xml:space="preserve"> SEQ Table \* ARABIC </w:instrText>
+      </w:r>
+      <w:r>
+        <w:fldChar w:fldCharType="separate"/>
+      </w:r>
+      <w:r>
+        <w:rPr>
+          <w:noProof/>
+        </w:rPr>
+        <w:t>18</w:t>
+      </w:r>
+      <w:r>
+        <w:fldChar w:fldCharType="end"/>
+      </w:r>
+      <w:r>
+        <w:t xml:space="preserve"> – Serving the xRegistry API and the JSON projection</w:t>
+      </w:r>
+      <w:bookmarkEnd w:id="277"/>
+      <w:bookmarkEnd w:id="278"/>
     </w:p>
     <w:tbl>
       <w:tblPr>
@@ -36268,11 +36504,7 @@
         <w:t>Read</w:t>
       </w:r>
       <w:r>
-        <w:t xml:space="preserve"> over the OPC UA API — is therefore serializable as an xRegistry-compatible Schema Registry document; conversely </w:t>
-      </w:r>
-      <w:r>
-        <w:lastRenderedPageBreak/>
-        <w:t>an imported xRegistry Schema Registry document bootstraps these files and Properties without loss of the OPC UA labels the resolution flow (§8</w:t>
+        <w:t xml:space="preserve"> over the OPC UA API — is therefore serializable as an xRegistry-compatible Schema Registry document; conversely an imported xRegistry Schema Registry document bootstraps these files and Properties without loss of the OPC UA labels the resolution flow (§8</w:t>
       </w:r>
       <w:r>
         <w:t>) needs. This is a representation mapping, not a new transport. The equivalent HTTP request/response correspondence, for readers familiar with the xRegistry HTTP binding, is informative and given in Annex D.</w:t>
@@ -36282,13 +36514,13 @@
       <w:pPr>
         <w:pStyle w:val="Heading2"/>
       </w:pPr>
-      <w:bookmarkStart w:id="275" w:name="_Clause_c6_14"/>
-      <w:bookmarkStart w:id="276" w:name="_Toc236468411"/>
+      <w:bookmarkStart w:id="279" w:name="_Clause_c6_14"/>
+      <w:bookmarkStart w:id="280" w:name="_Toc236987138"/>
       <w:r>
         <w:t>PubSub integration</w:t>
       </w:r>
-      <w:bookmarkEnd w:id="275"/>
-      <w:bookmarkEnd w:id="276"/>
+      <w:bookmarkEnd w:id="279"/>
+      <w:bookmarkEnd w:id="280"/>
     </w:p>
     <w:p>
       <w:pPr>
@@ -36385,6 +36617,7 @@
         <w:rPr>
           <w:rStyle w:val="VARIABLE"/>
         </w:rPr>
+        <w:lastRenderedPageBreak/>
         <w:t>GetSecurityKeys</w:t>
       </w:r>
       <w:r>
@@ -36451,66 +36684,66 @@
       <w:pPr>
         <w:pStyle w:val="Heading1"/>
       </w:pPr>
-      <w:bookmarkStart w:id="277" w:name="_Clause_c7"/>
-      <w:bookmarkStart w:id="278" w:name="_Toc236468412"/>
+      <w:bookmarkStart w:id="281" w:name="_Clause_c7"/>
+      <w:bookmarkStart w:id="282" w:name="_Toc236987139"/>
       <w:r>
         <w:t>OPC UA ObjectTypes</w:t>
-      </w:r>
-      <w:bookmarkEnd w:id="277"/>
-      <w:bookmarkEnd w:id="278"/>
-    </w:p>
-    <w:p>
-      <w:pPr>
-        <w:pStyle w:val="Heading2"/>
-      </w:pPr>
-      <w:bookmarkStart w:id="279" w:name="_Clause_c7_1"/>
-      <w:bookmarkStart w:id="280" w:name="_Toc236468413"/>
-      <w:r>
-        <w:t>SchemaRegistryType</w:t>
-      </w:r>
-      <w:bookmarkEnd w:id="279"/>
-      <w:bookmarkEnd w:id="280"/>
-    </w:p>
-    <w:p>
-      <w:pPr>
-        <w:pStyle w:val="PARAGRAPH"/>
-      </w:pPr>
-      <w:r>
-        <w:t>The in-server Schema Registry root - an xRegistry RegistryType (a FolderType) whose group folders hold schema files. Adds SchemaId-based resolution (GetSchema and the Opaque SchemaId NodeId fast path). Exposed as a well-known object under the Server object; a server does not have to support PubSub to be a schema registry.</w:t>
-      </w:r>
-    </w:p>
-    <w:p>
-      <w:pPr>
-        <w:pStyle w:val="TABLE-title"/>
-      </w:pPr>
-      <w:bookmarkStart w:id="281" w:name="_Tab_c7_1_def"/>
-      <w:bookmarkStart w:id="282" w:name="_Toc236468460"/>
-      <w:r>
-        <w:t xml:space="preserve">Table </w:t>
-      </w:r>
-      <w:r>
-        <w:fldChar w:fldCharType="begin"/>
-      </w:r>
-      <w:r>
-        <w:instrText xml:space="preserve"> SEQ Table \* ARABIC </w:instrText>
-      </w:r>
-      <w:r>
-        <w:fldChar w:fldCharType="separate"/>
-      </w:r>
-      <w:r>
-        <w:rPr>
-          <w:noProof/>
-        </w:rPr>
-        <w:t>19</w:t>
-      </w:r>
-      <w:r>
-        <w:fldChar w:fldCharType="end"/>
-      </w:r>
-      <w:r>
-        <w:t xml:space="preserve"> – SchemaRegistryType definition</w:t>
       </w:r>
       <w:bookmarkEnd w:id="281"/>
       <w:bookmarkEnd w:id="282"/>
+    </w:p>
+    <w:p>
+      <w:pPr>
+        <w:pStyle w:val="Heading2"/>
+      </w:pPr>
+      <w:bookmarkStart w:id="283" w:name="_Clause_c7_1"/>
+      <w:bookmarkStart w:id="284" w:name="_Toc236987140"/>
+      <w:r>
+        <w:t>SchemaRegistryType</w:t>
+      </w:r>
+      <w:bookmarkEnd w:id="283"/>
+      <w:bookmarkEnd w:id="284"/>
+    </w:p>
+    <w:p>
+      <w:pPr>
+        <w:pStyle w:val="PARAGRAPH"/>
+      </w:pPr>
+      <w:r>
+        <w:t>The in-server Schema Registry root - an xRegistry RegistryType (a FolderType) whose group folders hold schema files. Adds SchemaId-based resolution (GetSchema and the Opaque SchemaId NodeId fast path). Exposed as a well-known object under the Server object; a server does not have to support PubSub to be a schema registry.</w:t>
+      </w:r>
+    </w:p>
+    <w:p>
+      <w:pPr>
+        <w:pStyle w:val="TABLE-title"/>
+      </w:pPr>
+      <w:bookmarkStart w:id="285" w:name="_Tab_c7_1_def"/>
+      <w:bookmarkStart w:id="286" w:name="_Toc236987189"/>
+      <w:r>
+        <w:t xml:space="preserve">Table </w:t>
+      </w:r>
+      <w:r>
+        <w:fldChar w:fldCharType="begin"/>
+      </w:r>
+      <w:r>
+        <w:instrText xml:space="preserve"> SEQ Table \* ARABIC </w:instrText>
+      </w:r>
+      <w:r>
+        <w:fldChar w:fldCharType="separate"/>
+      </w:r>
+      <w:r>
+        <w:rPr>
+          <w:noProof/>
+        </w:rPr>
+        <w:t>19</w:t>
+      </w:r>
+      <w:r>
+        <w:fldChar w:fldCharType="end"/>
+      </w:r>
+      <w:r>
+        <w:t xml:space="preserve"> – SchemaRegistryType definition</w:t>
+      </w:r>
+      <w:bookmarkEnd w:id="285"/>
+      <w:bookmarkEnd w:id="286"/>
     </w:p>
     <w:tbl>
       <w:tblPr>
@@ -37178,13 +37411,13 @@
       <w:pPr>
         <w:pStyle w:val="Heading3"/>
       </w:pPr>
-      <w:bookmarkStart w:id="283" w:name="_Clause_c7_1_1"/>
-      <w:bookmarkStart w:id="284" w:name="_Toc236468414"/>
+      <w:bookmarkStart w:id="287" w:name="_Clause_c7_1_1"/>
+      <w:bookmarkStart w:id="288" w:name="_Toc236987141"/>
       <w:r>
         <w:t>GetSchema</w:t>
       </w:r>
-      <w:bookmarkEnd w:id="283"/>
-      <w:bookmarkEnd w:id="284"/>
+      <w:bookmarkEnd w:id="287"/>
+      <w:bookmarkEnd w:id="288"/>
     </w:p>
     <w:p>
       <w:pPr>
@@ -37215,7 +37448,6 @@
         <w:pStyle w:val="MethodSignature"/>
       </w:pPr>
       <w:r>
-        <w:lastRenderedPageBreak/>
         <w:t xml:space="preserve">    [in]  0:ByteString   SchemaId,</w:t>
       </w:r>
     </w:p>
@@ -37247,8 +37479,8 @@
       <w:pPr>
         <w:pStyle w:val="TABLE-title"/>
       </w:pPr>
-      <w:bookmarkStart w:id="285" w:name="_Tab_c7_1_1_m_args"/>
-      <w:bookmarkStart w:id="286" w:name="_Toc236468461"/>
+      <w:bookmarkStart w:id="289" w:name="_Tab_c7_1_1_m_args"/>
+      <w:bookmarkStart w:id="290" w:name="_Toc236987190"/>
       <w:r>
         <w:t xml:space="preserve">Table </w:t>
       </w:r>
@@ -37273,8 +37505,8 @@
       <w:r>
         <w:t xml:space="preserve"> – GetSchema Method Arguments</w:t>
       </w:r>
-      <w:bookmarkEnd w:id="285"/>
-      <w:bookmarkEnd w:id="286"/>
+      <w:bookmarkEnd w:id="289"/>
+      <w:bookmarkEnd w:id="290"/>
     </w:p>
     <w:tbl>
       <w:tblPr>
@@ -37527,9 +37759,10 @@
       <w:pPr>
         <w:pStyle w:val="TABLE-title"/>
       </w:pPr>
-      <w:bookmarkStart w:id="287" w:name="_Tab_c7_1_1_m_as"/>
-      <w:bookmarkStart w:id="288" w:name="_Toc236468462"/>
-      <w:r>
+      <w:bookmarkStart w:id="291" w:name="_Tab_c7_1_1_m_as"/>
+      <w:bookmarkStart w:id="292" w:name="_Toc236987191"/>
+      <w:r>
+        <w:lastRenderedPageBreak/>
         <w:t xml:space="preserve">Table </w:t>
       </w:r>
       <w:r>
@@ -37553,8 +37786,8 @@
       <w:r>
         <w:t xml:space="preserve"> – GetSchema Method AddressSpace definition</w:t>
       </w:r>
-      <w:bookmarkEnd w:id="287"/>
-      <w:bookmarkEnd w:id="288"/>
+      <w:bookmarkEnd w:id="291"/>
+      <w:bookmarkEnd w:id="292"/>
     </w:p>
     <w:tbl>
       <w:tblPr>
@@ -38059,13 +38292,13 @@
       <w:pPr>
         <w:pStyle w:val="Heading2"/>
       </w:pPr>
-      <w:bookmarkStart w:id="289" w:name="_Clause_c7_2"/>
-      <w:bookmarkStart w:id="290" w:name="_Toc236468415"/>
+      <w:bookmarkStart w:id="293" w:name="_Clause_c7_2"/>
+      <w:bookmarkStart w:id="294" w:name="_Toc236987142"/>
       <w:r>
         <w:t>SchemaGroupType</w:t>
       </w:r>
-      <w:bookmarkEnd w:id="289"/>
-      <w:bookmarkEnd w:id="290"/>
+      <w:bookmarkEnd w:id="293"/>
+      <w:bookmarkEnd w:id="294"/>
     </w:p>
     <w:p>
       <w:pPr>
@@ -38079,8 +38312,8 @@
       <w:pPr>
         <w:pStyle w:val="TABLE-title"/>
       </w:pPr>
-      <w:bookmarkStart w:id="291" w:name="_Tab_c7_2_def"/>
-      <w:bookmarkStart w:id="292" w:name="_Toc236468463"/>
+      <w:bookmarkStart w:id="295" w:name="_Tab_c7_2_def"/>
+      <w:bookmarkStart w:id="296" w:name="_Toc236987192"/>
       <w:r>
         <w:t xml:space="preserve">Table </w:t>
       </w:r>
@@ -38105,8 +38338,8 @@
       <w:r>
         <w:t xml:space="preserve"> – SchemaGroupType definition</w:t>
       </w:r>
-      <w:bookmarkEnd w:id="291"/>
-      <w:bookmarkEnd w:id="292"/>
+      <w:bookmarkEnd w:id="295"/>
+      <w:bookmarkEnd w:id="296"/>
     </w:p>
     <w:tbl>
       <w:tblPr>
@@ -38780,13 +39013,13 @@
       <w:pPr>
         <w:pStyle w:val="Heading2"/>
       </w:pPr>
-      <w:bookmarkStart w:id="293" w:name="_Clause_c7_3"/>
-      <w:bookmarkStart w:id="294" w:name="_Toc236468416"/>
+      <w:bookmarkStart w:id="297" w:name="_Clause_c7_3"/>
+      <w:bookmarkStart w:id="298" w:name="_Toc236987143"/>
       <w:r>
         <w:t>SchemaFileType</w:t>
       </w:r>
-      <w:bookmarkEnd w:id="293"/>
-      <w:bookmarkEnd w:id="294"/>
+      <w:bookmarkEnd w:id="297"/>
+      <w:bookmarkEnd w:id="298"/>
     </w:p>
     <w:p>
       <w:pPr>
@@ -38800,8 +39033,8 @@
       <w:pPr>
         <w:pStyle w:val="TABLE-title"/>
       </w:pPr>
-      <w:bookmarkStart w:id="295" w:name="_Tab_c7_3_def"/>
-      <w:bookmarkStart w:id="296" w:name="_Toc236468464"/>
+      <w:bookmarkStart w:id="299" w:name="_Tab_c7_3_def"/>
+      <w:bookmarkStart w:id="300" w:name="_Toc236987193"/>
       <w:r>
         <w:lastRenderedPageBreak/>
         <w:t xml:space="preserve">Table </w:t>
@@ -38827,8 +39060,8 @@
       <w:r>
         <w:t xml:space="preserve"> – SchemaFileType definition</w:t>
       </w:r>
-      <w:bookmarkEnd w:id="295"/>
-      <w:bookmarkEnd w:id="296"/>
+      <w:bookmarkEnd w:id="299"/>
+      <w:bookmarkEnd w:id="300"/>
     </w:p>
     <w:tbl>
       <w:tblPr>
@@ -40601,66 +40834,66 @@
       <w:pPr>
         <w:pStyle w:val="Heading1"/>
       </w:pPr>
-      <w:bookmarkStart w:id="297" w:name="_Clause_c8"/>
-      <w:bookmarkStart w:id="298" w:name="_Toc236468417"/>
+      <w:bookmarkStart w:id="301" w:name="_Clause_c8"/>
+      <w:bookmarkStart w:id="302" w:name="_Toc236987144"/>
       <w:r>
         <w:t>Instances</w:t>
-      </w:r>
-      <w:bookmarkEnd w:id="297"/>
-      <w:bookmarkEnd w:id="298"/>
-    </w:p>
-    <w:p>
-      <w:pPr>
-        <w:pStyle w:val="Heading2"/>
-      </w:pPr>
-      <w:bookmarkStart w:id="299" w:name="_Clause_c8_1"/>
-      <w:bookmarkStart w:id="300" w:name="_Toc236468418"/>
-      <w:r>
-        <w:t>SchemaRegistry</w:t>
-      </w:r>
-      <w:bookmarkEnd w:id="299"/>
-      <w:bookmarkEnd w:id="300"/>
-    </w:p>
-    <w:p>
-      <w:pPr>
-        <w:pStyle w:val="PARAGRAPH"/>
-      </w:pPr>
-      <w:r>
-        <w:t>Server-wide in-server Schema Registry, a well-known component of the Server object. A server that supports PubSub may additionally reference this object from PublishSubscribe.</w:t>
-      </w:r>
-    </w:p>
-    <w:p>
-      <w:pPr>
-        <w:pStyle w:val="TABLE-title"/>
-      </w:pPr>
-      <w:bookmarkStart w:id="301" w:name="_Tab_c8_1_def"/>
-      <w:bookmarkStart w:id="302" w:name="_Toc236468465"/>
-      <w:r>
-        <w:t xml:space="preserve">Table </w:t>
-      </w:r>
-      <w:r>
-        <w:fldChar w:fldCharType="begin"/>
-      </w:r>
-      <w:r>
-        <w:instrText xml:space="preserve"> SEQ Table \* ARABIC </w:instrText>
-      </w:r>
-      <w:r>
-        <w:fldChar w:fldCharType="separate"/>
-      </w:r>
-      <w:r>
-        <w:rPr>
-          <w:noProof/>
-        </w:rPr>
-        <w:t>24</w:t>
-      </w:r>
-      <w:r>
-        <w:fldChar w:fldCharType="end"/>
-      </w:r>
-      <w:r>
-        <w:t xml:space="preserve"> – SchemaRegistry definition</w:t>
       </w:r>
       <w:bookmarkEnd w:id="301"/>
       <w:bookmarkEnd w:id="302"/>
+    </w:p>
+    <w:p>
+      <w:pPr>
+        <w:pStyle w:val="Heading2"/>
+      </w:pPr>
+      <w:bookmarkStart w:id="303" w:name="_Clause_c8_1"/>
+      <w:bookmarkStart w:id="304" w:name="_Toc236987145"/>
+      <w:r>
+        <w:t>SchemaRegistry</w:t>
+      </w:r>
+      <w:bookmarkEnd w:id="303"/>
+      <w:bookmarkEnd w:id="304"/>
+    </w:p>
+    <w:p>
+      <w:pPr>
+        <w:pStyle w:val="PARAGRAPH"/>
+      </w:pPr>
+      <w:r>
+        <w:t>Server-wide in-server Schema Registry, a well-known component of the Server object. A server that supports PubSub may additionally reference this object from PublishSubscribe.</w:t>
+      </w:r>
+    </w:p>
+    <w:p>
+      <w:pPr>
+        <w:pStyle w:val="TABLE-title"/>
+      </w:pPr>
+      <w:bookmarkStart w:id="305" w:name="_Tab_c8_1_def"/>
+      <w:bookmarkStart w:id="306" w:name="_Toc236987194"/>
+      <w:r>
+        <w:t xml:space="preserve">Table </w:t>
+      </w:r>
+      <w:r>
+        <w:fldChar w:fldCharType="begin"/>
+      </w:r>
+      <w:r>
+        <w:instrText xml:space="preserve"> SEQ Table \* ARABIC </w:instrText>
+      </w:r>
+      <w:r>
+        <w:fldChar w:fldCharType="separate"/>
+      </w:r>
+      <w:r>
+        <w:rPr>
+          <w:noProof/>
+        </w:rPr>
+        <w:t>24</w:t>
+      </w:r>
+      <w:r>
+        <w:fldChar w:fldCharType="end"/>
+      </w:r>
+      <w:r>
+        <w:t xml:space="preserve"> – SchemaRegistry definition</w:t>
+      </w:r>
+      <w:bookmarkEnd w:id="305"/>
+      <w:bookmarkEnd w:id="306"/>
     </w:p>
     <w:tbl>
       <w:tblPr>
@@ -41134,13 +41367,13 @@
       <w:pPr>
         <w:pStyle w:val="Heading3"/>
       </w:pPr>
-      <w:bookmarkStart w:id="303" w:name="_Clause_c8_1_1"/>
-      <w:bookmarkStart w:id="304" w:name="_Toc236468419"/>
+      <w:bookmarkStart w:id="307" w:name="_Clause_c8_1_1"/>
+      <w:bookmarkStart w:id="308" w:name="_Toc236987146"/>
       <w:r>
         <w:t>GetSchema</w:t>
       </w:r>
-      <w:bookmarkEnd w:id="303"/>
-      <w:bookmarkEnd w:id="304"/>
+      <w:bookmarkEnd w:id="307"/>
+      <w:bookmarkEnd w:id="308"/>
     </w:p>
     <w:p>
       <w:pPr>
@@ -41202,8 +41435,8 @@
       <w:pPr>
         <w:pStyle w:val="TABLE-title"/>
       </w:pPr>
-      <w:bookmarkStart w:id="305" w:name="_Tab_c8_1_1_m_args"/>
-      <w:bookmarkStart w:id="306" w:name="_Toc236468466"/>
+      <w:bookmarkStart w:id="309" w:name="_Tab_c8_1_1_m_args"/>
+      <w:bookmarkStart w:id="310" w:name="_Toc236987195"/>
       <w:r>
         <w:lastRenderedPageBreak/>
         <w:t xml:space="preserve">Table </w:t>
@@ -41229,8 +41462,8 @@
       <w:r>
         <w:t xml:space="preserve"> – GetSchema Method Arguments</w:t>
       </w:r>
-      <w:bookmarkEnd w:id="305"/>
-      <w:bookmarkEnd w:id="306"/>
+      <w:bookmarkEnd w:id="309"/>
+      <w:bookmarkEnd w:id="310"/>
     </w:p>
     <w:tbl>
       <w:tblPr>
@@ -41483,8 +41716,8 @@
       <w:pPr>
         <w:pStyle w:val="TABLE-title"/>
       </w:pPr>
-      <w:bookmarkStart w:id="307" w:name="_Tab_c8_1_1_m_as"/>
-      <w:bookmarkStart w:id="308" w:name="_Toc236468467"/>
+      <w:bookmarkStart w:id="311" w:name="_Tab_c8_1_1_m_as"/>
+      <w:bookmarkStart w:id="312" w:name="_Toc236987196"/>
       <w:r>
         <w:t xml:space="preserve">Table </w:t>
       </w:r>
@@ -41509,8 +41742,8 @@
       <w:r>
         <w:t xml:space="preserve"> – GetSchema Method AddressSpace definition</w:t>
       </w:r>
-      <w:bookmarkEnd w:id="307"/>
-      <w:bookmarkEnd w:id="308"/>
+      <w:bookmarkEnd w:id="311"/>
+      <w:bookmarkEnd w:id="312"/>
     </w:p>
     <w:tbl>
       <w:tblPr>
@@ -42069,266 +42302,266 @@
         <w:pStyle w:val="Heading1"/>
         <w:pageBreakBefore/>
       </w:pPr>
-      <w:bookmarkStart w:id="309" w:name="_Ref37835213"/>
-      <w:bookmarkStart w:id="310" w:name="_Toc184117007"/>
-      <w:bookmarkStart w:id="311" w:name="_Ref85018491"/>
-      <w:bookmarkStart w:id="312" w:name="_Clause_c9"/>
-      <w:bookmarkStart w:id="313" w:name="_Toc236468420"/>
+      <w:bookmarkStart w:id="313" w:name="_Ref37835213"/>
+      <w:bookmarkStart w:id="314" w:name="_Toc184117007"/>
+      <w:bookmarkStart w:id="315" w:name="_Ref85018491"/>
+      <w:bookmarkStart w:id="316" w:name="_Clause_c9"/>
+      <w:bookmarkStart w:id="317" w:name="_Toc236987147"/>
       <w:r>
         <w:lastRenderedPageBreak/>
         <w:t>Profiles and conformance units</w:t>
       </w:r>
-      <w:bookmarkEnd w:id="309"/>
-      <w:bookmarkEnd w:id="310"/>
-      <w:bookmarkEnd w:id="311"/>
-      <w:bookmarkEnd w:id="312"/>
       <w:bookmarkEnd w:id="313"/>
-    </w:p>
-    <w:p>
-      <w:pPr>
-        <w:pStyle w:val="PARAGRAPH"/>
-      </w:pPr>
-      <w:r>
-        <w:t xml:space="preserve">An implementation conforms if it exposes the in-server Schema Registry as a subtype of the </w:t>
-      </w:r>
-      <w:r>
-        <w:rPr>
-          <w:i/>
-        </w:rPr>
-        <w:t>OPC UA — xRegistry</w:t>
-      </w:r>
-      <w:r>
-        <w:t xml:space="preserve"> base model — a </w:t>
-      </w:r>
-      <w:r>
-        <w:rPr>
-          <w:rStyle w:val="VARIABLE"/>
-        </w:rPr>
-        <w:t>SchemaRegistryType</w:t>
-      </w:r>
-      <w:r>
-        <w:t xml:space="preserve"> root as a well-known component of the </w:t>
-      </w:r>
-      <w:r>
-        <w:rPr>
-          <w:rStyle w:val="VARIABLE"/>
-        </w:rPr>
-        <w:t>Server</w:t>
-      </w:r>
-      <w:r>
-        <w:t xml:space="preserve"> object (</w:t>
-      </w:r>
-      <w:r>
-        <w:rPr>
-          <w:rStyle w:val="VARIABLE"/>
-        </w:rPr>
-        <w:t>i=2253</w:t>
-      </w:r>
-      <w:r>
-        <w:t xml:space="preserve">) with </w:t>
-      </w:r>
-      <w:r>
-        <w:rPr>
-          <w:rStyle w:val="VARIABLE"/>
-        </w:rPr>
-        <w:t>SchemaGroupType</w:t>
-      </w:r>
-      <w:r>
-        <w:t xml:space="preserve"> groups and </w:t>
-      </w:r>
-      <w:r>
-        <w:rPr>
-          <w:rStyle w:val="VARIABLE"/>
-        </w:rPr>
-        <w:t>SchemaFileType</w:t>
-      </w:r>
-      <w:r>
-        <w:t xml:space="preserve"> files — supports the </w:t>
-      </w:r>
-      <w:r>
-        <w:rPr>
-          <w:b/>
-        </w:rPr>
-        <w:t>mandatory</w:t>
-      </w:r>
-      <w:r>
-        <w:t xml:space="preserve"> download of a schema (§5.1) for at least one schema-based format, and preserves reversibility end-to-end: a value encoded per a registered schema and decoded through the resolved schema equals the original (the acceptance corpus of the encoding additions). Conformance does </w:t>
-      </w:r>
-      <w:r>
-        <w:rPr>
-          <w:b/>
-        </w:rPr>
-        <w:t>not</w:t>
-      </w:r>
-      <w:r>
-        <w:t xml:space="preserve"> require Part 14 PubSub; a Server without PubSub is a fully conformant schema registry.</w:t>
-      </w:r>
-    </w:p>
-    <w:p>
-      <w:pPr>
-        <w:pStyle w:val="PARAGRAPH"/>
-      </w:pPr>
-      <w:r>
-        <w:t>Registration (</w:t>
-      </w:r>
-      <w:r>
-        <w:fldChar w:fldCharType="begin"/>
-      </w:r>
-      <w:r>
-        <w:instrText xml:space="preserve"> REF _Clause_c5_2 \r \h </w:instrText>
-      </w:r>
-      <w:r>
-        <w:fldChar w:fldCharType="separate"/>
-      </w:r>
-      <w:r>
-        <w:t>5.2</w:t>
-      </w:r>
-      <w:r>
-        <w:fldChar w:fldCharType="end"/>
-      </w:r>
-      <w:r>
-        <w:t>), structure materialization (</w:t>
-      </w:r>
-      <w:r>
-        <w:fldChar w:fldCharType="begin"/>
-      </w:r>
-      <w:r>
-        <w:instrText xml:space="preserve"> REF _Clause_c6_13_1 \r \h </w:instrText>
-      </w:r>
-      <w:r>
-        <w:fldChar w:fldCharType="separate"/>
-      </w:r>
-      <w:r>
-        <w:t>6.13.1</w:t>
-      </w:r>
-      <w:r>
-        <w:fldChar w:fldCharType="end"/>
-      </w:r>
-      <w:r>
-        <w:t xml:space="preserve">), the xRegistry API/JSON projection (§10.2), TTL/mirror (§9), federation (Annex B) and the PubSub DataSet schema profile (Annex C) are optional and independently conformant. A conformant registry exposes ObjectTypes and Properties compatible with </w:t>
-      </w:r>
-      <w:r>
-        <w:fldChar w:fldCharType="begin"/>
-      </w:r>
-      <w:r>
-        <w:instrText xml:space="preserve"> REF _Clause_c6_2 \r \h </w:instrText>
-      </w:r>
-      <w:r>
-        <w:fldChar w:fldCharType="separate"/>
-      </w:r>
-      <w:r>
-        <w:t>6.2</w:t>
-      </w:r>
-      <w:r>
-        <w:fldChar w:fldCharType="end"/>
-      </w:r>
-      <w:r>
-        <w:t xml:space="preserve"> and Annex A, including a per-format </w:t>
-      </w:r>
-      <w:r>
-        <w:rPr>
-          <w:rStyle w:val="VARIABLE"/>
-        </w:rPr>
-        <w:t>SchemaId</w:t>
-      </w:r>
-      <w:r>
-        <w:t xml:space="preserve"> (defined for every registered format — including JSON Schema through its injected fingerprint provider, </w:t>
-      </w:r>
-      <w:r>
-        <w:fldChar w:fldCharType="begin"/>
-      </w:r>
-      <w:r>
-        <w:instrText xml:space="preserve"> REF _Clause_c6_8 \r \h </w:instrText>
-      </w:r>
-      <w:r>
-        <w:fldChar w:fldCharType="separate"/>
-      </w:r>
-      <w:r>
-        <w:t>6.8</w:t>
-      </w:r>
-      <w:r>
-        <w:fldChar w:fldCharType="end"/>
-      </w:r>
-      <w:r>
-        <w:t xml:space="preserve">) and SchemaId-based resolution by Opaque NodeId; </w:t>
-      </w:r>
-      <w:r>
-        <w:rPr>
-          <w:rStyle w:val="VARIABLE"/>
-        </w:rPr>
-        <w:t>GetSchema</w:t>
-      </w:r>
-      <w:r>
-        <w:t xml:space="preserve"> may additionally be exposed as the method form.</w:t>
-      </w:r>
-    </w:p>
-    <w:p>
-      <w:pPr>
-        <w:pStyle w:val="PARAGRAPH"/>
-      </w:pPr>
-      <w:r>
-        <w:t xml:space="preserve">Conformance is composed from independently implementable </w:t>
-      </w:r>
-      <w:r>
-        <w:rPr>
-          <w:b/>
-        </w:rPr>
-        <w:t>conformance units (CUs)</w:t>
-      </w:r>
-      <w:r>
-        <w:t xml:space="preserve">. </w:t>
-      </w:r>
-      <w:r>
-        <w:rPr>
-          <w:rStyle w:val="VARIABLE"/>
-        </w:rPr>
-        <w:t>SREG-SchemaDownload</w:t>
-      </w:r>
-      <w:r>
-        <w:t xml:space="preserve"> and </w:t>
-      </w:r>
-      <w:r>
-        <w:rPr>
-          <w:rStyle w:val="VARIABLE"/>
-        </w:rPr>
-        <w:t>SREG-Identity</w:t>
-      </w:r>
-      <w:r>
-        <w:t xml:space="preserve"> are mandatory; every other unit may be claimed on its own.</w:t>
-      </w:r>
-    </w:p>
-    <w:p>
-      <w:pPr>
-        <w:pStyle w:val="TABLE-title"/>
-      </w:pPr>
-      <w:bookmarkStart w:id="314" w:name="_Tab_profiles_and_conformance_units_tab1"/>
-      <w:bookmarkStart w:id="315" w:name="_Toc236468468"/>
-      <w:r>
-        <w:t xml:space="preserve">Table </w:t>
-      </w:r>
-      <w:r>
-        <w:fldChar w:fldCharType="begin"/>
-      </w:r>
-      <w:r>
-        <w:instrText xml:space="preserve"> SEQ Table \* ARABIC </w:instrText>
-      </w:r>
-      <w:r>
-        <w:fldChar w:fldCharType="separate"/>
-      </w:r>
-      <w:r>
-        <w:rPr>
-          <w:noProof/>
-        </w:rPr>
-        <w:t>27</w:t>
-      </w:r>
-      <w:r>
-        <w:fldChar w:fldCharType="end"/>
-      </w:r>
-      <w:r>
-        <w:t xml:space="preserve"> – Profiles and conformance units</w:t>
-      </w:r>
       <w:bookmarkEnd w:id="314"/>
       <w:bookmarkEnd w:id="315"/>
+      <w:bookmarkEnd w:id="316"/>
+      <w:bookmarkEnd w:id="317"/>
+    </w:p>
+    <w:p>
+      <w:pPr>
+        <w:pStyle w:val="PARAGRAPH"/>
+      </w:pPr>
+      <w:r>
+        <w:t xml:space="preserve">An implementation conforms if it exposes the in-server Schema Registry as a subtype of the </w:t>
+      </w:r>
+      <w:r>
+        <w:rPr>
+          <w:i/>
+        </w:rPr>
+        <w:t>OPC UA — xRegistry</w:t>
+      </w:r>
+      <w:r>
+        <w:t xml:space="preserve"> base model — a </w:t>
+      </w:r>
+      <w:r>
+        <w:rPr>
+          <w:rStyle w:val="VARIABLE"/>
+        </w:rPr>
+        <w:t>SchemaRegistryType</w:t>
+      </w:r>
+      <w:r>
+        <w:t xml:space="preserve"> root as a well-known component of the </w:t>
+      </w:r>
+      <w:r>
+        <w:rPr>
+          <w:rStyle w:val="VARIABLE"/>
+        </w:rPr>
+        <w:t>Server</w:t>
+      </w:r>
+      <w:r>
+        <w:t xml:space="preserve"> object (</w:t>
+      </w:r>
+      <w:r>
+        <w:rPr>
+          <w:rStyle w:val="VARIABLE"/>
+        </w:rPr>
+        <w:t>i=2253</w:t>
+      </w:r>
+      <w:r>
+        <w:t xml:space="preserve">) with </w:t>
+      </w:r>
+      <w:r>
+        <w:rPr>
+          <w:rStyle w:val="VARIABLE"/>
+        </w:rPr>
+        <w:t>SchemaGroupType</w:t>
+      </w:r>
+      <w:r>
+        <w:t xml:space="preserve"> groups and </w:t>
+      </w:r>
+      <w:r>
+        <w:rPr>
+          <w:rStyle w:val="VARIABLE"/>
+        </w:rPr>
+        <w:t>SchemaFileType</w:t>
+      </w:r>
+      <w:r>
+        <w:t xml:space="preserve"> files — supports the </w:t>
+      </w:r>
+      <w:r>
+        <w:rPr>
+          <w:b/>
+        </w:rPr>
+        <w:t>mandatory</w:t>
+      </w:r>
+      <w:r>
+        <w:t xml:space="preserve"> download of a schema (§5.1) for at least one schema-based format, and preserves reversibility end-to-end: a value encoded per a registered schema and decoded through the resolved schema equals the original (the acceptance corpus of the encoding additions). Conformance does </w:t>
+      </w:r>
+      <w:r>
+        <w:rPr>
+          <w:b/>
+        </w:rPr>
+        <w:t>not</w:t>
+      </w:r>
+      <w:r>
+        <w:t xml:space="preserve"> require Part 14 PubSub; a Server without PubSub is a fully conformant schema registry.</w:t>
+      </w:r>
+    </w:p>
+    <w:p>
+      <w:pPr>
+        <w:pStyle w:val="PARAGRAPH"/>
+      </w:pPr>
+      <w:r>
+        <w:t>Registration (</w:t>
+      </w:r>
+      <w:r>
+        <w:fldChar w:fldCharType="begin"/>
+      </w:r>
+      <w:r>
+        <w:instrText xml:space="preserve"> REF _Clause_c5_2 \r \h </w:instrText>
+      </w:r>
+      <w:r>
+        <w:fldChar w:fldCharType="separate"/>
+      </w:r>
+      <w:r>
+        <w:t>5.2</w:t>
+      </w:r>
+      <w:r>
+        <w:fldChar w:fldCharType="end"/>
+      </w:r>
+      <w:r>
+        <w:t>), structure materialization (</w:t>
+      </w:r>
+      <w:r>
+        <w:fldChar w:fldCharType="begin"/>
+      </w:r>
+      <w:r>
+        <w:instrText xml:space="preserve"> REF _Clause_c6_13_1 \r \h </w:instrText>
+      </w:r>
+      <w:r>
+        <w:fldChar w:fldCharType="separate"/>
+      </w:r>
+      <w:r>
+        <w:t>6.13.1</w:t>
+      </w:r>
+      <w:r>
+        <w:fldChar w:fldCharType="end"/>
+      </w:r>
+      <w:r>
+        <w:t xml:space="preserve">), the xRegistry API/JSON projection (§10.2), TTL/mirror (§9), federation (Annex B) and the PubSub DataSet schema profile (Annex C) are optional and independently conformant. A conformant registry exposes ObjectTypes and Properties compatible with </w:t>
+      </w:r>
+      <w:r>
+        <w:fldChar w:fldCharType="begin"/>
+      </w:r>
+      <w:r>
+        <w:instrText xml:space="preserve"> REF _Clause_c6_2 \r \h </w:instrText>
+      </w:r>
+      <w:r>
+        <w:fldChar w:fldCharType="separate"/>
+      </w:r>
+      <w:r>
+        <w:t>6.2</w:t>
+      </w:r>
+      <w:r>
+        <w:fldChar w:fldCharType="end"/>
+      </w:r>
+      <w:r>
+        <w:t xml:space="preserve"> and Annex A, including a per-format </w:t>
+      </w:r>
+      <w:r>
+        <w:rPr>
+          <w:rStyle w:val="VARIABLE"/>
+        </w:rPr>
+        <w:t>SchemaId</w:t>
+      </w:r>
+      <w:r>
+        <w:t xml:space="preserve"> (defined for every registered format — including JSON Schema through its injected fingerprint provider, </w:t>
+      </w:r>
+      <w:r>
+        <w:fldChar w:fldCharType="begin"/>
+      </w:r>
+      <w:r>
+        <w:instrText xml:space="preserve"> REF _Clause_c6_8 \r \h </w:instrText>
+      </w:r>
+      <w:r>
+        <w:fldChar w:fldCharType="separate"/>
+      </w:r>
+      <w:r>
+        <w:t>6.8</w:t>
+      </w:r>
+      <w:r>
+        <w:fldChar w:fldCharType="end"/>
+      </w:r>
+      <w:r>
+        <w:t xml:space="preserve">) and SchemaId-based resolution by Opaque NodeId; </w:t>
+      </w:r>
+      <w:r>
+        <w:rPr>
+          <w:rStyle w:val="VARIABLE"/>
+        </w:rPr>
+        <w:t>GetSchema</w:t>
+      </w:r>
+      <w:r>
+        <w:t xml:space="preserve"> may additionally be exposed as the method form.</w:t>
+      </w:r>
+    </w:p>
+    <w:p>
+      <w:pPr>
+        <w:pStyle w:val="PARAGRAPH"/>
+      </w:pPr>
+      <w:r>
+        <w:t xml:space="preserve">Conformance is composed from independently implementable </w:t>
+      </w:r>
+      <w:r>
+        <w:rPr>
+          <w:b/>
+        </w:rPr>
+        <w:t>conformance units (CUs)</w:t>
+      </w:r>
+      <w:r>
+        <w:t xml:space="preserve">. </w:t>
+      </w:r>
+      <w:r>
+        <w:rPr>
+          <w:rStyle w:val="VARIABLE"/>
+        </w:rPr>
+        <w:t>SREG-SchemaDownload</w:t>
+      </w:r>
+      <w:r>
+        <w:t xml:space="preserve"> and </w:t>
+      </w:r>
+      <w:r>
+        <w:rPr>
+          <w:rStyle w:val="VARIABLE"/>
+        </w:rPr>
+        <w:t>SREG-Identity</w:t>
+      </w:r>
+      <w:r>
+        <w:t xml:space="preserve"> are mandatory; every other unit may be claimed on its own.</w:t>
+      </w:r>
+    </w:p>
+    <w:p>
+      <w:pPr>
+        <w:pStyle w:val="TABLE-title"/>
+      </w:pPr>
+      <w:bookmarkStart w:id="318" w:name="_Tab_profiles_and_conformance_units_tab1"/>
+      <w:bookmarkStart w:id="319" w:name="_Toc236987197"/>
+      <w:r>
+        <w:t xml:space="preserve">Table </w:t>
+      </w:r>
+      <w:r>
+        <w:fldChar w:fldCharType="begin"/>
+      </w:r>
+      <w:r>
+        <w:instrText xml:space="preserve"> SEQ Table \* ARABIC </w:instrText>
+      </w:r>
+      <w:r>
+        <w:fldChar w:fldCharType="separate"/>
+      </w:r>
+      <w:r>
+        <w:rPr>
+          <w:noProof/>
+        </w:rPr>
+        <w:t>27</w:t>
+      </w:r>
+      <w:r>
+        <w:fldChar w:fldCharType="end"/>
+      </w:r>
+      <w:r>
+        <w:t xml:space="preserve"> – Profiles and conformance units</w:t>
+      </w:r>
+      <w:bookmarkEnd w:id="318"/>
+      <w:bookmarkEnd w:id="319"/>
     </w:p>
     <w:tbl>
       <w:tblPr>
@@ -43260,79 +43493,79 @@
       <w:pPr>
         <w:pStyle w:val="Heading1"/>
       </w:pPr>
-      <w:bookmarkStart w:id="316" w:name="_Clause_c10"/>
-      <w:bookmarkStart w:id="317" w:name="_Toc236468421"/>
+      <w:bookmarkStart w:id="320" w:name="_Clause_c10"/>
+      <w:bookmarkStart w:id="321" w:name="_Toc236987148"/>
       <w:r>
         <w:lastRenderedPageBreak/>
         <w:t>Namespaces</w:t>
       </w:r>
-      <w:bookmarkEnd w:id="316"/>
-      <w:bookmarkEnd w:id="317"/>
+      <w:bookmarkEnd w:id="320"/>
+      <w:bookmarkEnd w:id="321"/>
     </w:p>
     <w:p>
       <w:pPr>
         <w:pStyle w:val="Heading2"/>
       </w:pPr>
-      <w:bookmarkStart w:id="318" w:name="_Clause_c10_1"/>
-      <w:bookmarkStart w:id="319" w:name="_Ref127248897"/>
-      <w:bookmarkStart w:id="320" w:name="_Toc236468422"/>
+      <w:bookmarkStart w:id="322" w:name="_Clause_c10_1"/>
+      <w:bookmarkStart w:id="323" w:name="_Ref127248897"/>
+      <w:bookmarkStart w:id="324" w:name="_Toc236987149"/>
       <w:r>
         <w:t>Namespace metadata</w:t>
       </w:r>
-      <w:bookmarkEnd w:id="318"/>
-      <w:bookmarkEnd w:id="319"/>
-      <w:bookmarkEnd w:id="320"/>
-    </w:p>
-    <w:p>
-      <w:pPr>
-        <w:pStyle w:val="PARAGRAPH"/>
-      </w:pPr>
-      <w:r>
-        <w:t>The namespace metadata provide standardized information about the elements of this namespace, which an aggregating Server relies on. All Nodes defined by this document are static: they are identical in every Server, including the Value Attribute.</w:t>
-      </w:r>
-    </w:p>
-    <w:p>
-      <w:pPr>
-        <w:pStyle w:val="PARAGRAPH"/>
-      </w:pPr>
-      <w:r>
-        <w:t>The information is provided as an Object of type NamespaceMetadataType, a component of the Namespaces Object of the Server Object. The NamespaceMetadataType ObjectType and its Properties are defined in OPC 10000-5. The same version information is carried by the ModelTableEntry of the UANodeSet XML file.</w:t>
-      </w:r>
-    </w:p>
-    <w:p>
-      <w:pPr>
-        <w:pStyle w:val="TABLE-title"/>
-      </w:pPr>
-      <w:bookmarkStart w:id="321" w:name="_Tab_namespace_metadata_tab1"/>
-      <w:bookmarkStart w:id="322" w:name="_Ref16863029"/>
-      <w:bookmarkStart w:id="323" w:name="_Toc236468469"/>
-      <w:r>
-        <w:t xml:space="preserve">Table </w:t>
-      </w:r>
-      <w:r>
-        <w:fldChar w:fldCharType="begin"/>
-      </w:r>
-      <w:r>
-        <w:instrText xml:space="preserve"> SEQ Table \* ARABIC </w:instrText>
-      </w:r>
-      <w:r>
-        <w:fldChar w:fldCharType="separate"/>
-      </w:r>
-      <w:r>
-        <w:rPr>
-          <w:noProof/>
-        </w:rPr>
-        <w:t>28</w:t>
-      </w:r>
-      <w:r>
-        <w:fldChar w:fldCharType="end"/>
-      </w:r>
-      <w:r>
-        <w:t xml:space="preserve"> – NamespaceMetadata Object for this document</w:t>
-      </w:r>
-      <w:bookmarkEnd w:id="321"/>
       <w:bookmarkEnd w:id="322"/>
       <w:bookmarkEnd w:id="323"/>
+      <w:bookmarkEnd w:id="324"/>
+    </w:p>
+    <w:p>
+      <w:pPr>
+        <w:pStyle w:val="PARAGRAPH"/>
+      </w:pPr>
+      <w:r>
+        <w:t>The namespace metadata provide standardized information about the elements of this namespace, which an aggregating Server relies on. All Nodes defined by this document are static: they are identical in every Server, including the Value Attribute.</w:t>
+      </w:r>
+    </w:p>
+    <w:p>
+      <w:pPr>
+        <w:pStyle w:val="PARAGRAPH"/>
+      </w:pPr>
+      <w:r>
+        <w:t>The information is provided as an Object of type NamespaceMetadataType, a component of the Namespaces Object of the Server Object. The NamespaceMetadataType ObjectType and its Properties are defined in OPC 10000-5. The same version information is carried by the ModelTableEntry of the UANodeSet XML file.</w:t>
+      </w:r>
+    </w:p>
+    <w:p>
+      <w:pPr>
+        <w:pStyle w:val="TABLE-title"/>
+      </w:pPr>
+      <w:bookmarkStart w:id="325" w:name="_Tab_namespace_metadata_tab1"/>
+      <w:bookmarkStart w:id="326" w:name="_Ref16863029"/>
+      <w:bookmarkStart w:id="327" w:name="_Toc236987198"/>
+      <w:r>
+        <w:t xml:space="preserve">Table </w:t>
+      </w:r>
+      <w:r>
+        <w:fldChar w:fldCharType="begin"/>
+      </w:r>
+      <w:r>
+        <w:instrText xml:space="preserve"> SEQ Table \* ARABIC </w:instrText>
+      </w:r>
+      <w:r>
+        <w:fldChar w:fldCharType="separate"/>
+      </w:r>
+      <w:r>
+        <w:rPr>
+          <w:noProof/>
+        </w:rPr>
+        <w:t>28</w:t>
+      </w:r>
+      <w:r>
+        <w:fldChar w:fldCharType="end"/>
+      </w:r>
+      <w:r>
+        <w:t xml:space="preserve"> – NamespaceMetadata Object for this document</w:t>
+      </w:r>
+      <w:bookmarkEnd w:id="325"/>
+      <w:bookmarkEnd w:id="326"/>
+      <w:bookmarkEnd w:id="327"/>
     </w:p>
     <w:tbl>
       <w:tblPr>
@@ -43869,15 +44102,15 @@
       <w:pPr>
         <w:pStyle w:val="Heading2"/>
       </w:pPr>
-      <w:bookmarkStart w:id="324" w:name="_Clause_c10_2"/>
-      <w:bookmarkStart w:id="325" w:name="_Ref55114991"/>
-      <w:bookmarkStart w:id="326" w:name="_Toc236468423"/>
+      <w:bookmarkStart w:id="328" w:name="_Clause_c10_2"/>
+      <w:bookmarkStart w:id="329" w:name="_Ref55114991"/>
+      <w:bookmarkStart w:id="330" w:name="_Toc236987150"/>
       <w:r>
         <w:t>Handling of OPC UA namespaces</w:t>
       </w:r>
-      <w:bookmarkEnd w:id="324"/>
-      <w:bookmarkEnd w:id="325"/>
-      <w:bookmarkEnd w:id="326"/>
+      <w:bookmarkEnd w:id="328"/>
+      <w:bookmarkEnd w:id="329"/>
+      <w:bookmarkEnd w:id="330"/>
     </w:p>
     <w:p>
       <w:pPr>
@@ -43891,8 +44124,8 @@
       <w:pPr>
         <w:pStyle w:val="TABLE-title"/>
       </w:pPr>
-      <w:bookmarkStart w:id="327" w:name="_Tab_handling_of_opc_ua_namespaces_tab1"/>
-      <w:bookmarkStart w:id="328" w:name="_Toc236468470"/>
+      <w:bookmarkStart w:id="331" w:name="_Tab_handling_of_opc_ua_namespaces_tab1"/>
+      <w:bookmarkStart w:id="332" w:name="_Toc236987199"/>
       <w:r>
         <w:t xml:space="preserve">Table </w:t>
       </w:r>
@@ -43917,8 +44150,8 @@
       <w:r>
         <w:t xml:space="preserve"> – Namespaces used in an OpenUSD Server</w:t>
       </w:r>
-      <w:bookmarkEnd w:id="327"/>
-      <w:bookmarkEnd w:id="328"/>
+      <w:bookmarkEnd w:id="331"/>
+      <w:bookmarkEnd w:id="332"/>
     </w:p>
     <w:tbl>
       <w:tblPr>
@@ -44216,9 +44449,9 @@
       <w:pPr>
         <w:pStyle w:val="TABLE-title"/>
       </w:pPr>
-      <w:bookmarkStart w:id="329" w:name="_Tab_handling_of_opc_ua_namespaces_tab2"/>
-      <w:bookmarkStart w:id="330" w:name="_Ref16577438"/>
-      <w:bookmarkStart w:id="331" w:name="_Toc236468471"/>
+      <w:bookmarkStart w:id="333" w:name="_Tab_handling_of_opc_ua_namespaces_tab2"/>
+      <w:bookmarkStart w:id="334" w:name="_Ref16577438"/>
+      <w:bookmarkStart w:id="335" w:name="_Toc236987200"/>
       <w:r>
         <w:t xml:space="preserve">Table </w:t>
       </w:r>
@@ -44243,9 +44476,9 @@
       <w:r>
         <w:t xml:space="preserve"> – Namespaces used in this document</w:t>
       </w:r>
-      <w:bookmarkEnd w:id="329"/>
-      <w:bookmarkEnd w:id="330"/>
-      <w:bookmarkEnd w:id="331"/>
+      <w:bookmarkEnd w:id="333"/>
+      <w:bookmarkEnd w:id="334"/>
+      <w:bookmarkEnd w:id="335"/>
     </w:p>
     <w:tbl>
       <w:tblPr>
@@ -44468,14 +44701,14 @@
         <w:lastRenderedPageBreak/>
         <w:br/>
       </w:r>
-      <w:bookmarkStart w:id="332" w:name="_Toc355080571"/>
-      <w:bookmarkStart w:id="333" w:name="_Toc358798318"/>
-      <w:bookmarkStart w:id="334" w:name="_Toc358802876"/>
-      <w:bookmarkStart w:id="335" w:name="_Toc358803017"/>
-      <w:bookmarkStart w:id="336" w:name="_Toc359335763"/>
-      <w:bookmarkStart w:id="337" w:name="_Ref37835123"/>
-      <w:bookmarkStart w:id="338" w:name="_Toc184117011"/>
-      <w:bookmarkStart w:id="339" w:name="_Toc236468424"/>
+      <w:bookmarkStart w:id="336" w:name="_Toc355080571"/>
+      <w:bookmarkStart w:id="337" w:name="_Toc358798318"/>
+      <w:bookmarkStart w:id="338" w:name="_Toc358802876"/>
+      <w:bookmarkStart w:id="339" w:name="_Toc358803017"/>
+      <w:bookmarkStart w:id="340" w:name="_Toc359335763"/>
+      <w:bookmarkStart w:id="341" w:name="_Ref37835123"/>
+      <w:bookmarkStart w:id="342" w:name="_Toc184117011"/>
+      <w:bookmarkStart w:id="343" w:name="_Toc236987151"/>
       <w:r>
         <w:rPr>
           <w:b w:val="0"/>
@@ -44500,60 +44733,11 @@
         </w:rPr>
         <w:br/>
       </w:r>
-      <w:bookmarkEnd w:id="332"/>
-      <w:bookmarkEnd w:id="333"/>
-      <w:bookmarkEnd w:id="334"/>
-      <w:bookmarkEnd w:id="335"/>
       <w:bookmarkEnd w:id="336"/>
-      <w:r>
-        <w:rPr>
-          <w:color w:val="FF0000"/>
-        </w:rPr>
-        <w:t>Schema Registry</w:t>
-      </w:r>
-      <w:r>
-        <w:t xml:space="preserve"> namespace and mappings</w:t>
-      </w:r>
       <w:bookmarkEnd w:id="337"/>
       <w:bookmarkEnd w:id="338"/>
       <w:bookmarkEnd w:id="339"/>
-    </w:p>
-    <w:p>
-      <w:pPr>
-        <w:pStyle w:val="ANNEX-heading1"/>
-      </w:pPr>
-      <w:bookmarkStart w:id="340" w:name="_Toc442691956"/>
-      <w:bookmarkStart w:id="341" w:name="_Toc29912017"/>
-      <w:bookmarkStart w:id="342" w:name="_Toc184117012"/>
-      <w:bookmarkStart w:id="343" w:name="_Hlk127250868"/>
-      <w:bookmarkStart w:id="344" w:name="_Toc236468425"/>
-      <w:r>
-        <w:t>NodeSet</w:t>
-      </w:r>
-      <w:r>
-        <w:t xml:space="preserve"> </w:t>
-      </w:r>
-      <w:r>
-        <w:t xml:space="preserve">and </w:t>
-      </w:r>
-      <w:r>
-        <w:t>s</w:t>
-      </w:r>
-      <w:r>
-        <w:t xml:space="preserve">upplementary </w:t>
-      </w:r>
-      <w:r>
-        <w:t>f</w:t>
-      </w:r>
-      <w:r>
-        <w:t>iles</w:t>
-      </w:r>
-      <w:r>
-        <w:t xml:space="preserve"> </w:t>
-      </w:r>
-      <w:r>
-        <w:t xml:space="preserve">for </w:t>
-      </w:r>
+      <w:bookmarkEnd w:id="340"/>
       <w:r>
         <w:rPr>
           <w:color w:val="FF0000"/>
@@ -44561,12 +44745,61 @@
         <w:t>Schema Registry</w:t>
       </w:r>
       <w:r>
-        <w:t xml:space="preserve"> Information Model</w:t>
-      </w:r>
-      <w:bookmarkEnd w:id="340"/>
+        <w:t xml:space="preserve"> namespace and mappings</w:t>
+      </w:r>
       <w:bookmarkEnd w:id="341"/>
       <w:bookmarkEnd w:id="342"/>
+      <w:bookmarkEnd w:id="343"/>
+    </w:p>
+    <w:p>
+      <w:pPr>
+        <w:pStyle w:val="ANNEX-heading1"/>
+      </w:pPr>
+      <w:bookmarkStart w:id="344" w:name="_Toc442691956"/>
+      <w:bookmarkStart w:id="345" w:name="_Toc29912017"/>
+      <w:bookmarkStart w:id="346" w:name="_Toc184117012"/>
+      <w:bookmarkStart w:id="347" w:name="_Hlk127250868"/>
+      <w:bookmarkStart w:id="348" w:name="_Toc236987152"/>
+      <w:r>
+        <w:t>NodeSet</w:t>
+      </w:r>
+      <w:r>
+        <w:t xml:space="preserve"> </w:t>
+      </w:r>
+      <w:r>
+        <w:t xml:space="preserve">and </w:t>
+      </w:r>
+      <w:r>
+        <w:t>s</w:t>
+      </w:r>
+      <w:r>
+        <w:t xml:space="preserve">upplementary </w:t>
+      </w:r>
+      <w:r>
+        <w:t>f</w:t>
+      </w:r>
+      <w:r>
+        <w:t>iles</w:t>
+      </w:r>
+      <w:r>
+        <w:t xml:space="preserve"> </w:t>
+      </w:r>
+      <w:r>
+        <w:t xml:space="preserve">for </w:t>
+      </w:r>
+      <w:r>
+        <w:rPr>
+          <w:color w:val="FF0000"/>
+        </w:rPr>
+        <w:t>Schema Registry</w:t>
+      </w:r>
+      <w:r>
+        <w:t xml:space="preserve"> Information Model</w:t>
+      </w:r>
       <w:bookmarkEnd w:id="344"/>
+      <w:bookmarkEnd w:id="345"/>
+      <w:bookmarkEnd w:id="346"/>
+      <w:bookmarkEnd w:id="348"/>
     </w:p>
     <w:p>
       <w:pPr>
@@ -45235,7 +45468,7 @@
       <w:r>
         <w:tab/>
       </w:r>
-      <w:hyperlink r:id="rId73" w:history="1">
+      <w:hyperlink r:id="rId77" w:history="1">
         <w:r>
           <w:rPr>
             <w:color w:val="0033CC"/>
@@ -45320,7 +45553,7 @@
         </w:rPr>
         <w:t xml:space="preserve">found </w:t>
       </w:r>
-      <w:hyperlink r:id="rId74" w:history="1">
+      <w:hyperlink r:id="rId78" w:history="1">
         <w:r>
           <w:rPr>
             <w:color w:val="0033CC"/>
@@ -46256,14 +46489,14 @@
         <w:rPr>
           <w:color w:val="CC3300"/>
           <w:u w:val="single"/>
-          <w:lang w:val="en-DE"/>
+          <w:lang/>
         </w:rPr>
       </w:pPr>
       <w:r>
         <w:rPr>
           <w:color w:val="CC3300"/>
           <w:u w:val="single"/>
-          <w:lang w:val="en-DE"/>
+          <w:lang/>
         </w:rPr>
         <w:t xml:space="preserve">In case there is the need to reference individual files the following </w:t>
       </w:r>
@@ -46271,7 +46504,7 @@
         <w:rPr>
           <w:color w:val="CC3300"/>
           <w:u w:val="single"/>
-          <w:lang w:val="en-DE"/>
+          <w:lang/>
         </w:rPr>
         <w:t>syntax</w:t>
       </w:r>
@@ -46279,7 +46512,7 @@
         <w:rPr>
           <w:color w:val="CC3300"/>
           <w:u w:val="single"/>
-          <w:lang w:val="en-DE"/>
+          <w:lang/>
         </w:rPr>
         <w:t xml:space="preserve"> should be added to the template:</w:t>
       </w:r>
@@ -46297,7 +46530,7 @@
           <w:color w:val="0033CC"/>
           <w:sz w:val="18"/>
           <w:szCs w:val="18"/>
-          <w:lang w:val="en-DE" w:eastAsia="ja-JP"/>
+          <w:lang w:eastAsia="ja-JP"/>
         </w:rPr>
       </w:pPr>
       <w:r>
@@ -46306,7 +46539,7 @@
           <w:color w:val="0033CC"/>
           <w:sz w:val="18"/>
           <w:szCs w:val="18"/>
-          <w:lang w:val="en-DE" w:eastAsia="ja-JP"/>
+          <w:lang w:eastAsia="ja-JP"/>
         </w:rPr>
         <w:t>https://reference.opcfoundation.org/files/&lt;file&gt;?u=&lt;namespaceUri&gt;&amp;v=&lt;version&gt;</w:t>
       </w:r>
@@ -46316,7 +46549,7 @@
           <w:color w:val="0033CC"/>
           <w:sz w:val="18"/>
           <w:szCs w:val="18"/>
-          <w:lang w:val="en-DE" w:eastAsia="ja-JP"/>
+          <w:lang w:eastAsia="ja-JP"/>
         </w:rPr>
         <w:br/>
         <w:t>https://reference.opcfoundation.org/files/</w:t>
@@ -46327,7 +46560,7 @@
           <w:color w:val="0033CC"/>
           <w:sz w:val="18"/>
           <w:szCs w:val="18"/>
-          <w:lang w:val="en-DE" w:eastAsia="ja-JP"/>
+          <w:lang w:eastAsia="ja-JP"/>
         </w:rPr>
         <w:t>&lt;</w:t>
       </w:r>
@@ -46337,7 +46570,7 @@
           <w:color w:val="0033CC"/>
           <w:sz w:val="18"/>
           <w:szCs w:val="18"/>
-          <w:lang w:val="en-DE" w:eastAsia="ja-JP"/>
+          <w:lang w:eastAsia="ja-JP"/>
         </w:rPr>
         <w:t>file&gt;?u=</w:t>
       </w:r>
@@ -46347,7 +46580,7 @@
           <w:color w:val="0033CC"/>
           <w:sz w:val="18"/>
           <w:szCs w:val="18"/>
-          <w:lang w:val="en-DE" w:eastAsia="ja-JP"/>
+          <w:lang w:eastAsia="ja-JP"/>
         </w:rPr>
         <w:t>&lt;</w:t>
       </w:r>
@@ -46357,7 +46590,7 @@
           <w:color w:val="0033CC"/>
           <w:sz w:val="18"/>
           <w:szCs w:val="18"/>
-          <w:lang w:val="en-DE" w:eastAsia="ja-JP"/>
+          <w:lang w:eastAsia="ja-JP"/>
         </w:rPr>
         <w:t>namespaceUri&gt;</w:t>
       </w:r>
@@ -46373,14 +46606,14 @@
         <w:rPr>
           <w:color w:val="CC3300"/>
           <w:u w:val="single"/>
-          <w:lang w:val="en-DE"/>
+          <w:lang/>
         </w:rPr>
       </w:pPr>
       <w:r>
         <w:rPr>
           <w:color w:val="CC3300"/>
           <w:u w:val="single"/>
-          <w:lang w:val="en-DE"/>
+          <w:lang/>
         </w:rPr>
         <w:t>for example:</w:t>
       </w:r>
@@ -46456,7 +46689,7 @@
         <w:rPr>
           <w:color w:val="CC3300"/>
           <w:u w:val="single"/>
-          <w:lang w:val="en-DE"/>
+          <w:lang/>
         </w:rPr>
       </w:pPr>
     </w:p>
@@ -46465,7 +46698,7 @@
         <w:pStyle w:val="spacer"/>
         <w:rPr>
           <w:rFonts w:eastAsia="平成明朝"/>
-          <w:lang w:val="en-DE"/>
+          <w:lang/>
         </w:rPr>
       </w:pPr>
     </w:p>
@@ -46473,16 +46706,16 @@
       <w:pPr>
         <w:pStyle w:val="spacer"/>
         <w:rPr>
-          <w:lang w:val="en-DE"/>
-        </w:rPr>
-      </w:pPr>
-    </w:p>
-    <w:bookmarkEnd w:id="343"/>
+          <w:lang/>
+        </w:rPr>
+      </w:pPr>
+    </w:p>
+    <w:bookmarkEnd w:id="347"/>
     <w:p>
       <w:pPr>
         <w:pStyle w:val="spacer"/>
         <w:rPr>
-          <w:lang w:val="en-DE"/>
+          <w:lang/>
         </w:rPr>
       </w:pPr>
     </w:p>
@@ -46490,25 +46723,25 @@
       <w:pPr>
         <w:pStyle w:val="ANNEX-heading1"/>
       </w:pPr>
-      <w:bookmarkStart w:id="345" w:name="_Toc217732200"/>
-      <w:bookmarkStart w:id="346" w:name="_Toc217789981"/>
-      <w:bookmarkStart w:id="347" w:name="_Toc217732201"/>
-      <w:bookmarkStart w:id="348" w:name="_Toc217789982"/>
-      <w:bookmarkStart w:id="349" w:name="_Toc217732203"/>
-      <w:bookmarkStart w:id="350" w:name="_Toc217789984"/>
-      <w:bookmarkStart w:id="351" w:name="_Toc184117013"/>
-      <w:bookmarkStart w:id="352" w:name="_Toc236468426"/>
-      <w:bookmarkEnd w:id="345"/>
-      <w:bookmarkEnd w:id="346"/>
-      <w:bookmarkEnd w:id="347"/>
-      <w:bookmarkEnd w:id="348"/>
+      <w:bookmarkStart w:id="349" w:name="_Toc217732200"/>
+      <w:bookmarkStart w:id="350" w:name="_Toc217789981"/>
+      <w:bookmarkStart w:id="351" w:name="_Toc217732201"/>
+      <w:bookmarkStart w:id="352" w:name="_Toc217789982"/>
+      <w:bookmarkStart w:id="353" w:name="_Toc217732203"/>
+      <w:bookmarkStart w:id="354" w:name="_Toc217789984"/>
+      <w:bookmarkStart w:id="355" w:name="_Toc184117013"/>
+      <w:bookmarkStart w:id="356" w:name="_Toc236987153"/>
       <w:bookmarkEnd w:id="349"/>
       <w:bookmarkEnd w:id="350"/>
-      <w:r>
-        <w:t>Capability identifier</w:t>
-      </w:r>
       <w:bookmarkEnd w:id="351"/>
       <w:bookmarkEnd w:id="352"/>
+      <w:bookmarkEnd w:id="353"/>
+      <w:bookmarkEnd w:id="354"/>
+      <w:r>
+        <w:t>Capability identifier</w:t>
+      </w:r>
+      <w:bookmarkEnd w:id="355"/>
+      <w:bookmarkEnd w:id="356"/>
     </w:p>
     <w:p>
       <w:pPr>
@@ -46522,9 +46755,9 @@
           <w:color w:val="CC3300"/>
         </w:rPr>
       </w:pPr>
-      <w:bookmarkStart w:id="353" w:name="OLE_LINK16"/>
-      <w:bookmarkStart w:id="354" w:name="OLE_LINK17"/>
-      <w:bookmarkStart w:id="355" w:name="OLE_LINK18"/>
+      <w:bookmarkStart w:id="357" w:name="OLE_LINK16"/>
+      <w:bookmarkStart w:id="358" w:name="OLE_LINK17"/>
+      <w:bookmarkStart w:id="359" w:name="OLE_LINK18"/>
       <w:r>
         <w:rPr>
           <w:i/>
@@ -46538,9 +46771,9 @@
         </w:rPr>
         <w:t xml:space="preserve"> </w:t>
       </w:r>
-      <w:bookmarkEnd w:id="353"/>
-      <w:bookmarkEnd w:id="354"/>
-      <w:bookmarkEnd w:id="355"/>
+      <w:bookmarkEnd w:id="357"/>
+      <w:bookmarkEnd w:id="358"/>
+      <w:bookmarkEnd w:id="359"/>
       <w:r>
         <w:rPr>
           <w:color w:val="CC3300"/>
@@ -46774,11 +47007,11 @@
       <w:pPr>
         <w:pStyle w:val="ANNEX-heading1"/>
       </w:pPr>
-      <w:bookmarkStart w:id="356" w:name="_Toc236468427"/>
+      <w:bookmarkStart w:id="360" w:name="_Toc236987154"/>
       <w:r>
         <w:t>Node reference</w:t>
       </w:r>
-      <w:bookmarkEnd w:id="356"/>
+      <w:bookmarkEnd w:id="360"/>
     </w:p>
     <w:p>
       <w:pPr>
@@ -46792,8 +47025,8 @@
       <w:pPr>
         <w:pStyle w:val="TABLE-title"/>
       </w:pPr>
-      <w:bookmarkStart w:id="357" w:name="_Tab_annex_a_nodes"/>
-      <w:bookmarkStart w:id="358" w:name="_Toc236468472"/>
+      <w:bookmarkStart w:id="361" w:name="_Tab_annex_a_nodes"/>
+      <w:bookmarkStart w:id="362" w:name="_Toc236987201"/>
       <w:r>
         <w:lastRenderedPageBreak/>
         <w:t xml:space="preserve">Table </w:t>
@@ -46819,8 +47052,8 @@
       <w:r>
         <w:t xml:space="preserve"> – Nodes defined by this document</w:t>
       </w:r>
-      <w:bookmarkEnd w:id="357"/>
-      <w:bookmarkEnd w:id="358"/>
+      <w:bookmarkEnd w:id="361"/>
+      <w:bookmarkEnd w:id="362"/>
     </w:p>
     <w:tbl>
       <w:tblPr>
@@ -48881,8 +49114,8 @@
       <w:pPr>
         <w:pStyle w:val="ANNEXtitle"/>
       </w:pPr>
-      <w:bookmarkStart w:id="359" w:name="_Annex_cB"/>
-      <w:bookmarkStart w:id="360" w:name="_Toc236468428"/>
+      <w:bookmarkStart w:id="363" w:name="_Annex_cB"/>
+      <w:bookmarkStart w:id="364" w:name="_Toc236987155"/>
       <w:r>
         <w:lastRenderedPageBreak/>
         <w:t>(informative)</w:t>
@@ -48894,8 +49127,8 @@
         <w:br/>
         <w:t>Federation and OPC UA to HTTP resolution parity</w:t>
       </w:r>
-      <w:bookmarkEnd w:id="359"/>
-      <w:bookmarkEnd w:id="360"/>
+      <w:bookmarkEnd w:id="363"/>
+      <w:bookmarkEnd w:id="364"/>
     </w:p>
     <w:p>
       <w:pPr>
@@ -49343,8 +49576,8 @@
       <w:pPr>
         <w:pStyle w:val="ANNEXtitle"/>
       </w:pPr>
-      <w:bookmarkStart w:id="361" w:name="_Annex_cC"/>
-      <w:bookmarkStart w:id="362" w:name="_Toc236468429"/>
+      <w:bookmarkStart w:id="365" w:name="_Annex_cC"/>
+      <w:bookmarkStart w:id="366" w:name="_Toc236987156"/>
       <w:r>
         <w:lastRenderedPageBreak/>
         <w:t>(normative)</w:t>
@@ -49356,8 +49589,8 @@
         <w:br/>
         <w:t>PubSub DataSet schema profile</w:t>
       </w:r>
-      <w:bookmarkEnd w:id="361"/>
-      <w:bookmarkEnd w:id="362"/>
+      <w:bookmarkEnd w:id="365"/>
+      <w:bookmarkEnd w:id="366"/>
     </w:p>
     <w:p>
       <w:pPr>
@@ -49434,13 +49667,13 @@
       <w:pPr>
         <w:pStyle w:val="ANNEX-heading1"/>
       </w:pPr>
-      <w:bookmarkStart w:id="363" w:name="_Clause_cC_1"/>
-      <w:bookmarkStart w:id="364" w:name="_Toc236468430"/>
+      <w:bookmarkStart w:id="367" w:name="_Clause_cC_1"/>
+      <w:bookmarkStart w:id="368" w:name="_Toc236987157"/>
       <w:r>
         <w:t>ConfigurationVersion-keyed evolution</w:t>
       </w:r>
-      <w:bookmarkEnd w:id="363"/>
-      <w:bookmarkEnd w:id="364"/>
+      <w:bookmarkEnd w:id="367"/>
+      <w:bookmarkEnd w:id="368"/>
     </w:p>
     <w:p>
       <w:pPr>
@@ -49684,13 +49917,13 @@
       <w:pPr>
         <w:pStyle w:val="ANNEX-heading1"/>
       </w:pPr>
-      <w:bookmarkStart w:id="365" w:name="_Clause_cC_2"/>
-      <w:bookmarkStart w:id="366" w:name="_Toc236468431"/>
+      <w:bookmarkStart w:id="369" w:name="_Clause_cC_2"/>
+      <w:bookmarkStart w:id="370" w:name="_Toc236987158"/>
       <w:r>
         <w:t>Open unions subject to aggregation</w:t>
       </w:r>
-      <w:bookmarkEnd w:id="365"/>
-      <w:bookmarkEnd w:id="366"/>
+      <w:bookmarkEnd w:id="369"/>
+      <w:bookmarkEnd w:id="370"/>
     </w:p>
     <w:p>
       <w:pPr>
@@ -49976,13 +50209,13 @@
       <w:pPr>
         <w:pStyle w:val="ANNEX-heading1"/>
       </w:pPr>
-      <w:bookmarkStart w:id="367" w:name="_Clause_cC_3"/>
-      <w:bookmarkStart w:id="368" w:name="_Toc236468432"/>
+      <w:bookmarkStart w:id="371" w:name="_Clause_cC_3"/>
+      <w:bookmarkStart w:id="372" w:name="_Toc236987159"/>
       <w:r>
         <w:t>Append-only rule</w:t>
       </w:r>
-      <w:bookmarkEnd w:id="367"/>
-      <w:bookmarkEnd w:id="368"/>
+      <w:bookmarkEnd w:id="371"/>
+      <w:bookmarkEnd w:id="372"/>
     </w:p>
     <w:p>
       <w:pPr>
@@ -50278,13 +50511,13 @@
       <w:pPr>
         <w:pStyle w:val="ANNEX-heading1"/>
       </w:pPr>
-      <w:bookmarkStart w:id="369" w:name="_Clause_cC_4"/>
-      <w:bookmarkStart w:id="370" w:name="_Toc236468433"/>
+      <w:bookmarkStart w:id="373" w:name="_Clause_cC_4"/>
+      <w:bookmarkStart w:id="374" w:name="_Toc236987160"/>
       <w:r>
         <w:t>PubSub integration touch-points</w:t>
       </w:r>
-      <w:bookmarkEnd w:id="369"/>
-      <w:bookmarkEnd w:id="370"/>
+      <w:bookmarkEnd w:id="373"/>
+      <w:bookmarkEnd w:id="374"/>
     </w:p>
     <w:p>
       <w:pPr>
@@ -50388,13 +50621,13 @@
       <w:pPr>
         <w:pStyle w:val="ANNEX-heading1"/>
       </w:pPr>
-      <w:bookmarkStart w:id="371" w:name="_Clause_cC_5"/>
-      <w:bookmarkStart w:id="372" w:name="_Toc236468434"/>
+      <w:bookmarkStart w:id="375" w:name="_Clause_cC_5"/>
+      <w:bookmarkStart w:id="376" w:name="_Toc236987161"/>
       <w:r>
         <w:t>Example</w:t>
       </w:r>
-      <w:bookmarkEnd w:id="371"/>
-      <w:bookmarkEnd w:id="372"/>
+      <w:bookmarkEnd w:id="375"/>
+      <w:bookmarkEnd w:id="376"/>
     </w:p>
     <w:p>
       <w:pPr>
@@ -50597,8 +50830,8 @@
       <w:pPr>
         <w:pStyle w:val="ANNEXtitle"/>
       </w:pPr>
-      <w:bookmarkStart w:id="373" w:name="_Annex_cD"/>
-      <w:bookmarkStart w:id="374" w:name="_Toc236468435"/>
+      <w:bookmarkStart w:id="377" w:name="_Annex_cD"/>
+      <w:bookmarkStart w:id="378" w:name="_Toc236987162"/>
       <w:r>
         <w:lastRenderedPageBreak/>
         <w:t>(informative)</w:t>
@@ -50610,8 +50843,8 @@
         <w:br/>
         <w:t>HTTP binding correspondence</w:t>
       </w:r>
-      <w:bookmarkEnd w:id="373"/>
-      <w:bookmarkEnd w:id="374"/>
+      <w:bookmarkEnd w:id="377"/>
+      <w:bookmarkEnd w:id="378"/>
     </w:p>
     <w:p>
       <w:pPr>
@@ -50715,8 +50948,8 @@
       <w:pPr>
         <w:pStyle w:val="TABLE-title"/>
       </w:pPr>
-      <w:bookmarkStart w:id="375" w:name="_Tab_http_binding_correspondence_tab1"/>
-      <w:bookmarkStart w:id="376" w:name="_Toc236468473"/>
+      <w:bookmarkStart w:id="379" w:name="_Tab_http_binding_correspondence_tab1"/>
+      <w:bookmarkStart w:id="380" w:name="_Toc236987202"/>
       <w:r>
         <w:t xml:space="preserve">Table </w:t>
       </w:r>
@@ -50741,8 +50974,8 @@
       <w:r>
         <w:t xml:space="preserve"> – HTTP binding correspondence</w:t>
       </w:r>
-      <w:bookmarkEnd w:id="375"/>
-      <w:bookmarkEnd w:id="376"/>
+      <w:bookmarkEnd w:id="379"/>
+      <w:bookmarkEnd w:id="380"/>
     </w:p>
     <w:tbl>
       <w:tblPr>
@@ -51874,12 +52107,12 @@
       </w:pPr>
     </w:p>
     <w:sectPr>
-      <w:headerReference w:type="even" r:id="rId75"/>
-      <w:headerReference w:type="default" r:id="rId76"/>
-      <w:footerReference w:type="even" r:id="rId77"/>
-      <w:footerReference w:type="default" r:id="rId78"/>
-      <w:headerReference w:type="first" r:id="rId79"/>
-      <w:footerReference w:type="first" r:id="rId80"/>
+      <w:headerReference w:type="even" r:id="rId79"/>
+      <w:headerReference w:type="default" r:id="rId80"/>
+      <w:footerReference w:type="even" r:id="rId81"/>
+      <w:footerReference w:type="default" r:id="rId82"/>
+      <w:headerReference w:type="first" r:id="rId83"/>
+      <w:footerReference w:type="first" r:id="rId84"/>
       <w:pgSz w:w="11906" w:h="16838" w:code="9"/>
       <w:pgMar w:top="1701" w:right="1418" w:bottom="851" w:left="1418" w:header="1134" w:footer="737" w:gutter="0"/>
       <w:cols w:space="720"/>
@@ -51890,7 +52123,7 @@
 </file>
 
 <file path=word/comments.xml><?xml version="1.0" encoding="utf-8"?>
-<w:comments xmlns:wpc="http://schemas.microsoft.com/office/word/2010/wordprocessingCanvas" xmlns:cx="http://schemas.microsoft.com/office/drawing/2014/chartex" xmlns:cx1="http://schemas.microsoft.com/office/drawing/2015/9/8/chartex" xmlns:cx2="http://schemas.microsoft.com/office/drawing/2015/10/21/chartex" xmlns:cx3="http://schemas.microsoft.com/office/drawing/2016/5/9/chartex" xmlns:cx4="http://schemas.microsoft.com/office/drawing/2016/5/10/chartex" xmlns:cx5="http://schemas.microsoft.com/office/drawing/2016/5/11/chartex" xmlns:cx6="http://schemas.microsoft.com/office/drawing/2016/5/12/chartex" xmlns:cx7="http://schemas.microsoft.com/office/drawing/2016/5/13/chartex" xmlns:cx8="http://schemas.microsoft.com/office/drawing/2016/5/14/chartex" xmlns:mc="http://schemas.openxmlformats.org/markup-compatibility/2006" xmlns:aink="http://schemas.microsoft.com/office/drawing/2016/ink" xmlns:am3d="http://schemas.microsoft.com/office/drawing/2017/model3d" xmlns:o="urn:schemas-microsoft-com:office:office" xmlns:oel="http://schemas.microsoft.com/office/2019/extlst" xmlns:r="http://schemas.openxmlformats.org/officeDocument/2006/relationships" xmlns:m="http://schemas.openxmlformats.org/officeDocument/2006/math" xmlns:v="urn:schemas-microsoft-com:vml" xmlns:wp14="http://schemas.microsoft.com/office/word/2010/wordprocessingDrawing" xmlns:wp="http://schemas.openxmlformats.org/drawingml/2006/wordprocessingDrawing" xmlns:w10="urn:schemas-microsoft-com:office:word" xmlns:w="http://schemas.openxmlformats.org/wordprocessingml/2006/main" xmlns:w14="http://schemas.microsoft.com/office/word/2010/wordml" xmlns:w15="http://schemas.microsoft.com/office/word/2012/wordml" xmlns:w16cei="http://schemas.microsoft.com/office/word/2026/wordml/cei" xmlns:w16cex="http://schemas.microsoft.com/office/word/2018/wordml/cex" xmlns:w16cid="http://schemas.microsoft.com/office/word/2016/wordml/cid" xmlns:w16="http://schemas.microsoft.com/office/word/2018/wordml" xmlns:w16du="http://schemas.microsoft.com/office/word/2023/wordml/word16du" xmlns:w16sdtdh="http://schemas.microsoft.com/office/word/2020/wordml/sdtdatahash" xmlns:w16sdtfl="http://schemas.microsoft.com/office/word/2024/wordml/sdtformatlock" xmlns:w16se="http://schemas.microsoft.com/office/word/2015/wordml/symex" xmlns:wpg="http://schemas.microsoft.com/office/word/2010/wordprocessingGroup" xmlns:wpi="http://schemas.microsoft.com/office/word/2010/wordprocessingInk" xmlns:wne="http://schemas.microsoft.com/office/word/2006/wordml" xmlns:wps="http://schemas.microsoft.com/office/word/2010/wordprocessingShape" mc:Ignorable="w14 w15 w16se w16cid w16 w16cex w16sdtdh w16sdtfl w16du wp14">
+<w:comments xmlns:wpc="http://schemas.microsoft.com/office/word/2010/wordprocessingCanvas" xmlns:cx="http://schemas.microsoft.com/office/drawing/2014/chartex" xmlns:cx1="http://schemas.microsoft.com/office/drawing/2015/9/8/chartex" xmlns:cx2="http://schemas.microsoft.com/office/drawing/2015/10/21/chartex" xmlns:cx3="http://schemas.microsoft.com/office/drawing/2016/5/9/chartex" xmlns:cx4="http://schemas.microsoft.com/office/drawing/2016/5/10/chartex" xmlns:cx5="http://schemas.microsoft.com/office/drawing/2016/5/11/chartex" xmlns:cx6="http://schemas.microsoft.com/office/drawing/2016/5/12/chartex" xmlns:cx7="http://schemas.microsoft.com/office/drawing/2016/5/13/chartex" xmlns:cx8="http://schemas.microsoft.com/office/drawing/2016/5/14/chartex" xmlns:mc="http://schemas.openxmlformats.org/markup-compatibility/2006" xmlns:aink="http://schemas.microsoft.com/office/drawing/2016/ink" xmlns:am3d="http://schemas.microsoft.com/office/drawing/2017/model3d" xmlns:o="urn:schemas-microsoft-com:office:office" xmlns:oel="http://schemas.microsoft.com/office/2019/extlst" xmlns:r="http://schemas.openxmlformats.org/officeDocument/2006/relationships" xmlns:m="http://schemas.openxmlformats.org/officeDocument/2006/math" xmlns:v="urn:schemas-microsoft-com:vml" xmlns:wp14="http://schemas.microsoft.com/office/word/2010/wordprocessingDrawing" xmlns:wp="http://schemas.openxmlformats.org/drawingml/2006/wordprocessingDrawing" xmlns:w10="urn:schemas-microsoft-com:office:word" xmlns:w="http://schemas.openxmlformats.org/wordprocessingml/2006/main" xmlns:w14="http://schemas.microsoft.com/office/word/2010/wordml" xmlns:w15="http://schemas.microsoft.com/office/word/2012/wordml" xmlns:w16cex="http://schemas.microsoft.com/office/word/2018/wordml/cex" xmlns:w16cid="http://schemas.microsoft.com/office/word/2016/wordml/cid" xmlns:w16="http://schemas.microsoft.com/office/word/2018/wordml" xmlns:w16du="http://schemas.microsoft.com/office/word/2023/wordml/word16du" xmlns:w16sdtdh="http://schemas.microsoft.com/office/word/2020/wordml/sdtdatahash" xmlns:w16sdtfl="http://schemas.microsoft.com/office/word/2024/wordml/sdtformatlock" xmlns:w16se="http://schemas.microsoft.com/office/word/2015/wordml/symex" xmlns:wpg="http://schemas.microsoft.com/office/word/2010/wordprocessingGroup" xmlns:wpi="http://schemas.microsoft.com/office/word/2010/wordprocessingInk" xmlns:wne="http://schemas.microsoft.com/office/word/2006/wordml" xmlns:wps="http://schemas.microsoft.com/office/word/2010/wordprocessingShape" mc:Ignorable="w14 w15 w16se w16cid w16 w16cex w16sdtdh w16sdtfl w16du wp14">
   <w:comment w:id="206" w:author="Randy Armstrong" w:date="2019-08-15T16:29:00Z" w:initials="RSA">
     <w:p>
       <w:pPr>
@@ -51911,25 +52144,25 @@
 </file>
 
 <file path=word/commentsExtended.xml><?xml version="1.0" encoding="utf-8"?>
-<w15:commentsEx xmlns:wpc="http://schemas.microsoft.com/office/word/2010/wordprocessingCanvas" xmlns:cx="http://schemas.microsoft.com/office/drawing/2014/chartex" xmlns:cx1="http://schemas.microsoft.com/office/drawing/2015/9/8/chartex" xmlns:cx2="http://schemas.microsoft.com/office/drawing/2015/10/21/chartex" xmlns:cx3="http://schemas.microsoft.com/office/drawing/2016/5/9/chartex" xmlns:cx4="http://schemas.microsoft.com/office/drawing/2016/5/10/chartex" xmlns:cx5="http://schemas.microsoft.com/office/drawing/2016/5/11/chartex" xmlns:cx6="http://schemas.microsoft.com/office/drawing/2016/5/12/chartex" xmlns:cx7="http://schemas.microsoft.com/office/drawing/2016/5/13/chartex" xmlns:cx8="http://schemas.microsoft.com/office/drawing/2016/5/14/chartex" xmlns:mc="http://schemas.openxmlformats.org/markup-compatibility/2006" xmlns:aink="http://schemas.microsoft.com/office/drawing/2016/ink" xmlns:am3d="http://schemas.microsoft.com/office/drawing/2017/model3d" xmlns:o="urn:schemas-microsoft-com:office:office" xmlns:oel="http://schemas.microsoft.com/office/2019/extlst" xmlns:r="http://schemas.openxmlformats.org/officeDocument/2006/relationships" xmlns:m="http://schemas.openxmlformats.org/officeDocument/2006/math" xmlns:v="urn:schemas-microsoft-com:vml" xmlns:wp14="http://schemas.microsoft.com/office/word/2010/wordprocessingDrawing" xmlns:wp="http://schemas.openxmlformats.org/drawingml/2006/wordprocessingDrawing" xmlns:w10="urn:schemas-microsoft-com:office:word" xmlns:w="http://schemas.openxmlformats.org/wordprocessingml/2006/main" xmlns:w14="http://schemas.microsoft.com/office/word/2010/wordml" xmlns:w15="http://schemas.microsoft.com/office/word/2012/wordml" xmlns:w16cei="http://schemas.microsoft.com/office/word/2026/wordml/cei" xmlns:w16cex="http://schemas.microsoft.com/office/word/2018/wordml/cex" xmlns:w16cid="http://schemas.microsoft.com/office/word/2016/wordml/cid" xmlns:w16="http://schemas.microsoft.com/office/word/2018/wordml" xmlns:w16du="http://schemas.microsoft.com/office/word/2023/wordml/word16du" xmlns:w16sdtdh="http://schemas.microsoft.com/office/word/2020/wordml/sdtdatahash" xmlns:w16sdtfl="http://schemas.microsoft.com/office/word/2024/wordml/sdtformatlock" xmlns:w16se="http://schemas.microsoft.com/office/word/2015/wordml/symex" xmlns:wpg="http://schemas.microsoft.com/office/word/2010/wordprocessingGroup" xmlns:wpi="http://schemas.microsoft.com/office/word/2010/wordprocessingInk" xmlns:wne="http://schemas.microsoft.com/office/word/2006/wordml" xmlns:wps="http://schemas.microsoft.com/office/word/2010/wordprocessingShape" mc:Ignorable="w14 w15 w16se w16cid w16 w16cex w16sdtdh w16sdtfl w16du wp14">
+<w15:commentsEx xmlns:wpc="http://schemas.microsoft.com/office/word/2010/wordprocessingCanvas" xmlns:cx="http://schemas.microsoft.com/office/drawing/2014/chartex" xmlns:cx1="http://schemas.microsoft.com/office/drawing/2015/9/8/chartex" xmlns:cx2="http://schemas.microsoft.com/office/drawing/2015/10/21/chartex" xmlns:cx3="http://schemas.microsoft.com/office/drawing/2016/5/9/chartex" xmlns:cx4="http://schemas.microsoft.com/office/drawing/2016/5/10/chartex" xmlns:cx5="http://schemas.microsoft.com/office/drawing/2016/5/11/chartex" xmlns:cx6="http://schemas.microsoft.com/office/drawing/2016/5/12/chartex" xmlns:cx7="http://schemas.microsoft.com/office/drawing/2016/5/13/chartex" xmlns:cx8="http://schemas.microsoft.com/office/drawing/2016/5/14/chartex" xmlns:mc="http://schemas.openxmlformats.org/markup-compatibility/2006" xmlns:aink="http://schemas.microsoft.com/office/drawing/2016/ink" xmlns:am3d="http://schemas.microsoft.com/office/drawing/2017/model3d" xmlns:o="urn:schemas-microsoft-com:office:office" xmlns:oel="http://schemas.microsoft.com/office/2019/extlst" xmlns:r="http://schemas.openxmlformats.org/officeDocument/2006/relationships" xmlns:m="http://schemas.openxmlformats.org/officeDocument/2006/math" xmlns:v="urn:schemas-microsoft-com:vml" xmlns:wp14="http://schemas.microsoft.com/office/word/2010/wordprocessingDrawing" xmlns:wp="http://schemas.openxmlformats.org/drawingml/2006/wordprocessingDrawing" xmlns:w10="urn:schemas-microsoft-com:office:word" xmlns:w="http://schemas.openxmlformats.org/wordprocessingml/2006/main" xmlns:w14="http://schemas.microsoft.com/office/word/2010/wordml" xmlns:w15="http://schemas.microsoft.com/office/word/2012/wordml" xmlns:w16cex="http://schemas.microsoft.com/office/word/2018/wordml/cex" xmlns:w16cid="http://schemas.microsoft.com/office/word/2016/wordml/cid" xmlns:w16="http://schemas.microsoft.com/office/word/2018/wordml" xmlns:w16du="http://schemas.microsoft.com/office/word/2023/wordml/word16du" xmlns:w16sdtdh="http://schemas.microsoft.com/office/word/2020/wordml/sdtdatahash" xmlns:w16sdtfl="http://schemas.microsoft.com/office/word/2024/wordml/sdtformatlock" xmlns:w16se="http://schemas.microsoft.com/office/word/2015/wordml/symex" xmlns:wpg="http://schemas.microsoft.com/office/word/2010/wordprocessingGroup" xmlns:wpi="http://schemas.microsoft.com/office/word/2010/wordprocessingInk" xmlns:wne="http://schemas.microsoft.com/office/word/2006/wordml" xmlns:wps="http://schemas.microsoft.com/office/word/2010/wordprocessingShape" mc:Ignorable="w14 w15 w16se w16cid w16 w16cex w16sdtdh w16sdtfl w16du wp14">
   <w15:commentEx w15:paraId="5E59F441" w15:done="0"/>
 </w15:commentsEx>
 </file>
 
 <file path=word/commentsExtensible.xml><?xml version="1.0" encoding="utf-8"?>
-<w16cex:commentsExtensible xmlns:wpc="http://schemas.microsoft.com/office/word/2010/wordprocessingCanvas" xmlns:cx="http://schemas.microsoft.com/office/drawing/2014/chartex" xmlns:cx1="http://schemas.microsoft.com/office/drawing/2015/9/8/chartex" xmlns:cx2="http://schemas.microsoft.com/office/drawing/2015/10/21/chartex" xmlns:cx3="http://schemas.microsoft.com/office/drawing/2016/5/9/chartex" xmlns:cx4="http://schemas.microsoft.com/office/drawing/2016/5/10/chartex" xmlns:cx5="http://schemas.microsoft.com/office/drawing/2016/5/11/chartex" xmlns:cx6="http://schemas.microsoft.com/office/drawing/2016/5/12/chartex" xmlns:cx7="http://schemas.microsoft.com/office/drawing/2016/5/13/chartex" xmlns:cx8="http://schemas.microsoft.com/office/drawing/2016/5/14/chartex" xmlns:cr="http://schemas.microsoft.com/office/comments/2020/reactions" xmlns:mc="http://schemas.openxmlformats.org/markup-compatibility/2006" xmlns:aink="http://schemas.microsoft.com/office/drawing/2016/ink" xmlns:am3d="http://schemas.microsoft.com/office/drawing/2017/model3d" xmlns:o="urn:schemas-microsoft-com:office:office" xmlns:oel="http://schemas.microsoft.com/office/2019/extlst" xmlns:r="http://schemas.openxmlformats.org/officeDocument/2006/relationships" xmlns:m="http://schemas.openxmlformats.org/officeDocument/2006/math" xmlns:v="urn:schemas-microsoft-com:vml" xmlns:wp14="http://schemas.microsoft.com/office/word/2010/wordprocessingDrawing" xmlns:wp="http://schemas.openxmlformats.org/drawingml/2006/wordprocessingDrawing" xmlns:w10="urn:schemas-microsoft-com:office:word" xmlns:w="http://schemas.openxmlformats.org/wordprocessingml/2006/main" xmlns:w14="http://schemas.microsoft.com/office/word/2010/wordml" xmlns:w15="http://schemas.microsoft.com/office/word/2012/wordml" xmlns:w16cei="http://schemas.microsoft.com/office/word/2026/wordml/cei" xmlns:w16cex="http://schemas.microsoft.com/office/word/2018/wordml/cex" xmlns:w16cid="http://schemas.microsoft.com/office/word/2016/wordml/cid" xmlns:w16="http://schemas.microsoft.com/office/word/2018/wordml" xmlns:w16du="http://schemas.microsoft.com/office/word/2023/wordml/word16du" xmlns:w16sdtdh="http://schemas.microsoft.com/office/word/2020/wordml/sdtdatahash" xmlns:w16sdtfl="http://schemas.microsoft.com/office/word/2024/wordml/sdtformatlock" xmlns:w16se="http://schemas.microsoft.com/office/word/2015/wordml/symex" xmlns:wpg="http://schemas.microsoft.com/office/word/2010/wordprocessingGroup" xmlns:wpi="http://schemas.microsoft.com/office/word/2010/wordprocessingInk" xmlns:wne="http://schemas.microsoft.com/office/word/2006/wordml" xmlns:wps="http://schemas.microsoft.com/office/word/2010/wordprocessingShape" mc:Ignorable="w14 w15 w16se w16cid w16 w16cex w16sdtdh w16sdtfl cr w16du wp14">
+<w16cex:commentsExtensible xmlns:wpc="http://schemas.microsoft.com/office/word/2010/wordprocessingCanvas" xmlns:cx="http://schemas.microsoft.com/office/drawing/2014/chartex" xmlns:cx1="http://schemas.microsoft.com/office/drawing/2015/9/8/chartex" xmlns:cx2="http://schemas.microsoft.com/office/drawing/2015/10/21/chartex" xmlns:cx3="http://schemas.microsoft.com/office/drawing/2016/5/9/chartex" xmlns:cx4="http://schemas.microsoft.com/office/drawing/2016/5/10/chartex" xmlns:cx5="http://schemas.microsoft.com/office/drawing/2016/5/11/chartex" xmlns:cx6="http://schemas.microsoft.com/office/drawing/2016/5/12/chartex" xmlns:cx7="http://schemas.microsoft.com/office/drawing/2016/5/13/chartex" xmlns:cx8="http://schemas.microsoft.com/office/drawing/2016/5/14/chartex" xmlns:cr="http://schemas.microsoft.com/office/comments/2020/reactions" xmlns:mc="http://schemas.openxmlformats.org/markup-compatibility/2006" xmlns:aink="http://schemas.microsoft.com/office/drawing/2016/ink" xmlns:am3d="http://schemas.microsoft.com/office/drawing/2017/model3d" xmlns:o="urn:schemas-microsoft-com:office:office" xmlns:oel="http://schemas.microsoft.com/office/2019/extlst" xmlns:r="http://schemas.openxmlformats.org/officeDocument/2006/relationships" xmlns:m="http://schemas.openxmlformats.org/officeDocument/2006/math" xmlns:v="urn:schemas-microsoft-com:vml" xmlns:wp14="http://schemas.microsoft.com/office/word/2010/wordprocessingDrawing" xmlns:wp="http://schemas.openxmlformats.org/drawingml/2006/wordprocessingDrawing" xmlns:w10="urn:schemas-microsoft-com:office:word" xmlns:w="http://schemas.openxmlformats.org/wordprocessingml/2006/main" xmlns:w14="http://schemas.microsoft.com/office/word/2010/wordml" xmlns:w15="http://schemas.microsoft.com/office/word/2012/wordml" xmlns:w16cex="http://schemas.microsoft.com/office/word/2018/wordml/cex" xmlns:w16cid="http://schemas.microsoft.com/office/word/2016/wordml/cid" xmlns:w16="http://schemas.microsoft.com/office/word/2018/wordml" xmlns:w16du="http://schemas.microsoft.com/office/word/2023/wordml/word16du" xmlns:w16sdtdh="http://schemas.microsoft.com/office/word/2020/wordml/sdtdatahash" xmlns:w16sdtfl="http://schemas.microsoft.com/office/word/2024/wordml/sdtformatlock" xmlns:w16se="http://schemas.microsoft.com/office/word/2015/wordml/symex" xmlns:wpg="http://schemas.microsoft.com/office/word/2010/wordprocessingGroup" xmlns:wpi="http://schemas.microsoft.com/office/word/2010/wordprocessingInk" xmlns:wne="http://schemas.microsoft.com/office/word/2006/wordml" xmlns:wps="http://schemas.microsoft.com/office/word/2010/wordprocessingShape" mc:Ignorable="w14 w15 w16se w16cid w16 w16cex w16sdtdh w16sdtfl cr w16du wp14">
   <w16cex:commentExtensible w16cex:durableId="225A9E79" w16cex:dateUtc="2019-08-15T14:29:00Z"/>
 </w16cex:commentsExtensible>
 </file>
 
 <file path=word/commentsIds.xml><?xml version="1.0" encoding="utf-8"?>
-<w16cid:commentsIds xmlns:wpc="http://schemas.microsoft.com/office/word/2010/wordprocessingCanvas" xmlns:cx="http://schemas.microsoft.com/office/drawing/2014/chartex" xmlns:cx1="http://schemas.microsoft.com/office/drawing/2015/9/8/chartex" xmlns:cx2="http://schemas.microsoft.com/office/drawing/2015/10/21/chartex" xmlns:cx3="http://schemas.microsoft.com/office/drawing/2016/5/9/chartex" xmlns:cx4="http://schemas.microsoft.com/office/drawing/2016/5/10/chartex" xmlns:cx5="http://schemas.microsoft.com/office/drawing/2016/5/11/chartex" xmlns:cx6="http://schemas.microsoft.com/office/drawing/2016/5/12/chartex" xmlns:cx7="http://schemas.microsoft.com/office/drawing/2016/5/13/chartex" xmlns:cx8="http://schemas.microsoft.com/office/drawing/2016/5/14/chartex" xmlns:mc="http://schemas.openxmlformats.org/markup-compatibility/2006" xmlns:aink="http://schemas.microsoft.com/office/drawing/2016/ink" xmlns:am3d="http://schemas.microsoft.com/office/drawing/2017/model3d" xmlns:o="urn:schemas-microsoft-com:office:office" xmlns:oel="http://schemas.microsoft.com/office/2019/extlst" xmlns:r="http://schemas.openxmlformats.org/officeDocument/2006/relationships" xmlns:m="http://schemas.openxmlformats.org/officeDocument/2006/math" xmlns:v="urn:schemas-microsoft-com:vml" xmlns:wp14="http://schemas.microsoft.com/office/word/2010/wordprocessingDrawing" xmlns:wp="http://schemas.openxmlformats.org/drawingml/2006/wordprocessingDrawing" xmlns:w10="urn:schemas-microsoft-com:office:word" xmlns:w="http://schemas.openxmlformats.org/wordprocessingml/2006/main" xmlns:w14="http://schemas.microsoft.com/office/word/2010/wordml" xmlns:w15="http://schemas.microsoft.com/office/word/2012/wordml" xmlns:w16cei="http://schemas.microsoft.com/office/word/2026/wordml/cei" xmlns:w16cex="http://schemas.microsoft.com/office/word/2018/wordml/cex" xmlns:w16cid="http://schemas.microsoft.com/office/word/2016/wordml/cid" xmlns:w16="http://schemas.microsoft.com/office/word/2018/wordml" xmlns:w16du="http://schemas.microsoft.com/office/word/2023/wordml/word16du" xmlns:w16sdtdh="http://schemas.microsoft.com/office/word/2020/wordml/sdtdatahash" xmlns:w16sdtfl="http://schemas.microsoft.com/office/word/2024/wordml/sdtformatlock" xmlns:w16se="http://schemas.microsoft.com/office/word/2015/wordml/symex" xmlns:wpg="http://schemas.microsoft.com/office/word/2010/wordprocessingGroup" xmlns:wpi="http://schemas.microsoft.com/office/word/2010/wordprocessingInk" xmlns:wne="http://schemas.microsoft.com/office/word/2006/wordml" xmlns:wps="http://schemas.microsoft.com/office/word/2010/wordprocessingShape" mc:Ignorable="w14 w15 w16se w16cid w16 w16cex w16sdtdh w16sdtfl w16du wp14">
+<w16cid:commentsIds xmlns:wpc="http://schemas.microsoft.com/office/word/2010/wordprocessingCanvas" xmlns:cx="http://schemas.microsoft.com/office/drawing/2014/chartex" xmlns:cx1="http://schemas.microsoft.com/office/drawing/2015/9/8/chartex" xmlns:cx2="http://schemas.microsoft.com/office/drawing/2015/10/21/chartex" xmlns:cx3="http://schemas.microsoft.com/office/drawing/2016/5/9/chartex" xmlns:cx4="http://schemas.microsoft.com/office/drawing/2016/5/10/chartex" xmlns:cx5="http://schemas.microsoft.com/office/drawing/2016/5/11/chartex" xmlns:cx6="http://schemas.microsoft.com/office/drawing/2016/5/12/chartex" xmlns:cx7="http://schemas.microsoft.com/office/drawing/2016/5/13/chartex" xmlns:cx8="http://schemas.microsoft.com/office/drawing/2016/5/14/chartex" xmlns:mc="http://schemas.openxmlformats.org/markup-compatibility/2006" xmlns:aink="http://schemas.microsoft.com/office/drawing/2016/ink" xmlns:am3d="http://schemas.microsoft.com/office/drawing/2017/model3d" xmlns:o="urn:schemas-microsoft-com:office:office" xmlns:oel="http://schemas.microsoft.com/office/2019/extlst" xmlns:r="http://schemas.openxmlformats.org/officeDocument/2006/relationships" xmlns:m="http://schemas.openxmlformats.org/officeDocument/2006/math" xmlns:v="urn:schemas-microsoft-com:vml" xmlns:wp14="http://schemas.microsoft.com/office/word/2010/wordprocessingDrawing" xmlns:wp="http://schemas.openxmlformats.org/drawingml/2006/wordprocessingDrawing" xmlns:w10="urn:schemas-microsoft-com:office:word" xmlns:w="http://schemas.openxmlformats.org/wordprocessingml/2006/main" xmlns:w14="http://schemas.microsoft.com/office/word/2010/wordml" xmlns:w15="http://schemas.microsoft.com/office/word/2012/wordml" xmlns:w16cex="http://schemas.microsoft.com/office/word/2018/wordml/cex" xmlns:w16cid="http://schemas.microsoft.com/office/word/2016/wordml/cid" xmlns:w16="http://schemas.microsoft.com/office/word/2018/wordml" xmlns:w16du="http://schemas.microsoft.com/office/word/2023/wordml/word16du" xmlns:w16sdtdh="http://schemas.microsoft.com/office/word/2020/wordml/sdtdatahash" xmlns:w16sdtfl="http://schemas.microsoft.com/office/word/2024/wordml/sdtformatlock" xmlns:w16se="http://schemas.microsoft.com/office/word/2015/wordml/symex" xmlns:wpg="http://schemas.microsoft.com/office/word/2010/wordprocessingGroup" xmlns:wpi="http://schemas.microsoft.com/office/word/2010/wordprocessingInk" xmlns:wne="http://schemas.microsoft.com/office/word/2006/wordml" xmlns:wps="http://schemas.microsoft.com/office/word/2010/wordprocessingShape" mc:Ignorable="w14 w15 w16se w16cid w16 w16cex w16sdtdh w16sdtfl w16du wp14">
   <w16cid:commentId w16cid:paraId="5E59F441" w16cid:durableId="225A9E79"/>
 </w16cid:commentsIds>
 </file>
 
 <file path=word/endnotes.xml><?xml version="1.0" encoding="utf-8"?>
-<w:endnotes xmlns:wpc="http://schemas.microsoft.com/office/word/2010/wordprocessingCanvas" xmlns:cx="http://schemas.microsoft.com/office/drawing/2014/chartex" xmlns:cx1="http://schemas.microsoft.com/office/drawing/2015/9/8/chartex" xmlns:cx2="http://schemas.microsoft.com/office/drawing/2015/10/21/chartex" xmlns:cx3="http://schemas.microsoft.com/office/drawing/2016/5/9/chartex" xmlns:cx4="http://schemas.microsoft.com/office/drawing/2016/5/10/chartex" xmlns:cx5="http://schemas.microsoft.com/office/drawing/2016/5/11/chartex" xmlns:cx6="http://schemas.microsoft.com/office/drawing/2016/5/12/chartex" xmlns:cx7="http://schemas.microsoft.com/office/drawing/2016/5/13/chartex" xmlns:cx8="http://schemas.microsoft.com/office/drawing/2016/5/14/chartex" xmlns:mc="http://schemas.openxmlformats.org/markup-compatibility/2006" xmlns:aink="http://schemas.microsoft.com/office/drawing/2016/ink" xmlns:am3d="http://schemas.microsoft.com/office/drawing/2017/model3d" xmlns:o="urn:schemas-microsoft-com:office:office" xmlns:oel="http://schemas.microsoft.com/office/2019/extlst" xmlns:r="http://schemas.openxmlformats.org/officeDocument/2006/relationships" xmlns:m="http://schemas.openxmlformats.org/officeDocument/2006/math" xmlns:v="urn:schemas-microsoft-com:vml" xmlns:wp14="http://schemas.microsoft.com/office/word/2010/wordprocessingDrawing" xmlns:wp="http://schemas.openxmlformats.org/drawingml/2006/wordprocessingDrawing" xmlns:w10="urn:schemas-microsoft-com:office:word" xmlns:w="http://schemas.openxmlformats.org/wordprocessingml/2006/main" xmlns:w14="http://schemas.microsoft.com/office/word/2010/wordml" xmlns:w15="http://schemas.microsoft.com/office/word/2012/wordml" xmlns:w16cei="http://schemas.microsoft.com/office/word/2026/wordml/cei" xmlns:w16cex="http://schemas.microsoft.com/office/word/2018/wordml/cex" xmlns:w16cid="http://schemas.microsoft.com/office/word/2016/wordml/cid" xmlns:w16="http://schemas.microsoft.com/office/word/2018/wordml" xmlns:w16du="http://schemas.microsoft.com/office/word/2023/wordml/word16du" xmlns:w16sdtdh="http://schemas.microsoft.com/office/word/2020/wordml/sdtdatahash" xmlns:w16sdtfl="http://schemas.microsoft.com/office/word/2024/wordml/sdtformatlock" xmlns:w16se="http://schemas.microsoft.com/office/word/2015/wordml/symex" xmlns:wpg="http://schemas.microsoft.com/office/word/2010/wordprocessingGroup" xmlns:wpi="http://schemas.microsoft.com/office/word/2010/wordprocessingInk" xmlns:wne="http://schemas.microsoft.com/office/word/2006/wordml" xmlns:wps="http://schemas.microsoft.com/office/word/2010/wordprocessingShape" mc:Ignorable="w14 w15 w16se w16cid w16 w16cex w16sdtdh w16sdtfl w16du wp14">
+<w:endnotes xmlns:wpc="http://schemas.microsoft.com/office/word/2010/wordprocessingCanvas" xmlns:cx="http://schemas.microsoft.com/office/drawing/2014/chartex" xmlns:cx1="http://schemas.microsoft.com/office/drawing/2015/9/8/chartex" xmlns:cx2="http://schemas.microsoft.com/office/drawing/2015/10/21/chartex" xmlns:cx3="http://schemas.microsoft.com/office/drawing/2016/5/9/chartex" xmlns:cx4="http://schemas.microsoft.com/office/drawing/2016/5/10/chartex" xmlns:cx5="http://schemas.microsoft.com/office/drawing/2016/5/11/chartex" xmlns:cx6="http://schemas.microsoft.com/office/drawing/2016/5/12/chartex" xmlns:cx7="http://schemas.microsoft.com/office/drawing/2016/5/13/chartex" xmlns:cx8="http://schemas.microsoft.com/office/drawing/2016/5/14/chartex" xmlns:mc="http://schemas.openxmlformats.org/markup-compatibility/2006" xmlns:aink="http://schemas.microsoft.com/office/drawing/2016/ink" xmlns:am3d="http://schemas.microsoft.com/office/drawing/2017/model3d" xmlns:o="urn:schemas-microsoft-com:office:office" xmlns:oel="http://schemas.microsoft.com/office/2019/extlst" xmlns:r="http://schemas.openxmlformats.org/officeDocument/2006/relationships" xmlns:m="http://schemas.openxmlformats.org/officeDocument/2006/math" xmlns:v="urn:schemas-microsoft-com:vml" xmlns:wp14="http://schemas.microsoft.com/office/word/2010/wordprocessingDrawing" xmlns:wp="http://schemas.openxmlformats.org/drawingml/2006/wordprocessingDrawing" xmlns:w10="urn:schemas-microsoft-com:office:word" xmlns:w="http://schemas.openxmlformats.org/wordprocessingml/2006/main" xmlns:w14="http://schemas.microsoft.com/office/word/2010/wordml" xmlns:w15="http://schemas.microsoft.com/office/word/2012/wordml" xmlns:w16cex="http://schemas.microsoft.com/office/word/2018/wordml/cex" xmlns:w16cid="http://schemas.microsoft.com/office/word/2016/wordml/cid" xmlns:w16="http://schemas.microsoft.com/office/word/2018/wordml" xmlns:w16du="http://schemas.microsoft.com/office/word/2023/wordml/word16du" xmlns:w16sdtdh="http://schemas.microsoft.com/office/word/2020/wordml/sdtdatahash" xmlns:w16sdtfl="http://schemas.microsoft.com/office/word/2024/wordml/sdtformatlock" xmlns:w16se="http://schemas.microsoft.com/office/word/2015/wordml/symex" xmlns:wpg="http://schemas.microsoft.com/office/word/2010/wordprocessingGroup" xmlns:wpi="http://schemas.microsoft.com/office/word/2010/wordprocessingInk" xmlns:wne="http://schemas.microsoft.com/office/word/2006/wordml" xmlns:wps="http://schemas.microsoft.com/office/word/2010/wordprocessingShape" mc:Ignorable="w14 w15 w16se w16cid w16 w16cex w16sdtdh w16sdtfl w16du wp14">
   <w:endnote w:type="separator" w:id="-1">
     <w:p>
       <w:r>
@@ -51948,7 +52181,7 @@
 </file>
 
 <file path=word/footer1.xml><?xml version="1.0" encoding="utf-8"?>
-<w:ftr xmlns:wpc="http://schemas.microsoft.com/office/word/2010/wordprocessingCanvas" xmlns:cx="http://schemas.microsoft.com/office/drawing/2014/chartex" xmlns:cx1="http://schemas.microsoft.com/office/drawing/2015/9/8/chartex" xmlns:cx2="http://schemas.microsoft.com/office/drawing/2015/10/21/chartex" xmlns:cx3="http://schemas.microsoft.com/office/drawing/2016/5/9/chartex" xmlns:cx4="http://schemas.microsoft.com/office/drawing/2016/5/10/chartex" xmlns:cx5="http://schemas.microsoft.com/office/drawing/2016/5/11/chartex" xmlns:cx6="http://schemas.microsoft.com/office/drawing/2016/5/12/chartex" xmlns:cx7="http://schemas.microsoft.com/office/drawing/2016/5/13/chartex" xmlns:cx8="http://schemas.microsoft.com/office/drawing/2016/5/14/chartex" xmlns:mc="http://schemas.openxmlformats.org/markup-compatibility/2006" xmlns:aink="http://schemas.microsoft.com/office/drawing/2016/ink" xmlns:am3d="http://schemas.microsoft.com/office/drawing/2017/model3d" xmlns:o="urn:schemas-microsoft-com:office:office" xmlns:oel="http://schemas.microsoft.com/office/2019/extlst" xmlns:r="http://schemas.openxmlformats.org/officeDocument/2006/relationships" xmlns:m="http://schemas.openxmlformats.org/officeDocument/2006/math" xmlns:v="urn:schemas-microsoft-com:vml" xmlns:wp14="http://schemas.microsoft.com/office/word/2010/wordprocessingDrawing" xmlns:wp="http://schemas.openxmlformats.org/drawingml/2006/wordprocessingDrawing" xmlns:w10="urn:schemas-microsoft-com:office:word" xmlns:w="http://schemas.openxmlformats.org/wordprocessingml/2006/main" xmlns:w14="http://schemas.microsoft.com/office/word/2010/wordml" xmlns:w15="http://schemas.microsoft.com/office/word/2012/wordml" xmlns:w16cei="http://schemas.microsoft.com/office/word/2026/wordml/cei" xmlns:w16cex="http://schemas.microsoft.com/office/word/2018/wordml/cex" xmlns:w16cid="http://schemas.microsoft.com/office/word/2016/wordml/cid" xmlns:w16="http://schemas.microsoft.com/office/word/2018/wordml" xmlns:w16du="http://schemas.microsoft.com/office/word/2023/wordml/word16du" xmlns:w16sdtdh="http://schemas.microsoft.com/office/word/2020/wordml/sdtdatahash" xmlns:w16sdtfl="http://schemas.microsoft.com/office/word/2024/wordml/sdtformatlock" xmlns:w16se="http://schemas.microsoft.com/office/word/2015/wordml/symex" xmlns:wpg="http://schemas.microsoft.com/office/word/2010/wordprocessingGroup" xmlns:wpi="http://schemas.microsoft.com/office/word/2010/wordprocessingInk" xmlns:wne="http://schemas.microsoft.com/office/word/2006/wordml" xmlns:wps="http://schemas.microsoft.com/office/word/2010/wordprocessingShape" mc:Ignorable="w14 w15 w16se w16cid w16 w16cex w16sdtdh w16sdtfl w16du wp14">
+<w:ftr xmlns:wpc="http://schemas.microsoft.com/office/word/2010/wordprocessingCanvas" xmlns:cx="http://schemas.microsoft.com/office/drawing/2014/chartex" xmlns:cx1="http://schemas.microsoft.com/office/drawing/2015/9/8/chartex" xmlns:cx2="http://schemas.microsoft.com/office/drawing/2015/10/21/chartex" xmlns:cx3="http://schemas.microsoft.com/office/drawing/2016/5/9/chartex" xmlns:cx4="http://schemas.microsoft.com/office/drawing/2016/5/10/chartex" xmlns:cx5="http://schemas.microsoft.com/office/drawing/2016/5/11/chartex" xmlns:cx6="http://schemas.microsoft.com/office/drawing/2016/5/12/chartex" xmlns:cx7="http://schemas.microsoft.com/office/drawing/2016/5/13/chartex" xmlns:cx8="http://schemas.microsoft.com/office/drawing/2016/5/14/chartex" xmlns:mc="http://schemas.openxmlformats.org/markup-compatibility/2006" xmlns:aink="http://schemas.microsoft.com/office/drawing/2016/ink" xmlns:am3d="http://schemas.microsoft.com/office/drawing/2017/model3d" xmlns:o="urn:schemas-microsoft-com:office:office" xmlns:oel="http://schemas.microsoft.com/office/2019/extlst" xmlns:r="http://schemas.openxmlformats.org/officeDocument/2006/relationships" xmlns:m="http://schemas.openxmlformats.org/officeDocument/2006/math" xmlns:v="urn:schemas-microsoft-com:vml" xmlns:wp14="http://schemas.microsoft.com/office/word/2010/wordprocessingDrawing" xmlns:wp="http://schemas.openxmlformats.org/drawingml/2006/wordprocessingDrawing" xmlns:w10="urn:schemas-microsoft-com:office:word" xmlns:w="http://schemas.openxmlformats.org/wordprocessingml/2006/main" xmlns:w14="http://schemas.microsoft.com/office/word/2010/wordml" xmlns:w15="http://schemas.microsoft.com/office/word/2012/wordml" xmlns:w16cex="http://schemas.microsoft.com/office/word/2018/wordml/cex" xmlns:w16cid="http://schemas.microsoft.com/office/word/2016/wordml/cid" xmlns:w16="http://schemas.microsoft.com/office/word/2018/wordml" xmlns:w16du="http://schemas.microsoft.com/office/word/2023/wordml/word16du" xmlns:w16sdtdh="http://schemas.microsoft.com/office/word/2020/wordml/sdtdatahash" xmlns:w16sdtfl="http://schemas.microsoft.com/office/word/2024/wordml/sdtformatlock" xmlns:w16se="http://schemas.microsoft.com/office/word/2015/wordml/symex" xmlns:wpg="http://schemas.microsoft.com/office/word/2010/wordprocessingGroup" xmlns:wpi="http://schemas.microsoft.com/office/word/2010/wordprocessingInk" xmlns:wne="http://schemas.microsoft.com/office/word/2006/wordml" xmlns:wps="http://schemas.microsoft.com/office/word/2010/wordprocessingShape" mc:Ignorable="w14 w15 w16se w16cid w16 w16cex w16sdtdh w16sdtfl w16du wp14">
   <w:p>
     <w:pPr>
       <w:pStyle w:val="Footer"/>
@@ -51961,7 +52194,7 @@
 </file>
 
 <file path=word/footer2.xml><?xml version="1.0" encoding="utf-8"?>
-<w:ftr xmlns:wpc="http://schemas.microsoft.com/office/word/2010/wordprocessingCanvas" xmlns:cx="http://schemas.microsoft.com/office/drawing/2014/chartex" xmlns:cx1="http://schemas.microsoft.com/office/drawing/2015/9/8/chartex" xmlns:cx2="http://schemas.microsoft.com/office/drawing/2015/10/21/chartex" xmlns:cx3="http://schemas.microsoft.com/office/drawing/2016/5/9/chartex" xmlns:cx4="http://schemas.microsoft.com/office/drawing/2016/5/10/chartex" xmlns:cx5="http://schemas.microsoft.com/office/drawing/2016/5/11/chartex" xmlns:cx6="http://schemas.microsoft.com/office/drawing/2016/5/12/chartex" xmlns:cx7="http://schemas.microsoft.com/office/drawing/2016/5/13/chartex" xmlns:cx8="http://schemas.microsoft.com/office/drawing/2016/5/14/chartex" xmlns:mc="http://schemas.openxmlformats.org/markup-compatibility/2006" xmlns:aink="http://schemas.microsoft.com/office/drawing/2016/ink" xmlns:am3d="http://schemas.microsoft.com/office/drawing/2017/model3d" xmlns:o="urn:schemas-microsoft-com:office:office" xmlns:oel="http://schemas.microsoft.com/office/2019/extlst" xmlns:r="http://schemas.openxmlformats.org/officeDocument/2006/relationships" xmlns:m="http://schemas.openxmlformats.org/officeDocument/2006/math" xmlns:v="urn:schemas-microsoft-com:vml" xmlns:wp14="http://schemas.microsoft.com/office/word/2010/wordprocessingDrawing" xmlns:wp="http://schemas.openxmlformats.org/drawingml/2006/wordprocessingDrawing" xmlns:w10="urn:schemas-microsoft-com:office:word" xmlns:w="http://schemas.openxmlformats.org/wordprocessingml/2006/main" xmlns:w14="http://schemas.microsoft.com/office/word/2010/wordml" xmlns:w15="http://schemas.microsoft.com/office/word/2012/wordml" xmlns:w16cei="http://schemas.microsoft.com/office/word/2026/wordml/cei" xmlns:w16cex="http://schemas.microsoft.com/office/word/2018/wordml/cex" xmlns:w16cid="http://schemas.microsoft.com/office/word/2016/wordml/cid" xmlns:w16="http://schemas.microsoft.com/office/word/2018/wordml" xmlns:w16du="http://schemas.microsoft.com/office/word/2023/wordml/word16du" xmlns:w16sdtdh="http://schemas.microsoft.com/office/word/2020/wordml/sdtdatahash" xmlns:w16sdtfl="http://schemas.microsoft.com/office/word/2024/wordml/sdtformatlock" xmlns:w16se="http://schemas.microsoft.com/office/word/2015/wordml/symex" xmlns:wpg="http://schemas.microsoft.com/office/word/2010/wordprocessingGroup" xmlns:wpi="http://schemas.microsoft.com/office/word/2010/wordprocessingInk" xmlns:wne="http://schemas.microsoft.com/office/word/2006/wordml" xmlns:wps="http://schemas.microsoft.com/office/word/2010/wordprocessingShape" mc:Ignorable="w14 w15 w16se w16cid w16 w16cex w16sdtdh w16sdtfl w16du wp14">
+<w:ftr xmlns:wpc="http://schemas.microsoft.com/office/word/2010/wordprocessingCanvas" xmlns:cx="http://schemas.microsoft.com/office/drawing/2014/chartex" xmlns:cx1="http://schemas.microsoft.com/office/drawing/2015/9/8/chartex" xmlns:cx2="http://schemas.microsoft.com/office/drawing/2015/10/21/chartex" xmlns:cx3="http://schemas.microsoft.com/office/drawing/2016/5/9/chartex" xmlns:cx4="http://schemas.microsoft.com/office/drawing/2016/5/10/chartex" xmlns:cx5="http://schemas.microsoft.com/office/drawing/2016/5/11/chartex" xmlns:cx6="http://schemas.microsoft.com/office/drawing/2016/5/12/chartex" xmlns:cx7="http://schemas.microsoft.com/office/drawing/2016/5/13/chartex" xmlns:cx8="http://schemas.microsoft.com/office/drawing/2016/5/14/chartex" xmlns:mc="http://schemas.openxmlformats.org/markup-compatibility/2006" xmlns:aink="http://schemas.microsoft.com/office/drawing/2016/ink" xmlns:am3d="http://schemas.microsoft.com/office/drawing/2017/model3d" xmlns:o="urn:schemas-microsoft-com:office:office" xmlns:oel="http://schemas.microsoft.com/office/2019/extlst" xmlns:r="http://schemas.openxmlformats.org/officeDocument/2006/relationships" xmlns:m="http://schemas.openxmlformats.org/officeDocument/2006/math" xmlns:v="urn:schemas-microsoft-com:vml" xmlns:wp14="http://schemas.microsoft.com/office/word/2010/wordprocessingDrawing" xmlns:wp="http://schemas.openxmlformats.org/drawingml/2006/wordprocessingDrawing" xmlns:w10="urn:schemas-microsoft-com:office:word" xmlns:w="http://schemas.openxmlformats.org/wordprocessingml/2006/main" xmlns:w14="http://schemas.microsoft.com/office/word/2010/wordml" xmlns:w15="http://schemas.microsoft.com/office/word/2012/wordml" xmlns:w16cex="http://schemas.microsoft.com/office/word/2018/wordml/cex" xmlns:w16cid="http://schemas.microsoft.com/office/word/2016/wordml/cid" xmlns:w16="http://schemas.microsoft.com/office/word/2018/wordml" xmlns:w16du="http://schemas.microsoft.com/office/word/2023/wordml/word16du" xmlns:w16sdtdh="http://schemas.microsoft.com/office/word/2020/wordml/sdtdatahash" xmlns:w16sdtfl="http://schemas.microsoft.com/office/word/2024/wordml/sdtformatlock" xmlns:w16se="http://schemas.microsoft.com/office/word/2015/wordml/symex" xmlns:wpg="http://schemas.microsoft.com/office/word/2010/wordprocessingGroup" xmlns:wpi="http://schemas.microsoft.com/office/word/2010/wordprocessingInk" xmlns:wne="http://schemas.microsoft.com/office/word/2006/wordml" xmlns:wps="http://schemas.microsoft.com/office/word/2010/wordprocessingShape" mc:Ignorable="w14 w15 w16se w16cid w16 w16cex w16sdtdh w16sdtfl w16du wp14">
   <w:p>
     <w:pPr>
       <w:pStyle w:val="Footer"/>
@@ -51971,7 +52204,7 @@
 </file>
 
 <file path=word/footer3.xml><?xml version="1.0" encoding="utf-8"?>
-<w:ftr xmlns:wpc="http://schemas.microsoft.com/office/word/2010/wordprocessingCanvas" xmlns:cx="http://schemas.microsoft.com/office/drawing/2014/chartex" xmlns:cx1="http://schemas.microsoft.com/office/drawing/2015/9/8/chartex" xmlns:cx2="http://schemas.microsoft.com/office/drawing/2015/10/21/chartex" xmlns:cx3="http://schemas.microsoft.com/office/drawing/2016/5/9/chartex" xmlns:cx4="http://schemas.microsoft.com/office/drawing/2016/5/10/chartex" xmlns:cx5="http://schemas.microsoft.com/office/drawing/2016/5/11/chartex" xmlns:cx6="http://schemas.microsoft.com/office/drawing/2016/5/12/chartex" xmlns:cx7="http://schemas.microsoft.com/office/drawing/2016/5/13/chartex" xmlns:cx8="http://schemas.microsoft.com/office/drawing/2016/5/14/chartex" xmlns:mc="http://schemas.openxmlformats.org/markup-compatibility/2006" xmlns:aink="http://schemas.microsoft.com/office/drawing/2016/ink" xmlns:am3d="http://schemas.microsoft.com/office/drawing/2017/model3d" xmlns:o="urn:schemas-microsoft-com:office:office" xmlns:oel="http://schemas.microsoft.com/office/2019/extlst" xmlns:r="http://schemas.openxmlformats.org/officeDocument/2006/relationships" xmlns:m="http://schemas.openxmlformats.org/officeDocument/2006/math" xmlns:v="urn:schemas-microsoft-com:vml" xmlns:wp14="http://schemas.microsoft.com/office/word/2010/wordprocessingDrawing" xmlns:wp="http://schemas.openxmlformats.org/drawingml/2006/wordprocessingDrawing" xmlns:w10="urn:schemas-microsoft-com:office:word" xmlns:w="http://schemas.openxmlformats.org/wordprocessingml/2006/main" xmlns:w14="http://schemas.microsoft.com/office/word/2010/wordml" xmlns:w15="http://schemas.microsoft.com/office/word/2012/wordml" xmlns:w16cei="http://schemas.microsoft.com/office/word/2026/wordml/cei" xmlns:w16cex="http://schemas.microsoft.com/office/word/2018/wordml/cex" xmlns:w16cid="http://schemas.microsoft.com/office/word/2016/wordml/cid" xmlns:w16="http://schemas.microsoft.com/office/word/2018/wordml" xmlns:w16du="http://schemas.microsoft.com/office/word/2023/wordml/word16du" xmlns:w16sdtdh="http://schemas.microsoft.com/office/word/2020/wordml/sdtdatahash" xmlns:w16sdtfl="http://schemas.microsoft.com/office/word/2024/wordml/sdtformatlock" xmlns:w16se="http://schemas.microsoft.com/office/word/2015/wordml/symex" xmlns:wpg="http://schemas.microsoft.com/office/word/2010/wordprocessingGroup" xmlns:wpi="http://schemas.microsoft.com/office/word/2010/wordprocessingInk" xmlns:wne="http://schemas.microsoft.com/office/word/2006/wordml" xmlns:wps="http://schemas.microsoft.com/office/word/2010/wordprocessingShape" mc:Ignorable="w14 w15 w16se w16cid w16 w16cex w16sdtdh w16sdtfl w16du wp14">
+<w:ftr xmlns:wpc="http://schemas.microsoft.com/office/word/2010/wordprocessingCanvas" xmlns:cx="http://schemas.microsoft.com/office/drawing/2014/chartex" xmlns:cx1="http://schemas.microsoft.com/office/drawing/2015/9/8/chartex" xmlns:cx2="http://schemas.microsoft.com/office/drawing/2015/10/21/chartex" xmlns:cx3="http://schemas.microsoft.com/office/drawing/2016/5/9/chartex" xmlns:cx4="http://schemas.microsoft.com/office/drawing/2016/5/10/chartex" xmlns:cx5="http://schemas.microsoft.com/office/drawing/2016/5/11/chartex" xmlns:cx6="http://schemas.microsoft.com/office/drawing/2016/5/12/chartex" xmlns:cx7="http://schemas.microsoft.com/office/drawing/2016/5/13/chartex" xmlns:cx8="http://schemas.microsoft.com/office/drawing/2016/5/14/chartex" xmlns:mc="http://schemas.openxmlformats.org/markup-compatibility/2006" xmlns:aink="http://schemas.microsoft.com/office/drawing/2016/ink" xmlns:am3d="http://schemas.microsoft.com/office/drawing/2017/model3d" xmlns:o="urn:schemas-microsoft-com:office:office" xmlns:oel="http://schemas.microsoft.com/office/2019/extlst" xmlns:r="http://schemas.openxmlformats.org/officeDocument/2006/relationships" xmlns:m="http://schemas.openxmlformats.org/officeDocument/2006/math" xmlns:v="urn:schemas-microsoft-com:vml" xmlns:wp14="http://schemas.microsoft.com/office/word/2010/wordprocessingDrawing" xmlns:wp="http://schemas.openxmlformats.org/drawingml/2006/wordprocessingDrawing" xmlns:w10="urn:schemas-microsoft-com:office:word" xmlns:w="http://schemas.openxmlformats.org/wordprocessingml/2006/main" xmlns:w14="http://schemas.microsoft.com/office/word/2010/wordml" xmlns:w15="http://schemas.microsoft.com/office/word/2012/wordml" xmlns:w16cex="http://schemas.microsoft.com/office/word/2018/wordml/cex" xmlns:w16cid="http://schemas.microsoft.com/office/word/2016/wordml/cid" xmlns:w16="http://schemas.microsoft.com/office/word/2018/wordml" xmlns:w16du="http://schemas.microsoft.com/office/word/2023/wordml/word16du" xmlns:w16sdtdh="http://schemas.microsoft.com/office/word/2020/wordml/sdtdatahash" xmlns:w16sdtfl="http://schemas.microsoft.com/office/word/2024/wordml/sdtformatlock" xmlns:w16se="http://schemas.microsoft.com/office/word/2015/wordml/symex" xmlns:wpg="http://schemas.microsoft.com/office/word/2010/wordprocessingGroup" xmlns:wpi="http://schemas.microsoft.com/office/word/2010/wordprocessingInk" xmlns:wne="http://schemas.microsoft.com/office/word/2006/wordml" xmlns:wps="http://schemas.microsoft.com/office/word/2010/wordprocessingShape" mc:Ignorable="w14 w15 w16se w16cid w16 w16cex w16sdtdh w16sdtfl w16du wp14">
   <w:p>
     <w:pPr>
       <w:pStyle w:val="Footer"/>
@@ -51981,7 +52214,7 @@
 </file>
 
 <file path=word/footer4.xml><?xml version="1.0" encoding="utf-8"?>
-<w:ftr xmlns:wpc="http://schemas.microsoft.com/office/word/2010/wordprocessingCanvas" xmlns:cx="http://schemas.microsoft.com/office/drawing/2014/chartex" xmlns:cx1="http://schemas.microsoft.com/office/drawing/2015/9/8/chartex" xmlns:cx2="http://schemas.microsoft.com/office/drawing/2015/10/21/chartex" xmlns:cx3="http://schemas.microsoft.com/office/drawing/2016/5/9/chartex" xmlns:cx4="http://schemas.microsoft.com/office/drawing/2016/5/10/chartex" xmlns:cx5="http://schemas.microsoft.com/office/drawing/2016/5/11/chartex" xmlns:cx6="http://schemas.microsoft.com/office/drawing/2016/5/12/chartex" xmlns:cx7="http://schemas.microsoft.com/office/drawing/2016/5/13/chartex" xmlns:cx8="http://schemas.microsoft.com/office/drawing/2016/5/14/chartex" xmlns:mc="http://schemas.openxmlformats.org/markup-compatibility/2006" xmlns:aink="http://schemas.microsoft.com/office/drawing/2016/ink" xmlns:am3d="http://schemas.microsoft.com/office/drawing/2017/model3d" xmlns:o="urn:schemas-microsoft-com:office:office" xmlns:oel="http://schemas.microsoft.com/office/2019/extlst" xmlns:r="http://schemas.openxmlformats.org/officeDocument/2006/relationships" xmlns:m="http://schemas.openxmlformats.org/officeDocument/2006/math" xmlns:v="urn:schemas-microsoft-com:vml" xmlns:wp14="http://schemas.microsoft.com/office/word/2010/wordprocessingDrawing" xmlns:wp="http://schemas.openxmlformats.org/drawingml/2006/wordprocessingDrawing" xmlns:w10="urn:schemas-microsoft-com:office:word" xmlns:w="http://schemas.openxmlformats.org/wordprocessingml/2006/main" xmlns:w14="http://schemas.microsoft.com/office/word/2010/wordml" xmlns:w15="http://schemas.microsoft.com/office/word/2012/wordml" xmlns:w16cei="http://schemas.microsoft.com/office/word/2026/wordml/cei" xmlns:w16cex="http://schemas.microsoft.com/office/word/2018/wordml/cex" xmlns:w16cid="http://schemas.microsoft.com/office/word/2016/wordml/cid" xmlns:w16="http://schemas.microsoft.com/office/word/2018/wordml" xmlns:w16du="http://schemas.microsoft.com/office/word/2023/wordml/word16du" xmlns:w16sdtdh="http://schemas.microsoft.com/office/word/2020/wordml/sdtdatahash" xmlns:w16sdtfl="http://schemas.microsoft.com/office/word/2024/wordml/sdtformatlock" xmlns:w16se="http://schemas.microsoft.com/office/word/2015/wordml/symex" xmlns:wpg="http://schemas.microsoft.com/office/word/2010/wordprocessingGroup" xmlns:wpi="http://schemas.microsoft.com/office/word/2010/wordprocessingInk" xmlns:wne="http://schemas.microsoft.com/office/word/2006/wordml" xmlns:wps="http://schemas.microsoft.com/office/word/2010/wordprocessingShape" mc:Ignorable="w14 w15 w16se w16cid w16 w16cex w16sdtdh w16sdtfl w16du wp14">
+<w:ftr xmlns:wpc="http://schemas.microsoft.com/office/word/2010/wordprocessingCanvas" xmlns:cx="http://schemas.microsoft.com/office/drawing/2014/chartex" xmlns:cx1="http://schemas.microsoft.com/office/drawing/2015/9/8/chartex" xmlns:cx2="http://schemas.microsoft.com/office/drawing/2015/10/21/chartex" xmlns:cx3="http://schemas.microsoft.com/office/drawing/2016/5/9/chartex" xmlns:cx4="http://schemas.microsoft.com/office/drawing/2016/5/10/chartex" xmlns:cx5="http://schemas.microsoft.com/office/drawing/2016/5/11/chartex" xmlns:cx6="http://schemas.microsoft.com/office/drawing/2016/5/12/chartex" xmlns:cx7="http://schemas.microsoft.com/office/drawing/2016/5/13/chartex" xmlns:cx8="http://schemas.microsoft.com/office/drawing/2016/5/14/chartex" xmlns:mc="http://schemas.openxmlformats.org/markup-compatibility/2006" xmlns:aink="http://schemas.microsoft.com/office/drawing/2016/ink" xmlns:am3d="http://schemas.microsoft.com/office/drawing/2017/model3d" xmlns:o="urn:schemas-microsoft-com:office:office" xmlns:oel="http://schemas.microsoft.com/office/2019/extlst" xmlns:r="http://schemas.openxmlformats.org/officeDocument/2006/relationships" xmlns:m="http://schemas.openxmlformats.org/officeDocument/2006/math" xmlns:v="urn:schemas-microsoft-com:vml" xmlns:wp14="http://schemas.microsoft.com/office/word/2010/wordprocessingDrawing" xmlns:wp="http://schemas.openxmlformats.org/drawingml/2006/wordprocessingDrawing" xmlns:w10="urn:schemas-microsoft-com:office:word" xmlns:w="http://schemas.openxmlformats.org/wordprocessingml/2006/main" xmlns:w14="http://schemas.microsoft.com/office/word/2010/wordml" xmlns:w15="http://schemas.microsoft.com/office/word/2012/wordml" xmlns:w16cex="http://schemas.microsoft.com/office/word/2018/wordml/cex" xmlns:w16cid="http://schemas.microsoft.com/office/word/2016/wordml/cid" xmlns:w16="http://schemas.microsoft.com/office/word/2018/wordml" xmlns:w16du="http://schemas.microsoft.com/office/word/2023/wordml/word16du" xmlns:w16sdtdh="http://schemas.microsoft.com/office/word/2020/wordml/sdtdatahash" xmlns:w16sdtfl="http://schemas.microsoft.com/office/word/2024/wordml/sdtformatlock" xmlns:w16se="http://schemas.microsoft.com/office/word/2015/wordml/symex" xmlns:wpg="http://schemas.microsoft.com/office/word/2010/wordprocessingGroup" xmlns:wpi="http://schemas.microsoft.com/office/word/2010/wordprocessingInk" xmlns:wne="http://schemas.microsoft.com/office/word/2006/wordml" xmlns:wps="http://schemas.microsoft.com/office/word/2010/wordprocessingShape" mc:Ignorable="w14 w15 w16se w16cid w16 w16cex w16sdtdh w16sdtfl w16du wp14">
   <w:p>
     <w:pPr>
       <w:pStyle w:val="Footer"/>
@@ -51991,7 +52224,7 @@
 </file>
 
 <file path=word/footnotes.xml><?xml version="1.0" encoding="utf-8"?>
-<w:footnotes xmlns:wpc="http://schemas.microsoft.com/office/word/2010/wordprocessingCanvas" xmlns:cx="http://schemas.microsoft.com/office/drawing/2014/chartex" xmlns:cx1="http://schemas.microsoft.com/office/drawing/2015/9/8/chartex" xmlns:cx2="http://schemas.microsoft.com/office/drawing/2015/10/21/chartex" xmlns:cx3="http://schemas.microsoft.com/office/drawing/2016/5/9/chartex" xmlns:cx4="http://schemas.microsoft.com/office/drawing/2016/5/10/chartex" xmlns:cx5="http://schemas.microsoft.com/office/drawing/2016/5/11/chartex" xmlns:cx6="http://schemas.microsoft.com/office/drawing/2016/5/12/chartex" xmlns:cx7="http://schemas.microsoft.com/office/drawing/2016/5/13/chartex" xmlns:cx8="http://schemas.microsoft.com/office/drawing/2016/5/14/chartex" xmlns:mc="http://schemas.openxmlformats.org/markup-compatibility/2006" xmlns:aink="http://schemas.microsoft.com/office/drawing/2016/ink" xmlns:am3d="http://schemas.microsoft.com/office/drawing/2017/model3d" xmlns:o="urn:schemas-microsoft-com:office:office" xmlns:oel="http://schemas.microsoft.com/office/2019/extlst" xmlns:r="http://schemas.openxmlformats.org/officeDocument/2006/relationships" xmlns:m="http://schemas.openxmlformats.org/officeDocument/2006/math" xmlns:v="urn:schemas-microsoft-com:vml" xmlns:wp14="http://schemas.microsoft.com/office/word/2010/wordprocessingDrawing" xmlns:wp="http://schemas.openxmlformats.org/drawingml/2006/wordprocessingDrawing" xmlns:w10="urn:schemas-microsoft-com:office:word" xmlns:w="http://schemas.openxmlformats.org/wordprocessingml/2006/main" xmlns:w14="http://schemas.microsoft.com/office/word/2010/wordml" xmlns:w15="http://schemas.microsoft.com/office/word/2012/wordml" xmlns:w16cei="http://schemas.microsoft.com/office/word/2026/wordml/cei" xmlns:w16cex="http://schemas.microsoft.com/office/word/2018/wordml/cex" xmlns:w16cid="http://schemas.microsoft.com/office/word/2016/wordml/cid" xmlns:w16="http://schemas.microsoft.com/office/word/2018/wordml" xmlns:w16du="http://schemas.microsoft.com/office/word/2023/wordml/word16du" xmlns:w16sdtdh="http://schemas.microsoft.com/office/word/2020/wordml/sdtdatahash" xmlns:w16sdtfl="http://schemas.microsoft.com/office/word/2024/wordml/sdtformatlock" xmlns:w16se="http://schemas.microsoft.com/office/word/2015/wordml/symex" xmlns:wpg="http://schemas.microsoft.com/office/word/2010/wordprocessingGroup" xmlns:wpi="http://schemas.microsoft.com/office/word/2010/wordprocessingInk" xmlns:wne="http://schemas.microsoft.com/office/word/2006/wordml" xmlns:wps="http://schemas.microsoft.com/office/word/2010/wordprocessingShape" mc:Ignorable="w14 w15 w16se w16cid w16 w16cex w16sdtdh w16sdtfl w16du wp14">
+<w:footnotes xmlns:wpc="http://schemas.microsoft.com/office/word/2010/wordprocessingCanvas" xmlns:cx="http://schemas.microsoft.com/office/drawing/2014/chartex" xmlns:cx1="http://schemas.microsoft.com/office/drawing/2015/9/8/chartex" xmlns:cx2="http://schemas.microsoft.com/office/drawing/2015/10/21/chartex" xmlns:cx3="http://schemas.microsoft.com/office/drawing/2016/5/9/chartex" xmlns:cx4="http://schemas.microsoft.com/office/drawing/2016/5/10/chartex" xmlns:cx5="http://schemas.microsoft.com/office/drawing/2016/5/11/chartex" xmlns:cx6="http://schemas.microsoft.com/office/drawing/2016/5/12/chartex" xmlns:cx7="http://schemas.microsoft.com/office/drawing/2016/5/13/chartex" xmlns:cx8="http://schemas.microsoft.com/office/drawing/2016/5/14/chartex" xmlns:mc="http://schemas.openxmlformats.org/markup-compatibility/2006" xmlns:aink="http://schemas.microsoft.com/office/drawing/2016/ink" xmlns:am3d="http://schemas.microsoft.com/office/drawing/2017/model3d" xmlns:o="urn:schemas-microsoft-com:office:office" xmlns:oel="http://schemas.microsoft.com/office/2019/extlst" xmlns:r="http://schemas.openxmlformats.org/officeDocument/2006/relationships" xmlns:m="http://schemas.openxmlformats.org/officeDocument/2006/math" xmlns:v="urn:schemas-microsoft-com:vml" xmlns:wp14="http://schemas.microsoft.com/office/word/2010/wordprocessingDrawing" xmlns:wp="http://schemas.openxmlformats.org/drawingml/2006/wordprocessingDrawing" xmlns:w10="urn:schemas-microsoft-com:office:word" xmlns:w="http://schemas.openxmlformats.org/wordprocessingml/2006/main" xmlns:w14="http://schemas.microsoft.com/office/word/2010/wordml" xmlns:w15="http://schemas.microsoft.com/office/word/2012/wordml" xmlns:w16cex="http://schemas.microsoft.com/office/word/2018/wordml/cex" xmlns:w16cid="http://schemas.microsoft.com/office/word/2016/wordml/cid" xmlns:w16="http://schemas.microsoft.com/office/word/2018/wordml" xmlns:w16du="http://schemas.microsoft.com/office/word/2023/wordml/word16du" xmlns:w16sdtdh="http://schemas.microsoft.com/office/word/2020/wordml/sdtdatahash" xmlns:w16sdtfl="http://schemas.microsoft.com/office/word/2024/wordml/sdtformatlock" xmlns:w16se="http://schemas.microsoft.com/office/word/2015/wordml/symex" xmlns:wpg="http://schemas.microsoft.com/office/word/2010/wordprocessingGroup" xmlns:wpi="http://schemas.microsoft.com/office/word/2010/wordprocessingInk" xmlns:wne="http://schemas.microsoft.com/office/word/2006/wordml" xmlns:wps="http://schemas.microsoft.com/office/word/2010/wordprocessingShape" mc:Ignorable="w14 w15 w16se w16cid w16 w16cex w16sdtdh w16sdtfl w16du wp14">
   <w:footnote w:type="separator" w:id="-1">
     <w:p>
       <w:pPr>
@@ -52020,7 +52253,7 @@
 </file>
 
 <file path=word/header1.xml><?xml version="1.0" encoding="utf-8"?>
-<w:hdr xmlns:wpc="http://schemas.microsoft.com/office/word/2010/wordprocessingCanvas" xmlns:cx="http://schemas.microsoft.com/office/drawing/2014/chartex" xmlns:cx1="http://schemas.microsoft.com/office/drawing/2015/9/8/chartex" xmlns:cx2="http://schemas.microsoft.com/office/drawing/2015/10/21/chartex" xmlns:cx3="http://schemas.microsoft.com/office/drawing/2016/5/9/chartex" xmlns:cx4="http://schemas.microsoft.com/office/drawing/2016/5/10/chartex" xmlns:cx5="http://schemas.microsoft.com/office/drawing/2016/5/11/chartex" xmlns:cx6="http://schemas.microsoft.com/office/drawing/2016/5/12/chartex" xmlns:cx7="http://schemas.microsoft.com/office/drawing/2016/5/13/chartex" xmlns:cx8="http://schemas.microsoft.com/office/drawing/2016/5/14/chartex" xmlns:mc="http://schemas.openxmlformats.org/markup-compatibility/2006" xmlns:aink="http://schemas.microsoft.com/office/drawing/2016/ink" xmlns:am3d="http://schemas.microsoft.com/office/drawing/2017/model3d" xmlns:o="urn:schemas-microsoft-com:office:office" xmlns:oel="http://schemas.microsoft.com/office/2019/extlst" xmlns:r="http://schemas.openxmlformats.org/officeDocument/2006/relationships" xmlns:m="http://schemas.openxmlformats.org/officeDocument/2006/math" xmlns:v="urn:schemas-microsoft-com:vml" xmlns:wp14="http://schemas.microsoft.com/office/word/2010/wordprocessingDrawing" xmlns:wp="http://schemas.openxmlformats.org/drawingml/2006/wordprocessingDrawing" xmlns:w10="urn:schemas-microsoft-com:office:word" xmlns:w="http://schemas.openxmlformats.org/wordprocessingml/2006/main" xmlns:w14="http://schemas.microsoft.com/office/word/2010/wordml" xmlns:w15="http://schemas.microsoft.com/office/word/2012/wordml" xmlns:w16cei="http://schemas.microsoft.com/office/word/2026/wordml/cei" xmlns:w16cex="http://schemas.microsoft.com/office/word/2018/wordml/cex" xmlns:w16cid="http://schemas.microsoft.com/office/word/2016/wordml/cid" xmlns:w16="http://schemas.microsoft.com/office/word/2018/wordml" xmlns:w16du="http://schemas.microsoft.com/office/word/2023/wordml/word16du" xmlns:w16sdtdh="http://schemas.microsoft.com/office/word/2020/wordml/sdtdatahash" xmlns:w16sdtfl="http://schemas.microsoft.com/office/word/2024/wordml/sdtformatlock" xmlns:w16se="http://schemas.microsoft.com/office/word/2015/wordml/symex" xmlns:wpg="http://schemas.microsoft.com/office/word/2010/wordprocessingGroup" xmlns:wpi="http://schemas.microsoft.com/office/word/2010/wordprocessingInk" xmlns:wne="http://schemas.microsoft.com/office/word/2006/wordml" xmlns:wps="http://schemas.microsoft.com/office/word/2010/wordprocessingShape" mc:Ignorable="w14 w15 w16se w16cid w16 w16cex w16sdtdh w16sdtfl w16du wp14">
+<w:hdr xmlns:wpc="http://schemas.microsoft.com/office/word/2010/wordprocessingCanvas" xmlns:cx="http://schemas.microsoft.com/office/drawing/2014/chartex" xmlns:cx1="http://schemas.microsoft.com/office/drawing/2015/9/8/chartex" xmlns:cx2="http://schemas.microsoft.com/office/drawing/2015/10/21/chartex" xmlns:cx3="http://schemas.microsoft.com/office/drawing/2016/5/9/chartex" xmlns:cx4="http://schemas.microsoft.com/office/drawing/2016/5/10/chartex" xmlns:cx5="http://schemas.microsoft.com/office/drawing/2016/5/11/chartex" xmlns:cx6="http://schemas.microsoft.com/office/drawing/2016/5/12/chartex" xmlns:cx7="http://schemas.microsoft.com/office/drawing/2016/5/13/chartex" xmlns:cx8="http://schemas.microsoft.com/office/drawing/2016/5/14/chartex" xmlns:mc="http://schemas.openxmlformats.org/markup-compatibility/2006" xmlns:aink="http://schemas.microsoft.com/office/drawing/2016/ink" xmlns:am3d="http://schemas.microsoft.com/office/drawing/2017/model3d" xmlns:o="urn:schemas-microsoft-com:office:office" xmlns:oel="http://schemas.microsoft.com/office/2019/extlst" xmlns:r="http://schemas.openxmlformats.org/officeDocument/2006/relationships" xmlns:m="http://schemas.openxmlformats.org/officeDocument/2006/math" xmlns:v="urn:schemas-microsoft-com:vml" xmlns:wp14="http://schemas.microsoft.com/office/word/2010/wordprocessingDrawing" xmlns:wp="http://schemas.openxmlformats.org/drawingml/2006/wordprocessingDrawing" xmlns:w10="urn:schemas-microsoft-com:office:word" xmlns:w="http://schemas.openxmlformats.org/wordprocessingml/2006/main" xmlns:w14="http://schemas.microsoft.com/office/word/2010/wordml" xmlns:w15="http://schemas.microsoft.com/office/word/2012/wordml" xmlns:w16cex="http://schemas.microsoft.com/office/word/2018/wordml/cex" xmlns:w16cid="http://schemas.microsoft.com/office/word/2016/wordml/cid" xmlns:w16="http://schemas.microsoft.com/office/word/2018/wordml" xmlns:w16du="http://schemas.microsoft.com/office/word/2023/wordml/word16du" xmlns:w16sdtdh="http://schemas.microsoft.com/office/word/2020/wordml/sdtdatahash" xmlns:w16sdtfl="http://schemas.microsoft.com/office/word/2024/wordml/sdtformatlock" xmlns:w16se="http://schemas.microsoft.com/office/word/2015/wordml/symex" xmlns:wpg="http://schemas.microsoft.com/office/word/2010/wordprocessingGroup" xmlns:wpi="http://schemas.microsoft.com/office/word/2010/wordprocessingInk" xmlns:wne="http://schemas.microsoft.com/office/word/2006/wordml" xmlns:wps="http://schemas.microsoft.com/office/word/2010/wordprocessingShape" mc:Ignorable="w14 w15 w16se w16cid w16 w16cex w16sdtdh w16sdtfl w16du wp14">
   <w:p>
     <w:pPr>
       <w:pStyle w:val="Header"/>
@@ -52034,7 +52267,7 @@
 </file>
 
 <file path=word/header2.xml><?xml version="1.0" encoding="utf-8"?>
-<w:hdr xmlns:wpc="http://schemas.microsoft.com/office/word/2010/wordprocessingCanvas" xmlns:cx="http://schemas.microsoft.com/office/drawing/2014/chartex" xmlns:cx1="http://schemas.microsoft.com/office/drawing/2015/9/8/chartex" xmlns:cx2="http://schemas.microsoft.com/office/drawing/2015/10/21/chartex" xmlns:cx3="http://schemas.microsoft.com/office/drawing/2016/5/9/chartex" xmlns:cx4="http://schemas.microsoft.com/office/drawing/2016/5/10/chartex" xmlns:cx5="http://schemas.microsoft.com/office/drawing/2016/5/11/chartex" xmlns:cx6="http://schemas.microsoft.com/office/drawing/2016/5/12/chartex" xmlns:cx7="http://schemas.microsoft.com/office/drawing/2016/5/13/chartex" xmlns:cx8="http://schemas.microsoft.com/office/drawing/2016/5/14/chartex" xmlns:mc="http://schemas.openxmlformats.org/markup-compatibility/2006" xmlns:aink="http://schemas.microsoft.com/office/drawing/2016/ink" xmlns:am3d="http://schemas.microsoft.com/office/drawing/2017/model3d" xmlns:o="urn:schemas-microsoft-com:office:office" xmlns:oel="http://schemas.microsoft.com/office/2019/extlst" xmlns:r="http://schemas.openxmlformats.org/officeDocument/2006/relationships" xmlns:m="http://schemas.openxmlformats.org/officeDocument/2006/math" xmlns:v="urn:schemas-microsoft-com:vml" xmlns:wp14="http://schemas.microsoft.com/office/word/2010/wordprocessingDrawing" xmlns:wp="http://schemas.openxmlformats.org/drawingml/2006/wordprocessingDrawing" xmlns:w10="urn:schemas-microsoft-com:office:word" xmlns:w="http://schemas.openxmlformats.org/wordprocessingml/2006/main" xmlns:w14="http://schemas.microsoft.com/office/word/2010/wordml" xmlns:w15="http://schemas.microsoft.com/office/word/2012/wordml" xmlns:w16cei="http://schemas.microsoft.com/office/word/2026/wordml/cei" xmlns:w16cex="http://schemas.microsoft.com/office/word/2018/wordml/cex" xmlns:w16cid="http://schemas.microsoft.com/office/word/2016/wordml/cid" xmlns:w16="http://schemas.microsoft.com/office/word/2018/wordml" xmlns:w16du="http://schemas.microsoft.com/office/word/2023/wordml/word16du" xmlns:w16sdtdh="http://schemas.microsoft.com/office/word/2020/wordml/sdtdatahash" xmlns:w16sdtfl="http://schemas.microsoft.com/office/word/2024/wordml/sdtformatlock" xmlns:w16se="http://schemas.microsoft.com/office/word/2015/wordml/symex" xmlns:wpg="http://schemas.microsoft.com/office/word/2010/wordprocessingGroup" xmlns:wpi="http://schemas.microsoft.com/office/word/2010/wordprocessingInk" xmlns:wne="http://schemas.microsoft.com/office/word/2006/wordml" xmlns:wps="http://schemas.microsoft.com/office/word/2010/wordprocessingShape" mc:Ignorable="w14 w15 w16se w16cid w16 w16cex w16sdtdh w16sdtfl w16du wp14">
+<w:hdr xmlns:wpc="http://schemas.microsoft.com/office/word/2010/wordprocessingCanvas" xmlns:cx="http://schemas.microsoft.com/office/drawing/2014/chartex" xmlns:cx1="http://schemas.microsoft.com/office/drawing/2015/9/8/chartex" xmlns:cx2="http://schemas.microsoft.com/office/drawing/2015/10/21/chartex" xmlns:cx3="http://schemas.microsoft.com/office/drawing/2016/5/9/chartex" xmlns:cx4="http://schemas.microsoft.com/office/drawing/2016/5/10/chartex" xmlns:cx5="http://schemas.microsoft.com/office/drawing/2016/5/11/chartex" xmlns:cx6="http://schemas.microsoft.com/office/drawing/2016/5/12/chartex" xmlns:cx7="http://schemas.microsoft.com/office/drawing/2016/5/13/chartex" xmlns:cx8="http://schemas.microsoft.com/office/drawing/2016/5/14/chartex" xmlns:mc="http://schemas.openxmlformats.org/markup-compatibility/2006" xmlns:aink="http://schemas.microsoft.com/office/drawing/2016/ink" xmlns:am3d="http://schemas.microsoft.com/office/drawing/2017/model3d" xmlns:o="urn:schemas-microsoft-com:office:office" xmlns:oel="http://schemas.microsoft.com/office/2019/extlst" xmlns:r="http://schemas.openxmlformats.org/officeDocument/2006/relationships" xmlns:m="http://schemas.openxmlformats.org/officeDocument/2006/math" xmlns:v="urn:schemas-microsoft-com:vml" xmlns:wp14="http://schemas.microsoft.com/office/word/2010/wordprocessingDrawing" xmlns:wp="http://schemas.openxmlformats.org/drawingml/2006/wordprocessingDrawing" xmlns:w10="urn:schemas-microsoft-com:office:word" xmlns:w="http://schemas.openxmlformats.org/wordprocessingml/2006/main" xmlns:w14="http://schemas.microsoft.com/office/word/2010/wordml" xmlns:w15="http://schemas.microsoft.com/office/word/2012/wordml" xmlns:w16cex="http://schemas.microsoft.com/office/word/2018/wordml/cex" xmlns:w16cid="http://schemas.microsoft.com/office/word/2016/wordml/cid" xmlns:w16="http://schemas.microsoft.com/office/word/2018/wordml" xmlns:w16du="http://schemas.microsoft.com/office/word/2023/wordml/word16du" xmlns:w16sdtdh="http://schemas.microsoft.com/office/word/2020/wordml/sdtdatahash" xmlns:w16sdtfl="http://schemas.microsoft.com/office/word/2024/wordml/sdtformatlock" xmlns:w16se="http://schemas.microsoft.com/office/word/2015/wordml/symex" xmlns:wpg="http://schemas.microsoft.com/office/word/2010/wordprocessingGroup" xmlns:wpi="http://schemas.microsoft.com/office/word/2010/wordprocessingInk" xmlns:wne="http://schemas.microsoft.com/office/word/2006/wordml" xmlns:wps="http://schemas.microsoft.com/office/word/2010/wordprocessingShape" mc:Ignorable="w14 w15 w16se w16cid w16 w16cex w16sdtdh w16sdtfl w16du wp14">
   <w:p>
     <w:pPr>
       <w:pStyle w:val="Header"/>
@@ -52099,7 +52332,7 @@
 </file>
 
 <file path=word/header3.xml><?xml version="1.0" encoding="utf-8"?>
-<w:hdr xmlns:wpc="http://schemas.microsoft.com/office/word/2010/wordprocessingCanvas" xmlns:cx="http://schemas.microsoft.com/office/drawing/2014/chartex" xmlns:cx1="http://schemas.microsoft.com/office/drawing/2015/9/8/chartex" xmlns:cx2="http://schemas.microsoft.com/office/drawing/2015/10/21/chartex" xmlns:cx3="http://schemas.microsoft.com/office/drawing/2016/5/9/chartex" xmlns:cx4="http://schemas.microsoft.com/office/drawing/2016/5/10/chartex" xmlns:cx5="http://schemas.microsoft.com/office/drawing/2016/5/11/chartex" xmlns:cx6="http://schemas.microsoft.com/office/drawing/2016/5/12/chartex" xmlns:cx7="http://schemas.microsoft.com/office/drawing/2016/5/13/chartex" xmlns:cx8="http://schemas.microsoft.com/office/drawing/2016/5/14/chartex" xmlns:mc="http://schemas.openxmlformats.org/markup-compatibility/2006" xmlns:aink="http://schemas.microsoft.com/office/drawing/2016/ink" xmlns:am3d="http://schemas.microsoft.com/office/drawing/2017/model3d" xmlns:o="urn:schemas-microsoft-com:office:office" xmlns:oel="http://schemas.microsoft.com/office/2019/extlst" xmlns:r="http://schemas.openxmlformats.org/officeDocument/2006/relationships" xmlns:m="http://schemas.openxmlformats.org/officeDocument/2006/math" xmlns:v="urn:schemas-microsoft-com:vml" xmlns:wp14="http://schemas.microsoft.com/office/word/2010/wordprocessingDrawing" xmlns:wp="http://schemas.openxmlformats.org/drawingml/2006/wordprocessingDrawing" xmlns:w10="urn:schemas-microsoft-com:office:word" xmlns:w="http://schemas.openxmlformats.org/wordprocessingml/2006/main" xmlns:w14="http://schemas.microsoft.com/office/word/2010/wordml" xmlns:w15="http://schemas.microsoft.com/office/word/2012/wordml" xmlns:w16cei="http://schemas.microsoft.com/office/word/2026/wordml/cei" xmlns:w16cex="http://schemas.microsoft.com/office/word/2018/wordml/cex" xmlns:w16cid="http://schemas.microsoft.com/office/word/2016/wordml/cid" xmlns:w16="http://schemas.microsoft.com/office/word/2018/wordml" xmlns:w16du="http://schemas.microsoft.com/office/word/2023/wordml/word16du" xmlns:w16sdtdh="http://schemas.microsoft.com/office/word/2020/wordml/sdtdatahash" xmlns:w16sdtfl="http://schemas.microsoft.com/office/word/2024/wordml/sdtformatlock" xmlns:w16se="http://schemas.microsoft.com/office/word/2015/wordml/symex" xmlns:wpg="http://schemas.microsoft.com/office/word/2010/wordprocessingGroup" xmlns:wpi="http://schemas.microsoft.com/office/word/2010/wordprocessingInk" xmlns:wne="http://schemas.microsoft.com/office/word/2006/wordml" xmlns:wps="http://schemas.microsoft.com/office/word/2010/wordprocessingShape" mc:Ignorable="w14 w15 w16se w16cid w16 w16cex w16sdtdh w16sdtfl w16du wp14">
+<w:hdr xmlns:wpc="http://schemas.microsoft.com/office/word/2010/wordprocessingCanvas" xmlns:cx="http://schemas.microsoft.com/office/drawing/2014/chartex" xmlns:cx1="http://schemas.microsoft.com/office/drawing/2015/9/8/chartex" xmlns:cx2="http://schemas.microsoft.com/office/drawing/2015/10/21/chartex" xmlns:cx3="http://schemas.microsoft.com/office/drawing/2016/5/9/chartex" xmlns:cx4="http://schemas.microsoft.com/office/drawing/2016/5/10/chartex" xmlns:cx5="http://schemas.microsoft.com/office/drawing/2016/5/11/chartex" xmlns:cx6="http://schemas.microsoft.com/office/drawing/2016/5/12/chartex" xmlns:cx7="http://schemas.microsoft.com/office/drawing/2016/5/13/chartex" xmlns:cx8="http://schemas.microsoft.com/office/drawing/2016/5/14/chartex" xmlns:mc="http://schemas.openxmlformats.org/markup-compatibility/2006" xmlns:aink="http://schemas.microsoft.com/office/drawing/2016/ink" xmlns:am3d="http://schemas.microsoft.com/office/drawing/2017/model3d" xmlns:o="urn:schemas-microsoft-com:office:office" xmlns:oel="http://schemas.microsoft.com/office/2019/extlst" xmlns:r="http://schemas.openxmlformats.org/officeDocument/2006/relationships" xmlns:m="http://schemas.openxmlformats.org/officeDocument/2006/math" xmlns:v="urn:schemas-microsoft-com:vml" xmlns:wp14="http://schemas.microsoft.com/office/word/2010/wordprocessingDrawing" xmlns:wp="http://schemas.openxmlformats.org/drawingml/2006/wordprocessingDrawing" xmlns:w10="urn:schemas-microsoft-com:office:word" xmlns:w="http://schemas.openxmlformats.org/wordprocessingml/2006/main" xmlns:w14="http://schemas.microsoft.com/office/word/2010/wordml" xmlns:w15="http://schemas.microsoft.com/office/word/2012/wordml" xmlns:w16cex="http://schemas.microsoft.com/office/word/2018/wordml/cex" xmlns:w16cid="http://schemas.microsoft.com/office/word/2016/wordml/cid" xmlns:w16="http://schemas.microsoft.com/office/word/2018/wordml" xmlns:w16du="http://schemas.microsoft.com/office/word/2023/wordml/word16du" xmlns:w16sdtdh="http://schemas.microsoft.com/office/word/2020/wordml/sdtdatahash" xmlns:w16sdtfl="http://schemas.microsoft.com/office/word/2024/wordml/sdtformatlock" xmlns:w16se="http://schemas.microsoft.com/office/word/2015/wordml/symex" xmlns:wpg="http://schemas.microsoft.com/office/word/2010/wordprocessingGroup" xmlns:wpi="http://schemas.microsoft.com/office/word/2010/wordprocessingInk" xmlns:wne="http://schemas.microsoft.com/office/word/2006/wordml" xmlns:wps="http://schemas.microsoft.com/office/word/2010/wordprocessingShape" mc:Ignorable="w14 w15 w16se w16cid w16 w16cex w16sdtdh w16sdtfl w16du wp14">
   <w:p>
     <w:pPr>
       <w:pStyle w:val="Header"/>
@@ -52146,7 +52379,7 @@
 </file>
 
 <file path=word/header4.xml><?xml version="1.0" encoding="utf-8"?>
-<w:hdr xmlns:wpc="http://schemas.microsoft.com/office/word/2010/wordprocessingCanvas" xmlns:cx="http://schemas.microsoft.com/office/drawing/2014/chartex" xmlns:cx1="http://schemas.microsoft.com/office/drawing/2015/9/8/chartex" xmlns:cx2="http://schemas.microsoft.com/office/drawing/2015/10/21/chartex" xmlns:cx3="http://schemas.microsoft.com/office/drawing/2016/5/9/chartex" xmlns:cx4="http://schemas.microsoft.com/office/drawing/2016/5/10/chartex" xmlns:cx5="http://schemas.microsoft.com/office/drawing/2016/5/11/chartex" xmlns:cx6="http://schemas.microsoft.com/office/drawing/2016/5/12/chartex" xmlns:cx7="http://schemas.microsoft.com/office/drawing/2016/5/13/chartex" xmlns:cx8="http://schemas.microsoft.com/office/drawing/2016/5/14/chartex" xmlns:mc="http://schemas.openxmlformats.org/markup-compatibility/2006" xmlns:aink="http://schemas.microsoft.com/office/drawing/2016/ink" xmlns:am3d="http://schemas.microsoft.com/office/drawing/2017/model3d" xmlns:o="urn:schemas-microsoft-com:office:office" xmlns:oel="http://schemas.microsoft.com/office/2019/extlst" xmlns:r="http://schemas.openxmlformats.org/officeDocument/2006/relationships" xmlns:m="http://schemas.openxmlformats.org/officeDocument/2006/math" xmlns:v="urn:schemas-microsoft-com:vml" xmlns:wp14="http://schemas.microsoft.com/office/word/2010/wordprocessingDrawing" xmlns:wp="http://schemas.openxmlformats.org/drawingml/2006/wordprocessingDrawing" xmlns:w10="urn:schemas-microsoft-com:office:word" xmlns:w="http://schemas.openxmlformats.org/wordprocessingml/2006/main" xmlns:w14="http://schemas.microsoft.com/office/word/2010/wordml" xmlns:w15="http://schemas.microsoft.com/office/word/2012/wordml" xmlns:w16cei="http://schemas.microsoft.com/office/word/2026/wordml/cei" xmlns:w16cex="http://schemas.microsoft.com/office/word/2018/wordml/cex" xmlns:w16cid="http://schemas.microsoft.com/office/word/2016/wordml/cid" xmlns:w16="http://schemas.microsoft.com/office/word/2018/wordml" xmlns:w16du="http://schemas.microsoft.com/office/word/2023/wordml/word16du" xmlns:w16sdtdh="http://schemas.microsoft.com/office/word/2020/wordml/sdtdatahash" xmlns:w16sdtfl="http://schemas.microsoft.com/office/word/2024/wordml/sdtformatlock" xmlns:w16se="http://schemas.microsoft.com/office/word/2015/wordml/symex" xmlns:wpg="http://schemas.microsoft.com/office/word/2010/wordprocessingGroup" xmlns:wpi="http://schemas.microsoft.com/office/word/2010/wordprocessingInk" xmlns:wne="http://schemas.microsoft.com/office/word/2006/wordml" xmlns:wps="http://schemas.microsoft.com/office/word/2010/wordprocessingShape" mc:Ignorable="w14 w15 w16se w16cid w16 w16cex w16sdtdh w16sdtfl w16du wp14">
+<w:hdr xmlns:wpc="http://schemas.microsoft.com/office/word/2010/wordprocessingCanvas" xmlns:cx="http://schemas.microsoft.com/office/drawing/2014/chartex" xmlns:cx1="http://schemas.microsoft.com/office/drawing/2015/9/8/chartex" xmlns:cx2="http://schemas.microsoft.com/office/drawing/2015/10/21/chartex" xmlns:cx3="http://schemas.microsoft.com/office/drawing/2016/5/9/chartex" xmlns:cx4="http://schemas.microsoft.com/office/drawing/2016/5/10/chartex" xmlns:cx5="http://schemas.microsoft.com/office/drawing/2016/5/11/chartex" xmlns:cx6="http://schemas.microsoft.com/office/drawing/2016/5/12/chartex" xmlns:cx7="http://schemas.microsoft.com/office/drawing/2016/5/13/chartex" xmlns:cx8="http://schemas.microsoft.com/office/drawing/2016/5/14/chartex" xmlns:mc="http://schemas.openxmlformats.org/markup-compatibility/2006" xmlns:aink="http://schemas.microsoft.com/office/drawing/2016/ink" xmlns:am3d="http://schemas.microsoft.com/office/drawing/2017/model3d" xmlns:o="urn:schemas-microsoft-com:office:office" xmlns:oel="http://schemas.microsoft.com/office/2019/extlst" xmlns:r="http://schemas.openxmlformats.org/officeDocument/2006/relationships" xmlns:m="http://schemas.openxmlformats.org/officeDocument/2006/math" xmlns:v="urn:schemas-microsoft-com:vml" xmlns:wp14="http://schemas.microsoft.com/office/word/2010/wordprocessingDrawing" xmlns:wp="http://schemas.openxmlformats.org/drawingml/2006/wordprocessingDrawing" xmlns:w10="urn:schemas-microsoft-com:office:word" xmlns:w="http://schemas.openxmlformats.org/wordprocessingml/2006/main" xmlns:w14="http://schemas.microsoft.com/office/word/2010/wordml" xmlns:w15="http://schemas.microsoft.com/office/word/2012/wordml" xmlns:w16cex="http://schemas.microsoft.com/office/word/2018/wordml/cex" xmlns:w16cid="http://schemas.microsoft.com/office/word/2016/wordml/cid" xmlns:w16="http://schemas.microsoft.com/office/word/2018/wordml" xmlns:w16du="http://schemas.microsoft.com/office/word/2023/wordml/word16du" xmlns:w16sdtdh="http://schemas.microsoft.com/office/word/2020/wordml/sdtdatahash" xmlns:w16sdtfl="http://schemas.microsoft.com/office/word/2024/wordml/sdtformatlock" xmlns:w16se="http://schemas.microsoft.com/office/word/2015/wordml/symex" xmlns:wpg="http://schemas.microsoft.com/office/word/2010/wordprocessingGroup" xmlns:wpi="http://schemas.microsoft.com/office/word/2010/wordprocessingInk" xmlns:wne="http://schemas.microsoft.com/office/word/2006/wordml" xmlns:wps="http://schemas.microsoft.com/office/word/2010/wordprocessingShape" mc:Ignorable="w14 w15 w16se w16cid w16 w16cex w16sdtdh w16sdtfl w16du wp14">
   <w:p>
     <w:pPr>
       <w:pStyle w:val="Header"/>
@@ -52219,7 +52452,7 @@
 </file>
 
 <file path=word/header5.xml><?xml version="1.0" encoding="utf-8"?>
-<w:hdr xmlns:wpc="http://schemas.microsoft.com/office/word/2010/wordprocessingCanvas" xmlns:cx="http://schemas.microsoft.com/office/drawing/2014/chartex" xmlns:cx1="http://schemas.microsoft.com/office/drawing/2015/9/8/chartex" xmlns:cx2="http://schemas.microsoft.com/office/drawing/2015/10/21/chartex" xmlns:cx3="http://schemas.microsoft.com/office/drawing/2016/5/9/chartex" xmlns:cx4="http://schemas.microsoft.com/office/drawing/2016/5/10/chartex" xmlns:cx5="http://schemas.microsoft.com/office/drawing/2016/5/11/chartex" xmlns:cx6="http://schemas.microsoft.com/office/drawing/2016/5/12/chartex" xmlns:cx7="http://schemas.microsoft.com/office/drawing/2016/5/13/chartex" xmlns:cx8="http://schemas.microsoft.com/office/drawing/2016/5/14/chartex" xmlns:mc="http://schemas.openxmlformats.org/markup-compatibility/2006" xmlns:aink="http://schemas.microsoft.com/office/drawing/2016/ink" xmlns:am3d="http://schemas.microsoft.com/office/drawing/2017/model3d" xmlns:o="urn:schemas-microsoft-com:office:office" xmlns:oel="http://schemas.microsoft.com/office/2019/extlst" xmlns:r="http://schemas.openxmlformats.org/officeDocument/2006/relationships" xmlns:m="http://schemas.openxmlformats.org/officeDocument/2006/math" xmlns:v="urn:schemas-microsoft-com:vml" xmlns:wp14="http://schemas.microsoft.com/office/word/2010/wordprocessingDrawing" xmlns:wp="http://schemas.openxmlformats.org/drawingml/2006/wordprocessingDrawing" xmlns:w10="urn:schemas-microsoft-com:office:word" xmlns:w="http://schemas.openxmlformats.org/wordprocessingml/2006/main" xmlns:w14="http://schemas.microsoft.com/office/word/2010/wordml" xmlns:w15="http://schemas.microsoft.com/office/word/2012/wordml" xmlns:w16cei="http://schemas.microsoft.com/office/word/2026/wordml/cei" xmlns:w16cex="http://schemas.microsoft.com/office/word/2018/wordml/cex" xmlns:w16cid="http://schemas.microsoft.com/office/word/2016/wordml/cid" xmlns:w16="http://schemas.microsoft.com/office/word/2018/wordml" xmlns:w16du="http://schemas.microsoft.com/office/word/2023/wordml/word16du" xmlns:w16sdtdh="http://schemas.microsoft.com/office/word/2020/wordml/sdtdatahash" xmlns:w16sdtfl="http://schemas.microsoft.com/office/word/2024/wordml/sdtformatlock" xmlns:w16se="http://schemas.microsoft.com/office/word/2015/wordml/symex" xmlns:wpg="http://schemas.microsoft.com/office/word/2010/wordprocessingGroup" xmlns:wpi="http://schemas.microsoft.com/office/word/2010/wordprocessingInk" xmlns:wne="http://schemas.microsoft.com/office/word/2006/wordml" xmlns:wps="http://schemas.microsoft.com/office/word/2010/wordprocessingShape" mc:Ignorable="w14 w15 w16se w16cid w16 w16cex w16sdtdh w16sdtfl w16du wp14">
+<w:hdr xmlns:wpc="http://schemas.microsoft.com/office/word/2010/wordprocessingCanvas" xmlns:cx="http://schemas.microsoft.com/office/drawing/2014/chartex" xmlns:cx1="http://schemas.microsoft.com/office/drawing/2015/9/8/chartex" xmlns:cx2="http://schemas.microsoft.com/office/drawing/2015/10/21/chartex" xmlns:cx3="http://schemas.microsoft.com/office/drawing/2016/5/9/chartex" xmlns:cx4="http://schemas.microsoft.com/office/drawing/2016/5/10/chartex" xmlns:cx5="http://schemas.microsoft.com/office/drawing/2016/5/11/chartex" xmlns:cx6="http://schemas.microsoft.com/office/drawing/2016/5/12/chartex" xmlns:cx7="http://schemas.microsoft.com/office/drawing/2016/5/13/chartex" xmlns:cx8="http://schemas.microsoft.com/office/drawing/2016/5/14/chartex" xmlns:mc="http://schemas.openxmlformats.org/markup-compatibility/2006" xmlns:aink="http://schemas.microsoft.com/office/drawing/2016/ink" xmlns:am3d="http://schemas.microsoft.com/office/drawing/2017/model3d" xmlns:o="urn:schemas-microsoft-com:office:office" xmlns:oel="http://schemas.microsoft.com/office/2019/extlst" xmlns:r="http://schemas.openxmlformats.org/officeDocument/2006/relationships" xmlns:m="http://schemas.openxmlformats.org/officeDocument/2006/math" xmlns:v="urn:schemas-microsoft-com:vml" xmlns:wp14="http://schemas.microsoft.com/office/word/2010/wordprocessingDrawing" xmlns:wp="http://schemas.openxmlformats.org/drawingml/2006/wordprocessingDrawing" xmlns:w10="urn:schemas-microsoft-com:office:word" xmlns:w="http://schemas.openxmlformats.org/wordprocessingml/2006/main" xmlns:w14="http://schemas.microsoft.com/office/word/2010/wordml" xmlns:w15="http://schemas.microsoft.com/office/word/2012/wordml" xmlns:w16cex="http://schemas.microsoft.com/office/word/2018/wordml/cex" xmlns:w16cid="http://schemas.microsoft.com/office/word/2016/wordml/cid" xmlns:w16="http://schemas.microsoft.com/office/word/2018/wordml" xmlns:w16du="http://schemas.microsoft.com/office/word/2023/wordml/word16du" xmlns:w16sdtdh="http://schemas.microsoft.com/office/word/2020/wordml/sdtdatahash" xmlns:w16sdtfl="http://schemas.microsoft.com/office/word/2024/wordml/sdtformatlock" xmlns:w16se="http://schemas.microsoft.com/office/word/2015/wordml/symex" xmlns:wpg="http://schemas.microsoft.com/office/word/2010/wordprocessingGroup" xmlns:wpi="http://schemas.microsoft.com/office/word/2010/wordprocessingInk" xmlns:wne="http://schemas.microsoft.com/office/word/2006/wordml" xmlns:wps="http://schemas.microsoft.com/office/word/2010/wordprocessingShape" mc:Ignorable="w14 w15 w16se w16cid w16 w16cex w16sdtdh w16sdtfl w16du wp14">
   <w:p>
     <w:pPr>
       <w:pStyle w:val="Header"/>
@@ -52289,7 +52522,7 @@
 </file>
 
 <file path=word/header6.xml><?xml version="1.0" encoding="utf-8"?>
-<w:hdr xmlns:wpc="http://schemas.microsoft.com/office/word/2010/wordprocessingCanvas" xmlns:cx="http://schemas.microsoft.com/office/drawing/2014/chartex" xmlns:cx1="http://schemas.microsoft.com/office/drawing/2015/9/8/chartex" xmlns:cx2="http://schemas.microsoft.com/office/drawing/2015/10/21/chartex" xmlns:cx3="http://schemas.microsoft.com/office/drawing/2016/5/9/chartex" xmlns:cx4="http://schemas.microsoft.com/office/drawing/2016/5/10/chartex" xmlns:cx5="http://schemas.microsoft.com/office/drawing/2016/5/11/chartex" xmlns:cx6="http://schemas.microsoft.com/office/drawing/2016/5/12/chartex" xmlns:cx7="http://schemas.microsoft.com/office/drawing/2016/5/13/chartex" xmlns:cx8="http://schemas.microsoft.com/office/drawing/2016/5/14/chartex" xmlns:mc="http://schemas.openxmlformats.org/markup-compatibility/2006" xmlns:aink="http://schemas.microsoft.com/office/drawing/2016/ink" xmlns:am3d="http://schemas.microsoft.com/office/drawing/2017/model3d" xmlns:o="urn:schemas-microsoft-com:office:office" xmlns:oel="http://schemas.microsoft.com/office/2019/extlst" xmlns:r="http://schemas.openxmlformats.org/officeDocument/2006/relationships" xmlns:m="http://schemas.openxmlformats.org/officeDocument/2006/math" xmlns:v="urn:schemas-microsoft-com:vml" xmlns:wp14="http://schemas.microsoft.com/office/word/2010/wordprocessingDrawing" xmlns:wp="http://schemas.openxmlformats.org/drawingml/2006/wordprocessingDrawing" xmlns:w10="urn:schemas-microsoft-com:office:word" xmlns:w="http://schemas.openxmlformats.org/wordprocessingml/2006/main" xmlns:w14="http://schemas.microsoft.com/office/word/2010/wordml" xmlns:w15="http://schemas.microsoft.com/office/word/2012/wordml" xmlns:w16cei="http://schemas.microsoft.com/office/word/2026/wordml/cei" xmlns:w16cex="http://schemas.microsoft.com/office/word/2018/wordml/cex" xmlns:w16cid="http://schemas.microsoft.com/office/word/2016/wordml/cid" xmlns:w16="http://schemas.microsoft.com/office/word/2018/wordml" xmlns:w16du="http://schemas.microsoft.com/office/word/2023/wordml/word16du" xmlns:w16sdtdh="http://schemas.microsoft.com/office/word/2020/wordml/sdtdatahash" xmlns:w16sdtfl="http://schemas.microsoft.com/office/word/2024/wordml/sdtformatlock" xmlns:w16se="http://schemas.microsoft.com/office/word/2015/wordml/symex" xmlns:wpg="http://schemas.microsoft.com/office/word/2010/wordprocessingGroup" xmlns:wpi="http://schemas.microsoft.com/office/word/2010/wordprocessingInk" xmlns:wne="http://schemas.microsoft.com/office/word/2006/wordml" xmlns:wps="http://schemas.microsoft.com/office/word/2010/wordprocessingShape" mc:Ignorable="w14 w15 w16se w16cid w16 w16cex w16sdtdh w16sdtfl w16du wp14">
+<w:hdr xmlns:wpc="http://schemas.microsoft.com/office/word/2010/wordprocessingCanvas" xmlns:cx="http://schemas.microsoft.com/office/drawing/2014/chartex" xmlns:cx1="http://schemas.microsoft.com/office/drawing/2015/9/8/chartex" xmlns:cx2="http://schemas.microsoft.com/office/drawing/2015/10/21/chartex" xmlns:cx3="http://schemas.microsoft.com/office/drawing/2016/5/9/chartex" xmlns:cx4="http://schemas.microsoft.com/office/drawing/2016/5/10/chartex" xmlns:cx5="http://schemas.microsoft.com/office/drawing/2016/5/11/chartex" xmlns:cx6="http://schemas.microsoft.com/office/drawing/2016/5/12/chartex" xmlns:cx7="http://schemas.microsoft.com/office/drawing/2016/5/13/chartex" xmlns:cx8="http://schemas.microsoft.com/office/drawing/2016/5/14/chartex" xmlns:mc="http://schemas.openxmlformats.org/markup-compatibility/2006" xmlns:aink="http://schemas.microsoft.com/office/drawing/2016/ink" xmlns:am3d="http://schemas.microsoft.com/office/drawing/2017/model3d" xmlns:o="urn:schemas-microsoft-com:office:office" xmlns:oel="http://schemas.microsoft.com/office/2019/extlst" xmlns:r="http://schemas.openxmlformats.org/officeDocument/2006/relationships" xmlns:m="http://schemas.openxmlformats.org/officeDocument/2006/math" xmlns:v="urn:schemas-microsoft-com:vml" xmlns:wp14="http://schemas.microsoft.com/office/word/2010/wordprocessingDrawing" xmlns:wp="http://schemas.openxmlformats.org/drawingml/2006/wordprocessingDrawing" xmlns:w10="urn:schemas-microsoft-com:office:word" xmlns:w="http://schemas.openxmlformats.org/wordprocessingml/2006/main" xmlns:w14="http://schemas.microsoft.com/office/word/2010/wordml" xmlns:w15="http://schemas.microsoft.com/office/word/2012/wordml" xmlns:w16cex="http://schemas.microsoft.com/office/word/2018/wordml/cex" xmlns:w16cid="http://schemas.microsoft.com/office/word/2016/wordml/cid" xmlns:w16="http://schemas.microsoft.com/office/word/2018/wordml" xmlns:w16du="http://schemas.microsoft.com/office/word/2023/wordml/word16du" xmlns:w16sdtdh="http://schemas.microsoft.com/office/word/2020/wordml/sdtdatahash" xmlns:w16sdtfl="http://schemas.microsoft.com/office/word/2024/wordml/sdtformatlock" xmlns:w16se="http://schemas.microsoft.com/office/word/2015/wordml/symex" xmlns:wpg="http://schemas.microsoft.com/office/word/2010/wordprocessingGroup" xmlns:wpi="http://schemas.microsoft.com/office/word/2010/wordprocessingInk" xmlns:wne="http://schemas.microsoft.com/office/word/2006/wordml" xmlns:wps="http://schemas.microsoft.com/office/word/2010/wordprocessingShape" mc:Ignorable="w14 w15 w16se w16cid w16 w16cex w16sdtdh w16sdtfl w16du wp14">
   <w:p>
     <w:pPr>
       <w:pStyle w:val="Header"/>
@@ -52299,7 +52532,7 @@
 </file>
 
 <file path=word/numbering.xml><?xml version="1.0" encoding="utf-8"?>
-<w:numbering xmlns:wpc="http://schemas.microsoft.com/office/word/2010/wordprocessingCanvas" xmlns:cx="http://schemas.microsoft.com/office/drawing/2014/chartex" xmlns:cx1="http://schemas.microsoft.com/office/drawing/2015/9/8/chartex" xmlns:cx2="http://schemas.microsoft.com/office/drawing/2015/10/21/chartex" xmlns:cx3="http://schemas.microsoft.com/office/drawing/2016/5/9/chartex" xmlns:cx4="http://schemas.microsoft.com/office/drawing/2016/5/10/chartex" xmlns:cx5="http://schemas.microsoft.com/office/drawing/2016/5/11/chartex" xmlns:cx6="http://schemas.microsoft.com/office/drawing/2016/5/12/chartex" xmlns:cx7="http://schemas.microsoft.com/office/drawing/2016/5/13/chartex" xmlns:cx8="http://schemas.microsoft.com/office/drawing/2016/5/14/chartex" xmlns:mc="http://schemas.openxmlformats.org/markup-compatibility/2006" xmlns:aink="http://schemas.microsoft.com/office/drawing/2016/ink" xmlns:am3d="http://schemas.microsoft.com/office/drawing/2017/model3d" xmlns:o="urn:schemas-microsoft-com:office:office" xmlns:oel="http://schemas.microsoft.com/office/2019/extlst" xmlns:r="http://schemas.openxmlformats.org/officeDocument/2006/relationships" xmlns:m="http://schemas.openxmlformats.org/officeDocument/2006/math" xmlns:v="urn:schemas-microsoft-com:vml" xmlns:wp14="http://schemas.microsoft.com/office/word/2010/wordprocessingDrawing" xmlns:wp="http://schemas.openxmlformats.org/drawingml/2006/wordprocessingDrawing" xmlns:w10="urn:schemas-microsoft-com:office:word" xmlns:w="http://schemas.openxmlformats.org/wordprocessingml/2006/main" xmlns:w14="http://schemas.microsoft.com/office/word/2010/wordml" xmlns:w15="http://schemas.microsoft.com/office/word/2012/wordml" xmlns:w16cei="http://schemas.microsoft.com/office/word/2026/wordml/cei" xmlns:w16cex="http://schemas.microsoft.com/office/word/2018/wordml/cex" xmlns:w16cid="http://schemas.microsoft.com/office/word/2016/wordml/cid" xmlns:w16="http://schemas.microsoft.com/office/word/2018/wordml" xmlns:w16du="http://schemas.microsoft.com/office/word/2023/wordml/word16du" xmlns:w16sdtdh="http://schemas.microsoft.com/office/word/2020/wordml/sdtdatahash" xmlns:w16sdtfl="http://schemas.microsoft.com/office/word/2024/wordml/sdtformatlock" xmlns:w16se="http://schemas.microsoft.com/office/word/2015/wordml/symex" xmlns:wpg="http://schemas.microsoft.com/office/word/2010/wordprocessingGroup" xmlns:wpi="http://schemas.microsoft.com/office/word/2010/wordprocessingInk" xmlns:wne="http://schemas.microsoft.com/office/word/2006/wordml" xmlns:wps="http://schemas.microsoft.com/office/word/2010/wordprocessingShape" mc:Ignorable="w14 w15 w16se w16cid w16 w16cex w16sdtdh w16sdtfl w16du wp14">
+<w:numbering xmlns:wpc="http://schemas.microsoft.com/office/word/2010/wordprocessingCanvas" xmlns:cx="http://schemas.microsoft.com/office/drawing/2014/chartex" xmlns:cx1="http://schemas.microsoft.com/office/drawing/2015/9/8/chartex" xmlns:cx2="http://schemas.microsoft.com/office/drawing/2015/10/21/chartex" xmlns:cx3="http://schemas.microsoft.com/office/drawing/2016/5/9/chartex" xmlns:cx4="http://schemas.microsoft.com/office/drawing/2016/5/10/chartex" xmlns:cx5="http://schemas.microsoft.com/office/drawing/2016/5/11/chartex" xmlns:cx6="http://schemas.microsoft.com/office/drawing/2016/5/12/chartex" xmlns:cx7="http://schemas.microsoft.com/office/drawing/2016/5/13/chartex" xmlns:cx8="http://schemas.microsoft.com/office/drawing/2016/5/14/chartex" xmlns:mc="http://schemas.openxmlformats.org/markup-compatibility/2006" xmlns:aink="http://schemas.microsoft.com/office/drawing/2016/ink" xmlns:am3d="http://schemas.microsoft.com/office/drawing/2017/model3d" xmlns:o="urn:schemas-microsoft-com:office:office" xmlns:oel="http://schemas.microsoft.com/office/2019/extlst" xmlns:r="http://schemas.openxmlformats.org/officeDocument/2006/relationships" xmlns:m="http://schemas.openxmlformats.org/officeDocument/2006/math" xmlns:v="urn:schemas-microsoft-com:vml" xmlns:wp14="http://schemas.microsoft.com/office/word/2010/wordprocessingDrawing" xmlns:wp="http://schemas.openxmlformats.org/drawingml/2006/wordprocessingDrawing" xmlns:w10="urn:schemas-microsoft-com:office:word" xmlns:w="http://schemas.openxmlformats.org/wordprocessingml/2006/main" xmlns:w14="http://schemas.microsoft.com/office/word/2010/wordml" xmlns:w15="http://schemas.microsoft.com/office/word/2012/wordml" xmlns:w16cex="http://schemas.microsoft.com/office/word/2018/wordml/cex" xmlns:w16cid="http://schemas.microsoft.com/office/word/2016/wordml/cid" xmlns:w16="http://schemas.microsoft.com/office/word/2018/wordml" xmlns:w16du="http://schemas.microsoft.com/office/word/2023/wordml/word16du" xmlns:w16sdtdh="http://schemas.microsoft.com/office/word/2020/wordml/sdtdatahash" xmlns:w16sdtfl="http://schemas.microsoft.com/office/word/2024/wordml/sdtformatlock" xmlns:w16se="http://schemas.microsoft.com/office/word/2015/wordml/symex" xmlns:wpg="http://schemas.microsoft.com/office/word/2010/wordprocessingGroup" xmlns:wpi="http://schemas.microsoft.com/office/word/2010/wordprocessingInk" xmlns:wne="http://schemas.microsoft.com/office/word/2006/wordml" xmlns:wps="http://schemas.microsoft.com/office/word/2010/wordprocessingShape" mc:Ignorable="w14 w15 w16se w16cid w16 w16cex w16sdtdh w16sdtfl w16du wp14">
   <w:abstractNum w:abstractNumId="0" w15:restartNumberingAfterBreak="0">
     <w:nsid w:val="00000016"/>
     <w:multiLevelType w:val="multilevel"/>
@@ -54786,7 +55019,7 @@
 </file>
 
 <file path=word/people.xml><?xml version="1.0" encoding="utf-8"?>
-<w15:people xmlns:wpc="http://schemas.microsoft.com/office/word/2010/wordprocessingCanvas" xmlns:cx="http://schemas.microsoft.com/office/drawing/2014/chartex" xmlns:cx1="http://schemas.microsoft.com/office/drawing/2015/9/8/chartex" xmlns:cx2="http://schemas.microsoft.com/office/drawing/2015/10/21/chartex" xmlns:cx3="http://schemas.microsoft.com/office/drawing/2016/5/9/chartex" xmlns:cx4="http://schemas.microsoft.com/office/drawing/2016/5/10/chartex" xmlns:cx5="http://schemas.microsoft.com/office/drawing/2016/5/11/chartex" xmlns:cx6="http://schemas.microsoft.com/office/drawing/2016/5/12/chartex" xmlns:cx7="http://schemas.microsoft.com/office/drawing/2016/5/13/chartex" xmlns:cx8="http://schemas.microsoft.com/office/drawing/2016/5/14/chartex" xmlns:mc="http://schemas.openxmlformats.org/markup-compatibility/2006" xmlns:aink="http://schemas.microsoft.com/office/drawing/2016/ink" xmlns:am3d="http://schemas.microsoft.com/office/drawing/2017/model3d" xmlns:o="urn:schemas-microsoft-com:office:office" xmlns:oel="http://schemas.microsoft.com/office/2019/extlst" xmlns:r="http://schemas.openxmlformats.org/officeDocument/2006/relationships" xmlns:m="http://schemas.openxmlformats.org/officeDocument/2006/math" xmlns:v="urn:schemas-microsoft-com:vml" xmlns:wp14="http://schemas.microsoft.com/office/word/2010/wordprocessingDrawing" xmlns:wp="http://schemas.openxmlformats.org/drawingml/2006/wordprocessingDrawing" xmlns:w10="urn:schemas-microsoft-com:office:word" xmlns:w="http://schemas.openxmlformats.org/wordprocessingml/2006/main" xmlns:w14="http://schemas.microsoft.com/office/word/2010/wordml" xmlns:w15="http://schemas.microsoft.com/office/word/2012/wordml" xmlns:w16cei="http://schemas.microsoft.com/office/word/2026/wordml/cei" xmlns:w16cex="http://schemas.microsoft.com/office/word/2018/wordml/cex" xmlns:w16cid="http://schemas.microsoft.com/office/word/2016/wordml/cid" xmlns:w16="http://schemas.microsoft.com/office/word/2018/wordml" xmlns:w16du="http://schemas.microsoft.com/office/word/2023/wordml/word16du" xmlns:w16sdtdh="http://schemas.microsoft.com/office/word/2020/wordml/sdtdatahash" xmlns:w16sdtfl="http://schemas.microsoft.com/office/word/2024/wordml/sdtformatlock" xmlns:w16se="http://schemas.microsoft.com/office/word/2015/wordml/symex" xmlns:wpg="http://schemas.microsoft.com/office/word/2010/wordprocessingGroup" xmlns:wpi="http://schemas.microsoft.com/office/word/2010/wordprocessingInk" xmlns:wne="http://schemas.microsoft.com/office/word/2006/wordml" xmlns:wps="http://schemas.microsoft.com/office/word/2010/wordprocessingShape" mc:Ignorable="w14 w15 w16se w16cid w16 w16cex w16sdtdh w16sdtfl w16du wp14">
+<w15:people xmlns:wpc="http://schemas.microsoft.com/office/word/2010/wordprocessingCanvas" xmlns:cx="http://schemas.microsoft.com/office/drawing/2014/chartex" xmlns:cx1="http://schemas.microsoft.com/office/drawing/2015/9/8/chartex" xmlns:cx2="http://schemas.microsoft.com/office/drawing/2015/10/21/chartex" xmlns:cx3="http://schemas.microsoft.com/office/drawing/2016/5/9/chartex" xmlns:cx4="http://schemas.microsoft.com/office/drawing/2016/5/10/chartex" xmlns:cx5="http://schemas.microsoft.com/office/drawing/2016/5/11/chartex" xmlns:cx6="http://schemas.microsoft.com/office/drawing/2016/5/12/chartex" xmlns:cx7="http://schemas.microsoft.com/office/drawing/2016/5/13/chartex" xmlns:cx8="http://schemas.microsoft.com/office/drawing/2016/5/14/chartex" xmlns:mc="http://schemas.openxmlformats.org/markup-compatibility/2006" xmlns:aink="http://schemas.microsoft.com/office/drawing/2016/ink" xmlns:am3d="http://schemas.microsoft.com/office/drawing/2017/model3d" xmlns:o="urn:schemas-microsoft-com:office:office" xmlns:oel="http://schemas.microsoft.com/office/2019/extlst" xmlns:r="http://schemas.openxmlformats.org/officeDocument/2006/relationships" xmlns:m="http://schemas.openxmlformats.org/officeDocument/2006/math" xmlns:v="urn:schemas-microsoft-com:vml" xmlns:wp14="http://schemas.microsoft.com/office/word/2010/wordprocessingDrawing" xmlns:wp="http://schemas.openxmlformats.org/drawingml/2006/wordprocessingDrawing" xmlns:w10="urn:schemas-microsoft-com:office:word" xmlns:w="http://schemas.openxmlformats.org/wordprocessingml/2006/main" xmlns:w14="http://schemas.microsoft.com/office/word/2010/wordml" xmlns:w15="http://schemas.microsoft.com/office/word/2012/wordml" xmlns:w16cex="http://schemas.microsoft.com/office/word/2018/wordml/cex" xmlns:w16cid="http://schemas.microsoft.com/office/word/2016/wordml/cid" xmlns:w16="http://schemas.microsoft.com/office/word/2018/wordml" xmlns:w16du="http://schemas.microsoft.com/office/word/2023/wordml/word16du" xmlns:w16sdtdh="http://schemas.microsoft.com/office/word/2020/wordml/sdtdatahash" xmlns:w16sdtfl="http://schemas.microsoft.com/office/word/2024/wordml/sdtformatlock" xmlns:w16se="http://schemas.microsoft.com/office/word/2015/wordml/symex" xmlns:wpg="http://schemas.microsoft.com/office/word/2010/wordprocessingGroup" xmlns:wpi="http://schemas.microsoft.com/office/word/2010/wordprocessingInk" xmlns:wne="http://schemas.microsoft.com/office/word/2006/wordml" xmlns:wps="http://schemas.microsoft.com/office/word/2010/wordprocessingShape" mc:Ignorable="w14 w15 w16se w16cid w16 w16cex w16sdtdh w16sdtfl w16du wp14">
   <w15:person w15:author="Randy Armstrong">
     <w15:presenceInfo w15:providerId="None" w15:userId="Randy Armstrong"/>
   </w15:person>
